--- a/The_A_Shorts/2. Vyuthi/Vyuthi - The Lists/Vyuthi - The Props List.docx
+++ b/The_A_Shorts/2. Vyuthi/Vyuthi - The Lists/Vyuthi - The Props List.docx
@@ -6,24 +6,11 @@
       <w:r>
         <w:rPr>
           <w:rFonts w:ascii="Courier New" w:hAnsi="Courier New" w:cs="Courier New"/>
-          <w:b/>
-          <w:bCs/>
           <w:sz w:val="40"/>
           <w:szCs w:val="40"/>
           <w:u w:val="single"/>
         </w:rPr>
-        <w:t xml:space="preserve">THE PROPS </w:t>
-      </w:r>
-      <w:r>
-        <w:rPr>
-          <w:rFonts w:ascii="Courier New" w:hAnsi="Courier New" w:cs="Courier New"/>
-          <w:b/>
-          <w:bCs/>
-          <w:sz w:val="40"/>
-          <w:szCs w:val="40"/>
-          <w:u w:val="single"/>
-        </w:rPr>
-        <w:t>LIST:</w:t>
+        <w:t>THE PROPS LIST:</w:t>
       </w:r>
     </w:p>
     <w:tbl>
@@ -57,14 +44,18 @@
             <w:pPr>
               <w:rPr>
                 <w:rFonts w:ascii="Courier New" w:eastAsia="Times New Roman" w:hAnsi="Courier New" w:cs="Courier New"/>
-                <w:color w:val="000000"/>
-                <w:kern w:val="0"/>
-                <w14:ligatures w14:val="none"/>
-              </w:rPr>
-            </w:pPr>
-            <w:r>
-              <w:rPr>
-                <w:rFonts w:ascii="Courier New" w:eastAsia="Times New Roman" w:hAnsi="Courier New" w:cs="Courier New"/>
+                <w:b w:val="0"/>
+                <w:bCs w:val="0"/>
+                <w:color w:val="000000"/>
+                <w:kern w:val="0"/>
+                <w14:ligatures w14:val="none"/>
+              </w:rPr>
+            </w:pPr>
+            <w:r>
+              <w:rPr>
+                <w:rFonts w:ascii="Courier New" w:eastAsia="Times New Roman" w:hAnsi="Courier New" w:cs="Courier New"/>
+                <w:b w:val="0"/>
+                <w:bCs w:val="0"/>
                 <w:kern w:val="0"/>
                 <w14:ligatures w14:val="none"/>
               </w:rPr>
@@ -85,13 +76,17 @@
               <w:cnfStyle w:val="100000000000" w:firstRow="1" w:lastRow="0" w:firstColumn="0" w:lastColumn="0" w:oddVBand="0" w:evenVBand="0" w:oddHBand="0" w:evenHBand="0" w:firstRowFirstColumn="0" w:firstRowLastColumn="0" w:lastRowFirstColumn="0" w:lastRowLastColumn="0"/>
               <w:rPr>
                 <w:rFonts w:ascii="Courier New" w:eastAsia="Times New Roman" w:hAnsi="Courier New" w:cs="Courier New"/>
-                <w:kern w:val="0"/>
-                <w14:ligatures w14:val="none"/>
-              </w:rPr>
-            </w:pPr>
-            <w:r>
-              <w:rPr>
-                <w:rFonts w:ascii="Courier New" w:eastAsia="Times New Roman" w:hAnsi="Courier New" w:cs="Courier New"/>
+                <w:b w:val="0"/>
+                <w:bCs w:val="0"/>
+                <w:kern w:val="0"/>
+                <w14:ligatures w14:val="none"/>
+              </w:rPr>
+            </w:pPr>
+            <w:r>
+              <w:rPr>
+                <w:rFonts w:ascii="Courier New" w:eastAsia="Times New Roman" w:hAnsi="Courier New" w:cs="Courier New"/>
+                <w:b w:val="0"/>
+                <w:bCs w:val="0"/>
                 <w:kern w:val="0"/>
                 <w14:ligatures w14:val="none"/>
               </w:rPr>
@@ -112,13 +107,17 @@
               <w:cnfStyle w:val="100000000000" w:firstRow="1" w:lastRow="0" w:firstColumn="0" w:lastColumn="0" w:oddVBand="0" w:evenVBand="0" w:oddHBand="0" w:evenHBand="0" w:firstRowFirstColumn="0" w:firstRowLastColumn="0" w:lastRowFirstColumn="0" w:lastRowLastColumn="0"/>
               <w:rPr>
                 <w:rFonts w:ascii="Courier New" w:eastAsia="Times New Roman" w:hAnsi="Courier New" w:cs="Courier New"/>
-                <w:kern w:val="0"/>
-                <w14:ligatures w14:val="none"/>
-              </w:rPr>
-            </w:pPr>
-            <w:r>
-              <w:rPr>
-                <w:rFonts w:ascii="Courier New" w:eastAsia="Times New Roman" w:hAnsi="Courier New" w:cs="Courier New"/>
+                <w:b w:val="0"/>
+                <w:bCs w:val="0"/>
+                <w:kern w:val="0"/>
+                <w14:ligatures w14:val="none"/>
+              </w:rPr>
+            </w:pPr>
+            <w:r>
+              <w:rPr>
+                <w:rFonts w:ascii="Courier New" w:eastAsia="Times New Roman" w:hAnsi="Courier New" w:cs="Courier New"/>
+                <w:b w:val="0"/>
+                <w:bCs w:val="0"/>
                 <w:kern w:val="0"/>
                 <w14:ligatures w14:val="none"/>
               </w:rPr>
@@ -137,13 +136,17 @@
               <w:cnfStyle w:val="100000000000" w:firstRow="1" w:lastRow="0" w:firstColumn="0" w:lastColumn="0" w:oddVBand="0" w:evenVBand="0" w:oddHBand="0" w:evenHBand="0" w:firstRowFirstColumn="0" w:firstRowLastColumn="0" w:lastRowFirstColumn="0" w:lastRowLastColumn="0"/>
               <w:rPr>
                 <w:rFonts w:ascii="Courier New" w:eastAsia="Times New Roman" w:hAnsi="Courier New" w:cs="Courier New"/>
-                <w:kern w:val="0"/>
-                <w14:ligatures w14:val="none"/>
-              </w:rPr>
-            </w:pPr>
-            <w:r>
-              <w:rPr>
-                <w:rFonts w:ascii="Courier New" w:eastAsia="Times New Roman" w:hAnsi="Courier New" w:cs="Courier New"/>
+                <w:b w:val="0"/>
+                <w:bCs w:val="0"/>
+                <w:kern w:val="0"/>
+                <w14:ligatures w14:val="none"/>
+              </w:rPr>
+            </w:pPr>
+            <w:r>
+              <w:rPr>
+                <w:rFonts w:ascii="Courier New" w:eastAsia="Times New Roman" w:hAnsi="Courier New" w:cs="Courier New"/>
+                <w:b w:val="0"/>
+                <w:bCs w:val="0"/>
                 <w:kern w:val="0"/>
                 <w14:ligatures w14:val="none"/>
               </w:rPr>
@@ -262,8 +265,6 @@
               <w:cnfStyle w:val="000000100000" w:firstRow="0" w:lastRow="0" w:firstColumn="0" w:lastColumn="0" w:oddVBand="0" w:evenVBand="0" w:oddHBand="1" w:evenHBand="0" w:firstRowFirstColumn="0" w:firstRowLastColumn="0" w:lastRowFirstColumn="0" w:lastRowLastColumn="0"/>
               <w:rPr>
                 <w:rFonts w:ascii="Courier New" w:eastAsia="Times New Roman" w:hAnsi="Courier New" w:cs="Courier New"/>
-                <w:b/>
-                <w:bCs/>
                 <w:color w:val="000000"/>
                 <w:kern w:val="0"/>
                 <w14:ligatures w14:val="none"/>
@@ -318,6 +319,35 @@
               <w:cnfStyle w:val="000000000000" w:firstRow="0" w:lastRow="0" w:firstColumn="0" w:lastColumn="0" w:oddVBand="0" w:evenVBand="0" w:oddHBand="0" w:evenHBand="0" w:firstRowFirstColumn="0" w:firstRowLastColumn="0" w:lastRowFirstColumn="0" w:lastRowLastColumn="0"/>
               <w:rPr>
                 <w:rFonts w:ascii="Courier New" w:eastAsia="Times New Roman" w:hAnsi="Courier New" w:cs="Courier New"/>
+                <w:color w:val="000000"/>
+                <w:kern w:val="0"/>
+                <w14:ligatures w14:val="none"/>
+              </w:rPr>
+            </w:pPr>
+            <w:r>
+              <w:rPr>
+                <w:rFonts w:ascii="Courier New" w:eastAsia="Times New Roman" w:hAnsi="Courier New" w:cs="Courier New"/>
+                <w:color w:val="000000"/>
+                <w:kern w:val="0"/>
+                <w14:ligatures w14:val="none"/>
+              </w:rPr>
+              <w:t>1</w:t>
+            </w:r>
+          </w:p>
+        </w:tc>
+        <w:tc>
+          <w:tcPr>
+            <w:tcW w:w="3268" w:type="dxa"/>
+            <w:noWrap/>
+            <w:vAlign w:val="center"/>
+            <w:hideMark/>
+          </w:tcPr>
+          <w:p>
+            <w:pPr>
+              <w:jc w:val="center"/>
+              <w:cnfStyle w:val="000000000000" w:firstRow="0" w:lastRow="0" w:firstColumn="0" w:lastColumn="0" w:oddVBand="0" w:evenVBand="0" w:oddHBand="0" w:evenHBand="0" w:firstRowFirstColumn="0" w:firstRowLastColumn="0" w:lastRowFirstColumn="0" w:lastRowLastColumn="0"/>
+              <w:rPr>
+                <w:rFonts w:ascii="Courier New" w:eastAsia="Times New Roman" w:hAnsi="Courier New" w:cs="Courier New"/>
                 <w:b/>
                 <w:bCs/>
                 <w:color w:val="000000"/>
@@ -334,40 +364,7 @@
                 <w:kern w:val="0"/>
                 <w14:ligatures w14:val="none"/>
               </w:rPr>
-              <w:t>1</w:t>
-            </w:r>
-          </w:p>
-        </w:tc>
-        <w:tc>
-          <w:tcPr>
-            <w:tcW w:w="3268" w:type="dxa"/>
-            <w:noWrap/>
-            <w:vAlign w:val="center"/>
-            <w:hideMark/>
-          </w:tcPr>
-          <w:p>
-            <w:pPr>
-              <w:jc w:val="center"/>
-              <w:cnfStyle w:val="000000000000" w:firstRow="0" w:lastRow="0" w:firstColumn="0" w:lastColumn="0" w:oddVBand="0" w:evenVBand="0" w:oddHBand="0" w:evenHBand="0" w:firstRowFirstColumn="0" w:firstRowLastColumn="0" w:lastRowFirstColumn="0" w:lastRowLastColumn="0"/>
-              <w:rPr>
-                <w:rFonts w:ascii="Courier New" w:eastAsia="Times New Roman" w:hAnsi="Courier New" w:cs="Courier New"/>
-                <w:b/>
-                <w:bCs/>
-                <w:color w:val="000000"/>
-                <w:kern w:val="0"/>
-                <w14:ligatures w14:val="none"/>
-              </w:rPr>
-            </w:pPr>
-            <w:r>
-              <w:rPr>
-                <w:rFonts w:ascii="Courier New" w:eastAsia="Times New Roman" w:hAnsi="Courier New" w:cs="Courier New"/>
-                <w:b/>
-                <w:bCs/>
-                <w:color w:val="000000"/>
-                <w:kern w:val="0"/>
-                <w14:ligatures w14:val="none"/>
-              </w:rPr>
-              <w:t>1</w:t>
+              <w:t>2</w:t>
             </w:r>
           </w:p>
         </w:tc>
@@ -381,8 +378,6 @@
               <w:cnfStyle w:val="000000000000" w:firstRow="0" w:lastRow="0" w:firstColumn="0" w:lastColumn="0" w:oddVBand="0" w:evenVBand="0" w:oddHBand="0" w:evenHBand="0" w:firstRowFirstColumn="0" w:firstRowLastColumn="0" w:lastRowFirstColumn="0" w:lastRowLastColumn="0"/>
               <w:rPr>
                 <w:rFonts w:ascii="Courier New" w:eastAsia="Times New Roman" w:hAnsi="Courier New" w:cs="Courier New"/>
-                <w:b/>
-                <w:bCs/>
                 <w:color w:val="000000"/>
                 <w:kern w:val="0"/>
                 <w14:ligatures w14:val="none"/>
@@ -438,6 +433,35 @@
               <w:cnfStyle w:val="000000100000" w:firstRow="0" w:lastRow="0" w:firstColumn="0" w:lastColumn="0" w:oddVBand="0" w:evenVBand="0" w:oddHBand="1" w:evenHBand="0" w:firstRowFirstColumn="0" w:firstRowLastColumn="0" w:lastRowFirstColumn="0" w:lastRowLastColumn="0"/>
               <w:rPr>
                 <w:rFonts w:ascii="Courier New" w:eastAsia="Times New Roman" w:hAnsi="Courier New" w:cs="Courier New"/>
+                <w:color w:val="000000"/>
+                <w:kern w:val="0"/>
+                <w14:ligatures w14:val="none"/>
+              </w:rPr>
+            </w:pPr>
+            <w:r>
+              <w:rPr>
+                <w:rFonts w:ascii="Courier New" w:eastAsia="Times New Roman" w:hAnsi="Courier New" w:cs="Courier New"/>
+                <w:color w:val="000000"/>
+                <w:kern w:val="0"/>
+                <w14:ligatures w14:val="none"/>
+              </w:rPr>
+              <w:t>1</w:t>
+            </w:r>
+          </w:p>
+        </w:tc>
+        <w:tc>
+          <w:tcPr>
+            <w:tcW w:w="3268" w:type="dxa"/>
+            <w:noWrap/>
+            <w:vAlign w:val="center"/>
+            <w:hideMark/>
+          </w:tcPr>
+          <w:p>
+            <w:pPr>
+              <w:jc w:val="center"/>
+              <w:cnfStyle w:val="000000100000" w:firstRow="0" w:lastRow="0" w:firstColumn="0" w:lastColumn="0" w:oddVBand="0" w:evenVBand="0" w:oddHBand="1" w:evenHBand="0" w:firstRowFirstColumn="0" w:firstRowLastColumn="0" w:lastRowFirstColumn="0" w:lastRowLastColumn="0"/>
+              <w:rPr>
+                <w:rFonts w:ascii="Courier New" w:eastAsia="Times New Roman" w:hAnsi="Courier New" w:cs="Courier New"/>
                 <w:b/>
                 <w:bCs/>
                 <w:color w:val="000000"/>
@@ -454,39 +478,6 @@
                 <w:kern w:val="0"/>
                 <w14:ligatures w14:val="none"/>
               </w:rPr>
-              <w:t>1</w:t>
-            </w:r>
-          </w:p>
-        </w:tc>
-        <w:tc>
-          <w:tcPr>
-            <w:tcW w:w="3268" w:type="dxa"/>
-            <w:noWrap/>
-            <w:vAlign w:val="center"/>
-            <w:hideMark/>
-          </w:tcPr>
-          <w:p>
-            <w:pPr>
-              <w:jc w:val="center"/>
-              <w:cnfStyle w:val="000000100000" w:firstRow="0" w:lastRow="0" w:firstColumn="0" w:lastColumn="0" w:oddVBand="0" w:evenVBand="0" w:oddHBand="1" w:evenHBand="0" w:firstRowFirstColumn="0" w:firstRowLastColumn="0" w:lastRowFirstColumn="0" w:lastRowLastColumn="0"/>
-              <w:rPr>
-                <w:rFonts w:ascii="Courier New" w:eastAsia="Times New Roman" w:hAnsi="Courier New" w:cs="Courier New"/>
-                <w:b/>
-                <w:bCs/>
-                <w:color w:val="000000"/>
-                <w:kern w:val="0"/>
-                <w14:ligatures w14:val="none"/>
-              </w:rPr>
-            </w:pPr>
-            <w:r>
-              <w:rPr>
-                <w:rFonts w:ascii="Courier New" w:eastAsia="Times New Roman" w:hAnsi="Courier New" w:cs="Courier New"/>
-                <w:b/>
-                <w:bCs/>
-                <w:color w:val="000000"/>
-                <w:kern w:val="0"/>
-                <w14:ligatures w14:val="none"/>
-              </w:rPr>
               <w:t>2</w:t>
             </w:r>
           </w:p>
@@ -501,8 +492,6 @@
               <w:cnfStyle w:val="000000100000" w:firstRow="0" w:lastRow="0" w:firstColumn="0" w:lastColumn="0" w:oddVBand="0" w:evenVBand="0" w:oddHBand="1" w:evenHBand="0" w:firstRowFirstColumn="0" w:firstRowLastColumn="0" w:lastRowFirstColumn="0" w:lastRowLastColumn="0"/>
               <w:rPr>
                 <w:rFonts w:ascii="Courier New" w:eastAsia="Times New Roman" w:hAnsi="Courier New" w:cs="Courier New"/>
-                <w:b/>
-                <w:bCs/>
                 <w:color w:val="000000"/>
                 <w:kern w:val="0"/>
                 <w14:ligatures w14:val="none"/>
@@ -557,6 +546,35 @@
               <w:cnfStyle w:val="000000000000" w:firstRow="0" w:lastRow="0" w:firstColumn="0" w:lastColumn="0" w:oddVBand="0" w:evenVBand="0" w:oddHBand="0" w:evenHBand="0" w:firstRowFirstColumn="0" w:firstRowLastColumn="0" w:lastRowFirstColumn="0" w:lastRowLastColumn="0"/>
               <w:rPr>
                 <w:rFonts w:ascii="Courier New" w:eastAsia="Times New Roman" w:hAnsi="Courier New" w:cs="Courier New"/>
+                <w:color w:val="000000"/>
+                <w:kern w:val="0"/>
+                <w14:ligatures w14:val="none"/>
+              </w:rPr>
+            </w:pPr>
+            <w:r>
+              <w:rPr>
+                <w:rFonts w:ascii="Courier New" w:eastAsia="Times New Roman" w:hAnsi="Courier New" w:cs="Courier New"/>
+                <w:color w:val="000000"/>
+                <w:kern w:val="0"/>
+                <w14:ligatures w14:val="none"/>
+              </w:rPr>
+              <w:t>1</w:t>
+            </w:r>
+          </w:p>
+        </w:tc>
+        <w:tc>
+          <w:tcPr>
+            <w:tcW w:w="3268" w:type="dxa"/>
+            <w:noWrap/>
+            <w:vAlign w:val="center"/>
+            <w:hideMark/>
+          </w:tcPr>
+          <w:p>
+            <w:pPr>
+              <w:jc w:val="center"/>
+              <w:cnfStyle w:val="000000000000" w:firstRow="0" w:lastRow="0" w:firstColumn="0" w:lastColumn="0" w:oddVBand="0" w:evenVBand="0" w:oddHBand="0" w:evenHBand="0" w:firstRowFirstColumn="0" w:firstRowLastColumn="0" w:lastRowFirstColumn="0" w:lastRowLastColumn="0"/>
+              <w:rPr>
+                <w:rFonts w:ascii="Courier New" w:eastAsia="Times New Roman" w:hAnsi="Courier New" w:cs="Courier New"/>
                 <w:b/>
                 <w:bCs/>
                 <w:color w:val="000000"/>
@@ -573,39 +591,6 @@
                 <w:kern w:val="0"/>
                 <w14:ligatures w14:val="none"/>
               </w:rPr>
-              <w:t>1</w:t>
-            </w:r>
-          </w:p>
-        </w:tc>
-        <w:tc>
-          <w:tcPr>
-            <w:tcW w:w="3268" w:type="dxa"/>
-            <w:noWrap/>
-            <w:vAlign w:val="center"/>
-            <w:hideMark/>
-          </w:tcPr>
-          <w:p>
-            <w:pPr>
-              <w:jc w:val="center"/>
-              <w:cnfStyle w:val="000000000000" w:firstRow="0" w:lastRow="0" w:firstColumn="0" w:lastColumn="0" w:oddVBand="0" w:evenVBand="0" w:oddHBand="0" w:evenHBand="0" w:firstRowFirstColumn="0" w:firstRowLastColumn="0" w:lastRowFirstColumn="0" w:lastRowLastColumn="0"/>
-              <w:rPr>
-                <w:rFonts w:ascii="Courier New" w:eastAsia="Times New Roman" w:hAnsi="Courier New" w:cs="Courier New"/>
-                <w:b/>
-                <w:bCs/>
-                <w:color w:val="000000"/>
-                <w:kern w:val="0"/>
-                <w14:ligatures w14:val="none"/>
-              </w:rPr>
-            </w:pPr>
-            <w:r>
-              <w:rPr>
-                <w:rFonts w:ascii="Courier New" w:eastAsia="Times New Roman" w:hAnsi="Courier New" w:cs="Courier New"/>
-                <w:b/>
-                <w:bCs/>
-                <w:color w:val="000000"/>
-                <w:kern w:val="0"/>
-                <w14:ligatures w14:val="none"/>
-              </w:rPr>
               <w:t>2, 3</w:t>
             </w:r>
           </w:p>
@@ -620,8 +605,6 @@
               <w:cnfStyle w:val="000000000000" w:firstRow="0" w:lastRow="0" w:firstColumn="0" w:lastColumn="0" w:oddVBand="0" w:evenVBand="0" w:oddHBand="0" w:evenHBand="0" w:firstRowFirstColumn="0" w:firstRowLastColumn="0" w:lastRowFirstColumn="0" w:lastRowLastColumn="0"/>
               <w:rPr>
                 <w:rFonts w:ascii="Courier New" w:eastAsia="Times New Roman" w:hAnsi="Courier New" w:cs="Courier New"/>
-                <w:b/>
-                <w:bCs/>
                 <w:color w:val="000000"/>
                 <w:kern w:val="0"/>
                 <w14:ligatures w14:val="none"/>
@@ -677,6 +660,35 @@
               <w:cnfStyle w:val="000000100000" w:firstRow="0" w:lastRow="0" w:firstColumn="0" w:lastColumn="0" w:oddVBand="0" w:evenVBand="0" w:oddHBand="1" w:evenHBand="0" w:firstRowFirstColumn="0" w:firstRowLastColumn="0" w:lastRowFirstColumn="0" w:lastRowLastColumn="0"/>
               <w:rPr>
                 <w:rFonts w:ascii="Courier New" w:eastAsia="Times New Roman" w:hAnsi="Courier New" w:cs="Courier New"/>
+                <w:color w:val="000000"/>
+                <w:kern w:val="0"/>
+                <w14:ligatures w14:val="none"/>
+              </w:rPr>
+            </w:pPr>
+            <w:r>
+              <w:rPr>
+                <w:rFonts w:ascii="Courier New" w:eastAsia="Times New Roman" w:hAnsi="Courier New" w:cs="Courier New"/>
+                <w:color w:val="000000"/>
+                <w:kern w:val="0"/>
+                <w14:ligatures w14:val="none"/>
+              </w:rPr>
+              <w:t>3</w:t>
+            </w:r>
+          </w:p>
+        </w:tc>
+        <w:tc>
+          <w:tcPr>
+            <w:tcW w:w="3268" w:type="dxa"/>
+            <w:noWrap/>
+            <w:vAlign w:val="center"/>
+            <w:hideMark/>
+          </w:tcPr>
+          <w:p>
+            <w:pPr>
+              <w:jc w:val="center"/>
+              <w:cnfStyle w:val="000000100000" w:firstRow="0" w:lastRow="0" w:firstColumn="0" w:lastColumn="0" w:oddVBand="0" w:evenVBand="0" w:oddHBand="1" w:evenHBand="0" w:firstRowFirstColumn="0" w:firstRowLastColumn="0" w:lastRowFirstColumn="0" w:lastRowLastColumn="0"/>
+              <w:rPr>
+                <w:rFonts w:ascii="Courier New" w:eastAsia="Times New Roman" w:hAnsi="Courier New" w:cs="Courier New"/>
                 <w:b/>
                 <w:bCs/>
                 <w:color w:val="000000"/>
@@ -699,39 +711,6 @@
         </w:tc>
         <w:tc>
           <w:tcPr>
-            <w:tcW w:w="3268" w:type="dxa"/>
-            <w:noWrap/>
-            <w:vAlign w:val="center"/>
-            <w:hideMark/>
-          </w:tcPr>
-          <w:p>
-            <w:pPr>
-              <w:jc w:val="center"/>
-              <w:cnfStyle w:val="000000100000" w:firstRow="0" w:lastRow="0" w:firstColumn="0" w:lastColumn="0" w:oddVBand="0" w:evenVBand="0" w:oddHBand="1" w:evenHBand="0" w:firstRowFirstColumn="0" w:firstRowLastColumn="0" w:lastRowFirstColumn="0" w:lastRowLastColumn="0"/>
-              <w:rPr>
-                <w:rFonts w:ascii="Courier New" w:eastAsia="Times New Roman" w:hAnsi="Courier New" w:cs="Courier New"/>
-                <w:b/>
-                <w:bCs/>
-                <w:color w:val="000000"/>
-                <w:kern w:val="0"/>
-                <w14:ligatures w14:val="none"/>
-              </w:rPr>
-            </w:pPr>
-            <w:r>
-              <w:rPr>
-                <w:rFonts w:ascii="Courier New" w:eastAsia="Times New Roman" w:hAnsi="Courier New" w:cs="Courier New"/>
-                <w:b/>
-                <w:bCs/>
-                <w:color w:val="000000"/>
-                <w:kern w:val="0"/>
-                <w14:ligatures w14:val="none"/>
-              </w:rPr>
-              <w:t>3</w:t>
-            </w:r>
-          </w:p>
-        </w:tc>
-        <w:tc>
-          <w:tcPr>
             <w:tcW w:w="1804" w:type="dxa"/>
             <w:vAlign w:val="center"/>
           </w:tcPr>
@@ -740,8 +719,6 @@
               <w:cnfStyle w:val="000000100000" w:firstRow="0" w:lastRow="0" w:firstColumn="0" w:lastColumn="0" w:oddVBand="0" w:evenVBand="0" w:oddHBand="1" w:evenHBand="0" w:firstRowFirstColumn="0" w:firstRowLastColumn="0" w:lastRowFirstColumn="0" w:lastRowLastColumn="0"/>
               <w:rPr>
                 <w:rFonts w:ascii="Courier New" w:eastAsia="Times New Roman" w:hAnsi="Courier New" w:cs="Courier New"/>
-                <w:b/>
-                <w:bCs/>
                 <w:color w:val="000000"/>
                 <w:kern w:val="0"/>
                 <w14:ligatures w14:val="none"/>
@@ -779,6 +756,15 @@
                 <w:kern w:val="0"/>
                 <w14:ligatures w14:val="none"/>
               </w:rPr>
+              <w:t xml:space="preserve">Sofa </w:t>
+            </w:r>
+            <w:r>
+              <w:rPr>
+                <w:rFonts w:ascii="Courier New" w:eastAsia="Times New Roman" w:hAnsi="Courier New" w:cs="Courier New"/>
+                <w:color w:val="000000"/>
+                <w:kern w:val="0"/>
+                <w14:ligatures w14:val="none"/>
+              </w:rPr>
               <w:t>Chair</w:t>
             </w:r>
           </w:p>
@@ -794,6 +780,43 @@
             <w:pPr>
               <w:jc w:val="center"/>
               <w:cnfStyle w:val="000000000000" w:firstRow="0" w:lastRow="0" w:firstColumn="0" w:lastColumn="0" w:oddVBand="0" w:evenVBand="0" w:oddHBand="0" w:evenHBand="0" w:firstRowFirstColumn="0" w:firstRowLastColumn="0" w:lastRowFirstColumn="0" w:lastRowLastColumn="0"/>
+              <w:rPr>
+                <w:rFonts w:ascii="Courier New" w:eastAsia="Times New Roman" w:hAnsi="Courier New" w:cs="Courier New"/>
+                <w:color w:val="000000"/>
+                <w:kern w:val="0"/>
+                <w14:ligatures w14:val="none"/>
+              </w:rPr>
+            </w:pPr>
+            <w:r>
+              <w:rPr>
+                <w:rFonts w:ascii="Courier New" w:eastAsia="Times New Roman" w:hAnsi="Courier New" w:cs="Courier New"/>
+                <w:color w:val="000000"/>
+                <w:kern w:val="0"/>
+                <w14:ligatures w14:val="none"/>
+              </w:rPr>
+              <w:t>1</w:t>
+            </w:r>
+          </w:p>
+        </w:tc>
+        <w:tc>
+          <w:tcPr>
+            <w:tcW w:w="3268" w:type="dxa"/>
+            <w:noWrap/>
+            <w:vAlign w:val="center"/>
+            <w:hideMark/>
+          </w:tcPr>
+          <w:p>
+            <w:pPr>
+              <w:jc w:val="center"/>
+              <w:cnfStyle w:val="000000000000" w:firstRow="0" w:lastRow="0" w:firstColumn="0" w:lastColumn="0" w:oddVBand="0" w:evenVBand="0" w:oddHBand="0" w:evenHBand="0" w:firstRowFirstColumn="0" w:firstRowLastColumn="0" w:lastRowFirstColumn="0" w:lastRowLastColumn="0"/>
+              <w:rPr>
+                <w:rFonts w:ascii="Courier New" w:eastAsia="Times New Roman" w:hAnsi="Courier New" w:cs="Courier New"/>
+                <w:color w:val="000000"/>
+                <w:kern w:val="0"/>
+                <w14:ligatures w14:val="none"/>
+              </w:rPr>
+            </w:pPr>
+            <w:r>
               <w:rPr>
                 <w:rFonts w:ascii="Courier New" w:eastAsia="Times New Roman" w:hAnsi="Courier New" w:cs="Courier New"/>
                 <w:b/>
@@ -802,50 +825,16 @@
                 <w:kern w:val="0"/>
                 <w14:ligatures w14:val="none"/>
               </w:rPr>
-            </w:pPr>
-            <w:r>
-              <w:rPr>
-                <w:rFonts w:ascii="Courier New" w:eastAsia="Times New Roman" w:hAnsi="Courier New" w:cs="Courier New"/>
-                <w:b/>
-                <w:bCs/>
-                <w:color w:val="000000"/>
-                <w:kern w:val="0"/>
-                <w14:ligatures w14:val="none"/>
-              </w:rPr>
-              <w:t>1</w:t>
-            </w:r>
-          </w:p>
-        </w:tc>
-        <w:tc>
-          <w:tcPr>
-            <w:tcW w:w="3268" w:type="dxa"/>
-            <w:noWrap/>
-            <w:vAlign w:val="center"/>
-            <w:hideMark/>
-          </w:tcPr>
-          <w:p>
-            <w:pPr>
-              <w:jc w:val="center"/>
-              <w:cnfStyle w:val="000000000000" w:firstRow="0" w:lastRow="0" w:firstColumn="0" w:lastColumn="0" w:oddVBand="0" w:evenVBand="0" w:oddHBand="0" w:evenHBand="0" w:firstRowFirstColumn="0" w:firstRowLastColumn="0" w:lastRowFirstColumn="0" w:lastRowLastColumn="0"/>
-              <w:rPr>
-                <w:rFonts w:ascii="Courier New" w:eastAsia="Times New Roman" w:hAnsi="Courier New" w:cs="Courier New"/>
-                <w:b/>
-                <w:bCs/>
-                <w:color w:val="000000"/>
-                <w:kern w:val="0"/>
-                <w14:ligatures w14:val="none"/>
-              </w:rPr>
-            </w:pPr>
-            <w:r>
-              <w:rPr>
-                <w:rFonts w:ascii="Courier New" w:eastAsia="Times New Roman" w:hAnsi="Courier New" w:cs="Courier New"/>
-                <w:b/>
-                <w:bCs/>
-                <w:color w:val="000000"/>
-                <w:kern w:val="0"/>
-                <w14:ligatures w14:val="none"/>
-              </w:rPr>
-              <w:t>3, 19</w:t>
+              <w:t xml:space="preserve">3, </w:t>
+            </w:r>
+            <w:r>
+              <w:rPr>
+                <w:rFonts w:ascii="Courier New" w:eastAsia="Times New Roman" w:hAnsi="Courier New" w:cs="Courier New"/>
+                <w:color w:val="000000"/>
+                <w:kern w:val="0"/>
+                <w14:ligatures w14:val="none"/>
+              </w:rPr>
+              <w:t>19</w:t>
             </w:r>
           </w:p>
         </w:tc>
@@ -859,8 +848,6 @@
               <w:cnfStyle w:val="000000000000" w:firstRow="0" w:lastRow="0" w:firstColumn="0" w:lastColumn="0" w:oddVBand="0" w:evenVBand="0" w:oddHBand="0" w:evenHBand="0" w:firstRowFirstColumn="0" w:firstRowLastColumn="0" w:lastRowFirstColumn="0" w:lastRowLastColumn="0"/>
               <w:rPr>
                 <w:rFonts w:ascii="Courier New" w:eastAsia="Times New Roman" w:hAnsi="Courier New" w:cs="Courier New"/>
-                <w:b/>
-                <w:bCs/>
                 <w:color w:val="000000"/>
                 <w:kern w:val="0"/>
                 <w14:ligatures w14:val="none"/>
@@ -916,6 +903,35 @@
               <w:cnfStyle w:val="000000100000" w:firstRow="0" w:lastRow="0" w:firstColumn="0" w:lastColumn="0" w:oddVBand="0" w:evenVBand="0" w:oddHBand="1" w:evenHBand="0" w:firstRowFirstColumn="0" w:firstRowLastColumn="0" w:lastRowFirstColumn="0" w:lastRowLastColumn="0"/>
               <w:rPr>
                 <w:rFonts w:ascii="Courier New" w:eastAsia="Times New Roman" w:hAnsi="Courier New" w:cs="Courier New"/>
+                <w:color w:val="000000"/>
+                <w:kern w:val="0"/>
+                <w14:ligatures w14:val="none"/>
+              </w:rPr>
+            </w:pPr>
+            <w:r>
+              <w:rPr>
+                <w:rFonts w:ascii="Courier New" w:eastAsia="Times New Roman" w:hAnsi="Courier New" w:cs="Courier New"/>
+                <w:color w:val="000000"/>
+                <w:kern w:val="0"/>
+                <w14:ligatures w14:val="none"/>
+              </w:rPr>
+              <w:t>1</w:t>
+            </w:r>
+          </w:p>
+        </w:tc>
+        <w:tc>
+          <w:tcPr>
+            <w:tcW w:w="3268" w:type="dxa"/>
+            <w:noWrap/>
+            <w:vAlign w:val="center"/>
+            <w:hideMark/>
+          </w:tcPr>
+          <w:p>
+            <w:pPr>
+              <w:jc w:val="center"/>
+              <w:cnfStyle w:val="000000100000" w:firstRow="0" w:lastRow="0" w:firstColumn="0" w:lastColumn="0" w:oddVBand="0" w:evenVBand="0" w:oddHBand="1" w:evenHBand="0" w:firstRowFirstColumn="0" w:firstRowLastColumn="0" w:lastRowFirstColumn="0" w:lastRowLastColumn="0"/>
+              <w:rPr>
+                <w:rFonts w:ascii="Courier New" w:eastAsia="Times New Roman" w:hAnsi="Courier New" w:cs="Courier New"/>
                 <w:b/>
                 <w:bCs/>
                 <w:color w:val="000000"/>
@@ -932,39 +948,6 @@
                 <w:kern w:val="0"/>
                 <w14:ligatures w14:val="none"/>
               </w:rPr>
-              <w:t>1</w:t>
-            </w:r>
-          </w:p>
-        </w:tc>
-        <w:tc>
-          <w:tcPr>
-            <w:tcW w:w="3268" w:type="dxa"/>
-            <w:noWrap/>
-            <w:vAlign w:val="center"/>
-            <w:hideMark/>
-          </w:tcPr>
-          <w:p>
-            <w:pPr>
-              <w:jc w:val="center"/>
-              <w:cnfStyle w:val="000000100000" w:firstRow="0" w:lastRow="0" w:firstColumn="0" w:lastColumn="0" w:oddVBand="0" w:evenVBand="0" w:oddHBand="1" w:evenHBand="0" w:firstRowFirstColumn="0" w:firstRowLastColumn="0" w:lastRowFirstColumn="0" w:lastRowLastColumn="0"/>
-              <w:rPr>
-                <w:rFonts w:ascii="Courier New" w:eastAsia="Times New Roman" w:hAnsi="Courier New" w:cs="Courier New"/>
-                <w:b/>
-                <w:bCs/>
-                <w:color w:val="000000"/>
-                <w:kern w:val="0"/>
-                <w14:ligatures w14:val="none"/>
-              </w:rPr>
-            </w:pPr>
-            <w:r>
-              <w:rPr>
-                <w:rFonts w:ascii="Courier New" w:eastAsia="Times New Roman" w:hAnsi="Courier New" w:cs="Courier New"/>
-                <w:b/>
-                <w:bCs/>
-                <w:color w:val="000000"/>
-                <w:kern w:val="0"/>
-                <w14:ligatures w14:val="none"/>
-              </w:rPr>
               <w:t>3</w:t>
             </w:r>
           </w:p>
@@ -979,8 +962,6 @@
               <w:cnfStyle w:val="000000100000" w:firstRow="0" w:lastRow="0" w:firstColumn="0" w:lastColumn="0" w:oddVBand="0" w:evenVBand="0" w:oddHBand="1" w:evenHBand="0" w:firstRowFirstColumn="0" w:firstRowLastColumn="0" w:lastRowFirstColumn="0" w:lastRowLastColumn="0"/>
               <w:rPr>
                 <w:rFonts w:ascii="Courier New" w:eastAsia="Times New Roman" w:hAnsi="Courier New" w:cs="Courier New"/>
-                <w:b/>
-                <w:bCs/>
                 <w:color w:val="000000"/>
                 <w:kern w:val="0"/>
                 <w14:ligatures w14:val="none"/>
@@ -1035,6 +1016,35 @@
               <w:cnfStyle w:val="000000000000" w:firstRow="0" w:lastRow="0" w:firstColumn="0" w:lastColumn="0" w:oddVBand="0" w:evenVBand="0" w:oddHBand="0" w:evenHBand="0" w:firstRowFirstColumn="0" w:firstRowLastColumn="0" w:lastRowFirstColumn="0" w:lastRowLastColumn="0"/>
               <w:rPr>
                 <w:rFonts w:ascii="Courier New" w:eastAsia="Times New Roman" w:hAnsi="Courier New" w:cs="Courier New"/>
+                <w:color w:val="000000"/>
+                <w:kern w:val="0"/>
+                <w14:ligatures w14:val="none"/>
+              </w:rPr>
+            </w:pPr>
+            <w:r>
+              <w:rPr>
+                <w:rFonts w:ascii="Courier New" w:eastAsia="Times New Roman" w:hAnsi="Courier New" w:cs="Courier New"/>
+                <w:color w:val="000000"/>
+                <w:kern w:val="0"/>
+                <w14:ligatures w14:val="none"/>
+              </w:rPr>
+              <w:t>1</w:t>
+            </w:r>
+          </w:p>
+        </w:tc>
+        <w:tc>
+          <w:tcPr>
+            <w:tcW w:w="3268" w:type="dxa"/>
+            <w:noWrap/>
+            <w:vAlign w:val="center"/>
+            <w:hideMark/>
+          </w:tcPr>
+          <w:p>
+            <w:pPr>
+              <w:jc w:val="center"/>
+              <w:cnfStyle w:val="000000000000" w:firstRow="0" w:lastRow="0" w:firstColumn="0" w:lastColumn="0" w:oddVBand="0" w:evenVBand="0" w:oddHBand="0" w:evenHBand="0" w:firstRowFirstColumn="0" w:firstRowLastColumn="0" w:lastRowFirstColumn="0" w:lastRowLastColumn="0"/>
+              <w:rPr>
+                <w:rFonts w:ascii="Courier New" w:eastAsia="Times New Roman" w:hAnsi="Courier New" w:cs="Courier New"/>
                 <w:b/>
                 <w:bCs/>
                 <w:color w:val="000000"/>
@@ -1051,39 +1061,6 @@
                 <w:kern w:val="0"/>
                 <w14:ligatures w14:val="none"/>
               </w:rPr>
-              <w:t>1</w:t>
-            </w:r>
-          </w:p>
-        </w:tc>
-        <w:tc>
-          <w:tcPr>
-            <w:tcW w:w="3268" w:type="dxa"/>
-            <w:noWrap/>
-            <w:vAlign w:val="center"/>
-            <w:hideMark/>
-          </w:tcPr>
-          <w:p>
-            <w:pPr>
-              <w:jc w:val="center"/>
-              <w:cnfStyle w:val="000000000000" w:firstRow="0" w:lastRow="0" w:firstColumn="0" w:lastColumn="0" w:oddVBand="0" w:evenVBand="0" w:oddHBand="0" w:evenHBand="0" w:firstRowFirstColumn="0" w:firstRowLastColumn="0" w:lastRowFirstColumn="0" w:lastRowLastColumn="0"/>
-              <w:rPr>
-                <w:rFonts w:ascii="Courier New" w:eastAsia="Times New Roman" w:hAnsi="Courier New" w:cs="Courier New"/>
-                <w:b/>
-                <w:bCs/>
-                <w:color w:val="000000"/>
-                <w:kern w:val="0"/>
-                <w14:ligatures w14:val="none"/>
-              </w:rPr>
-            </w:pPr>
-            <w:r>
-              <w:rPr>
-                <w:rFonts w:ascii="Courier New" w:eastAsia="Times New Roman" w:hAnsi="Courier New" w:cs="Courier New"/>
-                <w:b/>
-                <w:bCs/>
-                <w:color w:val="000000"/>
-                <w:kern w:val="0"/>
-                <w14:ligatures w14:val="none"/>
-              </w:rPr>
               <w:t>3</w:t>
             </w:r>
           </w:p>
@@ -1098,8 +1075,6 @@
               <w:cnfStyle w:val="000000000000" w:firstRow="0" w:lastRow="0" w:firstColumn="0" w:lastColumn="0" w:oddVBand="0" w:evenVBand="0" w:oddHBand="0" w:evenHBand="0" w:firstRowFirstColumn="0" w:firstRowLastColumn="0" w:lastRowFirstColumn="0" w:lastRowLastColumn="0"/>
               <w:rPr>
                 <w:rFonts w:ascii="Courier New" w:eastAsia="Times New Roman" w:hAnsi="Courier New" w:cs="Courier New"/>
-                <w:b/>
-                <w:bCs/>
                 <w:color w:val="000000"/>
                 <w:kern w:val="0"/>
                 <w14:ligatures w14:val="none"/>
@@ -1155,6 +1130,35 @@
               <w:cnfStyle w:val="000000100000" w:firstRow="0" w:lastRow="0" w:firstColumn="0" w:lastColumn="0" w:oddVBand="0" w:evenVBand="0" w:oddHBand="1" w:evenHBand="0" w:firstRowFirstColumn="0" w:firstRowLastColumn="0" w:lastRowFirstColumn="0" w:lastRowLastColumn="0"/>
               <w:rPr>
                 <w:rFonts w:ascii="Courier New" w:eastAsia="Times New Roman" w:hAnsi="Courier New" w:cs="Courier New"/>
+                <w:color w:val="000000"/>
+                <w:kern w:val="0"/>
+                <w14:ligatures w14:val="none"/>
+              </w:rPr>
+            </w:pPr>
+            <w:r>
+              <w:rPr>
+                <w:rFonts w:ascii="Courier New" w:eastAsia="Times New Roman" w:hAnsi="Courier New" w:cs="Courier New"/>
+                <w:color w:val="000000"/>
+                <w:kern w:val="0"/>
+                <w14:ligatures w14:val="none"/>
+              </w:rPr>
+              <w:t>1</w:t>
+            </w:r>
+          </w:p>
+        </w:tc>
+        <w:tc>
+          <w:tcPr>
+            <w:tcW w:w="3268" w:type="dxa"/>
+            <w:noWrap/>
+            <w:vAlign w:val="center"/>
+            <w:hideMark/>
+          </w:tcPr>
+          <w:p>
+            <w:pPr>
+              <w:jc w:val="center"/>
+              <w:cnfStyle w:val="000000100000" w:firstRow="0" w:lastRow="0" w:firstColumn="0" w:lastColumn="0" w:oddVBand="0" w:evenVBand="0" w:oddHBand="1" w:evenHBand="0" w:firstRowFirstColumn="0" w:firstRowLastColumn="0" w:lastRowFirstColumn="0" w:lastRowLastColumn="0"/>
+              <w:rPr>
+                <w:rFonts w:ascii="Courier New" w:eastAsia="Times New Roman" w:hAnsi="Courier New" w:cs="Courier New"/>
                 <w:b/>
                 <w:bCs/>
                 <w:color w:val="000000"/>
@@ -1171,39 +1175,6 @@
                 <w:kern w:val="0"/>
                 <w14:ligatures w14:val="none"/>
               </w:rPr>
-              <w:t>1</w:t>
-            </w:r>
-          </w:p>
-        </w:tc>
-        <w:tc>
-          <w:tcPr>
-            <w:tcW w:w="3268" w:type="dxa"/>
-            <w:noWrap/>
-            <w:vAlign w:val="center"/>
-            <w:hideMark/>
-          </w:tcPr>
-          <w:p>
-            <w:pPr>
-              <w:jc w:val="center"/>
-              <w:cnfStyle w:val="000000100000" w:firstRow="0" w:lastRow="0" w:firstColumn="0" w:lastColumn="0" w:oddVBand="0" w:evenVBand="0" w:oddHBand="1" w:evenHBand="0" w:firstRowFirstColumn="0" w:firstRowLastColumn="0" w:lastRowFirstColumn="0" w:lastRowLastColumn="0"/>
-              <w:rPr>
-                <w:rFonts w:ascii="Courier New" w:eastAsia="Times New Roman" w:hAnsi="Courier New" w:cs="Courier New"/>
-                <w:b/>
-                <w:bCs/>
-                <w:color w:val="000000"/>
-                <w:kern w:val="0"/>
-                <w14:ligatures w14:val="none"/>
-              </w:rPr>
-            </w:pPr>
-            <w:r>
-              <w:rPr>
-                <w:rFonts w:ascii="Courier New" w:eastAsia="Times New Roman" w:hAnsi="Courier New" w:cs="Courier New"/>
-                <w:b/>
-                <w:bCs/>
-                <w:color w:val="000000"/>
-                <w:kern w:val="0"/>
-                <w14:ligatures w14:val="none"/>
-              </w:rPr>
               <w:t>4</w:t>
             </w:r>
           </w:p>
@@ -1218,8 +1189,6 @@
               <w:cnfStyle w:val="000000100000" w:firstRow="0" w:lastRow="0" w:firstColumn="0" w:lastColumn="0" w:oddVBand="0" w:evenVBand="0" w:oddHBand="1" w:evenHBand="0" w:firstRowFirstColumn="0" w:firstRowLastColumn="0" w:lastRowFirstColumn="0" w:lastRowLastColumn="0"/>
               <w:rPr>
                 <w:rFonts w:ascii="Courier New" w:eastAsia="Times New Roman" w:hAnsi="Courier New" w:cs="Courier New"/>
-                <w:b/>
-                <w:bCs/>
                 <w:color w:val="000000"/>
                 <w:kern w:val="0"/>
                 <w14:ligatures w14:val="none"/>
@@ -1337,8 +1306,6 @@
               <w:cnfStyle w:val="000000000000" w:firstRow="0" w:lastRow="0" w:firstColumn="0" w:lastColumn="0" w:oddVBand="0" w:evenVBand="0" w:oddHBand="0" w:evenHBand="0" w:firstRowFirstColumn="0" w:firstRowLastColumn="0" w:lastRowFirstColumn="0" w:lastRowLastColumn="0"/>
               <w:rPr>
                 <w:rFonts w:ascii="Courier New" w:eastAsia="Times New Roman" w:hAnsi="Courier New" w:cs="Courier New"/>
-                <w:b/>
-                <w:bCs/>
                 <w:color w:val="000000"/>
                 <w:kern w:val="0"/>
                 <w14:ligatures w14:val="none"/>
@@ -1379,6 +1346,15 @@
               </w:rPr>
               <w:t>A glass</w:t>
             </w:r>
+            <w:r>
+              <w:rPr>
+                <w:rFonts w:ascii="Courier New" w:eastAsia="Times New Roman" w:hAnsi="Courier New" w:cs="Courier New"/>
+                <w:color w:val="000000"/>
+                <w:kern w:val="0"/>
+                <w14:ligatures w14:val="none"/>
+              </w:rPr>
+              <w:t xml:space="preserve"> of water</w:t>
+            </w:r>
           </w:p>
         </w:tc>
         <w:tc>
@@ -1392,6 +1368,43 @@
             <w:pPr>
               <w:jc w:val="center"/>
               <w:cnfStyle w:val="000000100000" w:firstRow="0" w:lastRow="0" w:firstColumn="0" w:lastColumn="0" w:oddVBand="0" w:evenVBand="0" w:oddHBand="1" w:evenHBand="0" w:firstRowFirstColumn="0" w:firstRowLastColumn="0" w:lastRowFirstColumn="0" w:lastRowLastColumn="0"/>
+              <w:rPr>
+                <w:rFonts w:ascii="Courier New" w:eastAsia="Times New Roman" w:hAnsi="Courier New" w:cs="Courier New"/>
+                <w:color w:val="000000"/>
+                <w:kern w:val="0"/>
+                <w14:ligatures w14:val="none"/>
+              </w:rPr>
+            </w:pPr>
+            <w:r>
+              <w:rPr>
+                <w:rFonts w:ascii="Courier New" w:eastAsia="Times New Roman" w:hAnsi="Courier New" w:cs="Courier New"/>
+                <w:color w:val="000000"/>
+                <w:kern w:val="0"/>
+                <w14:ligatures w14:val="none"/>
+              </w:rPr>
+              <w:t>2</w:t>
+            </w:r>
+          </w:p>
+        </w:tc>
+        <w:tc>
+          <w:tcPr>
+            <w:tcW w:w="3268" w:type="dxa"/>
+            <w:noWrap/>
+            <w:vAlign w:val="center"/>
+            <w:hideMark/>
+          </w:tcPr>
+          <w:p>
+            <w:pPr>
+              <w:jc w:val="center"/>
+              <w:cnfStyle w:val="000000100000" w:firstRow="0" w:lastRow="0" w:firstColumn="0" w:lastColumn="0" w:oddVBand="0" w:evenVBand="0" w:oddHBand="1" w:evenHBand="0" w:firstRowFirstColumn="0" w:firstRowLastColumn="0" w:lastRowFirstColumn="0" w:lastRowLastColumn="0"/>
+              <w:rPr>
+                <w:rFonts w:ascii="Courier New" w:eastAsia="Times New Roman" w:hAnsi="Courier New" w:cs="Courier New"/>
+                <w:color w:val="000000"/>
+                <w:kern w:val="0"/>
+                <w14:ligatures w14:val="none"/>
+              </w:rPr>
+            </w:pPr>
+            <w:r>
               <w:rPr>
                 <w:rFonts w:ascii="Courier New" w:eastAsia="Times New Roman" w:hAnsi="Courier New" w:cs="Courier New"/>
                 <w:b/>
@@ -1400,7 +1413,8 @@
                 <w:kern w:val="0"/>
                 <w14:ligatures w14:val="none"/>
               </w:rPr>
-            </w:pPr>
+              <w:t>5</w:t>
+            </w:r>
             <w:r>
               <w:rPr>
                 <w:rFonts w:ascii="Courier New" w:eastAsia="Times New Roman" w:hAnsi="Courier New" w:cs="Courier New"/>
@@ -1410,40 +1424,7 @@
                 <w:kern w:val="0"/>
                 <w14:ligatures w14:val="none"/>
               </w:rPr>
-              <w:t>2</w:t>
-            </w:r>
-          </w:p>
-        </w:tc>
-        <w:tc>
-          <w:tcPr>
-            <w:tcW w:w="3268" w:type="dxa"/>
-            <w:noWrap/>
-            <w:vAlign w:val="center"/>
-            <w:hideMark/>
-          </w:tcPr>
-          <w:p>
-            <w:pPr>
-              <w:jc w:val="center"/>
-              <w:cnfStyle w:val="000000100000" w:firstRow="0" w:lastRow="0" w:firstColumn="0" w:lastColumn="0" w:oddVBand="0" w:evenVBand="0" w:oddHBand="1" w:evenHBand="0" w:firstRowFirstColumn="0" w:firstRowLastColumn="0" w:lastRowFirstColumn="0" w:lastRowLastColumn="0"/>
-              <w:rPr>
-                <w:rFonts w:ascii="Courier New" w:eastAsia="Times New Roman" w:hAnsi="Courier New" w:cs="Courier New"/>
-                <w:b/>
-                <w:bCs/>
-                <w:color w:val="000000"/>
-                <w:kern w:val="0"/>
-                <w14:ligatures w14:val="none"/>
-              </w:rPr>
-            </w:pPr>
-            <w:r>
-              <w:rPr>
-                <w:rFonts w:ascii="Courier New" w:eastAsia="Times New Roman" w:hAnsi="Courier New" w:cs="Courier New"/>
-                <w:b/>
-                <w:bCs/>
-                <w:color w:val="000000"/>
-                <w:kern w:val="0"/>
-                <w14:ligatures w14:val="none"/>
-              </w:rPr>
-              <w:t>5, 8</w:t>
+              <w:t>, 8</w:t>
             </w:r>
           </w:p>
         </w:tc>
@@ -1457,8 +1438,6 @@
               <w:cnfStyle w:val="000000100000" w:firstRow="0" w:lastRow="0" w:firstColumn="0" w:lastColumn="0" w:oddVBand="0" w:evenVBand="0" w:oddHBand="1" w:evenHBand="0" w:firstRowFirstColumn="0" w:firstRowLastColumn="0" w:lastRowFirstColumn="0" w:lastRowLastColumn="0"/>
               <w:rPr>
                 <w:rFonts w:ascii="Courier New" w:eastAsia="Times New Roman" w:hAnsi="Courier New" w:cs="Courier New"/>
-                <w:b/>
-                <w:bCs/>
                 <w:color w:val="000000"/>
                 <w:kern w:val="0"/>
                 <w14:ligatures w14:val="none"/>
@@ -1478,25 +1457,24 @@
             <w:tcW w:w="4405" w:type="dxa"/>
             <w:noWrap/>
             <w:vAlign w:val="center"/>
-            <w:hideMark/>
-          </w:tcPr>
-          <w:p>
-            <w:pPr>
-              <w:rPr>
-                <w:rFonts w:ascii="Courier New" w:eastAsia="Times New Roman" w:hAnsi="Courier New" w:cs="Courier New"/>
-                <w:color w:val="000000"/>
-                <w:kern w:val="0"/>
-                <w14:ligatures w14:val="none"/>
-              </w:rPr>
-            </w:pPr>
-            <w:r>
-              <w:rPr>
-                <w:rFonts w:ascii="Courier New" w:eastAsia="Times New Roman" w:hAnsi="Courier New" w:cs="Courier New"/>
-                <w:color w:val="000000"/>
-                <w:kern w:val="0"/>
-                <w14:ligatures w14:val="none"/>
-              </w:rPr>
-              <w:t>Time to go Poster</w:t>
+          </w:tcPr>
+          <w:p>
+            <w:pPr>
+              <w:rPr>
+                <w:rFonts w:ascii="Courier New" w:eastAsia="Times New Roman" w:hAnsi="Courier New" w:cs="Courier New"/>
+                <w:color w:val="000000"/>
+                <w:kern w:val="0"/>
+                <w14:ligatures w14:val="none"/>
+              </w:rPr>
+            </w:pPr>
+            <w:r>
+              <w:rPr>
+                <w:rFonts w:ascii="Courier New" w:eastAsia="Times New Roman" w:hAnsi="Courier New" w:cs="Courier New"/>
+                <w:color w:val="000000"/>
+                <w:kern w:val="0"/>
+                <w14:ligatures w14:val="none"/>
+              </w:rPr>
+              <w:t>Nightstand</w:t>
             </w:r>
           </w:p>
         </w:tc>
@@ -1505,7 +1483,6 @@
             <w:tcW w:w="1890" w:type="dxa"/>
             <w:noWrap/>
             <w:vAlign w:val="center"/>
-            <w:hideMark/>
           </w:tcPr>
           <w:p>
             <w:pPr>
@@ -1523,27 +1500,34 @@
             <w:r>
               <w:rPr>
                 <w:rFonts w:ascii="Courier New" w:eastAsia="Times New Roman" w:hAnsi="Courier New" w:cs="Courier New"/>
+                <w:color w:val="000000"/>
+                <w:kern w:val="0"/>
+                <w14:ligatures w14:val="none"/>
+              </w:rPr>
+              <w:t>1</w:t>
+            </w:r>
+          </w:p>
+        </w:tc>
+        <w:tc>
+          <w:tcPr>
+            <w:tcW w:w="3268" w:type="dxa"/>
+            <w:noWrap/>
+            <w:vAlign w:val="center"/>
+          </w:tcPr>
+          <w:p>
+            <w:pPr>
+              <w:jc w:val="center"/>
+              <w:cnfStyle w:val="000000000000" w:firstRow="0" w:lastRow="0" w:firstColumn="0" w:lastColumn="0" w:oddVBand="0" w:evenVBand="0" w:oddHBand="0" w:evenHBand="0" w:firstRowFirstColumn="0" w:firstRowLastColumn="0" w:lastRowFirstColumn="0" w:lastRowLastColumn="0"/>
+              <w:rPr>
+                <w:rFonts w:ascii="Courier New" w:eastAsia="Times New Roman" w:hAnsi="Courier New" w:cs="Courier New"/>
                 <w:b/>
                 <w:bCs/>
                 <w:color w:val="000000"/>
                 <w:kern w:val="0"/>
                 <w14:ligatures w14:val="none"/>
               </w:rPr>
-              <w:t>1</w:t>
-            </w:r>
-          </w:p>
-        </w:tc>
-        <w:tc>
-          <w:tcPr>
-            <w:tcW w:w="3268" w:type="dxa"/>
-            <w:noWrap/>
-            <w:vAlign w:val="center"/>
-            <w:hideMark/>
-          </w:tcPr>
-          <w:p>
-            <w:pPr>
-              <w:jc w:val="center"/>
-              <w:cnfStyle w:val="000000000000" w:firstRow="0" w:lastRow="0" w:firstColumn="0" w:lastColumn="0" w:oddVBand="0" w:evenVBand="0" w:oddHBand="0" w:evenHBand="0" w:firstRowFirstColumn="0" w:firstRowLastColumn="0" w:lastRowFirstColumn="0" w:lastRowLastColumn="0"/>
+            </w:pPr>
+            <w:r>
               <w:rPr>
                 <w:rFonts w:ascii="Courier New" w:eastAsia="Times New Roman" w:hAnsi="Courier New" w:cs="Courier New"/>
                 <w:b/>
@@ -1552,16 +1536,6 @@
                 <w:kern w:val="0"/>
                 <w14:ligatures w14:val="none"/>
               </w:rPr>
-            </w:pPr>
-            <w:r>
-              <w:rPr>
-                <w:rFonts w:ascii="Courier New" w:eastAsia="Times New Roman" w:hAnsi="Courier New" w:cs="Courier New"/>
-                <w:b/>
-                <w:bCs/>
-                <w:color w:val="000000"/>
-                <w:kern w:val="0"/>
-                <w14:ligatures w14:val="none"/>
-              </w:rPr>
               <w:t>5</w:t>
             </w:r>
           </w:p>
@@ -1576,8 +1550,6 @@
               <w:cnfStyle w:val="000000000000" w:firstRow="0" w:lastRow="0" w:firstColumn="0" w:lastColumn="0" w:oddVBand="0" w:evenVBand="0" w:oddHBand="0" w:evenHBand="0" w:firstRowFirstColumn="0" w:firstRowLastColumn="0" w:lastRowFirstColumn="0" w:lastRowLastColumn="0"/>
               <w:rPr>
                 <w:rFonts w:ascii="Courier New" w:eastAsia="Times New Roman" w:hAnsi="Courier New" w:cs="Courier New"/>
-                <w:b/>
-                <w:bCs/>
                 <w:color w:val="000000"/>
                 <w:kern w:val="0"/>
                 <w14:ligatures w14:val="none"/>
@@ -1598,34 +1570,24 @@
             <w:tcW w:w="4405" w:type="dxa"/>
             <w:noWrap/>
             <w:vAlign w:val="center"/>
-            <w:hideMark/>
-          </w:tcPr>
-          <w:p>
-            <w:pPr>
-              <w:rPr>
-                <w:rFonts w:ascii="Courier New" w:eastAsia="Times New Roman" w:hAnsi="Courier New" w:cs="Courier New"/>
-                <w:color w:val="000000"/>
-                <w:kern w:val="0"/>
-                <w14:ligatures w14:val="none"/>
-              </w:rPr>
-            </w:pPr>
-            <w:r>
-              <w:rPr>
-                <w:rFonts w:ascii="Courier New" w:eastAsia="Times New Roman" w:hAnsi="Courier New" w:cs="Courier New"/>
-                <w:color w:val="000000"/>
-                <w:kern w:val="0"/>
-                <w14:ligatures w14:val="none"/>
-              </w:rPr>
-              <w:t>Family photo with a fram</w:t>
-            </w:r>
-            <w:r>
-              <w:rPr>
-                <w:rFonts w:ascii="Courier New" w:eastAsia="Times New Roman" w:hAnsi="Courier New" w:cs="Courier New"/>
-                <w:color w:val="000000"/>
-                <w:kern w:val="0"/>
-                <w14:ligatures w14:val="none"/>
-              </w:rPr>
-              <w:t>e</w:t>
+          </w:tcPr>
+          <w:p>
+            <w:pPr>
+              <w:rPr>
+                <w:rFonts w:ascii="Courier New" w:eastAsia="Times New Roman" w:hAnsi="Courier New" w:cs="Courier New"/>
+                <w:color w:val="000000"/>
+                <w:kern w:val="0"/>
+                <w14:ligatures w14:val="none"/>
+              </w:rPr>
+            </w:pPr>
+            <w:r>
+              <w:rPr>
+                <w:rFonts w:ascii="Courier New" w:eastAsia="Times New Roman" w:hAnsi="Courier New" w:cs="Courier New"/>
+                <w:color w:val="000000"/>
+                <w:kern w:val="0"/>
+                <w14:ligatures w14:val="none"/>
+              </w:rPr>
+              <w:t>Time to go Poster</w:t>
             </w:r>
           </w:p>
         </w:tc>
@@ -1634,12 +1596,19 @@
             <w:tcW w:w="1890" w:type="dxa"/>
             <w:noWrap/>
             <w:vAlign w:val="center"/>
-            <w:hideMark/>
-          </w:tcPr>
-          <w:p>
-            <w:pPr>
-              <w:jc w:val="center"/>
-              <w:cnfStyle w:val="000000100000" w:firstRow="0" w:lastRow="0" w:firstColumn="0" w:lastColumn="0" w:oddVBand="0" w:evenVBand="0" w:oddHBand="1" w:evenHBand="0" w:firstRowFirstColumn="0" w:firstRowLastColumn="0" w:lastRowFirstColumn="0" w:lastRowLastColumn="0"/>
+          </w:tcPr>
+          <w:p>
+            <w:pPr>
+              <w:jc w:val="center"/>
+              <w:cnfStyle w:val="000000100000" w:firstRow="0" w:lastRow="0" w:firstColumn="0" w:lastColumn="0" w:oddVBand="0" w:evenVBand="0" w:oddHBand="1" w:evenHBand="0" w:firstRowFirstColumn="0" w:firstRowLastColumn="0" w:lastRowFirstColumn="0" w:lastRowLastColumn="0"/>
+              <w:rPr>
+                <w:rFonts w:ascii="Courier New" w:eastAsia="Times New Roman" w:hAnsi="Courier New" w:cs="Courier New"/>
+                <w:color w:val="000000"/>
+                <w:kern w:val="0"/>
+                <w14:ligatures w14:val="none"/>
+              </w:rPr>
+            </w:pPr>
+            <w:r>
               <w:rPr>
                 <w:rFonts w:ascii="Courier New" w:eastAsia="Times New Roman" w:hAnsi="Courier New" w:cs="Courier New"/>
                 <w:b/>
@@ -1648,6 +1617,26 @@
                 <w:kern w:val="0"/>
                 <w14:ligatures w14:val="none"/>
               </w:rPr>
+              <w:t>1</w:t>
+            </w:r>
+          </w:p>
+        </w:tc>
+        <w:tc>
+          <w:tcPr>
+            <w:tcW w:w="3268" w:type="dxa"/>
+            <w:noWrap/>
+            <w:vAlign w:val="center"/>
+          </w:tcPr>
+          <w:p>
+            <w:pPr>
+              <w:jc w:val="center"/>
+              <w:cnfStyle w:val="000000100000" w:firstRow="0" w:lastRow="0" w:firstColumn="0" w:lastColumn="0" w:oddVBand="0" w:evenVBand="0" w:oddHBand="1" w:evenHBand="0" w:firstRowFirstColumn="0" w:firstRowLastColumn="0" w:lastRowFirstColumn="0" w:lastRowLastColumn="0"/>
+              <w:rPr>
+                <w:rFonts w:ascii="Courier New" w:eastAsia="Times New Roman" w:hAnsi="Courier New" w:cs="Courier New"/>
+                <w:color w:val="000000"/>
+                <w:kern w:val="0"/>
+                <w14:ligatures w14:val="none"/>
+              </w:rPr>
             </w:pPr>
             <w:r>
               <w:rPr>
@@ -1658,40 +1647,7 @@
                 <w:kern w:val="0"/>
                 <w14:ligatures w14:val="none"/>
               </w:rPr>
-              <w:t>1</w:t>
-            </w:r>
-          </w:p>
-        </w:tc>
-        <w:tc>
-          <w:tcPr>
-            <w:tcW w:w="3268" w:type="dxa"/>
-            <w:noWrap/>
-            <w:vAlign w:val="center"/>
-            <w:hideMark/>
-          </w:tcPr>
-          <w:p>
-            <w:pPr>
-              <w:jc w:val="center"/>
-              <w:cnfStyle w:val="000000100000" w:firstRow="0" w:lastRow="0" w:firstColumn="0" w:lastColumn="0" w:oddVBand="0" w:evenVBand="0" w:oddHBand="1" w:evenHBand="0" w:firstRowFirstColumn="0" w:firstRowLastColumn="0" w:lastRowFirstColumn="0" w:lastRowLastColumn="0"/>
-              <w:rPr>
-                <w:rFonts w:ascii="Courier New" w:eastAsia="Times New Roman" w:hAnsi="Courier New" w:cs="Courier New"/>
-                <w:b/>
-                <w:bCs/>
-                <w:color w:val="000000"/>
-                <w:kern w:val="0"/>
-                <w14:ligatures w14:val="none"/>
-              </w:rPr>
-            </w:pPr>
-            <w:r>
-              <w:rPr>
-                <w:rFonts w:ascii="Courier New" w:eastAsia="Times New Roman" w:hAnsi="Courier New" w:cs="Courier New"/>
-                <w:b/>
-                <w:bCs/>
-                <w:color w:val="000000"/>
-                <w:kern w:val="0"/>
-                <w14:ligatures w14:val="none"/>
-              </w:rPr>
-              <w:t>5, 10</w:t>
+              <w:t>5</w:t>
             </w:r>
           </w:p>
         </w:tc>
@@ -1705,8 +1661,6 @@
               <w:cnfStyle w:val="000000100000" w:firstRow="0" w:lastRow="0" w:firstColumn="0" w:lastColumn="0" w:oddVBand="0" w:evenVBand="0" w:oddHBand="1" w:evenHBand="0" w:firstRowFirstColumn="0" w:firstRowLastColumn="0" w:lastRowFirstColumn="0" w:lastRowLastColumn="0"/>
               <w:rPr>
                 <w:rFonts w:ascii="Courier New" w:eastAsia="Times New Roman" w:hAnsi="Courier New" w:cs="Courier New"/>
-                <w:b/>
-                <w:bCs/>
                 <w:color w:val="000000"/>
                 <w:kern w:val="0"/>
                 <w14:ligatures w14:val="none"/>
@@ -1726,25 +1680,24 @@
             <w:tcW w:w="4405" w:type="dxa"/>
             <w:noWrap/>
             <w:vAlign w:val="center"/>
-            <w:hideMark/>
-          </w:tcPr>
-          <w:p>
-            <w:pPr>
-              <w:rPr>
-                <w:rFonts w:ascii="Courier New" w:eastAsia="Times New Roman" w:hAnsi="Courier New" w:cs="Courier New"/>
-                <w:color w:val="000000"/>
-                <w:kern w:val="0"/>
-                <w14:ligatures w14:val="none"/>
-              </w:rPr>
-            </w:pPr>
-            <w:r>
-              <w:rPr>
-                <w:rFonts w:ascii="Courier New" w:eastAsia="Times New Roman" w:hAnsi="Courier New" w:cs="Courier New"/>
-                <w:color w:val="000000"/>
-                <w:kern w:val="0"/>
-                <w14:ligatures w14:val="none"/>
-              </w:rPr>
-              <w:t>Nightstand</w:t>
+          </w:tcPr>
+          <w:p>
+            <w:pPr>
+              <w:rPr>
+                <w:rFonts w:ascii="Courier New" w:eastAsia="Times New Roman" w:hAnsi="Courier New" w:cs="Courier New"/>
+                <w:color w:val="000000"/>
+                <w:kern w:val="0"/>
+                <w14:ligatures w14:val="none"/>
+              </w:rPr>
+            </w:pPr>
+            <w:r>
+              <w:rPr>
+                <w:rFonts w:ascii="Courier New" w:eastAsia="Times New Roman" w:hAnsi="Courier New" w:cs="Courier New"/>
+                <w:color w:val="000000"/>
+                <w:kern w:val="0"/>
+                <w14:ligatures w14:val="none"/>
+              </w:rPr>
+              <w:t>Family photo with a frame</w:t>
             </w:r>
           </w:p>
         </w:tc>
@@ -1753,7 +1706,34 @@
             <w:tcW w:w="1890" w:type="dxa"/>
             <w:noWrap/>
             <w:vAlign w:val="center"/>
-            <w:hideMark/>
+          </w:tcPr>
+          <w:p>
+            <w:pPr>
+              <w:jc w:val="center"/>
+              <w:cnfStyle w:val="000000000000" w:firstRow="0" w:lastRow="0" w:firstColumn="0" w:lastColumn="0" w:oddVBand="0" w:evenVBand="0" w:oddHBand="0" w:evenHBand="0" w:firstRowFirstColumn="0" w:firstRowLastColumn="0" w:lastRowFirstColumn="0" w:lastRowLastColumn="0"/>
+              <w:rPr>
+                <w:rFonts w:ascii="Courier New" w:eastAsia="Times New Roman" w:hAnsi="Courier New" w:cs="Courier New"/>
+                <w:color w:val="000000"/>
+                <w:kern w:val="0"/>
+                <w14:ligatures w14:val="none"/>
+              </w:rPr>
+            </w:pPr>
+            <w:r>
+              <w:rPr>
+                <w:rFonts w:ascii="Courier New" w:eastAsia="Times New Roman" w:hAnsi="Courier New" w:cs="Courier New"/>
+                <w:color w:val="000000"/>
+                <w:kern w:val="0"/>
+                <w14:ligatures w14:val="none"/>
+              </w:rPr>
+              <w:t>1</w:t>
+            </w:r>
+          </w:p>
+        </w:tc>
+        <w:tc>
+          <w:tcPr>
+            <w:tcW w:w="3268" w:type="dxa"/>
+            <w:noWrap/>
+            <w:vAlign w:val="center"/>
           </w:tcPr>
           <w:p>
             <w:pPr>
@@ -1777,40 +1757,7 @@
                 <w:kern w:val="0"/>
                 <w14:ligatures w14:val="none"/>
               </w:rPr>
-              <w:t>1</w:t>
-            </w:r>
-          </w:p>
-        </w:tc>
-        <w:tc>
-          <w:tcPr>
-            <w:tcW w:w="3268" w:type="dxa"/>
-            <w:noWrap/>
-            <w:vAlign w:val="center"/>
-            <w:hideMark/>
-          </w:tcPr>
-          <w:p>
-            <w:pPr>
-              <w:jc w:val="center"/>
-              <w:cnfStyle w:val="000000000000" w:firstRow="0" w:lastRow="0" w:firstColumn="0" w:lastColumn="0" w:oddVBand="0" w:evenVBand="0" w:oddHBand="0" w:evenHBand="0" w:firstRowFirstColumn="0" w:firstRowLastColumn="0" w:lastRowFirstColumn="0" w:lastRowLastColumn="0"/>
-              <w:rPr>
-                <w:rFonts w:ascii="Courier New" w:eastAsia="Times New Roman" w:hAnsi="Courier New" w:cs="Courier New"/>
-                <w:b/>
-                <w:bCs/>
-                <w:color w:val="000000"/>
-                <w:kern w:val="0"/>
-                <w14:ligatures w14:val="none"/>
-              </w:rPr>
-            </w:pPr>
-            <w:r>
-              <w:rPr>
-                <w:rFonts w:ascii="Courier New" w:eastAsia="Times New Roman" w:hAnsi="Courier New" w:cs="Courier New"/>
-                <w:b/>
-                <w:bCs/>
-                <w:color w:val="000000"/>
-                <w:kern w:val="0"/>
-                <w14:ligatures w14:val="none"/>
-              </w:rPr>
-              <w:t>5</w:t>
+              <w:t>5, 10</w:t>
             </w:r>
           </w:p>
         </w:tc>
@@ -1824,8 +1771,6 @@
               <w:cnfStyle w:val="000000000000" w:firstRow="0" w:lastRow="0" w:firstColumn="0" w:lastColumn="0" w:oddVBand="0" w:evenVBand="0" w:oddHBand="0" w:evenHBand="0" w:firstRowFirstColumn="0" w:firstRowLastColumn="0" w:lastRowFirstColumn="0" w:lastRowLastColumn="0"/>
               <w:rPr>
                 <w:rFonts w:ascii="Courier New" w:eastAsia="Times New Roman" w:hAnsi="Courier New" w:cs="Courier New"/>
-                <w:b/>
-                <w:bCs/>
                 <w:color w:val="000000"/>
                 <w:kern w:val="0"/>
                 <w14:ligatures w14:val="none"/>
@@ -1914,23 +1859,30 @@
               <w:cnfStyle w:val="000000100000" w:firstRow="0" w:lastRow="0" w:firstColumn="0" w:lastColumn="0" w:oddVBand="0" w:evenVBand="0" w:oddHBand="1" w:evenHBand="0" w:firstRowFirstColumn="0" w:firstRowLastColumn="0" w:lastRowFirstColumn="0" w:lastRowLastColumn="0"/>
               <w:rPr>
                 <w:rFonts w:ascii="Courier New" w:eastAsia="Times New Roman" w:hAnsi="Courier New" w:cs="Courier New"/>
+                <w:color w:val="000000"/>
+                <w:kern w:val="0"/>
+                <w14:ligatures w14:val="none"/>
+              </w:rPr>
+            </w:pPr>
+            <w:r>
+              <w:rPr>
+                <w:rFonts w:ascii="Courier New" w:eastAsia="Times New Roman" w:hAnsi="Courier New" w:cs="Courier New"/>
                 <w:b/>
                 <w:bCs/>
                 <w:color w:val="000000"/>
                 <w:kern w:val="0"/>
                 <w14:ligatures w14:val="none"/>
               </w:rPr>
-            </w:pPr>
-            <w:r>
-              <w:rPr>
-                <w:rFonts w:ascii="Courier New" w:eastAsia="Times New Roman" w:hAnsi="Courier New" w:cs="Courier New"/>
-                <w:b/>
-                <w:bCs/>
-                <w:color w:val="000000"/>
-                <w:kern w:val="0"/>
-                <w14:ligatures w14:val="none"/>
-              </w:rPr>
-              <w:t>5, 16</w:t>
+              <w:t xml:space="preserve">5, </w:t>
+            </w:r>
+            <w:r>
+              <w:rPr>
+                <w:rFonts w:ascii="Courier New" w:eastAsia="Times New Roman" w:hAnsi="Courier New" w:cs="Courier New"/>
+                <w:color w:val="000000"/>
+                <w:kern w:val="0"/>
+                <w14:ligatures w14:val="none"/>
+              </w:rPr>
+              <w:t>16</w:t>
             </w:r>
           </w:p>
         </w:tc>
@@ -1944,8 +1896,6 @@
               <w:cnfStyle w:val="000000100000" w:firstRow="0" w:lastRow="0" w:firstColumn="0" w:lastColumn="0" w:oddVBand="0" w:evenVBand="0" w:oddHBand="1" w:evenHBand="0" w:firstRowFirstColumn="0" w:firstRowLastColumn="0" w:lastRowFirstColumn="0" w:lastRowLastColumn="0"/>
               <w:rPr>
                 <w:rFonts w:ascii="Courier New" w:eastAsia="Times New Roman" w:hAnsi="Courier New" w:cs="Courier New"/>
-                <w:b/>
-                <w:bCs/>
                 <w:color w:val="000000"/>
                 <w:kern w:val="0"/>
                 <w14:ligatures w14:val="none"/>
@@ -2033,13 +1983,22 @@
               <w:cnfStyle w:val="000000000000" w:firstRow="0" w:lastRow="0" w:firstColumn="0" w:lastColumn="0" w:oddVBand="0" w:evenVBand="0" w:oddHBand="0" w:evenHBand="0" w:firstRowFirstColumn="0" w:firstRowLastColumn="0" w:lastRowFirstColumn="0" w:lastRowLastColumn="0"/>
               <w:rPr>
                 <w:rFonts w:ascii="Courier New" w:eastAsia="Times New Roman" w:hAnsi="Courier New" w:cs="Courier New"/>
+                <w:color w:val="000000"/>
+                <w:kern w:val="0"/>
+                <w14:ligatures w14:val="none"/>
+              </w:rPr>
+            </w:pPr>
+            <w:r>
+              <w:rPr>
+                <w:rFonts w:ascii="Courier New" w:eastAsia="Times New Roman" w:hAnsi="Courier New" w:cs="Courier New"/>
                 <w:b/>
                 <w:bCs/>
                 <w:color w:val="000000"/>
                 <w:kern w:val="0"/>
                 <w14:ligatures w14:val="none"/>
               </w:rPr>
-            </w:pPr>
+              <w:t>5</w:t>
+            </w:r>
             <w:r>
               <w:rPr>
                 <w:rFonts w:ascii="Courier New" w:eastAsia="Times New Roman" w:hAnsi="Courier New" w:cs="Courier New"/>
@@ -2049,22 +2008,31 @@
                 <w:kern w:val="0"/>
                 <w14:ligatures w14:val="none"/>
               </w:rPr>
-              <w:t>5, 10</w:t>
-            </w:r>
-          </w:p>
-        </w:tc>
-        <w:tc>
-          <w:tcPr>
-            <w:tcW w:w="1804" w:type="dxa"/>
-            <w:vAlign w:val="center"/>
-          </w:tcPr>
-          <w:p>
-            <w:pPr>
-              <w:cnfStyle w:val="000000000000" w:firstRow="0" w:lastRow="0" w:firstColumn="0" w:lastColumn="0" w:oddVBand="0" w:evenVBand="0" w:oddHBand="0" w:evenHBand="0" w:firstRowFirstColumn="0" w:firstRowLastColumn="0" w:lastRowFirstColumn="0" w:lastRowLastColumn="0"/>
+              <w:t>, 10</w:t>
+            </w:r>
+            <w:r>
               <w:rPr>
                 <w:rFonts w:ascii="Courier New" w:eastAsia="Times New Roman" w:hAnsi="Courier New" w:cs="Courier New"/>
                 <w:b/>
                 <w:bCs/>
+                <w:color w:val="000000"/>
+                <w:kern w:val="0"/>
+                <w14:ligatures w14:val="none"/>
+              </w:rPr>
+              <w:t>, 12</w:t>
+            </w:r>
+          </w:p>
+        </w:tc>
+        <w:tc>
+          <w:tcPr>
+            <w:tcW w:w="1804" w:type="dxa"/>
+            <w:vAlign w:val="center"/>
+          </w:tcPr>
+          <w:p>
+            <w:pPr>
+              <w:cnfStyle w:val="000000000000" w:firstRow="0" w:lastRow="0" w:firstColumn="0" w:lastColumn="0" w:oddVBand="0" w:evenVBand="0" w:oddHBand="0" w:evenHBand="0" w:firstRowFirstColumn="0" w:firstRowLastColumn="0" w:lastRowFirstColumn="0" w:lastRowLastColumn="0"/>
+              <w:rPr>
+                <w:rFonts w:ascii="Courier New" w:eastAsia="Times New Roman" w:hAnsi="Courier New" w:cs="Courier New"/>
                 <w:color w:val="000000"/>
                 <w:kern w:val="0"/>
                 <w14:ligatures w14:val="none"/>
@@ -2103,7 +2071,43 @@
                 <w:kern w:val="0"/>
                 <w14:ligatures w14:val="none"/>
               </w:rPr>
-              <w:t>Wardrobe with Clothes</w:t>
+              <w:t xml:space="preserve">Wardrobe </w:t>
+            </w:r>
+            <w:r>
+              <w:rPr>
+                <w:rFonts w:ascii="Courier New" w:eastAsia="Times New Roman" w:hAnsi="Courier New" w:cs="Courier New"/>
+                <w:color w:val="000000"/>
+                <w:kern w:val="0"/>
+                <w14:ligatures w14:val="none"/>
+              </w:rPr>
+              <w:t>and</w:t>
+            </w:r>
+            <w:r>
+              <w:rPr>
+                <w:rFonts w:ascii="Courier New" w:eastAsia="Times New Roman" w:hAnsi="Courier New" w:cs="Courier New"/>
+                <w:color w:val="000000"/>
+                <w:kern w:val="0"/>
+                <w14:ligatures w14:val="none"/>
+              </w:rPr>
+              <w:t xml:space="preserve"> </w:t>
+            </w:r>
+            <w:r>
+              <w:rPr>
+                <w:rFonts w:ascii="Courier New" w:eastAsia="Times New Roman" w:hAnsi="Courier New" w:cs="Courier New"/>
+                <w:color w:val="000000"/>
+                <w:kern w:val="0"/>
+                <w14:ligatures w14:val="none"/>
+              </w:rPr>
+              <w:t>c</w:t>
+            </w:r>
+            <w:r>
+              <w:rPr>
+                <w:rFonts w:ascii="Courier New" w:eastAsia="Times New Roman" w:hAnsi="Courier New" w:cs="Courier New"/>
+                <w:color w:val="000000"/>
+                <w:kern w:val="0"/>
+                <w14:ligatures w14:val="none"/>
+              </w:rPr>
+              <w:t>lothes</w:t>
             </w:r>
           </w:p>
         </w:tc>
@@ -2153,13 +2157,22 @@
               <w:cnfStyle w:val="000000100000" w:firstRow="0" w:lastRow="0" w:firstColumn="0" w:lastColumn="0" w:oddVBand="0" w:evenVBand="0" w:oddHBand="1" w:evenHBand="0" w:firstRowFirstColumn="0" w:firstRowLastColumn="0" w:lastRowFirstColumn="0" w:lastRowLastColumn="0"/>
               <w:rPr>
                 <w:rFonts w:ascii="Courier New" w:eastAsia="Times New Roman" w:hAnsi="Courier New" w:cs="Courier New"/>
+                <w:color w:val="000000"/>
+                <w:kern w:val="0"/>
+                <w14:ligatures w14:val="none"/>
+              </w:rPr>
+            </w:pPr>
+            <w:r>
+              <w:rPr>
+                <w:rFonts w:ascii="Courier New" w:eastAsia="Times New Roman" w:hAnsi="Courier New" w:cs="Courier New"/>
                 <w:b/>
                 <w:bCs/>
                 <w:color w:val="000000"/>
                 <w:kern w:val="0"/>
                 <w14:ligatures w14:val="none"/>
               </w:rPr>
-            </w:pPr>
+              <w:t>5,</w:t>
+            </w:r>
             <w:r>
               <w:rPr>
                 <w:rFonts w:ascii="Courier New" w:eastAsia="Times New Roman" w:hAnsi="Courier New" w:cs="Courier New"/>
@@ -2169,7 +2182,7 @@
                 <w:kern w:val="0"/>
                 <w14:ligatures w14:val="none"/>
               </w:rPr>
-              <w:t>5, 10</w:t>
+              <w:t xml:space="preserve"> 10</w:t>
             </w:r>
           </w:p>
         </w:tc>
@@ -2183,8 +2196,6 @@
               <w:cnfStyle w:val="000000100000" w:firstRow="0" w:lastRow="0" w:firstColumn="0" w:lastColumn="0" w:oddVBand="0" w:evenVBand="0" w:oddHBand="1" w:evenHBand="0" w:firstRowFirstColumn="0" w:firstRowLastColumn="0" w:lastRowFirstColumn="0" w:lastRowLastColumn="0"/>
               <w:rPr>
                 <w:rFonts w:ascii="Courier New" w:eastAsia="Times New Roman" w:hAnsi="Courier New" w:cs="Courier New"/>
-                <w:b/>
-                <w:bCs/>
                 <w:color w:val="000000"/>
                 <w:kern w:val="0"/>
                 <w14:ligatures w14:val="none"/>
@@ -2239,13 +2250,60 @@
               <w:cnfStyle w:val="000000000000" w:firstRow="0" w:lastRow="0" w:firstColumn="0" w:lastColumn="0" w:oddVBand="0" w:evenVBand="0" w:oddHBand="0" w:evenHBand="0" w:firstRowFirstColumn="0" w:firstRowLastColumn="0" w:lastRowFirstColumn="0" w:lastRowLastColumn="0"/>
               <w:rPr>
                 <w:rFonts w:ascii="Courier New" w:eastAsia="Times New Roman" w:hAnsi="Courier New" w:cs="Courier New"/>
+                <w:color w:val="000000"/>
+                <w:kern w:val="0"/>
+                <w14:ligatures w14:val="none"/>
+              </w:rPr>
+            </w:pPr>
+            <w:r>
+              <w:rPr>
+                <w:rFonts w:ascii="Courier New" w:eastAsia="Times New Roman" w:hAnsi="Courier New" w:cs="Courier New"/>
+                <w:color w:val="000000"/>
+                <w:kern w:val="0"/>
+                <w14:ligatures w14:val="none"/>
+              </w:rPr>
+              <w:t>1</w:t>
+            </w:r>
+          </w:p>
+        </w:tc>
+        <w:tc>
+          <w:tcPr>
+            <w:tcW w:w="3268" w:type="dxa"/>
+            <w:noWrap/>
+            <w:vAlign w:val="center"/>
+            <w:hideMark/>
+          </w:tcPr>
+          <w:p>
+            <w:pPr>
+              <w:jc w:val="center"/>
+              <w:cnfStyle w:val="000000000000" w:firstRow="0" w:lastRow="0" w:firstColumn="0" w:lastColumn="0" w:oddVBand="0" w:evenVBand="0" w:oddHBand="0" w:evenHBand="0" w:firstRowFirstColumn="0" w:firstRowLastColumn="0" w:lastRowFirstColumn="0" w:lastRowLastColumn="0"/>
+              <w:rPr>
+                <w:rFonts w:ascii="Courier New" w:eastAsia="Times New Roman" w:hAnsi="Courier New" w:cs="Courier New"/>
+                <w:color w:val="000000"/>
+                <w:kern w:val="0"/>
+                <w14:ligatures w14:val="none"/>
+              </w:rPr>
+            </w:pPr>
+            <w:r>
+              <w:rPr>
+                <w:rFonts w:ascii="Courier New" w:eastAsia="Times New Roman" w:hAnsi="Courier New" w:cs="Courier New"/>
                 <w:b/>
                 <w:bCs/>
                 <w:color w:val="000000"/>
                 <w:kern w:val="0"/>
                 <w14:ligatures w14:val="none"/>
               </w:rPr>
-            </w:pPr>
+              <w:t>5,</w:t>
+            </w:r>
+            <w:r>
+              <w:rPr>
+                <w:rFonts w:ascii="Courier New" w:eastAsia="Times New Roman" w:hAnsi="Courier New" w:cs="Courier New"/>
+                <w:color w:val="000000"/>
+                <w:kern w:val="0"/>
+                <w14:ligatures w14:val="none"/>
+              </w:rPr>
+              <w:t xml:space="preserve"> </w:t>
+            </w:r>
             <w:r>
               <w:rPr>
                 <w:rFonts w:ascii="Courier New" w:eastAsia="Times New Roman" w:hAnsi="Courier New" w:cs="Courier New"/>
@@ -2255,40 +2313,16 @@
                 <w:kern w:val="0"/>
                 <w14:ligatures w14:val="none"/>
               </w:rPr>
-              <w:t>1</w:t>
-            </w:r>
-          </w:p>
-        </w:tc>
-        <w:tc>
-          <w:tcPr>
-            <w:tcW w:w="3268" w:type="dxa"/>
-            <w:noWrap/>
-            <w:vAlign w:val="center"/>
-            <w:hideMark/>
-          </w:tcPr>
-          <w:p>
-            <w:pPr>
-              <w:jc w:val="center"/>
-              <w:cnfStyle w:val="000000000000" w:firstRow="0" w:lastRow="0" w:firstColumn="0" w:lastColumn="0" w:oddVBand="0" w:evenVBand="0" w:oddHBand="0" w:evenHBand="0" w:firstRowFirstColumn="0" w:firstRowLastColumn="0" w:lastRowFirstColumn="0" w:lastRowLastColumn="0"/>
-              <w:rPr>
-                <w:rFonts w:ascii="Courier New" w:eastAsia="Times New Roman" w:hAnsi="Courier New" w:cs="Courier New"/>
-                <w:b/>
-                <w:bCs/>
-                <w:color w:val="000000"/>
-                <w:kern w:val="0"/>
-                <w14:ligatures w14:val="none"/>
-              </w:rPr>
-            </w:pPr>
-            <w:r>
-              <w:rPr>
-                <w:rFonts w:ascii="Courier New" w:eastAsia="Times New Roman" w:hAnsi="Courier New" w:cs="Courier New"/>
-                <w:b/>
-                <w:bCs/>
-                <w:color w:val="000000"/>
-                <w:kern w:val="0"/>
-                <w14:ligatures w14:val="none"/>
-              </w:rPr>
-              <w:t>5, 6, 15, 16, 19</w:t>
+              <w:t>6</w:t>
+            </w:r>
+            <w:r>
+              <w:rPr>
+                <w:rFonts w:ascii="Courier New" w:eastAsia="Times New Roman" w:hAnsi="Courier New" w:cs="Courier New"/>
+                <w:color w:val="000000"/>
+                <w:kern w:val="0"/>
+                <w14:ligatures w14:val="none"/>
+              </w:rPr>
+              <w:t>, 15, 16, 19</w:t>
             </w:r>
           </w:p>
         </w:tc>
@@ -2302,8 +2336,6 @@
               <w:cnfStyle w:val="000000000000" w:firstRow="0" w:lastRow="0" w:firstColumn="0" w:lastColumn="0" w:oddVBand="0" w:evenVBand="0" w:oddHBand="0" w:evenHBand="0" w:firstRowFirstColumn="0" w:firstRowLastColumn="0" w:lastRowFirstColumn="0" w:lastRowLastColumn="0"/>
               <w:rPr>
                 <w:rFonts w:ascii="Courier New" w:eastAsia="Times New Roman" w:hAnsi="Courier New" w:cs="Courier New"/>
-                <w:b/>
-                <w:bCs/>
                 <w:color w:val="000000"/>
                 <w:kern w:val="0"/>
                 <w14:ligatures w14:val="none"/>
@@ -2342,7 +2374,7 @@
                 <w:kern w:val="0"/>
                 <w14:ligatures w14:val="none"/>
               </w:rPr>
-              <w:t>Mirrored Cabinet</w:t>
+              <w:t>Vanity with mirror</w:t>
             </w:r>
           </w:p>
         </w:tc>
@@ -2392,23 +2424,30 @@
               <w:cnfStyle w:val="000000100000" w:firstRow="0" w:lastRow="0" w:firstColumn="0" w:lastColumn="0" w:oddVBand="0" w:evenVBand="0" w:oddHBand="1" w:evenHBand="0" w:firstRowFirstColumn="0" w:firstRowLastColumn="0" w:lastRowFirstColumn="0" w:lastRowLastColumn="0"/>
               <w:rPr>
                 <w:rFonts w:ascii="Courier New" w:eastAsia="Times New Roman" w:hAnsi="Courier New" w:cs="Courier New"/>
+                <w:color w:val="000000"/>
+                <w:kern w:val="0"/>
+                <w14:ligatures w14:val="none"/>
+              </w:rPr>
+            </w:pPr>
+            <w:r>
+              <w:rPr>
+                <w:rFonts w:ascii="Courier New" w:eastAsia="Times New Roman" w:hAnsi="Courier New" w:cs="Courier New"/>
                 <w:b/>
                 <w:bCs/>
                 <w:color w:val="000000"/>
                 <w:kern w:val="0"/>
                 <w14:ligatures w14:val="none"/>
               </w:rPr>
-            </w:pPr>
-            <w:r>
-              <w:rPr>
-                <w:rFonts w:ascii="Courier New" w:eastAsia="Times New Roman" w:hAnsi="Courier New" w:cs="Courier New"/>
-                <w:b/>
-                <w:bCs/>
-                <w:color w:val="000000"/>
-                <w:kern w:val="0"/>
-                <w14:ligatures w14:val="none"/>
-              </w:rPr>
-              <w:t>6, 16</w:t>
+              <w:t>6,</w:t>
+            </w:r>
+            <w:r>
+              <w:rPr>
+                <w:rFonts w:ascii="Courier New" w:eastAsia="Times New Roman" w:hAnsi="Courier New" w:cs="Courier New"/>
+                <w:color w:val="000000"/>
+                <w:kern w:val="0"/>
+                <w14:ligatures w14:val="none"/>
+              </w:rPr>
+              <w:t xml:space="preserve"> 16</w:t>
             </w:r>
           </w:p>
         </w:tc>
@@ -2422,8 +2461,6 @@
               <w:cnfStyle w:val="000000100000" w:firstRow="0" w:lastRow="0" w:firstColumn="0" w:lastColumn="0" w:oddVBand="0" w:evenVBand="0" w:oddHBand="1" w:evenHBand="0" w:firstRowFirstColumn="0" w:firstRowLastColumn="0" w:lastRowFirstColumn="0" w:lastRowLastColumn="0"/>
               <w:rPr>
                 <w:rFonts w:ascii="Courier New" w:eastAsia="Times New Roman" w:hAnsi="Courier New" w:cs="Courier New"/>
-                <w:b/>
-                <w:bCs/>
                 <w:color w:val="000000"/>
                 <w:kern w:val="0"/>
                 <w14:ligatures w14:val="none"/>
@@ -2461,7 +2498,7 @@
                 <w:kern w:val="0"/>
                 <w14:ligatures w14:val="none"/>
               </w:rPr>
-              <w:t>Couch with Covers</w:t>
+              <w:t>Couch</w:t>
             </w:r>
           </w:p>
         </w:tc>
@@ -2476,6 +2513,43 @@
             <w:pPr>
               <w:jc w:val="center"/>
               <w:cnfStyle w:val="000000000000" w:firstRow="0" w:lastRow="0" w:firstColumn="0" w:lastColumn="0" w:oddVBand="0" w:evenVBand="0" w:oddHBand="0" w:evenHBand="0" w:firstRowFirstColumn="0" w:firstRowLastColumn="0" w:lastRowFirstColumn="0" w:lastRowLastColumn="0"/>
+              <w:rPr>
+                <w:rFonts w:ascii="Courier New" w:eastAsia="Times New Roman" w:hAnsi="Courier New" w:cs="Courier New"/>
+                <w:color w:val="000000"/>
+                <w:kern w:val="0"/>
+                <w14:ligatures w14:val="none"/>
+              </w:rPr>
+            </w:pPr>
+            <w:r>
+              <w:rPr>
+                <w:rFonts w:ascii="Courier New" w:eastAsia="Times New Roman" w:hAnsi="Courier New" w:cs="Courier New"/>
+                <w:color w:val="000000"/>
+                <w:kern w:val="0"/>
+                <w14:ligatures w14:val="none"/>
+              </w:rPr>
+              <w:t>1</w:t>
+            </w:r>
+          </w:p>
+        </w:tc>
+        <w:tc>
+          <w:tcPr>
+            <w:tcW w:w="3268" w:type="dxa"/>
+            <w:noWrap/>
+            <w:vAlign w:val="center"/>
+            <w:hideMark/>
+          </w:tcPr>
+          <w:p>
+            <w:pPr>
+              <w:jc w:val="center"/>
+              <w:cnfStyle w:val="000000000000" w:firstRow="0" w:lastRow="0" w:firstColumn="0" w:lastColumn="0" w:oddVBand="0" w:evenVBand="0" w:oddHBand="0" w:evenHBand="0" w:firstRowFirstColumn="0" w:firstRowLastColumn="0" w:lastRowFirstColumn="0" w:lastRowLastColumn="0"/>
+              <w:rPr>
+                <w:rFonts w:ascii="Courier New" w:eastAsia="Times New Roman" w:hAnsi="Courier New" w:cs="Courier New"/>
+                <w:color w:val="000000"/>
+                <w:kern w:val="0"/>
+                <w14:ligatures w14:val="none"/>
+              </w:rPr>
+            </w:pPr>
+            <w:r>
               <w:rPr>
                 <w:rFonts w:ascii="Courier New" w:eastAsia="Times New Roman" w:hAnsi="Courier New" w:cs="Courier New"/>
                 <w:b/>
@@ -2484,50 +2558,16 @@
                 <w:kern w:val="0"/>
                 <w14:ligatures w14:val="none"/>
               </w:rPr>
-            </w:pPr>
-            <w:r>
-              <w:rPr>
-                <w:rFonts w:ascii="Courier New" w:eastAsia="Times New Roman" w:hAnsi="Courier New" w:cs="Courier New"/>
-                <w:b/>
-                <w:bCs/>
-                <w:color w:val="000000"/>
-                <w:kern w:val="0"/>
-                <w14:ligatures w14:val="none"/>
-              </w:rPr>
-              <w:t>1</w:t>
-            </w:r>
-          </w:p>
-        </w:tc>
-        <w:tc>
-          <w:tcPr>
-            <w:tcW w:w="3268" w:type="dxa"/>
-            <w:noWrap/>
-            <w:vAlign w:val="center"/>
-            <w:hideMark/>
-          </w:tcPr>
-          <w:p>
-            <w:pPr>
-              <w:jc w:val="center"/>
-              <w:cnfStyle w:val="000000000000" w:firstRow="0" w:lastRow="0" w:firstColumn="0" w:lastColumn="0" w:oddVBand="0" w:evenVBand="0" w:oddHBand="0" w:evenHBand="0" w:firstRowFirstColumn="0" w:firstRowLastColumn="0" w:lastRowFirstColumn="0" w:lastRowLastColumn="0"/>
-              <w:rPr>
-                <w:rFonts w:ascii="Courier New" w:eastAsia="Times New Roman" w:hAnsi="Courier New" w:cs="Courier New"/>
-                <w:b/>
-                <w:bCs/>
-                <w:color w:val="000000"/>
-                <w:kern w:val="0"/>
-                <w14:ligatures w14:val="none"/>
-              </w:rPr>
-            </w:pPr>
-            <w:r>
-              <w:rPr>
-                <w:rFonts w:ascii="Courier New" w:eastAsia="Times New Roman" w:hAnsi="Courier New" w:cs="Courier New"/>
-                <w:b/>
-                <w:bCs/>
-                <w:color w:val="000000"/>
-                <w:kern w:val="0"/>
-                <w14:ligatures w14:val="none"/>
-              </w:rPr>
-              <w:t>7, 9, 21</w:t>
+              <w:t>7,</w:t>
+            </w:r>
+            <w:r>
+              <w:rPr>
+                <w:rFonts w:ascii="Courier New" w:eastAsia="Times New Roman" w:hAnsi="Courier New" w:cs="Courier New"/>
+                <w:color w:val="000000"/>
+                <w:kern w:val="0"/>
+                <w14:ligatures w14:val="none"/>
+              </w:rPr>
+              <w:t xml:space="preserve"> 9, 21</w:t>
             </w:r>
           </w:p>
         </w:tc>
@@ -2541,8 +2581,6 @@
               <w:cnfStyle w:val="000000000000" w:firstRow="0" w:lastRow="0" w:firstColumn="0" w:lastColumn="0" w:oddVBand="0" w:evenVBand="0" w:oddHBand="0" w:evenHBand="0" w:firstRowFirstColumn="0" w:firstRowLastColumn="0" w:lastRowFirstColumn="0" w:lastRowLastColumn="0"/>
               <w:rPr>
                 <w:rFonts w:ascii="Courier New" w:eastAsia="Times New Roman" w:hAnsi="Courier New" w:cs="Courier New"/>
-                <w:b/>
-                <w:bCs/>
                 <w:color w:val="000000"/>
                 <w:kern w:val="0"/>
                 <w14:ligatures w14:val="none"/>
@@ -2581,7 +2619,7 @@
                 <w:kern w:val="0"/>
                 <w14:ligatures w14:val="none"/>
               </w:rPr>
-              <w:t>Water Jug</w:t>
+              <w:t>Steel Tumbler</w:t>
             </w:r>
           </w:p>
         </w:tc>
@@ -2596,6 +2634,43 @@
             <w:pPr>
               <w:jc w:val="center"/>
               <w:cnfStyle w:val="000000100000" w:firstRow="0" w:lastRow="0" w:firstColumn="0" w:lastColumn="0" w:oddVBand="0" w:evenVBand="0" w:oddHBand="1" w:evenHBand="0" w:firstRowFirstColumn="0" w:firstRowLastColumn="0" w:lastRowFirstColumn="0" w:lastRowLastColumn="0"/>
+              <w:rPr>
+                <w:rFonts w:ascii="Courier New" w:eastAsia="Times New Roman" w:hAnsi="Courier New" w:cs="Courier New"/>
+                <w:color w:val="000000"/>
+                <w:kern w:val="0"/>
+                <w14:ligatures w14:val="none"/>
+              </w:rPr>
+            </w:pPr>
+            <w:r>
+              <w:rPr>
+                <w:rFonts w:ascii="Courier New" w:eastAsia="Times New Roman" w:hAnsi="Courier New" w:cs="Courier New"/>
+                <w:color w:val="000000"/>
+                <w:kern w:val="0"/>
+                <w14:ligatures w14:val="none"/>
+              </w:rPr>
+              <w:t>1</w:t>
+            </w:r>
+          </w:p>
+        </w:tc>
+        <w:tc>
+          <w:tcPr>
+            <w:tcW w:w="3268" w:type="dxa"/>
+            <w:noWrap/>
+            <w:vAlign w:val="center"/>
+            <w:hideMark/>
+          </w:tcPr>
+          <w:p>
+            <w:pPr>
+              <w:jc w:val="center"/>
+              <w:cnfStyle w:val="000000100000" w:firstRow="0" w:lastRow="0" w:firstColumn="0" w:lastColumn="0" w:oddVBand="0" w:evenVBand="0" w:oddHBand="1" w:evenHBand="0" w:firstRowFirstColumn="0" w:firstRowLastColumn="0" w:lastRowFirstColumn="0" w:lastRowLastColumn="0"/>
+              <w:rPr>
+                <w:rFonts w:ascii="Courier New" w:eastAsia="Times New Roman" w:hAnsi="Courier New" w:cs="Courier New"/>
+                <w:color w:val="000000"/>
+                <w:kern w:val="0"/>
+                <w14:ligatures w14:val="none"/>
+              </w:rPr>
+            </w:pPr>
+            <w:r>
               <w:rPr>
                 <w:rFonts w:ascii="Courier New" w:eastAsia="Times New Roman" w:hAnsi="Courier New" w:cs="Courier New"/>
                 <w:b/>
@@ -2604,50 +2679,16 @@
                 <w:kern w:val="0"/>
                 <w14:ligatures w14:val="none"/>
               </w:rPr>
-            </w:pPr>
-            <w:r>
-              <w:rPr>
-                <w:rFonts w:ascii="Courier New" w:eastAsia="Times New Roman" w:hAnsi="Courier New" w:cs="Courier New"/>
-                <w:b/>
-                <w:bCs/>
-                <w:color w:val="000000"/>
-                <w:kern w:val="0"/>
-                <w14:ligatures w14:val="none"/>
-              </w:rPr>
-              <w:t>1</w:t>
-            </w:r>
-          </w:p>
-        </w:tc>
-        <w:tc>
-          <w:tcPr>
-            <w:tcW w:w="3268" w:type="dxa"/>
-            <w:noWrap/>
-            <w:vAlign w:val="center"/>
-            <w:hideMark/>
-          </w:tcPr>
-          <w:p>
-            <w:pPr>
-              <w:jc w:val="center"/>
-              <w:cnfStyle w:val="000000100000" w:firstRow="0" w:lastRow="0" w:firstColumn="0" w:lastColumn="0" w:oddVBand="0" w:evenVBand="0" w:oddHBand="1" w:evenHBand="0" w:firstRowFirstColumn="0" w:firstRowLastColumn="0" w:lastRowFirstColumn="0" w:lastRowLastColumn="0"/>
-              <w:rPr>
-                <w:rFonts w:ascii="Courier New" w:eastAsia="Times New Roman" w:hAnsi="Courier New" w:cs="Courier New"/>
-                <w:b/>
-                <w:bCs/>
-                <w:color w:val="000000"/>
-                <w:kern w:val="0"/>
-                <w14:ligatures w14:val="none"/>
-              </w:rPr>
-            </w:pPr>
-            <w:r>
-              <w:rPr>
-                <w:rFonts w:ascii="Courier New" w:eastAsia="Times New Roman" w:hAnsi="Courier New" w:cs="Courier New"/>
-                <w:b/>
-                <w:bCs/>
-                <w:color w:val="000000"/>
-                <w:kern w:val="0"/>
-                <w14:ligatures w14:val="none"/>
-              </w:rPr>
-              <w:t>7, 19</w:t>
+              <w:t>7,</w:t>
+            </w:r>
+            <w:r>
+              <w:rPr>
+                <w:rFonts w:ascii="Courier New" w:eastAsia="Times New Roman" w:hAnsi="Courier New" w:cs="Courier New"/>
+                <w:color w:val="000000"/>
+                <w:kern w:val="0"/>
+                <w14:ligatures w14:val="none"/>
+              </w:rPr>
+              <w:t xml:space="preserve"> 19</w:t>
             </w:r>
           </w:p>
         </w:tc>
@@ -2661,8 +2702,6 @@
               <w:cnfStyle w:val="000000100000" w:firstRow="0" w:lastRow="0" w:firstColumn="0" w:lastColumn="0" w:oddVBand="0" w:evenVBand="0" w:oddHBand="1" w:evenHBand="0" w:firstRowFirstColumn="0" w:firstRowLastColumn="0" w:lastRowFirstColumn="0" w:lastRowLastColumn="0"/>
               <w:rPr>
                 <w:rFonts w:ascii="Courier New" w:eastAsia="Times New Roman" w:hAnsi="Courier New" w:cs="Courier New"/>
-                <w:b/>
-                <w:bCs/>
                 <w:color w:val="000000"/>
                 <w:kern w:val="0"/>
                 <w14:ligatures w14:val="none"/>
@@ -2717,56 +2756,59 @@
               <w:cnfStyle w:val="000000000000" w:firstRow="0" w:lastRow="0" w:firstColumn="0" w:lastColumn="0" w:oddVBand="0" w:evenVBand="0" w:oddHBand="0" w:evenHBand="0" w:firstRowFirstColumn="0" w:firstRowLastColumn="0" w:lastRowFirstColumn="0" w:lastRowLastColumn="0"/>
               <w:rPr>
                 <w:rFonts w:ascii="Courier New" w:eastAsia="Times New Roman" w:hAnsi="Courier New" w:cs="Courier New"/>
+                <w:color w:val="000000"/>
+                <w:kern w:val="0"/>
+                <w14:ligatures w14:val="none"/>
+              </w:rPr>
+            </w:pPr>
+            <w:r>
+              <w:rPr>
+                <w:rFonts w:ascii="Courier New" w:eastAsia="Times New Roman" w:hAnsi="Courier New" w:cs="Courier New"/>
+                <w:color w:val="000000"/>
+                <w:kern w:val="0"/>
+                <w14:ligatures w14:val="none"/>
+              </w:rPr>
+              <w:t>1</w:t>
+            </w:r>
+          </w:p>
+        </w:tc>
+        <w:tc>
+          <w:tcPr>
+            <w:tcW w:w="3268" w:type="dxa"/>
+            <w:noWrap/>
+            <w:vAlign w:val="center"/>
+            <w:hideMark/>
+          </w:tcPr>
+          <w:p>
+            <w:pPr>
+              <w:jc w:val="center"/>
+              <w:cnfStyle w:val="000000000000" w:firstRow="0" w:lastRow="0" w:firstColumn="0" w:lastColumn="0" w:oddVBand="0" w:evenVBand="0" w:oddHBand="0" w:evenHBand="0" w:firstRowFirstColumn="0" w:firstRowLastColumn="0" w:lastRowFirstColumn="0" w:lastRowLastColumn="0"/>
+              <w:rPr>
+                <w:rFonts w:ascii="Courier New" w:eastAsia="Times New Roman" w:hAnsi="Courier New" w:cs="Courier New"/>
+                <w:color w:val="000000"/>
+                <w:kern w:val="0"/>
+                <w14:ligatures w14:val="none"/>
+              </w:rPr>
+            </w:pPr>
+            <w:r>
+              <w:rPr>
+                <w:rFonts w:ascii="Courier New" w:eastAsia="Times New Roman" w:hAnsi="Courier New" w:cs="Courier New"/>
                 <w:b/>
                 <w:bCs/>
                 <w:color w:val="000000"/>
                 <w:kern w:val="0"/>
                 <w14:ligatures w14:val="none"/>
               </w:rPr>
-            </w:pPr>
-            <w:r>
-              <w:rPr>
-                <w:rFonts w:ascii="Courier New" w:eastAsia="Times New Roman" w:hAnsi="Courier New" w:cs="Courier New"/>
-                <w:b/>
-                <w:bCs/>
-                <w:color w:val="000000"/>
-                <w:kern w:val="0"/>
-                <w14:ligatures w14:val="none"/>
-              </w:rPr>
-              <w:t>1</w:t>
-            </w:r>
-          </w:p>
-        </w:tc>
-        <w:tc>
-          <w:tcPr>
-            <w:tcW w:w="3268" w:type="dxa"/>
-            <w:noWrap/>
-            <w:vAlign w:val="center"/>
-            <w:hideMark/>
-          </w:tcPr>
-          <w:p>
-            <w:pPr>
-              <w:jc w:val="center"/>
-              <w:cnfStyle w:val="000000000000" w:firstRow="0" w:lastRow="0" w:firstColumn="0" w:lastColumn="0" w:oddVBand="0" w:evenVBand="0" w:oddHBand="0" w:evenHBand="0" w:firstRowFirstColumn="0" w:firstRowLastColumn="0" w:lastRowFirstColumn="0" w:lastRowLastColumn="0"/>
-              <w:rPr>
-                <w:rFonts w:ascii="Courier New" w:eastAsia="Times New Roman" w:hAnsi="Courier New" w:cs="Courier New"/>
-                <w:b/>
-                <w:bCs/>
-                <w:color w:val="000000"/>
-                <w:kern w:val="0"/>
-                <w14:ligatures w14:val="none"/>
-              </w:rPr>
-            </w:pPr>
-            <w:r>
-              <w:rPr>
-                <w:rFonts w:ascii="Courier New" w:eastAsia="Times New Roman" w:hAnsi="Courier New" w:cs="Courier New"/>
-                <w:b/>
-                <w:bCs/>
-                <w:color w:val="000000"/>
-                <w:kern w:val="0"/>
-                <w14:ligatures w14:val="none"/>
-              </w:rPr>
-              <w:t>7, 19</w:t>
+              <w:t>7,</w:t>
+            </w:r>
+            <w:r>
+              <w:rPr>
+                <w:rFonts w:ascii="Courier New" w:eastAsia="Times New Roman" w:hAnsi="Courier New" w:cs="Courier New"/>
+                <w:color w:val="000000"/>
+                <w:kern w:val="0"/>
+                <w14:ligatures w14:val="none"/>
+              </w:rPr>
+              <w:t xml:space="preserve"> 19</w:t>
             </w:r>
           </w:p>
         </w:tc>
@@ -2780,8 +2822,6 @@
               <w:cnfStyle w:val="000000000000" w:firstRow="0" w:lastRow="0" w:firstColumn="0" w:lastColumn="0" w:oddVBand="0" w:evenVBand="0" w:oddHBand="0" w:evenHBand="0" w:firstRowFirstColumn="0" w:firstRowLastColumn="0" w:lastRowFirstColumn="0" w:lastRowLastColumn="0"/>
               <w:rPr>
                 <w:rFonts w:ascii="Courier New" w:eastAsia="Times New Roman" w:hAnsi="Courier New" w:cs="Courier New"/>
-                <w:b/>
-                <w:bCs/>
                 <w:color w:val="000000"/>
                 <w:kern w:val="0"/>
                 <w14:ligatures w14:val="none"/>
@@ -2837,6 +2877,35 @@
               <w:cnfStyle w:val="000000100000" w:firstRow="0" w:lastRow="0" w:firstColumn="0" w:lastColumn="0" w:oddVBand="0" w:evenVBand="0" w:oddHBand="1" w:evenHBand="0" w:firstRowFirstColumn="0" w:firstRowLastColumn="0" w:lastRowFirstColumn="0" w:lastRowLastColumn="0"/>
               <w:rPr>
                 <w:rFonts w:ascii="Courier New" w:eastAsia="Times New Roman" w:hAnsi="Courier New" w:cs="Courier New"/>
+                <w:color w:val="000000"/>
+                <w:kern w:val="0"/>
+                <w14:ligatures w14:val="none"/>
+              </w:rPr>
+            </w:pPr>
+            <w:r>
+              <w:rPr>
+                <w:rFonts w:ascii="Courier New" w:eastAsia="Times New Roman" w:hAnsi="Courier New" w:cs="Courier New"/>
+                <w:color w:val="000000"/>
+                <w:kern w:val="0"/>
+                <w14:ligatures w14:val="none"/>
+              </w:rPr>
+              <w:t>1</w:t>
+            </w:r>
+          </w:p>
+        </w:tc>
+        <w:tc>
+          <w:tcPr>
+            <w:tcW w:w="3268" w:type="dxa"/>
+            <w:noWrap/>
+            <w:vAlign w:val="center"/>
+            <w:hideMark/>
+          </w:tcPr>
+          <w:p>
+            <w:pPr>
+              <w:jc w:val="center"/>
+              <w:cnfStyle w:val="000000100000" w:firstRow="0" w:lastRow="0" w:firstColumn="0" w:lastColumn="0" w:oddVBand="0" w:evenVBand="0" w:oddHBand="1" w:evenHBand="0" w:firstRowFirstColumn="0" w:firstRowLastColumn="0" w:lastRowFirstColumn="0" w:lastRowLastColumn="0"/>
+              <w:rPr>
+                <w:rFonts w:ascii="Courier New" w:eastAsia="Times New Roman" w:hAnsi="Courier New" w:cs="Courier New"/>
                 <w:b/>
                 <w:bCs/>
                 <w:color w:val="000000"/>
@@ -2853,39 +2922,6 @@
                 <w:kern w:val="0"/>
                 <w14:ligatures w14:val="none"/>
               </w:rPr>
-              <w:t>1</w:t>
-            </w:r>
-          </w:p>
-        </w:tc>
-        <w:tc>
-          <w:tcPr>
-            <w:tcW w:w="3268" w:type="dxa"/>
-            <w:noWrap/>
-            <w:vAlign w:val="center"/>
-            <w:hideMark/>
-          </w:tcPr>
-          <w:p>
-            <w:pPr>
-              <w:jc w:val="center"/>
-              <w:cnfStyle w:val="000000100000" w:firstRow="0" w:lastRow="0" w:firstColumn="0" w:lastColumn="0" w:oddVBand="0" w:evenVBand="0" w:oddHBand="1" w:evenHBand="0" w:firstRowFirstColumn="0" w:firstRowLastColumn="0" w:lastRowFirstColumn="0" w:lastRowLastColumn="0"/>
-              <w:rPr>
-                <w:rFonts w:ascii="Courier New" w:eastAsia="Times New Roman" w:hAnsi="Courier New" w:cs="Courier New"/>
-                <w:b/>
-                <w:bCs/>
-                <w:color w:val="000000"/>
-                <w:kern w:val="0"/>
-                <w14:ligatures w14:val="none"/>
-              </w:rPr>
-            </w:pPr>
-            <w:r>
-              <w:rPr>
-                <w:rFonts w:ascii="Courier New" w:eastAsia="Times New Roman" w:hAnsi="Courier New" w:cs="Courier New"/>
-                <w:b/>
-                <w:bCs/>
-                <w:color w:val="000000"/>
-                <w:kern w:val="0"/>
-                <w14:ligatures w14:val="none"/>
-              </w:rPr>
               <w:t>7</w:t>
             </w:r>
           </w:p>
@@ -2900,8 +2936,6 @@
               <w:cnfStyle w:val="000000100000" w:firstRow="0" w:lastRow="0" w:firstColumn="0" w:lastColumn="0" w:oddVBand="0" w:evenVBand="0" w:oddHBand="1" w:evenHBand="0" w:firstRowFirstColumn="0" w:firstRowLastColumn="0" w:lastRowFirstColumn="0" w:lastRowLastColumn="0"/>
               <w:rPr>
                 <w:rFonts w:ascii="Courier New" w:eastAsia="Times New Roman" w:hAnsi="Courier New" w:cs="Courier New"/>
-                <w:b/>
-                <w:bCs/>
                 <w:color w:val="000000"/>
                 <w:kern w:val="0"/>
                 <w14:ligatures w14:val="none"/>
@@ -2956,13 +2990,60 @@
               <w:cnfStyle w:val="000000000000" w:firstRow="0" w:lastRow="0" w:firstColumn="0" w:lastColumn="0" w:oddVBand="0" w:evenVBand="0" w:oddHBand="0" w:evenHBand="0" w:firstRowFirstColumn="0" w:firstRowLastColumn="0" w:lastRowFirstColumn="0" w:lastRowLastColumn="0"/>
               <w:rPr>
                 <w:rFonts w:ascii="Courier New" w:eastAsia="Times New Roman" w:hAnsi="Courier New" w:cs="Courier New"/>
+                <w:color w:val="000000"/>
+                <w:kern w:val="0"/>
+                <w14:ligatures w14:val="none"/>
+              </w:rPr>
+            </w:pPr>
+            <w:r>
+              <w:rPr>
+                <w:rFonts w:ascii="Courier New" w:eastAsia="Times New Roman" w:hAnsi="Courier New" w:cs="Courier New"/>
+                <w:color w:val="000000"/>
+                <w:kern w:val="0"/>
+                <w14:ligatures w14:val="none"/>
+              </w:rPr>
+              <w:t>1</w:t>
+            </w:r>
+          </w:p>
+        </w:tc>
+        <w:tc>
+          <w:tcPr>
+            <w:tcW w:w="3268" w:type="dxa"/>
+            <w:noWrap/>
+            <w:vAlign w:val="center"/>
+            <w:hideMark/>
+          </w:tcPr>
+          <w:p>
+            <w:pPr>
+              <w:jc w:val="center"/>
+              <w:cnfStyle w:val="000000000000" w:firstRow="0" w:lastRow="0" w:firstColumn="0" w:lastColumn="0" w:oddVBand="0" w:evenVBand="0" w:oddHBand="0" w:evenHBand="0" w:firstRowFirstColumn="0" w:firstRowLastColumn="0" w:lastRowFirstColumn="0" w:lastRowLastColumn="0"/>
+              <w:rPr>
+                <w:rFonts w:ascii="Courier New" w:eastAsia="Times New Roman" w:hAnsi="Courier New" w:cs="Courier New"/>
+                <w:color w:val="000000"/>
+                <w:kern w:val="0"/>
+                <w14:ligatures w14:val="none"/>
+              </w:rPr>
+            </w:pPr>
+            <w:r>
+              <w:rPr>
+                <w:rFonts w:ascii="Courier New" w:eastAsia="Times New Roman" w:hAnsi="Courier New" w:cs="Courier New"/>
                 <w:b/>
                 <w:bCs/>
                 <w:color w:val="000000"/>
                 <w:kern w:val="0"/>
                 <w14:ligatures w14:val="none"/>
               </w:rPr>
-            </w:pPr>
+              <w:t>7,</w:t>
+            </w:r>
+            <w:r>
+              <w:rPr>
+                <w:rFonts w:ascii="Courier New" w:eastAsia="Times New Roman" w:hAnsi="Courier New" w:cs="Courier New"/>
+                <w:color w:val="000000"/>
+                <w:kern w:val="0"/>
+                <w14:ligatures w14:val="none"/>
+              </w:rPr>
+              <w:t xml:space="preserve"> </w:t>
+            </w:r>
             <w:r>
               <w:rPr>
                 <w:rFonts w:ascii="Courier New" w:eastAsia="Times New Roman" w:hAnsi="Courier New" w:cs="Courier New"/>
@@ -2972,40 +3053,16 @@
                 <w:kern w:val="0"/>
                 <w14:ligatures w14:val="none"/>
               </w:rPr>
-              <w:t>1</w:t>
-            </w:r>
-          </w:p>
-        </w:tc>
-        <w:tc>
-          <w:tcPr>
-            <w:tcW w:w="3268" w:type="dxa"/>
-            <w:noWrap/>
-            <w:vAlign w:val="center"/>
-            <w:hideMark/>
-          </w:tcPr>
-          <w:p>
-            <w:pPr>
-              <w:jc w:val="center"/>
-              <w:cnfStyle w:val="000000000000" w:firstRow="0" w:lastRow="0" w:firstColumn="0" w:lastColumn="0" w:oddVBand="0" w:evenVBand="0" w:oddHBand="0" w:evenHBand="0" w:firstRowFirstColumn="0" w:firstRowLastColumn="0" w:lastRowFirstColumn="0" w:lastRowLastColumn="0"/>
-              <w:rPr>
-                <w:rFonts w:ascii="Courier New" w:eastAsia="Times New Roman" w:hAnsi="Courier New" w:cs="Courier New"/>
-                <w:b/>
-                <w:bCs/>
-                <w:color w:val="000000"/>
-                <w:kern w:val="0"/>
-                <w14:ligatures w14:val="none"/>
-              </w:rPr>
-            </w:pPr>
-            <w:r>
-              <w:rPr>
-                <w:rFonts w:ascii="Courier New" w:eastAsia="Times New Roman" w:hAnsi="Courier New" w:cs="Courier New"/>
-                <w:b/>
-                <w:bCs/>
-                <w:color w:val="000000"/>
-                <w:kern w:val="0"/>
-                <w14:ligatures w14:val="none"/>
-              </w:rPr>
-              <w:t>7, 9, 19, 21, 22</w:t>
+              <w:t>9</w:t>
+            </w:r>
+            <w:r>
+              <w:rPr>
+                <w:rFonts w:ascii="Courier New" w:eastAsia="Times New Roman" w:hAnsi="Courier New" w:cs="Courier New"/>
+                <w:color w:val="000000"/>
+                <w:kern w:val="0"/>
+                <w14:ligatures w14:val="none"/>
+              </w:rPr>
+              <w:t>, 19, 21, 22</w:t>
             </w:r>
           </w:p>
         </w:tc>
@@ -3019,8 +3076,6 @@
               <w:cnfStyle w:val="000000000000" w:firstRow="0" w:lastRow="0" w:firstColumn="0" w:lastColumn="0" w:oddVBand="0" w:evenVBand="0" w:oddHBand="0" w:evenHBand="0" w:firstRowFirstColumn="0" w:firstRowLastColumn="0" w:lastRowFirstColumn="0" w:lastRowLastColumn="0"/>
               <w:rPr>
                 <w:rFonts w:ascii="Courier New" w:eastAsia="Times New Roman" w:hAnsi="Courier New" w:cs="Courier New"/>
-                <w:b/>
-                <w:bCs/>
                 <w:color w:val="000000"/>
                 <w:kern w:val="0"/>
                 <w14:ligatures w14:val="none"/>
@@ -3058,16 +3113,7 @@
                 <w:kern w:val="0"/>
                 <w14:ligatures w14:val="none"/>
               </w:rPr>
-              <w:t>Photo of parents</w:t>
-            </w:r>
-            <w:r>
-              <w:rPr>
-                <w:rFonts w:ascii="Courier New" w:eastAsia="Times New Roman" w:hAnsi="Courier New" w:cs="Courier New"/>
-                <w:color w:val="000000"/>
-                <w:kern w:val="0"/>
-                <w14:ligatures w14:val="none"/>
-              </w:rPr>
-              <w:t xml:space="preserve"> together</w:t>
+              <w:t>Photo of parents together</w:t>
             </w:r>
           </w:p>
         </w:tc>
@@ -3081,6 +3127,42 @@
             <w:pPr>
               <w:jc w:val="center"/>
               <w:cnfStyle w:val="000000100000" w:firstRow="0" w:lastRow="0" w:firstColumn="0" w:lastColumn="0" w:oddVBand="0" w:evenVBand="0" w:oddHBand="1" w:evenHBand="0" w:firstRowFirstColumn="0" w:firstRowLastColumn="0" w:lastRowFirstColumn="0" w:lastRowLastColumn="0"/>
+              <w:rPr>
+                <w:rFonts w:ascii="Courier New" w:eastAsia="Times New Roman" w:hAnsi="Courier New" w:cs="Courier New"/>
+                <w:color w:val="000000"/>
+                <w:kern w:val="0"/>
+                <w14:ligatures w14:val="none"/>
+              </w:rPr>
+            </w:pPr>
+            <w:r>
+              <w:rPr>
+                <w:rFonts w:ascii="Courier New" w:eastAsia="Times New Roman" w:hAnsi="Courier New" w:cs="Courier New"/>
+                <w:color w:val="000000"/>
+                <w:kern w:val="0"/>
+                <w14:ligatures w14:val="none"/>
+              </w:rPr>
+              <w:t>1</w:t>
+            </w:r>
+          </w:p>
+        </w:tc>
+        <w:tc>
+          <w:tcPr>
+            <w:tcW w:w="3268" w:type="dxa"/>
+            <w:noWrap/>
+            <w:vAlign w:val="center"/>
+          </w:tcPr>
+          <w:p>
+            <w:pPr>
+              <w:jc w:val="center"/>
+              <w:cnfStyle w:val="000000100000" w:firstRow="0" w:lastRow="0" w:firstColumn="0" w:lastColumn="0" w:oddVBand="0" w:evenVBand="0" w:oddHBand="1" w:evenHBand="0" w:firstRowFirstColumn="0" w:firstRowLastColumn="0" w:lastRowFirstColumn="0" w:lastRowLastColumn="0"/>
+              <w:rPr>
+                <w:rFonts w:ascii="Courier New" w:eastAsia="Times New Roman" w:hAnsi="Courier New" w:cs="Courier New"/>
+                <w:color w:val="000000"/>
+                <w:kern w:val="0"/>
+                <w14:ligatures w14:val="none"/>
+              </w:rPr>
+            </w:pPr>
+            <w:r>
               <w:rPr>
                 <w:rFonts w:ascii="Courier New" w:eastAsia="Times New Roman" w:hAnsi="Courier New" w:cs="Courier New"/>
                 <w:b/>
@@ -3089,60 +3171,16 @@
                 <w:kern w:val="0"/>
                 <w14:ligatures w14:val="none"/>
               </w:rPr>
-            </w:pPr>
-            <w:r>
-              <w:rPr>
-                <w:rFonts w:ascii="Courier New" w:eastAsia="Times New Roman" w:hAnsi="Courier New" w:cs="Courier New"/>
-                <w:b/>
-                <w:bCs/>
-                <w:color w:val="000000"/>
-                <w:kern w:val="0"/>
-                <w14:ligatures w14:val="none"/>
-              </w:rPr>
-              <w:t>1</w:t>
-            </w:r>
-          </w:p>
-        </w:tc>
-        <w:tc>
-          <w:tcPr>
-            <w:tcW w:w="3268" w:type="dxa"/>
-            <w:noWrap/>
-            <w:vAlign w:val="center"/>
-          </w:tcPr>
-          <w:p>
-            <w:pPr>
-              <w:jc w:val="center"/>
-              <w:cnfStyle w:val="000000100000" w:firstRow="0" w:lastRow="0" w:firstColumn="0" w:lastColumn="0" w:oddVBand="0" w:evenVBand="0" w:oddHBand="1" w:evenHBand="0" w:firstRowFirstColumn="0" w:firstRowLastColumn="0" w:lastRowFirstColumn="0" w:lastRowLastColumn="0"/>
-              <w:rPr>
-                <w:rFonts w:ascii="Courier New" w:eastAsia="Times New Roman" w:hAnsi="Courier New" w:cs="Courier New"/>
-                <w:b/>
-                <w:bCs/>
-                <w:color w:val="000000"/>
-                <w:kern w:val="0"/>
-                <w14:ligatures w14:val="none"/>
-              </w:rPr>
-            </w:pPr>
-            <w:r>
-              <w:rPr>
-                <w:rFonts w:ascii="Courier New" w:eastAsia="Times New Roman" w:hAnsi="Courier New" w:cs="Courier New"/>
-                <w:b/>
-                <w:bCs/>
-                <w:color w:val="000000"/>
-                <w:kern w:val="0"/>
-                <w14:ligatures w14:val="none"/>
-              </w:rPr>
-              <w:t>7</w:t>
-            </w:r>
-            <w:r>
-              <w:rPr>
-                <w:rFonts w:ascii="Courier New" w:eastAsia="Times New Roman" w:hAnsi="Courier New" w:cs="Courier New"/>
-                <w:b/>
-                <w:bCs/>
-                <w:color w:val="000000"/>
-                <w:kern w:val="0"/>
-                <w14:ligatures w14:val="none"/>
-              </w:rPr>
-              <w:t>, 9</w:t>
+              <w:t>7,</w:t>
+            </w:r>
+            <w:r>
+              <w:rPr>
+                <w:rFonts w:ascii="Courier New" w:eastAsia="Times New Roman" w:hAnsi="Courier New" w:cs="Courier New"/>
+                <w:color w:val="000000"/>
+                <w:kern w:val="0"/>
+                <w14:ligatures w14:val="none"/>
+              </w:rPr>
+              <w:t xml:space="preserve"> 9</w:t>
             </w:r>
           </w:p>
         </w:tc>
@@ -3156,8 +3194,6 @@
               <w:cnfStyle w:val="000000100000" w:firstRow="0" w:lastRow="0" w:firstColumn="0" w:lastColumn="0" w:oddVBand="0" w:evenVBand="0" w:oddHBand="1" w:evenHBand="0" w:firstRowFirstColumn="0" w:firstRowLastColumn="0" w:lastRowFirstColumn="0" w:lastRowLastColumn="0"/>
               <w:rPr>
                 <w:rFonts w:ascii="Courier New" w:eastAsia="Times New Roman" w:hAnsi="Courier New" w:cs="Courier New"/>
-                <w:b/>
-                <w:bCs/>
                 <w:color w:val="000000"/>
                 <w:kern w:val="0"/>
                 <w14:ligatures w14:val="none"/>
@@ -3210,55 +3246,58 @@
               <w:cnfStyle w:val="000000000000" w:firstRow="0" w:lastRow="0" w:firstColumn="0" w:lastColumn="0" w:oddVBand="0" w:evenVBand="0" w:oddHBand="0" w:evenHBand="0" w:firstRowFirstColumn="0" w:firstRowLastColumn="0" w:lastRowFirstColumn="0" w:lastRowLastColumn="0"/>
               <w:rPr>
                 <w:rFonts w:ascii="Courier New" w:eastAsia="Times New Roman" w:hAnsi="Courier New" w:cs="Courier New"/>
+                <w:color w:val="000000"/>
+                <w:kern w:val="0"/>
+                <w14:ligatures w14:val="none"/>
+              </w:rPr>
+            </w:pPr>
+            <w:r>
+              <w:rPr>
+                <w:rFonts w:ascii="Courier New" w:eastAsia="Times New Roman" w:hAnsi="Courier New" w:cs="Courier New"/>
+                <w:color w:val="000000"/>
+                <w:kern w:val="0"/>
+                <w14:ligatures w14:val="none"/>
+              </w:rPr>
+              <w:t>1</w:t>
+            </w:r>
+          </w:p>
+        </w:tc>
+        <w:tc>
+          <w:tcPr>
+            <w:tcW w:w="3268" w:type="dxa"/>
+            <w:noWrap/>
+            <w:vAlign w:val="center"/>
+          </w:tcPr>
+          <w:p>
+            <w:pPr>
+              <w:jc w:val="center"/>
+              <w:cnfStyle w:val="000000000000" w:firstRow="0" w:lastRow="0" w:firstColumn="0" w:lastColumn="0" w:oddVBand="0" w:evenVBand="0" w:oddHBand="0" w:evenHBand="0" w:firstRowFirstColumn="0" w:firstRowLastColumn="0" w:lastRowFirstColumn="0" w:lastRowLastColumn="0"/>
+              <w:rPr>
+                <w:rFonts w:ascii="Courier New" w:eastAsia="Times New Roman" w:hAnsi="Courier New" w:cs="Courier New"/>
+                <w:color w:val="000000"/>
+                <w:kern w:val="0"/>
+                <w14:ligatures w14:val="none"/>
+              </w:rPr>
+            </w:pPr>
+            <w:r>
+              <w:rPr>
+                <w:rFonts w:ascii="Courier New" w:eastAsia="Times New Roman" w:hAnsi="Courier New" w:cs="Courier New"/>
                 <w:b/>
                 <w:bCs/>
                 <w:color w:val="000000"/>
                 <w:kern w:val="0"/>
                 <w14:ligatures w14:val="none"/>
               </w:rPr>
-            </w:pPr>
-            <w:r>
-              <w:rPr>
-                <w:rFonts w:ascii="Courier New" w:eastAsia="Times New Roman" w:hAnsi="Courier New" w:cs="Courier New"/>
-                <w:b/>
-                <w:bCs/>
-                <w:color w:val="000000"/>
-                <w:kern w:val="0"/>
-                <w14:ligatures w14:val="none"/>
-              </w:rPr>
-              <w:t>1</w:t>
-            </w:r>
-          </w:p>
-        </w:tc>
-        <w:tc>
-          <w:tcPr>
-            <w:tcW w:w="3268" w:type="dxa"/>
-            <w:noWrap/>
-            <w:vAlign w:val="center"/>
-          </w:tcPr>
-          <w:p>
-            <w:pPr>
-              <w:jc w:val="center"/>
-              <w:cnfStyle w:val="000000000000" w:firstRow="0" w:lastRow="0" w:firstColumn="0" w:lastColumn="0" w:oddVBand="0" w:evenVBand="0" w:oddHBand="0" w:evenHBand="0" w:firstRowFirstColumn="0" w:firstRowLastColumn="0" w:lastRowFirstColumn="0" w:lastRowLastColumn="0"/>
-              <w:rPr>
-                <w:rFonts w:ascii="Courier New" w:eastAsia="Times New Roman" w:hAnsi="Courier New" w:cs="Courier New"/>
-                <w:b/>
-                <w:bCs/>
-                <w:color w:val="000000"/>
-                <w:kern w:val="0"/>
-                <w14:ligatures w14:val="none"/>
-              </w:rPr>
-            </w:pPr>
-            <w:r>
-              <w:rPr>
-                <w:rFonts w:ascii="Courier New" w:eastAsia="Times New Roman" w:hAnsi="Courier New" w:cs="Courier New"/>
-                <w:b/>
-                <w:bCs/>
-                <w:color w:val="000000"/>
-                <w:kern w:val="0"/>
-                <w14:ligatures w14:val="none"/>
-              </w:rPr>
-              <w:t>7, 9</w:t>
+              <w:t>7,</w:t>
+            </w:r>
+            <w:r>
+              <w:rPr>
+                <w:rFonts w:ascii="Courier New" w:eastAsia="Times New Roman" w:hAnsi="Courier New" w:cs="Courier New"/>
+                <w:color w:val="000000"/>
+                <w:kern w:val="0"/>
+                <w14:ligatures w14:val="none"/>
+              </w:rPr>
+              <w:t xml:space="preserve"> 9</w:t>
             </w:r>
           </w:p>
         </w:tc>
@@ -3272,8 +3311,6 @@
               <w:cnfStyle w:val="000000000000" w:firstRow="0" w:lastRow="0" w:firstColumn="0" w:lastColumn="0" w:oddVBand="0" w:evenVBand="0" w:oddHBand="0" w:evenHBand="0" w:firstRowFirstColumn="0" w:firstRowLastColumn="0" w:lastRowFirstColumn="0" w:lastRowLastColumn="0"/>
               <w:rPr>
                 <w:rFonts w:ascii="Courier New" w:eastAsia="Times New Roman" w:hAnsi="Courier New" w:cs="Courier New"/>
-                <w:b/>
-                <w:bCs/>
                 <w:color w:val="000000"/>
                 <w:kern w:val="0"/>
                 <w14:ligatures w14:val="none"/>
@@ -3329,56 +3366,59 @@
               <w:cnfStyle w:val="000000100000" w:firstRow="0" w:lastRow="0" w:firstColumn="0" w:lastColumn="0" w:oddVBand="0" w:evenVBand="0" w:oddHBand="1" w:evenHBand="0" w:firstRowFirstColumn="0" w:firstRowLastColumn="0" w:lastRowFirstColumn="0" w:lastRowLastColumn="0"/>
               <w:rPr>
                 <w:rFonts w:ascii="Courier New" w:eastAsia="Times New Roman" w:hAnsi="Courier New" w:cs="Courier New"/>
+                <w:color w:val="000000"/>
+                <w:kern w:val="0"/>
+                <w14:ligatures w14:val="none"/>
+              </w:rPr>
+            </w:pPr>
+            <w:r>
+              <w:rPr>
+                <w:rFonts w:ascii="Courier New" w:eastAsia="Times New Roman" w:hAnsi="Courier New" w:cs="Courier New"/>
+                <w:color w:val="000000"/>
+                <w:kern w:val="0"/>
+                <w14:ligatures w14:val="none"/>
+              </w:rPr>
+              <w:t>1</w:t>
+            </w:r>
+          </w:p>
+        </w:tc>
+        <w:tc>
+          <w:tcPr>
+            <w:tcW w:w="3268" w:type="dxa"/>
+            <w:noWrap/>
+            <w:vAlign w:val="center"/>
+            <w:hideMark/>
+          </w:tcPr>
+          <w:p>
+            <w:pPr>
+              <w:jc w:val="center"/>
+              <w:cnfStyle w:val="000000100000" w:firstRow="0" w:lastRow="0" w:firstColumn="0" w:lastColumn="0" w:oddVBand="0" w:evenVBand="0" w:oddHBand="1" w:evenHBand="0" w:firstRowFirstColumn="0" w:firstRowLastColumn="0" w:lastRowFirstColumn="0" w:lastRowLastColumn="0"/>
+              <w:rPr>
+                <w:rFonts w:ascii="Courier New" w:eastAsia="Times New Roman" w:hAnsi="Courier New" w:cs="Courier New"/>
+                <w:color w:val="000000"/>
+                <w:kern w:val="0"/>
+                <w14:ligatures w14:val="none"/>
+              </w:rPr>
+            </w:pPr>
+            <w:r>
+              <w:rPr>
+                <w:rFonts w:ascii="Courier New" w:eastAsia="Times New Roman" w:hAnsi="Courier New" w:cs="Courier New"/>
                 <w:b/>
                 <w:bCs/>
                 <w:color w:val="000000"/>
                 <w:kern w:val="0"/>
                 <w14:ligatures w14:val="none"/>
               </w:rPr>
-            </w:pPr>
-            <w:r>
-              <w:rPr>
-                <w:rFonts w:ascii="Courier New" w:eastAsia="Times New Roman" w:hAnsi="Courier New" w:cs="Courier New"/>
-                <w:b/>
-                <w:bCs/>
-                <w:color w:val="000000"/>
-                <w:kern w:val="0"/>
-                <w14:ligatures w14:val="none"/>
-              </w:rPr>
-              <w:t>1</w:t>
-            </w:r>
-          </w:p>
-        </w:tc>
-        <w:tc>
-          <w:tcPr>
-            <w:tcW w:w="3268" w:type="dxa"/>
-            <w:noWrap/>
-            <w:vAlign w:val="center"/>
-            <w:hideMark/>
-          </w:tcPr>
-          <w:p>
-            <w:pPr>
-              <w:jc w:val="center"/>
-              <w:cnfStyle w:val="000000100000" w:firstRow="0" w:lastRow="0" w:firstColumn="0" w:lastColumn="0" w:oddVBand="0" w:evenVBand="0" w:oddHBand="1" w:evenHBand="0" w:firstRowFirstColumn="0" w:firstRowLastColumn="0" w:lastRowFirstColumn="0" w:lastRowLastColumn="0"/>
-              <w:rPr>
-                <w:rFonts w:ascii="Courier New" w:eastAsia="Times New Roman" w:hAnsi="Courier New" w:cs="Courier New"/>
-                <w:b/>
-                <w:bCs/>
-                <w:color w:val="000000"/>
-                <w:kern w:val="0"/>
-                <w14:ligatures w14:val="none"/>
-              </w:rPr>
-            </w:pPr>
-            <w:r>
-              <w:rPr>
-                <w:rFonts w:ascii="Courier New" w:eastAsia="Times New Roman" w:hAnsi="Courier New" w:cs="Courier New"/>
-                <w:b/>
-                <w:bCs/>
-                <w:color w:val="000000"/>
-                <w:kern w:val="0"/>
-                <w14:ligatures w14:val="none"/>
-              </w:rPr>
-              <w:t>8, 20</w:t>
+              <w:t xml:space="preserve">8, </w:t>
+            </w:r>
+            <w:r>
+              <w:rPr>
+                <w:rFonts w:ascii="Courier New" w:eastAsia="Times New Roman" w:hAnsi="Courier New" w:cs="Courier New"/>
+                <w:color w:val="000000"/>
+                <w:kern w:val="0"/>
+                <w14:ligatures w14:val="none"/>
+              </w:rPr>
+              <w:t>20</w:t>
             </w:r>
           </w:p>
         </w:tc>
@@ -3392,8 +3432,6 @@
               <w:cnfStyle w:val="000000100000" w:firstRow="0" w:lastRow="0" w:firstColumn="0" w:lastColumn="0" w:oddVBand="0" w:evenVBand="0" w:oddHBand="1" w:evenHBand="0" w:firstRowFirstColumn="0" w:firstRowLastColumn="0" w:lastRowFirstColumn="0" w:lastRowLastColumn="0"/>
               <w:rPr>
                 <w:rFonts w:ascii="Courier New" w:eastAsia="Times New Roman" w:hAnsi="Courier New" w:cs="Courier New"/>
-                <w:b/>
-                <w:bCs/>
                 <w:color w:val="000000"/>
                 <w:kern w:val="0"/>
                 <w14:ligatures w14:val="none"/>
@@ -3431,7 +3469,7 @@
                 <w:kern w:val="0"/>
                 <w14:ligatures w14:val="none"/>
               </w:rPr>
-              <w:t>Ice Cubes</w:t>
+              <w:t>Glasses of Whiskey</w:t>
             </w:r>
           </w:p>
         </w:tc>
@@ -3464,7 +3502,7 @@
                 <w:kern w:val="0"/>
                 <w14:ligatures w14:val="none"/>
               </w:rPr>
-              <w:t>1</w:t>
+              <w:t>2</w:t>
             </w:r>
           </w:p>
         </w:tc>
@@ -3479,6 +3517,14 @@
             <w:pPr>
               <w:jc w:val="center"/>
               <w:cnfStyle w:val="000000000000" w:firstRow="0" w:lastRow="0" w:firstColumn="0" w:lastColumn="0" w:oddVBand="0" w:evenVBand="0" w:oddHBand="0" w:evenHBand="0" w:firstRowFirstColumn="0" w:firstRowLastColumn="0" w:lastRowFirstColumn="0" w:lastRowLastColumn="0"/>
+              <w:rPr>
+                <w:rFonts w:ascii="Courier New" w:eastAsia="Times New Roman" w:hAnsi="Courier New" w:cs="Courier New"/>
+                <w:color w:val="000000"/>
+                <w:kern w:val="0"/>
+                <w14:ligatures w14:val="none"/>
+              </w:rPr>
+            </w:pPr>
+            <w:r>
               <w:rPr>
                 <w:rFonts w:ascii="Courier New" w:eastAsia="Times New Roman" w:hAnsi="Courier New" w:cs="Courier New"/>
                 <w:b/>
@@ -3487,17 +3533,16 @@
                 <w:kern w:val="0"/>
                 <w14:ligatures w14:val="none"/>
               </w:rPr>
-            </w:pPr>
-            <w:r>
-              <w:rPr>
-                <w:rFonts w:ascii="Courier New" w:eastAsia="Times New Roman" w:hAnsi="Courier New" w:cs="Courier New"/>
-                <w:b/>
-                <w:bCs/>
-                <w:color w:val="000000"/>
-                <w:kern w:val="0"/>
-                <w14:ligatures w14:val="none"/>
-              </w:rPr>
-              <w:t>8</w:t>
+              <w:t>8,</w:t>
+            </w:r>
+            <w:r>
+              <w:rPr>
+                <w:rFonts w:ascii="Courier New" w:eastAsia="Times New Roman" w:hAnsi="Courier New" w:cs="Courier New"/>
+                <w:color w:val="000000"/>
+                <w:kern w:val="0"/>
+                <w14:ligatures w14:val="none"/>
+              </w:rPr>
+              <w:t xml:space="preserve"> 9, 19</w:t>
             </w:r>
           </w:p>
         </w:tc>
@@ -3511,8 +3556,6 @@
               <w:cnfStyle w:val="000000000000" w:firstRow="0" w:lastRow="0" w:firstColumn="0" w:lastColumn="0" w:oddVBand="0" w:evenVBand="0" w:oddHBand="0" w:evenHBand="0" w:firstRowFirstColumn="0" w:firstRowLastColumn="0" w:lastRowFirstColumn="0" w:lastRowLastColumn="0"/>
               <w:rPr>
                 <w:rFonts w:ascii="Courier New" w:eastAsia="Times New Roman" w:hAnsi="Courier New" w:cs="Courier New"/>
-                <w:b/>
-                <w:bCs/>
                 <w:color w:val="000000"/>
                 <w:kern w:val="0"/>
                 <w14:ligatures w14:val="none"/>
@@ -3551,7 +3594,7 @@
                 <w:kern w:val="0"/>
                 <w14:ligatures w14:val="none"/>
               </w:rPr>
-              <w:t>Glasses of Whiskey</w:t>
+              <w:t>Round Alarm Clock</w:t>
             </w:r>
           </w:p>
         </w:tc>
@@ -3584,7 +3627,7 @@
                 <w:kern w:val="0"/>
                 <w14:ligatures w14:val="none"/>
               </w:rPr>
-              <w:t>2</w:t>
+              <w:t>1</w:t>
             </w:r>
           </w:p>
         </w:tc>
@@ -3617,7 +3660,7 @@
                 <w:kern w:val="0"/>
                 <w14:ligatures w14:val="none"/>
               </w:rPr>
-              <w:t>8, 9, 19</w:t>
+              <w:t>10</w:t>
             </w:r>
           </w:p>
         </w:tc>
@@ -3631,8 +3674,6 @@
               <w:cnfStyle w:val="000000100000" w:firstRow="0" w:lastRow="0" w:firstColumn="0" w:lastColumn="0" w:oddVBand="0" w:evenVBand="0" w:oddHBand="1" w:evenHBand="0" w:firstRowFirstColumn="0" w:firstRowLastColumn="0" w:lastRowFirstColumn="0" w:lastRowLastColumn="0"/>
               <w:rPr>
                 <w:rFonts w:ascii="Courier New" w:eastAsia="Times New Roman" w:hAnsi="Courier New" w:cs="Courier New"/>
-                <w:b/>
-                <w:bCs/>
                 <w:color w:val="000000"/>
                 <w:kern w:val="0"/>
                 <w14:ligatures w14:val="none"/>
@@ -3670,7 +3711,7 @@
                 <w:kern w:val="0"/>
                 <w14:ligatures w14:val="none"/>
               </w:rPr>
-              <w:t>Round Alarm Clock</w:t>
+              <w:t>Broken Shards of Glass</w:t>
             </w:r>
           </w:p>
         </w:tc>
@@ -3720,23 +3761,30 @@
               <w:cnfStyle w:val="000000000000" w:firstRow="0" w:lastRow="0" w:firstColumn="0" w:lastColumn="0" w:oddVBand="0" w:evenVBand="0" w:oddHBand="0" w:evenHBand="0" w:firstRowFirstColumn="0" w:firstRowLastColumn="0" w:lastRowFirstColumn="0" w:lastRowLastColumn="0"/>
               <w:rPr>
                 <w:rFonts w:ascii="Courier New" w:eastAsia="Times New Roman" w:hAnsi="Courier New" w:cs="Courier New"/>
+                <w:color w:val="000000"/>
+                <w:kern w:val="0"/>
+                <w14:ligatures w14:val="none"/>
+              </w:rPr>
+            </w:pPr>
+            <w:r>
+              <w:rPr>
+                <w:rFonts w:ascii="Courier New" w:eastAsia="Times New Roman" w:hAnsi="Courier New" w:cs="Courier New"/>
                 <w:b/>
                 <w:bCs/>
                 <w:color w:val="000000"/>
                 <w:kern w:val="0"/>
                 <w14:ligatures w14:val="none"/>
               </w:rPr>
-            </w:pPr>
-            <w:r>
-              <w:rPr>
-                <w:rFonts w:ascii="Courier New" w:eastAsia="Times New Roman" w:hAnsi="Courier New" w:cs="Courier New"/>
-                <w:b/>
-                <w:bCs/>
-                <w:color w:val="000000"/>
-                <w:kern w:val="0"/>
-                <w14:ligatures w14:val="none"/>
-              </w:rPr>
-              <w:t>9, 10</w:t>
+              <w:t>10,</w:t>
+            </w:r>
+            <w:r>
+              <w:rPr>
+                <w:rFonts w:ascii="Courier New" w:eastAsia="Times New Roman" w:hAnsi="Courier New" w:cs="Courier New"/>
+                <w:color w:val="000000"/>
+                <w:kern w:val="0"/>
+                <w14:ligatures w14:val="none"/>
+              </w:rPr>
+              <w:t xml:space="preserve"> 18</w:t>
             </w:r>
           </w:p>
         </w:tc>
@@ -3750,8 +3798,6 @@
               <w:cnfStyle w:val="000000000000" w:firstRow="0" w:lastRow="0" w:firstColumn="0" w:lastColumn="0" w:oddVBand="0" w:evenVBand="0" w:oddHBand="0" w:evenHBand="0" w:firstRowFirstColumn="0" w:firstRowLastColumn="0" w:lastRowFirstColumn="0" w:lastRowLastColumn="0"/>
               <w:rPr>
                 <w:rFonts w:ascii="Courier New" w:eastAsia="Times New Roman" w:hAnsi="Courier New" w:cs="Courier New"/>
-                <w:b/>
-                <w:bCs/>
                 <w:color w:val="000000"/>
                 <w:kern w:val="0"/>
                 <w14:ligatures w14:val="none"/>
@@ -3791,7 +3837,7 @@
                 <w14:ligatures w14:val="none"/>
               </w:rPr>
               <w:lastRenderedPageBreak/>
-              <w:t>Broken Shards of Glass</w:t>
+              <w:t>Uniform</w:t>
             </w:r>
           </w:p>
         </w:tc>
@@ -3857,7 +3903,7 @@
                 <w:kern w:val="0"/>
                 <w14:ligatures w14:val="none"/>
               </w:rPr>
-              <w:t>10, 18</w:t>
+              <w:t>10</w:t>
             </w:r>
           </w:p>
         </w:tc>
@@ -3871,8 +3917,6 @@
               <w:cnfStyle w:val="000000100000" w:firstRow="0" w:lastRow="0" w:firstColumn="0" w:lastColumn="0" w:oddVBand="0" w:evenVBand="0" w:oddHBand="1" w:evenHBand="0" w:firstRowFirstColumn="0" w:firstRowLastColumn="0" w:lastRowFirstColumn="0" w:lastRowLastColumn="0"/>
               <w:rPr>
                 <w:rFonts w:ascii="Courier New" w:eastAsia="Times New Roman" w:hAnsi="Courier New" w:cs="Courier New"/>
-                <w:b/>
-                <w:bCs/>
                 <w:color w:val="000000"/>
                 <w:kern w:val="0"/>
                 <w14:ligatures w14:val="none"/>
@@ -3910,7 +3954,7 @@
                 <w:kern w:val="0"/>
                 <w14:ligatures w14:val="none"/>
               </w:rPr>
-              <w:t>Hard Back Light</w:t>
+              <w:t>Dining Table with a Chair</w:t>
             </w:r>
           </w:p>
         </w:tc>
@@ -3976,7 +4020,7 @@
                 <w:kern w:val="0"/>
                 <w14:ligatures w14:val="none"/>
               </w:rPr>
-              <w:t>10, 13, 15</w:t>
+              <w:t>11</w:t>
             </w:r>
           </w:p>
         </w:tc>
@@ -3990,8 +4034,6 @@
               <w:cnfStyle w:val="000000000000" w:firstRow="0" w:lastRow="0" w:firstColumn="0" w:lastColumn="0" w:oddVBand="0" w:evenVBand="0" w:oddHBand="0" w:evenHBand="0" w:firstRowFirstColumn="0" w:firstRowLastColumn="0" w:lastRowFirstColumn="0" w:lastRowLastColumn="0"/>
               <w:rPr>
                 <w:rFonts w:ascii="Courier New" w:eastAsia="Times New Roman" w:hAnsi="Courier New" w:cs="Courier New"/>
-                <w:b/>
-                <w:bCs/>
                 <w:color w:val="000000"/>
                 <w:kern w:val="0"/>
                 <w14:ligatures w14:val="none"/>
@@ -4030,7 +4072,7 @@
                 <w:kern w:val="0"/>
                 <w14:ligatures w14:val="none"/>
               </w:rPr>
-              <w:t>Uniform</w:t>
+              <w:t>Top Hanging Light</w:t>
             </w:r>
           </w:p>
         </w:tc>
@@ -4096,7 +4138,7 @@
                 <w:kern w:val="0"/>
                 <w14:ligatures w14:val="none"/>
               </w:rPr>
-              <w:t>10</w:t>
+              <w:t>11</w:t>
             </w:r>
           </w:p>
         </w:tc>
@@ -4110,8 +4152,6 @@
               <w:cnfStyle w:val="000000100000" w:firstRow="0" w:lastRow="0" w:firstColumn="0" w:lastColumn="0" w:oddVBand="0" w:evenVBand="0" w:oddHBand="1" w:evenHBand="0" w:firstRowFirstColumn="0" w:firstRowLastColumn="0" w:lastRowFirstColumn="0" w:lastRowLastColumn="0"/>
               <w:rPr>
                 <w:rFonts w:ascii="Courier New" w:eastAsia="Times New Roman" w:hAnsi="Courier New" w:cs="Courier New"/>
-                <w:b/>
-                <w:bCs/>
                 <w:color w:val="000000"/>
                 <w:kern w:val="0"/>
                 <w14:ligatures w14:val="none"/>
@@ -4149,7 +4189,7 @@
                 <w:kern w:val="0"/>
                 <w14:ligatures w14:val="none"/>
               </w:rPr>
-              <w:t>Dining Table with a Chair</w:t>
+              <w:t>Plate of Piping Hot Dosa</w:t>
             </w:r>
           </w:p>
         </w:tc>
@@ -4229,8 +4269,6 @@
               <w:cnfStyle w:val="000000000000" w:firstRow="0" w:lastRow="0" w:firstColumn="0" w:lastColumn="0" w:oddVBand="0" w:evenVBand="0" w:oddHBand="0" w:evenHBand="0" w:firstRowFirstColumn="0" w:firstRowLastColumn="0" w:lastRowFirstColumn="0" w:lastRowLastColumn="0"/>
               <w:rPr>
                 <w:rFonts w:ascii="Courier New" w:eastAsia="Times New Roman" w:hAnsi="Courier New" w:cs="Courier New"/>
-                <w:b/>
-                <w:bCs/>
                 <w:color w:val="000000"/>
                 <w:kern w:val="0"/>
                 <w14:ligatures w14:val="none"/>
@@ -4269,7 +4307,7 @@
                 <w:kern w:val="0"/>
                 <w14:ligatures w14:val="none"/>
               </w:rPr>
-              <w:t>Top Hanging Light</w:t>
+              <w:t>Tiffin Box with hard Maggie</w:t>
             </w:r>
           </w:p>
         </w:tc>
@@ -4349,8 +4387,6 @@
               <w:cnfStyle w:val="000000100000" w:firstRow="0" w:lastRow="0" w:firstColumn="0" w:lastColumn="0" w:oddVBand="0" w:evenVBand="0" w:oddHBand="1" w:evenHBand="0" w:firstRowFirstColumn="0" w:firstRowLastColumn="0" w:lastRowFirstColumn="0" w:lastRowLastColumn="0"/>
               <w:rPr>
                 <w:rFonts w:ascii="Courier New" w:eastAsia="Times New Roman" w:hAnsi="Courier New" w:cs="Courier New"/>
-                <w:b/>
-                <w:bCs/>
                 <w:color w:val="000000"/>
                 <w:kern w:val="0"/>
                 <w14:ligatures w14:val="none"/>
@@ -4388,7 +4424,7 @@
                 <w:kern w:val="0"/>
                 <w14:ligatures w14:val="none"/>
               </w:rPr>
-              <w:t>Plate of Piping Hot Dosa</w:t>
+              <w:t>Birthday cake with candles</w:t>
             </w:r>
           </w:p>
         </w:tc>
@@ -4468,8 +4504,6 @@
               <w:cnfStyle w:val="000000000000" w:firstRow="0" w:lastRow="0" w:firstColumn="0" w:lastColumn="0" w:oddVBand="0" w:evenVBand="0" w:oddHBand="0" w:evenHBand="0" w:firstRowFirstColumn="0" w:firstRowLastColumn="0" w:lastRowFirstColumn="0" w:lastRowLastColumn="0"/>
               <w:rPr>
                 <w:rFonts w:ascii="Courier New" w:eastAsia="Times New Roman" w:hAnsi="Courier New" w:cs="Courier New"/>
-                <w:b/>
-                <w:bCs/>
                 <w:color w:val="000000"/>
                 <w:kern w:val="0"/>
                 <w14:ligatures w14:val="none"/>
@@ -4508,7 +4542,7 @@
                 <w:kern w:val="0"/>
                 <w14:ligatures w14:val="none"/>
               </w:rPr>
-              <w:t>Tiffin Box with hard Maggie</w:t>
+              <w:t>Firecracker</w:t>
             </w:r>
           </w:p>
         </w:tc>
@@ -4588,8 +4622,6 @@
               <w:cnfStyle w:val="000000100000" w:firstRow="0" w:lastRow="0" w:firstColumn="0" w:lastColumn="0" w:oddVBand="0" w:evenVBand="0" w:oddHBand="1" w:evenHBand="0" w:firstRowFirstColumn="0" w:firstRowLastColumn="0" w:lastRowFirstColumn="0" w:lastRowLastColumn="0"/>
               <w:rPr>
                 <w:rFonts w:ascii="Courier New" w:eastAsia="Times New Roman" w:hAnsi="Courier New" w:cs="Courier New"/>
-                <w:b/>
-                <w:bCs/>
                 <w:color w:val="000000"/>
                 <w:kern w:val="0"/>
                 <w14:ligatures w14:val="none"/>
@@ -4627,7 +4659,16 @@
                 <w:kern w:val="0"/>
                 <w14:ligatures w14:val="none"/>
               </w:rPr>
-              <w:t>Birthday cake with candles</w:t>
+              <w:t>Laptop &amp; w</w:t>
+            </w:r>
+            <w:r>
+              <w:rPr>
+                <w:rFonts w:ascii="Courier New" w:eastAsia="Times New Roman" w:hAnsi="Courier New" w:cs="Courier New"/>
+                <w:color w:val="000000"/>
+                <w:kern w:val="0"/>
+                <w14:ligatures w14:val="none"/>
+              </w:rPr>
+              <w:t>orktable in Bedroom</w:t>
             </w:r>
           </w:p>
         </w:tc>
@@ -4693,7 +4734,7 @@
                 <w:kern w:val="0"/>
                 <w14:ligatures w14:val="none"/>
               </w:rPr>
-              <w:t>11</w:t>
+              <w:t>12</w:t>
             </w:r>
           </w:p>
         </w:tc>
@@ -4707,8 +4748,6 @@
               <w:cnfStyle w:val="000000000000" w:firstRow="0" w:lastRow="0" w:firstColumn="0" w:lastColumn="0" w:oddVBand="0" w:evenVBand="0" w:oddHBand="0" w:evenHBand="0" w:firstRowFirstColumn="0" w:firstRowLastColumn="0" w:lastRowFirstColumn="0" w:lastRowLastColumn="0"/>
               <w:rPr>
                 <w:rFonts w:ascii="Courier New" w:eastAsia="Times New Roman" w:hAnsi="Courier New" w:cs="Courier New"/>
-                <w:b/>
-                <w:bCs/>
                 <w:color w:val="000000"/>
                 <w:kern w:val="0"/>
                 <w14:ligatures w14:val="none"/>
@@ -4747,7 +4786,7 @@
                 <w:kern w:val="0"/>
                 <w14:ligatures w14:val="none"/>
               </w:rPr>
-              <w:t>Firecracker</w:t>
+              <w:t>Blanket</w:t>
             </w:r>
           </w:p>
         </w:tc>
@@ -4813,7 +4852,7 @@
                 <w:kern w:val="0"/>
                 <w14:ligatures w14:val="none"/>
               </w:rPr>
-              <w:t>11</w:t>
+              <w:t>12</w:t>
             </w:r>
           </w:p>
         </w:tc>
@@ -4827,8 +4866,6 @@
               <w:cnfStyle w:val="000000100000" w:firstRow="0" w:lastRow="0" w:firstColumn="0" w:lastColumn="0" w:oddVBand="0" w:evenVBand="0" w:oddHBand="1" w:evenHBand="0" w:firstRowFirstColumn="0" w:firstRowLastColumn="0" w:lastRowFirstColumn="0" w:lastRowLastColumn="0"/>
               <w:rPr>
                 <w:rFonts w:ascii="Courier New" w:eastAsia="Times New Roman" w:hAnsi="Courier New" w:cs="Courier New"/>
-                <w:b/>
-                <w:bCs/>
                 <w:color w:val="000000"/>
                 <w:kern w:val="0"/>
                 <w14:ligatures w14:val="none"/>
@@ -4866,7 +4903,7 @@
                 <w:kern w:val="0"/>
                 <w14:ligatures w14:val="none"/>
               </w:rPr>
-              <w:t>Laptop</w:t>
+              <w:t>Marigold</w:t>
             </w:r>
           </w:p>
         </w:tc>
@@ -4883,18 +4920,14 @@
               <w:cnfStyle w:val="000000000000" w:firstRow="0" w:lastRow="0" w:firstColumn="0" w:lastColumn="0" w:oddVBand="0" w:evenVBand="0" w:oddHBand="0" w:evenHBand="0" w:firstRowFirstColumn="0" w:firstRowLastColumn="0" w:lastRowFirstColumn="0" w:lastRowLastColumn="0"/>
               <w:rPr>
                 <w:rFonts w:ascii="Courier New" w:eastAsia="Times New Roman" w:hAnsi="Courier New" w:cs="Courier New"/>
-                <w:b/>
-                <w:bCs/>
-                <w:color w:val="000000"/>
-                <w:kern w:val="0"/>
-                <w14:ligatures w14:val="none"/>
-              </w:rPr>
-            </w:pPr>
-            <w:r>
-              <w:rPr>
-                <w:rFonts w:ascii="Courier New" w:eastAsia="Times New Roman" w:hAnsi="Courier New" w:cs="Courier New"/>
-                <w:b/>
-                <w:bCs/>
+                <w:color w:val="000000"/>
+                <w:kern w:val="0"/>
+                <w14:ligatures w14:val="none"/>
+              </w:rPr>
+            </w:pPr>
+            <w:r>
+              <w:rPr>
+                <w:rFonts w:ascii="Courier New" w:eastAsia="Times New Roman" w:hAnsi="Courier New" w:cs="Courier New"/>
                 <w:color w:val="000000"/>
                 <w:kern w:val="0"/>
                 <w14:ligatures w14:val="none"/>
@@ -4916,23 +4949,19 @@
               <w:cnfStyle w:val="000000000000" w:firstRow="0" w:lastRow="0" w:firstColumn="0" w:lastColumn="0" w:oddVBand="0" w:evenVBand="0" w:oddHBand="0" w:evenHBand="0" w:firstRowFirstColumn="0" w:firstRowLastColumn="0" w:lastRowFirstColumn="0" w:lastRowLastColumn="0"/>
               <w:rPr>
                 <w:rFonts w:ascii="Courier New" w:eastAsia="Times New Roman" w:hAnsi="Courier New" w:cs="Courier New"/>
-                <w:b/>
-                <w:bCs/>
-                <w:color w:val="000000"/>
-                <w:kern w:val="0"/>
-                <w14:ligatures w14:val="none"/>
-              </w:rPr>
-            </w:pPr>
-            <w:r>
-              <w:rPr>
-                <w:rFonts w:ascii="Courier New" w:eastAsia="Times New Roman" w:hAnsi="Courier New" w:cs="Courier New"/>
-                <w:b/>
-                <w:bCs/>
-                <w:color w:val="000000"/>
-                <w:kern w:val="0"/>
-                <w14:ligatures w14:val="none"/>
-              </w:rPr>
-              <w:t>12</w:t>
+                <w:color w:val="000000"/>
+                <w:kern w:val="0"/>
+                <w14:ligatures w14:val="none"/>
+              </w:rPr>
+            </w:pPr>
+            <w:r>
+              <w:rPr>
+                <w:rFonts w:ascii="Courier New" w:eastAsia="Times New Roman" w:hAnsi="Courier New" w:cs="Courier New"/>
+                <w:color w:val="000000"/>
+                <w:kern w:val="0"/>
+                <w14:ligatures w14:val="none"/>
+              </w:rPr>
+              <w:t>12, 17, 27</w:t>
             </w:r>
           </w:p>
         </w:tc>
@@ -4946,8 +4975,6 @@
               <w:cnfStyle w:val="000000000000" w:firstRow="0" w:lastRow="0" w:firstColumn="0" w:lastColumn="0" w:oddVBand="0" w:evenVBand="0" w:oddHBand="0" w:evenHBand="0" w:firstRowFirstColumn="0" w:firstRowLastColumn="0" w:lastRowFirstColumn="0" w:lastRowLastColumn="0"/>
               <w:rPr>
                 <w:rFonts w:ascii="Courier New" w:eastAsia="Times New Roman" w:hAnsi="Courier New" w:cs="Courier New"/>
-                <w:b/>
-                <w:bCs/>
                 <w:color w:val="000000"/>
                 <w:kern w:val="0"/>
                 <w14:ligatures w14:val="none"/>
@@ -4986,7 +5013,7 @@
                 <w:kern w:val="0"/>
                 <w14:ligatures w14:val="none"/>
               </w:rPr>
-              <w:t>Worktable in Bedroom</w:t>
+              <w:t>Small framed photo of Adi</w:t>
             </w:r>
           </w:p>
         </w:tc>
@@ -5052,7 +5079,7 @@
                 <w:kern w:val="0"/>
                 <w14:ligatures w14:val="none"/>
               </w:rPr>
-              <w:t>12</w:t>
+              <w:t>12, 17</w:t>
             </w:r>
           </w:p>
         </w:tc>
@@ -5066,8 +5093,6 @@
               <w:cnfStyle w:val="000000100000" w:firstRow="0" w:lastRow="0" w:firstColumn="0" w:lastColumn="0" w:oddVBand="0" w:evenVBand="0" w:oddHBand="1" w:evenHBand="0" w:firstRowFirstColumn="0" w:firstRowLastColumn="0" w:lastRowFirstColumn="0" w:lastRowLastColumn="0"/>
               <w:rPr>
                 <w:rFonts w:ascii="Courier New" w:eastAsia="Times New Roman" w:hAnsi="Courier New" w:cs="Courier New"/>
-                <w:b/>
-                <w:bCs/>
                 <w:color w:val="000000"/>
                 <w:kern w:val="0"/>
                 <w14:ligatures w14:val="none"/>
@@ -5105,7 +5130,7 @@
                 <w:kern w:val="0"/>
                 <w14:ligatures w14:val="none"/>
               </w:rPr>
-              <w:t>Blanket</w:t>
+              <w:t>Shelf with photos and stuffs</w:t>
             </w:r>
           </w:p>
         </w:tc>
@@ -5185,8 +5210,6 @@
               <w:cnfStyle w:val="000000000000" w:firstRow="0" w:lastRow="0" w:firstColumn="0" w:lastColumn="0" w:oddVBand="0" w:evenVBand="0" w:oddHBand="0" w:evenHBand="0" w:firstRowFirstColumn="0" w:firstRowLastColumn="0" w:lastRowFirstColumn="0" w:lastRowLastColumn="0"/>
               <w:rPr>
                 <w:rFonts w:ascii="Courier New" w:eastAsia="Times New Roman" w:hAnsi="Courier New" w:cs="Courier New"/>
-                <w:b/>
-                <w:bCs/>
                 <w:color w:val="000000"/>
                 <w:kern w:val="0"/>
                 <w14:ligatures w14:val="none"/>
@@ -5213,19 +5236,23 @@
             <w:pPr>
               <w:rPr>
                 <w:rFonts w:ascii="Courier New" w:eastAsia="Times New Roman" w:hAnsi="Courier New" w:cs="Courier New"/>
-                <w:color w:val="000000"/>
-                <w:kern w:val="0"/>
-                <w14:ligatures w14:val="none"/>
-              </w:rPr>
-            </w:pPr>
-            <w:r>
-              <w:rPr>
-                <w:rFonts w:ascii="Courier New" w:eastAsia="Times New Roman" w:hAnsi="Courier New" w:cs="Courier New"/>
-                <w:color w:val="000000"/>
-                <w:kern w:val="0"/>
-                <w14:ligatures w14:val="none"/>
-              </w:rPr>
-              <w:t>Marigold</w:t>
+                <w:b w:val="0"/>
+                <w:bCs w:val="0"/>
+                <w:color w:val="000000"/>
+                <w:kern w:val="0"/>
+                <w14:ligatures w14:val="none"/>
+              </w:rPr>
+            </w:pPr>
+            <w:r>
+              <w:rPr>
+                <w:rFonts w:ascii="Courier New" w:eastAsia="Times New Roman" w:hAnsi="Courier New" w:cs="Courier New"/>
+                <w:b w:val="0"/>
+                <w:bCs w:val="0"/>
+                <w:color w:val="000000"/>
+                <w:kern w:val="0"/>
+                <w14:ligatures w14:val="none"/>
+              </w:rPr>
+              <w:t>Water Bottle</w:t>
             </w:r>
           </w:p>
         </w:tc>
@@ -5242,18 +5269,14 @@
               <w:cnfStyle w:val="000000100000" w:firstRow="0" w:lastRow="0" w:firstColumn="0" w:lastColumn="0" w:oddVBand="0" w:evenVBand="0" w:oddHBand="1" w:evenHBand="0" w:firstRowFirstColumn="0" w:firstRowLastColumn="0" w:lastRowFirstColumn="0" w:lastRowLastColumn="0"/>
               <w:rPr>
                 <w:rFonts w:ascii="Courier New" w:eastAsia="Times New Roman" w:hAnsi="Courier New" w:cs="Courier New"/>
-                <w:b/>
-                <w:bCs/>
-                <w:color w:val="000000"/>
-                <w:kern w:val="0"/>
-                <w14:ligatures w14:val="none"/>
-              </w:rPr>
-            </w:pPr>
-            <w:r>
-              <w:rPr>
-                <w:rFonts w:ascii="Courier New" w:eastAsia="Times New Roman" w:hAnsi="Courier New" w:cs="Courier New"/>
-                <w:b/>
-                <w:bCs/>
+                <w:color w:val="000000"/>
+                <w:kern w:val="0"/>
+                <w14:ligatures w14:val="none"/>
+              </w:rPr>
+            </w:pPr>
+            <w:r>
+              <w:rPr>
+                <w:rFonts w:ascii="Courier New" w:eastAsia="Times New Roman" w:hAnsi="Courier New" w:cs="Courier New"/>
                 <w:color w:val="000000"/>
                 <w:kern w:val="0"/>
                 <w14:ligatures w14:val="none"/>
@@ -5275,23 +5298,19 @@
               <w:cnfStyle w:val="000000100000" w:firstRow="0" w:lastRow="0" w:firstColumn="0" w:lastColumn="0" w:oddVBand="0" w:evenVBand="0" w:oddHBand="1" w:evenHBand="0" w:firstRowFirstColumn="0" w:firstRowLastColumn="0" w:lastRowFirstColumn="0" w:lastRowLastColumn="0"/>
               <w:rPr>
                 <w:rFonts w:ascii="Courier New" w:eastAsia="Times New Roman" w:hAnsi="Courier New" w:cs="Courier New"/>
-                <w:b/>
-                <w:bCs/>
-                <w:color w:val="000000"/>
-                <w:kern w:val="0"/>
-                <w14:ligatures w14:val="none"/>
-              </w:rPr>
-            </w:pPr>
-            <w:r>
-              <w:rPr>
-                <w:rFonts w:ascii="Courier New" w:eastAsia="Times New Roman" w:hAnsi="Courier New" w:cs="Courier New"/>
-                <w:b/>
-                <w:bCs/>
-                <w:color w:val="000000"/>
-                <w:kern w:val="0"/>
-                <w14:ligatures w14:val="none"/>
-              </w:rPr>
-              <w:t>12, 17, 27</w:t>
+                <w:color w:val="000000"/>
+                <w:kern w:val="0"/>
+                <w14:ligatures w14:val="none"/>
+              </w:rPr>
+            </w:pPr>
+            <w:r>
+              <w:rPr>
+                <w:rFonts w:ascii="Courier New" w:eastAsia="Times New Roman" w:hAnsi="Courier New" w:cs="Courier New"/>
+                <w:color w:val="000000"/>
+                <w:kern w:val="0"/>
+                <w14:ligatures w14:val="none"/>
+              </w:rPr>
+              <w:t>13, 17, 19</w:t>
             </w:r>
           </w:p>
         </w:tc>
@@ -5305,8 +5324,6 @@
               <w:cnfStyle w:val="000000100000" w:firstRow="0" w:lastRow="0" w:firstColumn="0" w:lastColumn="0" w:oddVBand="0" w:evenVBand="0" w:oddHBand="1" w:evenHBand="0" w:firstRowFirstColumn="0" w:firstRowLastColumn="0" w:lastRowFirstColumn="0" w:lastRowLastColumn="0"/>
               <w:rPr>
                 <w:rFonts w:ascii="Courier New" w:eastAsia="Times New Roman" w:hAnsi="Courier New" w:cs="Courier New"/>
-                <w:b/>
-                <w:bCs/>
                 <w:color w:val="000000"/>
                 <w:kern w:val="0"/>
                 <w14:ligatures w14:val="none"/>
@@ -5332,19 +5349,23 @@
             <w:pPr>
               <w:rPr>
                 <w:rFonts w:ascii="Courier New" w:eastAsia="Times New Roman" w:hAnsi="Courier New" w:cs="Courier New"/>
-                <w:color w:val="000000"/>
-                <w:kern w:val="0"/>
-                <w14:ligatures w14:val="none"/>
-              </w:rPr>
-            </w:pPr>
-            <w:r>
-              <w:rPr>
-                <w:rFonts w:ascii="Courier New" w:eastAsia="Times New Roman" w:hAnsi="Courier New" w:cs="Courier New"/>
-                <w:color w:val="000000"/>
-                <w:kern w:val="0"/>
-                <w14:ligatures w14:val="none"/>
-              </w:rPr>
-              <w:t>Small framed photo of Adi</w:t>
+                <w:b w:val="0"/>
+                <w:bCs w:val="0"/>
+                <w:color w:val="000000"/>
+                <w:kern w:val="0"/>
+                <w14:ligatures w14:val="none"/>
+              </w:rPr>
+            </w:pPr>
+            <w:r>
+              <w:rPr>
+                <w:rFonts w:ascii="Courier New" w:eastAsia="Times New Roman" w:hAnsi="Courier New" w:cs="Courier New"/>
+                <w:b w:val="0"/>
+                <w:bCs w:val="0"/>
+                <w:color w:val="000000"/>
+                <w:kern w:val="0"/>
+                <w14:ligatures w14:val="none"/>
+              </w:rPr>
+              <w:t>Doctor’s apron</w:t>
             </w:r>
           </w:p>
         </w:tc>
@@ -5361,18 +5382,14 @@
               <w:cnfStyle w:val="000000000000" w:firstRow="0" w:lastRow="0" w:firstColumn="0" w:lastColumn="0" w:oddVBand="0" w:evenVBand="0" w:oddHBand="0" w:evenHBand="0" w:firstRowFirstColumn="0" w:firstRowLastColumn="0" w:lastRowFirstColumn="0" w:lastRowLastColumn="0"/>
               <w:rPr>
                 <w:rFonts w:ascii="Courier New" w:eastAsia="Times New Roman" w:hAnsi="Courier New" w:cs="Courier New"/>
-                <w:b/>
-                <w:bCs/>
-                <w:color w:val="000000"/>
-                <w:kern w:val="0"/>
-                <w14:ligatures w14:val="none"/>
-              </w:rPr>
-            </w:pPr>
-            <w:r>
-              <w:rPr>
-                <w:rFonts w:ascii="Courier New" w:eastAsia="Times New Roman" w:hAnsi="Courier New" w:cs="Courier New"/>
-                <w:b/>
-                <w:bCs/>
+                <w:color w:val="000000"/>
+                <w:kern w:val="0"/>
+                <w14:ligatures w14:val="none"/>
+              </w:rPr>
+            </w:pPr>
+            <w:r>
+              <w:rPr>
+                <w:rFonts w:ascii="Courier New" w:eastAsia="Times New Roman" w:hAnsi="Courier New" w:cs="Courier New"/>
                 <w:color w:val="000000"/>
                 <w:kern w:val="0"/>
                 <w14:ligatures w14:val="none"/>
@@ -5394,23 +5411,19 @@
               <w:cnfStyle w:val="000000000000" w:firstRow="0" w:lastRow="0" w:firstColumn="0" w:lastColumn="0" w:oddVBand="0" w:evenVBand="0" w:oddHBand="0" w:evenHBand="0" w:firstRowFirstColumn="0" w:firstRowLastColumn="0" w:lastRowFirstColumn="0" w:lastRowLastColumn="0"/>
               <w:rPr>
                 <w:rFonts w:ascii="Courier New" w:eastAsia="Times New Roman" w:hAnsi="Courier New" w:cs="Courier New"/>
-                <w:b/>
-                <w:bCs/>
-                <w:color w:val="000000"/>
-                <w:kern w:val="0"/>
-                <w14:ligatures w14:val="none"/>
-              </w:rPr>
-            </w:pPr>
-            <w:r>
-              <w:rPr>
-                <w:rFonts w:ascii="Courier New" w:eastAsia="Times New Roman" w:hAnsi="Courier New" w:cs="Courier New"/>
-                <w:b/>
-                <w:bCs/>
-                <w:color w:val="000000"/>
-                <w:kern w:val="0"/>
-                <w14:ligatures w14:val="none"/>
-              </w:rPr>
-              <w:t>12, 17</w:t>
+                <w:color w:val="000000"/>
+                <w:kern w:val="0"/>
+                <w14:ligatures w14:val="none"/>
+              </w:rPr>
+            </w:pPr>
+            <w:r>
+              <w:rPr>
+                <w:rFonts w:ascii="Courier New" w:eastAsia="Times New Roman" w:hAnsi="Courier New" w:cs="Courier New"/>
+                <w:color w:val="000000"/>
+                <w:kern w:val="0"/>
+                <w14:ligatures w14:val="none"/>
+              </w:rPr>
+              <w:t>15</w:t>
             </w:r>
           </w:p>
         </w:tc>
@@ -5424,8 +5437,6 @@
               <w:cnfStyle w:val="000000000000" w:firstRow="0" w:lastRow="0" w:firstColumn="0" w:lastColumn="0" w:oddVBand="0" w:evenVBand="0" w:oddHBand="0" w:evenHBand="0" w:firstRowFirstColumn="0" w:firstRowLastColumn="0" w:lastRowFirstColumn="0" w:lastRowLastColumn="0"/>
               <w:rPr>
                 <w:rFonts w:ascii="Courier New" w:eastAsia="Times New Roman" w:hAnsi="Courier New" w:cs="Courier New"/>
-                <w:b/>
-                <w:bCs/>
                 <w:color w:val="000000"/>
                 <w:kern w:val="0"/>
                 <w14:ligatures w14:val="none"/>
@@ -5452,19 +5463,23 @@
             <w:pPr>
               <w:rPr>
                 <w:rFonts w:ascii="Courier New" w:eastAsia="Times New Roman" w:hAnsi="Courier New" w:cs="Courier New"/>
-                <w:color w:val="000000"/>
-                <w:kern w:val="0"/>
-                <w14:ligatures w14:val="none"/>
-              </w:rPr>
-            </w:pPr>
-            <w:r>
-              <w:rPr>
-                <w:rFonts w:ascii="Courier New" w:eastAsia="Times New Roman" w:hAnsi="Courier New" w:cs="Courier New"/>
-                <w:color w:val="000000"/>
-                <w:kern w:val="0"/>
-                <w14:ligatures w14:val="none"/>
-              </w:rPr>
-              <w:t>Shelf with photos and stuffs</w:t>
+                <w:b w:val="0"/>
+                <w:bCs w:val="0"/>
+                <w:color w:val="000000"/>
+                <w:kern w:val="0"/>
+                <w14:ligatures w14:val="none"/>
+              </w:rPr>
+            </w:pPr>
+            <w:r>
+              <w:rPr>
+                <w:rFonts w:ascii="Courier New" w:eastAsia="Times New Roman" w:hAnsi="Courier New" w:cs="Courier New"/>
+                <w:b w:val="0"/>
+                <w:bCs w:val="0"/>
+                <w:color w:val="000000"/>
+                <w:kern w:val="0"/>
+                <w14:ligatures w14:val="none"/>
+              </w:rPr>
+              <w:t>Ashtray with Cigarette butts</w:t>
             </w:r>
           </w:p>
         </w:tc>
@@ -5481,18 +5496,14 @@
               <w:cnfStyle w:val="000000100000" w:firstRow="0" w:lastRow="0" w:firstColumn="0" w:lastColumn="0" w:oddVBand="0" w:evenVBand="0" w:oddHBand="1" w:evenHBand="0" w:firstRowFirstColumn="0" w:firstRowLastColumn="0" w:lastRowFirstColumn="0" w:lastRowLastColumn="0"/>
               <w:rPr>
                 <w:rFonts w:ascii="Courier New" w:eastAsia="Times New Roman" w:hAnsi="Courier New" w:cs="Courier New"/>
-                <w:b/>
-                <w:bCs/>
-                <w:color w:val="000000"/>
-                <w:kern w:val="0"/>
-                <w14:ligatures w14:val="none"/>
-              </w:rPr>
-            </w:pPr>
-            <w:r>
-              <w:rPr>
-                <w:rFonts w:ascii="Courier New" w:eastAsia="Times New Roman" w:hAnsi="Courier New" w:cs="Courier New"/>
-                <w:b/>
-                <w:bCs/>
+                <w:color w:val="000000"/>
+                <w:kern w:val="0"/>
+                <w14:ligatures w14:val="none"/>
+              </w:rPr>
+            </w:pPr>
+            <w:r>
+              <w:rPr>
+                <w:rFonts w:ascii="Courier New" w:eastAsia="Times New Roman" w:hAnsi="Courier New" w:cs="Courier New"/>
                 <w:color w:val="000000"/>
                 <w:kern w:val="0"/>
                 <w14:ligatures w14:val="none"/>
@@ -5514,23 +5525,19 @@
               <w:cnfStyle w:val="000000100000" w:firstRow="0" w:lastRow="0" w:firstColumn="0" w:lastColumn="0" w:oddVBand="0" w:evenVBand="0" w:oddHBand="1" w:evenHBand="0" w:firstRowFirstColumn="0" w:firstRowLastColumn="0" w:lastRowFirstColumn="0" w:lastRowLastColumn="0"/>
               <w:rPr>
                 <w:rFonts w:ascii="Courier New" w:eastAsia="Times New Roman" w:hAnsi="Courier New" w:cs="Courier New"/>
-                <w:b/>
-                <w:bCs/>
-                <w:color w:val="000000"/>
-                <w:kern w:val="0"/>
-                <w14:ligatures w14:val="none"/>
-              </w:rPr>
-            </w:pPr>
-            <w:r>
-              <w:rPr>
-                <w:rFonts w:ascii="Courier New" w:eastAsia="Times New Roman" w:hAnsi="Courier New" w:cs="Courier New"/>
-                <w:b/>
-                <w:bCs/>
-                <w:color w:val="000000"/>
-                <w:kern w:val="0"/>
-                <w14:ligatures w14:val="none"/>
-              </w:rPr>
-              <w:t>12</w:t>
+                <w:color w:val="000000"/>
+                <w:kern w:val="0"/>
+                <w14:ligatures w14:val="none"/>
+              </w:rPr>
+            </w:pPr>
+            <w:r>
+              <w:rPr>
+                <w:rFonts w:ascii="Courier New" w:eastAsia="Times New Roman" w:hAnsi="Courier New" w:cs="Courier New"/>
+                <w:color w:val="000000"/>
+                <w:kern w:val="0"/>
+                <w14:ligatures w14:val="none"/>
+              </w:rPr>
+              <w:t>14</w:t>
             </w:r>
           </w:p>
         </w:tc>
@@ -5544,8 +5551,6 @@
               <w:cnfStyle w:val="000000100000" w:firstRow="0" w:lastRow="0" w:firstColumn="0" w:lastColumn="0" w:oddVBand="0" w:evenVBand="0" w:oddHBand="1" w:evenHBand="0" w:firstRowFirstColumn="0" w:firstRowLastColumn="0" w:lastRowFirstColumn="0" w:lastRowLastColumn="0"/>
               <w:rPr>
                 <w:rFonts w:ascii="Courier New" w:eastAsia="Times New Roman" w:hAnsi="Courier New" w:cs="Courier New"/>
-                <w:b/>
-                <w:bCs/>
                 <w:color w:val="000000"/>
                 <w:kern w:val="0"/>
                 <w14:ligatures w14:val="none"/>
@@ -5571,19 +5576,23 @@
             <w:pPr>
               <w:rPr>
                 <w:rFonts w:ascii="Courier New" w:eastAsia="Times New Roman" w:hAnsi="Courier New" w:cs="Courier New"/>
-                <w:color w:val="000000"/>
-                <w:kern w:val="0"/>
-                <w14:ligatures w14:val="none"/>
-              </w:rPr>
-            </w:pPr>
-            <w:r>
-              <w:rPr>
-                <w:rFonts w:ascii="Courier New" w:eastAsia="Times New Roman" w:hAnsi="Courier New" w:cs="Courier New"/>
-                <w:color w:val="000000"/>
-                <w:kern w:val="0"/>
-                <w14:ligatures w14:val="none"/>
-              </w:rPr>
-              <w:t>Pieces of Chalk</w:t>
+                <w:b w:val="0"/>
+                <w:bCs w:val="0"/>
+                <w:color w:val="000000"/>
+                <w:kern w:val="0"/>
+                <w14:ligatures w14:val="none"/>
+              </w:rPr>
+            </w:pPr>
+            <w:r>
+              <w:rPr>
+                <w:rFonts w:ascii="Courier New" w:eastAsia="Times New Roman" w:hAnsi="Courier New" w:cs="Courier New"/>
+                <w:b w:val="0"/>
+                <w:bCs w:val="0"/>
+                <w:color w:val="000000"/>
+                <w:kern w:val="0"/>
+                <w14:ligatures w14:val="none"/>
+              </w:rPr>
+              <w:t>Pool table with ball and cue</w:t>
             </w:r>
           </w:p>
         </w:tc>
@@ -5600,18 +5609,14 @@
               <w:cnfStyle w:val="000000000000" w:firstRow="0" w:lastRow="0" w:firstColumn="0" w:lastColumn="0" w:oddVBand="0" w:evenVBand="0" w:oddHBand="0" w:evenHBand="0" w:firstRowFirstColumn="0" w:firstRowLastColumn="0" w:lastRowFirstColumn="0" w:lastRowLastColumn="0"/>
               <w:rPr>
                 <w:rFonts w:ascii="Courier New" w:eastAsia="Times New Roman" w:hAnsi="Courier New" w:cs="Courier New"/>
-                <w:b/>
-                <w:bCs/>
-                <w:color w:val="000000"/>
-                <w:kern w:val="0"/>
-                <w14:ligatures w14:val="none"/>
-              </w:rPr>
-            </w:pPr>
-            <w:r>
-              <w:rPr>
-                <w:rFonts w:ascii="Courier New" w:eastAsia="Times New Roman" w:hAnsi="Courier New" w:cs="Courier New"/>
-                <w:b/>
-                <w:bCs/>
+                <w:color w:val="000000"/>
+                <w:kern w:val="0"/>
+                <w14:ligatures w14:val="none"/>
+              </w:rPr>
+            </w:pPr>
+            <w:r>
+              <w:rPr>
+                <w:rFonts w:ascii="Courier New" w:eastAsia="Times New Roman" w:hAnsi="Courier New" w:cs="Courier New"/>
                 <w:color w:val="000000"/>
                 <w:kern w:val="0"/>
                 <w14:ligatures w14:val="none"/>
@@ -5633,23 +5638,19 @@
               <w:cnfStyle w:val="000000000000" w:firstRow="0" w:lastRow="0" w:firstColumn="0" w:lastColumn="0" w:oddVBand="0" w:evenVBand="0" w:oddHBand="0" w:evenHBand="0" w:firstRowFirstColumn="0" w:firstRowLastColumn="0" w:lastRowFirstColumn="0" w:lastRowLastColumn="0"/>
               <w:rPr>
                 <w:rFonts w:ascii="Courier New" w:eastAsia="Times New Roman" w:hAnsi="Courier New" w:cs="Courier New"/>
-                <w:b/>
-                <w:bCs/>
-                <w:color w:val="000000"/>
-                <w:kern w:val="0"/>
-                <w14:ligatures w14:val="none"/>
-              </w:rPr>
-            </w:pPr>
-            <w:r>
-              <w:rPr>
-                <w:rFonts w:ascii="Courier New" w:eastAsia="Times New Roman" w:hAnsi="Courier New" w:cs="Courier New"/>
-                <w:b/>
-                <w:bCs/>
-                <w:color w:val="000000"/>
-                <w:kern w:val="0"/>
-                <w14:ligatures w14:val="none"/>
-              </w:rPr>
-              <w:t>12</w:t>
+                <w:color w:val="000000"/>
+                <w:kern w:val="0"/>
+                <w14:ligatures w14:val="none"/>
+              </w:rPr>
+            </w:pPr>
+            <w:r>
+              <w:rPr>
+                <w:rFonts w:ascii="Courier New" w:eastAsia="Times New Roman" w:hAnsi="Courier New" w:cs="Courier New"/>
+                <w:color w:val="000000"/>
+                <w:kern w:val="0"/>
+                <w14:ligatures w14:val="none"/>
+              </w:rPr>
+              <w:t>14</w:t>
             </w:r>
           </w:p>
         </w:tc>
@@ -5663,8 +5664,6 @@
               <w:cnfStyle w:val="000000000000" w:firstRow="0" w:lastRow="0" w:firstColumn="0" w:lastColumn="0" w:oddVBand="0" w:evenVBand="0" w:oddHBand="0" w:evenHBand="0" w:firstRowFirstColumn="0" w:firstRowLastColumn="0" w:lastRowFirstColumn="0" w:lastRowLastColumn="0"/>
               <w:rPr>
                 <w:rFonts w:ascii="Courier New" w:eastAsia="Times New Roman" w:hAnsi="Courier New" w:cs="Courier New"/>
-                <w:b/>
-                <w:bCs/>
                 <w:color w:val="000000"/>
                 <w:kern w:val="0"/>
                 <w14:ligatures w14:val="none"/>
@@ -5691,19 +5690,23 @@
             <w:pPr>
               <w:rPr>
                 <w:rFonts w:ascii="Courier New" w:eastAsia="Times New Roman" w:hAnsi="Courier New" w:cs="Courier New"/>
-                <w:color w:val="000000"/>
-                <w:kern w:val="0"/>
-                <w14:ligatures w14:val="none"/>
-              </w:rPr>
-            </w:pPr>
-            <w:r>
-              <w:rPr>
-                <w:rFonts w:ascii="Courier New" w:eastAsia="Times New Roman" w:hAnsi="Courier New" w:cs="Courier New"/>
-                <w:color w:val="000000"/>
-                <w:kern w:val="0"/>
-                <w14:ligatures w14:val="none"/>
-              </w:rPr>
-              <w:t>Water Bottle</w:t>
+                <w:b w:val="0"/>
+                <w:bCs w:val="0"/>
+                <w:color w:val="000000"/>
+                <w:kern w:val="0"/>
+                <w14:ligatures w14:val="none"/>
+              </w:rPr>
+            </w:pPr>
+            <w:r>
+              <w:rPr>
+                <w:rFonts w:ascii="Courier New" w:eastAsia="Times New Roman" w:hAnsi="Courier New" w:cs="Courier New"/>
+                <w:b w:val="0"/>
+                <w:bCs w:val="0"/>
+                <w:color w:val="000000"/>
+                <w:kern w:val="0"/>
+                <w14:ligatures w14:val="none"/>
+              </w:rPr>
+              <w:t>Some Engineering Book</w:t>
             </w:r>
           </w:p>
         </w:tc>
@@ -5720,18 +5723,14 @@
               <w:cnfStyle w:val="000000100000" w:firstRow="0" w:lastRow="0" w:firstColumn="0" w:lastColumn="0" w:oddVBand="0" w:evenVBand="0" w:oddHBand="1" w:evenHBand="0" w:firstRowFirstColumn="0" w:firstRowLastColumn="0" w:lastRowFirstColumn="0" w:lastRowLastColumn="0"/>
               <w:rPr>
                 <w:rFonts w:ascii="Courier New" w:eastAsia="Times New Roman" w:hAnsi="Courier New" w:cs="Courier New"/>
-                <w:b/>
-                <w:bCs/>
-                <w:color w:val="000000"/>
-                <w:kern w:val="0"/>
-                <w14:ligatures w14:val="none"/>
-              </w:rPr>
-            </w:pPr>
-            <w:r>
-              <w:rPr>
-                <w:rFonts w:ascii="Courier New" w:eastAsia="Times New Roman" w:hAnsi="Courier New" w:cs="Courier New"/>
-                <w:b/>
-                <w:bCs/>
+                <w:color w:val="000000"/>
+                <w:kern w:val="0"/>
+                <w14:ligatures w14:val="none"/>
+              </w:rPr>
+            </w:pPr>
+            <w:r>
+              <w:rPr>
+                <w:rFonts w:ascii="Courier New" w:eastAsia="Times New Roman" w:hAnsi="Courier New" w:cs="Courier New"/>
                 <w:color w:val="000000"/>
                 <w:kern w:val="0"/>
                 <w14:ligatures w14:val="none"/>
@@ -5753,23 +5752,19 @@
               <w:cnfStyle w:val="000000100000" w:firstRow="0" w:lastRow="0" w:firstColumn="0" w:lastColumn="0" w:oddVBand="0" w:evenVBand="0" w:oddHBand="1" w:evenHBand="0" w:firstRowFirstColumn="0" w:firstRowLastColumn="0" w:lastRowFirstColumn="0" w:lastRowLastColumn="0"/>
               <w:rPr>
                 <w:rFonts w:ascii="Courier New" w:eastAsia="Times New Roman" w:hAnsi="Courier New" w:cs="Courier New"/>
-                <w:b/>
-                <w:bCs/>
-                <w:color w:val="000000"/>
-                <w:kern w:val="0"/>
-                <w14:ligatures w14:val="none"/>
-              </w:rPr>
-            </w:pPr>
-            <w:r>
-              <w:rPr>
-                <w:rFonts w:ascii="Courier New" w:eastAsia="Times New Roman" w:hAnsi="Courier New" w:cs="Courier New"/>
-                <w:b/>
-                <w:bCs/>
-                <w:color w:val="000000"/>
-                <w:kern w:val="0"/>
-                <w14:ligatures w14:val="none"/>
-              </w:rPr>
-              <w:t>13, 17, 19</w:t>
+                <w:color w:val="000000"/>
+                <w:kern w:val="0"/>
+                <w14:ligatures w14:val="none"/>
+              </w:rPr>
+            </w:pPr>
+            <w:r>
+              <w:rPr>
+                <w:rFonts w:ascii="Courier New" w:eastAsia="Times New Roman" w:hAnsi="Courier New" w:cs="Courier New"/>
+                <w:color w:val="000000"/>
+                <w:kern w:val="0"/>
+                <w14:ligatures w14:val="none"/>
+              </w:rPr>
+              <w:t>19</w:t>
             </w:r>
           </w:p>
         </w:tc>
@@ -5783,8 +5778,6 @@
               <w:cnfStyle w:val="000000100000" w:firstRow="0" w:lastRow="0" w:firstColumn="0" w:lastColumn="0" w:oddVBand="0" w:evenVBand="0" w:oddHBand="1" w:evenHBand="0" w:firstRowFirstColumn="0" w:firstRowLastColumn="0" w:lastRowFirstColumn="0" w:lastRowLastColumn="0"/>
               <w:rPr>
                 <w:rFonts w:ascii="Courier New" w:eastAsia="Times New Roman" w:hAnsi="Courier New" w:cs="Courier New"/>
-                <w:b/>
-                <w:bCs/>
                 <w:color w:val="000000"/>
                 <w:kern w:val="0"/>
                 <w14:ligatures w14:val="none"/>
@@ -5810,19 +5803,23 @@
             <w:pPr>
               <w:rPr>
                 <w:rFonts w:ascii="Courier New" w:eastAsia="Times New Roman" w:hAnsi="Courier New" w:cs="Courier New"/>
-                <w:color w:val="000000"/>
-                <w:kern w:val="0"/>
-                <w14:ligatures w14:val="none"/>
-              </w:rPr>
-            </w:pPr>
-            <w:r>
-              <w:rPr>
-                <w:rFonts w:ascii="Courier New" w:eastAsia="Times New Roman" w:hAnsi="Courier New" w:cs="Courier New"/>
-                <w:color w:val="000000"/>
-                <w:kern w:val="0"/>
-                <w14:ligatures w14:val="none"/>
-              </w:rPr>
-              <w:t>Doctor’s apron</w:t>
+                <w:b w:val="0"/>
+                <w:bCs w:val="0"/>
+                <w:color w:val="000000"/>
+                <w:kern w:val="0"/>
+                <w14:ligatures w14:val="none"/>
+              </w:rPr>
+            </w:pPr>
+            <w:r>
+              <w:rPr>
+                <w:rFonts w:ascii="Courier New" w:eastAsia="Times New Roman" w:hAnsi="Courier New" w:cs="Courier New"/>
+                <w:b w:val="0"/>
+                <w:bCs w:val="0"/>
+                <w:color w:val="000000"/>
+                <w:kern w:val="0"/>
+                <w14:ligatures w14:val="none"/>
+              </w:rPr>
+              <w:t>Kettle</w:t>
             </w:r>
           </w:p>
         </w:tc>
@@ -5839,18 +5836,14 @@
               <w:cnfStyle w:val="000000000000" w:firstRow="0" w:lastRow="0" w:firstColumn="0" w:lastColumn="0" w:oddVBand="0" w:evenVBand="0" w:oddHBand="0" w:evenHBand="0" w:firstRowFirstColumn="0" w:firstRowLastColumn="0" w:lastRowFirstColumn="0" w:lastRowLastColumn="0"/>
               <w:rPr>
                 <w:rFonts w:ascii="Courier New" w:eastAsia="Times New Roman" w:hAnsi="Courier New" w:cs="Courier New"/>
-                <w:b/>
-                <w:bCs/>
-                <w:color w:val="000000"/>
-                <w:kern w:val="0"/>
-                <w14:ligatures w14:val="none"/>
-              </w:rPr>
-            </w:pPr>
-            <w:r>
-              <w:rPr>
-                <w:rFonts w:ascii="Courier New" w:eastAsia="Times New Roman" w:hAnsi="Courier New" w:cs="Courier New"/>
-                <w:b/>
-                <w:bCs/>
+                <w:color w:val="000000"/>
+                <w:kern w:val="0"/>
+                <w14:ligatures w14:val="none"/>
+              </w:rPr>
+            </w:pPr>
+            <w:r>
+              <w:rPr>
+                <w:rFonts w:ascii="Courier New" w:eastAsia="Times New Roman" w:hAnsi="Courier New" w:cs="Courier New"/>
                 <w:color w:val="000000"/>
                 <w:kern w:val="0"/>
                 <w14:ligatures w14:val="none"/>
@@ -5872,23 +5865,19 @@
               <w:cnfStyle w:val="000000000000" w:firstRow="0" w:lastRow="0" w:firstColumn="0" w:lastColumn="0" w:oddVBand="0" w:evenVBand="0" w:oddHBand="0" w:evenHBand="0" w:firstRowFirstColumn="0" w:firstRowLastColumn="0" w:lastRowFirstColumn="0" w:lastRowLastColumn="0"/>
               <w:rPr>
                 <w:rFonts w:ascii="Courier New" w:eastAsia="Times New Roman" w:hAnsi="Courier New" w:cs="Courier New"/>
-                <w:b/>
-                <w:bCs/>
-                <w:color w:val="000000"/>
-                <w:kern w:val="0"/>
-                <w14:ligatures w14:val="none"/>
-              </w:rPr>
-            </w:pPr>
-            <w:r>
-              <w:rPr>
-                <w:rFonts w:ascii="Courier New" w:eastAsia="Times New Roman" w:hAnsi="Courier New" w:cs="Courier New"/>
-                <w:b/>
-                <w:bCs/>
-                <w:color w:val="000000"/>
-                <w:kern w:val="0"/>
-                <w14:ligatures w14:val="none"/>
-              </w:rPr>
-              <w:t>15</w:t>
+                <w:color w:val="000000"/>
+                <w:kern w:val="0"/>
+                <w14:ligatures w14:val="none"/>
+              </w:rPr>
+            </w:pPr>
+            <w:r>
+              <w:rPr>
+                <w:rFonts w:ascii="Courier New" w:eastAsia="Times New Roman" w:hAnsi="Courier New" w:cs="Courier New"/>
+                <w:color w:val="000000"/>
+                <w:kern w:val="0"/>
+                <w14:ligatures w14:val="none"/>
+              </w:rPr>
+              <w:t>19</w:t>
             </w:r>
           </w:p>
         </w:tc>
@@ -5902,8 +5891,6 @@
               <w:cnfStyle w:val="000000000000" w:firstRow="0" w:lastRow="0" w:firstColumn="0" w:lastColumn="0" w:oddVBand="0" w:evenVBand="0" w:oddHBand="0" w:evenHBand="0" w:firstRowFirstColumn="0" w:firstRowLastColumn="0" w:lastRowFirstColumn="0" w:lastRowLastColumn="0"/>
               <w:rPr>
                 <w:rFonts w:ascii="Courier New" w:eastAsia="Times New Roman" w:hAnsi="Courier New" w:cs="Courier New"/>
-                <w:b/>
-                <w:bCs/>
                 <w:color w:val="000000"/>
                 <w:kern w:val="0"/>
                 <w14:ligatures w14:val="none"/>
@@ -5930,37 +5917,23 @@
             <w:pPr>
               <w:rPr>
                 <w:rFonts w:ascii="Courier New" w:eastAsia="Times New Roman" w:hAnsi="Courier New" w:cs="Courier New"/>
-                <w:color w:val="000000"/>
-                <w:kern w:val="0"/>
-                <w14:ligatures w14:val="none"/>
-              </w:rPr>
-            </w:pPr>
-            <w:r>
-              <w:rPr>
-                <w:rFonts w:ascii="Courier New" w:eastAsia="Times New Roman" w:hAnsi="Courier New" w:cs="Courier New"/>
-                <w:color w:val="000000"/>
-                <w:kern w:val="0"/>
-                <w14:ligatures w14:val="none"/>
-              </w:rPr>
-              <w:t xml:space="preserve">Ashtray </w:t>
-            </w:r>
-            <w:r>
-              <w:rPr>
-                <w:rFonts w:ascii="Courier New" w:eastAsia="Times New Roman" w:hAnsi="Courier New" w:cs="Courier New"/>
-                <w:color w:val="000000"/>
-                <w:kern w:val="0"/>
-                <w14:ligatures w14:val="none"/>
-              </w:rPr>
-              <w:t>with</w:t>
-            </w:r>
-            <w:r>
-              <w:rPr>
-                <w:rFonts w:ascii="Courier New" w:eastAsia="Times New Roman" w:hAnsi="Courier New" w:cs="Courier New"/>
-                <w:color w:val="000000"/>
-                <w:kern w:val="0"/>
-                <w14:ligatures w14:val="none"/>
-              </w:rPr>
-              <w:t xml:space="preserve"> Cigarette butts</w:t>
+                <w:b w:val="0"/>
+                <w:bCs w:val="0"/>
+                <w:color w:val="000000"/>
+                <w:kern w:val="0"/>
+                <w14:ligatures w14:val="none"/>
+              </w:rPr>
+            </w:pPr>
+            <w:r>
+              <w:rPr>
+                <w:rFonts w:ascii="Courier New" w:eastAsia="Times New Roman" w:hAnsi="Courier New" w:cs="Courier New"/>
+                <w:b w:val="0"/>
+                <w:bCs w:val="0"/>
+                <w:color w:val="000000"/>
+                <w:kern w:val="0"/>
+                <w14:ligatures w14:val="none"/>
+              </w:rPr>
+              <w:t>Tea set with Ash</w:t>
             </w:r>
           </w:p>
         </w:tc>
@@ -5977,18 +5950,14 @@
               <w:cnfStyle w:val="000000100000" w:firstRow="0" w:lastRow="0" w:firstColumn="0" w:lastColumn="0" w:oddVBand="0" w:evenVBand="0" w:oddHBand="1" w:evenHBand="0" w:firstRowFirstColumn="0" w:firstRowLastColumn="0" w:lastRowFirstColumn="0" w:lastRowLastColumn="0"/>
               <w:rPr>
                 <w:rFonts w:ascii="Courier New" w:eastAsia="Times New Roman" w:hAnsi="Courier New" w:cs="Courier New"/>
-                <w:b/>
-                <w:bCs/>
-                <w:color w:val="000000"/>
-                <w:kern w:val="0"/>
-                <w14:ligatures w14:val="none"/>
-              </w:rPr>
-            </w:pPr>
-            <w:r>
-              <w:rPr>
-                <w:rFonts w:ascii="Courier New" w:eastAsia="Times New Roman" w:hAnsi="Courier New" w:cs="Courier New"/>
-                <w:b/>
-                <w:bCs/>
+                <w:color w:val="000000"/>
+                <w:kern w:val="0"/>
+                <w14:ligatures w14:val="none"/>
+              </w:rPr>
+            </w:pPr>
+            <w:r>
+              <w:rPr>
+                <w:rFonts w:ascii="Courier New" w:eastAsia="Times New Roman" w:hAnsi="Courier New" w:cs="Courier New"/>
                 <w:color w:val="000000"/>
                 <w:kern w:val="0"/>
                 <w14:ligatures w14:val="none"/>
@@ -6010,23 +5979,19 @@
               <w:cnfStyle w:val="000000100000" w:firstRow="0" w:lastRow="0" w:firstColumn="0" w:lastColumn="0" w:oddVBand="0" w:evenVBand="0" w:oddHBand="1" w:evenHBand="0" w:firstRowFirstColumn="0" w:firstRowLastColumn="0" w:lastRowFirstColumn="0" w:lastRowLastColumn="0"/>
               <w:rPr>
                 <w:rFonts w:ascii="Courier New" w:eastAsia="Times New Roman" w:hAnsi="Courier New" w:cs="Courier New"/>
-                <w:b/>
-                <w:bCs/>
-                <w:color w:val="000000"/>
-                <w:kern w:val="0"/>
-                <w14:ligatures w14:val="none"/>
-              </w:rPr>
-            </w:pPr>
-            <w:r>
-              <w:rPr>
-                <w:rFonts w:ascii="Courier New" w:eastAsia="Times New Roman" w:hAnsi="Courier New" w:cs="Courier New"/>
-                <w:b/>
-                <w:bCs/>
-                <w:color w:val="000000"/>
-                <w:kern w:val="0"/>
-                <w14:ligatures w14:val="none"/>
-              </w:rPr>
-              <w:t>14</w:t>
+                <w:color w:val="000000"/>
+                <w:kern w:val="0"/>
+                <w14:ligatures w14:val="none"/>
+              </w:rPr>
+            </w:pPr>
+            <w:r>
+              <w:rPr>
+                <w:rFonts w:ascii="Courier New" w:eastAsia="Times New Roman" w:hAnsi="Courier New" w:cs="Courier New"/>
+                <w:color w:val="000000"/>
+                <w:kern w:val="0"/>
+                <w14:ligatures w14:val="none"/>
+              </w:rPr>
+              <w:t>19</w:t>
             </w:r>
           </w:p>
         </w:tc>
@@ -6040,8 +6005,6 @@
               <w:cnfStyle w:val="000000100000" w:firstRow="0" w:lastRow="0" w:firstColumn="0" w:lastColumn="0" w:oddVBand="0" w:evenVBand="0" w:oddHBand="1" w:evenHBand="0" w:firstRowFirstColumn="0" w:firstRowLastColumn="0" w:lastRowFirstColumn="0" w:lastRowLastColumn="0"/>
               <w:rPr>
                 <w:rFonts w:ascii="Courier New" w:eastAsia="Times New Roman" w:hAnsi="Courier New" w:cs="Courier New"/>
-                <w:b/>
-                <w:bCs/>
                 <w:color w:val="000000"/>
                 <w:kern w:val="0"/>
                 <w14:ligatures w14:val="none"/>
@@ -6067,19 +6030,23 @@
             <w:pPr>
               <w:rPr>
                 <w:rFonts w:ascii="Courier New" w:eastAsia="Times New Roman" w:hAnsi="Courier New" w:cs="Courier New"/>
-                <w:color w:val="000000"/>
-                <w:kern w:val="0"/>
-                <w14:ligatures w14:val="none"/>
-              </w:rPr>
-            </w:pPr>
-            <w:r>
-              <w:rPr>
-                <w:rFonts w:ascii="Courier New" w:eastAsia="Times New Roman" w:hAnsi="Courier New" w:cs="Courier New"/>
-                <w:color w:val="000000"/>
-                <w:kern w:val="0"/>
-                <w14:ligatures w14:val="none"/>
-              </w:rPr>
-              <w:t>Pool table with ball and cue</w:t>
+                <w:b w:val="0"/>
+                <w:bCs w:val="0"/>
+                <w:color w:val="000000"/>
+                <w:kern w:val="0"/>
+                <w14:ligatures w14:val="none"/>
+              </w:rPr>
+            </w:pPr>
+            <w:r>
+              <w:rPr>
+                <w:rFonts w:ascii="Courier New" w:eastAsia="Times New Roman" w:hAnsi="Courier New" w:cs="Courier New"/>
+                <w:b w:val="0"/>
+                <w:bCs w:val="0"/>
+                <w:color w:val="000000"/>
+                <w:kern w:val="0"/>
+                <w14:ligatures w14:val="none"/>
+              </w:rPr>
+              <w:t>Long glass with soda, lime slice</w:t>
             </w:r>
           </w:p>
         </w:tc>
@@ -6096,18 +6063,14 @@
               <w:cnfStyle w:val="000000000000" w:firstRow="0" w:lastRow="0" w:firstColumn="0" w:lastColumn="0" w:oddVBand="0" w:evenVBand="0" w:oddHBand="0" w:evenHBand="0" w:firstRowFirstColumn="0" w:firstRowLastColumn="0" w:lastRowFirstColumn="0" w:lastRowLastColumn="0"/>
               <w:rPr>
                 <w:rFonts w:ascii="Courier New" w:eastAsia="Times New Roman" w:hAnsi="Courier New" w:cs="Courier New"/>
-                <w:b/>
-                <w:bCs/>
-                <w:color w:val="000000"/>
-                <w:kern w:val="0"/>
-                <w14:ligatures w14:val="none"/>
-              </w:rPr>
-            </w:pPr>
-            <w:r>
-              <w:rPr>
-                <w:rFonts w:ascii="Courier New" w:eastAsia="Times New Roman" w:hAnsi="Courier New" w:cs="Courier New"/>
-                <w:b/>
-                <w:bCs/>
+                <w:color w:val="000000"/>
+                <w:kern w:val="0"/>
+                <w14:ligatures w14:val="none"/>
+              </w:rPr>
+            </w:pPr>
+            <w:r>
+              <w:rPr>
+                <w:rFonts w:ascii="Courier New" w:eastAsia="Times New Roman" w:hAnsi="Courier New" w:cs="Courier New"/>
                 <w:color w:val="000000"/>
                 <w:kern w:val="0"/>
                 <w14:ligatures w14:val="none"/>
@@ -6129,23 +6092,19 @@
               <w:cnfStyle w:val="000000000000" w:firstRow="0" w:lastRow="0" w:firstColumn="0" w:lastColumn="0" w:oddVBand="0" w:evenVBand="0" w:oddHBand="0" w:evenHBand="0" w:firstRowFirstColumn="0" w:firstRowLastColumn="0" w:lastRowFirstColumn="0" w:lastRowLastColumn="0"/>
               <w:rPr>
                 <w:rFonts w:ascii="Courier New" w:eastAsia="Times New Roman" w:hAnsi="Courier New" w:cs="Courier New"/>
-                <w:b/>
-                <w:bCs/>
-                <w:color w:val="000000"/>
-                <w:kern w:val="0"/>
-                <w14:ligatures w14:val="none"/>
-              </w:rPr>
-            </w:pPr>
-            <w:r>
-              <w:rPr>
-                <w:rFonts w:ascii="Courier New" w:eastAsia="Times New Roman" w:hAnsi="Courier New" w:cs="Courier New"/>
-                <w:b/>
-                <w:bCs/>
-                <w:color w:val="000000"/>
-                <w:kern w:val="0"/>
-                <w14:ligatures w14:val="none"/>
-              </w:rPr>
-              <w:t>14</w:t>
+                <w:color w:val="000000"/>
+                <w:kern w:val="0"/>
+                <w14:ligatures w14:val="none"/>
+              </w:rPr>
+            </w:pPr>
+            <w:r>
+              <w:rPr>
+                <w:rFonts w:ascii="Courier New" w:eastAsia="Times New Roman" w:hAnsi="Courier New" w:cs="Courier New"/>
+                <w:color w:val="000000"/>
+                <w:kern w:val="0"/>
+                <w14:ligatures w14:val="none"/>
+              </w:rPr>
+              <w:t>19</w:t>
             </w:r>
           </w:p>
         </w:tc>
@@ -6159,8 +6118,6 @@
               <w:cnfStyle w:val="000000000000" w:firstRow="0" w:lastRow="0" w:firstColumn="0" w:lastColumn="0" w:oddVBand="0" w:evenVBand="0" w:oddHBand="0" w:evenHBand="0" w:firstRowFirstColumn="0" w:firstRowLastColumn="0" w:lastRowFirstColumn="0" w:lastRowLastColumn="0"/>
               <w:rPr>
                 <w:rFonts w:ascii="Courier New" w:eastAsia="Times New Roman" w:hAnsi="Courier New" w:cs="Courier New"/>
-                <w:b/>
-                <w:bCs/>
                 <w:color w:val="000000"/>
                 <w:kern w:val="0"/>
                 <w14:ligatures w14:val="none"/>
@@ -6187,19 +6144,23 @@
             <w:pPr>
               <w:rPr>
                 <w:rFonts w:ascii="Courier New" w:eastAsia="Times New Roman" w:hAnsi="Courier New" w:cs="Courier New"/>
-                <w:color w:val="000000"/>
-                <w:kern w:val="0"/>
-                <w14:ligatures w14:val="none"/>
-              </w:rPr>
-            </w:pPr>
-            <w:r>
-              <w:rPr>
-                <w:rFonts w:ascii="Courier New" w:eastAsia="Times New Roman" w:hAnsi="Courier New" w:cs="Courier New"/>
-                <w:color w:val="000000"/>
-                <w:kern w:val="0"/>
-                <w14:ligatures w14:val="none"/>
-              </w:rPr>
-              <w:t>Some Engineering Book</w:t>
+                <w:b w:val="0"/>
+                <w:bCs w:val="0"/>
+                <w:color w:val="000000"/>
+                <w:kern w:val="0"/>
+                <w14:ligatures w14:val="none"/>
+              </w:rPr>
+            </w:pPr>
+            <w:r>
+              <w:rPr>
+                <w:rFonts w:ascii="Courier New" w:eastAsia="Times New Roman" w:hAnsi="Courier New" w:cs="Courier New"/>
+                <w:b w:val="0"/>
+                <w:bCs w:val="0"/>
+                <w:color w:val="000000"/>
+                <w:kern w:val="0"/>
+                <w14:ligatures w14:val="none"/>
+              </w:rPr>
+              <w:t>Sand</w:t>
             </w:r>
           </w:p>
         </w:tc>
@@ -6216,18 +6177,14 @@
               <w:cnfStyle w:val="000000100000" w:firstRow="0" w:lastRow="0" w:firstColumn="0" w:lastColumn="0" w:oddVBand="0" w:evenVBand="0" w:oddHBand="1" w:evenHBand="0" w:firstRowFirstColumn="0" w:firstRowLastColumn="0" w:lastRowFirstColumn="0" w:lastRowLastColumn="0"/>
               <w:rPr>
                 <w:rFonts w:ascii="Courier New" w:eastAsia="Times New Roman" w:hAnsi="Courier New" w:cs="Courier New"/>
-                <w:b/>
-                <w:bCs/>
-                <w:color w:val="000000"/>
-                <w:kern w:val="0"/>
-                <w14:ligatures w14:val="none"/>
-              </w:rPr>
-            </w:pPr>
-            <w:r>
-              <w:rPr>
-                <w:rFonts w:ascii="Courier New" w:eastAsia="Times New Roman" w:hAnsi="Courier New" w:cs="Courier New"/>
-                <w:b/>
-                <w:bCs/>
+                <w:color w:val="000000"/>
+                <w:kern w:val="0"/>
+                <w14:ligatures w14:val="none"/>
+              </w:rPr>
+            </w:pPr>
+            <w:r>
+              <w:rPr>
+                <w:rFonts w:ascii="Courier New" w:eastAsia="Times New Roman" w:hAnsi="Courier New" w:cs="Courier New"/>
                 <w:color w:val="000000"/>
                 <w:kern w:val="0"/>
                 <w14:ligatures w14:val="none"/>
@@ -6249,18 +6206,14 @@
               <w:cnfStyle w:val="000000100000" w:firstRow="0" w:lastRow="0" w:firstColumn="0" w:lastColumn="0" w:oddVBand="0" w:evenVBand="0" w:oddHBand="1" w:evenHBand="0" w:firstRowFirstColumn="0" w:firstRowLastColumn="0" w:lastRowFirstColumn="0" w:lastRowLastColumn="0"/>
               <w:rPr>
                 <w:rFonts w:ascii="Courier New" w:eastAsia="Times New Roman" w:hAnsi="Courier New" w:cs="Courier New"/>
-                <w:b/>
-                <w:bCs/>
-                <w:color w:val="000000"/>
-                <w:kern w:val="0"/>
-                <w14:ligatures w14:val="none"/>
-              </w:rPr>
-            </w:pPr>
-            <w:r>
-              <w:rPr>
-                <w:rFonts w:ascii="Courier New" w:eastAsia="Times New Roman" w:hAnsi="Courier New" w:cs="Courier New"/>
-                <w:b/>
-                <w:bCs/>
+                <w:color w:val="000000"/>
+                <w:kern w:val="0"/>
+                <w14:ligatures w14:val="none"/>
+              </w:rPr>
+            </w:pPr>
+            <w:r>
+              <w:rPr>
+                <w:rFonts w:ascii="Courier New" w:eastAsia="Times New Roman" w:hAnsi="Courier New" w:cs="Courier New"/>
                 <w:color w:val="000000"/>
                 <w:kern w:val="0"/>
                 <w14:ligatures w14:val="none"/>
@@ -6279,8 +6232,6 @@
               <w:cnfStyle w:val="000000100000" w:firstRow="0" w:lastRow="0" w:firstColumn="0" w:lastColumn="0" w:oddVBand="0" w:evenVBand="0" w:oddHBand="1" w:evenHBand="0" w:firstRowFirstColumn="0" w:firstRowLastColumn="0" w:lastRowFirstColumn="0" w:lastRowLastColumn="0"/>
               <w:rPr>
                 <w:rFonts w:ascii="Courier New" w:eastAsia="Times New Roman" w:hAnsi="Courier New" w:cs="Courier New"/>
-                <w:b/>
-                <w:bCs/>
                 <w:color w:val="000000"/>
                 <w:kern w:val="0"/>
                 <w14:ligatures w14:val="none"/>
@@ -6306,19 +6257,23 @@
             <w:pPr>
               <w:rPr>
                 <w:rFonts w:ascii="Courier New" w:eastAsia="Times New Roman" w:hAnsi="Courier New" w:cs="Courier New"/>
-                <w:color w:val="000000"/>
-                <w:kern w:val="0"/>
-                <w14:ligatures w14:val="none"/>
-              </w:rPr>
-            </w:pPr>
-            <w:r>
-              <w:rPr>
-                <w:rFonts w:ascii="Courier New" w:eastAsia="Times New Roman" w:hAnsi="Courier New" w:cs="Courier New"/>
-                <w:color w:val="000000"/>
-                <w:kern w:val="0"/>
-                <w14:ligatures w14:val="none"/>
-              </w:rPr>
-              <w:t>Kettle</w:t>
+                <w:b w:val="0"/>
+                <w:bCs w:val="0"/>
+                <w:color w:val="000000"/>
+                <w:kern w:val="0"/>
+                <w14:ligatures w14:val="none"/>
+              </w:rPr>
+            </w:pPr>
+            <w:r>
+              <w:rPr>
+                <w:rFonts w:ascii="Courier New" w:eastAsia="Times New Roman" w:hAnsi="Courier New" w:cs="Courier New"/>
+                <w:b w:val="0"/>
+                <w:bCs w:val="0"/>
+                <w:color w:val="000000"/>
+                <w:kern w:val="0"/>
+                <w14:ligatures w14:val="none"/>
+              </w:rPr>
+              <w:t>Vase with flower</w:t>
             </w:r>
           </w:p>
         </w:tc>
@@ -6335,18 +6290,14 @@
               <w:cnfStyle w:val="000000000000" w:firstRow="0" w:lastRow="0" w:firstColumn="0" w:lastColumn="0" w:oddVBand="0" w:evenVBand="0" w:oddHBand="0" w:evenHBand="0" w:firstRowFirstColumn="0" w:firstRowLastColumn="0" w:lastRowFirstColumn="0" w:lastRowLastColumn="0"/>
               <w:rPr>
                 <w:rFonts w:ascii="Courier New" w:eastAsia="Times New Roman" w:hAnsi="Courier New" w:cs="Courier New"/>
-                <w:b/>
-                <w:bCs/>
-                <w:color w:val="000000"/>
-                <w:kern w:val="0"/>
-                <w14:ligatures w14:val="none"/>
-              </w:rPr>
-            </w:pPr>
-            <w:r>
-              <w:rPr>
-                <w:rFonts w:ascii="Courier New" w:eastAsia="Times New Roman" w:hAnsi="Courier New" w:cs="Courier New"/>
-                <w:b/>
-                <w:bCs/>
+                <w:color w:val="000000"/>
+                <w:kern w:val="0"/>
+                <w14:ligatures w14:val="none"/>
+              </w:rPr>
+            </w:pPr>
+            <w:r>
+              <w:rPr>
+                <w:rFonts w:ascii="Courier New" w:eastAsia="Times New Roman" w:hAnsi="Courier New" w:cs="Courier New"/>
                 <w:color w:val="000000"/>
                 <w:kern w:val="0"/>
                 <w14:ligatures w14:val="none"/>
@@ -6368,18 +6319,14 @@
               <w:cnfStyle w:val="000000000000" w:firstRow="0" w:lastRow="0" w:firstColumn="0" w:lastColumn="0" w:oddVBand="0" w:evenVBand="0" w:oddHBand="0" w:evenHBand="0" w:firstRowFirstColumn="0" w:firstRowLastColumn="0" w:lastRowFirstColumn="0" w:lastRowLastColumn="0"/>
               <w:rPr>
                 <w:rFonts w:ascii="Courier New" w:eastAsia="Times New Roman" w:hAnsi="Courier New" w:cs="Courier New"/>
-                <w:b/>
-                <w:bCs/>
-                <w:color w:val="000000"/>
-                <w:kern w:val="0"/>
-                <w14:ligatures w14:val="none"/>
-              </w:rPr>
-            </w:pPr>
-            <w:r>
-              <w:rPr>
-                <w:rFonts w:ascii="Courier New" w:eastAsia="Times New Roman" w:hAnsi="Courier New" w:cs="Courier New"/>
-                <w:b/>
-                <w:bCs/>
+                <w:color w:val="000000"/>
+                <w:kern w:val="0"/>
+                <w14:ligatures w14:val="none"/>
+              </w:rPr>
+            </w:pPr>
+            <w:r>
+              <w:rPr>
+                <w:rFonts w:ascii="Courier New" w:eastAsia="Times New Roman" w:hAnsi="Courier New" w:cs="Courier New"/>
                 <w:color w:val="000000"/>
                 <w:kern w:val="0"/>
                 <w14:ligatures w14:val="none"/>
@@ -6398,8 +6345,6 @@
               <w:cnfStyle w:val="000000000000" w:firstRow="0" w:lastRow="0" w:firstColumn="0" w:lastColumn="0" w:oddVBand="0" w:evenVBand="0" w:oddHBand="0" w:evenHBand="0" w:firstRowFirstColumn="0" w:firstRowLastColumn="0" w:lastRowFirstColumn="0" w:lastRowLastColumn="0"/>
               <w:rPr>
                 <w:rFonts w:ascii="Courier New" w:eastAsia="Times New Roman" w:hAnsi="Courier New" w:cs="Courier New"/>
-                <w:b/>
-                <w:bCs/>
                 <w:color w:val="000000"/>
                 <w:kern w:val="0"/>
                 <w14:ligatures w14:val="none"/>
@@ -6426,19 +6371,23 @@
             <w:pPr>
               <w:rPr>
                 <w:rFonts w:ascii="Courier New" w:eastAsia="Times New Roman" w:hAnsi="Courier New" w:cs="Courier New"/>
-                <w:color w:val="000000"/>
-                <w:kern w:val="0"/>
-                <w14:ligatures w14:val="none"/>
-              </w:rPr>
-            </w:pPr>
-            <w:r>
-              <w:rPr>
-                <w:rFonts w:ascii="Courier New" w:eastAsia="Times New Roman" w:hAnsi="Courier New" w:cs="Courier New"/>
-                <w:color w:val="000000"/>
-                <w:kern w:val="0"/>
-                <w14:ligatures w14:val="none"/>
-              </w:rPr>
-              <w:t>Tea set with Ash</w:t>
+                <w:b w:val="0"/>
+                <w:bCs w:val="0"/>
+                <w:color w:val="000000"/>
+                <w:kern w:val="0"/>
+                <w14:ligatures w14:val="none"/>
+              </w:rPr>
+            </w:pPr>
+            <w:r>
+              <w:rPr>
+                <w:rFonts w:ascii="Courier New" w:eastAsia="Times New Roman" w:hAnsi="Courier New" w:cs="Courier New"/>
+                <w:b w:val="0"/>
+                <w:bCs w:val="0"/>
+                <w:color w:val="000000"/>
+                <w:kern w:val="0"/>
+                <w14:ligatures w14:val="none"/>
+              </w:rPr>
+              <w:t>Puffed Rice</w:t>
             </w:r>
           </w:p>
         </w:tc>
@@ -6455,18 +6404,14 @@
               <w:cnfStyle w:val="000000100000" w:firstRow="0" w:lastRow="0" w:firstColumn="0" w:lastColumn="0" w:oddVBand="0" w:evenVBand="0" w:oddHBand="1" w:evenHBand="0" w:firstRowFirstColumn="0" w:firstRowLastColumn="0" w:lastRowFirstColumn="0" w:lastRowLastColumn="0"/>
               <w:rPr>
                 <w:rFonts w:ascii="Courier New" w:eastAsia="Times New Roman" w:hAnsi="Courier New" w:cs="Courier New"/>
-                <w:b/>
-                <w:bCs/>
-                <w:color w:val="000000"/>
-                <w:kern w:val="0"/>
-                <w14:ligatures w14:val="none"/>
-              </w:rPr>
-            </w:pPr>
-            <w:r>
-              <w:rPr>
-                <w:rFonts w:ascii="Courier New" w:eastAsia="Times New Roman" w:hAnsi="Courier New" w:cs="Courier New"/>
-                <w:b/>
-                <w:bCs/>
+                <w:color w:val="000000"/>
+                <w:kern w:val="0"/>
+                <w14:ligatures w14:val="none"/>
+              </w:rPr>
+            </w:pPr>
+            <w:r>
+              <w:rPr>
+                <w:rFonts w:ascii="Courier New" w:eastAsia="Times New Roman" w:hAnsi="Courier New" w:cs="Courier New"/>
                 <w:color w:val="000000"/>
                 <w:kern w:val="0"/>
                 <w14:ligatures w14:val="none"/>
@@ -6488,18 +6433,14 @@
               <w:cnfStyle w:val="000000100000" w:firstRow="0" w:lastRow="0" w:firstColumn="0" w:lastColumn="0" w:oddVBand="0" w:evenVBand="0" w:oddHBand="1" w:evenHBand="0" w:firstRowFirstColumn="0" w:firstRowLastColumn="0" w:lastRowFirstColumn="0" w:lastRowLastColumn="0"/>
               <w:rPr>
                 <w:rFonts w:ascii="Courier New" w:eastAsia="Times New Roman" w:hAnsi="Courier New" w:cs="Courier New"/>
-                <w:b/>
-                <w:bCs/>
-                <w:color w:val="000000"/>
-                <w:kern w:val="0"/>
-                <w14:ligatures w14:val="none"/>
-              </w:rPr>
-            </w:pPr>
-            <w:r>
-              <w:rPr>
-                <w:rFonts w:ascii="Courier New" w:eastAsia="Times New Roman" w:hAnsi="Courier New" w:cs="Courier New"/>
-                <w:b/>
-                <w:bCs/>
+                <w:color w:val="000000"/>
+                <w:kern w:val="0"/>
+                <w14:ligatures w14:val="none"/>
+              </w:rPr>
+            </w:pPr>
+            <w:r>
+              <w:rPr>
+                <w:rFonts w:ascii="Courier New" w:eastAsia="Times New Roman" w:hAnsi="Courier New" w:cs="Courier New"/>
                 <w:color w:val="000000"/>
                 <w:kern w:val="0"/>
                 <w14:ligatures w14:val="none"/>
@@ -6518,8 +6459,6 @@
               <w:cnfStyle w:val="000000100000" w:firstRow="0" w:lastRow="0" w:firstColumn="0" w:lastColumn="0" w:oddVBand="0" w:evenVBand="0" w:oddHBand="1" w:evenHBand="0" w:firstRowFirstColumn="0" w:firstRowLastColumn="0" w:lastRowFirstColumn="0" w:lastRowLastColumn="0"/>
               <w:rPr>
                 <w:rFonts w:ascii="Courier New" w:eastAsia="Times New Roman" w:hAnsi="Courier New" w:cs="Courier New"/>
-                <w:b/>
-                <w:bCs/>
                 <w:color w:val="000000"/>
                 <w:kern w:val="0"/>
                 <w14:ligatures w14:val="none"/>
@@ -6545,37 +6484,23 @@
             <w:pPr>
               <w:rPr>
                 <w:rFonts w:ascii="Courier New" w:eastAsia="Times New Roman" w:hAnsi="Courier New" w:cs="Courier New"/>
-                <w:color w:val="000000"/>
-                <w:kern w:val="0"/>
-                <w14:ligatures w14:val="none"/>
-              </w:rPr>
-            </w:pPr>
-            <w:r>
-              <w:rPr>
-                <w:rFonts w:ascii="Courier New" w:eastAsia="Times New Roman" w:hAnsi="Courier New" w:cs="Courier New"/>
-                <w:color w:val="000000"/>
-                <w:kern w:val="0"/>
-                <w14:ligatures w14:val="none"/>
-              </w:rPr>
-              <w:t>Long glass with soda</w:t>
-            </w:r>
-            <w:r>
-              <w:rPr>
-                <w:rFonts w:ascii="Courier New" w:eastAsia="Times New Roman" w:hAnsi="Courier New" w:cs="Courier New"/>
-                <w:color w:val="000000"/>
-                <w:kern w:val="0"/>
-                <w14:ligatures w14:val="none"/>
-              </w:rPr>
-              <w:t xml:space="preserve">, </w:t>
-            </w:r>
-            <w:r>
-              <w:rPr>
-                <w:rFonts w:ascii="Courier New" w:eastAsia="Times New Roman" w:hAnsi="Courier New" w:cs="Courier New"/>
-                <w:color w:val="000000"/>
-                <w:kern w:val="0"/>
-                <w14:ligatures w14:val="none"/>
-              </w:rPr>
-              <w:t>lime slice</w:t>
+                <w:b w:val="0"/>
+                <w:bCs w:val="0"/>
+                <w:color w:val="000000"/>
+                <w:kern w:val="0"/>
+                <w14:ligatures w14:val="none"/>
+              </w:rPr>
+            </w:pPr>
+            <w:r>
+              <w:rPr>
+                <w:rFonts w:ascii="Courier New" w:eastAsia="Times New Roman" w:hAnsi="Courier New" w:cs="Courier New"/>
+                <w:b w:val="0"/>
+                <w:bCs w:val="0"/>
+                <w:color w:val="000000"/>
+                <w:kern w:val="0"/>
+                <w14:ligatures w14:val="none"/>
+              </w:rPr>
+              <w:t>Black Pebbles</w:t>
             </w:r>
           </w:p>
         </w:tc>
@@ -6592,18 +6517,14 @@
               <w:cnfStyle w:val="000000000000" w:firstRow="0" w:lastRow="0" w:firstColumn="0" w:lastColumn="0" w:oddVBand="0" w:evenVBand="0" w:oddHBand="0" w:evenHBand="0" w:firstRowFirstColumn="0" w:firstRowLastColumn="0" w:lastRowFirstColumn="0" w:lastRowLastColumn="0"/>
               <w:rPr>
                 <w:rFonts w:ascii="Courier New" w:eastAsia="Times New Roman" w:hAnsi="Courier New" w:cs="Courier New"/>
-                <w:b/>
-                <w:bCs/>
-                <w:color w:val="000000"/>
-                <w:kern w:val="0"/>
-                <w14:ligatures w14:val="none"/>
-              </w:rPr>
-            </w:pPr>
-            <w:r>
-              <w:rPr>
-                <w:rFonts w:ascii="Courier New" w:eastAsia="Times New Roman" w:hAnsi="Courier New" w:cs="Courier New"/>
-                <w:b/>
-                <w:bCs/>
+                <w:color w:val="000000"/>
+                <w:kern w:val="0"/>
+                <w14:ligatures w14:val="none"/>
+              </w:rPr>
+            </w:pPr>
+            <w:r>
+              <w:rPr>
+                <w:rFonts w:ascii="Courier New" w:eastAsia="Times New Roman" w:hAnsi="Courier New" w:cs="Courier New"/>
                 <w:color w:val="000000"/>
                 <w:kern w:val="0"/>
                 <w14:ligatures w14:val="none"/>
@@ -6625,23 +6546,19 @@
               <w:cnfStyle w:val="000000000000" w:firstRow="0" w:lastRow="0" w:firstColumn="0" w:lastColumn="0" w:oddVBand="0" w:evenVBand="0" w:oddHBand="0" w:evenHBand="0" w:firstRowFirstColumn="0" w:firstRowLastColumn="0" w:lastRowFirstColumn="0" w:lastRowLastColumn="0"/>
               <w:rPr>
                 <w:rFonts w:ascii="Courier New" w:eastAsia="Times New Roman" w:hAnsi="Courier New" w:cs="Courier New"/>
-                <w:b/>
-                <w:bCs/>
-                <w:color w:val="000000"/>
-                <w:kern w:val="0"/>
-                <w14:ligatures w14:val="none"/>
-              </w:rPr>
-            </w:pPr>
-            <w:r>
-              <w:rPr>
-                <w:rFonts w:ascii="Courier New" w:eastAsia="Times New Roman" w:hAnsi="Courier New" w:cs="Courier New"/>
-                <w:b/>
-                <w:bCs/>
-                <w:color w:val="000000"/>
-                <w:kern w:val="0"/>
-                <w14:ligatures w14:val="none"/>
-              </w:rPr>
-              <w:t>19</w:t>
+                <w:color w:val="000000"/>
+                <w:kern w:val="0"/>
+                <w14:ligatures w14:val="none"/>
+              </w:rPr>
+            </w:pPr>
+            <w:r>
+              <w:rPr>
+                <w:rFonts w:ascii="Courier New" w:eastAsia="Times New Roman" w:hAnsi="Courier New" w:cs="Courier New"/>
+                <w:color w:val="000000"/>
+                <w:kern w:val="0"/>
+                <w14:ligatures w14:val="none"/>
+              </w:rPr>
+              <w:t>20</w:t>
             </w:r>
           </w:p>
         </w:tc>
@@ -6655,8 +6572,6 @@
               <w:cnfStyle w:val="000000000000" w:firstRow="0" w:lastRow="0" w:firstColumn="0" w:lastColumn="0" w:oddVBand="0" w:evenVBand="0" w:oddHBand="0" w:evenHBand="0" w:firstRowFirstColumn="0" w:firstRowLastColumn="0" w:lastRowFirstColumn="0" w:lastRowLastColumn="0"/>
               <w:rPr>
                 <w:rFonts w:ascii="Courier New" w:eastAsia="Times New Roman" w:hAnsi="Courier New" w:cs="Courier New"/>
-                <w:b/>
-                <w:bCs/>
                 <w:color w:val="000000"/>
                 <w:kern w:val="0"/>
                 <w14:ligatures w14:val="none"/>
@@ -6683,19 +6598,23 @@
             <w:pPr>
               <w:rPr>
                 <w:rFonts w:ascii="Courier New" w:eastAsia="Times New Roman" w:hAnsi="Courier New" w:cs="Courier New"/>
-                <w:color w:val="000000"/>
-                <w:kern w:val="0"/>
-                <w14:ligatures w14:val="none"/>
-              </w:rPr>
-            </w:pPr>
-            <w:r>
-              <w:rPr>
-                <w:rFonts w:ascii="Courier New" w:eastAsia="Times New Roman" w:hAnsi="Courier New" w:cs="Courier New"/>
-                <w:color w:val="000000"/>
-                <w:kern w:val="0"/>
-                <w14:ligatures w14:val="none"/>
-              </w:rPr>
-              <w:t>Sand</w:t>
+                <w:b w:val="0"/>
+                <w:bCs w:val="0"/>
+                <w:color w:val="000000"/>
+                <w:kern w:val="0"/>
+                <w14:ligatures w14:val="none"/>
+              </w:rPr>
+            </w:pPr>
+            <w:r>
+              <w:rPr>
+                <w:rFonts w:ascii="Courier New" w:eastAsia="Times New Roman" w:hAnsi="Courier New" w:cs="Courier New"/>
+                <w:b w:val="0"/>
+                <w:bCs w:val="0"/>
+                <w:color w:val="000000"/>
+                <w:kern w:val="0"/>
+                <w14:ligatures w14:val="none"/>
+              </w:rPr>
+              <w:t>Tender Coconut</w:t>
             </w:r>
           </w:p>
         </w:tc>
@@ -6712,18 +6631,14 @@
               <w:cnfStyle w:val="000000100000" w:firstRow="0" w:lastRow="0" w:firstColumn="0" w:lastColumn="0" w:oddVBand="0" w:evenVBand="0" w:oddHBand="1" w:evenHBand="0" w:firstRowFirstColumn="0" w:firstRowLastColumn="0" w:lastRowFirstColumn="0" w:lastRowLastColumn="0"/>
               <w:rPr>
                 <w:rFonts w:ascii="Courier New" w:eastAsia="Times New Roman" w:hAnsi="Courier New" w:cs="Courier New"/>
-                <w:b/>
-                <w:bCs/>
-                <w:color w:val="000000"/>
-                <w:kern w:val="0"/>
-                <w14:ligatures w14:val="none"/>
-              </w:rPr>
-            </w:pPr>
-            <w:r>
-              <w:rPr>
-                <w:rFonts w:ascii="Courier New" w:eastAsia="Times New Roman" w:hAnsi="Courier New" w:cs="Courier New"/>
-                <w:b/>
-                <w:bCs/>
+                <w:color w:val="000000"/>
+                <w:kern w:val="0"/>
+                <w14:ligatures w14:val="none"/>
+              </w:rPr>
+            </w:pPr>
+            <w:r>
+              <w:rPr>
+                <w:rFonts w:ascii="Courier New" w:eastAsia="Times New Roman" w:hAnsi="Courier New" w:cs="Courier New"/>
                 <w:color w:val="000000"/>
                 <w:kern w:val="0"/>
                 <w14:ligatures w14:val="none"/>
@@ -6745,23 +6660,19 @@
               <w:cnfStyle w:val="000000100000" w:firstRow="0" w:lastRow="0" w:firstColumn="0" w:lastColumn="0" w:oddVBand="0" w:evenVBand="0" w:oddHBand="1" w:evenHBand="0" w:firstRowFirstColumn="0" w:firstRowLastColumn="0" w:lastRowFirstColumn="0" w:lastRowLastColumn="0"/>
               <w:rPr>
                 <w:rFonts w:ascii="Courier New" w:eastAsia="Times New Roman" w:hAnsi="Courier New" w:cs="Courier New"/>
-                <w:b/>
-                <w:bCs/>
-                <w:color w:val="000000"/>
-                <w:kern w:val="0"/>
-                <w14:ligatures w14:val="none"/>
-              </w:rPr>
-            </w:pPr>
-            <w:r>
-              <w:rPr>
-                <w:rFonts w:ascii="Courier New" w:eastAsia="Times New Roman" w:hAnsi="Courier New" w:cs="Courier New"/>
-                <w:b/>
-                <w:bCs/>
-                <w:color w:val="000000"/>
-                <w:kern w:val="0"/>
-                <w14:ligatures w14:val="none"/>
-              </w:rPr>
-              <w:t>19</w:t>
+                <w:color w:val="000000"/>
+                <w:kern w:val="0"/>
+                <w14:ligatures w14:val="none"/>
+              </w:rPr>
+            </w:pPr>
+            <w:r>
+              <w:rPr>
+                <w:rFonts w:ascii="Courier New" w:eastAsia="Times New Roman" w:hAnsi="Courier New" w:cs="Courier New"/>
+                <w:color w:val="000000"/>
+                <w:kern w:val="0"/>
+                <w14:ligatures w14:val="none"/>
+              </w:rPr>
+              <w:t>20</w:t>
             </w:r>
           </w:p>
         </w:tc>
@@ -6775,8 +6686,6 @@
               <w:cnfStyle w:val="000000100000" w:firstRow="0" w:lastRow="0" w:firstColumn="0" w:lastColumn="0" w:oddVBand="0" w:evenVBand="0" w:oddHBand="1" w:evenHBand="0" w:firstRowFirstColumn="0" w:firstRowLastColumn="0" w:lastRowFirstColumn="0" w:lastRowLastColumn="0"/>
               <w:rPr>
                 <w:rFonts w:ascii="Courier New" w:eastAsia="Times New Roman" w:hAnsi="Courier New" w:cs="Courier New"/>
-                <w:b/>
-                <w:bCs/>
                 <w:color w:val="000000"/>
                 <w:kern w:val="0"/>
                 <w14:ligatures w14:val="none"/>
@@ -6802,19 +6711,23 @@
             <w:pPr>
               <w:rPr>
                 <w:rFonts w:ascii="Courier New" w:eastAsia="Times New Roman" w:hAnsi="Courier New" w:cs="Courier New"/>
-                <w:color w:val="000000"/>
-                <w:kern w:val="0"/>
-                <w14:ligatures w14:val="none"/>
-              </w:rPr>
-            </w:pPr>
-            <w:r>
-              <w:rPr>
-                <w:rFonts w:ascii="Courier New" w:eastAsia="Times New Roman" w:hAnsi="Courier New" w:cs="Courier New"/>
-                <w:color w:val="000000"/>
-                <w:kern w:val="0"/>
-                <w14:ligatures w14:val="none"/>
-              </w:rPr>
-              <w:t>Vase with flower</w:t>
+                <w:b w:val="0"/>
+                <w:bCs w:val="0"/>
+                <w:color w:val="000000"/>
+                <w:kern w:val="0"/>
+                <w14:ligatures w14:val="none"/>
+              </w:rPr>
+            </w:pPr>
+            <w:r>
+              <w:rPr>
+                <w:rFonts w:ascii="Courier New" w:eastAsia="Times New Roman" w:hAnsi="Courier New" w:cs="Courier New"/>
+                <w:b w:val="0"/>
+                <w:bCs w:val="0"/>
+                <w:color w:val="000000"/>
+                <w:kern w:val="0"/>
+                <w14:ligatures w14:val="none"/>
+              </w:rPr>
+              <w:t>Whiskey Bottle</w:t>
             </w:r>
           </w:p>
         </w:tc>
@@ -6831,18 +6744,14 @@
               <w:cnfStyle w:val="000000000000" w:firstRow="0" w:lastRow="0" w:firstColumn="0" w:lastColumn="0" w:oddVBand="0" w:evenVBand="0" w:oddHBand="0" w:evenHBand="0" w:firstRowFirstColumn="0" w:firstRowLastColumn="0" w:lastRowFirstColumn="0" w:lastRowLastColumn="0"/>
               <w:rPr>
                 <w:rFonts w:ascii="Courier New" w:eastAsia="Times New Roman" w:hAnsi="Courier New" w:cs="Courier New"/>
-                <w:b/>
-                <w:bCs/>
-                <w:color w:val="000000"/>
-                <w:kern w:val="0"/>
-                <w14:ligatures w14:val="none"/>
-              </w:rPr>
-            </w:pPr>
-            <w:r>
-              <w:rPr>
-                <w:rFonts w:ascii="Courier New" w:eastAsia="Times New Roman" w:hAnsi="Courier New" w:cs="Courier New"/>
-                <w:b/>
-                <w:bCs/>
+                <w:color w:val="000000"/>
+                <w:kern w:val="0"/>
+                <w14:ligatures w14:val="none"/>
+              </w:rPr>
+            </w:pPr>
+            <w:r>
+              <w:rPr>
+                <w:rFonts w:ascii="Courier New" w:eastAsia="Times New Roman" w:hAnsi="Courier New" w:cs="Courier New"/>
                 <w:color w:val="000000"/>
                 <w:kern w:val="0"/>
                 <w14:ligatures w14:val="none"/>
@@ -6864,23 +6773,19 @@
               <w:cnfStyle w:val="000000000000" w:firstRow="0" w:lastRow="0" w:firstColumn="0" w:lastColumn="0" w:oddVBand="0" w:evenVBand="0" w:oddHBand="0" w:evenHBand="0" w:firstRowFirstColumn="0" w:firstRowLastColumn="0" w:lastRowFirstColumn="0" w:lastRowLastColumn="0"/>
               <w:rPr>
                 <w:rFonts w:ascii="Courier New" w:eastAsia="Times New Roman" w:hAnsi="Courier New" w:cs="Courier New"/>
-                <w:b/>
-                <w:bCs/>
-                <w:color w:val="000000"/>
-                <w:kern w:val="0"/>
-                <w14:ligatures w14:val="none"/>
-              </w:rPr>
-            </w:pPr>
-            <w:r>
-              <w:rPr>
-                <w:rFonts w:ascii="Courier New" w:eastAsia="Times New Roman" w:hAnsi="Courier New" w:cs="Courier New"/>
-                <w:b/>
-                <w:bCs/>
-                <w:color w:val="000000"/>
-                <w:kern w:val="0"/>
-                <w14:ligatures w14:val="none"/>
-              </w:rPr>
-              <w:t>19</w:t>
+                <w:color w:val="000000"/>
+                <w:kern w:val="0"/>
+                <w14:ligatures w14:val="none"/>
+              </w:rPr>
+            </w:pPr>
+            <w:r>
+              <w:rPr>
+                <w:rFonts w:ascii="Courier New" w:eastAsia="Times New Roman" w:hAnsi="Courier New" w:cs="Courier New"/>
+                <w:color w:val="000000"/>
+                <w:kern w:val="0"/>
+                <w14:ligatures w14:val="none"/>
+              </w:rPr>
+              <w:t>20</w:t>
             </w:r>
           </w:p>
         </w:tc>
@@ -6894,8 +6799,6 @@
               <w:cnfStyle w:val="000000000000" w:firstRow="0" w:lastRow="0" w:firstColumn="0" w:lastColumn="0" w:oddVBand="0" w:evenVBand="0" w:oddHBand="0" w:evenHBand="0" w:firstRowFirstColumn="0" w:firstRowLastColumn="0" w:lastRowFirstColumn="0" w:lastRowLastColumn="0"/>
               <w:rPr>
                 <w:rFonts w:ascii="Courier New" w:eastAsia="Times New Roman" w:hAnsi="Courier New" w:cs="Courier New"/>
-                <w:b/>
-                <w:bCs/>
                 <w:color w:val="000000"/>
                 <w:kern w:val="0"/>
                 <w14:ligatures w14:val="none"/>
@@ -6922,19 +6825,23 @@
             <w:pPr>
               <w:rPr>
                 <w:rFonts w:ascii="Courier New" w:eastAsia="Times New Roman" w:hAnsi="Courier New" w:cs="Courier New"/>
-                <w:color w:val="000000"/>
-                <w:kern w:val="0"/>
-                <w14:ligatures w14:val="none"/>
-              </w:rPr>
-            </w:pPr>
-            <w:r>
-              <w:rPr>
-                <w:rFonts w:ascii="Courier New" w:eastAsia="Times New Roman" w:hAnsi="Courier New" w:cs="Courier New"/>
-                <w:color w:val="000000"/>
-                <w:kern w:val="0"/>
-                <w14:ligatures w14:val="none"/>
-              </w:rPr>
-              <w:t>Puffed Rice</w:t>
+                <w:b w:val="0"/>
+                <w:bCs w:val="0"/>
+                <w:color w:val="000000"/>
+                <w:kern w:val="0"/>
+                <w14:ligatures w14:val="none"/>
+              </w:rPr>
+            </w:pPr>
+            <w:r>
+              <w:rPr>
+                <w:rFonts w:ascii="Courier New" w:eastAsia="Times New Roman" w:hAnsi="Courier New" w:cs="Courier New"/>
+                <w:b w:val="0"/>
+                <w:bCs w:val="0"/>
+                <w:color w:val="000000"/>
+                <w:kern w:val="0"/>
+                <w14:ligatures w14:val="none"/>
+              </w:rPr>
+              <w:t>Smoke creator</w:t>
             </w:r>
           </w:p>
         </w:tc>
@@ -6951,18 +6858,14 @@
               <w:cnfStyle w:val="000000100000" w:firstRow="0" w:lastRow="0" w:firstColumn="0" w:lastColumn="0" w:oddVBand="0" w:evenVBand="0" w:oddHBand="1" w:evenHBand="0" w:firstRowFirstColumn="0" w:firstRowLastColumn="0" w:lastRowFirstColumn="0" w:lastRowLastColumn="0"/>
               <w:rPr>
                 <w:rFonts w:ascii="Courier New" w:eastAsia="Times New Roman" w:hAnsi="Courier New" w:cs="Courier New"/>
-                <w:b/>
-                <w:bCs/>
-                <w:color w:val="000000"/>
-                <w:kern w:val="0"/>
-                <w14:ligatures w14:val="none"/>
-              </w:rPr>
-            </w:pPr>
-            <w:r>
-              <w:rPr>
-                <w:rFonts w:ascii="Courier New" w:eastAsia="Times New Roman" w:hAnsi="Courier New" w:cs="Courier New"/>
-                <w:b/>
-                <w:bCs/>
+                <w:color w:val="000000"/>
+                <w:kern w:val="0"/>
+                <w14:ligatures w14:val="none"/>
+              </w:rPr>
+            </w:pPr>
+            <w:r>
+              <w:rPr>
+                <w:rFonts w:ascii="Courier New" w:eastAsia="Times New Roman" w:hAnsi="Courier New" w:cs="Courier New"/>
                 <w:color w:val="000000"/>
                 <w:kern w:val="0"/>
                 <w14:ligatures w14:val="none"/>
@@ -6984,23 +6887,19 @@
               <w:cnfStyle w:val="000000100000" w:firstRow="0" w:lastRow="0" w:firstColumn="0" w:lastColumn="0" w:oddVBand="0" w:evenVBand="0" w:oddHBand="1" w:evenHBand="0" w:firstRowFirstColumn="0" w:firstRowLastColumn="0" w:lastRowFirstColumn="0" w:lastRowLastColumn="0"/>
               <w:rPr>
                 <w:rFonts w:ascii="Courier New" w:eastAsia="Times New Roman" w:hAnsi="Courier New" w:cs="Courier New"/>
-                <w:b/>
-                <w:bCs/>
-                <w:color w:val="000000"/>
-                <w:kern w:val="0"/>
-                <w14:ligatures w14:val="none"/>
-              </w:rPr>
-            </w:pPr>
-            <w:r>
-              <w:rPr>
-                <w:rFonts w:ascii="Courier New" w:eastAsia="Times New Roman" w:hAnsi="Courier New" w:cs="Courier New"/>
-                <w:b/>
-                <w:bCs/>
-                <w:color w:val="000000"/>
-                <w:kern w:val="0"/>
-                <w14:ligatures w14:val="none"/>
-              </w:rPr>
-              <w:t>19</w:t>
+                <w:color w:val="000000"/>
+                <w:kern w:val="0"/>
+                <w14:ligatures w14:val="none"/>
+              </w:rPr>
+            </w:pPr>
+            <w:r>
+              <w:rPr>
+                <w:rFonts w:ascii="Courier New" w:eastAsia="Times New Roman" w:hAnsi="Courier New" w:cs="Courier New"/>
+                <w:color w:val="000000"/>
+                <w:kern w:val="0"/>
+                <w14:ligatures w14:val="none"/>
+              </w:rPr>
+              <w:t>20</w:t>
             </w:r>
           </w:p>
         </w:tc>
@@ -7014,8 +6913,6 @@
               <w:cnfStyle w:val="000000100000" w:firstRow="0" w:lastRow="0" w:firstColumn="0" w:lastColumn="0" w:oddVBand="0" w:evenVBand="0" w:oddHBand="1" w:evenHBand="0" w:firstRowFirstColumn="0" w:firstRowLastColumn="0" w:lastRowFirstColumn="0" w:lastRowLastColumn="0"/>
               <w:rPr>
                 <w:rFonts w:ascii="Courier New" w:eastAsia="Times New Roman" w:hAnsi="Courier New" w:cs="Courier New"/>
-                <w:b/>
-                <w:bCs/>
                 <w:color w:val="000000"/>
                 <w:kern w:val="0"/>
                 <w14:ligatures w14:val="none"/>
@@ -7041,19 +6938,23 @@
             <w:pPr>
               <w:rPr>
                 <w:rFonts w:ascii="Courier New" w:eastAsia="Times New Roman" w:hAnsi="Courier New" w:cs="Courier New"/>
-                <w:color w:val="000000"/>
-                <w:kern w:val="0"/>
-                <w14:ligatures w14:val="none"/>
-              </w:rPr>
-            </w:pPr>
-            <w:r>
-              <w:rPr>
-                <w:rFonts w:ascii="Courier New" w:eastAsia="Times New Roman" w:hAnsi="Courier New" w:cs="Courier New"/>
-                <w:color w:val="000000"/>
-                <w:kern w:val="0"/>
-                <w14:ligatures w14:val="none"/>
-              </w:rPr>
-              <w:t>Black Pebbles</w:t>
+                <w:b w:val="0"/>
+                <w:bCs w:val="0"/>
+                <w:color w:val="000000"/>
+                <w:kern w:val="0"/>
+                <w14:ligatures w14:val="none"/>
+              </w:rPr>
+            </w:pPr>
+            <w:r>
+              <w:rPr>
+                <w:rFonts w:ascii="Courier New" w:eastAsia="Times New Roman" w:hAnsi="Courier New" w:cs="Courier New"/>
+                <w:b w:val="0"/>
+                <w:bCs w:val="0"/>
+                <w:color w:val="000000"/>
+                <w:kern w:val="0"/>
+                <w14:ligatures w14:val="none"/>
+              </w:rPr>
+              <w:t>An old TV</w:t>
             </w:r>
           </w:p>
         </w:tc>
@@ -7070,18 +6971,14 @@
               <w:cnfStyle w:val="000000000000" w:firstRow="0" w:lastRow="0" w:firstColumn="0" w:lastColumn="0" w:oddVBand="0" w:evenVBand="0" w:oddHBand="0" w:evenHBand="0" w:firstRowFirstColumn="0" w:firstRowLastColumn="0" w:lastRowFirstColumn="0" w:lastRowLastColumn="0"/>
               <w:rPr>
                 <w:rFonts w:ascii="Courier New" w:eastAsia="Times New Roman" w:hAnsi="Courier New" w:cs="Courier New"/>
-                <w:b/>
-                <w:bCs/>
-                <w:color w:val="000000"/>
-                <w:kern w:val="0"/>
-                <w14:ligatures w14:val="none"/>
-              </w:rPr>
-            </w:pPr>
-            <w:r>
-              <w:rPr>
-                <w:rFonts w:ascii="Courier New" w:eastAsia="Times New Roman" w:hAnsi="Courier New" w:cs="Courier New"/>
-                <w:b/>
-                <w:bCs/>
+                <w:color w:val="000000"/>
+                <w:kern w:val="0"/>
+                <w14:ligatures w14:val="none"/>
+              </w:rPr>
+            </w:pPr>
+            <w:r>
+              <w:rPr>
+                <w:rFonts w:ascii="Courier New" w:eastAsia="Times New Roman" w:hAnsi="Courier New" w:cs="Courier New"/>
                 <w:color w:val="000000"/>
                 <w:kern w:val="0"/>
                 <w14:ligatures w14:val="none"/>
@@ -7103,23 +7000,19 @@
               <w:cnfStyle w:val="000000000000" w:firstRow="0" w:lastRow="0" w:firstColumn="0" w:lastColumn="0" w:oddVBand="0" w:evenVBand="0" w:oddHBand="0" w:evenHBand="0" w:firstRowFirstColumn="0" w:firstRowLastColumn="0" w:lastRowFirstColumn="0" w:lastRowLastColumn="0"/>
               <w:rPr>
                 <w:rFonts w:ascii="Courier New" w:eastAsia="Times New Roman" w:hAnsi="Courier New" w:cs="Courier New"/>
-                <w:b/>
-                <w:bCs/>
-                <w:color w:val="000000"/>
-                <w:kern w:val="0"/>
-                <w14:ligatures w14:val="none"/>
-              </w:rPr>
-            </w:pPr>
-            <w:r>
-              <w:rPr>
-                <w:rFonts w:ascii="Courier New" w:eastAsia="Times New Roman" w:hAnsi="Courier New" w:cs="Courier New"/>
-                <w:b/>
-                <w:bCs/>
-                <w:color w:val="000000"/>
-                <w:kern w:val="0"/>
-                <w14:ligatures w14:val="none"/>
-              </w:rPr>
-              <w:t>20</w:t>
+                <w:color w:val="000000"/>
+                <w:kern w:val="0"/>
+                <w14:ligatures w14:val="none"/>
+              </w:rPr>
+            </w:pPr>
+            <w:r>
+              <w:rPr>
+                <w:rFonts w:ascii="Courier New" w:eastAsia="Times New Roman" w:hAnsi="Courier New" w:cs="Courier New"/>
+                <w:color w:val="000000"/>
+                <w:kern w:val="0"/>
+                <w14:ligatures w14:val="none"/>
+              </w:rPr>
+              <w:t>22</w:t>
             </w:r>
           </w:p>
         </w:tc>
@@ -7133,8 +7026,6 @@
               <w:cnfStyle w:val="000000000000" w:firstRow="0" w:lastRow="0" w:firstColumn="0" w:lastColumn="0" w:oddVBand="0" w:evenVBand="0" w:oddHBand="0" w:evenHBand="0" w:firstRowFirstColumn="0" w:firstRowLastColumn="0" w:lastRowFirstColumn="0" w:lastRowLastColumn="0"/>
               <w:rPr>
                 <w:rFonts w:ascii="Courier New" w:eastAsia="Times New Roman" w:hAnsi="Courier New" w:cs="Courier New"/>
-                <w:b/>
-                <w:bCs/>
                 <w:color w:val="000000"/>
                 <w:kern w:val="0"/>
                 <w14:ligatures w14:val="none"/>
@@ -7161,19 +7052,23 @@
             <w:pPr>
               <w:rPr>
                 <w:rFonts w:ascii="Courier New" w:eastAsia="Times New Roman" w:hAnsi="Courier New" w:cs="Courier New"/>
-                <w:color w:val="000000"/>
-                <w:kern w:val="0"/>
-                <w14:ligatures w14:val="none"/>
-              </w:rPr>
-            </w:pPr>
-            <w:r>
-              <w:rPr>
-                <w:rFonts w:ascii="Courier New" w:eastAsia="Times New Roman" w:hAnsi="Courier New" w:cs="Courier New"/>
-                <w:color w:val="000000"/>
-                <w:kern w:val="0"/>
-                <w14:ligatures w14:val="none"/>
-              </w:rPr>
-              <w:t>Tender Coconut</w:t>
+                <w:b w:val="0"/>
+                <w:bCs w:val="0"/>
+                <w:color w:val="000000"/>
+                <w:kern w:val="0"/>
+                <w14:ligatures w14:val="none"/>
+              </w:rPr>
+            </w:pPr>
+            <w:r>
+              <w:rPr>
+                <w:rFonts w:ascii="Courier New" w:eastAsia="Times New Roman" w:hAnsi="Courier New" w:cs="Courier New"/>
+                <w:b w:val="0"/>
+                <w:bCs w:val="0"/>
+                <w:color w:val="000000"/>
+                <w:kern w:val="0"/>
+                <w14:ligatures w14:val="none"/>
+              </w:rPr>
+              <w:t>Half-burnt doobie</w:t>
             </w:r>
           </w:p>
         </w:tc>
@@ -7190,18 +7085,14 @@
               <w:cnfStyle w:val="000000100000" w:firstRow="0" w:lastRow="0" w:firstColumn="0" w:lastColumn="0" w:oddVBand="0" w:evenVBand="0" w:oddHBand="1" w:evenHBand="0" w:firstRowFirstColumn="0" w:firstRowLastColumn="0" w:lastRowFirstColumn="0" w:lastRowLastColumn="0"/>
               <w:rPr>
                 <w:rFonts w:ascii="Courier New" w:eastAsia="Times New Roman" w:hAnsi="Courier New" w:cs="Courier New"/>
-                <w:b/>
-                <w:bCs/>
-                <w:color w:val="000000"/>
-                <w:kern w:val="0"/>
-                <w14:ligatures w14:val="none"/>
-              </w:rPr>
-            </w:pPr>
-            <w:r>
-              <w:rPr>
-                <w:rFonts w:ascii="Courier New" w:eastAsia="Times New Roman" w:hAnsi="Courier New" w:cs="Courier New"/>
-                <w:b/>
-                <w:bCs/>
+                <w:color w:val="000000"/>
+                <w:kern w:val="0"/>
+                <w14:ligatures w14:val="none"/>
+              </w:rPr>
+            </w:pPr>
+            <w:r>
+              <w:rPr>
+                <w:rFonts w:ascii="Courier New" w:eastAsia="Times New Roman" w:hAnsi="Courier New" w:cs="Courier New"/>
                 <w:color w:val="000000"/>
                 <w:kern w:val="0"/>
                 <w14:ligatures w14:val="none"/>
@@ -7223,23 +7114,19 @@
               <w:cnfStyle w:val="000000100000" w:firstRow="0" w:lastRow="0" w:firstColumn="0" w:lastColumn="0" w:oddVBand="0" w:evenVBand="0" w:oddHBand="1" w:evenHBand="0" w:firstRowFirstColumn="0" w:firstRowLastColumn="0" w:lastRowFirstColumn="0" w:lastRowLastColumn="0"/>
               <w:rPr>
                 <w:rFonts w:ascii="Courier New" w:eastAsia="Times New Roman" w:hAnsi="Courier New" w:cs="Courier New"/>
-                <w:b/>
-                <w:bCs/>
-                <w:color w:val="000000"/>
-                <w:kern w:val="0"/>
-                <w14:ligatures w14:val="none"/>
-              </w:rPr>
-            </w:pPr>
-            <w:r>
-              <w:rPr>
-                <w:rFonts w:ascii="Courier New" w:eastAsia="Times New Roman" w:hAnsi="Courier New" w:cs="Courier New"/>
-                <w:b/>
-                <w:bCs/>
-                <w:color w:val="000000"/>
-                <w:kern w:val="0"/>
-                <w14:ligatures w14:val="none"/>
-              </w:rPr>
-              <w:t>20</w:t>
+                <w:color w:val="000000"/>
+                <w:kern w:val="0"/>
+                <w14:ligatures w14:val="none"/>
+              </w:rPr>
+            </w:pPr>
+            <w:r>
+              <w:rPr>
+                <w:rFonts w:ascii="Courier New" w:eastAsia="Times New Roman" w:hAnsi="Courier New" w:cs="Courier New"/>
+                <w:color w:val="000000"/>
+                <w:kern w:val="0"/>
+                <w14:ligatures w14:val="none"/>
+              </w:rPr>
+              <w:t>22</w:t>
             </w:r>
           </w:p>
         </w:tc>
@@ -7253,8 +7140,6 @@
               <w:cnfStyle w:val="000000100000" w:firstRow="0" w:lastRow="0" w:firstColumn="0" w:lastColumn="0" w:oddVBand="0" w:evenVBand="0" w:oddHBand="1" w:evenHBand="0" w:firstRowFirstColumn="0" w:firstRowLastColumn="0" w:lastRowFirstColumn="0" w:lastRowLastColumn="0"/>
               <w:rPr>
                 <w:rFonts w:ascii="Courier New" w:eastAsia="Times New Roman" w:hAnsi="Courier New" w:cs="Courier New"/>
-                <w:b/>
-                <w:bCs/>
                 <w:color w:val="000000"/>
                 <w:kern w:val="0"/>
                 <w14:ligatures w14:val="none"/>
@@ -7280,19 +7165,23 @@
             <w:pPr>
               <w:rPr>
                 <w:rFonts w:ascii="Courier New" w:eastAsia="Times New Roman" w:hAnsi="Courier New" w:cs="Courier New"/>
-                <w:color w:val="000000"/>
-                <w:kern w:val="0"/>
-                <w14:ligatures w14:val="none"/>
-              </w:rPr>
-            </w:pPr>
-            <w:r>
-              <w:rPr>
-                <w:rFonts w:ascii="Courier New" w:eastAsia="Times New Roman" w:hAnsi="Courier New" w:cs="Courier New"/>
-                <w:color w:val="000000"/>
-                <w:kern w:val="0"/>
-                <w14:ligatures w14:val="none"/>
-              </w:rPr>
-              <w:t>Whiskey Bottle</w:t>
+                <w:b w:val="0"/>
+                <w:bCs w:val="0"/>
+                <w:color w:val="000000"/>
+                <w:kern w:val="0"/>
+                <w14:ligatures w14:val="none"/>
+              </w:rPr>
+            </w:pPr>
+            <w:r>
+              <w:rPr>
+                <w:rFonts w:ascii="Courier New" w:eastAsia="Times New Roman" w:hAnsi="Courier New" w:cs="Courier New"/>
+                <w:b w:val="0"/>
+                <w:bCs w:val="0"/>
+                <w:color w:val="000000"/>
+                <w:kern w:val="0"/>
+                <w14:ligatures w14:val="none"/>
+              </w:rPr>
+              <w:t>TV remote</w:t>
             </w:r>
           </w:p>
         </w:tc>
@@ -7309,18 +7198,14 @@
               <w:cnfStyle w:val="000000000000" w:firstRow="0" w:lastRow="0" w:firstColumn="0" w:lastColumn="0" w:oddVBand="0" w:evenVBand="0" w:oddHBand="0" w:evenHBand="0" w:firstRowFirstColumn="0" w:firstRowLastColumn="0" w:lastRowFirstColumn="0" w:lastRowLastColumn="0"/>
               <w:rPr>
                 <w:rFonts w:ascii="Courier New" w:eastAsia="Times New Roman" w:hAnsi="Courier New" w:cs="Courier New"/>
-                <w:b/>
-                <w:bCs/>
-                <w:color w:val="000000"/>
-                <w:kern w:val="0"/>
-                <w14:ligatures w14:val="none"/>
-              </w:rPr>
-            </w:pPr>
-            <w:r>
-              <w:rPr>
-                <w:rFonts w:ascii="Courier New" w:eastAsia="Times New Roman" w:hAnsi="Courier New" w:cs="Courier New"/>
-                <w:b/>
-                <w:bCs/>
+                <w:color w:val="000000"/>
+                <w:kern w:val="0"/>
+                <w14:ligatures w14:val="none"/>
+              </w:rPr>
+            </w:pPr>
+            <w:r>
+              <w:rPr>
+                <w:rFonts w:ascii="Courier New" w:eastAsia="Times New Roman" w:hAnsi="Courier New" w:cs="Courier New"/>
                 <w:color w:val="000000"/>
                 <w:kern w:val="0"/>
                 <w14:ligatures w14:val="none"/>
@@ -7342,23 +7227,19 @@
               <w:cnfStyle w:val="000000000000" w:firstRow="0" w:lastRow="0" w:firstColumn="0" w:lastColumn="0" w:oddVBand="0" w:evenVBand="0" w:oddHBand="0" w:evenHBand="0" w:firstRowFirstColumn="0" w:firstRowLastColumn="0" w:lastRowFirstColumn="0" w:lastRowLastColumn="0"/>
               <w:rPr>
                 <w:rFonts w:ascii="Courier New" w:eastAsia="Times New Roman" w:hAnsi="Courier New" w:cs="Courier New"/>
-                <w:b/>
-                <w:bCs/>
-                <w:color w:val="000000"/>
-                <w:kern w:val="0"/>
-                <w14:ligatures w14:val="none"/>
-              </w:rPr>
-            </w:pPr>
-            <w:r>
-              <w:rPr>
-                <w:rFonts w:ascii="Courier New" w:eastAsia="Times New Roman" w:hAnsi="Courier New" w:cs="Courier New"/>
-                <w:b/>
-                <w:bCs/>
-                <w:color w:val="000000"/>
-                <w:kern w:val="0"/>
-                <w14:ligatures w14:val="none"/>
-              </w:rPr>
-              <w:t>20</w:t>
+                <w:color w:val="000000"/>
+                <w:kern w:val="0"/>
+                <w14:ligatures w14:val="none"/>
+              </w:rPr>
+            </w:pPr>
+            <w:r>
+              <w:rPr>
+                <w:rFonts w:ascii="Courier New" w:eastAsia="Times New Roman" w:hAnsi="Courier New" w:cs="Courier New"/>
+                <w:color w:val="000000"/>
+                <w:kern w:val="0"/>
+                <w14:ligatures w14:val="none"/>
+              </w:rPr>
+              <w:t>22</w:t>
             </w:r>
           </w:p>
         </w:tc>
@@ -7372,8 +7253,6 @@
               <w:cnfStyle w:val="000000000000" w:firstRow="0" w:lastRow="0" w:firstColumn="0" w:lastColumn="0" w:oddVBand="0" w:evenVBand="0" w:oddHBand="0" w:evenHBand="0" w:firstRowFirstColumn="0" w:firstRowLastColumn="0" w:lastRowFirstColumn="0" w:lastRowLastColumn="0"/>
               <w:rPr>
                 <w:rFonts w:ascii="Courier New" w:eastAsia="Times New Roman" w:hAnsi="Courier New" w:cs="Courier New"/>
-                <w:b/>
-                <w:bCs/>
                 <w:color w:val="000000"/>
                 <w:kern w:val="0"/>
                 <w14:ligatures w14:val="none"/>
@@ -7400,19 +7279,23 @@
             <w:pPr>
               <w:rPr>
                 <w:rFonts w:ascii="Courier New" w:eastAsia="Times New Roman" w:hAnsi="Courier New" w:cs="Courier New"/>
-                <w:color w:val="000000"/>
-                <w:kern w:val="0"/>
-                <w14:ligatures w14:val="none"/>
-              </w:rPr>
-            </w:pPr>
-            <w:r>
-              <w:rPr>
-                <w:rFonts w:ascii="Courier New" w:eastAsia="Times New Roman" w:hAnsi="Courier New" w:cs="Courier New"/>
-                <w:color w:val="000000"/>
-                <w:kern w:val="0"/>
-                <w14:ligatures w14:val="none"/>
-              </w:rPr>
-              <w:t>Smoke creator</w:t>
+                <w:b w:val="0"/>
+                <w:bCs w:val="0"/>
+                <w:color w:val="000000"/>
+                <w:kern w:val="0"/>
+                <w14:ligatures w14:val="none"/>
+              </w:rPr>
+            </w:pPr>
+            <w:r>
+              <w:rPr>
+                <w:rFonts w:ascii="Courier New" w:eastAsia="Times New Roman" w:hAnsi="Courier New" w:cs="Courier New"/>
+                <w:b w:val="0"/>
+                <w:bCs w:val="0"/>
+                <w:color w:val="000000"/>
+                <w:kern w:val="0"/>
+                <w14:ligatures w14:val="none"/>
+              </w:rPr>
+              <w:t>TV Plug on the wall to pull out</w:t>
             </w:r>
           </w:p>
         </w:tc>
@@ -7429,18 +7312,14 @@
               <w:cnfStyle w:val="000000100000" w:firstRow="0" w:lastRow="0" w:firstColumn="0" w:lastColumn="0" w:oddVBand="0" w:evenVBand="0" w:oddHBand="1" w:evenHBand="0" w:firstRowFirstColumn="0" w:firstRowLastColumn="0" w:lastRowFirstColumn="0" w:lastRowLastColumn="0"/>
               <w:rPr>
                 <w:rFonts w:ascii="Courier New" w:eastAsia="Times New Roman" w:hAnsi="Courier New" w:cs="Courier New"/>
-                <w:b/>
-                <w:bCs/>
-                <w:color w:val="000000"/>
-                <w:kern w:val="0"/>
-                <w14:ligatures w14:val="none"/>
-              </w:rPr>
-            </w:pPr>
-            <w:r>
-              <w:rPr>
-                <w:rFonts w:ascii="Courier New" w:eastAsia="Times New Roman" w:hAnsi="Courier New" w:cs="Courier New"/>
-                <w:b/>
-                <w:bCs/>
+                <w:color w:val="000000"/>
+                <w:kern w:val="0"/>
+                <w14:ligatures w14:val="none"/>
+              </w:rPr>
+            </w:pPr>
+            <w:r>
+              <w:rPr>
+                <w:rFonts w:ascii="Courier New" w:eastAsia="Times New Roman" w:hAnsi="Courier New" w:cs="Courier New"/>
                 <w:color w:val="000000"/>
                 <w:kern w:val="0"/>
                 <w14:ligatures w14:val="none"/>
@@ -7462,23 +7341,19 @@
               <w:cnfStyle w:val="000000100000" w:firstRow="0" w:lastRow="0" w:firstColumn="0" w:lastColumn="0" w:oddVBand="0" w:evenVBand="0" w:oddHBand="1" w:evenHBand="0" w:firstRowFirstColumn="0" w:firstRowLastColumn="0" w:lastRowFirstColumn="0" w:lastRowLastColumn="0"/>
               <w:rPr>
                 <w:rFonts w:ascii="Courier New" w:eastAsia="Times New Roman" w:hAnsi="Courier New" w:cs="Courier New"/>
-                <w:b/>
-                <w:bCs/>
-                <w:color w:val="000000"/>
-                <w:kern w:val="0"/>
-                <w14:ligatures w14:val="none"/>
-              </w:rPr>
-            </w:pPr>
-            <w:r>
-              <w:rPr>
-                <w:rFonts w:ascii="Courier New" w:eastAsia="Times New Roman" w:hAnsi="Courier New" w:cs="Courier New"/>
-                <w:b/>
-                <w:bCs/>
-                <w:color w:val="000000"/>
-                <w:kern w:val="0"/>
-                <w14:ligatures w14:val="none"/>
-              </w:rPr>
-              <w:t>20</w:t>
+                <w:color w:val="000000"/>
+                <w:kern w:val="0"/>
+                <w14:ligatures w14:val="none"/>
+              </w:rPr>
+            </w:pPr>
+            <w:r>
+              <w:rPr>
+                <w:rFonts w:ascii="Courier New" w:eastAsia="Times New Roman" w:hAnsi="Courier New" w:cs="Courier New"/>
+                <w:color w:val="000000"/>
+                <w:kern w:val="0"/>
+                <w14:ligatures w14:val="none"/>
+              </w:rPr>
+              <w:t>22</w:t>
             </w:r>
           </w:p>
         </w:tc>
@@ -7492,8 +7367,6 @@
               <w:cnfStyle w:val="000000100000" w:firstRow="0" w:lastRow="0" w:firstColumn="0" w:lastColumn="0" w:oddVBand="0" w:evenVBand="0" w:oddHBand="1" w:evenHBand="0" w:firstRowFirstColumn="0" w:firstRowLastColumn="0" w:lastRowFirstColumn="0" w:lastRowLastColumn="0"/>
               <w:rPr>
                 <w:rFonts w:ascii="Courier New" w:eastAsia="Times New Roman" w:hAnsi="Courier New" w:cs="Courier New"/>
-                <w:b/>
-                <w:bCs/>
                 <w:color w:val="000000"/>
                 <w:kern w:val="0"/>
                 <w14:ligatures w14:val="none"/>
@@ -7519,19 +7392,23 @@
             <w:pPr>
               <w:rPr>
                 <w:rFonts w:ascii="Courier New" w:eastAsia="Times New Roman" w:hAnsi="Courier New" w:cs="Courier New"/>
-                <w:color w:val="000000"/>
-                <w:kern w:val="0"/>
-                <w14:ligatures w14:val="none"/>
-              </w:rPr>
-            </w:pPr>
-            <w:r>
-              <w:rPr>
-                <w:rFonts w:ascii="Courier New" w:eastAsia="Times New Roman" w:hAnsi="Courier New" w:cs="Courier New"/>
-                <w:color w:val="000000"/>
-                <w:kern w:val="0"/>
-                <w14:ligatures w14:val="none"/>
-              </w:rPr>
-              <w:t>An old TV</w:t>
+                <w:b w:val="0"/>
+                <w:bCs w:val="0"/>
+                <w:color w:val="000000"/>
+                <w:kern w:val="0"/>
+                <w14:ligatures w14:val="none"/>
+              </w:rPr>
+            </w:pPr>
+            <w:r>
+              <w:rPr>
+                <w:rFonts w:ascii="Courier New" w:eastAsia="Times New Roman" w:hAnsi="Courier New" w:cs="Courier New"/>
+                <w:b w:val="0"/>
+                <w:bCs w:val="0"/>
+                <w:color w:val="000000"/>
+                <w:kern w:val="0"/>
+                <w14:ligatures w14:val="none"/>
+              </w:rPr>
+              <w:t>2 Red Balloon with thread</w:t>
             </w:r>
           </w:p>
         </w:tc>
@@ -7548,23 +7425,19 @@
               <w:cnfStyle w:val="000000000000" w:firstRow="0" w:lastRow="0" w:firstColumn="0" w:lastColumn="0" w:oddVBand="0" w:evenVBand="0" w:oddHBand="0" w:evenHBand="0" w:firstRowFirstColumn="0" w:firstRowLastColumn="0" w:lastRowFirstColumn="0" w:lastRowLastColumn="0"/>
               <w:rPr>
                 <w:rFonts w:ascii="Courier New" w:eastAsia="Times New Roman" w:hAnsi="Courier New" w:cs="Courier New"/>
-                <w:b/>
-                <w:bCs/>
-                <w:color w:val="000000"/>
-                <w:kern w:val="0"/>
-                <w14:ligatures w14:val="none"/>
-              </w:rPr>
-            </w:pPr>
-            <w:r>
-              <w:rPr>
-                <w:rFonts w:ascii="Courier New" w:eastAsia="Times New Roman" w:hAnsi="Courier New" w:cs="Courier New"/>
-                <w:b/>
-                <w:bCs/>
-                <w:color w:val="000000"/>
-                <w:kern w:val="0"/>
-                <w14:ligatures w14:val="none"/>
-              </w:rPr>
-              <w:t>1</w:t>
+                <w:color w:val="000000"/>
+                <w:kern w:val="0"/>
+                <w14:ligatures w14:val="none"/>
+              </w:rPr>
+            </w:pPr>
+            <w:r>
+              <w:rPr>
+                <w:rFonts w:ascii="Courier New" w:eastAsia="Times New Roman" w:hAnsi="Courier New" w:cs="Courier New"/>
+                <w:color w:val="000000"/>
+                <w:kern w:val="0"/>
+                <w14:ligatures w14:val="none"/>
+              </w:rPr>
+              <w:t>3</w:t>
             </w:r>
           </w:p>
         </w:tc>
@@ -7581,18 +7454,14 @@
               <w:cnfStyle w:val="000000000000" w:firstRow="0" w:lastRow="0" w:firstColumn="0" w:lastColumn="0" w:oddVBand="0" w:evenVBand="0" w:oddHBand="0" w:evenHBand="0" w:firstRowFirstColumn="0" w:firstRowLastColumn="0" w:lastRowFirstColumn="0" w:lastRowLastColumn="0"/>
               <w:rPr>
                 <w:rFonts w:ascii="Courier New" w:eastAsia="Times New Roman" w:hAnsi="Courier New" w:cs="Courier New"/>
-                <w:b/>
-                <w:bCs/>
-                <w:color w:val="000000"/>
-                <w:kern w:val="0"/>
-                <w14:ligatures w14:val="none"/>
-              </w:rPr>
-            </w:pPr>
-            <w:r>
-              <w:rPr>
-                <w:rFonts w:ascii="Courier New" w:eastAsia="Times New Roman" w:hAnsi="Courier New" w:cs="Courier New"/>
-                <w:b/>
-                <w:bCs/>
+                <w:color w:val="000000"/>
+                <w:kern w:val="0"/>
+                <w14:ligatures w14:val="none"/>
+              </w:rPr>
+            </w:pPr>
+            <w:r>
+              <w:rPr>
+                <w:rFonts w:ascii="Courier New" w:eastAsia="Times New Roman" w:hAnsi="Courier New" w:cs="Courier New"/>
                 <w:color w:val="000000"/>
                 <w:kern w:val="0"/>
                 <w14:ligatures w14:val="none"/>
@@ -7611,8 +7480,6 @@
               <w:cnfStyle w:val="000000000000" w:firstRow="0" w:lastRow="0" w:firstColumn="0" w:lastColumn="0" w:oddVBand="0" w:evenVBand="0" w:oddHBand="0" w:evenHBand="0" w:firstRowFirstColumn="0" w:firstRowLastColumn="0" w:lastRowFirstColumn="0" w:lastRowLastColumn="0"/>
               <w:rPr>
                 <w:rFonts w:ascii="Courier New" w:eastAsia="Times New Roman" w:hAnsi="Courier New" w:cs="Courier New"/>
-                <w:b/>
-                <w:bCs/>
                 <w:color w:val="000000"/>
                 <w:kern w:val="0"/>
                 <w14:ligatures w14:val="none"/>
@@ -7639,20 +7506,24 @@
             <w:pPr>
               <w:rPr>
                 <w:rFonts w:ascii="Courier New" w:eastAsia="Times New Roman" w:hAnsi="Courier New" w:cs="Courier New"/>
-                <w:color w:val="000000"/>
-                <w:kern w:val="0"/>
-                <w14:ligatures w14:val="none"/>
-              </w:rPr>
-            </w:pPr>
-            <w:r>
-              <w:rPr>
-                <w:rFonts w:ascii="Courier New" w:eastAsia="Times New Roman" w:hAnsi="Courier New" w:cs="Courier New"/>
+                <w:b w:val="0"/>
+                <w:bCs w:val="0"/>
+                <w:color w:val="000000"/>
+                <w:kern w:val="0"/>
+                <w14:ligatures w14:val="none"/>
+              </w:rPr>
+            </w:pPr>
+            <w:r>
+              <w:rPr>
+                <w:rFonts w:ascii="Courier New" w:eastAsia="Times New Roman" w:hAnsi="Courier New" w:cs="Courier New"/>
+                <w:b w:val="0"/>
+                <w:bCs w:val="0"/>
                 <w:color w:val="000000"/>
                 <w:kern w:val="0"/>
                 <w14:ligatures w14:val="none"/>
               </w:rPr>
               <w:lastRenderedPageBreak/>
-              <w:t>Half-burnt doobie</w:t>
+              <w:t>Wheelchair</w:t>
             </w:r>
           </w:p>
         </w:tc>
@@ -7669,18 +7540,14 @@
               <w:cnfStyle w:val="000000100000" w:firstRow="0" w:lastRow="0" w:firstColumn="0" w:lastColumn="0" w:oddVBand="0" w:evenVBand="0" w:oddHBand="1" w:evenHBand="0" w:firstRowFirstColumn="0" w:firstRowLastColumn="0" w:lastRowFirstColumn="0" w:lastRowLastColumn="0"/>
               <w:rPr>
                 <w:rFonts w:ascii="Courier New" w:eastAsia="Times New Roman" w:hAnsi="Courier New" w:cs="Courier New"/>
-                <w:b/>
-                <w:bCs/>
-                <w:color w:val="000000"/>
-                <w:kern w:val="0"/>
-                <w14:ligatures w14:val="none"/>
-              </w:rPr>
-            </w:pPr>
-            <w:r>
-              <w:rPr>
-                <w:rFonts w:ascii="Courier New" w:eastAsia="Times New Roman" w:hAnsi="Courier New" w:cs="Courier New"/>
-                <w:b/>
-                <w:bCs/>
+                <w:color w:val="000000"/>
+                <w:kern w:val="0"/>
+                <w14:ligatures w14:val="none"/>
+              </w:rPr>
+            </w:pPr>
+            <w:r>
+              <w:rPr>
+                <w:rFonts w:ascii="Courier New" w:eastAsia="Times New Roman" w:hAnsi="Courier New" w:cs="Courier New"/>
                 <w:color w:val="000000"/>
                 <w:kern w:val="0"/>
                 <w14:ligatures w14:val="none"/>
@@ -7702,23 +7569,19 @@
               <w:cnfStyle w:val="000000100000" w:firstRow="0" w:lastRow="0" w:firstColumn="0" w:lastColumn="0" w:oddVBand="0" w:evenVBand="0" w:oddHBand="1" w:evenHBand="0" w:firstRowFirstColumn="0" w:firstRowLastColumn="0" w:lastRowFirstColumn="0" w:lastRowLastColumn="0"/>
               <w:rPr>
                 <w:rFonts w:ascii="Courier New" w:eastAsia="Times New Roman" w:hAnsi="Courier New" w:cs="Courier New"/>
-                <w:b/>
-                <w:bCs/>
-                <w:color w:val="000000"/>
-                <w:kern w:val="0"/>
-                <w14:ligatures w14:val="none"/>
-              </w:rPr>
-            </w:pPr>
-            <w:r>
-              <w:rPr>
-                <w:rFonts w:ascii="Courier New" w:eastAsia="Times New Roman" w:hAnsi="Courier New" w:cs="Courier New"/>
-                <w:b/>
-                <w:bCs/>
-                <w:color w:val="000000"/>
-                <w:kern w:val="0"/>
-                <w14:ligatures w14:val="none"/>
-              </w:rPr>
-              <w:t>22</w:t>
+                <w:color w:val="000000"/>
+                <w:kern w:val="0"/>
+                <w14:ligatures w14:val="none"/>
+              </w:rPr>
+            </w:pPr>
+            <w:r>
+              <w:rPr>
+                <w:rFonts w:ascii="Courier New" w:eastAsia="Times New Roman" w:hAnsi="Courier New" w:cs="Courier New"/>
+                <w:color w:val="000000"/>
+                <w:kern w:val="0"/>
+                <w14:ligatures w14:val="none"/>
+              </w:rPr>
+              <w:t>23</w:t>
             </w:r>
           </w:p>
         </w:tc>
@@ -7732,8 +7595,6 @@
               <w:cnfStyle w:val="000000100000" w:firstRow="0" w:lastRow="0" w:firstColumn="0" w:lastColumn="0" w:oddVBand="0" w:evenVBand="0" w:oddHBand="1" w:evenHBand="0" w:firstRowFirstColumn="0" w:firstRowLastColumn="0" w:lastRowFirstColumn="0" w:lastRowLastColumn="0"/>
               <w:rPr>
                 <w:rFonts w:ascii="Courier New" w:eastAsia="Times New Roman" w:hAnsi="Courier New" w:cs="Courier New"/>
-                <w:b/>
-                <w:bCs/>
                 <w:color w:val="000000"/>
                 <w:kern w:val="0"/>
                 <w14:ligatures w14:val="none"/>
@@ -7759,19 +7620,23 @@
             <w:pPr>
               <w:rPr>
                 <w:rFonts w:ascii="Courier New" w:eastAsia="Times New Roman" w:hAnsi="Courier New" w:cs="Courier New"/>
-                <w:color w:val="000000"/>
-                <w:kern w:val="0"/>
-                <w14:ligatures w14:val="none"/>
-              </w:rPr>
-            </w:pPr>
-            <w:r>
-              <w:rPr>
-                <w:rFonts w:ascii="Courier New" w:eastAsia="Times New Roman" w:hAnsi="Courier New" w:cs="Courier New"/>
-                <w:color w:val="000000"/>
-                <w:kern w:val="0"/>
-                <w14:ligatures w14:val="none"/>
-              </w:rPr>
-              <w:t>TV remote</w:t>
+                <w:b w:val="0"/>
+                <w:bCs w:val="0"/>
+                <w:color w:val="000000"/>
+                <w:kern w:val="0"/>
+                <w14:ligatures w14:val="none"/>
+              </w:rPr>
+            </w:pPr>
+            <w:r>
+              <w:rPr>
+                <w:rFonts w:ascii="Courier New" w:eastAsia="Times New Roman" w:hAnsi="Courier New" w:cs="Courier New"/>
+                <w:b w:val="0"/>
+                <w:bCs w:val="0"/>
+                <w:color w:val="000000"/>
+                <w:kern w:val="0"/>
+                <w14:ligatures w14:val="none"/>
+              </w:rPr>
+              <w:t>Blue spotlight</w:t>
             </w:r>
           </w:p>
         </w:tc>
@@ -7788,18 +7653,14 @@
               <w:cnfStyle w:val="000000000000" w:firstRow="0" w:lastRow="0" w:firstColumn="0" w:lastColumn="0" w:oddVBand="0" w:evenVBand="0" w:oddHBand="0" w:evenHBand="0" w:firstRowFirstColumn="0" w:firstRowLastColumn="0" w:lastRowFirstColumn="0" w:lastRowLastColumn="0"/>
               <w:rPr>
                 <w:rFonts w:ascii="Courier New" w:eastAsia="Times New Roman" w:hAnsi="Courier New" w:cs="Courier New"/>
-                <w:b/>
-                <w:bCs/>
-                <w:color w:val="000000"/>
-                <w:kern w:val="0"/>
-                <w14:ligatures w14:val="none"/>
-              </w:rPr>
-            </w:pPr>
-            <w:r>
-              <w:rPr>
-                <w:rFonts w:ascii="Courier New" w:eastAsia="Times New Roman" w:hAnsi="Courier New" w:cs="Courier New"/>
-                <w:b/>
-                <w:bCs/>
+                <w:color w:val="000000"/>
+                <w:kern w:val="0"/>
+                <w14:ligatures w14:val="none"/>
+              </w:rPr>
+            </w:pPr>
+            <w:r>
+              <w:rPr>
+                <w:rFonts w:ascii="Courier New" w:eastAsia="Times New Roman" w:hAnsi="Courier New" w:cs="Courier New"/>
                 <w:color w:val="000000"/>
                 <w:kern w:val="0"/>
                 <w14:ligatures w14:val="none"/>
@@ -7821,23 +7682,19 @@
               <w:cnfStyle w:val="000000000000" w:firstRow="0" w:lastRow="0" w:firstColumn="0" w:lastColumn="0" w:oddVBand="0" w:evenVBand="0" w:oddHBand="0" w:evenHBand="0" w:firstRowFirstColumn="0" w:firstRowLastColumn="0" w:lastRowFirstColumn="0" w:lastRowLastColumn="0"/>
               <w:rPr>
                 <w:rFonts w:ascii="Courier New" w:eastAsia="Times New Roman" w:hAnsi="Courier New" w:cs="Courier New"/>
-                <w:b/>
-                <w:bCs/>
-                <w:color w:val="000000"/>
-                <w:kern w:val="0"/>
-                <w14:ligatures w14:val="none"/>
-              </w:rPr>
-            </w:pPr>
-            <w:r>
-              <w:rPr>
-                <w:rFonts w:ascii="Courier New" w:eastAsia="Times New Roman" w:hAnsi="Courier New" w:cs="Courier New"/>
-                <w:b/>
-                <w:bCs/>
-                <w:color w:val="000000"/>
-                <w:kern w:val="0"/>
-                <w14:ligatures w14:val="none"/>
-              </w:rPr>
-              <w:t>22</w:t>
+                <w:color w:val="000000"/>
+                <w:kern w:val="0"/>
+                <w14:ligatures w14:val="none"/>
+              </w:rPr>
+            </w:pPr>
+            <w:r>
+              <w:rPr>
+                <w:rFonts w:ascii="Courier New" w:eastAsia="Times New Roman" w:hAnsi="Courier New" w:cs="Courier New"/>
+                <w:color w:val="000000"/>
+                <w:kern w:val="0"/>
+                <w14:ligatures w14:val="none"/>
+              </w:rPr>
+              <w:t>24</w:t>
             </w:r>
           </w:p>
         </w:tc>
@@ -7851,8 +7708,6 @@
               <w:cnfStyle w:val="000000000000" w:firstRow="0" w:lastRow="0" w:firstColumn="0" w:lastColumn="0" w:oddVBand="0" w:evenVBand="0" w:oddHBand="0" w:evenHBand="0" w:firstRowFirstColumn="0" w:firstRowLastColumn="0" w:lastRowFirstColumn="0" w:lastRowLastColumn="0"/>
               <w:rPr>
                 <w:rFonts w:ascii="Courier New" w:eastAsia="Times New Roman" w:hAnsi="Courier New" w:cs="Courier New"/>
-                <w:b/>
-                <w:bCs/>
                 <w:color w:val="000000"/>
                 <w:kern w:val="0"/>
                 <w14:ligatures w14:val="none"/>
@@ -7879,19 +7734,23 @@
             <w:pPr>
               <w:rPr>
                 <w:rFonts w:ascii="Courier New" w:eastAsia="Times New Roman" w:hAnsi="Courier New" w:cs="Courier New"/>
-                <w:color w:val="000000"/>
-                <w:kern w:val="0"/>
-                <w14:ligatures w14:val="none"/>
-              </w:rPr>
-            </w:pPr>
-            <w:r>
-              <w:rPr>
-                <w:rFonts w:ascii="Courier New" w:eastAsia="Times New Roman" w:hAnsi="Courier New" w:cs="Courier New"/>
-                <w:color w:val="000000"/>
-                <w:kern w:val="0"/>
-                <w14:ligatures w14:val="none"/>
-              </w:rPr>
-              <w:t>TV Plug on the wall to pull out</w:t>
+                <w:b w:val="0"/>
+                <w:bCs w:val="0"/>
+                <w:color w:val="000000"/>
+                <w:kern w:val="0"/>
+                <w14:ligatures w14:val="none"/>
+              </w:rPr>
+            </w:pPr>
+            <w:r>
+              <w:rPr>
+                <w:rFonts w:ascii="Courier New" w:eastAsia="Times New Roman" w:hAnsi="Courier New" w:cs="Courier New"/>
+                <w:b w:val="0"/>
+                <w:bCs w:val="0"/>
+                <w:color w:val="000000"/>
+                <w:kern w:val="0"/>
+                <w14:ligatures w14:val="none"/>
+              </w:rPr>
+              <w:t>Fog machine</w:t>
             </w:r>
           </w:p>
         </w:tc>
@@ -7908,18 +7767,14 @@
               <w:cnfStyle w:val="000000100000" w:firstRow="0" w:lastRow="0" w:firstColumn="0" w:lastColumn="0" w:oddVBand="0" w:evenVBand="0" w:oddHBand="1" w:evenHBand="0" w:firstRowFirstColumn="0" w:firstRowLastColumn="0" w:lastRowFirstColumn="0" w:lastRowLastColumn="0"/>
               <w:rPr>
                 <w:rFonts w:ascii="Courier New" w:eastAsia="Times New Roman" w:hAnsi="Courier New" w:cs="Courier New"/>
-                <w:b/>
-                <w:bCs/>
-                <w:color w:val="000000"/>
-                <w:kern w:val="0"/>
-                <w14:ligatures w14:val="none"/>
-              </w:rPr>
-            </w:pPr>
-            <w:r>
-              <w:rPr>
-                <w:rFonts w:ascii="Courier New" w:eastAsia="Times New Roman" w:hAnsi="Courier New" w:cs="Courier New"/>
-                <w:b/>
-                <w:bCs/>
+                <w:color w:val="000000"/>
+                <w:kern w:val="0"/>
+                <w14:ligatures w14:val="none"/>
+              </w:rPr>
+            </w:pPr>
+            <w:r>
+              <w:rPr>
+                <w:rFonts w:ascii="Courier New" w:eastAsia="Times New Roman" w:hAnsi="Courier New" w:cs="Courier New"/>
                 <w:color w:val="000000"/>
                 <w:kern w:val="0"/>
                 <w14:ligatures w14:val="none"/>
@@ -7941,23 +7796,19 @@
               <w:cnfStyle w:val="000000100000" w:firstRow="0" w:lastRow="0" w:firstColumn="0" w:lastColumn="0" w:oddVBand="0" w:evenVBand="0" w:oddHBand="1" w:evenHBand="0" w:firstRowFirstColumn="0" w:firstRowLastColumn="0" w:lastRowFirstColumn="0" w:lastRowLastColumn="0"/>
               <w:rPr>
                 <w:rFonts w:ascii="Courier New" w:eastAsia="Times New Roman" w:hAnsi="Courier New" w:cs="Courier New"/>
-                <w:b/>
-                <w:bCs/>
-                <w:color w:val="000000"/>
-                <w:kern w:val="0"/>
-                <w14:ligatures w14:val="none"/>
-              </w:rPr>
-            </w:pPr>
-            <w:r>
-              <w:rPr>
-                <w:rFonts w:ascii="Courier New" w:eastAsia="Times New Roman" w:hAnsi="Courier New" w:cs="Courier New"/>
-                <w:b/>
-                <w:bCs/>
-                <w:color w:val="000000"/>
-                <w:kern w:val="0"/>
-                <w14:ligatures w14:val="none"/>
-              </w:rPr>
-              <w:t>22</w:t>
+                <w:color w:val="000000"/>
+                <w:kern w:val="0"/>
+                <w14:ligatures w14:val="none"/>
+              </w:rPr>
+            </w:pPr>
+            <w:r>
+              <w:rPr>
+                <w:rFonts w:ascii="Courier New" w:eastAsia="Times New Roman" w:hAnsi="Courier New" w:cs="Courier New"/>
+                <w:color w:val="000000"/>
+                <w:kern w:val="0"/>
+                <w14:ligatures w14:val="none"/>
+              </w:rPr>
+              <w:t>24</w:t>
             </w:r>
           </w:p>
         </w:tc>
@@ -7971,8 +7822,6 @@
               <w:cnfStyle w:val="000000100000" w:firstRow="0" w:lastRow="0" w:firstColumn="0" w:lastColumn="0" w:oddVBand="0" w:evenVBand="0" w:oddHBand="1" w:evenHBand="0" w:firstRowFirstColumn="0" w:firstRowLastColumn="0" w:lastRowFirstColumn="0" w:lastRowLastColumn="0"/>
               <w:rPr>
                 <w:rFonts w:ascii="Courier New" w:eastAsia="Times New Roman" w:hAnsi="Courier New" w:cs="Courier New"/>
-                <w:b/>
-                <w:bCs/>
                 <w:color w:val="000000"/>
                 <w:kern w:val="0"/>
                 <w14:ligatures w14:val="none"/>
@@ -7998,19 +7847,23 @@
             <w:pPr>
               <w:rPr>
                 <w:rFonts w:ascii="Courier New" w:eastAsia="Times New Roman" w:hAnsi="Courier New" w:cs="Courier New"/>
-                <w:color w:val="000000"/>
-                <w:kern w:val="0"/>
-                <w14:ligatures w14:val="none"/>
-              </w:rPr>
-            </w:pPr>
-            <w:r>
-              <w:rPr>
-                <w:rFonts w:ascii="Courier New" w:eastAsia="Times New Roman" w:hAnsi="Courier New" w:cs="Courier New"/>
-                <w:color w:val="000000"/>
-                <w:kern w:val="0"/>
-                <w14:ligatures w14:val="none"/>
-              </w:rPr>
-              <w:t>2 Red Balloon with thread</w:t>
+                <w:b w:val="0"/>
+                <w:bCs w:val="0"/>
+                <w:color w:val="000000"/>
+                <w:kern w:val="0"/>
+                <w14:ligatures w14:val="none"/>
+              </w:rPr>
+            </w:pPr>
+            <w:r>
+              <w:rPr>
+                <w:rFonts w:ascii="Courier New" w:eastAsia="Times New Roman" w:hAnsi="Courier New" w:cs="Courier New"/>
+                <w:b w:val="0"/>
+                <w:bCs w:val="0"/>
+                <w:color w:val="000000"/>
+                <w:kern w:val="0"/>
+                <w14:ligatures w14:val="none"/>
+              </w:rPr>
+              <w:t>Envelope with funeral card</w:t>
             </w:r>
           </w:p>
         </w:tc>
@@ -8027,23 +7880,19 @@
               <w:cnfStyle w:val="000000000000" w:firstRow="0" w:lastRow="0" w:firstColumn="0" w:lastColumn="0" w:oddVBand="0" w:evenVBand="0" w:oddHBand="0" w:evenHBand="0" w:firstRowFirstColumn="0" w:firstRowLastColumn="0" w:lastRowFirstColumn="0" w:lastRowLastColumn="0"/>
               <w:rPr>
                 <w:rFonts w:ascii="Courier New" w:eastAsia="Times New Roman" w:hAnsi="Courier New" w:cs="Courier New"/>
-                <w:b/>
-                <w:bCs/>
-                <w:color w:val="000000"/>
-                <w:kern w:val="0"/>
-                <w14:ligatures w14:val="none"/>
-              </w:rPr>
-            </w:pPr>
-            <w:r>
-              <w:rPr>
-                <w:rFonts w:ascii="Courier New" w:eastAsia="Times New Roman" w:hAnsi="Courier New" w:cs="Courier New"/>
-                <w:b/>
-                <w:bCs/>
-                <w:color w:val="000000"/>
-                <w:kern w:val="0"/>
-                <w14:ligatures w14:val="none"/>
-              </w:rPr>
-              <w:t>3</w:t>
+                <w:color w:val="000000"/>
+                <w:kern w:val="0"/>
+                <w14:ligatures w14:val="none"/>
+              </w:rPr>
+            </w:pPr>
+            <w:r>
+              <w:rPr>
+                <w:rFonts w:ascii="Courier New" w:eastAsia="Times New Roman" w:hAnsi="Courier New" w:cs="Courier New"/>
+                <w:color w:val="000000"/>
+                <w:kern w:val="0"/>
+                <w14:ligatures w14:val="none"/>
+              </w:rPr>
+              <w:t>1</w:t>
             </w:r>
           </w:p>
         </w:tc>
@@ -8060,23 +7909,19 @@
               <w:cnfStyle w:val="000000000000" w:firstRow="0" w:lastRow="0" w:firstColumn="0" w:lastColumn="0" w:oddVBand="0" w:evenVBand="0" w:oddHBand="0" w:evenHBand="0" w:firstRowFirstColumn="0" w:firstRowLastColumn="0" w:lastRowFirstColumn="0" w:lastRowLastColumn="0"/>
               <w:rPr>
                 <w:rFonts w:ascii="Courier New" w:eastAsia="Times New Roman" w:hAnsi="Courier New" w:cs="Courier New"/>
-                <w:b/>
-                <w:bCs/>
-                <w:color w:val="000000"/>
-                <w:kern w:val="0"/>
-                <w14:ligatures w14:val="none"/>
-              </w:rPr>
-            </w:pPr>
-            <w:r>
-              <w:rPr>
-                <w:rFonts w:ascii="Courier New" w:eastAsia="Times New Roman" w:hAnsi="Courier New" w:cs="Courier New"/>
-                <w:b/>
-                <w:bCs/>
-                <w:color w:val="000000"/>
-                <w:kern w:val="0"/>
-                <w14:ligatures w14:val="none"/>
-              </w:rPr>
-              <w:t>22</w:t>
+                <w:color w:val="000000"/>
+                <w:kern w:val="0"/>
+                <w14:ligatures w14:val="none"/>
+              </w:rPr>
+            </w:pPr>
+            <w:r>
+              <w:rPr>
+                <w:rFonts w:ascii="Courier New" w:eastAsia="Times New Roman" w:hAnsi="Courier New" w:cs="Courier New"/>
+                <w:color w:val="000000"/>
+                <w:kern w:val="0"/>
+                <w14:ligatures w14:val="none"/>
+              </w:rPr>
+              <w:t>24</w:t>
             </w:r>
           </w:p>
         </w:tc>
@@ -8090,8 +7935,6 @@
               <w:cnfStyle w:val="000000000000" w:firstRow="0" w:lastRow="0" w:firstColumn="0" w:lastColumn="0" w:oddVBand="0" w:evenVBand="0" w:oddHBand="0" w:evenHBand="0" w:firstRowFirstColumn="0" w:firstRowLastColumn="0" w:lastRowFirstColumn="0" w:lastRowLastColumn="0"/>
               <w:rPr>
                 <w:rFonts w:ascii="Courier New" w:eastAsia="Times New Roman" w:hAnsi="Courier New" w:cs="Courier New"/>
-                <w:b/>
-                <w:bCs/>
                 <w:color w:val="000000"/>
                 <w:kern w:val="0"/>
                 <w14:ligatures w14:val="none"/>
@@ -8118,19 +7961,23 @@
             <w:pPr>
               <w:rPr>
                 <w:rFonts w:ascii="Courier New" w:eastAsia="Times New Roman" w:hAnsi="Courier New" w:cs="Courier New"/>
-                <w:color w:val="000000"/>
-                <w:kern w:val="0"/>
-                <w14:ligatures w14:val="none"/>
-              </w:rPr>
-            </w:pPr>
-            <w:r>
-              <w:rPr>
-                <w:rFonts w:ascii="Courier New" w:eastAsia="Times New Roman" w:hAnsi="Courier New" w:cs="Courier New"/>
-                <w:color w:val="000000"/>
-                <w:kern w:val="0"/>
-                <w14:ligatures w14:val="none"/>
-              </w:rPr>
-              <w:t>Wheelchair</w:t>
+                <w:b w:val="0"/>
+                <w:bCs w:val="0"/>
+                <w:color w:val="000000"/>
+                <w:kern w:val="0"/>
+                <w14:ligatures w14:val="none"/>
+              </w:rPr>
+            </w:pPr>
+            <w:r>
+              <w:rPr>
+                <w:rFonts w:ascii="Courier New" w:eastAsia="Times New Roman" w:hAnsi="Courier New" w:cs="Courier New"/>
+                <w:b w:val="0"/>
+                <w:bCs w:val="0"/>
+                <w:color w:val="000000"/>
+                <w:kern w:val="0"/>
+                <w14:ligatures w14:val="none"/>
+              </w:rPr>
+              <w:t>Pyre</w:t>
             </w:r>
           </w:p>
         </w:tc>
@@ -8147,18 +7994,14 @@
               <w:cnfStyle w:val="000000100000" w:firstRow="0" w:lastRow="0" w:firstColumn="0" w:lastColumn="0" w:oddVBand="0" w:evenVBand="0" w:oddHBand="1" w:evenHBand="0" w:firstRowFirstColumn="0" w:firstRowLastColumn="0" w:lastRowFirstColumn="0" w:lastRowLastColumn="0"/>
               <w:rPr>
                 <w:rFonts w:ascii="Courier New" w:eastAsia="Times New Roman" w:hAnsi="Courier New" w:cs="Courier New"/>
-                <w:b/>
-                <w:bCs/>
-                <w:color w:val="000000"/>
-                <w:kern w:val="0"/>
-                <w14:ligatures w14:val="none"/>
-              </w:rPr>
-            </w:pPr>
-            <w:r>
-              <w:rPr>
-                <w:rFonts w:ascii="Courier New" w:eastAsia="Times New Roman" w:hAnsi="Courier New" w:cs="Courier New"/>
-                <w:b/>
-                <w:bCs/>
+                <w:color w:val="000000"/>
+                <w:kern w:val="0"/>
+                <w14:ligatures w14:val="none"/>
+              </w:rPr>
+            </w:pPr>
+            <w:r>
+              <w:rPr>
+                <w:rFonts w:ascii="Courier New" w:eastAsia="Times New Roman" w:hAnsi="Courier New" w:cs="Courier New"/>
                 <w:color w:val="000000"/>
                 <w:kern w:val="0"/>
                 <w14:ligatures w14:val="none"/>
@@ -8180,23 +8023,19 @@
               <w:cnfStyle w:val="000000100000" w:firstRow="0" w:lastRow="0" w:firstColumn="0" w:lastColumn="0" w:oddVBand="0" w:evenVBand="0" w:oddHBand="1" w:evenHBand="0" w:firstRowFirstColumn="0" w:firstRowLastColumn="0" w:lastRowFirstColumn="0" w:lastRowLastColumn="0"/>
               <w:rPr>
                 <w:rFonts w:ascii="Courier New" w:eastAsia="Times New Roman" w:hAnsi="Courier New" w:cs="Courier New"/>
-                <w:b/>
-                <w:bCs/>
-                <w:color w:val="000000"/>
-                <w:kern w:val="0"/>
-                <w14:ligatures w14:val="none"/>
-              </w:rPr>
-            </w:pPr>
-            <w:r>
-              <w:rPr>
-                <w:rFonts w:ascii="Courier New" w:eastAsia="Times New Roman" w:hAnsi="Courier New" w:cs="Courier New"/>
-                <w:b/>
-                <w:bCs/>
-                <w:color w:val="000000"/>
-                <w:kern w:val="0"/>
-                <w14:ligatures w14:val="none"/>
-              </w:rPr>
-              <w:t>23</w:t>
+                <w:color w:val="000000"/>
+                <w:kern w:val="0"/>
+                <w14:ligatures w14:val="none"/>
+              </w:rPr>
+            </w:pPr>
+            <w:r>
+              <w:rPr>
+                <w:rFonts w:ascii="Courier New" w:eastAsia="Times New Roman" w:hAnsi="Courier New" w:cs="Courier New"/>
+                <w:color w:val="000000"/>
+                <w:kern w:val="0"/>
+                <w14:ligatures w14:val="none"/>
+              </w:rPr>
+              <w:t>24</w:t>
             </w:r>
           </w:p>
         </w:tc>
@@ -8210,8 +8049,6 @@
               <w:cnfStyle w:val="000000100000" w:firstRow="0" w:lastRow="0" w:firstColumn="0" w:lastColumn="0" w:oddVBand="0" w:evenVBand="0" w:oddHBand="1" w:evenHBand="0" w:firstRowFirstColumn="0" w:firstRowLastColumn="0" w:lastRowFirstColumn="0" w:lastRowLastColumn="0"/>
               <w:rPr>
                 <w:rFonts w:ascii="Courier New" w:eastAsia="Times New Roman" w:hAnsi="Courier New" w:cs="Courier New"/>
-                <w:b/>
-                <w:bCs/>
                 <w:color w:val="000000"/>
                 <w:kern w:val="0"/>
                 <w14:ligatures w14:val="none"/>
@@ -8237,19 +8074,23 @@
             <w:pPr>
               <w:rPr>
                 <w:rFonts w:ascii="Courier New" w:eastAsia="Times New Roman" w:hAnsi="Courier New" w:cs="Courier New"/>
-                <w:color w:val="000000"/>
-                <w:kern w:val="0"/>
-                <w14:ligatures w14:val="none"/>
-              </w:rPr>
-            </w:pPr>
-            <w:r>
-              <w:rPr>
-                <w:rFonts w:ascii="Courier New" w:eastAsia="Times New Roman" w:hAnsi="Courier New" w:cs="Courier New"/>
-                <w:color w:val="000000"/>
-                <w:kern w:val="0"/>
-                <w14:ligatures w14:val="none"/>
-              </w:rPr>
-              <w:t>Blue spotlight</w:t>
+                <w:b w:val="0"/>
+                <w:bCs w:val="0"/>
+                <w:color w:val="000000"/>
+                <w:kern w:val="0"/>
+                <w14:ligatures w14:val="none"/>
+              </w:rPr>
+            </w:pPr>
+            <w:r>
+              <w:rPr>
+                <w:rFonts w:ascii="Courier New" w:eastAsia="Times New Roman" w:hAnsi="Courier New" w:cs="Courier New"/>
+                <w:b w:val="0"/>
+                <w:bCs w:val="0"/>
+                <w:color w:val="000000"/>
+                <w:kern w:val="0"/>
+                <w14:ligatures w14:val="none"/>
+              </w:rPr>
+              <w:t>Bhasma</w:t>
             </w:r>
           </w:p>
         </w:tc>
@@ -8266,18 +8107,14 @@
               <w:cnfStyle w:val="000000000000" w:firstRow="0" w:lastRow="0" w:firstColumn="0" w:lastColumn="0" w:oddVBand="0" w:evenVBand="0" w:oddHBand="0" w:evenHBand="0" w:firstRowFirstColumn="0" w:firstRowLastColumn="0" w:lastRowFirstColumn="0" w:lastRowLastColumn="0"/>
               <w:rPr>
                 <w:rFonts w:ascii="Courier New" w:eastAsia="Times New Roman" w:hAnsi="Courier New" w:cs="Courier New"/>
-                <w:b/>
-                <w:bCs/>
-                <w:color w:val="000000"/>
-                <w:kern w:val="0"/>
-                <w14:ligatures w14:val="none"/>
-              </w:rPr>
-            </w:pPr>
-            <w:r>
-              <w:rPr>
-                <w:rFonts w:ascii="Courier New" w:eastAsia="Times New Roman" w:hAnsi="Courier New" w:cs="Courier New"/>
-                <w:b/>
-                <w:bCs/>
+                <w:color w:val="000000"/>
+                <w:kern w:val="0"/>
+                <w14:ligatures w14:val="none"/>
+              </w:rPr>
+            </w:pPr>
+            <w:r>
+              <w:rPr>
+                <w:rFonts w:ascii="Courier New" w:eastAsia="Times New Roman" w:hAnsi="Courier New" w:cs="Courier New"/>
                 <w:color w:val="000000"/>
                 <w:kern w:val="0"/>
                 <w14:ligatures w14:val="none"/>
@@ -8299,18 +8136,14 @@
               <w:cnfStyle w:val="000000000000" w:firstRow="0" w:lastRow="0" w:firstColumn="0" w:lastColumn="0" w:oddVBand="0" w:evenVBand="0" w:oddHBand="0" w:evenHBand="0" w:firstRowFirstColumn="0" w:firstRowLastColumn="0" w:lastRowFirstColumn="0" w:lastRowLastColumn="0"/>
               <w:rPr>
                 <w:rFonts w:ascii="Courier New" w:eastAsia="Times New Roman" w:hAnsi="Courier New" w:cs="Courier New"/>
-                <w:b/>
-                <w:bCs/>
-                <w:color w:val="000000"/>
-                <w:kern w:val="0"/>
-                <w14:ligatures w14:val="none"/>
-              </w:rPr>
-            </w:pPr>
-            <w:r>
-              <w:rPr>
-                <w:rFonts w:ascii="Courier New" w:eastAsia="Times New Roman" w:hAnsi="Courier New" w:cs="Courier New"/>
-                <w:b/>
-                <w:bCs/>
+                <w:color w:val="000000"/>
+                <w:kern w:val="0"/>
+                <w14:ligatures w14:val="none"/>
+              </w:rPr>
+            </w:pPr>
+            <w:r>
+              <w:rPr>
+                <w:rFonts w:ascii="Courier New" w:eastAsia="Times New Roman" w:hAnsi="Courier New" w:cs="Courier New"/>
                 <w:color w:val="000000"/>
                 <w:kern w:val="0"/>
                 <w14:ligatures w14:val="none"/>
@@ -8329,8 +8162,6 @@
               <w:cnfStyle w:val="000000000000" w:firstRow="0" w:lastRow="0" w:firstColumn="0" w:lastColumn="0" w:oddVBand="0" w:evenVBand="0" w:oddHBand="0" w:evenHBand="0" w:firstRowFirstColumn="0" w:firstRowLastColumn="0" w:lastRowFirstColumn="0" w:lastRowLastColumn="0"/>
               <w:rPr>
                 <w:rFonts w:ascii="Courier New" w:eastAsia="Times New Roman" w:hAnsi="Courier New" w:cs="Courier New"/>
-                <w:b/>
-                <w:bCs/>
                 <w:color w:val="000000"/>
                 <w:kern w:val="0"/>
                 <w14:ligatures w14:val="none"/>
@@ -8357,19 +8188,23 @@
             <w:pPr>
               <w:rPr>
                 <w:rFonts w:ascii="Courier New" w:eastAsia="Times New Roman" w:hAnsi="Courier New" w:cs="Courier New"/>
-                <w:color w:val="000000"/>
-                <w:kern w:val="0"/>
-                <w14:ligatures w14:val="none"/>
-              </w:rPr>
-            </w:pPr>
-            <w:r>
-              <w:rPr>
-                <w:rFonts w:ascii="Courier New" w:eastAsia="Times New Roman" w:hAnsi="Courier New" w:cs="Courier New"/>
-                <w:color w:val="000000"/>
-                <w:kern w:val="0"/>
-                <w14:ligatures w14:val="none"/>
-              </w:rPr>
-              <w:t>Fog machine</w:t>
+                <w:b w:val="0"/>
+                <w:bCs w:val="0"/>
+                <w:color w:val="000000"/>
+                <w:kern w:val="0"/>
+                <w14:ligatures w14:val="none"/>
+              </w:rPr>
+            </w:pPr>
+            <w:r>
+              <w:rPr>
+                <w:rFonts w:ascii="Courier New" w:eastAsia="Times New Roman" w:hAnsi="Courier New" w:cs="Courier New"/>
+                <w:b w:val="0"/>
+                <w:bCs w:val="0"/>
+                <w:color w:val="000000"/>
+                <w:kern w:val="0"/>
+                <w14:ligatures w14:val="none"/>
+              </w:rPr>
+              <w:t>Mailbox</w:t>
             </w:r>
           </w:p>
         </w:tc>
@@ -8386,18 +8221,14 @@
               <w:cnfStyle w:val="000000100000" w:firstRow="0" w:lastRow="0" w:firstColumn="0" w:lastColumn="0" w:oddVBand="0" w:evenVBand="0" w:oddHBand="1" w:evenHBand="0" w:firstRowFirstColumn="0" w:firstRowLastColumn="0" w:lastRowFirstColumn="0" w:lastRowLastColumn="0"/>
               <w:rPr>
                 <w:rFonts w:ascii="Courier New" w:eastAsia="Times New Roman" w:hAnsi="Courier New" w:cs="Courier New"/>
-                <w:b/>
-                <w:bCs/>
-                <w:color w:val="000000"/>
-                <w:kern w:val="0"/>
-                <w14:ligatures w14:val="none"/>
-              </w:rPr>
-            </w:pPr>
-            <w:r>
-              <w:rPr>
-                <w:rFonts w:ascii="Courier New" w:eastAsia="Times New Roman" w:hAnsi="Courier New" w:cs="Courier New"/>
-                <w:b/>
-                <w:bCs/>
+                <w:color w:val="000000"/>
+                <w:kern w:val="0"/>
+                <w14:ligatures w14:val="none"/>
+              </w:rPr>
+            </w:pPr>
+            <w:r>
+              <w:rPr>
+                <w:rFonts w:ascii="Courier New" w:eastAsia="Times New Roman" w:hAnsi="Courier New" w:cs="Courier New"/>
                 <w:color w:val="000000"/>
                 <w:kern w:val="0"/>
                 <w14:ligatures w14:val="none"/>
@@ -8419,18 +8250,14 @@
               <w:cnfStyle w:val="000000100000" w:firstRow="0" w:lastRow="0" w:firstColumn="0" w:lastColumn="0" w:oddVBand="0" w:evenVBand="0" w:oddHBand="1" w:evenHBand="0" w:firstRowFirstColumn="0" w:firstRowLastColumn="0" w:lastRowFirstColumn="0" w:lastRowLastColumn="0"/>
               <w:rPr>
                 <w:rFonts w:ascii="Courier New" w:eastAsia="Times New Roman" w:hAnsi="Courier New" w:cs="Courier New"/>
-                <w:b/>
-                <w:bCs/>
-                <w:color w:val="000000"/>
-                <w:kern w:val="0"/>
-                <w14:ligatures w14:val="none"/>
-              </w:rPr>
-            </w:pPr>
-            <w:r>
-              <w:rPr>
-                <w:rFonts w:ascii="Courier New" w:eastAsia="Times New Roman" w:hAnsi="Courier New" w:cs="Courier New"/>
-                <w:b/>
-                <w:bCs/>
+                <w:color w:val="000000"/>
+                <w:kern w:val="0"/>
+                <w14:ligatures w14:val="none"/>
+              </w:rPr>
+            </w:pPr>
+            <w:r>
+              <w:rPr>
+                <w:rFonts w:ascii="Courier New" w:eastAsia="Times New Roman" w:hAnsi="Courier New" w:cs="Courier New"/>
                 <w:color w:val="000000"/>
                 <w:kern w:val="0"/>
                 <w14:ligatures w14:val="none"/>
@@ -8449,8 +8276,6 @@
               <w:cnfStyle w:val="000000100000" w:firstRow="0" w:lastRow="0" w:firstColumn="0" w:lastColumn="0" w:oddVBand="0" w:evenVBand="0" w:oddHBand="1" w:evenHBand="0" w:firstRowFirstColumn="0" w:firstRowLastColumn="0" w:lastRowFirstColumn="0" w:lastRowLastColumn="0"/>
               <w:rPr>
                 <w:rFonts w:ascii="Courier New" w:eastAsia="Times New Roman" w:hAnsi="Courier New" w:cs="Courier New"/>
-                <w:b/>
-                <w:bCs/>
                 <w:color w:val="000000"/>
                 <w:kern w:val="0"/>
                 <w14:ligatures w14:val="none"/>
@@ -8476,19 +8301,23 @@
             <w:pPr>
               <w:rPr>
                 <w:rFonts w:ascii="Courier New" w:eastAsia="Times New Roman" w:hAnsi="Courier New" w:cs="Courier New"/>
-                <w:color w:val="000000"/>
-                <w:kern w:val="0"/>
-                <w14:ligatures w14:val="none"/>
-              </w:rPr>
-            </w:pPr>
-            <w:r>
-              <w:rPr>
-                <w:rFonts w:ascii="Courier New" w:eastAsia="Times New Roman" w:hAnsi="Courier New" w:cs="Courier New"/>
-                <w:color w:val="000000"/>
-                <w:kern w:val="0"/>
-                <w14:ligatures w14:val="none"/>
-              </w:rPr>
-              <w:t>Envelope with funeral card</w:t>
+                <w:b w:val="0"/>
+                <w:bCs w:val="0"/>
+                <w:color w:val="000000"/>
+                <w:kern w:val="0"/>
+                <w14:ligatures w14:val="none"/>
+              </w:rPr>
+            </w:pPr>
+            <w:r>
+              <w:rPr>
+                <w:rFonts w:ascii="Courier New" w:eastAsia="Times New Roman" w:hAnsi="Courier New" w:cs="Courier New"/>
+                <w:b w:val="0"/>
+                <w:bCs w:val="0"/>
+                <w:color w:val="000000"/>
+                <w:kern w:val="0"/>
+                <w14:ligatures w14:val="none"/>
+              </w:rPr>
+              <w:t>Black Sesame Seeds</w:t>
             </w:r>
           </w:p>
         </w:tc>
@@ -8505,18 +8334,14 @@
               <w:cnfStyle w:val="000000000000" w:firstRow="0" w:lastRow="0" w:firstColumn="0" w:lastColumn="0" w:oddVBand="0" w:evenVBand="0" w:oddHBand="0" w:evenHBand="0" w:firstRowFirstColumn="0" w:firstRowLastColumn="0" w:lastRowFirstColumn="0" w:lastRowLastColumn="0"/>
               <w:rPr>
                 <w:rFonts w:ascii="Courier New" w:eastAsia="Times New Roman" w:hAnsi="Courier New" w:cs="Courier New"/>
-                <w:b/>
-                <w:bCs/>
-                <w:color w:val="000000"/>
-                <w:kern w:val="0"/>
-                <w14:ligatures w14:val="none"/>
-              </w:rPr>
-            </w:pPr>
-            <w:r>
-              <w:rPr>
-                <w:rFonts w:ascii="Courier New" w:eastAsia="Times New Roman" w:hAnsi="Courier New" w:cs="Courier New"/>
-                <w:b/>
-                <w:bCs/>
+                <w:color w:val="000000"/>
+                <w:kern w:val="0"/>
+                <w14:ligatures w14:val="none"/>
+              </w:rPr>
+            </w:pPr>
+            <w:r>
+              <w:rPr>
+                <w:rFonts w:ascii="Courier New" w:eastAsia="Times New Roman" w:hAnsi="Courier New" w:cs="Courier New"/>
                 <w:color w:val="000000"/>
                 <w:kern w:val="0"/>
                 <w14:ligatures w14:val="none"/>
@@ -8538,23 +8363,19 @@
               <w:cnfStyle w:val="000000000000" w:firstRow="0" w:lastRow="0" w:firstColumn="0" w:lastColumn="0" w:oddVBand="0" w:evenVBand="0" w:oddHBand="0" w:evenHBand="0" w:firstRowFirstColumn="0" w:firstRowLastColumn="0" w:lastRowFirstColumn="0" w:lastRowLastColumn="0"/>
               <w:rPr>
                 <w:rFonts w:ascii="Courier New" w:eastAsia="Times New Roman" w:hAnsi="Courier New" w:cs="Courier New"/>
-                <w:b/>
-                <w:bCs/>
-                <w:color w:val="000000"/>
-                <w:kern w:val="0"/>
-                <w14:ligatures w14:val="none"/>
-              </w:rPr>
-            </w:pPr>
-            <w:r>
-              <w:rPr>
-                <w:rFonts w:ascii="Courier New" w:eastAsia="Times New Roman" w:hAnsi="Courier New" w:cs="Courier New"/>
-                <w:b/>
-                <w:bCs/>
-                <w:color w:val="000000"/>
-                <w:kern w:val="0"/>
-                <w14:ligatures w14:val="none"/>
-              </w:rPr>
-              <w:t>24</w:t>
+                <w:color w:val="000000"/>
+                <w:kern w:val="0"/>
+                <w14:ligatures w14:val="none"/>
+              </w:rPr>
+            </w:pPr>
+            <w:r>
+              <w:rPr>
+                <w:rFonts w:ascii="Courier New" w:eastAsia="Times New Roman" w:hAnsi="Courier New" w:cs="Courier New"/>
+                <w:color w:val="000000"/>
+                <w:kern w:val="0"/>
+                <w14:ligatures w14:val="none"/>
+              </w:rPr>
+              <w:t>25</w:t>
             </w:r>
           </w:p>
         </w:tc>
@@ -8568,8 +8389,6 @@
               <w:cnfStyle w:val="000000000000" w:firstRow="0" w:lastRow="0" w:firstColumn="0" w:lastColumn="0" w:oddVBand="0" w:evenVBand="0" w:oddHBand="0" w:evenHBand="0" w:firstRowFirstColumn="0" w:firstRowLastColumn="0" w:lastRowFirstColumn="0" w:lastRowLastColumn="0"/>
               <w:rPr>
                 <w:rFonts w:ascii="Courier New" w:eastAsia="Times New Roman" w:hAnsi="Courier New" w:cs="Courier New"/>
-                <w:b/>
-                <w:bCs/>
                 <w:color w:val="000000"/>
                 <w:kern w:val="0"/>
                 <w14:ligatures w14:val="none"/>
@@ -8596,19 +8415,23 @@
             <w:pPr>
               <w:rPr>
                 <w:rFonts w:ascii="Courier New" w:eastAsia="Times New Roman" w:hAnsi="Courier New" w:cs="Courier New"/>
-                <w:color w:val="000000"/>
-                <w:kern w:val="0"/>
-                <w14:ligatures w14:val="none"/>
-              </w:rPr>
-            </w:pPr>
-            <w:r>
-              <w:rPr>
-                <w:rFonts w:ascii="Courier New" w:eastAsia="Times New Roman" w:hAnsi="Courier New" w:cs="Courier New"/>
-                <w:color w:val="000000"/>
-                <w:kern w:val="0"/>
-                <w14:ligatures w14:val="none"/>
-              </w:rPr>
-              <w:t>Pyre</w:t>
+                <w:b w:val="0"/>
+                <w:bCs w:val="0"/>
+                <w:color w:val="000000"/>
+                <w:kern w:val="0"/>
+                <w14:ligatures w14:val="none"/>
+              </w:rPr>
+            </w:pPr>
+            <w:r>
+              <w:rPr>
+                <w:rFonts w:ascii="Courier New" w:eastAsia="Times New Roman" w:hAnsi="Courier New" w:cs="Courier New"/>
+                <w:b w:val="0"/>
+                <w:bCs w:val="0"/>
+                <w:color w:val="000000"/>
+                <w:kern w:val="0"/>
+                <w14:ligatures w14:val="none"/>
+              </w:rPr>
+              <w:t>Pinda</w:t>
             </w:r>
           </w:p>
         </w:tc>
@@ -8625,18 +8448,14 @@
               <w:cnfStyle w:val="000000100000" w:firstRow="0" w:lastRow="0" w:firstColumn="0" w:lastColumn="0" w:oddVBand="0" w:evenVBand="0" w:oddHBand="1" w:evenHBand="0" w:firstRowFirstColumn="0" w:firstRowLastColumn="0" w:lastRowFirstColumn="0" w:lastRowLastColumn="0"/>
               <w:rPr>
                 <w:rFonts w:ascii="Courier New" w:eastAsia="Times New Roman" w:hAnsi="Courier New" w:cs="Courier New"/>
-                <w:b/>
-                <w:bCs/>
-                <w:color w:val="000000"/>
-                <w:kern w:val="0"/>
-                <w14:ligatures w14:val="none"/>
-              </w:rPr>
-            </w:pPr>
-            <w:r>
-              <w:rPr>
-                <w:rFonts w:ascii="Courier New" w:eastAsia="Times New Roman" w:hAnsi="Courier New" w:cs="Courier New"/>
-                <w:b/>
-                <w:bCs/>
+                <w:color w:val="000000"/>
+                <w:kern w:val="0"/>
+                <w14:ligatures w14:val="none"/>
+              </w:rPr>
+            </w:pPr>
+            <w:r>
+              <w:rPr>
+                <w:rFonts w:ascii="Courier New" w:eastAsia="Times New Roman" w:hAnsi="Courier New" w:cs="Courier New"/>
                 <w:color w:val="000000"/>
                 <w:kern w:val="0"/>
                 <w14:ligatures w14:val="none"/>
@@ -8658,23 +8477,19 @@
               <w:cnfStyle w:val="000000100000" w:firstRow="0" w:lastRow="0" w:firstColumn="0" w:lastColumn="0" w:oddVBand="0" w:evenVBand="0" w:oddHBand="1" w:evenHBand="0" w:firstRowFirstColumn="0" w:firstRowLastColumn="0" w:lastRowFirstColumn="0" w:lastRowLastColumn="0"/>
               <w:rPr>
                 <w:rFonts w:ascii="Courier New" w:eastAsia="Times New Roman" w:hAnsi="Courier New" w:cs="Courier New"/>
-                <w:b/>
-                <w:bCs/>
-                <w:color w:val="000000"/>
-                <w:kern w:val="0"/>
-                <w14:ligatures w14:val="none"/>
-              </w:rPr>
-            </w:pPr>
-            <w:r>
-              <w:rPr>
-                <w:rFonts w:ascii="Courier New" w:eastAsia="Times New Roman" w:hAnsi="Courier New" w:cs="Courier New"/>
-                <w:b/>
-                <w:bCs/>
-                <w:color w:val="000000"/>
-                <w:kern w:val="0"/>
-                <w14:ligatures w14:val="none"/>
-              </w:rPr>
-              <w:t>24</w:t>
+                <w:color w:val="000000"/>
+                <w:kern w:val="0"/>
+                <w14:ligatures w14:val="none"/>
+              </w:rPr>
+            </w:pPr>
+            <w:r>
+              <w:rPr>
+                <w:rFonts w:ascii="Courier New" w:eastAsia="Times New Roman" w:hAnsi="Courier New" w:cs="Courier New"/>
+                <w:color w:val="000000"/>
+                <w:kern w:val="0"/>
+                <w14:ligatures w14:val="none"/>
+              </w:rPr>
+              <w:t>25</w:t>
             </w:r>
           </w:p>
         </w:tc>
@@ -8688,8 +8503,6 @@
               <w:cnfStyle w:val="000000100000" w:firstRow="0" w:lastRow="0" w:firstColumn="0" w:lastColumn="0" w:oddVBand="0" w:evenVBand="0" w:oddHBand="1" w:evenHBand="0" w:firstRowFirstColumn="0" w:firstRowLastColumn="0" w:lastRowFirstColumn="0" w:lastRowLastColumn="0"/>
               <w:rPr>
                 <w:rFonts w:ascii="Courier New" w:eastAsia="Times New Roman" w:hAnsi="Courier New" w:cs="Courier New"/>
-                <w:b/>
-                <w:bCs/>
                 <w:color w:val="000000"/>
                 <w:kern w:val="0"/>
                 <w14:ligatures w14:val="none"/>
@@ -8715,19 +8528,23 @@
             <w:pPr>
               <w:rPr>
                 <w:rFonts w:ascii="Courier New" w:eastAsia="Times New Roman" w:hAnsi="Courier New" w:cs="Courier New"/>
-                <w:color w:val="000000"/>
-                <w:kern w:val="0"/>
-                <w14:ligatures w14:val="none"/>
-              </w:rPr>
-            </w:pPr>
-            <w:r>
-              <w:rPr>
-                <w:rFonts w:ascii="Courier New" w:eastAsia="Times New Roman" w:hAnsi="Courier New" w:cs="Courier New"/>
-                <w:color w:val="000000"/>
-                <w:kern w:val="0"/>
-                <w14:ligatures w14:val="none"/>
-              </w:rPr>
-              <w:t>Bhasma</w:t>
+                <w:b w:val="0"/>
+                <w:bCs w:val="0"/>
+                <w:color w:val="000000"/>
+                <w:kern w:val="0"/>
+                <w14:ligatures w14:val="none"/>
+              </w:rPr>
+            </w:pPr>
+            <w:r>
+              <w:rPr>
+                <w:rFonts w:ascii="Courier New" w:eastAsia="Times New Roman" w:hAnsi="Courier New" w:cs="Courier New"/>
+                <w:b w:val="0"/>
+                <w:bCs w:val="0"/>
+                <w:color w:val="000000"/>
+                <w:kern w:val="0"/>
+                <w14:ligatures w14:val="none"/>
+              </w:rPr>
+              <w:t>Long Mirror</w:t>
             </w:r>
           </w:p>
         </w:tc>
@@ -8744,18 +8561,14 @@
               <w:cnfStyle w:val="000000000000" w:firstRow="0" w:lastRow="0" w:firstColumn="0" w:lastColumn="0" w:oddVBand="0" w:evenVBand="0" w:oddHBand="0" w:evenHBand="0" w:firstRowFirstColumn="0" w:firstRowLastColumn="0" w:lastRowFirstColumn="0" w:lastRowLastColumn="0"/>
               <w:rPr>
                 <w:rFonts w:ascii="Courier New" w:eastAsia="Times New Roman" w:hAnsi="Courier New" w:cs="Courier New"/>
-                <w:b/>
-                <w:bCs/>
-                <w:color w:val="000000"/>
-                <w:kern w:val="0"/>
-                <w14:ligatures w14:val="none"/>
-              </w:rPr>
-            </w:pPr>
-            <w:r>
-              <w:rPr>
-                <w:rFonts w:ascii="Courier New" w:eastAsia="Times New Roman" w:hAnsi="Courier New" w:cs="Courier New"/>
-                <w:b/>
-                <w:bCs/>
+                <w:color w:val="000000"/>
+                <w:kern w:val="0"/>
+                <w14:ligatures w14:val="none"/>
+              </w:rPr>
+            </w:pPr>
+            <w:r>
+              <w:rPr>
+                <w:rFonts w:ascii="Courier New" w:eastAsia="Times New Roman" w:hAnsi="Courier New" w:cs="Courier New"/>
                 <w:color w:val="000000"/>
                 <w:kern w:val="0"/>
                 <w14:ligatures w14:val="none"/>
@@ -8777,23 +8590,19 @@
               <w:cnfStyle w:val="000000000000" w:firstRow="0" w:lastRow="0" w:firstColumn="0" w:lastColumn="0" w:oddVBand="0" w:evenVBand="0" w:oddHBand="0" w:evenHBand="0" w:firstRowFirstColumn="0" w:firstRowLastColumn="0" w:lastRowFirstColumn="0" w:lastRowLastColumn="0"/>
               <w:rPr>
                 <w:rFonts w:ascii="Courier New" w:eastAsia="Times New Roman" w:hAnsi="Courier New" w:cs="Courier New"/>
-                <w:b/>
-                <w:bCs/>
-                <w:color w:val="000000"/>
-                <w:kern w:val="0"/>
-                <w14:ligatures w14:val="none"/>
-              </w:rPr>
-            </w:pPr>
-            <w:r>
-              <w:rPr>
-                <w:rFonts w:ascii="Courier New" w:eastAsia="Times New Roman" w:hAnsi="Courier New" w:cs="Courier New"/>
-                <w:b/>
-                <w:bCs/>
-                <w:color w:val="000000"/>
-                <w:kern w:val="0"/>
-                <w14:ligatures w14:val="none"/>
-              </w:rPr>
-              <w:t>24</w:t>
+                <w:color w:val="000000"/>
+                <w:kern w:val="0"/>
+                <w14:ligatures w14:val="none"/>
+              </w:rPr>
+            </w:pPr>
+            <w:r>
+              <w:rPr>
+                <w:rFonts w:ascii="Courier New" w:eastAsia="Times New Roman" w:hAnsi="Courier New" w:cs="Courier New"/>
+                <w:color w:val="000000"/>
+                <w:kern w:val="0"/>
+                <w14:ligatures w14:val="none"/>
+              </w:rPr>
+              <w:t>25</w:t>
             </w:r>
           </w:p>
         </w:tc>
@@ -8807,8 +8616,6 @@
               <w:cnfStyle w:val="000000000000" w:firstRow="0" w:lastRow="0" w:firstColumn="0" w:lastColumn="0" w:oddVBand="0" w:evenVBand="0" w:oddHBand="0" w:evenHBand="0" w:firstRowFirstColumn="0" w:firstRowLastColumn="0" w:lastRowFirstColumn="0" w:lastRowLastColumn="0"/>
               <w:rPr>
                 <w:rFonts w:ascii="Courier New" w:eastAsia="Times New Roman" w:hAnsi="Courier New" w:cs="Courier New"/>
-                <w:b/>
-                <w:bCs/>
                 <w:color w:val="000000"/>
                 <w:kern w:val="0"/>
                 <w14:ligatures w14:val="none"/>
@@ -8835,19 +8642,23 @@
             <w:pPr>
               <w:rPr>
                 <w:rFonts w:ascii="Courier New" w:eastAsia="Times New Roman" w:hAnsi="Courier New" w:cs="Courier New"/>
-                <w:color w:val="000000"/>
-                <w:kern w:val="0"/>
-                <w14:ligatures w14:val="none"/>
-              </w:rPr>
-            </w:pPr>
-            <w:r>
-              <w:rPr>
-                <w:rFonts w:ascii="Courier New" w:eastAsia="Times New Roman" w:hAnsi="Courier New" w:cs="Courier New"/>
-                <w:color w:val="000000"/>
-                <w:kern w:val="0"/>
-                <w14:ligatures w14:val="none"/>
-              </w:rPr>
-              <w:t>Mailbox</w:t>
+                <w:b w:val="0"/>
+                <w:bCs w:val="0"/>
+                <w:color w:val="000000"/>
+                <w:kern w:val="0"/>
+                <w14:ligatures w14:val="none"/>
+              </w:rPr>
+            </w:pPr>
+            <w:r>
+              <w:rPr>
+                <w:rFonts w:ascii="Courier New" w:eastAsia="Times New Roman" w:hAnsi="Courier New" w:cs="Courier New"/>
+                <w:b w:val="0"/>
+                <w:bCs w:val="0"/>
+                <w:color w:val="000000"/>
+                <w:kern w:val="0"/>
+                <w14:ligatures w14:val="none"/>
+              </w:rPr>
+              <w:t>Long curly hair</w:t>
             </w:r>
           </w:p>
         </w:tc>
@@ -8864,18 +8675,14 @@
               <w:cnfStyle w:val="000000100000" w:firstRow="0" w:lastRow="0" w:firstColumn="0" w:lastColumn="0" w:oddVBand="0" w:evenVBand="0" w:oddHBand="1" w:evenHBand="0" w:firstRowFirstColumn="0" w:firstRowLastColumn="0" w:lastRowFirstColumn="0" w:lastRowLastColumn="0"/>
               <w:rPr>
                 <w:rFonts w:ascii="Courier New" w:eastAsia="Times New Roman" w:hAnsi="Courier New" w:cs="Courier New"/>
-                <w:b/>
-                <w:bCs/>
-                <w:color w:val="000000"/>
-                <w:kern w:val="0"/>
-                <w14:ligatures w14:val="none"/>
-              </w:rPr>
-            </w:pPr>
-            <w:r>
-              <w:rPr>
-                <w:rFonts w:ascii="Courier New" w:eastAsia="Times New Roman" w:hAnsi="Courier New" w:cs="Courier New"/>
-                <w:b/>
-                <w:bCs/>
+                <w:color w:val="000000"/>
+                <w:kern w:val="0"/>
+                <w14:ligatures w14:val="none"/>
+              </w:rPr>
+            </w:pPr>
+            <w:r>
+              <w:rPr>
+                <w:rFonts w:ascii="Courier New" w:eastAsia="Times New Roman" w:hAnsi="Courier New" w:cs="Courier New"/>
                 <w:color w:val="000000"/>
                 <w:kern w:val="0"/>
                 <w14:ligatures w14:val="none"/>
@@ -8897,23 +8704,19 @@
               <w:cnfStyle w:val="000000100000" w:firstRow="0" w:lastRow="0" w:firstColumn="0" w:lastColumn="0" w:oddVBand="0" w:evenVBand="0" w:oddHBand="1" w:evenHBand="0" w:firstRowFirstColumn="0" w:firstRowLastColumn="0" w:lastRowFirstColumn="0" w:lastRowLastColumn="0"/>
               <w:rPr>
                 <w:rFonts w:ascii="Courier New" w:eastAsia="Times New Roman" w:hAnsi="Courier New" w:cs="Courier New"/>
-                <w:b/>
-                <w:bCs/>
-                <w:color w:val="000000"/>
-                <w:kern w:val="0"/>
-                <w14:ligatures w14:val="none"/>
-              </w:rPr>
-            </w:pPr>
-            <w:r>
-              <w:rPr>
-                <w:rFonts w:ascii="Courier New" w:eastAsia="Times New Roman" w:hAnsi="Courier New" w:cs="Courier New"/>
-                <w:b/>
-                <w:bCs/>
-                <w:color w:val="000000"/>
-                <w:kern w:val="0"/>
-                <w14:ligatures w14:val="none"/>
-              </w:rPr>
-              <w:t>24</w:t>
+                <w:color w:val="000000"/>
+                <w:kern w:val="0"/>
+                <w14:ligatures w14:val="none"/>
+              </w:rPr>
+            </w:pPr>
+            <w:r>
+              <w:rPr>
+                <w:rFonts w:ascii="Courier New" w:eastAsia="Times New Roman" w:hAnsi="Courier New" w:cs="Courier New"/>
+                <w:color w:val="000000"/>
+                <w:kern w:val="0"/>
+                <w14:ligatures w14:val="none"/>
+              </w:rPr>
+              <w:t>28</w:t>
             </w:r>
           </w:p>
         </w:tc>
@@ -8927,8 +8730,6 @@
               <w:cnfStyle w:val="000000100000" w:firstRow="0" w:lastRow="0" w:firstColumn="0" w:lastColumn="0" w:oddVBand="0" w:evenVBand="0" w:oddHBand="1" w:evenHBand="0" w:firstRowFirstColumn="0" w:firstRowLastColumn="0" w:lastRowFirstColumn="0" w:lastRowLastColumn="0"/>
               <w:rPr>
                 <w:rFonts w:ascii="Courier New" w:eastAsia="Times New Roman" w:hAnsi="Courier New" w:cs="Courier New"/>
-                <w:b/>
-                <w:bCs/>
                 <w:color w:val="000000"/>
                 <w:kern w:val="0"/>
                 <w14:ligatures w14:val="none"/>
@@ -8954,19 +8755,23 @@
             <w:pPr>
               <w:rPr>
                 <w:rFonts w:ascii="Courier New" w:eastAsia="Times New Roman" w:hAnsi="Courier New" w:cs="Courier New"/>
-                <w:color w:val="000000"/>
-                <w:kern w:val="0"/>
-                <w14:ligatures w14:val="none"/>
-              </w:rPr>
-            </w:pPr>
-            <w:r>
-              <w:rPr>
-                <w:rFonts w:ascii="Courier New" w:eastAsia="Times New Roman" w:hAnsi="Courier New" w:cs="Courier New"/>
-                <w:color w:val="000000"/>
-                <w:kern w:val="0"/>
-                <w14:ligatures w14:val="none"/>
-              </w:rPr>
-              <w:t>Black Sesame Seeds</w:t>
+                <w:b w:val="0"/>
+                <w:bCs w:val="0"/>
+                <w:color w:val="000000"/>
+                <w:kern w:val="0"/>
+                <w14:ligatures w14:val="none"/>
+              </w:rPr>
+            </w:pPr>
+            <w:r>
+              <w:rPr>
+                <w:rFonts w:ascii="Courier New" w:eastAsia="Times New Roman" w:hAnsi="Courier New" w:cs="Courier New"/>
+                <w:b w:val="0"/>
+                <w:bCs w:val="0"/>
+                <w:color w:val="000000"/>
+                <w:kern w:val="0"/>
+                <w14:ligatures w14:val="none"/>
+              </w:rPr>
+              <w:t>Silver Earrings</w:t>
             </w:r>
           </w:p>
         </w:tc>
@@ -8983,23 +8788,19 @@
               <w:cnfStyle w:val="000000000000" w:firstRow="0" w:lastRow="0" w:firstColumn="0" w:lastColumn="0" w:oddVBand="0" w:evenVBand="0" w:oddHBand="0" w:evenHBand="0" w:firstRowFirstColumn="0" w:firstRowLastColumn="0" w:lastRowFirstColumn="0" w:lastRowLastColumn="0"/>
               <w:rPr>
                 <w:rFonts w:ascii="Courier New" w:eastAsia="Times New Roman" w:hAnsi="Courier New" w:cs="Courier New"/>
-                <w:b/>
-                <w:bCs/>
-                <w:color w:val="000000"/>
-                <w:kern w:val="0"/>
-                <w14:ligatures w14:val="none"/>
-              </w:rPr>
-            </w:pPr>
-            <w:r>
-              <w:rPr>
-                <w:rFonts w:ascii="Courier New" w:eastAsia="Times New Roman" w:hAnsi="Courier New" w:cs="Courier New"/>
-                <w:b/>
-                <w:bCs/>
-                <w:color w:val="000000"/>
-                <w:kern w:val="0"/>
-                <w14:ligatures w14:val="none"/>
-              </w:rPr>
-              <w:t>1</w:t>
+                <w:color w:val="000000"/>
+                <w:kern w:val="0"/>
+                <w14:ligatures w14:val="none"/>
+              </w:rPr>
+            </w:pPr>
+            <w:r>
+              <w:rPr>
+                <w:rFonts w:ascii="Courier New" w:eastAsia="Times New Roman" w:hAnsi="Courier New" w:cs="Courier New"/>
+                <w:color w:val="000000"/>
+                <w:kern w:val="0"/>
+                <w14:ligatures w14:val="none"/>
+              </w:rPr>
+              <w:t>2</w:t>
             </w:r>
           </w:p>
         </w:tc>
@@ -9016,23 +8817,19 @@
               <w:cnfStyle w:val="000000000000" w:firstRow="0" w:lastRow="0" w:firstColumn="0" w:lastColumn="0" w:oddVBand="0" w:evenVBand="0" w:oddHBand="0" w:evenHBand="0" w:firstRowFirstColumn="0" w:firstRowLastColumn="0" w:lastRowFirstColumn="0" w:lastRowLastColumn="0"/>
               <w:rPr>
                 <w:rFonts w:ascii="Courier New" w:eastAsia="Times New Roman" w:hAnsi="Courier New" w:cs="Courier New"/>
-                <w:b/>
-                <w:bCs/>
-                <w:color w:val="000000"/>
-                <w:kern w:val="0"/>
-                <w14:ligatures w14:val="none"/>
-              </w:rPr>
-            </w:pPr>
-            <w:r>
-              <w:rPr>
-                <w:rFonts w:ascii="Courier New" w:eastAsia="Times New Roman" w:hAnsi="Courier New" w:cs="Courier New"/>
-                <w:b/>
-                <w:bCs/>
-                <w:color w:val="000000"/>
-                <w:kern w:val="0"/>
-                <w14:ligatures w14:val="none"/>
-              </w:rPr>
-              <w:t>25</w:t>
+                <w:color w:val="000000"/>
+                <w:kern w:val="0"/>
+                <w14:ligatures w14:val="none"/>
+              </w:rPr>
+            </w:pPr>
+            <w:r>
+              <w:rPr>
+                <w:rFonts w:ascii="Courier New" w:eastAsia="Times New Roman" w:hAnsi="Courier New" w:cs="Courier New"/>
+                <w:color w:val="000000"/>
+                <w:kern w:val="0"/>
+                <w14:ligatures w14:val="none"/>
+              </w:rPr>
+              <w:t>28</w:t>
             </w:r>
           </w:p>
         </w:tc>
@@ -9046,8 +8843,6 @@
               <w:cnfStyle w:val="000000000000" w:firstRow="0" w:lastRow="0" w:firstColumn="0" w:lastColumn="0" w:oddVBand="0" w:evenVBand="0" w:oddHBand="0" w:evenHBand="0" w:firstRowFirstColumn="0" w:firstRowLastColumn="0" w:lastRowFirstColumn="0" w:lastRowLastColumn="0"/>
               <w:rPr>
                 <w:rFonts w:ascii="Courier New" w:eastAsia="Times New Roman" w:hAnsi="Courier New" w:cs="Courier New"/>
-                <w:b/>
-                <w:bCs/>
                 <w:color w:val="000000"/>
                 <w:kern w:val="0"/>
                 <w14:ligatures w14:val="none"/>
@@ -9074,19 +8869,23 @@
             <w:pPr>
               <w:rPr>
                 <w:rFonts w:ascii="Courier New" w:eastAsia="Times New Roman" w:hAnsi="Courier New" w:cs="Courier New"/>
-                <w:color w:val="000000"/>
-                <w:kern w:val="0"/>
-                <w14:ligatures w14:val="none"/>
-              </w:rPr>
-            </w:pPr>
-            <w:r>
-              <w:rPr>
-                <w:rFonts w:ascii="Courier New" w:eastAsia="Times New Roman" w:hAnsi="Courier New" w:cs="Courier New"/>
-                <w:color w:val="000000"/>
-                <w:kern w:val="0"/>
-                <w14:ligatures w14:val="none"/>
-              </w:rPr>
-              <w:t>Pinda</w:t>
+                <w:b w:val="0"/>
+                <w:bCs w:val="0"/>
+                <w:color w:val="000000"/>
+                <w:kern w:val="0"/>
+                <w14:ligatures w14:val="none"/>
+              </w:rPr>
+            </w:pPr>
+            <w:r>
+              <w:rPr>
+                <w:rFonts w:ascii="Courier New" w:eastAsia="Times New Roman" w:hAnsi="Courier New" w:cs="Courier New"/>
+                <w:b w:val="0"/>
+                <w:bCs w:val="0"/>
+                <w:color w:val="000000"/>
+                <w:kern w:val="0"/>
+                <w14:ligatures w14:val="none"/>
+              </w:rPr>
+              <w:t>Silver Nose Ring</w:t>
             </w:r>
           </w:p>
         </w:tc>
@@ -9103,18 +8902,14 @@
               <w:cnfStyle w:val="000000100000" w:firstRow="0" w:lastRow="0" w:firstColumn="0" w:lastColumn="0" w:oddVBand="0" w:evenVBand="0" w:oddHBand="1" w:evenHBand="0" w:firstRowFirstColumn="0" w:firstRowLastColumn="0" w:lastRowFirstColumn="0" w:lastRowLastColumn="0"/>
               <w:rPr>
                 <w:rFonts w:ascii="Courier New" w:eastAsia="Times New Roman" w:hAnsi="Courier New" w:cs="Courier New"/>
-                <w:b/>
-                <w:bCs/>
-                <w:color w:val="000000"/>
-                <w:kern w:val="0"/>
-                <w14:ligatures w14:val="none"/>
-              </w:rPr>
-            </w:pPr>
-            <w:r>
-              <w:rPr>
-                <w:rFonts w:ascii="Courier New" w:eastAsia="Times New Roman" w:hAnsi="Courier New" w:cs="Courier New"/>
-                <w:b/>
-                <w:bCs/>
+                <w:color w:val="000000"/>
+                <w:kern w:val="0"/>
+                <w14:ligatures w14:val="none"/>
+              </w:rPr>
+            </w:pPr>
+            <w:r>
+              <w:rPr>
+                <w:rFonts w:ascii="Courier New" w:eastAsia="Times New Roman" w:hAnsi="Courier New" w:cs="Courier New"/>
                 <w:color w:val="000000"/>
                 <w:kern w:val="0"/>
                 <w14:ligatures w14:val="none"/>
@@ -9136,23 +8931,19 @@
               <w:cnfStyle w:val="000000100000" w:firstRow="0" w:lastRow="0" w:firstColumn="0" w:lastColumn="0" w:oddVBand="0" w:evenVBand="0" w:oddHBand="1" w:evenHBand="0" w:firstRowFirstColumn="0" w:firstRowLastColumn="0" w:lastRowFirstColumn="0" w:lastRowLastColumn="0"/>
               <w:rPr>
                 <w:rFonts w:ascii="Courier New" w:eastAsia="Times New Roman" w:hAnsi="Courier New" w:cs="Courier New"/>
-                <w:b/>
-                <w:bCs/>
-                <w:color w:val="000000"/>
-                <w:kern w:val="0"/>
-                <w14:ligatures w14:val="none"/>
-              </w:rPr>
-            </w:pPr>
-            <w:r>
-              <w:rPr>
-                <w:rFonts w:ascii="Courier New" w:eastAsia="Times New Roman" w:hAnsi="Courier New" w:cs="Courier New"/>
-                <w:b/>
-                <w:bCs/>
-                <w:color w:val="000000"/>
-                <w:kern w:val="0"/>
-                <w14:ligatures w14:val="none"/>
-              </w:rPr>
-              <w:t>25</w:t>
+                <w:color w:val="000000"/>
+                <w:kern w:val="0"/>
+                <w14:ligatures w14:val="none"/>
+              </w:rPr>
+            </w:pPr>
+            <w:r>
+              <w:rPr>
+                <w:rFonts w:ascii="Courier New" w:eastAsia="Times New Roman" w:hAnsi="Courier New" w:cs="Courier New"/>
+                <w:color w:val="000000"/>
+                <w:kern w:val="0"/>
+                <w14:ligatures w14:val="none"/>
+              </w:rPr>
+              <w:t>28</w:t>
             </w:r>
           </w:p>
         </w:tc>
@@ -9166,8 +8957,6 @@
               <w:cnfStyle w:val="000000100000" w:firstRow="0" w:lastRow="0" w:firstColumn="0" w:lastColumn="0" w:oddVBand="0" w:evenVBand="0" w:oddHBand="1" w:evenHBand="0" w:firstRowFirstColumn="0" w:firstRowLastColumn="0" w:lastRowFirstColumn="0" w:lastRowLastColumn="0"/>
               <w:rPr>
                 <w:rFonts w:ascii="Courier New" w:eastAsia="Times New Roman" w:hAnsi="Courier New" w:cs="Courier New"/>
-                <w:b/>
-                <w:bCs/>
                 <w:color w:val="000000"/>
                 <w:kern w:val="0"/>
                 <w14:ligatures w14:val="none"/>
@@ -9193,19 +8982,23 @@
             <w:pPr>
               <w:rPr>
                 <w:rFonts w:ascii="Courier New" w:eastAsia="Times New Roman" w:hAnsi="Courier New" w:cs="Courier New"/>
-                <w:color w:val="000000"/>
-                <w:kern w:val="0"/>
-                <w14:ligatures w14:val="none"/>
-              </w:rPr>
-            </w:pPr>
-            <w:r>
-              <w:rPr>
-                <w:rFonts w:ascii="Courier New" w:eastAsia="Times New Roman" w:hAnsi="Courier New" w:cs="Courier New"/>
-                <w:color w:val="000000"/>
-                <w:kern w:val="0"/>
-                <w14:ligatures w14:val="none"/>
-              </w:rPr>
-              <w:t>Long Mirror</w:t>
+                <w:b w:val="0"/>
+                <w:bCs w:val="0"/>
+                <w:color w:val="000000"/>
+                <w:kern w:val="0"/>
+                <w14:ligatures w14:val="none"/>
+              </w:rPr>
+            </w:pPr>
+            <w:r>
+              <w:rPr>
+                <w:rFonts w:ascii="Courier New" w:eastAsia="Times New Roman" w:hAnsi="Courier New" w:cs="Courier New"/>
+                <w:b w:val="0"/>
+                <w:bCs w:val="0"/>
+                <w:color w:val="000000"/>
+                <w:kern w:val="0"/>
+                <w14:ligatures w14:val="none"/>
+              </w:rPr>
+              <w:t>Silver Armbands</w:t>
             </w:r>
           </w:p>
         </w:tc>
@@ -9222,23 +9015,19 @@
               <w:cnfStyle w:val="000000000000" w:firstRow="0" w:lastRow="0" w:firstColumn="0" w:lastColumn="0" w:oddVBand="0" w:evenVBand="0" w:oddHBand="0" w:evenHBand="0" w:firstRowFirstColumn="0" w:firstRowLastColumn="0" w:lastRowFirstColumn="0" w:lastRowLastColumn="0"/>
               <w:rPr>
                 <w:rFonts w:ascii="Courier New" w:eastAsia="Times New Roman" w:hAnsi="Courier New" w:cs="Courier New"/>
-                <w:b/>
-                <w:bCs/>
-                <w:color w:val="000000"/>
-                <w:kern w:val="0"/>
-                <w14:ligatures w14:val="none"/>
-              </w:rPr>
-            </w:pPr>
-            <w:r>
-              <w:rPr>
-                <w:rFonts w:ascii="Courier New" w:eastAsia="Times New Roman" w:hAnsi="Courier New" w:cs="Courier New"/>
-                <w:b/>
-                <w:bCs/>
-                <w:color w:val="000000"/>
-                <w:kern w:val="0"/>
-                <w14:ligatures w14:val="none"/>
-              </w:rPr>
-              <w:t>1</w:t>
+                <w:color w:val="000000"/>
+                <w:kern w:val="0"/>
+                <w14:ligatures w14:val="none"/>
+              </w:rPr>
+            </w:pPr>
+            <w:r>
+              <w:rPr>
+                <w:rFonts w:ascii="Courier New" w:eastAsia="Times New Roman" w:hAnsi="Courier New" w:cs="Courier New"/>
+                <w:color w:val="000000"/>
+                <w:kern w:val="0"/>
+                <w14:ligatures w14:val="none"/>
+              </w:rPr>
+              <w:t>2</w:t>
             </w:r>
           </w:p>
         </w:tc>
@@ -9255,23 +9044,19 @@
               <w:cnfStyle w:val="000000000000" w:firstRow="0" w:lastRow="0" w:firstColumn="0" w:lastColumn="0" w:oddVBand="0" w:evenVBand="0" w:oddHBand="0" w:evenHBand="0" w:firstRowFirstColumn="0" w:firstRowLastColumn="0" w:lastRowFirstColumn="0" w:lastRowLastColumn="0"/>
               <w:rPr>
                 <w:rFonts w:ascii="Courier New" w:eastAsia="Times New Roman" w:hAnsi="Courier New" w:cs="Courier New"/>
-                <w:b/>
-                <w:bCs/>
-                <w:color w:val="000000"/>
-                <w:kern w:val="0"/>
-                <w14:ligatures w14:val="none"/>
-              </w:rPr>
-            </w:pPr>
-            <w:r>
-              <w:rPr>
-                <w:rFonts w:ascii="Courier New" w:eastAsia="Times New Roman" w:hAnsi="Courier New" w:cs="Courier New"/>
-                <w:b/>
-                <w:bCs/>
-                <w:color w:val="000000"/>
-                <w:kern w:val="0"/>
-                <w14:ligatures w14:val="none"/>
-              </w:rPr>
-              <w:t>25</w:t>
+                <w:color w:val="000000"/>
+                <w:kern w:val="0"/>
+                <w14:ligatures w14:val="none"/>
+              </w:rPr>
+            </w:pPr>
+            <w:r>
+              <w:rPr>
+                <w:rFonts w:ascii="Courier New" w:eastAsia="Times New Roman" w:hAnsi="Courier New" w:cs="Courier New"/>
+                <w:color w:val="000000"/>
+                <w:kern w:val="0"/>
+                <w14:ligatures w14:val="none"/>
+              </w:rPr>
+              <w:t>28</w:t>
             </w:r>
           </w:p>
         </w:tc>
@@ -9285,8 +9070,6 @@
               <w:cnfStyle w:val="000000000000" w:firstRow="0" w:lastRow="0" w:firstColumn="0" w:lastColumn="0" w:oddVBand="0" w:evenVBand="0" w:oddHBand="0" w:evenHBand="0" w:firstRowFirstColumn="0" w:firstRowLastColumn="0" w:lastRowFirstColumn="0" w:lastRowLastColumn="0"/>
               <w:rPr>
                 <w:rFonts w:ascii="Courier New" w:eastAsia="Times New Roman" w:hAnsi="Courier New" w:cs="Courier New"/>
-                <w:b/>
-                <w:bCs/>
                 <w:color w:val="000000"/>
                 <w:kern w:val="0"/>
                 <w14:ligatures w14:val="none"/>
@@ -9313,19 +9096,23 @@
             <w:pPr>
               <w:rPr>
                 <w:rFonts w:ascii="Courier New" w:eastAsia="Times New Roman" w:hAnsi="Courier New" w:cs="Courier New"/>
-                <w:color w:val="000000"/>
-                <w:kern w:val="0"/>
-                <w14:ligatures w14:val="none"/>
-              </w:rPr>
-            </w:pPr>
-            <w:r>
-              <w:rPr>
-                <w:rFonts w:ascii="Courier New" w:eastAsia="Times New Roman" w:hAnsi="Courier New" w:cs="Courier New"/>
-                <w:color w:val="000000"/>
-                <w:kern w:val="0"/>
-                <w14:ligatures w14:val="none"/>
-              </w:rPr>
-              <w:t>Long curly hair</w:t>
+                <w:b w:val="0"/>
+                <w:bCs w:val="0"/>
+                <w:color w:val="000000"/>
+                <w:kern w:val="0"/>
+                <w14:ligatures w14:val="none"/>
+              </w:rPr>
+            </w:pPr>
+            <w:r>
+              <w:rPr>
+                <w:rFonts w:ascii="Courier New" w:eastAsia="Times New Roman" w:hAnsi="Courier New" w:cs="Courier New"/>
+                <w:b w:val="0"/>
+                <w:bCs w:val="0"/>
+                <w:color w:val="000000"/>
+                <w:kern w:val="0"/>
+                <w14:ligatures w14:val="none"/>
+              </w:rPr>
+              <w:t>Flower decorated photo of Adi</w:t>
             </w:r>
           </w:p>
         </w:tc>
@@ -9342,18 +9129,14 @@
               <w:cnfStyle w:val="000000100000" w:firstRow="0" w:lastRow="0" w:firstColumn="0" w:lastColumn="0" w:oddVBand="0" w:evenVBand="0" w:oddHBand="1" w:evenHBand="0" w:firstRowFirstColumn="0" w:firstRowLastColumn="0" w:lastRowFirstColumn="0" w:lastRowLastColumn="0"/>
               <w:rPr>
                 <w:rFonts w:ascii="Courier New" w:eastAsia="Times New Roman" w:hAnsi="Courier New" w:cs="Courier New"/>
-                <w:b/>
-                <w:bCs/>
-                <w:color w:val="000000"/>
-                <w:kern w:val="0"/>
-                <w14:ligatures w14:val="none"/>
-              </w:rPr>
-            </w:pPr>
-            <w:r>
-              <w:rPr>
-                <w:rFonts w:ascii="Courier New" w:eastAsia="Times New Roman" w:hAnsi="Courier New" w:cs="Courier New"/>
-                <w:b/>
-                <w:bCs/>
+                <w:color w:val="000000"/>
+                <w:kern w:val="0"/>
+                <w14:ligatures w14:val="none"/>
+              </w:rPr>
+            </w:pPr>
+            <w:r>
+              <w:rPr>
+                <w:rFonts w:ascii="Courier New" w:eastAsia="Times New Roman" w:hAnsi="Courier New" w:cs="Courier New"/>
                 <w:color w:val="000000"/>
                 <w:kern w:val="0"/>
                 <w14:ligatures w14:val="none"/>
@@ -9375,18 +9158,14 @@
               <w:cnfStyle w:val="000000100000" w:firstRow="0" w:lastRow="0" w:firstColumn="0" w:lastColumn="0" w:oddVBand="0" w:evenVBand="0" w:oddHBand="1" w:evenHBand="0" w:firstRowFirstColumn="0" w:firstRowLastColumn="0" w:lastRowFirstColumn="0" w:lastRowLastColumn="0"/>
               <w:rPr>
                 <w:rFonts w:ascii="Courier New" w:eastAsia="Times New Roman" w:hAnsi="Courier New" w:cs="Courier New"/>
-                <w:b/>
-                <w:bCs/>
-                <w:color w:val="000000"/>
-                <w:kern w:val="0"/>
-                <w14:ligatures w14:val="none"/>
-              </w:rPr>
-            </w:pPr>
-            <w:r>
-              <w:rPr>
-                <w:rFonts w:ascii="Courier New" w:eastAsia="Times New Roman" w:hAnsi="Courier New" w:cs="Courier New"/>
-                <w:b/>
-                <w:bCs/>
+                <w:color w:val="000000"/>
+                <w:kern w:val="0"/>
+                <w14:ligatures w14:val="none"/>
+              </w:rPr>
+            </w:pPr>
+            <w:r>
+              <w:rPr>
+                <w:rFonts w:ascii="Courier New" w:eastAsia="Times New Roman" w:hAnsi="Courier New" w:cs="Courier New"/>
                 <w:color w:val="000000"/>
                 <w:kern w:val="0"/>
                 <w14:ligatures w14:val="none"/>
@@ -9405,8 +9184,6 @@
               <w:cnfStyle w:val="000000100000" w:firstRow="0" w:lastRow="0" w:firstColumn="0" w:lastColumn="0" w:oddVBand="0" w:evenVBand="0" w:oddHBand="1" w:evenHBand="0" w:firstRowFirstColumn="0" w:firstRowLastColumn="0" w:lastRowFirstColumn="0" w:lastRowLastColumn="0"/>
               <w:rPr>
                 <w:rFonts w:ascii="Courier New" w:eastAsia="Times New Roman" w:hAnsi="Courier New" w:cs="Courier New"/>
-                <w:b/>
-                <w:bCs/>
                 <w:color w:val="000000"/>
                 <w:kern w:val="0"/>
                 <w14:ligatures w14:val="none"/>
@@ -9432,19 +9209,23 @@
             <w:pPr>
               <w:rPr>
                 <w:rFonts w:ascii="Courier New" w:eastAsia="Times New Roman" w:hAnsi="Courier New" w:cs="Courier New"/>
-                <w:color w:val="000000"/>
-                <w:kern w:val="0"/>
-                <w14:ligatures w14:val="none"/>
-              </w:rPr>
-            </w:pPr>
-            <w:r>
-              <w:rPr>
-                <w:rFonts w:ascii="Courier New" w:eastAsia="Times New Roman" w:hAnsi="Courier New" w:cs="Courier New"/>
-                <w:color w:val="000000"/>
-                <w:kern w:val="0"/>
-                <w14:ligatures w14:val="none"/>
-              </w:rPr>
-              <w:t>Silver Earrings</w:t>
+                <w:b w:val="0"/>
+                <w:bCs w:val="0"/>
+                <w:color w:val="000000"/>
+                <w:kern w:val="0"/>
+                <w14:ligatures w14:val="none"/>
+              </w:rPr>
+            </w:pPr>
+            <w:r>
+              <w:rPr>
+                <w:rFonts w:ascii="Courier New" w:eastAsia="Times New Roman" w:hAnsi="Courier New" w:cs="Courier New"/>
+                <w:b w:val="0"/>
+                <w:bCs w:val="0"/>
+                <w:color w:val="000000"/>
+                <w:kern w:val="0"/>
+                <w14:ligatures w14:val="none"/>
+              </w:rPr>
+              <w:t>Brass Lamp</w:t>
             </w:r>
           </w:p>
         </w:tc>
@@ -9461,23 +9242,19 @@
               <w:cnfStyle w:val="000000000000" w:firstRow="0" w:lastRow="0" w:firstColumn="0" w:lastColumn="0" w:oddVBand="0" w:evenVBand="0" w:oddHBand="0" w:evenHBand="0" w:firstRowFirstColumn="0" w:firstRowLastColumn="0" w:lastRowFirstColumn="0" w:lastRowLastColumn="0"/>
               <w:rPr>
                 <w:rFonts w:ascii="Courier New" w:eastAsia="Times New Roman" w:hAnsi="Courier New" w:cs="Courier New"/>
-                <w:b/>
-                <w:bCs/>
-                <w:color w:val="000000"/>
-                <w:kern w:val="0"/>
-                <w14:ligatures w14:val="none"/>
-              </w:rPr>
-            </w:pPr>
-            <w:r>
-              <w:rPr>
-                <w:rFonts w:ascii="Courier New" w:eastAsia="Times New Roman" w:hAnsi="Courier New" w:cs="Courier New"/>
-                <w:b/>
-                <w:bCs/>
-                <w:color w:val="000000"/>
-                <w:kern w:val="0"/>
-                <w14:ligatures w14:val="none"/>
-              </w:rPr>
-              <w:t>2</w:t>
+                <w:color w:val="000000"/>
+                <w:kern w:val="0"/>
+                <w14:ligatures w14:val="none"/>
+              </w:rPr>
+            </w:pPr>
+            <w:r>
+              <w:rPr>
+                <w:rFonts w:ascii="Courier New" w:eastAsia="Times New Roman" w:hAnsi="Courier New" w:cs="Courier New"/>
+                <w:color w:val="000000"/>
+                <w:kern w:val="0"/>
+                <w14:ligatures w14:val="none"/>
+              </w:rPr>
+              <w:t>1</w:t>
             </w:r>
           </w:p>
         </w:tc>
@@ -9494,18 +9271,14 @@
               <w:cnfStyle w:val="000000000000" w:firstRow="0" w:lastRow="0" w:firstColumn="0" w:lastColumn="0" w:oddVBand="0" w:evenVBand="0" w:oddHBand="0" w:evenHBand="0" w:firstRowFirstColumn="0" w:firstRowLastColumn="0" w:lastRowFirstColumn="0" w:lastRowLastColumn="0"/>
               <w:rPr>
                 <w:rFonts w:ascii="Courier New" w:eastAsia="Times New Roman" w:hAnsi="Courier New" w:cs="Courier New"/>
-                <w:b/>
-                <w:bCs/>
-                <w:color w:val="000000"/>
-                <w:kern w:val="0"/>
-                <w14:ligatures w14:val="none"/>
-              </w:rPr>
-            </w:pPr>
-            <w:r>
-              <w:rPr>
-                <w:rFonts w:ascii="Courier New" w:eastAsia="Times New Roman" w:hAnsi="Courier New" w:cs="Courier New"/>
-                <w:b/>
-                <w:bCs/>
+                <w:color w:val="000000"/>
+                <w:kern w:val="0"/>
+                <w14:ligatures w14:val="none"/>
+              </w:rPr>
+            </w:pPr>
+            <w:r>
+              <w:rPr>
+                <w:rFonts w:ascii="Courier New" w:eastAsia="Times New Roman" w:hAnsi="Courier New" w:cs="Courier New"/>
                 <w:color w:val="000000"/>
                 <w:kern w:val="0"/>
                 <w14:ligatures w14:val="none"/>
@@ -9524,8 +9297,6 @@
               <w:cnfStyle w:val="000000000000" w:firstRow="0" w:lastRow="0" w:firstColumn="0" w:lastColumn="0" w:oddVBand="0" w:evenVBand="0" w:oddHBand="0" w:evenHBand="0" w:firstRowFirstColumn="0" w:firstRowLastColumn="0" w:lastRowFirstColumn="0" w:lastRowLastColumn="0"/>
               <w:rPr>
                 <w:rFonts w:ascii="Courier New" w:eastAsia="Times New Roman" w:hAnsi="Courier New" w:cs="Courier New"/>
-                <w:b/>
-                <w:bCs/>
                 <w:color w:val="000000"/>
                 <w:kern w:val="0"/>
                 <w14:ligatures w14:val="none"/>
@@ -9552,19 +9323,23 @@
             <w:pPr>
               <w:rPr>
                 <w:rFonts w:ascii="Courier New" w:eastAsia="Times New Roman" w:hAnsi="Courier New" w:cs="Courier New"/>
-                <w:color w:val="000000"/>
-                <w:kern w:val="0"/>
-                <w14:ligatures w14:val="none"/>
-              </w:rPr>
-            </w:pPr>
-            <w:r>
-              <w:rPr>
-                <w:rFonts w:ascii="Courier New" w:eastAsia="Times New Roman" w:hAnsi="Courier New" w:cs="Courier New"/>
-                <w:color w:val="000000"/>
-                <w:kern w:val="0"/>
-                <w14:ligatures w14:val="none"/>
-              </w:rPr>
-              <w:t>Silver Nose Ring</w:t>
+                <w:b w:val="0"/>
+                <w:bCs w:val="0"/>
+                <w:color w:val="000000"/>
+                <w:kern w:val="0"/>
+                <w14:ligatures w14:val="none"/>
+              </w:rPr>
+            </w:pPr>
+            <w:r>
+              <w:rPr>
+                <w:rFonts w:ascii="Courier New" w:eastAsia="Times New Roman" w:hAnsi="Courier New" w:cs="Courier New"/>
+                <w:b w:val="0"/>
+                <w:bCs w:val="0"/>
+                <w:color w:val="000000"/>
+                <w:kern w:val="0"/>
+                <w14:ligatures w14:val="none"/>
+              </w:rPr>
+              <w:t>Thick Metallic Chain</w:t>
             </w:r>
           </w:p>
         </w:tc>
@@ -9581,18 +9356,14 @@
               <w:cnfStyle w:val="000000100000" w:firstRow="0" w:lastRow="0" w:firstColumn="0" w:lastColumn="0" w:oddVBand="0" w:evenVBand="0" w:oddHBand="1" w:evenHBand="0" w:firstRowFirstColumn="0" w:firstRowLastColumn="0" w:lastRowFirstColumn="0" w:lastRowLastColumn="0"/>
               <w:rPr>
                 <w:rFonts w:ascii="Courier New" w:eastAsia="Times New Roman" w:hAnsi="Courier New" w:cs="Courier New"/>
-                <w:b/>
-                <w:bCs/>
-                <w:color w:val="000000"/>
-                <w:kern w:val="0"/>
-                <w14:ligatures w14:val="none"/>
-              </w:rPr>
-            </w:pPr>
-            <w:r>
-              <w:rPr>
-                <w:rFonts w:ascii="Courier New" w:eastAsia="Times New Roman" w:hAnsi="Courier New" w:cs="Courier New"/>
-                <w:b/>
-                <w:bCs/>
+                <w:color w:val="000000"/>
+                <w:kern w:val="0"/>
+                <w14:ligatures w14:val="none"/>
+              </w:rPr>
+            </w:pPr>
+            <w:r>
+              <w:rPr>
+                <w:rFonts w:ascii="Courier New" w:eastAsia="Times New Roman" w:hAnsi="Courier New" w:cs="Courier New"/>
                 <w:color w:val="000000"/>
                 <w:kern w:val="0"/>
                 <w14:ligatures w14:val="none"/>
@@ -9614,18 +9385,14 @@
               <w:cnfStyle w:val="000000100000" w:firstRow="0" w:lastRow="0" w:firstColumn="0" w:lastColumn="0" w:oddVBand="0" w:evenVBand="0" w:oddHBand="1" w:evenHBand="0" w:firstRowFirstColumn="0" w:firstRowLastColumn="0" w:lastRowFirstColumn="0" w:lastRowLastColumn="0"/>
               <w:rPr>
                 <w:rFonts w:ascii="Courier New" w:eastAsia="Times New Roman" w:hAnsi="Courier New" w:cs="Courier New"/>
-                <w:b/>
-                <w:bCs/>
-                <w:color w:val="000000"/>
-                <w:kern w:val="0"/>
-                <w14:ligatures w14:val="none"/>
-              </w:rPr>
-            </w:pPr>
-            <w:r>
-              <w:rPr>
-                <w:rFonts w:ascii="Courier New" w:eastAsia="Times New Roman" w:hAnsi="Courier New" w:cs="Courier New"/>
-                <w:b/>
-                <w:bCs/>
+                <w:color w:val="000000"/>
+                <w:kern w:val="0"/>
+                <w14:ligatures w14:val="none"/>
+              </w:rPr>
+            </w:pPr>
+            <w:r>
+              <w:rPr>
+                <w:rFonts w:ascii="Courier New" w:eastAsia="Times New Roman" w:hAnsi="Courier New" w:cs="Courier New"/>
                 <w:color w:val="000000"/>
                 <w:kern w:val="0"/>
                 <w14:ligatures w14:val="none"/>
@@ -9644,8 +9411,6 @@
               <w:cnfStyle w:val="000000100000" w:firstRow="0" w:lastRow="0" w:firstColumn="0" w:lastColumn="0" w:oddVBand="0" w:evenVBand="0" w:oddHBand="1" w:evenHBand="0" w:firstRowFirstColumn="0" w:firstRowLastColumn="0" w:lastRowFirstColumn="0" w:lastRowLastColumn="0"/>
               <w:rPr>
                 <w:rFonts w:ascii="Courier New" w:eastAsia="Times New Roman" w:hAnsi="Courier New" w:cs="Courier New"/>
-                <w:b/>
-                <w:bCs/>
                 <w:color w:val="000000"/>
                 <w:kern w:val="0"/>
                 <w14:ligatures w14:val="none"/>
@@ -9671,19 +9436,23 @@
             <w:pPr>
               <w:rPr>
                 <w:rFonts w:ascii="Courier New" w:eastAsia="Times New Roman" w:hAnsi="Courier New" w:cs="Courier New"/>
-                <w:color w:val="000000"/>
-                <w:kern w:val="0"/>
-                <w14:ligatures w14:val="none"/>
-              </w:rPr>
-            </w:pPr>
-            <w:r>
-              <w:rPr>
-                <w:rFonts w:ascii="Courier New" w:eastAsia="Times New Roman" w:hAnsi="Courier New" w:cs="Courier New"/>
-                <w:color w:val="000000"/>
-                <w:kern w:val="0"/>
-                <w14:ligatures w14:val="none"/>
-              </w:rPr>
-              <w:t>Silver Armbands</w:t>
+                <w:b w:val="0"/>
+                <w:bCs w:val="0"/>
+                <w:color w:val="000000"/>
+                <w:kern w:val="0"/>
+                <w14:ligatures w14:val="none"/>
+              </w:rPr>
+            </w:pPr>
+            <w:r>
+              <w:rPr>
+                <w:rFonts w:ascii="Courier New" w:eastAsia="Times New Roman" w:hAnsi="Courier New" w:cs="Courier New"/>
+                <w:b w:val="0"/>
+                <w:bCs w:val="0"/>
+                <w:color w:val="000000"/>
+                <w:kern w:val="0"/>
+                <w14:ligatures w14:val="none"/>
+              </w:rPr>
+              <w:t>-----------------------------</w:t>
             </w:r>
           </w:p>
         </w:tc>
@@ -9700,23 +9469,19 @@
               <w:cnfStyle w:val="000000000000" w:firstRow="0" w:lastRow="0" w:firstColumn="0" w:lastColumn="0" w:oddVBand="0" w:evenVBand="0" w:oddHBand="0" w:evenHBand="0" w:firstRowFirstColumn="0" w:firstRowLastColumn="0" w:lastRowFirstColumn="0" w:lastRowLastColumn="0"/>
               <w:rPr>
                 <w:rFonts w:ascii="Courier New" w:eastAsia="Times New Roman" w:hAnsi="Courier New" w:cs="Courier New"/>
-                <w:b/>
-                <w:bCs/>
-                <w:color w:val="000000"/>
-                <w:kern w:val="0"/>
-                <w14:ligatures w14:val="none"/>
-              </w:rPr>
-            </w:pPr>
-            <w:r>
-              <w:rPr>
-                <w:rFonts w:ascii="Courier New" w:eastAsia="Times New Roman" w:hAnsi="Courier New" w:cs="Courier New"/>
-                <w:b/>
-                <w:bCs/>
-                <w:color w:val="000000"/>
-                <w:kern w:val="0"/>
-                <w14:ligatures w14:val="none"/>
-              </w:rPr>
-              <w:t>2</w:t>
+                <w:color w:val="000000"/>
+                <w:kern w:val="0"/>
+                <w14:ligatures w14:val="none"/>
+              </w:rPr>
+            </w:pPr>
+            <w:r>
+              <w:rPr>
+                <w:rFonts w:ascii="Courier New" w:eastAsia="Times New Roman" w:hAnsi="Courier New" w:cs="Courier New"/>
+                <w:color w:val="000000"/>
+                <w:kern w:val="0"/>
+                <w14:ligatures w14:val="none"/>
+              </w:rPr>
+              <w:t>-----------</w:t>
             </w:r>
           </w:p>
         </w:tc>
@@ -9732,24 +9497,21 @@
               <w:jc w:val="center"/>
               <w:cnfStyle w:val="000000000000" w:firstRow="0" w:lastRow="0" w:firstColumn="0" w:lastColumn="0" w:oddVBand="0" w:evenVBand="0" w:oddHBand="0" w:evenHBand="0" w:firstRowFirstColumn="0" w:firstRowLastColumn="0" w:lastRowFirstColumn="0" w:lastRowLastColumn="0"/>
               <w:rPr>
-                <w:rFonts w:ascii="Courier New" w:eastAsia="Times New Roman" w:hAnsi="Courier New" w:cs="Courier New"/>
-                <w:b/>
-                <w:bCs/>
-                <w:color w:val="000000"/>
-                <w:kern w:val="0"/>
-                <w14:ligatures w14:val="none"/>
-              </w:rPr>
-            </w:pPr>
-            <w:r>
-              <w:rPr>
-                <w:rFonts w:ascii="Courier New" w:eastAsia="Times New Roman" w:hAnsi="Courier New" w:cs="Courier New"/>
-                <w:b/>
-                <w:bCs/>
-                <w:color w:val="000000"/>
-                <w:kern w:val="0"/>
-                <w14:ligatures w14:val="none"/>
-              </w:rPr>
-              <w:t>28</w:t>
+                <w:rFonts w:ascii="Times New Roman" w:eastAsia="Times New Roman" w:hAnsi="Times New Roman" w:cs="Times New Roman"/>
+                <w:kern w:val="0"/>
+                <w:sz w:val="20"/>
+                <w:szCs w:val="20"/>
+                <w14:ligatures w14:val="none"/>
+              </w:rPr>
+            </w:pPr>
+            <w:r>
+              <w:rPr>
+                <w:rFonts w:ascii="Courier New" w:eastAsia="Times New Roman" w:hAnsi="Courier New" w:cs="Courier New"/>
+                <w:color w:val="000000"/>
+                <w:kern w:val="0"/>
+                <w14:ligatures w14:val="none"/>
+              </w:rPr>
+              <w:t>---------------------</w:t>
             </w:r>
           </w:p>
         </w:tc>
@@ -9762,14 +9524,22 @@
             <w:pPr>
               <w:cnfStyle w:val="000000000000" w:firstRow="0" w:lastRow="0" w:firstColumn="0" w:lastColumn="0" w:oddVBand="0" w:evenVBand="0" w:oddHBand="0" w:evenHBand="0" w:firstRowFirstColumn="0" w:firstRowLastColumn="0" w:lastRowFirstColumn="0" w:lastRowLastColumn="0"/>
               <w:rPr>
-                <w:rFonts w:ascii="Courier New" w:eastAsia="Times New Roman" w:hAnsi="Courier New" w:cs="Courier New"/>
-                <w:b/>
-                <w:bCs/>
-                <w:color w:val="000000"/>
-                <w:kern w:val="0"/>
-                <w14:ligatures w14:val="none"/>
-              </w:rPr>
-            </w:pPr>
+                <w:rFonts w:ascii="Times New Roman" w:eastAsia="Times New Roman" w:hAnsi="Times New Roman" w:cs="Times New Roman"/>
+                <w:kern w:val="0"/>
+                <w:sz w:val="20"/>
+                <w:szCs w:val="20"/>
+                <w14:ligatures w14:val="none"/>
+              </w:rPr>
+            </w:pPr>
+            <w:r>
+              <w:rPr>
+                <w:rFonts w:ascii="Courier New" w:eastAsia="Times New Roman" w:hAnsi="Courier New" w:cs="Courier New"/>
+                <w:color w:val="000000"/>
+                <w:kern w:val="0"/>
+                <w14:ligatures w14:val="none"/>
+              </w:rPr>
+              <w:t>-----------</w:t>
+            </w:r>
           </w:p>
         </w:tc>
       </w:tr>
@@ -9791,37 +9561,23 @@
             <w:pPr>
               <w:rPr>
                 <w:rFonts w:ascii="Courier New" w:eastAsia="Times New Roman" w:hAnsi="Courier New" w:cs="Courier New"/>
-                <w:color w:val="000000"/>
-                <w:kern w:val="0"/>
-                <w14:ligatures w14:val="none"/>
-              </w:rPr>
-            </w:pPr>
-            <w:r>
-              <w:rPr>
-                <w:rFonts w:ascii="Courier New" w:eastAsia="Times New Roman" w:hAnsi="Courier New" w:cs="Courier New"/>
-                <w:color w:val="000000"/>
-                <w:kern w:val="0"/>
-                <w14:ligatures w14:val="none"/>
-              </w:rPr>
-              <w:t>F</w:t>
-            </w:r>
-            <w:r>
-              <w:rPr>
-                <w:rFonts w:ascii="Courier New" w:eastAsia="Times New Roman" w:hAnsi="Courier New" w:cs="Courier New"/>
-                <w:color w:val="000000"/>
-                <w:kern w:val="0"/>
-                <w14:ligatures w14:val="none"/>
-              </w:rPr>
-              <w:t>lower decorat</w:t>
-            </w:r>
-            <w:r>
-              <w:rPr>
-                <w:rFonts w:ascii="Courier New" w:eastAsia="Times New Roman" w:hAnsi="Courier New" w:cs="Courier New"/>
-                <w:color w:val="000000"/>
-                <w:kern w:val="0"/>
-                <w14:ligatures w14:val="none"/>
-              </w:rPr>
-              <w:t>ed photo of Adi</w:t>
+                <w:b w:val="0"/>
+                <w:bCs w:val="0"/>
+                <w:color w:val="000000"/>
+                <w:kern w:val="0"/>
+                <w14:ligatures w14:val="none"/>
+              </w:rPr>
+            </w:pPr>
+            <w:r>
+              <w:rPr>
+                <w:rFonts w:ascii="Courier New" w:eastAsia="Times New Roman" w:hAnsi="Courier New" w:cs="Courier New"/>
+                <w:b w:val="0"/>
+                <w:bCs w:val="0"/>
+                <w:color w:val="000000"/>
+                <w:kern w:val="0"/>
+                <w14:ligatures w14:val="none"/>
+              </w:rPr>
+              <w:t>Crib with Cot Mobile</w:t>
             </w:r>
           </w:p>
         </w:tc>
@@ -9838,24 +9594,11 @@
               <w:cnfStyle w:val="000000100000" w:firstRow="0" w:lastRow="0" w:firstColumn="0" w:lastColumn="0" w:oddVBand="0" w:evenVBand="0" w:oddHBand="1" w:evenHBand="0" w:firstRowFirstColumn="0" w:firstRowLastColumn="0" w:lastRowFirstColumn="0" w:lastRowLastColumn="0"/>
               <w:rPr>
                 <w:rFonts w:ascii="Courier New" w:eastAsia="Times New Roman" w:hAnsi="Courier New" w:cs="Courier New"/>
-                <w:b/>
-                <w:bCs/>
-                <w:color w:val="000000"/>
-                <w:kern w:val="0"/>
-                <w14:ligatures w14:val="none"/>
-              </w:rPr>
-            </w:pPr>
-            <w:r>
-              <w:rPr>
-                <w:rFonts w:ascii="Courier New" w:eastAsia="Times New Roman" w:hAnsi="Courier New" w:cs="Courier New"/>
-                <w:b/>
-                <w:bCs/>
-                <w:color w:val="000000"/>
-                <w:kern w:val="0"/>
-                <w14:ligatures w14:val="none"/>
-              </w:rPr>
-              <w:t>1</w:t>
-            </w:r>
+                <w:color w:val="000000"/>
+                <w:kern w:val="0"/>
+                <w14:ligatures w14:val="none"/>
+              </w:rPr>
+            </w:pPr>
           </w:p>
         </w:tc>
         <w:tc>
@@ -9870,24 +9613,21 @@
               <w:jc w:val="center"/>
               <w:cnfStyle w:val="000000100000" w:firstRow="0" w:lastRow="0" w:firstColumn="0" w:lastColumn="0" w:oddVBand="0" w:evenVBand="0" w:oddHBand="1" w:evenHBand="0" w:firstRowFirstColumn="0" w:firstRowLastColumn="0" w:lastRowFirstColumn="0" w:lastRowLastColumn="0"/>
               <w:rPr>
-                <w:rFonts w:ascii="Courier New" w:eastAsia="Times New Roman" w:hAnsi="Courier New" w:cs="Courier New"/>
-                <w:b/>
-                <w:bCs/>
-                <w:color w:val="000000"/>
-                <w:kern w:val="0"/>
-                <w14:ligatures w14:val="none"/>
-              </w:rPr>
-            </w:pPr>
-            <w:r>
-              <w:rPr>
-                <w:rFonts w:ascii="Courier New" w:eastAsia="Times New Roman" w:hAnsi="Courier New" w:cs="Courier New"/>
-                <w:b/>
-                <w:bCs/>
-                <w:color w:val="000000"/>
-                <w:kern w:val="0"/>
-                <w14:ligatures w14:val="none"/>
-              </w:rPr>
-              <w:t>28</w:t>
+                <w:rFonts w:ascii="Times New Roman" w:eastAsia="Times New Roman" w:hAnsi="Times New Roman" w:cs="Times New Roman"/>
+                <w:kern w:val="0"/>
+                <w:sz w:val="20"/>
+                <w:szCs w:val="20"/>
+                <w14:ligatures w14:val="none"/>
+              </w:rPr>
+            </w:pPr>
+            <w:r>
+              <w:rPr>
+                <w:rFonts w:ascii="Courier New" w:eastAsia="Times New Roman" w:hAnsi="Courier New" w:cs="Courier New"/>
+                <w:color w:val="000000"/>
+                <w:kern w:val="0"/>
+                <w14:ligatures w14:val="none"/>
+              </w:rPr>
+              <w:t>27</w:t>
             </w:r>
           </w:p>
         </w:tc>
@@ -9900,11 +9640,10 @@
             <w:pPr>
               <w:cnfStyle w:val="000000100000" w:firstRow="0" w:lastRow="0" w:firstColumn="0" w:lastColumn="0" w:oddVBand="0" w:evenVBand="0" w:oddHBand="1" w:evenHBand="0" w:firstRowFirstColumn="0" w:firstRowLastColumn="0" w:lastRowFirstColumn="0" w:lastRowLastColumn="0"/>
               <w:rPr>
-                <w:rFonts w:ascii="Courier New" w:eastAsia="Times New Roman" w:hAnsi="Courier New" w:cs="Courier New"/>
-                <w:b/>
-                <w:bCs/>
-                <w:color w:val="000000"/>
-                <w:kern w:val="0"/>
+                <w:rFonts w:ascii="Times New Roman" w:eastAsia="Times New Roman" w:hAnsi="Times New Roman" w:cs="Times New Roman"/>
+                <w:kern w:val="0"/>
+                <w:sz w:val="20"/>
+                <w:szCs w:val="20"/>
                 <w14:ligatures w14:val="none"/>
               </w:rPr>
             </w:pPr>
@@ -9928,19 +9667,23 @@
             <w:pPr>
               <w:rPr>
                 <w:rFonts w:ascii="Courier New" w:eastAsia="Times New Roman" w:hAnsi="Courier New" w:cs="Courier New"/>
-                <w:color w:val="000000"/>
-                <w:kern w:val="0"/>
-                <w14:ligatures w14:val="none"/>
-              </w:rPr>
-            </w:pPr>
-            <w:r>
-              <w:rPr>
-                <w:rFonts w:ascii="Courier New" w:eastAsia="Times New Roman" w:hAnsi="Courier New" w:cs="Courier New"/>
-                <w:color w:val="000000"/>
-                <w:kern w:val="0"/>
-                <w14:ligatures w14:val="none"/>
-              </w:rPr>
-              <w:t>Brass Lamp</w:t>
+                <w:b w:val="0"/>
+                <w:bCs w:val="0"/>
+                <w:color w:val="000000"/>
+                <w:kern w:val="0"/>
+                <w14:ligatures w14:val="none"/>
+              </w:rPr>
+            </w:pPr>
+            <w:r>
+              <w:rPr>
+                <w:rFonts w:ascii="Courier New" w:eastAsia="Times New Roman" w:hAnsi="Courier New" w:cs="Courier New"/>
+                <w:b w:val="0"/>
+                <w:bCs w:val="0"/>
+                <w:color w:val="000000"/>
+                <w:kern w:val="0"/>
+                <w14:ligatures w14:val="none"/>
+              </w:rPr>
+              <w:t>Cycle</w:t>
             </w:r>
           </w:p>
         </w:tc>
@@ -9957,24 +9700,11 @@
               <w:cnfStyle w:val="000000000000" w:firstRow="0" w:lastRow="0" w:firstColumn="0" w:lastColumn="0" w:oddVBand="0" w:evenVBand="0" w:oddHBand="0" w:evenHBand="0" w:firstRowFirstColumn="0" w:firstRowLastColumn="0" w:lastRowFirstColumn="0" w:lastRowLastColumn="0"/>
               <w:rPr>
                 <w:rFonts w:ascii="Courier New" w:eastAsia="Times New Roman" w:hAnsi="Courier New" w:cs="Courier New"/>
-                <w:b/>
-                <w:bCs/>
-                <w:color w:val="000000"/>
-                <w:kern w:val="0"/>
-                <w14:ligatures w14:val="none"/>
-              </w:rPr>
-            </w:pPr>
-            <w:r>
-              <w:rPr>
-                <w:rFonts w:ascii="Courier New" w:eastAsia="Times New Roman" w:hAnsi="Courier New" w:cs="Courier New"/>
-                <w:b/>
-                <w:bCs/>
-                <w:color w:val="000000"/>
-                <w:kern w:val="0"/>
-                <w14:ligatures w14:val="none"/>
-              </w:rPr>
-              <w:t>1</w:t>
-            </w:r>
+                <w:color w:val="000000"/>
+                <w:kern w:val="0"/>
+                <w14:ligatures w14:val="none"/>
+              </w:rPr>
+            </w:pPr>
           </w:p>
         </w:tc>
         <w:tc>
@@ -9989,24 +9719,21 @@
               <w:jc w:val="center"/>
               <w:cnfStyle w:val="000000000000" w:firstRow="0" w:lastRow="0" w:firstColumn="0" w:lastColumn="0" w:oddVBand="0" w:evenVBand="0" w:oddHBand="0" w:evenHBand="0" w:firstRowFirstColumn="0" w:firstRowLastColumn="0" w:lastRowFirstColumn="0" w:lastRowLastColumn="0"/>
               <w:rPr>
-                <w:rFonts w:ascii="Courier New" w:eastAsia="Times New Roman" w:hAnsi="Courier New" w:cs="Courier New"/>
-                <w:b/>
-                <w:bCs/>
-                <w:color w:val="000000"/>
-                <w:kern w:val="0"/>
-                <w14:ligatures w14:val="none"/>
-              </w:rPr>
-            </w:pPr>
-            <w:r>
-              <w:rPr>
-                <w:rFonts w:ascii="Courier New" w:eastAsia="Times New Roman" w:hAnsi="Courier New" w:cs="Courier New"/>
-                <w:b/>
-                <w:bCs/>
-                <w:color w:val="000000"/>
-                <w:kern w:val="0"/>
-                <w14:ligatures w14:val="none"/>
-              </w:rPr>
-              <w:t>28</w:t>
+                <w:rFonts w:ascii="Times New Roman" w:eastAsia="Times New Roman" w:hAnsi="Times New Roman" w:cs="Times New Roman"/>
+                <w:kern w:val="0"/>
+                <w:sz w:val="20"/>
+                <w:szCs w:val="20"/>
+                <w14:ligatures w14:val="none"/>
+              </w:rPr>
+            </w:pPr>
+            <w:r>
+              <w:rPr>
+                <w:rFonts w:ascii="Courier New" w:eastAsia="Times New Roman" w:hAnsi="Courier New" w:cs="Courier New"/>
+                <w:color w:val="000000"/>
+                <w:kern w:val="0"/>
+                <w14:ligatures w14:val="none"/>
+              </w:rPr>
+              <w:t>27</w:t>
             </w:r>
           </w:p>
         </w:tc>
@@ -10019,11 +9746,10 @@
             <w:pPr>
               <w:cnfStyle w:val="000000000000" w:firstRow="0" w:lastRow="0" w:firstColumn="0" w:lastColumn="0" w:oddVBand="0" w:evenVBand="0" w:oddHBand="0" w:evenHBand="0" w:firstRowFirstColumn="0" w:firstRowLastColumn="0" w:lastRowFirstColumn="0" w:lastRowLastColumn="0"/>
               <w:rPr>
-                <w:rFonts w:ascii="Courier New" w:eastAsia="Times New Roman" w:hAnsi="Courier New" w:cs="Courier New"/>
-                <w:b/>
-                <w:bCs/>
-                <w:color w:val="000000"/>
-                <w:kern w:val="0"/>
+                <w:rFonts w:ascii="Times New Roman" w:eastAsia="Times New Roman" w:hAnsi="Times New Roman" w:cs="Times New Roman"/>
+                <w:kern w:val="0"/>
+                <w:sz w:val="20"/>
+                <w:szCs w:val="20"/>
                 <w14:ligatures w14:val="none"/>
               </w:rPr>
             </w:pPr>
@@ -10048,19 +9774,23 @@
             <w:pPr>
               <w:rPr>
                 <w:rFonts w:ascii="Courier New" w:eastAsia="Times New Roman" w:hAnsi="Courier New" w:cs="Courier New"/>
-                <w:color w:val="000000"/>
-                <w:kern w:val="0"/>
-                <w14:ligatures w14:val="none"/>
-              </w:rPr>
-            </w:pPr>
-            <w:r>
-              <w:rPr>
-                <w:rFonts w:ascii="Courier New" w:eastAsia="Times New Roman" w:hAnsi="Courier New" w:cs="Courier New"/>
-                <w:color w:val="000000"/>
-                <w:kern w:val="0"/>
-                <w14:ligatures w14:val="none"/>
-              </w:rPr>
-              <w:t>Thick Metallic Chain</w:t>
+                <w:b w:val="0"/>
+                <w:bCs w:val="0"/>
+                <w:color w:val="000000"/>
+                <w:kern w:val="0"/>
+                <w14:ligatures w14:val="none"/>
+              </w:rPr>
+            </w:pPr>
+            <w:r>
+              <w:rPr>
+                <w:rFonts w:ascii="Courier New" w:eastAsia="Times New Roman" w:hAnsi="Courier New" w:cs="Courier New"/>
+                <w:b w:val="0"/>
+                <w:bCs w:val="0"/>
+                <w:color w:val="000000"/>
+                <w:kern w:val="0"/>
+                <w14:ligatures w14:val="none"/>
+              </w:rPr>
+              <w:t>Band-aid</w:t>
             </w:r>
           </w:p>
         </w:tc>
@@ -10077,24 +9807,11 @@
               <w:cnfStyle w:val="000000100000" w:firstRow="0" w:lastRow="0" w:firstColumn="0" w:lastColumn="0" w:oddVBand="0" w:evenVBand="0" w:oddHBand="1" w:evenHBand="0" w:firstRowFirstColumn="0" w:firstRowLastColumn="0" w:lastRowFirstColumn="0" w:lastRowLastColumn="0"/>
               <w:rPr>
                 <w:rFonts w:ascii="Courier New" w:eastAsia="Times New Roman" w:hAnsi="Courier New" w:cs="Courier New"/>
-                <w:b/>
-                <w:bCs/>
-                <w:color w:val="000000"/>
-                <w:kern w:val="0"/>
-                <w14:ligatures w14:val="none"/>
-              </w:rPr>
-            </w:pPr>
-            <w:r>
-              <w:rPr>
-                <w:rFonts w:ascii="Courier New" w:eastAsia="Times New Roman" w:hAnsi="Courier New" w:cs="Courier New"/>
-                <w:b/>
-                <w:bCs/>
-                <w:color w:val="000000"/>
-                <w:kern w:val="0"/>
-                <w14:ligatures w14:val="none"/>
-              </w:rPr>
-              <w:t>1</w:t>
-            </w:r>
+                <w:color w:val="000000"/>
+                <w:kern w:val="0"/>
+                <w14:ligatures w14:val="none"/>
+              </w:rPr>
+            </w:pPr>
           </w:p>
         </w:tc>
         <w:tc>
@@ -10109,24 +9826,21 @@
               <w:jc w:val="center"/>
               <w:cnfStyle w:val="000000100000" w:firstRow="0" w:lastRow="0" w:firstColumn="0" w:lastColumn="0" w:oddVBand="0" w:evenVBand="0" w:oddHBand="1" w:evenHBand="0" w:firstRowFirstColumn="0" w:firstRowLastColumn="0" w:lastRowFirstColumn="0" w:lastRowLastColumn="0"/>
               <w:rPr>
-                <w:rFonts w:ascii="Courier New" w:eastAsia="Times New Roman" w:hAnsi="Courier New" w:cs="Courier New"/>
-                <w:b/>
-                <w:bCs/>
-                <w:color w:val="000000"/>
-                <w:kern w:val="0"/>
-                <w14:ligatures w14:val="none"/>
-              </w:rPr>
-            </w:pPr>
-            <w:r>
-              <w:rPr>
-                <w:rFonts w:ascii="Courier New" w:eastAsia="Times New Roman" w:hAnsi="Courier New" w:cs="Courier New"/>
-                <w:b/>
-                <w:bCs/>
-                <w:color w:val="000000"/>
-                <w:kern w:val="0"/>
-                <w14:ligatures w14:val="none"/>
-              </w:rPr>
-              <w:t>28</w:t>
+                <w:rFonts w:ascii="Times New Roman" w:eastAsia="Times New Roman" w:hAnsi="Times New Roman" w:cs="Times New Roman"/>
+                <w:kern w:val="0"/>
+                <w:sz w:val="20"/>
+                <w:szCs w:val="20"/>
+                <w14:ligatures w14:val="none"/>
+              </w:rPr>
+            </w:pPr>
+            <w:r>
+              <w:rPr>
+                <w:rFonts w:ascii="Courier New" w:eastAsia="Times New Roman" w:hAnsi="Courier New" w:cs="Courier New"/>
+                <w:color w:val="000000"/>
+                <w:kern w:val="0"/>
+                <w14:ligatures w14:val="none"/>
+              </w:rPr>
+              <w:t>27</w:t>
             </w:r>
           </w:p>
         </w:tc>
@@ -10139,11 +9853,10 @@
             <w:pPr>
               <w:cnfStyle w:val="000000100000" w:firstRow="0" w:lastRow="0" w:firstColumn="0" w:lastColumn="0" w:oddVBand="0" w:evenVBand="0" w:oddHBand="1" w:evenHBand="0" w:firstRowFirstColumn="0" w:firstRowLastColumn="0" w:lastRowFirstColumn="0" w:lastRowLastColumn="0"/>
               <w:rPr>
-                <w:rFonts w:ascii="Courier New" w:eastAsia="Times New Roman" w:hAnsi="Courier New" w:cs="Courier New"/>
-                <w:b/>
-                <w:bCs/>
-                <w:color w:val="000000"/>
-                <w:kern w:val="0"/>
+                <w:rFonts w:ascii="Times New Roman" w:eastAsia="Times New Roman" w:hAnsi="Times New Roman" w:cs="Times New Roman"/>
+                <w:kern w:val="0"/>
+                <w:sz w:val="20"/>
+                <w:szCs w:val="20"/>
                 <w14:ligatures w14:val="none"/>
               </w:rPr>
             </w:pPr>
@@ -10167,19 +9880,23 @@
             <w:pPr>
               <w:rPr>
                 <w:rFonts w:ascii="Courier New" w:eastAsia="Times New Roman" w:hAnsi="Courier New" w:cs="Courier New"/>
-                <w:color w:val="000000"/>
-                <w:kern w:val="0"/>
-                <w14:ligatures w14:val="none"/>
-              </w:rPr>
-            </w:pPr>
-            <w:r>
-              <w:rPr>
-                <w:rFonts w:ascii="Courier New" w:eastAsia="Times New Roman" w:hAnsi="Courier New" w:cs="Courier New"/>
-                <w:color w:val="000000"/>
-                <w:kern w:val="0"/>
-                <w14:ligatures w14:val="none"/>
-              </w:rPr>
-              <w:t>-----------------------------</w:t>
+                <w:b w:val="0"/>
+                <w:bCs w:val="0"/>
+                <w:color w:val="000000"/>
+                <w:kern w:val="0"/>
+                <w14:ligatures w14:val="none"/>
+              </w:rPr>
+            </w:pPr>
+            <w:r>
+              <w:rPr>
+                <w:rFonts w:ascii="Courier New" w:eastAsia="Times New Roman" w:hAnsi="Courier New" w:cs="Courier New"/>
+                <w:b w:val="0"/>
+                <w:bCs w:val="0"/>
+                <w:color w:val="000000"/>
+                <w:kern w:val="0"/>
+                <w14:ligatures w14:val="none"/>
+              </w:rPr>
+              <w:t>Puppy</w:t>
             </w:r>
           </w:p>
         </w:tc>
@@ -10196,46 +9913,11 @@
               <w:cnfStyle w:val="000000000000" w:firstRow="0" w:lastRow="0" w:firstColumn="0" w:lastColumn="0" w:oddVBand="0" w:evenVBand="0" w:oddHBand="0" w:evenHBand="0" w:firstRowFirstColumn="0" w:firstRowLastColumn="0" w:lastRowFirstColumn="0" w:lastRowLastColumn="0"/>
               <w:rPr>
                 <w:rFonts w:ascii="Courier New" w:eastAsia="Times New Roman" w:hAnsi="Courier New" w:cs="Courier New"/>
-                <w:b/>
-                <w:bCs/>
-                <w:color w:val="000000"/>
-                <w:kern w:val="0"/>
-                <w14:ligatures w14:val="none"/>
-              </w:rPr>
-            </w:pPr>
-            <w:r>
-              <w:rPr>
-                <w:rFonts w:ascii="Courier New" w:eastAsia="Times New Roman" w:hAnsi="Courier New" w:cs="Courier New"/>
-                <w:b/>
-                <w:bCs/>
-                <w:color w:val="000000"/>
-                <w:kern w:val="0"/>
-                <w14:ligatures w14:val="none"/>
-              </w:rPr>
-              <w:t>--</w:t>
-            </w:r>
-            <w:r>
-              <w:rPr>
-                <w:rFonts w:ascii="Courier New" w:eastAsia="Times New Roman" w:hAnsi="Courier New" w:cs="Courier New"/>
-                <w:b/>
-                <w:bCs/>
-                <w:color w:val="000000"/>
-                <w:kern w:val="0"/>
-                <w14:ligatures w14:val="none"/>
-              </w:rPr>
-              <w:t>----</w:t>
-            </w:r>
-            <w:r>
-              <w:rPr>
-                <w:rFonts w:ascii="Courier New" w:eastAsia="Times New Roman" w:hAnsi="Courier New" w:cs="Courier New"/>
-                <w:b/>
-                <w:bCs/>
-                <w:color w:val="000000"/>
-                <w:kern w:val="0"/>
-                <w14:ligatures w14:val="none"/>
-              </w:rPr>
-              <w:t>-----</w:t>
-            </w:r>
+                <w:color w:val="000000"/>
+                <w:kern w:val="0"/>
+                <w14:ligatures w14:val="none"/>
+              </w:rPr>
+            </w:pPr>
           </w:p>
         </w:tc>
         <w:tc>
@@ -10251,8 +9933,6 @@
               <w:cnfStyle w:val="000000000000" w:firstRow="0" w:lastRow="0" w:firstColumn="0" w:lastColumn="0" w:oddVBand="0" w:evenVBand="0" w:oddHBand="0" w:evenHBand="0" w:firstRowFirstColumn="0" w:firstRowLastColumn="0" w:lastRowFirstColumn="0" w:lastRowLastColumn="0"/>
               <w:rPr>
                 <w:rFonts w:ascii="Times New Roman" w:eastAsia="Times New Roman" w:hAnsi="Times New Roman" w:cs="Times New Roman"/>
-                <w:b/>
-                <w:bCs/>
                 <w:kern w:val="0"/>
                 <w:sz w:val="20"/>
                 <w:szCs w:val="20"/>
@@ -10262,35 +9942,11 @@
             <w:r>
               <w:rPr>
                 <w:rFonts w:ascii="Courier New" w:eastAsia="Times New Roman" w:hAnsi="Courier New" w:cs="Courier New"/>
-                <w:b/>
-                <w:bCs/>
-                <w:color w:val="000000"/>
-                <w:kern w:val="0"/>
-                <w14:ligatures w14:val="none"/>
-              </w:rPr>
-              <w:t>---</w:t>
-            </w:r>
-            <w:r>
-              <w:rPr>
-                <w:rFonts w:ascii="Courier New" w:eastAsia="Times New Roman" w:hAnsi="Courier New" w:cs="Courier New"/>
-                <w:b/>
-                <w:bCs/>
-                <w:color w:val="000000"/>
-                <w:kern w:val="0"/>
-                <w14:ligatures w14:val="none"/>
-              </w:rPr>
-              <w:t>---</w:t>
-            </w:r>
-            <w:r>
-              <w:rPr>
-                <w:rFonts w:ascii="Courier New" w:eastAsia="Times New Roman" w:hAnsi="Courier New" w:cs="Courier New"/>
-                <w:b/>
-                <w:bCs/>
-                <w:color w:val="000000"/>
-                <w:kern w:val="0"/>
-                <w14:ligatures w14:val="none"/>
-              </w:rPr>
-              <w:t>---------------</w:t>
+                <w:color w:val="000000"/>
+                <w:kern w:val="0"/>
+                <w14:ligatures w14:val="none"/>
+              </w:rPr>
+              <w:t>27</w:t>
             </w:r>
           </w:p>
         </w:tc>
@@ -10304,36 +9960,12 @@
               <w:cnfStyle w:val="000000000000" w:firstRow="0" w:lastRow="0" w:firstColumn="0" w:lastColumn="0" w:oddVBand="0" w:evenVBand="0" w:oddHBand="0" w:evenHBand="0" w:firstRowFirstColumn="0" w:firstRowLastColumn="0" w:lastRowFirstColumn="0" w:lastRowLastColumn="0"/>
               <w:rPr>
                 <w:rFonts w:ascii="Times New Roman" w:eastAsia="Times New Roman" w:hAnsi="Times New Roman" w:cs="Times New Roman"/>
-                <w:b/>
-                <w:bCs/>
                 <w:kern w:val="0"/>
                 <w:sz w:val="20"/>
                 <w:szCs w:val="20"/>
                 <w14:ligatures w14:val="none"/>
               </w:rPr>
             </w:pPr>
-            <w:r>
-              <w:rPr>
-                <w:rFonts w:ascii="Courier New" w:eastAsia="Times New Roman" w:hAnsi="Courier New" w:cs="Courier New"/>
-                <w:b/>
-                <w:bCs/>
-                <w:color w:val="000000"/>
-                <w:kern w:val="0"/>
-                <w14:ligatures w14:val="none"/>
-              </w:rPr>
-              <w:t>---</w:t>
-            </w:r>
-            <w:r>
-              <w:rPr>
-                <w:rFonts w:ascii="Courier New" w:eastAsia="Times New Roman" w:hAnsi="Courier New" w:cs="Courier New"/>
-                <w:b/>
-                <w:bCs/>
-                <w:color w:val="000000"/>
-                <w:kern w:val="0"/>
-                <w14:ligatures w14:val="none"/>
-              </w:rPr>
-              <w:t>--------</w:t>
-            </w:r>
           </w:p>
         </w:tc>
       </w:tr>
@@ -10355,19 +9987,23 @@
             <w:pPr>
               <w:rPr>
                 <w:rFonts w:ascii="Courier New" w:eastAsia="Times New Roman" w:hAnsi="Courier New" w:cs="Courier New"/>
-                <w:color w:val="000000"/>
-                <w:kern w:val="0"/>
-                <w14:ligatures w14:val="none"/>
-              </w:rPr>
-            </w:pPr>
-            <w:r>
-              <w:rPr>
-                <w:rFonts w:ascii="Courier New" w:eastAsia="Times New Roman" w:hAnsi="Courier New" w:cs="Courier New"/>
-                <w:color w:val="000000"/>
-                <w:kern w:val="0"/>
-                <w14:ligatures w14:val="none"/>
-              </w:rPr>
-              <w:t>Crib with Cot Mobile</w:t>
+                <w:b w:val="0"/>
+                <w:bCs w:val="0"/>
+                <w:color w:val="000000"/>
+                <w:kern w:val="0"/>
+                <w14:ligatures w14:val="none"/>
+              </w:rPr>
+            </w:pPr>
+            <w:r>
+              <w:rPr>
+                <w:rFonts w:ascii="Courier New" w:eastAsia="Times New Roman" w:hAnsi="Courier New" w:cs="Courier New"/>
+                <w:b w:val="0"/>
+                <w:bCs w:val="0"/>
+                <w:color w:val="000000"/>
+                <w:kern w:val="0"/>
+                <w14:ligatures w14:val="none"/>
+              </w:rPr>
+              <w:t>Bat and ball</w:t>
             </w:r>
           </w:p>
         </w:tc>
@@ -10384,8 +10020,6 @@
               <w:cnfStyle w:val="000000100000" w:firstRow="0" w:lastRow="0" w:firstColumn="0" w:lastColumn="0" w:oddVBand="0" w:evenVBand="0" w:oddHBand="1" w:evenHBand="0" w:firstRowFirstColumn="0" w:firstRowLastColumn="0" w:lastRowFirstColumn="0" w:lastRowLastColumn="0"/>
               <w:rPr>
                 <w:rFonts w:ascii="Courier New" w:eastAsia="Times New Roman" w:hAnsi="Courier New" w:cs="Courier New"/>
-                <w:b/>
-                <w:bCs/>
                 <w:color w:val="000000"/>
                 <w:kern w:val="0"/>
                 <w14:ligatures w14:val="none"/>
@@ -10406,8 +10040,6 @@
               <w:cnfStyle w:val="000000100000" w:firstRow="0" w:lastRow="0" w:firstColumn="0" w:lastColumn="0" w:oddVBand="0" w:evenVBand="0" w:oddHBand="1" w:evenHBand="0" w:firstRowFirstColumn="0" w:firstRowLastColumn="0" w:lastRowFirstColumn="0" w:lastRowLastColumn="0"/>
               <w:rPr>
                 <w:rFonts w:ascii="Times New Roman" w:eastAsia="Times New Roman" w:hAnsi="Times New Roman" w:cs="Times New Roman"/>
-                <w:b/>
-                <w:bCs/>
                 <w:kern w:val="0"/>
                 <w:sz w:val="20"/>
                 <w:szCs w:val="20"/>
@@ -10417,24 +10049,11 @@
             <w:r>
               <w:rPr>
                 <w:rFonts w:ascii="Courier New" w:eastAsia="Times New Roman" w:hAnsi="Courier New" w:cs="Courier New"/>
-                <w:b/>
-                <w:bCs/>
-                <w:color w:val="000000"/>
-                <w:kern w:val="0"/>
-                <w14:ligatures w14:val="none"/>
-              </w:rPr>
-              <w:t>2</w:t>
-            </w:r>
-            <w:r>
-              <w:rPr>
-                <w:rFonts w:ascii="Courier New" w:eastAsia="Times New Roman" w:hAnsi="Courier New" w:cs="Courier New"/>
-                <w:b/>
-                <w:bCs/>
-                <w:color w:val="000000"/>
-                <w:kern w:val="0"/>
-                <w14:ligatures w14:val="none"/>
-              </w:rPr>
-              <w:t>7</w:t>
+                <w:color w:val="000000"/>
+                <w:kern w:val="0"/>
+                <w14:ligatures w14:val="none"/>
+              </w:rPr>
+              <w:t>27</w:t>
             </w:r>
           </w:p>
         </w:tc>
@@ -10448,8 +10067,6 @@
               <w:cnfStyle w:val="000000100000" w:firstRow="0" w:lastRow="0" w:firstColumn="0" w:lastColumn="0" w:oddVBand="0" w:evenVBand="0" w:oddHBand="1" w:evenHBand="0" w:firstRowFirstColumn="0" w:firstRowLastColumn="0" w:lastRowFirstColumn="0" w:lastRowLastColumn="0"/>
               <w:rPr>
                 <w:rFonts w:ascii="Times New Roman" w:eastAsia="Times New Roman" w:hAnsi="Times New Roman" w:cs="Times New Roman"/>
-                <w:b/>
-                <w:bCs/>
                 <w:kern w:val="0"/>
                 <w:sz w:val="20"/>
                 <w:szCs w:val="20"/>
@@ -10476,19 +10093,23 @@
             <w:pPr>
               <w:rPr>
                 <w:rFonts w:ascii="Courier New" w:eastAsia="Times New Roman" w:hAnsi="Courier New" w:cs="Courier New"/>
-                <w:color w:val="000000"/>
-                <w:kern w:val="0"/>
-                <w14:ligatures w14:val="none"/>
-              </w:rPr>
-            </w:pPr>
-            <w:r>
-              <w:rPr>
-                <w:rFonts w:ascii="Courier New" w:eastAsia="Times New Roman" w:hAnsi="Courier New" w:cs="Courier New"/>
-                <w:color w:val="000000"/>
-                <w:kern w:val="0"/>
-                <w14:ligatures w14:val="none"/>
-              </w:rPr>
-              <w:t>Cycle</w:t>
+                <w:b w:val="0"/>
+                <w:bCs w:val="0"/>
+                <w:color w:val="000000"/>
+                <w:kern w:val="0"/>
+                <w14:ligatures w14:val="none"/>
+              </w:rPr>
+            </w:pPr>
+            <w:r>
+              <w:rPr>
+                <w:rFonts w:ascii="Courier New" w:eastAsia="Times New Roman" w:hAnsi="Courier New" w:cs="Courier New"/>
+                <w:b w:val="0"/>
+                <w:bCs w:val="0"/>
+                <w:color w:val="000000"/>
+                <w:kern w:val="0"/>
+                <w14:ligatures w14:val="none"/>
+              </w:rPr>
+              <w:t>Ice-lollies</w:t>
             </w:r>
           </w:p>
         </w:tc>
@@ -10505,8 +10126,6 @@
               <w:cnfStyle w:val="000000000000" w:firstRow="0" w:lastRow="0" w:firstColumn="0" w:lastColumn="0" w:oddVBand="0" w:evenVBand="0" w:oddHBand="0" w:evenHBand="0" w:firstRowFirstColumn="0" w:firstRowLastColumn="0" w:lastRowFirstColumn="0" w:lastRowLastColumn="0"/>
               <w:rPr>
                 <w:rFonts w:ascii="Courier New" w:eastAsia="Times New Roman" w:hAnsi="Courier New" w:cs="Courier New"/>
-                <w:b/>
-                <w:bCs/>
                 <w:color w:val="000000"/>
                 <w:kern w:val="0"/>
                 <w14:ligatures w14:val="none"/>
@@ -10527,8 +10146,6 @@
               <w:cnfStyle w:val="000000000000" w:firstRow="0" w:lastRow="0" w:firstColumn="0" w:lastColumn="0" w:oddVBand="0" w:evenVBand="0" w:oddHBand="0" w:evenHBand="0" w:firstRowFirstColumn="0" w:firstRowLastColumn="0" w:lastRowFirstColumn="0" w:lastRowLastColumn="0"/>
               <w:rPr>
                 <w:rFonts w:ascii="Times New Roman" w:eastAsia="Times New Roman" w:hAnsi="Times New Roman" w:cs="Times New Roman"/>
-                <w:b/>
-                <w:bCs/>
                 <w:kern w:val="0"/>
                 <w:sz w:val="20"/>
                 <w:szCs w:val="20"/>
@@ -10538,24 +10155,11 @@
             <w:r>
               <w:rPr>
                 <w:rFonts w:ascii="Courier New" w:eastAsia="Times New Roman" w:hAnsi="Courier New" w:cs="Courier New"/>
-                <w:b/>
-                <w:bCs/>
-                <w:color w:val="000000"/>
-                <w:kern w:val="0"/>
-                <w14:ligatures w14:val="none"/>
-              </w:rPr>
-              <w:t>2</w:t>
-            </w:r>
-            <w:r>
-              <w:rPr>
-                <w:rFonts w:ascii="Courier New" w:eastAsia="Times New Roman" w:hAnsi="Courier New" w:cs="Courier New"/>
-                <w:b/>
-                <w:bCs/>
-                <w:color w:val="000000"/>
-                <w:kern w:val="0"/>
-                <w14:ligatures w14:val="none"/>
-              </w:rPr>
-              <w:t>7</w:t>
+                <w:color w:val="000000"/>
+                <w:kern w:val="0"/>
+                <w14:ligatures w14:val="none"/>
+              </w:rPr>
+              <w:t>27</w:t>
             </w:r>
           </w:p>
         </w:tc>
@@ -10569,8 +10173,6 @@
               <w:cnfStyle w:val="000000000000" w:firstRow="0" w:lastRow="0" w:firstColumn="0" w:lastColumn="0" w:oddVBand="0" w:evenVBand="0" w:oddHBand="0" w:evenHBand="0" w:firstRowFirstColumn="0" w:firstRowLastColumn="0" w:lastRowFirstColumn="0" w:lastRowLastColumn="0"/>
               <w:rPr>
                 <w:rFonts w:ascii="Times New Roman" w:eastAsia="Times New Roman" w:hAnsi="Times New Roman" w:cs="Times New Roman"/>
-                <w:b/>
-                <w:bCs/>
                 <w:kern w:val="0"/>
                 <w:sz w:val="20"/>
                 <w:szCs w:val="20"/>
@@ -10598,19 +10200,23 @@
             <w:pPr>
               <w:rPr>
                 <w:rFonts w:ascii="Courier New" w:eastAsia="Times New Roman" w:hAnsi="Courier New" w:cs="Courier New"/>
-                <w:color w:val="000000"/>
-                <w:kern w:val="0"/>
-                <w14:ligatures w14:val="none"/>
-              </w:rPr>
-            </w:pPr>
-            <w:r>
-              <w:rPr>
-                <w:rFonts w:ascii="Courier New" w:eastAsia="Times New Roman" w:hAnsi="Courier New" w:cs="Courier New"/>
-                <w:color w:val="000000"/>
-                <w:kern w:val="0"/>
-                <w14:ligatures w14:val="none"/>
-              </w:rPr>
-              <w:t>Band-aid</w:t>
+                <w:b w:val="0"/>
+                <w:bCs w:val="0"/>
+                <w:color w:val="000000"/>
+                <w:kern w:val="0"/>
+                <w14:ligatures w14:val="none"/>
+              </w:rPr>
+            </w:pPr>
+            <w:r>
+              <w:rPr>
+                <w:rFonts w:ascii="Courier New" w:eastAsia="Times New Roman" w:hAnsi="Courier New" w:cs="Courier New"/>
+                <w:b w:val="0"/>
+                <w:bCs w:val="0"/>
+                <w:color w:val="000000"/>
+                <w:kern w:val="0"/>
+                <w14:ligatures w14:val="none"/>
+              </w:rPr>
+              <w:t>Beer bottles to cheer</w:t>
             </w:r>
           </w:p>
         </w:tc>
@@ -10627,8 +10233,6 @@
               <w:cnfStyle w:val="000000100000" w:firstRow="0" w:lastRow="0" w:firstColumn="0" w:lastColumn="0" w:oddVBand="0" w:evenVBand="0" w:oddHBand="1" w:evenHBand="0" w:firstRowFirstColumn="0" w:firstRowLastColumn="0" w:lastRowFirstColumn="0" w:lastRowLastColumn="0"/>
               <w:rPr>
                 <w:rFonts w:ascii="Courier New" w:eastAsia="Times New Roman" w:hAnsi="Courier New" w:cs="Courier New"/>
-                <w:b/>
-                <w:bCs/>
                 <w:color w:val="000000"/>
                 <w:kern w:val="0"/>
                 <w14:ligatures w14:val="none"/>
@@ -10649,8 +10253,6 @@
               <w:cnfStyle w:val="000000100000" w:firstRow="0" w:lastRow="0" w:firstColumn="0" w:lastColumn="0" w:oddVBand="0" w:evenVBand="0" w:oddHBand="1" w:evenHBand="0" w:firstRowFirstColumn="0" w:firstRowLastColumn="0" w:lastRowFirstColumn="0" w:lastRowLastColumn="0"/>
               <w:rPr>
                 <w:rFonts w:ascii="Times New Roman" w:eastAsia="Times New Roman" w:hAnsi="Times New Roman" w:cs="Times New Roman"/>
-                <w:b/>
-                <w:bCs/>
                 <w:kern w:val="0"/>
                 <w:sz w:val="20"/>
                 <w:szCs w:val="20"/>
@@ -10660,24 +10262,11 @@
             <w:r>
               <w:rPr>
                 <w:rFonts w:ascii="Courier New" w:eastAsia="Times New Roman" w:hAnsi="Courier New" w:cs="Courier New"/>
-                <w:b/>
-                <w:bCs/>
-                <w:color w:val="000000"/>
-                <w:kern w:val="0"/>
-                <w14:ligatures w14:val="none"/>
-              </w:rPr>
-              <w:t>2</w:t>
-            </w:r>
-            <w:r>
-              <w:rPr>
-                <w:rFonts w:ascii="Courier New" w:eastAsia="Times New Roman" w:hAnsi="Courier New" w:cs="Courier New"/>
-                <w:b/>
-                <w:bCs/>
-                <w:color w:val="000000"/>
-                <w:kern w:val="0"/>
-                <w14:ligatures w14:val="none"/>
-              </w:rPr>
-              <w:t>7</w:t>
+                <w:color w:val="000000"/>
+                <w:kern w:val="0"/>
+                <w14:ligatures w14:val="none"/>
+              </w:rPr>
+              <w:t>27</w:t>
             </w:r>
           </w:p>
         </w:tc>
@@ -10691,8 +10280,6 @@
               <w:cnfStyle w:val="000000100000" w:firstRow="0" w:lastRow="0" w:firstColumn="0" w:lastColumn="0" w:oddVBand="0" w:evenVBand="0" w:oddHBand="1" w:evenHBand="0" w:firstRowFirstColumn="0" w:firstRowLastColumn="0" w:lastRowFirstColumn="0" w:lastRowLastColumn="0"/>
               <w:rPr>
                 <w:rFonts w:ascii="Times New Roman" w:eastAsia="Times New Roman" w:hAnsi="Times New Roman" w:cs="Times New Roman"/>
-                <w:b/>
-                <w:bCs/>
                 <w:kern w:val="0"/>
                 <w:sz w:val="20"/>
                 <w:szCs w:val="20"/>
@@ -10719,19 +10306,23 @@
             <w:pPr>
               <w:rPr>
                 <w:rFonts w:ascii="Courier New" w:eastAsia="Times New Roman" w:hAnsi="Courier New" w:cs="Courier New"/>
-                <w:color w:val="000000"/>
-                <w:kern w:val="0"/>
-                <w14:ligatures w14:val="none"/>
-              </w:rPr>
-            </w:pPr>
-            <w:r>
-              <w:rPr>
-                <w:rFonts w:ascii="Courier New" w:eastAsia="Times New Roman" w:hAnsi="Courier New" w:cs="Courier New"/>
-                <w:color w:val="000000"/>
-                <w:kern w:val="0"/>
-                <w14:ligatures w14:val="none"/>
-              </w:rPr>
-              <w:t>Puppy</w:t>
+                <w:b w:val="0"/>
+                <w:bCs w:val="0"/>
+                <w:color w:val="000000"/>
+                <w:kern w:val="0"/>
+                <w14:ligatures w14:val="none"/>
+              </w:rPr>
+            </w:pPr>
+            <w:r>
+              <w:rPr>
+                <w:rFonts w:ascii="Courier New" w:eastAsia="Times New Roman" w:hAnsi="Courier New" w:cs="Courier New"/>
+                <w:b w:val="0"/>
+                <w:bCs w:val="0"/>
+                <w:color w:val="000000"/>
+                <w:kern w:val="0"/>
+                <w14:ligatures w14:val="none"/>
+              </w:rPr>
+              <w:t>Doobie</w:t>
             </w:r>
           </w:p>
         </w:tc>
@@ -10748,8 +10339,6 @@
               <w:cnfStyle w:val="000000000000" w:firstRow="0" w:lastRow="0" w:firstColumn="0" w:lastColumn="0" w:oddVBand="0" w:evenVBand="0" w:oddHBand="0" w:evenHBand="0" w:firstRowFirstColumn="0" w:firstRowLastColumn="0" w:lastRowFirstColumn="0" w:lastRowLastColumn="0"/>
               <w:rPr>
                 <w:rFonts w:ascii="Courier New" w:eastAsia="Times New Roman" w:hAnsi="Courier New" w:cs="Courier New"/>
-                <w:b/>
-                <w:bCs/>
                 <w:color w:val="000000"/>
                 <w:kern w:val="0"/>
                 <w14:ligatures w14:val="none"/>
@@ -10770,8 +10359,6 @@
               <w:cnfStyle w:val="000000000000" w:firstRow="0" w:lastRow="0" w:firstColumn="0" w:lastColumn="0" w:oddVBand="0" w:evenVBand="0" w:oddHBand="0" w:evenHBand="0" w:firstRowFirstColumn="0" w:firstRowLastColumn="0" w:lastRowFirstColumn="0" w:lastRowLastColumn="0"/>
               <w:rPr>
                 <w:rFonts w:ascii="Times New Roman" w:eastAsia="Times New Roman" w:hAnsi="Times New Roman" w:cs="Times New Roman"/>
-                <w:b/>
-                <w:bCs/>
                 <w:kern w:val="0"/>
                 <w:sz w:val="20"/>
                 <w:szCs w:val="20"/>
@@ -10781,24 +10368,11 @@
             <w:r>
               <w:rPr>
                 <w:rFonts w:ascii="Courier New" w:eastAsia="Times New Roman" w:hAnsi="Courier New" w:cs="Courier New"/>
-                <w:b/>
-                <w:bCs/>
-                <w:color w:val="000000"/>
-                <w:kern w:val="0"/>
-                <w14:ligatures w14:val="none"/>
-              </w:rPr>
-              <w:t>2</w:t>
-            </w:r>
-            <w:r>
-              <w:rPr>
-                <w:rFonts w:ascii="Courier New" w:eastAsia="Times New Roman" w:hAnsi="Courier New" w:cs="Courier New"/>
-                <w:b/>
-                <w:bCs/>
-                <w:color w:val="000000"/>
-                <w:kern w:val="0"/>
-                <w14:ligatures w14:val="none"/>
-              </w:rPr>
-              <w:t>7</w:t>
+                <w:color w:val="000000"/>
+                <w:kern w:val="0"/>
+                <w14:ligatures w14:val="none"/>
+              </w:rPr>
+              <w:t>27</w:t>
             </w:r>
           </w:p>
         </w:tc>
@@ -10812,8 +10386,6 @@
               <w:cnfStyle w:val="000000000000" w:firstRow="0" w:lastRow="0" w:firstColumn="0" w:lastColumn="0" w:oddVBand="0" w:evenVBand="0" w:oddHBand="0" w:evenHBand="0" w:firstRowFirstColumn="0" w:firstRowLastColumn="0" w:lastRowFirstColumn="0" w:lastRowLastColumn="0"/>
               <w:rPr>
                 <w:rFonts w:ascii="Times New Roman" w:eastAsia="Times New Roman" w:hAnsi="Times New Roman" w:cs="Times New Roman"/>
-                <w:b/>
-                <w:bCs/>
                 <w:kern w:val="0"/>
                 <w:sz w:val="20"/>
                 <w:szCs w:val="20"/>
@@ -10835,25 +10407,28 @@
             <w:tcW w:w="4405" w:type="dxa"/>
             <w:noWrap/>
             <w:vAlign w:val="center"/>
-            <w:hideMark/>
-          </w:tcPr>
-          <w:p>
-            <w:pPr>
-              <w:rPr>
-                <w:rFonts w:ascii="Courier New" w:eastAsia="Times New Roman" w:hAnsi="Courier New" w:cs="Courier New"/>
-                <w:color w:val="000000"/>
-                <w:kern w:val="0"/>
-                <w14:ligatures w14:val="none"/>
-              </w:rPr>
-            </w:pPr>
-            <w:r>
-              <w:rPr>
-                <w:rFonts w:ascii="Courier New" w:eastAsia="Times New Roman" w:hAnsi="Courier New" w:cs="Courier New"/>
-                <w:color w:val="000000"/>
-                <w:kern w:val="0"/>
-                <w14:ligatures w14:val="none"/>
-              </w:rPr>
-              <w:t>Bat and ball</w:t>
+          </w:tcPr>
+          <w:p>
+            <w:pPr>
+              <w:rPr>
+                <w:rFonts w:ascii="Courier New" w:eastAsia="Times New Roman" w:hAnsi="Courier New" w:cs="Courier New"/>
+                <w:b w:val="0"/>
+                <w:bCs w:val="0"/>
+                <w:color w:val="000000"/>
+                <w:kern w:val="0"/>
+                <w14:ligatures w14:val="none"/>
+              </w:rPr>
+            </w:pPr>
+            <w:r>
+              <w:rPr>
+                <w:rFonts w:ascii="Courier New" w:eastAsia="Times New Roman" w:hAnsi="Courier New" w:cs="Courier New"/>
+                <w:b w:val="0"/>
+                <w:bCs w:val="0"/>
+                <w:color w:val="000000"/>
+                <w:kern w:val="0"/>
+                <w14:ligatures w14:val="none"/>
+              </w:rPr>
+              <w:t>Wedding Ring</w:t>
             </w:r>
           </w:p>
         </w:tc>
@@ -10862,16 +10437,13 @@
             <w:tcW w:w="1890" w:type="dxa"/>
             <w:noWrap/>
             <w:vAlign w:val="center"/>
-            <w:hideMark/>
-          </w:tcPr>
-          <w:p>
-            <w:pPr>
-              <w:jc w:val="center"/>
-              <w:cnfStyle w:val="000000100000" w:firstRow="0" w:lastRow="0" w:firstColumn="0" w:lastColumn="0" w:oddVBand="0" w:evenVBand="0" w:oddHBand="1" w:evenHBand="0" w:firstRowFirstColumn="0" w:firstRowLastColumn="0" w:lastRowFirstColumn="0" w:lastRowLastColumn="0"/>
-              <w:rPr>
-                <w:rFonts w:ascii="Courier New" w:eastAsia="Times New Roman" w:hAnsi="Courier New" w:cs="Courier New"/>
-                <w:b/>
-                <w:bCs/>
+          </w:tcPr>
+          <w:p>
+            <w:pPr>
+              <w:jc w:val="center"/>
+              <w:cnfStyle w:val="000000100000" w:firstRow="0" w:lastRow="0" w:firstColumn="0" w:lastColumn="0" w:oddVBand="0" w:evenVBand="0" w:oddHBand="1" w:evenHBand="0" w:firstRowFirstColumn="0" w:firstRowLastColumn="0" w:lastRowFirstColumn="0" w:lastRowLastColumn="0"/>
+              <w:rPr>
+                <w:rFonts w:ascii="Courier New" w:eastAsia="Times New Roman" w:hAnsi="Courier New" w:cs="Courier New"/>
                 <w:color w:val="000000"/>
                 <w:kern w:val="0"/>
                 <w14:ligatures w14:val="none"/>
@@ -10884,58 +10456,39 @@
             <w:tcW w:w="3268" w:type="dxa"/>
             <w:noWrap/>
             <w:vAlign w:val="center"/>
-            <w:hideMark/>
-          </w:tcPr>
-          <w:p>
-            <w:pPr>
-              <w:jc w:val="center"/>
+          </w:tcPr>
+          <w:p>
+            <w:pPr>
+              <w:jc w:val="center"/>
+              <w:cnfStyle w:val="000000100000" w:firstRow="0" w:lastRow="0" w:firstColumn="0" w:lastColumn="0" w:oddVBand="0" w:evenVBand="0" w:oddHBand="1" w:evenHBand="0" w:firstRowFirstColumn="0" w:firstRowLastColumn="0" w:lastRowFirstColumn="0" w:lastRowLastColumn="0"/>
+              <w:rPr>
+                <w:rFonts w:ascii="Courier New" w:eastAsia="Times New Roman" w:hAnsi="Courier New" w:cs="Courier New"/>
+                <w:color w:val="000000"/>
+                <w:kern w:val="0"/>
+                <w14:ligatures w14:val="none"/>
+              </w:rPr>
+            </w:pPr>
+            <w:r>
+              <w:rPr>
+                <w:rFonts w:ascii="Courier New" w:eastAsia="Times New Roman" w:hAnsi="Courier New" w:cs="Courier New"/>
+                <w:color w:val="000000"/>
+                <w:kern w:val="0"/>
+                <w14:ligatures w14:val="none"/>
+              </w:rPr>
+              <w:t>27</w:t>
+            </w:r>
+          </w:p>
+        </w:tc>
+        <w:tc>
+          <w:tcPr>
+            <w:tcW w:w="1804" w:type="dxa"/>
+            <w:vAlign w:val="center"/>
+          </w:tcPr>
+          <w:p>
+            <w:pPr>
               <w:cnfStyle w:val="000000100000" w:firstRow="0" w:lastRow="0" w:firstColumn="0" w:lastColumn="0" w:oddVBand="0" w:evenVBand="0" w:oddHBand="1" w:evenHBand="0" w:firstRowFirstColumn="0" w:firstRowLastColumn="0" w:lastRowFirstColumn="0" w:lastRowLastColumn="0"/>
               <w:rPr>
                 <w:rFonts w:ascii="Times New Roman" w:eastAsia="Times New Roman" w:hAnsi="Times New Roman" w:cs="Times New Roman"/>
-                <w:b/>
-                <w:bCs/>
-                <w:kern w:val="0"/>
-                <w:sz w:val="20"/>
-                <w:szCs w:val="20"/>
-                <w14:ligatures w14:val="none"/>
-              </w:rPr>
-            </w:pPr>
-            <w:r>
-              <w:rPr>
-                <w:rFonts w:ascii="Courier New" w:eastAsia="Times New Roman" w:hAnsi="Courier New" w:cs="Courier New"/>
-                <w:b/>
-                <w:bCs/>
-                <w:color w:val="000000"/>
-                <w:kern w:val="0"/>
-                <w14:ligatures w14:val="none"/>
-              </w:rPr>
-              <w:t>2</w:t>
-            </w:r>
-            <w:r>
-              <w:rPr>
-                <w:rFonts w:ascii="Courier New" w:eastAsia="Times New Roman" w:hAnsi="Courier New" w:cs="Courier New"/>
-                <w:b/>
-                <w:bCs/>
-                <w:color w:val="000000"/>
-                <w:kern w:val="0"/>
-                <w14:ligatures w14:val="none"/>
-              </w:rPr>
-              <w:t>7</w:t>
-            </w:r>
-          </w:p>
-        </w:tc>
-        <w:tc>
-          <w:tcPr>
-            <w:tcW w:w="1804" w:type="dxa"/>
-            <w:vAlign w:val="center"/>
-          </w:tcPr>
-          <w:p>
-            <w:pPr>
-              <w:cnfStyle w:val="000000100000" w:firstRow="0" w:lastRow="0" w:firstColumn="0" w:lastColumn="0" w:oddVBand="0" w:evenVBand="0" w:oddHBand="1" w:evenHBand="0" w:firstRowFirstColumn="0" w:firstRowLastColumn="0" w:lastRowFirstColumn="0" w:lastRowLastColumn="0"/>
-              <w:rPr>
-                <w:rFonts w:ascii="Times New Roman" w:eastAsia="Times New Roman" w:hAnsi="Times New Roman" w:cs="Times New Roman"/>
-                <w:b/>
-                <w:bCs/>
                 <w:kern w:val="0"/>
                 <w:sz w:val="20"/>
                 <w:szCs w:val="20"/>
@@ -10956,25 +10509,28 @@
             <w:tcW w:w="4405" w:type="dxa"/>
             <w:noWrap/>
             <w:vAlign w:val="center"/>
-            <w:hideMark/>
-          </w:tcPr>
-          <w:p>
-            <w:pPr>
-              <w:rPr>
-                <w:rFonts w:ascii="Courier New" w:eastAsia="Times New Roman" w:hAnsi="Courier New" w:cs="Courier New"/>
-                <w:color w:val="000000"/>
-                <w:kern w:val="0"/>
-                <w14:ligatures w14:val="none"/>
-              </w:rPr>
-            </w:pPr>
-            <w:r>
-              <w:rPr>
-                <w:rFonts w:ascii="Courier New" w:eastAsia="Times New Roman" w:hAnsi="Courier New" w:cs="Courier New"/>
-                <w:color w:val="000000"/>
-                <w:kern w:val="0"/>
-                <w14:ligatures w14:val="none"/>
-              </w:rPr>
-              <w:t>Ice-lollies</w:t>
+          </w:tcPr>
+          <w:p>
+            <w:pPr>
+              <w:rPr>
+                <w:rFonts w:ascii="Courier New" w:eastAsia="Times New Roman" w:hAnsi="Courier New" w:cs="Courier New"/>
+                <w:b w:val="0"/>
+                <w:bCs w:val="0"/>
+                <w:color w:val="000000"/>
+                <w:kern w:val="0"/>
+                <w14:ligatures w14:val="none"/>
+              </w:rPr>
+            </w:pPr>
+            <w:r>
+              <w:rPr>
+                <w:rFonts w:ascii="Courier New" w:eastAsia="Times New Roman" w:hAnsi="Courier New" w:cs="Courier New"/>
+                <w:b w:val="0"/>
+                <w:bCs w:val="0"/>
+                <w:color w:val="000000"/>
+                <w:kern w:val="0"/>
+                <w14:ligatures w14:val="none"/>
+              </w:rPr>
+              <w:t xml:space="preserve">A cloth to cover invertor </w:t>
             </w:r>
           </w:p>
         </w:tc>
@@ -10991,8 +10547,6 @@
               <w:cnfStyle w:val="000000000000" w:firstRow="0" w:lastRow="0" w:firstColumn="0" w:lastColumn="0" w:oddVBand="0" w:evenVBand="0" w:oddHBand="0" w:evenHBand="0" w:firstRowFirstColumn="0" w:firstRowLastColumn="0" w:lastRowFirstColumn="0" w:lastRowLastColumn="0"/>
               <w:rPr>
                 <w:rFonts w:ascii="Courier New" w:eastAsia="Times New Roman" w:hAnsi="Courier New" w:cs="Courier New"/>
-                <w:b/>
-                <w:bCs/>
                 <w:color w:val="000000"/>
                 <w:kern w:val="0"/>
                 <w14:ligatures w14:val="none"/>
@@ -11013,36 +10567,12 @@
               <w:cnfStyle w:val="000000000000" w:firstRow="0" w:lastRow="0" w:firstColumn="0" w:lastColumn="0" w:oddVBand="0" w:evenVBand="0" w:oddHBand="0" w:evenHBand="0" w:firstRowFirstColumn="0" w:firstRowLastColumn="0" w:lastRowFirstColumn="0" w:lastRowLastColumn="0"/>
               <w:rPr>
                 <w:rFonts w:ascii="Times New Roman" w:eastAsia="Times New Roman" w:hAnsi="Times New Roman" w:cs="Times New Roman"/>
-                <w:b/>
-                <w:bCs/>
                 <w:kern w:val="0"/>
                 <w:sz w:val="20"/>
                 <w:szCs w:val="20"/>
                 <w14:ligatures w14:val="none"/>
               </w:rPr>
             </w:pPr>
-            <w:r>
-              <w:rPr>
-                <w:rFonts w:ascii="Courier New" w:eastAsia="Times New Roman" w:hAnsi="Courier New" w:cs="Courier New"/>
-                <w:b/>
-                <w:bCs/>
-                <w:color w:val="000000"/>
-                <w:kern w:val="0"/>
-                <w14:ligatures w14:val="none"/>
-              </w:rPr>
-              <w:t>2</w:t>
-            </w:r>
-            <w:r>
-              <w:rPr>
-                <w:rFonts w:ascii="Courier New" w:eastAsia="Times New Roman" w:hAnsi="Courier New" w:cs="Courier New"/>
-                <w:b/>
-                <w:bCs/>
-                <w:color w:val="000000"/>
-                <w:kern w:val="0"/>
-                <w14:ligatures w14:val="none"/>
-              </w:rPr>
-              <w:t>7</w:t>
-            </w:r>
           </w:p>
         </w:tc>
         <w:tc>
@@ -11055,8 +10585,6 @@
               <w:cnfStyle w:val="000000000000" w:firstRow="0" w:lastRow="0" w:firstColumn="0" w:lastColumn="0" w:oddVBand="0" w:evenVBand="0" w:oddHBand="0" w:evenHBand="0" w:firstRowFirstColumn="0" w:firstRowLastColumn="0" w:lastRowFirstColumn="0" w:lastRowLastColumn="0"/>
               <w:rPr>
                 <w:rFonts w:ascii="Times New Roman" w:eastAsia="Times New Roman" w:hAnsi="Times New Roman" w:cs="Times New Roman"/>
-                <w:b/>
-                <w:bCs/>
                 <w:kern w:val="0"/>
                 <w:sz w:val="20"/>
                 <w:szCs w:val="20"/>
@@ -11066,463 +10594,8 @@
           </w:p>
         </w:tc>
       </w:tr>
-      <w:tr>
-        <w:trPr>
-          <w:cnfStyle w:val="000000100000" w:firstRow="0" w:lastRow="0" w:firstColumn="0" w:lastColumn="0" w:oddVBand="0" w:evenVBand="0" w:oddHBand="1" w:evenHBand="0" w:firstRowFirstColumn="0" w:firstRowLastColumn="0" w:lastRowFirstColumn="0" w:lastRowLastColumn="0"/>
-          <w:trHeight w:val="432"/>
-          <w:jc w:val="center"/>
-        </w:trPr>
-        <w:tc>
-          <w:tcPr>
-            <w:cnfStyle w:val="001000000000" w:firstRow="0" w:lastRow="0" w:firstColumn="1" w:lastColumn="0" w:oddVBand="0" w:evenVBand="0" w:oddHBand="0" w:evenHBand="0" w:firstRowFirstColumn="0" w:firstRowLastColumn="0" w:lastRowFirstColumn="0" w:lastRowLastColumn="0"/>
-            <w:tcW w:w="4405" w:type="dxa"/>
-            <w:noWrap/>
-            <w:vAlign w:val="center"/>
-            <w:hideMark/>
-          </w:tcPr>
-          <w:p>
-            <w:pPr>
-              <w:rPr>
-                <w:rFonts w:ascii="Courier New" w:eastAsia="Times New Roman" w:hAnsi="Courier New" w:cs="Courier New"/>
-                <w:color w:val="000000"/>
-                <w:kern w:val="0"/>
-                <w14:ligatures w14:val="none"/>
-              </w:rPr>
-            </w:pPr>
-            <w:r>
-              <w:rPr>
-                <w:rFonts w:ascii="Courier New" w:eastAsia="Times New Roman" w:hAnsi="Courier New" w:cs="Courier New"/>
-                <w:color w:val="000000"/>
-                <w:kern w:val="0"/>
-                <w14:ligatures w14:val="none"/>
-              </w:rPr>
-              <w:t>Beer bottles to cheer</w:t>
-            </w:r>
-          </w:p>
-        </w:tc>
-        <w:tc>
-          <w:tcPr>
-            <w:tcW w:w="1890" w:type="dxa"/>
-            <w:noWrap/>
-            <w:vAlign w:val="center"/>
-            <w:hideMark/>
-          </w:tcPr>
-          <w:p>
-            <w:pPr>
-              <w:jc w:val="center"/>
-              <w:cnfStyle w:val="000000100000" w:firstRow="0" w:lastRow="0" w:firstColumn="0" w:lastColumn="0" w:oddVBand="0" w:evenVBand="0" w:oddHBand="1" w:evenHBand="0" w:firstRowFirstColumn="0" w:firstRowLastColumn="0" w:lastRowFirstColumn="0" w:lastRowLastColumn="0"/>
-              <w:rPr>
-                <w:rFonts w:ascii="Courier New" w:eastAsia="Times New Roman" w:hAnsi="Courier New" w:cs="Courier New"/>
-                <w:b/>
-                <w:bCs/>
-                <w:color w:val="000000"/>
-                <w:kern w:val="0"/>
-                <w14:ligatures w14:val="none"/>
-              </w:rPr>
-            </w:pPr>
-          </w:p>
-        </w:tc>
-        <w:tc>
-          <w:tcPr>
-            <w:tcW w:w="3268" w:type="dxa"/>
-            <w:noWrap/>
-            <w:vAlign w:val="center"/>
-            <w:hideMark/>
-          </w:tcPr>
-          <w:p>
-            <w:pPr>
-              <w:jc w:val="center"/>
-              <w:cnfStyle w:val="000000100000" w:firstRow="0" w:lastRow="0" w:firstColumn="0" w:lastColumn="0" w:oddVBand="0" w:evenVBand="0" w:oddHBand="1" w:evenHBand="0" w:firstRowFirstColumn="0" w:firstRowLastColumn="0" w:lastRowFirstColumn="0" w:lastRowLastColumn="0"/>
-              <w:rPr>
-                <w:rFonts w:ascii="Times New Roman" w:eastAsia="Times New Roman" w:hAnsi="Times New Roman" w:cs="Times New Roman"/>
-                <w:b/>
-                <w:bCs/>
-                <w:kern w:val="0"/>
-                <w:sz w:val="20"/>
-                <w:szCs w:val="20"/>
-                <w14:ligatures w14:val="none"/>
-              </w:rPr>
-            </w:pPr>
-            <w:r>
-              <w:rPr>
-                <w:rFonts w:ascii="Courier New" w:eastAsia="Times New Roman" w:hAnsi="Courier New" w:cs="Courier New"/>
-                <w:b/>
-                <w:bCs/>
-                <w:color w:val="000000"/>
-                <w:kern w:val="0"/>
-                <w14:ligatures w14:val="none"/>
-              </w:rPr>
-              <w:t>2</w:t>
-            </w:r>
-            <w:r>
-              <w:rPr>
-                <w:rFonts w:ascii="Courier New" w:eastAsia="Times New Roman" w:hAnsi="Courier New" w:cs="Courier New"/>
-                <w:b/>
-                <w:bCs/>
-                <w:color w:val="000000"/>
-                <w:kern w:val="0"/>
-                <w14:ligatures w14:val="none"/>
-              </w:rPr>
-              <w:t>7</w:t>
-            </w:r>
-          </w:p>
-        </w:tc>
-        <w:tc>
-          <w:tcPr>
-            <w:tcW w:w="1804" w:type="dxa"/>
-            <w:vAlign w:val="center"/>
-          </w:tcPr>
-          <w:p>
-            <w:pPr>
-              <w:cnfStyle w:val="000000100000" w:firstRow="0" w:lastRow="0" w:firstColumn="0" w:lastColumn="0" w:oddVBand="0" w:evenVBand="0" w:oddHBand="1" w:evenHBand="0" w:firstRowFirstColumn="0" w:firstRowLastColumn="0" w:lastRowFirstColumn="0" w:lastRowLastColumn="0"/>
-              <w:rPr>
-                <w:rFonts w:ascii="Times New Roman" w:eastAsia="Times New Roman" w:hAnsi="Times New Roman" w:cs="Times New Roman"/>
-                <w:b/>
-                <w:bCs/>
-                <w:kern w:val="0"/>
-                <w:sz w:val="20"/>
-                <w:szCs w:val="20"/>
-                <w14:ligatures w14:val="none"/>
-              </w:rPr>
-            </w:pPr>
-          </w:p>
-        </w:tc>
-      </w:tr>
-      <w:tr>
-        <w:trPr>
-          <w:trHeight w:val="432"/>
-          <w:jc w:val="center"/>
-        </w:trPr>
-        <w:tc>
-          <w:tcPr>
-            <w:cnfStyle w:val="001000000000" w:firstRow="0" w:lastRow="0" w:firstColumn="1" w:lastColumn="0" w:oddVBand="0" w:evenVBand="0" w:oddHBand="0" w:evenHBand="0" w:firstRowFirstColumn="0" w:firstRowLastColumn="0" w:lastRowFirstColumn="0" w:lastRowLastColumn="0"/>
-            <w:tcW w:w="4405" w:type="dxa"/>
-            <w:noWrap/>
-            <w:vAlign w:val="center"/>
-            <w:hideMark/>
-          </w:tcPr>
-          <w:p>
-            <w:pPr>
-              <w:rPr>
-                <w:rFonts w:ascii="Courier New" w:eastAsia="Times New Roman" w:hAnsi="Courier New" w:cs="Courier New"/>
-                <w:color w:val="000000"/>
-                <w:kern w:val="0"/>
-                <w14:ligatures w14:val="none"/>
-              </w:rPr>
-            </w:pPr>
-            <w:r>
-              <w:rPr>
-                <w:rFonts w:ascii="Courier New" w:eastAsia="Times New Roman" w:hAnsi="Courier New" w:cs="Courier New"/>
-                <w:color w:val="000000"/>
-                <w:kern w:val="0"/>
-                <w14:ligatures w14:val="none"/>
-              </w:rPr>
-              <w:t>Doobie</w:t>
-            </w:r>
-          </w:p>
-        </w:tc>
-        <w:tc>
-          <w:tcPr>
-            <w:tcW w:w="1890" w:type="dxa"/>
-            <w:noWrap/>
-            <w:vAlign w:val="center"/>
-            <w:hideMark/>
-          </w:tcPr>
-          <w:p>
-            <w:pPr>
-              <w:jc w:val="center"/>
-              <w:cnfStyle w:val="000000000000" w:firstRow="0" w:lastRow="0" w:firstColumn="0" w:lastColumn="0" w:oddVBand="0" w:evenVBand="0" w:oddHBand="0" w:evenHBand="0" w:firstRowFirstColumn="0" w:firstRowLastColumn="0" w:lastRowFirstColumn="0" w:lastRowLastColumn="0"/>
-              <w:rPr>
-                <w:rFonts w:ascii="Courier New" w:eastAsia="Times New Roman" w:hAnsi="Courier New" w:cs="Courier New"/>
-                <w:b/>
-                <w:bCs/>
-                <w:color w:val="000000"/>
-                <w:kern w:val="0"/>
-                <w14:ligatures w14:val="none"/>
-              </w:rPr>
-            </w:pPr>
-          </w:p>
-        </w:tc>
-        <w:tc>
-          <w:tcPr>
-            <w:tcW w:w="3268" w:type="dxa"/>
-            <w:noWrap/>
-            <w:vAlign w:val="center"/>
-            <w:hideMark/>
-          </w:tcPr>
-          <w:p>
-            <w:pPr>
-              <w:jc w:val="center"/>
-              <w:cnfStyle w:val="000000000000" w:firstRow="0" w:lastRow="0" w:firstColumn="0" w:lastColumn="0" w:oddVBand="0" w:evenVBand="0" w:oddHBand="0" w:evenHBand="0" w:firstRowFirstColumn="0" w:firstRowLastColumn="0" w:lastRowFirstColumn="0" w:lastRowLastColumn="0"/>
-              <w:rPr>
-                <w:rFonts w:ascii="Times New Roman" w:eastAsia="Times New Roman" w:hAnsi="Times New Roman" w:cs="Times New Roman"/>
-                <w:b/>
-                <w:bCs/>
-                <w:kern w:val="0"/>
-                <w:sz w:val="20"/>
-                <w:szCs w:val="20"/>
-                <w14:ligatures w14:val="none"/>
-              </w:rPr>
-            </w:pPr>
-            <w:r>
-              <w:rPr>
-                <w:rFonts w:ascii="Courier New" w:eastAsia="Times New Roman" w:hAnsi="Courier New" w:cs="Courier New"/>
-                <w:b/>
-                <w:bCs/>
-                <w:color w:val="000000"/>
-                <w:kern w:val="0"/>
-                <w14:ligatures w14:val="none"/>
-              </w:rPr>
-              <w:t>2</w:t>
-            </w:r>
-            <w:r>
-              <w:rPr>
-                <w:rFonts w:ascii="Courier New" w:eastAsia="Times New Roman" w:hAnsi="Courier New" w:cs="Courier New"/>
-                <w:b/>
-                <w:bCs/>
-                <w:color w:val="000000"/>
-                <w:kern w:val="0"/>
-                <w14:ligatures w14:val="none"/>
-              </w:rPr>
-              <w:t>7</w:t>
-            </w:r>
-          </w:p>
-        </w:tc>
-        <w:tc>
-          <w:tcPr>
-            <w:tcW w:w="1804" w:type="dxa"/>
-            <w:vAlign w:val="center"/>
-          </w:tcPr>
-          <w:p>
-            <w:pPr>
-              <w:cnfStyle w:val="000000000000" w:firstRow="0" w:lastRow="0" w:firstColumn="0" w:lastColumn="0" w:oddVBand="0" w:evenVBand="0" w:oddHBand="0" w:evenHBand="0" w:firstRowFirstColumn="0" w:firstRowLastColumn="0" w:lastRowFirstColumn="0" w:lastRowLastColumn="0"/>
-              <w:rPr>
-                <w:rFonts w:ascii="Times New Roman" w:eastAsia="Times New Roman" w:hAnsi="Times New Roman" w:cs="Times New Roman"/>
-                <w:b/>
-                <w:bCs/>
-                <w:kern w:val="0"/>
-                <w:sz w:val="20"/>
-                <w:szCs w:val="20"/>
-                <w14:ligatures w14:val="none"/>
-              </w:rPr>
-            </w:pPr>
-          </w:p>
-        </w:tc>
-      </w:tr>
-      <w:tr>
-        <w:trPr>
-          <w:cnfStyle w:val="000000100000" w:firstRow="0" w:lastRow="0" w:firstColumn="0" w:lastColumn="0" w:oddVBand="0" w:evenVBand="0" w:oddHBand="1" w:evenHBand="0" w:firstRowFirstColumn="0" w:firstRowLastColumn="0" w:lastRowFirstColumn="0" w:lastRowLastColumn="0"/>
-          <w:trHeight w:val="432"/>
-          <w:jc w:val="center"/>
-        </w:trPr>
-        <w:tc>
-          <w:tcPr>
-            <w:cnfStyle w:val="001000000000" w:firstRow="0" w:lastRow="0" w:firstColumn="1" w:lastColumn="0" w:oddVBand="0" w:evenVBand="0" w:oddHBand="0" w:evenHBand="0" w:firstRowFirstColumn="0" w:firstRowLastColumn="0" w:lastRowFirstColumn="0" w:lastRowLastColumn="0"/>
-            <w:tcW w:w="4405" w:type="dxa"/>
-            <w:noWrap/>
-            <w:vAlign w:val="center"/>
-          </w:tcPr>
-          <w:p>
-            <w:pPr>
-              <w:rPr>
-                <w:rFonts w:ascii="Courier New" w:eastAsia="Times New Roman" w:hAnsi="Courier New" w:cs="Courier New"/>
-                <w:color w:val="000000"/>
-                <w:kern w:val="0"/>
-                <w14:ligatures w14:val="none"/>
-              </w:rPr>
-            </w:pPr>
-            <w:r>
-              <w:rPr>
-                <w:rFonts w:ascii="Courier New" w:eastAsia="Times New Roman" w:hAnsi="Courier New" w:cs="Courier New"/>
-                <w:color w:val="000000"/>
-                <w:kern w:val="0"/>
-                <w14:ligatures w14:val="none"/>
-              </w:rPr>
-              <w:t>Wedding Ring</w:t>
-            </w:r>
-          </w:p>
-        </w:tc>
-        <w:tc>
-          <w:tcPr>
-            <w:tcW w:w="1890" w:type="dxa"/>
-            <w:noWrap/>
-            <w:vAlign w:val="center"/>
-          </w:tcPr>
-          <w:p>
-            <w:pPr>
-              <w:jc w:val="center"/>
-              <w:cnfStyle w:val="000000100000" w:firstRow="0" w:lastRow="0" w:firstColumn="0" w:lastColumn="0" w:oddVBand="0" w:evenVBand="0" w:oddHBand="1" w:evenHBand="0" w:firstRowFirstColumn="0" w:firstRowLastColumn="0" w:lastRowFirstColumn="0" w:lastRowLastColumn="0"/>
-              <w:rPr>
-                <w:rFonts w:ascii="Courier New" w:eastAsia="Times New Roman" w:hAnsi="Courier New" w:cs="Courier New"/>
-                <w:b/>
-                <w:bCs/>
-                <w:color w:val="000000"/>
-                <w:kern w:val="0"/>
-                <w14:ligatures w14:val="none"/>
-              </w:rPr>
-            </w:pPr>
-          </w:p>
-        </w:tc>
-        <w:tc>
-          <w:tcPr>
-            <w:tcW w:w="3268" w:type="dxa"/>
-            <w:noWrap/>
-            <w:vAlign w:val="center"/>
-          </w:tcPr>
-          <w:p>
-            <w:pPr>
-              <w:jc w:val="center"/>
-              <w:cnfStyle w:val="000000100000" w:firstRow="0" w:lastRow="0" w:firstColumn="0" w:lastColumn="0" w:oddVBand="0" w:evenVBand="0" w:oddHBand="1" w:evenHBand="0" w:firstRowFirstColumn="0" w:firstRowLastColumn="0" w:lastRowFirstColumn="0" w:lastRowLastColumn="0"/>
-              <w:rPr>
-                <w:rFonts w:ascii="Courier New" w:eastAsia="Times New Roman" w:hAnsi="Courier New" w:cs="Courier New"/>
-                <w:b/>
-                <w:bCs/>
-                <w:color w:val="000000"/>
-                <w:kern w:val="0"/>
-                <w14:ligatures w14:val="none"/>
-              </w:rPr>
-            </w:pPr>
-            <w:r>
-              <w:rPr>
-                <w:rFonts w:ascii="Courier New" w:eastAsia="Times New Roman" w:hAnsi="Courier New" w:cs="Courier New"/>
-                <w:b/>
-                <w:bCs/>
-                <w:color w:val="000000"/>
-                <w:kern w:val="0"/>
-                <w14:ligatures w14:val="none"/>
-              </w:rPr>
-              <w:t>27</w:t>
-            </w:r>
-          </w:p>
-        </w:tc>
-        <w:tc>
-          <w:tcPr>
-            <w:tcW w:w="1804" w:type="dxa"/>
-            <w:vAlign w:val="center"/>
-          </w:tcPr>
-          <w:p>
-            <w:pPr>
-              <w:cnfStyle w:val="000000100000" w:firstRow="0" w:lastRow="0" w:firstColumn="0" w:lastColumn="0" w:oddVBand="0" w:evenVBand="0" w:oddHBand="1" w:evenHBand="0" w:firstRowFirstColumn="0" w:firstRowLastColumn="0" w:lastRowFirstColumn="0" w:lastRowLastColumn="0"/>
-              <w:rPr>
-                <w:rFonts w:ascii="Times New Roman" w:eastAsia="Times New Roman" w:hAnsi="Times New Roman" w:cs="Times New Roman"/>
-                <w:b/>
-                <w:bCs/>
-                <w:kern w:val="0"/>
-                <w:sz w:val="20"/>
-                <w:szCs w:val="20"/>
-                <w14:ligatures w14:val="none"/>
-              </w:rPr>
-            </w:pPr>
-          </w:p>
-        </w:tc>
-      </w:tr>
-      <w:tr>
-        <w:trPr>
-          <w:trHeight w:val="432"/>
-          <w:jc w:val="center"/>
-        </w:trPr>
-        <w:tc>
-          <w:tcPr>
-            <w:cnfStyle w:val="001000000000" w:firstRow="0" w:lastRow="0" w:firstColumn="1" w:lastColumn="0" w:oddVBand="0" w:evenVBand="0" w:oddHBand="0" w:evenHBand="0" w:firstRowFirstColumn="0" w:firstRowLastColumn="0" w:lastRowFirstColumn="0" w:lastRowLastColumn="0"/>
-            <w:tcW w:w="4405" w:type="dxa"/>
-            <w:noWrap/>
-            <w:vAlign w:val="center"/>
-          </w:tcPr>
-          <w:p>
-            <w:pPr>
-              <w:rPr>
-                <w:rFonts w:ascii="Courier New" w:eastAsia="Times New Roman" w:hAnsi="Courier New" w:cs="Courier New"/>
-                <w:color w:val="000000"/>
-                <w:kern w:val="0"/>
-                <w14:ligatures w14:val="none"/>
-              </w:rPr>
-            </w:pPr>
-            <w:r>
-              <w:rPr>
-                <w:rFonts w:ascii="Courier New" w:eastAsia="Times New Roman" w:hAnsi="Courier New" w:cs="Courier New"/>
-                <w:color w:val="000000"/>
-                <w:kern w:val="0"/>
-                <w14:ligatures w14:val="none"/>
-              </w:rPr>
-              <w:t xml:space="preserve">A cloth to cover invertor </w:t>
-            </w:r>
-          </w:p>
-        </w:tc>
-        <w:tc>
-          <w:tcPr>
-            <w:tcW w:w="1890" w:type="dxa"/>
-            <w:noWrap/>
-            <w:vAlign w:val="center"/>
-            <w:hideMark/>
-          </w:tcPr>
-          <w:p>
-            <w:pPr>
-              <w:jc w:val="center"/>
-              <w:cnfStyle w:val="000000000000" w:firstRow="0" w:lastRow="0" w:firstColumn="0" w:lastColumn="0" w:oddVBand="0" w:evenVBand="0" w:oddHBand="0" w:evenHBand="0" w:firstRowFirstColumn="0" w:firstRowLastColumn="0" w:lastRowFirstColumn="0" w:lastRowLastColumn="0"/>
-              <w:rPr>
-                <w:rFonts w:ascii="Courier New" w:eastAsia="Times New Roman" w:hAnsi="Courier New" w:cs="Courier New"/>
-                <w:b/>
-                <w:bCs/>
-                <w:color w:val="000000"/>
-                <w:kern w:val="0"/>
-                <w14:ligatures w14:val="none"/>
-              </w:rPr>
-            </w:pPr>
-          </w:p>
-        </w:tc>
-        <w:tc>
-          <w:tcPr>
-            <w:tcW w:w="3268" w:type="dxa"/>
-            <w:noWrap/>
-            <w:vAlign w:val="center"/>
-            <w:hideMark/>
-          </w:tcPr>
-          <w:p>
-            <w:pPr>
-              <w:jc w:val="center"/>
-              <w:cnfStyle w:val="000000000000" w:firstRow="0" w:lastRow="0" w:firstColumn="0" w:lastColumn="0" w:oddVBand="0" w:evenVBand="0" w:oddHBand="0" w:evenHBand="0" w:firstRowFirstColumn="0" w:firstRowLastColumn="0" w:lastRowFirstColumn="0" w:lastRowLastColumn="0"/>
-              <w:rPr>
-                <w:rFonts w:ascii="Times New Roman" w:eastAsia="Times New Roman" w:hAnsi="Times New Roman" w:cs="Times New Roman"/>
-                <w:b/>
-                <w:bCs/>
-                <w:kern w:val="0"/>
-                <w:sz w:val="20"/>
-                <w:szCs w:val="20"/>
-                <w14:ligatures w14:val="none"/>
-              </w:rPr>
-            </w:pPr>
-          </w:p>
-        </w:tc>
-        <w:tc>
-          <w:tcPr>
-            <w:tcW w:w="1804" w:type="dxa"/>
-            <w:vAlign w:val="center"/>
-          </w:tcPr>
-          <w:p>
-            <w:pPr>
-              <w:cnfStyle w:val="000000000000" w:firstRow="0" w:lastRow="0" w:firstColumn="0" w:lastColumn="0" w:oddVBand="0" w:evenVBand="0" w:oddHBand="0" w:evenHBand="0" w:firstRowFirstColumn="0" w:firstRowLastColumn="0" w:lastRowFirstColumn="0" w:lastRowLastColumn="0"/>
-              <w:rPr>
-                <w:rFonts w:ascii="Times New Roman" w:eastAsia="Times New Roman" w:hAnsi="Times New Roman" w:cs="Times New Roman"/>
-                <w:b/>
-                <w:bCs/>
-                <w:kern w:val="0"/>
-                <w:sz w:val="20"/>
-                <w:szCs w:val="20"/>
-                <w14:ligatures w14:val="none"/>
-              </w:rPr>
-            </w:pPr>
-          </w:p>
-        </w:tc>
-      </w:tr>
     </w:tbl>
-    <w:p>
-      <w:pPr>
-        <w:rPr>
-          <w:b/>
-          <w:bCs/>
-        </w:rPr>
-      </w:pPr>
-    </w:p>
+    <w:p/>
     <w:sectPr>
       <w:pgSz w:w="12240" w:h="15840"/>
       <w:pgMar w:top="720" w:right="720" w:bottom="720" w:left="720" w:header="720" w:footer="720" w:gutter="0"/>

--- a/The_A_Shorts/2. Vyuthi/Vyuthi - The Lists/Vyuthi - The Props List.docx
+++ b/The_A_Shorts/2. Vyuthi/Vyuthi - The Lists/Vyuthi - The Props List.docx
@@ -1873,16 +1873,25 @@
                 <w:kern w:val="0"/>
                 <w14:ligatures w14:val="none"/>
               </w:rPr>
-              <w:t xml:space="preserve">5, </w:t>
-            </w:r>
-            <w:r>
-              <w:rPr>
-                <w:rFonts w:ascii="Courier New" w:eastAsia="Times New Roman" w:hAnsi="Courier New" w:cs="Courier New"/>
-                <w:color w:val="000000"/>
-                <w:kern w:val="0"/>
-                <w14:ligatures w14:val="none"/>
-              </w:rPr>
-              <w:t>16</w:t>
+              <w:t>5</w:t>
+            </w:r>
+            <w:r>
+              <w:rPr>
+                <w:rFonts w:ascii="Courier New" w:eastAsia="Times New Roman" w:hAnsi="Courier New" w:cs="Courier New"/>
+                <w:color w:val="000000"/>
+                <w:kern w:val="0"/>
+                <w14:ligatures w14:val="none"/>
+              </w:rPr>
+              <w:t>, 1</w:t>
+            </w:r>
+            <w:r>
+              <w:rPr>
+                <w:rFonts w:ascii="Courier New" w:eastAsia="Times New Roman" w:hAnsi="Courier New" w:cs="Courier New"/>
+                <w:color w:val="000000"/>
+                <w:kern w:val="0"/>
+                <w14:ligatures w14:val="none"/>
+              </w:rPr>
+              <w:t>7</w:t>
             </w:r>
           </w:p>
         </w:tc>
@@ -2020,6 +2029,28 @@
                 <w14:ligatures w14:val="none"/>
               </w:rPr>
               <w:t>, 12</w:t>
+            </w:r>
+            <w:r>
+              <w:rPr>
+                <w:rFonts w:ascii="Courier New" w:eastAsia="Times New Roman" w:hAnsi="Courier New" w:cs="Courier New"/>
+                <w:b/>
+                <w:bCs/>
+                <w:color w:val="000000"/>
+                <w:kern w:val="0"/>
+                <w14:ligatures w14:val="none"/>
+              </w:rPr>
+              <w:t>, 17</w:t>
+            </w:r>
+            <w:r>
+              <w:rPr>
+                <w:rFonts w:ascii="Courier New" w:eastAsia="Times New Roman" w:hAnsi="Courier New" w:cs="Courier New"/>
+                <w:b/>
+                <w:bCs/>
+                <w:color w:val="000000"/>
+                <w:kern w:val="0"/>
+                <w14:ligatures w14:val="none"/>
+              </w:rPr>
+              <w:t>, 20</w:t>
             </w:r>
           </w:p>
         </w:tc>
@@ -2322,7 +2353,38 @@
                 <w:kern w:val="0"/>
                 <w14:ligatures w14:val="none"/>
               </w:rPr>
-              <w:t>, 15, 16, 19</w:t>
+              <w:t xml:space="preserve">, </w:t>
+            </w:r>
+            <w:r>
+              <w:rPr>
+                <w:rFonts w:ascii="Courier New" w:eastAsia="Times New Roman" w:hAnsi="Courier New" w:cs="Courier New"/>
+                <w:b/>
+                <w:bCs/>
+                <w:color w:val="000000"/>
+                <w:kern w:val="0"/>
+                <w14:ligatures w14:val="none"/>
+              </w:rPr>
+              <w:t>14,</w:t>
+            </w:r>
+            <w:r>
+              <w:rPr>
+                <w:rFonts w:ascii="Courier New" w:eastAsia="Times New Roman" w:hAnsi="Courier New" w:cs="Courier New"/>
+                <w:color w:val="000000"/>
+                <w:kern w:val="0"/>
+                <w14:ligatures w14:val="none"/>
+              </w:rPr>
+              <w:t xml:space="preserve"> </w:t>
+            </w:r>
+            <w:r>
+              <w:rPr>
+                <w:rFonts w:ascii="Courier New" w:eastAsia="Times New Roman" w:hAnsi="Courier New" w:cs="Courier New"/>
+                <w:b/>
+                <w:bCs/>
+                <w:color w:val="000000"/>
+                <w:kern w:val="0"/>
+                <w14:ligatures w14:val="none"/>
+              </w:rPr>
+              <w:t>15</w:t>
             </w:r>
           </w:p>
         </w:tc>
@@ -2443,11 +2505,24 @@
             <w:r>
               <w:rPr>
                 <w:rFonts w:ascii="Courier New" w:eastAsia="Times New Roman" w:hAnsi="Courier New" w:cs="Courier New"/>
-                <w:color w:val="000000"/>
-                <w:kern w:val="0"/>
-                <w14:ligatures w14:val="none"/>
-              </w:rPr>
-              <w:t xml:space="preserve"> 16</w:t>
+                <w:b/>
+                <w:bCs/>
+                <w:color w:val="000000"/>
+                <w:kern w:val="0"/>
+                <w14:ligatures w14:val="none"/>
+              </w:rPr>
+              <w:t xml:space="preserve"> 1</w:t>
+            </w:r>
+            <w:r>
+              <w:rPr>
+                <w:rFonts w:ascii="Courier New" w:eastAsia="Times New Roman" w:hAnsi="Courier New" w:cs="Courier New"/>
+                <w:b/>
+                <w:bCs/>
+                <w:color w:val="000000"/>
+                <w:kern w:val="0"/>
+                <w14:ligatures w14:val="none"/>
+              </w:rPr>
+              <w:t>5</w:t>
             </w:r>
           </w:p>
         </w:tc>
@@ -2567,7 +2642,56 @@
                 <w:kern w:val="0"/>
                 <w14:ligatures w14:val="none"/>
               </w:rPr>
-              <w:t xml:space="preserve"> 9, 21</w:t>
+              <w:t xml:space="preserve"> </w:t>
+            </w:r>
+            <w:r>
+              <w:rPr>
+                <w:rFonts w:ascii="Courier New" w:eastAsia="Times New Roman" w:hAnsi="Courier New" w:cs="Courier New"/>
+                <w:b/>
+                <w:bCs/>
+                <w:color w:val="000000"/>
+                <w:kern w:val="0"/>
+                <w14:ligatures w14:val="none"/>
+              </w:rPr>
+              <w:t>9,</w:t>
+            </w:r>
+            <w:r>
+              <w:rPr>
+                <w:rFonts w:ascii="Courier New" w:eastAsia="Times New Roman" w:hAnsi="Courier New" w:cs="Courier New"/>
+                <w:color w:val="000000"/>
+                <w:kern w:val="0"/>
+                <w14:ligatures w14:val="none"/>
+              </w:rPr>
+              <w:t xml:space="preserve"> </w:t>
+            </w:r>
+            <w:r>
+              <w:rPr>
+                <w:rFonts w:ascii="Courier New" w:eastAsia="Times New Roman" w:hAnsi="Courier New" w:cs="Courier New"/>
+                <w:b/>
+                <w:bCs/>
+                <w:color w:val="000000"/>
+                <w:kern w:val="0"/>
+                <w14:ligatures w14:val="none"/>
+              </w:rPr>
+              <w:t>18</w:t>
+            </w:r>
+            <w:r>
+              <w:rPr>
+                <w:rFonts w:ascii="Courier New" w:eastAsia="Times New Roman" w:hAnsi="Courier New" w:cs="Courier New"/>
+                <w:color w:val="000000"/>
+                <w:kern w:val="0"/>
+                <w14:ligatures w14:val="none"/>
+              </w:rPr>
+              <w:t xml:space="preserve">, </w:t>
+            </w:r>
+            <w:r>
+              <w:rPr>
+                <w:rFonts w:ascii="Courier New" w:eastAsia="Times New Roman" w:hAnsi="Courier New" w:cs="Courier New"/>
+                <w:color w:val="000000"/>
+                <w:kern w:val="0"/>
+                <w14:ligatures w14:val="none"/>
+              </w:rPr>
+              <w:t>21</w:t>
             </w:r>
           </w:p>
         </w:tc>
@@ -2679,16 +2803,7 @@
                 <w:kern w:val="0"/>
                 <w14:ligatures w14:val="none"/>
               </w:rPr>
-              <w:t>7,</w:t>
-            </w:r>
-            <w:r>
-              <w:rPr>
-                <w:rFonts w:ascii="Courier New" w:eastAsia="Times New Roman" w:hAnsi="Courier New" w:cs="Courier New"/>
-                <w:color w:val="000000"/>
-                <w:kern w:val="0"/>
-                <w14:ligatures w14:val="none"/>
-              </w:rPr>
-              <w:t xml:space="preserve"> 19</w:t>
+              <w:t>7</w:t>
             </w:r>
           </w:p>
         </w:tc>
@@ -2799,16 +2914,7 @@
                 <w:kern w:val="0"/>
                 <w14:ligatures w14:val="none"/>
               </w:rPr>
-              <w:t>7,</w:t>
-            </w:r>
-            <w:r>
-              <w:rPr>
-                <w:rFonts w:ascii="Courier New" w:eastAsia="Times New Roman" w:hAnsi="Courier New" w:cs="Courier New"/>
-                <w:color w:val="000000"/>
-                <w:kern w:val="0"/>
-                <w14:ligatures w14:val="none"/>
-              </w:rPr>
-              <w:t xml:space="preserve"> 19</w:t>
+              <w:t>7</w:t>
             </w:r>
           </w:p>
         </w:tc>
@@ -3062,7 +3168,7 @@
                 <w:kern w:val="0"/>
                 <w14:ligatures w14:val="none"/>
               </w:rPr>
-              <w:t>, 19, 21, 22</w:t>
+              <w:t>, 21, 22</w:t>
             </w:r>
           </w:p>
         </w:tc>
@@ -3542,7 +3648,7 @@
                 <w:kern w:val="0"/>
                 <w14:ligatures w14:val="none"/>
               </w:rPr>
-              <w:t xml:space="preserve"> 9, 19</w:t>
+              <w:t xml:space="preserve"> 9</w:t>
             </w:r>
           </w:p>
         </w:tc>
@@ -3775,16 +3881,29 @@
                 <w:kern w:val="0"/>
                 <w14:ligatures w14:val="none"/>
               </w:rPr>
-              <w:t>10,</w:t>
-            </w:r>
-            <w:r>
-              <w:rPr>
-                <w:rFonts w:ascii="Courier New" w:eastAsia="Times New Roman" w:hAnsi="Courier New" w:cs="Courier New"/>
-                <w:color w:val="000000"/>
-                <w:kern w:val="0"/>
-                <w14:ligatures w14:val="none"/>
-              </w:rPr>
-              <w:t xml:space="preserve"> 18</w:t>
+              <w:t>10</w:t>
+            </w:r>
+            <w:r>
+              <w:rPr>
+                <w:rFonts w:ascii="Courier New" w:eastAsia="Times New Roman" w:hAnsi="Courier New" w:cs="Courier New"/>
+                <w:b/>
+                <w:bCs/>
+                <w:color w:val="000000"/>
+                <w:kern w:val="0"/>
+                <w14:ligatures w14:val="none"/>
+              </w:rPr>
+              <w:t>, 1</w:t>
+            </w:r>
+            <w:r>
+              <w:rPr>
+                <w:rFonts w:ascii="Courier New" w:eastAsia="Times New Roman" w:hAnsi="Courier New" w:cs="Courier New"/>
+                <w:b/>
+                <w:bCs/>
+                <w:color w:val="000000"/>
+                <w:kern w:val="0"/>
+                <w14:ligatures w14:val="none"/>
+              </w:rPr>
+              <w:t>7</w:t>
             </w:r>
           </w:p>
         </w:tc>
@@ -4659,16 +4778,7 @@
                 <w:kern w:val="0"/>
                 <w14:ligatures w14:val="none"/>
               </w:rPr>
-              <w:t>Laptop &amp; w</w:t>
-            </w:r>
-            <w:r>
-              <w:rPr>
-                <w:rFonts w:ascii="Courier New" w:eastAsia="Times New Roman" w:hAnsi="Courier New" w:cs="Courier New"/>
-                <w:color w:val="000000"/>
-                <w:kern w:val="0"/>
-                <w14:ligatures w14:val="none"/>
-              </w:rPr>
-              <w:t>orktable in Bedroom</w:t>
+              <w:t>Laptop &amp; worktable in Bedroom</w:t>
             </w:r>
           </w:p>
         </w:tc>
@@ -4957,11 +5067,22 @@
             <w:r>
               <w:rPr>
                 <w:rFonts w:ascii="Courier New" w:eastAsia="Times New Roman" w:hAnsi="Courier New" w:cs="Courier New"/>
-                <w:color w:val="000000"/>
-                <w:kern w:val="0"/>
-                <w14:ligatures w14:val="none"/>
-              </w:rPr>
-              <w:t>12, 17, 27</w:t>
+                <w:b/>
+                <w:bCs/>
+                <w:color w:val="000000"/>
+                <w:kern w:val="0"/>
+                <w14:ligatures w14:val="none"/>
+              </w:rPr>
+              <w:t>12,</w:t>
+            </w:r>
+            <w:r>
+              <w:rPr>
+                <w:rFonts w:ascii="Courier New" w:eastAsia="Times New Roman" w:hAnsi="Courier New" w:cs="Courier New"/>
+                <w:color w:val="000000"/>
+                <w:kern w:val="0"/>
+                <w14:ligatures w14:val="none"/>
+              </w:rPr>
+              <w:t xml:space="preserve"> 17, 27</w:t>
             </w:r>
           </w:p>
         </w:tc>
@@ -5230,29 +5351,24 @@
             <w:tcW w:w="4405" w:type="dxa"/>
             <w:noWrap/>
             <w:vAlign w:val="center"/>
-            <w:hideMark/>
-          </w:tcPr>
-          <w:p>
-            <w:pPr>
-              <w:rPr>
-                <w:rFonts w:ascii="Courier New" w:eastAsia="Times New Roman" w:hAnsi="Courier New" w:cs="Courier New"/>
-                <w:b w:val="0"/>
-                <w:bCs w:val="0"/>
-                <w:color w:val="000000"/>
-                <w:kern w:val="0"/>
-                <w14:ligatures w14:val="none"/>
-              </w:rPr>
-            </w:pPr>
-            <w:r>
-              <w:rPr>
-                <w:rFonts w:ascii="Courier New" w:eastAsia="Times New Roman" w:hAnsi="Courier New" w:cs="Courier New"/>
-                <w:b w:val="0"/>
-                <w:bCs w:val="0"/>
-                <w:color w:val="000000"/>
-                <w:kern w:val="0"/>
-                <w14:ligatures w14:val="none"/>
-              </w:rPr>
-              <w:t>Water Bottle</w:t>
+          </w:tcPr>
+          <w:p>
+            <w:pPr>
+              <w:rPr>
+                <w:rFonts w:ascii="Courier New" w:eastAsia="Times New Roman" w:hAnsi="Courier New" w:cs="Courier New"/>
+                <w:color w:val="000000"/>
+                <w:kern w:val="0"/>
+                <w14:ligatures w14:val="none"/>
+              </w:rPr>
+            </w:pPr>
+            <w:r>
+              <w:rPr>
+                <w:rFonts w:ascii="Courier New" w:eastAsia="Times New Roman" w:hAnsi="Courier New" w:cs="Courier New"/>
+                <w:color w:val="000000"/>
+                <w:kern w:val="0"/>
+                <w14:ligatures w14:val="none"/>
+              </w:rPr>
+              <w:t>Ace of Spades</w:t>
             </w:r>
           </w:p>
         </w:tc>
@@ -5261,22 +5377,25 @@
             <w:tcW w:w="1890" w:type="dxa"/>
             <w:noWrap/>
             <w:vAlign w:val="center"/>
-            <w:hideMark/>
-          </w:tcPr>
-          <w:p>
-            <w:pPr>
-              <w:jc w:val="center"/>
-              <w:cnfStyle w:val="000000100000" w:firstRow="0" w:lastRow="0" w:firstColumn="0" w:lastColumn="0" w:oddVBand="0" w:evenVBand="0" w:oddHBand="1" w:evenHBand="0" w:firstRowFirstColumn="0" w:firstRowLastColumn="0" w:lastRowFirstColumn="0" w:lastRowLastColumn="0"/>
-              <w:rPr>
-                <w:rFonts w:ascii="Courier New" w:eastAsia="Times New Roman" w:hAnsi="Courier New" w:cs="Courier New"/>
-                <w:color w:val="000000"/>
-                <w:kern w:val="0"/>
-                <w14:ligatures w14:val="none"/>
-              </w:rPr>
-            </w:pPr>
-            <w:r>
-              <w:rPr>
-                <w:rFonts w:ascii="Courier New" w:eastAsia="Times New Roman" w:hAnsi="Courier New" w:cs="Courier New"/>
+          </w:tcPr>
+          <w:p>
+            <w:pPr>
+              <w:jc w:val="center"/>
+              <w:cnfStyle w:val="000000100000" w:firstRow="0" w:lastRow="0" w:firstColumn="0" w:lastColumn="0" w:oddVBand="0" w:evenVBand="0" w:oddHBand="1" w:evenHBand="0" w:firstRowFirstColumn="0" w:firstRowLastColumn="0" w:lastRowFirstColumn="0" w:lastRowLastColumn="0"/>
+              <w:rPr>
+                <w:rFonts w:ascii="Courier New" w:eastAsia="Times New Roman" w:hAnsi="Courier New" w:cs="Courier New"/>
+                <w:b/>
+                <w:bCs/>
+                <w:color w:val="000000"/>
+                <w:kern w:val="0"/>
+                <w14:ligatures w14:val="none"/>
+              </w:rPr>
+            </w:pPr>
+            <w:r>
+              <w:rPr>
+                <w:rFonts w:ascii="Courier New" w:eastAsia="Times New Roman" w:hAnsi="Courier New" w:cs="Courier New"/>
+                <w:b/>
+                <w:bCs/>
                 <w:color w:val="000000"/>
                 <w:kern w:val="0"/>
                 <w14:ligatures w14:val="none"/>
@@ -5290,27 +5409,30 @@
             <w:tcW w:w="3268" w:type="dxa"/>
             <w:noWrap/>
             <w:vAlign w:val="center"/>
-            <w:hideMark/>
-          </w:tcPr>
-          <w:p>
-            <w:pPr>
-              <w:jc w:val="center"/>
-              <w:cnfStyle w:val="000000100000" w:firstRow="0" w:lastRow="0" w:firstColumn="0" w:lastColumn="0" w:oddVBand="0" w:evenVBand="0" w:oddHBand="1" w:evenHBand="0" w:firstRowFirstColumn="0" w:firstRowLastColumn="0" w:lastRowFirstColumn="0" w:lastRowLastColumn="0"/>
-              <w:rPr>
-                <w:rFonts w:ascii="Courier New" w:eastAsia="Times New Roman" w:hAnsi="Courier New" w:cs="Courier New"/>
-                <w:color w:val="000000"/>
-                <w:kern w:val="0"/>
-                <w14:ligatures w14:val="none"/>
-              </w:rPr>
-            </w:pPr>
-            <w:r>
-              <w:rPr>
-                <w:rFonts w:ascii="Courier New" w:eastAsia="Times New Roman" w:hAnsi="Courier New" w:cs="Courier New"/>
-                <w:color w:val="000000"/>
-                <w:kern w:val="0"/>
-                <w14:ligatures w14:val="none"/>
-              </w:rPr>
-              <w:t>13, 17, 19</w:t>
+          </w:tcPr>
+          <w:p>
+            <w:pPr>
+              <w:jc w:val="center"/>
+              <w:cnfStyle w:val="000000100000" w:firstRow="0" w:lastRow="0" w:firstColumn="0" w:lastColumn="0" w:oddVBand="0" w:evenVBand="0" w:oddHBand="1" w:evenHBand="0" w:firstRowFirstColumn="0" w:firstRowLastColumn="0" w:lastRowFirstColumn="0" w:lastRowLastColumn="0"/>
+              <w:rPr>
+                <w:rFonts w:ascii="Courier New" w:eastAsia="Times New Roman" w:hAnsi="Courier New" w:cs="Courier New"/>
+                <w:b/>
+                <w:bCs/>
+                <w:color w:val="000000"/>
+                <w:kern w:val="0"/>
+                <w14:ligatures w14:val="none"/>
+              </w:rPr>
+            </w:pPr>
+            <w:r>
+              <w:rPr>
+                <w:rFonts w:ascii="Courier New" w:eastAsia="Times New Roman" w:hAnsi="Courier New" w:cs="Courier New"/>
+                <w:b/>
+                <w:bCs/>
+                <w:color w:val="000000"/>
+                <w:kern w:val="0"/>
+                <w14:ligatures w14:val="none"/>
+              </w:rPr>
+              <w:t>13</w:t>
             </w:r>
           </w:p>
         </w:tc>
@@ -5343,29 +5465,24 @@
             <w:tcW w:w="4405" w:type="dxa"/>
             <w:noWrap/>
             <w:vAlign w:val="center"/>
-            <w:hideMark/>
-          </w:tcPr>
-          <w:p>
-            <w:pPr>
-              <w:rPr>
-                <w:rFonts w:ascii="Courier New" w:eastAsia="Times New Roman" w:hAnsi="Courier New" w:cs="Courier New"/>
-                <w:b w:val="0"/>
-                <w:bCs w:val="0"/>
-                <w:color w:val="000000"/>
-                <w:kern w:val="0"/>
-                <w14:ligatures w14:val="none"/>
-              </w:rPr>
-            </w:pPr>
-            <w:r>
-              <w:rPr>
-                <w:rFonts w:ascii="Courier New" w:eastAsia="Times New Roman" w:hAnsi="Courier New" w:cs="Courier New"/>
-                <w:b w:val="0"/>
-                <w:bCs w:val="0"/>
-                <w:color w:val="000000"/>
-                <w:kern w:val="0"/>
-                <w14:ligatures w14:val="none"/>
-              </w:rPr>
-              <w:t>Doctor’s apron</w:t>
+          </w:tcPr>
+          <w:p>
+            <w:pPr>
+              <w:rPr>
+                <w:rFonts w:ascii="Courier New" w:eastAsia="Times New Roman" w:hAnsi="Courier New" w:cs="Courier New"/>
+                <w:color w:val="000000"/>
+                <w:kern w:val="0"/>
+                <w14:ligatures w14:val="none"/>
+              </w:rPr>
+            </w:pPr>
+            <w:r>
+              <w:rPr>
+                <w:rFonts w:ascii="Courier New" w:eastAsia="Times New Roman" w:hAnsi="Courier New" w:cs="Courier New"/>
+                <w:color w:val="000000"/>
+                <w:kern w:val="0"/>
+                <w14:ligatures w14:val="none"/>
+              </w:rPr>
+              <w:t>Cigarette pack and match</w:t>
             </w:r>
           </w:p>
         </w:tc>
@@ -5374,22 +5491,25 @@
             <w:tcW w:w="1890" w:type="dxa"/>
             <w:noWrap/>
             <w:vAlign w:val="center"/>
-            <w:hideMark/>
-          </w:tcPr>
-          <w:p>
-            <w:pPr>
-              <w:jc w:val="center"/>
-              <w:cnfStyle w:val="000000000000" w:firstRow="0" w:lastRow="0" w:firstColumn="0" w:lastColumn="0" w:oddVBand="0" w:evenVBand="0" w:oddHBand="0" w:evenHBand="0" w:firstRowFirstColumn="0" w:firstRowLastColumn="0" w:lastRowFirstColumn="0" w:lastRowLastColumn="0"/>
-              <w:rPr>
-                <w:rFonts w:ascii="Courier New" w:eastAsia="Times New Roman" w:hAnsi="Courier New" w:cs="Courier New"/>
-                <w:color w:val="000000"/>
-                <w:kern w:val="0"/>
-                <w14:ligatures w14:val="none"/>
-              </w:rPr>
-            </w:pPr>
-            <w:r>
-              <w:rPr>
-                <w:rFonts w:ascii="Courier New" w:eastAsia="Times New Roman" w:hAnsi="Courier New" w:cs="Courier New"/>
+          </w:tcPr>
+          <w:p>
+            <w:pPr>
+              <w:jc w:val="center"/>
+              <w:cnfStyle w:val="000000000000" w:firstRow="0" w:lastRow="0" w:firstColumn="0" w:lastColumn="0" w:oddVBand="0" w:evenVBand="0" w:oddHBand="0" w:evenHBand="0" w:firstRowFirstColumn="0" w:firstRowLastColumn="0" w:lastRowFirstColumn="0" w:lastRowLastColumn="0"/>
+              <w:rPr>
+                <w:rFonts w:ascii="Courier New" w:eastAsia="Times New Roman" w:hAnsi="Courier New" w:cs="Courier New"/>
+                <w:b/>
+                <w:bCs/>
+                <w:color w:val="000000"/>
+                <w:kern w:val="0"/>
+                <w14:ligatures w14:val="none"/>
+              </w:rPr>
+            </w:pPr>
+            <w:r>
+              <w:rPr>
+                <w:rFonts w:ascii="Courier New" w:eastAsia="Times New Roman" w:hAnsi="Courier New" w:cs="Courier New"/>
+                <w:b/>
+                <w:bCs/>
                 <w:color w:val="000000"/>
                 <w:kern w:val="0"/>
                 <w14:ligatures w14:val="none"/>
@@ -5403,27 +5523,30 @@
             <w:tcW w:w="3268" w:type="dxa"/>
             <w:noWrap/>
             <w:vAlign w:val="center"/>
-            <w:hideMark/>
-          </w:tcPr>
-          <w:p>
-            <w:pPr>
-              <w:jc w:val="center"/>
-              <w:cnfStyle w:val="000000000000" w:firstRow="0" w:lastRow="0" w:firstColumn="0" w:lastColumn="0" w:oddVBand="0" w:evenVBand="0" w:oddHBand="0" w:evenHBand="0" w:firstRowFirstColumn="0" w:firstRowLastColumn="0" w:lastRowFirstColumn="0" w:lastRowLastColumn="0"/>
-              <w:rPr>
-                <w:rFonts w:ascii="Courier New" w:eastAsia="Times New Roman" w:hAnsi="Courier New" w:cs="Courier New"/>
-                <w:color w:val="000000"/>
-                <w:kern w:val="0"/>
-                <w14:ligatures w14:val="none"/>
-              </w:rPr>
-            </w:pPr>
-            <w:r>
-              <w:rPr>
-                <w:rFonts w:ascii="Courier New" w:eastAsia="Times New Roman" w:hAnsi="Courier New" w:cs="Courier New"/>
-                <w:color w:val="000000"/>
-                <w:kern w:val="0"/>
-                <w14:ligatures w14:val="none"/>
-              </w:rPr>
-              <w:t>15</w:t>
+          </w:tcPr>
+          <w:p>
+            <w:pPr>
+              <w:jc w:val="center"/>
+              <w:cnfStyle w:val="000000000000" w:firstRow="0" w:lastRow="0" w:firstColumn="0" w:lastColumn="0" w:oddVBand="0" w:evenVBand="0" w:oddHBand="0" w:evenHBand="0" w:firstRowFirstColumn="0" w:firstRowLastColumn="0" w:lastRowFirstColumn="0" w:lastRowLastColumn="0"/>
+              <w:rPr>
+                <w:rFonts w:ascii="Courier New" w:eastAsia="Times New Roman" w:hAnsi="Courier New" w:cs="Courier New"/>
+                <w:b/>
+                <w:bCs/>
+                <w:color w:val="000000"/>
+                <w:kern w:val="0"/>
+                <w14:ligatures w14:val="none"/>
+              </w:rPr>
+            </w:pPr>
+            <w:r>
+              <w:rPr>
+                <w:rFonts w:ascii="Courier New" w:eastAsia="Times New Roman" w:hAnsi="Courier New" w:cs="Courier New"/>
+                <w:b/>
+                <w:bCs/>
+                <w:color w:val="000000"/>
+                <w:kern w:val="0"/>
+                <w14:ligatures w14:val="none"/>
+              </w:rPr>
+              <w:t>13</w:t>
             </w:r>
           </w:p>
         </w:tc>
@@ -5457,29 +5580,24 @@
             <w:tcW w:w="4405" w:type="dxa"/>
             <w:noWrap/>
             <w:vAlign w:val="center"/>
-            <w:hideMark/>
-          </w:tcPr>
-          <w:p>
-            <w:pPr>
-              <w:rPr>
-                <w:rFonts w:ascii="Courier New" w:eastAsia="Times New Roman" w:hAnsi="Courier New" w:cs="Courier New"/>
-                <w:b w:val="0"/>
-                <w:bCs w:val="0"/>
-                <w:color w:val="000000"/>
-                <w:kern w:val="0"/>
-                <w14:ligatures w14:val="none"/>
-              </w:rPr>
-            </w:pPr>
-            <w:r>
-              <w:rPr>
-                <w:rFonts w:ascii="Courier New" w:eastAsia="Times New Roman" w:hAnsi="Courier New" w:cs="Courier New"/>
-                <w:b w:val="0"/>
-                <w:bCs w:val="0"/>
-                <w:color w:val="000000"/>
-                <w:kern w:val="0"/>
-                <w14:ligatures w14:val="none"/>
-              </w:rPr>
-              <w:t>Ashtray with Cigarette butts</w:t>
+          </w:tcPr>
+          <w:p>
+            <w:pPr>
+              <w:rPr>
+                <w:rFonts w:ascii="Courier New" w:eastAsia="Times New Roman" w:hAnsi="Courier New" w:cs="Courier New"/>
+                <w:color w:val="000000"/>
+                <w:kern w:val="0"/>
+                <w14:ligatures w14:val="none"/>
+              </w:rPr>
+            </w:pPr>
+            <w:r>
+              <w:rPr>
+                <w:rFonts w:ascii="Courier New" w:eastAsia="Times New Roman" w:hAnsi="Courier New" w:cs="Courier New"/>
+                <w:color w:val="000000"/>
+                <w:kern w:val="0"/>
+                <w14:ligatures w14:val="none"/>
+              </w:rPr>
+              <w:t>Ashtray with butts</w:t>
             </w:r>
           </w:p>
         </w:tc>
@@ -5488,22 +5606,25 @@
             <w:tcW w:w="1890" w:type="dxa"/>
             <w:noWrap/>
             <w:vAlign w:val="center"/>
-            <w:hideMark/>
-          </w:tcPr>
-          <w:p>
-            <w:pPr>
-              <w:jc w:val="center"/>
-              <w:cnfStyle w:val="000000100000" w:firstRow="0" w:lastRow="0" w:firstColumn="0" w:lastColumn="0" w:oddVBand="0" w:evenVBand="0" w:oddHBand="1" w:evenHBand="0" w:firstRowFirstColumn="0" w:firstRowLastColumn="0" w:lastRowFirstColumn="0" w:lastRowLastColumn="0"/>
-              <w:rPr>
-                <w:rFonts w:ascii="Courier New" w:eastAsia="Times New Roman" w:hAnsi="Courier New" w:cs="Courier New"/>
-                <w:color w:val="000000"/>
-                <w:kern w:val="0"/>
-                <w14:ligatures w14:val="none"/>
-              </w:rPr>
-            </w:pPr>
-            <w:r>
-              <w:rPr>
-                <w:rFonts w:ascii="Courier New" w:eastAsia="Times New Roman" w:hAnsi="Courier New" w:cs="Courier New"/>
+          </w:tcPr>
+          <w:p>
+            <w:pPr>
+              <w:jc w:val="center"/>
+              <w:cnfStyle w:val="000000100000" w:firstRow="0" w:lastRow="0" w:firstColumn="0" w:lastColumn="0" w:oddVBand="0" w:evenVBand="0" w:oddHBand="1" w:evenHBand="0" w:firstRowFirstColumn="0" w:firstRowLastColumn="0" w:lastRowFirstColumn="0" w:lastRowLastColumn="0"/>
+              <w:rPr>
+                <w:rFonts w:ascii="Courier New" w:eastAsia="Times New Roman" w:hAnsi="Courier New" w:cs="Courier New"/>
+                <w:b/>
+                <w:bCs/>
+                <w:color w:val="000000"/>
+                <w:kern w:val="0"/>
+                <w14:ligatures w14:val="none"/>
+              </w:rPr>
+            </w:pPr>
+            <w:r>
+              <w:rPr>
+                <w:rFonts w:ascii="Courier New" w:eastAsia="Times New Roman" w:hAnsi="Courier New" w:cs="Courier New"/>
+                <w:b/>
+                <w:bCs/>
                 <w:color w:val="000000"/>
                 <w:kern w:val="0"/>
                 <w14:ligatures w14:val="none"/>
@@ -5517,27 +5638,30 @@
             <w:tcW w:w="3268" w:type="dxa"/>
             <w:noWrap/>
             <w:vAlign w:val="center"/>
-            <w:hideMark/>
-          </w:tcPr>
-          <w:p>
-            <w:pPr>
-              <w:jc w:val="center"/>
-              <w:cnfStyle w:val="000000100000" w:firstRow="0" w:lastRow="0" w:firstColumn="0" w:lastColumn="0" w:oddVBand="0" w:evenVBand="0" w:oddHBand="1" w:evenHBand="0" w:firstRowFirstColumn="0" w:firstRowLastColumn="0" w:lastRowFirstColumn="0" w:lastRowLastColumn="0"/>
-              <w:rPr>
-                <w:rFonts w:ascii="Courier New" w:eastAsia="Times New Roman" w:hAnsi="Courier New" w:cs="Courier New"/>
-                <w:color w:val="000000"/>
-                <w:kern w:val="0"/>
-                <w14:ligatures w14:val="none"/>
-              </w:rPr>
-            </w:pPr>
-            <w:r>
-              <w:rPr>
-                <w:rFonts w:ascii="Courier New" w:eastAsia="Times New Roman" w:hAnsi="Courier New" w:cs="Courier New"/>
-                <w:color w:val="000000"/>
-                <w:kern w:val="0"/>
-                <w14:ligatures w14:val="none"/>
-              </w:rPr>
-              <w:t>14</w:t>
+          </w:tcPr>
+          <w:p>
+            <w:pPr>
+              <w:jc w:val="center"/>
+              <w:cnfStyle w:val="000000100000" w:firstRow="0" w:lastRow="0" w:firstColumn="0" w:lastColumn="0" w:oddVBand="0" w:evenVBand="0" w:oddHBand="1" w:evenHBand="0" w:firstRowFirstColumn="0" w:firstRowLastColumn="0" w:lastRowFirstColumn="0" w:lastRowLastColumn="0"/>
+              <w:rPr>
+                <w:rFonts w:ascii="Courier New" w:eastAsia="Times New Roman" w:hAnsi="Courier New" w:cs="Courier New"/>
+                <w:b/>
+                <w:bCs/>
+                <w:color w:val="000000"/>
+                <w:kern w:val="0"/>
+                <w14:ligatures w14:val="none"/>
+              </w:rPr>
+            </w:pPr>
+            <w:r>
+              <w:rPr>
+                <w:rFonts w:ascii="Courier New" w:eastAsia="Times New Roman" w:hAnsi="Courier New" w:cs="Courier New"/>
+                <w:b/>
+                <w:bCs/>
+                <w:color w:val="000000"/>
+                <w:kern w:val="0"/>
+                <w14:ligatures w14:val="none"/>
+              </w:rPr>
+              <w:t>13</w:t>
             </w:r>
           </w:p>
         </w:tc>
@@ -5570,29 +5694,24 @@
             <w:tcW w:w="4405" w:type="dxa"/>
             <w:noWrap/>
             <w:vAlign w:val="center"/>
-            <w:hideMark/>
-          </w:tcPr>
-          <w:p>
-            <w:pPr>
-              <w:rPr>
-                <w:rFonts w:ascii="Courier New" w:eastAsia="Times New Roman" w:hAnsi="Courier New" w:cs="Courier New"/>
-                <w:b w:val="0"/>
-                <w:bCs w:val="0"/>
-                <w:color w:val="000000"/>
-                <w:kern w:val="0"/>
-                <w14:ligatures w14:val="none"/>
-              </w:rPr>
-            </w:pPr>
-            <w:r>
-              <w:rPr>
-                <w:rFonts w:ascii="Courier New" w:eastAsia="Times New Roman" w:hAnsi="Courier New" w:cs="Courier New"/>
-                <w:b w:val="0"/>
-                <w:bCs w:val="0"/>
-                <w:color w:val="000000"/>
-                <w:kern w:val="0"/>
-                <w14:ligatures w14:val="none"/>
-              </w:rPr>
-              <w:t>Pool table with ball and cue</w:t>
+          </w:tcPr>
+          <w:p>
+            <w:pPr>
+              <w:rPr>
+                <w:rFonts w:ascii="Courier New" w:eastAsia="Times New Roman" w:hAnsi="Courier New" w:cs="Courier New"/>
+                <w:color w:val="000000"/>
+                <w:kern w:val="0"/>
+                <w14:ligatures w14:val="none"/>
+              </w:rPr>
+            </w:pPr>
+            <w:r>
+              <w:rPr>
+                <w:rFonts w:ascii="Courier New" w:eastAsia="Times New Roman" w:hAnsi="Courier New" w:cs="Courier New"/>
+                <w:color w:val="000000"/>
+                <w:kern w:val="0"/>
+                <w14:ligatures w14:val="none"/>
+              </w:rPr>
+              <w:t>Empty water bottle</w:t>
             </w:r>
           </w:p>
         </w:tc>
@@ -5601,22 +5720,25 @@
             <w:tcW w:w="1890" w:type="dxa"/>
             <w:noWrap/>
             <w:vAlign w:val="center"/>
-            <w:hideMark/>
-          </w:tcPr>
-          <w:p>
-            <w:pPr>
-              <w:jc w:val="center"/>
-              <w:cnfStyle w:val="000000000000" w:firstRow="0" w:lastRow="0" w:firstColumn="0" w:lastColumn="0" w:oddVBand="0" w:evenVBand="0" w:oddHBand="0" w:evenHBand="0" w:firstRowFirstColumn="0" w:firstRowLastColumn="0" w:lastRowFirstColumn="0" w:lastRowLastColumn="0"/>
-              <w:rPr>
-                <w:rFonts w:ascii="Courier New" w:eastAsia="Times New Roman" w:hAnsi="Courier New" w:cs="Courier New"/>
-                <w:color w:val="000000"/>
-                <w:kern w:val="0"/>
-                <w14:ligatures w14:val="none"/>
-              </w:rPr>
-            </w:pPr>
-            <w:r>
-              <w:rPr>
-                <w:rFonts w:ascii="Courier New" w:eastAsia="Times New Roman" w:hAnsi="Courier New" w:cs="Courier New"/>
+          </w:tcPr>
+          <w:p>
+            <w:pPr>
+              <w:jc w:val="center"/>
+              <w:cnfStyle w:val="000000000000" w:firstRow="0" w:lastRow="0" w:firstColumn="0" w:lastColumn="0" w:oddVBand="0" w:evenVBand="0" w:oddHBand="0" w:evenHBand="0" w:firstRowFirstColumn="0" w:firstRowLastColumn="0" w:lastRowFirstColumn="0" w:lastRowLastColumn="0"/>
+              <w:rPr>
+                <w:rFonts w:ascii="Courier New" w:eastAsia="Times New Roman" w:hAnsi="Courier New" w:cs="Courier New"/>
+                <w:b/>
+                <w:bCs/>
+                <w:color w:val="000000"/>
+                <w:kern w:val="0"/>
+                <w14:ligatures w14:val="none"/>
+              </w:rPr>
+            </w:pPr>
+            <w:r>
+              <w:rPr>
+                <w:rFonts w:ascii="Courier New" w:eastAsia="Times New Roman" w:hAnsi="Courier New" w:cs="Courier New"/>
+                <w:b/>
+                <w:bCs/>
                 <w:color w:val="000000"/>
                 <w:kern w:val="0"/>
                 <w14:ligatures w14:val="none"/>
@@ -5630,27 +5752,30 @@
             <w:tcW w:w="3268" w:type="dxa"/>
             <w:noWrap/>
             <w:vAlign w:val="center"/>
-            <w:hideMark/>
-          </w:tcPr>
-          <w:p>
-            <w:pPr>
-              <w:jc w:val="center"/>
-              <w:cnfStyle w:val="000000000000" w:firstRow="0" w:lastRow="0" w:firstColumn="0" w:lastColumn="0" w:oddVBand="0" w:evenVBand="0" w:oddHBand="0" w:evenHBand="0" w:firstRowFirstColumn="0" w:firstRowLastColumn="0" w:lastRowFirstColumn="0" w:lastRowLastColumn="0"/>
-              <w:rPr>
-                <w:rFonts w:ascii="Courier New" w:eastAsia="Times New Roman" w:hAnsi="Courier New" w:cs="Courier New"/>
-                <w:color w:val="000000"/>
-                <w:kern w:val="0"/>
-                <w14:ligatures w14:val="none"/>
-              </w:rPr>
-            </w:pPr>
-            <w:r>
-              <w:rPr>
-                <w:rFonts w:ascii="Courier New" w:eastAsia="Times New Roman" w:hAnsi="Courier New" w:cs="Courier New"/>
-                <w:color w:val="000000"/>
-                <w:kern w:val="0"/>
-                <w14:ligatures w14:val="none"/>
-              </w:rPr>
-              <w:t>14</w:t>
+          </w:tcPr>
+          <w:p>
+            <w:pPr>
+              <w:jc w:val="center"/>
+              <w:cnfStyle w:val="000000000000" w:firstRow="0" w:lastRow="0" w:firstColumn="0" w:lastColumn="0" w:oddVBand="0" w:evenVBand="0" w:oddHBand="0" w:evenHBand="0" w:firstRowFirstColumn="0" w:firstRowLastColumn="0" w:lastRowFirstColumn="0" w:lastRowLastColumn="0"/>
+              <w:rPr>
+                <w:rFonts w:ascii="Courier New" w:eastAsia="Times New Roman" w:hAnsi="Courier New" w:cs="Courier New"/>
+                <w:b/>
+                <w:bCs/>
+                <w:color w:val="000000"/>
+                <w:kern w:val="0"/>
+                <w14:ligatures w14:val="none"/>
+              </w:rPr>
+            </w:pPr>
+            <w:r>
+              <w:rPr>
+                <w:rFonts w:ascii="Courier New" w:eastAsia="Times New Roman" w:hAnsi="Courier New" w:cs="Courier New"/>
+                <w:b/>
+                <w:bCs/>
+                <w:color w:val="000000"/>
+                <w:kern w:val="0"/>
+                <w14:ligatures w14:val="none"/>
+              </w:rPr>
+              <w:t>13</w:t>
             </w:r>
           </w:p>
         </w:tc>
@@ -5684,29 +5809,24 @@
             <w:tcW w:w="4405" w:type="dxa"/>
             <w:noWrap/>
             <w:vAlign w:val="center"/>
-            <w:hideMark/>
-          </w:tcPr>
-          <w:p>
-            <w:pPr>
-              <w:rPr>
-                <w:rFonts w:ascii="Courier New" w:eastAsia="Times New Roman" w:hAnsi="Courier New" w:cs="Courier New"/>
-                <w:b w:val="0"/>
-                <w:bCs w:val="0"/>
-                <w:color w:val="000000"/>
-                <w:kern w:val="0"/>
-                <w14:ligatures w14:val="none"/>
-              </w:rPr>
-            </w:pPr>
-            <w:r>
-              <w:rPr>
-                <w:rFonts w:ascii="Courier New" w:eastAsia="Times New Roman" w:hAnsi="Courier New" w:cs="Courier New"/>
-                <w:b w:val="0"/>
-                <w:bCs w:val="0"/>
-                <w:color w:val="000000"/>
-                <w:kern w:val="0"/>
-                <w14:ligatures w14:val="none"/>
-              </w:rPr>
-              <w:t>Some Engineering Book</w:t>
+          </w:tcPr>
+          <w:p>
+            <w:pPr>
+              <w:rPr>
+                <w:rFonts w:ascii="Courier New" w:eastAsia="Times New Roman" w:hAnsi="Courier New" w:cs="Courier New"/>
+                <w:color w:val="000000"/>
+                <w:kern w:val="0"/>
+                <w14:ligatures w14:val="none"/>
+              </w:rPr>
+            </w:pPr>
+            <w:r>
+              <w:rPr>
+                <w:rFonts w:ascii="Courier New" w:eastAsia="Times New Roman" w:hAnsi="Courier New" w:cs="Courier New"/>
+                <w:color w:val="000000"/>
+                <w:kern w:val="0"/>
+                <w14:ligatures w14:val="none"/>
+              </w:rPr>
+              <w:t>Table in between sitting</w:t>
             </w:r>
           </w:p>
         </w:tc>
@@ -5715,22 +5835,25 @@
             <w:tcW w:w="1890" w:type="dxa"/>
             <w:noWrap/>
             <w:vAlign w:val="center"/>
-            <w:hideMark/>
-          </w:tcPr>
-          <w:p>
-            <w:pPr>
-              <w:jc w:val="center"/>
-              <w:cnfStyle w:val="000000100000" w:firstRow="0" w:lastRow="0" w:firstColumn="0" w:lastColumn="0" w:oddVBand="0" w:evenVBand="0" w:oddHBand="1" w:evenHBand="0" w:firstRowFirstColumn="0" w:firstRowLastColumn="0" w:lastRowFirstColumn="0" w:lastRowLastColumn="0"/>
-              <w:rPr>
-                <w:rFonts w:ascii="Courier New" w:eastAsia="Times New Roman" w:hAnsi="Courier New" w:cs="Courier New"/>
-                <w:color w:val="000000"/>
-                <w:kern w:val="0"/>
-                <w14:ligatures w14:val="none"/>
-              </w:rPr>
-            </w:pPr>
-            <w:r>
-              <w:rPr>
-                <w:rFonts w:ascii="Courier New" w:eastAsia="Times New Roman" w:hAnsi="Courier New" w:cs="Courier New"/>
+          </w:tcPr>
+          <w:p>
+            <w:pPr>
+              <w:jc w:val="center"/>
+              <w:cnfStyle w:val="000000100000" w:firstRow="0" w:lastRow="0" w:firstColumn="0" w:lastColumn="0" w:oddVBand="0" w:evenVBand="0" w:oddHBand="1" w:evenHBand="0" w:firstRowFirstColumn="0" w:firstRowLastColumn="0" w:lastRowFirstColumn="0" w:lastRowLastColumn="0"/>
+              <w:rPr>
+                <w:rFonts w:ascii="Courier New" w:eastAsia="Times New Roman" w:hAnsi="Courier New" w:cs="Courier New"/>
+                <w:b/>
+                <w:bCs/>
+                <w:color w:val="000000"/>
+                <w:kern w:val="0"/>
+                <w14:ligatures w14:val="none"/>
+              </w:rPr>
+            </w:pPr>
+            <w:r>
+              <w:rPr>
+                <w:rFonts w:ascii="Courier New" w:eastAsia="Times New Roman" w:hAnsi="Courier New" w:cs="Courier New"/>
+                <w:b/>
+                <w:bCs/>
                 <w:color w:val="000000"/>
                 <w:kern w:val="0"/>
                 <w14:ligatures w14:val="none"/>
@@ -5744,27 +5867,30 @@
             <w:tcW w:w="3268" w:type="dxa"/>
             <w:noWrap/>
             <w:vAlign w:val="center"/>
-            <w:hideMark/>
-          </w:tcPr>
-          <w:p>
-            <w:pPr>
-              <w:jc w:val="center"/>
-              <w:cnfStyle w:val="000000100000" w:firstRow="0" w:lastRow="0" w:firstColumn="0" w:lastColumn="0" w:oddVBand="0" w:evenVBand="0" w:oddHBand="1" w:evenHBand="0" w:firstRowFirstColumn="0" w:firstRowLastColumn="0" w:lastRowFirstColumn="0" w:lastRowLastColumn="0"/>
-              <w:rPr>
-                <w:rFonts w:ascii="Courier New" w:eastAsia="Times New Roman" w:hAnsi="Courier New" w:cs="Courier New"/>
-                <w:color w:val="000000"/>
-                <w:kern w:val="0"/>
-                <w14:ligatures w14:val="none"/>
-              </w:rPr>
-            </w:pPr>
-            <w:r>
-              <w:rPr>
-                <w:rFonts w:ascii="Courier New" w:eastAsia="Times New Roman" w:hAnsi="Courier New" w:cs="Courier New"/>
-                <w:color w:val="000000"/>
-                <w:kern w:val="0"/>
-                <w14:ligatures w14:val="none"/>
-              </w:rPr>
-              <w:t>19</w:t>
+          </w:tcPr>
+          <w:p>
+            <w:pPr>
+              <w:jc w:val="center"/>
+              <w:cnfStyle w:val="000000100000" w:firstRow="0" w:lastRow="0" w:firstColumn="0" w:lastColumn="0" w:oddVBand="0" w:evenVBand="0" w:oddHBand="1" w:evenHBand="0" w:firstRowFirstColumn="0" w:firstRowLastColumn="0" w:lastRowFirstColumn="0" w:lastRowLastColumn="0"/>
+              <w:rPr>
+                <w:rFonts w:ascii="Courier New" w:eastAsia="Times New Roman" w:hAnsi="Courier New" w:cs="Courier New"/>
+                <w:b/>
+                <w:bCs/>
+                <w:color w:val="000000"/>
+                <w:kern w:val="0"/>
+                <w14:ligatures w14:val="none"/>
+              </w:rPr>
+            </w:pPr>
+            <w:r>
+              <w:rPr>
+                <w:rFonts w:ascii="Courier New" w:eastAsia="Times New Roman" w:hAnsi="Courier New" w:cs="Courier New"/>
+                <w:b/>
+                <w:bCs/>
+                <w:color w:val="000000"/>
+                <w:kern w:val="0"/>
+                <w14:ligatures w14:val="none"/>
+              </w:rPr>
+              <w:t>13</w:t>
             </w:r>
           </w:p>
         </w:tc>
@@ -5797,29 +5923,24 @@
             <w:tcW w:w="4405" w:type="dxa"/>
             <w:noWrap/>
             <w:vAlign w:val="center"/>
-            <w:hideMark/>
-          </w:tcPr>
-          <w:p>
-            <w:pPr>
-              <w:rPr>
-                <w:rFonts w:ascii="Courier New" w:eastAsia="Times New Roman" w:hAnsi="Courier New" w:cs="Courier New"/>
-                <w:b w:val="0"/>
-                <w:bCs w:val="0"/>
-                <w:color w:val="000000"/>
-                <w:kern w:val="0"/>
-                <w14:ligatures w14:val="none"/>
-              </w:rPr>
-            </w:pPr>
-            <w:r>
-              <w:rPr>
-                <w:rFonts w:ascii="Courier New" w:eastAsia="Times New Roman" w:hAnsi="Courier New" w:cs="Courier New"/>
-                <w:b w:val="0"/>
-                <w:bCs w:val="0"/>
-                <w:color w:val="000000"/>
-                <w:kern w:val="0"/>
-                <w14:ligatures w14:val="none"/>
-              </w:rPr>
-              <w:t>Kettle</w:t>
+          </w:tcPr>
+          <w:p>
+            <w:pPr>
+              <w:rPr>
+                <w:rFonts w:ascii="Courier New" w:eastAsia="Times New Roman" w:hAnsi="Courier New" w:cs="Courier New"/>
+                <w:color w:val="000000"/>
+                <w:kern w:val="0"/>
+                <w14:ligatures w14:val="none"/>
+              </w:rPr>
+            </w:pPr>
+            <w:r>
+              <w:rPr>
+                <w:rFonts w:ascii="Courier New" w:eastAsia="Times New Roman" w:hAnsi="Courier New" w:cs="Courier New"/>
+                <w:color w:val="000000"/>
+                <w:kern w:val="0"/>
+                <w14:ligatures w14:val="none"/>
+              </w:rPr>
+              <w:t>Bandage</w:t>
             </w:r>
           </w:p>
         </w:tc>
@@ -5828,22 +5949,25 @@
             <w:tcW w:w="1890" w:type="dxa"/>
             <w:noWrap/>
             <w:vAlign w:val="center"/>
-            <w:hideMark/>
-          </w:tcPr>
-          <w:p>
-            <w:pPr>
-              <w:jc w:val="center"/>
-              <w:cnfStyle w:val="000000000000" w:firstRow="0" w:lastRow="0" w:firstColumn="0" w:lastColumn="0" w:oddVBand="0" w:evenVBand="0" w:oddHBand="0" w:evenHBand="0" w:firstRowFirstColumn="0" w:firstRowLastColumn="0" w:lastRowFirstColumn="0" w:lastRowLastColumn="0"/>
-              <w:rPr>
-                <w:rFonts w:ascii="Courier New" w:eastAsia="Times New Roman" w:hAnsi="Courier New" w:cs="Courier New"/>
-                <w:color w:val="000000"/>
-                <w:kern w:val="0"/>
-                <w14:ligatures w14:val="none"/>
-              </w:rPr>
-            </w:pPr>
-            <w:r>
-              <w:rPr>
-                <w:rFonts w:ascii="Courier New" w:eastAsia="Times New Roman" w:hAnsi="Courier New" w:cs="Courier New"/>
+          </w:tcPr>
+          <w:p>
+            <w:pPr>
+              <w:jc w:val="center"/>
+              <w:cnfStyle w:val="000000000000" w:firstRow="0" w:lastRow="0" w:firstColumn="0" w:lastColumn="0" w:oddVBand="0" w:evenVBand="0" w:oddHBand="0" w:evenHBand="0" w:firstRowFirstColumn="0" w:firstRowLastColumn="0" w:lastRowFirstColumn="0" w:lastRowLastColumn="0"/>
+              <w:rPr>
+                <w:rFonts w:ascii="Courier New" w:eastAsia="Times New Roman" w:hAnsi="Courier New" w:cs="Courier New"/>
+                <w:b/>
+                <w:bCs/>
+                <w:color w:val="000000"/>
+                <w:kern w:val="0"/>
+                <w14:ligatures w14:val="none"/>
+              </w:rPr>
+            </w:pPr>
+            <w:r>
+              <w:rPr>
+                <w:rFonts w:ascii="Courier New" w:eastAsia="Times New Roman" w:hAnsi="Courier New" w:cs="Courier New"/>
+                <w:b/>
+                <w:bCs/>
                 <w:color w:val="000000"/>
                 <w:kern w:val="0"/>
                 <w14:ligatures w14:val="none"/>
@@ -5857,27 +5981,30 @@
             <w:tcW w:w="3268" w:type="dxa"/>
             <w:noWrap/>
             <w:vAlign w:val="center"/>
-            <w:hideMark/>
-          </w:tcPr>
-          <w:p>
-            <w:pPr>
-              <w:jc w:val="center"/>
-              <w:cnfStyle w:val="000000000000" w:firstRow="0" w:lastRow="0" w:firstColumn="0" w:lastColumn="0" w:oddVBand="0" w:evenVBand="0" w:oddHBand="0" w:evenHBand="0" w:firstRowFirstColumn="0" w:firstRowLastColumn="0" w:lastRowFirstColumn="0" w:lastRowLastColumn="0"/>
-              <w:rPr>
-                <w:rFonts w:ascii="Courier New" w:eastAsia="Times New Roman" w:hAnsi="Courier New" w:cs="Courier New"/>
-                <w:color w:val="000000"/>
-                <w:kern w:val="0"/>
-                <w14:ligatures w14:val="none"/>
-              </w:rPr>
-            </w:pPr>
-            <w:r>
-              <w:rPr>
-                <w:rFonts w:ascii="Courier New" w:eastAsia="Times New Roman" w:hAnsi="Courier New" w:cs="Courier New"/>
-                <w:color w:val="000000"/>
-                <w:kern w:val="0"/>
-                <w14:ligatures w14:val="none"/>
-              </w:rPr>
-              <w:t>19</w:t>
+          </w:tcPr>
+          <w:p>
+            <w:pPr>
+              <w:jc w:val="center"/>
+              <w:cnfStyle w:val="000000000000" w:firstRow="0" w:lastRow="0" w:firstColumn="0" w:lastColumn="0" w:oddVBand="0" w:evenVBand="0" w:oddHBand="0" w:evenHBand="0" w:firstRowFirstColumn="0" w:firstRowLastColumn="0" w:lastRowFirstColumn="0" w:lastRowLastColumn="0"/>
+              <w:rPr>
+                <w:rFonts w:ascii="Courier New" w:eastAsia="Times New Roman" w:hAnsi="Courier New" w:cs="Courier New"/>
+                <w:b/>
+                <w:bCs/>
+                <w:color w:val="000000"/>
+                <w:kern w:val="0"/>
+                <w14:ligatures w14:val="none"/>
+              </w:rPr>
+            </w:pPr>
+            <w:r>
+              <w:rPr>
+                <w:rFonts w:ascii="Courier New" w:eastAsia="Times New Roman" w:hAnsi="Courier New" w:cs="Courier New"/>
+                <w:b/>
+                <w:bCs/>
+                <w:color w:val="000000"/>
+                <w:kern w:val="0"/>
+                <w14:ligatures w14:val="none"/>
+              </w:rPr>
+              <w:t>14</w:t>
             </w:r>
           </w:p>
         </w:tc>
@@ -5917,23 +6044,19 @@
             <w:pPr>
               <w:rPr>
                 <w:rFonts w:ascii="Courier New" w:eastAsia="Times New Roman" w:hAnsi="Courier New" w:cs="Courier New"/>
-                <w:b w:val="0"/>
-                <w:bCs w:val="0"/>
-                <w:color w:val="000000"/>
-                <w:kern w:val="0"/>
-                <w14:ligatures w14:val="none"/>
-              </w:rPr>
-            </w:pPr>
-            <w:r>
-              <w:rPr>
-                <w:rFonts w:ascii="Courier New" w:eastAsia="Times New Roman" w:hAnsi="Courier New" w:cs="Courier New"/>
-                <w:b w:val="0"/>
-                <w:bCs w:val="0"/>
-                <w:color w:val="000000"/>
-                <w:kern w:val="0"/>
-                <w14:ligatures w14:val="none"/>
-              </w:rPr>
-              <w:t>Tea set with Ash</w:t>
+                <w:color w:val="000000"/>
+                <w:kern w:val="0"/>
+                <w14:ligatures w14:val="none"/>
+              </w:rPr>
+            </w:pPr>
+            <w:r>
+              <w:rPr>
+                <w:rFonts w:ascii="Courier New" w:eastAsia="Times New Roman" w:hAnsi="Courier New" w:cs="Courier New"/>
+                <w:color w:val="000000"/>
+                <w:kern w:val="0"/>
+                <w14:ligatures w14:val="none"/>
+              </w:rPr>
+              <w:t>Doctor Nameplate</w:t>
             </w:r>
           </w:p>
         </w:tc>
@@ -5950,14 +6073,18 @@
               <w:cnfStyle w:val="000000100000" w:firstRow="0" w:lastRow="0" w:firstColumn="0" w:lastColumn="0" w:oddVBand="0" w:evenVBand="0" w:oddHBand="1" w:evenHBand="0" w:firstRowFirstColumn="0" w:firstRowLastColumn="0" w:lastRowFirstColumn="0" w:lastRowLastColumn="0"/>
               <w:rPr>
                 <w:rFonts w:ascii="Courier New" w:eastAsia="Times New Roman" w:hAnsi="Courier New" w:cs="Courier New"/>
-                <w:color w:val="000000"/>
-                <w:kern w:val="0"/>
-                <w14:ligatures w14:val="none"/>
-              </w:rPr>
-            </w:pPr>
-            <w:r>
-              <w:rPr>
-                <w:rFonts w:ascii="Courier New" w:eastAsia="Times New Roman" w:hAnsi="Courier New" w:cs="Courier New"/>
+                <w:b/>
+                <w:bCs/>
+                <w:color w:val="000000"/>
+                <w:kern w:val="0"/>
+                <w14:ligatures w14:val="none"/>
+              </w:rPr>
+            </w:pPr>
+            <w:r>
+              <w:rPr>
+                <w:rFonts w:ascii="Courier New" w:eastAsia="Times New Roman" w:hAnsi="Courier New" w:cs="Courier New"/>
+                <w:b/>
+                <w:bCs/>
                 <w:color w:val="000000"/>
                 <w:kern w:val="0"/>
                 <w14:ligatures w14:val="none"/>
@@ -5979,19 +6106,23 @@
               <w:cnfStyle w:val="000000100000" w:firstRow="0" w:lastRow="0" w:firstColumn="0" w:lastColumn="0" w:oddVBand="0" w:evenVBand="0" w:oddHBand="1" w:evenHBand="0" w:firstRowFirstColumn="0" w:firstRowLastColumn="0" w:lastRowFirstColumn="0" w:lastRowLastColumn="0"/>
               <w:rPr>
                 <w:rFonts w:ascii="Courier New" w:eastAsia="Times New Roman" w:hAnsi="Courier New" w:cs="Courier New"/>
-                <w:color w:val="000000"/>
-                <w:kern w:val="0"/>
-                <w14:ligatures w14:val="none"/>
-              </w:rPr>
-            </w:pPr>
-            <w:r>
-              <w:rPr>
-                <w:rFonts w:ascii="Courier New" w:eastAsia="Times New Roman" w:hAnsi="Courier New" w:cs="Courier New"/>
-                <w:color w:val="000000"/>
-                <w:kern w:val="0"/>
-                <w14:ligatures w14:val="none"/>
-              </w:rPr>
-              <w:t>19</w:t>
+                <w:b/>
+                <w:bCs/>
+                <w:color w:val="000000"/>
+                <w:kern w:val="0"/>
+                <w14:ligatures w14:val="none"/>
+              </w:rPr>
+            </w:pPr>
+            <w:r>
+              <w:rPr>
+                <w:rFonts w:ascii="Courier New" w:eastAsia="Times New Roman" w:hAnsi="Courier New" w:cs="Courier New"/>
+                <w:b/>
+                <w:bCs/>
+                <w:color w:val="000000"/>
+                <w:kern w:val="0"/>
+                <w14:ligatures w14:val="none"/>
+              </w:rPr>
+              <w:t>14</w:t>
             </w:r>
           </w:p>
         </w:tc>
@@ -6024,29 +6155,24 @@
             <w:tcW w:w="4405" w:type="dxa"/>
             <w:noWrap/>
             <w:vAlign w:val="center"/>
-            <w:hideMark/>
-          </w:tcPr>
-          <w:p>
-            <w:pPr>
-              <w:rPr>
-                <w:rFonts w:ascii="Courier New" w:eastAsia="Times New Roman" w:hAnsi="Courier New" w:cs="Courier New"/>
-                <w:b w:val="0"/>
-                <w:bCs w:val="0"/>
-                <w:color w:val="000000"/>
-                <w:kern w:val="0"/>
-                <w14:ligatures w14:val="none"/>
-              </w:rPr>
-            </w:pPr>
-            <w:r>
-              <w:rPr>
-                <w:rFonts w:ascii="Courier New" w:eastAsia="Times New Roman" w:hAnsi="Courier New" w:cs="Courier New"/>
-                <w:b w:val="0"/>
-                <w:bCs w:val="0"/>
-                <w:color w:val="000000"/>
-                <w:kern w:val="0"/>
-                <w14:ligatures w14:val="none"/>
-              </w:rPr>
-              <w:t>Long glass with soda, lime slice</w:t>
+          </w:tcPr>
+          <w:p>
+            <w:pPr>
+              <w:rPr>
+                <w:rFonts w:ascii="Courier New" w:eastAsia="Times New Roman" w:hAnsi="Courier New" w:cs="Courier New"/>
+                <w:color w:val="000000"/>
+                <w:kern w:val="0"/>
+                <w14:ligatures w14:val="none"/>
+              </w:rPr>
+            </w:pPr>
+            <w:r>
+              <w:rPr>
+                <w:rFonts w:ascii="Courier New" w:eastAsia="Times New Roman" w:hAnsi="Courier New" w:cs="Courier New"/>
+                <w:color w:val="000000"/>
+                <w:kern w:val="0"/>
+                <w14:ligatures w14:val="none"/>
+              </w:rPr>
+              <w:t>Lab Coat</w:t>
             </w:r>
           </w:p>
         </w:tc>
@@ -6055,22 +6181,25 @@
             <w:tcW w:w="1890" w:type="dxa"/>
             <w:noWrap/>
             <w:vAlign w:val="center"/>
-            <w:hideMark/>
-          </w:tcPr>
-          <w:p>
-            <w:pPr>
-              <w:jc w:val="center"/>
-              <w:cnfStyle w:val="000000000000" w:firstRow="0" w:lastRow="0" w:firstColumn="0" w:lastColumn="0" w:oddVBand="0" w:evenVBand="0" w:oddHBand="0" w:evenHBand="0" w:firstRowFirstColumn="0" w:firstRowLastColumn="0" w:lastRowFirstColumn="0" w:lastRowLastColumn="0"/>
-              <w:rPr>
-                <w:rFonts w:ascii="Courier New" w:eastAsia="Times New Roman" w:hAnsi="Courier New" w:cs="Courier New"/>
-                <w:color w:val="000000"/>
-                <w:kern w:val="0"/>
-                <w14:ligatures w14:val="none"/>
-              </w:rPr>
-            </w:pPr>
-            <w:r>
-              <w:rPr>
-                <w:rFonts w:ascii="Courier New" w:eastAsia="Times New Roman" w:hAnsi="Courier New" w:cs="Courier New"/>
+          </w:tcPr>
+          <w:p>
+            <w:pPr>
+              <w:jc w:val="center"/>
+              <w:cnfStyle w:val="000000000000" w:firstRow="0" w:lastRow="0" w:firstColumn="0" w:lastColumn="0" w:oddVBand="0" w:evenVBand="0" w:oddHBand="0" w:evenHBand="0" w:firstRowFirstColumn="0" w:firstRowLastColumn="0" w:lastRowFirstColumn="0" w:lastRowLastColumn="0"/>
+              <w:rPr>
+                <w:rFonts w:ascii="Courier New" w:eastAsia="Times New Roman" w:hAnsi="Courier New" w:cs="Courier New"/>
+                <w:b/>
+                <w:bCs/>
+                <w:color w:val="000000"/>
+                <w:kern w:val="0"/>
+                <w14:ligatures w14:val="none"/>
+              </w:rPr>
+            </w:pPr>
+            <w:r>
+              <w:rPr>
+                <w:rFonts w:ascii="Courier New" w:eastAsia="Times New Roman" w:hAnsi="Courier New" w:cs="Courier New"/>
+                <w:b/>
+                <w:bCs/>
                 <w:color w:val="000000"/>
                 <w:kern w:val="0"/>
                 <w14:ligatures w14:val="none"/>
@@ -6084,27 +6213,30 @@
             <w:tcW w:w="3268" w:type="dxa"/>
             <w:noWrap/>
             <w:vAlign w:val="center"/>
-            <w:hideMark/>
-          </w:tcPr>
-          <w:p>
-            <w:pPr>
-              <w:jc w:val="center"/>
-              <w:cnfStyle w:val="000000000000" w:firstRow="0" w:lastRow="0" w:firstColumn="0" w:lastColumn="0" w:oddVBand="0" w:evenVBand="0" w:oddHBand="0" w:evenHBand="0" w:firstRowFirstColumn="0" w:firstRowLastColumn="0" w:lastRowFirstColumn="0" w:lastRowLastColumn="0"/>
-              <w:rPr>
-                <w:rFonts w:ascii="Courier New" w:eastAsia="Times New Roman" w:hAnsi="Courier New" w:cs="Courier New"/>
-                <w:color w:val="000000"/>
-                <w:kern w:val="0"/>
-                <w14:ligatures w14:val="none"/>
-              </w:rPr>
-            </w:pPr>
-            <w:r>
-              <w:rPr>
-                <w:rFonts w:ascii="Courier New" w:eastAsia="Times New Roman" w:hAnsi="Courier New" w:cs="Courier New"/>
-                <w:color w:val="000000"/>
-                <w:kern w:val="0"/>
-                <w14:ligatures w14:val="none"/>
-              </w:rPr>
-              <w:t>19</w:t>
+          </w:tcPr>
+          <w:p>
+            <w:pPr>
+              <w:jc w:val="center"/>
+              <w:cnfStyle w:val="000000000000" w:firstRow="0" w:lastRow="0" w:firstColumn="0" w:lastColumn="0" w:oddVBand="0" w:evenVBand="0" w:oddHBand="0" w:evenHBand="0" w:firstRowFirstColumn="0" w:firstRowLastColumn="0" w:lastRowFirstColumn="0" w:lastRowLastColumn="0"/>
+              <w:rPr>
+                <w:rFonts w:ascii="Courier New" w:eastAsia="Times New Roman" w:hAnsi="Courier New" w:cs="Courier New"/>
+                <w:b/>
+                <w:bCs/>
+                <w:color w:val="000000"/>
+                <w:kern w:val="0"/>
+                <w14:ligatures w14:val="none"/>
+              </w:rPr>
+            </w:pPr>
+            <w:r>
+              <w:rPr>
+                <w:rFonts w:ascii="Courier New" w:eastAsia="Times New Roman" w:hAnsi="Courier New" w:cs="Courier New"/>
+                <w:b/>
+                <w:bCs/>
+                <w:color w:val="000000"/>
+                <w:kern w:val="0"/>
+                <w14:ligatures w14:val="none"/>
+              </w:rPr>
+              <w:t>14</w:t>
             </w:r>
           </w:p>
         </w:tc>
@@ -6144,23 +6276,19 @@
             <w:pPr>
               <w:rPr>
                 <w:rFonts w:ascii="Courier New" w:eastAsia="Times New Roman" w:hAnsi="Courier New" w:cs="Courier New"/>
-                <w:b w:val="0"/>
-                <w:bCs w:val="0"/>
-                <w:color w:val="000000"/>
-                <w:kern w:val="0"/>
-                <w14:ligatures w14:val="none"/>
-              </w:rPr>
-            </w:pPr>
-            <w:r>
-              <w:rPr>
-                <w:rFonts w:ascii="Courier New" w:eastAsia="Times New Roman" w:hAnsi="Courier New" w:cs="Courier New"/>
-                <w:b w:val="0"/>
-                <w:bCs w:val="0"/>
-                <w:color w:val="000000"/>
-                <w:kern w:val="0"/>
-                <w14:ligatures w14:val="none"/>
-              </w:rPr>
-              <w:t>Sand</w:t>
+                <w:color w:val="000000"/>
+                <w:kern w:val="0"/>
+                <w14:ligatures w14:val="none"/>
+              </w:rPr>
+            </w:pPr>
+            <w:r>
+              <w:rPr>
+                <w:rFonts w:ascii="Courier New" w:eastAsia="Times New Roman" w:hAnsi="Courier New" w:cs="Courier New"/>
+                <w:color w:val="000000"/>
+                <w:kern w:val="0"/>
+                <w14:ligatures w14:val="none"/>
+              </w:rPr>
+              <w:t>Television</w:t>
             </w:r>
           </w:p>
         </w:tc>
@@ -6206,19 +6334,23 @@
               <w:cnfStyle w:val="000000100000" w:firstRow="0" w:lastRow="0" w:firstColumn="0" w:lastColumn="0" w:oddVBand="0" w:evenVBand="0" w:oddHBand="1" w:evenHBand="0" w:firstRowFirstColumn="0" w:firstRowLastColumn="0" w:lastRowFirstColumn="0" w:lastRowLastColumn="0"/>
               <w:rPr>
                 <w:rFonts w:ascii="Courier New" w:eastAsia="Times New Roman" w:hAnsi="Courier New" w:cs="Courier New"/>
-                <w:color w:val="000000"/>
-                <w:kern w:val="0"/>
-                <w14:ligatures w14:val="none"/>
-              </w:rPr>
-            </w:pPr>
-            <w:r>
-              <w:rPr>
-                <w:rFonts w:ascii="Courier New" w:eastAsia="Times New Roman" w:hAnsi="Courier New" w:cs="Courier New"/>
-                <w:color w:val="000000"/>
-                <w:kern w:val="0"/>
-                <w14:ligatures w14:val="none"/>
-              </w:rPr>
-              <w:t>19</w:t>
+                <w:b/>
+                <w:bCs/>
+                <w:color w:val="000000"/>
+                <w:kern w:val="0"/>
+                <w14:ligatures w14:val="none"/>
+              </w:rPr>
+            </w:pPr>
+            <w:r>
+              <w:rPr>
+                <w:rFonts w:ascii="Courier New" w:eastAsia="Times New Roman" w:hAnsi="Courier New" w:cs="Courier New"/>
+                <w:b/>
+                <w:bCs/>
+                <w:color w:val="000000"/>
+                <w:kern w:val="0"/>
+                <w14:ligatures w14:val="none"/>
+              </w:rPr>
+              <w:t>16</w:t>
             </w:r>
           </w:p>
         </w:tc>
@@ -6251,29 +6383,24 @@
             <w:tcW w:w="4405" w:type="dxa"/>
             <w:noWrap/>
             <w:vAlign w:val="center"/>
-            <w:hideMark/>
-          </w:tcPr>
-          <w:p>
-            <w:pPr>
-              <w:rPr>
-                <w:rFonts w:ascii="Courier New" w:eastAsia="Times New Roman" w:hAnsi="Courier New" w:cs="Courier New"/>
-                <w:b w:val="0"/>
-                <w:bCs w:val="0"/>
-                <w:color w:val="000000"/>
-                <w:kern w:val="0"/>
-                <w14:ligatures w14:val="none"/>
-              </w:rPr>
-            </w:pPr>
-            <w:r>
-              <w:rPr>
-                <w:rFonts w:ascii="Courier New" w:eastAsia="Times New Roman" w:hAnsi="Courier New" w:cs="Courier New"/>
-                <w:b w:val="0"/>
-                <w:bCs w:val="0"/>
-                <w:color w:val="000000"/>
-                <w:kern w:val="0"/>
-                <w14:ligatures w14:val="none"/>
-              </w:rPr>
-              <w:t>Vase with flower</w:t>
+          </w:tcPr>
+          <w:p>
+            <w:pPr>
+              <w:rPr>
+                <w:rFonts w:ascii="Courier New" w:eastAsia="Times New Roman" w:hAnsi="Courier New" w:cs="Courier New"/>
+                <w:color w:val="000000"/>
+                <w:kern w:val="0"/>
+                <w14:ligatures w14:val="none"/>
+              </w:rPr>
+            </w:pPr>
+            <w:r>
+              <w:rPr>
+                <w:rFonts w:ascii="Courier New" w:eastAsia="Times New Roman" w:hAnsi="Courier New" w:cs="Courier New"/>
+                <w:color w:val="000000"/>
+                <w:kern w:val="0"/>
+                <w14:ligatures w14:val="none"/>
+              </w:rPr>
+              <w:t>House/ Face Paining</w:t>
             </w:r>
           </w:p>
         </w:tc>
@@ -6282,7 +6409,6 @@
             <w:tcW w:w="1890" w:type="dxa"/>
             <w:noWrap/>
             <w:vAlign w:val="center"/>
-            <w:hideMark/>
           </w:tcPr>
           <w:p>
             <w:pPr>
@@ -6311,27 +6437,30 @@
             <w:tcW w:w="3268" w:type="dxa"/>
             <w:noWrap/>
             <w:vAlign w:val="center"/>
-            <w:hideMark/>
-          </w:tcPr>
-          <w:p>
-            <w:pPr>
-              <w:jc w:val="center"/>
-              <w:cnfStyle w:val="000000000000" w:firstRow="0" w:lastRow="0" w:firstColumn="0" w:lastColumn="0" w:oddVBand="0" w:evenVBand="0" w:oddHBand="0" w:evenHBand="0" w:firstRowFirstColumn="0" w:firstRowLastColumn="0" w:lastRowFirstColumn="0" w:lastRowLastColumn="0"/>
-              <w:rPr>
-                <w:rFonts w:ascii="Courier New" w:eastAsia="Times New Roman" w:hAnsi="Courier New" w:cs="Courier New"/>
-                <w:color w:val="000000"/>
-                <w:kern w:val="0"/>
-                <w14:ligatures w14:val="none"/>
-              </w:rPr>
-            </w:pPr>
-            <w:r>
-              <w:rPr>
-                <w:rFonts w:ascii="Courier New" w:eastAsia="Times New Roman" w:hAnsi="Courier New" w:cs="Courier New"/>
-                <w:color w:val="000000"/>
-                <w:kern w:val="0"/>
-                <w14:ligatures w14:val="none"/>
-              </w:rPr>
-              <w:t>19</w:t>
+          </w:tcPr>
+          <w:p>
+            <w:pPr>
+              <w:jc w:val="center"/>
+              <w:cnfStyle w:val="000000000000" w:firstRow="0" w:lastRow="0" w:firstColumn="0" w:lastColumn="0" w:oddVBand="0" w:evenVBand="0" w:oddHBand="0" w:evenHBand="0" w:firstRowFirstColumn="0" w:firstRowLastColumn="0" w:lastRowFirstColumn="0" w:lastRowLastColumn="0"/>
+              <w:rPr>
+                <w:rFonts w:ascii="Courier New" w:eastAsia="Times New Roman" w:hAnsi="Courier New" w:cs="Courier New"/>
+                <w:b/>
+                <w:bCs/>
+                <w:color w:val="000000"/>
+                <w:kern w:val="0"/>
+                <w14:ligatures w14:val="none"/>
+              </w:rPr>
+            </w:pPr>
+            <w:r>
+              <w:rPr>
+                <w:rFonts w:ascii="Courier New" w:eastAsia="Times New Roman" w:hAnsi="Courier New" w:cs="Courier New"/>
+                <w:b/>
+                <w:bCs/>
+                <w:color w:val="000000"/>
+                <w:kern w:val="0"/>
+                <w14:ligatures w14:val="none"/>
+              </w:rPr>
+              <w:t>16</w:t>
             </w:r>
           </w:p>
         </w:tc>
@@ -6365,29 +6494,51 @@
             <w:tcW w:w="4405" w:type="dxa"/>
             <w:noWrap/>
             <w:vAlign w:val="center"/>
-            <w:hideMark/>
-          </w:tcPr>
-          <w:p>
-            <w:pPr>
-              <w:rPr>
-                <w:rFonts w:ascii="Courier New" w:eastAsia="Times New Roman" w:hAnsi="Courier New" w:cs="Courier New"/>
-                <w:b w:val="0"/>
-                <w:bCs w:val="0"/>
-                <w:color w:val="000000"/>
-                <w:kern w:val="0"/>
-                <w14:ligatures w14:val="none"/>
-              </w:rPr>
-            </w:pPr>
-            <w:r>
-              <w:rPr>
-                <w:rFonts w:ascii="Courier New" w:eastAsia="Times New Roman" w:hAnsi="Courier New" w:cs="Courier New"/>
-                <w:b w:val="0"/>
-                <w:bCs w:val="0"/>
-                <w:color w:val="000000"/>
-                <w:kern w:val="0"/>
-                <w14:ligatures w14:val="none"/>
-              </w:rPr>
-              <w:t>Puffed Rice</w:t>
+          </w:tcPr>
+          <w:p>
+            <w:pPr>
+              <w:rPr>
+                <w:rFonts w:ascii="Courier New" w:eastAsia="Times New Roman" w:hAnsi="Courier New" w:cs="Courier New"/>
+                <w:color w:val="000000"/>
+                <w:kern w:val="0"/>
+                <w14:ligatures w14:val="none"/>
+              </w:rPr>
+            </w:pPr>
+            <w:r>
+              <w:rPr>
+                <w:rFonts w:ascii="Courier New" w:eastAsia="Times New Roman" w:hAnsi="Courier New" w:cs="Courier New"/>
+                <w:color w:val="000000"/>
+                <w:kern w:val="0"/>
+                <w14:ligatures w14:val="none"/>
+              </w:rPr>
+              <w:t>Match box</w:t>
+            </w:r>
+            <w:r>
+              <w:rPr>
+                <w:rFonts w:ascii="Courier New" w:eastAsia="Times New Roman" w:hAnsi="Courier New" w:cs="Courier New"/>
+                <w:color w:val="000000"/>
+                <w:kern w:val="0"/>
+                <w14:ligatures w14:val="none"/>
+              </w:rPr>
+              <w:t xml:space="preserve">, </w:t>
+            </w:r>
+            <w:r>
+              <w:rPr>
+                <w:rFonts w:ascii="Courier New" w:eastAsia="Times New Roman" w:hAnsi="Courier New" w:cs="Courier New"/>
+                <w:color w:val="000000"/>
+                <w:kern w:val="0"/>
+                <w14:ligatures w14:val="none"/>
+              </w:rPr>
+              <w:t>L</w:t>
+            </w:r>
+            <w:r>
+              <w:rPr>
+                <w:rFonts w:ascii="Courier New" w:eastAsia="Times New Roman" w:hAnsi="Courier New" w:cs="Courier New"/>
+                <w:color w:val="000000"/>
+                <w:kern w:val="0"/>
+                <w14:ligatures w14:val="none"/>
+              </w:rPr>
+              <w:t>amps, Kumkum</w:t>
             </w:r>
           </w:p>
         </w:tc>
@@ -6396,7 +6547,6 @@
             <w:tcW w:w="1890" w:type="dxa"/>
             <w:noWrap/>
             <w:vAlign w:val="center"/>
-            <w:hideMark/>
           </w:tcPr>
           <w:p>
             <w:pPr>
@@ -6425,27 +6575,30 @@
             <w:tcW w:w="3268" w:type="dxa"/>
             <w:noWrap/>
             <w:vAlign w:val="center"/>
-            <w:hideMark/>
-          </w:tcPr>
-          <w:p>
-            <w:pPr>
-              <w:jc w:val="center"/>
-              <w:cnfStyle w:val="000000100000" w:firstRow="0" w:lastRow="0" w:firstColumn="0" w:lastColumn="0" w:oddVBand="0" w:evenVBand="0" w:oddHBand="1" w:evenHBand="0" w:firstRowFirstColumn="0" w:firstRowLastColumn="0" w:lastRowFirstColumn="0" w:lastRowLastColumn="0"/>
-              <w:rPr>
-                <w:rFonts w:ascii="Courier New" w:eastAsia="Times New Roman" w:hAnsi="Courier New" w:cs="Courier New"/>
-                <w:color w:val="000000"/>
-                <w:kern w:val="0"/>
-                <w14:ligatures w14:val="none"/>
-              </w:rPr>
-            </w:pPr>
-            <w:r>
-              <w:rPr>
-                <w:rFonts w:ascii="Courier New" w:eastAsia="Times New Roman" w:hAnsi="Courier New" w:cs="Courier New"/>
-                <w:color w:val="000000"/>
-                <w:kern w:val="0"/>
-                <w14:ligatures w14:val="none"/>
-              </w:rPr>
-              <w:t>19</w:t>
+          </w:tcPr>
+          <w:p>
+            <w:pPr>
+              <w:jc w:val="center"/>
+              <w:cnfStyle w:val="000000100000" w:firstRow="0" w:lastRow="0" w:firstColumn="0" w:lastColumn="0" w:oddVBand="0" w:evenVBand="0" w:oddHBand="1" w:evenHBand="0" w:firstRowFirstColumn="0" w:firstRowLastColumn="0" w:lastRowFirstColumn="0" w:lastRowLastColumn="0"/>
+              <w:rPr>
+                <w:rFonts w:ascii="Courier New" w:eastAsia="Times New Roman" w:hAnsi="Courier New" w:cs="Courier New"/>
+                <w:b/>
+                <w:bCs/>
+                <w:color w:val="000000"/>
+                <w:kern w:val="0"/>
+                <w14:ligatures w14:val="none"/>
+              </w:rPr>
+            </w:pPr>
+            <w:r>
+              <w:rPr>
+                <w:rFonts w:ascii="Courier New" w:eastAsia="Times New Roman" w:hAnsi="Courier New" w:cs="Courier New"/>
+                <w:b/>
+                <w:bCs/>
+                <w:color w:val="000000"/>
+                <w:kern w:val="0"/>
+                <w14:ligatures w14:val="none"/>
+              </w:rPr>
+              <w:t>18</w:t>
             </w:r>
           </w:p>
         </w:tc>
@@ -6484,23 +6637,28 @@
             <w:pPr>
               <w:rPr>
                 <w:rFonts w:ascii="Courier New" w:eastAsia="Times New Roman" w:hAnsi="Courier New" w:cs="Courier New"/>
-                <w:b w:val="0"/>
-                <w:bCs w:val="0"/>
-                <w:color w:val="000000"/>
-                <w:kern w:val="0"/>
-                <w14:ligatures w14:val="none"/>
-              </w:rPr>
-            </w:pPr>
-            <w:r>
-              <w:rPr>
-                <w:rFonts w:ascii="Courier New" w:eastAsia="Times New Roman" w:hAnsi="Courier New" w:cs="Courier New"/>
-                <w:b w:val="0"/>
-                <w:bCs w:val="0"/>
-                <w:color w:val="000000"/>
-                <w:kern w:val="0"/>
-                <w14:ligatures w14:val="none"/>
-              </w:rPr>
-              <w:t>Black Pebbles</w:t>
+                <w:color w:val="000000"/>
+                <w:kern w:val="0"/>
+                <w14:ligatures w14:val="none"/>
+              </w:rPr>
+            </w:pPr>
+            <w:r>
+              <w:rPr>
+                <w:rFonts w:ascii="Courier New" w:eastAsia="Times New Roman" w:hAnsi="Courier New" w:cs="Courier New"/>
+                <w:color w:val="000000"/>
+                <w:kern w:val="0"/>
+                <w14:ligatures w14:val="none"/>
+              </w:rPr>
+              <w:t>Book</w:t>
+            </w:r>
+            <w:r>
+              <w:rPr>
+                <w:rFonts w:ascii="Courier New" w:eastAsia="Times New Roman" w:hAnsi="Courier New" w:cs="Courier New"/>
+                <w:color w:val="000000"/>
+                <w:kern w:val="0"/>
+                <w14:ligatures w14:val="none"/>
+              </w:rPr>
+              <w:t xml:space="preserve"> on shelf</w:t>
             </w:r>
           </w:p>
         </w:tc>
@@ -6546,19 +6704,23 @@
               <w:cnfStyle w:val="000000000000" w:firstRow="0" w:lastRow="0" w:firstColumn="0" w:lastColumn="0" w:oddVBand="0" w:evenVBand="0" w:oddHBand="0" w:evenHBand="0" w:firstRowFirstColumn="0" w:firstRowLastColumn="0" w:lastRowFirstColumn="0" w:lastRowLastColumn="0"/>
               <w:rPr>
                 <w:rFonts w:ascii="Courier New" w:eastAsia="Times New Roman" w:hAnsi="Courier New" w:cs="Courier New"/>
-                <w:color w:val="000000"/>
-                <w:kern w:val="0"/>
-                <w14:ligatures w14:val="none"/>
-              </w:rPr>
-            </w:pPr>
-            <w:r>
-              <w:rPr>
-                <w:rFonts w:ascii="Courier New" w:eastAsia="Times New Roman" w:hAnsi="Courier New" w:cs="Courier New"/>
-                <w:color w:val="000000"/>
-                <w:kern w:val="0"/>
-                <w14:ligatures w14:val="none"/>
-              </w:rPr>
-              <w:t>20</w:t>
+                <w:b/>
+                <w:bCs/>
+                <w:color w:val="000000"/>
+                <w:kern w:val="0"/>
+                <w14:ligatures w14:val="none"/>
+              </w:rPr>
+            </w:pPr>
+            <w:r>
+              <w:rPr>
+                <w:rFonts w:ascii="Courier New" w:eastAsia="Times New Roman" w:hAnsi="Courier New" w:cs="Courier New"/>
+                <w:b/>
+                <w:bCs/>
+                <w:color w:val="000000"/>
+                <w:kern w:val="0"/>
+                <w14:ligatures w14:val="none"/>
+              </w:rPr>
+              <w:t>18</w:t>
             </w:r>
           </w:p>
         </w:tc>
@@ -6592,29 +6754,24 @@
             <w:tcW w:w="4405" w:type="dxa"/>
             <w:noWrap/>
             <w:vAlign w:val="center"/>
-            <w:hideMark/>
-          </w:tcPr>
-          <w:p>
-            <w:pPr>
-              <w:rPr>
-                <w:rFonts w:ascii="Courier New" w:eastAsia="Times New Roman" w:hAnsi="Courier New" w:cs="Courier New"/>
-                <w:b w:val="0"/>
-                <w:bCs w:val="0"/>
-                <w:color w:val="000000"/>
-                <w:kern w:val="0"/>
-                <w14:ligatures w14:val="none"/>
-              </w:rPr>
-            </w:pPr>
-            <w:r>
-              <w:rPr>
-                <w:rFonts w:ascii="Courier New" w:eastAsia="Times New Roman" w:hAnsi="Courier New" w:cs="Courier New"/>
-                <w:b w:val="0"/>
-                <w:bCs w:val="0"/>
-                <w:color w:val="000000"/>
-                <w:kern w:val="0"/>
-                <w14:ligatures w14:val="none"/>
-              </w:rPr>
-              <w:t>Tender Coconut</w:t>
+          </w:tcPr>
+          <w:p>
+            <w:pPr>
+              <w:rPr>
+                <w:rFonts w:ascii="Courier New" w:eastAsia="Times New Roman" w:hAnsi="Courier New" w:cs="Courier New"/>
+                <w:color w:val="000000"/>
+                <w:kern w:val="0"/>
+                <w14:ligatures w14:val="none"/>
+              </w:rPr>
+            </w:pPr>
+            <w:r>
+              <w:rPr>
+                <w:rFonts w:ascii="Courier New" w:eastAsia="Times New Roman" w:hAnsi="Courier New" w:cs="Courier New"/>
+                <w:color w:val="000000"/>
+                <w:kern w:val="0"/>
+                <w14:ligatures w14:val="none"/>
+              </w:rPr>
+              <w:t>Flashlight</w:t>
             </w:r>
           </w:p>
         </w:tc>
@@ -6623,7 +6780,6 @@
             <w:tcW w:w="1890" w:type="dxa"/>
             <w:noWrap/>
             <w:vAlign w:val="center"/>
-            <w:hideMark/>
           </w:tcPr>
           <w:p>
             <w:pPr>
@@ -6652,22 +6808,25 @@
             <w:tcW w:w="3268" w:type="dxa"/>
             <w:noWrap/>
             <w:vAlign w:val="center"/>
-            <w:hideMark/>
-          </w:tcPr>
-          <w:p>
-            <w:pPr>
-              <w:jc w:val="center"/>
-              <w:cnfStyle w:val="000000100000" w:firstRow="0" w:lastRow="0" w:firstColumn="0" w:lastColumn="0" w:oddVBand="0" w:evenVBand="0" w:oddHBand="1" w:evenHBand="0" w:firstRowFirstColumn="0" w:firstRowLastColumn="0" w:lastRowFirstColumn="0" w:lastRowLastColumn="0"/>
-              <w:rPr>
-                <w:rFonts w:ascii="Courier New" w:eastAsia="Times New Roman" w:hAnsi="Courier New" w:cs="Courier New"/>
-                <w:color w:val="000000"/>
-                <w:kern w:val="0"/>
-                <w14:ligatures w14:val="none"/>
-              </w:rPr>
-            </w:pPr>
-            <w:r>
-              <w:rPr>
-                <w:rFonts w:ascii="Courier New" w:eastAsia="Times New Roman" w:hAnsi="Courier New" w:cs="Courier New"/>
+          </w:tcPr>
+          <w:p>
+            <w:pPr>
+              <w:jc w:val="center"/>
+              <w:cnfStyle w:val="000000100000" w:firstRow="0" w:lastRow="0" w:firstColumn="0" w:lastColumn="0" w:oddVBand="0" w:evenVBand="0" w:oddHBand="1" w:evenHBand="0" w:firstRowFirstColumn="0" w:firstRowLastColumn="0" w:lastRowFirstColumn="0" w:lastRowLastColumn="0"/>
+              <w:rPr>
+                <w:rFonts w:ascii="Courier New" w:eastAsia="Times New Roman" w:hAnsi="Courier New" w:cs="Courier New"/>
+                <w:b/>
+                <w:bCs/>
+                <w:color w:val="000000"/>
+                <w:kern w:val="0"/>
+                <w14:ligatures w14:val="none"/>
+              </w:rPr>
+            </w:pPr>
+            <w:r>
+              <w:rPr>
+                <w:rFonts w:ascii="Courier New" w:eastAsia="Times New Roman" w:hAnsi="Courier New" w:cs="Courier New"/>
+                <w:b/>
+                <w:bCs/>
                 <w:color w:val="000000"/>
                 <w:kern w:val="0"/>
                 <w14:ligatures w14:val="none"/>
@@ -6727,7 +6886,7 @@
                 <w:kern w:val="0"/>
                 <w14:ligatures w14:val="none"/>
               </w:rPr>
-              <w:t>Whiskey Bottle</w:t>
+              <w:t>Kettle</w:t>
             </w:r>
           </w:p>
         </w:tc>
@@ -6785,7 +6944,7 @@
                 <w:kern w:val="0"/>
                 <w14:ligatures w14:val="none"/>
               </w:rPr>
-              <w:t>20</w:t>
+              <w:t>19</w:t>
             </w:r>
           </w:p>
         </w:tc>
@@ -6841,7 +7000,7 @@
                 <w:kern w:val="0"/>
                 <w14:ligatures w14:val="none"/>
               </w:rPr>
-              <w:t>Smoke creator</w:t>
+              <w:t>Tea set with Ash</w:t>
             </w:r>
           </w:p>
         </w:tc>
@@ -6899,7 +7058,7 @@
                 <w:kern w:val="0"/>
                 <w14:ligatures w14:val="none"/>
               </w:rPr>
-              <w:t>20</w:t>
+              <w:t>19</w:t>
             </w:r>
           </w:p>
         </w:tc>
@@ -6954,7 +7113,7 @@
                 <w:kern w:val="0"/>
                 <w14:ligatures w14:val="none"/>
               </w:rPr>
-              <w:t>An old TV</w:t>
+              <w:t>Long glass with soda, lime slice</w:t>
             </w:r>
           </w:p>
         </w:tc>
@@ -7012,7 +7171,7 @@
                 <w:kern w:val="0"/>
                 <w14:ligatures w14:val="none"/>
               </w:rPr>
-              <w:t>22</w:t>
+              <w:t>19</w:t>
             </w:r>
           </w:p>
         </w:tc>
@@ -7068,7 +7227,7 @@
                 <w:kern w:val="0"/>
                 <w14:ligatures w14:val="none"/>
               </w:rPr>
-              <w:t>Half-burnt doobie</w:t>
+              <w:t>Sand</w:t>
             </w:r>
           </w:p>
         </w:tc>
@@ -7126,7 +7285,7 @@
                 <w:kern w:val="0"/>
                 <w14:ligatures w14:val="none"/>
               </w:rPr>
-              <w:t>22</w:t>
+              <w:t>19</w:t>
             </w:r>
           </w:p>
         </w:tc>
@@ -7181,7 +7340,7 @@
                 <w:kern w:val="0"/>
                 <w14:ligatures w14:val="none"/>
               </w:rPr>
-              <w:t>TV remote</w:t>
+              <w:t>Vase with flower</w:t>
             </w:r>
           </w:p>
         </w:tc>
@@ -7239,7 +7398,7 @@
                 <w:kern w:val="0"/>
                 <w14:ligatures w14:val="none"/>
               </w:rPr>
-              <w:t>22</w:t>
+              <w:t>19</w:t>
             </w:r>
           </w:p>
         </w:tc>
@@ -7295,7 +7454,7 @@
                 <w:kern w:val="0"/>
                 <w14:ligatures w14:val="none"/>
               </w:rPr>
-              <w:t>TV Plug on the wall to pull out</w:t>
+              <w:t>Puffed Rice</w:t>
             </w:r>
           </w:p>
         </w:tc>
@@ -7353,7 +7512,7 @@
                 <w:kern w:val="0"/>
                 <w14:ligatures w14:val="none"/>
               </w:rPr>
-              <w:t>22</w:t>
+              <w:t>19</w:t>
             </w:r>
           </w:p>
         </w:tc>
@@ -7408,7 +7567,7 @@
                 <w:kern w:val="0"/>
                 <w14:ligatures w14:val="none"/>
               </w:rPr>
-              <w:t>2 Red Balloon with thread</w:t>
+              <w:t>Black Pebbles</w:t>
             </w:r>
           </w:p>
         </w:tc>
@@ -7437,7 +7596,7 @@
                 <w:kern w:val="0"/>
                 <w14:ligatures w14:val="none"/>
               </w:rPr>
-              <w:t>3</w:t>
+              <w:t>1</w:t>
             </w:r>
           </w:p>
         </w:tc>
@@ -7466,7 +7625,7 @@
                 <w:kern w:val="0"/>
                 <w14:ligatures w14:val="none"/>
               </w:rPr>
-              <w:t>22</w:t>
+              <w:t>20</w:t>
             </w:r>
           </w:p>
         </w:tc>
@@ -7523,7 +7682,7 @@
                 <w14:ligatures w14:val="none"/>
               </w:rPr>
               <w:lastRenderedPageBreak/>
-              <w:t>Wheelchair</w:t>
+              <w:t>Tender Coconut</w:t>
             </w:r>
           </w:p>
         </w:tc>
@@ -7581,7 +7740,7 @@
                 <w:kern w:val="0"/>
                 <w14:ligatures w14:val="none"/>
               </w:rPr>
-              <w:t>23</w:t>
+              <w:t>20</w:t>
             </w:r>
           </w:p>
         </w:tc>
@@ -7636,7 +7795,7 @@
                 <w:kern w:val="0"/>
                 <w14:ligatures w14:val="none"/>
               </w:rPr>
-              <w:t>Blue spotlight</w:t>
+              <w:t>Whiskey Bottle</w:t>
             </w:r>
           </w:p>
         </w:tc>
@@ -7694,7 +7853,7 @@
                 <w:kern w:val="0"/>
                 <w14:ligatures w14:val="none"/>
               </w:rPr>
-              <w:t>24</w:t>
+              <w:t>20</w:t>
             </w:r>
           </w:p>
         </w:tc>
@@ -7750,7 +7909,7 @@
                 <w:kern w:val="0"/>
                 <w14:ligatures w14:val="none"/>
               </w:rPr>
-              <w:t>Fog machine</w:t>
+              <w:t>Smoke creator</w:t>
             </w:r>
           </w:p>
         </w:tc>
@@ -7808,7 +7967,7 @@
                 <w:kern w:val="0"/>
                 <w14:ligatures w14:val="none"/>
               </w:rPr>
-              <w:t>24</w:t>
+              <w:t>20</w:t>
             </w:r>
           </w:p>
         </w:tc>
@@ -7863,7 +8022,7 @@
                 <w:kern w:val="0"/>
                 <w14:ligatures w14:val="none"/>
               </w:rPr>
-              <w:t>Envelope with funeral card</w:t>
+              <w:t>An old TV</w:t>
             </w:r>
           </w:p>
         </w:tc>
@@ -7921,7 +8080,7 @@
                 <w:kern w:val="0"/>
                 <w14:ligatures w14:val="none"/>
               </w:rPr>
-              <w:t>24</w:t>
+              <w:t>22</w:t>
             </w:r>
           </w:p>
         </w:tc>
@@ -7977,7 +8136,7 @@
                 <w:kern w:val="0"/>
                 <w14:ligatures w14:val="none"/>
               </w:rPr>
-              <w:t>Pyre</w:t>
+              <w:t>Half-burnt doobie</w:t>
             </w:r>
           </w:p>
         </w:tc>
@@ -8035,7 +8194,7 @@
                 <w:kern w:val="0"/>
                 <w14:ligatures w14:val="none"/>
               </w:rPr>
-              <w:t>24</w:t>
+              <w:t>22</w:t>
             </w:r>
           </w:p>
         </w:tc>
@@ -8090,7 +8249,7 @@
                 <w:kern w:val="0"/>
                 <w14:ligatures w14:val="none"/>
               </w:rPr>
-              <w:t>Bhasma</w:t>
+              <w:t>TV remote</w:t>
             </w:r>
           </w:p>
         </w:tc>
@@ -8148,7 +8307,7 @@
                 <w:kern w:val="0"/>
                 <w14:ligatures w14:val="none"/>
               </w:rPr>
-              <w:t>24</w:t>
+              <w:t>22</w:t>
             </w:r>
           </w:p>
         </w:tc>
@@ -8204,7 +8363,7 @@
                 <w:kern w:val="0"/>
                 <w14:ligatures w14:val="none"/>
               </w:rPr>
-              <w:t>Mailbox</w:t>
+              <w:t>TV Plug on the wall to pull out</w:t>
             </w:r>
           </w:p>
         </w:tc>
@@ -8262,7 +8421,7 @@
                 <w:kern w:val="0"/>
                 <w14:ligatures w14:val="none"/>
               </w:rPr>
-              <w:t>24</w:t>
+              <w:t>22</w:t>
             </w:r>
           </w:p>
         </w:tc>
@@ -8317,7 +8476,7 @@
                 <w:kern w:val="0"/>
                 <w14:ligatures w14:val="none"/>
               </w:rPr>
-              <w:t>Black Sesame Seeds</w:t>
+              <w:t>2 Red Balloon with thread</w:t>
             </w:r>
           </w:p>
         </w:tc>
@@ -8346,7 +8505,7 @@
                 <w:kern w:val="0"/>
                 <w14:ligatures w14:val="none"/>
               </w:rPr>
-              <w:t>1</w:t>
+              <w:t>3</w:t>
             </w:r>
           </w:p>
         </w:tc>
@@ -8375,7 +8534,7 @@
                 <w:kern w:val="0"/>
                 <w14:ligatures w14:val="none"/>
               </w:rPr>
-              <w:t>25</w:t>
+              <w:t>22</w:t>
             </w:r>
           </w:p>
         </w:tc>
@@ -8431,7 +8590,7 @@
                 <w:kern w:val="0"/>
                 <w14:ligatures w14:val="none"/>
               </w:rPr>
-              <w:t>Pinda</w:t>
+              <w:t>Wheelchair</w:t>
             </w:r>
           </w:p>
         </w:tc>
@@ -8489,7 +8648,7 @@
                 <w:kern w:val="0"/>
                 <w14:ligatures w14:val="none"/>
               </w:rPr>
-              <w:t>25</w:t>
+              <w:t>23</w:t>
             </w:r>
           </w:p>
         </w:tc>
@@ -8544,7 +8703,7 @@
                 <w:kern w:val="0"/>
                 <w14:ligatures w14:val="none"/>
               </w:rPr>
-              <w:t>Long Mirror</w:t>
+              <w:t>Blue spotlight</w:t>
             </w:r>
           </w:p>
         </w:tc>
@@ -8602,7 +8761,7 @@
                 <w:kern w:val="0"/>
                 <w14:ligatures w14:val="none"/>
               </w:rPr>
-              <w:t>25</w:t>
+              <w:t>24</w:t>
             </w:r>
           </w:p>
         </w:tc>
@@ -8658,7 +8817,7 @@
                 <w:kern w:val="0"/>
                 <w14:ligatures w14:val="none"/>
               </w:rPr>
-              <w:t>Long curly hair</w:t>
+              <w:t>Fog machine</w:t>
             </w:r>
           </w:p>
         </w:tc>
@@ -8716,7 +8875,7 @@
                 <w:kern w:val="0"/>
                 <w14:ligatures w14:val="none"/>
               </w:rPr>
-              <w:t>28</w:t>
+              <w:t>24</w:t>
             </w:r>
           </w:p>
         </w:tc>
@@ -8771,7 +8930,7 @@
                 <w:kern w:val="0"/>
                 <w14:ligatures w14:val="none"/>
               </w:rPr>
-              <w:t>Silver Earrings</w:t>
+              <w:t>Envelope with funeral card</w:t>
             </w:r>
           </w:p>
         </w:tc>
@@ -8800,7 +8959,7 @@
                 <w:kern w:val="0"/>
                 <w14:ligatures w14:val="none"/>
               </w:rPr>
-              <w:t>2</w:t>
+              <w:t>1</w:t>
             </w:r>
           </w:p>
         </w:tc>
@@ -8829,7 +8988,7 @@
                 <w:kern w:val="0"/>
                 <w14:ligatures w14:val="none"/>
               </w:rPr>
-              <w:t>28</w:t>
+              <w:t>24</w:t>
             </w:r>
           </w:p>
         </w:tc>
@@ -8885,7 +9044,7 @@
                 <w:kern w:val="0"/>
                 <w14:ligatures w14:val="none"/>
               </w:rPr>
-              <w:t>Silver Nose Ring</w:t>
+              <w:t>Pyre</w:t>
             </w:r>
           </w:p>
         </w:tc>
@@ -8943,7 +9102,7 @@
                 <w:kern w:val="0"/>
                 <w14:ligatures w14:val="none"/>
               </w:rPr>
-              <w:t>28</w:t>
+              <w:t>24</w:t>
             </w:r>
           </w:p>
         </w:tc>
@@ -8998,7 +9157,7 @@
                 <w:kern w:val="0"/>
                 <w14:ligatures w14:val="none"/>
               </w:rPr>
-              <w:t>Silver Armbands</w:t>
+              <w:t>Bhasma</w:t>
             </w:r>
           </w:p>
         </w:tc>
@@ -9027,7 +9186,7 @@
                 <w:kern w:val="0"/>
                 <w14:ligatures w14:val="none"/>
               </w:rPr>
-              <w:t>2</w:t>
+              <w:t>1</w:t>
             </w:r>
           </w:p>
         </w:tc>
@@ -9056,7 +9215,7 @@
                 <w:kern w:val="0"/>
                 <w14:ligatures w14:val="none"/>
               </w:rPr>
-              <w:t>28</w:t>
+              <w:t>24</w:t>
             </w:r>
           </w:p>
         </w:tc>
@@ -9112,7 +9271,7 @@
                 <w:kern w:val="0"/>
                 <w14:ligatures w14:val="none"/>
               </w:rPr>
-              <w:t>Flower decorated photo of Adi</w:t>
+              <w:t>Mailbox</w:t>
             </w:r>
           </w:p>
         </w:tc>
@@ -9170,7 +9329,7 @@
                 <w:kern w:val="0"/>
                 <w14:ligatures w14:val="none"/>
               </w:rPr>
-              <w:t>28</w:t>
+              <w:t>24</w:t>
             </w:r>
           </w:p>
         </w:tc>
@@ -9225,7 +9384,7 @@
                 <w:kern w:val="0"/>
                 <w14:ligatures w14:val="none"/>
               </w:rPr>
-              <w:t>Brass Lamp</w:t>
+              <w:t>Black Sesame Seeds</w:t>
             </w:r>
           </w:p>
         </w:tc>
@@ -9283,7 +9442,7 @@
                 <w:kern w:val="0"/>
                 <w14:ligatures w14:val="none"/>
               </w:rPr>
-              <w:t>28</w:t>
+              <w:t>25</w:t>
             </w:r>
           </w:p>
         </w:tc>
@@ -9339,7 +9498,7 @@
                 <w:kern w:val="0"/>
                 <w14:ligatures w14:val="none"/>
               </w:rPr>
-              <w:t>Thick Metallic Chain</w:t>
+              <w:t>Pinda</w:t>
             </w:r>
           </w:p>
         </w:tc>
@@ -9397,7 +9556,7 @@
                 <w:kern w:val="0"/>
                 <w14:ligatures w14:val="none"/>
               </w:rPr>
-              <w:t>28</w:t>
+              <w:t>25</w:t>
             </w:r>
           </w:p>
         </w:tc>
@@ -9452,7 +9611,7 @@
                 <w:kern w:val="0"/>
                 <w14:ligatures w14:val="none"/>
               </w:rPr>
-              <w:t>-----------------------------</w:t>
+              <w:t>Long Mirror</w:t>
             </w:r>
           </w:p>
         </w:tc>
@@ -9481,7 +9640,7 @@
                 <w:kern w:val="0"/>
                 <w14:ligatures w14:val="none"/>
               </w:rPr>
-              <w:t>-----------</w:t>
+              <w:t>1</w:t>
             </w:r>
           </w:p>
         </w:tc>
@@ -9497,21 +9656,20 @@
               <w:jc w:val="center"/>
               <w:cnfStyle w:val="000000000000" w:firstRow="0" w:lastRow="0" w:firstColumn="0" w:lastColumn="0" w:oddVBand="0" w:evenVBand="0" w:oddHBand="0" w:evenHBand="0" w:firstRowFirstColumn="0" w:firstRowLastColumn="0" w:lastRowFirstColumn="0" w:lastRowLastColumn="0"/>
               <w:rPr>
-                <w:rFonts w:ascii="Times New Roman" w:eastAsia="Times New Roman" w:hAnsi="Times New Roman" w:cs="Times New Roman"/>
-                <w:kern w:val="0"/>
-                <w:sz w:val="20"/>
-                <w:szCs w:val="20"/>
-                <w14:ligatures w14:val="none"/>
-              </w:rPr>
-            </w:pPr>
-            <w:r>
-              <w:rPr>
-                <w:rFonts w:ascii="Courier New" w:eastAsia="Times New Roman" w:hAnsi="Courier New" w:cs="Courier New"/>
-                <w:color w:val="000000"/>
-                <w:kern w:val="0"/>
-                <w14:ligatures w14:val="none"/>
-              </w:rPr>
-              <w:t>---------------------</w:t>
+                <w:rFonts w:ascii="Courier New" w:eastAsia="Times New Roman" w:hAnsi="Courier New" w:cs="Courier New"/>
+                <w:color w:val="000000"/>
+                <w:kern w:val="0"/>
+                <w14:ligatures w14:val="none"/>
+              </w:rPr>
+            </w:pPr>
+            <w:r>
+              <w:rPr>
+                <w:rFonts w:ascii="Courier New" w:eastAsia="Times New Roman" w:hAnsi="Courier New" w:cs="Courier New"/>
+                <w:color w:val="000000"/>
+                <w:kern w:val="0"/>
+                <w14:ligatures w14:val="none"/>
+              </w:rPr>
+              <w:t>25</w:t>
             </w:r>
           </w:p>
         </w:tc>
@@ -9524,22 +9682,12 @@
             <w:pPr>
               <w:cnfStyle w:val="000000000000" w:firstRow="0" w:lastRow="0" w:firstColumn="0" w:lastColumn="0" w:oddVBand="0" w:evenVBand="0" w:oddHBand="0" w:evenHBand="0" w:firstRowFirstColumn="0" w:firstRowLastColumn="0" w:lastRowFirstColumn="0" w:lastRowLastColumn="0"/>
               <w:rPr>
-                <w:rFonts w:ascii="Times New Roman" w:eastAsia="Times New Roman" w:hAnsi="Times New Roman" w:cs="Times New Roman"/>
-                <w:kern w:val="0"/>
-                <w:sz w:val="20"/>
-                <w:szCs w:val="20"/>
-                <w14:ligatures w14:val="none"/>
-              </w:rPr>
-            </w:pPr>
-            <w:r>
-              <w:rPr>
-                <w:rFonts w:ascii="Courier New" w:eastAsia="Times New Roman" w:hAnsi="Courier New" w:cs="Courier New"/>
-                <w:color w:val="000000"/>
-                <w:kern w:val="0"/>
-                <w14:ligatures w14:val="none"/>
-              </w:rPr>
-              <w:t>-----------</w:t>
-            </w:r>
+                <w:rFonts w:ascii="Courier New" w:eastAsia="Times New Roman" w:hAnsi="Courier New" w:cs="Courier New"/>
+                <w:color w:val="000000"/>
+                <w:kern w:val="0"/>
+                <w14:ligatures w14:val="none"/>
+              </w:rPr>
+            </w:pPr>
           </w:p>
         </w:tc>
       </w:tr>
@@ -9577,7 +9725,7 @@
                 <w:kern w:val="0"/>
                 <w14:ligatures w14:val="none"/>
               </w:rPr>
-              <w:t>Crib with Cot Mobile</w:t>
+              <w:t>Long curly hair</w:t>
             </w:r>
           </w:p>
         </w:tc>
@@ -9599,6 +9747,15 @@
                 <w14:ligatures w14:val="none"/>
               </w:rPr>
             </w:pPr>
+            <w:r>
+              <w:rPr>
+                <w:rFonts w:ascii="Courier New" w:eastAsia="Times New Roman" w:hAnsi="Courier New" w:cs="Courier New"/>
+                <w:color w:val="000000"/>
+                <w:kern w:val="0"/>
+                <w14:ligatures w14:val="none"/>
+              </w:rPr>
+              <w:t>1</w:t>
+            </w:r>
           </w:p>
         </w:tc>
         <w:tc>
@@ -9613,21 +9770,20 @@
               <w:jc w:val="center"/>
               <w:cnfStyle w:val="000000100000" w:firstRow="0" w:lastRow="0" w:firstColumn="0" w:lastColumn="0" w:oddVBand="0" w:evenVBand="0" w:oddHBand="1" w:evenHBand="0" w:firstRowFirstColumn="0" w:firstRowLastColumn="0" w:lastRowFirstColumn="0" w:lastRowLastColumn="0"/>
               <w:rPr>
-                <w:rFonts w:ascii="Times New Roman" w:eastAsia="Times New Roman" w:hAnsi="Times New Roman" w:cs="Times New Roman"/>
-                <w:kern w:val="0"/>
-                <w:sz w:val="20"/>
-                <w:szCs w:val="20"/>
-                <w14:ligatures w14:val="none"/>
-              </w:rPr>
-            </w:pPr>
-            <w:r>
-              <w:rPr>
-                <w:rFonts w:ascii="Courier New" w:eastAsia="Times New Roman" w:hAnsi="Courier New" w:cs="Courier New"/>
-                <w:color w:val="000000"/>
-                <w:kern w:val="0"/>
-                <w14:ligatures w14:val="none"/>
-              </w:rPr>
-              <w:t>27</w:t>
+                <w:rFonts w:ascii="Courier New" w:eastAsia="Times New Roman" w:hAnsi="Courier New" w:cs="Courier New"/>
+                <w:color w:val="000000"/>
+                <w:kern w:val="0"/>
+                <w14:ligatures w14:val="none"/>
+              </w:rPr>
+            </w:pPr>
+            <w:r>
+              <w:rPr>
+                <w:rFonts w:ascii="Courier New" w:eastAsia="Times New Roman" w:hAnsi="Courier New" w:cs="Courier New"/>
+                <w:color w:val="000000"/>
+                <w:kern w:val="0"/>
+                <w14:ligatures w14:val="none"/>
+              </w:rPr>
+              <w:t>28</w:t>
             </w:r>
           </w:p>
         </w:tc>
@@ -9640,10 +9796,9 @@
             <w:pPr>
               <w:cnfStyle w:val="000000100000" w:firstRow="0" w:lastRow="0" w:firstColumn="0" w:lastColumn="0" w:oddVBand="0" w:evenVBand="0" w:oddHBand="1" w:evenHBand="0" w:firstRowFirstColumn="0" w:firstRowLastColumn="0" w:lastRowFirstColumn="0" w:lastRowLastColumn="0"/>
               <w:rPr>
-                <w:rFonts w:ascii="Times New Roman" w:eastAsia="Times New Roman" w:hAnsi="Times New Roman" w:cs="Times New Roman"/>
-                <w:kern w:val="0"/>
-                <w:sz w:val="20"/>
-                <w:szCs w:val="20"/>
+                <w:rFonts w:ascii="Courier New" w:eastAsia="Times New Roman" w:hAnsi="Courier New" w:cs="Courier New"/>
+                <w:color w:val="000000"/>
+                <w:kern w:val="0"/>
                 <w14:ligatures w14:val="none"/>
               </w:rPr>
             </w:pPr>
@@ -9683,7 +9838,7 @@
                 <w:kern w:val="0"/>
                 <w14:ligatures w14:val="none"/>
               </w:rPr>
-              <w:t>Cycle</w:t>
+              <w:t>Silver Earrings</w:t>
             </w:r>
           </w:p>
         </w:tc>
@@ -9705,6 +9860,15 @@
                 <w14:ligatures w14:val="none"/>
               </w:rPr>
             </w:pPr>
+            <w:r>
+              <w:rPr>
+                <w:rFonts w:ascii="Courier New" w:eastAsia="Times New Roman" w:hAnsi="Courier New" w:cs="Courier New"/>
+                <w:color w:val="000000"/>
+                <w:kern w:val="0"/>
+                <w14:ligatures w14:val="none"/>
+              </w:rPr>
+              <w:t>2</w:t>
+            </w:r>
           </w:p>
         </w:tc>
         <w:tc>
@@ -9719,21 +9883,20 @@
               <w:jc w:val="center"/>
               <w:cnfStyle w:val="000000000000" w:firstRow="0" w:lastRow="0" w:firstColumn="0" w:lastColumn="0" w:oddVBand="0" w:evenVBand="0" w:oddHBand="0" w:evenHBand="0" w:firstRowFirstColumn="0" w:firstRowLastColumn="0" w:lastRowFirstColumn="0" w:lastRowLastColumn="0"/>
               <w:rPr>
-                <w:rFonts w:ascii="Times New Roman" w:eastAsia="Times New Roman" w:hAnsi="Times New Roman" w:cs="Times New Roman"/>
-                <w:kern w:val="0"/>
-                <w:sz w:val="20"/>
-                <w:szCs w:val="20"/>
-                <w14:ligatures w14:val="none"/>
-              </w:rPr>
-            </w:pPr>
-            <w:r>
-              <w:rPr>
-                <w:rFonts w:ascii="Courier New" w:eastAsia="Times New Roman" w:hAnsi="Courier New" w:cs="Courier New"/>
-                <w:color w:val="000000"/>
-                <w:kern w:val="0"/>
-                <w14:ligatures w14:val="none"/>
-              </w:rPr>
-              <w:t>27</w:t>
+                <w:rFonts w:ascii="Courier New" w:eastAsia="Times New Roman" w:hAnsi="Courier New" w:cs="Courier New"/>
+                <w:color w:val="000000"/>
+                <w:kern w:val="0"/>
+                <w14:ligatures w14:val="none"/>
+              </w:rPr>
+            </w:pPr>
+            <w:r>
+              <w:rPr>
+                <w:rFonts w:ascii="Courier New" w:eastAsia="Times New Roman" w:hAnsi="Courier New" w:cs="Courier New"/>
+                <w:color w:val="000000"/>
+                <w:kern w:val="0"/>
+                <w14:ligatures w14:val="none"/>
+              </w:rPr>
+              <w:t>28</w:t>
             </w:r>
           </w:p>
         </w:tc>
@@ -9746,10 +9909,9 @@
             <w:pPr>
               <w:cnfStyle w:val="000000000000" w:firstRow="0" w:lastRow="0" w:firstColumn="0" w:lastColumn="0" w:oddVBand="0" w:evenVBand="0" w:oddHBand="0" w:evenHBand="0" w:firstRowFirstColumn="0" w:firstRowLastColumn="0" w:lastRowFirstColumn="0" w:lastRowLastColumn="0"/>
               <w:rPr>
-                <w:rFonts w:ascii="Times New Roman" w:eastAsia="Times New Roman" w:hAnsi="Times New Roman" w:cs="Times New Roman"/>
-                <w:kern w:val="0"/>
-                <w:sz w:val="20"/>
-                <w:szCs w:val="20"/>
+                <w:rFonts w:ascii="Courier New" w:eastAsia="Times New Roman" w:hAnsi="Courier New" w:cs="Courier New"/>
+                <w:color w:val="000000"/>
+                <w:kern w:val="0"/>
                 <w14:ligatures w14:val="none"/>
               </w:rPr>
             </w:pPr>
@@ -9790,7 +9952,7 @@
                 <w:kern w:val="0"/>
                 <w14:ligatures w14:val="none"/>
               </w:rPr>
-              <w:t>Band-aid</w:t>
+              <w:t>Silver Nose Ring</w:t>
             </w:r>
           </w:p>
         </w:tc>
@@ -9812,6 +9974,15 @@
                 <w14:ligatures w14:val="none"/>
               </w:rPr>
             </w:pPr>
+            <w:r>
+              <w:rPr>
+                <w:rFonts w:ascii="Courier New" w:eastAsia="Times New Roman" w:hAnsi="Courier New" w:cs="Courier New"/>
+                <w:color w:val="000000"/>
+                <w:kern w:val="0"/>
+                <w14:ligatures w14:val="none"/>
+              </w:rPr>
+              <w:t>1</w:t>
+            </w:r>
           </w:p>
         </w:tc>
         <w:tc>
@@ -9826,21 +9997,20 @@
               <w:jc w:val="center"/>
               <w:cnfStyle w:val="000000100000" w:firstRow="0" w:lastRow="0" w:firstColumn="0" w:lastColumn="0" w:oddVBand="0" w:evenVBand="0" w:oddHBand="1" w:evenHBand="0" w:firstRowFirstColumn="0" w:firstRowLastColumn="0" w:lastRowFirstColumn="0" w:lastRowLastColumn="0"/>
               <w:rPr>
-                <w:rFonts w:ascii="Times New Roman" w:eastAsia="Times New Roman" w:hAnsi="Times New Roman" w:cs="Times New Roman"/>
-                <w:kern w:val="0"/>
-                <w:sz w:val="20"/>
-                <w:szCs w:val="20"/>
-                <w14:ligatures w14:val="none"/>
-              </w:rPr>
-            </w:pPr>
-            <w:r>
-              <w:rPr>
-                <w:rFonts w:ascii="Courier New" w:eastAsia="Times New Roman" w:hAnsi="Courier New" w:cs="Courier New"/>
-                <w:color w:val="000000"/>
-                <w:kern w:val="0"/>
-                <w14:ligatures w14:val="none"/>
-              </w:rPr>
-              <w:t>27</w:t>
+                <w:rFonts w:ascii="Courier New" w:eastAsia="Times New Roman" w:hAnsi="Courier New" w:cs="Courier New"/>
+                <w:color w:val="000000"/>
+                <w:kern w:val="0"/>
+                <w14:ligatures w14:val="none"/>
+              </w:rPr>
+            </w:pPr>
+            <w:r>
+              <w:rPr>
+                <w:rFonts w:ascii="Courier New" w:eastAsia="Times New Roman" w:hAnsi="Courier New" w:cs="Courier New"/>
+                <w:color w:val="000000"/>
+                <w:kern w:val="0"/>
+                <w14:ligatures w14:val="none"/>
+              </w:rPr>
+              <w:t>28</w:t>
             </w:r>
           </w:p>
         </w:tc>
@@ -9853,10 +10023,9 @@
             <w:pPr>
               <w:cnfStyle w:val="000000100000" w:firstRow="0" w:lastRow="0" w:firstColumn="0" w:lastColumn="0" w:oddVBand="0" w:evenVBand="0" w:oddHBand="1" w:evenHBand="0" w:firstRowFirstColumn="0" w:firstRowLastColumn="0" w:lastRowFirstColumn="0" w:lastRowLastColumn="0"/>
               <w:rPr>
-                <w:rFonts w:ascii="Times New Roman" w:eastAsia="Times New Roman" w:hAnsi="Times New Roman" w:cs="Times New Roman"/>
-                <w:kern w:val="0"/>
-                <w:sz w:val="20"/>
-                <w:szCs w:val="20"/>
+                <w:rFonts w:ascii="Courier New" w:eastAsia="Times New Roman" w:hAnsi="Courier New" w:cs="Courier New"/>
+                <w:color w:val="000000"/>
+                <w:kern w:val="0"/>
                 <w14:ligatures w14:val="none"/>
               </w:rPr>
             </w:pPr>
@@ -9896,7 +10065,7 @@
                 <w:kern w:val="0"/>
                 <w14:ligatures w14:val="none"/>
               </w:rPr>
-              <w:t>Puppy</w:t>
+              <w:t>Silver Armbands</w:t>
             </w:r>
           </w:p>
         </w:tc>
@@ -9918,6 +10087,15 @@
                 <w14:ligatures w14:val="none"/>
               </w:rPr>
             </w:pPr>
+            <w:r>
+              <w:rPr>
+                <w:rFonts w:ascii="Courier New" w:eastAsia="Times New Roman" w:hAnsi="Courier New" w:cs="Courier New"/>
+                <w:color w:val="000000"/>
+                <w:kern w:val="0"/>
+                <w14:ligatures w14:val="none"/>
+              </w:rPr>
+              <w:t>2</w:t>
+            </w:r>
           </w:p>
         </w:tc>
         <w:tc>
@@ -9932,21 +10110,20 @@
               <w:jc w:val="center"/>
               <w:cnfStyle w:val="000000000000" w:firstRow="0" w:lastRow="0" w:firstColumn="0" w:lastColumn="0" w:oddVBand="0" w:evenVBand="0" w:oddHBand="0" w:evenHBand="0" w:firstRowFirstColumn="0" w:firstRowLastColumn="0" w:lastRowFirstColumn="0" w:lastRowLastColumn="0"/>
               <w:rPr>
-                <w:rFonts w:ascii="Times New Roman" w:eastAsia="Times New Roman" w:hAnsi="Times New Roman" w:cs="Times New Roman"/>
-                <w:kern w:val="0"/>
-                <w:sz w:val="20"/>
-                <w:szCs w:val="20"/>
-                <w14:ligatures w14:val="none"/>
-              </w:rPr>
-            </w:pPr>
-            <w:r>
-              <w:rPr>
-                <w:rFonts w:ascii="Courier New" w:eastAsia="Times New Roman" w:hAnsi="Courier New" w:cs="Courier New"/>
-                <w:color w:val="000000"/>
-                <w:kern w:val="0"/>
-                <w14:ligatures w14:val="none"/>
-              </w:rPr>
-              <w:t>27</w:t>
+                <w:rFonts w:ascii="Courier New" w:eastAsia="Times New Roman" w:hAnsi="Courier New" w:cs="Courier New"/>
+                <w:color w:val="000000"/>
+                <w:kern w:val="0"/>
+                <w14:ligatures w14:val="none"/>
+              </w:rPr>
+            </w:pPr>
+            <w:r>
+              <w:rPr>
+                <w:rFonts w:ascii="Courier New" w:eastAsia="Times New Roman" w:hAnsi="Courier New" w:cs="Courier New"/>
+                <w:color w:val="000000"/>
+                <w:kern w:val="0"/>
+                <w14:ligatures w14:val="none"/>
+              </w:rPr>
+              <w:t>28</w:t>
             </w:r>
           </w:p>
         </w:tc>
@@ -9959,10 +10136,9 @@
             <w:pPr>
               <w:cnfStyle w:val="000000000000" w:firstRow="0" w:lastRow="0" w:firstColumn="0" w:lastColumn="0" w:oddVBand="0" w:evenVBand="0" w:oddHBand="0" w:evenHBand="0" w:firstRowFirstColumn="0" w:firstRowLastColumn="0" w:lastRowFirstColumn="0" w:lastRowLastColumn="0"/>
               <w:rPr>
-                <w:rFonts w:ascii="Times New Roman" w:eastAsia="Times New Roman" w:hAnsi="Times New Roman" w:cs="Times New Roman"/>
-                <w:kern w:val="0"/>
-                <w:sz w:val="20"/>
-                <w:szCs w:val="20"/>
+                <w:rFonts w:ascii="Courier New" w:eastAsia="Times New Roman" w:hAnsi="Courier New" w:cs="Courier New"/>
+                <w:color w:val="000000"/>
+                <w:kern w:val="0"/>
                 <w14:ligatures w14:val="none"/>
               </w:rPr>
             </w:pPr>
@@ -10003,7 +10179,7 @@
                 <w:kern w:val="0"/>
                 <w14:ligatures w14:val="none"/>
               </w:rPr>
-              <w:t>Bat and ball</w:t>
+              <w:t>Flower decorated photo of Adi</w:t>
             </w:r>
           </w:p>
         </w:tc>
@@ -10025,6 +10201,15 @@
                 <w14:ligatures w14:val="none"/>
               </w:rPr>
             </w:pPr>
+            <w:r>
+              <w:rPr>
+                <w:rFonts w:ascii="Courier New" w:eastAsia="Times New Roman" w:hAnsi="Courier New" w:cs="Courier New"/>
+                <w:color w:val="000000"/>
+                <w:kern w:val="0"/>
+                <w14:ligatures w14:val="none"/>
+              </w:rPr>
+              <w:t>1</w:t>
+            </w:r>
           </w:p>
         </w:tc>
         <w:tc>
@@ -10039,21 +10224,20 @@
               <w:jc w:val="center"/>
               <w:cnfStyle w:val="000000100000" w:firstRow="0" w:lastRow="0" w:firstColumn="0" w:lastColumn="0" w:oddVBand="0" w:evenVBand="0" w:oddHBand="1" w:evenHBand="0" w:firstRowFirstColumn="0" w:firstRowLastColumn="0" w:lastRowFirstColumn="0" w:lastRowLastColumn="0"/>
               <w:rPr>
-                <w:rFonts w:ascii="Times New Roman" w:eastAsia="Times New Roman" w:hAnsi="Times New Roman" w:cs="Times New Roman"/>
-                <w:kern w:val="0"/>
-                <w:sz w:val="20"/>
-                <w:szCs w:val="20"/>
-                <w14:ligatures w14:val="none"/>
-              </w:rPr>
-            </w:pPr>
-            <w:r>
-              <w:rPr>
-                <w:rFonts w:ascii="Courier New" w:eastAsia="Times New Roman" w:hAnsi="Courier New" w:cs="Courier New"/>
-                <w:color w:val="000000"/>
-                <w:kern w:val="0"/>
-                <w14:ligatures w14:val="none"/>
-              </w:rPr>
-              <w:t>27</w:t>
+                <w:rFonts w:ascii="Courier New" w:eastAsia="Times New Roman" w:hAnsi="Courier New" w:cs="Courier New"/>
+                <w:color w:val="000000"/>
+                <w:kern w:val="0"/>
+                <w14:ligatures w14:val="none"/>
+              </w:rPr>
+            </w:pPr>
+            <w:r>
+              <w:rPr>
+                <w:rFonts w:ascii="Courier New" w:eastAsia="Times New Roman" w:hAnsi="Courier New" w:cs="Courier New"/>
+                <w:color w:val="000000"/>
+                <w:kern w:val="0"/>
+                <w14:ligatures w14:val="none"/>
+              </w:rPr>
+              <w:t>28</w:t>
             </w:r>
           </w:p>
         </w:tc>
@@ -10066,10 +10250,9 @@
             <w:pPr>
               <w:cnfStyle w:val="000000100000" w:firstRow="0" w:lastRow="0" w:firstColumn="0" w:lastColumn="0" w:oddVBand="0" w:evenVBand="0" w:oddHBand="1" w:evenHBand="0" w:firstRowFirstColumn="0" w:firstRowLastColumn="0" w:lastRowFirstColumn="0" w:lastRowLastColumn="0"/>
               <w:rPr>
-                <w:rFonts w:ascii="Times New Roman" w:eastAsia="Times New Roman" w:hAnsi="Times New Roman" w:cs="Times New Roman"/>
-                <w:kern w:val="0"/>
-                <w:sz w:val="20"/>
-                <w:szCs w:val="20"/>
+                <w:rFonts w:ascii="Courier New" w:eastAsia="Times New Roman" w:hAnsi="Courier New" w:cs="Courier New"/>
+                <w:color w:val="000000"/>
+                <w:kern w:val="0"/>
                 <w14:ligatures w14:val="none"/>
               </w:rPr>
             </w:pPr>
@@ -10109,7 +10292,7 @@
                 <w:kern w:val="0"/>
                 <w14:ligatures w14:val="none"/>
               </w:rPr>
-              <w:t>Ice-lollies</w:t>
+              <w:t>Brass Lamp</w:t>
             </w:r>
           </w:p>
         </w:tc>
@@ -10131,6 +10314,15 @@
                 <w14:ligatures w14:val="none"/>
               </w:rPr>
             </w:pPr>
+            <w:r>
+              <w:rPr>
+                <w:rFonts w:ascii="Courier New" w:eastAsia="Times New Roman" w:hAnsi="Courier New" w:cs="Courier New"/>
+                <w:color w:val="000000"/>
+                <w:kern w:val="0"/>
+                <w14:ligatures w14:val="none"/>
+              </w:rPr>
+              <w:t>1</w:t>
+            </w:r>
           </w:p>
         </w:tc>
         <w:tc>
@@ -10145,21 +10337,20 @@
               <w:jc w:val="center"/>
               <w:cnfStyle w:val="000000000000" w:firstRow="0" w:lastRow="0" w:firstColumn="0" w:lastColumn="0" w:oddVBand="0" w:evenVBand="0" w:oddHBand="0" w:evenHBand="0" w:firstRowFirstColumn="0" w:firstRowLastColumn="0" w:lastRowFirstColumn="0" w:lastRowLastColumn="0"/>
               <w:rPr>
-                <w:rFonts w:ascii="Times New Roman" w:eastAsia="Times New Roman" w:hAnsi="Times New Roman" w:cs="Times New Roman"/>
-                <w:kern w:val="0"/>
-                <w:sz w:val="20"/>
-                <w:szCs w:val="20"/>
-                <w14:ligatures w14:val="none"/>
-              </w:rPr>
-            </w:pPr>
-            <w:r>
-              <w:rPr>
-                <w:rFonts w:ascii="Courier New" w:eastAsia="Times New Roman" w:hAnsi="Courier New" w:cs="Courier New"/>
-                <w:color w:val="000000"/>
-                <w:kern w:val="0"/>
-                <w14:ligatures w14:val="none"/>
-              </w:rPr>
-              <w:t>27</w:t>
+                <w:rFonts w:ascii="Courier New" w:eastAsia="Times New Roman" w:hAnsi="Courier New" w:cs="Courier New"/>
+                <w:color w:val="000000"/>
+                <w:kern w:val="0"/>
+                <w14:ligatures w14:val="none"/>
+              </w:rPr>
+            </w:pPr>
+            <w:r>
+              <w:rPr>
+                <w:rFonts w:ascii="Courier New" w:eastAsia="Times New Roman" w:hAnsi="Courier New" w:cs="Courier New"/>
+                <w:color w:val="000000"/>
+                <w:kern w:val="0"/>
+                <w14:ligatures w14:val="none"/>
+              </w:rPr>
+              <w:t>28</w:t>
             </w:r>
           </w:p>
         </w:tc>
@@ -10172,10 +10363,9 @@
             <w:pPr>
               <w:cnfStyle w:val="000000000000" w:firstRow="0" w:lastRow="0" w:firstColumn="0" w:lastColumn="0" w:oddVBand="0" w:evenVBand="0" w:oddHBand="0" w:evenHBand="0" w:firstRowFirstColumn="0" w:firstRowLastColumn="0" w:lastRowFirstColumn="0" w:lastRowLastColumn="0"/>
               <w:rPr>
-                <w:rFonts w:ascii="Times New Roman" w:eastAsia="Times New Roman" w:hAnsi="Times New Roman" w:cs="Times New Roman"/>
-                <w:kern w:val="0"/>
-                <w:sz w:val="20"/>
-                <w:szCs w:val="20"/>
+                <w:rFonts w:ascii="Courier New" w:eastAsia="Times New Roman" w:hAnsi="Courier New" w:cs="Courier New"/>
+                <w:color w:val="000000"/>
+                <w:kern w:val="0"/>
                 <w14:ligatures w14:val="none"/>
               </w:rPr>
             </w:pPr>
@@ -10216,6 +10406,884 @@
                 <w:kern w:val="0"/>
                 <w14:ligatures w14:val="none"/>
               </w:rPr>
+              <w:t>Thick Metallic Chain</w:t>
+            </w:r>
+          </w:p>
+        </w:tc>
+        <w:tc>
+          <w:tcPr>
+            <w:tcW w:w="1890" w:type="dxa"/>
+            <w:noWrap/>
+            <w:vAlign w:val="center"/>
+            <w:hideMark/>
+          </w:tcPr>
+          <w:p>
+            <w:pPr>
+              <w:jc w:val="center"/>
+              <w:cnfStyle w:val="000000100000" w:firstRow="0" w:lastRow="0" w:firstColumn="0" w:lastColumn="0" w:oddVBand="0" w:evenVBand="0" w:oddHBand="1" w:evenHBand="0" w:firstRowFirstColumn="0" w:firstRowLastColumn="0" w:lastRowFirstColumn="0" w:lastRowLastColumn="0"/>
+              <w:rPr>
+                <w:rFonts w:ascii="Courier New" w:eastAsia="Times New Roman" w:hAnsi="Courier New" w:cs="Courier New"/>
+                <w:color w:val="000000"/>
+                <w:kern w:val="0"/>
+                <w14:ligatures w14:val="none"/>
+              </w:rPr>
+            </w:pPr>
+            <w:r>
+              <w:rPr>
+                <w:rFonts w:ascii="Courier New" w:eastAsia="Times New Roman" w:hAnsi="Courier New" w:cs="Courier New"/>
+                <w:color w:val="000000"/>
+                <w:kern w:val="0"/>
+                <w14:ligatures w14:val="none"/>
+              </w:rPr>
+              <w:t>1</w:t>
+            </w:r>
+          </w:p>
+        </w:tc>
+        <w:tc>
+          <w:tcPr>
+            <w:tcW w:w="3268" w:type="dxa"/>
+            <w:noWrap/>
+            <w:vAlign w:val="center"/>
+            <w:hideMark/>
+          </w:tcPr>
+          <w:p>
+            <w:pPr>
+              <w:jc w:val="center"/>
+              <w:cnfStyle w:val="000000100000" w:firstRow="0" w:lastRow="0" w:firstColumn="0" w:lastColumn="0" w:oddVBand="0" w:evenVBand="0" w:oddHBand="1" w:evenHBand="0" w:firstRowFirstColumn="0" w:firstRowLastColumn="0" w:lastRowFirstColumn="0" w:lastRowLastColumn="0"/>
+              <w:rPr>
+                <w:rFonts w:ascii="Courier New" w:eastAsia="Times New Roman" w:hAnsi="Courier New" w:cs="Courier New"/>
+                <w:color w:val="000000"/>
+                <w:kern w:val="0"/>
+                <w14:ligatures w14:val="none"/>
+              </w:rPr>
+            </w:pPr>
+            <w:r>
+              <w:rPr>
+                <w:rFonts w:ascii="Courier New" w:eastAsia="Times New Roman" w:hAnsi="Courier New" w:cs="Courier New"/>
+                <w:color w:val="000000"/>
+                <w:kern w:val="0"/>
+                <w14:ligatures w14:val="none"/>
+              </w:rPr>
+              <w:t>28</w:t>
+            </w:r>
+          </w:p>
+        </w:tc>
+        <w:tc>
+          <w:tcPr>
+            <w:tcW w:w="1804" w:type="dxa"/>
+            <w:vAlign w:val="center"/>
+          </w:tcPr>
+          <w:p>
+            <w:pPr>
+              <w:cnfStyle w:val="000000100000" w:firstRow="0" w:lastRow="0" w:firstColumn="0" w:lastColumn="0" w:oddVBand="0" w:evenVBand="0" w:oddHBand="1" w:evenHBand="0" w:firstRowFirstColumn="0" w:firstRowLastColumn="0" w:lastRowFirstColumn="0" w:lastRowLastColumn="0"/>
+              <w:rPr>
+                <w:rFonts w:ascii="Courier New" w:eastAsia="Times New Roman" w:hAnsi="Courier New" w:cs="Courier New"/>
+                <w:color w:val="000000"/>
+                <w:kern w:val="0"/>
+                <w14:ligatures w14:val="none"/>
+              </w:rPr>
+            </w:pPr>
+          </w:p>
+        </w:tc>
+      </w:tr>
+      <w:tr>
+        <w:trPr>
+          <w:trHeight w:val="432"/>
+          <w:jc w:val="center"/>
+        </w:trPr>
+        <w:tc>
+          <w:tcPr>
+            <w:cnfStyle w:val="001000000000" w:firstRow="0" w:lastRow="0" w:firstColumn="1" w:lastColumn="0" w:oddVBand="0" w:evenVBand="0" w:oddHBand="0" w:evenHBand="0" w:firstRowFirstColumn="0" w:firstRowLastColumn="0" w:lastRowFirstColumn="0" w:lastRowLastColumn="0"/>
+            <w:tcW w:w="4405" w:type="dxa"/>
+            <w:noWrap/>
+            <w:vAlign w:val="center"/>
+            <w:hideMark/>
+          </w:tcPr>
+          <w:p>
+            <w:pPr>
+              <w:rPr>
+                <w:rFonts w:ascii="Courier New" w:eastAsia="Times New Roman" w:hAnsi="Courier New" w:cs="Courier New"/>
+                <w:b w:val="0"/>
+                <w:bCs w:val="0"/>
+                <w:color w:val="000000"/>
+                <w:kern w:val="0"/>
+                <w14:ligatures w14:val="none"/>
+              </w:rPr>
+            </w:pPr>
+            <w:r>
+              <w:rPr>
+                <w:rFonts w:ascii="Courier New" w:eastAsia="Times New Roman" w:hAnsi="Courier New" w:cs="Courier New"/>
+                <w:b w:val="0"/>
+                <w:bCs w:val="0"/>
+                <w:color w:val="000000"/>
+                <w:kern w:val="0"/>
+                <w14:ligatures w14:val="none"/>
+              </w:rPr>
+              <w:t>-----------------------------</w:t>
+            </w:r>
+          </w:p>
+        </w:tc>
+        <w:tc>
+          <w:tcPr>
+            <w:tcW w:w="1890" w:type="dxa"/>
+            <w:noWrap/>
+            <w:vAlign w:val="center"/>
+            <w:hideMark/>
+          </w:tcPr>
+          <w:p>
+            <w:pPr>
+              <w:jc w:val="center"/>
+              <w:cnfStyle w:val="000000000000" w:firstRow="0" w:lastRow="0" w:firstColumn="0" w:lastColumn="0" w:oddVBand="0" w:evenVBand="0" w:oddHBand="0" w:evenHBand="0" w:firstRowFirstColumn="0" w:firstRowLastColumn="0" w:lastRowFirstColumn="0" w:lastRowLastColumn="0"/>
+              <w:rPr>
+                <w:rFonts w:ascii="Courier New" w:eastAsia="Times New Roman" w:hAnsi="Courier New" w:cs="Courier New"/>
+                <w:color w:val="000000"/>
+                <w:kern w:val="0"/>
+                <w14:ligatures w14:val="none"/>
+              </w:rPr>
+            </w:pPr>
+            <w:r>
+              <w:rPr>
+                <w:rFonts w:ascii="Courier New" w:eastAsia="Times New Roman" w:hAnsi="Courier New" w:cs="Courier New"/>
+                <w:color w:val="000000"/>
+                <w:kern w:val="0"/>
+                <w14:ligatures w14:val="none"/>
+              </w:rPr>
+              <w:t>-----------</w:t>
+            </w:r>
+          </w:p>
+        </w:tc>
+        <w:tc>
+          <w:tcPr>
+            <w:tcW w:w="3268" w:type="dxa"/>
+            <w:noWrap/>
+            <w:vAlign w:val="center"/>
+            <w:hideMark/>
+          </w:tcPr>
+          <w:p>
+            <w:pPr>
+              <w:jc w:val="center"/>
+              <w:cnfStyle w:val="000000000000" w:firstRow="0" w:lastRow="0" w:firstColumn="0" w:lastColumn="0" w:oddVBand="0" w:evenVBand="0" w:oddHBand="0" w:evenHBand="0" w:firstRowFirstColumn="0" w:firstRowLastColumn="0" w:lastRowFirstColumn="0" w:lastRowLastColumn="0"/>
+              <w:rPr>
+                <w:rFonts w:ascii="Times New Roman" w:eastAsia="Times New Roman" w:hAnsi="Times New Roman" w:cs="Times New Roman"/>
+                <w:kern w:val="0"/>
+                <w:sz w:val="20"/>
+                <w:szCs w:val="20"/>
+                <w14:ligatures w14:val="none"/>
+              </w:rPr>
+            </w:pPr>
+            <w:r>
+              <w:rPr>
+                <w:rFonts w:ascii="Courier New" w:eastAsia="Times New Roman" w:hAnsi="Courier New" w:cs="Courier New"/>
+                <w:color w:val="000000"/>
+                <w:kern w:val="0"/>
+                <w14:ligatures w14:val="none"/>
+              </w:rPr>
+              <w:t>---------------------</w:t>
+            </w:r>
+          </w:p>
+        </w:tc>
+        <w:tc>
+          <w:tcPr>
+            <w:tcW w:w="1804" w:type="dxa"/>
+            <w:vAlign w:val="center"/>
+          </w:tcPr>
+          <w:p>
+            <w:pPr>
+              <w:cnfStyle w:val="000000000000" w:firstRow="0" w:lastRow="0" w:firstColumn="0" w:lastColumn="0" w:oddVBand="0" w:evenVBand="0" w:oddHBand="0" w:evenHBand="0" w:firstRowFirstColumn="0" w:firstRowLastColumn="0" w:lastRowFirstColumn="0" w:lastRowLastColumn="0"/>
+              <w:rPr>
+                <w:rFonts w:ascii="Times New Roman" w:eastAsia="Times New Roman" w:hAnsi="Times New Roman" w:cs="Times New Roman"/>
+                <w:kern w:val="0"/>
+                <w:sz w:val="20"/>
+                <w:szCs w:val="20"/>
+                <w14:ligatures w14:val="none"/>
+              </w:rPr>
+            </w:pPr>
+            <w:r>
+              <w:rPr>
+                <w:rFonts w:ascii="Courier New" w:eastAsia="Times New Roman" w:hAnsi="Courier New" w:cs="Courier New"/>
+                <w:color w:val="000000"/>
+                <w:kern w:val="0"/>
+                <w14:ligatures w14:val="none"/>
+              </w:rPr>
+              <w:t>-----------</w:t>
+            </w:r>
+          </w:p>
+        </w:tc>
+      </w:tr>
+      <w:tr>
+        <w:trPr>
+          <w:cnfStyle w:val="000000100000" w:firstRow="0" w:lastRow="0" w:firstColumn="0" w:lastColumn="0" w:oddVBand="0" w:evenVBand="0" w:oddHBand="1" w:evenHBand="0" w:firstRowFirstColumn="0" w:firstRowLastColumn="0" w:lastRowFirstColumn="0" w:lastRowLastColumn="0"/>
+          <w:trHeight w:val="432"/>
+          <w:jc w:val="center"/>
+        </w:trPr>
+        <w:tc>
+          <w:tcPr>
+            <w:cnfStyle w:val="001000000000" w:firstRow="0" w:lastRow="0" w:firstColumn="1" w:lastColumn="0" w:oddVBand="0" w:evenVBand="0" w:oddHBand="0" w:evenHBand="0" w:firstRowFirstColumn="0" w:firstRowLastColumn="0" w:lastRowFirstColumn="0" w:lastRowLastColumn="0"/>
+            <w:tcW w:w="4405" w:type="dxa"/>
+            <w:noWrap/>
+            <w:vAlign w:val="center"/>
+            <w:hideMark/>
+          </w:tcPr>
+          <w:p>
+            <w:pPr>
+              <w:rPr>
+                <w:rFonts w:ascii="Courier New" w:eastAsia="Times New Roman" w:hAnsi="Courier New" w:cs="Courier New"/>
+                <w:b w:val="0"/>
+                <w:bCs w:val="0"/>
+                <w:color w:val="000000"/>
+                <w:kern w:val="0"/>
+                <w14:ligatures w14:val="none"/>
+              </w:rPr>
+            </w:pPr>
+            <w:r>
+              <w:rPr>
+                <w:rFonts w:ascii="Courier New" w:eastAsia="Times New Roman" w:hAnsi="Courier New" w:cs="Courier New"/>
+                <w:b w:val="0"/>
+                <w:bCs w:val="0"/>
+                <w:color w:val="000000"/>
+                <w:kern w:val="0"/>
+                <w14:ligatures w14:val="none"/>
+              </w:rPr>
+              <w:t>Crib with Cot Mobile</w:t>
+            </w:r>
+          </w:p>
+        </w:tc>
+        <w:tc>
+          <w:tcPr>
+            <w:tcW w:w="1890" w:type="dxa"/>
+            <w:noWrap/>
+            <w:vAlign w:val="center"/>
+            <w:hideMark/>
+          </w:tcPr>
+          <w:p>
+            <w:pPr>
+              <w:jc w:val="center"/>
+              <w:cnfStyle w:val="000000100000" w:firstRow="0" w:lastRow="0" w:firstColumn="0" w:lastColumn="0" w:oddVBand="0" w:evenVBand="0" w:oddHBand="1" w:evenHBand="0" w:firstRowFirstColumn="0" w:firstRowLastColumn="0" w:lastRowFirstColumn="0" w:lastRowLastColumn="0"/>
+              <w:rPr>
+                <w:rFonts w:ascii="Courier New" w:eastAsia="Times New Roman" w:hAnsi="Courier New" w:cs="Courier New"/>
+                <w:color w:val="000000"/>
+                <w:kern w:val="0"/>
+                <w14:ligatures w14:val="none"/>
+              </w:rPr>
+            </w:pPr>
+          </w:p>
+        </w:tc>
+        <w:tc>
+          <w:tcPr>
+            <w:tcW w:w="3268" w:type="dxa"/>
+            <w:noWrap/>
+            <w:vAlign w:val="center"/>
+            <w:hideMark/>
+          </w:tcPr>
+          <w:p>
+            <w:pPr>
+              <w:jc w:val="center"/>
+              <w:cnfStyle w:val="000000100000" w:firstRow="0" w:lastRow="0" w:firstColumn="0" w:lastColumn="0" w:oddVBand="0" w:evenVBand="0" w:oddHBand="1" w:evenHBand="0" w:firstRowFirstColumn="0" w:firstRowLastColumn="0" w:lastRowFirstColumn="0" w:lastRowLastColumn="0"/>
+              <w:rPr>
+                <w:rFonts w:ascii="Times New Roman" w:eastAsia="Times New Roman" w:hAnsi="Times New Roman" w:cs="Times New Roman"/>
+                <w:kern w:val="0"/>
+                <w:sz w:val="20"/>
+                <w:szCs w:val="20"/>
+                <w14:ligatures w14:val="none"/>
+              </w:rPr>
+            </w:pPr>
+            <w:r>
+              <w:rPr>
+                <w:rFonts w:ascii="Courier New" w:eastAsia="Times New Roman" w:hAnsi="Courier New" w:cs="Courier New"/>
+                <w:color w:val="000000"/>
+                <w:kern w:val="0"/>
+                <w14:ligatures w14:val="none"/>
+              </w:rPr>
+              <w:t>27</w:t>
+            </w:r>
+          </w:p>
+        </w:tc>
+        <w:tc>
+          <w:tcPr>
+            <w:tcW w:w="1804" w:type="dxa"/>
+            <w:vAlign w:val="center"/>
+          </w:tcPr>
+          <w:p>
+            <w:pPr>
+              <w:cnfStyle w:val="000000100000" w:firstRow="0" w:lastRow="0" w:firstColumn="0" w:lastColumn="0" w:oddVBand="0" w:evenVBand="0" w:oddHBand="1" w:evenHBand="0" w:firstRowFirstColumn="0" w:firstRowLastColumn="0" w:lastRowFirstColumn="0" w:lastRowLastColumn="0"/>
+              <w:rPr>
+                <w:rFonts w:ascii="Times New Roman" w:eastAsia="Times New Roman" w:hAnsi="Times New Roman" w:cs="Times New Roman"/>
+                <w:kern w:val="0"/>
+                <w:sz w:val="20"/>
+                <w:szCs w:val="20"/>
+                <w14:ligatures w14:val="none"/>
+              </w:rPr>
+            </w:pPr>
+          </w:p>
+        </w:tc>
+      </w:tr>
+      <w:tr>
+        <w:trPr>
+          <w:trHeight w:val="432"/>
+          <w:jc w:val="center"/>
+        </w:trPr>
+        <w:tc>
+          <w:tcPr>
+            <w:cnfStyle w:val="001000000000" w:firstRow="0" w:lastRow="0" w:firstColumn="1" w:lastColumn="0" w:oddVBand="0" w:evenVBand="0" w:oddHBand="0" w:evenHBand="0" w:firstRowFirstColumn="0" w:firstRowLastColumn="0" w:lastRowFirstColumn="0" w:lastRowLastColumn="0"/>
+            <w:tcW w:w="4405" w:type="dxa"/>
+            <w:noWrap/>
+            <w:vAlign w:val="center"/>
+            <w:hideMark/>
+          </w:tcPr>
+          <w:p>
+            <w:pPr>
+              <w:rPr>
+                <w:rFonts w:ascii="Courier New" w:eastAsia="Times New Roman" w:hAnsi="Courier New" w:cs="Courier New"/>
+                <w:b w:val="0"/>
+                <w:bCs w:val="0"/>
+                <w:color w:val="000000"/>
+                <w:kern w:val="0"/>
+                <w14:ligatures w14:val="none"/>
+              </w:rPr>
+            </w:pPr>
+            <w:r>
+              <w:rPr>
+                <w:rFonts w:ascii="Courier New" w:eastAsia="Times New Roman" w:hAnsi="Courier New" w:cs="Courier New"/>
+                <w:b w:val="0"/>
+                <w:bCs w:val="0"/>
+                <w:color w:val="000000"/>
+                <w:kern w:val="0"/>
+                <w14:ligatures w14:val="none"/>
+              </w:rPr>
+              <w:t>Cycle</w:t>
+            </w:r>
+          </w:p>
+        </w:tc>
+        <w:tc>
+          <w:tcPr>
+            <w:tcW w:w="1890" w:type="dxa"/>
+            <w:noWrap/>
+            <w:vAlign w:val="center"/>
+            <w:hideMark/>
+          </w:tcPr>
+          <w:p>
+            <w:pPr>
+              <w:jc w:val="center"/>
+              <w:cnfStyle w:val="000000000000" w:firstRow="0" w:lastRow="0" w:firstColumn="0" w:lastColumn="0" w:oddVBand="0" w:evenVBand="0" w:oddHBand="0" w:evenHBand="0" w:firstRowFirstColumn="0" w:firstRowLastColumn="0" w:lastRowFirstColumn="0" w:lastRowLastColumn="0"/>
+              <w:rPr>
+                <w:rFonts w:ascii="Courier New" w:eastAsia="Times New Roman" w:hAnsi="Courier New" w:cs="Courier New"/>
+                <w:color w:val="000000"/>
+                <w:kern w:val="0"/>
+                <w14:ligatures w14:val="none"/>
+              </w:rPr>
+            </w:pPr>
+          </w:p>
+        </w:tc>
+        <w:tc>
+          <w:tcPr>
+            <w:tcW w:w="3268" w:type="dxa"/>
+            <w:noWrap/>
+            <w:vAlign w:val="center"/>
+            <w:hideMark/>
+          </w:tcPr>
+          <w:p>
+            <w:pPr>
+              <w:jc w:val="center"/>
+              <w:cnfStyle w:val="000000000000" w:firstRow="0" w:lastRow="0" w:firstColumn="0" w:lastColumn="0" w:oddVBand="0" w:evenVBand="0" w:oddHBand="0" w:evenHBand="0" w:firstRowFirstColumn="0" w:firstRowLastColumn="0" w:lastRowFirstColumn="0" w:lastRowLastColumn="0"/>
+              <w:rPr>
+                <w:rFonts w:ascii="Times New Roman" w:eastAsia="Times New Roman" w:hAnsi="Times New Roman" w:cs="Times New Roman"/>
+                <w:kern w:val="0"/>
+                <w:sz w:val="20"/>
+                <w:szCs w:val="20"/>
+                <w14:ligatures w14:val="none"/>
+              </w:rPr>
+            </w:pPr>
+            <w:r>
+              <w:rPr>
+                <w:rFonts w:ascii="Courier New" w:eastAsia="Times New Roman" w:hAnsi="Courier New" w:cs="Courier New"/>
+                <w:color w:val="000000"/>
+                <w:kern w:val="0"/>
+                <w14:ligatures w14:val="none"/>
+              </w:rPr>
+              <w:t>27</w:t>
+            </w:r>
+          </w:p>
+        </w:tc>
+        <w:tc>
+          <w:tcPr>
+            <w:tcW w:w="1804" w:type="dxa"/>
+            <w:vAlign w:val="center"/>
+          </w:tcPr>
+          <w:p>
+            <w:pPr>
+              <w:cnfStyle w:val="000000000000" w:firstRow="0" w:lastRow="0" w:firstColumn="0" w:lastColumn="0" w:oddVBand="0" w:evenVBand="0" w:oddHBand="0" w:evenHBand="0" w:firstRowFirstColumn="0" w:firstRowLastColumn="0" w:lastRowFirstColumn="0" w:lastRowLastColumn="0"/>
+              <w:rPr>
+                <w:rFonts w:ascii="Times New Roman" w:eastAsia="Times New Roman" w:hAnsi="Times New Roman" w:cs="Times New Roman"/>
+                <w:kern w:val="0"/>
+                <w:sz w:val="20"/>
+                <w:szCs w:val="20"/>
+                <w14:ligatures w14:val="none"/>
+              </w:rPr>
+            </w:pPr>
+          </w:p>
+        </w:tc>
+      </w:tr>
+      <w:tr>
+        <w:trPr>
+          <w:cnfStyle w:val="000000100000" w:firstRow="0" w:lastRow="0" w:firstColumn="0" w:lastColumn="0" w:oddVBand="0" w:evenVBand="0" w:oddHBand="1" w:evenHBand="0" w:firstRowFirstColumn="0" w:firstRowLastColumn="0" w:lastRowFirstColumn="0" w:lastRowLastColumn="0"/>
+          <w:trHeight w:val="432"/>
+          <w:jc w:val="center"/>
+        </w:trPr>
+        <w:tc>
+          <w:tcPr>
+            <w:cnfStyle w:val="001000000000" w:firstRow="0" w:lastRow="0" w:firstColumn="1" w:lastColumn="0" w:oddVBand="0" w:evenVBand="0" w:oddHBand="0" w:evenHBand="0" w:firstRowFirstColumn="0" w:firstRowLastColumn="0" w:lastRowFirstColumn="0" w:lastRowLastColumn="0"/>
+            <w:tcW w:w="4405" w:type="dxa"/>
+            <w:noWrap/>
+            <w:vAlign w:val="center"/>
+            <w:hideMark/>
+          </w:tcPr>
+          <w:p>
+            <w:pPr>
+              <w:rPr>
+                <w:rFonts w:ascii="Courier New" w:eastAsia="Times New Roman" w:hAnsi="Courier New" w:cs="Courier New"/>
+                <w:b w:val="0"/>
+                <w:bCs w:val="0"/>
+                <w:color w:val="000000"/>
+                <w:kern w:val="0"/>
+                <w14:ligatures w14:val="none"/>
+              </w:rPr>
+            </w:pPr>
+            <w:r>
+              <w:rPr>
+                <w:rFonts w:ascii="Courier New" w:eastAsia="Times New Roman" w:hAnsi="Courier New" w:cs="Courier New"/>
+                <w:b w:val="0"/>
+                <w:bCs w:val="0"/>
+                <w:color w:val="000000"/>
+                <w:kern w:val="0"/>
+                <w14:ligatures w14:val="none"/>
+              </w:rPr>
+              <w:t>Band-aid</w:t>
+            </w:r>
+          </w:p>
+        </w:tc>
+        <w:tc>
+          <w:tcPr>
+            <w:tcW w:w="1890" w:type="dxa"/>
+            <w:noWrap/>
+            <w:vAlign w:val="center"/>
+            <w:hideMark/>
+          </w:tcPr>
+          <w:p>
+            <w:pPr>
+              <w:jc w:val="center"/>
+              <w:cnfStyle w:val="000000100000" w:firstRow="0" w:lastRow="0" w:firstColumn="0" w:lastColumn="0" w:oddVBand="0" w:evenVBand="0" w:oddHBand="1" w:evenHBand="0" w:firstRowFirstColumn="0" w:firstRowLastColumn="0" w:lastRowFirstColumn="0" w:lastRowLastColumn="0"/>
+              <w:rPr>
+                <w:rFonts w:ascii="Courier New" w:eastAsia="Times New Roman" w:hAnsi="Courier New" w:cs="Courier New"/>
+                <w:color w:val="000000"/>
+                <w:kern w:val="0"/>
+                <w14:ligatures w14:val="none"/>
+              </w:rPr>
+            </w:pPr>
+          </w:p>
+        </w:tc>
+        <w:tc>
+          <w:tcPr>
+            <w:tcW w:w="3268" w:type="dxa"/>
+            <w:noWrap/>
+            <w:vAlign w:val="center"/>
+            <w:hideMark/>
+          </w:tcPr>
+          <w:p>
+            <w:pPr>
+              <w:jc w:val="center"/>
+              <w:cnfStyle w:val="000000100000" w:firstRow="0" w:lastRow="0" w:firstColumn="0" w:lastColumn="0" w:oddVBand="0" w:evenVBand="0" w:oddHBand="1" w:evenHBand="0" w:firstRowFirstColumn="0" w:firstRowLastColumn="0" w:lastRowFirstColumn="0" w:lastRowLastColumn="0"/>
+              <w:rPr>
+                <w:rFonts w:ascii="Times New Roman" w:eastAsia="Times New Roman" w:hAnsi="Times New Roman" w:cs="Times New Roman"/>
+                <w:kern w:val="0"/>
+                <w:sz w:val="20"/>
+                <w:szCs w:val="20"/>
+                <w14:ligatures w14:val="none"/>
+              </w:rPr>
+            </w:pPr>
+            <w:r>
+              <w:rPr>
+                <w:rFonts w:ascii="Courier New" w:eastAsia="Times New Roman" w:hAnsi="Courier New" w:cs="Courier New"/>
+                <w:color w:val="000000"/>
+                <w:kern w:val="0"/>
+                <w14:ligatures w14:val="none"/>
+              </w:rPr>
+              <w:t>27</w:t>
+            </w:r>
+          </w:p>
+        </w:tc>
+        <w:tc>
+          <w:tcPr>
+            <w:tcW w:w="1804" w:type="dxa"/>
+            <w:vAlign w:val="center"/>
+          </w:tcPr>
+          <w:p>
+            <w:pPr>
+              <w:cnfStyle w:val="000000100000" w:firstRow="0" w:lastRow="0" w:firstColumn="0" w:lastColumn="0" w:oddVBand="0" w:evenVBand="0" w:oddHBand="1" w:evenHBand="0" w:firstRowFirstColumn="0" w:firstRowLastColumn="0" w:lastRowFirstColumn="0" w:lastRowLastColumn="0"/>
+              <w:rPr>
+                <w:rFonts w:ascii="Times New Roman" w:eastAsia="Times New Roman" w:hAnsi="Times New Roman" w:cs="Times New Roman"/>
+                <w:kern w:val="0"/>
+                <w:sz w:val="20"/>
+                <w:szCs w:val="20"/>
+                <w14:ligatures w14:val="none"/>
+              </w:rPr>
+            </w:pPr>
+          </w:p>
+        </w:tc>
+      </w:tr>
+      <w:tr>
+        <w:trPr>
+          <w:trHeight w:val="432"/>
+          <w:jc w:val="center"/>
+        </w:trPr>
+        <w:tc>
+          <w:tcPr>
+            <w:cnfStyle w:val="001000000000" w:firstRow="0" w:lastRow="0" w:firstColumn="1" w:lastColumn="0" w:oddVBand="0" w:evenVBand="0" w:oddHBand="0" w:evenHBand="0" w:firstRowFirstColumn="0" w:firstRowLastColumn="0" w:lastRowFirstColumn="0" w:lastRowLastColumn="0"/>
+            <w:tcW w:w="4405" w:type="dxa"/>
+            <w:noWrap/>
+            <w:vAlign w:val="center"/>
+            <w:hideMark/>
+          </w:tcPr>
+          <w:p>
+            <w:pPr>
+              <w:rPr>
+                <w:rFonts w:ascii="Courier New" w:eastAsia="Times New Roman" w:hAnsi="Courier New" w:cs="Courier New"/>
+                <w:b w:val="0"/>
+                <w:bCs w:val="0"/>
+                <w:color w:val="000000"/>
+                <w:kern w:val="0"/>
+                <w14:ligatures w14:val="none"/>
+              </w:rPr>
+            </w:pPr>
+            <w:r>
+              <w:rPr>
+                <w:rFonts w:ascii="Courier New" w:eastAsia="Times New Roman" w:hAnsi="Courier New" w:cs="Courier New"/>
+                <w:b w:val="0"/>
+                <w:bCs w:val="0"/>
+                <w:color w:val="000000"/>
+                <w:kern w:val="0"/>
+                <w14:ligatures w14:val="none"/>
+              </w:rPr>
+              <w:t>Puppy</w:t>
+            </w:r>
+          </w:p>
+        </w:tc>
+        <w:tc>
+          <w:tcPr>
+            <w:tcW w:w="1890" w:type="dxa"/>
+            <w:noWrap/>
+            <w:vAlign w:val="center"/>
+            <w:hideMark/>
+          </w:tcPr>
+          <w:p>
+            <w:pPr>
+              <w:jc w:val="center"/>
+              <w:cnfStyle w:val="000000000000" w:firstRow="0" w:lastRow="0" w:firstColumn="0" w:lastColumn="0" w:oddVBand="0" w:evenVBand="0" w:oddHBand="0" w:evenHBand="0" w:firstRowFirstColumn="0" w:firstRowLastColumn="0" w:lastRowFirstColumn="0" w:lastRowLastColumn="0"/>
+              <w:rPr>
+                <w:rFonts w:ascii="Courier New" w:eastAsia="Times New Roman" w:hAnsi="Courier New" w:cs="Courier New"/>
+                <w:color w:val="000000"/>
+                <w:kern w:val="0"/>
+                <w14:ligatures w14:val="none"/>
+              </w:rPr>
+            </w:pPr>
+          </w:p>
+        </w:tc>
+        <w:tc>
+          <w:tcPr>
+            <w:tcW w:w="3268" w:type="dxa"/>
+            <w:noWrap/>
+            <w:vAlign w:val="center"/>
+            <w:hideMark/>
+          </w:tcPr>
+          <w:p>
+            <w:pPr>
+              <w:jc w:val="center"/>
+              <w:cnfStyle w:val="000000000000" w:firstRow="0" w:lastRow="0" w:firstColumn="0" w:lastColumn="0" w:oddVBand="0" w:evenVBand="0" w:oddHBand="0" w:evenHBand="0" w:firstRowFirstColumn="0" w:firstRowLastColumn="0" w:lastRowFirstColumn="0" w:lastRowLastColumn="0"/>
+              <w:rPr>
+                <w:rFonts w:ascii="Times New Roman" w:eastAsia="Times New Roman" w:hAnsi="Times New Roman" w:cs="Times New Roman"/>
+                <w:kern w:val="0"/>
+                <w:sz w:val="20"/>
+                <w:szCs w:val="20"/>
+                <w14:ligatures w14:val="none"/>
+              </w:rPr>
+            </w:pPr>
+            <w:r>
+              <w:rPr>
+                <w:rFonts w:ascii="Courier New" w:eastAsia="Times New Roman" w:hAnsi="Courier New" w:cs="Courier New"/>
+                <w:color w:val="000000"/>
+                <w:kern w:val="0"/>
+                <w14:ligatures w14:val="none"/>
+              </w:rPr>
+              <w:t>27</w:t>
+            </w:r>
+          </w:p>
+        </w:tc>
+        <w:tc>
+          <w:tcPr>
+            <w:tcW w:w="1804" w:type="dxa"/>
+            <w:vAlign w:val="center"/>
+          </w:tcPr>
+          <w:p>
+            <w:pPr>
+              <w:cnfStyle w:val="000000000000" w:firstRow="0" w:lastRow="0" w:firstColumn="0" w:lastColumn="0" w:oddVBand="0" w:evenVBand="0" w:oddHBand="0" w:evenHBand="0" w:firstRowFirstColumn="0" w:firstRowLastColumn="0" w:lastRowFirstColumn="0" w:lastRowLastColumn="0"/>
+              <w:rPr>
+                <w:rFonts w:ascii="Times New Roman" w:eastAsia="Times New Roman" w:hAnsi="Times New Roman" w:cs="Times New Roman"/>
+                <w:kern w:val="0"/>
+                <w:sz w:val="20"/>
+                <w:szCs w:val="20"/>
+                <w14:ligatures w14:val="none"/>
+              </w:rPr>
+            </w:pPr>
+          </w:p>
+        </w:tc>
+      </w:tr>
+      <w:tr>
+        <w:trPr>
+          <w:cnfStyle w:val="000000100000" w:firstRow="0" w:lastRow="0" w:firstColumn="0" w:lastColumn="0" w:oddVBand="0" w:evenVBand="0" w:oddHBand="1" w:evenHBand="0" w:firstRowFirstColumn="0" w:firstRowLastColumn="0" w:lastRowFirstColumn="0" w:lastRowLastColumn="0"/>
+          <w:trHeight w:val="432"/>
+          <w:jc w:val="center"/>
+        </w:trPr>
+        <w:tc>
+          <w:tcPr>
+            <w:cnfStyle w:val="001000000000" w:firstRow="0" w:lastRow="0" w:firstColumn="1" w:lastColumn="0" w:oddVBand="0" w:evenVBand="0" w:oddHBand="0" w:evenHBand="0" w:firstRowFirstColumn="0" w:firstRowLastColumn="0" w:lastRowFirstColumn="0" w:lastRowLastColumn="0"/>
+            <w:tcW w:w="4405" w:type="dxa"/>
+            <w:noWrap/>
+            <w:vAlign w:val="center"/>
+            <w:hideMark/>
+          </w:tcPr>
+          <w:p>
+            <w:pPr>
+              <w:rPr>
+                <w:rFonts w:ascii="Courier New" w:eastAsia="Times New Roman" w:hAnsi="Courier New" w:cs="Courier New"/>
+                <w:b w:val="0"/>
+                <w:bCs w:val="0"/>
+                <w:color w:val="000000"/>
+                <w:kern w:val="0"/>
+                <w14:ligatures w14:val="none"/>
+              </w:rPr>
+            </w:pPr>
+            <w:r>
+              <w:rPr>
+                <w:rFonts w:ascii="Courier New" w:eastAsia="Times New Roman" w:hAnsi="Courier New" w:cs="Courier New"/>
+                <w:b w:val="0"/>
+                <w:bCs w:val="0"/>
+                <w:color w:val="000000"/>
+                <w:kern w:val="0"/>
+                <w14:ligatures w14:val="none"/>
+              </w:rPr>
+              <w:t>Bat and ball</w:t>
+            </w:r>
+          </w:p>
+        </w:tc>
+        <w:tc>
+          <w:tcPr>
+            <w:tcW w:w="1890" w:type="dxa"/>
+            <w:noWrap/>
+            <w:vAlign w:val="center"/>
+            <w:hideMark/>
+          </w:tcPr>
+          <w:p>
+            <w:pPr>
+              <w:jc w:val="center"/>
+              <w:cnfStyle w:val="000000100000" w:firstRow="0" w:lastRow="0" w:firstColumn="0" w:lastColumn="0" w:oddVBand="0" w:evenVBand="0" w:oddHBand="1" w:evenHBand="0" w:firstRowFirstColumn="0" w:firstRowLastColumn="0" w:lastRowFirstColumn="0" w:lastRowLastColumn="0"/>
+              <w:rPr>
+                <w:rFonts w:ascii="Courier New" w:eastAsia="Times New Roman" w:hAnsi="Courier New" w:cs="Courier New"/>
+                <w:color w:val="000000"/>
+                <w:kern w:val="0"/>
+                <w14:ligatures w14:val="none"/>
+              </w:rPr>
+            </w:pPr>
+          </w:p>
+        </w:tc>
+        <w:tc>
+          <w:tcPr>
+            <w:tcW w:w="3268" w:type="dxa"/>
+            <w:noWrap/>
+            <w:vAlign w:val="center"/>
+            <w:hideMark/>
+          </w:tcPr>
+          <w:p>
+            <w:pPr>
+              <w:jc w:val="center"/>
+              <w:cnfStyle w:val="000000100000" w:firstRow="0" w:lastRow="0" w:firstColumn="0" w:lastColumn="0" w:oddVBand="0" w:evenVBand="0" w:oddHBand="1" w:evenHBand="0" w:firstRowFirstColumn="0" w:firstRowLastColumn="0" w:lastRowFirstColumn="0" w:lastRowLastColumn="0"/>
+              <w:rPr>
+                <w:rFonts w:ascii="Times New Roman" w:eastAsia="Times New Roman" w:hAnsi="Times New Roman" w:cs="Times New Roman"/>
+                <w:kern w:val="0"/>
+                <w:sz w:val="20"/>
+                <w:szCs w:val="20"/>
+                <w14:ligatures w14:val="none"/>
+              </w:rPr>
+            </w:pPr>
+            <w:r>
+              <w:rPr>
+                <w:rFonts w:ascii="Courier New" w:eastAsia="Times New Roman" w:hAnsi="Courier New" w:cs="Courier New"/>
+                <w:color w:val="000000"/>
+                <w:kern w:val="0"/>
+                <w14:ligatures w14:val="none"/>
+              </w:rPr>
+              <w:t>27</w:t>
+            </w:r>
+          </w:p>
+        </w:tc>
+        <w:tc>
+          <w:tcPr>
+            <w:tcW w:w="1804" w:type="dxa"/>
+            <w:vAlign w:val="center"/>
+          </w:tcPr>
+          <w:p>
+            <w:pPr>
+              <w:cnfStyle w:val="000000100000" w:firstRow="0" w:lastRow="0" w:firstColumn="0" w:lastColumn="0" w:oddVBand="0" w:evenVBand="0" w:oddHBand="1" w:evenHBand="0" w:firstRowFirstColumn="0" w:firstRowLastColumn="0" w:lastRowFirstColumn="0" w:lastRowLastColumn="0"/>
+              <w:rPr>
+                <w:rFonts w:ascii="Times New Roman" w:eastAsia="Times New Roman" w:hAnsi="Times New Roman" w:cs="Times New Roman"/>
+                <w:kern w:val="0"/>
+                <w:sz w:val="20"/>
+                <w:szCs w:val="20"/>
+                <w14:ligatures w14:val="none"/>
+              </w:rPr>
+            </w:pPr>
+          </w:p>
+        </w:tc>
+      </w:tr>
+      <w:tr>
+        <w:trPr>
+          <w:trHeight w:val="432"/>
+          <w:jc w:val="center"/>
+        </w:trPr>
+        <w:tc>
+          <w:tcPr>
+            <w:cnfStyle w:val="001000000000" w:firstRow="0" w:lastRow="0" w:firstColumn="1" w:lastColumn="0" w:oddVBand="0" w:evenVBand="0" w:oddHBand="0" w:evenHBand="0" w:firstRowFirstColumn="0" w:firstRowLastColumn="0" w:lastRowFirstColumn="0" w:lastRowLastColumn="0"/>
+            <w:tcW w:w="4405" w:type="dxa"/>
+            <w:noWrap/>
+            <w:vAlign w:val="center"/>
+            <w:hideMark/>
+          </w:tcPr>
+          <w:p>
+            <w:pPr>
+              <w:rPr>
+                <w:rFonts w:ascii="Courier New" w:eastAsia="Times New Roman" w:hAnsi="Courier New" w:cs="Courier New"/>
+                <w:b w:val="0"/>
+                <w:bCs w:val="0"/>
+                <w:color w:val="000000"/>
+                <w:kern w:val="0"/>
+                <w14:ligatures w14:val="none"/>
+              </w:rPr>
+            </w:pPr>
+            <w:r>
+              <w:rPr>
+                <w:rFonts w:ascii="Courier New" w:eastAsia="Times New Roman" w:hAnsi="Courier New" w:cs="Courier New"/>
+                <w:b w:val="0"/>
+                <w:bCs w:val="0"/>
+                <w:color w:val="000000"/>
+                <w:kern w:val="0"/>
+                <w14:ligatures w14:val="none"/>
+              </w:rPr>
+              <w:t>Ice-lollies</w:t>
+            </w:r>
+          </w:p>
+        </w:tc>
+        <w:tc>
+          <w:tcPr>
+            <w:tcW w:w="1890" w:type="dxa"/>
+            <w:noWrap/>
+            <w:vAlign w:val="center"/>
+            <w:hideMark/>
+          </w:tcPr>
+          <w:p>
+            <w:pPr>
+              <w:jc w:val="center"/>
+              <w:cnfStyle w:val="000000000000" w:firstRow="0" w:lastRow="0" w:firstColumn="0" w:lastColumn="0" w:oddVBand="0" w:evenVBand="0" w:oddHBand="0" w:evenHBand="0" w:firstRowFirstColumn="0" w:firstRowLastColumn="0" w:lastRowFirstColumn="0" w:lastRowLastColumn="0"/>
+              <w:rPr>
+                <w:rFonts w:ascii="Courier New" w:eastAsia="Times New Roman" w:hAnsi="Courier New" w:cs="Courier New"/>
+                <w:color w:val="000000"/>
+                <w:kern w:val="0"/>
+                <w14:ligatures w14:val="none"/>
+              </w:rPr>
+            </w:pPr>
+          </w:p>
+        </w:tc>
+        <w:tc>
+          <w:tcPr>
+            <w:tcW w:w="3268" w:type="dxa"/>
+            <w:noWrap/>
+            <w:vAlign w:val="center"/>
+            <w:hideMark/>
+          </w:tcPr>
+          <w:p>
+            <w:pPr>
+              <w:jc w:val="center"/>
+              <w:cnfStyle w:val="000000000000" w:firstRow="0" w:lastRow="0" w:firstColumn="0" w:lastColumn="0" w:oddVBand="0" w:evenVBand="0" w:oddHBand="0" w:evenHBand="0" w:firstRowFirstColumn="0" w:firstRowLastColumn="0" w:lastRowFirstColumn="0" w:lastRowLastColumn="0"/>
+              <w:rPr>
+                <w:rFonts w:ascii="Times New Roman" w:eastAsia="Times New Roman" w:hAnsi="Times New Roman" w:cs="Times New Roman"/>
+                <w:kern w:val="0"/>
+                <w:sz w:val="20"/>
+                <w:szCs w:val="20"/>
+                <w14:ligatures w14:val="none"/>
+              </w:rPr>
+            </w:pPr>
+            <w:r>
+              <w:rPr>
+                <w:rFonts w:ascii="Courier New" w:eastAsia="Times New Roman" w:hAnsi="Courier New" w:cs="Courier New"/>
+                <w:color w:val="000000"/>
+                <w:kern w:val="0"/>
+                <w14:ligatures w14:val="none"/>
+              </w:rPr>
+              <w:t>27</w:t>
+            </w:r>
+          </w:p>
+        </w:tc>
+        <w:tc>
+          <w:tcPr>
+            <w:tcW w:w="1804" w:type="dxa"/>
+            <w:vAlign w:val="center"/>
+          </w:tcPr>
+          <w:p>
+            <w:pPr>
+              <w:cnfStyle w:val="000000000000" w:firstRow="0" w:lastRow="0" w:firstColumn="0" w:lastColumn="0" w:oddVBand="0" w:evenVBand="0" w:oddHBand="0" w:evenHBand="0" w:firstRowFirstColumn="0" w:firstRowLastColumn="0" w:lastRowFirstColumn="0" w:lastRowLastColumn="0"/>
+              <w:rPr>
+                <w:rFonts w:ascii="Times New Roman" w:eastAsia="Times New Roman" w:hAnsi="Times New Roman" w:cs="Times New Roman"/>
+                <w:kern w:val="0"/>
+                <w:sz w:val="20"/>
+                <w:szCs w:val="20"/>
+                <w14:ligatures w14:val="none"/>
+              </w:rPr>
+            </w:pPr>
+          </w:p>
+        </w:tc>
+      </w:tr>
+      <w:tr>
+        <w:trPr>
+          <w:cnfStyle w:val="000000100000" w:firstRow="0" w:lastRow="0" w:firstColumn="0" w:lastColumn="0" w:oddVBand="0" w:evenVBand="0" w:oddHBand="1" w:evenHBand="0" w:firstRowFirstColumn="0" w:firstRowLastColumn="0" w:lastRowFirstColumn="0" w:lastRowLastColumn="0"/>
+          <w:trHeight w:val="432"/>
+          <w:jc w:val="center"/>
+        </w:trPr>
+        <w:tc>
+          <w:tcPr>
+            <w:cnfStyle w:val="001000000000" w:firstRow="0" w:lastRow="0" w:firstColumn="1" w:lastColumn="0" w:oddVBand="0" w:evenVBand="0" w:oddHBand="0" w:evenHBand="0" w:firstRowFirstColumn="0" w:firstRowLastColumn="0" w:lastRowFirstColumn="0" w:lastRowLastColumn="0"/>
+            <w:tcW w:w="4405" w:type="dxa"/>
+            <w:noWrap/>
+            <w:vAlign w:val="center"/>
+            <w:hideMark/>
+          </w:tcPr>
+          <w:p>
+            <w:pPr>
+              <w:rPr>
+                <w:rFonts w:ascii="Courier New" w:eastAsia="Times New Roman" w:hAnsi="Courier New" w:cs="Courier New"/>
+                <w:b w:val="0"/>
+                <w:bCs w:val="0"/>
+                <w:color w:val="000000"/>
+                <w:kern w:val="0"/>
+                <w14:ligatures w14:val="none"/>
+              </w:rPr>
+            </w:pPr>
+            <w:r>
+              <w:rPr>
+                <w:rFonts w:ascii="Courier New" w:eastAsia="Times New Roman" w:hAnsi="Courier New" w:cs="Courier New"/>
+                <w:b w:val="0"/>
+                <w:bCs w:val="0"/>
+                <w:color w:val="000000"/>
+                <w:kern w:val="0"/>
+                <w14:ligatures w14:val="none"/>
+              </w:rPr>
+              <w:lastRenderedPageBreak/>
               <w:t>Beer bottles to cheer</w:t>
             </w:r>
           </w:p>

--- a/The_A_Shorts/2. Vyuthi/Vyuthi - The Lists/Vyuthi - The Props List.docx
+++ b/The_A_Shorts/2. Vyuthi/Vyuthi - The Lists/Vyuthi - The Props List.docx
@@ -825,16 +825,7 @@
                 <w:kern w:val="0"/>
                 <w14:ligatures w14:val="none"/>
               </w:rPr>
-              <w:t xml:space="preserve">3, </w:t>
-            </w:r>
-            <w:r>
-              <w:rPr>
-                <w:rFonts w:ascii="Courier New" w:eastAsia="Times New Roman" w:hAnsi="Courier New" w:cs="Courier New"/>
-                <w:color w:val="000000"/>
-                <w:kern w:val="0"/>
-                <w14:ligatures w14:val="none"/>
-              </w:rPr>
-              <w:t>19</w:t>
+              <w:t>Multiple</w:t>
             </w:r>
           </w:p>
         </w:tc>
@@ -1382,7 +1373,7 @@
                 <w:kern w:val="0"/>
                 <w14:ligatures w14:val="none"/>
               </w:rPr>
-              <w:t>2</w:t>
+              <w:t>3</w:t>
             </w:r>
           </w:p>
         </w:tc>
@@ -1425,6 +1416,28 @@
                 <w14:ligatures w14:val="none"/>
               </w:rPr>
               <w:t>, 8</w:t>
+            </w:r>
+            <w:r>
+              <w:rPr>
+                <w:rFonts w:ascii="Courier New" w:eastAsia="Times New Roman" w:hAnsi="Courier New" w:cs="Courier New"/>
+                <w:b/>
+                <w:bCs/>
+                <w:color w:val="000000"/>
+                <w:kern w:val="0"/>
+                <w14:ligatures w14:val="none"/>
+              </w:rPr>
+              <w:t>, 22</w:t>
+            </w:r>
+            <w:r>
+              <w:rPr>
+                <w:rFonts w:ascii="Courier New" w:eastAsia="Times New Roman" w:hAnsi="Courier New" w:cs="Courier New"/>
+                <w:b/>
+                <w:bCs/>
+                <w:color w:val="000000"/>
+                <w:kern w:val="0"/>
+                <w14:ligatures w14:val="none"/>
+              </w:rPr>
+              <w:t>, 23</w:t>
             </w:r>
           </w:p>
         </w:tc>
@@ -1859,6 +1872,8 @@
               <w:cnfStyle w:val="000000100000" w:firstRow="0" w:lastRow="0" w:firstColumn="0" w:lastColumn="0" w:oddVBand="0" w:evenVBand="0" w:oddHBand="1" w:evenHBand="0" w:firstRowFirstColumn="0" w:firstRowLastColumn="0" w:lastRowFirstColumn="0" w:lastRowLastColumn="0"/>
               <w:rPr>
                 <w:rFonts w:ascii="Courier New" w:eastAsia="Times New Roman" w:hAnsi="Courier New" w:cs="Courier New"/>
+                <w:b/>
+                <w:bCs/>
                 <w:color w:val="000000"/>
                 <w:kern w:val="0"/>
                 <w14:ligatures w14:val="none"/>
@@ -1882,16 +1897,18 @@
                 <w:kern w:val="0"/>
                 <w14:ligatures w14:val="none"/>
               </w:rPr>
-              <w:t>, 1</w:t>
-            </w:r>
-            <w:r>
-              <w:rPr>
-                <w:rFonts w:ascii="Courier New" w:eastAsia="Times New Roman" w:hAnsi="Courier New" w:cs="Courier New"/>
-                <w:color w:val="000000"/>
-                <w:kern w:val="0"/>
-                <w14:ligatures w14:val="none"/>
-              </w:rPr>
-              <w:t>7</w:t>
+              <w:t xml:space="preserve">, </w:t>
+            </w:r>
+            <w:r>
+              <w:rPr>
+                <w:rFonts w:ascii="Courier New" w:eastAsia="Times New Roman" w:hAnsi="Courier New" w:cs="Courier New"/>
+                <w:b/>
+                <w:bCs/>
+                <w:color w:val="000000"/>
+                <w:kern w:val="0"/>
+                <w14:ligatures w14:val="none"/>
+              </w:rPr>
+              <w:t>10, 17</w:t>
             </w:r>
           </w:p>
         </w:tc>
@@ -2215,6 +2232,17 @@
               </w:rPr>
               <w:t xml:space="preserve"> 10</w:t>
             </w:r>
+            <w:r>
+              <w:rPr>
+                <w:rFonts w:ascii="Courier New" w:eastAsia="Times New Roman" w:hAnsi="Courier New" w:cs="Courier New"/>
+                <w:b/>
+                <w:bCs/>
+                <w:color w:val="000000"/>
+                <w:kern w:val="0"/>
+                <w14:ligatures w14:val="none"/>
+              </w:rPr>
+              <w:t>, 22</w:t>
+            </w:r>
           </w:p>
         </w:tc>
         <w:tc>
@@ -2385,6 +2413,17 @@
                 <w14:ligatures w14:val="none"/>
               </w:rPr>
               <w:t>15</w:t>
+            </w:r>
+            <w:r>
+              <w:rPr>
+                <w:rFonts w:ascii="Courier New" w:eastAsia="Times New Roman" w:hAnsi="Courier New" w:cs="Courier New"/>
+                <w:b/>
+                <w:bCs/>
+                <w:color w:val="000000"/>
+                <w:kern w:val="0"/>
+                <w14:ligatures w14:val="none"/>
+              </w:rPr>
+              <w:t>, 22</w:t>
             </w:r>
           </w:p>
         </w:tc>
@@ -2678,6 +2717,8 @@
             <w:r>
               <w:rPr>
                 <w:rFonts w:ascii="Courier New" w:eastAsia="Times New Roman" w:hAnsi="Courier New" w:cs="Courier New"/>
+                <w:b/>
+                <w:bCs/>
                 <w:color w:val="000000"/>
                 <w:kern w:val="0"/>
                 <w14:ligatures w14:val="none"/>
@@ -2687,6 +2728,8 @@
             <w:r>
               <w:rPr>
                 <w:rFonts w:ascii="Courier New" w:eastAsia="Times New Roman" w:hAnsi="Courier New" w:cs="Courier New"/>
+                <w:b/>
+                <w:bCs/>
                 <w:color w:val="000000"/>
                 <w:kern w:val="0"/>
                 <w14:ligatures w14:val="none"/>
@@ -3168,7 +3211,25 @@
                 <w:kern w:val="0"/>
                 <w14:ligatures w14:val="none"/>
               </w:rPr>
-              <w:t>, 21, 22</w:t>
+              <w:t>,</w:t>
+            </w:r>
+            <w:r>
+              <w:rPr>
+                <w:rFonts w:ascii="Courier New" w:eastAsia="Times New Roman" w:hAnsi="Courier New" w:cs="Courier New"/>
+                <w:color w:val="000000"/>
+                <w:kern w:val="0"/>
+                <w14:ligatures w14:val="none"/>
+              </w:rPr>
+              <w:t xml:space="preserve"> </w:t>
+            </w:r>
+            <w:r>
+              <w:rPr>
+                <w:rFonts w:ascii="Courier New" w:eastAsia="Times New Roman" w:hAnsi="Courier New" w:cs="Courier New"/>
+                <w:color w:val="000000"/>
+                <w:kern w:val="0"/>
+                <w14:ligatures w14:val="none"/>
+              </w:rPr>
+              <w:t>22</w:t>
             </w:r>
           </w:p>
         </w:tc>
@@ -3277,16 +3338,7 @@
                 <w:kern w:val="0"/>
                 <w14:ligatures w14:val="none"/>
               </w:rPr>
-              <w:t>7,</w:t>
-            </w:r>
-            <w:r>
-              <w:rPr>
-                <w:rFonts w:ascii="Courier New" w:eastAsia="Times New Roman" w:hAnsi="Courier New" w:cs="Courier New"/>
-                <w:color w:val="000000"/>
-                <w:kern w:val="0"/>
-                <w14:ligatures w14:val="none"/>
-              </w:rPr>
-              <w:t xml:space="preserve"> 9</w:t>
+              <w:t>7</w:t>
             </w:r>
           </w:p>
         </w:tc>
@@ -3394,16 +3446,7 @@
                 <w:kern w:val="0"/>
                 <w14:ligatures w14:val="none"/>
               </w:rPr>
-              <w:t>7,</w:t>
-            </w:r>
-            <w:r>
-              <w:rPr>
-                <w:rFonts w:ascii="Courier New" w:eastAsia="Times New Roman" w:hAnsi="Courier New" w:cs="Courier New"/>
-                <w:color w:val="000000"/>
-                <w:kern w:val="0"/>
-                <w14:ligatures w14:val="none"/>
-              </w:rPr>
-              <w:t xml:space="preserve"> 9</w:t>
+              <w:t>7</w:t>
             </w:r>
           </w:p>
         </w:tc>
@@ -3515,16 +3558,7 @@
                 <w:kern w:val="0"/>
                 <w14:ligatures w14:val="none"/>
               </w:rPr>
-              <w:t xml:space="preserve">8, </w:t>
-            </w:r>
-            <w:r>
-              <w:rPr>
-                <w:rFonts w:ascii="Courier New" w:eastAsia="Times New Roman" w:hAnsi="Courier New" w:cs="Courier New"/>
-                <w:color w:val="000000"/>
-                <w:kern w:val="0"/>
-                <w14:ligatures w14:val="none"/>
-              </w:rPr>
-              <w:t>20</w:t>
+              <w:t>8</w:t>
             </w:r>
           </w:p>
         </w:tc>
@@ -3639,16 +3673,7 @@
                 <w:kern w:val="0"/>
                 <w14:ligatures w14:val="none"/>
               </w:rPr>
-              <w:t>8,</w:t>
-            </w:r>
-            <w:r>
-              <w:rPr>
-                <w:rFonts w:ascii="Courier New" w:eastAsia="Times New Roman" w:hAnsi="Courier New" w:cs="Courier New"/>
-                <w:color w:val="000000"/>
-                <w:kern w:val="0"/>
-                <w14:ligatures w14:val="none"/>
-              </w:rPr>
-              <w:t xml:space="preserve"> 9</w:t>
+              <w:t>8</w:t>
             </w:r>
           </w:p>
         </w:tc>
@@ -5073,16 +5098,18 @@
                 <w:kern w:val="0"/>
                 <w14:ligatures w14:val="none"/>
               </w:rPr>
-              <w:t>12,</w:t>
-            </w:r>
-            <w:r>
-              <w:rPr>
-                <w:rFonts w:ascii="Courier New" w:eastAsia="Times New Roman" w:hAnsi="Courier New" w:cs="Courier New"/>
-                <w:color w:val="000000"/>
-                <w:kern w:val="0"/>
-                <w14:ligatures w14:val="none"/>
-              </w:rPr>
-              <w:t xml:space="preserve"> 17, 27</w:t>
+              <w:t>12</w:t>
+            </w:r>
+            <w:r>
+              <w:rPr>
+                <w:rFonts w:ascii="Courier New" w:eastAsia="Times New Roman" w:hAnsi="Courier New" w:cs="Courier New"/>
+                <w:b/>
+                <w:bCs/>
+                <w:color w:val="000000"/>
+                <w:kern w:val="0"/>
+                <w14:ligatures w14:val="none"/>
+              </w:rPr>
+              <w:t xml:space="preserve"> 18</w:t>
             </w:r>
           </w:p>
         </w:tc>
@@ -6290,6 +6317,33 @@
               </w:rPr>
               <w:t>Television</w:t>
             </w:r>
+            <w:r>
+              <w:rPr>
+                <w:rFonts w:ascii="Courier New" w:eastAsia="Times New Roman" w:hAnsi="Courier New" w:cs="Courier New"/>
+                <w:color w:val="000000"/>
+                <w:kern w:val="0"/>
+                <w14:ligatures w14:val="none"/>
+              </w:rPr>
+              <w:t xml:space="preserve"> </w:t>
+            </w:r>
+            <w:r>
+              <w:rPr>
+                <w:rFonts w:ascii="Courier New" w:eastAsia="Times New Roman" w:hAnsi="Courier New" w:cs="Courier New"/>
+                <w:color w:val="000000"/>
+                <w:kern w:val="0"/>
+                <w14:ligatures w14:val="none"/>
+              </w:rPr>
+              <w:t xml:space="preserve">with plug &amp; </w:t>
+            </w:r>
+            <w:r>
+              <w:rPr>
+                <w:rFonts w:ascii="Courier New" w:eastAsia="Times New Roman" w:hAnsi="Courier New" w:cs="Courier New"/>
+                <w:color w:val="000000"/>
+                <w:kern w:val="0"/>
+                <w14:ligatures w14:val="none"/>
+              </w:rPr>
+              <w:t>remote</w:t>
+            </w:r>
           </w:p>
         </w:tc>
         <w:tc>
@@ -6351,6 +6405,17 @@
                 <w14:ligatures w14:val="none"/>
               </w:rPr>
               <w:t>16</w:t>
+            </w:r>
+            <w:r>
+              <w:rPr>
+                <w:rFonts w:ascii="Courier New" w:eastAsia="Times New Roman" w:hAnsi="Courier New" w:cs="Courier New"/>
+                <w:b/>
+                <w:bCs/>
+                <w:color w:val="000000"/>
+                <w:kern w:val="0"/>
+                <w14:ligatures w14:val="none"/>
+              </w:rPr>
+              <w:t>, 25</w:t>
             </w:r>
           </w:p>
         </w:tc>
@@ -6870,23 +6935,19 @@
             <w:pPr>
               <w:rPr>
                 <w:rFonts w:ascii="Courier New" w:eastAsia="Times New Roman" w:hAnsi="Courier New" w:cs="Courier New"/>
-                <w:b w:val="0"/>
-                <w:bCs w:val="0"/>
-                <w:color w:val="000000"/>
-                <w:kern w:val="0"/>
-                <w14:ligatures w14:val="none"/>
-              </w:rPr>
-            </w:pPr>
-            <w:r>
-              <w:rPr>
-                <w:rFonts w:ascii="Courier New" w:eastAsia="Times New Roman" w:hAnsi="Courier New" w:cs="Courier New"/>
-                <w:b w:val="0"/>
-                <w:bCs w:val="0"/>
-                <w:color w:val="000000"/>
-                <w:kern w:val="0"/>
-                <w14:ligatures w14:val="none"/>
-              </w:rPr>
-              <w:t>Kettle</w:t>
+                <w:color w:val="000000"/>
+                <w:kern w:val="0"/>
+                <w14:ligatures w14:val="none"/>
+              </w:rPr>
+            </w:pPr>
+            <w:r>
+              <w:rPr>
+                <w:rFonts w:ascii="Courier New" w:eastAsia="Times New Roman" w:hAnsi="Courier New" w:cs="Courier New"/>
+                <w:color w:val="000000"/>
+                <w:kern w:val="0"/>
+                <w14:ligatures w14:val="none"/>
+              </w:rPr>
+              <w:t>Jug</w:t>
             </w:r>
           </w:p>
         </w:tc>
@@ -6903,14 +6964,18 @@
               <w:cnfStyle w:val="000000000000" w:firstRow="0" w:lastRow="0" w:firstColumn="0" w:lastColumn="0" w:oddVBand="0" w:evenVBand="0" w:oddHBand="0" w:evenHBand="0" w:firstRowFirstColumn="0" w:firstRowLastColumn="0" w:lastRowFirstColumn="0" w:lastRowLastColumn="0"/>
               <w:rPr>
                 <w:rFonts w:ascii="Courier New" w:eastAsia="Times New Roman" w:hAnsi="Courier New" w:cs="Courier New"/>
-                <w:color w:val="000000"/>
-                <w:kern w:val="0"/>
-                <w14:ligatures w14:val="none"/>
-              </w:rPr>
-            </w:pPr>
-            <w:r>
-              <w:rPr>
-                <w:rFonts w:ascii="Courier New" w:eastAsia="Times New Roman" w:hAnsi="Courier New" w:cs="Courier New"/>
+                <w:b/>
+                <w:bCs/>
+                <w:color w:val="000000"/>
+                <w:kern w:val="0"/>
+                <w14:ligatures w14:val="none"/>
+              </w:rPr>
+            </w:pPr>
+            <w:r>
+              <w:rPr>
+                <w:rFonts w:ascii="Courier New" w:eastAsia="Times New Roman" w:hAnsi="Courier New" w:cs="Courier New"/>
+                <w:b/>
+                <w:bCs/>
                 <w:color w:val="000000"/>
                 <w:kern w:val="0"/>
                 <w14:ligatures w14:val="none"/>
@@ -6932,19 +6997,23 @@
               <w:cnfStyle w:val="000000000000" w:firstRow="0" w:lastRow="0" w:firstColumn="0" w:lastColumn="0" w:oddVBand="0" w:evenVBand="0" w:oddHBand="0" w:evenHBand="0" w:firstRowFirstColumn="0" w:firstRowLastColumn="0" w:lastRowFirstColumn="0" w:lastRowLastColumn="0"/>
               <w:rPr>
                 <w:rFonts w:ascii="Courier New" w:eastAsia="Times New Roman" w:hAnsi="Courier New" w:cs="Courier New"/>
-                <w:color w:val="000000"/>
-                <w:kern w:val="0"/>
-                <w14:ligatures w14:val="none"/>
-              </w:rPr>
-            </w:pPr>
-            <w:r>
-              <w:rPr>
-                <w:rFonts w:ascii="Courier New" w:eastAsia="Times New Roman" w:hAnsi="Courier New" w:cs="Courier New"/>
-                <w:color w:val="000000"/>
-                <w:kern w:val="0"/>
-                <w14:ligatures w14:val="none"/>
-              </w:rPr>
-              <w:t>19</w:t>
+                <w:b/>
+                <w:bCs/>
+                <w:color w:val="000000"/>
+                <w:kern w:val="0"/>
+                <w14:ligatures w14:val="none"/>
+              </w:rPr>
+            </w:pPr>
+            <w:r>
+              <w:rPr>
+                <w:rFonts w:ascii="Courier New" w:eastAsia="Times New Roman" w:hAnsi="Courier New" w:cs="Courier New"/>
+                <w:b/>
+                <w:bCs/>
+                <w:color w:val="000000"/>
+                <w:kern w:val="0"/>
+                <w14:ligatures w14:val="none"/>
+              </w:rPr>
+              <w:t>22</w:t>
             </w:r>
           </w:p>
         </w:tc>
@@ -6958,6 +7027,8 @@
               <w:cnfStyle w:val="000000000000" w:firstRow="0" w:lastRow="0" w:firstColumn="0" w:lastColumn="0" w:oddVBand="0" w:evenVBand="0" w:oddHBand="0" w:evenHBand="0" w:firstRowFirstColumn="0" w:firstRowLastColumn="0" w:lastRowFirstColumn="0" w:lastRowLastColumn="0"/>
               <w:rPr>
                 <w:rFonts w:ascii="Courier New" w:eastAsia="Times New Roman" w:hAnsi="Courier New" w:cs="Courier New"/>
+                <w:b/>
+                <w:bCs/>
                 <w:color w:val="000000"/>
                 <w:kern w:val="0"/>
                 <w14:ligatures w14:val="none"/>
@@ -6984,23 +7055,28 @@
             <w:pPr>
               <w:rPr>
                 <w:rFonts w:ascii="Courier New" w:eastAsia="Times New Roman" w:hAnsi="Courier New" w:cs="Courier New"/>
-                <w:b w:val="0"/>
-                <w:bCs w:val="0"/>
-                <w:color w:val="000000"/>
-                <w:kern w:val="0"/>
-                <w14:ligatures w14:val="none"/>
-              </w:rPr>
-            </w:pPr>
-            <w:r>
-              <w:rPr>
-                <w:rFonts w:ascii="Courier New" w:eastAsia="Times New Roman" w:hAnsi="Courier New" w:cs="Courier New"/>
-                <w:b w:val="0"/>
-                <w:bCs w:val="0"/>
-                <w:color w:val="000000"/>
-                <w:kern w:val="0"/>
-                <w14:ligatures w14:val="none"/>
-              </w:rPr>
-              <w:t>Tea set with Ash</w:t>
+                <w:color w:val="000000"/>
+                <w:kern w:val="0"/>
+                <w14:ligatures w14:val="none"/>
+              </w:rPr>
+            </w:pPr>
+            <w:r>
+              <w:rPr>
+                <w:rFonts w:ascii="Courier New" w:eastAsia="Times New Roman" w:hAnsi="Courier New" w:cs="Courier New"/>
+                <w:color w:val="000000"/>
+                <w:kern w:val="0"/>
+                <w14:ligatures w14:val="none"/>
+              </w:rPr>
+              <w:t xml:space="preserve">Tea set with </w:t>
+            </w:r>
+            <w:r>
+              <w:rPr>
+                <w:rFonts w:ascii="Courier New" w:eastAsia="Times New Roman" w:hAnsi="Courier New" w:cs="Courier New"/>
+                <w:color w:val="000000"/>
+                <w:kern w:val="0"/>
+                <w14:ligatures w14:val="none"/>
+              </w:rPr>
+              <w:t>black sesame</w:t>
             </w:r>
           </w:p>
         </w:tc>
@@ -7017,14 +7093,18 @@
               <w:cnfStyle w:val="000000100000" w:firstRow="0" w:lastRow="0" w:firstColumn="0" w:lastColumn="0" w:oddVBand="0" w:evenVBand="0" w:oddHBand="1" w:evenHBand="0" w:firstRowFirstColumn="0" w:firstRowLastColumn="0" w:lastRowFirstColumn="0" w:lastRowLastColumn="0"/>
               <w:rPr>
                 <w:rFonts w:ascii="Courier New" w:eastAsia="Times New Roman" w:hAnsi="Courier New" w:cs="Courier New"/>
-                <w:color w:val="000000"/>
-                <w:kern w:val="0"/>
-                <w14:ligatures w14:val="none"/>
-              </w:rPr>
-            </w:pPr>
-            <w:r>
-              <w:rPr>
-                <w:rFonts w:ascii="Courier New" w:eastAsia="Times New Roman" w:hAnsi="Courier New" w:cs="Courier New"/>
+                <w:b/>
+                <w:bCs/>
+                <w:color w:val="000000"/>
+                <w:kern w:val="0"/>
+                <w14:ligatures w14:val="none"/>
+              </w:rPr>
+            </w:pPr>
+            <w:r>
+              <w:rPr>
+                <w:rFonts w:ascii="Courier New" w:eastAsia="Times New Roman" w:hAnsi="Courier New" w:cs="Courier New"/>
+                <w:b/>
+                <w:bCs/>
                 <w:color w:val="000000"/>
                 <w:kern w:val="0"/>
                 <w14:ligatures w14:val="none"/>
@@ -7046,19 +7126,23 @@
               <w:cnfStyle w:val="000000100000" w:firstRow="0" w:lastRow="0" w:firstColumn="0" w:lastColumn="0" w:oddVBand="0" w:evenVBand="0" w:oddHBand="1" w:evenHBand="0" w:firstRowFirstColumn="0" w:firstRowLastColumn="0" w:lastRowFirstColumn="0" w:lastRowLastColumn="0"/>
               <w:rPr>
                 <w:rFonts w:ascii="Courier New" w:eastAsia="Times New Roman" w:hAnsi="Courier New" w:cs="Courier New"/>
-                <w:color w:val="000000"/>
-                <w:kern w:val="0"/>
-                <w14:ligatures w14:val="none"/>
-              </w:rPr>
-            </w:pPr>
-            <w:r>
-              <w:rPr>
-                <w:rFonts w:ascii="Courier New" w:eastAsia="Times New Roman" w:hAnsi="Courier New" w:cs="Courier New"/>
-                <w:color w:val="000000"/>
-                <w:kern w:val="0"/>
-                <w14:ligatures w14:val="none"/>
-              </w:rPr>
-              <w:t>19</w:t>
+                <w:b/>
+                <w:bCs/>
+                <w:color w:val="000000"/>
+                <w:kern w:val="0"/>
+                <w14:ligatures w14:val="none"/>
+              </w:rPr>
+            </w:pPr>
+            <w:r>
+              <w:rPr>
+                <w:rFonts w:ascii="Courier New" w:eastAsia="Times New Roman" w:hAnsi="Courier New" w:cs="Courier New"/>
+                <w:b/>
+                <w:bCs/>
+                <w:color w:val="000000"/>
+                <w:kern w:val="0"/>
+                <w14:ligatures w14:val="none"/>
+              </w:rPr>
+              <w:t>22</w:t>
             </w:r>
           </w:p>
         </w:tc>
@@ -7072,6 +7156,8 @@
               <w:cnfStyle w:val="000000100000" w:firstRow="0" w:lastRow="0" w:firstColumn="0" w:lastColumn="0" w:oddVBand="0" w:evenVBand="0" w:oddHBand="1" w:evenHBand="0" w:firstRowFirstColumn="0" w:firstRowLastColumn="0" w:lastRowFirstColumn="0" w:lastRowLastColumn="0"/>
               <w:rPr>
                 <w:rFonts w:ascii="Courier New" w:eastAsia="Times New Roman" w:hAnsi="Courier New" w:cs="Courier New"/>
+                <w:b/>
+                <w:bCs/>
                 <w:color w:val="000000"/>
                 <w:kern w:val="0"/>
                 <w14:ligatures w14:val="none"/>
@@ -7097,23 +7183,19 @@
             <w:pPr>
               <w:rPr>
                 <w:rFonts w:ascii="Courier New" w:eastAsia="Times New Roman" w:hAnsi="Courier New" w:cs="Courier New"/>
-                <w:b w:val="0"/>
-                <w:bCs w:val="0"/>
-                <w:color w:val="000000"/>
-                <w:kern w:val="0"/>
-                <w14:ligatures w14:val="none"/>
-              </w:rPr>
-            </w:pPr>
-            <w:r>
-              <w:rPr>
-                <w:rFonts w:ascii="Courier New" w:eastAsia="Times New Roman" w:hAnsi="Courier New" w:cs="Courier New"/>
-                <w:b w:val="0"/>
-                <w:bCs w:val="0"/>
-                <w:color w:val="000000"/>
-                <w:kern w:val="0"/>
-                <w14:ligatures w14:val="none"/>
-              </w:rPr>
-              <w:t>Long glass with soda, lime slice</w:t>
+                <w:color w:val="000000"/>
+                <w:kern w:val="0"/>
+                <w14:ligatures w14:val="none"/>
+              </w:rPr>
+            </w:pPr>
+            <w:r>
+              <w:rPr>
+                <w:rFonts w:ascii="Courier New" w:eastAsia="Times New Roman" w:hAnsi="Courier New" w:cs="Courier New"/>
+                <w:color w:val="000000"/>
+                <w:kern w:val="0"/>
+                <w14:ligatures w14:val="none"/>
+              </w:rPr>
+              <w:t>Black Pebbles</w:t>
             </w:r>
           </w:p>
         </w:tc>
@@ -7130,14 +7212,18 @@
               <w:cnfStyle w:val="000000000000" w:firstRow="0" w:lastRow="0" w:firstColumn="0" w:lastColumn="0" w:oddVBand="0" w:evenVBand="0" w:oddHBand="0" w:evenHBand="0" w:firstRowFirstColumn="0" w:firstRowLastColumn="0" w:lastRowFirstColumn="0" w:lastRowLastColumn="0"/>
               <w:rPr>
                 <w:rFonts w:ascii="Courier New" w:eastAsia="Times New Roman" w:hAnsi="Courier New" w:cs="Courier New"/>
-                <w:color w:val="000000"/>
-                <w:kern w:val="0"/>
-                <w14:ligatures w14:val="none"/>
-              </w:rPr>
-            </w:pPr>
-            <w:r>
-              <w:rPr>
-                <w:rFonts w:ascii="Courier New" w:eastAsia="Times New Roman" w:hAnsi="Courier New" w:cs="Courier New"/>
+                <w:b/>
+                <w:bCs/>
+                <w:color w:val="000000"/>
+                <w:kern w:val="0"/>
+                <w14:ligatures w14:val="none"/>
+              </w:rPr>
+            </w:pPr>
+            <w:r>
+              <w:rPr>
+                <w:rFonts w:ascii="Courier New" w:eastAsia="Times New Roman" w:hAnsi="Courier New" w:cs="Courier New"/>
+                <w:b/>
+                <w:bCs/>
                 <w:color w:val="000000"/>
                 <w:kern w:val="0"/>
                 <w14:ligatures w14:val="none"/>
@@ -7159,19 +7245,23 @@
               <w:cnfStyle w:val="000000000000" w:firstRow="0" w:lastRow="0" w:firstColumn="0" w:lastColumn="0" w:oddVBand="0" w:evenVBand="0" w:oddHBand="0" w:evenHBand="0" w:firstRowFirstColumn="0" w:firstRowLastColumn="0" w:lastRowFirstColumn="0" w:lastRowLastColumn="0"/>
               <w:rPr>
                 <w:rFonts w:ascii="Courier New" w:eastAsia="Times New Roman" w:hAnsi="Courier New" w:cs="Courier New"/>
-                <w:color w:val="000000"/>
-                <w:kern w:val="0"/>
-                <w14:ligatures w14:val="none"/>
-              </w:rPr>
-            </w:pPr>
-            <w:r>
-              <w:rPr>
-                <w:rFonts w:ascii="Courier New" w:eastAsia="Times New Roman" w:hAnsi="Courier New" w:cs="Courier New"/>
-                <w:color w:val="000000"/>
-                <w:kern w:val="0"/>
-                <w14:ligatures w14:val="none"/>
-              </w:rPr>
-              <w:t>19</w:t>
+                <w:b/>
+                <w:bCs/>
+                <w:color w:val="000000"/>
+                <w:kern w:val="0"/>
+                <w14:ligatures w14:val="none"/>
+              </w:rPr>
+            </w:pPr>
+            <w:r>
+              <w:rPr>
+                <w:rFonts w:ascii="Courier New" w:eastAsia="Times New Roman" w:hAnsi="Courier New" w:cs="Courier New"/>
+                <w:b/>
+                <w:bCs/>
+                <w:color w:val="000000"/>
+                <w:kern w:val="0"/>
+                <w14:ligatures w14:val="none"/>
+              </w:rPr>
+              <w:t>22</w:t>
             </w:r>
           </w:p>
         </w:tc>
@@ -7185,6 +7275,8 @@
               <w:cnfStyle w:val="000000000000" w:firstRow="0" w:lastRow="0" w:firstColumn="0" w:lastColumn="0" w:oddVBand="0" w:evenVBand="0" w:oddHBand="0" w:evenHBand="0" w:firstRowFirstColumn="0" w:firstRowLastColumn="0" w:lastRowFirstColumn="0" w:lastRowLastColumn="0"/>
               <w:rPr>
                 <w:rFonts w:ascii="Courier New" w:eastAsia="Times New Roman" w:hAnsi="Courier New" w:cs="Courier New"/>
+                <w:b/>
+                <w:bCs/>
                 <w:color w:val="000000"/>
                 <w:kern w:val="0"/>
                 <w14:ligatures w14:val="none"/>
@@ -7205,29 +7297,24 @@
             <w:tcW w:w="4405" w:type="dxa"/>
             <w:noWrap/>
             <w:vAlign w:val="center"/>
-            <w:hideMark/>
-          </w:tcPr>
-          <w:p>
-            <w:pPr>
-              <w:rPr>
-                <w:rFonts w:ascii="Courier New" w:eastAsia="Times New Roman" w:hAnsi="Courier New" w:cs="Courier New"/>
-                <w:b w:val="0"/>
-                <w:bCs w:val="0"/>
-                <w:color w:val="000000"/>
-                <w:kern w:val="0"/>
-                <w14:ligatures w14:val="none"/>
-              </w:rPr>
-            </w:pPr>
-            <w:r>
-              <w:rPr>
-                <w:rFonts w:ascii="Courier New" w:eastAsia="Times New Roman" w:hAnsi="Courier New" w:cs="Courier New"/>
-                <w:b w:val="0"/>
-                <w:bCs w:val="0"/>
-                <w:color w:val="000000"/>
-                <w:kern w:val="0"/>
-                <w14:ligatures w14:val="none"/>
-              </w:rPr>
-              <w:t>Sand</w:t>
+          </w:tcPr>
+          <w:p>
+            <w:pPr>
+              <w:rPr>
+                <w:rFonts w:ascii="Courier New" w:eastAsia="Times New Roman" w:hAnsi="Courier New" w:cs="Courier New"/>
+                <w:color w:val="000000"/>
+                <w:kern w:val="0"/>
+                <w14:ligatures w14:val="none"/>
+              </w:rPr>
+            </w:pPr>
+            <w:r>
+              <w:rPr>
+                <w:rFonts w:ascii="Courier New" w:eastAsia="Times New Roman" w:hAnsi="Courier New" w:cs="Courier New"/>
+                <w:color w:val="000000"/>
+                <w:kern w:val="0"/>
+                <w14:ligatures w14:val="none"/>
+              </w:rPr>
+              <w:t>Juice Box with Oil</w:t>
             </w:r>
           </w:p>
         </w:tc>
@@ -7236,22 +7323,25 @@
             <w:tcW w:w="1890" w:type="dxa"/>
             <w:noWrap/>
             <w:vAlign w:val="center"/>
-            <w:hideMark/>
-          </w:tcPr>
-          <w:p>
-            <w:pPr>
-              <w:jc w:val="center"/>
-              <w:cnfStyle w:val="000000100000" w:firstRow="0" w:lastRow="0" w:firstColumn="0" w:lastColumn="0" w:oddVBand="0" w:evenVBand="0" w:oddHBand="1" w:evenHBand="0" w:firstRowFirstColumn="0" w:firstRowLastColumn="0" w:lastRowFirstColumn="0" w:lastRowLastColumn="0"/>
-              <w:rPr>
-                <w:rFonts w:ascii="Courier New" w:eastAsia="Times New Roman" w:hAnsi="Courier New" w:cs="Courier New"/>
-                <w:color w:val="000000"/>
-                <w:kern w:val="0"/>
-                <w14:ligatures w14:val="none"/>
-              </w:rPr>
-            </w:pPr>
-            <w:r>
-              <w:rPr>
-                <w:rFonts w:ascii="Courier New" w:eastAsia="Times New Roman" w:hAnsi="Courier New" w:cs="Courier New"/>
+          </w:tcPr>
+          <w:p>
+            <w:pPr>
+              <w:jc w:val="center"/>
+              <w:cnfStyle w:val="000000100000" w:firstRow="0" w:lastRow="0" w:firstColumn="0" w:lastColumn="0" w:oddVBand="0" w:evenVBand="0" w:oddHBand="1" w:evenHBand="0" w:firstRowFirstColumn="0" w:firstRowLastColumn="0" w:lastRowFirstColumn="0" w:lastRowLastColumn="0"/>
+              <w:rPr>
+                <w:rFonts w:ascii="Courier New" w:eastAsia="Times New Roman" w:hAnsi="Courier New" w:cs="Courier New"/>
+                <w:b/>
+                <w:bCs/>
+                <w:color w:val="000000"/>
+                <w:kern w:val="0"/>
+                <w14:ligatures w14:val="none"/>
+              </w:rPr>
+            </w:pPr>
+            <w:r>
+              <w:rPr>
+                <w:rFonts w:ascii="Courier New" w:eastAsia="Times New Roman" w:hAnsi="Courier New" w:cs="Courier New"/>
+                <w:b/>
+                <w:bCs/>
                 <w:color w:val="000000"/>
                 <w:kern w:val="0"/>
                 <w14:ligatures w14:val="none"/>
@@ -7265,27 +7355,30 @@
             <w:tcW w:w="3268" w:type="dxa"/>
             <w:noWrap/>
             <w:vAlign w:val="center"/>
-            <w:hideMark/>
-          </w:tcPr>
-          <w:p>
-            <w:pPr>
-              <w:jc w:val="center"/>
-              <w:cnfStyle w:val="000000100000" w:firstRow="0" w:lastRow="0" w:firstColumn="0" w:lastColumn="0" w:oddVBand="0" w:evenVBand="0" w:oddHBand="1" w:evenHBand="0" w:firstRowFirstColumn="0" w:firstRowLastColumn="0" w:lastRowFirstColumn="0" w:lastRowLastColumn="0"/>
-              <w:rPr>
-                <w:rFonts w:ascii="Courier New" w:eastAsia="Times New Roman" w:hAnsi="Courier New" w:cs="Courier New"/>
-                <w:color w:val="000000"/>
-                <w:kern w:val="0"/>
-                <w14:ligatures w14:val="none"/>
-              </w:rPr>
-            </w:pPr>
-            <w:r>
-              <w:rPr>
-                <w:rFonts w:ascii="Courier New" w:eastAsia="Times New Roman" w:hAnsi="Courier New" w:cs="Courier New"/>
-                <w:color w:val="000000"/>
-                <w:kern w:val="0"/>
-                <w14:ligatures w14:val="none"/>
-              </w:rPr>
-              <w:t>19</w:t>
+          </w:tcPr>
+          <w:p>
+            <w:pPr>
+              <w:jc w:val="center"/>
+              <w:cnfStyle w:val="000000100000" w:firstRow="0" w:lastRow="0" w:firstColumn="0" w:lastColumn="0" w:oddVBand="0" w:evenVBand="0" w:oddHBand="1" w:evenHBand="0" w:firstRowFirstColumn="0" w:firstRowLastColumn="0" w:lastRowFirstColumn="0" w:lastRowLastColumn="0"/>
+              <w:rPr>
+                <w:rFonts w:ascii="Courier New" w:eastAsia="Times New Roman" w:hAnsi="Courier New" w:cs="Courier New"/>
+                <w:b/>
+                <w:bCs/>
+                <w:color w:val="000000"/>
+                <w:kern w:val="0"/>
+                <w14:ligatures w14:val="none"/>
+              </w:rPr>
+            </w:pPr>
+            <w:r>
+              <w:rPr>
+                <w:rFonts w:ascii="Courier New" w:eastAsia="Times New Roman" w:hAnsi="Courier New" w:cs="Courier New"/>
+                <w:b/>
+                <w:bCs/>
+                <w:color w:val="000000"/>
+                <w:kern w:val="0"/>
+                <w14:ligatures w14:val="none"/>
+              </w:rPr>
+              <w:t>22</w:t>
             </w:r>
           </w:p>
         </w:tc>
@@ -7299,6 +7392,8 @@
               <w:cnfStyle w:val="000000100000" w:firstRow="0" w:lastRow="0" w:firstColumn="0" w:lastColumn="0" w:oddVBand="0" w:evenVBand="0" w:oddHBand="1" w:evenHBand="0" w:firstRowFirstColumn="0" w:firstRowLastColumn="0" w:lastRowFirstColumn="0" w:lastRowLastColumn="0"/>
               <w:rPr>
                 <w:rFonts w:ascii="Courier New" w:eastAsia="Times New Roman" w:hAnsi="Courier New" w:cs="Courier New"/>
+                <w:b/>
+                <w:bCs/>
                 <w:color w:val="000000"/>
                 <w:kern w:val="0"/>
                 <w14:ligatures w14:val="none"/>
@@ -7324,23 +7419,19 @@
             <w:pPr>
               <w:rPr>
                 <w:rFonts w:ascii="Courier New" w:eastAsia="Times New Roman" w:hAnsi="Courier New" w:cs="Courier New"/>
-                <w:b w:val="0"/>
-                <w:bCs w:val="0"/>
-                <w:color w:val="000000"/>
-                <w:kern w:val="0"/>
-                <w14:ligatures w14:val="none"/>
-              </w:rPr>
-            </w:pPr>
-            <w:r>
-              <w:rPr>
-                <w:rFonts w:ascii="Courier New" w:eastAsia="Times New Roman" w:hAnsi="Courier New" w:cs="Courier New"/>
-                <w:b w:val="0"/>
-                <w:bCs w:val="0"/>
-                <w:color w:val="000000"/>
-                <w:kern w:val="0"/>
-                <w14:ligatures w14:val="none"/>
-              </w:rPr>
-              <w:t>Vase with flower</w:t>
+                <w:color w:val="000000"/>
+                <w:kern w:val="0"/>
+                <w14:ligatures w14:val="none"/>
+              </w:rPr>
+            </w:pPr>
+            <w:r>
+              <w:rPr>
+                <w:rFonts w:ascii="Courier New" w:eastAsia="Times New Roman" w:hAnsi="Courier New" w:cs="Courier New"/>
+                <w:color w:val="000000"/>
+                <w:kern w:val="0"/>
+                <w14:ligatures w14:val="none"/>
+              </w:rPr>
+              <w:t>Whiskey Bottle</w:t>
             </w:r>
           </w:p>
         </w:tc>
@@ -7357,14 +7448,18 @@
               <w:cnfStyle w:val="000000000000" w:firstRow="0" w:lastRow="0" w:firstColumn="0" w:lastColumn="0" w:oddVBand="0" w:evenVBand="0" w:oddHBand="0" w:evenHBand="0" w:firstRowFirstColumn="0" w:firstRowLastColumn="0" w:lastRowFirstColumn="0" w:lastRowLastColumn="0"/>
               <w:rPr>
                 <w:rFonts w:ascii="Courier New" w:eastAsia="Times New Roman" w:hAnsi="Courier New" w:cs="Courier New"/>
-                <w:color w:val="000000"/>
-                <w:kern w:val="0"/>
-                <w14:ligatures w14:val="none"/>
-              </w:rPr>
-            </w:pPr>
-            <w:r>
-              <w:rPr>
-                <w:rFonts w:ascii="Courier New" w:eastAsia="Times New Roman" w:hAnsi="Courier New" w:cs="Courier New"/>
+                <w:b/>
+                <w:bCs/>
+                <w:color w:val="000000"/>
+                <w:kern w:val="0"/>
+                <w14:ligatures w14:val="none"/>
+              </w:rPr>
+            </w:pPr>
+            <w:r>
+              <w:rPr>
+                <w:rFonts w:ascii="Courier New" w:eastAsia="Times New Roman" w:hAnsi="Courier New" w:cs="Courier New"/>
+                <w:b/>
+                <w:bCs/>
                 <w:color w:val="000000"/>
                 <w:kern w:val="0"/>
                 <w14:ligatures w14:val="none"/>
@@ -7386,19 +7481,23 @@
               <w:cnfStyle w:val="000000000000" w:firstRow="0" w:lastRow="0" w:firstColumn="0" w:lastColumn="0" w:oddVBand="0" w:evenVBand="0" w:oddHBand="0" w:evenHBand="0" w:firstRowFirstColumn="0" w:firstRowLastColumn="0" w:lastRowFirstColumn="0" w:lastRowLastColumn="0"/>
               <w:rPr>
                 <w:rFonts w:ascii="Courier New" w:eastAsia="Times New Roman" w:hAnsi="Courier New" w:cs="Courier New"/>
-                <w:color w:val="000000"/>
-                <w:kern w:val="0"/>
-                <w14:ligatures w14:val="none"/>
-              </w:rPr>
-            </w:pPr>
-            <w:r>
-              <w:rPr>
-                <w:rFonts w:ascii="Courier New" w:eastAsia="Times New Roman" w:hAnsi="Courier New" w:cs="Courier New"/>
-                <w:color w:val="000000"/>
-                <w:kern w:val="0"/>
-                <w14:ligatures w14:val="none"/>
-              </w:rPr>
-              <w:t>19</w:t>
+                <w:b/>
+                <w:bCs/>
+                <w:color w:val="000000"/>
+                <w:kern w:val="0"/>
+                <w14:ligatures w14:val="none"/>
+              </w:rPr>
+            </w:pPr>
+            <w:r>
+              <w:rPr>
+                <w:rFonts w:ascii="Courier New" w:eastAsia="Times New Roman" w:hAnsi="Courier New" w:cs="Courier New"/>
+                <w:b/>
+                <w:bCs/>
+                <w:color w:val="000000"/>
+                <w:kern w:val="0"/>
+                <w14:ligatures w14:val="none"/>
+              </w:rPr>
+              <w:t>22</w:t>
             </w:r>
           </w:p>
         </w:tc>
@@ -7412,6 +7511,8 @@
               <w:cnfStyle w:val="000000000000" w:firstRow="0" w:lastRow="0" w:firstColumn="0" w:lastColumn="0" w:oddVBand="0" w:evenVBand="0" w:oddHBand="0" w:evenHBand="0" w:firstRowFirstColumn="0" w:firstRowLastColumn="0" w:lastRowFirstColumn="0" w:lastRowLastColumn="0"/>
               <w:rPr>
                 <w:rFonts w:ascii="Courier New" w:eastAsia="Times New Roman" w:hAnsi="Courier New" w:cs="Courier New"/>
+                <w:b/>
+                <w:bCs/>
                 <w:color w:val="000000"/>
                 <w:kern w:val="0"/>
                 <w14:ligatures w14:val="none"/>
@@ -7438,23 +7539,19 @@
             <w:pPr>
               <w:rPr>
                 <w:rFonts w:ascii="Courier New" w:eastAsia="Times New Roman" w:hAnsi="Courier New" w:cs="Courier New"/>
-                <w:b w:val="0"/>
-                <w:bCs w:val="0"/>
-                <w:color w:val="000000"/>
-                <w:kern w:val="0"/>
-                <w14:ligatures w14:val="none"/>
-              </w:rPr>
-            </w:pPr>
-            <w:r>
-              <w:rPr>
-                <w:rFonts w:ascii="Courier New" w:eastAsia="Times New Roman" w:hAnsi="Courier New" w:cs="Courier New"/>
-                <w:b w:val="0"/>
-                <w:bCs w:val="0"/>
-                <w:color w:val="000000"/>
-                <w:kern w:val="0"/>
-                <w14:ligatures w14:val="none"/>
-              </w:rPr>
-              <w:t>Puffed Rice</w:t>
+                <w:color w:val="000000"/>
+                <w:kern w:val="0"/>
+                <w14:ligatures w14:val="none"/>
+              </w:rPr>
+            </w:pPr>
+            <w:r>
+              <w:rPr>
+                <w:rFonts w:ascii="Courier New" w:eastAsia="Times New Roman" w:hAnsi="Courier New" w:cs="Courier New"/>
+                <w:color w:val="000000"/>
+                <w:kern w:val="0"/>
+                <w14:ligatures w14:val="none"/>
+              </w:rPr>
+              <w:t>Dry flower petals</w:t>
             </w:r>
           </w:p>
         </w:tc>
@@ -7471,14 +7568,18 @@
               <w:cnfStyle w:val="000000100000" w:firstRow="0" w:lastRow="0" w:firstColumn="0" w:lastColumn="0" w:oddVBand="0" w:evenVBand="0" w:oddHBand="1" w:evenHBand="0" w:firstRowFirstColumn="0" w:firstRowLastColumn="0" w:lastRowFirstColumn="0" w:lastRowLastColumn="0"/>
               <w:rPr>
                 <w:rFonts w:ascii="Courier New" w:eastAsia="Times New Roman" w:hAnsi="Courier New" w:cs="Courier New"/>
-                <w:color w:val="000000"/>
-                <w:kern w:val="0"/>
-                <w14:ligatures w14:val="none"/>
-              </w:rPr>
-            </w:pPr>
-            <w:r>
-              <w:rPr>
-                <w:rFonts w:ascii="Courier New" w:eastAsia="Times New Roman" w:hAnsi="Courier New" w:cs="Courier New"/>
+                <w:b/>
+                <w:bCs/>
+                <w:color w:val="000000"/>
+                <w:kern w:val="0"/>
+                <w14:ligatures w14:val="none"/>
+              </w:rPr>
+            </w:pPr>
+            <w:r>
+              <w:rPr>
+                <w:rFonts w:ascii="Courier New" w:eastAsia="Times New Roman" w:hAnsi="Courier New" w:cs="Courier New"/>
+                <w:b/>
+                <w:bCs/>
                 <w:color w:val="000000"/>
                 <w:kern w:val="0"/>
                 <w14:ligatures w14:val="none"/>
@@ -7500,19 +7601,23 @@
               <w:cnfStyle w:val="000000100000" w:firstRow="0" w:lastRow="0" w:firstColumn="0" w:lastColumn="0" w:oddVBand="0" w:evenVBand="0" w:oddHBand="1" w:evenHBand="0" w:firstRowFirstColumn="0" w:firstRowLastColumn="0" w:lastRowFirstColumn="0" w:lastRowLastColumn="0"/>
               <w:rPr>
                 <w:rFonts w:ascii="Courier New" w:eastAsia="Times New Roman" w:hAnsi="Courier New" w:cs="Courier New"/>
-                <w:color w:val="000000"/>
-                <w:kern w:val="0"/>
-                <w14:ligatures w14:val="none"/>
-              </w:rPr>
-            </w:pPr>
-            <w:r>
-              <w:rPr>
-                <w:rFonts w:ascii="Courier New" w:eastAsia="Times New Roman" w:hAnsi="Courier New" w:cs="Courier New"/>
-                <w:color w:val="000000"/>
-                <w:kern w:val="0"/>
-                <w14:ligatures w14:val="none"/>
-              </w:rPr>
-              <w:t>19</w:t>
+                <w:b/>
+                <w:bCs/>
+                <w:color w:val="000000"/>
+                <w:kern w:val="0"/>
+                <w14:ligatures w14:val="none"/>
+              </w:rPr>
+            </w:pPr>
+            <w:r>
+              <w:rPr>
+                <w:rFonts w:ascii="Courier New" w:eastAsia="Times New Roman" w:hAnsi="Courier New" w:cs="Courier New"/>
+                <w:b/>
+                <w:bCs/>
+                <w:color w:val="000000"/>
+                <w:kern w:val="0"/>
+                <w14:ligatures w14:val="none"/>
+              </w:rPr>
+              <w:t>22</w:t>
             </w:r>
           </w:p>
         </w:tc>
@@ -7526,6 +7631,8 @@
               <w:cnfStyle w:val="000000100000" w:firstRow="0" w:lastRow="0" w:firstColumn="0" w:lastColumn="0" w:oddVBand="0" w:evenVBand="0" w:oddHBand="1" w:evenHBand="0" w:firstRowFirstColumn="0" w:firstRowLastColumn="0" w:lastRowFirstColumn="0" w:lastRowLastColumn="0"/>
               <w:rPr>
                 <w:rFonts w:ascii="Courier New" w:eastAsia="Times New Roman" w:hAnsi="Courier New" w:cs="Courier New"/>
+                <w:b/>
+                <w:bCs/>
                 <w:color w:val="000000"/>
                 <w:kern w:val="0"/>
                 <w14:ligatures w14:val="none"/>
@@ -7545,29 +7652,24 @@
             <w:tcW w:w="4405" w:type="dxa"/>
             <w:noWrap/>
             <w:vAlign w:val="center"/>
-            <w:hideMark/>
-          </w:tcPr>
-          <w:p>
-            <w:pPr>
-              <w:rPr>
-                <w:rFonts w:ascii="Courier New" w:eastAsia="Times New Roman" w:hAnsi="Courier New" w:cs="Courier New"/>
-                <w:b w:val="0"/>
-                <w:bCs w:val="0"/>
-                <w:color w:val="000000"/>
-                <w:kern w:val="0"/>
-                <w14:ligatures w14:val="none"/>
-              </w:rPr>
-            </w:pPr>
-            <w:r>
-              <w:rPr>
-                <w:rFonts w:ascii="Courier New" w:eastAsia="Times New Roman" w:hAnsi="Courier New" w:cs="Courier New"/>
-                <w:b w:val="0"/>
-                <w:bCs w:val="0"/>
-                <w:color w:val="000000"/>
-                <w:kern w:val="0"/>
-                <w14:ligatures w14:val="none"/>
-              </w:rPr>
-              <w:t>Black Pebbles</w:t>
+          </w:tcPr>
+          <w:p>
+            <w:pPr>
+              <w:rPr>
+                <w:rFonts w:ascii="Courier New" w:eastAsia="Times New Roman" w:hAnsi="Courier New" w:cs="Courier New"/>
+                <w:color w:val="000000"/>
+                <w:kern w:val="0"/>
+                <w14:ligatures w14:val="none"/>
+              </w:rPr>
+            </w:pPr>
+            <w:r>
+              <w:rPr>
+                <w:rFonts w:ascii="Courier New" w:eastAsia="Times New Roman" w:hAnsi="Courier New" w:cs="Courier New"/>
+                <w:color w:val="000000"/>
+                <w:kern w:val="0"/>
+                <w14:ligatures w14:val="none"/>
+              </w:rPr>
+              <w:t>Soda with lime in a glass</w:t>
             </w:r>
           </w:p>
         </w:tc>
@@ -7584,14 +7686,18 @@
               <w:cnfStyle w:val="000000000000" w:firstRow="0" w:lastRow="0" w:firstColumn="0" w:lastColumn="0" w:oddVBand="0" w:evenVBand="0" w:oddHBand="0" w:evenHBand="0" w:firstRowFirstColumn="0" w:firstRowLastColumn="0" w:lastRowFirstColumn="0" w:lastRowLastColumn="0"/>
               <w:rPr>
                 <w:rFonts w:ascii="Courier New" w:eastAsia="Times New Roman" w:hAnsi="Courier New" w:cs="Courier New"/>
-                <w:color w:val="000000"/>
-                <w:kern w:val="0"/>
-                <w14:ligatures w14:val="none"/>
-              </w:rPr>
-            </w:pPr>
-            <w:r>
-              <w:rPr>
-                <w:rFonts w:ascii="Courier New" w:eastAsia="Times New Roman" w:hAnsi="Courier New" w:cs="Courier New"/>
+                <w:b/>
+                <w:bCs/>
+                <w:color w:val="000000"/>
+                <w:kern w:val="0"/>
+                <w14:ligatures w14:val="none"/>
+              </w:rPr>
+            </w:pPr>
+            <w:r>
+              <w:rPr>
+                <w:rFonts w:ascii="Courier New" w:eastAsia="Times New Roman" w:hAnsi="Courier New" w:cs="Courier New"/>
+                <w:b/>
+                <w:bCs/>
                 <w:color w:val="000000"/>
                 <w:kern w:val="0"/>
                 <w14:ligatures w14:val="none"/>
@@ -7613,19 +7719,23 @@
               <w:cnfStyle w:val="000000000000" w:firstRow="0" w:lastRow="0" w:firstColumn="0" w:lastColumn="0" w:oddVBand="0" w:evenVBand="0" w:oddHBand="0" w:evenHBand="0" w:firstRowFirstColumn="0" w:firstRowLastColumn="0" w:lastRowFirstColumn="0" w:lastRowLastColumn="0"/>
               <w:rPr>
                 <w:rFonts w:ascii="Courier New" w:eastAsia="Times New Roman" w:hAnsi="Courier New" w:cs="Courier New"/>
-                <w:color w:val="000000"/>
-                <w:kern w:val="0"/>
-                <w14:ligatures w14:val="none"/>
-              </w:rPr>
-            </w:pPr>
-            <w:r>
-              <w:rPr>
-                <w:rFonts w:ascii="Courier New" w:eastAsia="Times New Roman" w:hAnsi="Courier New" w:cs="Courier New"/>
-                <w:color w:val="000000"/>
-                <w:kern w:val="0"/>
-                <w14:ligatures w14:val="none"/>
-              </w:rPr>
-              <w:t>20</w:t>
+                <w:b/>
+                <w:bCs/>
+                <w:color w:val="000000"/>
+                <w:kern w:val="0"/>
+                <w14:ligatures w14:val="none"/>
+              </w:rPr>
+            </w:pPr>
+            <w:r>
+              <w:rPr>
+                <w:rFonts w:ascii="Courier New" w:eastAsia="Times New Roman" w:hAnsi="Courier New" w:cs="Courier New"/>
+                <w:b/>
+                <w:bCs/>
+                <w:color w:val="000000"/>
+                <w:kern w:val="0"/>
+                <w14:ligatures w14:val="none"/>
+              </w:rPr>
+              <w:t>22</w:t>
             </w:r>
           </w:p>
         </w:tc>
@@ -7639,6 +7749,8 @@
               <w:cnfStyle w:val="000000000000" w:firstRow="0" w:lastRow="0" w:firstColumn="0" w:lastColumn="0" w:oddVBand="0" w:evenVBand="0" w:oddHBand="0" w:evenHBand="0" w:firstRowFirstColumn="0" w:firstRowLastColumn="0" w:lastRowFirstColumn="0" w:lastRowLastColumn="0"/>
               <w:rPr>
                 <w:rFonts w:ascii="Courier New" w:eastAsia="Times New Roman" w:hAnsi="Courier New" w:cs="Courier New"/>
+                <w:b/>
+                <w:bCs/>
                 <w:color w:val="000000"/>
                 <w:kern w:val="0"/>
                 <w14:ligatures w14:val="none"/>
@@ -7659,30 +7771,25 @@
             <w:tcW w:w="4405" w:type="dxa"/>
             <w:noWrap/>
             <w:vAlign w:val="center"/>
-            <w:hideMark/>
-          </w:tcPr>
-          <w:p>
-            <w:pPr>
-              <w:rPr>
-                <w:rFonts w:ascii="Courier New" w:eastAsia="Times New Roman" w:hAnsi="Courier New" w:cs="Courier New"/>
-                <w:b w:val="0"/>
-                <w:bCs w:val="0"/>
-                <w:color w:val="000000"/>
-                <w:kern w:val="0"/>
-                <w14:ligatures w14:val="none"/>
-              </w:rPr>
-            </w:pPr>
-            <w:r>
-              <w:rPr>
-                <w:rFonts w:ascii="Courier New" w:eastAsia="Times New Roman" w:hAnsi="Courier New" w:cs="Courier New"/>
-                <w:b w:val="0"/>
-                <w:bCs w:val="0"/>
+          </w:tcPr>
+          <w:p>
+            <w:pPr>
+              <w:rPr>
+                <w:rFonts w:ascii="Courier New" w:eastAsia="Times New Roman" w:hAnsi="Courier New" w:cs="Courier New"/>
+                <w:color w:val="000000"/>
+                <w:kern w:val="0"/>
+                <w14:ligatures w14:val="none"/>
+              </w:rPr>
+            </w:pPr>
+            <w:r>
+              <w:rPr>
+                <w:rFonts w:ascii="Courier New" w:eastAsia="Times New Roman" w:hAnsi="Courier New" w:cs="Courier New"/>
                 <w:color w:val="000000"/>
                 <w:kern w:val="0"/>
                 <w14:ligatures w14:val="none"/>
               </w:rPr>
               <w:lastRenderedPageBreak/>
-              <w:t>Tender Coconut</w:t>
+              <w:t>Sand</w:t>
             </w:r>
           </w:p>
         </w:tc>
@@ -7691,22 +7798,25 @@
             <w:tcW w:w="1890" w:type="dxa"/>
             <w:noWrap/>
             <w:vAlign w:val="center"/>
-            <w:hideMark/>
-          </w:tcPr>
-          <w:p>
-            <w:pPr>
-              <w:jc w:val="center"/>
-              <w:cnfStyle w:val="000000100000" w:firstRow="0" w:lastRow="0" w:firstColumn="0" w:lastColumn="0" w:oddVBand="0" w:evenVBand="0" w:oddHBand="1" w:evenHBand="0" w:firstRowFirstColumn="0" w:firstRowLastColumn="0" w:lastRowFirstColumn="0" w:lastRowLastColumn="0"/>
-              <w:rPr>
-                <w:rFonts w:ascii="Courier New" w:eastAsia="Times New Roman" w:hAnsi="Courier New" w:cs="Courier New"/>
-                <w:color w:val="000000"/>
-                <w:kern w:val="0"/>
-                <w14:ligatures w14:val="none"/>
-              </w:rPr>
-            </w:pPr>
-            <w:r>
-              <w:rPr>
-                <w:rFonts w:ascii="Courier New" w:eastAsia="Times New Roman" w:hAnsi="Courier New" w:cs="Courier New"/>
+          </w:tcPr>
+          <w:p>
+            <w:pPr>
+              <w:jc w:val="center"/>
+              <w:cnfStyle w:val="000000100000" w:firstRow="0" w:lastRow="0" w:firstColumn="0" w:lastColumn="0" w:oddVBand="0" w:evenVBand="0" w:oddHBand="1" w:evenHBand="0" w:firstRowFirstColumn="0" w:firstRowLastColumn="0" w:lastRowFirstColumn="0" w:lastRowLastColumn="0"/>
+              <w:rPr>
+                <w:rFonts w:ascii="Courier New" w:eastAsia="Times New Roman" w:hAnsi="Courier New" w:cs="Courier New"/>
+                <w:b/>
+                <w:bCs/>
+                <w:color w:val="000000"/>
+                <w:kern w:val="0"/>
+                <w14:ligatures w14:val="none"/>
+              </w:rPr>
+            </w:pPr>
+            <w:r>
+              <w:rPr>
+                <w:rFonts w:ascii="Courier New" w:eastAsia="Times New Roman" w:hAnsi="Courier New" w:cs="Courier New"/>
+                <w:b/>
+                <w:bCs/>
                 <w:color w:val="000000"/>
                 <w:kern w:val="0"/>
                 <w14:ligatures w14:val="none"/>
@@ -7720,27 +7830,30 @@
             <w:tcW w:w="3268" w:type="dxa"/>
             <w:noWrap/>
             <w:vAlign w:val="center"/>
-            <w:hideMark/>
-          </w:tcPr>
-          <w:p>
-            <w:pPr>
-              <w:jc w:val="center"/>
-              <w:cnfStyle w:val="000000100000" w:firstRow="0" w:lastRow="0" w:firstColumn="0" w:lastColumn="0" w:oddVBand="0" w:evenVBand="0" w:oddHBand="1" w:evenHBand="0" w:firstRowFirstColumn="0" w:firstRowLastColumn="0" w:lastRowFirstColumn="0" w:lastRowLastColumn="0"/>
-              <w:rPr>
-                <w:rFonts w:ascii="Courier New" w:eastAsia="Times New Roman" w:hAnsi="Courier New" w:cs="Courier New"/>
-                <w:color w:val="000000"/>
-                <w:kern w:val="0"/>
-                <w14:ligatures w14:val="none"/>
-              </w:rPr>
-            </w:pPr>
-            <w:r>
-              <w:rPr>
-                <w:rFonts w:ascii="Courier New" w:eastAsia="Times New Roman" w:hAnsi="Courier New" w:cs="Courier New"/>
-                <w:color w:val="000000"/>
-                <w:kern w:val="0"/>
-                <w14:ligatures w14:val="none"/>
-              </w:rPr>
-              <w:t>20</w:t>
+          </w:tcPr>
+          <w:p>
+            <w:pPr>
+              <w:jc w:val="center"/>
+              <w:cnfStyle w:val="000000100000" w:firstRow="0" w:lastRow="0" w:firstColumn="0" w:lastColumn="0" w:oddVBand="0" w:evenVBand="0" w:oddHBand="1" w:evenHBand="0" w:firstRowFirstColumn="0" w:firstRowLastColumn="0" w:lastRowFirstColumn="0" w:lastRowLastColumn="0"/>
+              <w:rPr>
+                <w:rFonts w:ascii="Courier New" w:eastAsia="Times New Roman" w:hAnsi="Courier New" w:cs="Courier New"/>
+                <w:b/>
+                <w:bCs/>
+                <w:color w:val="000000"/>
+                <w:kern w:val="0"/>
+                <w14:ligatures w14:val="none"/>
+              </w:rPr>
+            </w:pPr>
+            <w:r>
+              <w:rPr>
+                <w:rFonts w:ascii="Courier New" w:eastAsia="Times New Roman" w:hAnsi="Courier New" w:cs="Courier New"/>
+                <w:b/>
+                <w:bCs/>
+                <w:color w:val="000000"/>
+                <w:kern w:val="0"/>
+                <w14:ligatures w14:val="none"/>
+              </w:rPr>
+              <w:t>22</w:t>
             </w:r>
           </w:p>
         </w:tc>
@@ -7754,6 +7867,8 @@
               <w:cnfStyle w:val="000000100000" w:firstRow="0" w:lastRow="0" w:firstColumn="0" w:lastColumn="0" w:oddVBand="0" w:evenVBand="0" w:oddHBand="1" w:evenHBand="0" w:firstRowFirstColumn="0" w:firstRowLastColumn="0" w:lastRowFirstColumn="0" w:lastRowLastColumn="0"/>
               <w:rPr>
                 <w:rFonts w:ascii="Courier New" w:eastAsia="Times New Roman" w:hAnsi="Courier New" w:cs="Courier New"/>
+                <w:b/>
+                <w:bCs/>
                 <w:color w:val="000000"/>
                 <w:kern w:val="0"/>
                 <w14:ligatures w14:val="none"/>
@@ -7773,29 +7888,24 @@
             <w:tcW w:w="4405" w:type="dxa"/>
             <w:noWrap/>
             <w:vAlign w:val="center"/>
-            <w:hideMark/>
-          </w:tcPr>
-          <w:p>
-            <w:pPr>
-              <w:rPr>
-                <w:rFonts w:ascii="Courier New" w:eastAsia="Times New Roman" w:hAnsi="Courier New" w:cs="Courier New"/>
-                <w:b w:val="0"/>
-                <w:bCs w:val="0"/>
-                <w:color w:val="000000"/>
-                <w:kern w:val="0"/>
-                <w14:ligatures w14:val="none"/>
-              </w:rPr>
-            </w:pPr>
-            <w:r>
-              <w:rPr>
-                <w:rFonts w:ascii="Courier New" w:eastAsia="Times New Roman" w:hAnsi="Courier New" w:cs="Courier New"/>
-                <w:b w:val="0"/>
-                <w:bCs w:val="0"/>
-                <w:color w:val="000000"/>
-                <w:kern w:val="0"/>
-                <w14:ligatures w14:val="none"/>
-              </w:rPr>
-              <w:t>Whiskey Bottle</w:t>
+          </w:tcPr>
+          <w:p>
+            <w:pPr>
+              <w:rPr>
+                <w:rFonts w:ascii="Courier New" w:eastAsia="Times New Roman" w:hAnsi="Courier New" w:cs="Courier New"/>
+                <w:color w:val="000000"/>
+                <w:kern w:val="0"/>
+                <w14:ligatures w14:val="none"/>
+              </w:rPr>
+            </w:pPr>
+            <w:r>
+              <w:rPr>
+                <w:rFonts w:ascii="Courier New" w:eastAsia="Times New Roman" w:hAnsi="Courier New" w:cs="Courier New"/>
+                <w:color w:val="000000"/>
+                <w:kern w:val="0"/>
+                <w14:ligatures w14:val="none"/>
+              </w:rPr>
+              <w:t>Vase with flowers</w:t>
             </w:r>
           </w:p>
         </w:tc>
@@ -7812,14 +7922,18 @@
               <w:cnfStyle w:val="000000000000" w:firstRow="0" w:lastRow="0" w:firstColumn="0" w:lastColumn="0" w:oddVBand="0" w:evenVBand="0" w:oddHBand="0" w:evenHBand="0" w:firstRowFirstColumn="0" w:firstRowLastColumn="0" w:lastRowFirstColumn="0" w:lastRowLastColumn="0"/>
               <w:rPr>
                 <w:rFonts w:ascii="Courier New" w:eastAsia="Times New Roman" w:hAnsi="Courier New" w:cs="Courier New"/>
-                <w:color w:val="000000"/>
-                <w:kern w:val="0"/>
-                <w14:ligatures w14:val="none"/>
-              </w:rPr>
-            </w:pPr>
-            <w:r>
-              <w:rPr>
-                <w:rFonts w:ascii="Courier New" w:eastAsia="Times New Roman" w:hAnsi="Courier New" w:cs="Courier New"/>
+                <w:b/>
+                <w:bCs/>
+                <w:color w:val="000000"/>
+                <w:kern w:val="0"/>
+                <w14:ligatures w14:val="none"/>
+              </w:rPr>
+            </w:pPr>
+            <w:r>
+              <w:rPr>
+                <w:rFonts w:ascii="Courier New" w:eastAsia="Times New Roman" w:hAnsi="Courier New" w:cs="Courier New"/>
+                <w:b/>
+                <w:bCs/>
                 <w:color w:val="000000"/>
                 <w:kern w:val="0"/>
                 <w14:ligatures w14:val="none"/>
@@ -7841,19 +7955,23 @@
               <w:cnfStyle w:val="000000000000" w:firstRow="0" w:lastRow="0" w:firstColumn="0" w:lastColumn="0" w:oddVBand="0" w:evenVBand="0" w:oddHBand="0" w:evenHBand="0" w:firstRowFirstColumn="0" w:firstRowLastColumn="0" w:lastRowFirstColumn="0" w:lastRowLastColumn="0"/>
               <w:rPr>
                 <w:rFonts w:ascii="Courier New" w:eastAsia="Times New Roman" w:hAnsi="Courier New" w:cs="Courier New"/>
-                <w:color w:val="000000"/>
-                <w:kern w:val="0"/>
-                <w14:ligatures w14:val="none"/>
-              </w:rPr>
-            </w:pPr>
-            <w:r>
-              <w:rPr>
-                <w:rFonts w:ascii="Courier New" w:eastAsia="Times New Roman" w:hAnsi="Courier New" w:cs="Courier New"/>
-                <w:color w:val="000000"/>
-                <w:kern w:val="0"/>
-                <w14:ligatures w14:val="none"/>
-              </w:rPr>
-              <w:t>20</w:t>
+                <w:b/>
+                <w:bCs/>
+                <w:color w:val="000000"/>
+                <w:kern w:val="0"/>
+                <w14:ligatures w14:val="none"/>
+              </w:rPr>
+            </w:pPr>
+            <w:r>
+              <w:rPr>
+                <w:rFonts w:ascii="Courier New" w:eastAsia="Times New Roman" w:hAnsi="Courier New" w:cs="Courier New"/>
+                <w:b/>
+                <w:bCs/>
+                <w:color w:val="000000"/>
+                <w:kern w:val="0"/>
+                <w14:ligatures w14:val="none"/>
+              </w:rPr>
+              <w:t>22</w:t>
             </w:r>
           </w:p>
         </w:tc>
@@ -7867,6 +7985,8 @@
               <w:cnfStyle w:val="000000000000" w:firstRow="0" w:lastRow="0" w:firstColumn="0" w:lastColumn="0" w:oddVBand="0" w:evenVBand="0" w:oddHBand="0" w:evenHBand="0" w:firstRowFirstColumn="0" w:firstRowLastColumn="0" w:lastRowFirstColumn="0" w:lastRowLastColumn="0"/>
               <w:rPr>
                 <w:rFonts w:ascii="Courier New" w:eastAsia="Times New Roman" w:hAnsi="Courier New" w:cs="Courier New"/>
+                <w:b/>
+                <w:bCs/>
                 <w:color w:val="000000"/>
                 <w:kern w:val="0"/>
                 <w14:ligatures w14:val="none"/>
@@ -7893,23 +8013,19 @@
             <w:pPr>
               <w:rPr>
                 <w:rFonts w:ascii="Courier New" w:eastAsia="Times New Roman" w:hAnsi="Courier New" w:cs="Courier New"/>
-                <w:b w:val="0"/>
-                <w:bCs w:val="0"/>
-                <w:color w:val="000000"/>
-                <w:kern w:val="0"/>
-                <w14:ligatures w14:val="none"/>
-              </w:rPr>
-            </w:pPr>
-            <w:r>
-              <w:rPr>
-                <w:rFonts w:ascii="Courier New" w:eastAsia="Times New Roman" w:hAnsi="Courier New" w:cs="Courier New"/>
-                <w:b w:val="0"/>
-                <w:bCs w:val="0"/>
-                <w:color w:val="000000"/>
-                <w:kern w:val="0"/>
-                <w14:ligatures w14:val="none"/>
-              </w:rPr>
-              <w:t>Smoke creator</w:t>
+                <w:color w:val="000000"/>
+                <w:kern w:val="0"/>
+                <w14:ligatures w14:val="none"/>
+              </w:rPr>
+            </w:pPr>
+            <w:r>
+              <w:rPr>
+                <w:rFonts w:ascii="Courier New" w:eastAsia="Times New Roman" w:hAnsi="Courier New" w:cs="Courier New"/>
+                <w:color w:val="000000"/>
+                <w:kern w:val="0"/>
+                <w14:ligatures w14:val="none"/>
+              </w:rPr>
+              <w:t>Puffed Rice</w:t>
             </w:r>
           </w:p>
         </w:tc>
@@ -7926,14 +8042,18 @@
               <w:cnfStyle w:val="000000100000" w:firstRow="0" w:lastRow="0" w:firstColumn="0" w:lastColumn="0" w:oddVBand="0" w:evenVBand="0" w:oddHBand="1" w:evenHBand="0" w:firstRowFirstColumn="0" w:firstRowLastColumn="0" w:lastRowFirstColumn="0" w:lastRowLastColumn="0"/>
               <w:rPr>
                 <w:rFonts w:ascii="Courier New" w:eastAsia="Times New Roman" w:hAnsi="Courier New" w:cs="Courier New"/>
-                <w:color w:val="000000"/>
-                <w:kern w:val="0"/>
-                <w14:ligatures w14:val="none"/>
-              </w:rPr>
-            </w:pPr>
-            <w:r>
-              <w:rPr>
-                <w:rFonts w:ascii="Courier New" w:eastAsia="Times New Roman" w:hAnsi="Courier New" w:cs="Courier New"/>
+                <w:b/>
+                <w:bCs/>
+                <w:color w:val="000000"/>
+                <w:kern w:val="0"/>
+                <w14:ligatures w14:val="none"/>
+              </w:rPr>
+            </w:pPr>
+            <w:r>
+              <w:rPr>
+                <w:rFonts w:ascii="Courier New" w:eastAsia="Times New Roman" w:hAnsi="Courier New" w:cs="Courier New"/>
+                <w:b/>
+                <w:bCs/>
                 <w:color w:val="000000"/>
                 <w:kern w:val="0"/>
                 <w14:ligatures w14:val="none"/>
@@ -7955,19 +8075,23 @@
               <w:cnfStyle w:val="000000100000" w:firstRow="0" w:lastRow="0" w:firstColumn="0" w:lastColumn="0" w:oddVBand="0" w:evenVBand="0" w:oddHBand="1" w:evenHBand="0" w:firstRowFirstColumn="0" w:firstRowLastColumn="0" w:lastRowFirstColumn="0" w:lastRowLastColumn="0"/>
               <w:rPr>
                 <w:rFonts w:ascii="Courier New" w:eastAsia="Times New Roman" w:hAnsi="Courier New" w:cs="Courier New"/>
-                <w:color w:val="000000"/>
-                <w:kern w:val="0"/>
-                <w14:ligatures w14:val="none"/>
-              </w:rPr>
-            </w:pPr>
-            <w:r>
-              <w:rPr>
-                <w:rFonts w:ascii="Courier New" w:eastAsia="Times New Roman" w:hAnsi="Courier New" w:cs="Courier New"/>
-                <w:color w:val="000000"/>
-                <w:kern w:val="0"/>
-                <w14:ligatures w14:val="none"/>
-              </w:rPr>
-              <w:t>20</w:t>
+                <w:b/>
+                <w:bCs/>
+                <w:color w:val="000000"/>
+                <w:kern w:val="0"/>
+                <w14:ligatures w14:val="none"/>
+              </w:rPr>
+            </w:pPr>
+            <w:r>
+              <w:rPr>
+                <w:rFonts w:ascii="Courier New" w:eastAsia="Times New Roman" w:hAnsi="Courier New" w:cs="Courier New"/>
+                <w:b/>
+                <w:bCs/>
+                <w:color w:val="000000"/>
+                <w:kern w:val="0"/>
+                <w14:ligatures w14:val="none"/>
+              </w:rPr>
+              <w:t>22</w:t>
             </w:r>
           </w:p>
         </w:tc>
@@ -7981,6 +8105,8 @@
               <w:cnfStyle w:val="000000100000" w:firstRow="0" w:lastRow="0" w:firstColumn="0" w:lastColumn="0" w:oddVBand="0" w:evenVBand="0" w:oddHBand="1" w:evenHBand="0" w:firstRowFirstColumn="0" w:firstRowLastColumn="0" w:lastRowFirstColumn="0" w:lastRowLastColumn="0"/>
               <w:rPr>
                 <w:rFonts w:ascii="Courier New" w:eastAsia="Times New Roman" w:hAnsi="Courier New" w:cs="Courier New"/>
+                <w:b/>
+                <w:bCs/>
                 <w:color w:val="000000"/>
                 <w:kern w:val="0"/>
                 <w14:ligatures w14:val="none"/>
@@ -8006,23 +8132,19 @@
             <w:pPr>
               <w:rPr>
                 <w:rFonts w:ascii="Courier New" w:eastAsia="Times New Roman" w:hAnsi="Courier New" w:cs="Courier New"/>
-                <w:b w:val="0"/>
-                <w:bCs w:val="0"/>
-                <w:color w:val="000000"/>
-                <w:kern w:val="0"/>
-                <w14:ligatures w14:val="none"/>
-              </w:rPr>
-            </w:pPr>
-            <w:r>
-              <w:rPr>
-                <w:rFonts w:ascii="Courier New" w:eastAsia="Times New Roman" w:hAnsi="Courier New" w:cs="Courier New"/>
-                <w:b w:val="0"/>
-                <w:bCs w:val="0"/>
-                <w:color w:val="000000"/>
-                <w:kern w:val="0"/>
-                <w14:ligatures w14:val="none"/>
-              </w:rPr>
-              <w:t>An old TV</w:t>
+                <w:color w:val="000000"/>
+                <w:kern w:val="0"/>
+                <w14:ligatures w14:val="none"/>
+              </w:rPr>
+            </w:pPr>
+            <w:r>
+              <w:rPr>
+                <w:rFonts w:ascii="Courier New" w:eastAsia="Times New Roman" w:hAnsi="Courier New" w:cs="Courier New"/>
+                <w:color w:val="000000"/>
+                <w:kern w:val="0"/>
+                <w14:ligatures w14:val="none"/>
+              </w:rPr>
+              <w:t>Tender Coconut</w:t>
             </w:r>
           </w:p>
         </w:tc>
@@ -8039,14 +8161,18 @@
               <w:cnfStyle w:val="000000000000" w:firstRow="0" w:lastRow="0" w:firstColumn="0" w:lastColumn="0" w:oddVBand="0" w:evenVBand="0" w:oddHBand="0" w:evenHBand="0" w:firstRowFirstColumn="0" w:firstRowLastColumn="0" w:lastRowFirstColumn="0" w:lastRowLastColumn="0"/>
               <w:rPr>
                 <w:rFonts w:ascii="Courier New" w:eastAsia="Times New Roman" w:hAnsi="Courier New" w:cs="Courier New"/>
-                <w:color w:val="000000"/>
-                <w:kern w:val="0"/>
-                <w14:ligatures w14:val="none"/>
-              </w:rPr>
-            </w:pPr>
-            <w:r>
-              <w:rPr>
-                <w:rFonts w:ascii="Courier New" w:eastAsia="Times New Roman" w:hAnsi="Courier New" w:cs="Courier New"/>
+                <w:b/>
+                <w:bCs/>
+                <w:color w:val="000000"/>
+                <w:kern w:val="0"/>
+                <w14:ligatures w14:val="none"/>
+              </w:rPr>
+            </w:pPr>
+            <w:r>
+              <w:rPr>
+                <w:rFonts w:ascii="Courier New" w:eastAsia="Times New Roman" w:hAnsi="Courier New" w:cs="Courier New"/>
+                <w:b/>
+                <w:bCs/>
                 <w:color w:val="000000"/>
                 <w:kern w:val="0"/>
                 <w14:ligatures w14:val="none"/>
@@ -8068,14 +8194,18 @@
               <w:cnfStyle w:val="000000000000" w:firstRow="0" w:lastRow="0" w:firstColumn="0" w:lastColumn="0" w:oddVBand="0" w:evenVBand="0" w:oddHBand="0" w:evenHBand="0" w:firstRowFirstColumn="0" w:firstRowLastColumn="0" w:lastRowFirstColumn="0" w:lastRowLastColumn="0"/>
               <w:rPr>
                 <w:rFonts w:ascii="Courier New" w:eastAsia="Times New Roman" w:hAnsi="Courier New" w:cs="Courier New"/>
-                <w:color w:val="000000"/>
-                <w:kern w:val="0"/>
-                <w14:ligatures w14:val="none"/>
-              </w:rPr>
-            </w:pPr>
-            <w:r>
-              <w:rPr>
-                <w:rFonts w:ascii="Courier New" w:eastAsia="Times New Roman" w:hAnsi="Courier New" w:cs="Courier New"/>
+                <w:b/>
+                <w:bCs/>
+                <w:color w:val="000000"/>
+                <w:kern w:val="0"/>
+                <w14:ligatures w14:val="none"/>
+              </w:rPr>
+            </w:pPr>
+            <w:r>
+              <w:rPr>
+                <w:rFonts w:ascii="Courier New" w:eastAsia="Times New Roman" w:hAnsi="Courier New" w:cs="Courier New"/>
+                <w:b/>
+                <w:bCs/>
                 <w:color w:val="000000"/>
                 <w:kern w:val="0"/>
                 <w14:ligatures w14:val="none"/>
@@ -8094,6 +8224,8 @@
               <w:cnfStyle w:val="000000000000" w:firstRow="0" w:lastRow="0" w:firstColumn="0" w:lastColumn="0" w:oddVBand="0" w:evenVBand="0" w:oddHBand="0" w:evenHBand="0" w:firstRowFirstColumn="0" w:firstRowLastColumn="0" w:lastRowFirstColumn="0" w:lastRowLastColumn="0"/>
               <w:rPr>
                 <w:rFonts w:ascii="Courier New" w:eastAsia="Times New Roman" w:hAnsi="Courier New" w:cs="Courier New"/>
+                <w:b/>
+                <w:bCs/>
                 <w:color w:val="000000"/>
                 <w:kern w:val="0"/>
                 <w14:ligatures w14:val="none"/>
@@ -8114,29 +8246,24 @@
             <w:tcW w:w="4405" w:type="dxa"/>
             <w:noWrap/>
             <w:vAlign w:val="center"/>
-            <w:hideMark/>
-          </w:tcPr>
-          <w:p>
-            <w:pPr>
-              <w:rPr>
-                <w:rFonts w:ascii="Courier New" w:eastAsia="Times New Roman" w:hAnsi="Courier New" w:cs="Courier New"/>
-                <w:b w:val="0"/>
-                <w:bCs w:val="0"/>
-                <w:color w:val="000000"/>
-                <w:kern w:val="0"/>
-                <w14:ligatures w14:val="none"/>
-              </w:rPr>
-            </w:pPr>
-            <w:r>
-              <w:rPr>
-                <w:rFonts w:ascii="Courier New" w:eastAsia="Times New Roman" w:hAnsi="Courier New" w:cs="Courier New"/>
-                <w:b w:val="0"/>
-                <w:bCs w:val="0"/>
-                <w:color w:val="000000"/>
-                <w:kern w:val="0"/>
-                <w14:ligatures w14:val="none"/>
-              </w:rPr>
-              <w:t>Half-burnt doobie</w:t>
+          </w:tcPr>
+          <w:p>
+            <w:pPr>
+              <w:rPr>
+                <w:rFonts w:ascii="Courier New" w:eastAsia="Times New Roman" w:hAnsi="Courier New" w:cs="Courier New"/>
+                <w:color w:val="000000"/>
+                <w:kern w:val="0"/>
+                <w14:ligatures w14:val="none"/>
+              </w:rPr>
+            </w:pPr>
+            <w:r>
+              <w:rPr>
+                <w:rFonts w:ascii="Courier New" w:eastAsia="Times New Roman" w:hAnsi="Courier New" w:cs="Courier New"/>
+                <w:color w:val="000000"/>
+                <w:kern w:val="0"/>
+                <w14:ligatures w14:val="none"/>
+              </w:rPr>
+              <w:t>Knife</w:t>
             </w:r>
           </w:p>
         </w:tc>
@@ -8145,22 +8272,25 @@
             <w:tcW w:w="1890" w:type="dxa"/>
             <w:noWrap/>
             <w:vAlign w:val="center"/>
-            <w:hideMark/>
-          </w:tcPr>
-          <w:p>
-            <w:pPr>
-              <w:jc w:val="center"/>
-              <w:cnfStyle w:val="000000100000" w:firstRow="0" w:lastRow="0" w:firstColumn="0" w:lastColumn="0" w:oddVBand="0" w:evenVBand="0" w:oddHBand="1" w:evenHBand="0" w:firstRowFirstColumn="0" w:firstRowLastColumn="0" w:lastRowFirstColumn="0" w:lastRowLastColumn="0"/>
-              <w:rPr>
-                <w:rFonts w:ascii="Courier New" w:eastAsia="Times New Roman" w:hAnsi="Courier New" w:cs="Courier New"/>
-                <w:color w:val="000000"/>
-                <w:kern w:val="0"/>
-                <w14:ligatures w14:val="none"/>
-              </w:rPr>
-            </w:pPr>
-            <w:r>
-              <w:rPr>
-                <w:rFonts w:ascii="Courier New" w:eastAsia="Times New Roman" w:hAnsi="Courier New" w:cs="Courier New"/>
+          </w:tcPr>
+          <w:p>
+            <w:pPr>
+              <w:jc w:val="center"/>
+              <w:cnfStyle w:val="000000100000" w:firstRow="0" w:lastRow="0" w:firstColumn="0" w:lastColumn="0" w:oddVBand="0" w:evenVBand="0" w:oddHBand="1" w:evenHBand="0" w:firstRowFirstColumn="0" w:firstRowLastColumn="0" w:lastRowFirstColumn="0" w:lastRowLastColumn="0"/>
+              <w:rPr>
+                <w:rFonts w:ascii="Courier New" w:eastAsia="Times New Roman" w:hAnsi="Courier New" w:cs="Courier New"/>
+                <w:b/>
+                <w:bCs/>
+                <w:color w:val="000000"/>
+                <w:kern w:val="0"/>
+                <w14:ligatures w14:val="none"/>
+              </w:rPr>
+            </w:pPr>
+            <w:r>
+              <w:rPr>
+                <w:rFonts w:ascii="Courier New" w:eastAsia="Times New Roman" w:hAnsi="Courier New" w:cs="Courier New"/>
+                <w:b/>
+                <w:bCs/>
                 <w:color w:val="000000"/>
                 <w:kern w:val="0"/>
                 <w14:ligatures w14:val="none"/>
@@ -8174,22 +8304,25 @@
             <w:tcW w:w="3268" w:type="dxa"/>
             <w:noWrap/>
             <w:vAlign w:val="center"/>
-            <w:hideMark/>
-          </w:tcPr>
-          <w:p>
-            <w:pPr>
-              <w:jc w:val="center"/>
-              <w:cnfStyle w:val="000000100000" w:firstRow="0" w:lastRow="0" w:firstColumn="0" w:lastColumn="0" w:oddVBand="0" w:evenVBand="0" w:oddHBand="1" w:evenHBand="0" w:firstRowFirstColumn="0" w:firstRowLastColumn="0" w:lastRowFirstColumn="0" w:lastRowLastColumn="0"/>
-              <w:rPr>
-                <w:rFonts w:ascii="Courier New" w:eastAsia="Times New Roman" w:hAnsi="Courier New" w:cs="Courier New"/>
-                <w:color w:val="000000"/>
-                <w:kern w:val="0"/>
-                <w14:ligatures w14:val="none"/>
-              </w:rPr>
-            </w:pPr>
-            <w:r>
-              <w:rPr>
-                <w:rFonts w:ascii="Courier New" w:eastAsia="Times New Roman" w:hAnsi="Courier New" w:cs="Courier New"/>
+          </w:tcPr>
+          <w:p>
+            <w:pPr>
+              <w:jc w:val="center"/>
+              <w:cnfStyle w:val="000000100000" w:firstRow="0" w:lastRow="0" w:firstColumn="0" w:lastColumn="0" w:oddVBand="0" w:evenVBand="0" w:oddHBand="1" w:evenHBand="0" w:firstRowFirstColumn="0" w:firstRowLastColumn="0" w:lastRowFirstColumn="0" w:lastRowLastColumn="0"/>
+              <w:rPr>
+                <w:rFonts w:ascii="Courier New" w:eastAsia="Times New Roman" w:hAnsi="Courier New" w:cs="Courier New"/>
+                <w:b/>
+                <w:bCs/>
+                <w:color w:val="000000"/>
+                <w:kern w:val="0"/>
+                <w14:ligatures w14:val="none"/>
+              </w:rPr>
+            </w:pPr>
+            <w:r>
+              <w:rPr>
+                <w:rFonts w:ascii="Courier New" w:eastAsia="Times New Roman" w:hAnsi="Courier New" w:cs="Courier New"/>
+                <w:b/>
+                <w:bCs/>
                 <w:color w:val="000000"/>
                 <w:kern w:val="0"/>
                 <w14:ligatures w14:val="none"/>
@@ -8208,6 +8341,8 @@
               <w:cnfStyle w:val="000000100000" w:firstRow="0" w:lastRow="0" w:firstColumn="0" w:lastColumn="0" w:oddVBand="0" w:evenVBand="0" w:oddHBand="1" w:evenHBand="0" w:firstRowFirstColumn="0" w:firstRowLastColumn="0" w:lastRowFirstColumn="0" w:lastRowLastColumn="0"/>
               <w:rPr>
                 <w:rFonts w:ascii="Courier New" w:eastAsia="Times New Roman" w:hAnsi="Courier New" w:cs="Courier New"/>
+                <w:b/>
+                <w:bCs/>
                 <w:color w:val="000000"/>
                 <w:kern w:val="0"/>
                 <w14:ligatures w14:val="none"/>
@@ -8227,29 +8362,24 @@
             <w:tcW w:w="4405" w:type="dxa"/>
             <w:noWrap/>
             <w:vAlign w:val="center"/>
-            <w:hideMark/>
-          </w:tcPr>
-          <w:p>
-            <w:pPr>
-              <w:rPr>
-                <w:rFonts w:ascii="Courier New" w:eastAsia="Times New Roman" w:hAnsi="Courier New" w:cs="Courier New"/>
-                <w:b w:val="0"/>
-                <w:bCs w:val="0"/>
-                <w:color w:val="000000"/>
-                <w:kern w:val="0"/>
-                <w14:ligatures w14:val="none"/>
-              </w:rPr>
-            </w:pPr>
-            <w:r>
-              <w:rPr>
-                <w:rFonts w:ascii="Courier New" w:eastAsia="Times New Roman" w:hAnsi="Courier New" w:cs="Courier New"/>
-                <w:b w:val="0"/>
-                <w:bCs w:val="0"/>
-                <w:color w:val="000000"/>
-                <w:kern w:val="0"/>
-                <w14:ligatures w14:val="none"/>
-              </w:rPr>
-              <w:t>TV remote</w:t>
+          </w:tcPr>
+          <w:p>
+            <w:pPr>
+              <w:rPr>
+                <w:rFonts w:ascii="Courier New" w:eastAsia="Times New Roman" w:hAnsi="Courier New" w:cs="Courier New"/>
+                <w:color w:val="000000"/>
+                <w:kern w:val="0"/>
+                <w14:ligatures w14:val="none"/>
+              </w:rPr>
+            </w:pPr>
+            <w:r>
+              <w:rPr>
+                <w:rFonts w:ascii="Courier New" w:eastAsia="Times New Roman" w:hAnsi="Courier New" w:cs="Courier New"/>
+                <w:color w:val="000000"/>
+                <w:kern w:val="0"/>
+                <w14:ligatures w14:val="none"/>
+              </w:rPr>
+              <w:t>Ash</w:t>
             </w:r>
           </w:p>
         </w:tc>
@@ -8258,27 +8388,30 @@
             <w:tcW w:w="1890" w:type="dxa"/>
             <w:noWrap/>
             <w:vAlign w:val="center"/>
-            <w:hideMark/>
-          </w:tcPr>
-          <w:p>
-            <w:pPr>
-              <w:jc w:val="center"/>
-              <w:cnfStyle w:val="000000000000" w:firstRow="0" w:lastRow="0" w:firstColumn="0" w:lastColumn="0" w:oddVBand="0" w:evenVBand="0" w:oddHBand="0" w:evenHBand="0" w:firstRowFirstColumn="0" w:firstRowLastColumn="0" w:lastRowFirstColumn="0" w:lastRowLastColumn="0"/>
-              <w:rPr>
-                <w:rFonts w:ascii="Courier New" w:eastAsia="Times New Roman" w:hAnsi="Courier New" w:cs="Courier New"/>
-                <w:color w:val="000000"/>
-                <w:kern w:val="0"/>
-                <w14:ligatures w14:val="none"/>
-              </w:rPr>
-            </w:pPr>
-            <w:r>
-              <w:rPr>
-                <w:rFonts w:ascii="Courier New" w:eastAsia="Times New Roman" w:hAnsi="Courier New" w:cs="Courier New"/>
-                <w:color w:val="000000"/>
-                <w:kern w:val="0"/>
-                <w14:ligatures w14:val="none"/>
-              </w:rPr>
-              <w:t>1</w:t>
+          </w:tcPr>
+          <w:p>
+            <w:pPr>
+              <w:jc w:val="center"/>
+              <w:cnfStyle w:val="000000000000" w:firstRow="0" w:lastRow="0" w:firstColumn="0" w:lastColumn="0" w:oddVBand="0" w:evenVBand="0" w:oddHBand="0" w:evenHBand="0" w:firstRowFirstColumn="0" w:firstRowLastColumn="0" w:lastRowFirstColumn="0" w:lastRowLastColumn="0"/>
+              <w:rPr>
+                <w:rFonts w:ascii="Courier New" w:eastAsia="Times New Roman" w:hAnsi="Courier New" w:cs="Courier New"/>
+                <w:b/>
+                <w:bCs/>
+                <w:color w:val="000000"/>
+                <w:kern w:val="0"/>
+                <w14:ligatures w14:val="none"/>
+              </w:rPr>
+            </w:pPr>
+            <w:r>
+              <w:rPr>
+                <w:rFonts w:ascii="Courier New" w:eastAsia="Times New Roman" w:hAnsi="Courier New" w:cs="Courier New"/>
+                <w:b/>
+                <w:bCs/>
+                <w:color w:val="000000"/>
+                <w:kern w:val="0"/>
+                <w14:ligatures w14:val="none"/>
+              </w:rPr>
+              <w:t xml:space="preserve">1 </w:t>
             </w:r>
           </w:p>
         </w:tc>
@@ -8287,22 +8420,25 @@
             <w:tcW w:w="3268" w:type="dxa"/>
             <w:noWrap/>
             <w:vAlign w:val="center"/>
-            <w:hideMark/>
-          </w:tcPr>
-          <w:p>
-            <w:pPr>
-              <w:jc w:val="center"/>
-              <w:cnfStyle w:val="000000000000" w:firstRow="0" w:lastRow="0" w:firstColumn="0" w:lastColumn="0" w:oddVBand="0" w:evenVBand="0" w:oddHBand="0" w:evenHBand="0" w:firstRowFirstColumn="0" w:firstRowLastColumn="0" w:lastRowFirstColumn="0" w:lastRowLastColumn="0"/>
-              <w:rPr>
-                <w:rFonts w:ascii="Courier New" w:eastAsia="Times New Roman" w:hAnsi="Courier New" w:cs="Courier New"/>
-                <w:color w:val="000000"/>
-                <w:kern w:val="0"/>
-                <w14:ligatures w14:val="none"/>
-              </w:rPr>
-            </w:pPr>
-            <w:r>
-              <w:rPr>
-                <w:rFonts w:ascii="Courier New" w:eastAsia="Times New Roman" w:hAnsi="Courier New" w:cs="Courier New"/>
+          </w:tcPr>
+          <w:p>
+            <w:pPr>
+              <w:jc w:val="center"/>
+              <w:cnfStyle w:val="000000000000" w:firstRow="0" w:lastRow="0" w:firstColumn="0" w:lastColumn="0" w:oddVBand="0" w:evenVBand="0" w:oddHBand="0" w:evenHBand="0" w:firstRowFirstColumn="0" w:firstRowLastColumn="0" w:lastRowFirstColumn="0" w:lastRowLastColumn="0"/>
+              <w:rPr>
+                <w:rFonts w:ascii="Courier New" w:eastAsia="Times New Roman" w:hAnsi="Courier New" w:cs="Courier New"/>
+                <w:b/>
+                <w:bCs/>
+                <w:color w:val="000000"/>
+                <w:kern w:val="0"/>
+                <w14:ligatures w14:val="none"/>
+              </w:rPr>
+            </w:pPr>
+            <w:r>
+              <w:rPr>
+                <w:rFonts w:ascii="Courier New" w:eastAsia="Times New Roman" w:hAnsi="Courier New" w:cs="Courier New"/>
+                <w:b/>
+                <w:bCs/>
                 <w:color w:val="000000"/>
                 <w:kern w:val="0"/>
                 <w14:ligatures w14:val="none"/>
@@ -8321,6 +8457,8 @@
               <w:cnfStyle w:val="000000000000" w:firstRow="0" w:lastRow="0" w:firstColumn="0" w:lastColumn="0" w:oddVBand="0" w:evenVBand="0" w:oddHBand="0" w:evenHBand="0" w:firstRowFirstColumn="0" w:firstRowLastColumn="0" w:lastRowFirstColumn="0" w:lastRowLastColumn="0"/>
               <w:rPr>
                 <w:rFonts w:ascii="Courier New" w:eastAsia="Times New Roman" w:hAnsi="Courier New" w:cs="Courier New"/>
+                <w:b/>
+                <w:bCs/>
                 <w:color w:val="000000"/>
                 <w:kern w:val="0"/>
                 <w14:ligatures w14:val="none"/>
@@ -8347,23 +8485,19 @@
             <w:pPr>
               <w:rPr>
                 <w:rFonts w:ascii="Courier New" w:eastAsia="Times New Roman" w:hAnsi="Courier New" w:cs="Courier New"/>
-                <w:b w:val="0"/>
-                <w:bCs w:val="0"/>
-                <w:color w:val="000000"/>
-                <w:kern w:val="0"/>
-                <w14:ligatures w14:val="none"/>
-              </w:rPr>
-            </w:pPr>
-            <w:r>
-              <w:rPr>
-                <w:rFonts w:ascii="Courier New" w:eastAsia="Times New Roman" w:hAnsi="Courier New" w:cs="Courier New"/>
-                <w:b w:val="0"/>
-                <w:bCs w:val="0"/>
-                <w:color w:val="000000"/>
-                <w:kern w:val="0"/>
-                <w14:ligatures w14:val="none"/>
-              </w:rPr>
-              <w:t>TV Plug on the wall to pull out</w:t>
+                <w:color w:val="000000"/>
+                <w:kern w:val="0"/>
+                <w14:ligatures w14:val="none"/>
+              </w:rPr>
+            </w:pPr>
+            <w:r>
+              <w:rPr>
+                <w:rFonts w:ascii="Courier New" w:eastAsia="Times New Roman" w:hAnsi="Courier New" w:cs="Courier New"/>
+                <w:color w:val="000000"/>
+                <w:kern w:val="0"/>
+                <w14:ligatures w14:val="none"/>
+              </w:rPr>
+              <w:t>Smoke creator</w:t>
             </w:r>
           </w:p>
         </w:tc>
@@ -8380,14 +8514,18 @@
               <w:cnfStyle w:val="000000100000" w:firstRow="0" w:lastRow="0" w:firstColumn="0" w:lastColumn="0" w:oddVBand="0" w:evenVBand="0" w:oddHBand="1" w:evenHBand="0" w:firstRowFirstColumn="0" w:firstRowLastColumn="0" w:lastRowFirstColumn="0" w:lastRowLastColumn="0"/>
               <w:rPr>
                 <w:rFonts w:ascii="Courier New" w:eastAsia="Times New Roman" w:hAnsi="Courier New" w:cs="Courier New"/>
-                <w:color w:val="000000"/>
-                <w:kern w:val="0"/>
-                <w14:ligatures w14:val="none"/>
-              </w:rPr>
-            </w:pPr>
-            <w:r>
-              <w:rPr>
-                <w:rFonts w:ascii="Courier New" w:eastAsia="Times New Roman" w:hAnsi="Courier New" w:cs="Courier New"/>
+                <w:b/>
+                <w:bCs/>
+                <w:color w:val="000000"/>
+                <w:kern w:val="0"/>
+                <w14:ligatures w14:val="none"/>
+              </w:rPr>
+            </w:pPr>
+            <w:r>
+              <w:rPr>
+                <w:rFonts w:ascii="Courier New" w:eastAsia="Times New Roman" w:hAnsi="Courier New" w:cs="Courier New"/>
+                <w:b/>
+                <w:bCs/>
                 <w:color w:val="000000"/>
                 <w:kern w:val="0"/>
                 <w14:ligatures w14:val="none"/>
@@ -8409,19 +8547,34 @@
               <w:cnfStyle w:val="000000100000" w:firstRow="0" w:lastRow="0" w:firstColumn="0" w:lastColumn="0" w:oddVBand="0" w:evenVBand="0" w:oddHBand="1" w:evenHBand="0" w:firstRowFirstColumn="0" w:firstRowLastColumn="0" w:lastRowFirstColumn="0" w:lastRowLastColumn="0"/>
               <w:rPr>
                 <w:rFonts w:ascii="Courier New" w:eastAsia="Times New Roman" w:hAnsi="Courier New" w:cs="Courier New"/>
-                <w:color w:val="000000"/>
-                <w:kern w:val="0"/>
-                <w14:ligatures w14:val="none"/>
-              </w:rPr>
-            </w:pPr>
-            <w:r>
-              <w:rPr>
-                <w:rFonts w:ascii="Courier New" w:eastAsia="Times New Roman" w:hAnsi="Courier New" w:cs="Courier New"/>
-                <w:color w:val="000000"/>
-                <w:kern w:val="0"/>
-                <w14:ligatures w14:val="none"/>
-              </w:rPr>
-              <w:t>22</w:t>
+                <w:b/>
+                <w:bCs/>
+                <w:color w:val="000000"/>
+                <w:kern w:val="0"/>
+                <w14:ligatures w14:val="none"/>
+              </w:rPr>
+            </w:pPr>
+            <w:r>
+              <w:rPr>
+                <w:rFonts w:ascii="Courier New" w:eastAsia="Times New Roman" w:hAnsi="Courier New" w:cs="Courier New"/>
+                <w:b/>
+                <w:bCs/>
+                <w:color w:val="000000"/>
+                <w:kern w:val="0"/>
+                <w14:ligatures w14:val="none"/>
+              </w:rPr>
+              <w:t>2</w:t>
+            </w:r>
+            <w:r>
+              <w:rPr>
+                <w:rFonts w:ascii="Courier New" w:eastAsia="Times New Roman" w:hAnsi="Courier New" w:cs="Courier New"/>
+                <w:b/>
+                <w:bCs/>
+                <w:color w:val="000000"/>
+                <w:kern w:val="0"/>
+                <w14:ligatures w14:val="none"/>
+              </w:rPr>
+              <w:t>2</w:t>
             </w:r>
           </w:p>
         </w:tc>
@@ -8435,6 +8588,8 @@
               <w:cnfStyle w:val="000000100000" w:firstRow="0" w:lastRow="0" w:firstColumn="0" w:lastColumn="0" w:oddVBand="0" w:evenVBand="0" w:oddHBand="1" w:evenHBand="0" w:firstRowFirstColumn="0" w:firstRowLastColumn="0" w:lastRowFirstColumn="0" w:lastRowLastColumn="0"/>
               <w:rPr>
                 <w:rFonts w:ascii="Courier New" w:eastAsia="Times New Roman" w:hAnsi="Courier New" w:cs="Courier New"/>
+                <w:b/>
+                <w:bCs/>
                 <w:color w:val="000000"/>
                 <w:kern w:val="0"/>
                 <w14:ligatures w14:val="none"/>
@@ -8454,29 +8609,24 @@
             <w:tcW w:w="4405" w:type="dxa"/>
             <w:noWrap/>
             <w:vAlign w:val="center"/>
-            <w:hideMark/>
-          </w:tcPr>
-          <w:p>
-            <w:pPr>
-              <w:rPr>
-                <w:rFonts w:ascii="Courier New" w:eastAsia="Times New Roman" w:hAnsi="Courier New" w:cs="Courier New"/>
-                <w:b w:val="0"/>
-                <w:bCs w:val="0"/>
-                <w:color w:val="000000"/>
-                <w:kern w:val="0"/>
-                <w14:ligatures w14:val="none"/>
-              </w:rPr>
-            </w:pPr>
-            <w:r>
-              <w:rPr>
-                <w:rFonts w:ascii="Courier New" w:eastAsia="Times New Roman" w:hAnsi="Courier New" w:cs="Courier New"/>
-                <w:b w:val="0"/>
-                <w:bCs w:val="0"/>
-                <w:color w:val="000000"/>
-                <w:kern w:val="0"/>
-                <w14:ligatures w14:val="none"/>
-              </w:rPr>
-              <w:t>2 Red Balloon with thread</w:t>
+          </w:tcPr>
+          <w:p>
+            <w:pPr>
+              <w:rPr>
+                <w:rFonts w:ascii="Courier New" w:eastAsia="Times New Roman" w:hAnsi="Courier New" w:cs="Courier New"/>
+                <w:color w:val="000000"/>
+                <w:kern w:val="0"/>
+                <w14:ligatures w14:val="none"/>
+              </w:rPr>
+            </w:pPr>
+            <w:r>
+              <w:rPr>
+                <w:rFonts w:ascii="Courier New" w:eastAsia="Times New Roman" w:hAnsi="Courier New" w:cs="Courier New"/>
+                <w:color w:val="000000"/>
+                <w:kern w:val="0"/>
+                <w14:ligatures w14:val="none"/>
+              </w:rPr>
+              <w:t>Half-burnt doobie</w:t>
             </w:r>
           </w:p>
         </w:tc>
@@ -8485,27 +8635,30 @@
             <w:tcW w:w="1890" w:type="dxa"/>
             <w:noWrap/>
             <w:vAlign w:val="center"/>
-            <w:hideMark/>
-          </w:tcPr>
-          <w:p>
-            <w:pPr>
-              <w:jc w:val="center"/>
-              <w:cnfStyle w:val="000000000000" w:firstRow="0" w:lastRow="0" w:firstColumn="0" w:lastColumn="0" w:oddVBand="0" w:evenVBand="0" w:oddHBand="0" w:evenHBand="0" w:firstRowFirstColumn="0" w:firstRowLastColumn="0" w:lastRowFirstColumn="0" w:lastRowLastColumn="0"/>
-              <w:rPr>
-                <w:rFonts w:ascii="Courier New" w:eastAsia="Times New Roman" w:hAnsi="Courier New" w:cs="Courier New"/>
-                <w:color w:val="000000"/>
-                <w:kern w:val="0"/>
-                <w14:ligatures w14:val="none"/>
-              </w:rPr>
-            </w:pPr>
-            <w:r>
-              <w:rPr>
-                <w:rFonts w:ascii="Courier New" w:eastAsia="Times New Roman" w:hAnsi="Courier New" w:cs="Courier New"/>
-                <w:color w:val="000000"/>
-                <w:kern w:val="0"/>
-                <w14:ligatures w14:val="none"/>
-              </w:rPr>
-              <w:t>3</w:t>
+          </w:tcPr>
+          <w:p>
+            <w:pPr>
+              <w:jc w:val="center"/>
+              <w:cnfStyle w:val="000000000000" w:firstRow="0" w:lastRow="0" w:firstColumn="0" w:lastColumn="0" w:oddVBand="0" w:evenVBand="0" w:oddHBand="0" w:evenHBand="0" w:firstRowFirstColumn="0" w:firstRowLastColumn="0" w:lastRowFirstColumn="0" w:lastRowLastColumn="0"/>
+              <w:rPr>
+                <w:rFonts w:ascii="Courier New" w:eastAsia="Times New Roman" w:hAnsi="Courier New" w:cs="Courier New"/>
+                <w:b/>
+                <w:bCs/>
+                <w:color w:val="000000"/>
+                <w:kern w:val="0"/>
+                <w14:ligatures w14:val="none"/>
+              </w:rPr>
+            </w:pPr>
+            <w:r>
+              <w:rPr>
+                <w:rFonts w:ascii="Courier New" w:eastAsia="Times New Roman" w:hAnsi="Courier New" w:cs="Courier New"/>
+                <w:b/>
+                <w:bCs/>
+                <w:color w:val="000000"/>
+                <w:kern w:val="0"/>
+                <w14:ligatures w14:val="none"/>
+              </w:rPr>
+              <w:t>1</w:t>
             </w:r>
           </w:p>
         </w:tc>
@@ -8514,27 +8667,30 @@
             <w:tcW w:w="3268" w:type="dxa"/>
             <w:noWrap/>
             <w:vAlign w:val="center"/>
-            <w:hideMark/>
-          </w:tcPr>
-          <w:p>
-            <w:pPr>
-              <w:jc w:val="center"/>
-              <w:cnfStyle w:val="000000000000" w:firstRow="0" w:lastRow="0" w:firstColumn="0" w:lastColumn="0" w:oddVBand="0" w:evenVBand="0" w:oddHBand="0" w:evenHBand="0" w:firstRowFirstColumn="0" w:firstRowLastColumn="0" w:lastRowFirstColumn="0" w:lastRowLastColumn="0"/>
-              <w:rPr>
-                <w:rFonts w:ascii="Courier New" w:eastAsia="Times New Roman" w:hAnsi="Courier New" w:cs="Courier New"/>
-                <w:color w:val="000000"/>
-                <w:kern w:val="0"/>
-                <w14:ligatures w14:val="none"/>
-              </w:rPr>
-            </w:pPr>
-            <w:r>
-              <w:rPr>
-                <w:rFonts w:ascii="Courier New" w:eastAsia="Times New Roman" w:hAnsi="Courier New" w:cs="Courier New"/>
-                <w:color w:val="000000"/>
-                <w:kern w:val="0"/>
-                <w14:ligatures w14:val="none"/>
-              </w:rPr>
-              <w:t>22</w:t>
+          </w:tcPr>
+          <w:p>
+            <w:pPr>
+              <w:jc w:val="center"/>
+              <w:cnfStyle w:val="000000000000" w:firstRow="0" w:lastRow="0" w:firstColumn="0" w:lastColumn="0" w:oddVBand="0" w:evenVBand="0" w:oddHBand="0" w:evenHBand="0" w:firstRowFirstColumn="0" w:firstRowLastColumn="0" w:lastRowFirstColumn="0" w:lastRowLastColumn="0"/>
+              <w:rPr>
+                <w:rFonts w:ascii="Courier New" w:eastAsia="Times New Roman" w:hAnsi="Courier New" w:cs="Courier New"/>
+                <w:b/>
+                <w:bCs/>
+                <w:color w:val="000000"/>
+                <w:kern w:val="0"/>
+                <w14:ligatures w14:val="none"/>
+              </w:rPr>
+            </w:pPr>
+            <w:r>
+              <w:rPr>
+                <w:rFonts w:ascii="Courier New" w:eastAsia="Times New Roman" w:hAnsi="Courier New" w:cs="Courier New"/>
+                <w:b/>
+                <w:bCs/>
+                <w:color w:val="000000"/>
+                <w:kern w:val="0"/>
+                <w14:ligatures w14:val="none"/>
+              </w:rPr>
+              <w:t>25</w:t>
             </w:r>
           </w:p>
         </w:tc>
@@ -8568,29 +8724,24 @@
             <w:tcW w:w="4405" w:type="dxa"/>
             <w:noWrap/>
             <w:vAlign w:val="center"/>
-            <w:hideMark/>
-          </w:tcPr>
-          <w:p>
-            <w:pPr>
-              <w:rPr>
-                <w:rFonts w:ascii="Courier New" w:eastAsia="Times New Roman" w:hAnsi="Courier New" w:cs="Courier New"/>
-                <w:b w:val="0"/>
-                <w:bCs w:val="0"/>
-                <w:color w:val="000000"/>
-                <w:kern w:val="0"/>
-                <w14:ligatures w14:val="none"/>
-              </w:rPr>
-            </w:pPr>
-            <w:r>
-              <w:rPr>
-                <w:rFonts w:ascii="Courier New" w:eastAsia="Times New Roman" w:hAnsi="Courier New" w:cs="Courier New"/>
-                <w:b w:val="0"/>
-                <w:bCs w:val="0"/>
-                <w:color w:val="000000"/>
-                <w:kern w:val="0"/>
-                <w14:ligatures w14:val="none"/>
-              </w:rPr>
-              <w:t>Wheelchair</w:t>
+          </w:tcPr>
+          <w:p>
+            <w:pPr>
+              <w:rPr>
+                <w:rFonts w:ascii="Courier New" w:eastAsia="Times New Roman" w:hAnsi="Courier New" w:cs="Courier New"/>
+                <w:color w:val="000000"/>
+                <w:kern w:val="0"/>
+                <w14:ligatures w14:val="none"/>
+              </w:rPr>
+            </w:pPr>
+            <w:r>
+              <w:rPr>
+                <w:rFonts w:ascii="Courier New" w:eastAsia="Times New Roman" w:hAnsi="Courier New" w:cs="Courier New"/>
+                <w:color w:val="000000"/>
+                <w:kern w:val="0"/>
+                <w14:ligatures w14:val="none"/>
+              </w:rPr>
+              <w:t>Tulasi Katte</w:t>
             </w:r>
           </w:p>
         </w:tc>
@@ -8599,22 +8750,25 @@
             <w:tcW w:w="1890" w:type="dxa"/>
             <w:noWrap/>
             <w:vAlign w:val="center"/>
-            <w:hideMark/>
-          </w:tcPr>
-          <w:p>
-            <w:pPr>
-              <w:jc w:val="center"/>
-              <w:cnfStyle w:val="000000100000" w:firstRow="0" w:lastRow="0" w:firstColumn="0" w:lastColumn="0" w:oddVBand="0" w:evenVBand="0" w:oddHBand="1" w:evenHBand="0" w:firstRowFirstColumn="0" w:firstRowLastColumn="0" w:lastRowFirstColumn="0" w:lastRowLastColumn="0"/>
-              <w:rPr>
-                <w:rFonts w:ascii="Courier New" w:eastAsia="Times New Roman" w:hAnsi="Courier New" w:cs="Courier New"/>
-                <w:color w:val="000000"/>
-                <w:kern w:val="0"/>
-                <w14:ligatures w14:val="none"/>
-              </w:rPr>
-            </w:pPr>
-            <w:r>
-              <w:rPr>
-                <w:rFonts w:ascii="Courier New" w:eastAsia="Times New Roman" w:hAnsi="Courier New" w:cs="Courier New"/>
+          </w:tcPr>
+          <w:p>
+            <w:pPr>
+              <w:jc w:val="center"/>
+              <w:cnfStyle w:val="000000100000" w:firstRow="0" w:lastRow="0" w:firstColumn="0" w:lastColumn="0" w:oddVBand="0" w:evenVBand="0" w:oddHBand="1" w:evenHBand="0" w:firstRowFirstColumn="0" w:firstRowLastColumn="0" w:lastRowFirstColumn="0" w:lastRowLastColumn="0"/>
+              <w:rPr>
+                <w:rFonts w:ascii="Courier New" w:eastAsia="Times New Roman" w:hAnsi="Courier New" w:cs="Courier New"/>
+                <w:b/>
+                <w:bCs/>
+                <w:color w:val="000000"/>
+                <w:kern w:val="0"/>
+                <w14:ligatures w14:val="none"/>
+              </w:rPr>
+            </w:pPr>
+            <w:r>
+              <w:rPr>
+                <w:rFonts w:ascii="Courier New" w:eastAsia="Times New Roman" w:hAnsi="Courier New" w:cs="Courier New"/>
+                <w:b/>
+                <w:bCs/>
                 <w:color w:val="000000"/>
                 <w:kern w:val="0"/>
                 <w14:ligatures w14:val="none"/>
@@ -8628,27 +8782,30 @@
             <w:tcW w:w="3268" w:type="dxa"/>
             <w:noWrap/>
             <w:vAlign w:val="center"/>
-            <w:hideMark/>
-          </w:tcPr>
-          <w:p>
-            <w:pPr>
-              <w:jc w:val="center"/>
-              <w:cnfStyle w:val="000000100000" w:firstRow="0" w:lastRow="0" w:firstColumn="0" w:lastColumn="0" w:oddVBand="0" w:evenVBand="0" w:oddHBand="1" w:evenHBand="0" w:firstRowFirstColumn="0" w:firstRowLastColumn="0" w:lastRowFirstColumn="0" w:lastRowLastColumn="0"/>
-              <w:rPr>
-                <w:rFonts w:ascii="Courier New" w:eastAsia="Times New Roman" w:hAnsi="Courier New" w:cs="Courier New"/>
-                <w:color w:val="000000"/>
-                <w:kern w:val="0"/>
-                <w14:ligatures w14:val="none"/>
-              </w:rPr>
-            </w:pPr>
-            <w:r>
-              <w:rPr>
-                <w:rFonts w:ascii="Courier New" w:eastAsia="Times New Roman" w:hAnsi="Courier New" w:cs="Courier New"/>
-                <w:color w:val="000000"/>
-                <w:kern w:val="0"/>
-                <w14:ligatures w14:val="none"/>
-              </w:rPr>
-              <w:t>23</w:t>
+          </w:tcPr>
+          <w:p>
+            <w:pPr>
+              <w:jc w:val="center"/>
+              <w:cnfStyle w:val="000000100000" w:firstRow="0" w:lastRow="0" w:firstColumn="0" w:lastColumn="0" w:oddVBand="0" w:evenVBand="0" w:oddHBand="1" w:evenHBand="0" w:firstRowFirstColumn="0" w:firstRowLastColumn="0" w:lastRowFirstColumn="0" w:lastRowLastColumn="0"/>
+              <w:rPr>
+                <w:rFonts w:ascii="Courier New" w:eastAsia="Times New Roman" w:hAnsi="Courier New" w:cs="Courier New"/>
+                <w:b/>
+                <w:bCs/>
+                <w:color w:val="000000"/>
+                <w:kern w:val="0"/>
+                <w14:ligatures w14:val="none"/>
+              </w:rPr>
+            </w:pPr>
+            <w:r>
+              <w:rPr>
+                <w:rFonts w:ascii="Courier New" w:eastAsia="Times New Roman" w:hAnsi="Courier New" w:cs="Courier New"/>
+                <w:b/>
+                <w:bCs/>
+                <w:color w:val="000000"/>
+                <w:kern w:val="0"/>
+                <w14:ligatures w14:val="none"/>
+              </w:rPr>
+              <w:t>25</w:t>
             </w:r>
           </w:p>
         </w:tc>
@@ -8681,29 +8838,24 @@
             <w:tcW w:w="4405" w:type="dxa"/>
             <w:noWrap/>
             <w:vAlign w:val="center"/>
-            <w:hideMark/>
-          </w:tcPr>
-          <w:p>
-            <w:pPr>
-              <w:rPr>
-                <w:rFonts w:ascii="Courier New" w:eastAsia="Times New Roman" w:hAnsi="Courier New" w:cs="Courier New"/>
-                <w:b w:val="0"/>
-                <w:bCs w:val="0"/>
-                <w:color w:val="000000"/>
-                <w:kern w:val="0"/>
-                <w14:ligatures w14:val="none"/>
-              </w:rPr>
-            </w:pPr>
-            <w:r>
-              <w:rPr>
-                <w:rFonts w:ascii="Courier New" w:eastAsia="Times New Roman" w:hAnsi="Courier New" w:cs="Courier New"/>
-                <w:b w:val="0"/>
-                <w:bCs w:val="0"/>
-                <w:color w:val="000000"/>
-                <w:kern w:val="0"/>
-                <w14:ligatures w14:val="none"/>
-              </w:rPr>
-              <w:t>Blue spotlight</w:t>
+          </w:tcPr>
+          <w:p>
+            <w:pPr>
+              <w:rPr>
+                <w:rFonts w:ascii="Courier New" w:eastAsia="Times New Roman" w:hAnsi="Courier New" w:cs="Courier New"/>
+                <w:color w:val="000000"/>
+                <w:kern w:val="0"/>
+                <w14:ligatures w14:val="none"/>
+              </w:rPr>
+            </w:pPr>
+            <w:r>
+              <w:rPr>
+                <w:rFonts w:ascii="Courier New" w:eastAsia="Times New Roman" w:hAnsi="Courier New" w:cs="Courier New"/>
+                <w:color w:val="000000"/>
+                <w:kern w:val="0"/>
+                <w14:ligatures w14:val="none"/>
+              </w:rPr>
+              <w:t>Brass Tumbler</w:t>
             </w:r>
           </w:p>
         </w:tc>
@@ -8712,22 +8864,25 @@
             <w:tcW w:w="1890" w:type="dxa"/>
             <w:noWrap/>
             <w:vAlign w:val="center"/>
-            <w:hideMark/>
-          </w:tcPr>
-          <w:p>
-            <w:pPr>
-              <w:jc w:val="center"/>
-              <w:cnfStyle w:val="000000000000" w:firstRow="0" w:lastRow="0" w:firstColumn="0" w:lastColumn="0" w:oddVBand="0" w:evenVBand="0" w:oddHBand="0" w:evenHBand="0" w:firstRowFirstColumn="0" w:firstRowLastColumn="0" w:lastRowFirstColumn="0" w:lastRowLastColumn="0"/>
-              <w:rPr>
-                <w:rFonts w:ascii="Courier New" w:eastAsia="Times New Roman" w:hAnsi="Courier New" w:cs="Courier New"/>
-                <w:color w:val="000000"/>
-                <w:kern w:val="0"/>
-                <w14:ligatures w14:val="none"/>
-              </w:rPr>
-            </w:pPr>
-            <w:r>
-              <w:rPr>
-                <w:rFonts w:ascii="Courier New" w:eastAsia="Times New Roman" w:hAnsi="Courier New" w:cs="Courier New"/>
+          </w:tcPr>
+          <w:p>
+            <w:pPr>
+              <w:jc w:val="center"/>
+              <w:cnfStyle w:val="000000000000" w:firstRow="0" w:lastRow="0" w:firstColumn="0" w:lastColumn="0" w:oddVBand="0" w:evenVBand="0" w:oddHBand="0" w:evenHBand="0" w:firstRowFirstColumn="0" w:firstRowLastColumn="0" w:lastRowFirstColumn="0" w:lastRowLastColumn="0"/>
+              <w:rPr>
+                <w:rFonts w:ascii="Courier New" w:eastAsia="Times New Roman" w:hAnsi="Courier New" w:cs="Courier New"/>
+                <w:b/>
+                <w:bCs/>
+                <w:color w:val="000000"/>
+                <w:kern w:val="0"/>
+                <w14:ligatures w14:val="none"/>
+              </w:rPr>
+            </w:pPr>
+            <w:r>
+              <w:rPr>
+                <w:rFonts w:ascii="Courier New" w:eastAsia="Times New Roman" w:hAnsi="Courier New" w:cs="Courier New"/>
+                <w:b/>
+                <w:bCs/>
                 <w:color w:val="000000"/>
                 <w:kern w:val="0"/>
                 <w14:ligatures w14:val="none"/>
@@ -8741,27 +8896,30 @@
             <w:tcW w:w="3268" w:type="dxa"/>
             <w:noWrap/>
             <w:vAlign w:val="center"/>
-            <w:hideMark/>
-          </w:tcPr>
-          <w:p>
-            <w:pPr>
-              <w:jc w:val="center"/>
-              <w:cnfStyle w:val="000000000000" w:firstRow="0" w:lastRow="0" w:firstColumn="0" w:lastColumn="0" w:oddVBand="0" w:evenVBand="0" w:oddHBand="0" w:evenHBand="0" w:firstRowFirstColumn="0" w:firstRowLastColumn="0" w:lastRowFirstColumn="0" w:lastRowLastColumn="0"/>
-              <w:rPr>
-                <w:rFonts w:ascii="Courier New" w:eastAsia="Times New Roman" w:hAnsi="Courier New" w:cs="Courier New"/>
-                <w:color w:val="000000"/>
-                <w:kern w:val="0"/>
-                <w14:ligatures w14:val="none"/>
-              </w:rPr>
-            </w:pPr>
-            <w:r>
-              <w:rPr>
-                <w:rFonts w:ascii="Courier New" w:eastAsia="Times New Roman" w:hAnsi="Courier New" w:cs="Courier New"/>
-                <w:color w:val="000000"/>
-                <w:kern w:val="0"/>
-                <w14:ligatures w14:val="none"/>
-              </w:rPr>
-              <w:t>24</w:t>
+          </w:tcPr>
+          <w:p>
+            <w:pPr>
+              <w:jc w:val="center"/>
+              <w:cnfStyle w:val="000000000000" w:firstRow="0" w:lastRow="0" w:firstColumn="0" w:lastColumn="0" w:oddVBand="0" w:evenVBand="0" w:oddHBand="0" w:evenHBand="0" w:firstRowFirstColumn="0" w:firstRowLastColumn="0" w:lastRowFirstColumn="0" w:lastRowLastColumn="0"/>
+              <w:rPr>
+                <w:rFonts w:ascii="Courier New" w:eastAsia="Times New Roman" w:hAnsi="Courier New" w:cs="Courier New"/>
+                <w:b/>
+                <w:bCs/>
+                <w:color w:val="000000"/>
+                <w:kern w:val="0"/>
+                <w14:ligatures w14:val="none"/>
+              </w:rPr>
+            </w:pPr>
+            <w:r>
+              <w:rPr>
+                <w:rFonts w:ascii="Courier New" w:eastAsia="Times New Roman" w:hAnsi="Courier New" w:cs="Courier New"/>
+                <w:b/>
+                <w:bCs/>
+                <w:color w:val="000000"/>
+                <w:kern w:val="0"/>
+                <w14:ligatures w14:val="none"/>
+              </w:rPr>
+              <w:t>25</w:t>
             </w:r>
           </w:p>
         </w:tc>
@@ -8795,7 +8953,6 @@
             <w:tcW w:w="4405" w:type="dxa"/>
             <w:noWrap/>
             <w:vAlign w:val="center"/>
-            <w:hideMark/>
           </w:tcPr>
           <w:p>
             <w:pPr>
@@ -8808,17 +8965,6 @@
                 <w14:ligatures w14:val="none"/>
               </w:rPr>
             </w:pPr>
-            <w:r>
-              <w:rPr>
-                <w:rFonts w:ascii="Courier New" w:eastAsia="Times New Roman" w:hAnsi="Courier New" w:cs="Courier New"/>
-                <w:b w:val="0"/>
-                <w:bCs w:val="0"/>
-                <w:color w:val="000000"/>
-                <w:kern w:val="0"/>
-                <w14:ligatures w14:val="none"/>
-              </w:rPr>
-              <w:t>Fog machine</w:t>
-            </w:r>
           </w:p>
         </w:tc>
         <w:tc>
@@ -8826,28 +8972,18 @@
             <w:tcW w:w="1890" w:type="dxa"/>
             <w:noWrap/>
             <w:vAlign w:val="center"/>
-            <w:hideMark/>
-          </w:tcPr>
-          <w:p>
-            <w:pPr>
-              <w:jc w:val="center"/>
-              <w:cnfStyle w:val="000000100000" w:firstRow="0" w:lastRow="0" w:firstColumn="0" w:lastColumn="0" w:oddVBand="0" w:evenVBand="0" w:oddHBand="1" w:evenHBand="0" w:firstRowFirstColumn="0" w:firstRowLastColumn="0" w:lastRowFirstColumn="0" w:lastRowLastColumn="0"/>
-              <w:rPr>
-                <w:rFonts w:ascii="Courier New" w:eastAsia="Times New Roman" w:hAnsi="Courier New" w:cs="Courier New"/>
-                <w:color w:val="000000"/>
-                <w:kern w:val="0"/>
-                <w14:ligatures w14:val="none"/>
-              </w:rPr>
-            </w:pPr>
-            <w:r>
-              <w:rPr>
-                <w:rFonts w:ascii="Courier New" w:eastAsia="Times New Roman" w:hAnsi="Courier New" w:cs="Courier New"/>
-                <w:color w:val="000000"/>
-                <w:kern w:val="0"/>
-                <w14:ligatures w14:val="none"/>
-              </w:rPr>
-              <w:t>1</w:t>
-            </w:r>
+          </w:tcPr>
+          <w:p>
+            <w:pPr>
+              <w:jc w:val="center"/>
+              <w:cnfStyle w:val="000000100000" w:firstRow="0" w:lastRow="0" w:firstColumn="0" w:lastColumn="0" w:oddVBand="0" w:evenVBand="0" w:oddHBand="1" w:evenHBand="0" w:firstRowFirstColumn="0" w:firstRowLastColumn="0" w:lastRowFirstColumn="0" w:lastRowLastColumn="0"/>
+              <w:rPr>
+                <w:rFonts w:ascii="Courier New" w:eastAsia="Times New Roman" w:hAnsi="Courier New" w:cs="Courier New"/>
+                <w:color w:val="000000"/>
+                <w:kern w:val="0"/>
+                <w14:ligatures w14:val="none"/>
+              </w:rPr>
+            </w:pPr>
           </w:p>
         </w:tc>
         <w:tc>
@@ -8855,28 +8991,18 @@
             <w:tcW w:w="3268" w:type="dxa"/>
             <w:noWrap/>
             <w:vAlign w:val="center"/>
-            <w:hideMark/>
-          </w:tcPr>
-          <w:p>
-            <w:pPr>
-              <w:jc w:val="center"/>
-              <w:cnfStyle w:val="000000100000" w:firstRow="0" w:lastRow="0" w:firstColumn="0" w:lastColumn="0" w:oddVBand="0" w:evenVBand="0" w:oddHBand="1" w:evenHBand="0" w:firstRowFirstColumn="0" w:firstRowLastColumn="0" w:lastRowFirstColumn="0" w:lastRowLastColumn="0"/>
-              <w:rPr>
-                <w:rFonts w:ascii="Courier New" w:eastAsia="Times New Roman" w:hAnsi="Courier New" w:cs="Courier New"/>
-                <w:color w:val="000000"/>
-                <w:kern w:val="0"/>
-                <w14:ligatures w14:val="none"/>
-              </w:rPr>
-            </w:pPr>
-            <w:r>
-              <w:rPr>
-                <w:rFonts w:ascii="Courier New" w:eastAsia="Times New Roman" w:hAnsi="Courier New" w:cs="Courier New"/>
-                <w:color w:val="000000"/>
-                <w:kern w:val="0"/>
-                <w14:ligatures w14:val="none"/>
-              </w:rPr>
-              <w:t>24</w:t>
-            </w:r>
+          </w:tcPr>
+          <w:p>
+            <w:pPr>
+              <w:jc w:val="center"/>
+              <w:cnfStyle w:val="000000100000" w:firstRow="0" w:lastRow="0" w:firstColumn="0" w:lastColumn="0" w:oddVBand="0" w:evenVBand="0" w:oddHBand="1" w:evenHBand="0" w:firstRowFirstColumn="0" w:firstRowLastColumn="0" w:lastRowFirstColumn="0" w:lastRowLastColumn="0"/>
+              <w:rPr>
+                <w:rFonts w:ascii="Courier New" w:eastAsia="Times New Roman" w:hAnsi="Courier New" w:cs="Courier New"/>
+                <w:color w:val="000000"/>
+                <w:kern w:val="0"/>
+                <w14:ligatures w14:val="none"/>
+              </w:rPr>
+            </w:pPr>
           </w:p>
         </w:tc>
         <w:tc>
@@ -8930,7 +9056,7 @@
                 <w:kern w:val="0"/>
                 <w14:ligatures w14:val="none"/>
               </w:rPr>
-              <w:t>Envelope with funeral card</w:t>
+              <w:t>Fog machine</w:t>
             </w:r>
           </w:p>
         </w:tc>
@@ -9044,7 +9170,7 @@
                 <w:kern w:val="0"/>
                 <w14:ligatures w14:val="none"/>
               </w:rPr>
-              <w:t>Pyre</w:t>
+              <w:t>Envelope with funeral card</w:t>
             </w:r>
           </w:p>
         </w:tc>
@@ -9157,7 +9283,7 @@
                 <w:kern w:val="0"/>
                 <w14:ligatures w14:val="none"/>
               </w:rPr>
-              <w:t>Bhasma</w:t>
+              <w:t>Pyre</w:t>
             </w:r>
           </w:p>
         </w:tc>
@@ -9271,7 +9397,7 @@
                 <w:kern w:val="0"/>
                 <w14:ligatures w14:val="none"/>
               </w:rPr>
-              <w:t>Mailbox</w:t>
+              <w:t>Bhasma</w:t>
             </w:r>
           </w:p>
         </w:tc>
@@ -9384,7 +9510,7 @@
                 <w:kern w:val="0"/>
                 <w14:ligatures w14:val="none"/>
               </w:rPr>
-              <w:t>Black Sesame Seeds</w:t>
+              <w:t>Mailbox</w:t>
             </w:r>
           </w:p>
         </w:tc>
@@ -9442,7 +9568,7 @@
                 <w:kern w:val="0"/>
                 <w14:ligatures w14:val="none"/>
               </w:rPr>
-              <w:t>25</w:t>
+              <w:t>24</w:t>
             </w:r>
           </w:p>
         </w:tc>
@@ -9498,7 +9624,7 @@
                 <w:kern w:val="0"/>
                 <w14:ligatures w14:val="none"/>
               </w:rPr>
-              <w:t>Pinda</w:t>
+              <w:t>Black Sesame Seeds</w:t>
             </w:r>
           </w:p>
         </w:tc>
@@ -9611,7 +9737,7 @@
                 <w:kern w:val="0"/>
                 <w14:ligatures w14:val="none"/>
               </w:rPr>
-              <w:t>Long Mirror</w:t>
+              <w:t>Pinda</w:t>
             </w:r>
           </w:p>
         </w:tc>
@@ -9725,7 +9851,7 @@
                 <w:kern w:val="0"/>
                 <w14:ligatures w14:val="none"/>
               </w:rPr>
-              <w:t>Long curly hair</w:t>
+              <w:t>Long Mirror</w:t>
             </w:r>
           </w:p>
         </w:tc>
@@ -9783,7 +9909,7 @@
                 <w:kern w:val="0"/>
                 <w14:ligatures w14:val="none"/>
               </w:rPr>
-              <w:t>28</w:t>
+              <w:t>25</w:t>
             </w:r>
           </w:p>
         </w:tc>
@@ -9838,7 +9964,7 @@
                 <w:kern w:val="0"/>
                 <w14:ligatures w14:val="none"/>
               </w:rPr>
-              <w:t>Silver Earrings</w:t>
+              <w:t>Long curly hair</w:t>
             </w:r>
           </w:p>
         </w:tc>
@@ -9867,7 +9993,7 @@
                 <w:kern w:val="0"/>
                 <w14:ligatures w14:val="none"/>
               </w:rPr>
-              <w:t>2</w:t>
+              <w:t>1</w:t>
             </w:r>
           </w:p>
         </w:tc>
@@ -9952,7 +10078,7 @@
                 <w:kern w:val="0"/>
                 <w14:ligatures w14:val="none"/>
               </w:rPr>
-              <w:t>Silver Nose Ring</w:t>
+              <w:t>Silver Earrings</w:t>
             </w:r>
           </w:p>
         </w:tc>
@@ -9981,7 +10107,7 @@
                 <w:kern w:val="0"/>
                 <w14:ligatures w14:val="none"/>
               </w:rPr>
-              <w:t>1</w:t>
+              <w:t>2</w:t>
             </w:r>
           </w:p>
         </w:tc>
@@ -10065,7 +10191,7 @@
                 <w:kern w:val="0"/>
                 <w14:ligatures w14:val="none"/>
               </w:rPr>
-              <w:t>Silver Armbands</w:t>
+              <w:t>Silver Nose Ring</w:t>
             </w:r>
           </w:p>
         </w:tc>
@@ -10094,7 +10220,7 @@
                 <w:kern w:val="0"/>
                 <w14:ligatures w14:val="none"/>
               </w:rPr>
-              <w:t>2</w:t>
+              <w:t>1</w:t>
             </w:r>
           </w:p>
         </w:tc>
@@ -10179,7 +10305,7 @@
                 <w:kern w:val="0"/>
                 <w14:ligatures w14:val="none"/>
               </w:rPr>
-              <w:t>Flower decorated photo of Adi</w:t>
+              <w:t>Silver Armbands</w:t>
             </w:r>
           </w:p>
         </w:tc>
@@ -10208,7 +10334,7 @@
                 <w:kern w:val="0"/>
                 <w14:ligatures w14:val="none"/>
               </w:rPr>
-              <w:t>1</w:t>
+              <w:t>2</w:t>
             </w:r>
           </w:p>
         </w:tc>
@@ -10292,7 +10418,7 @@
                 <w:kern w:val="0"/>
                 <w14:ligatures w14:val="none"/>
               </w:rPr>
-              <w:t>Brass Lamp</w:t>
+              <w:t>Flower decorated photo of Adi</w:t>
             </w:r>
           </w:p>
         </w:tc>
@@ -10406,7 +10532,7 @@
                 <w:kern w:val="0"/>
                 <w14:ligatures w14:val="none"/>
               </w:rPr>
-              <w:t>Thick Metallic Chain</w:t>
+              <w:t>Brass Lamp</w:t>
             </w:r>
           </w:p>
         </w:tc>
@@ -10519,7 +10645,7 @@
                 <w:kern w:val="0"/>
                 <w14:ligatures w14:val="none"/>
               </w:rPr>
-              <w:t>-----------------------------</w:t>
+              <w:t>Thick Metallic Chain</w:t>
             </w:r>
           </w:p>
         </w:tc>
@@ -10548,7 +10674,7 @@
                 <w:kern w:val="0"/>
                 <w14:ligatures w14:val="none"/>
               </w:rPr>
-              <w:t>-----------</w:t>
+              <w:t>1</w:t>
             </w:r>
           </w:p>
         </w:tc>
@@ -10564,21 +10690,20 @@
               <w:jc w:val="center"/>
               <w:cnfStyle w:val="000000000000" w:firstRow="0" w:lastRow="0" w:firstColumn="0" w:lastColumn="0" w:oddVBand="0" w:evenVBand="0" w:oddHBand="0" w:evenHBand="0" w:firstRowFirstColumn="0" w:firstRowLastColumn="0" w:lastRowFirstColumn="0" w:lastRowLastColumn="0"/>
               <w:rPr>
-                <w:rFonts w:ascii="Times New Roman" w:eastAsia="Times New Roman" w:hAnsi="Times New Roman" w:cs="Times New Roman"/>
-                <w:kern w:val="0"/>
-                <w:sz w:val="20"/>
-                <w:szCs w:val="20"/>
-                <w14:ligatures w14:val="none"/>
-              </w:rPr>
-            </w:pPr>
-            <w:r>
-              <w:rPr>
-                <w:rFonts w:ascii="Courier New" w:eastAsia="Times New Roman" w:hAnsi="Courier New" w:cs="Courier New"/>
-                <w:color w:val="000000"/>
-                <w:kern w:val="0"/>
-                <w14:ligatures w14:val="none"/>
-              </w:rPr>
-              <w:t>---------------------</w:t>
+                <w:rFonts w:ascii="Courier New" w:eastAsia="Times New Roman" w:hAnsi="Courier New" w:cs="Courier New"/>
+                <w:color w:val="000000"/>
+                <w:kern w:val="0"/>
+                <w14:ligatures w14:val="none"/>
+              </w:rPr>
+            </w:pPr>
+            <w:r>
+              <w:rPr>
+                <w:rFonts w:ascii="Courier New" w:eastAsia="Times New Roman" w:hAnsi="Courier New" w:cs="Courier New"/>
+                <w:color w:val="000000"/>
+                <w:kern w:val="0"/>
+                <w14:ligatures w14:val="none"/>
+              </w:rPr>
+              <w:t>28</w:t>
             </w:r>
           </w:p>
         </w:tc>
@@ -10591,22 +10716,12 @@
             <w:pPr>
               <w:cnfStyle w:val="000000000000" w:firstRow="0" w:lastRow="0" w:firstColumn="0" w:lastColumn="0" w:oddVBand="0" w:evenVBand="0" w:oddHBand="0" w:evenHBand="0" w:firstRowFirstColumn="0" w:firstRowLastColumn="0" w:lastRowFirstColumn="0" w:lastRowLastColumn="0"/>
               <w:rPr>
-                <w:rFonts w:ascii="Times New Roman" w:eastAsia="Times New Roman" w:hAnsi="Times New Roman" w:cs="Times New Roman"/>
-                <w:kern w:val="0"/>
-                <w:sz w:val="20"/>
-                <w:szCs w:val="20"/>
-                <w14:ligatures w14:val="none"/>
-              </w:rPr>
-            </w:pPr>
-            <w:r>
-              <w:rPr>
-                <w:rFonts w:ascii="Courier New" w:eastAsia="Times New Roman" w:hAnsi="Courier New" w:cs="Courier New"/>
-                <w:color w:val="000000"/>
-                <w:kern w:val="0"/>
-                <w14:ligatures w14:val="none"/>
-              </w:rPr>
-              <w:t>-----------</w:t>
-            </w:r>
+                <w:rFonts w:ascii="Courier New" w:eastAsia="Times New Roman" w:hAnsi="Courier New" w:cs="Courier New"/>
+                <w:color w:val="000000"/>
+                <w:kern w:val="0"/>
+                <w14:ligatures w14:val="none"/>
+              </w:rPr>
+            </w:pPr>
           </w:p>
         </w:tc>
       </w:tr>
@@ -10644,7 +10759,7 @@
                 <w:kern w:val="0"/>
                 <w14:ligatures w14:val="none"/>
               </w:rPr>
-              <w:t>Crib with Cot Mobile</w:t>
+              <w:t>-----------------------------</w:t>
             </w:r>
           </w:p>
         </w:tc>
@@ -10666,6 +10781,15 @@
                 <w14:ligatures w14:val="none"/>
               </w:rPr>
             </w:pPr>
+            <w:r>
+              <w:rPr>
+                <w:rFonts w:ascii="Courier New" w:eastAsia="Times New Roman" w:hAnsi="Courier New" w:cs="Courier New"/>
+                <w:color w:val="000000"/>
+                <w:kern w:val="0"/>
+                <w14:ligatures w14:val="none"/>
+              </w:rPr>
+              <w:t>-----------</w:t>
+            </w:r>
           </w:p>
         </w:tc>
         <w:tc>
@@ -10694,7 +10818,7 @@
                 <w:kern w:val="0"/>
                 <w14:ligatures w14:val="none"/>
               </w:rPr>
-              <w:t>27</w:t>
+              <w:t>---------------------</w:t>
             </w:r>
           </w:p>
         </w:tc>
@@ -10714,6 +10838,15 @@
                 <w14:ligatures w14:val="none"/>
               </w:rPr>
             </w:pPr>
+            <w:r>
+              <w:rPr>
+                <w:rFonts w:ascii="Courier New" w:eastAsia="Times New Roman" w:hAnsi="Courier New" w:cs="Courier New"/>
+                <w:color w:val="000000"/>
+                <w:kern w:val="0"/>
+                <w14:ligatures w14:val="none"/>
+              </w:rPr>
+              <w:t>-----------</w:t>
+            </w:r>
           </w:p>
         </w:tc>
       </w:tr>
@@ -10750,7 +10883,7 @@
                 <w:kern w:val="0"/>
                 <w14:ligatures w14:val="none"/>
               </w:rPr>
-              <w:t>Cycle</w:t>
+              <w:t>Crib with Cot Mobile</w:t>
             </w:r>
           </w:p>
         </w:tc>
@@ -10857,7 +10990,7 @@
                 <w:kern w:val="0"/>
                 <w14:ligatures w14:val="none"/>
               </w:rPr>
-              <w:t>Band-aid</w:t>
+              <w:t>Cycle</w:t>
             </w:r>
           </w:p>
         </w:tc>
@@ -10963,7 +11096,7 @@
                 <w:kern w:val="0"/>
                 <w14:ligatures w14:val="none"/>
               </w:rPr>
-              <w:t>Puppy</w:t>
+              <w:t>Band-aid</w:t>
             </w:r>
           </w:p>
         </w:tc>
@@ -11070,7 +11203,7 @@
                 <w:kern w:val="0"/>
                 <w14:ligatures w14:val="none"/>
               </w:rPr>
-              <w:t>Bat and ball</w:t>
+              <w:t>Puppy</w:t>
             </w:r>
           </w:p>
         </w:tc>
@@ -11176,7 +11309,7 @@
                 <w:kern w:val="0"/>
                 <w14:ligatures w14:val="none"/>
               </w:rPr>
-              <w:t>Ice-lollies</w:t>
+              <w:t>Bat and ball</w:t>
             </w:r>
           </w:p>
         </w:tc>
@@ -11284,7 +11417,7 @@
                 <w14:ligatures w14:val="none"/>
               </w:rPr>
               <w:lastRenderedPageBreak/>
-              <w:t>Beer bottles to cheer</w:t>
+              <w:t>Ice-lollies</w:t>
             </w:r>
           </w:p>
         </w:tc>
@@ -11390,7 +11523,7 @@
                 <w:kern w:val="0"/>
                 <w14:ligatures w14:val="none"/>
               </w:rPr>
-              <w:t>Doobie</w:t>
+              <w:t>Beer bottles to cheer</w:t>
             </w:r>
           </w:p>
         </w:tc>
@@ -11475,6 +11608,7 @@
             <w:tcW w:w="4405" w:type="dxa"/>
             <w:noWrap/>
             <w:vAlign w:val="center"/>
+            <w:hideMark/>
           </w:tcPr>
           <w:p>
             <w:pPr>
@@ -11496,7 +11630,7 @@
                 <w:kern w:val="0"/>
                 <w14:ligatures w14:val="none"/>
               </w:rPr>
-              <w:t>Wedding Ring</w:t>
+              <w:t>Doobie</w:t>
             </w:r>
           </w:p>
         </w:tc>
@@ -11505,6 +11639,7 @@
             <w:tcW w:w="1890" w:type="dxa"/>
             <w:noWrap/>
             <w:vAlign w:val="center"/>
+            <w:hideMark/>
           </w:tcPr>
           <w:p>
             <w:pPr>
@@ -11524,15 +11659,17 @@
             <w:tcW w:w="3268" w:type="dxa"/>
             <w:noWrap/>
             <w:vAlign w:val="center"/>
-          </w:tcPr>
-          <w:p>
-            <w:pPr>
-              <w:jc w:val="center"/>
-              <w:cnfStyle w:val="000000100000" w:firstRow="0" w:lastRow="0" w:firstColumn="0" w:lastColumn="0" w:oddVBand="0" w:evenVBand="0" w:oddHBand="1" w:evenHBand="0" w:firstRowFirstColumn="0" w:firstRowLastColumn="0" w:lastRowFirstColumn="0" w:lastRowLastColumn="0"/>
-              <w:rPr>
-                <w:rFonts w:ascii="Courier New" w:eastAsia="Times New Roman" w:hAnsi="Courier New" w:cs="Courier New"/>
-                <w:color w:val="000000"/>
-                <w:kern w:val="0"/>
+            <w:hideMark/>
+          </w:tcPr>
+          <w:p>
+            <w:pPr>
+              <w:jc w:val="center"/>
+              <w:cnfStyle w:val="000000100000" w:firstRow="0" w:lastRow="0" w:firstColumn="0" w:lastColumn="0" w:oddVBand="0" w:evenVBand="0" w:oddHBand="1" w:evenHBand="0" w:firstRowFirstColumn="0" w:firstRowLastColumn="0" w:lastRowFirstColumn="0" w:lastRowLastColumn="0"/>
+              <w:rPr>
+                <w:rFonts w:ascii="Times New Roman" w:eastAsia="Times New Roman" w:hAnsi="Times New Roman" w:cs="Times New Roman"/>
+                <w:kern w:val="0"/>
+                <w:sz w:val="20"/>
+                <w:szCs w:val="20"/>
                 <w14:ligatures w14:val="none"/>
               </w:rPr>
             </w:pPr>
@@ -11598,7 +11735,7 @@
                 <w:kern w:val="0"/>
                 <w14:ligatures w14:val="none"/>
               </w:rPr>
-              <w:t xml:space="preserve">A cloth to cover invertor </w:t>
+              <w:t>Wedding Ring</w:t>
             </w:r>
           </w:p>
         </w:tc>
@@ -11607,7 +11744,6 @@
             <w:tcW w:w="1890" w:type="dxa"/>
             <w:noWrap/>
             <w:vAlign w:val="center"/>
-            <w:hideMark/>
           </w:tcPr>
           <w:p>
             <w:pPr>
@@ -11627,11 +11763,36 @@
             <w:tcW w:w="3268" w:type="dxa"/>
             <w:noWrap/>
             <w:vAlign w:val="center"/>
-            <w:hideMark/>
-          </w:tcPr>
-          <w:p>
-            <w:pPr>
-              <w:jc w:val="center"/>
+          </w:tcPr>
+          <w:p>
+            <w:pPr>
+              <w:jc w:val="center"/>
+              <w:cnfStyle w:val="000000000000" w:firstRow="0" w:lastRow="0" w:firstColumn="0" w:lastColumn="0" w:oddVBand="0" w:evenVBand="0" w:oddHBand="0" w:evenHBand="0" w:firstRowFirstColumn="0" w:firstRowLastColumn="0" w:lastRowFirstColumn="0" w:lastRowLastColumn="0"/>
+              <w:rPr>
+                <w:rFonts w:ascii="Courier New" w:eastAsia="Times New Roman" w:hAnsi="Courier New" w:cs="Courier New"/>
+                <w:color w:val="000000"/>
+                <w:kern w:val="0"/>
+                <w14:ligatures w14:val="none"/>
+              </w:rPr>
+            </w:pPr>
+            <w:r>
+              <w:rPr>
+                <w:rFonts w:ascii="Courier New" w:eastAsia="Times New Roman" w:hAnsi="Courier New" w:cs="Courier New"/>
+                <w:color w:val="000000"/>
+                <w:kern w:val="0"/>
+                <w14:ligatures w14:val="none"/>
+              </w:rPr>
+              <w:t>27</w:t>
+            </w:r>
+          </w:p>
+        </w:tc>
+        <w:tc>
+          <w:tcPr>
+            <w:tcW w:w="1804" w:type="dxa"/>
+            <w:vAlign w:val="center"/>
+          </w:tcPr>
+          <w:p>
+            <w:pPr>
               <w:cnfStyle w:val="000000000000" w:firstRow="0" w:lastRow="0" w:firstColumn="0" w:lastColumn="0" w:oddVBand="0" w:evenVBand="0" w:oddHBand="0" w:evenHBand="0" w:firstRowFirstColumn="0" w:firstRowLastColumn="0" w:lastRowFirstColumn="0" w:lastRowLastColumn="0"/>
               <w:rPr>
                 <w:rFonts w:ascii="Times New Roman" w:eastAsia="Times New Roman" w:hAnsi="Times New Roman" w:cs="Times New Roman"/>
@@ -11643,6 +11804,85 @@
             </w:pPr>
           </w:p>
         </w:tc>
+      </w:tr>
+      <w:tr>
+        <w:trPr>
+          <w:cnfStyle w:val="000000100000" w:firstRow="0" w:lastRow="0" w:firstColumn="0" w:lastColumn="0" w:oddVBand="0" w:evenVBand="0" w:oddHBand="1" w:evenHBand="0" w:firstRowFirstColumn="0" w:firstRowLastColumn="0" w:lastRowFirstColumn="0" w:lastRowLastColumn="0"/>
+          <w:trHeight w:val="432"/>
+          <w:jc w:val="center"/>
+        </w:trPr>
+        <w:tc>
+          <w:tcPr>
+            <w:cnfStyle w:val="001000000000" w:firstRow="0" w:lastRow="0" w:firstColumn="1" w:lastColumn="0" w:oddVBand="0" w:evenVBand="0" w:oddHBand="0" w:evenHBand="0" w:firstRowFirstColumn="0" w:firstRowLastColumn="0" w:lastRowFirstColumn="0" w:lastRowLastColumn="0"/>
+            <w:tcW w:w="4405" w:type="dxa"/>
+            <w:noWrap/>
+            <w:vAlign w:val="center"/>
+          </w:tcPr>
+          <w:p>
+            <w:pPr>
+              <w:rPr>
+                <w:rFonts w:ascii="Courier New" w:eastAsia="Times New Roman" w:hAnsi="Courier New" w:cs="Courier New"/>
+                <w:b w:val="0"/>
+                <w:bCs w:val="0"/>
+                <w:color w:val="000000"/>
+                <w:kern w:val="0"/>
+                <w14:ligatures w14:val="none"/>
+              </w:rPr>
+            </w:pPr>
+            <w:r>
+              <w:rPr>
+                <w:rFonts w:ascii="Courier New" w:eastAsia="Times New Roman" w:hAnsi="Courier New" w:cs="Courier New"/>
+                <w:b w:val="0"/>
+                <w:bCs w:val="0"/>
+                <w:color w:val="000000"/>
+                <w:kern w:val="0"/>
+                <w14:ligatures w14:val="none"/>
+              </w:rPr>
+              <w:t xml:space="preserve">A cloth to cover invertor </w:t>
+            </w:r>
+          </w:p>
+        </w:tc>
+        <w:tc>
+          <w:tcPr>
+            <w:tcW w:w="1890" w:type="dxa"/>
+            <w:noWrap/>
+            <w:vAlign w:val="center"/>
+            <w:hideMark/>
+          </w:tcPr>
+          <w:p>
+            <w:pPr>
+              <w:jc w:val="center"/>
+              <w:cnfStyle w:val="000000100000" w:firstRow="0" w:lastRow="0" w:firstColumn="0" w:lastColumn="0" w:oddVBand="0" w:evenVBand="0" w:oddHBand="1" w:evenHBand="0" w:firstRowFirstColumn="0" w:firstRowLastColumn="0" w:lastRowFirstColumn="0" w:lastRowLastColumn="0"/>
+              <w:rPr>
+                <w:rFonts w:ascii="Courier New" w:eastAsia="Times New Roman" w:hAnsi="Courier New" w:cs="Courier New"/>
+                <w:color w:val="000000"/>
+                <w:kern w:val="0"/>
+                <w14:ligatures w14:val="none"/>
+              </w:rPr>
+            </w:pPr>
+          </w:p>
+        </w:tc>
+        <w:tc>
+          <w:tcPr>
+            <w:tcW w:w="3268" w:type="dxa"/>
+            <w:noWrap/>
+            <w:vAlign w:val="center"/>
+            <w:hideMark/>
+          </w:tcPr>
+          <w:p>
+            <w:pPr>
+              <w:jc w:val="center"/>
+              <w:cnfStyle w:val="000000100000" w:firstRow="0" w:lastRow="0" w:firstColumn="0" w:lastColumn="0" w:oddVBand="0" w:evenVBand="0" w:oddHBand="1" w:evenHBand="0" w:firstRowFirstColumn="0" w:firstRowLastColumn="0" w:lastRowFirstColumn="0" w:lastRowLastColumn="0"/>
+              <w:rPr>
+                <w:rFonts w:ascii="Times New Roman" w:eastAsia="Times New Roman" w:hAnsi="Times New Roman" w:cs="Times New Roman"/>
+                <w:kern w:val="0"/>
+                <w:sz w:val="20"/>
+                <w:szCs w:val="20"/>
+                <w14:ligatures w14:val="none"/>
+              </w:rPr>
+            </w:pPr>
+          </w:p>
+        </w:tc>
         <w:tc>
           <w:tcPr>
             <w:tcW w:w="1804" w:type="dxa"/>
@@ -11650,7 +11890,7 @@
           </w:tcPr>
           <w:p>
             <w:pPr>
-              <w:cnfStyle w:val="000000000000" w:firstRow="0" w:lastRow="0" w:firstColumn="0" w:lastColumn="0" w:oddVBand="0" w:evenVBand="0" w:oddHBand="0" w:evenHBand="0" w:firstRowFirstColumn="0" w:firstRowLastColumn="0" w:lastRowFirstColumn="0" w:lastRowLastColumn="0"/>
+              <w:cnfStyle w:val="000000100000" w:firstRow="0" w:lastRow="0" w:firstColumn="0" w:lastColumn="0" w:oddVBand="0" w:evenVBand="0" w:oddHBand="1" w:evenHBand="0" w:firstRowFirstColumn="0" w:firstRowLastColumn="0" w:lastRowFirstColumn="0" w:lastRowLastColumn="0"/>
               <w:rPr>
                 <w:rFonts w:ascii="Times New Roman" w:eastAsia="Times New Roman" w:hAnsi="Times New Roman" w:cs="Times New Roman"/>
                 <w:kern w:val="0"/>

--- a/The_A_Shorts/2. Vyuthi/Vyuthi - The Lists/Vyuthi - The Props List.docx
+++ b/The_A_Shorts/2. Vyuthi/Vyuthi - The Lists/Vyuthi - The Props List.docx
@@ -3,9 +3,17 @@
 <w:document xmlns:wpc="http://schemas.microsoft.com/office/word/2010/wordprocessingCanvas" xmlns:cx="http://schemas.microsoft.com/office/drawing/2014/chartex" xmlns:cx1="http://schemas.microsoft.com/office/drawing/2015/9/8/chartex" xmlns:cx2="http://schemas.microsoft.com/office/drawing/2015/10/21/chartex" xmlns:cx3="http://schemas.microsoft.com/office/drawing/2016/5/9/chartex" xmlns:cx4="http://schemas.microsoft.com/office/drawing/2016/5/10/chartex" xmlns:cx5="http://schemas.microsoft.com/office/drawing/2016/5/11/chartex" xmlns:cx6="http://schemas.microsoft.com/office/drawing/2016/5/12/chartex" xmlns:cx7="http://schemas.microsoft.com/office/drawing/2016/5/13/chartex" xmlns:cx8="http://schemas.microsoft.com/office/drawing/2016/5/14/chartex" xmlns:mc="http://schemas.openxmlformats.org/markup-compatibility/2006" xmlns:aink="http://schemas.microsoft.com/office/drawing/2016/ink" xmlns:am3d="http://schemas.microsoft.com/office/drawing/2017/model3d" xmlns:o="urn:schemas-microsoft-com:office:office" xmlns:oel="http://schemas.microsoft.com/office/2019/extlst" xmlns:r="http://schemas.openxmlformats.org/officeDocument/2006/relationships" xmlns:m="http://schemas.openxmlformats.org/officeDocument/2006/math" xmlns:v="urn:schemas-microsoft-com:vml" xmlns:wp14="http://schemas.microsoft.com/office/word/2010/wordprocessingDrawing" xmlns:wp="http://schemas.openxmlformats.org/drawingml/2006/wordprocessingDrawing" xmlns:w10="urn:schemas-microsoft-com:office:word" xmlns:w="http://schemas.openxmlformats.org/wordprocessingml/2006/main" xmlns:w14="http://schemas.microsoft.com/office/word/2010/wordml" xmlns:w15="http://schemas.microsoft.com/office/word/2012/wordml" xmlns:w16cex="http://schemas.microsoft.com/office/word/2018/wordml/cex" xmlns:w16cid="http://schemas.microsoft.com/office/word/2016/wordml/cid" xmlns:w16="http://schemas.microsoft.com/office/word/2018/wordml" xmlns:w16du="http://schemas.microsoft.com/office/word/2023/wordml/word16du" xmlns:w16sdtdh="http://schemas.microsoft.com/office/word/2020/wordml/sdtdatahash" xmlns:w16sdtfl="http://schemas.microsoft.com/office/word/2024/wordml/sdtformatlock" xmlns:w16se="http://schemas.microsoft.com/office/word/2015/wordml/symex" xmlns:wpg="http://schemas.microsoft.com/office/word/2010/wordprocessingGroup" xmlns:wpi="http://schemas.microsoft.com/office/word/2010/wordprocessingInk" xmlns:wne="http://schemas.microsoft.com/office/word/2006/wordml" xmlns:wps="http://schemas.microsoft.com/office/word/2010/wordprocessingShape" mc:Ignorable="w14 w15 w16se w16cid w16 w16cex w16sdtdh w16sdtfl w16du wp14">
   <w:body>
     <w:p>
+      <w:pPr>
+        <w:rPr>
+          <w:b/>
+          <w:bCs/>
+        </w:rPr>
+      </w:pPr>
       <w:r>
         <w:rPr>
           <w:rFonts w:ascii="Courier New" w:hAnsi="Courier New" w:cs="Courier New"/>
+          <w:b/>
+          <w:bCs/>
           <w:sz w:val="40"/>
           <w:szCs w:val="40"/>
           <w:u w:val="single"/>
@@ -44,18 +52,14 @@
             <w:pPr>
               <w:rPr>
                 <w:rFonts w:ascii="Courier New" w:eastAsia="Times New Roman" w:hAnsi="Courier New" w:cs="Courier New"/>
-                <w:b w:val="0"/>
-                <w:bCs w:val="0"/>
-                <w:color w:val="000000"/>
-                <w:kern w:val="0"/>
-                <w14:ligatures w14:val="none"/>
-              </w:rPr>
-            </w:pPr>
-            <w:r>
-              <w:rPr>
-                <w:rFonts w:ascii="Courier New" w:eastAsia="Times New Roman" w:hAnsi="Courier New" w:cs="Courier New"/>
-                <w:b w:val="0"/>
-                <w:bCs w:val="0"/>
+                <w:color w:val="000000"/>
+                <w:kern w:val="0"/>
+                <w14:ligatures w14:val="none"/>
+              </w:rPr>
+            </w:pPr>
+            <w:r>
+              <w:rPr>
+                <w:rFonts w:ascii="Courier New" w:eastAsia="Times New Roman" w:hAnsi="Courier New" w:cs="Courier New"/>
                 <w:kern w:val="0"/>
                 <w14:ligatures w14:val="none"/>
               </w:rPr>
@@ -76,17 +80,13 @@
               <w:cnfStyle w:val="100000000000" w:firstRow="1" w:lastRow="0" w:firstColumn="0" w:lastColumn="0" w:oddVBand="0" w:evenVBand="0" w:oddHBand="0" w:evenHBand="0" w:firstRowFirstColumn="0" w:firstRowLastColumn="0" w:lastRowFirstColumn="0" w:lastRowLastColumn="0"/>
               <w:rPr>
                 <w:rFonts w:ascii="Courier New" w:eastAsia="Times New Roman" w:hAnsi="Courier New" w:cs="Courier New"/>
-                <w:b w:val="0"/>
-                <w:bCs w:val="0"/>
-                <w:kern w:val="0"/>
-                <w14:ligatures w14:val="none"/>
-              </w:rPr>
-            </w:pPr>
-            <w:r>
-              <w:rPr>
-                <w:rFonts w:ascii="Courier New" w:eastAsia="Times New Roman" w:hAnsi="Courier New" w:cs="Courier New"/>
-                <w:b w:val="0"/>
-                <w:bCs w:val="0"/>
+                <w:kern w:val="0"/>
+                <w14:ligatures w14:val="none"/>
+              </w:rPr>
+            </w:pPr>
+            <w:r>
+              <w:rPr>
+                <w:rFonts w:ascii="Courier New" w:eastAsia="Times New Roman" w:hAnsi="Courier New" w:cs="Courier New"/>
                 <w:kern w:val="0"/>
                 <w14:ligatures w14:val="none"/>
               </w:rPr>
@@ -107,17 +107,13 @@
               <w:cnfStyle w:val="100000000000" w:firstRow="1" w:lastRow="0" w:firstColumn="0" w:lastColumn="0" w:oddVBand="0" w:evenVBand="0" w:oddHBand="0" w:evenHBand="0" w:firstRowFirstColumn="0" w:firstRowLastColumn="0" w:lastRowFirstColumn="0" w:lastRowLastColumn="0"/>
               <w:rPr>
                 <w:rFonts w:ascii="Courier New" w:eastAsia="Times New Roman" w:hAnsi="Courier New" w:cs="Courier New"/>
-                <w:b w:val="0"/>
-                <w:bCs w:val="0"/>
-                <w:kern w:val="0"/>
-                <w14:ligatures w14:val="none"/>
-              </w:rPr>
-            </w:pPr>
-            <w:r>
-              <w:rPr>
-                <w:rFonts w:ascii="Courier New" w:eastAsia="Times New Roman" w:hAnsi="Courier New" w:cs="Courier New"/>
-                <w:b w:val="0"/>
-                <w:bCs w:val="0"/>
+                <w:kern w:val="0"/>
+                <w14:ligatures w14:val="none"/>
+              </w:rPr>
+            </w:pPr>
+            <w:r>
+              <w:rPr>
+                <w:rFonts w:ascii="Courier New" w:eastAsia="Times New Roman" w:hAnsi="Courier New" w:cs="Courier New"/>
                 <w:kern w:val="0"/>
                 <w14:ligatures w14:val="none"/>
               </w:rPr>
@@ -136,17 +132,13 @@
               <w:cnfStyle w:val="100000000000" w:firstRow="1" w:lastRow="0" w:firstColumn="0" w:lastColumn="0" w:oddVBand="0" w:evenVBand="0" w:oddHBand="0" w:evenHBand="0" w:firstRowFirstColumn="0" w:firstRowLastColumn="0" w:lastRowFirstColumn="0" w:lastRowLastColumn="0"/>
               <w:rPr>
                 <w:rFonts w:ascii="Courier New" w:eastAsia="Times New Roman" w:hAnsi="Courier New" w:cs="Courier New"/>
-                <w:b w:val="0"/>
-                <w:bCs w:val="0"/>
-                <w:kern w:val="0"/>
-                <w14:ligatures w14:val="none"/>
-              </w:rPr>
-            </w:pPr>
-            <w:r>
-              <w:rPr>
-                <w:rFonts w:ascii="Courier New" w:eastAsia="Times New Roman" w:hAnsi="Courier New" w:cs="Courier New"/>
-                <w:b w:val="0"/>
-                <w:bCs w:val="0"/>
+                <w:kern w:val="0"/>
+                <w14:ligatures w14:val="none"/>
+              </w:rPr>
+            </w:pPr>
+            <w:r>
+              <w:rPr>
+                <w:rFonts w:ascii="Courier New" w:eastAsia="Times New Roman" w:hAnsi="Courier New" w:cs="Courier New"/>
                 <w:kern w:val="0"/>
                 <w14:ligatures w14:val="none"/>
               </w:rPr>
@@ -265,6 +257,8 @@
               <w:cnfStyle w:val="000000100000" w:firstRow="0" w:lastRow="0" w:firstColumn="0" w:lastColumn="0" w:oddVBand="0" w:evenVBand="0" w:oddHBand="1" w:evenHBand="0" w:firstRowFirstColumn="0" w:firstRowLastColumn="0" w:lastRowFirstColumn="0" w:lastRowLastColumn="0"/>
               <w:rPr>
                 <w:rFonts w:ascii="Courier New" w:eastAsia="Times New Roman" w:hAnsi="Courier New" w:cs="Courier New"/>
+                <w:b/>
+                <w:bCs/>
                 <w:color w:val="000000"/>
                 <w:kern w:val="0"/>
                 <w14:ligatures w14:val="none"/>
@@ -319,14 +313,18 @@
               <w:cnfStyle w:val="000000000000" w:firstRow="0" w:lastRow="0" w:firstColumn="0" w:lastColumn="0" w:oddVBand="0" w:evenVBand="0" w:oddHBand="0" w:evenHBand="0" w:firstRowFirstColumn="0" w:firstRowLastColumn="0" w:lastRowFirstColumn="0" w:lastRowLastColumn="0"/>
               <w:rPr>
                 <w:rFonts w:ascii="Courier New" w:eastAsia="Times New Roman" w:hAnsi="Courier New" w:cs="Courier New"/>
-                <w:color w:val="000000"/>
-                <w:kern w:val="0"/>
-                <w14:ligatures w14:val="none"/>
-              </w:rPr>
-            </w:pPr>
-            <w:r>
-              <w:rPr>
-                <w:rFonts w:ascii="Courier New" w:eastAsia="Times New Roman" w:hAnsi="Courier New" w:cs="Courier New"/>
+                <w:b/>
+                <w:bCs/>
+                <w:color w:val="000000"/>
+                <w:kern w:val="0"/>
+                <w14:ligatures w14:val="none"/>
+              </w:rPr>
+            </w:pPr>
+            <w:r>
+              <w:rPr>
+                <w:rFonts w:ascii="Courier New" w:eastAsia="Times New Roman" w:hAnsi="Courier New" w:cs="Courier New"/>
+                <w:b/>
+                <w:bCs/>
                 <w:color w:val="000000"/>
                 <w:kern w:val="0"/>
                 <w14:ligatures w14:val="none"/>
@@ -378,6 +376,8 @@
               <w:cnfStyle w:val="000000000000" w:firstRow="0" w:lastRow="0" w:firstColumn="0" w:lastColumn="0" w:oddVBand="0" w:evenVBand="0" w:oddHBand="0" w:evenHBand="0" w:firstRowFirstColumn="0" w:firstRowLastColumn="0" w:lastRowFirstColumn="0" w:lastRowLastColumn="0"/>
               <w:rPr>
                 <w:rFonts w:ascii="Courier New" w:eastAsia="Times New Roman" w:hAnsi="Courier New" w:cs="Courier New"/>
+                <w:b/>
+                <w:bCs/>
                 <w:color w:val="000000"/>
                 <w:kern w:val="0"/>
                 <w14:ligatures w14:val="none"/>
@@ -433,14 +433,18 @@
               <w:cnfStyle w:val="000000100000" w:firstRow="0" w:lastRow="0" w:firstColumn="0" w:lastColumn="0" w:oddVBand="0" w:evenVBand="0" w:oddHBand="1" w:evenHBand="0" w:firstRowFirstColumn="0" w:firstRowLastColumn="0" w:lastRowFirstColumn="0" w:lastRowLastColumn="0"/>
               <w:rPr>
                 <w:rFonts w:ascii="Courier New" w:eastAsia="Times New Roman" w:hAnsi="Courier New" w:cs="Courier New"/>
-                <w:color w:val="000000"/>
-                <w:kern w:val="0"/>
-                <w14:ligatures w14:val="none"/>
-              </w:rPr>
-            </w:pPr>
-            <w:r>
-              <w:rPr>
-                <w:rFonts w:ascii="Courier New" w:eastAsia="Times New Roman" w:hAnsi="Courier New" w:cs="Courier New"/>
+                <w:b/>
+                <w:bCs/>
+                <w:color w:val="000000"/>
+                <w:kern w:val="0"/>
+                <w14:ligatures w14:val="none"/>
+              </w:rPr>
+            </w:pPr>
+            <w:r>
+              <w:rPr>
+                <w:rFonts w:ascii="Courier New" w:eastAsia="Times New Roman" w:hAnsi="Courier New" w:cs="Courier New"/>
+                <w:b/>
+                <w:bCs/>
                 <w:color w:val="000000"/>
                 <w:kern w:val="0"/>
                 <w14:ligatures w14:val="none"/>
@@ -492,6 +496,8 @@
               <w:cnfStyle w:val="000000100000" w:firstRow="0" w:lastRow="0" w:firstColumn="0" w:lastColumn="0" w:oddVBand="0" w:evenVBand="0" w:oddHBand="1" w:evenHBand="0" w:firstRowFirstColumn="0" w:firstRowLastColumn="0" w:lastRowFirstColumn="0" w:lastRowLastColumn="0"/>
               <w:rPr>
                 <w:rFonts w:ascii="Courier New" w:eastAsia="Times New Roman" w:hAnsi="Courier New" w:cs="Courier New"/>
+                <w:b/>
+                <w:bCs/>
                 <w:color w:val="000000"/>
                 <w:kern w:val="0"/>
                 <w14:ligatures w14:val="none"/>
@@ -546,14 +552,18 @@
               <w:cnfStyle w:val="000000000000" w:firstRow="0" w:lastRow="0" w:firstColumn="0" w:lastColumn="0" w:oddVBand="0" w:evenVBand="0" w:oddHBand="0" w:evenHBand="0" w:firstRowFirstColumn="0" w:firstRowLastColumn="0" w:lastRowFirstColumn="0" w:lastRowLastColumn="0"/>
               <w:rPr>
                 <w:rFonts w:ascii="Courier New" w:eastAsia="Times New Roman" w:hAnsi="Courier New" w:cs="Courier New"/>
-                <w:color w:val="000000"/>
-                <w:kern w:val="0"/>
-                <w14:ligatures w14:val="none"/>
-              </w:rPr>
-            </w:pPr>
-            <w:r>
-              <w:rPr>
-                <w:rFonts w:ascii="Courier New" w:eastAsia="Times New Roman" w:hAnsi="Courier New" w:cs="Courier New"/>
+                <w:b/>
+                <w:bCs/>
+                <w:color w:val="000000"/>
+                <w:kern w:val="0"/>
+                <w14:ligatures w14:val="none"/>
+              </w:rPr>
+            </w:pPr>
+            <w:r>
+              <w:rPr>
+                <w:rFonts w:ascii="Courier New" w:eastAsia="Times New Roman" w:hAnsi="Courier New" w:cs="Courier New"/>
+                <w:b/>
+                <w:bCs/>
                 <w:color w:val="000000"/>
                 <w:kern w:val="0"/>
                 <w14:ligatures w14:val="none"/>
@@ -605,6 +615,8 @@
               <w:cnfStyle w:val="000000000000" w:firstRow="0" w:lastRow="0" w:firstColumn="0" w:lastColumn="0" w:oddVBand="0" w:evenVBand="0" w:oddHBand="0" w:evenHBand="0" w:firstRowFirstColumn="0" w:firstRowLastColumn="0" w:lastRowFirstColumn="0" w:lastRowLastColumn="0"/>
               <w:rPr>
                 <w:rFonts w:ascii="Courier New" w:eastAsia="Times New Roman" w:hAnsi="Courier New" w:cs="Courier New"/>
+                <w:b/>
+                <w:bCs/>
                 <w:color w:val="000000"/>
                 <w:kern w:val="0"/>
                 <w14:ligatures w14:val="none"/>
@@ -660,14 +672,18 @@
               <w:cnfStyle w:val="000000100000" w:firstRow="0" w:lastRow="0" w:firstColumn="0" w:lastColumn="0" w:oddVBand="0" w:evenVBand="0" w:oddHBand="1" w:evenHBand="0" w:firstRowFirstColumn="0" w:firstRowLastColumn="0" w:lastRowFirstColumn="0" w:lastRowLastColumn="0"/>
               <w:rPr>
                 <w:rFonts w:ascii="Courier New" w:eastAsia="Times New Roman" w:hAnsi="Courier New" w:cs="Courier New"/>
-                <w:color w:val="000000"/>
-                <w:kern w:val="0"/>
-                <w14:ligatures w14:val="none"/>
-              </w:rPr>
-            </w:pPr>
-            <w:r>
-              <w:rPr>
-                <w:rFonts w:ascii="Courier New" w:eastAsia="Times New Roman" w:hAnsi="Courier New" w:cs="Courier New"/>
+                <w:b/>
+                <w:bCs/>
+                <w:color w:val="000000"/>
+                <w:kern w:val="0"/>
+                <w14:ligatures w14:val="none"/>
+              </w:rPr>
+            </w:pPr>
+            <w:r>
+              <w:rPr>
+                <w:rFonts w:ascii="Courier New" w:eastAsia="Times New Roman" w:hAnsi="Courier New" w:cs="Courier New"/>
+                <w:b/>
+                <w:bCs/>
                 <w:color w:val="000000"/>
                 <w:kern w:val="0"/>
                 <w14:ligatures w14:val="none"/>
@@ -719,6 +735,8 @@
               <w:cnfStyle w:val="000000100000" w:firstRow="0" w:lastRow="0" w:firstColumn="0" w:lastColumn="0" w:oddVBand="0" w:evenVBand="0" w:oddHBand="1" w:evenHBand="0" w:firstRowFirstColumn="0" w:firstRowLastColumn="0" w:lastRowFirstColumn="0" w:lastRowLastColumn="0"/>
               <w:rPr>
                 <w:rFonts w:ascii="Courier New" w:eastAsia="Times New Roman" w:hAnsi="Courier New" w:cs="Courier New"/>
+                <w:b/>
+                <w:bCs/>
                 <w:color w:val="000000"/>
                 <w:kern w:val="0"/>
                 <w14:ligatures w14:val="none"/>
@@ -782,14 +800,18 @@
               <w:cnfStyle w:val="000000000000" w:firstRow="0" w:lastRow="0" w:firstColumn="0" w:lastColumn="0" w:oddVBand="0" w:evenVBand="0" w:oddHBand="0" w:evenHBand="0" w:firstRowFirstColumn="0" w:firstRowLastColumn="0" w:lastRowFirstColumn="0" w:lastRowLastColumn="0"/>
               <w:rPr>
                 <w:rFonts w:ascii="Courier New" w:eastAsia="Times New Roman" w:hAnsi="Courier New" w:cs="Courier New"/>
-                <w:color w:val="000000"/>
-                <w:kern w:val="0"/>
-                <w14:ligatures w14:val="none"/>
-              </w:rPr>
-            </w:pPr>
-            <w:r>
-              <w:rPr>
-                <w:rFonts w:ascii="Courier New" w:eastAsia="Times New Roman" w:hAnsi="Courier New" w:cs="Courier New"/>
+                <w:b/>
+                <w:bCs/>
+                <w:color w:val="000000"/>
+                <w:kern w:val="0"/>
+                <w14:ligatures w14:val="none"/>
+              </w:rPr>
+            </w:pPr>
+            <w:r>
+              <w:rPr>
+                <w:rFonts w:ascii="Courier New" w:eastAsia="Times New Roman" w:hAnsi="Courier New" w:cs="Courier New"/>
+                <w:b/>
+                <w:bCs/>
                 <w:color w:val="000000"/>
                 <w:kern w:val="0"/>
                 <w14:ligatures w14:val="none"/>
@@ -811,6 +833,8 @@
               <w:cnfStyle w:val="000000000000" w:firstRow="0" w:lastRow="0" w:firstColumn="0" w:lastColumn="0" w:oddVBand="0" w:evenVBand="0" w:oddHBand="0" w:evenHBand="0" w:firstRowFirstColumn="0" w:firstRowLastColumn="0" w:lastRowFirstColumn="0" w:lastRowLastColumn="0"/>
               <w:rPr>
                 <w:rFonts w:ascii="Courier New" w:eastAsia="Times New Roman" w:hAnsi="Courier New" w:cs="Courier New"/>
+                <w:b/>
+                <w:bCs/>
                 <w:color w:val="000000"/>
                 <w:kern w:val="0"/>
                 <w14:ligatures w14:val="none"/>
@@ -839,6 +863,8 @@
               <w:cnfStyle w:val="000000000000" w:firstRow="0" w:lastRow="0" w:firstColumn="0" w:lastColumn="0" w:oddVBand="0" w:evenVBand="0" w:oddHBand="0" w:evenHBand="0" w:firstRowFirstColumn="0" w:firstRowLastColumn="0" w:lastRowFirstColumn="0" w:lastRowLastColumn="0"/>
               <w:rPr>
                 <w:rFonts w:ascii="Courier New" w:eastAsia="Times New Roman" w:hAnsi="Courier New" w:cs="Courier New"/>
+                <w:b/>
+                <w:bCs/>
                 <w:color w:val="000000"/>
                 <w:kern w:val="0"/>
                 <w14:ligatures w14:val="none"/>
@@ -894,14 +920,18 @@
               <w:cnfStyle w:val="000000100000" w:firstRow="0" w:lastRow="0" w:firstColumn="0" w:lastColumn="0" w:oddVBand="0" w:evenVBand="0" w:oddHBand="1" w:evenHBand="0" w:firstRowFirstColumn="0" w:firstRowLastColumn="0" w:lastRowFirstColumn="0" w:lastRowLastColumn="0"/>
               <w:rPr>
                 <w:rFonts w:ascii="Courier New" w:eastAsia="Times New Roman" w:hAnsi="Courier New" w:cs="Courier New"/>
-                <w:color w:val="000000"/>
-                <w:kern w:val="0"/>
-                <w14:ligatures w14:val="none"/>
-              </w:rPr>
-            </w:pPr>
-            <w:r>
-              <w:rPr>
-                <w:rFonts w:ascii="Courier New" w:eastAsia="Times New Roman" w:hAnsi="Courier New" w:cs="Courier New"/>
+                <w:b/>
+                <w:bCs/>
+                <w:color w:val="000000"/>
+                <w:kern w:val="0"/>
+                <w14:ligatures w14:val="none"/>
+              </w:rPr>
+            </w:pPr>
+            <w:r>
+              <w:rPr>
+                <w:rFonts w:ascii="Courier New" w:eastAsia="Times New Roman" w:hAnsi="Courier New" w:cs="Courier New"/>
+                <w:b/>
+                <w:bCs/>
                 <w:color w:val="000000"/>
                 <w:kern w:val="0"/>
                 <w14:ligatures w14:val="none"/>
@@ -953,6 +983,8 @@
               <w:cnfStyle w:val="000000100000" w:firstRow="0" w:lastRow="0" w:firstColumn="0" w:lastColumn="0" w:oddVBand="0" w:evenVBand="0" w:oddHBand="1" w:evenHBand="0" w:firstRowFirstColumn="0" w:firstRowLastColumn="0" w:lastRowFirstColumn="0" w:lastRowLastColumn="0"/>
               <w:rPr>
                 <w:rFonts w:ascii="Courier New" w:eastAsia="Times New Roman" w:hAnsi="Courier New" w:cs="Courier New"/>
+                <w:b/>
+                <w:bCs/>
                 <w:color w:val="000000"/>
                 <w:kern w:val="0"/>
                 <w14:ligatures w14:val="none"/>
@@ -1007,14 +1039,18 @@
               <w:cnfStyle w:val="000000000000" w:firstRow="0" w:lastRow="0" w:firstColumn="0" w:lastColumn="0" w:oddVBand="0" w:evenVBand="0" w:oddHBand="0" w:evenHBand="0" w:firstRowFirstColumn="0" w:firstRowLastColumn="0" w:lastRowFirstColumn="0" w:lastRowLastColumn="0"/>
               <w:rPr>
                 <w:rFonts w:ascii="Courier New" w:eastAsia="Times New Roman" w:hAnsi="Courier New" w:cs="Courier New"/>
-                <w:color w:val="000000"/>
-                <w:kern w:val="0"/>
-                <w14:ligatures w14:val="none"/>
-              </w:rPr>
-            </w:pPr>
-            <w:r>
-              <w:rPr>
-                <w:rFonts w:ascii="Courier New" w:eastAsia="Times New Roman" w:hAnsi="Courier New" w:cs="Courier New"/>
+                <w:b/>
+                <w:bCs/>
+                <w:color w:val="000000"/>
+                <w:kern w:val="0"/>
+                <w14:ligatures w14:val="none"/>
+              </w:rPr>
+            </w:pPr>
+            <w:r>
+              <w:rPr>
+                <w:rFonts w:ascii="Courier New" w:eastAsia="Times New Roman" w:hAnsi="Courier New" w:cs="Courier New"/>
+                <w:b/>
+                <w:bCs/>
                 <w:color w:val="000000"/>
                 <w:kern w:val="0"/>
                 <w14:ligatures w14:val="none"/>
@@ -1066,6 +1102,8 @@
               <w:cnfStyle w:val="000000000000" w:firstRow="0" w:lastRow="0" w:firstColumn="0" w:lastColumn="0" w:oddVBand="0" w:evenVBand="0" w:oddHBand="0" w:evenHBand="0" w:firstRowFirstColumn="0" w:firstRowLastColumn="0" w:lastRowFirstColumn="0" w:lastRowLastColumn="0"/>
               <w:rPr>
                 <w:rFonts w:ascii="Courier New" w:eastAsia="Times New Roman" w:hAnsi="Courier New" w:cs="Courier New"/>
+                <w:b/>
+                <w:bCs/>
                 <w:color w:val="000000"/>
                 <w:kern w:val="0"/>
                 <w14:ligatures w14:val="none"/>
@@ -1121,14 +1159,18 @@
               <w:cnfStyle w:val="000000100000" w:firstRow="0" w:lastRow="0" w:firstColumn="0" w:lastColumn="0" w:oddVBand="0" w:evenVBand="0" w:oddHBand="1" w:evenHBand="0" w:firstRowFirstColumn="0" w:firstRowLastColumn="0" w:lastRowFirstColumn="0" w:lastRowLastColumn="0"/>
               <w:rPr>
                 <w:rFonts w:ascii="Courier New" w:eastAsia="Times New Roman" w:hAnsi="Courier New" w:cs="Courier New"/>
-                <w:color w:val="000000"/>
-                <w:kern w:val="0"/>
-                <w14:ligatures w14:val="none"/>
-              </w:rPr>
-            </w:pPr>
-            <w:r>
-              <w:rPr>
-                <w:rFonts w:ascii="Courier New" w:eastAsia="Times New Roman" w:hAnsi="Courier New" w:cs="Courier New"/>
+                <w:b/>
+                <w:bCs/>
+                <w:color w:val="000000"/>
+                <w:kern w:val="0"/>
+                <w14:ligatures w14:val="none"/>
+              </w:rPr>
+            </w:pPr>
+            <w:r>
+              <w:rPr>
+                <w:rFonts w:ascii="Courier New" w:eastAsia="Times New Roman" w:hAnsi="Courier New" w:cs="Courier New"/>
+                <w:b/>
+                <w:bCs/>
                 <w:color w:val="000000"/>
                 <w:kern w:val="0"/>
                 <w14:ligatures w14:val="none"/>
@@ -1180,6 +1222,8 @@
               <w:cnfStyle w:val="000000100000" w:firstRow="0" w:lastRow="0" w:firstColumn="0" w:lastColumn="0" w:oddVBand="0" w:evenVBand="0" w:oddHBand="1" w:evenHBand="0" w:firstRowFirstColumn="0" w:firstRowLastColumn="0" w:lastRowFirstColumn="0" w:lastRowLastColumn="0"/>
               <w:rPr>
                 <w:rFonts w:ascii="Courier New" w:eastAsia="Times New Roman" w:hAnsi="Courier New" w:cs="Courier New"/>
+                <w:b/>
+                <w:bCs/>
                 <w:color w:val="000000"/>
                 <w:kern w:val="0"/>
                 <w14:ligatures w14:val="none"/>
@@ -1297,6 +1341,8 @@
               <w:cnfStyle w:val="000000000000" w:firstRow="0" w:lastRow="0" w:firstColumn="0" w:lastColumn="0" w:oddVBand="0" w:evenVBand="0" w:oddHBand="0" w:evenHBand="0" w:firstRowFirstColumn="0" w:firstRowLastColumn="0" w:lastRowFirstColumn="0" w:lastRowLastColumn="0"/>
               <w:rPr>
                 <w:rFonts w:ascii="Courier New" w:eastAsia="Times New Roman" w:hAnsi="Courier New" w:cs="Courier New"/>
+                <w:b/>
+                <w:bCs/>
                 <w:color w:val="000000"/>
                 <w:kern w:val="0"/>
                 <w14:ligatures w14:val="none"/>
@@ -1361,14 +1407,18 @@
               <w:cnfStyle w:val="000000100000" w:firstRow="0" w:lastRow="0" w:firstColumn="0" w:lastColumn="0" w:oddVBand="0" w:evenVBand="0" w:oddHBand="1" w:evenHBand="0" w:firstRowFirstColumn="0" w:firstRowLastColumn="0" w:lastRowFirstColumn="0" w:lastRowLastColumn="0"/>
               <w:rPr>
                 <w:rFonts w:ascii="Courier New" w:eastAsia="Times New Roman" w:hAnsi="Courier New" w:cs="Courier New"/>
-                <w:color w:val="000000"/>
-                <w:kern w:val="0"/>
-                <w14:ligatures w14:val="none"/>
-              </w:rPr>
-            </w:pPr>
-            <w:r>
-              <w:rPr>
-                <w:rFonts w:ascii="Courier New" w:eastAsia="Times New Roman" w:hAnsi="Courier New" w:cs="Courier New"/>
+                <w:b/>
+                <w:bCs/>
+                <w:color w:val="000000"/>
+                <w:kern w:val="0"/>
+                <w14:ligatures w14:val="none"/>
+              </w:rPr>
+            </w:pPr>
+            <w:r>
+              <w:rPr>
+                <w:rFonts w:ascii="Courier New" w:eastAsia="Times New Roman" w:hAnsi="Courier New" w:cs="Courier New"/>
+                <w:b/>
+                <w:bCs/>
                 <w:color w:val="000000"/>
                 <w:kern w:val="0"/>
                 <w14:ligatures w14:val="none"/>
@@ -1390,32 +1440,23 @@
               <w:cnfStyle w:val="000000100000" w:firstRow="0" w:lastRow="0" w:firstColumn="0" w:lastColumn="0" w:oddVBand="0" w:evenVBand="0" w:oddHBand="1" w:evenHBand="0" w:firstRowFirstColumn="0" w:firstRowLastColumn="0" w:lastRowFirstColumn="0" w:lastRowLastColumn="0"/>
               <w:rPr>
                 <w:rFonts w:ascii="Courier New" w:eastAsia="Times New Roman" w:hAnsi="Courier New" w:cs="Courier New"/>
-                <w:color w:val="000000"/>
-                <w:kern w:val="0"/>
-                <w14:ligatures w14:val="none"/>
-              </w:rPr>
-            </w:pPr>
-            <w:r>
-              <w:rPr>
-                <w:rFonts w:ascii="Courier New" w:eastAsia="Times New Roman" w:hAnsi="Courier New" w:cs="Courier New"/>
-                <w:b/>
-                <w:bCs/>
-                <w:color w:val="000000"/>
-                <w:kern w:val="0"/>
-                <w14:ligatures w14:val="none"/>
-              </w:rPr>
-              <w:t>5</w:t>
-            </w:r>
-            <w:r>
-              <w:rPr>
-                <w:rFonts w:ascii="Courier New" w:eastAsia="Times New Roman" w:hAnsi="Courier New" w:cs="Courier New"/>
-                <w:b/>
-                <w:bCs/>
-                <w:color w:val="000000"/>
-                <w:kern w:val="0"/>
-                <w14:ligatures w14:val="none"/>
-              </w:rPr>
-              <w:t>, 8</w:t>
+                <w:b/>
+                <w:bCs/>
+                <w:color w:val="000000"/>
+                <w:kern w:val="0"/>
+                <w14:ligatures w14:val="none"/>
+              </w:rPr>
+            </w:pPr>
+            <w:r>
+              <w:rPr>
+                <w:rFonts w:ascii="Courier New" w:eastAsia="Times New Roman" w:hAnsi="Courier New" w:cs="Courier New"/>
+                <w:b/>
+                <w:bCs/>
+                <w:color w:val="000000"/>
+                <w:kern w:val="0"/>
+                <w14:ligatures w14:val="none"/>
+              </w:rPr>
+              <w:t>5, 8</w:t>
             </w:r>
             <w:r>
               <w:rPr>
@@ -1451,6 +1492,8 @@
               <w:cnfStyle w:val="000000100000" w:firstRow="0" w:lastRow="0" w:firstColumn="0" w:lastColumn="0" w:oddVBand="0" w:evenVBand="0" w:oddHBand="1" w:evenHBand="0" w:firstRowFirstColumn="0" w:firstRowLastColumn="0" w:lastRowFirstColumn="0" w:lastRowLastColumn="0"/>
               <w:rPr>
                 <w:rFonts w:ascii="Courier New" w:eastAsia="Times New Roman" w:hAnsi="Courier New" w:cs="Courier New"/>
+                <w:b/>
+                <w:bCs/>
                 <w:color w:val="000000"/>
                 <w:kern w:val="0"/>
                 <w14:ligatures w14:val="none"/>
@@ -1513,6 +1556,8 @@
             <w:r>
               <w:rPr>
                 <w:rFonts w:ascii="Courier New" w:eastAsia="Times New Roman" w:hAnsi="Courier New" w:cs="Courier New"/>
+                <w:b/>
+                <w:bCs/>
                 <w:color w:val="000000"/>
                 <w:kern w:val="0"/>
                 <w14:ligatures w14:val="none"/>
@@ -1563,6 +1608,8 @@
               <w:cnfStyle w:val="000000000000" w:firstRow="0" w:lastRow="0" w:firstColumn="0" w:lastColumn="0" w:oddVBand="0" w:evenVBand="0" w:oddHBand="0" w:evenHBand="0" w:firstRowFirstColumn="0" w:firstRowLastColumn="0" w:lastRowFirstColumn="0" w:lastRowLastColumn="0"/>
               <w:rPr>
                 <w:rFonts w:ascii="Courier New" w:eastAsia="Times New Roman" w:hAnsi="Courier New" w:cs="Courier New"/>
+                <w:b/>
+                <w:bCs/>
                 <w:color w:val="000000"/>
                 <w:kern w:val="0"/>
                 <w14:ligatures w14:val="none"/>
@@ -1616,6 +1663,8 @@
               <w:cnfStyle w:val="000000100000" w:firstRow="0" w:lastRow="0" w:firstColumn="0" w:lastColumn="0" w:oddVBand="0" w:evenVBand="0" w:oddHBand="1" w:evenHBand="0" w:firstRowFirstColumn="0" w:firstRowLastColumn="0" w:lastRowFirstColumn="0" w:lastRowLastColumn="0"/>
               <w:rPr>
                 <w:rFonts w:ascii="Courier New" w:eastAsia="Times New Roman" w:hAnsi="Courier New" w:cs="Courier New"/>
+                <w:b/>
+                <w:bCs/>
                 <w:color w:val="000000"/>
                 <w:kern w:val="0"/>
                 <w14:ligatures w14:val="none"/>
@@ -1646,6 +1695,8 @@
               <w:cnfStyle w:val="000000100000" w:firstRow="0" w:lastRow="0" w:firstColumn="0" w:lastColumn="0" w:oddVBand="0" w:evenVBand="0" w:oddHBand="1" w:evenHBand="0" w:firstRowFirstColumn="0" w:firstRowLastColumn="0" w:lastRowFirstColumn="0" w:lastRowLastColumn="0"/>
               <w:rPr>
                 <w:rFonts w:ascii="Courier New" w:eastAsia="Times New Roman" w:hAnsi="Courier New" w:cs="Courier New"/>
+                <w:b/>
+                <w:bCs/>
                 <w:color w:val="000000"/>
                 <w:kern w:val="0"/>
                 <w14:ligatures w14:val="none"/>
@@ -1674,6 +1725,8 @@
               <w:cnfStyle w:val="000000100000" w:firstRow="0" w:lastRow="0" w:firstColumn="0" w:lastColumn="0" w:oddVBand="0" w:evenVBand="0" w:oddHBand="1" w:evenHBand="0" w:firstRowFirstColumn="0" w:firstRowLastColumn="0" w:lastRowFirstColumn="0" w:lastRowLastColumn="0"/>
               <w:rPr>
                 <w:rFonts w:ascii="Courier New" w:eastAsia="Times New Roman" w:hAnsi="Courier New" w:cs="Courier New"/>
+                <w:b/>
+                <w:bCs/>
                 <w:color w:val="000000"/>
                 <w:kern w:val="0"/>
                 <w14:ligatures w14:val="none"/>
@@ -1726,14 +1779,18 @@
               <w:cnfStyle w:val="000000000000" w:firstRow="0" w:lastRow="0" w:firstColumn="0" w:lastColumn="0" w:oddVBand="0" w:evenVBand="0" w:oddHBand="0" w:evenHBand="0" w:firstRowFirstColumn="0" w:firstRowLastColumn="0" w:lastRowFirstColumn="0" w:lastRowLastColumn="0"/>
               <w:rPr>
                 <w:rFonts w:ascii="Courier New" w:eastAsia="Times New Roman" w:hAnsi="Courier New" w:cs="Courier New"/>
-                <w:color w:val="000000"/>
-                <w:kern w:val="0"/>
-                <w14:ligatures w14:val="none"/>
-              </w:rPr>
-            </w:pPr>
-            <w:r>
-              <w:rPr>
-                <w:rFonts w:ascii="Courier New" w:eastAsia="Times New Roman" w:hAnsi="Courier New" w:cs="Courier New"/>
+                <w:b/>
+                <w:bCs/>
+                <w:color w:val="000000"/>
+                <w:kern w:val="0"/>
+                <w14:ligatures w14:val="none"/>
+              </w:rPr>
+            </w:pPr>
+            <w:r>
+              <w:rPr>
+                <w:rFonts w:ascii="Courier New" w:eastAsia="Times New Roman" w:hAnsi="Courier New" w:cs="Courier New"/>
+                <w:b/>
+                <w:bCs/>
                 <w:color w:val="000000"/>
                 <w:kern w:val="0"/>
                 <w14:ligatures w14:val="none"/>
@@ -1784,6 +1841,8 @@
               <w:cnfStyle w:val="000000000000" w:firstRow="0" w:lastRow="0" w:firstColumn="0" w:lastColumn="0" w:oddVBand="0" w:evenVBand="0" w:oddHBand="0" w:evenHBand="0" w:firstRowFirstColumn="0" w:firstRowLastColumn="0" w:lastRowFirstColumn="0" w:lastRowLastColumn="0"/>
               <w:rPr>
                 <w:rFonts w:ascii="Courier New" w:eastAsia="Times New Roman" w:hAnsi="Courier New" w:cs="Courier New"/>
+                <w:b/>
+                <w:bCs/>
                 <w:color w:val="000000"/>
                 <w:kern w:val="0"/>
                 <w14:ligatures w14:val="none"/>
@@ -1888,16 +1947,7 @@
                 <w:kern w:val="0"/>
                 <w14:ligatures w14:val="none"/>
               </w:rPr>
-              <w:t>5</w:t>
-            </w:r>
-            <w:r>
-              <w:rPr>
-                <w:rFonts w:ascii="Courier New" w:eastAsia="Times New Roman" w:hAnsi="Courier New" w:cs="Courier New"/>
-                <w:color w:val="000000"/>
-                <w:kern w:val="0"/>
-                <w14:ligatures w14:val="none"/>
-              </w:rPr>
-              <w:t xml:space="preserve">, </w:t>
+              <w:t xml:space="preserve">5, </w:t>
             </w:r>
             <w:r>
               <w:rPr>
@@ -1922,6 +1972,8 @@
               <w:cnfStyle w:val="000000100000" w:firstRow="0" w:lastRow="0" w:firstColumn="0" w:lastColumn="0" w:oddVBand="0" w:evenVBand="0" w:oddHBand="1" w:evenHBand="0" w:firstRowFirstColumn="0" w:firstRowLastColumn="0" w:lastRowFirstColumn="0" w:lastRowLastColumn="0"/>
               <w:rPr>
                 <w:rFonts w:ascii="Courier New" w:eastAsia="Times New Roman" w:hAnsi="Courier New" w:cs="Courier New"/>
+                <w:b/>
+                <w:bCs/>
                 <w:color w:val="000000"/>
                 <w:kern w:val="0"/>
                 <w14:ligatures w14:val="none"/>
@@ -2009,32 +2061,23 @@
               <w:cnfStyle w:val="000000000000" w:firstRow="0" w:lastRow="0" w:firstColumn="0" w:lastColumn="0" w:oddVBand="0" w:evenVBand="0" w:oddHBand="0" w:evenHBand="0" w:firstRowFirstColumn="0" w:firstRowLastColumn="0" w:lastRowFirstColumn="0" w:lastRowLastColumn="0"/>
               <w:rPr>
                 <w:rFonts w:ascii="Courier New" w:eastAsia="Times New Roman" w:hAnsi="Courier New" w:cs="Courier New"/>
-                <w:color w:val="000000"/>
-                <w:kern w:val="0"/>
-                <w14:ligatures w14:val="none"/>
-              </w:rPr>
-            </w:pPr>
-            <w:r>
-              <w:rPr>
-                <w:rFonts w:ascii="Courier New" w:eastAsia="Times New Roman" w:hAnsi="Courier New" w:cs="Courier New"/>
-                <w:b/>
-                <w:bCs/>
-                <w:color w:val="000000"/>
-                <w:kern w:val="0"/>
-                <w14:ligatures w14:val="none"/>
-              </w:rPr>
-              <w:t>5</w:t>
-            </w:r>
-            <w:r>
-              <w:rPr>
-                <w:rFonts w:ascii="Courier New" w:eastAsia="Times New Roman" w:hAnsi="Courier New" w:cs="Courier New"/>
-                <w:b/>
-                <w:bCs/>
-                <w:color w:val="000000"/>
-                <w:kern w:val="0"/>
-                <w14:ligatures w14:val="none"/>
-              </w:rPr>
-              <w:t>, 10</w:t>
+                <w:b/>
+                <w:bCs/>
+                <w:color w:val="000000"/>
+                <w:kern w:val="0"/>
+                <w14:ligatures w14:val="none"/>
+              </w:rPr>
+            </w:pPr>
+            <w:r>
+              <w:rPr>
+                <w:rFonts w:ascii="Courier New" w:eastAsia="Times New Roman" w:hAnsi="Courier New" w:cs="Courier New"/>
+                <w:b/>
+                <w:bCs/>
+                <w:color w:val="000000"/>
+                <w:kern w:val="0"/>
+                <w14:ligatures w14:val="none"/>
+              </w:rPr>
+              <w:t>5, 10</w:t>
             </w:r>
             <w:r>
               <w:rPr>
@@ -2081,6 +2124,8 @@
               <w:cnfStyle w:val="000000000000" w:firstRow="0" w:lastRow="0" w:firstColumn="0" w:lastColumn="0" w:oddVBand="0" w:evenVBand="0" w:oddHBand="0" w:evenHBand="0" w:firstRowFirstColumn="0" w:firstRowLastColumn="0" w:lastRowFirstColumn="0" w:lastRowLastColumn="0"/>
               <w:rPr>
                 <w:rFonts w:ascii="Courier New" w:eastAsia="Times New Roman" w:hAnsi="Courier New" w:cs="Courier New"/>
+                <w:b/>
+                <w:bCs/>
                 <w:color w:val="000000"/>
                 <w:kern w:val="0"/>
                 <w14:ligatures w14:val="none"/>
@@ -2119,43 +2164,7 @@
                 <w:kern w:val="0"/>
                 <w14:ligatures w14:val="none"/>
               </w:rPr>
-              <w:t xml:space="preserve">Wardrobe </w:t>
-            </w:r>
-            <w:r>
-              <w:rPr>
-                <w:rFonts w:ascii="Courier New" w:eastAsia="Times New Roman" w:hAnsi="Courier New" w:cs="Courier New"/>
-                <w:color w:val="000000"/>
-                <w:kern w:val="0"/>
-                <w14:ligatures w14:val="none"/>
-              </w:rPr>
-              <w:t>and</w:t>
-            </w:r>
-            <w:r>
-              <w:rPr>
-                <w:rFonts w:ascii="Courier New" w:eastAsia="Times New Roman" w:hAnsi="Courier New" w:cs="Courier New"/>
-                <w:color w:val="000000"/>
-                <w:kern w:val="0"/>
-                <w14:ligatures w14:val="none"/>
-              </w:rPr>
-              <w:t xml:space="preserve"> </w:t>
-            </w:r>
-            <w:r>
-              <w:rPr>
-                <w:rFonts w:ascii="Courier New" w:eastAsia="Times New Roman" w:hAnsi="Courier New" w:cs="Courier New"/>
-                <w:color w:val="000000"/>
-                <w:kern w:val="0"/>
-                <w14:ligatures w14:val="none"/>
-              </w:rPr>
-              <w:t>c</w:t>
-            </w:r>
-            <w:r>
-              <w:rPr>
-                <w:rFonts w:ascii="Courier New" w:eastAsia="Times New Roman" w:hAnsi="Courier New" w:cs="Courier New"/>
-                <w:color w:val="000000"/>
-                <w:kern w:val="0"/>
-                <w14:ligatures w14:val="none"/>
-              </w:rPr>
-              <w:t>lothes</w:t>
+              <w:t>Wardrobe and clothes</w:t>
             </w:r>
           </w:p>
         </w:tc>
@@ -2205,32 +2214,23 @@
               <w:cnfStyle w:val="000000100000" w:firstRow="0" w:lastRow="0" w:firstColumn="0" w:lastColumn="0" w:oddVBand="0" w:evenVBand="0" w:oddHBand="1" w:evenHBand="0" w:firstRowFirstColumn="0" w:firstRowLastColumn="0" w:lastRowFirstColumn="0" w:lastRowLastColumn="0"/>
               <w:rPr>
                 <w:rFonts w:ascii="Courier New" w:eastAsia="Times New Roman" w:hAnsi="Courier New" w:cs="Courier New"/>
-                <w:color w:val="000000"/>
-                <w:kern w:val="0"/>
-                <w14:ligatures w14:val="none"/>
-              </w:rPr>
-            </w:pPr>
-            <w:r>
-              <w:rPr>
-                <w:rFonts w:ascii="Courier New" w:eastAsia="Times New Roman" w:hAnsi="Courier New" w:cs="Courier New"/>
-                <w:b/>
-                <w:bCs/>
-                <w:color w:val="000000"/>
-                <w:kern w:val="0"/>
-                <w14:ligatures w14:val="none"/>
-              </w:rPr>
-              <w:t>5,</w:t>
-            </w:r>
-            <w:r>
-              <w:rPr>
-                <w:rFonts w:ascii="Courier New" w:eastAsia="Times New Roman" w:hAnsi="Courier New" w:cs="Courier New"/>
-                <w:b/>
-                <w:bCs/>
-                <w:color w:val="000000"/>
-                <w:kern w:val="0"/>
-                <w14:ligatures w14:val="none"/>
-              </w:rPr>
-              <w:t xml:space="preserve"> 10</w:t>
+                <w:b/>
+                <w:bCs/>
+                <w:color w:val="000000"/>
+                <w:kern w:val="0"/>
+                <w14:ligatures w14:val="none"/>
+              </w:rPr>
+            </w:pPr>
+            <w:r>
+              <w:rPr>
+                <w:rFonts w:ascii="Courier New" w:eastAsia="Times New Roman" w:hAnsi="Courier New" w:cs="Courier New"/>
+                <w:b/>
+                <w:bCs/>
+                <w:color w:val="000000"/>
+                <w:kern w:val="0"/>
+                <w14:ligatures w14:val="none"/>
+              </w:rPr>
+              <w:t>5, 10</w:t>
             </w:r>
             <w:r>
               <w:rPr>
@@ -2255,6 +2255,8 @@
               <w:cnfStyle w:val="000000100000" w:firstRow="0" w:lastRow="0" w:firstColumn="0" w:lastColumn="0" w:oddVBand="0" w:evenVBand="0" w:oddHBand="1" w:evenHBand="0" w:firstRowFirstColumn="0" w:firstRowLastColumn="0" w:lastRowFirstColumn="0" w:lastRowLastColumn="0"/>
               <w:rPr>
                 <w:rFonts w:ascii="Courier New" w:eastAsia="Times New Roman" w:hAnsi="Courier New" w:cs="Courier New"/>
+                <w:b/>
+                <w:bCs/>
                 <w:color w:val="000000"/>
                 <w:kern w:val="0"/>
                 <w14:ligatures w14:val="none"/>
@@ -2309,14 +2311,18 @@
               <w:cnfStyle w:val="000000000000" w:firstRow="0" w:lastRow="0" w:firstColumn="0" w:lastColumn="0" w:oddVBand="0" w:evenVBand="0" w:oddHBand="0" w:evenHBand="0" w:firstRowFirstColumn="0" w:firstRowLastColumn="0" w:lastRowFirstColumn="0" w:lastRowLastColumn="0"/>
               <w:rPr>
                 <w:rFonts w:ascii="Courier New" w:eastAsia="Times New Roman" w:hAnsi="Courier New" w:cs="Courier New"/>
-                <w:color w:val="000000"/>
-                <w:kern w:val="0"/>
-                <w14:ligatures w14:val="none"/>
-              </w:rPr>
-            </w:pPr>
-            <w:r>
-              <w:rPr>
-                <w:rFonts w:ascii="Courier New" w:eastAsia="Times New Roman" w:hAnsi="Courier New" w:cs="Courier New"/>
+                <w:b/>
+                <w:bCs/>
+                <w:color w:val="000000"/>
+                <w:kern w:val="0"/>
+                <w14:ligatures w14:val="none"/>
+              </w:rPr>
+            </w:pPr>
+            <w:r>
+              <w:rPr>
+                <w:rFonts w:ascii="Courier New" w:eastAsia="Times New Roman" w:hAnsi="Courier New" w:cs="Courier New"/>
+                <w:b/>
+                <w:bCs/>
                 <w:color w:val="000000"/>
                 <w:kern w:val="0"/>
                 <w14:ligatures w14:val="none"/>
@@ -2338,70 +2344,34 @@
               <w:cnfStyle w:val="000000000000" w:firstRow="0" w:lastRow="0" w:firstColumn="0" w:lastColumn="0" w:oddVBand="0" w:evenVBand="0" w:oddHBand="0" w:evenHBand="0" w:firstRowFirstColumn="0" w:firstRowLastColumn="0" w:lastRowFirstColumn="0" w:lastRowLastColumn="0"/>
               <w:rPr>
                 <w:rFonts w:ascii="Courier New" w:eastAsia="Times New Roman" w:hAnsi="Courier New" w:cs="Courier New"/>
-                <w:color w:val="000000"/>
-                <w:kern w:val="0"/>
-                <w14:ligatures w14:val="none"/>
-              </w:rPr>
-            </w:pPr>
-            <w:r>
-              <w:rPr>
-                <w:rFonts w:ascii="Courier New" w:eastAsia="Times New Roman" w:hAnsi="Courier New" w:cs="Courier New"/>
-                <w:b/>
-                <w:bCs/>
-                <w:color w:val="000000"/>
-                <w:kern w:val="0"/>
-                <w14:ligatures w14:val="none"/>
-              </w:rPr>
-              <w:t>5,</w:t>
-            </w:r>
-            <w:r>
-              <w:rPr>
-                <w:rFonts w:ascii="Courier New" w:eastAsia="Times New Roman" w:hAnsi="Courier New" w:cs="Courier New"/>
-                <w:color w:val="000000"/>
-                <w:kern w:val="0"/>
-                <w14:ligatures w14:val="none"/>
-              </w:rPr>
-              <w:t xml:space="preserve"> </w:t>
-            </w:r>
-            <w:r>
-              <w:rPr>
-                <w:rFonts w:ascii="Courier New" w:eastAsia="Times New Roman" w:hAnsi="Courier New" w:cs="Courier New"/>
-                <w:b/>
-                <w:bCs/>
-                <w:color w:val="000000"/>
-                <w:kern w:val="0"/>
-                <w14:ligatures w14:val="none"/>
-              </w:rPr>
-              <w:t>6</w:t>
-            </w:r>
-            <w:r>
-              <w:rPr>
-                <w:rFonts w:ascii="Courier New" w:eastAsia="Times New Roman" w:hAnsi="Courier New" w:cs="Courier New"/>
-                <w:color w:val="000000"/>
-                <w:kern w:val="0"/>
-                <w14:ligatures w14:val="none"/>
-              </w:rPr>
-              <w:t xml:space="preserve">, </w:t>
-            </w:r>
-            <w:r>
-              <w:rPr>
-                <w:rFonts w:ascii="Courier New" w:eastAsia="Times New Roman" w:hAnsi="Courier New" w:cs="Courier New"/>
-                <w:b/>
-                <w:bCs/>
-                <w:color w:val="000000"/>
-                <w:kern w:val="0"/>
-                <w14:ligatures w14:val="none"/>
-              </w:rPr>
-              <w:t>14,</w:t>
-            </w:r>
-            <w:r>
-              <w:rPr>
-                <w:rFonts w:ascii="Courier New" w:eastAsia="Times New Roman" w:hAnsi="Courier New" w:cs="Courier New"/>
-                <w:color w:val="000000"/>
-                <w:kern w:val="0"/>
-                <w14:ligatures w14:val="none"/>
-              </w:rPr>
-              <w:t xml:space="preserve"> </w:t>
+                <w:b/>
+                <w:bCs/>
+                <w:color w:val="000000"/>
+                <w:kern w:val="0"/>
+                <w14:ligatures w14:val="none"/>
+              </w:rPr>
+            </w:pPr>
+            <w:r>
+              <w:rPr>
+                <w:rFonts w:ascii="Courier New" w:eastAsia="Times New Roman" w:hAnsi="Courier New" w:cs="Courier New"/>
+                <w:b/>
+                <w:bCs/>
+                <w:color w:val="000000"/>
+                <w:kern w:val="0"/>
+                <w14:ligatures w14:val="none"/>
+              </w:rPr>
+              <w:t xml:space="preserve">5, 6, </w:t>
+            </w:r>
+            <w:r>
+              <w:rPr>
+                <w:rFonts w:ascii="Courier New" w:eastAsia="Times New Roman" w:hAnsi="Courier New" w:cs="Courier New"/>
+                <w:b/>
+                <w:bCs/>
+                <w:color w:val="000000"/>
+                <w:kern w:val="0"/>
+                <w14:ligatures w14:val="none"/>
+              </w:rPr>
+              <w:t xml:space="preserve">14, </w:t>
             </w:r>
             <w:r>
               <w:rPr>
@@ -2437,6 +2407,8 @@
               <w:cnfStyle w:val="000000000000" w:firstRow="0" w:lastRow="0" w:firstColumn="0" w:lastColumn="0" w:oddVBand="0" w:evenVBand="0" w:oddHBand="0" w:evenHBand="0" w:firstRowFirstColumn="0" w:firstRowLastColumn="0" w:lastRowFirstColumn="0" w:lastRowLastColumn="0"/>
               <w:rPr>
                 <w:rFonts w:ascii="Courier New" w:eastAsia="Times New Roman" w:hAnsi="Courier New" w:cs="Courier New"/>
+                <w:b/>
+                <w:bCs/>
                 <w:color w:val="000000"/>
                 <w:kern w:val="0"/>
                 <w14:ligatures w14:val="none"/>
@@ -2525,32 +2497,23 @@
               <w:cnfStyle w:val="000000100000" w:firstRow="0" w:lastRow="0" w:firstColumn="0" w:lastColumn="0" w:oddVBand="0" w:evenVBand="0" w:oddHBand="1" w:evenHBand="0" w:firstRowFirstColumn="0" w:firstRowLastColumn="0" w:lastRowFirstColumn="0" w:lastRowLastColumn="0"/>
               <w:rPr>
                 <w:rFonts w:ascii="Courier New" w:eastAsia="Times New Roman" w:hAnsi="Courier New" w:cs="Courier New"/>
-                <w:color w:val="000000"/>
-                <w:kern w:val="0"/>
-                <w14:ligatures w14:val="none"/>
-              </w:rPr>
-            </w:pPr>
-            <w:r>
-              <w:rPr>
-                <w:rFonts w:ascii="Courier New" w:eastAsia="Times New Roman" w:hAnsi="Courier New" w:cs="Courier New"/>
-                <w:b/>
-                <w:bCs/>
-                <w:color w:val="000000"/>
-                <w:kern w:val="0"/>
-                <w14:ligatures w14:val="none"/>
-              </w:rPr>
-              <w:t>6,</w:t>
-            </w:r>
-            <w:r>
-              <w:rPr>
-                <w:rFonts w:ascii="Courier New" w:eastAsia="Times New Roman" w:hAnsi="Courier New" w:cs="Courier New"/>
-                <w:b/>
-                <w:bCs/>
-                <w:color w:val="000000"/>
-                <w:kern w:val="0"/>
-                <w14:ligatures w14:val="none"/>
-              </w:rPr>
-              <w:t xml:space="preserve"> 1</w:t>
+                <w:b/>
+                <w:bCs/>
+                <w:color w:val="000000"/>
+                <w:kern w:val="0"/>
+                <w14:ligatures w14:val="none"/>
+              </w:rPr>
+            </w:pPr>
+            <w:r>
+              <w:rPr>
+                <w:rFonts w:ascii="Courier New" w:eastAsia="Times New Roman" w:hAnsi="Courier New" w:cs="Courier New"/>
+                <w:b/>
+                <w:bCs/>
+                <w:color w:val="000000"/>
+                <w:kern w:val="0"/>
+                <w14:ligatures w14:val="none"/>
+              </w:rPr>
+              <w:t>6, 1</w:t>
             </w:r>
             <w:r>
               <w:rPr>
@@ -2575,6 +2538,8 @@
               <w:cnfStyle w:val="000000100000" w:firstRow="0" w:lastRow="0" w:firstColumn="0" w:lastColumn="0" w:oddVBand="0" w:evenVBand="0" w:oddHBand="1" w:evenHBand="0" w:firstRowFirstColumn="0" w:firstRowLastColumn="0" w:lastRowFirstColumn="0" w:lastRowLastColumn="0"/>
               <w:rPr>
                 <w:rFonts w:ascii="Courier New" w:eastAsia="Times New Roman" w:hAnsi="Courier New" w:cs="Courier New"/>
+                <w:b/>
+                <w:bCs/>
                 <w:color w:val="000000"/>
                 <w:kern w:val="0"/>
                 <w14:ligatures w14:val="none"/>
@@ -2629,14 +2594,18 @@
               <w:cnfStyle w:val="000000000000" w:firstRow="0" w:lastRow="0" w:firstColumn="0" w:lastColumn="0" w:oddVBand="0" w:evenVBand="0" w:oddHBand="0" w:evenHBand="0" w:firstRowFirstColumn="0" w:firstRowLastColumn="0" w:lastRowFirstColumn="0" w:lastRowLastColumn="0"/>
               <w:rPr>
                 <w:rFonts w:ascii="Courier New" w:eastAsia="Times New Roman" w:hAnsi="Courier New" w:cs="Courier New"/>
-                <w:color w:val="000000"/>
-                <w:kern w:val="0"/>
-                <w14:ligatures w14:val="none"/>
-              </w:rPr>
-            </w:pPr>
-            <w:r>
-              <w:rPr>
-                <w:rFonts w:ascii="Courier New" w:eastAsia="Times New Roman" w:hAnsi="Courier New" w:cs="Courier New"/>
+                <w:b/>
+                <w:bCs/>
+                <w:color w:val="000000"/>
+                <w:kern w:val="0"/>
+                <w14:ligatures w14:val="none"/>
+              </w:rPr>
+            </w:pPr>
+            <w:r>
+              <w:rPr>
+                <w:rFonts w:ascii="Courier New" w:eastAsia="Times New Roman" w:hAnsi="Courier New" w:cs="Courier New"/>
+                <w:b/>
+                <w:bCs/>
                 <w:color w:val="000000"/>
                 <w:kern w:val="0"/>
                 <w14:ligatures w14:val="none"/>
@@ -2658,72 +2627,34 @@
               <w:cnfStyle w:val="000000000000" w:firstRow="0" w:lastRow="0" w:firstColumn="0" w:lastColumn="0" w:oddVBand="0" w:evenVBand="0" w:oddHBand="0" w:evenHBand="0" w:firstRowFirstColumn="0" w:firstRowLastColumn="0" w:lastRowFirstColumn="0" w:lastRowLastColumn="0"/>
               <w:rPr>
                 <w:rFonts w:ascii="Courier New" w:eastAsia="Times New Roman" w:hAnsi="Courier New" w:cs="Courier New"/>
-                <w:color w:val="000000"/>
-                <w:kern w:val="0"/>
-                <w14:ligatures w14:val="none"/>
-              </w:rPr>
-            </w:pPr>
-            <w:r>
-              <w:rPr>
-                <w:rFonts w:ascii="Courier New" w:eastAsia="Times New Roman" w:hAnsi="Courier New" w:cs="Courier New"/>
-                <w:b/>
-                <w:bCs/>
-                <w:color w:val="000000"/>
-                <w:kern w:val="0"/>
-                <w14:ligatures w14:val="none"/>
-              </w:rPr>
-              <w:t>7,</w:t>
-            </w:r>
-            <w:r>
-              <w:rPr>
-                <w:rFonts w:ascii="Courier New" w:eastAsia="Times New Roman" w:hAnsi="Courier New" w:cs="Courier New"/>
-                <w:color w:val="000000"/>
-                <w:kern w:val="0"/>
-                <w14:ligatures w14:val="none"/>
-              </w:rPr>
-              <w:t xml:space="preserve"> </w:t>
-            </w:r>
-            <w:r>
-              <w:rPr>
-                <w:rFonts w:ascii="Courier New" w:eastAsia="Times New Roman" w:hAnsi="Courier New" w:cs="Courier New"/>
-                <w:b/>
-                <w:bCs/>
-                <w:color w:val="000000"/>
-                <w:kern w:val="0"/>
-                <w14:ligatures w14:val="none"/>
-              </w:rPr>
-              <w:t>9,</w:t>
-            </w:r>
-            <w:r>
-              <w:rPr>
-                <w:rFonts w:ascii="Courier New" w:eastAsia="Times New Roman" w:hAnsi="Courier New" w:cs="Courier New"/>
-                <w:color w:val="000000"/>
-                <w:kern w:val="0"/>
-                <w14:ligatures w14:val="none"/>
-              </w:rPr>
-              <w:t xml:space="preserve"> </w:t>
-            </w:r>
-            <w:r>
-              <w:rPr>
-                <w:rFonts w:ascii="Courier New" w:eastAsia="Times New Roman" w:hAnsi="Courier New" w:cs="Courier New"/>
-                <w:b/>
-                <w:bCs/>
-                <w:color w:val="000000"/>
-                <w:kern w:val="0"/>
-                <w14:ligatures w14:val="none"/>
-              </w:rPr>
-              <w:t>18</w:t>
-            </w:r>
-            <w:r>
-              <w:rPr>
-                <w:rFonts w:ascii="Courier New" w:eastAsia="Times New Roman" w:hAnsi="Courier New" w:cs="Courier New"/>
-                <w:b/>
-                <w:bCs/>
-                <w:color w:val="000000"/>
-                <w:kern w:val="0"/>
-                <w14:ligatures w14:val="none"/>
-              </w:rPr>
-              <w:t xml:space="preserve">, </w:t>
+                <w:b/>
+                <w:bCs/>
+                <w:color w:val="000000"/>
+                <w:kern w:val="0"/>
+                <w14:ligatures w14:val="none"/>
+              </w:rPr>
+            </w:pPr>
+            <w:r>
+              <w:rPr>
+                <w:rFonts w:ascii="Courier New" w:eastAsia="Times New Roman" w:hAnsi="Courier New" w:cs="Courier New"/>
+                <w:b/>
+                <w:bCs/>
+                <w:color w:val="000000"/>
+                <w:kern w:val="0"/>
+                <w14:ligatures w14:val="none"/>
+              </w:rPr>
+              <w:t xml:space="preserve">7, 9, </w:t>
+            </w:r>
+            <w:r>
+              <w:rPr>
+                <w:rFonts w:ascii="Courier New" w:eastAsia="Times New Roman" w:hAnsi="Courier New" w:cs="Courier New"/>
+                <w:b/>
+                <w:bCs/>
+                <w:color w:val="000000"/>
+                <w:kern w:val="0"/>
+                <w14:ligatures w14:val="none"/>
+              </w:rPr>
+              <w:t xml:space="preserve">18, </w:t>
             </w:r>
             <w:r>
               <w:rPr>
@@ -2748,6 +2679,8 @@
               <w:cnfStyle w:val="000000000000" w:firstRow="0" w:lastRow="0" w:firstColumn="0" w:lastColumn="0" w:oddVBand="0" w:evenVBand="0" w:oddHBand="0" w:evenHBand="0" w:firstRowFirstColumn="0" w:firstRowLastColumn="0" w:lastRowFirstColumn="0" w:lastRowLastColumn="0"/>
               <w:rPr>
                 <w:rFonts w:ascii="Courier New" w:eastAsia="Times New Roman" w:hAnsi="Courier New" w:cs="Courier New"/>
+                <w:b/>
+                <w:bCs/>
                 <w:color w:val="000000"/>
                 <w:kern w:val="0"/>
                 <w14:ligatures w14:val="none"/>
@@ -2803,14 +2736,18 @@
               <w:cnfStyle w:val="000000100000" w:firstRow="0" w:lastRow="0" w:firstColumn="0" w:lastColumn="0" w:oddVBand="0" w:evenVBand="0" w:oddHBand="1" w:evenHBand="0" w:firstRowFirstColumn="0" w:firstRowLastColumn="0" w:lastRowFirstColumn="0" w:lastRowLastColumn="0"/>
               <w:rPr>
                 <w:rFonts w:ascii="Courier New" w:eastAsia="Times New Roman" w:hAnsi="Courier New" w:cs="Courier New"/>
-                <w:color w:val="000000"/>
-                <w:kern w:val="0"/>
-                <w14:ligatures w14:val="none"/>
-              </w:rPr>
-            </w:pPr>
-            <w:r>
-              <w:rPr>
-                <w:rFonts w:ascii="Courier New" w:eastAsia="Times New Roman" w:hAnsi="Courier New" w:cs="Courier New"/>
+                <w:b/>
+                <w:bCs/>
+                <w:color w:val="000000"/>
+                <w:kern w:val="0"/>
+                <w14:ligatures w14:val="none"/>
+              </w:rPr>
+            </w:pPr>
+            <w:r>
+              <w:rPr>
+                <w:rFonts w:ascii="Courier New" w:eastAsia="Times New Roman" w:hAnsi="Courier New" w:cs="Courier New"/>
+                <w:b/>
+                <w:bCs/>
                 <w:color w:val="000000"/>
                 <w:kern w:val="0"/>
                 <w14:ligatures w14:val="none"/>
@@ -2832,6 +2769,8 @@
               <w:cnfStyle w:val="000000100000" w:firstRow="0" w:lastRow="0" w:firstColumn="0" w:lastColumn="0" w:oddVBand="0" w:evenVBand="0" w:oddHBand="1" w:evenHBand="0" w:firstRowFirstColumn="0" w:firstRowLastColumn="0" w:lastRowFirstColumn="0" w:lastRowLastColumn="0"/>
               <w:rPr>
                 <w:rFonts w:ascii="Courier New" w:eastAsia="Times New Roman" w:hAnsi="Courier New" w:cs="Courier New"/>
+                <w:b/>
+                <w:bCs/>
                 <w:color w:val="000000"/>
                 <w:kern w:val="0"/>
                 <w14:ligatures w14:val="none"/>
@@ -2860,6 +2799,8 @@
               <w:cnfStyle w:val="000000100000" w:firstRow="0" w:lastRow="0" w:firstColumn="0" w:lastColumn="0" w:oddVBand="0" w:evenVBand="0" w:oddHBand="1" w:evenHBand="0" w:firstRowFirstColumn="0" w:firstRowLastColumn="0" w:lastRowFirstColumn="0" w:lastRowLastColumn="0"/>
               <w:rPr>
                 <w:rFonts w:ascii="Courier New" w:eastAsia="Times New Roman" w:hAnsi="Courier New" w:cs="Courier New"/>
+                <w:b/>
+                <w:bCs/>
                 <w:color w:val="000000"/>
                 <w:kern w:val="0"/>
                 <w14:ligatures w14:val="none"/>
@@ -2914,14 +2855,18 @@
               <w:cnfStyle w:val="000000000000" w:firstRow="0" w:lastRow="0" w:firstColumn="0" w:lastColumn="0" w:oddVBand="0" w:evenVBand="0" w:oddHBand="0" w:evenHBand="0" w:firstRowFirstColumn="0" w:firstRowLastColumn="0" w:lastRowFirstColumn="0" w:lastRowLastColumn="0"/>
               <w:rPr>
                 <w:rFonts w:ascii="Courier New" w:eastAsia="Times New Roman" w:hAnsi="Courier New" w:cs="Courier New"/>
-                <w:color w:val="000000"/>
-                <w:kern w:val="0"/>
-                <w14:ligatures w14:val="none"/>
-              </w:rPr>
-            </w:pPr>
-            <w:r>
-              <w:rPr>
-                <w:rFonts w:ascii="Courier New" w:eastAsia="Times New Roman" w:hAnsi="Courier New" w:cs="Courier New"/>
+                <w:b/>
+                <w:bCs/>
+                <w:color w:val="000000"/>
+                <w:kern w:val="0"/>
+                <w14:ligatures w14:val="none"/>
+              </w:rPr>
+            </w:pPr>
+            <w:r>
+              <w:rPr>
+                <w:rFonts w:ascii="Courier New" w:eastAsia="Times New Roman" w:hAnsi="Courier New" w:cs="Courier New"/>
+                <w:b/>
+                <w:bCs/>
                 <w:color w:val="000000"/>
                 <w:kern w:val="0"/>
                 <w14:ligatures w14:val="none"/>
@@ -2943,6 +2888,8 @@
               <w:cnfStyle w:val="000000000000" w:firstRow="0" w:lastRow="0" w:firstColumn="0" w:lastColumn="0" w:oddVBand="0" w:evenVBand="0" w:oddHBand="0" w:evenHBand="0" w:firstRowFirstColumn="0" w:firstRowLastColumn="0" w:lastRowFirstColumn="0" w:lastRowLastColumn="0"/>
               <w:rPr>
                 <w:rFonts w:ascii="Courier New" w:eastAsia="Times New Roman" w:hAnsi="Courier New" w:cs="Courier New"/>
+                <w:b/>
+                <w:bCs/>
                 <w:color w:val="000000"/>
                 <w:kern w:val="0"/>
                 <w14:ligatures w14:val="none"/>
@@ -2971,6 +2918,8 @@
               <w:cnfStyle w:val="000000000000" w:firstRow="0" w:lastRow="0" w:firstColumn="0" w:lastColumn="0" w:oddVBand="0" w:evenVBand="0" w:oddHBand="0" w:evenHBand="0" w:firstRowFirstColumn="0" w:firstRowLastColumn="0" w:lastRowFirstColumn="0" w:lastRowLastColumn="0"/>
               <w:rPr>
                 <w:rFonts w:ascii="Courier New" w:eastAsia="Times New Roman" w:hAnsi="Courier New" w:cs="Courier New"/>
+                <w:b/>
+                <w:bCs/>
                 <w:color w:val="000000"/>
                 <w:kern w:val="0"/>
                 <w14:ligatures w14:val="none"/>
@@ -3026,14 +2975,18 @@
               <w:cnfStyle w:val="000000100000" w:firstRow="0" w:lastRow="0" w:firstColumn="0" w:lastColumn="0" w:oddVBand="0" w:evenVBand="0" w:oddHBand="1" w:evenHBand="0" w:firstRowFirstColumn="0" w:firstRowLastColumn="0" w:lastRowFirstColumn="0" w:lastRowLastColumn="0"/>
               <w:rPr>
                 <w:rFonts w:ascii="Courier New" w:eastAsia="Times New Roman" w:hAnsi="Courier New" w:cs="Courier New"/>
-                <w:color w:val="000000"/>
-                <w:kern w:val="0"/>
-                <w14:ligatures w14:val="none"/>
-              </w:rPr>
-            </w:pPr>
-            <w:r>
-              <w:rPr>
-                <w:rFonts w:ascii="Courier New" w:eastAsia="Times New Roman" w:hAnsi="Courier New" w:cs="Courier New"/>
+                <w:b/>
+                <w:bCs/>
+                <w:color w:val="000000"/>
+                <w:kern w:val="0"/>
+                <w14:ligatures w14:val="none"/>
+              </w:rPr>
+            </w:pPr>
+            <w:r>
+              <w:rPr>
+                <w:rFonts w:ascii="Courier New" w:eastAsia="Times New Roman" w:hAnsi="Courier New" w:cs="Courier New"/>
+                <w:b/>
+                <w:bCs/>
                 <w:color w:val="000000"/>
                 <w:kern w:val="0"/>
                 <w14:ligatures w14:val="none"/>
@@ -3085,6 +3038,8 @@
               <w:cnfStyle w:val="000000100000" w:firstRow="0" w:lastRow="0" w:firstColumn="0" w:lastColumn="0" w:oddVBand="0" w:evenVBand="0" w:oddHBand="1" w:evenHBand="0" w:firstRowFirstColumn="0" w:firstRowLastColumn="0" w:lastRowFirstColumn="0" w:lastRowLastColumn="0"/>
               <w:rPr>
                 <w:rFonts w:ascii="Courier New" w:eastAsia="Times New Roman" w:hAnsi="Courier New" w:cs="Courier New"/>
+                <w:b/>
+                <w:bCs/>
                 <w:color w:val="000000"/>
                 <w:kern w:val="0"/>
                 <w14:ligatures w14:val="none"/>
@@ -3139,14 +3094,18 @@
               <w:cnfStyle w:val="000000000000" w:firstRow="0" w:lastRow="0" w:firstColumn="0" w:lastColumn="0" w:oddVBand="0" w:evenVBand="0" w:oddHBand="0" w:evenHBand="0" w:firstRowFirstColumn="0" w:firstRowLastColumn="0" w:lastRowFirstColumn="0" w:lastRowLastColumn="0"/>
               <w:rPr>
                 <w:rFonts w:ascii="Courier New" w:eastAsia="Times New Roman" w:hAnsi="Courier New" w:cs="Courier New"/>
-                <w:color w:val="000000"/>
-                <w:kern w:val="0"/>
-                <w14:ligatures w14:val="none"/>
-              </w:rPr>
-            </w:pPr>
-            <w:r>
-              <w:rPr>
-                <w:rFonts w:ascii="Courier New" w:eastAsia="Times New Roman" w:hAnsi="Courier New" w:cs="Courier New"/>
+                <w:b/>
+                <w:bCs/>
+                <w:color w:val="000000"/>
+                <w:kern w:val="0"/>
+                <w14:ligatures w14:val="none"/>
+              </w:rPr>
+            </w:pPr>
+            <w:r>
+              <w:rPr>
+                <w:rFonts w:ascii="Courier New" w:eastAsia="Times New Roman" w:hAnsi="Courier New" w:cs="Courier New"/>
+                <w:b/>
+                <w:bCs/>
                 <w:color w:val="000000"/>
                 <w:kern w:val="0"/>
                 <w14:ligatures w14:val="none"/>
@@ -3168,25 +3127,29 @@
               <w:cnfStyle w:val="000000000000" w:firstRow="0" w:lastRow="0" w:firstColumn="0" w:lastColumn="0" w:oddVBand="0" w:evenVBand="0" w:oddHBand="0" w:evenHBand="0" w:firstRowFirstColumn="0" w:firstRowLastColumn="0" w:lastRowFirstColumn="0" w:lastRowLastColumn="0"/>
               <w:rPr>
                 <w:rFonts w:ascii="Courier New" w:eastAsia="Times New Roman" w:hAnsi="Courier New" w:cs="Courier New"/>
-                <w:color w:val="000000"/>
-                <w:kern w:val="0"/>
-                <w14:ligatures w14:val="none"/>
-              </w:rPr>
-            </w:pPr>
-            <w:r>
-              <w:rPr>
-                <w:rFonts w:ascii="Courier New" w:eastAsia="Times New Roman" w:hAnsi="Courier New" w:cs="Courier New"/>
-                <w:b/>
-                <w:bCs/>
-                <w:color w:val="000000"/>
-                <w:kern w:val="0"/>
-                <w14:ligatures w14:val="none"/>
-              </w:rPr>
-              <w:t>7,</w:t>
-            </w:r>
-            <w:r>
-              <w:rPr>
-                <w:rFonts w:ascii="Courier New" w:eastAsia="Times New Roman" w:hAnsi="Courier New" w:cs="Courier New"/>
+                <w:b/>
+                <w:bCs/>
+                <w:color w:val="000000"/>
+                <w:kern w:val="0"/>
+                <w14:ligatures w14:val="none"/>
+              </w:rPr>
+            </w:pPr>
+            <w:r>
+              <w:rPr>
+                <w:rFonts w:ascii="Courier New" w:eastAsia="Times New Roman" w:hAnsi="Courier New" w:cs="Courier New"/>
+                <w:b/>
+                <w:bCs/>
+                <w:color w:val="000000"/>
+                <w:kern w:val="0"/>
+                <w14:ligatures w14:val="none"/>
+              </w:rPr>
+              <w:t>7, 9,</w:t>
+            </w:r>
+            <w:r>
+              <w:rPr>
+                <w:rFonts w:ascii="Courier New" w:eastAsia="Times New Roman" w:hAnsi="Courier New" w:cs="Courier New"/>
+                <w:b/>
+                <w:bCs/>
                 <w:color w:val="000000"/>
                 <w:kern w:val="0"/>
                 <w14:ligatures w14:val="none"/>
@@ -3202,33 +3165,6 @@
                 <w:kern w:val="0"/>
                 <w14:ligatures w14:val="none"/>
               </w:rPr>
-              <w:t>9</w:t>
-            </w:r>
-            <w:r>
-              <w:rPr>
-                <w:rFonts w:ascii="Courier New" w:eastAsia="Times New Roman" w:hAnsi="Courier New" w:cs="Courier New"/>
-                <w:color w:val="000000"/>
-                <w:kern w:val="0"/>
-                <w14:ligatures w14:val="none"/>
-              </w:rPr>
-              <w:t>,</w:t>
-            </w:r>
-            <w:r>
-              <w:rPr>
-                <w:rFonts w:ascii="Courier New" w:eastAsia="Times New Roman" w:hAnsi="Courier New" w:cs="Courier New"/>
-                <w:color w:val="000000"/>
-                <w:kern w:val="0"/>
-                <w14:ligatures w14:val="none"/>
-              </w:rPr>
-              <w:t xml:space="preserve"> </w:t>
-            </w:r>
-            <w:r>
-              <w:rPr>
-                <w:rFonts w:ascii="Courier New" w:eastAsia="Times New Roman" w:hAnsi="Courier New" w:cs="Courier New"/>
-                <w:color w:val="000000"/>
-                <w:kern w:val="0"/>
-                <w14:ligatures w14:val="none"/>
-              </w:rPr>
               <w:t>22</w:t>
             </w:r>
           </w:p>
@@ -3243,6 +3179,8 @@
               <w:cnfStyle w:val="000000000000" w:firstRow="0" w:lastRow="0" w:firstColumn="0" w:lastColumn="0" w:oddVBand="0" w:evenVBand="0" w:oddHBand="0" w:evenHBand="0" w:firstRowFirstColumn="0" w:firstRowLastColumn="0" w:lastRowFirstColumn="0" w:lastRowLastColumn="0"/>
               <w:rPr>
                 <w:rFonts w:ascii="Courier New" w:eastAsia="Times New Roman" w:hAnsi="Courier New" w:cs="Courier New"/>
+                <w:b/>
+                <w:bCs/>
                 <w:color w:val="000000"/>
                 <w:kern w:val="0"/>
                 <w14:ligatures w14:val="none"/>
@@ -3296,14 +3234,18 @@
               <w:cnfStyle w:val="000000100000" w:firstRow="0" w:lastRow="0" w:firstColumn="0" w:lastColumn="0" w:oddVBand="0" w:evenVBand="0" w:oddHBand="1" w:evenHBand="0" w:firstRowFirstColumn="0" w:firstRowLastColumn="0" w:lastRowFirstColumn="0" w:lastRowLastColumn="0"/>
               <w:rPr>
                 <w:rFonts w:ascii="Courier New" w:eastAsia="Times New Roman" w:hAnsi="Courier New" w:cs="Courier New"/>
-                <w:color w:val="000000"/>
-                <w:kern w:val="0"/>
-                <w14:ligatures w14:val="none"/>
-              </w:rPr>
-            </w:pPr>
-            <w:r>
-              <w:rPr>
-                <w:rFonts w:ascii="Courier New" w:eastAsia="Times New Roman" w:hAnsi="Courier New" w:cs="Courier New"/>
+                <w:b/>
+                <w:bCs/>
+                <w:color w:val="000000"/>
+                <w:kern w:val="0"/>
+                <w14:ligatures w14:val="none"/>
+              </w:rPr>
+            </w:pPr>
+            <w:r>
+              <w:rPr>
+                <w:rFonts w:ascii="Courier New" w:eastAsia="Times New Roman" w:hAnsi="Courier New" w:cs="Courier New"/>
+                <w:b/>
+                <w:bCs/>
                 <w:color w:val="000000"/>
                 <w:kern w:val="0"/>
                 <w14:ligatures w14:val="none"/>
@@ -3324,6 +3266,8 @@
               <w:cnfStyle w:val="000000100000" w:firstRow="0" w:lastRow="0" w:firstColumn="0" w:lastColumn="0" w:oddVBand="0" w:evenVBand="0" w:oddHBand="1" w:evenHBand="0" w:firstRowFirstColumn="0" w:firstRowLastColumn="0" w:lastRowFirstColumn="0" w:lastRowLastColumn="0"/>
               <w:rPr>
                 <w:rFonts w:ascii="Courier New" w:eastAsia="Times New Roman" w:hAnsi="Courier New" w:cs="Courier New"/>
+                <w:b/>
+                <w:bCs/>
                 <w:color w:val="000000"/>
                 <w:kern w:val="0"/>
                 <w14:ligatures w14:val="none"/>
@@ -3352,6 +3296,8 @@
               <w:cnfStyle w:val="000000100000" w:firstRow="0" w:lastRow="0" w:firstColumn="0" w:lastColumn="0" w:oddVBand="0" w:evenVBand="0" w:oddHBand="1" w:evenHBand="0" w:firstRowFirstColumn="0" w:firstRowLastColumn="0" w:lastRowFirstColumn="0" w:lastRowLastColumn="0"/>
               <w:rPr>
                 <w:rFonts w:ascii="Courier New" w:eastAsia="Times New Roman" w:hAnsi="Courier New" w:cs="Courier New"/>
+                <w:b/>
+                <w:bCs/>
                 <w:color w:val="000000"/>
                 <w:kern w:val="0"/>
                 <w14:ligatures w14:val="none"/>
@@ -3404,14 +3350,18 @@
               <w:cnfStyle w:val="000000000000" w:firstRow="0" w:lastRow="0" w:firstColumn="0" w:lastColumn="0" w:oddVBand="0" w:evenVBand="0" w:oddHBand="0" w:evenHBand="0" w:firstRowFirstColumn="0" w:firstRowLastColumn="0" w:lastRowFirstColumn="0" w:lastRowLastColumn="0"/>
               <w:rPr>
                 <w:rFonts w:ascii="Courier New" w:eastAsia="Times New Roman" w:hAnsi="Courier New" w:cs="Courier New"/>
-                <w:color w:val="000000"/>
-                <w:kern w:val="0"/>
-                <w14:ligatures w14:val="none"/>
-              </w:rPr>
-            </w:pPr>
-            <w:r>
-              <w:rPr>
-                <w:rFonts w:ascii="Courier New" w:eastAsia="Times New Roman" w:hAnsi="Courier New" w:cs="Courier New"/>
+                <w:b/>
+                <w:bCs/>
+                <w:color w:val="000000"/>
+                <w:kern w:val="0"/>
+                <w14:ligatures w14:val="none"/>
+              </w:rPr>
+            </w:pPr>
+            <w:r>
+              <w:rPr>
+                <w:rFonts w:ascii="Courier New" w:eastAsia="Times New Roman" w:hAnsi="Courier New" w:cs="Courier New"/>
+                <w:b/>
+                <w:bCs/>
                 <w:color w:val="000000"/>
                 <w:kern w:val="0"/>
                 <w14:ligatures w14:val="none"/>
@@ -3432,6 +3382,8 @@
               <w:cnfStyle w:val="000000000000" w:firstRow="0" w:lastRow="0" w:firstColumn="0" w:lastColumn="0" w:oddVBand="0" w:evenVBand="0" w:oddHBand="0" w:evenHBand="0" w:firstRowFirstColumn="0" w:firstRowLastColumn="0" w:lastRowFirstColumn="0" w:lastRowLastColumn="0"/>
               <w:rPr>
                 <w:rFonts w:ascii="Courier New" w:eastAsia="Times New Roman" w:hAnsi="Courier New" w:cs="Courier New"/>
+                <w:b/>
+                <w:bCs/>
                 <w:color w:val="000000"/>
                 <w:kern w:val="0"/>
                 <w14:ligatures w14:val="none"/>
@@ -3460,6 +3412,8 @@
               <w:cnfStyle w:val="000000000000" w:firstRow="0" w:lastRow="0" w:firstColumn="0" w:lastColumn="0" w:oddVBand="0" w:evenVBand="0" w:oddHBand="0" w:evenHBand="0" w:firstRowFirstColumn="0" w:firstRowLastColumn="0" w:lastRowFirstColumn="0" w:lastRowLastColumn="0"/>
               <w:rPr>
                 <w:rFonts w:ascii="Courier New" w:eastAsia="Times New Roman" w:hAnsi="Courier New" w:cs="Courier New"/>
+                <w:b/>
+                <w:bCs/>
                 <w:color w:val="000000"/>
                 <w:kern w:val="0"/>
                 <w14:ligatures w14:val="none"/>
@@ -3515,14 +3469,18 @@
               <w:cnfStyle w:val="000000100000" w:firstRow="0" w:lastRow="0" w:firstColumn="0" w:lastColumn="0" w:oddVBand="0" w:evenVBand="0" w:oddHBand="1" w:evenHBand="0" w:firstRowFirstColumn="0" w:firstRowLastColumn="0" w:lastRowFirstColumn="0" w:lastRowLastColumn="0"/>
               <w:rPr>
                 <w:rFonts w:ascii="Courier New" w:eastAsia="Times New Roman" w:hAnsi="Courier New" w:cs="Courier New"/>
-                <w:color w:val="000000"/>
-                <w:kern w:val="0"/>
-                <w14:ligatures w14:val="none"/>
-              </w:rPr>
-            </w:pPr>
-            <w:r>
-              <w:rPr>
-                <w:rFonts w:ascii="Courier New" w:eastAsia="Times New Roman" w:hAnsi="Courier New" w:cs="Courier New"/>
+                <w:b/>
+                <w:bCs/>
+                <w:color w:val="000000"/>
+                <w:kern w:val="0"/>
+                <w14:ligatures w14:val="none"/>
+              </w:rPr>
+            </w:pPr>
+            <w:r>
+              <w:rPr>
+                <w:rFonts w:ascii="Courier New" w:eastAsia="Times New Roman" w:hAnsi="Courier New" w:cs="Courier New"/>
+                <w:b/>
+                <w:bCs/>
                 <w:color w:val="000000"/>
                 <w:kern w:val="0"/>
                 <w14:ligatures w14:val="none"/>
@@ -3544,6 +3502,8 @@
               <w:cnfStyle w:val="000000100000" w:firstRow="0" w:lastRow="0" w:firstColumn="0" w:lastColumn="0" w:oddVBand="0" w:evenVBand="0" w:oddHBand="1" w:evenHBand="0" w:firstRowFirstColumn="0" w:firstRowLastColumn="0" w:lastRowFirstColumn="0" w:lastRowLastColumn="0"/>
               <w:rPr>
                 <w:rFonts w:ascii="Courier New" w:eastAsia="Times New Roman" w:hAnsi="Courier New" w:cs="Courier New"/>
+                <w:b/>
+                <w:bCs/>
                 <w:color w:val="000000"/>
                 <w:kern w:val="0"/>
                 <w14:ligatures w14:val="none"/>
@@ -3572,6 +3532,8 @@
               <w:cnfStyle w:val="000000100000" w:firstRow="0" w:lastRow="0" w:firstColumn="0" w:lastColumn="0" w:oddVBand="0" w:evenVBand="0" w:oddHBand="1" w:evenHBand="0" w:firstRowFirstColumn="0" w:firstRowLastColumn="0" w:lastRowFirstColumn="0" w:lastRowLastColumn="0"/>
               <w:rPr>
                 <w:rFonts w:ascii="Courier New" w:eastAsia="Times New Roman" w:hAnsi="Courier New" w:cs="Courier New"/>
+                <w:b/>
+                <w:bCs/>
                 <w:color w:val="000000"/>
                 <w:kern w:val="0"/>
                 <w14:ligatures w14:val="none"/>
@@ -3659,6 +3621,8 @@
               <w:cnfStyle w:val="000000000000" w:firstRow="0" w:lastRow="0" w:firstColumn="0" w:lastColumn="0" w:oddVBand="0" w:evenVBand="0" w:oddHBand="0" w:evenHBand="0" w:firstRowFirstColumn="0" w:firstRowLastColumn="0" w:lastRowFirstColumn="0" w:lastRowLastColumn="0"/>
               <w:rPr>
                 <w:rFonts w:ascii="Courier New" w:eastAsia="Times New Roman" w:hAnsi="Courier New" w:cs="Courier New"/>
+                <w:b/>
+                <w:bCs/>
                 <w:color w:val="000000"/>
                 <w:kern w:val="0"/>
                 <w14:ligatures w14:val="none"/>
@@ -3687,6 +3651,8 @@
               <w:cnfStyle w:val="000000000000" w:firstRow="0" w:lastRow="0" w:firstColumn="0" w:lastColumn="0" w:oddVBand="0" w:evenVBand="0" w:oddHBand="0" w:evenHBand="0" w:firstRowFirstColumn="0" w:firstRowLastColumn="0" w:lastRowFirstColumn="0" w:lastRowLastColumn="0"/>
               <w:rPr>
                 <w:rFonts w:ascii="Courier New" w:eastAsia="Times New Roman" w:hAnsi="Courier New" w:cs="Courier New"/>
+                <w:b/>
+                <w:bCs/>
                 <w:color w:val="000000"/>
                 <w:kern w:val="0"/>
                 <w14:ligatures w14:val="none"/>
@@ -3805,6 +3771,8 @@
               <w:cnfStyle w:val="000000100000" w:firstRow="0" w:lastRow="0" w:firstColumn="0" w:lastColumn="0" w:oddVBand="0" w:evenVBand="0" w:oddHBand="1" w:evenHBand="0" w:firstRowFirstColumn="0" w:firstRowLastColumn="0" w:lastRowFirstColumn="0" w:lastRowLastColumn="0"/>
               <w:rPr>
                 <w:rFonts w:ascii="Courier New" w:eastAsia="Times New Roman" w:hAnsi="Courier New" w:cs="Courier New"/>
+                <w:b/>
+                <w:bCs/>
                 <w:color w:val="000000"/>
                 <w:kern w:val="0"/>
                 <w14:ligatures w14:val="none"/>
@@ -3892,32 +3860,23 @@
               <w:cnfStyle w:val="000000000000" w:firstRow="0" w:lastRow="0" w:firstColumn="0" w:lastColumn="0" w:oddVBand="0" w:evenVBand="0" w:oddHBand="0" w:evenHBand="0" w:firstRowFirstColumn="0" w:firstRowLastColumn="0" w:lastRowFirstColumn="0" w:lastRowLastColumn="0"/>
               <w:rPr>
                 <w:rFonts w:ascii="Courier New" w:eastAsia="Times New Roman" w:hAnsi="Courier New" w:cs="Courier New"/>
-                <w:color w:val="000000"/>
-                <w:kern w:val="0"/>
-                <w14:ligatures w14:val="none"/>
-              </w:rPr>
-            </w:pPr>
-            <w:r>
-              <w:rPr>
-                <w:rFonts w:ascii="Courier New" w:eastAsia="Times New Roman" w:hAnsi="Courier New" w:cs="Courier New"/>
-                <w:b/>
-                <w:bCs/>
-                <w:color w:val="000000"/>
-                <w:kern w:val="0"/>
-                <w14:ligatures w14:val="none"/>
-              </w:rPr>
-              <w:t>10</w:t>
-            </w:r>
-            <w:r>
-              <w:rPr>
-                <w:rFonts w:ascii="Courier New" w:eastAsia="Times New Roman" w:hAnsi="Courier New" w:cs="Courier New"/>
-                <w:b/>
-                <w:bCs/>
-                <w:color w:val="000000"/>
-                <w:kern w:val="0"/>
-                <w14:ligatures w14:val="none"/>
-              </w:rPr>
-              <w:t>, 1</w:t>
+                <w:b/>
+                <w:bCs/>
+                <w:color w:val="000000"/>
+                <w:kern w:val="0"/>
+                <w14:ligatures w14:val="none"/>
+              </w:rPr>
+            </w:pPr>
+            <w:r>
+              <w:rPr>
+                <w:rFonts w:ascii="Courier New" w:eastAsia="Times New Roman" w:hAnsi="Courier New" w:cs="Courier New"/>
+                <w:b/>
+                <w:bCs/>
+                <w:color w:val="000000"/>
+                <w:kern w:val="0"/>
+                <w14:ligatures w14:val="none"/>
+              </w:rPr>
+              <w:t>10, 1</w:t>
             </w:r>
             <w:r>
               <w:rPr>
@@ -3942,6 +3901,8 @@
               <w:cnfStyle w:val="000000000000" w:firstRow="0" w:lastRow="0" w:firstColumn="0" w:lastColumn="0" w:oddVBand="0" w:evenVBand="0" w:oddHBand="0" w:evenHBand="0" w:firstRowFirstColumn="0" w:firstRowLastColumn="0" w:lastRowFirstColumn="0" w:lastRowLastColumn="0"/>
               <w:rPr>
                 <w:rFonts w:ascii="Courier New" w:eastAsia="Times New Roman" w:hAnsi="Courier New" w:cs="Courier New"/>
+                <w:b/>
+                <w:bCs/>
                 <w:color w:val="000000"/>
                 <w:kern w:val="0"/>
                 <w14:ligatures w14:val="none"/>
@@ -4061,6 +4022,8 @@
               <w:cnfStyle w:val="000000100000" w:firstRow="0" w:lastRow="0" w:firstColumn="0" w:lastColumn="0" w:oddVBand="0" w:evenVBand="0" w:oddHBand="1" w:evenHBand="0" w:firstRowFirstColumn="0" w:firstRowLastColumn="0" w:lastRowFirstColumn="0" w:lastRowLastColumn="0"/>
               <w:rPr>
                 <w:rFonts w:ascii="Courier New" w:eastAsia="Times New Roman" w:hAnsi="Courier New" w:cs="Courier New"/>
+                <w:b/>
+                <w:bCs/>
                 <w:color w:val="000000"/>
                 <w:kern w:val="0"/>
                 <w14:ligatures w14:val="none"/>
@@ -4178,6 +4141,8 @@
               <w:cnfStyle w:val="000000000000" w:firstRow="0" w:lastRow="0" w:firstColumn="0" w:lastColumn="0" w:oddVBand="0" w:evenVBand="0" w:oddHBand="0" w:evenHBand="0" w:firstRowFirstColumn="0" w:firstRowLastColumn="0" w:lastRowFirstColumn="0" w:lastRowLastColumn="0"/>
               <w:rPr>
                 <w:rFonts w:ascii="Courier New" w:eastAsia="Times New Roman" w:hAnsi="Courier New" w:cs="Courier New"/>
+                <w:b/>
+                <w:bCs/>
                 <w:color w:val="000000"/>
                 <w:kern w:val="0"/>
                 <w14:ligatures w14:val="none"/>
@@ -4296,6 +4261,8 @@
               <w:cnfStyle w:val="000000100000" w:firstRow="0" w:lastRow="0" w:firstColumn="0" w:lastColumn="0" w:oddVBand="0" w:evenVBand="0" w:oddHBand="1" w:evenHBand="0" w:firstRowFirstColumn="0" w:firstRowLastColumn="0" w:lastRowFirstColumn="0" w:lastRowLastColumn="0"/>
               <w:rPr>
                 <w:rFonts w:ascii="Courier New" w:eastAsia="Times New Roman" w:hAnsi="Courier New" w:cs="Courier New"/>
+                <w:b/>
+                <w:bCs/>
                 <w:color w:val="000000"/>
                 <w:kern w:val="0"/>
                 <w14:ligatures w14:val="none"/>
@@ -4413,6 +4380,8 @@
               <w:cnfStyle w:val="000000000000" w:firstRow="0" w:lastRow="0" w:firstColumn="0" w:lastColumn="0" w:oddVBand="0" w:evenVBand="0" w:oddHBand="0" w:evenHBand="0" w:firstRowFirstColumn="0" w:firstRowLastColumn="0" w:lastRowFirstColumn="0" w:lastRowLastColumn="0"/>
               <w:rPr>
                 <w:rFonts w:ascii="Courier New" w:eastAsia="Times New Roman" w:hAnsi="Courier New" w:cs="Courier New"/>
+                <w:b/>
+                <w:bCs/>
                 <w:color w:val="000000"/>
                 <w:kern w:val="0"/>
                 <w14:ligatures w14:val="none"/>
@@ -4531,6 +4500,8 @@
               <w:cnfStyle w:val="000000100000" w:firstRow="0" w:lastRow="0" w:firstColumn="0" w:lastColumn="0" w:oddVBand="0" w:evenVBand="0" w:oddHBand="1" w:evenHBand="0" w:firstRowFirstColumn="0" w:firstRowLastColumn="0" w:lastRowFirstColumn="0" w:lastRowLastColumn="0"/>
               <w:rPr>
                 <w:rFonts w:ascii="Courier New" w:eastAsia="Times New Roman" w:hAnsi="Courier New" w:cs="Courier New"/>
+                <w:b/>
+                <w:bCs/>
                 <w:color w:val="000000"/>
                 <w:kern w:val="0"/>
                 <w14:ligatures w14:val="none"/>
@@ -4648,6 +4619,8 @@
               <w:cnfStyle w:val="000000000000" w:firstRow="0" w:lastRow="0" w:firstColumn="0" w:lastColumn="0" w:oddVBand="0" w:evenVBand="0" w:oddHBand="0" w:evenHBand="0" w:firstRowFirstColumn="0" w:firstRowLastColumn="0" w:lastRowFirstColumn="0" w:lastRowLastColumn="0"/>
               <w:rPr>
                 <w:rFonts w:ascii="Courier New" w:eastAsia="Times New Roman" w:hAnsi="Courier New" w:cs="Courier New"/>
+                <w:b/>
+                <w:bCs/>
                 <w:color w:val="000000"/>
                 <w:kern w:val="0"/>
                 <w14:ligatures w14:val="none"/>
@@ -4766,6 +4739,8 @@
               <w:cnfStyle w:val="000000100000" w:firstRow="0" w:lastRow="0" w:firstColumn="0" w:lastColumn="0" w:oddVBand="0" w:evenVBand="0" w:oddHBand="1" w:evenHBand="0" w:firstRowFirstColumn="0" w:firstRowLastColumn="0" w:lastRowFirstColumn="0" w:lastRowLastColumn="0"/>
               <w:rPr>
                 <w:rFonts w:ascii="Courier New" w:eastAsia="Times New Roman" w:hAnsi="Courier New" w:cs="Courier New"/>
+                <w:b/>
+                <w:bCs/>
                 <w:color w:val="000000"/>
                 <w:kern w:val="0"/>
                 <w14:ligatures w14:val="none"/>
@@ -4883,6 +4858,8 @@
               <w:cnfStyle w:val="000000000000" w:firstRow="0" w:lastRow="0" w:firstColumn="0" w:lastColumn="0" w:oddVBand="0" w:evenVBand="0" w:oddHBand="0" w:evenHBand="0" w:firstRowFirstColumn="0" w:firstRowLastColumn="0" w:lastRowFirstColumn="0" w:lastRowLastColumn="0"/>
               <w:rPr>
                 <w:rFonts w:ascii="Courier New" w:eastAsia="Times New Roman" w:hAnsi="Courier New" w:cs="Courier New"/>
+                <w:b/>
+                <w:bCs/>
                 <w:color w:val="000000"/>
                 <w:kern w:val="0"/>
                 <w14:ligatures w14:val="none"/>
@@ -5001,6 +4978,8 @@
               <w:cnfStyle w:val="000000100000" w:firstRow="0" w:lastRow="0" w:firstColumn="0" w:lastColumn="0" w:oddVBand="0" w:evenVBand="0" w:oddHBand="1" w:evenHBand="0" w:firstRowFirstColumn="0" w:firstRowLastColumn="0" w:lastRowFirstColumn="0" w:lastRowLastColumn="0"/>
               <w:rPr>
                 <w:rFonts w:ascii="Courier New" w:eastAsia="Times New Roman" w:hAnsi="Courier New" w:cs="Courier New"/>
+                <w:b/>
+                <w:bCs/>
                 <w:color w:val="000000"/>
                 <w:kern w:val="0"/>
                 <w14:ligatures w14:val="none"/>
@@ -5055,14 +5034,18 @@
               <w:cnfStyle w:val="000000000000" w:firstRow="0" w:lastRow="0" w:firstColumn="0" w:lastColumn="0" w:oddVBand="0" w:evenVBand="0" w:oddHBand="0" w:evenHBand="0" w:firstRowFirstColumn="0" w:firstRowLastColumn="0" w:lastRowFirstColumn="0" w:lastRowLastColumn="0"/>
               <w:rPr>
                 <w:rFonts w:ascii="Courier New" w:eastAsia="Times New Roman" w:hAnsi="Courier New" w:cs="Courier New"/>
-                <w:color w:val="000000"/>
-                <w:kern w:val="0"/>
-                <w14:ligatures w14:val="none"/>
-              </w:rPr>
-            </w:pPr>
-            <w:r>
-              <w:rPr>
-                <w:rFonts w:ascii="Courier New" w:eastAsia="Times New Roman" w:hAnsi="Courier New" w:cs="Courier New"/>
+                <w:b/>
+                <w:bCs/>
+                <w:color w:val="000000"/>
+                <w:kern w:val="0"/>
+                <w14:ligatures w14:val="none"/>
+              </w:rPr>
+            </w:pPr>
+            <w:r>
+              <w:rPr>
+                <w:rFonts w:ascii="Courier New" w:eastAsia="Times New Roman" w:hAnsi="Courier New" w:cs="Courier New"/>
+                <w:b/>
+                <w:bCs/>
                 <w:color w:val="000000"/>
                 <w:kern w:val="0"/>
                 <w14:ligatures w14:val="none"/>
@@ -5084,6 +5067,8 @@
               <w:cnfStyle w:val="000000000000" w:firstRow="0" w:lastRow="0" w:firstColumn="0" w:lastColumn="0" w:oddVBand="0" w:evenVBand="0" w:oddHBand="0" w:evenHBand="0" w:firstRowFirstColumn="0" w:firstRowLastColumn="0" w:lastRowFirstColumn="0" w:lastRowLastColumn="0"/>
               <w:rPr>
                 <w:rFonts w:ascii="Courier New" w:eastAsia="Times New Roman" w:hAnsi="Courier New" w:cs="Courier New"/>
+                <w:b/>
+                <w:bCs/>
                 <w:color w:val="000000"/>
                 <w:kern w:val="0"/>
                 <w14:ligatures w14:val="none"/>
@@ -5123,6 +5108,8 @@
               <w:cnfStyle w:val="000000000000" w:firstRow="0" w:lastRow="0" w:firstColumn="0" w:lastColumn="0" w:oddVBand="0" w:evenVBand="0" w:oddHBand="0" w:evenHBand="0" w:firstRowFirstColumn="0" w:firstRowLastColumn="0" w:lastRowFirstColumn="0" w:lastRowLastColumn="0"/>
               <w:rPr>
                 <w:rFonts w:ascii="Courier New" w:eastAsia="Times New Roman" w:hAnsi="Courier New" w:cs="Courier New"/>
+                <w:b/>
+                <w:bCs/>
                 <w:color w:val="000000"/>
                 <w:kern w:val="0"/>
                 <w14:ligatures w14:val="none"/>
@@ -5241,6 +5228,8 @@
               <w:cnfStyle w:val="000000100000" w:firstRow="0" w:lastRow="0" w:firstColumn="0" w:lastColumn="0" w:oddVBand="0" w:evenVBand="0" w:oddHBand="1" w:evenHBand="0" w:firstRowFirstColumn="0" w:firstRowLastColumn="0" w:lastRowFirstColumn="0" w:lastRowLastColumn="0"/>
               <w:rPr>
                 <w:rFonts w:ascii="Courier New" w:eastAsia="Times New Roman" w:hAnsi="Courier New" w:cs="Courier New"/>
+                <w:b/>
+                <w:bCs/>
                 <w:color w:val="000000"/>
                 <w:kern w:val="0"/>
                 <w14:ligatures w14:val="none"/>
@@ -5358,6 +5347,8 @@
               <w:cnfStyle w:val="000000000000" w:firstRow="0" w:lastRow="0" w:firstColumn="0" w:lastColumn="0" w:oddVBand="0" w:evenVBand="0" w:oddHBand="0" w:evenHBand="0" w:firstRowFirstColumn="0" w:firstRowLastColumn="0" w:lastRowFirstColumn="0" w:lastRowLastColumn="0"/>
               <w:rPr>
                 <w:rFonts w:ascii="Courier New" w:eastAsia="Times New Roman" w:hAnsi="Courier New" w:cs="Courier New"/>
+                <w:b/>
+                <w:bCs/>
                 <w:color w:val="000000"/>
                 <w:kern w:val="0"/>
                 <w14:ligatures w14:val="none"/>
@@ -5473,6 +5464,8 @@
               <w:cnfStyle w:val="000000100000" w:firstRow="0" w:lastRow="0" w:firstColumn="0" w:lastColumn="0" w:oddVBand="0" w:evenVBand="0" w:oddHBand="1" w:evenHBand="0" w:firstRowFirstColumn="0" w:firstRowLastColumn="0" w:lastRowFirstColumn="0" w:lastRowLastColumn="0"/>
               <w:rPr>
                 <w:rFonts w:ascii="Courier New" w:eastAsia="Times New Roman" w:hAnsi="Courier New" w:cs="Courier New"/>
+                <w:b/>
+                <w:bCs/>
                 <w:color w:val="000000"/>
                 <w:kern w:val="0"/>
                 <w14:ligatures w14:val="none"/>
@@ -5587,6 +5580,8 @@
               <w:cnfStyle w:val="000000000000" w:firstRow="0" w:lastRow="0" w:firstColumn="0" w:lastColumn="0" w:oddVBand="0" w:evenVBand="0" w:oddHBand="0" w:evenHBand="0" w:firstRowFirstColumn="0" w:firstRowLastColumn="0" w:lastRowFirstColumn="0" w:lastRowLastColumn="0"/>
               <w:rPr>
                 <w:rFonts w:ascii="Courier New" w:eastAsia="Times New Roman" w:hAnsi="Courier New" w:cs="Courier New"/>
+                <w:b/>
+                <w:bCs/>
                 <w:color w:val="000000"/>
                 <w:kern w:val="0"/>
                 <w14:ligatures w14:val="none"/>
@@ -5702,6 +5697,8 @@
               <w:cnfStyle w:val="000000100000" w:firstRow="0" w:lastRow="0" w:firstColumn="0" w:lastColumn="0" w:oddVBand="0" w:evenVBand="0" w:oddHBand="1" w:evenHBand="0" w:firstRowFirstColumn="0" w:firstRowLastColumn="0" w:lastRowFirstColumn="0" w:lastRowLastColumn="0"/>
               <w:rPr>
                 <w:rFonts w:ascii="Courier New" w:eastAsia="Times New Roman" w:hAnsi="Courier New" w:cs="Courier New"/>
+                <w:b/>
+                <w:bCs/>
                 <w:color w:val="000000"/>
                 <w:kern w:val="0"/>
                 <w14:ligatures w14:val="none"/>
@@ -5816,6 +5813,8 @@
               <w:cnfStyle w:val="000000000000" w:firstRow="0" w:lastRow="0" w:firstColumn="0" w:lastColumn="0" w:oddVBand="0" w:evenVBand="0" w:oddHBand="0" w:evenHBand="0" w:firstRowFirstColumn="0" w:firstRowLastColumn="0" w:lastRowFirstColumn="0" w:lastRowLastColumn="0"/>
               <w:rPr>
                 <w:rFonts w:ascii="Courier New" w:eastAsia="Times New Roman" w:hAnsi="Courier New" w:cs="Courier New"/>
+                <w:b/>
+                <w:bCs/>
                 <w:color w:val="000000"/>
                 <w:kern w:val="0"/>
                 <w14:ligatures w14:val="none"/>
@@ -5931,6 +5930,8 @@
               <w:cnfStyle w:val="000000100000" w:firstRow="0" w:lastRow="0" w:firstColumn="0" w:lastColumn="0" w:oddVBand="0" w:evenVBand="0" w:oddHBand="1" w:evenHBand="0" w:firstRowFirstColumn="0" w:firstRowLastColumn="0" w:lastRowFirstColumn="0" w:lastRowLastColumn="0"/>
               <w:rPr>
                 <w:rFonts w:ascii="Courier New" w:eastAsia="Times New Roman" w:hAnsi="Courier New" w:cs="Courier New"/>
+                <w:b/>
+                <w:bCs/>
                 <w:color w:val="000000"/>
                 <w:kern w:val="0"/>
                 <w14:ligatures w14:val="none"/>
@@ -6045,6 +6046,8 @@
               <w:cnfStyle w:val="000000000000" w:firstRow="0" w:lastRow="0" w:firstColumn="0" w:lastColumn="0" w:oddVBand="0" w:evenVBand="0" w:oddHBand="0" w:evenHBand="0" w:firstRowFirstColumn="0" w:firstRowLastColumn="0" w:lastRowFirstColumn="0" w:lastRowLastColumn="0"/>
               <w:rPr>
                 <w:rFonts w:ascii="Courier New" w:eastAsia="Times New Roman" w:hAnsi="Courier New" w:cs="Courier New"/>
+                <w:b/>
+                <w:bCs/>
                 <w:color w:val="000000"/>
                 <w:kern w:val="0"/>
                 <w14:ligatures w14:val="none"/>
@@ -6163,6 +6166,8 @@
               <w:cnfStyle w:val="000000100000" w:firstRow="0" w:lastRow="0" w:firstColumn="0" w:lastColumn="0" w:oddVBand="0" w:evenVBand="0" w:oddHBand="1" w:evenHBand="0" w:firstRowFirstColumn="0" w:firstRowLastColumn="0" w:lastRowFirstColumn="0" w:lastRowLastColumn="0"/>
               <w:rPr>
                 <w:rFonts w:ascii="Courier New" w:eastAsia="Times New Roman" w:hAnsi="Courier New" w:cs="Courier New"/>
+                <w:b/>
+                <w:bCs/>
                 <w:color w:val="000000"/>
                 <w:kern w:val="0"/>
                 <w14:ligatures w14:val="none"/>
@@ -6277,6 +6282,8 @@
               <w:cnfStyle w:val="000000000000" w:firstRow="0" w:lastRow="0" w:firstColumn="0" w:lastColumn="0" w:oddVBand="0" w:evenVBand="0" w:oddHBand="0" w:evenHBand="0" w:firstRowFirstColumn="0" w:firstRowLastColumn="0" w:lastRowFirstColumn="0" w:lastRowLastColumn="0"/>
               <w:rPr>
                 <w:rFonts w:ascii="Courier New" w:eastAsia="Times New Roman" w:hAnsi="Courier New" w:cs="Courier New"/>
+                <w:b/>
+                <w:bCs/>
                 <w:color w:val="000000"/>
                 <w:kern w:val="0"/>
                 <w14:ligatures w14:val="none"/>
@@ -6359,14 +6366,18 @@
               <w:cnfStyle w:val="000000100000" w:firstRow="0" w:lastRow="0" w:firstColumn="0" w:lastColumn="0" w:oddVBand="0" w:evenVBand="0" w:oddHBand="1" w:evenHBand="0" w:firstRowFirstColumn="0" w:firstRowLastColumn="0" w:lastRowFirstColumn="0" w:lastRowLastColumn="0"/>
               <w:rPr>
                 <w:rFonts w:ascii="Courier New" w:eastAsia="Times New Roman" w:hAnsi="Courier New" w:cs="Courier New"/>
-                <w:color w:val="000000"/>
-                <w:kern w:val="0"/>
-                <w14:ligatures w14:val="none"/>
-              </w:rPr>
-            </w:pPr>
-            <w:r>
-              <w:rPr>
-                <w:rFonts w:ascii="Courier New" w:eastAsia="Times New Roman" w:hAnsi="Courier New" w:cs="Courier New"/>
+                <w:b/>
+                <w:bCs/>
+                <w:color w:val="000000"/>
+                <w:kern w:val="0"/>
+                <w14:ligatures w14:val="none"/>
+              </w:rPr>
+            </w:pPr>
+            <w:r>
+              <w:rPr>
+                <w:rFonts w:ascii="Courier New" w:eastAsia="Times New Roman" w:hAnsi="Courier New" w:cs="Courier New"/>
+                <w:b/>
+                <w:bCs/>
                 <w:color w:val="000000"/>
                 <w:kern w:val="0"/>
                 <w14:ligatures w14:val="none"/>
@@ -6429,6 +6440,8 @@
               <w:cnfStyle w:val="000000100000" w:firstRow="0" w:lastRow="0" w:firstColumn="0" w:lastColumn="0" w:oddVBand="0" w:evenVBand="0" w:oddHBand="1" w:evenHBand="0" w:firstRowFirstColumn="0" w:firstRowLastColumn="0" w:lastRowFirstColumn="0" w:lastRowLastColumn="0"/>
               <w:rPr>
                 <w:rFonts w:ascii="Courier New" w:eastAsia="Times New Roman" w:hAnsi="Courier New" w:cs="Courier New"/>
+                <w:b/>
+                <w:bCs/>
                 <w:color w:val="000000"/>
                 <w:kern w:val="0"/>
                 <w14:ligatures w14:val="none"/>
@@ -6481,14 +6494,18 @@
               <w:cnfStyle w:val="000000000000" w:firstRow="0" w:lastRow="0" w:firstColumn="0" w:lastColumn="0" w:oddVBand="0" w:evenVBand="0" w:oddHBand="0" w:evenHBand="0" w:firstRowFirstColumn="0" w:firstRowLastColumn="0" w:lastRowFirstColumn="0" w:lastRowLastColumn="0"/>
               <w:rPr>
                 <w:rFonts w:ascii="Courier New" w:eastAsia="Times New Roman" w:hAnsi="Courier New" w:cs="Courier New"/>
-                <w:color w:val="000000"/>
-                <w:kern w:val="0"/>
-                <w14:ligatures w14:val="none"/>
-              </w:rPr>
-            </w:pPr>
-            <w:r>
-              <w:rPr>
-                <w:rFonts w:ascii="Courier New" w:eastAsia="Times New Roman" w:hAnsi="Courier New" w:cs="Courier New"/>
+                <w:b/>
+                <w:bCs/>
+                <w:color w:val="000000"/>
+                <w:kern w:val="0"/>
+                <w14:ligatures w14:val="none"/>
+              </w:rPr>
+            </w:pPr>
+            <w:r>
+              <w:rPr>
+                <w:rFonts w:ascii="Courier New" w:eastAsia="Times New Roman" w:hAnsi="Courier New" w:cs="Courier New"/>
+                <w:b/>
+                <w:bCs/>
                 <w:color w:val="000000"/>
                 <w:kern w:val="0"/>
                 <w14:ligatures w14:val="none"/>
@@ -6539,6 +6556,8 @@
               <w:cnfStyle w:val="000000000000" w:firstRow="0" w:lastRow="0" w:firstColumn="0" w:lastColumn="0" w:oddVBand="0" w:evenVBand="0" w:oddHBand="0" w:evenHBand="0" w:firstRowFirstColumn="0" w:firstRowLastColumn="0" w:lastRowFirstColumn="0" w:lastRowLastColumn="0"/>
               <w:rPr>
                 <w:rFonts w:ascii="Courier New" w:eastAsia="Times New Roman" w:hAnsi="Courier New" w:cs="Courier New"/>
+                <w:b/>
+                <w:bCs/>
                 <w:color w:val="000000"/>
                 <w:kern w:val="0"/>
                 <w14:ligatures w14:val="none"/>
@@ -6619,14 +6638,18 @@
               <w:cnfStyle w:val="000000100000" w:firstRow="0" w:lastRow="0" w:firstColumn="0" w:lastColumn="0" w:oddVBand="0" w:evenVBand="0" w:oddHBand="1" w:evenHBand="0" w:firstRowFirstColumn="0" w:firstRowLastColumn="0" w:lastRowFirstColumn="0" w:lastRowLastColumn="0"/>
               <w:rPr>
                 <w:rFonts w:ascii="Courier New" w:eastAsia="Times New Roman" w:hAnsi="Courier New" w:cs="Courier New"/>
-                <w:color w:val="000000"/>
-                <w:kern w:val="0"/>
-                <w14:ligatures w14:val="none"/>
-              </w:rPr>
-            </w:pPr>
-            <w:r>
-              <w:rPr>
-                <w:rFonts w:ascii="Courier New" w:eastAsia="Times New Roman" w:hAnsi="Courier New" w:cs="Courier New"/>
+                <w:b/>
+                <w:bCs/>
+                <w:color w:val="000000"/>
+                <w:kern w:val="0"/>
+                <w14:ligatures w14:val="none"/>
+              </w:rPr>
+            </w:pPr>
+            <w:r>
+              <w:rPr>
+                <w:rFonts w:ascii="Courier New" w:eastAsia="Times New Roman" w:hAnsi="Courier New" w:cs="Courier New"/>
+                <w:b/>
+                <w:bCs/>
                 <w:color w:val="000000"/>
                 <w:kern w:val="0"/>
                 <w14:ligatures w14:val="none"/>
@@ -6677,6 +6700,8 @@
               <w:cnfStyle w:val="000000100000" w:firstRow="0" w:lastRow="0" w:firstColumn="0" w:lastColumn="0" w:oddVBand="0" w:evenVBand="0" w:oddHBand="1" w:evenHBand="0" w:firstRowFirstColumn="0" w:firstRowLastColumn="0" w:lastRowFirstColumn="0" w:lastRowLastColumn="0"/>
               <w:rPr>
                 <w:rFonts w:ascii="Courier New" w:eastAsia="Times New Roman" w:hAnsi="Courier New" w:cs="Courier New"/>
+                <w:b/>
+                <w:bCs/>
                 <w:color w:val="000000"/>
                 <w:kern w:val="0"/>
                 <w14:ligatures w14:val="none"/>
@@ -6740,14 +6765,18 @@
               <w:cnfStyle w:val="000000000000" w:firstRow="0" w:lastRow="0" w:firstColumn="0" w:lastColumn="0" w:oddVBand="0" w:evenVBand="0" w:oddHBand="0" w:evenHBand="0" w:firstRowFirstColumn="0" w:firstRowLastColumn="0" w:lastRowFirstColumn="0" w:lastRowLastColumn="0"/>
               <w:rPr>
                 <w:rFonts w:ascii="Courier New" w:eastAsia="Times New Roman" w:hAnsi="Courier New" w:cs="Courier New"/>
-                <w:color w:val="000000"/>
-                <w:kern w:val="0"/>
-                <w14:ligatures w14:val="none"/>
-              </w:rPr>
-            </w:pPr>
-            <w:r>
-              <w:rPr>
-                <w:rFonts w:ascii="Courier New" w:eastAsia="Times New Roman" w:hAnsi="Courier New" w:cs="Courier New"/>
+                <w:b/>
+                <w:bCs/>
+                <w:color w:val="000000"/>
+                <w:kern w:val="0"/>
+                <w14:ligatures w14:val="none"/>
+              </w:rPr>
+            </w:pPr>
+            <w:r>
+              <w:rPr>
+                <w:rFonts w:ascii="Courier New" w:eastAsia="Times New Roman" w:hAnsi="Courier New" w:cs="Courier New"/>
+                <w:b/>
+                <w:bCs/>
                 <w:color w:val="000000"/>
                 <w:kern w:val="0"/>
                 <w14:ligatures w14:val="none"/>
@@ -6799,6 +6828,8 @@
               <w:cnfStyle w:val="000000000000" w:firstRow="0" w:lastRow="0" w:firstColumn="0" w:lastColumn="0" w:oddVBand="0" w:evenVBand="0" w:oddHBand="0" w:evenHBand="0" w:firstRowFirstColumn="0" w:firstRowLastColumn="0" w:lastRowFirstColumn="0" w:lastRowLastColumn="0"/>
               <w:rPr>
                 <w:rFonts w:ascii="Courier New" w:eastAsia="Times New Roman" w:hAnsi="Courier New" w:cs="Courier New"/>
+                <w:b/>
+                <w:bCs/>
                 <w:color w:val="000000"/>
                 <w:kern w:val="0"/>
                 <w14:ligatures w14:val="none"/>
@@ -6852,14 +6883,18 @@
               <w:cnfStyle w:val="000000100000" w:firstRow="0" w:lastRow="0" w:firstColumn="0" w:lastColumn="0" w:oddVBand="0" w:evenVBand="0" w:oddHBand="1" w:evenHBand="0" w:firstRowFirstColumn="0" w:firstRowLastColumn="0" w:lastRowFirstColumn="0" w:lastRowLastColumn="0"/>
               <w:rPr>
                 <w:rFonts w:ascii="Courier New" w:eastAsia="Times New Roman" w:hAnsi="Courier New" w:cs="Courier New"/>
-                <w:color w:val="000000"/>
-                <w:kern w:val="0"/>
-                <w14:ligatures w14:val="none"/>
-              </w:rPr>
-            </w:pPr>
-            <w:r>
-              <w:rPr>
-                <w:rFonts w:ascii="Courier New" w:eastAsia="Times New Roman" w:hAnsi="Courier New" w:cs="Courier New"/>
+                <w:b/>
+                <w:bCs/>
+                <w:color w:val="000000"/>
+                <w:kern w:val="0"/>
+                <w14:ligatures w14:val="none"/>
+              </w:rPr>
+            </w:pPr>
+            <w:r>
+              <w:rPr>
+                <w:rFonts w:ascii="Courier New" w:eastAsia="Times New Roman" w:hAnsi="Courier New" w:cs="Courier New"/>
+                <w:b/>
+                <w:bCs/>
                 <w:color w:val="000000"/>
                 <w:kern w:val="0"/>
                 <w14:ligatures w14:val="none"/>
@@ -6910,6 +6945,8 @@
               <w:cnfStyle w:val="000000100000" w:firstRow="0" w:lastRow="0" w:firstColumn="0" w:lastColumn="0" w:oddVBand="0" w:evenVBand="0" w:oddHBand="1" w:evenHBand="0" w:firstRowFirstColumn="0" w:firstRowLastColumn="0" w:lastRowFirstColumn="0" w:lastRowLastColumn="0"/>
               <w:rPr>
                 <w:rFonts w:ascii="Courier New" w:eastAsia="Times New Roman" w:hAnsi="Courier New" w:cs="Courier New"/>
+                <w:b/>
+                <w:bCs/>
                 <w:color w:val="000000"/>
                 <w:kern w:val="0"/>
                 <w14:ligatures w14:val="none"/>
@@ -8704,6 +8741,8 @@
               <w:cnfStyle w:val="000000000000" w:firstRow="0" w:lastRow="0" w:firstColumn="0" w:lastColumn="0" w:oddVBand="0" w:evenVBand="0" w:oddHBand="0" w:evenHBand="0" w:firstRowFirstColumn="0" w:firstRowLastColumn="0" w:lastRowFirstColumn="0" w:lastRowLastColumn="0"/>
               <w:rPr>
                 <w:rFonts w:ascii="Courier New" w:eastAsia="Times New Roman" w:hAnsi="Courier New" w:cs="Courier New"/>
+                <w:b/>
+                <w:bCs/>
                 <w:color w:val="000000"/>
                 <w:kern w:val="0"/>
                 <w14:ligatures w14:val="none"/>
@@ -8819,6 +8858,8 @@
               <w:cnfStyle w:val="000000100000" w:firstRow="0" w:lastRow="0" w:firstColumn="0" w:lastColumn="0" w:oddVBand="0" w:evenVBand="0" w:oddHBand="1" w:evenHBand="0" w:firstRowFirstColumn="0" w:firstRowLastColumn="0" w:lastRowFirstColumn="0" w:lastRowLastColumn="0"/>
               <w:rPr>
                 <w:rFonts w:ascii="Courier New" w:eastAsia="Times New Roman" w:hAnsi="Courier New" w:cs="Courier New"/>
+                <w:b/>
+                <w:bCs/>
                 <w:color w:val="000000"/>
                 <w:kern w:val="0"/>
                 <w14:ligatures w14:val="none"/>
@@ -8933,6 +8974,8 @@
               <w:cnfStyle w:val="000000000000" w:firstRow="0" w:lastRow="0" w:firstColumn="0" w:lastColumn="0" w:oddVBand="0" w:evenVBand="0" w:oddHBand="0" w:evenHBand="0" w:firstRowFirstColumn="0" w:firstRowLastColumn="0" w:lastRowFirstColumn="0" w:lastRowLastColumn="0"/>
               <w:rPr>
                 <w:rFonts w:ascii="Courier New" w:eastAsia="Times New Roman" w:hAnsi="Courier New" w:cs="Courier New"/>
+                <w:b/>
+                <w:bCs/>
                 <w:color w:val="000000"/>
                 <w:kern w:val="0"/>
                 <w14:ligatures w14:val="none"/>
@@ -8958,13 +9001,20 @@
             <w:pPr>
               <w:rPr>
                 <w:rFonts w:ascii="Courier New" w:eastAsia="Times New Roman" w:hAnsi="Courier New" w:cs="Courier New"/>
-                <w:b w:val="0"/>
-                <w:bCs w:val="0"/>
-                <w:color w:val="000000"/>
-                <w:kern w:val="0"/>
-                <w14:ligatures w14:val="none"/>
-              </w:rPr>
-            </w:pPr>
+                <w:color w:val="000000"/>
+                <w:kern w:val="0"/>
+                <w14:ligatures w14:val="none"/>
+              </w:rPr>
+            </w:pPr>
+            <w:r>
+              <w:rPr>
+                <w:rFonts w:ascii="Courier New" w:eastAsia="Times New Roman" w:hAnsi="Courier New" w:cs="Courier New"/>
+                <w:color w:val="000000"/>
+                <w:kern w:val="0"/>
+                <w14:ligatures w14:val="none"/>
+              </w:rPr>
+              <w:t>Fog Machine</w:t>
+            </w:r>
           </w:p>
         </w:tc>
         <w:tc>
@@ -8979,11 +9029,24 @@
               <w:cnfStyle w:val="000000100000" w:firstRow="0" w:lastRow="0" w:firstColumn="0" w:lastColumn="0" w:oddVBand="0" w:evenVBand="0" w:oddHBand="1" w:evenHBand="0" w:firstRowFirstColumn="0" w:firstRowLastColumn="0" w:lastRowFirstColumn="0" w:lastRowLastColumn="0"/>
               <w:rPr>
                 <w:rFonts w:ascii="Courier New" w:eastAsia="Times New Roman" w:hAnsi="Courier New" w:cs="Courier New"/>
-                <w:color w:val="000000"/>
-                <w:kern w:val="0"/>
-                <w14:ligatures w14:val="none"/>
-              </w:rPr>
-            </w:pPr>
+                <w:b/>
+                <w:bCs/>
+                <w:color w:val="000000"/>
+                <w:kern w:val="0"/>
+                <w14:ligatures w14:val="none"/>
+              </w:rPr>
+            </w:pPr>
+            <w:r>
+              <w:rPr>
+                <w:rFonts w:ascii="Courier New" w:eastAsia="Times New Roman" w:hAnsi="Courier New" w:cs="Courier New"/>
+                <w:b/>
+                <w:bCs/>
+                <w:color w:val="000000"/>
+                <w:kern w:val="0"/>
+                <w14:ligatures w14:val="none"/>
+              </w:rPr>
+              <w:t>1</w:t>
+            </w:r>
           </w:p>
         </w:tc>
         <w:tc>
@@ -8998,11 +9061,24 @@
               <w:cnfStyle w:val="000000100000" w:firstRow="0" w:lastRow="0" w:firstColumn="0" w:lastColumn="0" w:oddVBand="0" w:evenVBand="0" w:oddHBand="1" w:evenHBand="0" w:firstRowFirstColumn="0" w:firstRowLastColumn="0" w:lastRowFirstColumn="0" w:lastRowLastColumn="0"/>
               <w:rPr>
                 <w:rFonts w:ascii="Courier New" w:eastAsia="Times New Roman" w:hAnsi="Courier New" w:cs="Courier New"/>
-                <w:color w:val="000000"/>
-                <w:kern w:val="0"/>
-                <w14:ligatures w14:val="none"/>
-              </w:rPr>
-            </w:pPr>
+                <w:b/>
+                <w:bCs/>
+                <w:color w:val="000000"/>
+                <w:kern w:val="0"/>
+                <w14:ligatures w14:val="none"/>
+              </w:rPr>
+            </w:pPr>
+            <w:r>
+              <w:rPr>
+                <w:rFonts w:ascii="Courier New" w:eastAsia="Times New Roman" w:hAnsi="Courier New" w:cs="Courier New"/>
+                <w:b/>
+                <w:bCs/>
+                <w:color w:val="000000"/>
+                <w:kern w:val="0"/>
+                <w14:ligatures w14:val="none"/>
+              </w:rPr>
+              <w:t>26</w:t>
+            </w:r>
           </w:p>
         </w:tc>
         <w:tc>
@@ -9015,6 +9091,8 @@
               <w:cnfStyle w:val="000000100000" w:firstRow="0" w:lastRow="0" w:firstColumn="0" w:lastColumn="0" w:oddVBand="0" w:evenVBand="0" w:oddHBand="1" w:evenHBand="0" w:firstRowFirstColumn="0" w:firstRowLastColumn="0" w:lastRowFirstColumn="0" w:lastRowLastColumn="0"/>
               <w:rPr>
                 <w:rFonts w:ascii="Courier New" w:eastAsia="Times New Roman" w:hAnsi="Courier New" w:cs="Courier New"/>
+                <w:b/>
+                <w:bCs/>
                 <w:color w:val="000000"/>
                 <w:kern w:val="0"/>
                 <w14:ligatures w14:val="none"/>
@@ -9040,23 +9118,19 @@
             <w:pPr>
               <w:rPr>
                 <w:rFonts w:ascii="Courier New" w:eastAsia="Times New Roman" w:hAnsi="Courier New" w:cs="Courier New"/>
-                <w:b w:val="0"/>
-                <w:bCs w:val="0"/>
-                <w:color w:val="000000"/>
-                <w:kern w:val="0"/>
-                <w14:ligatures w14:val="none"/>
-              </w:rPr>
-            </w:pPr>
-            <w:r>
-              <w:rPr>
-                <w:rFonts w:ascii="Courier New" w:eastAsia="Times New Roman" w:hAnsi="Courier New" w:cs="Courier New"/>
-                <w:b w:val="0"/>
-                <w:bCs w:val="0"/>
-                <w:color w:val="000000"/>
-                <w:kern w:val="0"/>
-                <w14:ligatures w14:val="none"/>
-              </w:rPr>
-              <w:t>Fog machine</w:t>
+                <w:color w:val="000000"/>
+                <w:kern w:val="0"/>
+                <w14:ligatures w14:val="none"/>
+              </w:rPr>
+            </w:pPr>
+            <w:r>
+              <w:rPr>
+                <w:rFonts w:ascii="Courier New" w:eastAsia="Times New Roman" w:hAnsi="Courier New" w:cs="Courier New"/>
+                <w:color w:val="000000"/>
+                <w:kern w:val="0"/>
+                <w14:ligatures w14:val="none"/>
+              </w:rPr>
+              <w:t>Funeral invitation card</w:t>
             </w:r>
           </w:p>
         </w:tc>
@@ -9073,14 +9147,18 @@
               <w:cnfStyle w:val="000000000000" w:firstRow="0" w:lastRow="0" w:firstColumn="0" w:lastColumn="0" w:oddVBand="0" w:evenVBand="0" w:oddHBand="0" w:evenHBand="0" w:firstRowFirstColumn="0" w:firstRowLastColumn="0" w:lastRowFirstColumn="0" w:lastRowLastColumn="0"/>
               <w:rPr>
                 <w:rFonts w:ascii="Courier New" w:eastAsia="Times New Roman" w:hAnsi="Courier New" w:cs="Courier New"/>
-                <w:color w:val="000000"/>
-                <w:kern w:val="0"/>
-                <w14:ligatures w14:val="none"/>
-              </w:rPr>
-            </w:pPr>
-            <w:r>
-              <w:rPr>
-                <w:rFonts w:ascii="Courier New" w:eastAsia="Times New Roman" w:hAnsi="Courier New" w:cs="Courier New"/>
+                <w:b/>
+                <w:bCs/>
+                <w:color w:val="000000"/>
+                <w:kern w:val="0"/>
+                <w14:ligatures w14:val="none"/>
+              </w:rPr>
+            </w:pPr>
+            <w:r>
+              <w:rPr>
+                <w:rFonts w:ascii="Courier New" w:eastAsia="Times New Roman" w:hAnsi="Courier New" w:cs="Courier New"/>
+                <w:b/>
+                <w:bCs/>
                 <w:color w:val="000000"/>
                 <w:kern w:val="0"/>
                 <w14:ligatures w14:val="none"/>
@@ -9102,19 +9180,23 @@
               <w:cnfStyle w:val="000000000000" w:firstRow="0" w:lastRow="0" w:firstColumn="0" w:lastColumn="0" w:oddVBand="0" w:evenVBand="0" w:oddHBand="0" w:evenHBand="0" w:firstRowFirstColumn="0" w:firstRowLastColumn="0" w:lastRowFirstColumn="0" w:lastRowLastColumn="0"/>
               <w:rPr>
                 <w:rFonts w:ascii="Courier New" w:eastAsia="Times New Roman" w:hAnsi="Courier New" w:cs="Courier New"/>
-                <w:color w:val="000000"/>
-                <w:kern w:val="0"/>
-                <w14:ligatures w14:val="none"/>
-              </w:rPr>
-            </w:pPr>
-            <w:r>
-              <w:rPr>
-                <w:rFonts w:ascii="Courier New" w:eastAsia="Times New Roman" w:hAnsi="Courier New" w:cs="Courier New"/>
-                <w:color w:val="000000"/>
-                <w:kern w:val="0"/>
-                <w14:ligatures w14:val="none"/>
-              </w:rPr>
-              <w:t>24</w:t>
+                <w:b/>
+                <w:bCs/>
+                <w:color w:val="000000"/>
+                <w:kern w:val="0"/>
+                <w14:ligatures w14:val="none"/>
+              </w:rPr>
+            </w:pPr>
+            <w:r>
+              <w:rPr>
+                <w:rFonts w:ascii="Courier New" w:eastAsia="Times New Roman" w:hAnsi="Courier New" w:cs="Courier New"/>
+                <w:b/>
+                <w:bCs/>
+                <w:color w:val="000000"/>
+                <w:kern w:val="0"/>
+                <w14:ligatures w14:val="none"/>
+              </w:rPr>
+              <w:t>26</w:t>
             </w:r>
           </w:p>
         </w:tc>
@@ -9128,6 +9210,8 @@
               <w:cnfStyle w:val="000000000000" w:firstRow="0" w:lastRow="0" w:firstColumn="0" w:lastColumn="0" w:oddVBand="0" w:evenVBand="0" w:oddHBand="0" w:evenHBand="0" w:firstRowFirstColumn="0" w:firstRowLastColumn="0" w:lastRowFirstColumn="0" w:lastRowLastColumn="0"/>
               <w:rPr>
                 <w:rFonts w:ascii="Courier New" w:eastAsia="Times New Roman" w:hAnsi="Courier New" w:cs="Courier New"/>
+                <w:b/>
+                <w:bCs/>
                 <w:color w:val="000000"/>
                 <w:kern w:val="0"/>
                 <w14:ligatures w14:val="none"/>
@@ -9148,29 +9232,24 @@
             <w:tcW w:w="4405" w:type="dxa"/>
             <w:noWrap/>
             <w:vAlign w:val="center"/>
-            <w:hideMark/>
-          </w:tcPr>
-          <w:p>
-            <w:pPr>
-              <w:rPr>
-                <w:rFonts w:ascii="Courier New" w:eastAsia="Times New Roman" w:hAnsi="Courier New" w:cs="Courier New"/>
-                <w:b w:val="0"/>
-                <w:bCs w:val="0"/>
-                <w:color w:val="000000"/>
-                <w:kern w:val="0"/>
-                <w14:ligatures w14:val="none"/>
-              </w:rPr>
-            </w:pPr>
-            <w:r>
-              <w:rPr>
-                <w:rFonts w:ascii="Courier New" w:eastAsia="Times New Roman" w:hAnsi="Courier New" w:cs="Courier New"/>
-                <w:b w:val="0"/>
-                <w:bCs w:val="0"/>
-                <w:color w:val="000000"/>
-                <w:kern w:val="0"/>
-                <w14:ligatures w14:val="none"/>
-              </w:rPr>
-              <w:t>Envelope with funeral card</w:t>
+          </w:tcPr>
+          <w:p>
+            <w:pPr>
+              <w:rPr>
+                <w:rFonts w:ascii="Courier New" w:eastAsia="Times New Roman" w:hAnsi="Courier New" w:cs="Courier New"/>
+                <w:color w:val="000000"/>
+                <w:kern w:val="0"/>
+                <w14:ligatures w14:val="none"/>
+              </w:rPr>
+            </w:pPr>
+            <w:r>
+              <w:rPr>
+                <w:rFonts w:ascii="Courier New" w:eastAsia="Times New Roman" w:hAnsi="Courier New" w:cs="Courier New"/>
+                <w:color w:val="000000"/>
+                <w:kern w:val="0"/>
+                <w14:ligatures w14:val="none"/>
+              </w:rPr>
+              <w:t>Pyre</w:t>
             </w:r>
           </w:p>
         </w:tc>
@@ -9187,14 +9266,18 @@
               <w:cnfStyle w:val="000000100000" w:firstRow="0" w:lastRow="0" w:firstColumn="0" w:lastColumn="0" w:oddVBand="0" w:evenVBand="0" w:oddHBand="1" w:evenHBand="0" w:firstRowFirstColumn="0" w:firstRowLastColumn="0" w:lastRowFirstColumn="0" w:lastRowLastColumn="0"/>
               <w:rPr>
                 <w:rFonts w:ascii="Courier New" w:eastAsia="Times New Roman" w:hAnsi="Courier New" w:cs="Courier New"/>
-                <w:color w:val="000000"/>
-                <w:kern w:val="0"/>
-                <w14:ligatures w14:val="none"/>
-              </w:rPr>
-            </w:pPr>
-            <w:r>
-              <w:rPr>
-                <w:rFonts w:ascii="Courier New" w:eastAsia="Times New Roman" w:hAnsi="Courier New" w:cs="Courier New"/>
+                <w:b/>
+                <w:bCs/>
+                <w:color w:val="000000"/>
+                <w:kern w:val="0"/>
+                <w14:ligatures w14:val="none"/>
+              </w:rPr>
+            </w:pPr>
+            <w:r>
+              <w:rPr>
+                <w:rFonts w:ascii="Courier New" w:eastAsia="Times New Roman" w:hAnsi="Courier New" w:cs="Courier New"/>
+                <w:b/>
+                <w:bCs/>
                 <w:color w:val="000000"/>
                 <w:kern w:val="0"/>
                 <w14:ligatures w14:val="none"/>
@@ -9216,19 +9299,34 @@
               <w:cnfStyle w:val="000000100000" w:firstRow="0" w:lastRow="0" w:firstColumn="0" w:lastColumn="0" w:oddVBand="0" w:evenVBand="0" w:oddHBand="1" w:evenHBand="0" w:firstRowFirstColumn="0" w:firstRowLastColumn="0" w:lastRowFirstColumn="0" w:lastRowLastColumn="0"/>
               <w:rPr>
                 <w:rFonts w:ascii="Courier New" w:eastAsia="Times New Roman" w:hAnsi="Courier New" w:cs="Courier New"/>
-                <w:color w:val="000000"/>
-                <w:kern w:val="0"/>
-                <w14:ligatures w14:val="none"/>
-              </w:rPr>
-            </w:pPr>
-            <w:r>
-              <w:rPr>
-                <w:rFonts w:ascii="Courier New" w:eastAsia="Times New Roman" w:hAnsi="Courier New" w:cs="Courier New"/>
-                <w:color w:val="000000"/>
-                <w:kern w:val="0"/>
-                <w14:ligatures w14:val="none"/>
-              </w:rPr>
-              <w:t>24</w:t>
+                <w:b/>
+                <w:bCs/>
+                <w:color w:val="000000"/>
+                <w:kern w:val="0"/>
+                <w14:ligatures w14:val="none"/>
+              </w:rPr>
+            </w:pPr>
+            <w:r>
+              <w:rPr>
+                <w:rFonts w:ascii="Courier New" w:eastAsia="Times New Roman" w:hAnsi="Courier New" w:cs="Courier New"/>
+                <w:b/>
+                <w:bCs/>
+                <w:color w:val="000000"/>
+                <w:kern w:val="0"/>
+                <w14:ligatures w14:val="none"/>
+              </w:rPr>
+              <w:t>2</w:t>
+            </w:r>
+            <w:r>
+              <w:rPr>
+                <w:rFonts w:ascii="Courier New" w:eastAsia="Times New Roman" w:hAnsi="Courier New" w:cs="Courier New"/>
+                <w:b/>
+                <w:bCs/>
+                <w:color w:val="000000"/>
+                <w:kern w:val="0"/>
+                <w14:ligatures w14:val="none"/>
+              </w:rPr>
+              <w:t>6</w:t>
             </w:r>
           </w:p>
         </w:tc>
@@ -9242,6 +9340,8 @@
               <w:cnfStyle w:val="000000100000" w:firstRow="0" w:lastRow="0" w:firstColumn="0" w:lastColumn="0" w:oddVBand="0" w:evenVBand="0" w:oddHBand="1" w:evenHBand="0" w:firstRowFirstColumn="0" w:firstRowLastColumn="0" w:lastRowFirstColumn="0" w:lastRowLastColumn="0"/>
               <w:rPr>
                 <w:rFonts w:ascii="Courier New" w:eastAsia="Times New Roman" w:hAnsi="Courier New" w:cs="Courier New"/>
+                <w:b/>
+                <w:bCs/>
                 <w:color w:val="000000"/>
                 <w:kern w:val="0"/>
                 <w14:ligatures w14:val="none"/>
@@ -9261,29 +9361,24 @@
             <w:tcW w:w="4405" w:type="dxa"/>
             <w:noWrap/>
             <w:vAlign w:val="center"/>
-            <w:hideMark/>
-          </w:tcPr>
-          <w:p>
-            <w:pPr>
-              <w:rPr>
-                <w:rFonts w:ascii="Courier New" w:eastAsia="Times New Roman" w:hAnsi="Courier New" w:cs="Courier New"/>
-                <w:b w:val="0"/>
-                <w:bCs w:val="0"/>
-                <w:color w:val="000000"/>
-                <w:kern w:val="0"/>
-                <w14:ligatures w14:val="none"/>
-              </w:rPr>
-            </w:pPr>
-            <w:r>
-              <w:rPr>
-                <w:rFonts w:ascii="Courier New" w:eastAsia="Times New Roman" w:hAnsi="Courier New" w:cs="Courier New"/>
-                <w:b w:val="0"/>
-                <w:bCs w:val="0"/>
-                <w:color w:val="000000"/>
-                <w:kern w:val="0"/>
-                <w14:ligatures w14:val="none"/>
-              </w:rPr>
-              <w:t>Pyre</w:t>
+          </w:tcPr>
+          <w:p>
+            <w:pPr>
+              <w:rPr>
+                <w:rFonts w:ascii="Courier New" w:eastAsia="Times New Roman" w:hAnsi="Courier New" w:cs="Courier New"/>
+                <w:color w:val="000000"/>
+                <w:kern w:val="0"/>
+                <w14:ligatures w14:val="none"/>
+              </w:rPr>
+            </w:pPr>
+            <w:r>
+              <w:rPr>
+                <w:rFonts w:ascii="Courier New" w:eastAsia="Times New Roman" w:hAnsi="Courier New" w:cs="Courier New"/>
+                <w:color w:val="000000"/>
+                <w:kern w:val="0"/>
+                <w14:ligatures w14:val="none"/>
+              </w:rPr>
+              <w:t>Bhasma</w:t>
             </w:r>
           </w:p>
         </w:tc>
@@ -9292,22 +9387,25 @@
             <w:tcW w:w="1890" w:type="dxa"/>
             <w:noWrap/>
             <w:vAlign w:val="center"/>
-            <w:hideMark/>
-          </w:tcPr>
-          <w:p>
-            <w:pPr>
-              <w:jc w:val="center"/>
-              <w:cnfStyle w:val="000000000000" w:firstRow="0" w:lastRow="0" w:firstColumn="0" w:lastColumn="0" w:oddVBand="0" w:evenVBand="0" w:oddHBand="0" w:evenHBand="0" w:firstRowFirstColumn="0" w:firstRowLastColumn="0" w:lastRowFirstColumn="0" w:lastRowLastColumn="0"/>
-              <w:rPr>
-                <w:rFonts w:ascii="Courier New" w:eastAsia="Times New Roman" w:hAnsi="Courier New" w:cs="Courier New"/>
-                <w:color w:val="000000"/>
-                <w:kern w:val="0"/>
-                <w14:ligatures w14:val="none"/>
-              </w:rPr>
-            </w:pPr>
-            <w:r>
-              <w:rPr>
-                <w:rFonts w:ascii="Courier New" w:eastAsia="Times New Roman" w:hAnsi="Courier New" w:cs="Courier New"/>
+          </w:tcPr>
+          <w:p>
+            <w:pPr>
+              <w:jc w:val="center"/>
+              <w:cnfStyle w:val="000000000000" w:firstRow="0" w:lastRow="0" w:firstColumn="0" w:lastColumn="0" w:oddVBand="0" w:evenVBand="0" w:oddHBand="0" w:evenHBand="0" w:firstRowFirstColumn="0" w:firstRowLastColumn="0" w:lastRowFirstColumn="0" w:lastRowLastColumn="0"/>
+              <w:rPr>
+                <w:rFonts w:ascii="Courier New" w:eastAsia="Times New Roman" w:hAnsi="Courier New" w:cs="Courier New"/>
+                <w:b/>
+                <w:bCs/>
+                <w:color w:val="000000"/>
+                <w:kern w:val="0"/>
+                <w14:ligatures w14:val="none"/>
+              </w:rPr>
+            </w:pPr>
+            <w:r>
+              <w:rPr>
+                <w:rFonts w:ascii="Courier New" w:eastAsia="Times New Roman" w:hAnsi="Courier New" w:cs="Courier New"/>
+                <w:b/>
+                <w:bCs/>
                 <w:color w:val="000000"/>
                 <w:kern w:val="0"/>
                 <w14:ligatures w14:val="none"/>
@@ -9321,27 +9419,41 @@
             <w:tcW w:w="3268" w:type="dxa"/>
             <w:noWrap/>
             <w:vAlign w:val="center"/>
-            <w:hideMark/>
-          </w:tcPr>
-          <w:p>
-            <w:pPr>
-              <w:jc w:val="center"/>
-              <w:cnfStyle w:val="000000000000" w:firstRow="0" w:lastRow="0" w:firstColumn="0" w:lastColumn="0" w:oddVBand="0" w:evenVBand="0" w:oddHBand="0" w:evenHBand="0" w:firstRowFirstColumn="0" w:firstRowLastColumn="0" w:lastRowFirstColumn="0" w:lastRowLastColumn="0"/>
-              <w:rPr>
-                <w:rFonts w:ascii="Courier New" w:eastAsia="Times New Roman" w:hAnsi="Courier New" w:cs="Courier New"/>
-                <w:color w:val="000000"/>
-                <w:kern w:val="0"/>
-                <w14:ligatures w14:val="none"/>
-              </w:rPr>
-            </w:pPr>
-            <w:r>
-              <w:rPr>
-                <w:rFonts w:ascii="Courier New" w:eastAsia="Times New Roman" w:hAnsi="Courier New" w:cs="Courier New"/>
-                <w:color w:val="000000"/>
-                <w:kern w:val="0"/>
-                <w14:ligatures w14:val="none"/>
-              </w:rPr>
-              <w:t>24</w:t>
+          </w:tcPr>
+          <w:p>
+            <w:pPr>
+              <w:jc w:val="center"/>
+              <w:cnfStyle w:val="000000000000" w:firstRow="0" w:lastRow="0" w:firstColumn="0" w:lastColumn="0" w:oddVBand="0" w:evenVBand="0" w:oddHBand="0" w:evenHBand="0" w:firstRowFirstColumn="0" w:firstRowLastColumn="0" w:lastRowFirstColumn="0" w:lastRowLastColumn="0"/>
+              <w:rPr>
+                <w:rFonts w:ascii="Courier New" w:eastAsia="Times New Roman" w:hAnsi="Courier New" w:cs="Courier New"/>
+                <w:b/>
+                <w:bCs/>
+                <w:color w:val="000000"/>
+                <w:kern w:val="0"/>
+                <w14:ligatures w14:val="none"/>
+              </w:rPr>
+            </w:pPr>
+            <w:r>
+              <w:rPr>
+                <w:rFonts w:ascii="Courier New" w:eastAsia="Times New Roman" w:hAnsi="Courier New" w:cs="Courier New"/>
+                <w:b/>
+                <w:bCs/>
+                <w:color w:val="000000"/>
+                <w:kern w:val="0"/>
+                <w14:ligatures w14:val="none"/>
+              </w:rPr>
+              <w:t>2</w:t>
+            </w:r>
+            <w:r>
+              <w:rPr>
+                <w:rFonts w:ascii="Courier New" w:eastAsia="Times New Roman" w:hAnsi="Courier New" w:cs="Courier New"/>
+                <w:b/>
+                <w:bCs/>
+                <w:color w:val="000000"/>
+                <w:kern w:val="0"/>
+                <w14:ligatures w14:val="none"/>
+              </w:rPr>
+              <w:t>6</w:t>
             </w:r>
           </w:p>
         </w:tc>
@@ -9355,6 +9467,8 @@
               <w:cnfStyle w:val="000000000000" w:firstRow="0" w:lastRow="0" w:firstColumn="0" w:lastColumn="0" w:oddVBand="0" w:evenVBand="0" w:oddHBand="0" w:evenHBand="0" w:firstRowFirstColumn="0" w:firstRowLastColumn="0" w:lastRowFirstColumn="0" w:lastRowLastColumn="0"/>
               <w:rPr>
                 <w:rFonts w:ascii="Courier New" w:eastAsia="Times New Roman" w:hAnsi="Courier New" w:cs="Courier New"/>
+                <w:b/>
+                <w:bCs/>
                 <w:color w:val="000000"/>
                 <w:kern w:val="0"/>
                 <w14:ligatures w14:val="none"/>
@@ -9375,29 +9489,24 @@
             <w:tcW w:w="4405" w:type="dxa"/>
             <w:noWrap/>
             <w:vAlign w:val="center"/>
-            <w:hideMark/>
-          </w:tcPr>
-          <w:p>
-            <w:pPr>
-              <w:rPr>
-                <w:rFonts w:ascii="Courier New" w:eastAsia="Times New Roman" w:hAnsi="Courier New" w:cs="Courier New"/>
-                <w:b w:val="0"/>
-                <w:bCs w:val="0"/>
-                <w:color w:val="000000"/>
-                <w:kern w:val="0"/>
-                <w14:ligatures w14:val="none"/>
-              </w:rPr>
-            </w:pPr>
-            <w:r>
-              <w:rPr>
-                <w:rFonts w:ascii="Courier New" w:eastAsia="Times New Roman" w:hAnsi="Courier New" w:cs="Courier New"/>
-                <w:b w:val="0"/>
-                <w:bCs w:val="0"/>
-                <w:color w:val="000000"/>
-                <w:kern w:val="0"/>
-                <w14:ligatures w14:val="none"/>
-              </w:rPr>
-              <w:t>Bhasma</w:t>
+          </w:tcPr>
+          <w:p>
+            <w:pPr>
+              <w:rPr>
+                <w:rFonts w:ascii="Courier New" w:eastAsia="Times New Roman" w:hAnsi="Courier New" w:cs="Courier New"/>
+                <w:color w:val="000000"/>
+                <w:kern w:val="0"/>
+                <w14:ligatures w14:val="none"/>
+              </w:rPr>
+            </w:pPr>
+            <w:r>
+              <w:rPr>
+                <w:rFonts w:ascii="Courier New" w:eastAsia="Times New Roman" w:hAnsi="Courier New" w:cs="Courier New"/>
+                <w:color w:val="000000"/>
+                <w:kern w:val="0"/>
+                <w14:ligatures w14:val="none"/>
+              </w:rPr>
+              <w:t>Black Sesame Seeds</w:t>
             </w:r>
           </w:p>
         </w:tc>
@@ -9406,22 +9515,25 @@
             <w:tcW w:w="1890" w:type="dxa"/>
             <w:noWrap/>
             <w:vAlign w:val="center"/>
-            <w:hideMark/>
-          </w:tcPr>
-          <w:p>
-            <w:pPr>
-              <w:jc w:val="center"/>
-              <w:cnfStyle w:val="000000100000" w:firstRow="0" w:lastRow="0" w:firstColumn="0" w:lastColumn="0" w:oddVBand="0" w:evenVBand="0" w:oddHBand="1" w:evenHBand="0" w:firstRowFirstColumn="0" w:firstRowLastColumn="0" w:lastRowFirstColumn="0" w:lastRowLastColumn="0"/>
-              <w:rPr>
-                <w:rFonts w:ascii="Courier New" w:eastAsia="Times New Roman" w:hAnsi="Courier New" w:cs="Courier New"/>
-                <w:color w:val="000000"/>
-                <w:kern w:val="0"/>
-                <w14:ligatures w14:val="none"/>
-              </w:rPr>
-            </w:pPr>
-            <w:r>
-              <w:rPr>
-                <w:rFonts w:ascii="Courier New" w:eastAsia="Times New Roman" w:hAnsi="Courier New" w:cs="Courier New"/>
+          </w:tcPr>
+          <w:p>
+            <w:pPr>
+              <w:jc w:val="center"/>
+              <w:cnfStyle w:val="000000100000" w:firstRow="0" w:lastRow="0" w:firstColumn="0" w:lastColumn="0" w:oddVBand="0" w:evenVBand="0" w:oddHBand="1" w:evenHBand="0" w:firstRowFirstColumn="0" w:firstRowLastColumn="0" w:lastRowFirstColumn="0" w:lastRowLastColumn="0"/>
+              <w:rPr>
+                <w:rFonts w:ascii="Courier New" w:eastAsia="Times New Roman" w:hAnsi="Courier New" w:cs="Courier New"/>
+                <w:b/>
+                <w:bCs/>
+                <w:color w:val="000000"/>
+                <w:kern w:val="0"/>
+                <w14:ligatures w14:val="none"/>
+              </w:rPr>
+            </w:pPr>
+            <w:r>
+              <w:rPr>
+                <w:rFonts w:ascii="Courier New" w:eastAsia="Times New Roman" w:hAnsi="Courier New" w:cs="Courier New"/>
+                <w:b/>
+                <w:bCs/>
                 <w:color w:val="000000"/>
                 <w:kern w:val="0"/>
                 <w14:ligatures w14:val="none"/>
@@ -9435,27 +9547,41 @@
             <w:tcW w:w="3268" w:type="dxa"/>
             <w:noWrap/>
             <w:vAlign w:val="center"/>
-            <w:hideMark/>
-          </w:tcPr>
-          <w:p>
-            <w:pPr>
-              <w:jc w:val="center"/>
-              <w:cnfStyle w:val="000000100000" w:firstRow="0" w:lastRow="0" w:firstColumn="0" w:lastColumn="0" w:oddVBand="0" w:evenVBand="0" w:oddHBand="1" w:evenHBand="0" w:firstRowFirstColumn="0" w:firstRowLastColumn="0" w:lastRowFirstColumn="0" w:lastRowLastColumn="0"/>
-              <w:rPr>
-                <w:rFonts w:ascii="Courier New" w:eastAsia="Times New Roman" w:hAnsi="Courier New" w:cs="Courier New"/>
-                <w:color w:val="000000"/>
-                <w:kern w:val="0"/>
-                <w14:ligatures w14:val="none"/>
-              </w:rPr>
-            </w:pPr>
-            <w:r>
-              <w:rPr>
-                <w:rFonts w:ascii="Courier New" w:eastAsia="Times New Roman" w:hAnsi="Courier New" w:cs="Courier New"/>
-                <w:color w:val="000000"/>
-                <w:kern w:val="0"/>
-                <w14:ligatures w14:val="none"/>
-              </w:rPr>
-              <w:t>24</w:t>
+          </w:tcPr>
+          <w:p>
+            <w:pPr>
+              <w:jc w:val="center"/>
+              <w:cnfStyle w:val="000000100000" w:firstRow="0" w:lastRow="0" w:firstColumn="0" w:lastColumn="0" w:oddVBand="0" w:evenVBand="0" w:oddHBand="1" w:evenHBand="0" w:firstRowFirstColumn="0" w:firstRowLastColumn="0" w:lastRowFirstColumn="0" w:lastRowLastColumn="0"/>
+              <w:rPr>
+                <w:rFonts w:ascii="Courier New" w:eastAsia="Times New Roman" w:hAnsi="Courier New" w:cs="Courier New"/>
+                <w:b/>
+                <w:bCs/>
+                <w:color w:val="000000"/>
+                <w:kern w:val="0"/>
+                <w14:ligatures w14:val="none"/>
+              </w:rPr>
+            </w:pPr>
+            <w:r>
+              <w:rPr>
+                <w:rFonts w:ascii="Courier New" w:eastAsia="Times New Roman" w:hAnsi="Courier New" w:cs="Courier New"/>
+                <w:b/>
+                <w:bCs/>
+                <w:color w:val="000000"/>
+                <w:kern w:val="0"/>
+                <w14:ligatures w14:val="none"/>
+              </w:rPr>
+              <w:t>2</w:t>
+            </w:r>
+            <w:r>
+              <w:rPr>
+                <w:rFonts w:ascii="Courier New" w:eastAsia="Times New Roman" w:hAnsi="Courier New" w:cs="Courier New"/>
+                <w:b/>
+                <w:bCs/>
+                <w:color w:val="000000"/>
+                <w:kern w:val="0"/>
+                <w14:ligatures w14:val="none"/>
+              </w:rPr>
+              <w:t>8</w:t>
             </w:r>
           </w:p>
         </w:tc>
@@ -9469,6 +9595,8 @@
               <w:cnfStyle w:val="000000100000" w:firstRow="0" w:lastRow="0" w:firstColumn="0" w:lastColumn="0" w:oddVBand="0" w:evenVBand="0" w:oddHBand="1" w:evenHBand="0" w:firstRowFirstColumn="0" w:firstRowLastColumn="0" w:lastRowFirstColumn="0" w:lastRowLastColumn="0"/>
               <w:rPr>
                 <w:rFonts w:ascii="Courier New" w:eastAsia="Times New Roman" w:hAnsi="Courier New" w:cs="Courier New"/>
+                <w:b/>
+                <w:bCs/>
                 <w:color w:val="000000"/>
                 <w:kern w:val="0"/>
                 <w14:ligatures w14:val="none"/>
@@ -9494,23 +9622,19 @@
             <w:pPr>
               <w:rPr>
                 <w:rFonts w:ascii="Courier New" w:eastAsia="Times New Roman" w:hAnsi="Courier New" w:cs="Courier New"/>
-                <w:b w:val="0"/>
-                <w:bCs w:val="0"/>
-                <w:color w:val="000000"/>
-                <w:kern w:val="0"/>
-                <w14:ligatures w14:val="none"/>
-              </w:rPr>
-            </w:pPr>
-            <w:r>
-              <w:rPr>
-                <w:rFonts w:ascii="Courier New" w:eastAsia="Times New Roman" w:hAnsi="Courier New" w:cs="Courier New"/>
-                <w:b w:val="0"/>
-                <w:bCs w:val="0"/>
-                <w:color w:val="000000"/>
-                <w:kern w:val="0"/>
-                <w14:ligatures w14:val="none"/>
-              </w:rPr>
-              <w:t>Mailbox</w:t>
+                <w:color w:val="000000"/>
+                <w:kern w:val="0"/>
+                <w14:ligatures w14:val="none"/>
+              </w:rPr>
+            </w:pPr>
+            <w:r>
+              <w:rPr>
+                <w:rFonts w:ascii="Courier New" w:eastAsia="Times New Roman" w:hAnsi="Courier New" w:cs="Courier New"/>
+                <w:color w:val="000000"/>
+                <w:kern w:val="0"/>
+                <w14:ligatures w14:val="none"/>
+              </w:rPr>
+              <w:t>Pinda</w:t>
             </w:r>
           </w:p>
         </w:tc>
@@ -9527,14 +9651,18 @@
               <w:cnfStyle w:val="000000000000" w:firstRow="0" w:lastRow="0" w:firstColumn="0" w:lastColumn="0" w:oddVBand="0" w:evenVBand="0" w:oddHBand="0" w:evenHBand="0" w:firstRowFirstColumn="0" w:firstRowLastColumn="0" w:lastRowFirstColumn="0" w:lastRowLastColumn="0"/>
               <w:rPr>
                 <w:rFonts w:ascii="Courier New" w:eastAsia="Times New Roman" w:hAnsi="Courier New" w:cs="Courier New"/>
-                <w:color w:val="000000"/>
-                <w:kern w:val="0"/>
-                <w14:ligatures w14:val="none"/>
-              </w:rPr>
-            </w:pPr>
-            <w:r>
-              <w:rPr>
-                <w:rFonts w:ascii="Courier New" w:eastAsia="Times New Roman" w:hAnsi="Courier New" w:cs="Courier New"/>
+                <w:b/>
+                <w:bCs/>
+                <w:color w:val="000000"/>
+                <w:kern w:val="0"/>
+                <w14:ligatures w14:val="none"/>
+              </w:rPr>
+            </w:pPr>
+            <w:r>
+              <w:rPr>
+                <w:rFonts w:ascii="Courier New" w:eastAsia="Times New Roman" w:hAnsi="Courier New" w:cs="Courier New"/>
+                <w:b/>
+                <w:bCs/>
                 <w:color w:val="000000"/>
                 <w:kern w:val="0"/>
                 <w14:ligatures w14:val="none"/>
@@ -9556,19 +9684,34 @@
               <w:cnfStyle w:val="000000000000" w:firstRow="0" w:lastRow="0" w:firstColumn="0" w:lastColumn="0" w:oddVBand="0" w:evenVBand="0" w:oddHBand="0" w:evenHBand="0" w:firstRowFirstColumn="0" w:firstRowLastColumn="0" w:lastRowFirstColumn="0" w:lastRowLastColumn="0"/>
               <w:rPr>
                 <w:rFonts w:ascii="Courier New" w:eastAsia="Times New Roman" w:hAnsi="Courier New" w:cs="Courier New"/>
-                <w:color w:val="000000"/>
-                <w:kern w:val="0"/>
-                <w14:ligatures w14:val="none"/>
-              </w:rPr>
-            </w:pPr>
-            <w:r>
-              <w:rPr>
-                <w:rFonts w:ascii="Courier New" w:eastAsia="Times New Roman" w:hAnsi="Courier New" w:cs="Courier New"/>
-                <w:color w:val="000000"/>
-                <w:kern w:val="0"/>
-                <w14:ligatures w14:val="none"/>
-              </w:rPr>
-              <w:t>24</w:t>
+                <w:b/>
+                <w:bCs/>
+                <w:color w:val="000000"/>
+                <w:kern w:val="0"/>
+                <w14:ligatures w14:val="none"/>
+              </w:rPr>
+            </w:pPr>
+            <w:r>
+              <w:rPr>
+                <w:rFonts w:ascii="Courier New" w:eastAsia="Times New Roman" w:hAnsi="Courier New" w:cs="Courier New"/>
+                <w:b/>
+                <w:bCs/>
+                <w:color w:val="000000"/>
+                <w:kern w:val="0"/>
+                <w14:ligatures w14:val="none"/>
+              </w:rPr>
+              <w:t>2</w:t>
+            </w:r>
+            <w:r>
+              <w:rPr>
+                <w:rFonts w:ascii="Courier New" w:eastAsia="Times New Roman" w:hAnsi="Courier New" w:cs="Courier New"/>
+                <w:b/>
+                <w:bCs/>
+                <w:color w:val="000000"/>
+                <w:kern w:val="0"/>
+                <w14:ligatures w14:val="none"/>
+              </w:rPr>
+              <w:t>8</w:t>
             </w:r>
           </w:p>
         </w:tc>
@@ -9582,6 +9725,8 @@
               <w:cnfStyle w:val="000000000000" w:firstRow="0" w:lastRow="0" w:firstColumn="0" w:lastColumn="0" w:oddVBand="0" w:evenVBand="0" w:oddHBand="0" w:evenHBand="0" w:firstRowFirstColumn="0" w:firstRowLastColumn="0" w:lastRowFirstColumn="0" w:lastRowLastColumn="0"/>
               <w:rPr>
                 <w:rFonts w:ascii="Courier New" w:eastAsia="Times New Roman" w:hAnsi="Courier New" w:cs="Courier New"/>
+                <w:b/>
+                <w:bCs/>
                 <w:color w:val="000000"/>
                 <w:kern w:val="0"/>
                 <w14:ligatures w14:val="none"/>
@@ -9602,29 +9747,24 @@
             <w:tcW w:w="4405" w:type="dxa"/>
             <w:noWrap/>
             <w:vAlign w:val="center"/>
-            <w:hideMark/>
-          </w:tcPr>
-          <w:p>
-            <w:pPr>
-              <w:rPr>
-                <w:rFonts w:ascii="Courier New" w:eastAsia="Times New Roman" w:hAnsi="Courier New" w:cs="Courier New"/>
-                <w:b w:val="0"/>
-                <w:bCs w:val="0"/>
-                <w:color w:val="000000"/>
-                <w:kern w:val="0"/>
-                <w14:ligatures w14:val="none"/>
-              </w:rPr>
-            </w:pPr>
-            <w:r>
-              <w:rPr>
-                <w:rFonts w:ascii="Courier New" w:eastAsia="Times New Roman" w:hAnsi="Courier New" w:cs="Courier New"/>
-                <w:b w:val="0"/>
-                <w:bCs w:val="0"/>
-                <w:color w:val="000000"/>
-                <w:kern w:val="0"/>
-                <w14:ligatures w14:val="none"/>
-              </w:rPr>
-              <w:t>Black Sesame Seeds</w:t>
+          </w:tcPr>
+          <w:p>
+            <w:pPr>
+              <w:rPr>
+                <w:rFonts w:ascii="Courier New" w:eastAsia="Times New Roman" w:hAnsi="Courier New" w:cs="Courier New"/>
+                <w:color w:val="000000"/>
+                <w:kern w:val="0"/>
+                <w14:ligatures w14:val="none"/>
+              </w:rPr>
+            </w:pPr>
+            <w:r>
+              <w:rPr>
+                <w:rFonts w:ascii="Courier New" w:eastAsia="Times New Roman" w:hAnsi="Courier New" w:cs="Courier New"/>
+                <w:color w:val="000000"/>
+                <w:kern w:val="0"/>
+                <w14:ligatures w14:val="none"/>
+              </w:rPr>
+              <w:t>Long Mirror</w:t>
             </w:r>
           </w:p>
         </w:tc>
@@ -9633,22 +9773,25 @@
             <w:tcW w:w="1890" w:type="dxa"/>
             <w:noWrap/>
             <w:vAlign w:val="center"/>
-            <w:hideMark/>
-          </w:tcPr>
-          <w:p>
-            <w:pPr>
-              <w:jc w:val="center"/>
-              <w:cnfStyle w:val="000000100000" w:firstRow="0" w:lastRow="0" w:firstColumn="0" w:lastColumn="0" w:oddVBand="0" w:evenVBand="0" w:oddHBand="1" w:evenHBand="0" w:firstRowFirstColumn="0" w:firstRowLastColumn="0" w:lastRowFirstColumn="0" w:lastRowLastColumn="0"/>
-              <w:rPr>
-                <w:rFonts w:ascii="Courier New" w:eastAsia="Times New Roman" w:hAnsi="Courier New" w:cs="Courier New"/>
-                <w:color w:val="000000"/>
-                <w:kern w:val="0"/>
-                <w14:ligatures w14:val="none"/>
-              </w:rPr>
-            </w:pPr>
-            <w:r>
-              <w:rPr>
-                <w:rFonts w:ascii="Courier New" w:eastAsia="Times New Roman" w:hAnsi="Courier New" w:cs="Courier New"/>
+          </w:tcPr>
+          <w:p>
+            <w:pPr>
+              <w:jc w:val="center"/>
+              <w:cnfStyle w:val="000000100000" w:firstRow="0" w:lastRow="0" w:firstColumn="0" w:lastColumn="0" w:oddVBand="0" w:evenVBand="0" w:oddHBand="1" w:evenHBand="0" w:firstRowFirstColumn="0" w:firstRowLastColumn="0" w:lastRowFirstColumn="0" w:lastRowLastColumn="0"/>
+              <w:rPr>
+                <w:rFonts w:ascii="Courier New" w:eastAsia="Times New Roman" w:hAnsi="Courier New" w:cs="Courier New"/>
+                <w:b/>
+                <w:bCs/>
+                <w:color w:val="000000"/>
+                <w:kern w:val="0"/>
+                <w14:ligatures w14:val="none"/>
+              </w:rPr>
+            </w:pPr>
+            <w:r>
+              <w:rPr>
+                <w:rFonts w:ascii="Courier New" w:eastAsia="Times New Roman" w:hAnsi="Courier New" w:cs="Courier New"/>
+                <w:b/>
+                <w:bCs/>
                 <w:color w:val="000000"/>
                 <w:kern w:val="0"/>
                 <w14:ligatures w14:val="none"/>
@@ -9662,27 +9805,30 @@
             <w:tcW w:w="3268" w:type="dxa"/>
             <w:noWrap/>
             <w:vAlign w:val="center"/>
-            <w:hideMark/>
-          </w:tcPr>
-          <w:p>
-            <w:pPr>
-              <w:jc w:val="center"/>
-              <w:cnfStyle w:val="000000100000" w:firstRow="0" w:lastRow="0" w:firstColumn="0" w:lastColumn="0" w:oddVBand="0" w:evenVBand="0" w:oddHBand="1" w:evenHBand="0" w:firstRowFirstColumn="0" w:firstRowLastColumn="0" w:lastRowFirstColumn="0" w:lastRowLastColumn="0"/>
-              <w:rPr>
-                <w:rFonts w:ascii="Courier New" w:eastAsia="Times New Roman" w:hAnsi="Courier New" w:cs="Courier New"/>
-                <w:color w:val="000000"/>
-                <w:kern w:val="0"/>
-                <w14:ligatures w14:val="none"/>
-              </w:rPr>
-            </w:pPr>
-            <w:r>
-              <w:rPr>
-                <w:rFonts w:ascii="Courier New" w:eastAsia="Times New Roman" w:hAnsi="Courier New" w:cs="Courier New"/>
-                <w:color w:val="000000"/>
-                <w:kern w:val="0"/>
-                <w14:ligatures w14:val="none"/>
-              </w:rPr>
-              <w:t>25</w:t>
+          </w:tcPr>
+          <w:p>
+            <w:pPr>
+              <w:jc w:val="center"/>
+              <w:cnfStyle w:val="000000100000" w:firstRow="0" w:lastRow="0" w:firstColumn="0" w:lastColumn="0" w:oddVBand="0" w:evenVBand="0" w:oddHBand="1" w:evenHBand="0" w:firstRowFirstColumn="0" w:firstRowLastColumn="0" w:lastRowFirstColumn="0" w:lastRowLastColumn="0"/>
+              <w:rPr>
+                <w:rFonts w:ascii="Courier New" w:eastAsia="Times New Roman" w:hAnsi="Courier New" w:cs="Courier New"/>
+                <w:b/>
+                <w:bCs/>
+                <w:color w:val="000000"/>
+                <w:kern w:val="0"/>
+                <w14:ligatures w14:val="none"/>
+              </w:rPr>
+            </w:pPr>
+            <w:r>
+              <w:rPr>
+                <w:rFonts w:ascii="Courier New" w:eastAsia="Times New Roman" w:hAnsi="Courier New" w:cs="Courier New"/>
+                <w:b/>
+                <w:bCs/>
+                <w:color w:val="000000"/>
+                <w:kern w:val="0"/>
+                <w14:ligatures w14:val="none"/>
+              </w:rPr>
+              <w:t>29</w:t>
             </w:r>
           </w:p>
         </w:tc>
@@ -9696,6 +9842,8 @@
               <w:cnfStyle w:val="000000100000" w:firstRow="0" w:lastRow="0" w:firstColumn="0" w:lastColumn="0" w:oddVBand="0" w:evenVBand="0" w:oddHBand="1" w:evenHBand="0" w:firstRowFirstColumn="0" w:firstRowLastColumn="0" w:lastRowFirstColumn="0" w:lastRowLastColumn="0"/>
               <w:rPr>
                 <w:rFonts w:ascii="Courier New" w:eastAsia="Times New Roman" w:hAnsi="Courier New" w:cs="Courier New"/>
+                <w:b/>
+                <w:bCs/>
                 <w:color w:val="000000"/>
                 <w:kern w:val="0"/>
                 <w14:ligatures w14:val="none"/>
@@ -9721,23 +9869,19 @@
             <w:pPr>
               <w:rPr>
                 <w:rFonts w:ascii="Courier New" w:eastAsia="Times New Roman" w:hAnsi="Courier New" w:cs="Courier New"/>
-                <w:b w:val="0"/>
-                <w:bCs w:val="0"/>
-                <w:color w:val="000000"/>
-                <w:kern w:val="0"/>
-                <w14:ligatures w14:val="none"/>
-              </w:rPr>
-            </w:pPr>
-            <w:r>
-              <w:rPr>
-                <w:rFonts w:ascii="Courier New" w:eastAsia="Times New Roman" w:hAnsi="Courier New" w:cs="Courier New"/>
-                <w:b w:val="0"/>
-                <w:bCs w:val="0"/>
-                <w:color w:val="000000"/>
-                <w:kern w:val="0"/>
-                <w14:ligatures w14:val="none"/>
-              </w:rPr>
-              <w:t>Pinda</w:t>
+                <w:color w:val="000000"/>
+                <w:kern w:val="0"/>
+                <w14:ligatures w14:val="none"/>
+              </w:rPr>
+            </w:pPr>
+            <w:r>
+              <w:rPr>
+                <w:rFonts w:ascii="Courier New" w:eastAsia="Times New Roman" w:hAnsi="Courier New" w:cs="Courier New"/>
+                <w:color w:val="000000"/>
+                <w:kern w:val="0"/>
+                <w14:ligatures w14:val="none"/>
+              </w:rPr>
+              <w:t>Long curly hair</w:t>
             </w:r>
           </w:p>
         </w:tc>
@@ -9754,14 +9898,18 @@
               <w:cnfStyle w:val="000000000000" w:firstRow="0" w:lastRow="0" w:firstColumn="0" w:lastColumn="0" w:oddVBand="0" w:evenVBand="0" w:oddHBand="0" w:evenHBand="0" w:firstRowFirstColumn="0" w:firstRowLastColumn="0" w:lastRowFirstColumn="0" w:lastRowLastColumn="0"/>
               <w:rPr>
                 <w:rFonts w:ascii="Courier New" w:eastAsia="Times New Roman" w:hAnsi="Courier New" w:cs="Courier New"/>
-                <w:color w:val="000000"/>
-                <w:kern w:val="0"/>
-                <w14:ligatures w14:val="none"/>
-              </w:rPr>
-            </w:pPr>
-            <w:r>
-              <w:rPr>
-                <w:rFonts w:ascii="Courier New" w:eastAsia="Times New Roman" w:hAnsi="Courier New" w:cs="Courier New"/>
+                <w:b/>
+                <w:bCs/>
+                <w:color w:val="000000"/>
+                <w:kern w:val="0"/>
+                <w14:ligatures w14:val="none"/>
+              </w:rPr>
+            </w:pPr>
+            <w:r>
+              <w:rPr>
+                <w:rFonts w:ascii="Courier New" w:eastAsia="Times New Roman" w:hAnsi="Courier New" w:cs="Courier New"/>
+                <w:b/>
+                <w:bCs/>
                 <w:color w:val="000000"/>
                 <w:kern w:val="0"/>
                 <w14:ligatures w14:val="none"/>
@@ -9783,19 +9931,23 @@
               <w:cnfStyle w:val="000000000000" w:firstRow="0" w:lastRow="0" w:firstColumn="0" w:lastColumn="0" w:oddVBand="0" w:evenVBand="0" w:oddHBand="0" w:evenHBand="0" w:firstRowFirstColumn="0" w:firstRowLastColumn="0" w:lastRowFirstColumn="0" w:lastRowLastColumn="0"/>
               <w:rPr>
                 <w:rFonts w:ascii="Courier New" w:eastAsia="Times New Roman" w:hAnsi="Courier New" w:cs="Courier New"/>
-                <w:color w:val="000000"/>
-                <w:kern w:val="0"/>
-                <w14:ligatures w14:val="none"/>
-              </w:rPr>
-            </w:pPr>
-            <w:r>
-              <w:rPr>
-                <w:rFonts w:ascii="Courier New" w:eastAsia="Times New Roman" w:hAnsi="Courier New" w:cs="Courier New"/>
-                <w:color w:val="000000"/>
-                <w:kern w:val="0"/>
-                <w14:ligatures w14:val="none"/>
-              </w:rPr>
-              <w:t>25</w:t>
+                <w:b/>
+                <w:bCs/>
+                <w:color w:val="000000"/>
+                <w:kern w:val="0"/>
+                <w14:ligatures w14:val="none"/>
+              </w:rPr>
+            </w:pPr>
+            <w:r>
+              <w:rPr>
+                <w:rFonts w:ascii="Courier New" w:eastAsia="Times New Roman" w:hAnsi="Courier New" w:cs="Courier New"/>
+                <w:b/>
+                <w:bCs/>
+                <w:color w:val="000000"/>
+                <w:kern w:val="0"/>
+                <w14:ligatures w14:val="none"/>
+              </w:rPr>
+              <w:t>30</w:t>
             </w:r>
           </w:p>
         </w:tc>
@@ -9809,6 +9961,8 @@
               <w:cnfStyle w:val="000000000000" w:firstRow="0" w:lastRow="0" w:firstColumn="0" w:lastColumn="0" w:oddVBand="0" w:evenVBand="0" w:oddHBand="0" w:evenHBand="0" w:firstRowFirstColumn="0" w:firstRowLastColumn="0" w:lastRowFirstColumn="0" w:lastRowLastColumn="0"/>
               <w:rPr>
                 <w:rFonts w:ascii="Courier New" w:eastAsia="Times New Roman" w:hAnsi="Courier New" w:cs="Courier New"/>
+                <w:b/>
+                <w:bCs/>
                 <w:color w:val="000000"/>
                 <w:kern w:val="0"/>
                 <w14:ligatures w14:val="none"/>
@@ -9829,29 +9983,24 @@
             <w:tcW w:w="4405" w:type="dxa"/>
             <w:noWrap/>
             <w:vAlign w:val="center"/>
-            <w:hideMark/>
-          </w:tcPr>
-          <w:p>
-            <w:pPr>
-              <w:rPr>
-                <w:rFonts w:ascii="Courier New" w:eastAsia="Times New Roman" w:hAnsi="Courier New" w:cs="Courier New"/>
-                <w:b w:val="0"/>
-                <w:bCs w:val="0"/>
-                <w:color w:val="000000"/>
-                <w:kern w:val="0"/>
-                <w14:ligatures w14:val="none"/>
-              </w:rPr>
-            </w:pPr>
-            <w:r>
-              <w:rPr>
-                <w:rFonts w:ascii="Courier New" w:eastAsia="Times New Roman" w:hAnsi="Courier New" w:cs="Courier New"/>
-                <w:b w:val="0"/>
-                <w:bCs w:val="0"/>
-                <w:color w:val="000000"/>
-                <w:kern w:val="0"/>
-                <w14:ligatures w14:val="none"/>
-              </w:rPr>
-              <w:t>Long Mirror</w:t>
+          </w:tcPr>
+          <w:p>
+            <w:pPr>
+              <w:rPr>
+                <w:rFonts w:ascii="Courier New" w:eastAsia="Times New Roman" w:hAnsi="Courier New" w:cs="Courier New"/>
+                <w:color w:val="000000"/>
+                <w:kern w:val="0"/>
+                <w14:ligatures w14:val="none"/>
+              </w:rPr>
+            </w:pPr>
+            <w:r>
+              <w:rPr>
+                <w:rFonts w:ascii="Courier New" w:eastAsia="Times New Roman" w:hAnsi="Courier New" w:cs="Courier New"/>
+                <w:color w:val="000000"/>
+                <w:kern w:val="0"/>
+                <w14:ligatures w14:val="none"/>
+              </w:rPr>
+              <w:t>Horns</w:t>
             </w:r>
           </w:p>
         </w:tc>
@@ -9860,22 +10009,25 @@
             <w:tcW w:w="1890" w:type="dxa"/>
             <w:noWrap/>
             <w:vAlign w:val="center"/>
-            <w:hideMark/>
-          </w:tcPr>
-          <w:p>
-            <w:pPr>
-              <w:jc w:val="center"/>
-              <w:cnfStyle w:val="000000100000" w:firstRow="0" w:lastRow="0" w:firstColumn="0" w:lastColumn="0" w:oddVBand="0" w:evenVBand="0" w:oddHBand="1" w:evenHBand="0" w:firstRowFirstColumn="0" w:firstRowLastColumn="0" w:lastRowFirstColumn="0" w:lastRowLastColumn="0"/>
-              <w:rPr>
-                <w:rFonts w:ascii="Courier New" w:eastAsia="Times New Roman" w:hAnsi="Courier New" w:cs="Courier New"/>
-                <w:color w:val="000000"/>
-                <w:kern w:val="0"/>
-                <w14:ligatures w14:val="none"/>
-              </w:rPr>
-            </w:pPr>
-            <w:r>
-              <w:rPr>
-                <w:rFonts w:ascii="Courier New" w:eastAsia="Times New Roman" w:hAnsi="Courier New" w:cs="Courier New"/>
+          </w:tcPr>
+          <w:p>
+            <w:pPr>
+              <w:jc w:val="center"/>
+              <w:cnfStyle w:val="000000100000" w:firstRow="0" w:lastRow="0" w:firstColumn="0" w:lastColumn="0" w:oddVBand="0" w:evenVBand="0" w:oddHBand="1" w:evenHBand="0" w:firstRowFirstColumn="0" w:firstRowLastColumn="0" w:lastRowFirstColumn="0" w:lastRowLastColumn="0"/>
+              <w:rPr>
+                <w:rFonts w:ascii="Courier New" w:eastAsia="Times New Roman" w:hAnsi="Courier New" w:cs="Courier New"/>
+                <w:b/>
+                <w:bCs/>
+                <w:color w:val="000000"/>
+                <w:kern w:val="0"/>
+                <w14:ligatures w14:val="none"/>
+              </w:rPr>
+            </w:pPr>
+            <w:r>
+              <w:rPr>
+                <w:rFonts w:ascii="Courier New" w:eastAsia="Times New Roman" w:hAnsi="Courier New" w:cs="Courier New"/>
+                <w:b/>
+                <w:bCs/>
                 <w:color w:val="000000"/>
                 <w:kern w:val="0"/>
                 <w14:ligatures w14:val="none"/>
@@ -9889,27 +10041,30 @@
             <w:tcW w:w="3268" w:type="dxa"/>
             <w:noWrap/>
             <w:vAlign w:val="center"/>
-            <w:hideMark/>
-          </w:tcPr>
-          <w:p>
-            <w:pPr>
-              <w:jc w:val="center"/>
-              <w:cnfStyle w:val="000000100000" w:firstRow="0" w:lastRow="0" w:firstColumn="0" w:lastColumn="0" w:oddVBand="0" w:evenVBand="0" w:oddHBand="1" w:evenHBand="0" w:firstRowFirstColumn="0" w:firstRowLastColumn="0" w:lastRowFirstColumn="0" w:lastRowLastColumn="0"/>
-              <w:rPr>
-                <w:rFonts w:ascii="Courier New" w:eastAsia="Times New Roman" w:hAnsi="Courier New" w:cs="Courier New"/>
-                <w:color w:val="000000"/>
-                <w:kern w:val="0"/>
-                <w14:ligatures w14:val="none"/>
-              </w:rPr>
-            </w:pPr>
-            <w:r>
-              <w:rPr>
-                <w:rFonts w:ascii="Courier New" w:eastAsia="Times New Roman" w:hAnsi="Courier New" w:cs="Courier New"/>
-                <w:color w:val="000000"/>
-                <w:kern w:val="0"/>
-                <w14:ligatures w14:val="none"/>
-              </w:rPr>
-              <w:t>25</w:t>
+          </w:tcPr>
+          <w:p>
+            <w:pPr>
+              <w:jc w:val="center"/>
+              <w:cnfStyle w:val="000000100000" w:firstRow="0" w:lastRow="0" w:firstColumn="0" w:lastColumn="0" w:oddVBand="0" w:evenVBand="0" w:oddHBand="1" w:evenHBand="0" w:firstRowFirstColumn="0" w:firstRowLastColumn="0" w:lastRowFirstColumn="0" w:lastRowLastColumn="0"/>
+              <w:rPr>
+                <w:rFonts w:ascii="Courier New" w:eastAsia="Times New Roman" w:hAnsi="Courier New" w:cs="Courier New"/>
+                <w:b/>
+                <w:bCs/>
+                <w:color w:val="000000"/>
+                <w:kern w:val="0"/>
+                <w14:ligatures w14:val="none"/>
+              </w:rPr>
+            </w:pPr>
+            <w:r>
+              <w:rPr>
+                <w:rFonts w:ascii="Courier New" w:eastAsia="Times New Roman" w:hAnsi="Courier New" w:cs="Courier New"/>
+                <w:b/>
+                <w:bCs/>
+                <w:color w:val="000000"/>
+                <w:kern w:val="0"/>
+                <w14:ligatures w14:val="none"/>
+              </w:rPr>
+              <w:t>30</w:t>
             </w:r>
           </w:p>
         </w:tc>
@@ -9923,6 +10078,8 @@
               <w:cnfStyle w:val="000000100000" w:firstRow="0" w:lastRow="0" w:firstColumn="0" w:lastColumn="0" w:oddVBand="0" w:evenVBand="0" w:oddHBand="1" w:evenHBand="0" w:firstRowFirstColumn="0" w:firstRowLastColumn="0" w:lastRowFirstColumn="0" w:lastRowLastColumn="0"/>
               <w:rPr>
                 <w:rFonts w:ascii="Courier New" w:eastAsia="Times New Roman" w:hAnsi="Courier New" w:cs="Courier New"/>
+                <w:b/>
+                <w:bCs/>
                 <w:color w:val="000000"/>
                 <w:kern w:val="0"/>
                 <w14:ligatures w14:val="none"/>
@@ -9948,23 +10105,19 @@
             <w:pPr>
               <w:rPr>
                 <w:rFonts w:ascii="Courier New" w:eastAsia="Times New Roman" w:hAnsi="Courier New" w:cs="Courier New"/>
-                <w:b w:val="0"/>
-                <w:bCs w:val="0"/>
-                <w:color w:val="000000"/>
-                <w:kern w:val="0"/>
-                <w14:ligatures w14:val="none"/>
-              </w:rPr>
-            </w:pPr>
-            <w:r>
-              <w:rPr>
-                <w:rFonts w:ascii="Courier New" w:eastAsia="Times New Roman" w:hAnsi="Courier New" w:cs="Courier New"/>
-                <w:b w:val="0"/>
-                <w:bCs w:val="0"/>
-                <w:color w:val="000000"/>
-                <w:kern w:val="0"/>
-                <w14:ligatures w14:val="none"/>
-              </w:rPr>
-              <w:t>Long curly hair</w:t>
+                <w:color w:val="000000"/>
+                <w:kern w:val="0"/>
+                <w14:ligatures w14:val="none"/>
+              </w:rPr>
+            </w:pPr>
+            <w:r>
+              <w:rPr>
+                <w:rFonts w:ascii="Courier New" w:eastAsia="Times New Roman" w:hAnsi="Courier New" w:cs="Courier New"/>
+                <w:color w:val="000000"/>
+                <w:kern w:val="0"/>
+                <w14:ligatures w14:val="none"/>
+              </w:rPr>
+              <w:t>Silver Earrings</w:t>
             </w:r>
           </w:p>
         </w:tc>
@@ -9981,19 +10134,23 @@
               <w:cnfStyle w:val="000000000000" w:firstRow="0" w:lastRow="0" w:firstColumn="0" w:lastColumn="0" w:oddVBand="0" w:evenVBand="0" w:oddHBand="0" w:evenHBand="0" w:firstRowFirstColumn="0" w:firstRowLastColumn="0" w:lastRowFirstColumn="0" w:lastRowLastColumn="0"/>
               <w:rPr>
                 <w:rFonts w:ascii="Courier New" w:eastAsia="Times New Roman" w:hAnsi="Courier New" w:cs="Courier New"/>
-                <w:color w:val="000000"/>
-                <w:kern w:val="0"/>
-                <w14:ligatures w14:val="none"/>
-              </w:rPr>
-            </w:pPr>
-            <w:r>
-              <w:rPr>
-                <w:rFonts w:ascii="Courier New" w:eastAsia="Times New Roman" w:hAnsi="Courier New" w:cs="Courier New"/>
-                <w:color w:val="000000"/>
-                <w:kern w:val="0"/>
-                <w14:ligatures w14:val="none"/>
-              </w:rPr>
-              <w:t>1</w:t>
+                <w:b/>
+                <w:bCs/>
+                <w:color w:val="000000"/>
+                <w:kern w:val="0"/>
+                <w14:ligatures w14:val="none"/>
+              </w:rPr>
+            </w:pPr>
+            <w:r>
+              <w:rPr>
+                <w:rFonts w:ascii="Courier New" w:eastAsia="Times New Roman" w:hAnsi="Courier New" w:cs="Courier New"/>
+                <w:b/>
+                <w:bCs/>
+                <w:color w:val="000000"/>
+                <w:kern w:val="0"/>
+                <w14:ligatures w14:val="none"/>
+              </w:rPr>
+              <w:t>2</w:t>
             </w:r>
           </w:p>
         </w:tc>
@@ -10010,19 +10167,23 @@
               <w:cnfStyle w:val="000000000000" w:firstRow="0" w:lastRow="0" w:firstColumn="0" w:lastColumn="0" w:oddVBand="0" w:evenVBand="0" w:oddHBand="0" w:evenHBand="0" w:firstRowFirstColumn="0" w:firstRowLastColumn="0" w:lastRowFirstColumn="0" w:lastRowLastColumn="0"/>
               <w:rPr>
                 <w:rFonts w:ascii="Courier New" w:eastAsia="Times New Roman" w:hAnsi="Courier New" w:cs="Courier New"/>
-                <w:color w:val="000000"/>
-                <w:kern w:val="0"/>
-                <w14:ligatures w14:val="none"/>
-              </w:rPr>
-            </w:pPr>
-            <w:r>
-              <w:rPr>
-                <w:rFonts w:ascii="Courier New" w:eastAsia="Times New Roman" w:hAnsi="Courier New" w:cs="Courier New"/>
-                <w:color w:val="000000"/>
-                <w:kern w:val="0"/>
-                <w14:ligatures w14:val="none"/>
-              </w:rPr>
-              <w:t>28</w:t>
+                <w:b/>
+                <w:bCs/>
+                <w:color w:val="000000"/>
+                <w:kern w:val="0"/>
+                <w14:ligatures w14:val="none"/>
+              </w:rPr>
+            </w:pPr>
+            <w:r>
+              <w:rPr>
+                <w:rFonts w:ascii="Courier New" w:eastAsia="Times New Roman" w:hAnsi="Courier New" w:cs="Courier New"/>
+                <w:b/>
+                <w:bCs/>
+                <w:color w:val="000000"/>
+                <w:kern w:val="0"/>
+                <w14:ligatures w14:val="none"/>
+              </w:rPr>
+              <w:t>30</w:t>
             </w:r>
           </w:p>
         </w:tc>
@@ -10036,6 +10197,8 @@
               <w:cnfStyle w:val="000000000000" w:firstRow="0" w:lastRow="0" w:firstColumn="0" w:lastColumn="0" w:oddVBand="0" w:evenVBand="0" w:oddHBand="0" w:evenHBand="0" w:firstRowFirstColumn="0" w:firstRowLastColumn="0" w:lastRowFirstColumn="0" w:lastRowLastColumn="0"/>
               <w:rPr>
                 <w:rFonts w:ascii="Courier New" w:eastAsia="Times New Roman" w:hAnsi="Courier New" w:cs="Courier New"/>
+                <w:b/>
+                <w:bCs/>
                 <w:color w:val="000000"/>
                 <w:kern w:val="0"/>
                 <w14:ligatures w14:val="none"/>
@@ -10062,23 +10225,19 @@
             <w:pPr>
               <w:rPr>
                 <w:rFonts w:ascii="Courier New" w:eastAsia="Times New Roman" w:hAnsi="Courier New" w:cs="Courier New"/>
-                <w:b w:val="0"/>
-                <w:bCs w:val="0"/>
-                <w:color w:val="000000"/>
-                <w:kern w:val="0"/>
-                <w14:ligatures w14:val="none"/>
-              </w:rPr>
-            </w:pPr>
-            <w:r>
-              <w:rPr>
-                <w:rFonts w:ascii="Courier New" w:eastAsia="Times New Roman" w:hAnsi="Courier New" w:cs="Courier New"/>
-                <w:b w:val="0"/>
-                <w:bCs w:val="0"/>
-                <w:color w:val="000000"/>
-                <w:kern w:val="0"/>
-                <w14:ligatures w14:val="none"/>
-              </w:rPr>
-              <w:t>Silver Earrings</w:t>
+                <w:color w:val="000000"/>
+                <w:kern w:val="0"/>
+                <w14:ligatures w14:val="none"/>
+              </w:rPr>
+            </w:pPr>
+            <w:r>
+              <w:rPr>
+                <w:rFonts w:ascii="Courier New" w:eastAsia="Times New Roman" w:hAnsi="Courier New" w:cs="Courier New"/>
+                <w:color w:val="000000"/>
+                <w:kern w:val="0"/>
+                <w14:ligatures w14:val="none"/>
+              </w:rPr>
+              <w:t>Silver Nose Ring</w:t>
             </w:r>
           </w:p>
         </w:tc>
@@ -10095,19 +10254,23 @@
               <w:cnfStyle w:val="000000100000" w:firstRow="0" w:lastRow="0" w:firstColumn="0" w:lastColumn="0" w:oddVBand="0" w:evenVBand="0" w:oddHBand="1" w:evenHBand="0" w:firstRowFirstColumn="0" w:firstRowLastColumn="0" w:lastRowFirstColumn="0" w:lastRowLastColumn="0"/>
               <w:rPr>
                 <w:rFonts w:ascii="Courier New" w:eastAsia="Times New Roman" w:hAnsi="Courier New" w:cs="Courier New"/>
-                <w:color w:val="000000"/>
-                <w:kern w:val="0"/>
-                <w14:ligatures w14:val="none"/>
-              </w:rPr>
-            </w:pPr>
-            <w:r>
-              <w:rPr>
-                <w:rFonts w:ascii="Courier New" w:eastAsia="Times New Roman" w:hAnsi="Courier New" w:cs="Courier New"/>
-                <w:color w:val="000000"/>
-                <w:kern w:val="0"/>
-                <w14:ligatures w14:val="none"/>
-              </w:rPr>
-              <w:t>2</w:t>
+                <w:b/>
+                <w:bCs/>
+                <w:color w:val="000000"/>
+                <w:kern w:val="0"/>
+                <w14:ligatures w14:val="none"/>
+              </w:rPr>
+            </w:pPr>
+            <w:r>
+              <w:rPr>
+                <w:rFonts w:ascii="Courier New" w:eastAsia="Times New Roman" w:hAnsi="Courier New" w:cs="Courier New"/>
+                <w:b/>
+                <w:bCs/>
+                <w:color w:val="000000"/>
+                <w:kern w:val="0"/>
+                <w14:ligatures w14:val="none"/>
+              </w:rPr>
+              <w:t>1</w:t>
             </w:r>
           </w:p>
         </w:tc>
@@ -10124,19 +10287,23 @@
               <w:cnfStyle w:val="000000100000" w:firstRow="0" w:lastRow="0" w:firstColumn="0" w:lastColumn="0" w:oddVBand="0" w:evenVBand="0" w:oddHBand="1" w:evenHBand="0" w:firstRowFirstColumn="0" w:firstRowLastColumn="0" w:lastRowFirstColumn="0" w:lastRowLastColumn="0"/>
               <w:rPr>
                 <w:rFonts w:ascii="Courier New" w:eastAsia="Times New Roman" w:hAnsi="Courier New" w:cs="Courier New"/>
-                <w:color w:val="000000"/>
-                <w:kern w:val="0"/>
-                <w14:ligatures w14:val="none"/>
-              </w:rPr>
-            </w:pPr>
-            <w:r>
-              <w:rPr>
-                <w:rFonts w:ascii="Courier New" w:eastAsia="Times New Roman" w:hAnsi="Courier New" w:cs="Courier New"/>
-                <w:color w:val="000000"/>
-                <w:kern w:val="0"/>
-                <w14:ligatures w14:val="none"/>
-              </w:rPr>
-              <w:t>28</w:t>
+                <w:b/>
+                <w:bCs/>
+                <w:color w:val="000000"/>
+                <w:kern w:val="0"/>
+                <w14:ligatures w14:val="none"/>
+              </w:rPr>
+            </w:pPr>
+            <w:r>
+              <w:rPr>
+                <w:rFonts w:ascii="Courier New" w:eastAsia="Times New Roman" w:hAnsi="Courier New" w:cs="Courier New"/>
+                <w:b/>
+                <w:bCs/>
+                <w:color w:val="000000"/>
+                <w:kern w:val="0"/>
+                <w14:ligatures w14:val="none"/>
+              </w:rPr>
+              <w:t>30</w:t>
             </w:r>
           </w:p>
         </w:tc>
@@ -10150,6 +10317,8 @@
               <w:cnfStyle w:val="000000100000" w:firstRow="0" w:lastRow="0" w:firstColumn="0" w:lastColumn="0" w:oddVBand="0" w:evenVBand="0" w:oddHBand="1" w:evenHBand="0" w:firstRowFirstColumn="0" w:firstRowLastColumn="0" w:lastRowFirstColumn="0" w:lastRowLastColumn="0"/>
               <w:rPr>
                 <w:rFonts w:ascii="Courier New" w:eastAsia="Times New Roman" w:hAnsi="Courier New" w:cs="Courier New"/>
+                <w:b/>
+                <w:bCs/>
                 <w:color w:val="000000"/>
                 <w:kern w:val="0"/>
                 <w14:ligatures w14:val="none"/>
@@ -10175,23 +10344,19 @@
             <w:pPr>
               <w:rPr>
                 <w:rFonts w:ascii="Courier New" w:eastAsia="Times New Roman" w:hAnsi="Courier New" w:cs="Courier New"/>
-                <w:b w:val="0"/>
-                <w:bCs w:val="0"/>
-                <w:color w:val="000000"/>
-                <w:kern w:val="0"/>
-                <w14:ligatures w14:val="none"/>
-              </w:rPr>
-            </w:pPr>
-            <w:r>
-              <w:rPr>
-                <w:rFonts w:ascii="Courier New" w:eastAsia="Times New Roman" w:hAnsi="Courier New" w:cs="Courier New"/>
-                <w:b w:val="0"/>
-                <w:bCs w:val="0"/>
-                <w:color w:val="000000"/>
-                <w:kern w:val="0"/>
-                <w14:ligatures w14:val="none"/>
-              </w:rPr>
-              <w:t>Silver Nose Ring</w:t>
+                <w:color w:val="000000"/>
+                <w:kern w:val="0"/>
+                <w14:ligatures w14:val="none"/>
+              </w:rPr>
+            </w:pPr>
+            <w:r>
+              <w:rPr>
+                <w:rFonts w:ascii="Courier New" w:eastAsia="Times New Roman" w:hAnsi="Courier New" w:cs="Courier New"/>
+                <w:color w:val="000000"/>
+                <w:kern w:val="0"/>
+                <w14:ligatures w14:val="none"/>
+              </w:rPr>
+              <w:t>Silver Armbands</w:t>
             </w:r>
           </w:p>
         </w:tc>
@@ -10208,19 +10373,23 @@
               <w:cnfStyle w:val="000000000000" w:firstRow="0" w:lastRow="0" w:firstColumn="0" w:lastColumn="0" w:oddVBand="0" w:evenVBand="0" w:oddHBand="0" w:evenHBand="0" w:firstRowFirstColumn="0" w:firstRowLastColumn="0" w:lastRowFirstColumn="0" w:lastRowLastColumn="0"/>
               <w:rPr>
                 <w:rFonts w:ascii="Courier New" w:eastAsia="Times New Roman" w:hAnsi="Courier New" w:cs="Courier New"/>
-                <w:color w:val="000000"/>
-                <w:kern w:val="0"/>
-                <w14:ligatures w14:val="none"/>
-              </w:rPr>
-            </w:pPr>
-            <w:r>
-              <w:rPr>
-                <w:rFonts w:ascii="Courier New" w:eastAsia="Times New Roman" w:hAnsi="Courier New" w:cs="Courier New"/>
-                <w:color w:val="000000"/>
-                <w:kern w:val="0"/>
-                <w14:ligatures w14:val="none"/>
-              </w:rPr>
-              <w:t>1</w:t>
+                <w:b/>
+                <w:bCs/>
+                <w:color w:val="000000"/>
+                <w:kern w:val="0"/>
+                <w14:ligatures w14:val="none"/>
+              </w:rPr>
+            </w:pPr>
+            <w:r>
+              <w:rPr>
+                <w:rFonts w:ascii="Courier New" w:eastAsia="Times New Roman" w:hAnsi="Courier New" w:cs="Courier New"/>
+                <w:b/>
+                <w:bCs/>
+                <w:color w:val="000000"/>
+                <w:kern w:val="0"/>
+                <w14:ligatures w14:val="none"/>
+              </w:rPr>
+              <w:t>2</w:t>
             </w:r>
           </w:p>
         </w:tc>
@@ -10237,19 +10406,23 @@
               <w:cnfStyle w:val="000000000000" w:firstRow="0" w:lastRow="0" w:firstColumn="0" w:lastColumn="0" w:oddVBand="0" w:evenVBand="0" w:oddHBand="0" w:evenHBand="0" w:firstRowFirstColumn="0" w:firstRowLastColumn="0" w:lastRowFirstColumn="0" w:lastRowLastColumn="0"/>
               <w:rPr>
                 <w:rFonts w:ascii="Courier New" w:eastAsia="Times New Roman" w:hAnsi="Courier New" w:cs="Courier New"/>
-                <w:color w:val="000000"/>
-                <w:kern w:val="0"/>
-                <w14:ligatures w14:val="none"/>
-              </w:rPr>
-            </w:pPr>
-            <w:r>
-              <w:rPr>
-                <w:rFonts w:ascii="Courier New" w:eastAsia="Times New Roman" w:hAnsi="Courier New" w:cs="Courier New"/>
-                <w:color w:val="000000"/>
-                <w:kern w:val="0"/>
-                <w14:ligatures w14:val="none"/>
-              </w:rPr>
-              <w:t>28</w:t>
+                <w:b/>
+                <w:bCs/>
+                <w:color w:val="000000"/>
+                <w:kern w:val="0"/>
+                <w14:ligatures w14:val="none"/>
+              </w:rPr>
+            </w:pPr>
+            <w:r>
+              <w:rPr>
+                <w:rFonts w:ascii="Courier New" w:eastAsia="Times New Roman" w:hAnsi="Courier New" w:cs="Courier New"/>
+                <w:b/>
+                <w:bCs/>
+                <w:color w:val="000000"/>
+                <w:kern w:val="0"/>
+                <w14:ligatures w14:val="none"/>
+              </w:rPr>
+              <w:t>30</w:t>
             </w:r>
           </w:p>
         </w:tc>
@@ -10263,6 +10436,8 @@
               <w:cnfStyle w:val="000000000000" w:firstRow="0" w:lastRow="0" w:firstColumn="0" w:lastColumn="0" w:oddVBand="0" w:evenVBand="0" w:oddHBand="0" w:evenHBand="0" w:firstRowFirstColumn="0" w:firstRowLastColumn="0" w:lastRowFirstColumn="0" w:lastRowLastColumn="0"/>
               <w:rPr>
                 <w:rFonts w:ascii="Courier New" w:eastAsia="Times New Roman" w:hAnsi="Courier New" w:cs="Courier New"/>
+                <w:b/>
+                <w:bCs/>
                 <w:color w:val="000000"/>
                 <w:kern w:val="0"/>
                 <w14:ligatures w14:val="none"/>
@@ -10289,23 +10464,19 @@
             <w:pPr>
               <w:rPr>
                 <w:rFonts w:ascii="Courier New" w:eastAsia="Times New Roman" w:hAnsi="Courier New" w:cs="Courier New"/>
-                <w:b w:val="0"/>
-                <w:bCs w:val="0"/>
-                <w:color w:val="000000"/>
-                <w:kern w:val="0"/>
-                <w14:ligatures w14:val="none"/>
-              </w:rPr>
-            </w:pPr>
-            <w:r>
-              <w:rPr>
-                <w:rFonts w:ascii="Courier New" w:eastAsia="Times New Roman" w:hAnsi="Courier New" w:cs="Courier New"/>
-                <w:b w:val="0"/>
-                <w:bCs w:val="0"/>
-                <w:color w:val="000000"/>
-                <w:kern w:val="0"/>
-                <w14:ligatures w14:val="none"/>
-              </w:rPr>
-              <w:t>Silver Armbands</w:t>
+                <w:color w:val="000000"/>
+                <w:kern w:val="0"/>
+                <w14:ligatures w14:val="none"/>
+              </w:rPr>
+            </w:pPr>
+            <w:r>
+              <w:rPr>
+                <w:rFonts w:ascii="Courier New" w:eastAsia="Times New Roman" w:hAnsi="Courier New" w:cs="Courier New"/>
+                <w:color w:val="000000"/>
+                <w:kern w:val="0"/>
+                <w14:ligatures w14:val="none"/>
+              </w:rPr>
+              <w:t>Flower decorated photo of Adi</w:t>
             </w:r>
           </w:p>
         </w:tc>
@@ -10322,19 +10493,23 @@
               <w:cnfStyle w:val="000000100000" w:firstRow="0" w:lastRow="0" w:firstColumn="0" w:lastColumn="0" w:oddVBand="0" w:evenVBand="0" w:oddHBand="1" w:evenHBand="0" w:firstRowFirstColumn="0" w:firstRowLastColumn="0" w:lastRowFirstColumn="0" w:lastRowLastColumn="0"/>
               <w:rPr>
                 <w:rFonts w:ascii="Courier New" w:eastAsia="Times New Roman" w:hAnsi="Courier New" w:cs="Courier New"/>
-                <w:color w:val="000000"/>
-                <w:kern w:val="0"/>
-                <w14:ligatures w14:val="none"/>
-              </w:rPr>
-            </w:pPr>
-            <w:r>
-              <w:rPr>
-                <w:rFonts w:ascii="Courier New" w:eastAsia="Times New Roman" w:hAnsi="Courier New" w:cs="Courier New"/>
-                <w:color w:val="000000"/>
-                <w:kern w:val="0"/>
-                <w14:ligatures w14:val="none"/>
-              </w:rPr>
-              <w:t>2</w:t>
+                <w:b/>
+                <w:bCs/>
+                <w:color w:val="000000"/>
+                <w:kern w:val="0"/>
+                <w14:ligatures w14:val="none"/>
+              </w:rPr>
+            </w:pPr>
+            <w:r>
+              <w:rPr>
+                <w:rFonts w:ascii="Courier New" w:eastAsia="Times New Roman" w:hAnsi="Courier New" w:cs="Courier New"/>
+                <w:b/>
+                <w:bCs/>
+                <w:color w:val="000000"/>
+                <w:kern w:val="0"/>
+                <w14:ligatures w14:val="none"/>
+              </w:rPr>
+              <w:t>1</w:t>
             </w:r>
           </w:p>
         </w:tc>
@@ -10351,19 +10526,23 @@
               <w:cnfStyle w:val="000000100000" w:firstRow="0" w:lastRow="0" w:firstColumn="0" w:lastColumn="0" w:oddVBand="0" w:evenVBand="0" w:oddHBand="1" w:evenHBand="0" w:firstRowFirstColumn="0" w:firstRowLastColumn="0" w:lastRowFirstColumn="0" w:lastRowLastColumn="0"/>
               <w:rPr>
                 <w:rFonts w:ascii="Courier New" w:eastAsia="Times New Roman" w:hAnsi="Courier New" w:cs="Courier New"/>
-                <w:color w:val="000000"/>
-                <w:kern w:val="0"/>
-                <w14:ligatures w14:val="none"/>
-              </w:rPr>
-            </w:pPr>
-            <w:r>
-              <w:rPr>
-                <w:rFonts w:ascii="Courier New" w:eastAsia="Times New Roman" w:hAnsi="Courier New" w:cs="Courier New"/>
-                <w:color w:val="000000"/>
-                <w:kern w:val="0"/>
-                <w14:ligatures w14:val="none"/>
-              </w:rPr>
-              <w:t>28</w:t>
+                <w:b/>
+                <w:bCs/>
+                <w:color w:val="000000"/>
+                <w:kern w:val="0"/>
+                <w14:ligatures w14:val="none"/>
+              </w:rPr>
+            </w:pPr>
+            <w:r>
+              <w:rPr>
+                <w:rFonts w:ascii="Courier New" w:eastAsia="Times New Roman" w:hAnsi="Courier New" w:cs="Courier New"/>
+                <w:b/>
+                <w:bCs/>
+                <w:color w:val="000000"/>
+                <w:kern w:val="0"/>
+                <w14:ligatures w14:val="none"/>
+              </w:rPr>
+              <w:t>30</w:t>
             </w:r>
           </w:p>
         </w:tc>
@@ -10377,6 +10556,8 @@
               <w:cnfStyle w:val="000000100000" w:firstRow="0" w:lastRow="0" w:firstColumn="0" w:lastColumn="0" w:oddVBand="0" w:evenVBand="0" w:oddHBand="1" w:evenHBand="0" w:firstRowFirstColumn="0" w:firstRowLastColumn="0" w:lastRowFirstColumn="0" w:lastRowLastColumn="0"/>
               <w:rPr>
                 <w:rFonts w:ascii="Courier New" w:eastAsia="Times New Roman" w:hAnsi="Courier New" w:cs="Courier New"/>
+                <w:b/>
+                <w:bCs/>
                 <w:color w:val="000000"/>
                 <w:kern w:val="0"/>
                 <w14:ligatures w14:val="none"/>
@@ -10402,23 +10583,19 @@
             <w:pPr>
               <w:rPr>
                 <w:rFonts w:ascii="Courier New" w:eastAsia="Times New Roman" w:hAnsi="Courier New" w:cs="Courier New"/>
-                <w:b w:val="0"/>
-                <w:bCs w:val="0"/>
-                <w:color w:val="000000"/>
-                <w:kern w:val="0"/>
-                <w14:ligatures w14:val="none"/>
-              </w:rPr>
-            </w:pPr>
-            <w:r>
-              <w:rPr>
-                <w:rFonts w:ascii="Courier New" w:eastAsia="Times New Roman" w:hAnsi="Courier New" w:cs="Courier New"/>
-                <w:b w:val="0"/>
-                <w:bCs w:val="0"/>
-                <w:color w:val="000000"/>
-                <w:kern w:val="0"/>
-                <w14:ligatures w14:val="none"/>
-              </w:rPr>
-              <w:t>Flower decorated photo of Adi</w:t>
+                <w:color w:val="000000"/>
+                <w:kern w:val="0"/>
+                <w14:ligatures w14:val="none"/>
+              </w:rPr>
+            </w:pPr>
+            <w:r>
+              <w:rPr>
+                <w:rFonts w:ascii="Courier New" w:eastAsia="Times New Roman" w:hAnsi="Courier New" w:cs="Courier New"/>
+                <w:color w:val="000000"/>
+                <w:kern w:val="0"/>
+                <w14:ligatures w14:val="none"/>
+              </w:rPr>
+              <w:t>Brass Lamp</w:t>
             </w:r>
           </w:p>
         </w:tc>
@@ -10435,14 +10612,18 @@
               <w:cnfStyle w:val="000000000000" w:firstRow="0" w:lastRow="0" w:firstColumn="0" w:lastColumn="0" w:oddVBand="0" w:evenVBand="0" w:oddHBand="0" w:evenHBand="0" w:firstRowFirstColumn="0" w:firstRowLastColumn="0" w:lastRowFirstColumn="0" w:lastRowLastColumn="0"/>
               <w:rPr>
                 <w:rFonts w:ascii="Courier New" w:eastAsia="Times New Roman" w:hAnsi="Courier New" w:cs="Courier New"/>
-                <w:color w:val="000000"/>
-                <w:kern w:val="0"/>
-                <w14:ligatures w14:val="none"/>
-              </w:rPr>
-            </w:pPr>
-            <w:r>
-              <w:rPr>
-                <w:rFonts w:ascii="Courier New" w:eastAsia="Times New Roman" w:hAnsi="Courier New" w:cs="Courier New"/>
+                <w:b/>
+                <w:bCs/>
+                <w:color w:val="000000"/>
+                <w:kern w:val="0"/>
+                <w14:ligatures w14:val="none"/>
+              </w:rPr>
+            </w:pPr>
+            <w:r>
+              <w:rPr>
+                <w:rFonts w:ascii="Courier New" w:eastAsia="Times New Roman" w:hAnsi="Courier New" w:cs="Courier New"/>
+                <w:b/>
+                <w:bCs/>
                 <w:color w:val="000000"/>
                 <w:kern w:val="0"/>
                 <w14:ligatures w14:val="none"/>
@@ -10464,19 +10645,23 @@
               <w:cnfStyle w:val="000000000000" w:firstRow="0" w:lastRow="0" w:firstColumn="0" w:lastColumn="0" w:oddVBand="0" w:evenVBand="0" w:oddHBand="0" w:evenHBand="0" w:firstRowFirstColumn="0" w:firstRowLastColumn="0" w:lastRowFirstColumn="0" w:lastRowLastColumn="0"/>
               <w:rPr>
                 <w:rFonts w:ascii="Courier New" w:eastAsia="Times New Roman" w:hAnsi="Courier New" w:cs="Courier New"/>
-                <w:color w:val="000000"/>
-                <w:kern w:val="0"/>
-                <w14:ligatures w14:val="none"/>
-              </w:rPr>
-            </w:pPr>
-            <w:r>
-              <w:rPr>
-                <w:rFonts w:ascii="Courier New" w:eastAsia="Times New Roman" w:hAnsi="Courier New" w:cs="Courier New"/>
-                <w:color w:val="000000"/>
-                <w:kern w:val="0"/>
-                <w14:ligatures w14:val="none"/>
-              </w:rPr>
-              <w:t>28</w:t>
+                <w:b/>
+                <w:bCs/>
+                <w:color w:val="000000"/>
+                <w:kern w:val="0"/>
+                <w14:ligatures w14:val="none"/>
+              </w:rPr>
+            </w:pPr>
+            <w:r>
+              <w:rPr>
+                <w:rFonts w:ascii="Courier New" w:eastAsia="Times New Roman" w:hAnsi="Courier New" w:cs="Courier New"/>
+                <w:b/>
+                <w:bCs/>
+                <w:color w:val="000000"/>
+                <w:kern w:val="0"/>
+                <w14:ligatures w14:val="none"/>
+              </w:rPr>
+              <w:t>30</w:t>
             </w:r>
           </w:p>
         </w:tc>
@@ -10490,6 +10675,8 @@
               <w:cnfStyle w:val="000000000000" w:firstRow="0" w:lastRow="0" w:firstColumn="0" w:lastColumn="0" w:oddVBand="0" w:evenVBand="0" w:oddHBand="0" w:evenHBand="0" w:firstRowFirstColumn="0" w:firstRowLastColumn="0" w:lastRowFirstColumn="0" w:lastRowLastColumn="0"/>
               <w:rPr>
                 <w:rFonts w:ascii="Courier New" w:eastAsia="Times New Roman" w:hAnsi="Courier New" w:cs="Courier New"/>
+                <w:b/>
+                <w:bCs/>
                 <w:color w:val="000000"/>
                 <w:kern w:val="0"/>
                 <w14:ligatures w14:val="none"/>
@@ -10516,23 +10703,19 @@
             <w:pPr>
               <w:rPr>
                 <w:rFonts w:ascii="Courier New" w:eastAsia="Times New Roman" w:hAnsi="Courier New" w:cs="Courier New"/>
-                <w:b w:val="0"/>
-                <w:bCs w:val="0"/>
-                <w:color w:val="000000"/>
-                <w:kern w:val="0"/>
-                <w14:ligatures w14:val="none"/>
-              </w:rPr>
-            </w:pPr>
-            <w:r>
-              <w:rPr>
-                <w:rFonts w:ascii="Courier New" w:eastAsia="Times New Roman" w:hAnsi="Courier New" w:cs="Courier New"/>
-                <w:b w:val="0"/>
-                <w:bCs w:val="0"/>
-                <w:color w:val="000000"/>
-                <w:kern w:val="0"/>
-                <w14:ligatures w14:val="none"/>
-              </w:rPr>
-              <w:t>Brass Lamp</w:t>
+                <w:color w:val="000000"/>
+                <w:kern w:val="0"/>
+                <w14:ligatures w14:val="none"/>
+              </w:rPr>
+            </w:pPr>
+            <w:r>
+              <w:rPr>
+                <w:rFonts w:ascii="Courier New" w:eastAsia="Times New Roman" w:hAnsi="Courier New" w:cs="Courier New"/>
+                <w:color w:val="000000"/>
+                <w:kern w:val="0"/>
+                <w14:ligatures w14:val="none"/>
+              </w:rPr>
+              <w:t>Thick Metallic Chain</w:t>
             </w:r>
           </w:p>
         </w:tc>
@@ -10549,14 +10732,18 @@
               <w:cnfStyle w:val="000000100000" w:firstRow="0" w:lastRow="0" w:firstColumn="0" w:lastColumn="0" w:oddVBand="0" w:evenVBand="0" w:oddHBand="1" w:evenHBand="0" w:firstRowFirstColumn="0" w:firstRowLastColumn="0" w:lastRowFirstColumn="0" w:lastRowLastColumn="0"/>
               <w:rPr>
                 <w:rFonts w:ascii="Courier New" w:eastAsia="Times New Roman" w:hAnsi="Courier New" w:cs="Courier New"/>
-                <w:color w:val="000000"/>
-                <w:kern w:val="0"/>
-                <w14:ligatures w14:val="none"/>
-              </w:rPr>
-            </w:pPr>
-            <w:r>
-              <w:rPr>
-                <w:rFonts w:ascii="Courier New" w:eastAsia="Times New Roman" w:hAnsi="Courier New" w:cs="Courier New"/>
+                <w:b/>
+                <w:bCs/>
+                <w:color w:val="000000"/>
+                <w:kern w:val="0"/>
+                <w14:ligatures w14:val="none"/>
+              </w:rPr>
+            </w:pPr>
+            <w:r>
+              <w:rPr>
+                <w:rFonts w:ascii="Courier New" w:eastAsia="Times New Roman" w:hAnsi="Courier New" w:cs="Courier New"/>
+                <w:b/>
+                <w:bCs/>
                 <w:color w:val="000000"/>
                 <w:kern w:val="0"/>
                 <w14:ligatures w14:val="none"/>
@@ -10578,14 +10765,18 @@
               <w:cnfStyle w:val="000000100000" w:firstRow="0" w:lastRow="0" w:firstColumn="0" w:lastColumn="0" w:oddVBand="0" w:evenVBand="0" w:oddHBand="1" w:evenHBand="0" w:firstRowFirstColumn="0" w:firstRowLastColumn="0" w:lastRowFirstColumn="0" w:lastRowLastColumn="0"/>
               <w:rPr>
                 <w:rFonts w:ascii="Courier New" w:eastAsia="Times New Roman" w:hAnsi="Courier New" w:cs="Courier New"/>
-                <w:color w:val="000000"/>
-                <w:kern w:val="0"/>
-                <w14:ligatures w14:val="none"/>
-              </w:rPr>
-            </w:pPr>
-            <w:r>
-              <w:rPr>
-                <w:rFonts w:ascii="Courier New" w:eastAsia="Times New Roman" w:hAnsi="Courier New" w:cs="Courier New"/>
+                <w:b/>
+                <w:bCs/>
+                <w:color w:val="000000"/>
+                <w:kern w:val="0"/>
+                <w14:ligatures w14:val="none"/>
+              </w:rPr>
+            </w:pPr>
+            <w:r>
+              <w:rPr>
+                <w:rFonts w:ascii="Courier New" w:eastAsia="Times New Roman" w:hAnsi="Courier New" w:cs="Courier New"/>
+                <w:b/>
+                <w:bCs/>
                 <w:color w:val="000000"/>
                 <w:kern w:val="0"/>
                 <w14:ligatures w14:val="none"/>
@@ -10604,6 +10795,8 @@
               <w:cnfStyle w:val="000000100000" w:firstRow="0" w:lastRow="0" w:firstColumn="0" w:lastColumn="0" w:oddVBand="0" w:evenVBand="0" w:oddHBand="1" w:evenHBand="0" w:firstRowFirstColumn="0" w:firstRowLastColumn="0" w:lastRowFirstColumn="0" w:lastRowLastColumn="0"/>
               <w:rPr>
                 <w:rFonts w:ascii="Courier New" w:eastAsia="Times New Roman" w:hAnsi="Courier New" w:cs="Courier New"/>
+                <w:b/>
+                <w:bCs/>
                 <w:color w:val="000000"/>
                 <w:kern w:val="0"/>
                 <w14:ligatures w14:val="none"/>
@@ -10629,23 +10822,19 @@
             <w:pPr>
               <w:rPr>
                 <w:rFonts w:ascii="Courier New" w:eastAsia="Times New Roman" w:hAnsi="Courier New" w:cs="Courier New"/>
-                <w:b w:val="0"/>
-                <w:bCs w:val="0"/>
-                <w:color w:val="000000"/>
-                <w:kern w:val="0"/>
-                <w14:ligatures w14:val="none"/>
-              </w:rPr>
-            </w:pPr>
-            <w:r>
-              <w:rPr>
-                <w:rFonts w:ascii="Courier New" w:eastAsia="Times New Roman" w:hAnsi="Courier New" w:cs="Courier New"/>
-                <w:b w:val="0"/>
-                <w:bCs w:val="0"/>
-                <w:color w:val="000000"/>
-                <w:kern w:val="0"/>
-                <w14:ligatures w14:val="none"/>
-              </w:rPr>
-              <w:t>Thick Metallic Chain</w:t>
+                <w:color w:val="000000"/>
+                <w:kern w:val="0"/>
+                <w14:ligatures w14:val="none"/>
+              </w:rPr>
+            </w:pPr>
+            <w:r>
+              <w:rPr>
+                <w:rFonts w:ascii="Courier New" w:eastAsia="Times New Roman" w:hAnsi="Courier New" w:cs="Courier New"/>
+                <w:color w:val="000000"/>
+                <w:kern w:val="0"/>
+                <w14:ligatures w14:val="none"/>
+              </w:rPr>
+              <w:t>-----------------------------</w:t>
             </w:r>
           </w:p>
         </w:tc>
@@ -10662,19 +10851,23 @@
               <w:cnfStyle w:val="000000000000" w:firstRow="0" w:lastRow="0" w:firstColumn="0" w:lastColumn="0" w:oddVBand="0" w:evenVBand="0" w:oddHBand="0" w:evenHBand="0" w:firstRowFirstColumn="0" w:firstRowLastColumn="0" w:lastRowFirstColumn="0" w:lastRowLastColumn="0"/>
               <w:rPr>
                 <w:rFonts w:ascii="Courier New" w:eastAsia="Times New Roman" w:hAnsi="Courier New" w:cs="Courier New"/>
-                <w:color w:val="000000"/>
-                <w:kern w:val="0"/>
-                <w14:ligatures w14:val="none"/>
-              </w:rPr>
-            </w:pPr>
-            <w:r>
-              <w:rPr>
-                <w:rFonts w:ascii="Courier New" w:eastAsia="Times New Roman" w:hAnsi="Courier New" w:cs="Courier New"/>
-                <w:color w:val="000000"/>
-                <w:kern w:val="0"/>
-                <w14:ligatures w14:val="none"/>
-              </w:rPr>
-              <w:t>1</w:t>
+                <w:b/>
+                <w:bCs/>
+                <w:color w:val="000000"/>
+                <w:kern w:val="0"/>
+                <w14:ligatures w14:val="none"/>
+              </w:rPr>
+            </w:pPr>
+            <w:r>
+              <w:rPr>
+                <w:rFonts w:ascii="Courier New" w:eastAsia="Times New Roman" w:hAnsi="Courier New" w:cs="Courier New"/>
+                <w:b/>
+                <w:bCs/>
+                <w:color w:val="000000"/>
+                <w:kern w:val="0"/>
+                <w14:ligatures w14:val="none"/>
+              </w:rPr>
+              <w:t>-----------</w:t>
             </w:r>
           </w:p>
         </w:tc>
@@ -10690,20 +10883,25 @@
               <w:jc w:val="center"/>
               <w:cnfStyle w:val="000000000000" w:firstRow="0" w:lastRow="0" w:firstColumn="0" w:lastColumn="0" w:oddVBand="0" w:evenVBand="0" w:oddHBand="0" w:evenHBand="0" w:firstRowFirstColumn="0" w:firstRowLastColumn="0" w:lastRowFirstColumn="0" w:lastRowLastColumn="0"/>
               <w:rPr>
-                <w:rFonts w:ascii="Courier New" w:eastAsia="Times New Roman" w:hAnsi="Courier New" w:cs="Courier New"/>
-                <w:color w:val="000000"/>
-                <w:kern w:val="0"/>
-                <w14:ligatures w14:val="none"/>
-              </w:rPr>
-            </w:pPr>
-            <w:r>
-              <w:rPr>
-                <w:rFonts w:ascii="Courier New" w:eastAsia="Times New Roman" w:hAnsi="Courier New" w:cs="Courier New"/>
-                <w:color w:val="000000"/>
-                <w:kern w:val="0"/>
-                <w14:ligatures w14:val="none"/>
-              </w:rPr>
-              <w:t>28</w:t>
+                <w:rFonts w:ascii="Times New Roman" w:eastAsia="Times New Roman" w:hAnsi="Times New Roman" w:cs="Times New Roman"/>
+                <w:b/>
+                <w:bCs/>
+                <w:kern w:val="0"/>
+                <w:sz w:val="20"/>
+                <w:szCs w:val="20"/>
+                <w14:ligatures w14:val="none"/>
+              </w:rPr>
+            </w:pPr>
+            <w:r>
+              <w:rPr>
+                <w:rFonts w:ascii="Courier New" w:eastAsia="Times New Roman" w:hAnsi="Courier New" w:cs="Courier New"/>
+                <w:b/>
+                <w:bCs/>
+                <w:color w:val="000000"/>
+                <w:kern w:val="0"/>
+                <w14:ligatures w14:val="none"/>
+              </w:rPr>
+              <w:t>---------------------</w:t>
             </w:r>
           </w:p>
         </w:tc>
@@ -10716,12 +10914,26 @@
             <w:pPr>
               <w:cnfStyle w:val="000000000000" w:firstRow="0" w:lastRow="0" w:firstColumn="0" w:lastColumn="0" w:oddVBand="0" w:evenVBand="0" w:oddHBand="0" w:evenHBand="0" w:firstRowFirstColumn="0" w:firstRowLastColumn="0" w:lastRowFirstColumn="0" w:lastRowLastColumn="0"/>
               <w:rPr>
-                <w:rFonts w:ascii="Courier New" w:eastAsia="Times New Roman" w:hAnsi="Courier New" w:cs="Courier New"/>
-                <w:color w:val="000000"/>
-                <w:kern w:val="0"/>
-                <w14:ligatures w14:val="none"/>
-              </w:rPr>
-            </w:pPr>
+                <w:rFonts w:ascii="Times New Roman" w:eastAsia="Times New Roman" w:hAnsi="Times New Roman" w:cs="Times New Roman"/>
+                <w:b/>
+                <w:bCs/>
+                <w:kern w:val="0"/>
+                <w:sz w:val="20"/>
+                <w:szCs w:val="20"/>
+                <w14:ligatures w14:val="none"/>
+              </w:rPr>
+            </w:pPr>
+            <w:r>
+              <w:rPr>
+                <w:rFonts w:ascii="Courier New" w:eastAsia="Times New Roman" w:hAnsi="Courier New" w:cs="Courier New"/>
+                <w:b/>
+                <w:bCs/>
+                <w:color w:val="000000"/>
+                <w:kern w:val="0"/>
+                <w14:ligatures w14:val="none"/>
+              </w:rPr>
+              <w:t>-----------</w:t>
+            </w:r>
           </w:p>
         </w:tc>
       </w:tr>
@@ -10743,23 +10955,19 @@
             <w:pPr>
               <w:rPr>
                 <w:rFonts w:ascii="Courier New" w:eastAsia="Times New Roman" w:hAnsi="Courier New" w:cs="Courier New"/>
-                <w:b w:val="0"/>
-                <w:bCs w:val="0"/>
-                <w:color w:val="000000"/>
-                <w:kern w:val="0"/>
-                <w14:ligatures w14:val="none"/>
-              </w:rPr>
-            </w:pPr>
-            <w:r>
-              <w:rPr>
-                <w:rFonts w:ascii="Courier New" w:eastAsia="Times New Roman" w:hAnsi="Courier New" w:cs="Courier New"/>
-                <w:b w:val="0"/>
-                <w:bCs w:val="0"/>
-                <w:color w:val="000000"/>
-                <w:kern w:val="0"/>
-                <w14:ligatures w14:val="none"/>
-              </w:rPr>
-              <w:t>-----------------------------</w:t>
+                <w:color w:val="000000"/>
+                <w:kern w:val="0"/>
+                <w14:ligatures w14:val="none"/>
+              </w:rPr>
+            </w:pPr>
+            <w:r>
+              <w:rPr>
+                <w:rFonts w:ascii="Courier New" w:eastAsia="Times New Roman" w:hAnsi="Courier New" w:cs="Courier New"/>
+                <w:color w:val="000000"/>
+                <w:kern w:val="0"/>
+                <w14:ligatures w14:val="none"/>
+              </w:rPr>
+              <w:t>Crib with Cot Mobile</w:t>
             </w:r>
           </w:p>
         </w:tc>
@@ -10776,20 +10984,13 @@
               <w:cnfStyle w:val="000000100000" w:firstRow="0" w:lastRow="0" w:firstColumn="0" w:lastColumn="0" w:oddVBand="0" w:evenVBand="0" w:oddHBand="1" w:evenHBand="0" w:firstRowFirstColumn="0" w:firstRowLastColumn="0" w:lastRowFirstColumn="0" w:lastRowLastColumn="0"/>
               <w:rPr>
                 <w:rFonts w:ascii="Courier New" w:eastAsia="Times New Roman" w:hAnsi="Courier New" w:cs="Courier New"/>
-                <w:color w:val="000000"/>
-                <w:kern w:val="0"/>
-                <w14:ligatures w14:val="none"/>
-              </w:rPr>
-            </w:pPr>
-            <w:r>
-              <w:rPr>
-                <w:rFonts w:ascii="Courier New" w:eastAsia="Times New Roman" w:hAnsi="Courier New" w:cs="Courier New"/>
-                <w:color w:val="000000"/>
-                <w:kern w:val="0"/>
-                <w14:ligatures w14:val="none"/>
-              </w:rPr>
-              <w:t>-----------</w:t>
-            </w:r>
+                <w:b/>
+                <w:bCs/>
+                <w:color w:val="000000"/>
+                <w:kern w:val="0"/>
+                <w14:ligatures w14:val="none"/>
+              </w:rPr>
+            </w:pPr>
           </w:p>
         </w:tc>
         <w:tc>
@@ -10805,6 +11006,8 @@
               <w:cnfStyle w:val="000000100000" w:firstRow="0" w:lastRow="0" w:firstColumn="0" w:lastColumn="0" w:oddVBand="0" w:evenVBand="0" w:oddHBand="1" w:evenHBand="0" w:firstRowFirstColumn="0" w:firstRowLastColumn="0" w:lastRowFirstColumn="0" w:lastRowLastColumn="0"/>
               <w:rPr>
                 <w:rFonts w:ascii="Times New Roman" w:eastAsia="Times New Roman" w:hAnsi="Times New Roman" w:cs="Times New Roman"/>
+                <w:b/>
+                <w:bCs/>
                 <w:kern w:val="0"/>
                 <w:sz w:val="20"/>
                 <w:szCs w:val="20"/>
@@ -10814,11 +11017,24 @@
             <w:r>
               <w:rPr>
                 <w:rFonts w:ascii="Courier New" w:eastAsia="Times New Roman" w:hAnsi="Courier New" w:cs="Courier New"/>
-                <w:color w:val="000000"/>
-                <w:kern w:val="0"/>
-                <w14:ligatures w14:val="none"/>
-              </w:rPr>
-              <w:t>---------------------</w:t>
+                <w:b/>
+                <w:bCs/>
+                <w:color w:val="000000"/>
+                <w:kern w:val="0"/>
+                <w14:ligatures w14:val="none"/>
+              </w:rPr>
+              <w:t>2</w:t>
+            </w:r>
+            <w:r>
+              <w:rPr>
+                <w:rFonts w:ascii="Courier New" w:eastAsia="Times New Roman" w:hAnsi="Courier New" w:cs="Courier New"/>
+                <w:b/>
+                <w:bCs/>
+                <w:color w:val="000000"/>
+                <w:kern w:val="0"/>
+                <w14:ligatures w14:val="none"/>
+              </w:rPr>
+              <w:t>9</w:t>
             </w:r>
           </w:p>
         </w:tc>
@@ -10832,21 +11048,14 @@
               <w:cnfStyle w:val="000000100000" w:firstRow="0" w:lastRow="0" w:firstColumn="0" w:lastColumn="0" w:oddVBand="0" w:evenVBand="0" w:oddHBand="1" w:evenHBand="0" w:firstRowFirstColumn="0" w:firstRowLastColumn="0" w:lastRowFirstColumn="0" w:lastRowLastColumn="0"/>
               <w:rPr>
                 <w:rFonts w:ascii="Times New Roman" w:eastAsia="Times New Roman" w:hAnsi="Times New Roman" w:cs="Times New Roman"/>
+                <w:b/>
+                <w:bCs/>
                 <w:kern w:val="0"/>
                 <w:sz w:val="20"/>
                 <w:szCs w:val="20"/>
                 <w14:ligatures w14:val="none"/>
               </w:rPr>
             </w:pPr>
-            <w:r>
-              <w:rPr>
-                <w:rFonts w:ascii="Courier New" w:eastAsia="Times New Roman" w:hAnsi="Courier New" w:cs="Courier New"/>
-                <w:color w:val="000000"/>
-                <w:kern w:val="0"/>
-                <w14:ligatures w14:val="none"/>
-              </w:rPr>
-              <w:t>-----------</w:t>
-            </w:r>
           </w:p>
         </w:tc>
       </w:tr>
@@ -10867,23 +11076,19 @@
             <w:pPr>
               <w:rPr>
                 <w:rFonts w:ascii="Courier New" w:eastAsia="Times New Roman" w:hAnsi="Courier New" w:cs="Courier New"/>
-                <w:b w:val="0"/>
-                <w:bCs w:val="0"/>
-                <w:color w:val="000000"/>
-                <w:kern w:val="0"/>
-                <w14:ligatures w14:val="none"/>
-              </w:rPr>
-            </w:pPr>
-            <w:r>
-              <w:rPr>
-                <w:rFonts w:ascii="Courier New" w:eastAsia="Times New Roman" w:hAnsi="Courier New" w:cs="Courier New"/>
-                <w:b w:val="0"/>
-                <w:bCs w:val="0"/>
-                <w:color w:val="000000"/>
-                <w:kern w:val="0"/>
-                <w14:ligatures w14:val="none"/>
-              </w:rPr>
-              <w:t>Crib with Cot Mobile</w:t>
+                <w:color w:val="000000"/>
+                <w:kern w:val="0"/>
+                <w14:ligatures w14:val="none"/>
+              </w:rPr>
+            </w:pPr>
+            <w:r>
+              <w:rPr>
+                <w:rFonts w:ascii="Courier New" w:eastAsia="Times New Roman" w:hAnsi="Courier New" w:cs="Courier New"/>
+                <w:color w:val="000000"/>
+                <w:kern w:val="0"/>
+                <w14:ligatures w14:val="none"/>
+              </w:rPr>
+              <w:t>Cycle</w:t>
             </w:r>
           </w:p>
         </w:tc>
@@ -10900,6 +11105,8 @@
               <w:cnfStyle w:val="000000000000" w:firstRow="0" w:lastRow="0" w:firstColumn="0" w:lastColumn="0" w:oddVBand="0" w:evenVBand="0" w:oddHBand="0" w:evenHBand="0" w:firstRowFirstColumn="0" w:firstRowLastColumn="0" w:lastRowFirstColumn="0" w:lastRowLastColumn="0"/>
               <w:rPr>
                 <w:rFonts w:ascii="Courier New" w:eastAsia="Times New Roman" w:hAnsi="Courier New" w:cs="Courier New"/>
+                <w:b/>
+                <w:bCs/>
                 <w:color w:val="000000"/>
                 <w:kern w:val="0"/>
                 <w14:ligatures w14:val="none"/>
@@ -10920,6 +11127,8 @@
               <w:cnfStyle w:val="000000000000" w:firstRow="0" w:lastRow="0" w:firstColumn="0" w:lastColumn="0" w:oddVBand="0" w:evenVBand="0" w:oddHBand="0" w:evenHBand="0" w:firstRowFirstColumn="0" w:firstRowLastColumn="0" w:lastRowFirstColumn="0" w:lastRowLastColumn="0"/>
               <w:rPr>
                 <w:rFonts w:ascii="Times New Roman" w:eastAsia="Times New Roman" w:hAnsi="Times New Roman" w:cs="Times New Roman"/>
+                <w:b/>
+                <w:bCs/>
                 <w:kern w:val="0"/>
                 <w:sz w:val="20"/>
                 <w:szCs w:val="20"/>
@@ -10929,11 +11138,24 @@
             <w:r>
               <w:rPr>
                 <w:rFonts w:ascii="Courier New" w:eastAsia="Times New Roman" w:hAnsi="Courier New" w:cs="Courier New"/>
-                <w:color w:val="000000"/>
-                <w:kern w:val="0"/>
-                <w14:ligatures w14:val="none"/>
-              </w:rPr>
-              <w:t>27</w:t>
+                <w:b/>
+                <w:bCs/>
+                <w:color w:val="000000"/>
+                <w:kern w:val="0"/>
+                <w14:ligatures w14:val="none"/>
+              </w:rPr>
+              <w:t>2</w:t>
+            </w:r>
+            <w:r>
+              <w:rPr>
+                <w:rFonts w:ascii="Courier New" w:eastAsia="Times New Roman" w:hAnsi="Courier New" w:cs="Courier New"/>
+                <w:b/>
+                <w:bCs/>
+                <w:color w:val="000000"/>
+                <w:kern w:val="0"/>
+                <w14:ligatures w14:val="none"/>
+              </w:rPr>
+              <w:t>9</w:t>
             </w:r>
           </w:p>
         </w:tc>
@@ -10947,6 +11169,8 @@
               <w:cnfStyle w:val="000000000000" w:firstRow="0" w:lastRow="0" w:firstColumn="0" w:lastColumn="0" w:oddVBand="0" w:evenVBand="0" w:oddHBand="0" w:evenHBand="0" w:firstRowFirstColumn="0" w:firstRowLastColumn="0" w:lastRowFirstColumn="0" w:lastRowLastColumn="0"/>
               <w:rPr>
                 <w:rFonts w:ascii="Times New Roman" w:eastAsia="Times New Roman" w:hAnsi="Times New Roman" w:cs="Times New Roman"/>
+                <w:b/>
+                <w:bCs/>
                 <w:kern w:val="0"/>
                 <w:sz w:val="20"/>
                 <w:szCs w:val="20"/>
@@ -10974,23 +11198,19 @@
             <w:pPr>
               <w:rPr>
                 <w:rFonts w:ascii="Courier New" w:eastAsia="Times New Roman" w:hAnsi="Courier New" w:cs="Courier New"/>
-                <w:b w:val="0"/>
-                <w:bCs w:val="0"/>
-                <w:color w:val="000000"/>
-                <w:kern w:val="0"/>
-                <w14:ligatures w14:val="none"/>
-              </w:rPr>
-            </w:pPr>
-            <w:r>
-              <w:rPr>
-                <w:rFonts w:ascii="Courier New" w:eastAsia="Times New Roman" w:hAnsi="Courier New" w:cs="Courier New"/>
-                <w:b w:val="0"/>
-                <w:bCs w:val="0"/>
-                <w:color w:val="000000"/>
-                <w:kern w:val="0"/>
-                <w14:ligatures w14:val="none"/>
-              </w:rPr>
-              <w:t>Cycle</w:t>
+                <w:color w:val="000000"/>
+                <w:kern w:val="0"/>
+                <w14:ligatures w14:val="none"/>
+              </w:rPr>
+            </w:pPr>
+            <w:r>
+              <w:rPr>
+                <w:rFonts w:ascii="Courier New" w:eastAsia="Times New Roman" w:hAnsi="Courier New" w:cs="Courier New"/>
+                <w:color w:val="000000"/>
+                <w:kern w:val="0"/>
+                <w14:ligatures w14:val="none"/>
+              </w:rPr>
+              <w:t>Ointment/ Band-aid</w:t>
             </w:r>
           </w:p>
         </w:tc>
@@ -11007,6 +11227,8 @@
               <w:cnfStyle w:val="000000100000" w:firstRow="0" w:lastRow="0" w:firstColumn="0" w:lastColumn="0" w:oddVBand="0" w:evenVBand="0" w:oddHBand="1" w:evenHBand="0" w:firstRowFirstColumn="0" w:firstRowLastColumn="0" w:lastRowFirstColumn="0" w:lastRowLastColumn="0"/>
               <w:rPr>
                 <w:rFonts w:ascii="Courier New" w:eastAsia="Times New Roman" w:hAnsi="Courier New" w:cs="Courier New"/>
+                <w:b/>
+                <w:bCs/>
                 <w:color w:val="000000"/>
                 <w:kern w:val="0"/>
                 <w14:ligatures w14:val="none"/>
@@ -11027,6 +11249,8 @@
               <w:cnfStyle w:val="000000100000" w:firstRow="0" w:lastRow="0" w:firstColumn="0" w:lastColumn="0" w:oddVBand="0" w:evenVBand="0" w:oddHBand="1" w:evenHBand="0" w:firstRowFirstColumn="0" w:firstRowLastColumn="0" w:lastRowFirstColumn="0" w:lastRowLastColumn="0"/>
               <w:rPr>
                 <w:rFonts w:ascii="Times New Roman" w:eastAsia="Times New Roman" w:hAnsi="Times New Roman" w:cs="Times New Roman"/>
+                <w:b/>
+                <w:bCs/>
                 <w:kern w:val="0"/>
                 <w:sz w:val="20"/>
                 <w:szCs w:val="20"/>
@@ -11036,11 +11260,24 @@
             <w:r>
               <w:rPr>
                 <w:rFonts w:ascii="Courier New" w:eastAsia="Times New Roman" w:hAnsi="Courier New" w:cs="Courier New"/>
-                <w:color w:val="000000"/>
-                <w:kern w:val="0"/>
-                <w14:ligatures w14:val="none"/>
-              </w:rPr>
-              <w:t>27</w:t>
+                <w:b/>
+                <w:bCs/>
+                <w:color w:val="000000"/>
+                <w:kern w:val="0"/>
+                <w14:ligatures w14:val="none"/>
+              </w:rPr>
+              <w:t>2</w:t>
+            </w:r>
+            <w:r>
+              <w:rPr>
+                <w:rFonts w:ascii="Courier New" w:eastAsia="Times New Roman" w:hAnsi="Courier New" w:cs="Courier New"/>
+                <w:b/>
+                <w:bCs/>
+                <w:color w:val="000000"/>
+                <w:kern w:val="0"/>
+                <w14:ligatures w14:val="none"/>
+              </w:rPr>
+              <w:t>9</w:t>
             </w:r>
           </w:p>
         </w:tc>
@@ -11054,6 +11291,8 @@
               <w:cnfStyle w:val="000000100000" w:firstRow="0" w:lastRow="0" w:firstColumn="0" w:lastColumn="0" w:oddVBand="0" w:evenVBand="0" w:oddHBand="1" w:evenHBand="0" w:firstRowFirstColumn="0" w:firstRowLastColumn="0" w:lastRowFirstColumn="0" w:lastRowLastColumn="0"/>
               <w:rPr>
                 <w:rFonts w:ascii="Times New Roman" w:eastAsia="Times New Roman" w:hAnsi="Times New Roman" w:cs="Times New Roman"/>
+                <w:b/>
+                <w:bCs/>
                 <w:kern w:val="0"/>
                 <w:sz w:val="20"/>
                 <w:szCs w:val="20"/>
@@ -11074,29 +11313,24 @@
             <w:tcW w:w="4405" w:type="dxa"/>
             <w:noWrap/>
             <w:vAlign w:val="center"/>
-            <w:hideMark/>
-          </w:tcPr>
-          <w:p>
-            <w:pPr>
-              <w:rPr>
-                <w:rFonts w:ascii="Courier New" w:eastAsia="Times New Roman" w:hAnsi="Courier New" w:cs="Courier New"/>
-                <w:b w:val="0"/>
-                <w:bCs w:val="0"/>
-                <w:color w:val="000000"/>
-                <w:kern w:val="0"/>
-                <w14:ligatures w14:val="none"/>
-              </w:rPr>
-            </w:pPr>
-            <w:r>
-              <w:rPr>
-                <w:rFonts w:ascii="Courier New" w:eastAsia="Times New Roman" w:hAnsi="Courier New" w:cs="Courier New"/>
-                <w:b w:val="0"/>
-                <w:bCs w:val="0"/>
-                <w:color w:val="000000"/>
-                <w:kern w:val="0"/>
-                <w14:ligatures w14:val="none"/>
-              </w:rPr>
-              <w:t>Band-aid</w:t>
+          </w:tcPr>
+          <w:p>
+            <w:pPr>
+              <w:rPr>
+                <w:rFonts w:ascii="Courier New" w:eastAsia="Times New Roman" w:hAnsi="Courier New" w:cs="Courier New"/>
+                <w:color w:val="000000"/>
+                <w:kern w:val="0"/>
+                <w14:ligatures w14:val="none"/>
+              </w:rPr>
+            </w:pPr>
+            <w:r>
+              <w:rPr>
+                <w:rFonts w:ascii="Courier New" w:eastAsia="Times New Roman" w:hAnsi="Courier New" w:cs="Courier New"/>
+                <w:color w:val="000000"/>
+                <w:kern w:val="0"/>
+                <w14:ligatures w14:val="none"/>
+              </w:rPr>
+              <w:t>Puppy</w:t>
             </w:r>
           </w:p>
         </w:tc>
@@ -11105,14 +11339,15 @@
             <w:tcW w:w="1890" w:type="dxa"/>
             <w:noWrap/>
             <w:vAlign w:val="center"/>
-            <w:hideMark/>
-          </w:tcPr>
-          <w:p>
-            <w:pPr>
-              <w:jc w:val="center"/>
-              <w:cnfStyle w:val="000000000000" w:firstRow="0" w:lastRow="0" w:firstColumn="0" w:lastColumn="0" w:oddVBand="0" w:evenVBand="0" w:oddHBand="0" w:evenHBand="0" w:firstRowFirstColumn="0" w:firstRowLastColumn="0" w:lastRowFirstColumn="0" w:lastRowLastColumn="0"/>
-              <w:rPr>
-                <w:rFonts w:ascii="Courier New" w:eastAsia="Times New Roman" w:hAnsi="Courier New" w:cs="Courier New"/>
+          </w:tcPr>
+          <w:p>
+            <w:pPr>
+              <w:jc w:val="center"/>
+              <w:cnfStyle w:val="000000000000" w:firstRow="0" w:lastRow="0" w:firstColumn="0" w:lastColumn="0" w:oddVBand="0" w:evenVBand="0" w:oddHBand="0" w:evenHBand="0" w:firstRowFirstColumn="0" w:firstRowLastColumn="0" w:lastRowFirstColumn="0" w:lastRowLastColumn="0"/>
+              <w:rPr>
+                <w:rFonts w:ascii="Courier New" w:eastAsia="Times New Roman" w:hAnsi="Courier New" w:cs="Courier New"/>
+                <w:b/>
+                <w:bCs/>
                 <w:color w:val="000000"/>
                 <w:kern w:val="0"/>
                 <w14:ligatures w14:val="none"/>
@@ -11125,41 +11360,45 @@
             <w:tcW w:w="3268" w:type="dxa"/>
             <w:noWrap/>
             <w:vAlign w:val="center"/>
-            <w:hideMark/>
-          </w:tcPr>
-          <w:p>
-            <w:pPr>
-              <w:jc w:val="center"/>
+          </w:tcPr>
+          <w:p>
+            <w:pPr>
+              <w:jc w:val="center"/>
+              <w:cnfStyle w:val="000000000000" w:firstRow="0" w:lastRow="0" w:firstColumn="0" w:lastColumn="0" w:oddVBand="0" w:evenVBand="0" w:oddHBand="0" w:evenHBand="0" w:firstRowFirstColumn="0" w:firstRowLastColumn="0" w:lastRowFirstColumn="0" w:lastRowLastColumn="0"/>
+              <w:rPr>
+                <w:rFonts w:ascii="Courier New" w:eastAsia="Times New Roman" w:hAnsi="Courier New" w:cs="Courier New"/>
+                <w:b/>
+                <w:bCs/>
+                <w:color w:val="000000"/>
+                <w:kern w:val="0"/>
+                <w14:ligatures w14:val="none"/>
+              </w:rPr>
+            </w:pPr>
+            <w:r>
+              <w:rPr>
+                <w:rFonts w:ascii="Courier New" w:eastAsia="Times New Roman" w:hAnsi="Courier New" w:cs="Courier New"/>
+                <w:b/>
+                <w:bCs/>
+                <w:color w:val="000000"/>
+                <w:kern w:val="0"/>
+                <w14:ligatures w14:val="none"/>
+              </w:rPr>
+              <w:t>29</w:t>
+            </w:r>
+          </w:p>
+        </w:tc>
+        <w:tc>
+          <w:tcPr>
+            <w:tcW w:w="1804" w:type="dxa"/>
+            <w:vAlign w:val="center"/>
+          </w:tcPr>
+          <w:p>
+            <w:pPr>
               <w:cnfStyle w:val="000000000000" w:firstRow="0" w:lastRow="0" w:firstColumn="0" w:lastColumn="0" w:oddVBand="0" w:evenVBand="0" w:oddHBand="0" w:evenHBand="0" w:firstRowFirstColumn="0" w:firstRowLastColumn="0" w:lastRowFirstColumn="0" w:lastRowLastColumn="0"/>
               <w:rPr>
                 <w:rFonts w:ascii="Times New Roman" w:eastAsia="Times New Roman" w:hAnsi="Times New Roman" w:cs="Times New Roman"/>
-                <w:kern w:val="0"/>
-                <w:sz w:val="20"/>
-                <w:szCs w:val="20"/>
-                <w14:ligatures w14:val="none"/>
-              </w:rPr>
-            </w:pPr>
-            <w:r>
-              <w:rPr>
-                <w:rFonts w:ascii="Courier New" w:eastAsia="Times New Roman" w:hAnsi="Courier New" w:cs="Courier New"/>
-                <w:color w:val="000000"/>
-                <w:kern w:val="0"/>
-                <w14:ligatures w14:val="none"/>
-              </w:rPr>
-              <w:t>27</w:t>
-            </w:r>
-          </w:p>
-        </w:tc>
-        <w:tc>
-          <w:tcPr>
-            <w:tcW w:w="1804" w:type="dxa"/>
-            <w:vAlign w:val="center"/>
-          </w:tcPr>
-          <w:p>
-            <w:pPr>
-              <w:cnfStyle w:val="000000000000" w:firstRow="0" w:lastRow="0" w:firstColumn="0" w:lastColumn="0" w:oddVBand="0" w:evenVBand="0" w:oddHBand="0" w:evenHBand="0" w:firstRowFirstColumn="0" w:firstRowLastColumn="0" w:lastRowFirstColumn="0" w:lastRowLastColumn="0"/>
-              <w:rPr>
-                <w:rFonts w:ascii="Times New Roman" w:eastAsia="Times New Roman" w:hAnsi="Times New Roman" w:cs="Times New Roman"/>
+                <w:b/>
+                <w:bCs/>
                 <w:kern w:val="0"/>
                 <w:sz w:val="20"/>
                 <w:szCs w:val="20"/>
@@ -11187,23 +11426,19 @@
             <w:pPr>
               <w:rPr>
                 <w:rFonts w:ascii="Courier New" w:eastAsia="Times New Roman" w:hAnsi="Courier New" w:cs="Courier New"/>
-                <w:b w:val="0"/>
-                <w:bCs w:val="0"/>
-                <w:color w:val="000000"/>
-                <w:kern w:val="0"/>
-                <w14:ligatures w14:val="none"/>
-              </w:rPr>
-            </w:pPr>
-            <w:r>
-              <w:rPr>
-                <w:rFonts w:ascii="Courier New" w:eastAsia="Times New Roman" w:hAnsi="Courier New" w:cs="Courier New"/>
-                <w:b w:val="0"/>
-                <w:bCs w:val="0"/>
-                <w:color w:val="000000"/>
-                <w:kern w:val="0"/>
-                <w14:ligatures w14:val="none"/>
-              </w:rPr>
-              <w:t>Puppy</w:t>
+                <w:color w:val="000000"/>
+                <w:kern w:val="0"/>
+                <w14:ligatures w14:val="none"/>
+              </w:rPr>
+            </w:pPr>
+            <w:r>
+              <w:rPr>
+                <w:rFonts w:ascii="Courier New" w:eastAsia="Times New Roman" w:hAnsi="Courier New" w:cs="Courier New"/>
+                <w:color w:val="000000"/>
+                <w:kern w:val="0"/>
+                <w14:ligatures w14:val="none"/>
+              </w:rPr>
+              <w:t>Marigold</w:t>
             </w:r>
           </w:p>
         </w:tc>
@@ -11220,6 +11455,8 @@
               <w:cnfStyle w:val="000000100000" w:firstRow="0" w:lastRow="0" w:firstColumn="0" w:lastColumn="0" w:oddVBand="0" w:evenVBand="0" w:oddHBand="1" w:evenHBand="0" w:firstRowFirstColumn="0" w:firstRowLastColumn="0" w:lastRowFirstColumn="0" w:lastRowLastColumn="0"/>
               <w:rPr>
                 <w:rFonts w:ascii="Courier New" w:eastAsia="Times New Roman" w:hAnsi="Courier New" w:cs="Courier New"/>
+                <w:b/>
+                <w:bCs/>
                 <w:color w:val="000000"/>
                 <w:kern w:val="0"/>
                 <w14:ligatures w14:val="none"/>
@@ -11240,6 +11477,8 @@
               <w:cnfStyle w:val="000000100000" w:firstRow="0" w:lastRow="0" w:firstColumn="0" w:lastColumn="0" w:oddVBand="0" w:evenVBand="0" w:oddHBand="1" w:evenHBand="0" w:firstRowFirstColumn="0" w:firstRowLastColumn="0" w:lastRowFirstColumn="0" w:lastRowLastColumn="0"/>
               <w:rPr>
                 <w:rFonts w:ascii="Times New Roman" w:eastAsia="Times New Roman" w:hAnsi="Times New Roman" w:cs="Times New Roman"/>
+                <w:b/>
+                <w:bCs/>
                 <w:kern w:val="0"/>
                 <w:sz w:val="20"/>
                 <w:szCs w:val="20"/>
@@ -11249,11 +11488,24 @@
             <w:r>
               <w:rPr>
                 <w:rFonts w:ascii="Courier New" w:eastAsia="Times New Roman" w:hAnsi="Courier New" w:cs="Courier New"/>
-                <w:color w:val="000000"/>
-                <w:kern w:val="0"/>
-                <w14:ligatures w14:val="none"/>
-              </w:rPr>
-              <w:t>27</w:t>
+                <w:b/>
+                <w:bCs/>
+                <w:color w:val="000000"/>
+                <w:kern w:val="0"/>
+                <w14:ligatures w14:val="none"/>
+              </w:rPr>
+              <w:t>2</w:t>
+            </w:r>
+            <w:r>
+              <w:rPr>
+                <w:rFonts w:ascii="Courier New" w:eastAsia="Times New Roman" w:hAnsi="Courier New" w:cs="Courier New"/>
+                <w:b/>
+                <w:bCs/>
+                <w:color w:val="000000"/>
+                <w:kern w:val="0"/>
+                <w14:ligatures w14:val="none"/>
+              </w:rPr>
+              <w:t>9</w:t>
             </w:r>
           </w:p>
         </w:tc>
@@ -11267,6 +11519,8 @@
               <w:cnfStyle w:val="000000100000" w:firstRow="0" w:lastRow="0" w:firstColumn="0" w:lastColumn="0" w:oddVBand="0" w:evenVBand="0" w:oddHBand="1" w:evenHBand="0" w:firstRowFirstColumn="0" w:firstRowLastColumn="0" w:lastRowFirstColumn="0" w:lastRowLastColumn="0"/>
               <w:rPr>
                 <w:rFonts w:ascii="Times New Roman" w:eastAsia="Times New Roman" w:hAnsi="Times New Roman" w:cs="Times New Roman"/>
+                <w:b/>
+                <w:bCs/>
                 <w:kern w:val="0"/>
                 <w:sz w:val="20"/>
                 <w:szCs w:val="20"/>
@@ -11293,18 +11547,14 @@
             <w:pPr>
               <w:rPr>
                 <w:rFonts w:ascii="Courier New" w:eastAsia="Times New Roman" w:hAnsi="Courier New" w:cs="Courier New"/>
-                <w:b w:val="0"/>
-                <w:bCs w:val="0"/>
-                <w:color w:val="000000"/>
-                <w:kern w:val="0"/>
-                <w14:ligatures w14:val="none"/>
-              </w:rPr>
-            </w:pPr>
-            <w:r>
-              <w:rPr>
-                <w:rFonts w:ascii="Courier New" w:eastAsia="Times New Roman" w:hAnsi="Courier New" w:cs="Courier New"/>
-                <w:b w:val="0"/>
-                <w:bCs w:val="0"/>
+                <w:color w:val="000000"/>
+                <w:kern w:val="0"/>
+                <w14:ligatures w14:val="none"/>
+              </w:rPr>
+            </w:pPr>
+            <w:r>
+              <w:rPr>
+                <w:rFonts w:ascii="Courier New" w:eastAsia="Times New Roman" w:hAnsi="Courier New" w:cs="Courier New"/>
                 <w:color w:val="000000"/>
                 <w:kern w:val="0"/>
                 <w14:ligatures w14:val="none"/>
@@ -11326,6 +11576,8 @@
               <w:cnfStyle w:val="000000000000" w:firstRow="0" w:lastRow="0" w:firstColumn="0" w:lastColumn="0" w:oddVBand="0" w:evenVBand="0" w:oddHBand="0" w:evenHBand="0" w:firstRowFirstColumn="0" w:firstRowLastColumn="0" w:lastRowFirstColumn="0" w:lastRowLastColumn="0"/>
               <w:rPr>
                 <w:rFonts w:ascii="Courier New" w:eastAsia="Times New Roman" w:hAnsi="Courier New" w:cs="Courier New"/>
+                <w:b/>
+                <w:bCs/>
                 <w:color w:val="000000"/>
                 <w:kern w:val="0"/>
                 <w14:ligatures w14:val="none"/>
@@ -11346,6 +11598,8 @@
               <w:cnfStyle w:val="000000000000" w:firstRow="0" w:lastRow="0" w:firstColumn="0" w:lastColumn="0" w:oddVBand="0" w:evenVBand="0" w:oddHBand="0" w:evenHBand="0" w:firstRowFirstColumn="0" w:firstRowLastColumn="0" w:lastRowFirstColumn="0" w:lastRowLastColumn="0"/>
               <w:rPr>
                 <w:rFonts w:ascii="Times New Roman" w:eastAsia="Times New Roman" w:hAnsi="Times New Roman" w:cs="Times New Roman"/>
+                <w:b/>
+                <w:bCs/>
                 <w:kern w:val="0"/>
                 <w:sz w:val="20"/>
                 <w:szCs w:val="20"/>
@@ -11355,11 +11609,24 @@
             <w:r>
               <w:rPr>
                 <w:rFonts w:ascii="Courier New" w:eastAsia="Times New Roman" w:hAnsi="Courier New" w:cs="Courier New"/>
-                <w:color w:val="000000"/>
-                <w:kern w:val="0"/>
-                <w14:ligatures w14:val="none"/>
-              </w:rPr>
-              <w:t>27</w:t>
+                <w:b/>
+                <w:bCs/>
+                <w:color w:val="000000"/>
+                <w:kern w:val="0"/>
+                <w14:ligatures w14:val="none"/>
+              </w:rPr>
+              <w:t>2</w:t>
+            </w:r>
+            <w:r>
+              <w:rPr>
+                <w:rFonts w:ascii="Courier New" w:eastAsia="Times New Roman" w:hAnsi="Courier New" w:cs="Courier New"/>
+                <w:b/>
+                <w:bCs/>
+                <w:color w:val="000000"/>
+                <w:kern w:val="0"/>
+                <w14:ligatures w14:val="none"/>
+              </w:rPr>
+              <w:t>9</w:t>
             </w:r>
           </w:p>
         </w:tc>
@@ -11373,6 +11640,8 @@
               <w:cnfStyle w:val="000000000000" w:firstRow="0" w:lastRow="0" w:firstColumn="0" w:lastColumn="0" w:oddVBand="0" w:evenVBand="0" w:oddHBand="0" w:evenHBand="0" w:firstRowFirstColumn="0" w:firstRowLastColumn="0" w:lastRowFirstColumn="0" w:lastRowLastColumn="0"/>
               <w:rPr>
                 <w:rFonts w:ascii="Times New Roman" w:eastAsia="Times New Roman" w:hAnsi="Times New Roman" w:cs="Times New Roman"/>
+                <w:b/>
+                <w:bCs/>
                 <w:kern w:val="0"/>
                 <w:sz w:val="20"/>
                 <w:szCs w:val="20"/>
@@ -11400,18 +11669,14 @@
             <w:pPr>
               <w:rPr>
                 <w:rFonts w:ascii="Courier New" w:eastAsia="Times New Roman" w:hAnsi="Courier New" w:cs="Courier New"/>
-                <w:b w:val="0"/>
-                <w:bCs w:val="0"/>
-                <w:color w:val="000000"/>
-                <w:kern w:val="0"/>
-                <w14:ligatures w14:val="none"/>
-              </w:rPr>
-            </w:pPr>
-            <w:r>
-              <w:rPr>
-                <w:rFonts w:ascii="Courier New" w:eastAsia="Times New Roman" w:hAnsi="Courier New" w:cs="Courier New"/>
-                <w:b w:val="0"/>
-                <w:bCs w:val="0"/>
+                <w:color w:val="000000"/>
+                <w:kern w:val="0"/>
+                <w14:ligatures w14:val="none"/>
+              </w:rPr>
+            </w:pPr>
+            <w:r>
+              <w:rPr>
+                <w:rFonts w:ascii="Courier New" w:eastAsia="Times New Roman" w:hAnsi="Courier New" w:cs="Courier New"/>
                 <w:color w:val="000000"/>
                 <w:kern w:val="0"/>
                 <w14:ligatures w14:val="none"/>
@@ -11434,6 +11699,8 @@
               <w:cnfStyle w:val="000000100000" w:firstRow="0" w:lastRow="0" w:firstColumn="0" w:lastColumn="0" w:oddVBand="0" w:evenVBand="0" w:oddHBand="1" w:evenHBand="0" w:firstRowFirstColumn="0" w:firstRowLastColumn="0" w:lastRowFirstColumn="0" w:lastRowLastColumn="0"/>
               <w:rPr>
                 <w:rFonts w:ascii="Courier New" w:eastAsia="Times New Roman" w:hAnsi="Courier New" w:cs="Courier New"/>
+                <w:b/>
+                <w:bCs/>
                 <w:color w:val="000000"/>
                 <w:kern w:val="0"/>
                 <w14:ligatures w14:val="none"/>
@@ -11454,6 +11721,8 @@
               <w:cnfStyle w:val="000000100000" w:firstRow="0" w:lastRow="0" w:firstColumn="0" w:lastColumn="0" w:oddVBand="0" w:evenVBand="0" w:oddHBand="1" w:evenHBand="0" w:firstRowFirstColumn="0" w:firstRowLastColumn="0" w:lastRowFirstColumn="0" w:lastRowLastColumn="0"/>
               <w:rPr>
                 <w:rFonts w:ascii="Times New Roman" w:eastAsia="Times New Roman" w:hAnsi="Times New Roman" w:cs="Times New Roman"/>
+                <w:b/>
+                <w:bCs/>
                 <w:kern w:val="0"/>
                 <w:sz w:val="20"/>
                 <w:szCs w:val="20"/>
@@ -11463,11 +11732,24 @@
             <w:r>
               <w:rPr>
                 <w:rFonts w:ascii="Courier New" w:eastAsia="Times New Roman" w:hAnsi="Courier New" w:cs="Courier New"/>
-                <w:color w:val="000000"/>
-                <w:kern w:val="0"/>
-                <w14:ligatures w14:val="none"/>
-              </w:rPr>
-              <w:t>27</w:t>
+                <w:b/>
+                <w:bCs/>
+                <w:color w:val="000000"/>
+                <w:kern w:val="0"/>
+                <w14:ligatures w14:val="none"/>
+              </w:rPr>
+              <w:t>2</w:t>
+            </w:r>
+            <w:r>
+              <w:rPr>
+                <w:rFonts w:ascii="Courier New" w:eastAsia="Times New Roman" w:hAnsi="Courier New" w:cs="Courier New"/>
+                <w:b/>
+                <w:bCs/>
+                <w:color w:val="000000"/>
+                <w:kern w:val="0"/>
+                <w14:ligatures w14:val="none"/>
+              </w:rPr>
+              <w:t>9</w:t>
             </w:r>
           </w:p>
         </w:tc>
@@ -11481,6 +11763,8 @@
               <w:cnfStyle w:val="000000100000" w:firstRow="0" w:lastRow="0" w:firstColumn="0" w:lastColumn="0" w:oddVBand="0" w:evenVBand="0" w:oddHBand="1" w:evenHBand="0" w:firstRowFirstColumn="0" w:firstRowLastColumn="0" w:lastRowFirstColumn="0" w:lastRowLastColumn="0"/>
               <w:rPr>
                 <w:rFonts w:ascii="Times New Roman" w:eastAsia="Times New Roman" w:hAnsi="Times New Roman" w:cs="Times New Roman"/>
+                <w:b/>
+                <w:bCs/>
                 <w:kern w:val="0"/>
                 <w:sz w:val="20"/>
                 <w:szCs w:val="20"/>
@@ -11501,29 +11785,24 @@
             <w:tcW w:w="4405" w:type="dxa"/>
             <w:noWrap/>
             <w:vAlign w:val="center"/>
-            <w:hideMark/>
-          </w:tcPr>
-          <w:p>
-            <w:pPr>
-              <w:rPr>
-                <w:rFonts w:ascii="Courier New" w:eastAsia="Times New Roman" w:hAnsi="Courier New" w:cs="Courier New"/>
-                <w:b w:val="0"/>
-                <w:bCs w:val="0"/>
-                <w:color w:val="000000"/>
-                <w:kern w:val="0"/>
-                <w14:ligatures w14:val="none"/>
-              </w:rPr>
-            </w:pPr>
-            <w:r>
-              <w:rPr>
-                <w:rFonts w:ascii="Courier New" w:eastAsia="Times New Roman" w:hAnsi="Courier New" w:cs="Courier New"/>
-                <w:b w:val="0"/>
-                <w:bCs w:val="0"/>
-                <w:color w:val="000000"/>
-                <w:kern w:val="0"/>
-                <w14:ligatures w14:val="none"/>
-              </w:rPr>
-              <w:t>Beer bottles to cheer</w:t>
+          </w:tcPr>
+          <w:p>
+            <w:pPr>
+              <w:rPr>
+                <w:rFonts w:ascii="Courier New" w:eastAsia="Times New Roman" w:hAnsi="Courier New" w:cs="Courier New"/>
+                <w:color w:val="000000"/>
+                <w:kern w:val="0"/>
+                <w14:ligatures w14:val="none"/>
+              </w:rPr>
+            </w:pPr>
+            <w:r>
+              <w:rPr>
+                <w:rFonts w:ascii="Courier New" w:eastAsia="Times New Roman" w:hAnsi="Courier New" w:cs="Courier New"/>
+                <w:color w:val="000000"/>
+                <w:kern w:val="0"/>
+                <w14:ligatures w14:val="none"/>
+              </w:rPr>
+              <w:t>Chalk pieces</w:t>
             </w:r>
           </w:p>
         </w:tc>
@@ -11532,14 +11811,15 @@
             <w:tcW w:w="1890" w:type="dxa"/>
             <w:noWrap/>
             <w:vAlign w:val="center"/>
-            <w:hideMark/>
-          </w:tcPr>
-          <w:p>
-            <w:pPr>
-              <w:jc w:val="center"/>
-              <w:cnfStyle w:val="000000000000" w:firstRow="0" w:lastRow="0" w:firstColumn="0" w:lastColumn="0" w:oddVBand="0" w:evenVBand="0" w:oddHBand="0" w:evenHBand="0" w:firstRowFirstColumn="0" w:firstRowLastColumn="0" w:lastRowFirstColumn="0" w:lastRowLastColumn="0"/>
-              <w:rPr>
-                <w:rFonts w:ascii="Courier New" w:eastAsia="Times New Roman" w:hAnsi="Courier New" w:cs="Courier New"/>
+          </w:tcPr>
+          <w:p>
+            <w:pPr>
+              <w:jc w:val="center"/>
+              <w:cnfStyle w:val="000000000000" w:firstRow="0" w:lastRow="0" w:firstColumn="0" w:lastColumn="0" w:oddVBand="0" w:evenVBand="0" w:oddHBand="0" w:evenHBand="0" w:firstRowFirstColumn="0" w:firstRowLastColumn="0" w:lastRowFirstColumn="0" w:lastRowLastColumn="0"/>
+              <w:rPr>
+                <w:rFonts w:ascii="Courier New" w:eastAsia="Times New Roman" w:hAnsi="Courier New" w:cs="Courier New"/>
+                <w:b/>
+                <w:bCs/>
                 <w:color w:val="000000"/>
                 <w:kern w:val="0"/>
                 <w14:ligatures w14:val="none"/>
@@ -11552,41 +11832,45 @@
             <w:tcW w:w="3268" w:type="dxa"/>
             <w:noWrap/>
             <w:vAlign w:val="center"/>
-            <w:hideMark/>
-          </w:tcPr>
-          <w:p>
-            <w:pPr>
-              <w:jc w:val="center"/>
+          </w:tcPr>
+          <w:p>
+            <w:pPr>
+              <w:jc w:val="center"/>
+              <w:cnfStyle w:val="000000000000" w:firstRow="0" w:lastRow="0" w:firstColumn="0" w:lastColumn="0" w:oddVBand="0" w:evenVBand="0" w:oddHBand="0" w:evenHBand="0" w:firstRowFirstColumn="0" w:firstRowLastColumn="0" w:lastRowFirstColumn="0" w:lastRowLastColumn="0"/>
+              <w:rPr>
+                <w:rFonts w:ascii="Courier New" w:eastAsia="Times New Roman" w:hAnsi="Courier New" w:cs="Courier New"/>
+                <w:b/>
+                <w:bCs/>
+                <w:color w:val="000000"/>
+                <w:kern w:val="0"/>
+                <w14:ligatures w14:val="none"/>
+              </w:rPr>
+            </w:pPr>
+            <w:r>
+              <w:rPr>
+                <w:rFonts w:ascii="Courier New" w:eastAsia="Times New Roman" w:hAnsi="Courier New" w:cs="Courier New"/>
+                <w:b/>
+                <w:bCs/>
+                <w:color w:val="000000"/>
+                <w:kern w:val="0"/>
+                <w14:ligatures w14:val="none"/>
+              </w:rPr>
+              <w:t>29</w:t>
+            </w:r>
+          </w:p>
+        </w:tc>
+        <w:tc>
+          <w:tcPr>
+            <w:tcW w:w="1804" w:type="dxa"/>
+            <w:vAlign w:val="center"/>
+          </w:tcPr>
+          <w:p>
+            <w:pPr>
               <w:cnfStyle w:val="000000000000" w:firstRow="0" w:lastRow="0" w:firstColumn="0" w:lastColumn="0" w:oddVBand="0" w:evenVBand="0" w:oddHBand="0" w:evenHBand="0" w:firstRowFirstColumn="0" w:firstRowLastColumn="0" w:lastRowFirstColumn="0" w:lastRowLastColumn="0"/>
               <w:rPr>
                 <w:rFonts w:ascii="Times New Roman" w:eastAsia="Times New Roman" w:hAnsi="Times New Roman" w:cs="Times New Roman"/>
-                <w:kern w:val="0"/>
-                <w:sz w:val="20"/>
-                <w:szCs w:val="20"/>
-                <w14:ligatures w14:val="none"/>
-              </w:rPr>
-            </w:pPr>
-            <w:r>
-              <w:rPr>
-                <w:rFonts w:ascii="Courier New" w:eastAsia="Times New Roman" w:hAnsi="Courier New" w:cs="Courier New"/>
-                <w:color w:val="000000"/>
-                <w:kern w:val="0"/>
-                <w14:ligatures w14:val="none"/>
-              </w:rPr>
-              <w:t>27</w:t>
-            </w:r>
-          </w:p>
-        </w:tc>
-        <w:tc>
-          <w:tcPr>
-            <w:tcW w:w="1804" w:type="dxa"/>
-            <w:vAlign w:val="center"/>
-          </w:tcPr>
-          <w:p>
-            <w:pPr>
-              <w:cnfStyle w:val="000000000000" w:firstRow="0" w:lastRow="0" w:firstColumn="0" w:lastColumn="0" w:oddVBand="0" w:evenVBand="0" w:oddHBand="0" w:evenHBand="0" w:firstRowFirstColumn="0" w:firstRowLastColumn="0" w:lastRowFirstColumn="0" w:lastRowLastColumn="0"/>
-              <w:rPr>
-                <w:rFonts w:ascii="Times New Roman" w:eastAsia="Times New Roman" w:hAnsi="Times New Roman" w:cs="Times New Roman"/>
+                <w:b/>
+                <w:bCs/>
                 <w:kern w:val="0"/>
                 <w:sz w:val="20"/>
                 <w:szCs w:val="20"/>
@@ -11614,23 +11898,19 @@
             <w:pPr>
               <w:rPr>
                 <w:rFonts w:ascii="Courier New" w:eastAsia="Times New Roman" w:hAnsi="Courier New" w:cs="Courier New"/>
-                <w:b w:val="0"/>
-                <w:bCs w:val="0"/>
-                <w:color w:val="000000"/>
-                <w:kern w:val="0"/>
-                <w14:ligatures w14:val="none"/>
-              </w:rPr>
-            </w:pPr>
-            <w:r>
-              <w:rPr>
-                <w:rFonts w:ascii="Courier New" w:eastAsia="Times New Roman" w:hAnsi="Courier New" w:cs="Courier New"/>
-                <w:b w:val="0"/>
-                <w:bCs w:val="0"/>
-                <w:color w:val="000000"/>
-                <w:kern w:val="0"/>
-                <w14:ligatures w14:val="none"/>
-              </w:rPr>
-              <w:t>Doobie</w:t>
+                <w:color w:val="000000"/>
+                <w:kern w:val="0"/>
+                <w14:ligatures w14:val="none"/>
+              </w:rPr>
+            </w:pPr>
+            <w:r>
+              <w:rPr>
+                <w:rFonts w:ascii="Courier New" w:eastAsia="Times New Roman" w:hAnsi="Courier New" w:cs="Courier New"/>
+                <w:color w:val="000000"/>
+                <w:kern w:val="0"/>
+                <w14:ligatures w14:val="none"/>
+              </w:rPr>
+              <w:t>Beer bottles to cheer</w:t>
             </w:r>
           </w:p>
         </w:tc>
@@ -11647,6 +11927,8 @@
               <w:cnfStyle w:val="000000100000" w:firstRow="0" w:lastRow="0" w:firstColumn="0" w:lastColumn="0" w:oddVBand="0" w:evenVBand="0" w:oddHBand="1" w:evenHBand="0" w:firstRowFirstColumn="0" w:firstRowLastColumn="0" w:lastRowFirstColumn="0" w:lastRowLastColumn="0"/>
               <w:rPr>
                 <w:rFonts w:ascii="Courier New" w:eastAsia="Times New Roman" w:hAnsi="Courier New" w:cs="Courier New"/>
+                <w:b/>
+                <w:bCs/>
                 <w:color w:val="000000"/>
                 <w:kern w:val="0"/>
                 <w14:ligatures w14:val="none"/>
@@ -11667,6 +11949,8 @@
               <w:cnfStyle w:val="000000100000" w:firstRow="0" w:lastRow="0" w:firstColumn="0" w:lastColumn="0" w:oddVBand="0" w:evenVBand="0" w:oddHBand="1" w:evenHBand="0" w:firstRowFirstColumn="0" w:firstRowLastColumn="0" w:lastRowFirstColumn="0" w:lastRowLastColumn="0"/>
               <w:rPr>
                 <w:rFonts w:ascii="Times New Roman" w:eastAsia="Times New Roman" w:hAnsi="Times New Roman" w:cs="Times New Roman"/>
+                <w:b/>
+                <w:bCs/>
                 <w:kern w:val="0"/>
                 <w:sz w:val="20"/>
                 <w:szCs w:val="20"/>
@@ -11676,11 +11960,24 @@
             <w:r>
               <w:rPr>
                 <w:rFonts w:ascii="Courier New" w:eastAsia="Times New Roman" w:hAnsi="Courier New" w:cs="Courier New"/>
-                <w:color w:val="000000"/>
-                <w:kern w:val="0"/>
-                <w14:ligatures w14:val="none"/>
-              </w:rPr>
-              <w:t>27</w:t>
+                <w:b/>
+                <w:bCs/>
+                <w:color w:val="000000"/>
+                <w:kern w:val="0"/>
+                <w14:ligatures w14:val="none"/>
+              </w:rPr>
+              <w:t>2</w:t>
+            </w:r>
+            <w:r>
+              <w:rPr>
+                <w:rFonts w:ascii="Courier New" w:eastAsia="Times New Roman" w:hAnsi="Courier New" w:cs="Courier New"/>
+                <w:b/>
+                <w:bCs/>
+                <w:color w:val="000000"/>
+                <w:kern w:val="0"/>
+                <w14:ligatures w14:val="none"/>
+              </w:rPr>
+              <w:t>9</w:t>
             </w:r>
           </w:p>
         </w:tc>
@@ -11694,6 +11991,8 @@
               <w:cnfStyle w:val="000000100000" w:firstRow="0" w:lastRow="0" w:firstColumn="0" w:lastColumn="0" w:oddVBand="0" w:evenVBand="0" w:oddHBand="1" w:evenHBand="0" w:firstRowFirstColumn="0" w:firstRowLastColumn="0" w:lastRowFirstColumn="0" w:lastRowLastColumn="0"/>
               <w:rPr>
                 <w:rFonts w:ascii="Times New Roman" w:eastAsia="Times New Roman" w:hAnsi="Times New Roman" w:cs="Times New Roman"/>
+                <w:b/>
+                <w:bCs/>
                 <w:kern w:val="0"/>
                 <w:sz w:val="20"/>
                 <w:szCs w:val="20"/>
@@ -11714,28 +12013,25 @@
             <w:tcW w:w="4405" w:type="dxa"/>
             <w:noWrap/>
             <w:vAlign w:val="center"/>
-          </w:tcPr>
-          <w:p>
-            <w:pPr>
-              <w:rPr>
-                <w:rFonts w:ascii="Courier New" w:eastAsia="Times New Roman" w:hAnsi="Courier New" w:cs="Courier New"/>
-                <w:b w:val="0"/>
-                <w:bCs w:val="0"/>
-                <w:color w:val="000000"/>
-                <w:kern w:val="0"/>
-                <w14:ligatures w14:val="none"/>
-              </w:rPr>
-            </w:pPr>
-            <w:r>
-              <w:rPr>
-                <w:rFonts w:ascii="Courier New" w:eastAsia="Times New Roman" w:hAnsi="Courier New" w:cs="Courier New"/>
-                <w:b w:val="0"/>
-                <w:bCs w:val="0"/>
-                <w:color w:val="000000"/>
-                <w:kern w:val="0"/>
-                <w14:ligatures w14:val="none"/>
-              </w:rPr>
-              <w:t>Wedding Ring</w:t>
+            <w:hideMark/>
+          </w:tcPr>
+          <w:p>
+            <w:pPr>
+              <w:rPr>
+                <w:rFonts w:ascii="Courier New" w:eastAsia="Times New Roman" w:hAnsi="Courier New" w:cs="Courier New"/>
+                <w:color w:val="000000"/>
+                <w:kern w:val="0"/>
+                <w14:ligatures w14:val="none"/>
+              </w:rPr>
+            </w:pPr>
+            <w:r>
+              <w:rPr>
+                <w:rFonts w:ascii="Courier New" w:eastAsia="Times New Roman" w:hAnsi="Courier New" w:cs="Courier New"/>
+                <w:color w:val="000000"/>
+                <w:kern w:val="0"/>
+                <w14:ligatures w14:val="none"/>
+              </w:rPr>
+              <w:t>Doobie</w:t>
             </w:r>
           </w:p>
         </w:tc>
@@ -11744,13 +12040,16 @@
             <w:tcW w:w="1890" w:type="dxa"/>
             <w:noWrap/>
             <w:vAlign w:val="center"/>
-          </w:tcPr>
-          <w:p>
-            <w:pPr>
-              <w:jc w:val="center"/>
-              <w:cnfStyle w:val="000000000000" w:firstRow="0" w:lastRow="0" w:firstColumn="0" w:lastColumn="0" w:oddVBand="0" w:evenVBand="0" w:oddHBand="0" w:evenHBand="0" w:firstRowFirstColumn="0" w:firstRowLastColumn="0" w:lastRowFirstColumn="0" w:lastRowLastColumn="0"/>
-              <w:rPr>
-                <w:rFonts w:ascii="Courier New" w:eastAsia="Times New Roman" w:hAnsi="Courier New" w:cs="Courier New"/>
+            <w:hideMark/>
+          </w:tcPr>
+          <w:p>
+            <w:pPr>
+              <w:jc w:val="center"/>
+              <w:cnfStyle w:val="000000000000" w:firstRow="0" w:lastRow="0" w:firstColumn="0" w:lastColumn="0" w:oddVBand="0" w:evenVBand="0" w:oddHBand="0" w:evenHBand="0" w:firstRowFirstColumn="0" w:firstRowLastColumn="0" w:lastRowFirstColumn="0" w:lastRowLastColumn="0"/>
+              <w:rPr>
+                <w:rFonts w:ascii="Courier New" w:eastAsia="Times New Roman" w:hAnsi="Courier New" w:cs="Courier New"/>
+                <w:b/>
+                <w:bCs/>
                 <w:color w:val="000000"/>
                 <w:kern w:val="0"/>
                 <w14:ligatures w14:val="none"/>
@@ -11763,26 +12062,43 @@
             <w:tcW w:w="3268" w:type="dxa"/>
             <w:noWrap/>
             <w:vAlign w:val="center"/>
-          </w:tcPr>
-          <w:p>
-            <w:pPr>
-              <w:jc w:val="center"/>
-              <w:cnfStyle w:val="000000000000" w:firstRow="0" w:lastRow="0" w:firstColumn="0" w:lastColumn="0" w:oddVBand="0" w:evenVBand="0" w:oddHBand="0" w:evenHBand="0" w:firstRowFirstColumn="0" w:firstRowLastColumn="0" w:lastRowFirstColumn="0" w:lastRowLastColumn="0"/>
-              <w:rPr>
-                <w:rFonts w:ascii="Courier New" w:eastAsia="Times New Roman" w:hAnsi="Courier New" w:cs="Courier New"/>
-                <w:color w:val="000000"/>
-                <w:kern w:val="0"/>
-                <w14:ligatures w14:val="none"/>
-              </w:rPr>
-            </w:pPr>
-            <w:r>
-              <w:rPr>
-                <w:rFonts w:ascii="Courier New" w:eastAsia="Times New Roman" w:hAnsi="Courier New" w:cs="Courier New"/>
-                <w:color w:val="000000"/>
-                <w:kern w:val="0"/>
-                <w14:ligatures w14:val="none"/>
-              </w:rPr>
-              <w:t>27</w:t>
+            <w:hideMark/>
+          </w:tcPr>
+          <w:p>
+            <w:pPr>
+              <w:jc w:val="center"/>
+              <w:cnfStyle w:val="000000000000" w:firstRow="0" w:lastRow="0" w:firstColumn="0" w:lastColumn="0" w:oddVBand="0" w:evenVBand="0" w:oddHBand="0" w:evenHBand="0" w:firstRowFirstColumn="0" w:firstRowLastColumn="0" w:lastRowFirstColumn="0" w:lastRowLastColumn="0"/>
+              <w:rPr>
+                <w:rFonts w:ascii="Times New Roman" w:eastAsia="Times New Roman" w:hAnsi="Times New Roman" w:cs="Times New Roman"/>
+                <w:b/>
+                <w:bCs/>
+                <w:kern w:val="0"/>
+                <w:sz w:val="20"/>
+                <w:szCs w:val="20"/>
+                <w14:ligatures w14:val="none"/>
+              </w:rPr>
+            </w:pPr>
+            <w:r>
+              <w:rPr>
+                <w:rFonts w:ascii="Courier New" w:eastAsia="Times New Roman" w:hAnsi="Courier New" w:cs="Courier New"/>
+                <w:b/>
+                <w:bCs/>
+                <w:color w:val="000000"/>
+                <w:kern w:val="0"/>
+                <w14:ligatures w14:val="none"/>
+              </w:rPr>
+              <w:t>2</w:t>
+            </w:r>
+            <w:r>
+              <w:rPr>
+                <w:rFonts w:ascii="Courier New" w:eastAsia="Times New Roman" w:hAnsi="Courier New" w:cs="Courier New"/>
+                <w:b/>
+                <w:bCs/>
+                <w:color w:val="000000"/>
+                <w:kern w:val="0"/>
+                <w14:ligatures w14:val="none"/>
+              </w:rPr>
+              <w:t>9</w:t>
             </w:r>
           </w:p>
         </w:tc>
@@ -11796,6 +12112,8 @@
               <w:cnfStyle w:val="000000000000" w:firstRow="0" w:lastRow="0" w:firstColumn="0" w:lastColumn="0" w:oddVBand="0" w:evenVBand="0" w:oddHBand="0" w:evenHBand="0" w:firstRowFirstColumn="0" w:firstRowLastColumn="0" w:lastRowFirstColumn="0" w:lastRowLastColumn="0"/>
               <w:rPr>
                 <w:rFonts w:ascii="Times New Roman" w:eastAsia="Times New Roman" w:hAnsi="Times New Roman" w:cs="Times New Roman"/>
+                <w:b/>
+                <w:bCs/>
                 <w:kern w:val="0"/>
                 <w:sz w:val="20"/>
                 <w:szCs w:val="20"/>
@@ -11822,23 +12140,19 @@
             <w:pPr>
               <w:rPr>
                 <w:rFonts w:ascii="Courier New" w:eastAsia="Times New Roman" w:hAnsi="Courier New" w:cs="Courier New"/>
-                <w:b w:val="0"/>
-                <w:bCs w:val="0"/>
-                <w:color w:val="000000"/>
-                <w:kern w:val="0"/>
-                <w14:ligatures w14:val="none"/>
-              </w:rPr>
-            </w:pPr>
-            <w:r>
-              <w:rPr>
-                <w:rFonts w:ascii="Courier New" w:eastAsia="Times New Roman" w:hAnsi="Courier New" w:cs="Courier New"/>
-                <w:b w:val="0"/>
-                <w:bCs w:val="0"/>
-                <w:color w:val="000000"/>
-                <w:kern w:val="0"/>
-                <w14:ligatures w14:val="none"/>
-              </w:rPr>
-              <w:t xml:space="preserve">A cloth to cover invertor </w:t>
+                <w:color w:val="000000"/>
+                <w:kern w:val="0"/>
+                <w14:ligatures w14:val="none"/>
+              </w:rPr>
+            </w:pPr>
+            <w:r>
+              <w:rPr>
+                <w:rFonts w:ascii="Courier New" w:eastAsia="Times New Roman" w:hAnsi="Courier New" w:cs="Courier New"/>
+                <w:color w:val="000000"/>
+                <w:kern w:val="0"/>
+                <w14:ligatures w14:val="none"/>
+              </w:rPr>
+              <w:t>Wedding Ring</w:t>
             </w:r>
           </w:p>
         </w:tc>
@@ -11847,14 +12161,15 @@
             <w:tcW w:w="1890" w:type="dxa"/>
             <w:noWrap/>
             <w:vAlign w:val="center"/>
-            <w:hideMark/>
-          </w:tcPr>
-          <w:p>
-            <w:pPr>
-              <w:jc w:val="center"/>
-              <w:cnfStyle w:val="000000100000" w:firstRow="0" w:lastRow="0" w:firstColumn="0" w:lastColumn="0" w:oddVBand="0" w:evenVBand="0" w:oddHBand="1" w:evenHBand="0" w:firstRowFirstColumn="0" w:firstRowLastColumn="0" w:lastRowFirstColumn="0" w:lastRowLastColumn="0"/>
-              <w:rPr>
-                <w:rFonts w:ascii="Courier New" w:eastAsia="Times New Roman" w:hAnsi="Courier New" w:cs="Courier New"/>
+          </w:tcPr>
+          <w:p>
+            <w:pPr>
+              <w:jc w:val="center"/>
+              <w:cnfStyle w:val="000000100000" w:firstRow="0" w:lastRow="0" w:firstColumn="0" w:lastColumn="0" w:oddVBand="0" w:evenVBand="0" w:oddHBand="1" w:evenHBand="0" w:firstRowFirstColumn="0" w:firstRowLastColumn="0" w:lastRowFirstColumn="0" w:lastRowLastColumn="0"/>
+              <w:rPr>
+                <w:rFonts w:ascii="Courier New" w:eastAsia="Times New Roman" w:hAnsi="Courier New" w:cs="Courier New"/>
+                <w:b/>
+                <w:bCs/>
                 <w:color w:val="000000"/>
                 <w:kern w:val="0"/>
                 <w14:ligatures w14:val="none"/>
@@ -11867,14 +12182,56 @@
             <w:tcW w:w="3268" w:type="dxa"/>
             <w:noWrap/>
             <w:vAlign w:val="center"/>
-            <w:hideMark/>
-          </w:tcPr>
-          <w:p>
-            <w:pPr>
-              <w:jc w:val="center"/>
+          </w:tcPr>
+          <w:p>
+            <w:pPr>
+              <w:jc w:val="center"/>
+              <w:cnfStyle w:val="000000100000" w:firstRow="0" w:lastRow="0" w:firstColumn="0" w:lastColumn="0" w:oddVBand="0" w:evenVBand="0" w:oddHBand="1" w:evenHBand="0" w:firstRowFirstColumn="0" w:firstRowLastColumn="0" w:lastRowFirstColumn="0" w:lastRowLastColumn="0"/>
+              <w:rPr>
+                <w:rFonts w:ascii="Courier New" w:eastAsia="Times New Roman" w:hAnsi="Courier New" w:cs="Courier New"/>
+                <w:b/>
+                <w:bCs/>
+                <w:color w:val="000000"/>
+                <w:kern w:val="0"/>
+                <w14:ligatures w14:val="none"/>
+              </w:rPr>
+            </w:pPr>
+            <w:r>
+              <w:rPr>
+                <w:rFonts w:ascii="Courier New" w:eastAsia="Times New Roman" w:hAnsi="Courier New" w:cs="Courier New"/>
+                <w:b/>
+                <w:bCs/>
+                <w:color w:val="000000"/>
+                <w:kern w:val="0"/>
+                <w14:ligatures w14:val="none"/>
+              </w:rPr>
+              <w:t>2</w:t>
+            </w:r>
+            <w:r>
+              <w:rPr>
+                <w:rFonts w:ascii="Courier New" w:eastAsia="Times New Roman" w:hAnsi="Courier New" w:cs="Courier New"/>
+                <w:b/>
+                <w:bCs/>
+                <w:color w:val="000000"/>
+                <w:kern w:val="0"/>
+                <w14:ligatures w14:val="none"/>
+              </w:rPr>
+              <w:t>9</w:t>
+            </w:r>
+          </w:p>
+        </w:tc>
+        <w:tc>
+          <w:tcPr>
+            <w:tcW w:w="1804" w:type="dxa"/>
+            <w:vAlign w:val="center"/>
+          </w:tcPr>
+          <w:p>
+            <w:pPr>
               <w:cnfStyle w:val="000000100000" w:firstRow="0" w:lastRow="0" w:firstColumn="0" w:lastColumn="0" w:oddVBand="0" w:evenVBand="0" w:oddHBand="1" w:evenHBand="0" w:firstRowFirstColumn="0" w:firstRowLastColumn="0" w:lastRowFirstColumn="0" w:lastRowLastColumn="0"/>
               <w:rPr>
                 <w:rFonts w:ascii="Times New Roman" w:eastAsia="Times New Roman" w:hAnsi="Times New Roman" w:cs="Times New Roman"/>
+                <w:b/>
+                <w:bCs/>
                 <w:kern w:val="0"/>
                 <w:sz w:val="20"/>
                 <w:szCs w:val="20"/>
@@ -11883,6 +12240,92 @@
             </w:pPr>
           </w:p>
         </w:tc>
+      </w:tr>
+      <w:tr>
+        <w:trPr>
+          <w:trHeight w:val="432"/>
+          <w:jc w:val="center"/>
+        </w:trPr>
+        <w:tc>
+          <w:tcPr>
+            <w:cnfStyle w:val="001000000000" w:firstRow="0" w:lastRow="0" w:firstColumn="1" w:lastColumn="0" w:oddVBand="0" w:evenVBand="0" w:oddHBand="0" w:evenHBand="0" w:firstRowFirstColumn="0" w:firstRowLastColumn="0" w:lastRowFirstColumn="0" w:lastRowLastColumn="0"/>
+            <w:tcW w:w="4405" w:type="dxa"/>
+            <w:noWrap/>
+            <w:vAlign w:val="center"/>
+          </w:tcPr>
+          <w:p>
+            <w:pPr>
+              <w:rPr>
+                <w:rFonts w:ascii="Courier New" w:eastAsia="Times New Roman" w:hAnsi="Courier New" w:cs="Courier New"/>
+                <w:color w:val="000000"/>
+                <w:kern w:val="0"/>
+                <w14:ligatures w14:val="none"/>
+              </w:rPr>
+            </w:pPr>
+            <w:r>
+              <w:rPr>
+                <w:rFonts w:ascii="Courier New" w:eastAsia="Times New Roman" w:hAnsi="Courier New" w:cs="Courier New"/>
+                <w:color w:val="000000"/>
+                <w:kern w:val="0"/>
+                <w14:ligatures w14:val="none"/>
+              </w:rPr>
+              <w:t>A Baby</w:t>
+            </w:r>
+          </w:p>
+        </w:tc>
+        <w:tc>
+          <w:tcPr>
+            <w:tcW w:w="1890" w:type="dxa"/>
+            <w:noWrap/>
+            <w:vAlign w:val="center"/>
+          </w:tcPr>
+          <w:p>
+            <w:pPr>
+              <w:jc w:val="center"/>
+              <w:cnfStyle w:val="000000000000" w:firstRow="0" w:lastRow="0" w:firstColumn="0" w:lastColumn="0" w:oddVBand="0" w:evenVBand="0" w:oddHBand="0" w:evenHBand="0" w:firstRowFirstColumn="0" w:firstRowLastColumn="0" w:lastRowFirstColumn="0" w:lastRowLastColumn="0"/>
+              <w:rPr>
+                <w:rFonts w:ascii="Courier New" w:eastAsia="Times New Roman" w:hAnsi="Courier New" w:cs="Courier New"/>
+                <w:b/>
+                <w:bCs/>
+                <w:color w:val="000000"/>
+                <w:kern w:val="0"/>
+                <w14:ligatures w14:val="none"/>
+              </w:rPr>
+            </w:pPr>
+          </w:p>
+        </w:tc>
+        <w:tc>
+          <w:tcPr>
+            <w:tcW w:w="3268" w:type="dxa"/>
+            <w:noWrap/>
+            <w:vAlign w:val="center"/>
+          </w:tcPr>
+          <w:p>
+            <w:pPr>
+              <w:jc w:val="center"/>
+              <w:cnfStyle w:val="000000000000" w:firstRow="0" w:lastRow="0" w:firstColumn="0" w:lastColumn="0" w:oddVBand="0" w:evenVBand="0" w:oddHBand="0" w:evenHBand="0" w:firstRowFirstColumn="0" w:firstRowLastColumn="0" w:lastRowFirstColumn="0" w:lastRowLastColumn="0"/>
+              <w:rPr>
+                <w:rFonts w:ascii="Courier New" w:eastAsia="Times New Roman" w:hAnsi="Courier New" w:cs="Courier New"/>
+                <w:b/>
+                <w:bCs/>
+                <w:color w:val="000000"/>
+                <w:kern w:val="0"/>
+                <w14:ligatures w14:val="none"/>
+              </w:rPr>
+            </w:pPr>
+            <w:r>
+              <w:rPr>
+                <w:rFonts w:ascii="Courier New" w:eastAsia="Times New Roman" w:hAnsi="Courier New" w:cs="Courier New"/>
+                <w:b/>
+                <w:bCs/>
+                <w:color w:val="000000"/>
+                <w:kern w:val="0"/>
+                <w14:ligatures w14:val="none"/>
+              </w:rPr>
+              <w:t>29</w:t>
+            </w:r>
+          </w:p>
+        </w:tc>
         <w:tc>
           <w:tcPr>
             <w:tcW w:w="1804" w:type="dxa"/>
@@ -11890,9 +12333,11 @@
           </w:tcPr>
           <w:p>
             <w:pPr>
-              <w:cnfStyle w:val="000000100000" w:firstRow="0" w:lastRow="0" w:firstColumn="0" w:lastColumn="0" w:oddVBand="0" w:evenVBand="0" w:oddHBand="1" w:evenHBand="0" w:firstRowFirstColumn="0" w:firstRowLastColumn="0" w:lastRowFirstColumn="0" w:lastRowLastColumn="0"/>
+              <w:cnfStyle w:val="000000000000" w:firstRow="0" w:lastRow="0" w:firstColumn="0" w:lastColumn="0" w:oddVBand="0" w:evenVBand="0" w:oddHBand="0" w:evenHBand="0" w:firstRowFirstColumn="0" w:firstRowLastColumn="0" w:lastRowFirstColumn="0" w:lastRowLastColumn="0"/>
               <w:rPr>
                 <w:rFonts w:ascii="Times New Roman" w:eastAsia="Times New Roman" w:hAnsi="Times New Roman" w:cs="Times New Roman"/>
+                <w:b/>
+                <w:bCs/>
                 <w:kern w:val="0"/>
                 <w:sz w:val="20"/>
                 <w:szCs w:val="20"/>
@@ -11902,8 +12347,327 @@
           </w:p>
         </w:tc>
       </w:tr>
+      <w:tr>
+        <w:trPr>
+          <w:cnfStyle w:val="000000100000" w:firstRow="0" w:lastRow="0" w:firstColumn="0" w:lastColumn="0" w:oddVBand="0" w:evenVBand="0" w:oddHBand="1" w:evenHBand="0" w:firstRowFirstColumn="0" w:firstRowLastColumn="0" w:lastRowFirstColumn="0" w:lastRowLastColumn="0"/>
+          <w:trHeight w:val="432"/>
+          <w:jc w:val="center"/>
+        </w:trPr>
+        <w:tc>
+          <w:tcPr>
+            <w:cnfStyle w:val="001000000000" w:firstRow="0" w:lastRow="0" w:firstColumn="1" w:lastColumn="0" w:oddVBand="0" w:evenVBand="0" w:oddHBand="0" w:evenHBand="0" w:firstRowFirstColumn="0" w:firstRowLastColumn="0" w:lastRowFirstColumn="0" w:lastRowLastColumn="0"/>
+            <w:tcW w:w="4405" w:type="dxa"/>
+            <w:noWrap/>
+            <w:vAlign w:val="center"/>
+          </w:tcPr>
+          <w:p>
+            <w:pPr>
+              <w:rPr>
+                <w:rFonts w:ascii="Courier New" w:eastAsia="Times New Roman" w:hAnsi="Courier New" w:cs="Courier New"/>
+                <w:color w:val="000000"/>
+                <w:kern w:val="0"/>
+                <w14:ligatures w14:val="none"/>
+              </w:rPr>
+            </w:pPr>
+            <w:r>
+              <w:rPr>
+                <w:rFonts w:ascii="Courier New" w:eastAsia="Times New Roman" w:hAnsi="Courier New" w:cs="Courier New"/>
+                <w:color w:val="000000"/>
+                <w:kern w:val="0"/>
+                <w14:ligatures w14:val="none"/>
+              </w:rPr>
+              <w:t>Tuxedo</w:t>
+            </w:r>
+          </w:p>
+        </w:tc>
+        <w:tc>
+          <w:tcPr>
+            <w:tcW w:w="1890" w:type="dxa"/>
+            <w:noWrap/>
+            <w:vAlign w:val="center"/>
+          </w:tcPr>
+          <w:p>
+            <w:pPr>
+              <w:jc w:val="center"/>
+              <w:cnfStyle w:val="000000100000" w:firstRow="0" w:lastRow="0" w:firstColumn="0" w:lastColumn="0" w:oddVBand="0" w:evenVBand="0" w:oddHBand="1" w:evenHBand="0" w:firstRowFirstColumn="0" w:firstRowLastColumn="0" w:lastRowFirstColumn="0" w:lastRowLastColumn="0"/>
+              <w:rPr>
+                <w:rFonts w:ascii="Courier New" w:eastAsia="Times New Roman" w:hAnsi="Courier New" w:cs="Courier New"/>
+                <w:b/>
+                <w:bCs/>
+                <w:color w:val="000000"/>
+                <w:kern w:val="0"/>
+                <w14:ligatures w14:val="none"/>
+              </w:rPr>
+            </w:pPr>
+          </w:p>
+        </w:tc>
+        <w:tc>
+          <w:tcPr>
+            <w:tcW w:w="3268" w:type="dxa"/>
+            <w:noWrap/>
+            <w:vAlign w:val="center"/>
+          </w:tcPr>
+          <w:p>
+            <w:pPr>
+              <w:jc w:val="center"/>
+              <w:cnfStyle w:val="000000100000" w:firstRow="0" w:lastRow="0" w:firstColumn="0" w:lastColumn="0" w:oddVBand="0" w:evenVBand="0" w:oddHBand="1" w:evenHBand="0" w:firstRowFirstColumn="0" w:firstRowLastColumn="0" w:lastRowFirstColumn="0" w:lastRowLastColumn="0"/>
+              <w:rPr>
+                <w:rFonts w:ascii="Courier New" w:eastAsia="Times New Roman" w:hAnsi="Courier New" w:cs="Courier New"/>
+                <w:b/>
+                <w:bCs/>
+                <w:color w:val="000000"/>
+                <w:kern w:val="0"/>
+                <w14:ligatures w14:val="none"/>
+              </w:rPr>
+            </w:pPr>
+            <w:r>
+              <w:rPr>
+                <w:rFonts w:ascii="Courier New" w:eastAsia="Times New Roman" w:hAnsi="Courier New" w:cs="Courier New"/>
+                <w:b/>
+                <w:bCs/>
+                <w:color w:val="000000"/>
+                <w:kern w:val="0"/>
+                <w14:ligatures w14:val="none"/>
+              </w:rPr>
+              <w:t>29</w:t>
+            </w:r>
+          </w:p>
+        </w:tc>
+        <w:tc>
+          <w:tcPr>
+            <w:tcW w:w="1804" w:type="dxa"/>
+            <w:vAlign w:val="center"/>
+          </w:tcPr>
+          <w:p>
+            <w:pPr>
+              <w:cnfStyle w:val="000000100000" w:firstRow="0" w:lastRow="0" w:firstColumn="0" w:lastColumn="0" w:oddVBand="0" w:evenVBand="0" w:oddHBand="1" w:evenHBand="0" w:firstRowFirstColumn="0" w:firstRowLastColumn="0" w:lastRowFirstColumn="0" w:lastRowLastColumn="0"/>
+              <w:rPr>
+                <w:rFonts w:ascii="Times New Roman" w:eastAsia="Times New Roman" w:hAnsi="Times New Roman" w:cs="Times New Roman"/>
+                <w:b/>
+                <w:bCs/>
+                <w:kern w:val="0"/>
+                <w:sz w:val="20"/>
+                <w:szCs w:val="20"/>
+                <w14:ligatures w14:val="none"/>
+              </w:rPr>
+            </w:pPr>
+          </w:p>
+        </w:tc>
+      </w:tr>
+      <w:tr>
+        <w:trPr>
+          <w:trHeight w:val="432"/>
+          <w:jc w:val="center"/>
+        </w:trPr>
+        <w:tc>
+          <w:tcPr>
+            <w:cnfStyle w:val="001000000000" w:firstRow="0" w:lastRow="0" w:firstColumn="1" w:lastColumn="0" w:oddVBand="0" w:evenVBand="0" w:oddHBand="0" w:evenHBand="0" w:firstRowFirstColumn="0" w:firstRowLastColumn="0" w:lastRowFirstColumn="0" w:lastRowLastColumn="0"/>
+            <w:tcW w:w="4405" w:type="dxa"/>
+            <w:noWrap/>
+            <w:vAlign w:val="center"/>
+          </w:tcPr>
+          <w:p>
+            <w:pPr>
+              <w:rPr>
+                <w:rFonts w:ascii="Courier New" w:eastAsia="Times New Roman" w:hAnsi="Courier New" w:cs="Courier New"/>
+                <w:color w:val="000000"/>
+                <w:kern w:val="0"/>
+                <w14:ligatures w14:val="none"/>
+              </w:rPr>
+            </w:pPr>
+            <w:r>
+              <w:rPr>
+                <w:rFonts w:ascii="Courier New" w:eastAsia="Times New Roman" w:hAnsi="Courier New" w:cs="Courier New"/>
+                <w:color w:val="000000"/>
+                <w:kern w:val="0"/>
+                <w14:ligatures w14:val="none"/>
+              </w:rPr>
+              <w:t>Car</w:t>
+            </w:r>
+          </w:p>
+        </w:tc>
+        <w:tc>
+          <w:tcPr>
+            <w:tcW w:w="1890" w:type="dxa"/>
+            <w:noWrap/>
+            <w:vAlign w:val="center"/>
+          </w:tcPr>
+          <w:p>
+            <w:pPr>
+              <w:jc w:val="center"/>
+              <w:cnfStyle w:val="000000000000" w:firstRow="0" w:lastRow="0" w:firstColumn="0" w:lastColumn="0" w:oddVBand="0" w:evenVBand="0" w:oddHBand="0" w:evenHBand="0" w:firstRowFirstColumn="0" w:firstRowLastColumn="0" w:lastRowFirstColumn="0" w:lastRowLastColumn="0"/>
+              <w:rPr>
+                <w:rFonts w:ascii="Courier New" w:eastAsia="Times New Roman" w:hAnsi="Courier New" w:cs="Courier New"/>
+                <w:b/>
+                <w:bCs/>
+                <w:color w:val="000000"/>
+                <w:kern w:val="0"/>
+                <w14:ligatures w14:val="none"/>
+              </w:rPr>
+            </w:pPr>
+          </w:p>
+        </w:tc>
+        <w:tc>
+          <w:tcPr>
+            <w:tcW w:w="3268" w:type="dxa"/>
+            <w:noWrap/>
+            <w:vAlign w:val="center"/>
+          </w:tcPr>
+          <w:p>
+            <w:pPr>
+              <w:jc w:val="center"/>
+              <w:cnfStyle w:val="000000000000" w:firstRow="0" w:lastRow="0" w:firstColumn="0" w:lastColumn="0" w:oddVBand="0" w:evenVBand="0" w:oddHBand="0" w:evenHBand="0" w:firstRowFirstColumn="0" w:firstRowLastColumn="0" w:lastRowFirstColumn="0" w:lastRowLastColumn="0"/>
+              <w:rPr>
+                <w:rFonts w:ascii="Courier New" w:eastAsia="Times New Roman" w:hAnsi="Courier New" w:cs="Courier New"/>
+                <w:b/>
+                <w:bCs/>
+                <w:color w:val="000000"/>
+                <w:kern w:val="0"/>
+                <w14:ligatures w14:val="none"/>
+              </w:rPr>
+            </w:pPr>
+            <w:r>
+              <w:rPr>
+                <w:rFonts w:ascii="Courier New" w:eastAsia="Times New Roman" w:hAnsi="Courier New" w:cs="Courier New"/>
+                <w:b/>
+                <w:bCs/>
+                <w:color w:val="000000"/>
+                <w:kern w:val="0"/>
+                <w14:ligatures w14:val="none"/>
+              </w:rPr>
+              <w:t>29</w:t>
+            </w:r>
+          </w:p>
+        </w:tc>
+        <w:tc>
+          <w:tcPr>
+            <w:tcW w:w="1804" w:type="dxa"/>
+            <w:vAlign w:val="center"/>
+          </w:tcPr>
+          <w:p>
+            <w:pPr>
+              <w:cnfStyle w:val="000000000000" w:firstRow="0" w:lastRow="0" w:firstColumn="0" w:lastColumn="0" w:oddVBand="0" w:evenVBand="0" w:oddHBand="0" w:evenHBand="0" w:firstRowFirstColumn="0" w:firstRowLastColumn="0" w:lastRowFirstColumn="0" w:lastRowLastColumn="0"/>
+              <w:rPr>
+                <w:rFonts w:ascii="Times New Roman" w:eastAsia="Times New Roman" w:hAnsi="Times New Roman" w:cs="Times New Roman"/>
+                <w:b/>
+                <w:bCs/>
+                <w:kern w:val="0"/>
+                <w:sz w:val="20"/>
+                <w:szCs w:val="20"/>
+                <w14:ligatures w14:val="none"/>
+              </w:rPr>
+            </w:pPr>
+          </w:p>
+        </w:tc>
+      </w:tr>
+      <w:tr>
+        <w:trPr>
+          <w:cnfStyle w:val="000000100000" w:firstRow="0" w:lastRow="0" w:firstColumn="0" w:lastColumn="0" w:oddVBand="0" w:evenVBand="0" w:oddHBand="1" w:evenHBand="0" w:firstRowFirstColumn="0" w:firstRowLastColumn="0" w:lastRowFirstColumn="0" w:lastRowLastColumn="0"/>
+          <w:trHeight w:val="432"/>
+          <w:jc w:val="center"/>
+        </w:trPr>
+        <w:tc>
+          <w:tcPr>
+            <w:cnfStyle w:val="001000000000" w:firstRow="0" w:lastRow="0" w:firstColumn="1" w:lastColumn="0" w:oddVBand="0" w:evenVBand="0" w:oddHBand="0" w:evenHBand="0" w:firstRowFirstColumn="0" w:firstRowLastColumn="0" w:lastRowFirstColumn="0" w:lastRowLastColumn="0"/>
+            <w:tcW w:w="4405" w:type="dxa"/>
+            <w:noWrap/>
+            <w:vAlign w:val="center"/>
+          </w:tcPr>
+          <w:p>
+            <w:pPr>
+              <w:rPr>
+                <w:rFonts w:ascii="Courier New" w:eastAsia="Times New Roman" w:hAnsi="Courier New" w:cs="Courier New"/>
+                <w:color w:val="000000"/>
+                <w:kern w:val="0"/>
+                <w14:ligatures w14:val="none"/>
+              </w:rPr>
+            </w:pPr>
+            <w:r>
+              <w:rPr>
+                <w:rFonts w:ascii="Courier New" w:eastAsia="Times New Roman" w:hAnsi="Courier New" w:cs="Courier New"/>
+                <w:color w:val="000000"/>
+                <w:kern w:val="0"/>
+                <w14:ligatures w14:val="none"/>
+              </w:rPr>
+              <w:t xml:space="preserve">A cloth to cover invertor </w:t>
+            </w:r>
+          </w:p>
+        </w:tc>
+        <w:tc>
+          <w:tcPr>
+            <w:tcW w:w="1890" w:type="dxa"/>
+            <w:noWrap/>
+            <w:vAlign w:val="center"/>
+            <w:hideMark/>
+          </w:tcPr>
+          <w:p>
+            <w:pPr>
+              <w:jc w:val="center"/>
+              <w:cnfStyle w:val="000000100000" w:firstRow="0" w:lastRow="0" w:firstColumn="0" w:lastColumn="0" w:oddVBand="0" w:evenVBand="0" w:oddHBand="1" w:evenHBand="0" w:firstRowFirstColumn="0" w:firstRowLastColumn="0" w:lastRowFirstColumn="0" w:lastRowLastColumn="0"/>
+              <w:rPr>
+                <w:rFonts w:ascii="Courier New" w:eastAsia="Times New Roman" w:hAnsi="Courier New" w:cs="Courier New"/>
+                <w:b/>
+                <w:bCs/>
+                <w:color w:val="000000"/>
+                <w:kern w:val="0"/>
+                <w14:ligatures w14:val="none"/>
+              </w:rPr>
+            </w:pPr>
+          </w:p>
+        </w:tc>
+        <w:tc>
+          <w:tcPr>
+            <w:tcW w:w="3268" w:type="dxa"/>
+            <w:noWrap/>
+            <w:vAlign w:val="center"/>
+            <w:hideMark/>
+          </w:tcPr>
+          <w:p>
+            <w:pPr>
+              <w:jc w:val="center"/>
+              <w:cnfStyle w:val="000000100000" w:firstRow="0" w:lastRow="0" w:firstColumn="0" w:lastColumn="0" w:oddVBand="0" w:evenVBand="0" w:oddHBand="1" w:evenHBand="0" w:firstRowFirstColumn="0" w:firstRowLastColumn="0" w:lastRowFirstColumn="0" w:lastRowLastColumn="0"/>
+              <w:rPr>
+                <w:rFonts w:ascii="Times New Roman" w:eastAsia="Times New Roman" w:hAnsi="Times New Roman" w:cs="Times New Roman"/>
+                <w:b/>
+                <w:bCs/>
+                <w:kern w:val="0"/>
+                <w:sz w:val="20"/>
+                <w:szCs w:val="20"/>
+                <w14:ligatures w14:val="none"/>
+              </w:rPr>
+            </w:pPr>
+          </w:p>
+        </w:tc>
+        <w:tc>
+          <w:tcPr>
+            <w:tcW w:w="1804" w:type="dxa"/>
+            <w:vAlign w:val="center"/>
+          </w:tcPr>
+          <w:p>
+            <w:pPr>
+              <w:cnfStyle w:val="000000100000" w:firstRow="0" w:lastRow="0" w:firstColumn="0" w:lastColumn="0" w:oddVBand="0" w:evenVBand="0" w:oddHBand="1" w:evenHBand="0" w:firstRowFirstColumn="0" w:firstRowLastColumn="0" w:lastRowFirstColumn="0" w:lastRowLastColumn="0"/>
+              <w:rPr>
+                <w:rFonts w:ascii="Times New Roman" w:eastAsia="Times New Roman" w:hAnsi="Times New Roman" w:cs="Times New Roman"/>
+                <w:b/>
+                <w:bCs/>
+                <w:kern w:val="0"/>
+                <w:sz w:val="20"/>
+                <w:szCs w:val="20"/>
+                <w14:ligatures w14:val="none"/>
+              </w:rPr>
+            </w:pPr>
+          </w:p>
+        </w:tc>
+      </w:tr>
     </w:tbl>
-    <w:p/>
+    <w:p>
+      <w:pPr>
+        <w:rPr>
+          <w:b/>
+          <w:bCs/>
+        </w:rPr>
+      </w:pPr>
+    </w:p>
     <w:sectPr>
       <w:pgSz w:w="12240" w:h="15840"/>
       <w:pgMar w:top="720" w:right="720" w:bottom="720" w:left="720" w:header="720" w:footer="720" w:gutter="0"/>

--- a/The_A_Shorts/2. Vyuthi/Vyuthi - The Lists/Vyuthi - The Props List.docx
+++ b/The_A_Shorts/2. Vyuthi/Vyuthi - The Lists/Vyuthi - The Props List.docx
@@ -3218,7 +3218,7 @@
                 <w:kern w:val="0"/>
                 <w14:ligatures w14:val="none"/>
               </w:rPr>
-              <w:t>Photo of parents together</w:t>
+              <w:t>Small LED light</w:t>
             </w:r>
           </w:p>
         </w:tc>
@@ -3283,6 +3283,17 @@
                 <w14:ligatures w14:val="none"/>
               </w:rPr>
               <w:t>7</w:t>
+            </w:r>
+            <w:r>
+              <w:rPr>
+                <w:rFonts w:ascii="Courier New" w:eastAsia="Times New Roman" w:hAnsi="Courier New" w:cs="Courier New"/>
+                <w:b/>
+                <w:bCs/>
+                <w:color w:val="000000"/>
+                <w:kern w:val="0"/>
+                <w14:ligatures w14:val="none"/>
+              </w:rPr>
+              <w:t>, 9</w:t>
             </w:r>
           </w:p>
         </w:tc>
@@ -3334,7 +3345,7 @@
                 <w:kern w:val="0"/>
                 <w14:ligatures w14:val="none"/>
               </w:rPr>
-              <w:t>Small LED light</w:t>
+              <w:t>Photo of parents together</w:t>
             </w:r>
           </w:p>
         </w:tc>
@@ -3399,6 +3410,17 @@
                 <w14:ligatures w14:val="none"/>
               </w:rPr>
               <w:t>7</w:t>
+            </w:r>
+            <w:r>
+              <w:rPr>
+                <w:rFonts w:ascii="Courier New" w:eastAsia="Times New Roman" w:hAnsi="Courier New" w:cs="Courier New"/>
+                <w:b/>
+                <w:bCs/>
+                <w:color w:val="000000"/>
+                <w:kern w:val="0"/>
+                <w14:ligatures w14:val="none"/>
+              </w:rPr>
+              <w:t>, 9</w:t>
             </w:r>
           </w:p>
         </w:tc>
@@ -3452,7 +3474,16 @@
                 <w:kern w:val="0"/>
                 <w14:ligatures w14:val="none"/>
               </w:rPr>
-              <w:t>Fridge with freezer</w:t>
+              <w:t>Fridge</w:t>
+            </w:r>
+            <w:r>
+              <w:rPr>
+                <w:rFonts w:ascii="Courier New" w:eastAsia="Times New Roman" w:hAnsi="Courier New" w:cs="Courier New"/>
+                <w:color w:val="000000"/>
+                <w:kern w:val="0"/>
+                <w14:ligatures w14:val="none"/>
+              </w:rPr>
+              <w:t xml:space="preserve"> &amp; Cabinets in Kitchen</w:t>
             </w:r>
           </w:p>
         </w:tc>
@@ -5094,7 +5125,29 @@
                 <w:kern w:val="0"/>
                 <w14:ligatures w14:val="none"/>
               </w:rPr>
-              <w:t xml:space="preserve"> 18</w:t>
+              <w:t>,</w:t>
+            </w:r>
+            <w:r>
+              <w:rPr>
+                <w:rFonts w:ascii="Courier New" w:eastAsia="Times New Roman" w:hAnsi="Courier New" w:cs="Courier New"/>
+                <w:b/>
+                <w:bCs/>
+                <w:color w:val="000000"/>
+                <w:kern w:val="0"/>
+                <w14:ligatures w14:val="none"/>
+              </w:rPr>
+              <w:t xml:space="preserve"> 1</w:t>
+            </w:r>
+            <w:r>
+              <w:rPr>
+                <w:rFonts w:ascii="Courier New" w:eastAsia="Times New Roman" w:hAnsi="Courier New" w:cs="Courier New"/>
+                <w:b/>
+                <w:bCs/>
+                <w:color w:val="000000"/>
+                <w:kern w:val="0"/>
+                <w14:ligatures w14:val="none"/>
+              </w:rPr>
+              <w:t>6</w:t>
             </w:r>
           </w:p>
         </w:tc>
@@ -5214,7 +5267,18 @@
                 <w:kern w:val="0"/>
                 <w14:ligatures w14:val="none"/>
               </w:rPr>
-              <w:t>12, 17</w:t>
+              <w:t>12, 1</w:t>
+            </w:r>
+            <w:r>
+              <w:rPr>
+                <w:rFonts w:ascii="Courier New" w:eastAsia="Times New Roman" w:hAnsi="Courier New" w:cs="Courier New"/>
+                <w:b/>
+                <w:bCs/>
+                <w:color w:val="000000"/>
+                <w:kern w:val="0"/>
+                <w14:ligatures w14:val="none"/>
+              </w:rPr>
+              <w:t>6</w:t>
             </w:r>
           </w:p>
         </w:tc>
@@ -5968,7 +6032,7 @@
                 <w:kern w:val="0"/>
                 <w14:ligatures w14:val="none"/>
               </w:rPr>
-              <w:t>Bandage</w:t>
+              <w:t>Fake blood for nose drip</w:t>
             </w:r>
           </w:p>
         </w:tc>
@@ -6032,7 +6096,7 @@
                 <w:kern w:val="0"/>
                 <w14:ligatures w14:val="none"/>
               </w:rPr>
-              <w:t>14</w:t>
+              <w:t>13</w:t>
             </w:r>
           </w:p>
         </w:tc>
@@ -6068,25 +6132,24 @@
             <w:tcW w:w="4405" w:type="dxa"/>
             <w:noWrap/>
             <w:vAlign w:val="center"/>
-            <w:hideMark/>
-          </w:tcPr>
-          <w:p>
-            <w:pPr>
-              <w:rPr>
-                <w:rFonts w:ascii="Courier New" w:eastAsia="Times New Roman" w:hAnsi="Courier New" w:cs="Courier New"/>
-                <w:color w:val="000000"/>
-                <w:kern w:val="0"/>
-                <w14:ligatures w14:val="none"/>
-              </w:rPr>
-            </w:pPr>
-            <w:r>
-              <w:rPr>
-                <w:rFonts w:ascii="Courier New" w:eastAsia="Times New Roman" w:hAnsi="Courier New" w:cs="Courier New"/>
-                <w:color w:val="000000"/>
-                <w:kern w:val="0"/>
-                <w14:ligatures w14:val="none"/>
-              </w:rPr>
-              <w:t>Doctor Nameplate</w:t>
+          </w:tcPr>
+          <w:p>
+            <w:pPr>
+              <w:rPr>
+                <w:rFonts w:ascii="Courier New" w:eastAsia="Times New Roman" w:hAnsi="Courier New" w:cs="Courier New"/>
+                <w:color w:val="000000"/>
+                <w:kern w:val="0"/>
+                <w14:ligatures w14:val="none"/>
+              </w:rPr>
+            </w:pPr>
+            <w:r>
+              <w:rPr>
+                <w:rFonts w:ascii="Courier New" w:eastAsia="Times New Roman" w:hAnsi="Courier New" w:cs="Courier New"/>
+                <w:color w:val="000000"/>
+                <w:kern w:val="0"/>
+                <w14:ligatures w14:val="none"/>
+              </w:rPr>
+              <w:t>Bandage</w:t>
             </w:r>
           </w:p>
         </w:tc>
@@ -6095,7 +6158,6 @@
             <w:tcW w:w="1890" w:type="dxa"/>
             <w:noWrap/>
             <w:vAlign w:val="center"/>
-            <w:hideMark/>
           </w:tcPr>
           <w:p>
             <w:pPr>
@@ -6128,7 +6190,6 @@
             <w:tcW w:w="3268" w:type="dxa"/>
             <w:noWrap/>
             <w:vAlign w:val="center"/>
-            <w:hideMark/>
           </w:tcPr>
           <w:p>
             <w:pPr>
@@ -6187,24 +6248,25 @@
             <w:tcW w:w="4405" w:type="dxa"/>
             <w:noWrap/>
             <w:vAlign w:val="center"/>
-          </w:tcPr>
-          <w:p>
-            <w:pPr>
-              <w:rPr>
-                <w:rFonts w:ascii="Courier New" w:eastAsia="Times New Roman" w:hAnsi="Courier New" w:cs="Courier New"/>
-                <w:color w:val="000000"/>
-                <w:kern w:val="0"/>
-                <w14:ligatures w14:val="none"/>
-              </w:rPr>
-            </w:pPr>
-            <w:r>
-              <w:rPr>
-                <w:rFonts w:ascii="Courier New" w:eastAsia="Times New Roman" w:hAnsi="Courier New" w:cs="Courier New"/>
-                <w:color w:val="000000"/>
-                <w:kern w:val="0"/>
-                <w14:ligatures w14:val="none"/>
-              </w:rPr>
-              <w:t>Lab Coat</w:t>
+            <w:hideMark/>
+          </w:tcPr>
+          <w:p>
+            <w:pPr>
+              <w:rPr>
+                <w:rFonts w:ascii="Courier New" w:eastAsia="Times New Roman" w:hAnsi="Courier New" w:cs="Courier New"/>
+                <w:color w:val="000000"/>
+                <w:kern w:val="0"/>
+                <w14:ligatures w14:val="none"/>
+              </w:rPr>
+            </w:pPr>
+            <w:r>
+              <w:rPr>
+                <w:rFonts w:ascii="Courier New" w:eastAsia="Times New Roman" w:hAnsi="Courier New" w:cs="Courier New"/>
+                <w:color w:val="000000"/>
+                <w:kern w:val="0"/>
+                <w14:ligatures w14:val="none"/>
+              </w:rPr>
+              <w:t>Doctor Nameplate</w:t>
             </w:r>
           </w:p>
         </w:tc>
@@ -6213,6 +6275,7 @@
             <w:tcW w:w="1890" w:type="dxa"/>
             <w:noWrap/>
             <w:vAlign w:val="center"/>
+            <w:hideMark/>
           </w:tcPr>
           <w:p>
             <w:pPr>
@@ -6245,6 +6308,7 @@
             <w:tcW w:w="3268" w:type="dxa"/>
             <w:noWrap/>
             <w:vAlign w:val="center"/>
+            <w:hideMark/>
           </w:tcPr>
           <w:p>
             <w:pPr>
@@ -6304,52 +6368,24 @@
             <w:tcW w:w="4405" w:type="dxa"/>
             <w:noWrap/>
             <w:vAlign w:val="center"/>
-            <w:hideMark/>
-          </w:tcPr>
-          <w:p>
-            <w:pPr>
-              <w:rPr>
-                <w:rFonts w:ascii="Courier New" w:eastAsia="Times New Roman" w:hAnsi="Courier New" w:cs="Courier New"/>
-                <w:color w:val="000000"/>
-                <w:kern w:val="0"/>
-                <w14:ligatures w14:val="none"/>
-              </w:rPr>
-            </w:pPr>
-            <w:r>
-              <w:rPr>
-                <w:rFonts w:ascii="Courier New" w:eastAsia="Times New Roman" w:hAnsi="Courier New" w:cs="Courier New"/>
-                <w:color w:val="000000"/>
-                <w:kern w:val="0"/>
-                <w14:ligatures w14:val="none"/>
-              </w:rPr>
-              <w:t>Television</w:t>
-            </w:r>
-            <w:r>
-              <w:rPr>
-                <w:rFonts w:ascii="Courier New" w:eastAsia="Times New Roman" w:hAnsi="Courier New" w:cs="Courier New"/>
-                <w:color w:val="000000"/>
-                <w:kern w:val="0"/>
-                <w14:ligatures w14:val="none"/>
-              </w:rPr>
-              <w:t xml:space="preserve"> </w:t>
-            </w:r>
-            <w:r>
-              <w:rPr>
-                <w:rFonts w:ascii="Courier New" w:eastAsia="Times New Roman" w:hAnsi="Courier New" w:cs="Courier New"/>
-                <w:color w:val="000000"/>
-                <w:kern w:val="0"/>
-                <w14:ligatures w14:val="none"/>
-              </w:rPr>
-              <w:t xml:space="preserve">with plug &amp; </w:t>
-            </w:r>
-            <w:r>
-              <w:rPr>
-                <w:rFonts w:ascii="Courier New" w:eastAsia="Times New Roman" w:hAnsi="Courier New" w:cs="Courier New"/>
-                <w:color w:val="000000"/>
-                <w:kern w:val="0"/>
-                <w14:ligatures w14:val="none"/>
-              </w:rPr>
-              <w:t>remote</w:t>
+          </w:tcPr>
+          <w:p>
+            <w:pPr>
+              <w:rPr>
+                <w:rFonts w:ascii="Courier New" w:eastAsia="Times New Roman" w:hAnsi="Courier New" w:cs="Courier New"/>
+                <w:color w:val="000000"/>
+                <w:kern w:val="0"/>
+                <w14:ligatures w14:val="none"/>
+              </w:rPr>
+            </w:pPr>
+            <w:r>
+              <w:rPr>
+                <w:rFonts w:ascii="Courier New" w:eastAsia="Times New Roman" w:hAnsi="Courier New" w:cs="Courier New"/>
+                <w:color w:val="000000"/>
+                <w:kern w:val="0"/>
+                <w14:ligatures w14:val="none"/>
+              </w:rPr>
+              <w:t>Lab Coat</w:t>
             </w:r>
           </w:p>
         </w:tc>
@@ -6358,7 +6394,6 @@
             <w:tcW w:w="1890" w:type="dxa"/>
             <w:noWrap/>
             <w:vAlign w:val="center"/>
-            <w:hideMark/>
           </w:tcPr>
           <w:p>
             <w:pPr>
@@ -6391,42 +6426,30 @@
             <w:tcW w:w="3268" w:type="dxa"/>
             <w:noWrap/>
             <w:vAlign w:val="center"/>
-            <w:hideMark/>
-          </w:tcPr>
-          <w:p>
-            <w:pPr>
-              <w:jc w:val="center"/>
-              <w:cnfStyle w:val="000000100000" w:firstRow="0" w:lastRow="0" w:firstColumn="0" w:lastColumn="0" w:oddVBand="0" w:evenVBand="0" w:oddHBand="1" w:evenHBand="0" w:firstRowFirstColumn="0" w:firstRowLastColumn="0" w:lastRowFirstColumn="0" w:lastRowLastColumn="0"/>
-              <w:rPr>
-                <w:rFonts w:ascii="Courier New" w:eastAsia="Times New Roman" w:hAnsi="Courier New" w:cs="Courier New"/>
-                <w:b/>
-                <w:bCs/>
-                <w:color w:val="000000"/>
-                <w:kern w:val="0"/>
-                <w14:ligatures w14:val="none"/>
-              </w:rPr>
-            </w:pPr>
-            <w:r>
-              <w:rPr>
-                <w:rFonts w:ascii="Courier New" w:eastAsia="Times New Roman" w:hAnsi="Courier New" w:cs="Courier New"/>
-                <w:b/>
-                <w:bCs/>
-                <w:color w:val="000000"/>
-                <w:kern w:val="0"/>
-                <w14:ligatures w14:val="none"/>
-              </w:rPr>
-              <w:t>16</w:t>
-            </w:r>
-            <w:r>
-              <w:rPr>
-                <w:rFonts w:ascii="Courier New" w:eastAsia="Times New Roman" w:hAnsi="Courier New" w:cs="Courier New"/>
-                <w:b/>
-                <w:bCs/>
-                <w:color w:val="000000"/>
-                <w:kern w:val="0"/>
-                <w14:ligatures w14:val="none"/>
-              </w:rPr>
-              <w:t>, 25</w:t>
+          </w:tcPr>
+          <w:p>
+            <w:pPr>
+              <w:jc w:val="center"/>
+              <w:cnfStyle w:val="000000100000" w:firstRow="0" w:lastRow="0" w:firstColumn="0" w:lastColumn="0" w:oddVBand="0" w:evenVBand="0" w:oddHBand="1" w:evenHBand="0" w:firstRowFirstColumn="0" w:firstRowLastColumn="0" w:lastRowFirstColumn="0" w:lastRowLastColumn="0"/>
+              <w:rPr>
+                <w:rFonts w:ascii="Courier New" w:eastAsia="Times New Roman" w:hAnsi="Courier New" w:cs="Courier New"/>
+                <w:b/>
+                <w:bCs/>
+                <w:color w:val="000000"/>
+                <w:kern w:val="0"/>
+                <w14:ligatures w14:val="none"/>
+              </w:rPr>
+            </w:pPr>
+            <w:r>
+              <w:rPr>
+                <w:rFonts w:ascii="Courier New" w:eastAsia="Times New Roman" w:hAnsi="Courier New" w:cs="Courier New"/>
+                <w:b/>
+                <w:bCs/>
+                <w:color w:val="000000"/>
+                <w:kern w:val="0"/>
+                <w14:ligatures w14:val="none"/>
+              </w:rPr>
+              <w:t>14</w:t>
             </w:r>
           </w:p>
         </w:tc>
@@ -6478,7 +6501,7 @@
                 <w:kern w:val="0"/>
                 <w14:ligatures w14:val="none"/>
               </w:rPr>
-              <w:t>House/ Face Paining</w:t>
+              <w:t>Fake blood for Nosebleed</w:t>
             </w:r>
           </w:p>
         </w:tc>
@@ -6542,7 +6565,7 @@
                 <w:kern w:val="0"/>
                 <w14:ligatures w14:val="none"/>
               </w:rPr>
-              <w:t>16</w:t>
+              <w:t>14</w:t>
             </w:r>
           </w:p>
         </w:tc>
@@ -6578,28 +6601,124 @@
             <w:tcW w:w="4405" w:type="dxa"/>
             <w:noWrap/>
             <w:vAlign w:val="center"/>
-          </w:tcPr>
-          <w:p>
-            <w:pPr>
-              <w:rPr>
-                <w:rFonts w:ascii="Courier New" w:eastAsia="Times New Roman" w:hAnsi="Courier New" w:cs="Courier New"/>
-                <w:color w:val="000000"/>
-                <w:kern w:val="0"/>
-                <w14:ligatures w14:val="none"/>
-              </w:rPr>
-            </w:pPr>
-            <w:r>
-              <w:rPr>
-                <w:rFonts w:ascii="Courier New" w:eastAsia="Times New Roman" w:hAnsi="Courier New" w:cs="Courier New"/>
-                <w:color w:val="000000"/>
-                <w:kern w:val="0"/>
-                <w14:ligatures w14:val="none"/>
-              </w:rPr>
-              <w:t>Match box</w:t>
-            </w:r>
-            <w:r>
-              <w:rPr>
-                <w:rFonts w:ascii="Courier New" w:eastAsia="Times New Roman" w:hAnsi="Courier New" w:cs="Courier New"/>
+            <w:hideMark/>
+          </w:tcPr>
+          <w:p>
+            <w:pPr>
+              <w:rPr>
+                <w:rFonts w:ascii="Courier New" w:eastAsia="Times New Roman" w:hAnsi="Courier New" w:cs="Courier New"/>
+                <w:color w:val="000000"/>
+                <w:kern w:val="0"/>
+                <w14:ligatures w14:val="none"/>
+              </w:rPr>
+            </w:pPr>
+            <w:r>
+              <w:rPr>
+                <w:rFonts w:ascii="Courier New" w:eastAsia="Times New Roman" w:hAnsi="Courier New" w:cs="Courier New"/>
+                <w:color w:val="000000"/>
+                <w:kern w:val="0"/>
+                <w14:ligatures w14:val="none"/>
+              </w:rPr>
+              <w:t>Television</w:t>
+            </w:r>
+            <w:r>
+              <w:rPr>
+                <w:rFonts w:ascii="Courier New" w:eastAsia="Times New Roman" w:hAnsi="Courier New" w:cs="Courier New"/>
+                <w:color w:val="000000"/>
+                <w:kern w:val="0"/>
+                <w14:ligatures w14:val="none"/>
+              </w:rPr>
+              <w:t xml:space="preserve"> </w:t>
+            </w:r>
+            <w:r>
+              <w:rPr>
+                <w:rFonts w:ascii="Courier New" w:eastAsia="Times New Roman" w:hAnsi="Courier New" w:cs="Courier New"/>
+                <w:color w:val="000000"/>
+                <w:kern w:val="0"/>
+                <w14:ligatures w14:val="none"/>
+              </w:rPr>
+              <w:t xml:space="preserve">with plug &amp; </w:t>
+            </w:r>
+            <w:r>
+              <w:rPr>
+                <w:rFonts w:ascii="Courier New" w:eastAsia="Times New Roman" w:hAnsi="Courier New" w:cs="Courier New"/>
+                <w:color w:val="000000"/>
+                <w:kern w:val="0"/>
+                <w14:ligatures w14:val="none"/>
+              </w:rPr>
+              <w:t>remote</w:t>
+            </w:r>
+          </w:p>
+        </w:tc>
+        <w:tc>
+          <w:tcPr>
+            <w:tcW w:w="1890" w:type="dxa"/>
+            <w:noWrap/>
+            <w:vAlign w:val="center"/>
+            <w:hideMark/>
+          </w:tcPr>
+          <w:p>
+            <w:pPr>
+              <w:jc w:val="center"/>
+              <w:cnfStyle w:val="000000100000" w:firstRow="0" w:lastRow="0" w:firstColumn="0" w:lastColumn="0" w:oddVBand="0" w:evenVBand="0" w:oddHBand="1" w:evenHBand="0" w:firstRowFirstColumn="0" w:firstRowLastColumn="0" w:lastRowFirstColumn="0" w:lastRowLastColumn="0"/>
+              <w:rPr>
+                <w:rFonts w:ascii="Courier New" w:eastAsia="Times New Roman" w:hAnsi="Courier New" w:cs="Courier New"/>
+                <w:b/>
+                <w:bCs/>
+                <w:color w:val="000000"/>
+                <w:kern w:val="0"/>
+                <w14:ligatures w14:val="none"/>
+              </w:rPr>
+            </w:pPr>
+            <w:r>
+              <w:rPr>
+                <w:rFonts w:ascii="Courier New" w:eastAsia="Times New Roman" w:hAnsi="Courier New" w:cs="Courier New"/>
+                <w:b/>
+                <w:bCs/>
+                <w:color w:val="000000"/>
+                <w:kern w:val="0"/>
+                <w14:ligatures w14:val="none"/>
+              </w:rPr>
+              <w:t>1</w:t>
+            </w:r>
+          </w:p>
+        </w:tc>
+        <w:tc>
+          <w:tcPr>
+            <w:tcW w:w="3268" w:type="dxa"/>
+            <w:noWrap/>
+            <w:vAlign w:val="center"/>
+            <w:hideMark/>
+          </w:tcPr>
+          <w:p>
+            <w:pPr>
+              <w:jc w:val="center"/>
+              <w:cnfStyle w:val="000000100000" w:firstRow="0" w:lastRow="0" w:firstColumn="0" w:lastColumn="0" w:oddVBand="0" w:evenVBand="0" w:oddHBand="1" w:evenHBand="0" w:firstRowFirstColumn="0" w:firstRowLastColumn="0" w:lastRowFirstColumn="0" w:lastRowLastColumn="0"/>
+              <w:rPr>
+                <w:rFonts w:ascii="Courier New" w:eastAsia="Times New Roman" w:hAnsi="Courier New" w:cs="Courier New"/>
+                <w:b/>
+                <w:bCs/>
+                <w:color w:val="000000"/>
+                <w:kern w:val="0"/>
+                <w14:ligatures w14:val="none"/>
+              </w:rPr>
+            </w:pPr>
+            <w:r>
+              <w:rPr>
+                <w:rFonts w:ascii="Courier New" w:eastAsia="Times New Roman" w:hAnsi="Courier New" w:cs="Courier New"/>
+                <w:b/>
+                <w:bCs/>
+                <w:color w:val="000000"/>
+                <w:kern w:val="0"/>
+                <w14:ligatures w14:val="none"/>
+              </w:rPr>
+              <w:t>16</w:t>
+            </w:r>
+            <w:r>
+              <w:rPr>
+                <w:rFonts w:ascii="Courier New" w:eastAsia="Times New Roman" w:hAnsi="Courier New" w:cs="Courier New"/>
+                <w:b/>
+                <w:bCs/>
                 <w:color w:val="000000"/>
                 <w:kern w:val="0"/>
                 <w14:ligatures w14:val="none"/>
@@ -6609,84 +6728,24 @@
             <w:r>
               <w:rPr>
                 <w:rFonts w:ascii="Courier New" w:eastAsia="Times New Roman" w:hAnsi="Courier New" w:cs="Courier New"/>
-                <w:color w:val="000000"/>
-                <w:kern w:val="0"/>
-                <w14:ligatures w14:val="none"/>
-              </w:rPr>
-              <w:t>L</w:t>
-            </w:r>
-            <w:r>
-              <w:rPr>
-                <w:rFonts w:ascii="Courier New" w:eastAsia="Times New Roman" w:hAnsi="Courier New" w:cs="Courier New"/>
-                <w:color w:val="000000"/>
-                <w:kern w:val="0"/>
-                <w14:ligatures w14:val="none"/>
-              </w:rPr>
-              <w:t>amps, Kumkum</w:t>
-            </w:r>
-          </w:p>
-        </w:tc>
-        <w:tc>
-          <w:tcPr>
-            <w:tcW w:w="1890" w:type="dxa"/>
-            <w:noWrap/>
-            <w:vAlign w:val="center"/>
-          </w:tcPr>
-          <w:p>
-            <w:pPr>
-              <w:jc w:val="center"/>
-              <w:cnfStyle w:val="000000100000" w:firstRow="0" w:lastRow="0" w:firstColumn="0" w:lastColumn="0" w:oddVBand="0" w:evenVBand="0" w:oddHBand="1" w:evenHBand="0" w:firstRowFirstColumn="0" w:firstRowLastColumn="0" w:lastRowFirstColumn="0" w:lastRowLastColumn="0"/>
-              <w:rPr>
-                <w:rFonts w:ascii="Courier New" w:eastAsia="Times New Roman" w:hAnsi="Courier New" w:cs="Courier New"/>
-                <w:b/>
-                <w:bCs/>
-                <w:color w:val="000000"/>
-                <w:kern w:val="0"/>
-                <w14:ligatures w14:val="none"/>
-              </w:rPr>
-            </w:pPr>
-            <w:r>
-              <w:rPr>
-                <w:rFonts w:ascii="Courier New" w:eastAsia="Times New Roman" w:hAnsi="Courier New" w:cs="Courier New"/>
-                <w:b/>
-                <w:bCs/>
-                <w:color w:val="000000"/>
-                <w:kern w:val="0"/>
-                <w14:ligatures w14:val="none"/>
-              </w:rPr>
-              <w:t>1</w:t>
-            </w:r>
-          </w:p>
-        </w:tc>
-        <w:tc>
-          <w:tcPr>
-            <w:tcW w:w="3268" w:type="dxa"/>
-            <w:noWrap/>
-            <w:vAlign w:val="center"/>
-          </w:tcPr>
-          <w:p>
-            <w:pPr>
-              <w:jc w:val="center"/>
-              <w:cnfStyle w:val="000000100000" w:firstRow="0" w:lastRow="0" w:firstColumn="0" w:lastColumn="0" w:oddVBand="0" w:evenVBand="0" w:oddHBand="1" w:evenHBand="0" w:firstRowFirstColumn="0" w:firstRowLastColumn="0" w:lastRowFirstColumn="0" w:lastRowLastColumn="0"/>
-              <w:rPr>
-                <w:rFonts w:ascii="Courier New" w:eastAsia="Times New Roman" w:hAnsi="Courier New" w:cs="Courier New"/>
-                <w:b/>
-                <w:bCs/>
-                <w:color w:val="000000"/>
-                <w:kern w:val="0"/>
-                <w14:ligatures w14:val="none"/>
-              </w:rPr>
-            </w:pPr>
-            <w:r>
-              <w:rPr>
-                <w:rFonts w:ascii="Courier New" w:eastAsia="Times New Roman" w:hAnsi="Courier New" w:cs="Courier New"/>
-                <w:b/>
-                <w:bCs/>
-                <w:color w:val="000000"/>
-                <w:kern w:val="0"/>
-                <w14:ligatures w14:val="none"/>
-              </w:rPr>
-              <w:t>18</w:t>
+                <w:b/>
+                <w:bCs/>
+                <w:color w:val="000000"/>
+                <w:kern w:val="0"/>
+                <w14:ligatures w14:val="none"/>
+              </w:rPr>
+              <w:t xml:space="preserve">20, </w:t>
+            </w:r>
+            <w:r>
+              <w:rPr>
+                <w:rFonts w:ascii="Courier New" w:eastAsia="Times New Roman" w:hAnsi="Courier New" w:cs="Courier New"/>
+                <w:b/>
+                <w:bCs/>
+                <w:color w:val="000000"/>
+                <w:kern w:val="0"/>
+                <w14:ligatures w14:val="none"/>
+              </w:rPr>
+              <w:t>25</w:t>
             </w:r>
           </w:p>
         </w:tc>
@@ -6721,34 +6780,60 @@
             <w:tcW w:w="4405" w:type="dxa"/>
             <w:noWrap/>
             <w:vAlign w:val="center"/>
-            <w:hideMark/>
-          </w:tcPr>
-          <w:p>
-            <w:pPr>
-              <w:rPr>
-                <w:rFonts w:ascii="Courier New" w:eastAsia="Times New Roman" w:hAnsi="Courier New" w:cs="Courier New"/>
-                <w:color w:val="000000"/>
-                <w:kern w:val="0"/>
-                <w14:ligatures w14:val="none"/>
-              </w:rPr>
-            </w:pPr>
-            <w:r>
-              <w:rPr>
-                <w:rFonts w:ascii="Courier New" w:eastAsia="Times New Roman" w:hAnsi="Courier New" w:cs="Courier New"/>
-                <w:color w:val="000000"/>
-                <w:kern w:val="0"/>
-                <w14:ligatures w14:val="none"/>
-              </w:rPr>
-              <w:t>Book</w:t>
-            </w:r>
-            <w:r>
-              <w:rPr>
-                <w:rFonts w:ascii="Courier New" w:eastAsia="Times New Roman" w:hAnsi="Courier New" w:cs="Courier New"/>
-                <w:color w:val="000000"/>
-                <w:kern w:val="0"/>
-                <w14:ligatures w14:val="none"/>
-              </w:rPr>
-              <w:t xml:space="preserve"> on shelf</w:t>
+          </w:tcPr>
+          <w:p>
+            <w:pPr>
+              <w:rPr>
+                <w:rFonts w:ascii="Courier New" w:eastAsia="Times New Roman" w:hAnsi="Courier New" w:cs="Courier New"/>
+                <w:color w:val="000000"/>
+                <w:kern w:val="0"/>
+                <w14:ligatures w14:val="none"/>
+              </w:rPr>
+            </w:pPr>
+            <w:r>
+              <w:rPr>
+                <w:rFonts w:ascii="Courier New" w:eastAsia="Times New Roman" w:hAnsi="Courier New" w:cs="Courier New"/>
+                <w:color w:val="000000"/>
+                <w:kern w:val="0"/>
+                <w14:ligatures w14:val="none"/>
+              </w:rPr>
+              <w:t>House</w:t>
+            </w:r>
+            <w:r>
+              <w:rPr>
+                <w:rFonts w:ascii="Courier New" w:eastAsia="Times New Roman" w:hAnsi="Courier New" w:cs="Courier New"/>
+                <w:color w:val="000000"/>
+                <w:kern w:val="0"/>
+                <w14:ligatures w14:val="none"/>
+              </w:rPr>
+              <w:t xml:space="preserve"> | </w:t>
+            </w:r>
+            <w:r>
+              <w:rPr>
+                <w:rFonts w:ascii="Courier New" w:eastAsia="Times New Roman" w:hAnsi="Courier New" w:cs="Courier New"/>
+                <w:color w:val="000000"/>
+                <w:kern w:val="0"/>
+                <w14:ligatures w14:val="none"/>
+              </w:rPr>
+              <w:t>Face Pain</w:t>
+            </w:r>
+            <w:r>
+              <w:rPr>
+                <w:rFonts w:ascii="Courier New" w:eastAsia="Times New Roman" w:hAnsi="Courier New" w:cs="Courier New"/>
+                <w:color w:val="000000"/>
+                <w:kern w:val="0"/>
+                <w14:ligatures w14:val="none"/>
+              </w:rPr>
+              <w:t>t</w:t>
+            </w:r>
+            <w:r>
+              <w:rPr>
+                <w:rFonts w:ascii="Courier New" w:eastAsia="Times New Roman" w:hAnsi="Courier New" w:cs="Courier New"/>
+                <w:color w:val="000000"/>
+                <w:kern w:val="0"/>
+                <w14:ligatures w14:val="none"/>
+              </w:rPr>
+              <w:t>ing</w:t>
             </w:r>
           </w:p>
         </w:tc>
@@ -6757,7 +6842,6 @@
             <w:tcW w:w="1890" w:type="dxa"/>
             <w:noWrap/>
             <w:vAlign w:val="center"/>
-            <w:hideMark/>
           </w:tcPr>
           <w:p>
             <w:pPr>
@@ -6790,31 +6874,41 @@
             <w:tcW w:w="3268" w:type="dxa"/>
             <w:noWrap/>
             <w:vAlign w:val="center"/>
-            <w:hideMark/>
-          </w:tcPr>
-          <w:p>
-            <w:pPr>
-              <w:jc w:val="center"/>
-              <w:cnfStyle w:val="000000000000" w:firstRow="0" w:lastRow="0" w:firstColumn="0" w:lastColumn="0" w:oddVBand="0" w:evenVBand="0" w:oddHBand="0" w:evenHBand="0" w:firstRowFirstColumn="0" w:firstRowLastColumn="0" w:lastRowFirstColumn="0" w:lastRowLastColumn="0"/>
-              <w:rPr>
-                <w:rFonts w:ascii="Courier New" w:eastAsia="Times New Roman" w:hAnsi="Courier New" w:cs="Courier New"/>
-                <w:b/>
-                <w:bCs/>
-                <w:color w:val="000000"/>
-                <w:kern w:val="0"/>
-                <w14:ligatures w14:val="none"/>
-              </w:rPr>
-            </w:pPr>
-            <w:r>
-              <w:rPr>
-                <w:rFonts w:ascii="Courier New" w:eastAsia="Times New Roman" w:hAnsi="Courier New" w:cs="Courier New"/>
-                <w:b/>
-                <w:bCs/>
-                <w:color w:val="000000"/>
-                <w:kern w:val="0"/>
-                <w14:ligatures w14:val="none"/>
-              </w:rPr>
-              <w:t>18</w:t>
+          </w:tcPr>
+          <w:p>
+            <w:pPr>
+              <w:jc w:val="center"/>
+              <w:cnfStyle w:val="000000000000" w:firstRow="0" w:lastRow="0" w:firstColumn="0" w:lastColumn="0" w:oddVBand="0" w:evenVBand="0" w:oddHBand="0" w:evenHBand="0" w:firstRowFirstColumn="0" w:firstRowLastColumn="0" w:lastRowFirstColumn="0" w:lastRowLastColumn="0"/>
+              <w:rPr>
+                <w:rFonts w:ascii="Courier New" w:eastAsia="Times New Roman" w:hAnsi="Courier New" w:cs="Courier New"/>
+                <w:b/>
+                <w:bCs/>
+                <w:color w:val="000000"/>
+                <w:kern w:val="0"/>
+                <w14:ligatures w14:val="none"/>
+              </w:rPr>
+            </w:pPr>
+            <w:r>
+              <w:rPr>
+                <w:rFonts w:ascii="Courier New" w:eastAsia="Times New Roman" w:hAnsi="Courier New" w:cs="Courier New"/>
+                <w:b/>
+                <w:bCs/>
+                <w:color w:val="000000"/>
+                <w:kern w:val="0"/>
+                <w14:ligatures w14:val="none"/>
+              </w:rPr>
+              <w:t>16</w:t>
+            </w:r>
+            <w:r>
+              <w:rPr>
+                <w:rFonts w:ascii="Courier New" w:eastAsia="Times New Roman" w:hAnsi="Courier New" w:cs="Courier New"/>
+                <w:b/>
+                <w:bCs/>
+                <w:color w:val="000000"/>
+                <w:kern w:val="0"/>
+                <w14:ligatures w14:val="none"/>
+              </w:rPr>
+              <w:t>, 20</w:t>
             </w:r>
           </w:p>
         </w:tc>
@@ -6867,7 +6961,7 @@
                 <w:kern w:val="0"/>
                 <w14:ligatures w14:val="none"/>
               </w:rPr>
-              <w:t>Flashlight</w:t>
+              <w:t>Curtains</w:t>
             </w:r>
           </w:p>
         </w:tc>
@@ -6931,7 +7025,7 @@
                 <w:kern w:val="0"/>
                 <w14:ligatures w14:val="none"/>
               </w:rPr>
-              <w:t>20</w:t>
+              <w:t>17</w:t>
             </w:r>
           </w:p>
         </w:tc>
@@ -6966,25 +7060,51 @@
             <w:tcW w:w="4405" w:type="dxa"/>
             <w:noWrap/>
             <w:vAlign w:val="center"/>
-            <w:hideMark/>
-          </w:tcPr>
-          <w:p>
-            <w:pPr>
-              <w:rPr>
-                <w:rFonts w:ascii="Courier New" w:eastAsia="Times New Roman" w:hAnsi="Courier New" w:cs="Courier New"/>
-                <w:color w:val="000000"/>
-                <w:kern w:val="0"/>
-                <w14:ligatures w14:val="none"/>
-              </w:rPr>
-            </w:pPr>
-            <w:r>
-              <w:rPr>
-                <w:rFonts w:ascii="Courier New" w:eastAsia="Times New Roman" w:hAnsi="Courier New" w:cs="Courier New"/>
-                <w:color w:val="000000"/>
-                <w:kern w:val="0"/>
-                <w14:ligatures w14:val="none"/>
-              </w:rPr>
-              <w:t>Jug</w:t>
+          </w:tcPr>
+          <w:p>
+            <w:pPr>
+              <w:rPr>
+                <w:rFonts w:ascii="Courier New" w:eastAsia="Times New Roman" w:hAnsi="Courier New" w:cs="Courier New"/>
+                <w:color w:val="000000"/>
+                <w:kern w:val="0"/>
+                <w14:ligatures w14:val="none"/>
+              </w:rPr>
+            </w:pPr>
+            <w:r>
+              <w:rPr>
+                <w:rFonts w:ascii="Courier New" w:eastAsia="Times New Roman" w:hAnsi="Courier New" w:cs="Courier New"/>
+                <w:color w:val="000000"/>
+                <w:kern w:val="0"/>
+                <w14:ligatures w14:val="none"/>
+              </w:rPr>
+              <w:t>Match box</w:t>
+            </w:r>
+            <w:r>
+              <w:rPr>
+                <w:rFonts w:ascii="Courier New" w:eastAsia="Times New Roman" w:hAnsi="Courier New" w:cs="Courier New"/>
+                <w:color w:val="000000"/>
+                <w:kern w:val="0"/>
+                <w14:ligatures w14:val="none"/>
+              </w:rPr>
+              <w:t xml:space="preserve">, </w:t>
+            </w:r>
+            <w:r>
+              <w:rPr>
+                <w:rFonts w:ascii="Courier New" w:eastAsia="Times New Roman" w:hAnsi="Courier New" w:cs="Courier New"/>
+                <w:color w:val="000000"/>
+                <w:kern w:val="0"/>
+                <w14:ligatures w14:val="none"/>
+              </w:rPr>
+              <w:t>L</w:t>
+            </w:r>
+            <w:r>
+              <w:rPr>
+                <w:rFonts w:ascii="Courier New" w:eastAsia="Times New Roman" w:hAnsi="Courier New" w:cs="Courier New"/>
+                <w:color w:val="000000"/>
+                <w:kern w:val="0"/>
+                <w14:ligatures w14:val="none"/>
+              </w:rPr>
+              <w:t>amps, Kumkum</w:t>
             </w:r>
           </w:p>
         </w:tc>
@@ -6993,7 +7113,6 @@
             <w:tcW w:w="1890" w:type="dxa"/>
             <w:noWrap/>
             <w:vAlign w:val="center"/>
-            <w:hideMark/>
           </w:tcPr>
           <w:p>
             <w:pPr>
@@ -7026,31 +7145,30 @@
             <w:tcW w:w="3268" w:type="dxa"/>
             <w:noWrap/>
             <w:vAlign w:val="center"/>
-            <w:hideMark/>
-          </w:tcPr>
-          <w:p>
-            <w:pPr>
-              <w:jc w:val="center"/>
-              <w:cnfStyle w:val="000000000000" w:firstRow="0" w:lastRow="0" w:firstColumn="0" w:lastColumn="0" w:oddVBand="0" w:evenVBand="0" w:oddHBand="0" w:evenHBand="0" w:firstRowFirstColumn="0" w:firstRowLastColumn="0" w:lastRowFirstColumn="0" w:lastRowLastColumn="0"/>
-              <w:rPr>
-                <w:rFonts w:ascii="Courier New" w:eastAsia="Times New Roman" w:hAnsi="Courier New" w:cs="Courier New"/>
-                <w:b/>
-                <w:bCs/>
-                <w:color w:val="000000"/>
-                <w:kern w:val="0"/>
-                <w14:ligatures w14:val="none"/>
-              </w:rPr>
-            </w:pPr>
-            <w:r>
-              <w:rPr>
-                <w:rFonts w:ascii="Courier New" w:eastAsia="Times New Roman" w:hAnsi="Courier New" w:cs="Courier New"/>
-                <w:b/>
-                <w:bCs/>
-                <w:color w:val="000000"/>
-                <w:kern w:val="0"/>
-                <w14:ligatures w14:val="none"/>
-              </w:rPr>
-              <w:t>22</w:t>
+          </w:tcPr>
+          <w:p>
+            <w:pPr>
+              <w:jc w:val="center"/>
+              <w:cnfStyle w:val="000000000000" w:firstRow="0" w:lastRow="0" w:firstColumn="0" w:lastColumn="0" w:oddVBand="0" w:evenVBand="0" w:oddHBand="0" w:evenHBand="0" w:firstRowFirstColumn="0" w:firstRowLastColumn="0" w:lastRowFirstColumn="0" w:lastRowLastColumn="0"/>
+              <w:rPr>
+                <w:rFonts w:ascii="Courier New" w:eastAsia="Times New Roman" w:hAnsi="Courier New" w:cs="Courier New"/>
+                <w:b/>
+                <w:bCs/>
+                <w:color w:val="000000"/>
+                <w:kern w:val="0"/>
+                <w14:ligatures w14:val="none"/>
+              </w:rPr>
+            </w:pPr>
+            <w:r>
+              <w:rPr>
+                <w:rFonts w:ascii="Courier New" w:eastAsia="Times New Roman" w:hAnsi="Courier New" w:cs="Courier New"/>
+                <w:b/>
+                <w:bCs/>
+                <w:color w:val="000000"/>
+                <w:kern w:val="0"/>
+                <w14:ligatures w14:val="none"/>
+              </w:rPr>
+              <w:t>18</w:t>
             </w:r>
           </w:p>
         </w:tc>
@@ -7104,16 +7222,34 @@
                 <w:kern w:val="0"/>
                 <w14:ligatures w14:val="none"/>
               </w:rPr>
-              <w:t xml:space="preserve">Tea set with </w:t>
-            </w:r>
-            <w:r>
-              <w:rPr>
-                <w:rFonts w:ascii="Courier New" w:eastAsia="Times New Roman" w:hAnsi="Courier New" w:cs="Courier New"/>
-                <w:color w:val="000000"/>
-                <w:kern w:val="0"/>
-                <w14:ligatures w14:val="none"/>
-              </w:rPr>
-              <w:t>black sesame</w:t>
+              <w:t>Book</w:t>
+            </w:r>
+            <w:r>
+              <w:rPr>
+                <w:rFonts w:ascii="Courier New" w:eastAsia="Times New Roman" w:hAnsi="Courier New" w:cs="Courier New"/>
+                <w:color w:val="000000"/>
+                <w:kern w:val="0"/>
+                <w14:ligatures w14:val="none"/>
+              </w:rPr>
+              <w:t xml:space="preserve"> </w:t>
+            </w:r>
+            <w:r>
+              <w:rPr>
+                <w:rFonts w:ascii="Courier New" w:eastAsia="Times New Roman" w:hAnsi="Courier New" w:cs="Courier New"/>
+                <w:color w:val="000000"/>
+                <w:kern w:val="0"/>
+                <w14:ligatures w14:val="none"/>
+              </w:rPr>
+              <w:t xml:space="preserve">with </w:t>
+            </w:r>
+            <w:r>
+              <w:rPr>
+                <w:rFonts w:ascii="Courier New" w:eastAsia="Times New Roman" w:hAnsi="Courier New" w:cs="Courier New"/>
+                <w:color w:val="000000"/>
+                <w:kern w:val="0"/>
+                <w14:ligatures w14:val="none"/>
+              </w:rPr>
+              <w:t>bookshelf</w:t>
             </w:r>
           </w:p>
         </w:tc>
@@ -7179,7 +7315,7 @@
                 <w:kern w:val="0"/>
                 <w14:ligatures w14:val="none"/>
               </w:rPr>
-              <w:t>22</w:t>
+              <w:t>18</w:t>
             </w:r>
           </w:p>
         </w:tc>
@@ -7214,25 +7350,24 @@
             <w:tcW w:w="4405" w:type="dxa"/>
             <w:noWrap/>
             <w:vAlign w:val="center"/>
-            <w:hideMark/>
-          </w:tcPr>
-          <w:p>
-            <w:pPr>
-              <w:rPr>
-                <w:rFonts w:ascii="Courier New" w:eastAsia="Times New Roman" w:hAnsi="Courier New" w:cs="Courier New"/>
-                <w:color w:val="000000"/>
-                <w:kern w:val="0"/>
-                <w14:ligatures w14:val="none"/>
-              </w:rPr>
-            </w:pPr>
-            <w:r>
-              <w:rPr>
-                <w:rFonts w:ascii="Courier New" w:eastAsia="Times New Roman" w:hAnsi="Courier New" w:cs="Courier New"/>
-                <w:color w:val="000000"/>
-                <w:kern w:val="0"/>
-                <w14:ligatures w14:val="none"/>
-              </w:rPr>
-              <w:t>Black Pebbles</w:t>
+          </w:tcPr>
+          <w:p>
+            <w:pPr>
+              <w:rPr>
+                <w:rFonts w:ascii="Courier New" w:eastAsia="Times New Roman" w:hAnsi="Courier New" w:cs="Courier New"/>
+                <w:color w:val="000000"/>
+                <w:kern w:val="0"/>
+                <w14:ligatures w14:val="none"/>
+              </w:rPr>
+            </w:pPr>
+            <w:r>
+              <w:rPr>
+                <w:rFonts w:ascii="Courier New" w:eastAsia="Times New Roman" w:hAnsi="Courier New" w:cs="Courier New"/>
+                <w:color w:val="000000"/>
+                <w:kern w:val="0"/>
+                <w14:ligatures w14:val="none"/>
+              </w:rPr>
+              <w:t>Flashlight</w:t>
             </w:r>
           </w:p>
         </w:tc>
@@ -7241,7 +7376,6 @@
             <w:tcW w:w="1890" w:type="dxa"/>
             <w:noWrap/>
             <w:vAlign w:val="center"/>
-            <w:hideMark/>
           </w:tcPr>
           <w:p>
             <w:pPr>
@@ -7274,31 +7408,30 @@
             <w:tcW w:w="3268" w:type="dxa"/>
             <w:noWrap/>
             <w:vAlign w:val="center"/>
-            <w:hideMark/>
-          </w:tcPr>
-          <w:p>
-            <w:pPr>
-              <w:jc w:val="center"/>
-              <w:cnfStyle w:val="000000000000" w:firstRow="0" w:lastRow="0" w:firstColumn="0" w:lastColumn="0" w:oddVBand="0" w:evenVBand="0" w:oddHBand="0" w:evenHBand="0" w:firstRowFirstColumn="0" w:firstRowLastColumn="0" w:lastRowFirstColumn="0" w:lastRowLastColumn="0"/>
-              <w:rPr>
-                <w:rFonts w:ascii="Courier New" w:eastAsia="Times New Roman" w:hAnsi="Courier New" w:cs="Courier New"/>
-                <w:b/>
-                <w:bCs/>
-                <w:color w:val="000000"/>
-                <w:kern w:val="0"/>
-                <w14:ligatures w14:val="none"/>
-              </w:rPr>
-            </w:pPr>
-            <w:r>
-              <w:rPr>
-                <w:rFonts w:ascii="Courier New" w:eastAsia="Times New Roman" w:hAnsi="Courier New" w:cs="Courier New"/>
-                <w:b/>
-                <w:bCs/>
-                <w:color w:val="000000"/>
-                <w:kern w:val="0"/>
-                <w14:ligatures w14:val="none"/>
-              </w:rPr>
-              <w:t>22</w:t>
+          </w:tcPr>
+          <w:p>
+            <w:pPr>
+              <w:jc w:val="center"/>
+              <w:cnfStyle w:val="000000000000" w:firstRow="0" w:lastRow="0" w:firstColumn="0" w:lastColumn="0" w:oddVBand="0" w:evenVBand="0" w:oddHBand="0" w:evenHBand="0" w:firstRowFirstColumn="0" w:firstRowLastColumn="0" w:lastRowFirstColumn="0" w:lastRowLastColumn="0"/>
+              <w:rPr>
+                <w:rFonts w:ascii="Courier New" w:eastAsia="Times New Roman" w:hAnsi="Courier New" w:cs="Courier New"/>
+                <w:b/>
+                <w:bCs/>
+                <w:color w:val="000000"/>
+                <w:kern w:val="0"/>
+                <w14:ligatures w14:val="none"/>
+              </w:rPr>
+            </w:pPr>
+            <w:r>
+              <w:rPr>
+                <w:rFonts w:ascii="Courier New" w:eastAsia="Times New Roman" w:hAnsi="Courier New" w:cs="Courier New"/>
+                <w:b/>
+                <w:bCs/>
+                <w:color w:val="000000"/>
+                <w:kern w:val="0"/>
+                <w14:ligatures w14:val="none"/>
+              </w:rPr>
+              <w:t>20</w:t>
             </w:r>
           </w:p>
         </w:tc>
@@ -7351,7 +7484,7 @@
                 <w:kern w:val="0"/>
                 <w14:ligatures w14:val="none"/>
               </w:rPr>
-              <w:t>Juice Box with Oil</w:t>
+              <w:t>Knife</w:t>
             </w:r>
           </w:p>
         </w:tc>
@@ -7415,7 +7548,7 @@
                 <w:kern w:val="0"/>
                 <w14:ligatures w14:val="none"/>
               </w:rPr>
-              <w:t>22</w:t>
+              <w:t>20</w:t>
             </w:r>
           </w:p>
         </w:tc>
@@ -7450,25 +7583,24 @@
             <w:tcW w:w="4405" w:type="dxa"/>
             <w:noWrap/>
             <w:vAlign w:val="center"/>
-            <w:hideMark/>
-          </w:tcPr>
-          <w:p>
-            <w:pPr>
-              <w:rPr>
-                <w:rFonts w:ascii="Courier New" w:eastAsia="Times New Roman" w:hAnsi="Courier New" w:cs="Courier New"/>
-                <w:color w:val="000000"/>
-                <w:kern w:val="0"/>
-                <w14:ligatures w14:val="none"/>
-              </w:rPr>
-            </w:pPr>
-            <w:r>
-              <w:rPr>
-                <w:rFonts w:ascii="Courier New" w:eastAsia="Times New Roman" w:hAnsi="Courier New" w:cs="Courier New"/>
-                <w:color w:val="000000"/>
-                <w:kern w:val="0"/>
-                <w14:ligatures w14:val="none"/>
-              </w:rPr>
-              <w:t>Whiskey Bottle</w:t>
+          </w:tcPr>
+          <w:p>
+            <w:pPr>
+              <w:rPr>
+                <w:rFonts w:ascii="Courier New" w:eastAsia="Times New Roman" w:hAnsi="Courier New" w:cs="Courier New"/>
+                <w:color w:val="000000"/>
+                <w:kern w:val="0"/>
+                <w14:ligatures w14:val="none"/>
+              </w:rPr>
+            </w:pPr>
+            <w:r>
+              <w:rPr>
+                <w:rFonts w:ascii="Courier New" w:eastAsia="Times New Roman" w:hAnsi="Courier New" w:cs="Courier New"/>
+                <w:color w:val="000000"/>
+                <w:kern w:val="0"/>
+                <w14:ligatures w14:val="none"/>
+              </w:rPr>
+              <w:t>Demon gears</w:t>
             </w:r>
           </w:p>
         </w:tc>
@@ -7477,7 +7609,6 @@
             <w:tcW w:w="1890" w:type="dxa"/>
             <w:noWrap/>
             <w:vAlign w:val="center"/>
-            <w:hideMark/>
           </w:tcPr>
           <w:p>
             <w:pPr>
@@ -7510,31 +7641,30 @@
             <w:tcW w:w="3268" w:type="dxa"/>
             <w:noWrap/>
             <w:vAlign w:val="center"/>
-            <w:hideMark/>
-          </w:tcPr>
-          <w:p>
-            <w:pPr>
-              <w:jc w:val="center"/>
-              <w:cnfStyle w:val="000000000000" w:firstRow="0" w:lastRow="0" w:firstColumn="0" w:lastColumn="0" w:oddVBand="0" w:evenVBand="0" w:oddHBand="0" w:evenHBand="0" w:firstRowFirstColumn="0" w:firstRowLastColumn="0" w:lastRowFirstColumn="0" w:lastRowLastColumn="0"/>
-              <w:rPr>
-                <w:rFonts w:ascii="Courier New" w:eastAsia="Times New Roman" w:hAnsi="Courier New" w:cs="Courier New"/>
-                <w:b/>
-                <w:bCs/>
-                <w:color w:val="000000"/>
-                <w:kern w:val="0"/>
-                <w14:ligatures w14:val="none"/>
-              </w:rPr>
-            </w:pPr>
-            <w:r>
-              <w:rPr>
-                <w:rFonts w:ascii="Courier New" w:eastAsia="Times New Roman" w:hAnsi="Courier New" w:cs="Courier New"/>
-                <w:b/>
-                <w:bCs/>
-                <w:color w:val="000000"/>
-                <w:kern w:val="0"/>
-                <w14:ligatures w14:val="none"/>
-              </w:rPr>
-              <w:t>22</w:t>
+          </w:tcPr>
+          <w:p>
+            <w:pPr>
+              <w:jc w:val="center"/>
+              <w:cnfStyle w:val="000000000000" w:firstRow="0" w:lastRow="0" w:firstColumn="0" w:lastColumn="0" w:oddVBand="0" w:evenVBand="0" w:oddHBand="0" w:evenHBand="0" w:firstRowFirstColumn="0" w:firstRowLastColumn="0" w:lastRowFirstColumn="0" w:lastRowLastColumn="0"/>
+              <w:rPr>
+                <w:rFonts w:ascii="Courier New" w:eastAsia="Times New Roman" w:hAnsi="Courier New" w:cs="Courier New"/>
+                <w:b/>
+                <w:bCs/>
+                <w:color w:val="000000"/>
+                <w:kern w:val="0"/>
+                <w14:ligatures w14:val="none"/>
+              </w:rPr>
+            </w:pPr>
+            <w:r>
+              <w:rPr>
+                <w:rFonts w:ascii="Courier New" w:eastAsia="Times New Roman" w:hAnsi="Courier New" w:cs="Courier New"/>
+                <w:b/>
+                <w:bCs/>
+                <w:color w:val="000000"/>
+                <w:kern w:val="0"/>
+                <w14:ligatures w14:val="none"/>
+              </w:rPr>
+              <w:t>20</w:t>
             </w:r>
           </w:p>
         </w:tc>
@@ -7588,7 +7718,7 @@
                 <w:kern w:val="0"/>
                 <w14:ligatures w14:val="none"/>
               </w:rPr>
-              <w:t>Dry flower petals</w:t>
+              <w:t>Jug</w:t>
             </w:r>
           </w:p>
         </w:tc>
@@ -7689,24 +7819,34 @@
             <w:tcW w:w="4405" w:type="dxa"/>
             <w:noWrap/>
             <w:vAlign w:val="center"/>
-          </w:tcPr>
-          <w:p>
-            <w:pPr>
-              <w:rPr>
-                <w:rFonts w:ascii="Courier New" w:eastAsia="Times New Roman" w:hAnsi="Courier New" w:cs="Courier New"/>
-                <w:color w:val="000000"/>
-                <w:kern w:val="0"/>
-                <w14:ligatures w14:val="none"/>
-              </w:rPr>
-            </w:pPr>
-            <w:r>
-              <w:rPr>
-                <w:rFonts w:ascii="Courier New" w:eastAsia="Times New Roman" w:hAnsi="Courier New" w:cs="Courier New"/>
-                <w:color w:val="000000"/>
-                <w:kern w:val="0"/>
-                <w14:ligatures w14:val="none"/>
-              </w:rPr>
-              <w:t>Soda with lime in a glass</w:t>
+            <w:hideMark/>
+          </w:tcPr>
+          <w:p>
+            <w:pPr>
+              <w:rPr>
+                <w:rFonts w:ascii="Courier New" w:eastAsia="Times New Roman" w:hAnsi="Courier New" w:cs="Courier New"/>
+                <w:color w:val="000000"/>
+                <w:kern w:val="0"/>
+                <w14:ligatures w14:val="none"/>
+              </w:rPr>
+            </w:pPr>
+            <w:r>
+              <w:rPr>
+                <w:rFonts w:ascii="Courier New" w:eastAsia="Times New Roman" w:hAnsi="Courier New" w:cs="Courier New"/>
+                <w:color w:val="000000"/>
+                <w:kern w:val="0"/>
+                <w14:ligatures w14:val="none"/>
+              </w:rPr>
+              <w:t xml:space="preserve">Tea set with </w:t>
+            </w:r>
+            <w:r>
+              <w:rPr>
+                <w:rFonts w:ascii="Courier New" w:eastAsia="Times New Roman" w:hAnsi="Courier New" w:cs="Courier New"/>
+                <w:color w:val="000000"/>
+                <w:kern w:val="0"/>
+                <w14:ligatures w14:val="none"/>
+              </w:rPr>
+              <w:t>black sesame</w:t>
             </w:r>
           </w:p>
         </w:tc>
@@ -7808,6 +7948,7 @@
             <w:tcW w:w="4405" w:type="dxa"/>
             <w:noWrap/>
             <w:vAlign w:val="center"/>
+            <w:hideMark/>
           </w:tcPr>
           <w:p>
             <w:pPr>
@@ -7826,7 +7967,7 @@
                 <w14:ligatures w14:val="none"/>
               </w:rPr>
               <w:lastRenderedPageBreak/>
-              <w:t>Sand</w:t>
+              <w:t>Black Pebbles</w:t>
             </w:r>
           </w:p>
         </w:tc>
@@ -7835,6 +7976,7 @@
             <w:tcW w:w="1890" w:type="dxa"/>
             <w:noWrap/>
             <w:vAlign w:val="center"/>
+            <w:hideMark/>
           </w:tcPr>
           <w:p>
             <w:pPr>
@@ -7867,6 +8009,7 @@
             <w:tcW w:w="3268" w:type="dxa"/>
             <w:noWrap/>
             <w:vAlign w:val="center"/>
+            <w:hideMark/>
           </w:tcPr>
           <w:p>
             <w:pPr>
@@ -7942,7 +8085,7 @@
                 <w:kern w:val="0"/>
                 <w14:ligatures w14:val="none"/>
               </w:rPr>
-              <w:t>Vase with flowers</w:t>
+              <w:t>Juice Box with Oil</w:t>
             </w:r>
           </w:p>
         </w:tc>
@@ -7951,7 +8094,6 @@
             <w:tcW w:w="1890" w:type="dxa"/>
             <w:noWrap/>
             <w:vAlign w:val="center"/>
-            <w:hideMark/>
           </w:tcPr>
           <w:p>
             <w:pPr>
@@ -7984,7 +8126,6 @@
             <w:tcW w:w="3268" w:type="dxa"/>
             <w:noWrap/>
             <w:vAlign w:val="center"/>
-            <w:hideMark/>
           </w:tcPr>
           <w:p>
             <w:pPr>
@@ -8062,7 +8203,7 @@
                 <w:kern w:val="0"/>
                 <w14:ligatures w14:val="none"/>
               </w:rPr>
-              <w:t>Puffed Rice</w:t>
+              <w:t>Whiskey Bottle</w:t>
             </w:r>
           </w:p>
         </w:tc>
@@ -8181,7 +8322,7 @@
                 <w:kern w:val="0"/>
                 <w14:ligatures w14:val="none"/>
               </w:rPr>
-              <w:t>Tender Coconut</w:t>
+              <w:t>Dry flower petals</w:t>
             </w:r>
           </w:p>
         </w:tc>
@@ -8300,7 +8441,7 @@
                 <w:kern w:val="0"/>
                 <w14:ligatures w14:val="none"/>
               </w:rPr>
-              <w:t>Knife</w:t>
+              <w:t>Soda with lime in a glass</w:t>
             </w:r>
           </w:p>
         </w:tc>
@@ -8309,6 +8450,7 @@
             <w:tcW w:w="1890" w:type="dxa"/>
             <w:noWrap/>
             <w:vAlign w:val="center"/>
+            <w:hideMark/>
           </w:tcPr>
           <w:p>
             <w:pPr>
@@ -8341,6 +8483,7 @@
             <w:tcW w:w="3268" w:type="dxa"/>
             <w:noWrap/>
             <w:vAlign w:val="center"/>
+            <w:hideMark/>
           </w:tcPr>
           <w:p>
             <w:pPr>
@@ -8416,7 +8559,7 @@
                 <w:kern w:val="0"/>
                 <w14:ligatures w14:val="none"/>
               </w:rPr>
-              <w:t>Ash</w:t>
+              <w:t>Sand</w:t>
             </w:r>
           </w:p>
         </w:tc>
@@ -8448,7 +8591,7 @@
                 <w:kern w:val="0"/>
                 <w14:ligatures w14:val="none"/>
               </w:rPr>
-              <w:t xml:space="preserve">1 </w:t>
+              <w:t>1</w:t>
             </w:r>
           </w:p>
         </w:tc>
@@ -8516,25 +8659,24 @@
             <w:tcW w:w="4405" w:type="dxa"/>
             <w:noWrap/>
             <w:vAlign w:val="center"/>
-            <w:hideMark/>
-          </w:tcPr>
-          <w:p>
-            <w:pPr>
-              <w:rPr>
-                <w:rFonts w:ascii="Courier New" w:eastAsia="Times New Roman" w:hAnsi="Courier New" w:cs="Courier New"/>
-                <w:color w:val="000000"/>
-                <w:kern w:val="0"/>
-                <w14:ligatures w14:val="none"/>
-              </w:rPr>
-            </w:pPr>
-            <w:r>
-              <w:rPr>
-                <w:rFonts w:ascii="Courier New" w:eastAsia="Times New Roman" w:hAnsi="Courier New" w:cs="Courier New"/>
-                <w:color w:val="000000"/>
-                <w:kern w:val="0"/>
-                <w14:ligatures w14:val="none"/>
-              </w:rPr>
-              <w:t>Smoke creator</w:t>
+          </w:tcPr>
+          <w:p>
+            <w:pPr>
+              <w:rPr>
+                <w:rFonts w:ascii="Courier New" w:eastAsia="Times New Roman" w:hAnsi="Courier New" w:cs="Courier New"/>
+                <w:color w:val="000000"/>
+                <w:kern w:val="0"/>
+                <w14:ligatures w14:val="none"/>
+              </w:rPr>
+            </w:pPr>
+            <w:r>
+              <w:rPr>
+                <w:rFonts w:ascii="Courier New" w:eastAsia="Times New Roman" w:hAnsi="Courier New" w:cs="Courier New"/>
+                <w:color w:val="000000"/>
+                <w:kern w:val="0"/>
+                <w14:ligatures w14:val="none"/>
+              </w:rPr>
+              <w:t>Vase with flowers</w:t>
             </w:r>
           </w:p>
         </w:tc>
@@ -8600,18 +8742,7 @@
                 <w:kern w:val="0"/>
                 <w14:ligatures w14:val="none"/>
               </w:rPr>
-              <w:t>2</w:t>
-            </w:r>
-            <w:r>
-              <w:rPr>
-                <w:rFonts w:ascii="Courier New" w:eastAsia="Times New Roman" w:hAnsi="Courier New" w:cs="Courier New"/>
-                <w:b/>
-                <w:bCs/>
-                <w:color w:val="000000"/>
-                <w:kern w:val="0"/>
-                <w14:ligatures w14:val="none"/>
-              </w:rPr>
-              <w:t>2</w:t>
+              <w:t>22</w:t>
             </w:r>
           </w:p>
         </w:tc>
@@ -8646,24 +8777,25 @@
             <w:tcW w:w="4405" w:type="dxa"/>
             <w:noWrap/>
             <w:vAlign w:val="center"/>
-          </w:tcPr>
-          <w:p>
-            <w:pPr>
-              <w:rPr>
-                <w:rFonts w:ascii="Courier New" w:eastAsia="Times New Roman" w:hAnsi="Courier New" w:cs="Courier New"/>
-                <w:color w:val="000000"/>
-                <w:kern w:val="0"/>
-                <w14:ligatures w14:val="none"/>
-              </w:rPr>
-            </w:pPr>
-            <w:r>
-              <w:rPr>
-                <w:rFonts w:ascii="Courier New" w:eastAsia="Times New Roman" w:hAnsi="Courier New" w:cs="Courier New"/>
-                <w:color w:val="000000"/>
-                <w:kern w:val="0"/>
-                <w14:ligatures w14:val="none"/>
-              </w:rPr>
-              <w:t>Half-burnt doobie</w:t>
+            <w:hideMark/>
+          </w:tcPr>
+          <w:p>
+            <w:pPr>
+              <w:rPr>
+                <w:rFonts w:ascii="Courier New" w:eastAsia="Times New Roman" w:hAnsi="Courier New" w:cs="Courier New"/>
+                <w:color w:val="000000"/>
+                <w:kern w:val="0"/>
+                <w14:ligatures w14:val="none"/>
+              </w:rPr>
+            </w:pPr>
+            <w:r>
+              <w:rPr>
+                <w:rFonts w:ascii="Courier New" w:eastAsia="Times New Roman" w:hAnsi="Courier New" w:cs="Courier New"/>
+                <w:color w:val="000000"/>
+                <w:kern w:val="0"/>
+                <w14:ligatures w14:val="none"/>
+              </w:rPr>
+              <w:t>Puffed Rice</w:t>
             </w:r>
           </w:p>
         </w:tc>
@@ -8672,6 +8804,7 @@
             <w:tcW w:w="1890" w:type="dxa"/>
             <w:noWrap/>
             <w:vAlign w:val="center"/>
+            <w:hideMark/>
           </w:tcPr>
           <w:p>
             <w:pPr>
@@ -8704,30 +8837,31 @@
             <w:tcW w:w="3268" w:type="dxa"/>
             <w:noWrap/>
             <w:vAlign w:val="center"/>
-          </w:tcPr>
-          <w:p>
-            <w:pPr>
-              <w:jc w:val="center"/>
-              <w:cnfStyle w:val="000000000000" w:firstRow="0" w:lastRow="0" w:firstColumn="0" w:lastColumn="0" w:oddVBand="0" w:evenVBand="0" w:oddHBand="0" w:evenHBand="0" w:firstRowFirstColumn="0" w:firstRowLastColumn="0" w:lastRowFirstColumn="0" w:lastRowLastColumn="0"/>
-              <w:rPr>
-                <w:rFonts w:ascii="Courier New" w:eastAsia="Times New Roman" w:hAnsi="Courier New" w:cs="Courier New"/>
-                <w:b/>
-                <w:bCs/>
-                <w:color w:val="000000"/>
-                <w:kern w:val="0"/>
-                <w14:ligatures w14:val="none"/>
-              </w:rPr>
-            </w:pPr>
-            <w:r>
-              <w:rPr>
-                <w:rFonts w:ascii="Courier New" w:eastAsia="Times New Roman" w:hAnsi="Courier New" w:cs="Courier New"/>
-                <w:b/>
-                <w:bCs/>
-                <w:color w:val="000000"/>
-                <w:kern w:val="0"/>
-                <w14:ligatures w14:val="none"/>
-              </w:rPr>
-              <w:t>25</w:t>
+            <w:hideMark/>
+          </w:tcPr>
+          <w:p>
+            <w:pPr>
+              <w:jc w:val="center"/>
+              <w:cnfStyle w:val="000000000000" w:firstRow="0" w:lastRow="0" w:firstColumn="0" w:lastColumn="0" w:oddVBand="0" w:evenVBand="0" w:oddHBand="0" w:evenHBand="0" w:firstRowFirstColumn="0" w:firstRowLastColumn="0" w:lastRowFirstColumn="0" w:lastRowLastColumn="0"/>
+              <w:rPr>
+                <w:rFonts w:ascii="Courier New" w:eastAsia="Times New Roman" w:hAnsi="Courier New" w:cs="Courier New"/>
+                <w:b/>
+                <w:bCs/>
+                <w:color w:val="000000"/>
+                <w:kern w:val="0"/>
+                <w14:ligatures w14:val="none"/>
+              </w:rPr>
+            </w:pPr>
+            <w:r>
+              <w:rPr>
+                <w:rFonts w:ascii="Courier New" w:eastAsia="Times New Roman" w:hAnsi="Courier New" w:cs="Courier New"/>
+                <w:b/>
+                <w:bCs/>
+                <w:color w:val="000000"/>
+                <w:kern w:val="0"/>
+                <w14:ligatures w14:val="none"/>
+              </w:rPr>
+              <w:t>22</w:t>
             </w:r>
           </w:p>
         </w:tc>
@@ -8763,24 +8897,25 @@
             <w:tcW w:w="4405" w:type="dxa"/>
             <w:noWrap/>
             <w:vAlign w:val="center"/>
-          </w:tcPr>
-          <w:p>
-            <w:pPr>
-              <w:rPr>
-                <w:rFonts w:ascii="Courier New" w:eastAsia="Times New Roman" w:hAnsi="Courier New" w:cs="Courier New"/>
-                <w:color w:val="000000"/>
-                <w:kern w:val="0"/>
-                <w14:ligatures w14:val="none"/>
-              </w:rPr>
-            </w:pPr>
-            <w:r>
-              <w:rPr>
-                <w:rFonts w:ascii="Courier New" w:eastAsia="Times New Roman" w:hAnsi="Courier New" w:cs="Courier New"/>
-                <w:color w:val="000000"/>
-                <w:kern w:val="0"/>
-                <w14:ligatures w14:val="none"/>
-              </w:rPr>
-              <w:t>Tulasi Katte</w:t>
+            <w:hideMark/>
+          </w:tcPr>
+          <w:p>
+            <w:pPr>
+              <w:rPr>
+                <w:rFonts w:ascii="Courier New" w:eastAsia="Times New Roman" w:hAnsi="Courier New" w:cs="Courier New"/>
+                <w:color w:val="000000"/>
+                <w:kern w:val="0"/>
+                <w14:ligatures w14:val="none"/>
+              </w:rPr>
+            </w:pPr>
+            <w:r>
+              <w:rPr>
+                <w:rFonts w:ascii="Courier New" w:eastAsia="Times New Roman" w:hAnsi="Courier New" w:cs="Courier New"/>
+                <w:color w:val="000000"/>
+                <w:kern w:val="0"/>
+                <w14:ligatures w14:val="none"/>
+              </w:rPr>
+              <w:t>Tender Coconut</w:t>
             </w:r>
           </w:p>
         </w:tc>
@@ -8789,6 +8924,7 @@
             <w:tcW w:w="1890" w:type="dxa"/>
             <w:noWrap/>
             <w:vAlign w:val="center"/>
+            <w:hideMark/>
           </w:tcPr>
           <w:p>
             <w:pPr>
@@ -8821,30 +8957,31 @@
             <w:tcW w:w="3268" w:type="dxa"/>
             <w:noWrap/>
             <w:vAlign w:val="center"/>
-          </w:tcPr>
-          <w:p>
-            <w:pPr>
-              <w:jc w:val="center"/>
-              <w:cnfStyle w:val="000000100000" w:firstRow="0" w:lastRow="0" w:firstColumn="0" w:lastColumn="0" w:oddVBand="0" w:evenVBand="0" w:oddHBand="1" w:evenHBand="0" w:firstRowFirstColumn="0" w:firstRowLastColumn="0" w:lastRowFirstColumn="0" w:lastRowLastColumn="0"/>
-              <w:rPr>
-                <w:rFonts w:ascii="Courier New" w:eastAsia="Times New Roman" w:hAnsi="Courier New" w:cs="Courier New"/>
-                <w:b/>
-                <w:bCs/>
-                <w:color w:val="000000"/>
-                <w:kern w:val="0"/>
-                <w14:ligatures w14:val="none"/>
-              </w:rPr>
-            </w:pPr>
-            <w:r>
-              <w:rPr>
-                <w:rFonts w:ascii="Courier New" w:eastAsia="Times New Roman" w:hAnsi="Courier New" w:cs="Courier New"/>
-                <w:b/>
-                <w:bCs/>
-                <w:color w:val="000000"/>
-                <w:kern w:val="0"/>
-                <w14:ligatures w14:val="none"/>
-              </w:rPr>
-              <w:t>25</w:t>
+            <w:hideMark/>
+          </w:tcPr>
+          <w:p>
+            <w:pPr>
+              <w:jc w:val="center"/>
+              <w:cnfStyle w:val="000000100000" w:firstRow="0" w:lastRow="0" w:firstColumn="0" w:lastColumn="0" w:oddVBand="0" w:evenVBand="0" w:oddHBand="1" w:evenHBand="0" w:firstRowFirstColumn="0" w:firstRowLastColumn="0" w:lastRowFirstColumn="0" w:lastRowLastColumn="0"/>
+              <w:rPr>
+                <w:rFonts w:ascii="Courier New" w:eastAsia="Times New Roman" w:hAnsi="Courier New" w:cs="Courier New"/>
+                <w:b/>
+                <w:bCs/>
+                <w:color w:val="000000"/>
+                <w:kern w:val="0"/>
+                <w14:ligatures w14:val="none"/>
+              </w:rPr>
+            </w:pPr>
+            <w:r>
+              <w:rPr>
+                <w:rFonts w:ascii="Courier New" w:eastAsia="Times New Roman" w:hAnsi="Courier New" w:cs="Courier New"/>
+                <w:b/>
+                <w:bCs/>
+                <w:color w:val="000000"/>
+                <w:kern w:val="0"/>
+                <w14:ligatures w14:val="none"/>
+              </w:rPr>
+              <w:t>22</w:t>
             </w:r>
           </w:p>
         </w:tc>
@@ -8896,7 +9033,7 @@
                 <w:kern w:val="0"/>
                 <w14:ligatures w14:val="none"/>
               </w:rPr>
-              <w:t>Brass Tumbler</w:t>
+              <w:t>Knife</w:t>
             </w:r>
           </w:p>
         </w:tc>
@@ -8960,7 +9097,7 @@
                 <w:kern w:val="0"/>
                 <w14:ligatures w14:val="none"/>
               </w:rPr>
-              <w:t>25</w:t>
+              <w:t>22</w:t>
             </w:r>
           </w:p>
         </w:tc>
@@ -9013,7 +9150,7 @@
                 <w:kern w:val="0"/>
                 <w14:ligatures w14:val="none"/>
               </w:rPr>
-              <w:t>Fog Machine</w:t>
+              <w:t>Ash</w:t>
             </w:r>
           </w:p>
         </w:tc>
@@ -9045,7 +9182,7 @@
                 <w:kern w:val="0"/>
                 <w14:ligatures w14:val="none"/>
               </w:rPr>
-              <w:t>1</w:t>
+              <w:t xml:space="preserve">1 </w:t>
             </w:r>
           </w:p>
         </w:tc>
@@ -9077,7 +9214,7 @@
                 <w:kern w:val="0"/>
                 <w14:ligatures w14:val="none"/>
               </w:rPr>
-              <w:t>26</w:t>
+              <w:t>22</w:t>
             </w:r>
           </w:p>
         </w:tc>
@@ -9130,7 +9267,7 @@
                 <w:kern w:val="0"/>
                 <w14:ligatures w14:val="none"/>
               </w:rPr>
-              <w:t>Funeral invitation card</w:t>
+              <w:t>Smoke creator</w:t>
             </w:r>
           </w:p>
         </w:tc>
@@ -9196,7 +9333,18 @@
                 <w:kern w:val="0"/>
                 <w14:ligatures w14:val="none"/>
               </w:rPr>
-              <w:t>26</w:t>
+              <w:t>2</w:t>
+            </w:r>
+            <w:r>
+              <w:rPr>
+                <w:rFonts w:ascii="Courier New" w:eastAsia="Times New Roman" w:hAnsi="Courier New" w:cs="Courier New"/>
+                <w:b/>
+                <w:bCs/>
+                <w:color w:val="000000"/>
+                <w:kern w:val="0"/>
+                <w14:ligatures w14:val="none"/>
+              </w:rPr>
+              <w:t>2</w:t>
             </w:r>
           </w:p>
         </w:tc>
@@ -9249,7 +9397,7 @@
                 <w:kern w:val="0"/>
                 <w14:ligatures w14:val="none"/>
               </w:rPr>
-              <w:t>Pyre</w:t>
+              <w:t>Half-burnt doobie</w:t>
             </w:r>
           </w:p>
         </w:tc>
@@ -9258,7 +9406,6 @@
             <w:tcW w:w="1890" w:type="dxa"/>
             <w:noWrap/>
             <w:vAlign w:val="center"/>
-            <w:hideMark/>
           </w:tcPr>
           <w:p>
             <w:pPr>
@@ -9291,42 +9438,30 @@
             <w:tcW w:w="3268" w:type="dxa"/>
             <w:noWrap/>
             <w:vAlign w:val="center"/>
-            <w:hideMark/>
-          </w:tcPr>
-          <w:p>
-            <w:pPr>
-              <w:jc w:val="center"/>
-              <w:cnfStyle w:val="000000100000" w:firstRow="0" w:lastRow="0" w:firstColumn="0" w:lastColumn="0" w:oddVBand="0" w:evenVBand="0" w:oddHBand="1" w:evenHBand="0" w:firstRowFirstColumn="0" w:firstRowLastColumn="0" w:lastRowFirstColumn="0" w:lastRowLastColumn="0"/>
-              <w:rPr>
-                <w:rFonts w:ascii="Courier New" w:eastAsia="Times New Roman" w:hAnsi="Courier New" w:cs="Courier New"/>
-                <w:b/>
-                <w:bCs/>
-                <w:color w:val="000000"/>
-                <w:kern w:val="0"/>
-                <w14:ligatures w14:val="none"/>
-              </w:rPr>
-            </w:pPr>
-            <w:r>
-              <w:rPr>
-                <w:rFonts w:ascii="Courier New" w:eastAsia="Times New Roman" w:hAnsi="Courier New" w:cs="Courier New"/>
-                <w:b/>
-                <w:bCs/>
-                <w:color w:val="000000"/>
-                <w:kern w:val="0"/>
-                <w14:ligatures w14:val="none"/>
-              </w:rPr>
-              <w:t>2</w:t>
-            </w:r>
-            <w:r>
-              <w:rPr>
-                <w:rFonts w:ascii="Courier New" w:eastAsia="Times New Roman" w:hAnsi="Courier New" w:cs="Courier New"/>
-                <w:b/>
-                <w:bCs/>
-                <w:color w:val="000000"/>
-                <w:kern w:val="0"/>
-                <w14:ligatures w14:val="none"/>
-              </w:rPr>
-              <w:t>6</w:t>
+          </w:tcPr>
+          <w:p>
+            <w:pPr>
+              <w:jc w:val="center"/>
+              <w:cnfStyle w:val="000000100000" w:firstRow="0" w:lastRow="0" w:firstColumn="0" w:lastColumn="0" w:oddVBand="0" w:evenVBand="0" w:oddHBand="1" w:evenHBand="0" w:firstRowFirstColumn="0" w:firstRowLastColumn="0" w:lastRowFirstColumn="0" w:lastRowLastColumn="0"/>
+              <w:rPr>
+                <w:rFonts w:ascii="Courier New" w:eastAsia="Times New Roman" w:hAnsi="Courier New" w:cs="Courier New"/>
+                <w:b/>
+                <w:bCs/>
+                <w:color w:val="000000"/>
+                <w:kern w:val="0"/>
+                <w14:ligatures w14:val="none"/>
+              </w:rPr>
+            </w:pPr>
+            <w:r>
+              <w:rPr>
+                <w:rFonts w:ascii="Courier New" w:eastAsia="Times New Roman" w:hAnsi="Courier New" w:cs="Courier New"/>
+                <w:b/>
+                <w:bCs/>
+                <w:color w:val="000000"/>
+                <w:kern w:val="0"/>
+                <w14:ligatures w14:val="none"/>
+              </w:rPr>
+              <w:t>25</w:t>
             </w:r>
           </w:p>
         </w:tc>
@@ -9378,7 +9513,7 @@
                 <w:kern w:val="0"/>
                 <w14:ligatures w14:val="none"/>
               </w:rPr>
-              <w:t>Bhasma</w:t>
+              <w:t>Tulasi Katte</w:t>
             </w:r>
           </w:p>
         </w:tc>
@@ -9442,18 +9577,7 @@
                 <w:kern w:val="0"/>
                 <w14:ligatures w14:val="none"/>
               </w:rPr>
-              <w:t>2</w:t>
-            </w:r>
-            <w:r>
-              <w:rPr>
-                <w:rFonts w:ascii="Courier New" w:eastAsia="Times New Roman" w:hAnsi="Courier New" w:cs="Courier New"/>
-                <w:b/>
-                <w:bCs/>
-                <w:color w:val="000000"/>
-                <w:kern w:val="0"/>
-                <w14:ligatures w14:val="none"/>
-              </w:rPr>
-              <w:t>6</w:t>
+              <w:t>25</w:t>
             </w:r>
           </w:p>
         </w:tc>
@@ -9506,7 +9630,7 @@
                 <w:kern w:val="0"/>
                 <w14:ligatures w14:val="none"/>
               </w:rPr>
-              <w:t>Black Sesame Seeds</w:t>
+              <w:t>Brass Tumbler</w:t>
             </w:r>
           </w:p>
         </w:tc>
@@ -9570,18 +9694,7 @@
                 <w:kern w:val="0"/>
                 <w14:ligatures w14:val="none"/>
               </w:rPr>
-              <w:t>2</w:t>
-            </w:r>
-            <w:r>
-              <w:rPr>
-                <w:rFonts w:ascii="Courier New" w:eastAsia="Times New Roman" w:hAnsi="Courier New" w:cs="Courier New"/>
-                <w:b/>
-                <w:bCs/>
-                <w:color w:val="000000"/>
-                <w:kern w:val="0"/>
-                <w14:ligatures w14:val="none"/>
-              </w:rPr>
-              <w:t>8</w:t>
+              <w:t>25</w:t>
             </w:r>
           </w:p>
         </w:tc>
@@ -9616,25 +9729,24 @@
             <w:tcW w:w="4405" w:type="dxa"/>
             <w:noWrap/>
             <w:vAlign w:val="center"/>
-            <w:hideMark/>
-          </w:tcPr>
-          <w:p>
-            <w:pPr>
-              <w:rPr>
-                <w:rFonts w:ascii="Courier New" w:eastAsia="Times New Roman" w:hAnsi="Courier New" w:cs="Courier New"/>
-                <w:color w:val="000000"/>
-                <w:kern w:val="0"/>
-                <w14:ligatures w14:val="none"/>
-              </w:rPr>
-            </w:pPr>
-            <w:r>
-              <w:rPr>
-                <w:rFonts w:ascii="Courier New" w:eastAsia="Times New Roman" w:hAnsi="Courier New" w:cs="Courier New"/>
-                <w:color w:val="000000"/>
-                <w:kern w:val="0"/>
-                <w14:ligatures w14:val="none"/>
-              </w:rPr>
-              <w:t>Pinda</w:t>
+          </w:tcPr>
+          <w:p>
+            <w:pPr>
+              <w:rPr>
+                <w:rFonts w:ascii="Courier New" w:eastAsia="Times New Roman" w:hAnsi="Courier New" w:cs="Courier New"/>
+                <w:color w:val="000000"/>
+                <w:kern w:val="0"/>
+                <w14:ligatures w14:val="none"/>
+              </w:rPr>
+            </w:pPr>
+            <w:r>
+              <w:rPr>
+                <w:rFonts w:ascii="Courier New" w:eastAsia="Times New Roman" w:hAnsi="Courier New" w:cs="Courier New"/>
+                <w:color w:val="000000"/>
+                <w:kern w:val="0"/>
+                <w14:ligatures w14:val="none"/>
+              </w:rPr>
+              <w:t>Fog Machine</w:t>
             </w:r>
           </w:p>
         </w:tc>
@@ -9643,7 +9755,6 @@
             <w:tcW w:w="1890" w:type="dxa"/>
             <w:noWrap/>
             <w:vAlign w:val="center"/>
-            <w:hideMark/>
           </w:tcPr>
           <w:p>
             <w:pPr>
@@ -9676,42 +9787,30 @@
             <w:tcW w:w="3268" w:type="dxa"/>
             <w:noWrap/>
             <w:vAlign w:val="center"/>
-            <w:hideMark/>
-          </w:tcPr>
-          <w:p>
-            <w:pPr>
-              <w:jc w:val="center"/>
-              <w:cnfStyle w:val="000000000000" w:firstRow="0" w:lastRow="0" w:firstColumn="0" w:lastColumn="0" w:oddVBand="0" w:evenVBand="0" w:oddHBand="0" w:evenHBand="0" w:firstRowFirstColumn="0" w:firstRowLastColumn="0" w:lastRowFirstColumn="0" w:lastRowLastColumn="0"/>
-              <w:rPr>
-                <w:rFonts w:ascii="Courier New" w:eastAsia="Times New Roman" w:hAnsi="Courier New" w:cs="Courier New"/>
-                <w:b/>
-                <w:bCs/>
-                <w:color w:val="000000"/>
-                <w:kern w:val="0"/>
-                <w14:ligatures w14:val="none"/>
-              </w:rPr>
-            </w:pPr>
-            <w:r>
-              <w:rPr>
-                <w:rFonts w:ascii="Courier New" w:eastAsia="Times New Roman" w:hAnsi="Courier New" w:cs="Courier New"/>
-                <w:b/>
-                <w:bCs/>
-                <w:color w:val="000000"/>
-                <w:kern w:val="0"/>
-                <w14:ligatures w14:val="none"/>
-              </w:rPr>
-              <w:t>2</w:t>
-            </w:r>
-            <w:r>
-              <w:rPr>
-                <w:rFonts w:ascii="Courier New" w:eastAsia="Times New Roman" w:hAnsi="Courier New" w:cs="Courier New"/>
-                <w:b/>
-                <w:bCs/>
-                <w:color w:val="000000"/>
-                <w:kern w:val="0"/>
-                <w14:ligatures w14:val="none"/>
-              </w:rPr>
-              <w:t>8</w:t>
+          </w:tcPr>
+          <w:p>
+            <w:pPr>
+              <w:jc w:val="center"/>
+              <w:cnfStyle w:val="000000000000" w:firstRow="0" w:lastRow="0" w:firstColumn="0" w:lastColumn="0" w:oddVBand="0" w:evenVBand="0" w:oddHBand="0" w:evenHBand="0" w:firstRowFirstColumn="0" w:firstRowLastColumn="0" w:lastRowFirstColumn="0" w:lastRowLastColumn="0"/>
+              <w:rPr>
+                <w:rFonts w:ascii="Courier New" w:eastAsia="Times New Roman" w:hAnsi="Courier New" w:cs="Courier New"/>
+                <w:b/>
+                <w:bCs/>
+                <w:color w:val="000000"/>
+                <w:kern w:val="0"/>
+                <w14:ligatures w14:val="none"/>
+              </w:rPr>
+            </w:pPr>
+            <w:r>
+              <w:rPr>
+                <w:rFonts w:ascii="Courier New" w:eastAsia="Times New Roman" w:hAnsi="Courier New" w:cs="Courier New"/>
+                <w:b/>
+                <w:bCs/>
+                <w:color w:val="000000"/>
+                <w:kern w:val="0"/>
+                <w14:ligatures w14:val="none"/>
+              </w:rPr>
+              <w:t>26</w:t>
             </w:r>
           </w:p>
         </w:tc>
@@ -9747,24 +9846,25 @@
             <w:tcW w:w="4405" w:type="dxa"/>
             <w:noWrap/>
             <w:vAlign w:val="center"/>
-          </w:tcPr>
-          <w:p>
-            <w:pPr>
-              <w:rPr>
-                <w:rFonts w:ascii="Courier New" w:eastAsia="Times New Roman" w:hAnsi="Courier New" w:cs="Courier New"/>
-                <w:color w:val="000000"/>
-                <w:kern w:val="0"/>
-                <w14:ligatures w14:val="none"/>
-              </w:rPr>
-            </w:pPr>
-            <w:r>
-              <w:rPr>
-                <w:rFonts w:ascii="Courier New" w:eastAsia="Times New Roman" w:hAnsi="Courier New" w:cs="Courier New"/>
-                <w:color w:val="000000"/>
-                <w:kern w:val="0"/>
-                <w14:ligatures w14:val="none"/>
-              </w:rPr>
-              <w:t>Long Mirror</w:t>
+            <w:hideMark/>
+          </w:tcPr>
+          <w:p>
+            <w:pPr>
+              <w:rPr>
+                <w:rFonts w:ascii="Courier New" w:eastAsia="Times New Roman" w:hAnsi="Courier New" w:cs="Courier New"/>
+                <w:color w:val="000000"/>
+                <w:kern w:val="0"/>
+                <w14:ligatures w14:val="none"/>
+              </w:rPr>
+            </w:pPr>
+            <w:r>
+              <w:rPr>
+                <w:rFonts w:ascii="Courier New" w:eastAsia="Times New Roman" w:hAnsi="Courier New" w:cs="Courier New"/>
+                <w:color w:val="000000"/>
+                <w:kern w:val="0"/>
+                <w14:ligatures w14:val="none"/>
+              </w:rPr>
+              <w:t>Funeral invitation card</w:t>
             </w:r>
           </w:p>
         </w:tc>
@@ -9773,6 +9873,7 @@
             <w:tcW w:w="1890" w:type="dxa"/>
             <w:noWrap/>
             <w:vAlign w:val="center"/>
+            <w:hideMark/>
           </w:tcPr>
           <w:p>
             <w:pPr>
@@ -9805,30 +9906,31 @@
             <w:tcW w:w="3268" w:type="dxa"/>
             <w:noWrap/>
             <w:vAlign w:val="center"/>
-          </w:tcPr>
-          <w:p>
-            <w:pPr>
-              <w:jc w:val="center"/>
-              <w:cnfStyle w:val="000000100000" w:firstRow="0" w:lastRow="0" w:firstColumn="0" w:lastColumn="0" w:oddVBand="0" w:evenVBand="0" w:oddHBand="1" w:evenHBand="0" w:firstRowFirstColumn="0" w:firstRowLastColumn="0" w:lastRowFirstColumn="0" w:lastRowLastColumn="0"/>
-              <w:rPr>
-                <w:rFonts w:ascii="Courier New" w:eastAsia="Times New Roman" w:hAnsi="Courier New" w:cs="Courier New"/>
-                <w:b/>
-                <w:bCs/>
-                <w:color w:val="000000"/>
-                <w:kern w:val="0"/>
-                <w14:ligatures w14:val="none"/>
-              </w:rPr>
-            </w:pPr>
-            <w:r>
-              <w:rPr>
-                <w:rFonts w:ascii="Courier New" w:eastAsia="Times New Roman" w:hAnsi="Courier New" w:cs="Courier New"/>
-                <w:b/>
-                <w:bCs/>
-                <w:color w:val="000000"/>
-                <w:kern w:val="0"/>
-                <w14:ligatures w14:val="none"/>
-              </w:rPr>
-              <w:t>29</w:t>
+            <w:hideMark/>
+          </w:tcPr>
+          <w:p>
+            <w:pPr>
+              <w:jc w:val="center"/>
+              <w:cnfStyle w:val="000000100000" w:firstRow="0" w:lastRow="0" w:firstColumn="0" w:lastColumn="0" w:oddVBand="0" w:evenVBand="0" w:oddHBand="1" w:evenHBand="0" w:firstRowFirstColumn="0" w:firstRowLastColumn="0" w:lastRowFirstColumn="0" w:lastRowLastColumn="0"/>
+              <w:rPr>
+                <w:rFonts w:ascii="Courier New" w:eastAsia="Times New Roman" w:hAnsi="Courier New" w:cs="Courier New"/>
+                <w:b/>
+                <w:bCs/>
+                <w:color w:val="000000"/>
+                <w:kern w:val="0"/>
+                <w14:ligatures w14:val="none"/>
+              </w:rPr>
+            </w:pPr>
+            <w:r>
+              <w:rPr>
+                <w:rFonts w:ascii="Courier New" w:eastAsia="Times New Roman" w:hAnsi="Courier New" w:cs="Courier New"/>
+                <w:b/>
+                <w:bCs/>
+                <w:color w:val="000000"/>
+                <w:kern w:val="0"/>
+                <w14:ligatures w14:val="none"/>
+              </w:rPr>
+              <w:t>26</w:t>
             </w:r>
           </w:p>
         </w:tc>
@@ -9863,25 +9965,24 @@
             <w:tcW w:w="4405" w:type="dxa"/>
             <w:noWrap/>
             <w:vAlign w:val="center"/>
-            <w:hideMark/>
-          </w:tcPr>
-          <w:p>
-            <w:pPr>
-              <w:rPr>
-                <w:rFonts w:ascii="Courier New" w:eastAsia="Times New Roman" w:hAnsi="Courier New" w:cs="Courier New"/>
-                <w:color w:val="000000"/>
-                <w:kern w:val="0"/>
-                <w14:ligatures w14:val="none"/>
-              </w:rPr>
-            </w:pPr>
-            <w:r>
-              <w:rPr>
-                <w:rFonts w:ascii="Courier New" w:eastAsia="Times New Roman" w:hAnsi="Courier New" w:cs="Courier New"/>
-                <w:color w:val="000000"/>
-                <w:kern w:val="0"/>
-                <w14:ligatures w14:val="none"/>
-              </w:rPr>
-              <w:t>Long curly hair</w:t>
+          </w:tcPr>
+          <w:p>
+            <w:pPr>
+              <w:rPr>
+                <w:rFonts w:ascii="Courier New" w:eastAsia="Times New Roman" w:hAnsi="Courier New" w:cs="Courier New"/>
+                <w:color w:val="000000"/>
+                <w:kern w:val="0"/>
+                <w14:ligatures w14:val="none"/>
+              </w:rPr>
+            </w:pPr>
+            <w:r>
+              <w:rPr>
+                <w:rFonts w:ascii="Courier New" w:eastAsia="Times New Roman" w:hAnsi="Courier New" w:cs="Courier New"/>
+                <w:color w:val="000000"/>
+                <w:kern w:val="0"/>
+                <w14:ligatures w14:val="none"/>
+              </w:rPr>
+              <w:t>Pyre</w:t>
             </w:r>
           </w:p>
         </w:tc>
@@ -9947,7 +10048,7 @@
                 <w:kern w:val="0"/>
                 <w14:ligatures w14:val="none"/>
               </w:rPr>
-              <w:t>30</w:t>
+              <w:t>26</w:t>
             </w:r>
           </w:p>
         </w:tc>
@@ -10000,7 +10101,7 @@
                 <w:kern w:val="0"/>
                 <w14:ligatures w14:val="none"/>
               </w:rPr>
-              <w:t>Horns</w:t>
+              <w:t>Bhasma</w:t>
             </w:r>
           </w:p>
         </w:tc>
@@ -10064,7 +10165,7 @@
                 <w:kern w:val="0"/>
                 <w14:ligatures w14:val="none"/>
               </w:rPr>
-              <w:t>30</w:t>
+              <w:t>26</w:t>
             </w:r>
           </w:p>
         </w:tc>
@@ -10099,25 +10200,24 @@
             <w:tcW w:w="4405" w:type="dxa"/>
             <w:noWrap/>
             <w:vAlign w:val="center"/>
-            <w:hideMark/>
-          </w:tcPr>
-          <w:p>
-            <w:pPr>
-              <w:rPr>
-                <w:rFonts w:ascii="Courier New" w:eastAsia="Times New Roman" w:hAnsi="Courier New" w:cs="Courier New"/>
-                <w:color w:val="000000"/>
-                <w:kern w:val="0"/>
-                <w14:ligatures w14:val="none"/>
-              </w:rPr>
-            </w:pPr>
-            <w:r>
-              <w:rPr>
-                <w:rFonts w:ascii="Courier New" w:eastAsia="Times New Roman" w:hAnsi="Courier New" w:cs="Courier New"/>
-                <w:color w:val="000000"/>
-                <w:kern w:val="0"/>
-                <w14:ligatures w14:val="none"/>
-              </w:rPr>
-              <w:t>Silver Earrings</w:t>
+          </w:tcPr>
+          <w:p>
+            <w:pPr>
+              <w:rPr>
+                <w:rFonts w:ascii="Courier New" w:eastAsia="Times New Roman" w:hAnsi="Courier New" w:cs="Courier New"/>
+                <w:color w:val="000000"/>
+                <w:kern w:val="0"/>
+                <w14:ligatures w14:val="none"/>
+              </w:rPr>
+            </w:pPr>
+            <w:r>
+              <w:rPr>
+                <w:rFonts w:ascii="Courier New" w:eastAsia="Times New Roman" w:hAnsi="Courier New" w:cs="Courier New"/>
+                <w:color w:val="000000"/>
+                <w:kern w:val="0"/>
+                <w14:ligatures w14:val="none"/>
+              </w:rPr>
+              <w:t>Black Sesame Seeds</w:t>
             </w:r>
           </w:p>
         </w:tc>
@@ -10126,31 +10226,30 @@
             <w:tcW w:w="1890" w:type="dxa"/>
             <w:noWrap/>
             <w:vAlign w:val="center"/>
-            <w:hideMark/>
-          </w:tcPr>
-          <w:p>
-            <w:pPr>
-              <w:jc w:val="center"/>
-              <w:cnfStyle w:val="000000000000" w:firstRow="0" w:lastRow="0" w:firstColumn="0" w:lastColumn="0" w:oddVBand="0" w:evenVBand="0" w:oddHBand="0" w:evenHBand="0" w:firstRowFirstColumn="0" w:firstRowLastColumn="0" w:lastRowFirstColumn="0" w:lastRowLastColumn="0"/>
-              <w:rPr>
-                <w:rFonts w:ascii="Courier New" w:eastAsia="Times New Roman" w:hAnsi="Courier New" w:cs="Courier New"/>
-                <w:b/>
-                <w:bCs/>
-                <w:color w:val="000000"/>
-                <w:kern w:val="0"/>
-                <w14:ligatures w14:val="none"/>
-              </w:rPr>
-            </w:pPr>
-            <w:r>
-              <w:rPr>
-                <w:rFonts w:ascii="Courier New" w:eastAsia="Times New Roman" w:hAnsi="Courier New" w:cs="Courier New"/>
-                <w:b/>
-                <w:bCs/>
-                <w:color w:val="000000"/>
-                <w:kern w:val="0"/>
-                <w14:ligatures w14:val="none"/>
-              </w:rPr>
-              <w:t>2</w:t>
+          </w:tcPr>
+          <w:p>
+            <w:pPr>
+              <w:jc w:val="center"/>
+              <w:cnfStyle w:val="000000000000" w:firstRow="0" w:lastRow="0" w:firstColumn="0" w:lastColumn="0" w:oddVBand="0" w:evenVBand="0" w:oddHBand="0" w:evenHBand="0" w:firstRowFirstColumn="0" w:firstRowLastColumn="0" w:lastRowFirstColumn="0" w:lastRowLastColumn="0"/>
+              <w:rPr>
+                <w:rFonts w:ascii="Courier New" w:eastAsia="Times New Roman" w:hAnsi="Courier New" w:cs="Courier New"/>
+                <w:b/>
+                <w:bCs/>
+                <w:color w:val="000000"/>
+                <w:kern w:val="0"/>
+                <w14:ligatures w14:val="none"/>
+              </w:rPr>
+            </w:pPr>
+            <w:r>
+              <w:rPr>
+                <w:rFonts w:ascii="Courier New" w:eastAsia="Times New Roman" w:hAnsi="Courier New" w:cs="Courier New"/>
+                <w:b/>
+                <w:bCs/>
+                <w:color w:val="000000"/>
+                <w:kern w:val="0"/>
+                <w14:ligatures w14:val="none"/>
+              </w:rPr>
+              <w:t>1</w:t>
             </w:r>
           </w:p>
         </w:tc>
@@ -10159,31 +10258,30 @@
             <w:tcW w:w="3268" w:type="dxa"/>
             <w:noWrap/>
             <w:vAlign w:val="center"/>
-            <w:hideMark/>
-          </w:tcPr>
-          <w:p>
-            <w:pPr>
-              <w:jc w:val="center"/>
-              <w:cnfStyle w:val="000000000000" w:firstRow="0" w:lastRow="0" w:firstColumn="0" w:lastColumn="0" w:oddVBand="0" w:evenVBand="0" w:oddHBand="0" w:evenHBand="0" w:firstRowFirstColumn="0" w:firstRowLastColumn="0" w:lastRowFirstColumn="0" w:lastRowLastColumn="0"/>
-              <w:rPr>
-                <w:rFonts w:ascii="Courier New" w:eastAsia="Times New Roman" w:hAnsi="Courier New" w:cs="Courier New"/>
-                <w:b/>
-                <w:bCs/>
-                <w:color w:val="000000"/>
-                <w:kern w:val="0"/>
-                <w14:ligatures w14:val="none"/>
-              </w:rPr>
-            </w:pPr>
-            <w:r>
-              <w:rPr>
-                <w:rFonts w:ascii="Courier New" w:eastAsia="Times New Roman" w:hAnsi="Courier New" w:cs="Courier New"/>
-                <w:b/>
-                <w:bCs/>
-                <w:color w:val="000000"/>
-                <w:kern w:val="0"/>
-                <w14:ligatures w14:val="none"/>
-              </w:rPr>
-              <w:t>30</w:t>
+          </w:tcPr>
+          <w:p>
+            <w:pPr>
+              <w:jc w:val="center"/>
+              <w:cnfStyle w:val="000000000000" w:firstRow="0" w:lastRow="0" w:firstColumn="0" w:lastColumn="0" w:oddVBand="0" w:evenVBand="0" w:oddHBand="0" w:evenHBand="0" w:firstRowFirstColumn="0" w:firstRowLastColumn="0" w:lastRowFirstColumn="0" w:lastRowLastColumn="0"/>
+              <w:rPr>
+                <w:rFonts w:ascii="Courier New" w:eastAsia="Times New Roman" w:hAnsi="Courier New" w:cs="Courier New"/>
+                <w:b/>
+                <w:bCs/>
+                <w:color w:val="000000"/>
+                <w:kern w:val="0"/>
+                <w14:ligatures w14:val="none"/>
+              </w:rPr>
+            </w:pPr>
+            <w:r>
+              <w:rPr>
+                <w:rFonts w:ascii="Courier New" w:eastAsia="Times New Roman" w:hAnsi="Courier New" w:cs="Courier New"/>
+                <w:b/>
+                <w:bCs/>
+                <w:color w:val="000000"/>
+                <w:kern w:val="0"/>
+                <w14:ligatures w14:val="none"/>
+              </w:rPr>
+              <w:t>28</w:t>
             </w:r>
           </w:p>
         </w:tc>
@@ -10237,7 +10335,7 @@
                 <w:kern w:val="0"/>
                 <w14:ligatures w14:val="none"/>
               </w:rPr>
-              <w:t>Silver Nose Ring</w:t>
+              <w:t>Pinda</w:t>
             </w:r>
           </w:p>
         </w:tc>
@@ -10303,7 +10401,7 @@
                 <w:kern w:val="0"/>
                 <w14:ligatures w14:val="none"/>
               </w:rPr>
-              <w:t>30</w:t>
+              <w:t>28</w:t>
             </w:r>
           </w:p>
         </w:tc>
@@ -10338,25 +10436,24 @@
             <w:tcW w:w="4405" w:type="dxa"/>
             <w:noWrap/>
             <w:vAlign w:val="center"/>
-            <w:hideMark/>
-          </w:tcPr>
-          <w:p>
-            <w:pPr>
-              <w:rPr>
-                <w:rFonts w:ascii="Courier New" w:eastAsia="Times New Roman" w:hAnsi="Courier New" w:cs="Courier New"/>
-                <w:color w:val="000000"/>
-                <w:kern w:val="0"/>
-                <w14:ligatures w14:val="none"/>
-              </w:rPr>
-            </w:pPr>
-            <w:r>
-              <w:rPr>
-                <w:rFonts w:ascii="Courier New" w:eastAsia="Times New Roman" w:hAnsi="Courier New" w:cs="Courier New"/>
-                <w:color w:val="000000"/>
-                <w:kern w:val="0"/>
-                <w14:ligatures w14:val="none"/>
-              </w:rPr>
-              <w:t>Silver Armbands</w:t>
+          </w:tcPr>
+          <w:p>
+            <w:pPr>
+              <w:rPr>
+                <w:rFonts w:ascii="Courier New" w:eastAsia="Times New Roman" w:hAnsi="Courier New" w:cs="Courier New"/>
+                <w:color w:val="000000"/>
+                <w:kern w:val="0"/>
+                <w14:ligatures w14:val="none"/>
+              </w:rPr>
+            </w:pPr>
+            <w:r>
+              <w:rPr>
+                <w:rFonts w:ascii="Courier New" w:eastAsia="Times New Roman" w:hAnsi="Courier New" w:cs="Courier New"/>
+                <w:color w:val="000000"/>
+                <w:kern w:val="0"/>
+                <w14:ligatures w14:val="none"/>
+              </w:rPr>
+              <w:t>Long Mirror</w:t>
             </w:r>
           </w:p>
         </w:tc>
@@ -10365,31 +10462,30 @@
             <w:tcW w:w="1890" w:type="dxa"/>
             <w:noWrap/>
             <w:vAlign w:val="center"/>
-            <w:hideMark/>
-          </w:tcPr>
-          <w:p>
-            <w:pPr>
-              <w:jc w:val="center"/>
-              <w:cnfStyle w:val="000000000000" w:firstRow="0" w:lastRow="0" w:firstColumn="0" w:lastColumn="0" w:oddVBand="0" w:evenVBand="0" w:oddHBand="0" w:evenHBand="0" w:firstRowFirstColumn="0" w:firstRowLastColumn="0" w:lastRowFirstColumn="0" w:lastRowLastColumn="0"/>
-              <w:rPr>
-                <w:rFonts w:ascii="Courier New" w:eastAsia="Times New Roman" w:hAnsi="Courier New" w:cs="Courier New"/>
-                <w:b/>
-                <w:bCs/>
-                <w:color w:val="000000"/>
-                <w:kern w:val="0"/>
-                <w14:ligatures w14:val="none"/>
-              </w:rPr>
-            </w:pPr>
-            <w:r>
-              <w:rPr>
-                <w:rFonts w:ascii="Courier New" w:eastAsia="Times New Roman" w:hAnsi="Courier New" w:cs="Courier New"/>
-                <w:b/>
-                <w:bCs/>
-                <w:color w:val="000000"/>
-                <w:kern w:val="0"/>
-                <w14:ligatures w14:val="none"/>
-              </w:rPr>
-              <w:t>2</w:t>
+          </w:tcPr>
+          <w:p>
+            <w:pPr>
+              <w:jc w:val="center"/>
+              <w:cnfStyle w:val="000000000000" w:firstRow="0" w:lastRow="0" w:firstColumn="0" w:lastColumn="0" w:oddVBand="0" w:evenVBand="0" w:oddHBand="0" w:evenHBand="0" w:firstRowFirstColumn="0" w:firstRowLastColumn="0" w:lastRowFirstColumn="0" w:lastRowLastColumn="0"/>
+              <w:rPr>
+                <w:rFonts w:ascii="Courier New" w:eastAsia="Times New Roman" w:hAnsi="Courier New" w:cs="Courier New"/>
+                <w:b/>
+                <w:bCs/>
+                <w:color w:val="000000"/>
+                <w:kern w:val="0"/>
+                <w14:ligatures w14:val="none"/>
+              </w:rPr>
+            </w:pPr>
+            <w:r>
+              <w:rPr>
+                <w:rFonts w:ascii="Courier New" w:eastAsia="Times New Roman" w:hAnsi="Courier New" w:cs="Courier New"/>
+                <w:b/>
+                <w:bCs/>
+                <w:color w:val="000000"/>
+                <w:kern w:val="0"/>
+                <w14:ligatures w14:val="none"/>
+              </w:rPr>
+              <w:t>1</w:t>
             </w:r>
           </w:p>
         </w:tc>
@@ -10398,31 +10494,30 @@
             <w:tcW w:w="3268" w:type="dxa"/>
             <w:noWrap/>
             <w:vAlign w:val="center"/>
-            <w:hideMark/>
-          </w:tcPr>
-          <w:p>
-            <w:pPr>
-              <w:jc w:val="center"/>
-              <w:cnfStyle w:val="000000000000" w:firstRow="0" w:lastRow="0" w:firstColumn="0" w:lastColumn="0" w:oddVBand="0" w:evenVBand="0" w:oddHBand="0" w:evenHBand="0" w:firstRowFirstColumn="0" w:firstRowLastColumn="0" w:lastRowFirstColumn="0" w:lastRowLastColumn="0"/>
-              <w:rPr>
-                <w:rFonts w:ascii="Courier New" w:eastAsia="Times New Roman" w:hAnsi="Courier New" w:cs="Courier New"/>
-                <w:b/>
-                <w:bCs/>
-                <w:color w:val="000000"/>
-                <w:kern w:val="0"/>
-                <w14:ligatures w14:val="none"/>
-              </w:rPr>
-            </w:pPr>
-            <w:r>
-              <w:rPr>
-                <w:rFonts w:ascii="Courier New" w:eastAsia="Times New Roman" w:hAnsi="Courier New" w:cs="Courier New"/>
-                <w:b/>
-                <w:bCs/>
-                <w:color w:val="000000"/>
-                <w:kern w:val="0"/>
-                <w14:ligatures w14:val="none"/>
-              </w:rPr>
-              <w:t>30</w:t>
+          </w:tcPr>
+          <w:p>
+            <w:pPr>
+              <w:jc w:val="center"/>
+              <w:cnfStyle w:val="000000000000" w:firstRow="0" w:lastRow="0" w:firstColumn="0" w:lastColumn="0" w:oddVBand="0" w:evenVBand="0" w:oddHBand="0" w:evenHBand="0" w:firstRowFirstColumn="0" w:firstRowLastColumn="0" w:lastRowFirstColumn="0" w:lastRowLastColumn="0"/>
+              <w:rPr>
+                <w:rFonts w:ascii="Courier New" w:eastAsia="Times New Roman" w:hAnsi="Courier New" w:cs="Courier New"/>
+                <w:b/>
+                <w:bCs/>
+                <w:color w:val="000000"/>
+                <w:kern w:val="0"/>
+                <w14:ligatures w14:val="none"/>
+              </w:rPr>
+            </w:pPr>
+            <w:r>
+              <w:rPr>
+                <w:rFonts w:ascii="Courier New" w:eastAsia="Times New Roman" w:hAnsi="Courier New" w:cs="Courier New"/>
+                <w:b/>
+                <w:bCs/>
+                <w:color w:val="000000"/>
+                <w:kern w:val="0"/>
+                <w14:ligatures w14:val="none"/>
+              </w:rPr>
+              <w:t>29</w:t>
             </w:r>
           </w:p>
         </w:tc>
@@ -10476,7 +10571,7 @@
                 <w:kern w:val="0"/>
                 <w14:ligatures w14:val="none"/>
               </w:rPr>
-              <w:t>Flower decorated photo of Adi</w:t>
+              <w:t>Long curly hair</w:t>
             </w:r>
           </w:p>
         </w:tc>
@@ -10577,25 +10672,24 @@
             <w:tcW w:w="4405" w:type="dxa"/>
             <w:noWrap/>
             <w:vAlign w:val="center"/>
-            <w:hideMark/>
-          </w:tcPr>
-          <w:p>
-            <w:pPr>
-              <w:rPr>
-                <w:rFonts w:ascii="Courier New" w:eastAsia="Times New Roman" w:hAnsi="Courier New" w:cs="Courier New"/>
-                <w:color w:val="000000"/>
-                <w:kern w:val="0"/>
-                <w14:ligatures w14:val="none"/>
-              </w:rPr>
-            </w:pPr>
-            <w:r>
-              <w:rPr>
-                <w:rFonts w:ascii="Courier New" w:eastAsia="Times New Roman" w:hAnsi="Courier New" w:cs="Courier New"/>
-                <w:color w:val="000000"/>
-                <w:kern w:val="0"/>
-                <w14:ligatures w14:val="none"/>
-              </w:rPr>
-              <w:t>Brass Lamp</w:t>
+          </w:tcPr>
+          <w:p>
+            <w:pPr>
+              <w:rPr>
+                <w:rFonts w:ascii="Courier New" w:eastAsia="Times New Roman" w:hAnsi="Courier New" w:cs="Courier New"/>
+                <w:color w:val="000000"/>
+                <w:kern w:val="0"/>
+                <w14:ligatures w14:val="none"/>
+              </w:rPr>
+            </w:pPr>
+            <w:r>
+              <w:rPr>
+                <w:rFonts w:ascii="Courier New" w:eastAsia="Times New Roman" w:hAnsi="Courier New" w:cs="Courier New"/>
+                <w:color w:val="000000"/>
+                <w:kern w:val="0"/>
+                <w14:ligatures w14:val="none"/>
+              </w:rPr>
+              <w:t>Horns</w:t>
             </w:r>
           </w:p>
         </w:tc>
@@ -10604,7 +10698,6 @@
             <w:tcW w:w="1890" w:type="dxa"/>
             <w:noWrap/>
             <w:vAlign w:val="center"/>
-            <w:hideMark/>
           </w:tcPr>
           <w:p>
             <w:pPr>
@@ -10637,7 +10730,6 @@
             <w:tcW w:w="3268" w:type="dxa"/>
             <w:noWrap/>
             <w:vAlign w:val="center"/>
-            <w:hideMark/>
           </w:tcPr>
           <w:p>
             <w:pPr>
@@ -10715,7 +10807,7 @@
                 <w:kern w:val="0"/>
                 <w14:ligatures w14:val="none"/>
               </w:rPr>
-              <w:t>Thick Metallic Chain</w:t>
+              <w:t>Silver Earrings</w:t>
             </w:r>
           </w:p>
         </w:tc>
@@ -10748,7 +10840,7 @@
                 <w:kern w:val="0"/>
                 <w14:ligatures w14:val="none"/>
               </w:rPr>
-              <w:t>1</w:t>
+              <w:t>2</w:t>
             </w:r>
           </w:p>
         </w:tc>
@@ -10781,7 +10873,7 @@
                 <w:kern w:val="0"/>
                 <w14:ligatures w14:val="none"/>
               </w:rPr>
-              <w:t>28</w:t>
+              <w:t>30</w:t>
             </w:r>
           </w:p>
         </w:tc>
@@ -10834,7 +10926,7 @@
                 <w:kern w:val="0"/>
                 <w14:ligatures w14:val="none"/>
               </w:rPr>
-              <w:t>-----------------------------</w:t>
+              <w:t>Silver Nose Ring</w:t>
             </w:r>
           </w:p>
         </w:tc>
@@ -10867,7 +10959,7 @@
                 <w:kern w:val="0"/>
                 <w14:ligatures w14:val="none"/>
               </w:rPr>
-              <w:t>-----------</w:t>
+              <w:t>1</w:t>
             </w:r>
           </w:p>
         </w:tc>
@@ -10883,25 +10975,24 @@
               <w:jc w:val="center"/>
               <w:cnfStyle w:val="000000000000" w:firstRow="0" w:lastRow="0" w:firstColumn="0" w:lastColumn="0" w:oddVBand="0" w:evenVBand="0" w:oddHBand="0" w:evenHBand="0" w:firstRowFirstColumn="0" w:firstRowLastColumn="0" w:lastRowFirstColumn="0" w:lastRowLastColumn="0"/>
               <w:rPr>
-                <w:rFonts w:ascii="Times New Roman" w:eastAsia="Times New Roman" w:hAnsi="Times New Roman" w:cs="Times New Roman"/>
-                <w:b/>
-                <w:bCs/>
-                <w:kern w:val="0"/>
-                <w:sz w:val="20"/>
-                <w:szCs w:val="20"/>
-                <w14:ligatures w14:val="none"/>
-              </w:rPr>
-            </w:pPr>
-            <w:r>
-              <w:rPr>
-                <w:rFonts w:ascii="Courier New" w:eastAsia="Times New Roman" w:hAnsi="Courier New" w:cs="Courier New"/>
-                <w:b/>
-                <w:bCs/>
-                <w:color w:val="000000"/>
-                <w:kern w:val="0"/>
-                <w14:ligatures w14:val="none"/>
-              </w:rPr>
-              <w:t>---------------------</w:t>
+                <w:rFonts w:ascii="Courier New" w:eastAsia="Times New Roman" w:hAnsi="Courier New" w:cs="Courier New"/>
+                <w:b/>
+                <w:bCs/>
+                <w:color w:val="000000"/>
+                <w:kern w:val="0"/>
+                <w14:ligatures w14:val="none"/>
+              </w:rPr>
+            </w:pPr>
+            <w:r>
+              <w:rPr>
+                <w:rFonts w:ascii="Courier New" w:eastAsia="Times New Roman" w:hAnsi="Courier New" w:cs="Courier New"/>
+                <w:b/>
+                <w:bCs/>
+                <w:color w:val="000000"/>
+                <w:kern w:val="0"/>
+                <w14:ligatures w14:val="none"/>
+              </w:rPr>
+              <w:t>30</w:t>
             </w:r>
           </w:p>
         </w:tc>
@@ -10914,26 +11005,14 @@
             <w:pPr>
               <w:cnfStyle w:val="000000000000" w:firstRow="0" w:lastRow="0" w:firstColumn="0" w:lastColumn="0" w:oddVBand="0" w:evenVBand="0" w:oddHBand="0" w:evenHBand="0" w:firstRowFirstColumn="0" w:firstRowLastColumn="0" w:lastRowFirstColumn="0" w:lastRowLastColumn="0"/>
               <w:rPr>
-                <w:rFonts w:ascii="Times New Roman" w:eastAsia="Times New Roman" w:hAnsi="Times New Roman" w:cs="Times New Roman"/>
-                <w:b/>
-                <w:bCs/>
-                <w:kern w:val="0"/>
-                <w:sz w:val="20"/>
-                <w:szCs w:val="20"/>
-                <w14:ligatures w14:val="none"/>
-              </w:rPr>
-            </w:pPr>
-            <w:r>
-              <w:rPr>
-                <w:rFonts w:ascii="Courier New" w:eastAsia="Times New Roman" w:hAnsi="Courier New" w:cs="Courier New"/>
-                <w:b/>
-                <w:bCs/>
-                <w:color w:val="000000"/>
-                <w:kern w:val="0"/>
-                <w14:ligatures w14:val="none"/>
-              </w:rPr>
-              <w:t>-----------</w:t>
-            </w:r>
+                <w:rFonts w:ascii="Courier New" w:eastAsia="Times New Roman" w:hAnsi="Courier New" w:cs="Courier New"/>
+                <w:b/>
+                <w:bCs/>
+                <w:color w:val="000000"/>
+                <w:kern w:val="0"/>
+                <w14:ligatures w14:val="none"/>
+              </w:rPr>
+            </w:pPr>
           </w:p>
         </w:tc>
       </w:tr>
@@ -10967,7 +11046,7 @@
                 <w:kern w:val="0"/>
                 <w14:ligatures w14:val="none"/>
               </w:rPr>
-              <w:t>Crib with Cot Mobile</w:t>
+              <w:t>Silver Armbands</w:t>
             </w:r>
           </w:p>
         </w:tc>
@@ -10991,6 +11070,17 @@
                 <w14:ligatures w14:val="none"/>
               </w:rPr>
             </w:pPr>
+            <w:r>
+              <w:rPr>
+                <w:rFonts w:ascii="Courier New" w:eastAsia="Times New Roman" w:hAnsi="Courier New" w:cs="Courier New"/>
+                <w:b/>
+                <w:bCs/>
+                <w:color w:val="000000"/>
+                <w:kern w:val="0"/>
+                <w14:ligatures w14:val="none"/>
+              </w:rPr>
+              <w:t>2</w:t>
+            </w:r>
           </w:p>
         </w:tc>
         <w:tc>
@@ -11005,36 +11095,24 @@
               <w:jc w:val="center"/>
               <w:cnfStyle w:val="000000100000" w:firstRow="0" w:lastRow="0" w:firstColumn="0" w:lastColumn="0" w:oddVBand="0" w:evenVBand="0" w:oddHBand="1" w:evenHBand="0" w:firstRowFirstColumn="0" w:firstRowLastColumn="0" w:lastRowFirstColumn="0" w:lastRowLastColumn="0"/>
               <w:rPr>
-                <w:rFonts w:ascii="Times New Roman" w:eastAsia="Times New Roman" w:hAnsi="Times New Roman" w:cs="Times New Roman"/>
-                <w:b/>
-                <w:bCs/>
-                <w:kern w:val="0"/>
-                <w:sz w:val="20"/>
-                <w:szCs w:val="20"/>
-                <w14:ligatures w14:val="none"/>
-              </w:rPr>
-            </w:pPr>
-            <w:r>
-              <w:rPr>
-                <w:rFonts w:ascii="Courier New" w:eastAsia="Times New Roman" w:hAnsi="Courier New" w:cs="Courier New"/>
-                <w:b/>
-                <w:bCs/>
-                <w:color w:val="000000"/>
-                <w:kern w:val="0"/>
-                <w14:ligatures w14:val="none"/>
-              </w:rPr>
-              <w:t>2</w:t>
-            </w:r>
-            <w:r>
-              <w:rPr>
-                <w:rFonts w:ascii="Courier New" w:eastAsia="Times New Roman" w:hAnsi="Courier New" w:cs="Courier New"/>
-                <w:b/>
-                <w:bCs/>
-                <w:color w:val="000000"/>
-                <w:kern w:val="0"/>
-                <w14:ligatures w14:val="none"/>
-              </w:rPr>
-              <w:t>9</w:t>
+                <w:rFonts w:ascii="Courier New" w:eastAsia="Times New Roman" w:hAnsi="Courier New" w:cs="Courier New"/>
+                <w:b/>
+                <w:bCs/>
+                <w:color w:val="000000"/>
+                <w:kern w:val="0"/>
+                <w14:ligatures w14:val="none"/>
+              </w:rPr>
+            </w:pPr>
+            <w:r>
+              <w:rPr>
+                <w:rFonts w:ascii="Courier New" w:eastAsia="Times New Roman" w:hAnsi="Courier New" w:cs="Courier New"/>
+                <w:b/>
+                <w:bCs/>
+                <w:color w:val="000000"/>
+                <w:kern w:val="0"/>
+                <w14:ligatures w14:val="none"/>
+              </w:rPr>
+              <w:t>30</w:t>
             </w:r>
           </w:p>
         </w:tc>
@@ -11047,12 +11125,11 @@
             <w:pPr>
               <w:cnfStyle w:val="000000100000" w:firstRow="0" w:lastRow="0" w:firstColumn="0" w:lastColumn="0" w:oddVBand="0" w:evenVBand="0" w:oddHBand="1" w:evenHBand="0" w:firstRowFirstColumn="0" w:firstRowLastColumn="0" w:lastRowFirstColumn="0" w:lastRowLastColumn="0"/>
               <w:rPr>
-                <w:rFonts w:ascii="Times New Roman" w:eastAsia="Times New Roman" w:hAnsi="Times New Roman" w:cs="Times New Roman"/>
-                <w:b/>
-                <w:bCs/>
-                <w:kern w:val="0"/>
-                <w:sz w:val="20"/>
-                <w:szCs w:val="20"/>
+                <w:rFonts w:ascii="Courier New" w:eastAsia="Times New Roman" w:hAnsi="Courier New" w:cs="Courier New"/>
+                <w:b/>
+                <w:bCs/>
+                <w:color w:val="000000"/>
+                <w:kern w:val="0"/>
                 <w14:ligatures w14:val="none"/>
               </w:rPr>
             </w:pPr>
@@ -11088,7 +11165,7 @@
                 <w:kern w:val="0"/>
                 <w14:ligatures w14:val="none"/>
               </w:rPr>
-              <w:t>Cycle</w:t>
+              <w:t>Flower decorated photo of Adi</w:t>
             </w:r>
           </w:p>
         </w:tc>
@@ -11112,6 +11189,17 @@
                 <w14:ligatures w14:val="none"/>
               </w:rPr>
             </w:pPr>
+            <w:r>
+              <w:rPr>
+                <w:rFonts w:ascii="Courier New" w:eastAsia="Times New Roman" w:hAnsi="Courier New" w:cs="Courier New"/>
+                <w:b/>
+                <w:bCs/>
+                <w:color w:val="000000"/>
+                <w:kern w:val="0"/>
+                <w14:ligatures w14:val="none"/>
+              </w:rPr>
+              <w:t>1</w:t>
+            </w:r>
           </w:p>
         </w:tc>
         <w:tc>
@@ -11126,36 +11214,24 @@
               <w:jc w:val="center"/>
               <w:cnfStyle w:val="000000000000" w:firstRow="0" w:lastRow="0" w:firstColumn="0" w:lastColumn="0" w:oddVBand="0" w:evenVBand="0" w:oddHBand="0" w:evenHBand="0" w:firstRowFirstColumn="0" w:firstRowLastColumn="0" w:lastRowFirstColumn="0" w:lastRowLastColumn="0"/>
               <w:rPr>
-                <w:rFonts w:ascii="Times New Roman" w:eastAsia="Times New Roman" w:hAnsi="Times New Roman" w:cs="Times New Roman"/>
-                <w:b/>
-                <w:bCs/>
-                <w:kern w:val="0"/>
-                <w:sz w:val="20"/>
-                <w:szCs w:val="20"/>
-                <w14:ligatures w14:val="none"/>
-              </w:rPr>
-            </w:pPr>
-            <w:r>
-              <w:rPr>
-                <w:rFonts w:ascii="Courier New" w:eastAsia="Times New Roman" w:hAnsi="Courier New" w:cs="Courier New"/>
-                <w:b/>
-                <w:bCs/>
-                <w:color w:val="000000"/>
-                <w:kern w:val="0"/>
-                <w14:ligatures w14:val="none"/>
-              </w:rPr>
-              <w:t>2</w:t>
-            </w:r>
-            <w:r>
-              <w:rPr>
-                <w:rFonts w:ascii="Courier New" w:eastAsia="Times New Roman" w:hAnsi="Courier New" w:cs="Courier New"/>
-                <w:b/>
-                <w:bCs/>
-                <w:color w:val="000000"/>
-                <w:kern w:val="0"/>
-                <w14:ligatures w14:val="none"/>
-              </w:rPr>
-              <w:t>9</w:t>
+                <w:rFonts w:ascii="Courier New" w:eastAsia="Times New Roman" w:hAnsi="Courier New" w:cs="Courier New"/>
+                <w:b/>
+                <w:bCs/>
+                <w:color w:val="000000"/>
+                <w:kern w:val="0"/>
+                <w14:ligatures w14:val="none"/>
+              </w:rPr>
+            </w:pPr>
+            <w:r>
+              <w:rPr>
+                <w:rFonts w:ascii="Courier New" w:eastAsia="Times New Roman" w:hAnsi="Courier New" w:cs="Courier New"/>
+                <w:b/>
+                <w:bCs/>
+                <w:color w:val="000000"/>
+                <w:kern w:val="0"/>
+                <w14:ligatures w14:val="none"/>
+              </w:rPr>
+              <w:t>30</w:t>
             </w:r>
           </w:p>
         </w:tc>
@@ -11168,12 +11244,11 @@
             <w:pPr>
               <w:cnfStyle w:val="000000000000" w:firstRow="0" w:lastRow="0" w:firstColumn="0" w:lastColumn="0" w:oddVBand="0" w:evenVBand="0" w:oddHBand="0" w:evenHBand="0" w:firstRowFirstColumn="0" w:firstRowLastColumn="0" w:lastRowFirstColumn="0" w:lastRowLastColumn="0"/>
               <w:rPr>
-                <w:rFonts w:ascii="Times New Roman" w:eastAsia="Times New Roman" w:hAnsi="Times New Roman" w:cs="Times New Roman"/>
-                <w:b/>
-                <w:bCs/>
-                <w:kern w:val="0"/>
-                <w:sz w:val="20"/>
-                <w:szCs w:val="20"/>
+                <w:rFonts w:ascii="Courier New" w:eastAsia="Times New Roman" w:hAnsi="Courier New" w:cs="Courier New"/>
+                <w:b/>
+                <w:bCs/>
+                <w:color w:val="000000"/>
+                <w:kern w:val="0"/>
                 <w14:ligatures w14:val="none"/>
               </w:rPr>
             </w:pPr>
@@ -11210,7 +11285,7 @@
                 <w:kern w:val="0"/>
                 <w14:ligatures w14:val="none"/>
               </w:rPr>
-              <w:t>Ointment/ Band-aid</w:t>
+              <w:t>Brass Lamp</w:t>
             </w:r>
           </w:p>
         </w:tc>
@@ -11234,6 +11309,17 @@
                 <w14:ligatures w14:val="none"/>
               </w:rPr>
             </w:pPr>
+            <w:r>
+              <w:rPr>
+                <w:rFonts w:ascii="Courier New" w:eastAsia="Times New Roman" w:hAnsi="Courier New" w:cs="Courier New"/>
+                <w:b/>
+                <w:bCs/>
+                <w:color w:val="000000"/>
+                <w:kern w:val="0"/>
+                <w14:ligatures w14:val="none"/>
+              </w:rPr>
+              <w:t>1</w:t>
+            </w:r>
           </w:p>
         </w:tc>
         <w:tc>
@@ -11248,36 +11334,24 @@
               <w:jc w:val="center"/>
               <w:cnfStyle w:val="000000100000" w:firstRow="0" w:lastRow="0" w:firstColumn="0" w:lastColumn="0" w:oddVBand="0" w:evenVBand="0" w:oddHBand="1" w:evenHBand="0" w:firstRowFirstColumn="0" w:firstRowLastColumn="0" w:lastRowFirstColumn="0" w:lastRowLastColumn="0"/>
               <w:rPr>
-                <w:rFonts w:ascii="Times New Roman" w:eastAsia="Times New Roman" w:hAnsi="Times New Roman" w:cs="Times New Roman"/>
-                <w:b/>
-                <w:bCs/>
-                <w:kern w:val="0"/>
-                <w:sz w:val="20"/>
-                <w:szCs w:val="20"/>
-                <w14:ligatures w14:val="none"/>
-              </w:rPr>
-            </w:pPr>
-            <w:r>
-              <w:rPr>
-                <w:rFonts w:ascii="Courier New" w:eastAsia="Times New Roman" w:hAnsi="Courier New" w:cs="Courier New"/>
-                <w:b/>
-                <w:bCs/>
-                <w:color w:val="000000"/>
-                <w:kern w:val="0"/>
-                <w14:ligatures w14:val="none"/>
-              </w:rPr>
-              <w:t>2</w:t>
-            </w:r>
-            <w:r>
-              <w:rPr>
-                <w:rFonts w:ascii="Courier New" w:eastAsia="Times New Roman" w:hAnsi="Courier New" w:cs="Courier New"/>
-                <w:b/>
-                <w:bCs/>
-                <w:color w:val="000000"/>
-                <w:kern w:val="0"/>
-                <w14:ligatures w14:val="none"/>
-              </w:rPr>
-              <w:t>9</w:t>
+                <w:rFonts w:ascii="Courier New" w:eastAsia="Times New Roman" w:hAnsi="Courier New" w:cs="Courier New"/>
+                <w:b/>
+                <w:bCs/>
+                <w:color w:val="000000"/>
+                <w:kern w:val="0"/>
+                <w14:ligatures w14:val="none"/>
+              </w:rPr>
+            </w:pPr>
+            <w:r>
+              <w:rPr>
+                <w:rFonts w:ascii="Courier New" w:eastAsia="Times New Roman" w:hAnsi="Courier New" w:cs="Courier New"/>
+                <w:b/>
+                <w:bCs/>
+                <w:color w:val="000000"/>
+                <w:kern w:val="0"/>
+                <w14:ligatures w14:val="none"/>
+              </w:rPr>
+              <w:t>30</w:t>
             </w:r>
           </w:p>
         </w:tc>
@@ -11290,12 +11364,11 @@
             <w:pPr>
               <w:cnfStyle w:val="000000100000" w:firstRow="0" w:lastRow="0" w:firstColumn="0" w:lastColumn="0" w:oddVBand="0" w:evenVBand="0" w:oddHBand="1" w:evenHBand="0" w:firstRowFirstColumn="0" w:firstRowLastColumn="0" w:lastRowFirstColumn="0" w:lastRowLastColumn="0"/>
               <w:rPr>
-                <w:rFonts w:ascii="Times New Roman" w:eastAsia="Times New Roman" w:hAnsi="Times New Roman" w:cs="Times New Roman"/>
-                <w:b/>
-                <w:bCs/>
-                <w:kern w:val="0"/>
-                <w:sz w:val="20"/>
-                <w:szCs w:val="20"/>
+                <w:rFonts w:ascii="Courier New" w:eastAsia="Times New Roman" w:hAnsi="Courier New" w:cs="Courier New"/>
+                <w:b/>
+                <w:bCs/>
+                <w:color w:val="000000"/>
+                <w:kern w:val="0"/>
                 <w14:ligatures w14:val="none"/>
               </w:rPr>
             </w:pPr>
@@ -11313,24 +11386,25 @@
             <w:tcW w:w="4405" w:type="dxa"/>
             <w:noWrap/>
             <w:vAlign w:val="center"/>
-          </w:tcPr>
-          <w:p>
-            <w:pPr>
-              <w:rPr>
-                <w:rFonts w:ascii="Courier New" w:eastAsia="Times New Roman" w:hAnsi="Courier New" w:cs="Courier New"/>
-                <w:color w:val="000000"/>
-                <w:kern w:val="0"/>
-                <w14:ligatures w14:val="none"/>
-              </w:rPr>
-            </w:pPr>
-            <w:r>
-              <w:rPr>
-                <w:rFonts w:ascii="Courier New" w:eastAsia="Times New Roman" w:hAnsi="Courier New" w:cs="Courier New"/>
-                <w:color w:val="000000"/>
-                <w:kern w:val="0"/>
-                <w14:ligatures w14:val="none"/>
-              </w:rPr>
-              <w:t>Puppy</w:t>
+            <w:hideMark/>
+          </w:tcPr>
+          <w:p>
+            <w:pPr>
+              <w:rPr>
+                <w:rFonts w:ascii="Courier New" w:eastAsia="Times New Roman" w:hAnsi="Courier New" w:cs="Courier New"/>
+                <w:color w:val="000000"/>
+                <w:kern w:val="0"/>
+                <w14:ligatures w14:val="none"/>
+              </w:rPr>
+            </w:pPr>
+            <w:r>
+              <w:rPr>
+                <w:rFonts w:ascii="Courier New" w:eastAsia="Times New Roman" w:hAnsi="Courier New" w:cs="Courier New"/>
+                <w:color w:val="000000"/>
+                <w:kern w:val="0"/>
+                <w14:ligatures w14:val="none"/>
+              </w:rPr>
+              <w:t>Thick Metallic Chain</w:t>
             </w:r>
           </w:p>
         </w:tc>
@@ -11339,20 +11413,32 @@
             <w:tcW w:w="1890" w:type="dxa"/>
             <w:noWrap/>
             <w:vAlign w:val="center"/>
-          </w:tcPr>
-          <w:p>
-            <w:pPr>
-              <w:jc w:val="center"/>
-              <w:cnfStyle w:val="000000000000" w:firstRow="0" w:lastRow="0" w:firstColumn="0" w:lastColumn="0" w:oddVBand="0" w:evenVBand="0" w:oddHBand="0" w:evenHBand="0" w:firstRowFirstColumn="0" w:firstRowLastColumn="0" w:lastRowFirstColumn="0" w:lastRowLastColumn="0"/>
-              <w:rPr>
-                <w:rFonts w:ascii="Courier New" w:eastAsia="Times New Roman" w:hAnsi="Courier New" w:cs="Courier New"/>
-                <w:b/>
-                <w:bCs/>
-                <w:color w:val="000000"/>
-                <w:kern w:val="0"/>
-                <w14:ligatures w14:val="none"/>
-              </w:rPr>
-            </w:pPr>
+            <w:hideMark/>
+          </w:tcPr>
+          <w:p>
+            <w:pPr>
+              <w:jc w:val="center"/>
+              <w:cnfStyle w:val="000000000000" w:firstRow="0" w:lastRow="0" w:firstColumn="0" w:lastColumn="0" w:oddVBand="0" w:evenVBand="0" w:oddHBand="0" w:evenHBand="0" w:firstRowFirstColumn="0" w:firstRowLastColumn="0" w:lastRowFirstColumn="0" w:lastRowLastColumn="0"/>
+              <w:rPr>
+                <w:rFonts w:ascii="Courier New" w:eastAsia="Times New Roman" w:hAnsi="Courier New" w:cs="Courier New"/>
+                <w:b/>
+                <w:bCs/>
+                <w:color w:val="000000"/>
+                <w:kern w:val="0"/>
+                <w14:ligatures w14:val="none"/>
+              </w:rPr>
+            </w:pPr>
+            <w:r>
+              <w:rPr>
+                <w:rFonts w:ascii="Courier New" w:eastAsia="Times New Roman" w:hAnsi="Courier New" w:cs="Courier New"/>
+                <w:b/>
+                <w:bCs/>
+                <w:color w:val="000000"/>
+                <w:kern w:val="0"/>
+                <w14:ligatures w14:val="none"/>
+              </w:rPr>
+              <w:t>1</w:t>
+            </w:r>
           </w:p>
         </w:tc>
         <w:tc>
@@ -11360,30 +11446,31 @@
             <w:tcW w:w="3268" w:type="dxa"/>
             <w:noWrap/>
             <w:vAlign w:val="center"/>
-          </w:tcPr>
-          <w:p>
-            <w:pPr>
-              <w:jc w:val="center"/>
-              <w:cnfStyle w:val="000000000000" w:firstRow="0" w:lastRow="0" w:firstColumn="0" w:lastColumn="0" w:oddVBand="0" w:evenVBand="0" w:oddHBand="0" w:evenHBand="0" w:firstRowFirstColumn="0" w:firstRowLastColumn="0" w:lastRowFirstColumn="0" w:lastRowLastColumn="0"/>
-              <w:rPr>
-                <w:rFonts w:ascii="Courier New" w:eastAsia="Times New Roman" w:hAnsi="Courier New" w:cs="Courier New"/>
-                <w:b/>
-                <w:bCs/>
-                <w:color w:val="000000"/>
-                <w:kern w:val="0"/>
-                <w14:ligatures w14:val="none"/>
-              </w:rPr>
-            </w:pPr>
-            <w:r>
-              <w:rPr>
-                <w:rFonts w:ascii="Courier New" w:eastAsia="Times New Roman" w:hAnsi="Courier New" w:cs="Courier New"/>
-                <w:b/>
-                <w:bCs/>
-                <w:color w:val="000000"/>
-                <w:kern w:val="0"/>
-                <w14:ligatures w14:val="none"/>
-              </w:rPr>
-              <w:t>29</w:t>
+            <w:hideMark/>
+          </w:tcPr>
+          <w:p>
+            <w:pPr>
+              <w:jc w:val="center"/>
+              <w:cnfStyle w:val="000000000000" w:firstRow="0" w:lastRow="0" w:firstColumn="0" w:lastColumn="0" w:oddVBand="0" w:evenVBand="0" w:oddHBand="0" w:evenHBand="0" w:firstRowFirstColumn="0" w:firstRowLastColumn="0" w:lastRowFirstColumn="0" w:lastRowLastColumn="0"/>
+              <w:rPr>
+                <w:rFonts w:ascii="Courier New" w:eastAsia="Times New Roman" w:hAnsi="Courier New" w:cs="Courier New"/>
+                <w:b/>
+                <w:bCs/>
+                <w:color w:val="000000"/>
+                <w:kern w:val="0"/>
+                <w14:ligatures w14:val="none"/>
+              </w:rPr>
+            </w:pPr>
+            <w:r>
+              <w:rPr>
+                <w:rFonts w:ascii="Courier New" w:eastAsia="Times New Roman" w:hAnsi="Courier New" w:cs="Courier New"/>
+                <w:b/>
+                <w:bCs/>
+                <w:color w:val="000000"/>
+                <w:kern w:val="0"/>
+                <w14:ligatures w14:val="none"/>
+              </w:rPr>
+              <w:t>28</w:t>
             </w:r>
           </w:p>
         </w:tc>
@@ -11396,12 +11483,11 @@
             <w:pPr>
               <w:cnfStyle w:val="000000000000" w:firstRow="0" w:lastRow="0" w:firstColumn="0" w:lastColumn="0" w:oddVBand="0" w:evenVBand="0" w:oddHBand="0" w:evenHBand="0" w:firstRowFirstColumn="0" w:firstRowLastColumn="0" w:lastRowFirstColumn="0" w:lastRowLastColumn="0"/>
               <w:rPr>
-                <w:rFonts w:ascii="Times New Roman" w:eastAsia="Times New Roman" w:hAnsi="Times New Roman" w:cs="Times New Roman"/>
-                <w:b/>
-                <w:bCs/>
-                <w:kern w:val="0"/>
-                <w:sz w:val="20"/>
-                <w:szCs w:val="20"/>
+                <w:rFonts w:ascii="Courier New" w:eastAsia="Times New Roman" w:hAnsi="Courier New" w:cs="Courier New"/>
+                <w:b/>
+                <w:bCs/>
+                <w:color w:val="000000"/>
+                <w:kern w:val="0"/>
                 <w14:ligatures w14:val="none"/>
               </w:rPr>
             </w:pPr>
@@ -11438,7 +11524,7 @@
                 <w:kern w:val="0"/>
                 <w14:ligatures w14:val="none"/>
               </w:rPr>
-              <w:t>Marigold</w:t>
+              <w:t>-----------------------------</w:t>
             </w:r>
           </w:p>
         </w:tc>
@@ -11462,6 +11548,17 @@
                 <w14:ligatures w14:val="none"/>
               </w:rPr>
             </w:pPr>
+            <w:r>
+              <w:rPr>
+                <w:rFonts w:ascii="Courier New" w:eastAsia="Times New Roman" w:hAnsi="Courier New" w:cs="Courier New"/>
+                <w:b/>
+                <w:bCs/>
+                <w:color w:val="000000"/>
+                <w:kern w:val="0"/>
+                <w14:ligatures w14:val="none"/>
+              </w:rPr>
+              <w:t>-----------</w:t>
+            </w:r>
           </w:p>
         </w:tc>
         <w:tc>
@@ -11494,18 +11591,7 @@
                 <w:kern w:val="0"/>
                 <w14:ligatures w14:val="none"/>
               </w:rPr>
-              <w:t>2</w:t>
-            </w:r>
-            <w:r>
-              <w:rPr>
-                <w:rFonts w:ascii="Courier New" w:eastAsia="Times New Roman" w:hAnsi="Courier New" w:cs="Courier New"/>
-                <w:b/>
-                <w:bCs/>
-                <w:color w:val="000000"/>
-                <w:kern w:val="0"/>
-                <w14:ligatures w14:val="none"/>
-              </w:rPr>
-              <w:t>9</w:t>
+              <w:t>---------------------</w:t>
             </w:r>
           </w:p>
         </w:tc>
@@ -11527,6 +11613,17 @@
                 <w14:ligatures w14:val="none"/>
               </w:rPr>
             </w:pPr>
+            <w:r>
+              <w:rPr>
+                <w:rFonts w:ascii="Courier New" w:eastAsia="Times New Roman" w:hAnsi="Courier New" w:cs="Courier New"/>
+                <w:b/>
+                <w:bCs/>
+                <w:color w:val="000000"/>
+                <w:kern w:val="0"/>
+                <w14:ligatures w14:val="none"/>
+              </w:rPr>
+              <w:t>-----------</w:t>
+            </w:r>
           </w:p>
         </w:tc>
       </w:tr>
@@ -11559,7 +11656,7 @@
                 <w:kern w:val="0"/>
                 <w14:ligatures w14:val="none"/>
               </w:rPr>
-              <w:t>Bat and ball</w:t>
+              <w:t>Crib with Cot Mobile</w:t>
             </w:r>
           </w:p>
         </w:tc>
@@ -11682,7 +11779,7 @@
                 <w14:ligatures w14:val="none"/>
               </w:rPr>
               <w:lastRenderedPageBreak/>
-              <w:t>Ice-lollies</w:t>
+              <w:t>Cycle</w:t>
             </w:r>
           </w:p>
         </w:tc>
@@ -11785,24 +11882,25 @@
             <w:tcW w:w="4405" w:type="dxa"/>
             <w:noWrap/>
             <w:vAlign w:val="center"/>
-          </w:tcPr>
-          <w:p>
-            <w:pPr>
-              <w:rPr>
-                <w:rFonts w:ascii="Courier New" w:eastAsia="Times New Roman" w:hAnsi="Courier New" w:cs="Courier New"/>
-                <w:color w:val="000000"/>
-                <w:kern w:val="0"/>
-                <w14:ligatures w14:val="none"/>
-              </w:rPr>
-            </w:pPr>
-            <w:r>
-              <w:rPr>
-                <w:rFonts w:ascii="Courier New" w:eastAsia="Times New Roman" w:hAnsi="Courier New" w:cs="Courier New"/>
-                <w:color w:val="000000"/>
-                <w:kern w:val="0"/>
-                <w14:ligatures w14:val="none"/>
-              </w:rPr>
-              <w:t>Chalk pieces</w:t>
+            <w:hideMark/>
+          </w:tcPr>
+          <w:p>
+            <w:pPr>
+              <w:rPr>
+                <w:rFonts w:ascii="Courier New" w:eastAsia="Times New Roman" w:hAnsi="Courier New" w:cs="Courier New"/>
+                <w:color w:val="000000"/>
+                <w:kern w:val="0"/>
+                <w14:ligatures w14:val="none"/>
+              </w:rPr>
+            </w:pPr>
+            <w:r>
+              <w:rPr>
+                <w:rFonts w:ascii="Courier New" w:eastAsia="Times New Roman" w:hAnsi="Courier New" w:cs="Courier New"/>
+                <w:color w:val="000000"/>
+                <w:kern w:val="0"/>
+                <w14:ligatures w14:val="none"/>
+              </w:rPr>
+              <w:t>Ointment/ Band-aid</w:t>
             </w:r>
           </w:p>
         </w:tc>
@@ -11811,6 +11909,7 @@
             <w:tcW w:w="1890" w:type="dxa"/>
             <w:noWrap/>
             <w:vAlign w:val="center"/>
+            <w:hideMark/>
           </w:tcPr>
           <w:p>
             <w:pPr>
@@ -11832,30 +11931,43 @@
             <w:tcW w:w="3268" w:type="dxa"/>
             <w:noWrap/>
             <w:vAlign w:val="center"/>
-          </w:tcPr>
-          <w:p>
-            <w:pPr>
-              <w:jc w:val="center"/>
-              <w:cnfStyle w:val="000000000000" w:firstRow="0" w:lastRow="0" w:firstColumn="0" w:lastColumn="0" w:oddVBand="0" w:evenVBand="0" w:oddHBand="0" w:evenHBand="0" w:firstRowFirstColumn="0" w:firstRowLastColumn="0" w:lastRowFirstColumn="0" w:lastRowLastColumn="0"/>
-              <w:rPr>
-                <w:rFonts w:ascii="Courier New" w:eastAsia="Times New Roman" w:hAnsi="Courier New" w:cs="Courier New"/>
-                <w:b/>
-                <w:bCs/>
-                <w:color w:val="000000"/>
-                <w:kern w:val="0"/>
-                <w14:ligatures w14:val="none"/>
-              </w:rPr>
-            </w:pPr>
-            <w:r>
-              <w:rPr>
-                <w:rFonts w:ascii="Courier New" w:eastAsia="Times New Roman" w:hAnsi="Courier New" w:cs="Courier New"/>
-                <w:b/>
-                <w:bCs/>
-                <w:color w:val="000000"/>
-                <w:kern w:val="0"/>
-                <w14:ligatures w14:val="none"/>
-              </w:rPr>
-              <w:t>29</w:t>
+            <w:hideMark/>
+          </w:tcPr>
+          <w:p>
+            <w:pPr>
+              <w:jc w:val="center"/>
+              <w:cnfStyle w:val="000000000000" w:firstRow="0" w:lastRow="0" w:firstColumn="0" w:lastColumn="0" w:oddVBand="0" w:evenVBand="0" w:oddHBand="0" w:evenHBand="0" w:firstRowFirstColumn="0" w:firstRowLastColumn="0" w:lastRowFirstColumn="0" w:lastRowLastColumn="0"/>
+              <w:rPr>
+                <w:rFonts w:ascii="Times New Roman" w:eastAsia="Times New Roman" w:hAnsi="Times New Roman" w:cs="Times New Roman"/>
+                <w:b/>
+                <w:bCs/>
+                <w:kern w:val="0"/>
+                <w:sz w:val="20"/>
+                <w:szCs w:val="20"/>
+                <w14:ligatures w14:val="none"/>
+              </w:rPr>
+            </w:pPr>
+            <w:r>
+              <w:rPr>
+                <w:rFonts w:ascii="Courier New" w:eastAsia="Times New Roman" w:hAnsi="Courier New" w:cs="Courier New"/>
+                <w:b/>
+                <w:bCs/>
+                <w:color w:val="000000"/>
+                <w:kern w:val="0"/>
+                <w14:ligatures w14:val="none"/>
+              </w:rPr>
+              <w:t>2</w:t>
+            </w:r>
+            <w:r>
+              <w:rPr>
+                <w:rFonts w:ascii="Courier New" w:eastAsia="Times New Roman" w:hAnsi="Courier New" w:cs="Courier New"/>
+                <w:b/>
+                <w:bCs/>
+                <w:color w:val="000000"/>
+                <w:kern w:val="0"/>
+                <w14:ligatures w14:val="none"/>
+              </w:rPr>
+              <w:t>9</w:t>
             </w:r>
           </w:p>
         </w:tc>
@@ -11892,25 +12004,24 @@
             <w:tcW w:w="4405" w:type="dxa"/>
             <w:noWrap/>
             <w:vAlign w:val="center"/>
-            <w:hideMark/>
-          </w:tcPr>
-          <w:p>
-            <w:pPr>
-              <w:rPr>
-                <w:rFonts w:ascii="Courier New" w:eastAsia="Times New Roman" w:hAnsi="Courier New" w:cs="Courier New"/>
-                <w:color w:val="000000"/>
-                <w:kern w:val="0"/>
-                <w14:ligatures w14:val="none"/>
-              </w:rPr>
-            </w:pPr>
-            <w:r>
-              <w:rPr>
-                <w:rFonts w:ascii="Courier New" w:eastAsia="Times New Roman" w:hAnsi="Courier New" w:cs="Courier New"/>
-                <w:color w:val="000000"/>
-                <w:kern w:val="0"/>
-                <w14:ligatures w14:val="none"/>
-              </w:rPr>
-              <w:t>Beer bottles to cheer</w:t>
+          </w:tcPr>
+          <w:p>
+            <w:pPr>
+              <w:rPr>
+                <w:rFonts w:ascii="Courier New" w:eastAsia="Times New Roman" w:hAnsi="Courier New" w:cs="Courier New"/>
+                <w:color w:val="000000"/>
+                <w:kern w:val="0"/>
+                <w14:ligatures w14:val="none"/>
+              </w:rPr>
+            </w:pPr>
+            <w:r>
+              <w:rPr>
+                <w:rFonts w:ascii="Courier New" w:eastAsia="Times New Roman" w:hAnsi="Courier New" w:cs="Courier New"/>
+                <w:color w:val="000000"/>
+                <w:kern w:val="0"/>
+                <w14:ligatures w14:val="none"/>
+              </w:rPr>
+              <w:t>Puppy</w:t>
             </w:r>
           </w:p>
         </w:tc>
@@ -11919,7 +12030,6 @@
             <w:tcW w:w="1890" w:type="dxa"/>
             <w:noWrap/>
             <w:vAlign w:val="center"/>
-            <w:hideMark/>
           </w:tcPr>
           <w:p>
             <w:pPr>
@@ -11941,43 +12051,30 @@
             <w:tcW w:w="3268" w:type="dxa"/>
             <w:noWrap/>
             <w:vAlign w:val="center"/>
-            <w:hideMark/>
-          </w:tcPr>
-          <w:p>
-            <w:pPr>
-              <w:jc w:val="center"/>
-              <w:cnfStyle w:val="000000100000" w:firstRow="0" w:lastRow="0" w:firstColumn="0" w:lastColumn="0" w:oddVBand="0" w:evenVBand="0" w:oddHBand="1" w:evenHBand="0" w:firstRowFirstColumn="0" w:firstRowLastColumn="0" w:lastRowFirstColumn="0" w:lastRowLastColumn="0"/>
-              <w:rPr>
-                <w:rFonts w:ascii="Times New Roman" w:eastAsia="Times New Roman" w:hAnsi="Times New Roman" w:cs="Times New Roman"/>
-                <w:b/>
-                <w:bCs/>
-                <w:kern w:val="0"/>
-                <w:sz w:val="20"/>
-                <w:szCs w:val="20"/>
-                <w14:ligatures w14:val="none"/>
-              </w:rPr>
-            </w:pPr>
-            <w:r>
-              <w:rPr>
-                <w:rFonts w:ascii="Courier New" w:eastAsia="Times New Roman" w:hAnsi="Courier New" w:cs="Courier New"/>
-                <w:b/>
-                <w:bCs/>
-                <w:color w:val="000000"/>
-                <w:kern w:val="0"/>
-                <w14:ligatures w14:val="none"/>
-              </w:rPr>
-              <w:t>2</w:t>
-            </w:r>
-            <w:r>
-              <w:rPr>
-                <w:rFonts w:ascii="Courier New" w:eastAsia="Times New Roman" w:hAnsi="Courier New" w:cs="Courier New"/>
-                <w:b/>
-                <w:bCs/>
-                <w:color w:val="000000"/>
-                <w:kern w:val="0"/>
-                <w14:ligatures w14:val="none"/>
-              </w:rPr>
-              <w:t>9</w:t>
+          </w:tcPr>
+          <w:p>
+            <w:pPr>
+              <w:jc w:val="center"/>
+              <w:cnfStyle w:val="000000100000" w:firstRow="0" w:lastRow="0" w:firstColumn="0" w:lastColumn="0" w:oddVBand="0" w:evenVBand="0" w:oddHBand="1" w:evenHBand="0" w:firstRowFirstColumn="0" w:firstRowLastColumn="0" w:lastRowFirstColumn="0" w:lastRowLastColumn="0"/>
+              <w:rPr>
+                <w:rFonts w:ascii="Courier New" w:eastAsia="Times New Roman" w:hAnsi="Courier New" w:cs="Courier New"/>
+                <w:b/>
+                <w:bCs/>
+                <w:color w:val="000000"/>
+                <w:kern w:val="0"/>
+                <w14:ligatures w14:val="none"/>
+              </w:rPr>
+            </w:pPr>
+            <w:r>
+              <w:rPr>
+                <w:rFonts w:ascii="Courier New" w:eastAsia="Times New Roman" w:hAnsi="Courier New" w:cs="Courier New"/>
+                <w:b/>
+                <w:bCs/>
+                <w:color w:val="000000"/>
+                <w:kern w:val="0"/>
+                <w14:ligatures w14:val="none"/>
+              </w:rPr>
+              <w:t>29</w:t>
             </w:r>
           </w:p>
         </w:tc>
@@ -12031,7 +12128,7 @@
                 <w:kern w:val="0"/>
                 <w14:ligatures w14:val="none"/>
               </w:rPr>
-              <w:t>Doobie</w:t>
+              <w:t>Marigold</w:t>
             </w:r>
           </w:p>
         </w:tc>
@@ -12135,24 +12232,25 @@
             <w:tcW w:w="4405" w:type="dxa"/>
             <w:noWrap/>
             <w:vAlign w:val="center"/>
-          </w:tcPr>
-          <w:p>
-            <w:pPr>
-              <w:rPr>
-                <w:rFonts w:ascii="Courier New" w:eastAsia="Times New Roman" w:hAnsi="Courier New" w:cs="Courier New"/>
-                <w:color w:val="000000"/>
-                <w:kern w:val="0"/>
-                <w14:ligatures w14:val="none"/>
-              </w:rPr>
-            </w:pPr>
-            <w:r>
-              <w:rPr>
-                <w:rFonts w:ascii="Courier New" w:eastAsia="Times New Roman" w:hAnsi="Courier New" w:cs="Courier New"/>
-                <w:color w:val="000000"/>
-                <w:kern w:val="0"/>
-                <w14:ligatures w14:val="none"/>
-              </w:rPr>
-              <w:t>Wedding Ring</w:t>
+            <w:hideMark/>
+          </w:tcPr>
+          <w:p>
+            <w:pPr>
+              <w:rPr>
+                <w:rFonts w:ascii="Courier New" w:eastAsia="Times New Roman" w:hAnsi="Courier New" w:cs="Courier New"/>
+                <w:color w:val="000000"/>
+                <w:kern w:val="0"/>
+                <w14:ligatures w14:val="none"/>
+              </w:rPr>
+            </w:pPr>
+            <w:r>
+              <w:rPr>
+                <w:rFonts w:ascii="Courier New" w:eastAsia="Times New Roman" w:hAnsi="Courier New" w:cs="Courier New"/>
+                <w:color w:val="000000"/>
+                <w:kern w:val="0"/>
+                <w14:ligatures w14:val="none"/>
+              </w:rPr>
+              <w:t>Bat and ball</w:t>
             </w:r>
           </w:p>
         </w:tc>
@@ -12161,6 +12259,7 @@
             <w:tcW w:w="1890" w:type="dxa"/>
             <w:noWrap/>
             <w:vAlign w:val="center"/>
+            <w:hideMark/>
           </w:tcPr>
           <w:p>
             <w:pPr>
@@ -12182,17 +12281,19 @@
             <w:tcW w:w="3268" w:type="dxa"/>
             <w:noWrap/>
             <w:vAlign w:val="center"/>
-          </w:tcPr>
-          <w:p>
-            <w:pPr>
-              <w:jc w:val="center"/>
-              <w:cnfStyle w:val="000000100000" w:firstRow="0" w:lastRow="0" w:firstColumn="0" w:lastColumn="0" w:oddVBand="0" w:evenVBand="0" w:oddHBand="1" w:evenHBand="0" w:firstRowFirstColumn="0" w:firstRowLastColumn="0" w:lastRowFirstColumn="0" w:lastRowLastColumn="0"/>
-              <w:rPr>
-                <w:rFonts w:ascii="Courier New" w:eastAsia="Times New Roman" w:hAnsi="Courier New" w:cs="Courier New"/>
-                <w:b/>
-                <w:bCs/>
-                <w:color w:val="000000"/>
-                <w:kern w:val="0"/>
+            <w:hideMark/>
+          </w:tcPr>
+          <w:p>
+            <w:pPr>
+              <w:jc w:val="center"/>
+              <w:cnfStyle w:val="000000100000" w:firstRow="0" w:lastRow="0" w:firstColumn="0" w:lastColumn="0" w:oddVBand="0" w:evenVBand="0" w:oddHBand="1" w:evenHBand="0" w:firstRowFirstColumn="0" w:firstRowLastColumn="0" w:lastRowFirstColumn="0" w:lastRowLastColumn="0"/>
+              <w:rPr>
+                <w:rFonts w:ascii="Times New Roman" w:eastAsia="Times New Roman" w:hAnsi="Times New Roman" w:cs="Times New Roman"/>
+                <w:b/>
+                <w:bCs/>
+                <w:kern w:val="0"/>
+                <w:sz w:val="20"/>
+                <w:szCs w:val="20"/>
                 <w14:ligatures w14:val="none"/>
               </w:rPr>
             </w:pPr>
@@ -12252,24 +12353,25 @@
             <w:tcW w:w="4405" w:type="dxa"/>
             <w:noWrap/>
             <w:vAlign w:val="center"/>
-          </w:tcPr>
-          <w:p>
-            <w:pPr>
-              <w:rPr>
-                <w:rFonts w:ascii="Courier New" w:eastAsia="Times New Roman" w:hAnsi="Courier New" w:cs="Courier New"/>
-                <w:color w:val="000000"/>
-                <w:kern w:val="0"/>
-                <w14:ligatures w14:val="none"/>
-              </w:rPr>
-            </w:pPr>
-            <w:r>
-              <w:rPr>
-                <w:rFonts w:ascii="Courier New" w:eastAsia="Times New Roman" w:hAnsi="Courier New" w:cs="Courier New"/>
-                <w:color w:val="000000"/>
-                <w:kern w:val="0"/>
-                <w14:ligatures w14:val="none"/>
-              </w:rPr>
-              <w:t>A Baby</w:t>
+            <w:hideMark/>
+          </w:tcPr>
+          <w:p>
+            <w:pPr>
+              <w:rPr>
+                <w:rFonts w:ascii="Courier New" w:eastAsia="Times New Roman" w:hAnsi="Courier New" w:cs="Courier New"/>
+                <w:color w:val="000000"/>
+                <w:kern w:val="0"/>
+                <w14:ligatures w14:val="none"/>
+              </w:rPr>
+            </w:pPr>
+            <w:r>
+              <w:rPr>
+                <w:rFonts w:ascii="Courier New" w:eastAsia="Times New Roman" w:hAnsi="Courier New" w:cs="Courier New"/>
+                <w:color w:val="000000"/>
+                <w:kern w:val="0"/>
+                <w14:ligatures w14:val="none"/>
+              </w:rPr>
+              <w:t>Ice-lollies</w:t>
             </w:r>
           </w:p>
         </w:tc>
@@ -12278,6 +12380,7 @@
             <w:tcW w:w="1890" w:type="dxa"/>
             <w:noWrap/>
             <w:vAlign w:val="center"/>
+            <w:hideMark/>
           </w:tcPr>
           <w:p>
             <w:pPr>
@@ -12299,30 +12402,43 @@
             <w:tcW w:w="3268" w:type="dxa"/>
             <w:noWrap/>
             <w:vAlign w:val="center"/>
-          </w:tcPr>
-          <w:p>
-            <w:pPr>
-              <w:jc w:val="center"/>
-              <w:cnfStyle w:val="000000000000" w:firstRow="0" w:lastRow="0" w:firstColumn="0" w:lastColumn="0" w:oddVBand="0" w:evenVBand="0" w:oddHBand="0" w:evenHBand="0" w:firstRowFirstColumn="0" w:firstRowLastColumn="0" w:lastRowFirstColumn="0" w:lastRowLastColumn="0"/>
-              <w:rPr>
-                <w:rFonts w:ascii="Courier New" w:eastAsia="Times New Roman" w:hAnsi="Courier New" w:cs="Courier New"/>
-                <w:b/>
-                <w:bCs/>
-                <w:color w:val="000000"/>
-                <w:kern w:val="0"/>
-                <w14:ligatures w14:val="none"/>
-              </w:rPr>
-            </w:pPr>
-            <w:r>
-              <w:rPr>
-                <w:rFonts w:ascii="Courier New" w:eastAsia="Times New Roman" w:hAnsi="Courier New" w:cs="Courier New"/>
-                <w:b/>
-                <w:bCs/>
-                <w:color w:val="000000"/>
-                <w:kern w:val="0"/>
-                <w14:ligatures w14:val="none"/>
-              </w:rPr>
-              <w:t>29</w:t>
+            <w:hideMark/>
+          </w:tcPr>
+          <w:p>
+            <w:pPr>
+              <w:jc w:val="center"/>
+              <w:cnfStyle w:val="000000000000" w:firstRow="0" w:lastRow="0" w:firstColumn="0" w:lastColumn="0" w:oddVBand="0" w:evenVBand="0" w:oddHBand="0" w:evenHBand="0" w:firstRowFirstColumn="0" w:firstRowLastColumn="0" w:lastRowFirstColumn="0" w:lastRowLastColumn="0"/>
+              <w:rPr>
+                <w:rFonts w:ascii="Times New Roman" w:eastAsia="Times New Roman" w:hAnsi="Times New Roman" w:cs="Times New Roman"/>
+                <w:b/>
+                <w:bCs/>
+                <w:kern w:val="0"/>
+                <w:sz w:val="20"/>
+                <w:szCs w:val="20"/>
+                <w14:ligatures w14:val="none"/>
+              </w:rPr>
+            </w:pPr>
+            <w:r>
+              <w:rPr>
+                <w:rFonts w:ascii="Courier New" w:eastAsia="Times New Roman" w:hAnsi="Courier New" w:cs="Courier New"/>
+                <w:b/>
+                <w:bCs/>
+                <w:color w:val="000000"/>
+                <w:kern w:val="0"/>
+                <w14:ligatures w14:val="none"/>
+              </w:rPr>
+              <w:t>2</w:t>
+            </w:r>
+            <w:r>
+              <w:rPr>
+                <w:rFonts w:ascii="Courier New" w:eastAsia="Times New Roman" w:hAnsi="Courier New" w:cs="Courier New"/>
+                <w:b/>
+                <w:bCs/>
+                <w:color w:val="000000"/>
+                <w:kern w:val="0"/>
+                <w14:ligatures w14:val="none"/>
+              </w:rPr>
+              <w:t>9</w:t>
             </w:r>
           </w:p>
         </w:tc>
@@ -12376,7 +12492,7 @@
                 <w:kern w:val="0"/>
                 <w14:ligatures w14:val="none"/>
               </w:rPr>
-              <w:t>Tuxedo</w:t>
+              <w:t>Chalk pieces</w:t>
             </w:r>
           </w:p>
         </w:tc>
@@ -12465,24 +12581,25 @@
             <w:tcW w:w="4405" w:type="dxa"/>
             <w:noWrap/>
             <w:vAlign w:val="center"/>
-          </w:tcPr>
-          <w:p>
-            <w:pPr>
-              <w:rPr>
-                <w:rFonts w:ascii="Courier New" w:eastAsia="Times New Roman" w:hAnsi="Courier New" w:cs="Courier New"/>
-                <w:color w:val="000000"/>
-                <w:kern w:val="0"/>
-                <w14:ligatures w14:val="none"/>
-              </w:rPr>
-            </w:pPr>
-            <w:r>
-              <w:rPr>
-                <w:rFonts w:ascii="Courier New" w:eastAsia="Times New Roman" w:hAnsi="Courier New" w:cs="Courier New"/>
-                <w:color w:val="000000"/>
-                <w:kern w:val="0"/>
-                <w14:ligatures w14:val="none"/>
-              </w:rPr>
-              <w:t>Car</w:t>
+            <w:hideMark/>
+          </w:tcPr>
+          <w:p>
+            <w:pPr>
+              <w:rPr>
+                <w:rFonts w:ascii="Courier New" w:eastAsia="Times New Roman" w:hAnsi="Courier New" w:cs="Courier New"/>
+                <w:color w:val="000000"/>
+                <w:kern w:val="0"/>
+                <w14:ligatures w14:val="none"/>
+              </w:rPr>
+            </w:pPr>
+            <w:r>
+              <w:rPr>
+                <w:rFonts w:ascii="Courier New" w:eastAsia="Times New Roman" w:hAnsi="Courier New" w:cs="Courier New"/>
+                <w:color w:val="000000"/>
+                <w:kern w:val="0"/>
+                <w14:ligatures w14:val="none"/>
+              </w:rPr>
+              <w:t>Beer bottles to cheer</w:t>
             </w:r>
           </w:p>
         </w:tc>
@@ -12491,6 +12608,7 @@
             <w:tcW w:w="1890" w:type="dxa"/>
             <w:noWrap/>
             <w:vAlign w:val="center"/>
+            <w:hideMark/>
           </w:tcPr>
           <w:p>
             <w:pPr>
@@ -12512,30 +12630,43 @@
             <w:tcW w:w="3268" w:type="dxa"/>
             <w:noWrap/>
             <w:vAlign w:val="center"/>
-          </w:tcPr>
-          <w:p>
-            <w:pPr>
-              <w:jc w:val="center"/>
-              <w:cnfStyle w:val="000000000000" w:firstRow="0" w:lastRow="0" w:firstColumn="0" w:lastColumn="0" w:oddVBand="0" w:evenVBand="0" w:oddHBand="0" w:evenHBand="0" w:firstRowFirstColumn="0" w:firstRowLastColumn="0" w:lastRowFirstColumn="0" w:lastRowLastColumn="0"/>
-              <w:rPr>
-                <w:rFonts w:ascii="Courier New" w:eastAsia="Times New Roman" w:hAnsi="Courier New" w:cs="Courier New"/>
-                <w:b/>
-                <w:bCs/>
-                <w:color w:val="000000"/>
-                <w:kern w:val="0"/>
-                <w14:ligatures w14:val="none"/>
-              </w:rPr>
-            </w:pPr>
-            <w:r>
-              <w:rPr>
-                <w:rFonts w:ascii="Courier New" w:eastAsia="Times New Roman" w:hAnsi="Courier New" w:cs="Courier New"/>
-                <w:b/>
-                <w:bCs/>
-                <w:color w:val="000000"/>
-                <w:kern w:val="0"/>
-                <w14:ligatures w14:val="none"/>
-              </w:rPr>
-              <w:t>29</w:t>
+            <w:hideMark/>
+          </w:tcPr>
+          <w:p>
+            <w:pPr>
+              <w:jc w:val="center"/>
+              <w:cnfStyle w:val="000000000000" w:firstRow="0" w:lastRow="0" w:firstColumn="0" w:lastColumn="0" w:oddVBand="0" w:evenVBand="0" w:oddHBand="0" w:evenHBand="0" w:firstRowFirstColumn="0" w:firstRowLastColumn="0" w:lastRowFirstColumn="0" w:lastRowLastColumn="0"/>
+              <w:rPr>
+                <w:rFonts w:ascii="Times New Roman" w:eastAsia="Times New Roman" w:hAnsi="Times New Roman" w:cs="Times New Roman"/>
+                <w:b/>
+                <w:bCs/>
+                <w:kern w:val="0"/>
+                <w:sz w:val="20"/>
+                <w:szCs w:val="20"/>
+                <w14:ligatures w14:val="none"/>
+              </w:rPr>
+            </w:pPr>
+            <w:r>
+              <w:rPr>
+                <w:rFonts w:ascii="Courier New" w:eastAsia="Times New Roman" w:hAnsi="Courier New" w:cs="Courier New"/>
+                <w:b/>
+                <w:bCs/>
+                <w:color w:val="000000"/>
+                <w:kern w:val="0"/>
+                <w14:ligatures w14:val="none"/>
+              </w:rPr>
+              <w:t>2</w:t>
+            </w:r>
+            <w:r>
+              <w:rPr>
+                <w:rFonts w:ascii="Courier New" w:eastAsia="Times New Roman" w:hAnsi="Courier New" w:cs="Courier New"/>
+                <w:b/>
+                <w:bCs/>
+                <w:color w:val="000000"/>
+                <w:kern w:val="0"/>
+                <w14:ligatures w14:val="none"/>
+              </w:rPr>
+              <w:t>9</w:t>
             </w:r>
           </w:p>
         </w:tc>
@@ -12572,24 +12703,25 @@
             <w:tcW w:w="4405" w:type="dxa"/>
             <w:noWrap/>
             <w:vAlign w:val="center"/>
-          </w:tcPr>
-          <w:p>
-            <w:pPr>
-              <w:rPr>
-                <w:rFonts w:ascii="Courier New" w:eastAsia="Times New Roman" w:hAnsi="Courier New" w:cs="Courier New"/>
-                <w:color w:val="000000"/>
-                <w:kern w:val="0"/>
-                <w14:ligatures w14:val="none"/>
-              </w:rPr>
-            </w:pPr>
-            <w:r>
-              <w:rPr>
-                <w:rFonts w:ascii="Courier New" w:eastAsia="Times New Roman" w:hAnsi="Courier New" w:cs="Courier New"/>
-                <w:color w:val="000000"/>
-                <w:kern w:val="0"/>
-                <w14:ligatures w14:val="none"/>
-              </w:rPr>
-              <w:t xml:space="preserve">A cloth to cover invertor </w:t>
+            <w:hideMark/>
+          </w:tcPr>
+          <w:p>
+            <w:pPr>
+              <w:rPr>
+                <w:rFonts w:ascii="Courier New" w:eastAsia="Times New Roman" w:hAnsi="Courier New" w:cs="Courier New"/>
+                <w:color w:val="000000"/>
+                <w:kern w:val="0"/>
+                <w14:ligatures w14:val="none"/>
+              </w:rPr>
+            </w:pPr>
+            <w:r>
+              <w:rPr>
+                <w:rFonts w:ascii="Courier New" w:eastAsia="Times New Roman" w:hAnsi="Courier New" w:cs="Courier New"/>
+                <w:color w:val="000000"/>
+                <w:kern w:val="0"/>
+                <w14:ligatures w14:val="none"/>
+              </w:rPr>
+              <w:t>Doobie</w:t>
             </w:r>
           </w:p>
         </w:tc>
@@ -12636,6 +12768,28 @@
                 <w14:ligatures w14:val="none"/>
               </w:rPr>
             </w:pPr>
+            <w:r>
+              <w:rPr>
+                <w:rFonts w:ascii="Courier New" w:eastAsia="Times New Roman" w:hAnsi="Courier New" w:cs="Courier New"/>
+                <w:b/>
+                <w:bCs/>
+                <w:color w:val="000000"/>
+                <w:kern w:val="0"/>
+                <w14:ligatures w14:val="none"/>
+              </w:rPr>
+              <w:t>2</w:t>
+            </w:r>
+            <w:r>
+              <w:rPr>
+                <w:rFonts w:ascii="Courier New" w:eastAsia="Times New Roman" w:hAnsi="Courier New" w:cs="Courier New"/>
+                <w:b/>
+                <w:bCs/>
+                <w:color w:val="000000"/>
+                <w:kern w:val="0"/>
+                <w14:ligatures w14:val="none"/>
+              </w:rPr>
+              <w:t>9</w:t>
+            </w:r>
           </w:p>
         </w:tc>
         <w:tc>
@@ -12646,6 +12800,541 @@
           <w:p>
             <w:pPr>
               <w:cnfStyle w:val="000000100000" w:firstRow="0" w:lastRow="0" w:firstColumn="0" w:lastColumn="0" w:oddVBand="0" w:evenVBand="0" w:oddHBand="1" w:evenHBand="0" w:firstRowFirstColumn="0" w:firstRowLastColumn="0" w:lastRowFirstColumn="0" w:lastRowLastColumn="0"/>
+              <w:rPr>
+                <w:rFonts w:ascii="Times New Roman" w:eastAsia="Times New Roman" w:hAnsi="Times New Roman" w:cs="Times New Roman"/>
+                <w:b/>
+                <w:bCs/>
+                <w:kern w:val="0"/>
+                <w:sz w:val="20"/>
+                <w:szCs w:val="20"/>
+                <w14:ligatures w14:val="none"/>
+              </w:rPr>
+            </w:pPr>
+          </w:p>
+        </w:tc>
+      </w:tr>
+      <w:tr>
+        <w:trPr>
+          <w:trHeight w:val="432"/>
+          <w:jc w:val="center"/>
+        </w:trPr>
+        <w:tc>
+          <w:tcPr>
+            <w:cnfStyle w:val="001000000000" w:firstRow="0" w:lastRow="0" w:firstColumn="1" w:lastColumn="0" w:oddVBand="0" w:evenVBand="0" w:oddHBand="0" w:evenHBand="0" w:firstRowFirstColumn="0" w:firstRowLastColumn="0" w:lastRowFirstColumn="0" w:lastRowLastColumn="0"/>
+            <w:tcW w:w="4405" w:type="dxa"/>
+            <w:noWrap/>
+            <w:vAlign w:val="center"/>
+          </w:tcPr>
+          <w:p>
+            <w:pPr>
+              <w:rPr>
+                <w:rFonts w:ascii="Courier New" w:eastAsia="Times New Roman" w:hAnsi="Courier New" w:cs="Courier New"/>
+                <w:color w:val="000000"/>
+                <w:kern w:val="0"/>
+                <w14:ligatures w14:val="none"/>
+              </w:rPr>
+            </w:pPr>
+            <w:r>
+              <w:rPr>
+                <w:rFonts w:ascii="Courier New" w:eastAsia="Times New Roman" w:hAnsi="Courier New" w:cs="Courier New"/>
+                <w:color w:val="000000"/>
+                <w:kern w:val="0"/>
+                <w14:ligatures w14:val="none"/>
+              </w:rPr>
+              <w:t>Wedding Ring</w:t>
+            </w:r>
+          </w:p>
+        </w:tc>
+        <w:tc>
+          <w:tcPr>
+            <w:tcW w:w="1890" w:type="dxa"/>
+            <w:noWrap/>
+            <w:vAlign w:val="center"/>
+          </w:tcPr>
+          <w:p>
+            <w:pPr>
+              <w:jc w:val="center"/>
+              <w:cnfStyle w:val="000000000000" w:firstRow="0" w:lastRow="0" w:firstColumn="0" w:lastColumn="0" w:oddVBand="0" w:evenVBand="0" w:oddHBand="0" w:evenHBand="0" w:firstRowFirstColumn="0" w:firstRowLastColumn="0" w:lastRowFirstColumn="0" w:lastRowLastColumn="0"/>
+              <w:rPr>
+                <w:rFonts w:ascii="Courier New" w:eastAsia="Times New Roman" w:hAnsi="Courier New" w:cs="Courier New"/>
+                <w:b/>
+                <w:bCs/>
+                <w:color w:val="000000"/>
+                <w:kern w:val="0"/>
+                <w14:ligatures w14:val="none"/>
+              </w:rPr>
+            </w:pPr>
+          </w:p>
+        </w:tc>
+        <w:tc>
+          <w:tcPr>
+            <w:tcW w:w="3268" w:type="dxa"/>
+            <w:noWrap/>
+            <w:vAlign w:val="center"/>
+          </w:tcPr>
+          <w:p>
+            <w:pPr>
+              <w:jc w:val="center"/>
+              <w:cnfStyle w:val="000000000000" w:firstRow="0" w:lastRow="0" w:firstColumn="0" w:lastColumn="0" w:oddVBand="0" w:evenVBand="0" w:oddHBand="0" w:evenHBand="0" w:firstRowFirstColumn="0" w:firstRowLastColumn="0" w:lastRowFirstColumn="0" w:lastRowLastColumn="0"/>
+              <w:rPr>
+                <w:rFonts w:ascii="Courier New" w:eastAsia="Times New Roman" w:hAnsi="Courier New" w:cs="Courier New"/>
+                <w:b/>
+                <w:bCs/>
+                <w:color w:val="000000"/>
+                <w:kern w:val="0"/>
+                <w14:ligatures w14:val="none"/>
+              </w:rPr>
+            </w:pPr>
+            <w:r>
+              <w:rPr>
+                <w:rFonts w:ascii="Courier New" w:eastAsia="Times New Roman" w:hAnsi="Courier New" w:cs="Courier New"/>
+                <w:b/>
+                <w:bCs/>
+                <w:color w:val="000000"/>
+                <w:kern w:val="0"/>
+                <w14:ligatures w14:val="none"/>
+              </w:rPr>
+              <w:t>2</w:t>
+            </w:r>
+            <w:r>
+              <w:rPr>
+                <w:rFonts w:ascii="Courier New" w:eastAsia="Times New Roman" w:hAnsi="Courier New" w:cs="Courier New"/>
+                <w:b/>
+                <w:bCs/>
+                <w:color w:val="000000"/>
+                <w:kern w:val="0"/>
+                <w14:ligatures w14:val="none"/>
+              </w:rPr>
+              <w:t>9</w:t>
+            </w:r>
+          </w:p>
+        </w:tc>
+        <w:tc>
+          <w:tcPr>
+            <w:tcW w:w="1804" w:type="dxa"/>
+            <w:vAlign w:val="center"/>
+          </w:tcPr>
+          <w:p>
+            <w:pPr>
+              <w:cnfStyle w:val="000000000000" w:firstRow="0" w:lastRow="0" w:firstColumn="0" w:lastColumn="0" w:oddVBand="0" w:evenVBand="0" w:oddHBand="0" w:evenHBand="0" w:firstRowFirstColumn="0" w:firstRowLastColumn="0" w:lastRowFirstColumn="0" w:lastRowLastColumn="0"/>
+              <w:rPr>
+                <w:rFonts w:ascii="Times New Roman" w:eastAsia="Times New Roman" w:hAnsi="Times New Roman" w:cs="Times New Roman"/>
+                <w:b/>
+                <w:bCs/>
+                <w:kern w:val="0"/>
+                <w:sz w:val="20"/>
+                <w:szCs w:val="20"/>
+                <w14:ligatures w14:val="none"/>
+              </w:rPr>
+            </w:pPr>
+          </w:p>
+        </w:tc>
+      </w:tr>
+      <w:tr>
+        <w:trPr>
+          <w:cnfStyle w:val="000000100000" w:firstRow="0" w:lastRow="0" w:firstColumn="0" w:lastColumn="0" w:oddVBand="0" w:evenVBand="0" w:oddHBand="1" w:evenHBand="0" w:firstRowFirstColumn="0" w:firstRowLastColumn="0" w:lastRowFirstColumn="0" w:lastRowLastColumn="0"/>
+          <w:trHeight w:val="432"/>
+          <w:jc w:val="center"/>
+        </w:trPr>
+        <w:tc>
+          <w:tcPr>
+            <w:cnfStyle w:val="001000000000" w:firstRow="0" w:lastRow="0" w:firstColumn="1" w:lastColumn="0" w:oddVBand="0" w:evenVBand="0" w:oddHBand="0" w:evenHBand="0" w:firstRowFirstColumn="0" w:firstRowLastColumn="0" w:lastRowFirstColumn="0" w:lastRowLastColumn="0"/>
+            <w:tcW w:w="4405" w:type="dxa"/>
+            <w:noWrap/>
+            <w:vAlign w:val="center"/>
+          </w:tcPr>
+          <w:p>
+            <w:pPr>
+              <w:rPr>
+                <w:rFonts w:ascii="Courier New" w:eastAsia="Times New Roman" w:hAnsi="Courier New" w:cs="Courier New"/>
+                <w:color w:val="000000"/>
+                <w:kern w:val="0"/>
+                <w14:ligatures w14:val="none"/>
+              </w:rPr>
+            </w:pPr>
+            <w:r>
+              <w:rPr>
+                <w:rFonts w:ascii="Courier New" w:eastAsia="Times New Roman" w:hAnsi="Courier New" w:cs="Courier New"/>
+                <w:color w:val="000000"/>
+                <w:kern w:val="0"/>
+                <w14:ligatures w14:val="none"/>
+              </w:rPr>
+              <w:t>A Baby</w:t>
+            </w:r>
+          </w:p>
+        </w:tc>
+        <w:tc>
+          <w:tcPr>
+            <w:tcW w:w="1890" w:type="dxa"/>
+            <w:noWrap/>
+            <w:vAlign w:val="center"/>
+          </w:tcPr>
+          <w:p>
+            <w:pPr>
+              <w:jc w:val="center"/>
+              <w:cnfStyle w:val="000000100000" w:firstRow="0" w:lastRow="0" w:firstColumn="0" w:lastColumn="0" w:oddVBand="0" w:evenVBand="0" w:oddHBand="1" w:evenHBand="0" w:firstRowFirstColumn="0" w:firstRowLastColumn="0" w:lastRowFirstColumn="0" w:lastRowLastColumn="0"/>
+              <w:rPr>
+                <w:rFonts w:ascii="Courier New" w:eastAsia="Times New Roman" w:hAnsi="Courier New" w:cs="Courier New"/>
+                <w:b/>
+                <w:bCs/>
+                <w:color w:val="000000"/>
+                <w:kern w:val="0"/>
+                <w14:ligatures w14:val="none"/>
+              </w:rPr>
+            </w:pPr>
+          </w:p>
+        </w:tc>
+        <w:tc>
+          <w:tcPr>
+            <w:tcW w:w="3268" w:type="dxa"/>
+            <w:noWrap/>
+            <w:vAlign w:val="center"/>
+          </w:tcPr>
+          <w:p>
+            <w:pPr>
+              <w:jc w:val="center"/>
+              <w:cnfStyle w:val="000000100000" w:firstRow="0" w:lastRow="0" w:firstColumn="0" w:lastColumn="0" w:oddVBand="0" w:evenVBand="0" w:oddHBand="1" w:evenHBand="0" w:firstRowFirstColumn="0" w:firstRowLastColumn="0" w:lastRowFirstColumn="0" w:lastRowLastColumn="0"/>
+              <w:rPr>
+                <w:rFonts w:ascii="Courier New" w:eastAsia="Times New Roman" w:hAnsi="Courier New" w:cs="Courier New"/>
+                <w:b/>
+                <w:bCs/>
+                <w:color w:val="000000"/>
+                <w:kern w:val="0"/>
+                <w14:ligatures w14:val="none"/>
+              </w:rPr>
+            </w:pPr>
+            <w:r>
+              <w:rPr>
+                <w:rFonts w:ascii="Courier New" w:eastAsia="Times New Roman" w:hAnsi="Courier New" w:cs="Courier New"/>
+                <w:b/>
+                <w:bCs/>
+                <w:color w:val="000000"/>
+                <w:kern w:val="0"/>
+                <w14:ligatures w14:val="none"/>
+              </w:rPr>
+              <w:t>29</w:t>
+            </w:r>
+          </w:p>
+        </w:tc>
+        <w:tc>
+          <w:tcPr>
+            <w:tcW w:w="1804" w:type="dxa"/>
+            <w:vAlign w:val="center"/>
+          </w:tcPr>
+          <w:p>
+            <w:pPr>
+              <w:cnfStyle w:val="000000100000" w:firstRow="0" w:lastRow="0" w:firstColumn="0" w:lastColumn="0" w:oddVBand="0" w:evenVBand="0" w:oddHBand="1" w:evenHBand="0" w:firstRowFirstColumn="0" w:firstRowLastColumn="0" w:lastRowFirstColumn="0" w:lastRowLastColumn="0"/>
+              <w:rPr>
+                <w:rFonts w:ascii="Times New Roman" w:eastAsia="Times New Roman" w:hAnsi="Times New Roman" w:cs="Times New Roman"/>
+                <w:b/>
+                <w:bCs/>
+                <w:kern w:val="0"/>
+                <w:sz w:val="20"/>
+                <w:szCs w:val="20"/>
+                <w14:ligatures w14:val="none"/>
+              </w:rPr>
+            </w:pPr>
+          </w:p>
+        </w:tc>
+      </w:tr>
+      <w:tr>
+        <w:trPr>
+          <w:trHeight w:val="432"/>
+          <w:jc w:val="center"/>
+        </w:trPr>
+        <w:tc>
+          <w:tcPr>
+            <w:cnfStyle w:val="001000000000" w:firstRow="0" w:lastRow="0" w:firstColumn="1" w:lastColumn="0" w:oddVBand="0" w:evenVBand="0" w:oddHBand="0" w:evenHBand="0" w:firstRowFirstColumn="0" w:firstRowLastColumn="0" w:lastRowFirstColumn="0" w:lastRowLastColumn="0"/>
+            <w:tcW w:w="4405" w:type="dxa"/>
+            <w:noWrap/>
+            <w:vAlign w:val="center"/>
+          </w:tcPr>
+          <w:p>
+            <w:pPr>
+              <w:rPr>
+                <w:rFonts w:ascii="Courier New" w:eastAsia="Times New Roman" w:hAnsi="Courier New" w:cs="Courier New"/>
+                <w:color w:val="000000"/>
+                <w:kern w:val="0"/>
+                <w14:ligatures w14:val="none"/>
+              </w:rPr>
+            </w:pPr>
+            <w:r>
+              <w:rPr>
+                <w:rFonts w:ascii="Courier New" w:eastAsia="Times New Roman" w:hAnsi="Courier New" w:cs="Courier New"/>
+                <w:color w:val="000000"/>
+                <w:kern w:val="0"/>
+                <w14:ligatures w14:val="none"/>
+              </w:rPr>
+              <w:t>Tuxedo</w:t>
+            </w:r>
+          </w:p>
+        </w:tc>
+        <w:tc>
+          <w:tcPr>
+            <w:tcW w:w="1890" w:type="dxa"/>
+            <w:noWrap/>
+            <w:vAlign w:val="center"/>
+          </w:tcPr>
+          <w:p>
+            <w:pPr>
+              <w:jc w:val="center"/>
+              <w:cnfStyle w:val="000000000000" w:firstRow="0" w:lastRow="0" w:firstColumn="0" w:lastColumn="0" w:oddVBand="0" w:evenVBand="0" w:oddHBand="0" w:evenHBand="0" w:firstRowFirstColumn="0" w:firstRowLastColumn="0" w:lastRowFirstColumn="0" w:lastRowLastColumn="0"/>
+              <w:rPr>
+                <w:rFonts w:ascii="Courier New" w:eastAsia="Times New Roman" w:hAnsi="Courier New" w:cs="Courier New"/>
+                <w:b/>
+                <w:bCs/>
+                <w:color w:val="000000"/>
+                <w:kern w:val="0"/>
+                <w14:ligatures w14:val="none"/>
+              </w:rPr>
+            </w:pPr>
+          </w:p>
+        </w:tc>
+        <w:tc>
+          <w:tcPr>
+            <w:tcW w:w="3268" w:type="dxa"/>
+            <w:noWrap/>
+            <w:vAlign w:val="center"/>
+          </w:tcPr>
+          <w:p>
+            <w:pPr>
+              <w:jc w:val="center"/>
+              <w:cnfStyle w:val="000000000000" w:firstRow="0" w:lastRow="0" w:firstColumn="0" w:lastColumn="0" w:oddVBand="0" w:evenVBand="0" w:oddHBand="0" w:evenHBand="0" w:firstRowFirstColumn="0" w:firstRowLastColumn="0" w:lastRowFirstColumn="0" w:lastRowLastColumn="0"/>
+              <w:rPr>
+                <w:rFonts w:ascii="Courier New" w:eastAsia="Times New Roman" w:hAnsi="Courier New" w:cs="Courier New"/>
+                <w:b/>
+                <w:bCs/>
+                <w:color w:val="000000"/>
+                <w:kern w:val="0"/>
+                <w14:ligatures w14:val="none"/>
+              </w:rPr>
+            </w:pPr>
+            <w:r>
+              <w:rPr>
+                <w:rFonts w:ascii="Courier New" w:eastAsia="Times New Roman" w:hAnsi="Courier New" w:cs="Courier New"/>
+                <w:b/>
+                <w:bCs/>
+                <w:color w:val="000000"/>
+                <w:kern w:val="0"/>
+                <w14:ligatures w14:val="none"/>
+              </w:rPr>
+              <w:t>29</w:t>
+            </w:r>
+          </w:p>
+        </w:tc>
+        <w:tc>
+          <w:tcPr>
+            <w:tcW w:w="1804" w:type="dxa"/>
+            <w:vAlign w:val="center"/>
+          </w:tcPr>
+          <w:p>
+            <w:pPr>
+              <w:cnfStyle w:val="000000000000" w:firstRow="0" w:lastRow="0" w:firstColumn="0" w:lastColumn="0" w:oddVBand="0" w:evenVBand="0" w:oddHBand="0" w:evenHBand="0" w:firstRowFirstColumn="0" w:firstRowLastColumn="0" w:lastRowFirstColumn="0" w:lastRowLastColumn="0"/>
+              <w:rPr>
+                <w:rFonts w:ascii="Times New Roman" w:eastAsia="Times New Roman" w:hAnsi="Times New Roman" w:cs="Times New Roman"/>
+                <w:b/>
+                <w:bCs/>
+                <w:kern w:val="0"/>
+                <w:sz w:val="20"/>
+                <w:szCs w:val="20"/>
+                <w14:ligatures w14:val="none"/>
+              </w:rPr>
+            </w:pPr>
+          </w:p>
+        </w:tc>
+      </w:tr>
+      <w:tr>
+        <w:trPr>
+          <w:cnfStyle w:val="000000100000" w:firstRow="0" w:lastRow="0" w:firstColumn="0" w:lastColumn="0" w:oddVBand="0" w:evenVBand="0" w:oddHBand="1" w:evenHBand="0" w:firstRowFirstColumn="0" w:firstRowLastColumn="0" w:lastRowFirstColumn="0" w:lastRowLastColumn="0"/>
+          <w:trHeight w:val="432"/>
+          <w:jc w:val="center"/>
+        </w:trPr>
+        <w:tc>
+          <w:tcPr>
+            <w:cnfStyle w:val="001000000000" w:firstRow="0" w:lastRow="0" w:firstColumn="1" w:lastColumn="0" w:oddVBand="0" w:evenVBand="0" w:oddHBand="0" w:evenHBand="0" w:firstRowFirstColumn="0" w:firstRowLastColumn="0" w:lastRowFirstColumn="0" w:lastRowLastColumn="0"/>
+            <w:tcW w:w="4405" w:type="dxa"/>
+            <w:noWrap/>
+            <w:vAlign w:val="center"/>
+          </w:tcPr>
+          <w:p>
+            <w:pPr>
+              <w:rPr>
+                <w:rFonts w:ascii="Courier New" w:eastAsia="Times New Roman" w:hAnsi="Courier New" w:cs="Courier New"/>
+                <w:color w:val="000000"/>
+                <w:kern w:val="0"/>
+                <w14:ligatures w14:val="none"/>
+              </w:rPr>
+            </w:pPr>
+            <w:r>
+              <w:rPr>
+                <w:rFonts w:ascii="Courier New" w:eastAsia="Times New Roman" w:hAnsi="Courier New" w:cs="Courier New"/>
+                <w:color w:val="000000"/>
+                <w:kern w:val="0"/>
+                <w14:ligatures w14:val="none"/>
+              </w:rPr>
+              <w:t>Car</w:t>
+            </w:r>
+          </w:p>
+        </w:tc>
+        <w:tc>
+          <w:tcPr>
+            <w:tcW w:w="1890" w:type="dxa"/>
+            <w:noWrap/>
+            <w:vAlign w:val="center"/>
+          </w:tcPr>
+          <w:p>
+            <w:pPr>
+              <w:jc w:val="center"/>
+              <w:cnfStyle w:val="000000100000" w:firstRow="0" w:lastRow="0" w:firstColumn="0" w:lastColumn="0" w:oddVBand="0" w:evenVBand="0" w:oddHBand="1" w:evenHBand="0" w:firstRowFirstColumn="0" w:firstRowLastColumn="0" w:lastRowFirstColumn="0" w:lastRowLastColumn="0"/>
+              <w:rPr>
+                <w:rFonts w:ascii="Courier New" w:eastAsia="Times New Roman" w:hAnsi="Courier New" w:cs="Courier New"/>
+                <w:b/>
+                <w:bCs/>
+                <w:color w:val="000000"/>
+                <w:kern w:val="0"/>
+                <w14:ligatures w14:val="none"/>
+              </w:rPr>
+            </w:pPr>
+          </w:p>
+        </w:tc>
+        <w:tc>
+          <w:tcPr>
+            <w:tcW w:w="3268" w:type="dxa"/>
+            <w:noWrap/>
+            <w:vAlign w:val="center"/>
+          </w:tcPr>
+          <w:p>
+            <w:pPr>
+              <w:jc w:val="center"/>
+              <w:cnfStyle w:val="000000100000" w:firstRow="0" w:lastRow="0" w:firstColumn="0" w:lastColumn="0" w:oddVBand="0" w:evenVBand="0" w:oddHBand="1" w:evenHBand="0" w:firstRowFirstColumn="0" w:firstRowLastColumn="0" w:lastRowFirstColumn="0" w:lastRowLastColumn="0"/>
+              <w:rPr>
+                <w:rFonts w:ascii="Courier New" w:eastAsia="Times New Roman" w:hAnsi="Courier New" w:cs="Courier New"/>
+                <w:b/>
+                <w:bCs/>
+                <w:color w:val="000000"/>
+                <w:kern w:val="0"/>
+                <w14:ligatures w14:val="none"/>
+              </w:rPr>
+            </w:pPr>
+            <w:r>
+              <w:rPr>
+                <w:rFonts w:ascii="Courier New" w:eastAsia="Times New Roman" w:hAnsi="Courier New" w:cs="Courier New"/>
+                <w:b/>
+                <w:bCs/>
+                <w:color w:val="000000"/>
+                <w:kern w:val="0"/>
+                <w14:ligatures w14:val="none"/>
+              </w:rPr>
+              <w:t>29</w:t>
+            </w:r>
+          </w:p>
+        </w:tc>
+        <w:tc>
+          <w:tcPr>
+            <w:tcW w:w="1804" w:type="dxa"/>
+            <w:vAlign w:val="center"/>
+          </w:tcPr>
+          <w:p>
+            <w:pPr>
+              <w:cnfStyle w:val="000000100000" w:firstRow="0" w:lastRow="0" w:firstColumn="0" w:lastColumn="0" w:oddVBand="0" w:evenVBand="0" w:oddHBand="1" w:evenHBand="0" w:firstRowFirstColumn="0" w:firstRowLastColumn="0" w:lastRowFirstColumn="0" w:lastRowLastColumn="0"/>
+              <w:rPr>
+                <w:rFonts w:ascii="Times New Roman" w:eastAsia="Times New Roman" w:hAnsi="Times New Roman" w:cs="Times New Roman"/>
+                <w:b/>
+                <w:bCs/>
+                <w:kern w:val="0"/>
+                <w:sz w:val="20"/>
+                <w:szCs w:val="20"/>
+                <w14:ligatures w14:val="none"/>
+              </w:rPr>
+            </w:pPr>
+          </w:p>
+        </w:tc>
+      </w:tr>
+      <w:tr>
+        <w:trPr>
+          <w:trHeight w:val="432"/>
+          <w:jc w:val="center"/>
+        </w:trPr>
+        <w:tc>
+          <w:tcPr>
+            <w:cnfStyle w:val="001000000000" w:firstRow="0" w:lastRow="0" w:firstColumn="1" w:lastColumn="0" w:oddVBand="0" w:evenVBand="0" w:oddHBand="0" w:evenHBand="0" w:firstRowFirstColumn="0" w:firstRowLastColumn="0" w:lastRowFirstColumn="0" w:lastRowLastColumn="0"/>
+            <w:tcW w:w="4405" w:type="dxa"/>
+            <w:noWrap/>
+            <w:vAlign w:val="center"/>
+          </w:tcPr>
+          <w:p>
+            <w:pPr>
+              <w:rPr>
+                <w:rFonts w:ascii="Courier New" w:eastAsia="Times New Roman" w:hAnsi="Courier New" w:cs="Courier New"/>
+                <w:color w:val="000000"/>
+                <w:kern w:val="0"/>
+                <w14:ligatures w14:val="none"/>
+              </w:rPr>
+            </w:pPr>
+            <w:r>
+              <w:rPr>
+                <w:rFonts w:ascii="Courier New" w:eastAsia="Times New Roman" w:hAnsi="Courier New" w:cs="Courier New"/>
+                <w:color w:val="000000"/>
+                <w:kern w:val="0"/>
+                <w14:ligatures w14:val="none"/>
+              </w:rPr>
+              <w:t xml:space="preserve">A cloth to cover invertor </w:t>
+            </w:r>
+          </w:p>
+        </w:tc>
+        <w:tc>
+          <w:tcPr>
+            <w:tcW w:w="1890" w:type="dxa"/>
+            <w:noWrap/>
+            <w:vAlign w:val="center"/>
+            <w:hideMark/>
+          </w:tcPr>
+          <w:p>
+            <w:pPr>
+              <w:jc w:val="center"/>
+              <w:cnfStyle w:val="000000000000" w:firstRow="0" w:lastRow="0" w:firstColumn="0" w:lastColumn="0" w:oddVBand="0" w:evenVBand="0" w:oddHBand="0" w:evenHBand="0" w:firstRowFirstColumn="0" w:firstRowLastColumn="0" w:lastRowFirstColumn="0" w:lastRowLastColumn="0"/>
+              <w:rPr>
+                <w:rFonts w:ascii="Courier New" w:eastAsia="Times New Roman" w:hAnsi="Courier New" w:cs="Courier New"/>
+                <w:b/>
+                <w:bCs/>
+                <w:color w:val="000000"/>
+                <w:kern w:val="0"/>
+                <w14:ligatures w14:val="none"/>
+              </w:rPr>
+            </w:pPr>
+          </w:p>
+        </w:tc>
+        <w:tc>
+          <w:tcPr>
+            <w:tcW w:w="3268" w:type="dxa"/>
+            <w:noWrap/>
+            <w:vAlign w:val="center"/>
+            <w:hideMark/>
+          </w:tcPr>
+          <w:p>
+            <w:pPr>
+              <w:jc w:val="center"/>
+              <w:cnfStyle w:val="000000000000" w:firstRow="0" w:lastRow="0" w:firstColumn="0" w:lastColumn="0" w:oddVBand="0" w:evenVBand="0" w:oddHBand="0" w:evenHBand="0" w:firstRowFirstColumn="0" w:firstRowLastColumn="0" w:lastRowFirstColumn="0" w:lastRowLastColumn="0"/>
+              <w:rPr>
+                <w:rFonts w:ascii="Times New Roman" w:eastAsia="Times New Roman" w:hAnsi="Times New Roman" w:cs="Times New Roman"/>
+                <w:b/>
+                <w:bCs/>
+                <w:kern w:val="0"/>
+                <w:sz w:val="20"/>
+                <w:szCs w:val="20"/>
+                <w14:ligatures w14:val="none"/>
+              </w:rPr>
+            </w:pPr>
+          </w:p>
+        </w:tc>
+        <w:tc>
+          <w:tcPr>
+            <w:tcW w:w="1804" w:type="dxa"/>
+            <w:vAlign w:val="center"/>
+          </w:tcPr>
+          <w:p>
+            <w:pPr>
+              <w:cnfStyle w:val="000000000000" w:firstRow="0" w:lastRow="0" w:firstColumn="0" w:lastColumn="0" w:oddVBand="0" w:evenVBand="0" w:oddHBand="0" w:evenHBand="0" w:firstRowFirstColumn="0" w:firstRowLastColumn="0" w:lastRowFirstColumn="0" w:lastRowLastColumn="0"/>
               <w:rPr>
                 <w:rFonts w:ascii="Times New Roman" w:eastAsia="Times New Roman" w:hAnsi="Times New Roman" w:cs="Times New Roman"/>
                 <w:b/>

--- a/The_A_Shorts/2. Vyuthi/Vyuthi - The Lists/Vyuthi - The Props List.docx
+++ b/The_A_Shorts/2. Vyuthi/Vyuthi - The Lists/Vyuthi - The Props List.docx
@@ -7600,7 +7600,25 @@
                 <w:kern w:val="0"/>
                 <w14:ligatures w14:val="none"/>
               </w:rPr>
-              <w:t>Demon gears</w:t>
+              <w:t>Demon</w:t>
+            </w:r>
+            <w:r>
+              <w:rPr>
+                <w:rFonts w:ascii="Courier New" w:eastAsia="Times New Roman" w:hAnsi="Courier New" w:cs="Courier New"/>
+                <w:color w:val="000000"/>
+                <w:kern w:val="0"/>
+                <w14:ligatures w14:val="none"/>
+              </w:rPr>
+              <w:t xml:space="preserve"> G</w:t>
+            </w:r>
+            <w:r>
+              <w:rPr>
+                <w:rFonts w:ascii="Courier New" w:eastAsia="Times New Roman" w:hAnsi="Courier New" w:cs="Courier New"/>
+                <w:color w:val="000000"/>
+                <w:kern w:val="0"/>
+                <w14:ligatures w14:val="none"/>
+              </w:rPr>
+              <w:t>ears</w:t>
             </w:r>
           </w:p>
         </w:tc>
@@ -7700,25 +7718,24 @@
             <w:tcW w:w="4405" w:type="dxa"/>
             <w:noWrap/>
             <w:vAlign w:val="center"/>
-            <w:hideMark/>
-          </w:tcPr>
-          <w:p>
-            <w:pPr>
-              <w:rPr>
-                <w:rFonts w:ascii="Courier New" w:eastAsia="Times New Roman" w:hAnsi="Courier New" w:cs="Courier New"/>
-                <w:color w:val="000000"/>
-                <w:kern w:val="0"/>
-                <w14:ligatures w14:val="none"/>
-              </w:rPr>
-            </w:pPr>
-            <w:r>
-              <w:rPr>
-                <w:rFonts w:ascii="Courier New" w:eastAsia="Times New Roman" w:hAnsi="Courier New" w:cs="Courier New"/>
-                <w:color w:val="000000"/>
-                <w:kern w:val="0"/>
-                <w14:ligatures w14:val="none"/>
-              </w:rPr>
-              <w:t>Jug</w:t>
+          </w:tcPr>
+          <w:p>
+            <w:pPr>
+              <w:rPr>
+                <w:rFonts w:ascii="Courier New" w:eastAsia="Times New Roman" w:hAnsi="Courier New" w:cs="Courier New"/>
+                <w:color w:val="000000"/>
+                <w:kern w:val="0"/>
+                <w14:ligatures w14:val="none"/>
+              </w:rPr>
+            </w:pPr>
+            <w:r>
+              <w:rPr>
+                <w:rFonts w:ascii="Courier New" w:eastAsia="Times New Roman" w:hAnsi="Courier New" w:cs="Courier New"/>
+                <w:color w:val="000000"/>
+                <w:kern w:val="0"/>
+                <w14:ligatures w14:val="none"/>
+              </w:rPr>
+              <w:t>Carrom Board</w:t>
             </w:r>
           </w:p>
         </w:tc>
@@ -7727,7 +7744,6 @@
             <w:tcW w:w="1890" w:type="dxa"/>
             <w:noWrap/>
             <w:vAlign w:val="center"/>
-            <w:hideMark/>
           </w:tcPr>
           <w:p>
             <w:pPr>
@@ -7760,31 +7776,30 @@
             <w:tcW w:w="3268" w:type="dxa"/>
             <w:noWrap/>
             <w:vAlign w:val="center"/>
-            <w:hideMark/>
-          </w:tcPr>
-          <w:p>
-            <w:pPr>
-              <w:jc w:val="center"/>
-              <w:cnfStyle w:val="000000100000" w:firstRow="0" w:lastRow="0" w:firstColumn="0" w:lastColumn="0" w:oddVBand="0" w:evenVBand="0" w:oddHBand="1" w:evenHBand="0" w:firstRowFirstColumn="0" w:firstRowLastColumn="0" w:lastRowFirstColumn="0" w:lastRowLastColumn="0"/>
-              <w:rPr>
-                <w:rFonts w:ascii="Courier New" w:eastAsia="Times New Roman" w:hAnsi="Courier New" w:cs="Courier New"/>
-                <w:b/>
-                <w:bCs/>
-                <w:color w:val="000000"/>
-                <w:kern w:val="0"/>
-                <w14:ligatures w14:val="none"/>
-              </w:rPr>
-            </w:pPr>
-            <w:r>
-              <w:rPr>
-                <w:rFonts w:ascii="Courier New" w:eastAsia="Times New Roman" w:hAnsi="Courier New" w:cs="Courier New"/>
-                <w:b/>
-                <w:bCs/>
-                <w:color w:val="000000"/>
-                <w:kern w:val="0"/>
-                <w14:ligatures w14:val="none"/>
-              </w:rPr>
-              <w:t>22</w:t>
+          </w:tcPr>
+          <w:p>
+            <w:pPr>
+              <w:jc w:val="center"/>
+              <w:cnfStyle w:val="000000100000" w:firstRow="0" w:lastRow="0" w:firstColumn="0" w:lastColumn="0" w:oddVBand="0" w:evenVBand="0" w:oddHBand="1" w:evenHBand="0" w:firstRowFirstColumn="0" w:firstRowLastColumn="0" w:lastRowFirstColumn="0" w:lastRowLastColumn="0"/>
+              <w:rPr>
+                <w:rFonts w:ascii="Courier New" w:eastAsia="Times New Roman" w:hAnsi="Courier New" w:cs="Courier New"/>
+                <w:b/>
+                <w:bCs/>
+                <w:color w:val="000000"/>
+                <w:kern w:val="0"/>
+                <w14:ligatures w14:val="none"/>
+              </w:rPr>
+            </w:pPr>
+            <w:r>
+              <w:rPr>
+                <w:rFonts w:ascii="Courier New" w:eastAsia="Times New Roman" w:hAnsi="Courier New" w:cs="Courier New"/>
+                <w:b/>
+                <w:bCs/>
+                <w:color w:val="000000"/>
+                <w:kern w:val="0"/>
+                <w14:ligatures w14:val="none"/>
+              </w:rPr>
+              <w:t>21</w:t>
             </w:r>
           </w:p>
         </w:tc>
@@ -7819,34 +7834,24 @@
             <w:tcW w:w="4405" w:type="dxa"/>
             <w:noWrap/>
             <w:vAlign w:val="center"/>
-            <w:hideMark/>
-          </w:tcPr>
-          <w:p>
-            <w:pPr>
-              <w:rPr>
-                <w:rFonts w:ascii="Courier New" w:eastAsia="Times New Roman" w:hAnsi="Courier New" w:cs="Courier New"/>
-                <w:color w:val="000000"/>
-                <w:kern w:val="0"/>
-                <w14:ligatures w14:val="none"/>
-              </w:rPr>
-            </w:pPr>
-            <w:r>
-              <w:rPr>
-                <w:rFonts w:ascii="Courier New" w:eastAsia="Times New Roman" w:hAnsi="Courier New" w:cs="Courier New"/>
-                <w:color w:val="000000"/>
-                <w:kern w:val="0"/>
-                <w14:ligatures w14:val="none"/>
-              </w:rPr>
-              <w:t xml:space="preserve">Tea set with </w:t>
-            </w:r>
-            <w:r>
-              <w:rPr>
-                <w:rFonts w:ascii="Courier New" w:eastAsia="Times New Roman" w:hAnsi="Courier New" w:cs="Courier New"/>
-                <w:color w:val="000000"/>
-                <w:kern w:val="0"/>
-                <w14:ligatures w14:val="none"/>
-              </w:rPr>
-              <w:t>black sesame</w:t>
+          </w:tcPr>
+          <w:p>
+            <w:pPr>
+              <w:rPr>
+                <w:rFonts w:ascii="Courier New" w:eastAsia="Times New Roman" w:hAnsi="Courier New" w:cs="Courier New"/>
+                <w:color w:val="000000"/>
+                <w:kern w:val="0"/>
+                <w14:ligatures w14:val="none"/>
+              </w:rPr>
+            </w:pPr>
+            <w:r>
+              <w:rPr>
+                <w:rFonts w:ascii="Courier New" w:eastAsia="Times New Roman" w:hAnsi="Courier New" w:cs="Courier New"/>
+                <w:color w:val="000000"/>
+                <w:kern w:val="0"/>
+                <w14:ligatures w14:val="none"/>
+              </w:rPr>
+              <w:t>Shoes with lace for Ved</w:t>
             </w:r>
           </w:p>
         </w:tc>
@@ -7855,7 +7860,6 @@
             <w:tcW w:w="1890" w:type="dxa"/>
             <w:noWrap/>
             <w:vAlign w:val="center"/>
-            <w:hideMark/>
           </w:tcPr>
           <w:p>
             <w:pPr>
@@ -7888,31 +7892,30 @@
             <w:tcW w:w="3268" w:type="dxa"/>
             <w:noWrap/>
             <w:vAlign w:val="center"/>
-            <w:hideMark/>
-          </w:tcPr>
-          <w:p>
-            <w:pPr>
-              <w:jc w:val="center"/>
-              <w:cnfStyle w:val="000000000000" w:firstRow="0" w:lastRow="0" w:firstColumn="0" w:lastColumn="0" w:oddVBand="0" w:evenVBand="0" w:oddHBand="0" w:evenHBand="0" w:firstRowFirstColumn="0" w:firstRowLastColumn="0" w:lastRowFirstColumn="0" w:lastRowLastColumn="0"/>
-              <w:rPr>
-                <w:rFonts w:ascii="Courier New" w:eastAsia="Times New Roman" w:hAnsi="Courier New" w:cs="Courier New"/>
-                <w:b/>
-                <w:bCs/>
-                <w:color w:val="000000"/>
-                <w:kern w:val="0"/>
-                <w14:ligatures w14:val="none"/>
-              </w:rPr>
-            </w:pPr>
-            <w:r>
-              <w:rPr>
-                <w:rFonts w:ascii="Courier New" w:eastAsia="Times New Roman" w:hAnsi="Courier New" w:cs="Courier New"/>
-                <w:b/>
-                <w:bCs/>
-                <w:color w:val="000000"/>
-                <w:kern w:val="0"/>
-                <w14:ligatures w14:val="none"/>
-              </w:rPr>
-              <w:t>22</w:t>
+          </w:tcPr>
+          <w:p>
+            <w:pPr>
+              <w:jc w:val="center"/>
+              <w:cnfStyle w:val="000000000000" w:firstRow="0" w:lastRow="0" w:firstColumn="0" w:lastColumn="0" w:oddVBand="0" w:evenVBand="0" w:oddHBand="0" w:evenHBand="0" w:firstRowFirstColumn="0" w:firstRowLastColumn="0" w:lastRowFirstColumn="0" w:lastRowLastColumn="0"/>
+              <w:rPr>
+                <w:rFonts w:ascii="Courier New" w:eastAsia="Times New Roman" w:hAnsi="Courier New" w:cs="Courier New"/>
+                <w:b/>
+                <w:bCs/>
+                <w:color w:val="000000"/>
+                <w:kern w:val="0"/>
+                <w14:ligatures w14:val="none"/>
+              </w:rPr>
+            </w:pPr>
+            <w:r>
+              <w:rPr>
+                <w:rFonts w:ascii="Courier New" w:eastAsia="Times New Roman" w:hAnsi="Courier New" w:cs="Courier New"/>
+                <w:b/>
+                <w:bCs/>
+                <w:color w:val="000000"/>
+                <w:kern w:val="0"/>
+                <w14:ligatures w14:val="none"/>
+              </w:rPr>
+              <w:t>21</w:t>
             </w:r>
           </w:p>
         </w:tc>
@@ -7948,7 +7951,6 @@
             <w:tcW w:w="4405" w:type="dxa"/>
             <w:noWrap/>
             <w:vAlign w:val="center"/>
-            <w:hideMark/>
           </w:tcPr>
           <w:p>
             <w:pPr>
@@ -7967,7 +7969,7 @@
                 <w14:ligatures w14:val="none"/>
               </w:rPr>
               <w:lastRenderedPageBreak/>
-              <w:t>Black Pebbles</w:t>
+              <w:t>Wedding Ring</w:t>
             </w:r>
           </w:p>
         </w:tc>
@@ -7976,7 +7978,6 @@
             <w:tcW w:w="1890" w:type="dxa"/>
             <w:noWrap/>
             <w:vAlign w:val="center"/>
-            <w:hideMark/>
           </w:tcPr>
           <w:p>
             <w:pPr>
@@ -8009,31 +8010,30 @@
             <w:tcW w:w="3268" w:type="dxa"/>
             <w:noWrap/>
             <w:vAlign w:val="center"/>
-            <w:hideMark/>
-          </w:tcPr>
-          <w:p>
-            <w:pPr>
-              <w:jc w:val="center"/>
-              <w:cnfStyle w:val="000000100000" w:firstRow="0" w:lastRow="0" w:firstColumn="0" w:lastColumn="0" w:oddVBand="0" w:evenVBand="0" w:oddHBand="1" w:evenHBand="0" w:firstRowFirstColumn="0" w:firstRowLastColumn="0" w:lastRowFirstColumn="0" w:lastRowLastColumn="0"/>
-              <w:rPr>
-                <w:rFonts w:ascii="Courier New" w:eastAsia="Times New Roman" w:hAnsi="Courier New" w:cs="Courier New"/>
-                <w:b/>
-                <w:bCs/>
-                <w:color w:val="000000"/>
-                <w:kern w:val="0"/>
-                <w14:ligatures w14:val="none"/>
-              </w:rPr>
-            </w:pPr>
-            <w:r>
-              <w:rPr>
-                <w:rFonts w:ascii="Courier New" w:eastAsia="Times New Roman" w:hAnsi="Courier New" w:cs="Courier New"/>
-                <w:b/>
-                <w:bCs/>
-                <w:color w:val="000000"/>
-                <w:kern w:val="0"/>
-                <w14:ligatures w14:val="none"/>
-              </w:rPr>
-              <w:t>22</w:t>
+          </w:tcPr>
+          <w:p>
+            <w:pPr>
+              <w:jc w:val="center"/>
+              <w:cnfStyle w:val="000000100000" w:firstRow="0" w:lastRow="0" w:firstColumn="0" w:lastColumn="0" w:oddVBand="0" w:evenVBand="0" w:oddHBand="1" w:evenHBand="0" w:firstRowFirstColumn="0" w:firstRowLastColumn="0" w:lastRowFirstColumn="0" w:lastRowLastColumn="0"/>
+              <w:rPr>
+                <w:rFonts w:ascii="Courier New" w:eastAsia="Times New Roman" w:hAnsi="Courier New" w:cs="Courier New"/>
+                <w:b/>
+                <w:bCs/>
+                <w:color w:val="000000"/>
+                <w:kern w:val="0"/>
+                <w14:ligatures w14:val="none"/>
+              </w:rPr>
+            </w:pPr>
+            <w:r>
+              <w:rPr>
+                <w:rFonts w:ascii="Courier New" w:eastAsia="Times New Roman" w:hAnsi="Courier New" w:cs="Courier New"/>
+                <w:b/>
+                <w:bCs/>
+                <w:color w:val="000000"/>
+                <w:kern w:val="0"/>
+                <w14:ligatures w14:val="none"/>
+              </w:rPr>
+              <w:t>21</w:t>
             </w:r>
           </w:p>
         </w:tc>
@@ -8068,24 +8068,25 @@
             <w:tcW w:w="4405" w:type="dxa"/>
             <w:noWrap/>
             <w:vAlign w:val="center"/>
-          </w:tcPr>
-          <w:p>
-            <w:pPr>
-              <w:rPr>
-                <w:rFonts w:ascii="Courier New" w:eastAsia="Times New Roman" w:hAnsi="Courier New" w:cs="Courier New"/>
-                <w:color w:val="000000"/>
-                <w:kern w:val="0"/>
-                <w14:ligatures w14:val="none"/>
-              </w:rPr>
-            </w:pPr>
-            <w:r>
-              <w:rPr>
-                <w:rFonts w:ascii="Courier New" w:eastAsia="Times New Roman" w:hAnsi="Courier New" w:cs="Courier New"/>
-                <w:color w:val="000000"/>
-                <w:kern w:val="0"/>
-                <w14:ligatures w14:val="none"/>
-              </w:rPr>
-              <w:t>Juice Box with Oil</w:t>
+            <w:hideMark/>
+          </w:tcPr>
+          <w:p>
+            <w:pPr>
+              <w:rPr>
+                <w:rFonts w:ascii="Courier New" w:eastAsia="Times New Roman" w:hAnsi="Courier New" w:cs="Courier New"/>
+                <w:color w:val="000000"/>
+                <w:kern w:val="0"/>
+                <w14:ligatures w14:val="none"/>
+              </w:rPr>
+            </w:pPr>
+            <w:r>
+              <w:rPr>
+                <w:rFonts w:ascii="Courier New" w:eastAsia="Times New Roman" w:hAnsi="Courier New" w:cs="Courier New"/>
+                <w:color w:val="000000"/>
+                <w:kern w:val="0"/>
+                <w14:ligatures w14:val="none"/>
+              </w:rPr>
+              <w:t>Jug</w:t>
             </w:r>
           </w:p>
         </w:tc>
@@ -8094,6 +8095,7 @@
             <w:tcW w:w="1890" w:type="dxa"/>
             <w:noWrap/>
             <w:vAlign w:val="center"/>
+            <w:hideMark/>
           </w:tcPr>
           <w:p>
             <w:pPr>
@@ -8126,6 +8128,7 @@
             <w:tcW w:w="3268" w:type="dxa"/>
             <w:noWrap/>
             <w:vAlign w:val="center"/>
+            <w:hideMark/>
           </w:tcPr>
           <w:p>
             <w:pPr>
@@ -8203,7 +8206,16 @@
                 <w:kern w:val="0"/>
                 <w14:ligatures w14:val="none"/>
               </w:rPr>
-              <w:t>Whiskey Bottle</w:t>
+              <w:t xml:space="preserve">Tea set with </w:t>
+            </w:r>
+            <w:r>
+              <w:rPr>
+                <w:rFonts w:ascii="Courier New" w:eastAsia="Times New Roman" w:hAnsi="Courier New" w:cs="Courier New"/>
+                <w:color w:val="000000"/>
+                <w:kern w:val="0"/>
+                <w14:ligatures w14:val="none"/>
+              </w:rPr>
+              <w:t>black sesame</w:t>
             </w:r>
           </w:p>
         </w:tc>
@@ -8322,7 +8334,7 @@
                 <w:kern w:val="0"/>
                 <w14:ligatures w14:val="none"/>
               </w:rPr>
-              <w:t>Dry flower petals</w:t>
+              <w:t>Black Pebbles</w:t>
             </w:r>
           </w:p>
         </w:tc>
@@ -8441,7 +8453,7 @@
                 <w:kern w:val="0"/>
                 <w14:ligatures w14:val="none"/>
               </w:rPr>
-              <w:t>Soda with lime in a glass</w:t>
+              <w:t>Juice Box with Oil</w:t>
             </w:r>
           </w:p>
         </w:tc>
@@ -8450,7 +8462,6 @@
             <w:tcW w:w="1890" w:type="dxa"/>
             <w:noWrap/>
             <w:vAlign w:val="center"/>
-            <w:hideMark/>
           </w:tcPr>
           <w:p>
             <w:pPr>
@@ -8483,7 +8494,6 @@
             <w:tcW w:w="3268" w:type="dxa"/>
             <w:noWrap/>
             <w:vAlign w:val="center"/>
-            <w:hideMark/>
           </w:tcPr>
           <w:p>
             <w:pPr>
@@ -8542,24 +8552,25 @@
             <w:tcW w:w="4405" w:type="dxa"/>
             <w:noWrap/>
             <w:vAlign w:val="center"/>
-          </w:tcPr>
-          <w:p>
-            <w:pPr>
-              <w:rPr>
-                <w:rFonts w:ascii="Courier New" w:eastAsia="Times New Roman" w:hAnsi="Courier New" w:cs="Courier New"/>
-                <w:color w:val="000000"/>
-                <w:kern w:val="0"/>
-                <w14:ligatures w14:val="none"/>
-              </w:rPr>
-            </w:pPr>
-            <w:r>
-              <w:rPr>
-                <w:rFonts w:ascii="Courier New" w:eastAsia="Times New Roman" w:hAnsi="Courier New" w:cs="Courier New"/>
-                <w:color w:val="000000"/>
-                <w:kern w:val="0"/>
-                <w14:ligatures w14:val="none"/>
-              </w:rPr>
-              <w:t>Sand</w:t>
+            <w:hideMark/>
+          </w:tcPr>
+          <w:p>
+            <w:pPr>
+              <w:rPr>
+                <w:rFonts w:ascii="Courier New" w:eastAsia="Times New Roman" w:hAnsi="Courier New" w:cs="Courier New"/>
+                <w:color w:val="000000"/>
+                <w:kern w:val="0"/>
+                <w14:ligatures w14:val="none"/>
+              </w:rPr>
+            </w:pPr>
+            <w:r>
+              <w:rPr>
+                <w:rFonts w:ascii="Courier New" w:eastAsia="Times New Roman" w:hAnsi="Courier New" w:cs="Courier New"/>
+                <w:color w:val="000000"/>
+                <w:kern w:val="0"/>
+                <w14:ligatures w14:val="none"/>
+              </w:rPr>
+              <w:t>Whiskey Bottle</w:t>
             </w:r>
           </w:p>
         </w:tc>
@@ -8568,6 +8579,7 @@
             <w:tcW w:w="1890" w:type="dxa"/>
             <w:noWrap/>
             <w:vAlign w:val="center"/>
+            <w:hideMark/>
           </w:tcPr>
           <w:p>
             <w:pPr>
@@ -8600,6 +8612,7 @@
             <w:tcW w:w="3268" w:type="dxa"/>
             <w:noWrap/>
             <w:vAlign w:val="center"/>
+            <w:hideMark/>
           </w:tcPr>
           <w:p>
             <w:pPr>
@@ -8659,24 +8672,25 @@
             <w:tcW w:w="4405" w:type="dxa"/>
             <w:noWrap/>
             <w:vAlign w:val="center"/>
-          </w:tcPr>
-          <w:p>
-            <w:pPr>
-              <w:rPr>
-                <w:rFonts w:ascii="Courier New" w:eastAsia="Times New Roman" w:hAnsi="Courier New" w:cs="Courier New"/>
-                <w:color w:val="000000"/>
-                <w:kern w:val="0"/>
-                <w14:ligatures w14:val="none"/>
-              </w:rPr>
-            </w:pPr>
-            <w:r>
-              <w:rPr>
-                <w:rFonts w:ascii="Courier New" w:eastAsia="Times New Roman" w:hAnsi="Courier New" w:cs="Courier New"/>
-                <w:color w:val="000000"/>
-                <w:kern w:val="0"/>
-                <w14:ligatures w14:val="none"/>
-              </w:rPr>
-              <w:t>Vase with flowers</w:t>
+            <w:hideMark/>
+          </w:tcPr>
+          <w:p>
+            <w:pPr>
+              <w:rPr>
+                <w:rFonts w:ascii="Courier New" w:eastAsia="Times New Roman" w:hAnsi="Courier New" w:cs="Courier New"/>
+                <w:color w:val="000000"/>
+                <w:kern w:val="0"/>
+                <w14:ligatures w14:val="none"/>
+              </w:rPr>
+            </w:pPr>
+            <w:r>
+              <w:rPr>
+                <w:rFonts w:ascii="Courier New" w:eastAsia="Times New Roman" w:hAnsi="Courier New" w:cs="Courier New"/>
+                <w:color w:val="000000"/>
+                <w:kern w:val="0"/>
+                <w14:ligatures w14:val="none"/>
+              </w:rPr>
+              <w:t>Dry flower petals</w:t>
             </w:r>
           </w:p>
         </w:tc>
@@ -8777,25 +8791,24 @@
             <w:tcW w:w="4405" w:type="dxa"/>
             <w:noWrap/>
             <w:vAlign w:val="center"/>
-            <w:hideMark/>
-          </w:tcPr>
-          <w:p>
-            <w:pPr>
-              <w:rPr>
-                <w:rFonts w:ascii="Courier New" w:eastAsia="Times New Roman" w:hAnsi="Courier New" w:cs="Courier New"/>
-                <w:color w:val="000000"/>
-                <w:kern w:val="0"/>
-                <w14:ligatures w14:val="none"/>
-              </w:rPr>
-            </w:pPr>
-            <w:r>
-              <w:rPr>
-                <w:rFonts w:ascii="Courier New" w:eastAsia="Times New Roman" w:hAnsi="Courier New" w:cs="Courier New"/>
-                <w:color w:val="000000"/>
-                <w:kern w:val="0"/>
-                <w14:ligatures w14:val="none"/>
-              </w:rPr>
-              <w:t>Puffed Rice</w:t>
+          </w:tcPr>
+          <w:p>
+            <w:pPr>
+              <w:rPr>
+                <w:rFonts w:ascii="Courier New" w:eastAsia="Times New Roman" w:hAnsi="Courier New" w:cs="Courier New"/>
+                <w:color w:val="000000"/>
+                <w:kern w:val="0"/>
+                <w14:ligatures w14:val="none"/>
+              </w:rPr>
+            </w:pPr>
+            <w:r>
+              <w:rPr>
+                <w:rFonts w:ascii="Courier New" w:eastAsia="Times New Roman" w:hAnsi="Courier New" w:cs="Courier New"/>
+                <w:color w:val="000000"/>
+                <w:kern w:val="0"/>
+                <w14:ligatures w14:val="none"/>
+              </w:rPr>
+              <w:t>Soda with lime in a glass</w:t>
             </w:r>
           </w:p>
         </w:tc>
@@ -8897,25 +8910,24 @@
             <w:tcW w:w="4405" w:type="dxa"/>
             <w:noWrap/>
             <w:vAlign w:val="center"/>
-            <w:hideMark/>
-          </w:tcPr>
-          <w:p>
-            <w:pPr>
-              <w:rPr>
-                <w:rFonts w:ascii="Courier New" w:eastAsia="Times New Roman" w:hAnsi="Courier New" w:cs="Courier New"/>
-                <w:color w:val="000000"/>
-                <w:kern w:val="0"/>
-                <w14:ligatures w14:val="none"/>
-              </w:rPr>
-            </w:pPr>
-            <w:r>
-              <w:rPr>
-                <w:rFonts w:ascii="Courier New" w:eastAsia="Times New Roman" w:hAnsi="Courier New" w:cs="Courier New"/>
-                <w:color w:val="000000"/>
-                <w:kern w:val="0"/>
-                <w14:ligatures w14:val="none"/>
-              </w:rPr>
-              <w:t>Tender Coconut</w:t>
+          </w:tcPr>
+          <w:p>
+            <w:pPr>
+              <w:rPr>
+                <w:rFonts w:ascii="Courier New" w:eastAsia="Times New Roman" w:hAnsi="Courier New" w:cs="Courier New"/>
+                <w:color w:val="000000"/>
+                <w:kern w:val="0"/>
+                <w14:ligatures w14:val="none"/>
+              </w:rPr>
+            </w:pPr>
+            <w:r>
+              <w:rPr>
+                <w:rFonts w:ascii="Courier New" w:eastAsia="Times New Roman" w:hAnsi="Courier New" w:cs="Courier New"/>
+                <w:color w:val="000000"/>
+                <w:kern w:val="0"/>
+                <w14:ligatures w14:val="none"/>
+              </w:rPr>
+              <w:t>Sand</w:t>
             </w:r>
           </w:p>
         </w:tc>
@@ -8924,7 +8936,6 @@
             <w:tcW w:w="1890" w:type="dxa"/>
             <w:noWrap/>
             <w:vAlign w:val="center"/>
-            <w:hideMark/>
           </w:tcPr>
           <w:p>
             <w:pPr>
@@ -8957,7 +8968,6 @@
             <w:tcW w:w="3268" w:type="dxa"/>
             <w:noWrap/>
             <w:vAlign w:val="center"/>
-            <w:hideMark/>
           </w:tcPr>
           <w:p>
             <w:pPr>
@@ -9033,7 +9043,7 @@
                 <w:kern w:val="0"/>
                 <w14:ligatures w14:val="none"/>
               </w:rPr>
-              <w:t>Knife</w:t>
+              <w:t>Vase with flowers</w:t>
             </w:r>
           </w:p>
         </w:tc>
@@ -9042,6 +9052,7 @@
             <w:tcW w:w="1890" w:type="dxa"/>
             <w:noWrap/>
             <w:vAlign w:val="center"/>
+            <w:hideMark/>
           </w:tcPr>
           <w:p>
             <w:pPr>
@@ -9074,6 +9085,7 @@
             <w:tcW w:w="3268" w:type="dxa"/>
             <w:noWrap/>
             <w:vAlign w:val="center"/>
+            <w:hideMark/>
           </w:tcPr>
           <w:p>
             <w:pPr>
@@ -9133,24 +9145,25 @@
             <w:tcW w:w="4405" w:type="dxa"/>
             <w:noWrap/>
             <w:vAlign w:val="center"/>
-          </w:tcPr>
-          <w:p>
-            <w:pPr>
-              <w:rPr>
-                <w:rFonts w:ascii="Courier New" w:eastAsia="Times New Roman" w:hAnsi="Courier New" w:cs="Courier New"/>
-                <w:color w:val="000000"/>
-                <w:kern w:val="0"/>
-                <w14:ligatures w14:val="none"/>
-              </w:rPr>
-            </w:pPr>
-            <w:r>
-              <w:rPr>
-                <w:rFonts w:ascii="Courier New" w:eastAsia="Times New Roman" w:hAnsi="Courier New" w:cs="Courier New"/>
-                <w:color w:val="000000"/>
-                <w:kern w:val="0"/>
-                <w14:ligatures w14:val="none"/>
-              </w:rPr>
-              <w:t>Ash</w:t>
+            <w:hideMark/>
+          </w:tcPr>
+          <w:p>
+            <w:pPr>
+              <w:rPr>
+                <w:rFonts w:ascii="Courier New" w:eastAsia="Times New Roman" w:hAnsi="Courier New" w:cs="Courier New"/>
+                <w:color w:val="000000"/>
+                <w:kern w:val="0"/>
+                <w14:ligatures w14:val="none"/>
+              </w:rPr>
+            </w:pPr>
+            <w:r>
+              <w:rPr>
+                <w:rFonts w:ascii="Courier New" w:eastAsia="Times New Roman" w:hAnsi="Courier New" w:cs="Courier New"/>
+                <w:color w:val="000000"/>
+                <w:kern w:val="0"/>
+                <w14:ligatures w14:val="none"/>
+              </w:rPr>
+              <w:t>Puffed Rice</w:t>
             </w:r>
           </w:p>
         </w:tc>
@@ -9159,30 +9172,31 @@
             <w:tcW w:w="1890" w:type="dxa"/>
             <w:noWrap/>
             <w:vAlign w:val="center"/>
-          </w:tcPr>
-          <w:p>
-            <w:pPr>
-              <w:jc w:val="center"/>
-              <w:cnfStyle w:val="000000100000" w:firstRow="0" w:lastRow="0" w:firstColumn="0" w:lastColumn="0" w:oddVBand="0" w:evenVBand="0" w:oddHBand="1" w:evenHBand="0" w:firstRowFirstColumn="0" w:firstRowLastColumn="0" w:lastRowFirstColumn="0" w:lastRowLastColumn="0"/>
-              <w:rPr>
-                <w:rFonts w:ascii="Courier New" w:eastAsia="Times New Roman" w:hAnsi="Courier New" w:cs="Courier New"/>
-                <w:b/>
-                <w:bCs/>
-                <w:color w:val="000000"/>
-                <w:kern w:val="0"/>
-                <w14:ligatures w14:val="none"/>
-              </w:rPr>
-            </w:pPr>
-            <w:r>
-              <w:rPr>
-                <w:rFonts w:ascii="Courier New" w:eastAsia="Times New Roman" w:hAnsi="Courier New" w:cs="Courier New"/>
-                <w:b/>
-                <w:bCs/>
-                <w:color w:val="000000"/>
-                <w:kern w:val="0"/>
-                <w14:ligatures w14:val="none"/>
-              </w:rPr>
-              <w:t xml:space="preserve">1 </w:t>
+            <w:hideMark/>
+          </w:tcPr>
+          <w:p>
+            <w:pPr>
+              <w:jc w:val="center"/>
+              <w:cnfStyle w:val="000000100000" w:firstRow="0" w:lastRow="0" w:firstColumn="0" w:lastColumn="0" w:oddVBand="0" w:evenVBand="0" w:oddHBand="1" w:evenHBand="0" w:firstRowFirstColumn="0" w:firstRowLastColumn="0" w:lastRowFirstColumn="0" w:lastRowLastColumn="0"/>
+              <w:rPr>
+                <w:rFonts w:ascii="Courier New" w:eastAsia="Times New Roman" w:hAnsi="Courier New" w:cs="Courier New"/>
+                <w:b/>
+                <w:bCs/>
+                <w:color w:val="000000"/>
+                <w:kern w:val="0"/>
+                <w14:ligatures w14:val="none"/>
+              </w:rPr>
+            </w:pPr>
+            <w:r>
+              <w:rPr>
+                <w:rFonts w:ascii="Courier New" w:eastAsia="Times New Roman" w:hAnsi="Courier New" w:cs="Courier New"/>
+                <w:b/>
+                <w:bCs/>
+                <w:color w:val="000000"/>
+                <w:kern w:val="0"/>
+                <w14:ligatures w14:val="none"/>
+              </w:rPr>
+              <w:t>1</w:t>
             </w:r>
           </w:p>
         </w:tc>
@@ -9191,6 +9205,7 @@
             <w:tcW w:w="3268" w:type="dxa"/>
             <w:noWrap/>
             <w:vAlign w:val="center"/>
+            <w:hideMark/>
           </w:tcPr>
           <w:p>
             <w:pPr>
@@ -9267,7 +9282,7 @@
                 <w:kern w:val="0"/>
                 <w14:ligatures w14:val="none"/>
               </w:rPr>
-              <w:t>Smoke creator</w:t>
+              <w:t>Tender Coconut</w:t>
             </w:r>
           </w:p>
         </w:tc>
@@ -9333,18 +9348,7 @@
                 <w:kern w:val="0"/>
                 <w14:ligatures w14:val="none"/>
               </w:rPr>
-              <w:t>2</w:t>
-            </w:r>
-            <w:r>
-              <w:rPr>
-                <w:rFonts w:ascii="Courier New" w:eastAsia="Times New Roman" w:hAnsi="Courier New" w:cs="Courier New"/>
-                <w:b/>
-                <w:bCs/>
-                <w:color w:val="000000"/>
-                <w:kern w:val="0"/>
-                <w14:ligatures w14:val="none"/>
-              </w:rPr>
-              <w:t>2</w:t>
+              <w:t>22</w:t>
             </w:r>
           </w:p>
         </w:tc>
@@ -9397,7 +9401,7 @@
                 <w:kern w:val="0"/>
                 <w14:ligatures w14:val="none"/>
               </w:rPr>
-              <w:t>Half-burnt doobie</w:t>
+              <w:t>Knife</w:t>
             </w:r>
           </w:p>
         </w:tc>
@@ -9461,7 +9465,7 @@
                 <w:kern w:val="0"/>
                 <w14:ligatures w14:val="none"/>
               </w:rPr>
-              <w:t>25</w:t>
+              <w:t>22</w:t>
             </w:r>
           </w:p>
         </w:tc>
@@ -9513,7 +9517,7 @@
                 <w:kern w:val="0"/>
                 <w14:ligatures w14:val="none"/>
               </w:rPr>
-              <w:t>Tulasi Katte</w:t>
+              <w:t>Ash</w:t>
             </w:r>
           </w:p>
         </w:tc>
@@ -9545,7 +9549,7 @@
                 <w:kern w:val="0"/>
                 <w14:ligatures w14:val="none"/>
               </w:rPr>
-              <w:t>1</w:t>
+              <w:t xml:space="preserve">1 </w:t>
             </w:r>
           </w:p>
         </w:tc>
@@ -9577,7 +9581,7 @@
                 <w:kern w:val="0"/>
                 <w14:ligatures w14:val="none"/>
               </w:rPr>
-              <w:t>25</w:t>
+              <w:t>22</w:t>
             </w:r>
           </w:p>
         </w:tc>
@@ -9613,24 +9617,25 @@
             <w:tcW w:w="4405" w:type="dxa"/>
             <w:noWrap/>
             <w:vAlign w:val="center"/>
-          </w:tcPr>
-          <w:p>
-            <w:pPr>
-              <w:rPr>
-                <w:rFonts w:ascii="Courier New" w:eastAsia="Times New Roman" w:hAnsi="Courier New" w:cs="Courier New"/>
-                <w:color w:val="000000"/>
-                <w:kern w:val="0"/>
-                <w14:ligatures w14:val="none"/>
-              </w:rPr>
-            </w:pPr>
-            <w:r>
-              <w:rPr>
-                <w:rFonts w:ascii="Courier New" w:eastAsia="Times New Roman" w:hAnsi="Courier New" w:cs="Courier New"/>
-                <w:color w:val="000000"/>
-                <w:kern w:val="0"/>
-                <w14:ligatures w14:val="none"/>
-              </w:rPr>
-              <w:t>Brass Tumbler</w:t>
+            <w:hideMark/>
+          </w:tcPr>
+          <w:p>
+            <w:pPr>
+              <w:rPr>
+                <w:rFonts w:ascii="Courier New" w:eastAsia="Times New Roman" w:hAnsi="Courier New" w:cs="Courier New"/>
+                <w:color w:val="000000"/>
+                <w:kern w:val="0"/>
+                <w14:ligatures w14:val="none"/>
+              </w:rPr>
+            </w:pPr>
+            <w:r>
+              <w:rPr>
+                <w:rFonts w:ascii="Courier New" w:eastAsia="Times New Roman" w:hAnsi="Courier New" w:cs="Courier New"/>
+                <w:color w:val="000000"/>
+                <w:kern w:val="0"/>
+                <w14:ligatures w14:val="none"/>
+              </w:rPr>
+              <w:t>Smoke creator</w:t>
             </w:r>
           </w:p>
         </w:tc>
@@ -9639,6 +9644,7 @@
             <w:tcW w:w="1890" w:type="dxa"/>
             <w:noWrap/>
             <w:vAlign w:val="center"/>
+            <w:hideMark/>
           </w:tcPr>
           <w:p>
             <w:pPr>
@@ -9671,30 +9677,42 @@
             <w:tcW w:w="3268" w:type="dxa"/>
             <w:noWrap/>
             <w:vAlign w:val="center"/>
-          </w:tcPr>
-          <w:p>
-            <w:pPr>
-              <w:jc w:val="center"/>
-              <w:cnfStyle w:val="000000100000" w:firstRow="0" w:lastRow="0" w:firstColumn="0" w:lastColumn="0" w:oddVBand="0" w:evenVBand="0" w:oddHBand="1" w:evenHBand="0" w:firstRowFirstColumn="0" w:firstRowLastColumn="0" w:lastRowFirstColumn="0" w:lastRowLastColumn="0"/>
-              <w:rPr>
-                <w:rFonts w:ascii="Courier New" w:eastAsia="Times New Roman" w:hAnsi="Courier New" w:cs="Courier New"/>
-                <w:b/>
-                <w:bCs/>
-                <w:color w:val="000000"/>
-                <w:kern w:val="0"/>
-                <w14:ligatures w14:val="none"/>
-              </w:rPr>
-            </w:pPr>
-            <w:r>
-              <w:rPr>
-                <w:rFonts w:ascii="Courier New" w:eastAsia="Times New Roman" w:hAnsi="Courier New" w:cs="Courier New"/>
-                <w:b/>
-                <w:bCs/>
-                <w:color w:val="000000"/>
-                <w:kern w:val="0"/>
-                <w14:ligatures w14:val="none"/>
-              </w:rPr>
-              <w:t>25</w:t>
+            <w:hideMark/>
+          </w:tcPr>
+          <w:p>
+            <w:pPr>
+              <w:jc w:val="center"/>
+              <w:cnfStyle w:val="000000100000" w:firstRow="0" w:lastRow="0" w:firstColumn="0" w:lastColumn="0" w:oddVBand="0" w:evenVBand="0" w:oddHBand="1" w:evenHBand="0" w:firstRowFirstColumn="0" w:firstRowLastColumn="0" w:lastRowFirstColumn="0" w:lastRowLastColumn="0"/>
+              <w:rPr>
+                <w:rFonts w:ascii="Courier New" w:eastAsia="Times New Roman" w:hAnsi="Courier New" w:cs="Courier New"/>
+                <w:b/>
+                <w:bCs/>
+                <w:color w:val="000000"/>
+                <w:kern w:val="0"/>
+                <w14:ligatures w14:val="none"/>
+              </w:rPr>
+            </w:pPr>
+            <w:r>
+              <w:rPr>
+                <w:rFonts w:ascii="Courier New" w:eastAsia="Times New Roman" w:hAnsi="Courier New" w:cs="Courier New"/>
+                <w:b/>
+                <w:bCs/>
+                <w:color w:val="000000"/>
+                <w:kern w:val="0"/>
+                <w14:ligatures w14:val="none"/>
+              </w:rPr>
+              <w:t>2</w:t>
+            </w:r>
+            <w:r>
+              <w:rPr>
+                <w:rFonts w:ascii="Courier New" w:eastAsia="Times New Roman" w:hAnsi="Courier New" w:cs="Courier New"/>
+                <w:b/>
+                <w:bCs/>
+                <w:color w:val="000000"/>
+                <w:kern w:val="0"/>
+                <w14:ligatures w14:val="none"/>
+              </w:rPr>
+              <w:t>2</w:t>
             </w:r>
           </w:p>
         </w:tc>
@@ -9746,7 +9764,7 @@
                 <w:kern w:val="0"/>
                 <w14:ligatures w14:val="none"/>
               </w:rPr>
-              <w:t>Fog Machine</w:t>
+              <w:t>Half-burnt doobie</w:t>
             </w:r>
           </w:p>
         </w:tc>
@@ -9810,7 +9828,7 @@
                 <w:kern w:val="0"/>
                 <w14:ligatures w14:val="none"/>
               </w:rPr>
-              <w:t>26</w:t>
+              <w:t>25</w:t>
             </w:r>
           </w:p>
         </w:tc>
@@ -9846,25 +9864,24 @@
             <w:tcW w:w="4405" w:type="dxa"/>
             <w:noWrap/>
             <w:vAlign w:val="center"/>
-            <w:hideMark/>
-          </w:tcPr>
-          <w:p>
-            <w:pPr>
-              <w:rPr>
-                <w:rFonts w:ascii="Courier New" w:eastAsia="Times New Roman" w:hAnsi="Courier New" w:cs="Courier New"/>
-                <w:color w:val="000000"/>
-                <w:kern w:val="0"/>
-                <w14:ligatures w14:val="none"/>
-              </w:rPr>
-            </w:pPr>
-            <w:r>
-              <w:rPr>
-                <w:rFonts w:ascii="Courier New" w:eastAsia="Times New Roman" w:hAnsi="Courier New" w:cs="Courier New"/>
-                <w:color w:val="000000"/>
-                <w:kern w:val="0"/>
-                <w14:ligatures w14:val="none"/>
-              </w:rPr>
-              <w:t>Funeral invitation card</w:t>
+          </w:tcPr>
+          <w:p>
+            <w:pPr>
+              <w:rPr>
+                <w:rFonts w:ascii="Courier New" w:eastAsia="Times New Roman" w:hAnsi="Courier New" w:cs="Courier New"/>
+                <w:color w:val="000000"/>
+                <w:kern w:val="0"/>
+                <w14:ligatures w14:val="none"/>
+              </w:rPr>
+            </w:pPr>
+            <w:r>
+              <w:rPr>
+                <w:rFonts w:ascii="Courier New" w:eastAsia="Times New Roman" w:hAnsi="Courier New" w:cs="Courier New"/>
+                <w:color w:val="000000"/>
+                <w:kern w:val="0"/>
+                <w14:ligatures w14:val="none"/>
+              </w:rPr>
+              <w:t>Tulasi Katte</w:t>
             </w:r>
           </w:p>
         </w:tc>
@@ -9873,7 +9890,6 @@
             <w:tcW w:w="1890" w:type="dxa"/>
             <w:noWrap/>
             <w:vAlign w:val="center"/>
-            <w:hideMark/>
           </w:tcPr>
           <w:p>
             <w:pPr>
@@ -9906,31 +9922,30 @@
             <w:tcW w:w="3268" w:type="dxa"/>
             <w:noWrap/>
             <w:vAlign w:val="center"/>
-            <w:hideMark/>
-          </w:tcPr>
-          <w:p>
-            <w:pPr>
-              <w:jc w:val="center"/>
-              <w:cnfStyle w:val="000000100000" w:firstRow="0" w:lastRow="0" w:firstColumn="0" w:lastColumn="0" w:oddVBand="0" w:evenVBand="0" w:oddHBand="1" w:evenHBand="0" w:firstRowFirstColumn="0" w:firstRowLastColumn="0" w:lastRowFirstColumn="0" w:lastRowLastColumn="0"/>
-              <w:rPr>
-                <w:rFonts w:ascii="Courier New" w:eastAsia="Times New Roman" w:hAnsi="Courier New" w:cs="Courier New"/>
-                <w:b/>
-                <w:bCs/>
-                <w:color w:val="000000"/>
-                <w:kern w:val="0"/>
-                <w14:ligatures w14:val="none"/>
-              </w:rPr>
-            </w:pPr>
-            <w:r>
-              <w:rPr>
-                <w:rFonts w:ascii="Courier New" w:eastAsia="Times New Roman" w:hAnsi="Courier New" w:cs="Courier New"/>
-                <w:b/>
-                <w:bCs/>
-                <w:color w:val="000000"/>
-                <w:kern w:val="0"/>
-                <w14:ligatures w14:val="none"/>
-              </w:rPr>
-              <w:t>26</w:t>
+          </w:tcPr>
+          <w:p>
+            <w:pPr>
+              <w:jc w:val="center"/>
+              <w:cnfStyle w:val="000000100000" w:firstRow="0" w:lastRow="0" w:firstColumn="0" w:lastColumn="0" w:oddVBand="0" w:evenVBand="0" w:oddHBand="1" w:evenHBand="0" w:firstRowFirstColumn="0" w:firstRowLastColumn="0" w:lastRowFirstColumn="0" w:lastRowLastColumn="0"/>
+              <w:rPr>
+                <w:rFonts w:ascii="Courier New" w:eastAsia="Times New Roman" w:hAnsi="Courier New" w:cs="Courier New"/>
+                <w:b/>
+                <w:bCs/>
+                <w:color w:val="000000"/>
+                <w:kern w:val="0"/>
+                <w14:ligatures w14:val="none"/>
+              </w:rPr>
+            </w:pPr>
+            <w:r>
+              <w:rPr>
+                <w:rFonts w:ascii="Courier New" w:eastAsia="Times New Roman" w:hAnsi="Courier New" w:cs="Courier New"/>
+                <w:b/>
+                <w:bCs/>
+                <w:color w:val="000000"/>
+                <w:kern w:val="0"/>
+                <w14:ligatures w14:val="none"/>
+              </w:rPr>
+              <w:t>25</w:t>
             </w:r>
           </w:p>
         </w:tc>
@@ -9982,7 +9997,7 @@
                 <w:kern w:val="0"/>
                 <w14:ligatures w14:val="none"/>
               </w:rPr>
-              <w:t>Pyre</w:t>
+              <w:t>Brass Tumbler</w:t>
             </w:r>
           </w:p>
         </w:tc>
@@ -9991,7 +10006,6 @@
             <w:tcW w:w="1890" w:type="dxa"/>
             <w:noWrap/>
             <w:vAlign w:val="center"/>
-            <w:hideMark/>
           </w:tcPr>
           <w:p>
             <w:pPr>
@@ -10024,31 +10038,30 @@
             <w:tcW w:w="3268" w:type="dxa"/>
             <w:noWrap/>
             <w:vAlign w:val="center"/>
-            <w:hideMark/>
-          </w:tcPr>
-          <w:p>
-            <w:pPr>
-              <w:jc w:val="center"/>
-              <w:cnfStyle w:val="000000000000" w:firstRow="0" w:lastRow="0" w:firstColumn="0" w:lastColumn="0" w:oddVBand="0" w:evenVBand="0" w:oddHBand="0" w:evenHBand="0" w:firstRowFirstColumn="0" w:firstRowLastColumn="0" w:lastRowFirstColumn="0" w:lastRowLastColumn="0"/>
-              <w:rPr>
-                <w:rFonts w:ascii="Courier New" w:eastAsia="Times New Roman" w:hAnsi="Courier New" w:cs="Courier New"/>
-                <w:b/>
-                <w:bCs/>
-                <w:color w:val="000000"/>
-                <w:kern w:val="0"/>
-                <w14:ligatures w14:val="none"/>
-              </w:rPr>
-            </w:pPr>
-            <w:r>
-              <w:rPr>
-                <w:rFonts w:ascii="Courier New" w:eastAsia="Times New Roman" w:hAnsi="Courier New" w:cs="Courier New"/>
-                <w:b/>
-                <w:bCs/>
-                <w:color w:val="000000"/>
-                <w:kern w:val="0"/>
-                <w14:ligatures w14:val="none"/>
-              </w:rPr>
-              <w:t>26</w:t>
+          </w:tcPr>
+          <w:p>
+            <w:pPr>
+              <w:jc w:val="center"/>
+              <w:cnfStyle w:val="000000000000" w:firstRow="0" w:lastRow="0" w:firstColumn="0" w:lastColumn="0" w:oddVBand="0" w:evenVBand="0" w:oddHBand="0" w:evenHBand="0" w:firstRowFirstColumn="0" w:firstRowLastColumn="0" w:lastRowFirstColumn="0" w:lastRowLastColumn="0"/>
+              <w:rPr>
+                <w:rFonts w:ascii="Courier New" w:eastAsia="Times New Roman" w:hAnsi="Courier New" w:cs="Courier New"/>
+                <w:b/>
+                <w:bCs/>
+                <w:color w:val="000000"/>
+                <w:kern w:val="0"/>
+                <w14:ligatures w14:val="none"/>
+              </w:rPr>
+            </w:pPr>
+            <w:r>
+              <w:rPr>
+                <w:rFonts w:ascii="Courier New" w:eastAsia="Times New Roman" w:hAnsi="Courier New" w:cs="Courier New"/>
+                <w:b/>
+                <w:bCs/>
+                <w:color w:val="000000"/>
+                <w:kern w:val="0"/>
+                <w14:ligatures w14:val="none"/>
+              </w:rPr>
+              <w:t>25</w:t>
             </w:r>
           </w:p>
         </w:tc>
@@ -10101,7 +10114,7 @@
                 <w:kern w:val="0"/>
                 <w14:ligatures w14:val="none"/>
               </w:rPr>
-              <w:t>Bhasma</w:t>
+              <w:t>Fog Machine</w:t>
             </w:r>
           </w:p>
         </w:tc>
@@ -10200,24 +10213,25 @@
             <w:tcW w:w="4405" w:type="dxa"/>
             <w:noWrap/>
             <w:vAlign w:val="center"/>
-          </w:tcPr>
-          <w:p>
-            <w:pPr>
-              <w:rPr>
-                <w:rFonts w:ascii="Courier New" w:eastAsia="Times New Roman" w:hAnsi="Courier New" w:cs="Courier New"/>
-                <w:color w:val="000000"/>
-                <w:kern w:val="0"/>
-                <w14:ligatures w14:val="none"/>
-              </w:rPr>
-            </w:pPr>
-            <w:r>
-              <w:rPr>
-                <w:rFonts w:ascii="Courier New" w:eastAsia="Times New Roman" w:hAnsi="Courier New" w:cs="Courier New"/>
-                <w:color w:val="000000"/>
-                <w:kern w:val="0"/>
-                <w14:ligatures w14:val="none"/>
-              </w:rPr>
-              <w:t>Black Sesame Seeds</w:t>
+            <w:hideMark/>
+          </w:tcPr>
+          <w:p>
+            <w:pPr>
+              <w:rPr>
+                <w:rFonts w:ascii="Courier New" w:eastAsia="Times New Roman" w:hAnsi="Courier New" w:cs="Courier New"/>
+                <w:color w:val="000000"/>
+                <w:kern w:val="0"/>
+                <w14:ligatures w14:val="none"/>
+              </w:rPr>
+            </w:pPr>
+            <w:r>
+              <w:rPr>
+                <w:rFonts w:ascii="Courier New" w:eastAsia="Times New Roman" w:hAnsi="Courier New" w:cs="Courier New"/>
+                <w:color w:val="000000"/>
+                <w:kern w:val="0"/>
+                <w14:ligatures w14:val="none"/>
+              </w:rPr>
+              <w:t>Funeral invitation card</w:t>
             </w:r>
           </w:p>
         </w:tc>
@@ -10226,6 +10240,7 @@
             <w:tcW w:w="1890" w:type="dxa"/>
             <w:noWrap/>
             <w:vAlign w:val="center"/>
+            <w:hideMark/>
           </w:tcPr>
           <w:p>
             <w:pPr>
@@ -10258,30 +10273,31 @@
             <w:tcW w:w="3268" w:type="dxa"/>
             <w:noWrap/>
             <w:vAlign w:val="center"/>
-          </w:tcPr>
-          <w:p>
-            <w:pPr>
-              <w:jc w:val="center"/>
-              <w:cnfStyle w:val="000000000000" w:firstRow="0" w:lastRow="0" w:firstColumn="0" w:lastColumn="0" w:oddVBand="0" w:evenVBand="0" w:oddHBand="0" w:evenHBand="0" w:firstRowFirstColumn="0" w:firstRowLastColumn="0" w:lastRowFirstColumn="0" w:lastRowLastColumn="0"/>
-              <w:rPr>
-                <w:rFonts w:ascii="Courier New" w:eastAsia="Times New Roman" w:hAnsi="Courier New" w:cs="Courier New"/>
-                <w:b/>
-                <w:bCs/>
-                <w:color w:val="000000"/>
-                <w:kern w:val="0"/>
-                <w14:ligatures w14:val="none"/>
-              </w:rPr>
-            </w:pPr>
-            <w:r>
-              <w:rPr>
-                <w:rFonts w:ascii="Courier New" w:eastAsia="Times New Roman" w:hAnsi="Courier New" w:cs="Courier New"/>
-                <w:b/>
-                <w:bCs/>
-                <w:color w:val="000000"/>
-                <w:kern w:val="0"/>
-                <w14:ligatures w14:val="none"/>
-              </w:rPr>
-              <w:t>28</w:t>
+            <w:hideMark/>
+          </w:tcPr>
+          <w:p>
+            <w:pPr>
+              <w:jc w:val="center"/>
+              <w:cnfStyle w:val="000000000000" w:firstRow="0" w:lastRow="0" w:firstColumn="0" w:lastColumn="0" w:oddVBand="0" w:evenVBand="0" w:oddHBand="0" w:evenHBand="0" w:firstRowFirstColumn="0" w:firstRowLastColumn="0" w:lastRowFirstColumn="0" w:lastRowLastColumn="0"/>
+              <w:rPr>
+                <w:rFonts w:ascii="Courier New" w:eastAsia="Times New Roman" w:hAnsi="Courier New" w:cs="Courier New"/>
+                <w:b/>
+                <w:bCs/>
+                <w:color w:val="000000"/>
+                <w:kern w:val="0"/>
+                <w14:ligatures w14:val="none"/>
+              </w:rPr>
+            </w:pPr>
+            <w:r>
+              <w:rPr>
+                <w:rFonts w:ascii="Courier New" w:eastAsia="Times New Roman" w:hAnsi="Courier New" w:cs="Courier New"/>
+                <w:b/>
+                <w:bCs/>
+                <w:color w:val="000000"/>
+                <w:kern w:val="0"/>
+                <w14:ligatures w14:val="none"/>
+              </w:rPr>
+              <w:t>26</w:t>
             </w:r>
           </w:p>
         </w:tc>
@@ -10317,25 +10333,24 @@
             <w:tcW w:w="4405" w:type="dxa"/>
             <w:noWrap/>
             <w:vAlign w:val="center"/>
-            <w:hideMark/>
-          </w:tcPr>
-          <w:p>
-            <w:pPr>
-              <w:rPr>
-                <w:rFonts w:ascii="Courier New" w:eastAsia="Times New Roman" w:hAnsi="Courier New" w:cs="Courier New"/>
-                <w:color w:val="000000"/>
-                <w:kern w:val="0"/>
-                <w14:ligatures w14:val="none"/>
-              </w:rPr>
-            </w:pPr>
-            <w:r>
-              <w:rPr>
-                <w:rFonts w:ascii="Courier New" w:eastAsia="Times New Roman" w:hAnsi="Courier New" w:cs="Courier New"/>
-                <w:color w:val="000000"/>
-                <w:kern w:val="0"/>
-                <w14:ligatures w14:val="none"/>
-              </w:rPr>
-              <w:t>Pinda</w:t>
+          </w:tcPr>
+          <w:p>
+            <w:pPr>
+              <w:rPr>
+                <w:rFonts w:ascii="Courier New" w:eastAsia="Times New Roman" w:hAnsi="Courier New" w:cs="Courier New"/>
+                <w:color w:val="000000"/>
+                <w:kern w:val="0"/>
+                <w14:ligatures w14:val="none"/>
+              </w:rPr>
+            </w:pPr>
+            <w:r>
+              <w:rPr>
+                <w:rFonts w:ascii="Courier New" w:eastAsia="Times New Roman" w:hAnsi="Courier New" w:cs="Courier New"/>
+                <w:color w:val="000000"/>
+                <w:kern w:val="0"/>
+                <w14:ligatures w14:val="none"/>
+              </w:rPr>
+              <w:t>Pyre</w:t>
             </w:r>
           </w:p>
         </w:tc>
@@ -10401,7 +10416,7 @@
                 <w:kern w:val="0"/>
                 <w14:ligatures w14:val="none"/>
               </w:rPr>
-              <w:t>28</w:t>
+              <w:t>26</w:t>
             </w:r>
           </w:p>
         </w:tc>
@@ -10453,7 +10468,7 @@
                 <w:kern w:val="0"/>
                 <w14:ligatures w14:val="none"/>
               </w:rPr>
-              <w:t>Long Mirror</w:t>
+              <w:t>Bhasma</w:t>
             </w:r>
           </w:p>
         </w:tc>
@@ -10517,7 +10532,7 @@
                 <w:kern w:val="0"/>
                 <w14:ligatures w14:val="none"/>
               </w:rPr>
-              <w:t>29</w:t>
+              <w:t>26</w:t>
             </w:r>
           </w:p>
         </w:tc>
@@ -10553,25 +10568,24 @@
             <w:tcW w:w="4405" w:type="dxa"/>
             <w:noWrap/>
             <w:vAlign w:val="center"/>
-            <w:hideMark/>
-          </w:tcPr>
-          <w:p>
-            <w:pPr>
-              <w:rPr>
-                <w:rFonts w:ascii="Courier New" w:eastAsia="Times New Roman" w:hAnsi="Courier New" w:cs="Courier New"/>
-                <w:color w:val="000000"/>
-                <w:kern w:val="0"/>
-                <w14:ligatures w14:val="none"/>
-              </w:rPr>
-            </w:pPr>
-            <w:r>
-              <w:rPr>
-                <w:rFonts w:ascii="Courier New" w:eastAsia="Times New Roman" w:hAnsi="Courier New" w:cs="Courier New"/>
-                <w:color w:val="000000"/>
-                <w:kern w:val="0"/>
-                <w14:ligatures w14:val="none"/>
-              </w:rPr>
-              <w:t>Long curly hair</w:t>
+          </w:tcPr>
+          <w:p>
+            <w:pPr>
+              <w:rPr>
+                <w:rFonts w:ascii="Courier New" w:eastAsia="Times New Roman" w:hAnsi="Courier New" w:cs="Courier New"/>
+                <w:color w:val="000000"/>
+                <w:kern w:val="0"/>
+                <w14:ligatures w14:val="none"/>
+              </w:rPr>
+            </w:pPr>
+            <w:r>
+              <w:rPr>
+                <w:rFonts w:ascii="Courier New" w:eastAsia="Times New Roman" w:hAnsi="Courier New" w:cs="Courier New"/>
+                <w:color w:val="000000"/>
+                <w:kern w:val="0"/>
+                <w14:ligatures w14:val="none"/>
+              </w:rPr>
+              <w:t>Black Sesame Seeds</w:t>
             </w:r>
           </w:p>
         </w:tc>
@@ -10580,7 +10594,6 @@
             <w:tcW w:w="1890" w:type="dxa"/>
             <w:noWrap/>
             <w:vAlign w:val="center"/>
-            <w:hideMark/>
           </w:tcPr>
           <w:p>
             <w:pPr>
@@ -10613,31 +10626,30 @@
             <w:tcW w:w="3268" w:type="dxa"/>
             <w:noWrap/>
             <w:vAlign w:val="center"/>
-            <w:hideMark/>
-          </w:tcPr>
-          <w:p>
-            <w:pPr>
-              <w:jc w:val="center"/>
-              <w:cnfStyle w:val="000000100000" w:firstRow="0" w:lastRow="0" w:firstColumn="0" w:lastColumn="0" w:oddVBand="0" w:evenVBand="0" w:oddHBand="1" w:evenHBand="0" w:firstRowFirstColumn="0" w:firstRowLastColumn="0" w:lastRowFirstColumn="0" w:lastRowLastColumn="0"/>
-              <w:rPr>
-                <w:rFonts w:ascii="Courier New" w:eastAsia="Times New Roman" w:hAnsi="Courier New" w:cs="Courier New"/>
-                <w:b/>
-                <w:bCs/>
-                <w:color w:val="000000"/>
-                <w:kern w:val="0"/>
-                <w14:ligatures w14:val="none"/>
-              </w:rPr>
-            </w:pPr>
-            <w:r>
-              <w:rPr>
-                <w:rFonts w:ascii="Courier New" w:eastAsia="Times New Roman" w:hAnsi="Courier New" w:cs="Courier New"/>
-                <w:b/>
-                <w:bCs/>
-                <w:color w:val="000000"/>
-                <w:kern w:val="0"/>
-                <w14:ligatures w14:val="none"/>
-              </w:rPr>
-              <w:t>30</w:t>
+          </w:tcPr>
+          <w:p>
+            <w:pPr>
+              <w:jc w:val="center"/>
+              <w:cnfStyle w:val="000000100000" w:firstRow="0" w:lastRow="0" w:firstColumn="0" w:lastColumn="0" w:oddVBand="0" w:evenVBand="0" w:oddHBand="1" w:evenHBand="0" w:firstRowFirstColumn="0" w:firstRowLastColumn="0" w:lastRowFirstColumn="0" w:lastRowLastColumn="0"/>
+              <w:rPr>
+                <w:rFonts w:ascii="Courier New" w:eastAsia="Times New Roman" w:hAnsi="Courier New" w:cs="Courier New"/>
+                <w:b/>
+                <w:bCs/>
+                <w:color w:val="000000"/>
+                <w:kern w:val="0"/>
+                <w14:ligatures w14:val="none"/>
+              </w:rPr>
+            </w:pPr>
+            <w:r>
+              <w:rPr>
+                <w:rFonts w:ascii="Courier New" w:eastAsia="Times New Roman" w:hAnsi="Courier New" w:cs="Courier New"/>
+                <w:b/>
+                <w:bCs/>
+                <w:color w:val="000000"/>
+                <w:kern w:val="0"/>
+                <w14:ligatures w14:val="none"/>
+              </w:rPr>
+              <w:t>28</w:t>
             </w:r>
           </w:p>
         </w:tc>
@@ -10672,24 +10684,25 @@
             <w:tcW w:w="4405" w:type="dxa"/>
             <w:noWrap/>
             <w:vAlign w:val="center"/>
-          </w:tcPr>
-          <w:p>
-            <w:pPr>
-              <w:rPr>
-                <w:rFonts w:ascii="Courier New" w:eastAsia="Times New Roman" w:hAnsi="Courier New" w:cs="Courier New"/>
-                <w:color w:val="000000"/>
-                <w:kern w:val="0"/>
-                <w14:ligatures w14:val="none"/>
-              </w:rPr>
-            </w:pPr>
-            <w:r>
-              <w:rPr>
-                <w:rFonts w:ascii="Courier New" w:eastAsia="Times New Roman" w:hAnsi="Courier New" w:cs="Courier New"/>
-                <w:color w:val="000000"/>
-                <w:kern w:val="0"/>
-                <w14:ligatures w14:val="none"/>
-              </w:rPr>
-              <w:t>Horns</w:t>
+            <w:hideMark/>
+          </w:tcPr>
+          <w:p>
+            <w:pPr>
+              <w:rPr>
+                <w:rFonts w:ascii="Courier New" w:eastAsia="Times New Roman" w:hAnsi="Courier New" w:cs="Courier New"/>
+                <w:color w:val="000000"/>
+                <w:kern w:val="0"/>
+                <w14:ligatures w14:val="none"/>
+              </w:rPr>
+            </w:pPr>
+            <w:r>
+              <w:rPr>
+                <w:rFonts w:ascii="Courier New" w:eastAsia="Times New Roman" w:hAnsi="Courier New" w:cs="Courier New"/>
+                <w:color w:val="000000"/>
+                <w:kern w:val="0"/>
+                <w14:ligatures w14:val="none"/>
+              </w:rPr>
+              <w:t>Pinda</w:t>
             </w:r>
           </w:p>
         </w:tc>
@@ -10698,6 +10711,7 @@
             <w:tcW w:w="1890" w:type="dxa"/>
             <w:noWrap/>
             <w:vAlign w:val="center"/>
+            <w:hideMark/>
           </w:tcPr>
           <w:p>
             <w:pPr>
@@ -10730,30 +10744,31 @@
             <w:tcW w:w="3268" w:type="dxa"/>
             <w:noWrap/>
             <w:vAlign w:val="center"/>
-          </w:tcPr>
-          <w:p>
-            <w:pPr>
-              <w:jc w:val="center"/>
-              <w:cnfStyle w:val="000000000000" w:firstRow="0" w:lastRow="0" w:firstColumn="0" w:lastColumn="0" w:oddVBand="0" w:evenVBand="0" w:oddHBand="0" w:evenHBand="0" w:firstRowFirstColumn="0" w:firstRowLastColumn="0" w:lastRowFirstColumn="0" w:lastRowLastColumn="0"/>
-              <w:rPr>
-                <w:rFonts w:ascii="Courier New" w:eastAsia="Times New Roman" w:hAnsi="Courier New" w:cs="Courier New"/>
-                <w:b/>
-                <w:bCs/>
-                <w:color w:val="000000"/>
-                <w:kern w:val="0"/>
-                <w14:ligatures w14:val="none"/>
-              </w:rPr>
-            </w:pPr>
-            <w:r>
-              <w:rPr>
-                <w:rFonts w:ascii="Courier New" w:eastAsia="Times New Roman" w:hAnsi="Courier New" w:cs="Courier New"/>
-                <w:b/>
-                <w:bCs/>
-                <w:color w:val="000000"/>
-                <w:kern w:val="0"/>
-                <w14:ligatures w14:val="none"/>
-              </w:rPr>
-              <w:t>30</w:t>
+            <w:hideMark/>
+          </w:tcPr>
+          <w:p>
+            <w:pPr>
+              <w:jc w:val="center"/>
+              <w:cnfStyle w:val="000000000000" w:firstRow="0" w:lastRow="0" w:firstColumn="0" w:lastColumn="0" w:oddVBand="0" w:evenVBand="0" w:oddHBand="0" w:evenHBand="0" w:firstRowFirstColumn="0" w:firstRowLastColumn="0" w:lastRowFirstColumn="0" w:lastRowLastColumn="0"/>
+              <w:rPr>
+                <w:rFonts w:ascii="Courier New" w:eastAsia="Times New Roman" w:hAnsi="Courier New" w:cs="Courier New"/>
+                <w:b/>
+                <w:bCs/>
+                <w:color w:val="000000"/>
+                <w:kern w:val="0"/>
+                <w14:ligatures w14:val="none"/>
+              </w:rPr>
+            </w:pPr>
+            <w:r>
+              <w:rPr>
+                <w:rFonts w:ascii="Courier New" w:eastAsia="Times New Roman" w:hAnsi="Courier New" w:cs="Courier New"/>
+                <w:b/>
+                <w:bCs/>
+                <w:color w:val="000000"/>
+                <w:kern w:val="0"/>
+                <w14:ligatures w14:val="none"/>
+              </w:rPr>
+              <w:t>28</w:t>
             </w:r>
           </w:p>
         </w:tc>
@@ -10789,25 +10804,24 @@
             <w:tcW w:w="4405" w:type="dxa"/>
             <w:noWrap/>
             <w:vAlign w:val="center"/>
-            <w:hideMark/>
-          </w:tcPr>
-          <w:p>
-            <w:pPr>
-              <w:rPr>
-                <w:rFonts w:ascii="Courier New" w:eastAsia="Times New Roman" w:hAnsi="Courier New" w:cs="Courier New"/>
-                <w:color w:val="000000"/>
-                <w:kern w:val="0"/>
-                <w14:ligatures w14:val="none"/>
-              </w:rPr>
-            </w:pPr>
-            <w:r>
-              <w:rPr>
-                <w:rFonts w:ascii="Courier New" w:eastAsia="Times New Roman" w:hAnsi="Courier New" w:cs="Courier New"/>
-                <w:color w:val="000000"/>
-                <w:kern w:val="0"/>
-                <w14:ligatures w14:val="none"/>
-              </w:rPr>
-              <w:t>Silver Earrings</w:t>
+          </w:tcPr>
+          <w:p>
+            <w:pPr>
+              <w:rPr>
+                <w:rFonts w:ascii="Courier New" w:eastAsia="Times New Roman" w:hAnsi="Courier New" w:cs="Courier New"/>
+                <w:color w:val="000000"/>
+                <w:kern w:val="0"/>
+                <w14:ligatures w14:val="none"/>
+              </w:rPr>
+            </w:pPr>
+            <w:r>
+              <w:rPr>
+                <w:rFonts w:ascii="Courier New" w:eastAsia="Times New Roman" w:hAnsi="Courier New" w:cs="Courier New"/>
+                <w:color w:val="000000"/>
+                <w:kern w:val="0"/>
+                <w14:ligatures w14:val="none"/>
+              </w:rPr>
+              <w:t>Long Mirror</w:t>
             </w:r>
           </w:p>
         </w:tc>
@@ -10816,31 +10830,30 @@
             <w:tcW w:w="1890" w:type="dxa"/>
             <w:noWrap/>
             <w:vAlign w:val="center"/>
-            <w:hideMark/>
-          </w:tcPr>
-          <w:p>
-            <w:pPr>
-              <w:jc w:val="center"/>
-              <w:cnfStyle w:val="000000100000" w:firstRow="0" w:lastRow="0" w:firstColumn="0" w:lastColumn="0" w:oddVBand="0" w:evenVBand="0" w:oddHBand="1" w:evenHBand="0" w:firstRowFirstColumn="0" w:firstRowLastColumn="0" w:lastRowFirstColumn="0" w:lastRowLastColumn="0"/>
-              <w:rPr>
-                <w:rFonts w:ascii="Courier New" w:eastAsia="Times New Roman" w:hAnsi="Courier New" w:cs="Courier New"/>
-                <w:b/>
-                <w:bCs/>
-                <w:color w:val="000000"/>
-                <w:kern w:val="0"/>
-                <w14:ligatures w14:val="none"/>
-              </w:rPr>
-            </w:pPr>
-            <w:r>
-              <w:rPr>
-                <w:rFonts w:ascii="Courier New" w:eastAsia="Times New Roman" w:hAnsi="Courier New" w:cs="Courier New"/>
-                <w:b/>
-                <w:bCs/>
-                <w:color w:val="000000"/>
-                <w:kern w:val="0"/>
-                <w14:ligatures w14:val="none"/>
-              </w:rPr>
-              <w:t>2</w:t>
+          </w:tcPr>
+          <w:p>
+            <w:pPr>
+              <w:jc w:val="center"/>
+              <w:cnfStyle w:val="000000100000" w:firstRow="0" w:lastRow="0" w:firstColumn="0" w:lastColumn="0" w:oddVBand="0" w:evenVBand="0" w:oddHBand="1" w:evenHBand="0" w:firstRowFirstColumn="0" w:firstRowLastColumn="0" w:lastRowFirstColumn="0" w:lastRowLastColumn="0"/>
+              <w:rPr>
+                <w:rFonts w:ascii="Courier New" w:eastAsia="Times New Roman" w:hAnsi="Courier New" w:cs="Courier New"/>
+                <w:b/>
+                <w:bCs/>
+                <w:color w:val="000000"/>
+                <w:kern w:val="0"/>
+                <w14:ligatures w14:val="none"/>
+              </w:rPr>
+            </w:pPr>
+            <w:r>
+              <w:rPr>
+                <w:rFonts w:ascii="Courier New" w:eastAsia="Times New Roman" w:hAnsi="Courier New" w:cs="Courier New"/>
+                <w:b/>
+                <w:bCs/>
+                <w:color w:val="000000"/>
+                <w:kern w:val="0"/>
+                <w14:ligatures w14:val="none"/>
+              </w:rPr>
+              <w:t>1</w:t>
             </w:r>
           </w:p>
         </w:tc>
@@ -10849,31 +10862,30 @@
             <w:tcW w:w="3268" w:type="dxa"/>
             <w:noWrap/>
             <w:vAlign w:val="center"/>
-            <w:hideMark/>
-          </w:tcPr>
-          <w:p>
-            <w:pPr>
-              <w:jc w:val="center"/>
-              <w:cnfStyle w:val="000000100000" w:firstRow="0" w:lastRow="0" w:firstColumn="0" w:lastColumn="0" w:oddVBand="0" w:evenVBand="0" w:oddHBand="1" w:evenHBand="0" w:firstRowFirstColumn="0" w:firstRowLastColumn="0" w:lastRowFirstColumn="0" w:lastRowLastColumn="0"/>
-              <w:rPr>
-                <w:rFonts w:ascii="Courier New" w:eastAsia="Times New Roman" w:hAnsi="Courier New" w:cs="Courier New"/>
-                <w:b/>
-                <w:bCs/>
-                <w:color w:val="000000"/>
-                <w:kern w:val="0"/>
-                <w14:ligatures w14:val="none"/>
-              </w:rPr>
-            </w:pPr>
-            <w:r>
-              <w:rPr>
-                <w:rFonts w:ascii="Courier New" w:eastAsia="Times New Roman" w:hAnsi="Courier New" w:cs="Courier New"/>
-                <w:b/>
-                <w:bCs/>
-                <w:color w:val="000000"/>
-                <w:kern w:val="0"/>
-                <w14:ligatures w14:val="none"/>
-              </w:rPr>
-              <w:t>30</w:t>
+          </w:tcPr>
+          <w:p>
+            <w:pPr>
+              <w:jc w:val="center"/>
+              <w:cnfStyle w:val="000000100000" w:firstRow="0" w:lastRow="0" w:firstColumn="0" w:lastColumn="0" w:oddVBand="0" w:evenVBand="0" w:oddHBand="1" w:evenHBand="0" w:firstRowFirstColumn="0" w:firstRowLastColumn="0" w:lastRowFirstColumn="0" w:lastRowLastColumn="0"/>
+              <w:rPr>
+                <w:rFonts w:ascii="Courier New" w:eastAsia="Times New Roman" w:hAnsi="Courier New" w:cs="Courier New"/>
+                <w:b/>
+                <w:bCs/>
+                <w:color w:val="000000"/>
+                <w:kern w:val="0"/>
+                <w14:ligatures w14:val="none"/>
+              </w:rPr>
+            </w:pPr>
+            <w:r>
+              <w:rPr>
+                <w:rFonts w:ascii="Courier New" w:eastAsia="Times New Roman" w:hAnsi="Courier New" w:cs="Courier New"/>
+                <w:b/>
+                <w:bCs/>
+                <w:color w:val="000000"/>
+                <w:kern w:val="0"/>
+                <w14:ligatures w14:val="none"/>
+              </w:rPr>
+              <w:t>29</w:t>
             </w:r>
           </w:p>
         </w:tc>
@@ -10926,7 +10938,7 @@
                 <w:kern w:val="0"/>
                 <w14:ligatures w14:val="none"/>
               </w:rPr>
-              <w:t>Silver Nose Ring</w:t>
+              <w:t>Long curly hair</w:t>
             </w:r>
           </w:p>
         </w:tc>
@@ -11028,25 +11040,24 @@
             <w:tcW w:w="4405" w:type="dxa"/>
             <w:noWrap/>
             <w:vAlign w:val="center"/>
-            <w:hideMark/>
-          </w:tcPr>
-          <w:p>
-            <w:pPr>
-              <w:rPr>
-                <w:rFonts w:ascii="Courier New" w:eastAsia="Times New Roman" w:hAnsi="Courier New" w:cs="Courier New"/>
-                <w:color w:val="000000"/>
-                <w:kern w:val="0"/>
-                <w14:ligatures w14:val="none"/>
-              </w:rPr>
-            </w:pPr>
-            <w:r>
-              <w:rPr>
-                <w:rFonts w:ascii="Courier New" w:eastAsia="Times New Roman" w:hAnsi="Courier New" w:cs="Courier New"/>
-                <w:color w:val="000000"/>
-                <w:kern w:val="0"/>
-                <w14:ligatures w14:val="none"/>
-              </w:rPr>
-              <w:t>Silver Armbands</w:t>
+          </w:tcPr>
+          <w:p>
+            <w:pPr>
+              <w:rPr>
+                <w:rFonts w:ascii="Courier New" w:eastAsia="Times New Roman" w:hAnsi="Courier New" w:cs="Courier New"/>
+                <w:color w:val="000000"/>
+                <w:kern w:val="0"/>
+                <w14:ligatures w14:val="none"/>
+              </w:rPr>
+            </w:pPr>
+            <w:r>
+              <w:rPr>
+                <w:rFonts w:ascii="Courier New" w:eastAsia="Times New Roman" w:hAnsi="Courier New" w:cs="Courier New"/>
+                <w:color w:val="000000"/>
+                <w:kern w:val="0"/>
+                <w14:ligatures w14:val="none"/>
+              </w:rPr>
+              <w:t>Horns</w:t>
             </w:r>
           </w:p>
         </w:tc>
@@ -11055,31 +11066,30 @@
             <w:tcW w:w="1890" w:type="dxa"/>
             <w:noWrap/>
             <w:vAlign w:val="center"/>
-            <w:hideMark/>
-          </w:tcPr>
-          <w:p>
-            <w:pPr>
-              <w:jc w:val="center"/>
-              <w:cnfStyle w:val="000000100000" w:firstRow="0" w:lastRow="0" w:firstColumn="0" w:lastColumn="0" w:oddVBand="0" w:evenVBand="0" w:oddHBand="1" w:evenHBand="0" w:firstRowFirstColumn="0" w:firstRowLastColumn="0" w:lastRowFirstColumn="0" w:lastRowLastColumn="0"/>
-              <w:rPr>
-                <w:rFonts w:ascii="Courier New" w:eastAsia="Times New Roman" w:hAnsi="Courier New" w:cs="Courier New"/>
-                <w:b/>
-                <w:bCs/>
-                <w:color w:val="000000"/>
-                <w:kern w:val="0"/>
-                <w14:ligatures w14:val="none"/>
-              </w:rPr>
-            </w:pPr>
-            <w:r>
-              <w:rPr>
-                <w:rFonts w:ascii="Courier New" w:eastAsia="Times New Roman" w:hAnsi="Courier New" w:cs="Courier New"/>
-                <w:b/>
-                <w:bCs/>
-                <w:color w:val="000000"/>
-                <w:kern w:val="0"/>
-                <w14:ligatures w14:val="none"/>
-              </w:rPr>
-              <w:t>2</w:t>
+          </w:tcPr>
+          <w:p>
+            <w:pPr>
+              <w:jc w:val="center"/>
+              <w:cnfStyle w:val="000000100000" w:firstRow="0" w:lastRow="0" w:firstColumn="0" w:lastColumn="0" w:oddVBand="0" w:evenVBand="0" w:oddHBand="1" w:evenHBand="0" w:firstRowFirstColumn="0" w:firstRowLastColumn="0" w:lastRowFirstColumn="0" w:lastRowLastColumn="0"/>
+              <w:rPr>
+                <w:rFonts w:ascii="Courier New" w:eastAsia="Times New Roman" w:hAnsi="Courier New" w:cs="Courier New"/>
+                <w:b/>
+                <w:bCs/>
+                <w:color w:val="000000"/>
+                <w:kern w:val="0"/>
+                <w14:ligatures w14:val="none"/>
+              </w:rPr>
+            </w:pPr>
+            <w:r>
+              <w:rPr>
+                <w:rFonts w:ascii="Courier New" w:eastAsia="Times New Roman" w:hAnsi="Courier New" w:cs="Courier New"/>
+                <w:b/>
+                <w:bCs/>
+                <w:color w:val="000000"/>
+                <w:kern w:val="0"/>
+                <w14:ligatures w14:val="none"/>
+              </w:rPr>
+              <w:t>1</w:t>
             </w:r>
           </w:p>
         </w:tc>
@@ -11088,7 +11098,6 @@
             <w:tcW w:w="3268" w:type="dxa"/>
             <w:noWrap/>
             <w:vAlign w:val="center"/>
-            <w:hideMark/>
           </w:tcPr>
           <w:p>
             <w:pPr>
@@ -11165,7 +11174,7 @@
                 <w:kern w:val="0"/>
                 <w14:ligatures w14:val="none"/>
               </w:rPr>
-              <w:t>Flower decorated photo of Adi</w:t>
+              <w:t>Silver Earrings</w:t>
             </w:r>
           </w:p>
         </w:tc>
@@ -11198,7 +11207,7 @@
                 <w:kern w:val="0"/>
                 <w14:ligatures w14:val="none"/>
               </w:rPr>
-              <w:t>1</w:t>
+              <w:t>2</w:t>
             </w:r>
           </w:p>
         </w:tc>
@@ -11285,7 +11294,7 @@
                 <w:kern w:val="0"/>
                 <w14:ligatures w14:val="none"/>
               </w:rPr>
-              <w:t>Brass Lamp</w:t>
+              <w:t>Silver Nose Ring</w:t>
             </w:r>
           </w:p>
         </w:tc>
@@ -11404,7 +11413,7 @@
                 <w:kern w:val="0"/>
                 <w14:ligatures w14:val="none"/>
               </w:rPr>
-              <w:t>Thick Metallic Chain</w:t>
+              <w:t>Silver Armbands</w:t>
             </w:r>
           </w:p>
         </w:tc>
@@ -11437,7 +11446,7 @@
                 <w:kern w:val="0"/>
                 <w14:ligatures w14:val="none"/>
               </w:rPr>
-              <w:t>1</w:t>
+              <w:t>2</w:t>
             </w:r>
           </w:p>
         </w:tc>
@@ -11470,7 +11479,7 @@
                 <w:kern w:val="0"/>
                 <w14:ligatures w14:val="none"/>
               </w:rPr>
-              <w:t>28</w:t>
+              <w:t>30</w:t>
             </w:r>
           </w:p>
         </w:tc>
@@ -11524,7 +11533,7 @@
                 <w:kern w:val="0"/>
                 <w14:ligatures w14:val="none"/>
               </w:rPr>
-              <w:t>-----------------------------</w:t>
+              <w:t>Flower decorated photo of Adi</w:t>
             </w:r>
           </w:p>
         </w:tc>
@@ -11557,7 +11566,7 @@
                 <w:kern w:val="0"/>
                 <w14:ligatures w14:val="none"/>
               </w:rPr>
-              <w:t>-----------</w:t>
+              <w:t>1</w:t>
             </w:r>
           </w:p>
         </w:tc>
@@ -11573,25 +11582,24 @@
               <w:jc w:val="center"/>
               <w:cnfStyle w:val="000000100000" w:firstRow="0" w:lastRow="0" w:firstColumn="0" w:lastColumn="0" w:oddVBand="0" w:evenVBand="0" w:oddHBand="1" w:evenHBand="0" w:firstRowFirstColumn="0" w:firstRowLastColumn="0" w:lastRowFirstColumn="0" w:lastRowLastColumn="0"/>
               <w:rPr>
-                <w:rFonts w:ascii="Times New Roman" w:eastAsia="Times New Roman" w:hAnsi="Times New Roman" w:cs="Times New Roman"/>
-                <w:b/>
-                <w:bCs/>
-                <w:kern w:val="0"/>
-                <w:sz w:val="20"/>
-                <w:szCs w:val="20"/>
-                <w14:ligatures w14:val="none"/>
-              </w:rPr>
-            </w:pPr>
-            <w:r>
-              <w:rPr>
-                <w:rFonts w:ascii="Courier New" w:eastAsia="Times New Roman" w:hAnsi="Courier New" w:cs="Courier New"/>
-                <w:b/>
-                <w:bCs/>
-                <w:color w:val="000000"/>
-                <w:kern w:val="0"/>
-                <w14:ligatures w14:val="none"/>
-              </w:rPr>
-              <w:t>---------------------</w:t>
+                <w:rFonts w:ascii="Courier New" w:eastAsia="Times New Roman" w:hAnsi="Courier New" w:cs="Courier New"/>
+                <w:b/>
+                <w:bCs/>
+                <w:color w:val="000000"/>
+                <w:kern w:val="0"/>
+                <w14:ligatures w14:val="none"/>
+              </w:rPr>
+            </w:pPr>
+            <w:r>
+              <w:rPr>
+                <w:rFonts w:ascii="Courier New" w:eastAsia="Times New Roman" w:hAnsi="Courier New" w:cs="Courier New"/>
+                <w:b/>
+                <w:bCs/>
+                <w:color w:val="000000"/>
+                <w:kern w:val="0"/>
+                <w14:ligatures w14:val="none"/>
+              </w:rPr>
+              <w:t>30</w:t>
             </w:r>
           </w:p>
         </w:tc>
@@ -11604,26 +11612,14 @@
             <w:pPr>
               <w:cnfStyle w:val="000000100000" w:firstRow="0" w:lastRow="0" w:firstColumn="0" w:lastColumn="0" w:oddVBand="0" w:evenVBand="0" w:oddHBand="1" w:evenHBand="0" w:firstRowFirstColumn="0" w:firstRowLastColumn="0" w:lastRowFirstColumn="0" w:lastRowLastColumn="0"/>
               <w:rPr>
-                <w:rFonts w:ascii="Times New Roman" w:eastAsia="Times New Roman" w:hAnsi="Times New Roman" w:cs="Times New Roman"/>
-                <w:b/>
-                <w:bCs/>
-                <w:kern w:val="0"/>
-                <w:sz w:val="20"/>
-                <w:szCs w:val="20"/>
-                <w14:ligatures w14:val="none"/>
-              </w:rPr>
-            </w:pPr>
-            <w:r>
-              <w:rPr>
-                <w:rFonts w:ascii="Courier New" w:eastAsia="Times New Roman" w:hAnsi="Courier New" w:cs="Courier New"/>
-                <w:b/>
-                <w:bCs/>
-                <w:color w:val="000000"/>
-                <w:kern w:val="0"/>
-                <w14:ligatures w14:val="none"/>
-              </w:rPr>
-              <w:t>-----------</w:t>
-            </w:r>
+                <w:rFonts w:ascii="Courier New" w:eastAsia="Times New Roman" w:hAnsi="Courier New" w:cs="Courier New"/>
+                <w:b/>
+                <w:bCs/>
+                <w:color w:val="000000"/>
+                <w:kern w:val="0"/>
+                <w14:ligatures w14:val="none"/>
+              </w:rPr>
+            </w:pPr>
           </w:p>
         </w:tc>
       </w:tr>
@@ -11656,7 +11652,7 @@
                 <w:kern w:val="0"/>
                 <w14:ligatures w14:val="none"/>
               </w:rPr>
-              <w:t>Crib with Cot Mobile</w:t>
+              <w:t>Brass Lamp</w:t>
             </w:r>
           </w:p>
         </w:tc>
@@ -11680,6 +11676,17 @@
                 <w14:ligatures w14:val="none"/>
               </w:rPr>
             </w:pPr>
+            <w:r>
+              <w:rPr>
+                <w:rFonts w:ascii="Courier New" w:eastAsia="Times New Roman" w:hAnsi="Courier New" w:cs="Courier New"/>
+                <w:b/>
+                <w:bCs/>
+                <w:color w:val="000000"/>
+                <w:kern w:val="0"/>
+                <w14:ligatures w14:val="none"/>
+              </w:rPr>
+              <w:t>1</w:t>
+            </w:r>
           </w:p>
         </w:tc>
         <w:tc>
@@ -11694,36 +11701,24 @@
               <w:jc w:val="center"/>
               <w:cnfStyle w:val="000000000000" w:firstRow="0" w:lastRow="0" w:firstColumn="0" w:lastColumn="0" w:oddVBand="0" w:evenVBand="0" w:oddHBand="0" w:evenHBand="0" w:firstRowFirstColumn="0" w:firstRowLastColumn="0" w:lastRowFirstColumn="0" w:lastRowLastColumn="0"/>
               <w:rPr>
-                <w:rFonts w:ascii="Times New Roman" w:eastAsia="Times New Roman" w:hAnsi="Times New Roman" w:cs="Times New Roman"/>
-                <w:b/>
-                <w:bCs/>
-                <w:kern w:val="0"/>
-                <w:sz w:val="20"/>
-                <w:szCs w:val="20"/>
-                <w14:ligatures w14:val="none"/>
-              </w:rPr>
-            </w:pPr>
-            <w:r>
-              <w:rPr>
-                <w:rFonts w:ascii="Courier New" w:eastAsia="Times New Roman" w:hAnsi="Courier New" w:cs="Courier New"/>
-                <w:b/>
-                <w:bCs/>
-                <w:color w:val="000000"/>
-                <w:kern w:val="0"/>
-                <w14:ligatures w14:val="none"/>
-              </w:rPr>
-              <w:t>2</w:t>
-            </w:r>
-            <w:r>
-              <w:rPr>
-                <w:rFonts w:ascii="Courier New" w:eastAsia="Times New Roman" w:hAnsi="Courier New" w:cs="Courier New"/>
-                <w:b/>
-                <w:bCs/>
-                <w:color w:val="000000"/>
-                <w:kern w:val="0"/>
-                <w14:ligatures w14:val="none"/>
-              </w:rPr>
-              <w:t>9</w:t>
+                <w:rFonts w:ascii="Courier New" w:eastAsia="Times New Roman" w:hAnsi="Courier New" w:cs="Courier New"/>
+                <w:b/>
+                <w:bCs/>
+                <w:color w:val="000000"/>
+                <w:kern w:val="0"/>
+                <w14:ligatures w14:val="none"/>
+              </w:rPr>
+            </w:pPr>
+            <w:r>
+              <w:rPr>
+                <w:rFonts w:ascii="Courier New" w:eastAsia="Times New Roman" w:hAnsi="Courier New" w:cs="Courier New"/>
+                <w:b/>
+                <w:bCs/>
+                <w:color w:val="000000"/>
+                <w:kern w:val="0"/>
+                <w14:ligatures w14:val="none"/>
+              </w:rPr>
+              <w:t>30</w:t>
             </w:r>
           </w:p>
         </w:tc>
@@ -11736,12 +11731,11 @@
             <w:pPr>
               <w:cnfStyle w:val="000000000000" w:firstRow="0" w:lastRow="0" w:firstColumn="0" w:lastColumn="0" w:oddVBand="0" w:evenVBand="0" w:oddHBand="0" w:evenHBand="0" w:firstRowFirstColumn="0" w:firstRowLastColumn="0" w:lastRowFirstColumn="0" w:lastRowLastColumn="0"/>
               <w:rPr>
-                <w:rFonts w:ascii="Times New Roman" w:eastAsia="Times New Roman" w:hAnsi="Times New Roman" w:cs="Times New Roman"/>
-                <w:b/>
-                <w:bCs/>
-                <w:kern w:val="0"/>
-                <w:sz w:val="20"/>
-                <w:szCs w:val="20"/>
+                <w:rFonts w:ascii="Courier New" w:eastAsia="Times New Roman" w:hAnsi="Courier New" w:cs="Courier New"/>
+                <w:b/>
+                <w:bCs/>
+                <w:color w:val="000000"/>
+                <w:kern w:val="0"/>
                 <w14:ligatures w14:val="none"/>
               </w:rPr>
             </w:pPr>
@@ -11779,7 +11773,7 @@
                 <w14:ligatures w14:val="none"/>
               </w:rPr>
               <w:lastRenderedPageBreak/>
-              <w:t>Cycle</w:t>
+              <w:t>Thick Metallic Chain</w:t>
             </w:r>
           </w:p>
         </w:tc>
@@ -11803,6 +11797,17 @@
                 <w14:ligatures w14:val="none"/>
               </w:rPr>
             </w:pPr>
+            <w:r>
+              <w:rPr>
+                <w:rFonts w:ascii="Courier New" w:eastAsia="Times New Roman" w:hAnsi="Courier New" w:cs="Courier New"/>
+                <w:b/>
+                <w:bCs/>
+                <w:color w:val="000000"/>
+                <w:kern w:val="0"/>
+                <w14:ligatures w14:val="none"/>
+              </w:rPr>
+              <w:t>1</w:t>
+            </w:r>
           </w:p>
         </w:tc>
         <w:tc>
@@ -11817,36 +11822,24 @@
               <w:jc w:val="center"/>
               <w:cnfStyle w:val="000000100000" w:firstRow="0" w:lastRow="0" w:firstColumn="0" w:lastColumn="0" w:oddVBand="0" w:evenVBand="0" w:oddHBand="1" w:evenHBand="0" w:firstRowFirstColumn="0" w:firstRowLastColumn="0" w:lastRowFirstColumn="0" w:lastRowLastColumn="0"/>
               <w:rPr>
-                <w:rFonts w:ascii="Times New Roman" w:eastAsia="Times New Roman" w:hAnsi="Times New Roman" w:cs="Times New Roman"/>
-                <w:b/>
-                <w:bCs/>
-                <w:kern w:val="0"/>
-                <w:sz w:val="20"/>
-                <w:szCs w:val="20"/>
-                <w14:ligatures w14:val="none"/>
-              </w:rPr>
-            </w:pPr>
-            <w:r>
-              <w:rPr>
-                <w:rFonts w:ascii="Courier New" w:eastAsia="Times New Roman" w:hAnsi="Courier New" w:cs="Courier New"/>
-                <w:b/>
-                <w:bCs/>
-                <w:color w:val="000000"/>
-                <w:kern w:val="0"/>
-                <w14:ligatures w14:val="none"/>
-              </w:rPr>
-              <w:t>2</w:t>
-            </w:r>
-            <w:r>
-              <w:rPr>
-                <w:rFonts w:ascii="Courier New" w:eastAsia="Times New Roman" w:hAnsi="Courier New" w:cs="Courier New"/>
-                <w:b/>
-                <w:bCs/>
-                <w:color w:val="000000"/>
-                <w:kern w:val="0"/>
-                <w14:ligatures w14:val="none"/>
-              </w:rPr>
-              <w:t>9</w:t>
+                <w:rFonts w:ascii="Courier New" w:eastAsia="Times New Roman" w:hAnsi="Courier New" w:cs="Courier New"/>
+                <w:b/>
+                <w:bCs/>
+                <w:color w:val="000000"/>
+                <w:kern w:val="0"/>
+                <w14:ligatures w14:val="none"/>
+              </w:rPr>
+            </w:pPr>
+            <w:r>
+              <w:rPr>
+                <w:rFonts w:ascii="Courier New" w:eastAsia="Times New Roman" w:hAnsi="Courier New" w:cs="Courier New"/>
+                <w:b/>
+                <w:bCs/>
+                <w:color w:val="000000"/>
+                <w:kern w:val="0"/>
+                <w14:ligatures w14:val="none"/>
+              </w:rPr>
+              <w:t>28</w:t>
             </w:r>
           </w:p>
         </w:tc>
@@ -11859,12 +11852,11 @@
             <w:pPr>
               <w:cnfStyle w:val="000000100000" w:firstRow="0" w:lastRow="0" w:firstColumn="0" w:lastColumn="0" w:oddVBand="0" w:evenVBand="0" w:oddHBand="1" w:evenHBand="0" w:firstRowFirstColumn="0" w:firstRowLastColumn="0" w:lastRowFirstColumn="0" w:lastRowLastColumn="0"/>
               <w:rPr>
-                <w:rFonts w:ascii="Times New Roman" w:eastAsia="Times New Roman" w:hAnsi="Times New Roman" w:cs="Times New Roman"/>
-                <w:b/>
-                <w:bCs/>
-                <w:kern w:val="0"/>
-                <w:sz w:val="20"/>
-                <w:szCs w:val="20"/>
+                <w:rFonts w:ascii="Courier New" w:eastAsia="Times New Roman" w:hAnsi="Courier New" w:cs="Courier New"/>
+                <w:b/>
+                <w:bCs/>
+                <w:color w:val="000000"/>
+                <w:kern w:val="0"/>
                 <w14:ligatures w14:val="none"/>
               </w:rPr>
             </w:pPr>
@@ -11900,7 +11892,7 @@
                 <w:kern w:val="0"/>
                 <w14:ligatures w14:val="none"/>
               </w:rPr>
-              <w:t>Ointment/ Band-aid</w:t>
+              <w:t>-----------------------------</w:t>
             </w:r>
           </w:p>
         </w:tc>
@@ -11924,6 +11916,17 @@
                 <w14:ligatures w14:val="none"/>
               </w:rPr>
             </w:pPr>
+            <w:r>
+              <w:rPr>
+                <w:rFonts w:ascii="Courier New" w:eastAsia="Times New Roman" w:hAnsi="Courier New" w:cs="Courier New"/>
+                <w:b/>
+                <w:bCs/>
+                <w:color w:val="000000"/>
+                <w:kern w:val="0"/>
+                <w14:ligatures w14:val="none"/>
+              </w:rPr>
+              <w:t>-----------</w:t>
+            </w:r>
           </w:p>
         </w:tc>
         <w:tc>
@@ -11956,18 +11959,7 @@
                 <w:kern w:val="0"/>
                 <w14:ligatures w14:val="none"/>
               </w:rPr>
-              <w:t>2</w:t>
-            </w:r>
-            <w:r>
-              <w:rPr>
-                <w:rFonts w:ascii="Courier New" w:eastAsia="Times New Roman" w:hAnsi="Courier New" w:cs="Courier New"/>
-                <w:b/>
-                <w:bCs/>
-                <w:color w:val="000000"/>
-                <w:kern w:val="0"/>
-                <w14:ligatures w14:val="none"/>
-              </w:rPr>
-              <w:t>9</w:t>
+              <w:t>---------------------</w:t>
             </w:r>
           </w:p>
         </w:tc>
@@ -11989,6 +11981,17 @@
                 <w14:ligatures w14:val="none"/>
               </w:rPr>
             </w:pPr>
+            <w:r>
+              <w:rPr>
+                <w:rFonts w:ascii="Courier New" w:eastAsia="Times New Roman" w:hAnsi="Courier New" w:cs="Courier New"/>
+                <w:b/>
+                <w:bCs/>
+                <w:color w:val="000000"/>
+                <w:kern w:val="0"/>
+                <w14:ligatures w14:val="none"/>
+              </w:rPr>
+              <w:t>-----------</w:t>
+            </w:r>
           </w:p>
         </w:tc>
       </w:tr>
@@ -12004,24 +12007,25 @@
             <w:tcW w:w="4405" w:type="dxa"/>
             <w:noWrap/>
             <w:vAlign w:val="center"/>
-          </w:tcPr>
-          <w:p>
-            <w:pPr>
-              <w:rPr>
-                <w:rFonts w:ascii="Courier New" w:eastAsia="Times New Roman" w:hAnsi="Courier New" w:cs="Courier New"/>
-                <w:color w:val="000000"/>
-                <w:kern w:val="0"/>
-                <w14:ligatures w14:val="none"/>
-              </w:rPr>
-            </w:pPr>
-            <w:r>
-              <w:rPr>
-                <w:rFonts w:ascii="Courier New" w:eastAsia="Times New Roman" w:hAnsi="Courier New" w:cs="Courier New"/>
-                <w:color w:val="000000"/>
-                <w:kern w:val="0"/>
-                <w14:ligatures w14:val="none"/>
-              </w:rPr>
-              <w:t>Puppy</w:t>
+            <w:hideMark/>
+          </w:tcPr>
+          <w:p>
+            <w:pPr>
+              <w:rPr>
+                <w:rFonts w:ascii="Courier New" w:eastAsia="Times New Roman" w:hAnsi="Courier New" w:cs="Courier New"/>
+                <w:color w:val="000000"/>
+                <w:kern w:val="0"/>
+                <w14:ligatures w14:val="none"/>
+              </w:rPr>
+            </w:pPr>
+            <w:r>
+              <w:rPr>
+                <w:rFonts w:ascii="Courier New" w:eastAsia="Times New Roman" w:hAnsi="Courier New" w:cs="Courier New"/>
+                <w:color w:val="000000"/>
+                <w:kern w:val="0"/>
+                <w14:ligatures w14:val="none"/>
+              </w:rPr>
+              <w:t>Crib with Cot Mobile</w:t>
             </w:r>
           </w:p>
         </w:tc>
@@ -12030,6 +12034,7 @@
             <w:tcW w:w="1890" w:type="dxa"/>
             <w:noWrap/>
             <w:vAlign w:val="center"/>
+            <w:hideMark/>
           </w:tcPr>
           <w:p>
             <w:pPr>
@@ -12051,30 +12056,43 @@
             <w:tcW w:w="3268" w:type="dxa"/>
             <w:noWrap/>
             <w:vAlign w:val="center"/>
-          </w:tcPr>
-          <w:p>
-            <w:pPr>
-              <w:jc w:val="center"/>
-              <w:cnfStyle w:val="000000100000" w:firstRow="0" w:lastRow="0" w:firstColumn="0" w:lastColumn="0" w:oddVBand="0" w:evenVBand="0" w:oddHBand="1" w:evenHBand="0" w:firstRowFirstColumn="0" w:firstRowLastColumn="0" w:lastRowFirstColumn="0" w:lastRowLastColumn="0"/>
-              <w:rPr>
-                <w:rFonts w:ascii="Courier New" w:eastAsia="Times New Roman" w:hAnsi="Courier New" w:cs="Courier New"/>
-                <w:b/>
-                <w:bCs/>
-                <w:color w:val="000000"/>
-                <w:kern w:val="0"/>
-                <w14:ligatures w14:val="none"/>
-              </w:rPr>
-            </w:pPr>
-            <w:r>
-              <w:rPr>
-                <w:rFonts w:ascii="Courier New" w:eastAsia="Times New Roman" w:hAnsi="Courier New" w:cs="Courier New"/>
-                <w:b/>
-                <w:bCs/>
-                <w:color w:val="000000"/>
-                <w:kern w:val="0"/>
-                <w14:ligatures w14:val="none"/>
-              </w:rPr>
-              <w:t>29</w:t>
+            <w:hideMark/>
+          </w:tcPr>
+          <w:p>
+            <w:pPr>
+              <w:jc w:val="center"/>
+              <w:cnfStyle w:val="000000100000" w:firstRow="0" w:lastRow="0" w:firstColumn="0" w:lastColumn="0" w:oddVBand="0" w:evenVBand="0" w:oddHBand="1" w:evenHBand="0" w:firstRowFirstColumn="0" w:firstRowLastColumn="0" w:lastRowFirstColumn="0" w:lastRowLastColumn="0"/>
+              <w:rPr>
+                <w:rFonts w:ascii="Times New Roman" w:eastAsia="Times New Roman" w:hAnsi="Times New Roman" w:cs="Times New Roman"/>
+                <w:b/>
+                <w:bCs/>
+                <w:kern w:val="0"/>
+                <w:sz w:val="20"/>
+                <w:szCs w:val="20"/>
+                <w14:ligatures w14:val="none"/>
+              </w:rPr>
+            </w:pPr>
+            <w:r>
+              <w:rPr>
+                <w:rFonts w:ascii="Courier New" w:eastAsia="Times New Roman" w:hAnsi="Courier New" w:cs="Courier New"/>
+                <w:b/>
+                <w:bCs/>
+                <w:color w:val="000000"/>
+                <w:kern w:val="0"/>
+                <w14:ligatures w14:val="none"/>
+              </w:rPr>
+              <w:t>2</w:t>
+            </w:r>
+            <w:r>
+              <w:rPr>
+                <w:rFonts w:ascii="Courier New" w:eastAsia="Times New Roman" w:hAnsi="Courier New" w:cs="Courier New"/>
+                <w:b/>
+                <w:bCs/>
+                <w:color w:val="000000"/>
+                <w:kern w:val="0"/>
+                <w14:ligatures w14:val="none"/>
+              </w:rPr>
+              <w:t>9</w:t>
             </w:r>
           </w:p>
         </w:tc>
@@ -12128,7 +12146,7 @@
                 <w:kern w:val="0"/>
                 <w14:ligatures w14:val="none"/>
               </w:rPr>
-              <w:t>Marigold</w:t>
+              <w:t>Cycle</w:t>
             </w:r>
           </w:p>
         </w:tc>
@@ -12250,7 +12268,7 @@
                 <w:kern w:val="0"/>
                 <w14:ligatures w14:val="none"/>
               </w:rPr>
-              <w:t>Bat and ball</w:t>
+              <w:t>Ointment/ Band-aid</w:t>
             </w:r>
           </w:p>
         </w:tc>
@@ -12353,25 +12371,24 @@
             <w:tcW w:w="4405" w:type="dxa"/>
             <w:noWrap/>
             <w:vAlign w:val="center"/>
-            <w:hideMark/>
-          </w:tcPr>
-          <w:p>
-            <w:pPr>
-              <w:rPr>
-                <w:rFonts w:ascii="Courier New" w:eastAsia="Times New Roman" w:hAnsi="Courier New" w:cs="Courier New"/>
-                <w:color w:val="000000"/>
-                <w:kern w:val="0"/>
-                <w14:ligatures w14:val="none"/>
-              </w:rPr>
-            </w:pPr>
-            <w:r>
-              <w:rPr>
-                <w:rFonts w:ascii="Courier New" w:eastAsia="Times New Roman" w:hAnsi="Courier New" w:cs="Courier New"/>
-                <w:color w:val="000000"/>
-                <w:kern w:val="0"/>
-                <w14:ligatures w14:val="none"/>
-              </w:rPr>
-              <w:t>Ice-lollies</w:t>
+          </w:tcPr>
+          <w:p>
+            <w:pPr>
+              <w:rPr>
+                <w:rFonts w:ascii="Courier New" w:eastAsia="Times New Roman" w:hAnsi="Courier New" w:cs="Courier New"/>
+                <w:color w:val="000000"/>
+                <w:kern w:val="0"/>
+                <w14:ligatures w14:val="none"/>
+              </w:rPr>
+            </w:pPr>
+            <w:r>
+              <w:rPr>
+                <w:rFonts w:ascii="Courier New" w:eastAsia="Times New Roman" w:hAnsi="Courier New" w:cs="Courier New"/>
+                <w:color w:val="000000"/>
+                <w:kern w:val="0"/>
+                <w14:ligatures w14:val="none"/>
+              </w:rPr>
+              <w:t>Puppy</w:t>
             </w:r>
           </w:p>
         </w:tc>
@@ -12380,7 +12397,6 @@
             <w:tcW w:w="1890" w:type="dxa"/>
             <w:noWrap/>
             <w:vAlign w:val="center"/>
-            <w:hideMark/>
           </w:tcPr>
           <w:p>
             <w:pPr>
@@ -12402,43 +12418,30 @@
             <w:tcW w:w="3268" w:type="dxa"/>
             <w:noWrap/>
             <w:vAlign w:val="center"/>
-            <w:hideMark/>
-          </w:tcPr>
-          <w:p>
-            <w:pPr>
-              <w:jc w:val="center"/>
-              <w:cnfStyle w:val="000000000000" w:firstRow="0" w:lastRow="0" w:firstColumn="0" w:lastColumn="0" w:oddVBand="0" w:evenVBand="0" w:oddHBand="0" w:evenHBand="0" w:firstRowFirstColumn="0" w:firstRowLastColumn="0" w:lastRowFirstColumn="0" w:lastRowLastColumn="0"/>
-              <w:rPr>
-                <w:rFonts w:ascii="Times New Roman" w:eastAsia="Times New Roman" w:hAnsi="Times New Roman" w:cs="Times New Roman"/>
-                <w:b/>
-                <w:bCs/>
-                <w:kern w:val="0"/>
-                <w:sz w:val="20"/>
-                <w:szCs w:val="20"/>
-                <w14:ligatures w14:val="none"/>
-              </w:rPr>
-            </w:pPr>
-            <w:r>
-              <w:rPr>
-                <w:rFonts w:ascii="Courier New" w:eastAsia="Times New Roman" w:hAnsi="Courier New" w:cs="Courier New"/>
-                <w:b/>
-                <w:bCs/>
-                <w:color w:val="000000"/>
-                <w:kern w:val="0"/>
-                <w14:ligatures w14:val="none"/>
-              </w:rPr>
-              <w:t>2</w:t>
-            </w:r>
-            <w:r>
-              <w:rPr>
-                <w:rFonts w:ascii="Courier New" w:eastAsia="Times New Roman" w:hAnsi="Courier New" w:cs="Courier New"/>
-                <w:b/>
-                <w:bCs/>
-                <w:color w:val="000000"/>
-                <w:kern w:val="0"/>
-                <w14:ligatures w14:val="none"/>
-              </w:rPr>
-              <w:t>9</w:t>
+          </w:tcPr>
+          <w:p>
+            <w:pPr>
+              <w:jc w:val="center"/>
+              <w:cnfStyle w:val="000000000000" w:firstRow="0" w:lastRow="0" w:firstColumn="0" w:lastColumn="0" w:oddVBand="0" w:evenVBand="0" w:oddHBand="0" w:evenHBand="0" w:firstRowFirstColumn="0" w:firstRowLastColumn="0" w:lastRowFirstColumn="0" w:lastRowLastColumn="0"/>
+              <w:rPr>
+                <w:rFonts w:ascii="Courier New" w:eastAsia="Times New Roman" w:hAnsi="Courier New" w:cs="Courier New"/>
+                <w:b/>
+                <w:bCs/>
+                <w:color w:val="000000"/>
+                <w:kern w:val="0"/>
+                <w14:ligatures w14:val="none"/>
+              </w:rPr>
+            </w:pPr>
+            <w:r>
+              <w:rPr>
+                <w:rFonts w:ascii="Courier New" w:eastAsia="Times New Roman" w:hAnsi="Courier New" w:cs="Courier New"/>
+                <w:b/>
+                <w:bCs/>
+                <w:color w:val="000000"/>
+                <w:kern w:val="0"/>
+                <w14:ligatures w14:val="none"/>
+              </w:rPr>
+              <w:t>29</w:t>
             </w:r>
           </w:p>
         </w:tc>
@@ -12475,24 +12478,25 @@
             <w:tcW w:w="4405" w:type="dxa"/>
             <w:noWrap/>
             <w:vAlign w:val="center"/>
-          </w:tcPr>
-          <w:p>
-            <w:pPr>
-              <w:rPr>
-                <w:rFonts w:ascii="Courier New" w:eastAsia="Times New Roman" w:hAnsi="Courier New" w:cs="Courier New"/>
-                <w:color w:val="000000"/>
-                <w:kern w:val="0"/>
-                <w14:ligatures w14:val="none"/>
-              </w:rPr>
-            </w:pPr>
-            <w:r>
-              <w:rPr>
-                <w:rFonts w:ascii="Courier New" w:eastAsia="Times New Roman" w:hAnsi="Courier New" w:cs="Courier New"/>
-                <w:color w:val="000000"/>
-                <w:kern w:val="0"/>
-                <w14:ligatures w14:val="none"/>
-              </w:rPr>
-              <w:t>Chalk pieces</w:t>
+            <w:hideMark/>
+          </w:tcPr>
+          <w:p>
+            <w:pPr>
+              <w:rPr>
+                <w:rFonts w:ascii="Courier New" w:eastAsia="Times New Roman" w:hAnsi="Courier New" w:cs="Courier New"/>
+                <w:color w:val="000000"/>
+                <w:kern w:val="0"/>
+                <w14:ligatures w14:val="none"/>
+              </w:rPr>
+            </w:pPr>
+            <w:r>
+              <w:rPr>
+                <w:rFonts w:ascii="Courier New" w:eastAsia="Times New Roman" w:hAnsi="Courier New" w:cs="Courier New"/>
+                <w:color w:val="000000"/>
+                <w:kern w:val="0"/>
+                <w14:ligatures w14:val="none"/>
+              </w:rPr>
+              <w:t>Marigold</w:t>
             </w:r>
           </w:p>
         </w:tc>
@@ -12501,6 +12505,7 @@
             <w:tcW w:w="1890" w:type="dxa"/>
             <w:noWrap/>
             <w:vAlign w:val="center"/>
+            <w:hideMark/>
           </w:tcPr>
           <w:p>
             <w:pPr>
@@ -12522,30 +12527,43 @@
             <w:tcW w:w="3268" w:type="dxa"/>
             <w:noWrap/>
             <w:vAlign w:val="center"/>
-          </w:tcPr>
-          <w:p>
-            <w:pPr>
-              <w:jc w:val="center"/>
-              <w:cnfStyle w:val="000000100000" w:firstRow="0" w:lastRow="0" w:firstColumn="0" w:lastColumn="0" w:oddVBand="0" w:evenVBand="0" w:oddHBand="1" w:evenHBand="0" w:firstRowFirstColumn="0" w:firstRowLastColumn="0" w:lastRowFirstColumn="0" w:lastRowLastColumn="0"/>
-              <w:rPr>
-                <w:rFonts w:ascii="Courier New" w:eastAsia="Times New Roman" w:hAnsi="Courier New" w:cs="Courier New"/>
-                <w:b/>
-                <w:bCs/>
-                <w:color w:val="000000"/>
-                <w:kern w:val="0"/>
-                <w14:ligatures w14:val="none"/>
-              </w:rPr>
-            </w:pPr>
-            <w:r>
-              <w:rPr>
-                <w:rFonts w:ascii="Courier New" w:eastAsia="Times New Roman" w:hAnsi="Courier New" w:cs="Courier New"/>
-                <w:b/>
-                <w:bCs/>
-                <w:color w:val="000000"/>
-                <w:kern w:val="0"/>
-                <w14:ligatures w14:val="none"/>
-              </w:rPr>
-              <w:t>29</w:t>
+            <w:hideMark/>
+          </w:tcPr>
+          <w:p>
+            <w:pPr>
+              <w:jc w:val="center"/>
+              <w:cnfStyle w:val="000000100000" w:firstRow="0" w:lastRow="0" w:firstColumn="0" w:lastColumn="0" w:oddVBand="0" w:evenVBand="0" w:oddHBand="1" w:evenHBand="0" w:firstRowFirstColumn="0" w:firstRowLastColumn="0" w:lastRowFirstColumn="0" w:lastRowLastColumn="0"/>
+              <w:rPr>
+                <w:rFonts w:ascii="Times New Roman" w:eastAsia="Times New Roman" w:hAnsi="Times New Roman" w:cs="Times New Roman"/>
+                <w:b/>
+                <w:bCs/>
+                <w:kern w:val="0"/>
+                <w:sz w:val="20"/>
+                <w:szCs w:val="20"/>
+                <w14:ligatures w14:val="none"/>
+              </w:rPr>
+            </w:pPr>
+            <w:r>
+              <w:rPr>
+                <w:rFonts w:ascii="Courier New" w:eastAsia="Times New Roman" w:hAnsi="Courier New" w:cs="Courier New"/>
+                <w:b/>
+                <w:bCs/>
+                <w:color w:val="000000"/>
+                <w:kern w:val="0"/>
+                <w14:ligatures w14:val="none"/>
+              </w:rPr>
+              <w:t>2</w:t>
+            </w:r>
+            <w:r>
+              <w:rPr>
+                <w:rFonts w:ascii="Courier New" w:eastAsia="Times New Roman" w:hAnsi="Courier New" w:cs="Courier New"/>
+                <w:b/>
+                <w:bCs/>
+                <w:color w:val="000000"/>
+                <w:kern w:val="0"/>
+                <w14:ligatures w14:val="none"/>
+              </w:rPr>
+              <w:t>9</w:t>
             </w:r>
           </w:p>
         </w:tc>
@@ -12599,7 +12617,7 @@
                 <w:kern w:val="0"/>
                 <w14:ligatures w14:val="none"/>
               </w:rPr>
-              <w:t>Beer bottles to cheer</w:t>
+              <w:t>Bat and ball</w:t>
             </w:r>
           </w:p>
         </w:tc>
@@ -12721,7 +12739,7 @@
                 <w:kern w:val="0"/>
                 <w14:ligatures w14:val="none"/>
               </w:rPr>
-              <w:t>Doobie</w:t>
+              <w:t>Ice-lollies</w:t>
             </w:r>
           </w:p>
         </w:tc>
@@ -12841,7 +12859,7 @@
                 <w:kern w:val="0"/>
                 <w14:ligatures w14:val="none"/>
               </w:rPr>
-              <w:t>Wedding Ring</w:t>
+              <w:t>Chalk pieces</w:t>
             </w:r>
           </w:p>
         </w:tc>
@@ -12894,18 +12912,7 @@
                 <w:kern w:val="0"/>
                 <w14:ligatures w14:val="none"/>
               </w:rPr>
-              <w:t>2</w:t>
-            </w:r>
-            <w:r>
-              <w:rPr>
-                <w:rFonts w:ascii="Courier New" w:eastAsia="Times New Roman" w:hAnsi="Courier New" w:cs="Courier New"/>
-                <w:b/>
-                <w:bCs/>
-                <w:color w:val="000000"/>
-                <w:kern w:val="0"/>
-                <w14:ligatures w14:val="none"/>
-              </w:rPr>
-              <w:t>9</w:t>
+              <w:t>29</w:t>
             </w:r>
           </w:p>
         </w:tc>
@@ -12942,24 +12949,25 @@
             <w:tcW w:w="4405" w:type="dxa"/>
             <w:noWrap/>
             <w:vAlign w:val="center"/>
-          </w:tcPr>
-          <w:p>
-            <w:pPr>
-              <w:rPr>
-                <w:rFonts w:ascii="Courier New" w:eastAsia="Times New Roman" w:hAnsi="Courier New" w:cs="Courier New"/>
-                <w:color w:val="000000"/>
-                <w:kern w:val="0"/>
-                <w14:ligatures w14:val="none"/>
-              </w:rPr>
-            </w:pPr>
-            <w:r>
-              <w:rPr>
-                <w:rFonts w:ascii="Courier New" w:eastAsia="Times New Roman" w:hAnsi="Courier New" w:cs="Courier New"/>
-                <w:color w:val="000000"/>
-                <w:kern w:val="0"/>
-                <w14:ligatures w14:val="none"/>
-              </w:rPr>
-              <w:t>A Baby</w:t>
+            <w:hideMark/>
+          </w:tcPr>
+          <w:p>
+            <w:pPr>
+              <w:rPr>
+                <w:rFonts w:ascii="Courier New" w:eastAsia="Times New Roman" w:hAnsi="Courier New" w:cs="Courier New"/>
+                <w:color w:val="000000"/>
+                <w:kern w:val="0"/>
+                <w14:ligatures w14:val="none"/>
+              </w:rPr>
+            </w:pPr>
+            <w:r>
+              <w:rPr>
+                <w:rFonts w:ascii="Courier New" w:eastAsia="Times New Roman" w:hAnsi="Courier New" w:cs="Courier New"/>
+                <w:color w:val="000000"/>
+                <w:kern w:val="0"/>
+                <w14:ligatures w14:val="none"/>
+              </w:rPr>
+              <w:t>Beer bottles to cheer</w:t>
             </w:r>
           </w:p>
         </w:tc>
@@ -12968,6 +12976,7 @@
             <w:tcW w:w="1890" w:type="dxa"/>
             <w:noWrap/>
             <w:vAlign w:val="center"/>
+            <w:hideMark/>
           </w:tcPr>
           <w:p>
             <w:pPr>
@@ -12989,30 +12998,43 @@
             <w:tcW w:w="3268" w:type="dxa"/>
             <w:noWrap/>
             <w:vAlign w:val="center"/>
-          </w:tcPr>
-          <w:p>
-            <w:pPr>
-              <w:jc w:val="center"/>
-              <w:cnfStyle w:val="000000100000" w:firstRow="0" w:lastRow="0" w:firstColumn="0" w:lastColumn="0" w:oddVBand="0" w:evenVBand="0" w:oddHBand="1" w:evenHBand="0" w:firstRowFirstColumn="0" w:firstRowLastColumn="0" w:lastRowFirstColumn="0" w:lastRowLastColumn="0"/>
-              <w:rPr>
-                <w:rFonts w:ascii="Courier New" w:eastAsia="Times New Roman" w:hAnsi="Courier New" w:cs="Courier New"/>
-                <w:b/>
-                <w:bCs/>
-                <w:color w:val="000000"/>
-                <w:kern w:val="0"/>
-                <w14:ligatures w14:val="none"/>
-              </w:rPr>
-            </w:pPr>
-            <w:r>
-              <w:rPr>
-                <w:rFonts w:ascii="Courier New" w:eastAsia="Times New Roman" w:hAnsi="Courier New" w:cs="Courier New"/>
-                <w:b/>
-                <w:bCs/>
-                <w:color w:val="000000"/>
-                <w:kern w:val="0"/>
-                <w14:ligatures w14:val="none"/>
-              </w:rPr>
-              <w:t>29</w:t>
+            <w:hideMark/>
+          </w:tcPr>
+          <w:p>
+            <w:pPr>
+              <w:jc w:val="center"/>
+              <w:cnfStyle w:val="000000100000" w:firstRow="0" w:lastRow="0" w:firstColumn="0" w:lastColumn="0" w:oddVBand="0" w:evenVBand="0" w:oddHBand="1" w:evenHBand="0" w:firstRowFirstColumn="0" w:firstRowLastColumn="0" w:lastRowFirstColumn="0" w:lastRowLastColumn="0"/>
+              <w:rPr>
+                <w:rFonts w:ascii="Times New Roman" w:eastAsia="Times New Roman" w:hAnsi="Times New Roman" w:cs="Times New Roman"/>
+                <w:b/>
+                <w:bCs/>
+                <w:kern w:val="0"/>
+                <w:sz w:val="20"/>
+                <w:szCs w:val="20"/>
+                <w14:ligatures w14:val="none"/>
+              </w:rPr>
+            </w:pPr>
+            <w:r>
+              <w:rPr>
+                <w:rFonts w:ascii="Courier New" w:eastAsia="Times New Roman" w:hAnsi="Courier New" w:cs="Courier New"/>
+                <w:b/>
+                <w:bCs/>
+                <w:color w:val="000000"/>
+                <w:kern w:val="0"/>
+                <w14:ligatures w14:val="none"/>
+              </w:rPr>
+              <w:t>2</w:t>
+            </w:r>
+            <w:r>
+              <w:rPr>
+                <w:rFonts w:ascii="Courier New" w:eastAsia="Times New Roman" w:hAnsi="Courier New" w:cs="Courier New"/>
+                <w:b/>
+                <w:bCs/>
+                <w:color w:val="000000"/>
+                <w:kern w:val="0"/>
+                <w14:ligatures w14:val="none"/>
+              </w:rPr>
+              <w:t>9</w:t>
             </w:r>
           </w:p>
         </w:tc>
@@ -13048,24 +13070,25 @@
             <w:tcW w:w="4405" w:type="dxa"/>
             <w:noWrap/>
             <w:vAlign w:val="center"/>
-          </w:tcPr>
-          <w:p>
-            <w:pPr>
-              <w:rPr>
-                <w:rFonts w:ascii="Courier New" w:eastAsia="Times New Roman" w:hAnsi="Courier New" w:cs="Courier New"/>
-                <w:color w:val="000000"/>
-                <w:kern w:val="0"/>
-                <w14:ligatures w14:val="none"/>
-              </w:rPr>
-            </w:pPr>
-            <w:r>
-              <w:rPr>
-                <w:rFonts w:ascii="Courier New" w:eastAsia="Times New Roman" w:hAnsi="Courier New" w:cs="Courier New"/>
-                <w:color w:val="000000"/>
-                <w:kern w:val="0"/>
-                <w14:ligatures w14:val="none"/>
-              </w:rPr>
-              <w:t>Tuxedo</w:t>
+            <w:hideMark/>
+          </w:tcPr>
+          <w:p>
+            <w:pPr>
+              <w:rPr>
+                <w:rFonts w:ascii="Courier New" w:eastAsia="Times New Roman" w:hAnsi="Courier New" w:cs="Courier New"/>
+                <w:color w:val="000000"/>
+                <w:kern w:val="0"/>
+                <w14:ligatures w14:val="none"/>
+              </w:rPr>
+            </w:pPr>
+            <w:r>
+              <w:rPr>
+                <w:rFonts w:ascii="Courier New" w:eastAsia="Times New Roman" w:hAnsi="Courier New" w:cs="Courier New"/>
+                <w:color w:val="000000"/>
+                <w:kern w:val="0"/>
+                <w14:ligatures w14:val="none"/>
+              </w:rPr>
+              <w:t>Doobie</w:t>
             </w:r>
           </w:p>
         </w:tc>
@@ -13074,6 +13097,7 @@
             <w:tcW w:w="1890" w:type="dxa"/>
             <w:noWrap/>
             <w:vAlign w:val="center"/>
+            <w:hideMark/>
           </w:tcPr>
           <w:p>
             <w:pPr>
@@ -13095,30 +13119,43 @@
             <w:tcW w:w="3268" w:type="dxa"/>
             <w:noWrap/>
             <w:vAlign w:val="center"/>
-          </w:tcPr>
-          <w:p>
-            <w:pPr>
-              <w:jc w:val="center"/>
-              <w:cnfStyle w:val="000000000000" w:firstRow="0" w:lastRow="0" w:firstColumn="0" w:lastColumn="0" w:oddVBand="0" w:evenVBand="0" w:oddHBand="0" w:evenHBand="0" w:firstRowFirstColumn="0" w:firstRowLastColumn="0" w:lastRowFirstColumn="0" w:lastRowLastColumn="0"/>
-              <w:rPr>
-                <w:rFonts w:ascii="Courier New" w:eastAsia="Times New Roman" w:hAnsi="Courier New" w:cs="Courier New"/>
-                <w:b/>
-                <w:bCs/>
-                <w:color w:val="000000"/>
-                <w:kern w:val="0"/>
-                <w14:ligatures w14:val="none"/>
-              </w:rPr>
-            </w:pPr>
-            <w:r>
-              <w:rPr>
-                <w:rFonts w:ascii="Courier New" w:eastAsia="Times New Roman" w:hAnsi="Courier New" w:cs="Courier New"/>
-                <w:b/>
-                <w:bCs/>
-                <w:color w:val="000000"/>
-                <w:kern w:val="0"/>
-                <w14:ligatures w14:val="none"/>
-              </w:rPr>
-              <w:t>29</w:t>
+            <w:hideMark/>
+          </w:tcPr>
+          <w:p>
+            <w:pPr>
+              <w:jc w:val="center"/>
+              <w:cnfStyle w:val="000000000000" w:firstRow="0" w:lastRow="0" w:firstColumn="0" w:lastColumn="0" w:oddVBand="0" w:evenVBand="0" w:oddHBand="0" w:evenHBand="0" w:firstRowFirstColumn="0" w:firstRowLastColumn="0" w:lastRowFirstColumn="0" w:lastRowLastColumn="0"/>
+              <w:rPr>
+                <w:rFonts w:ascii="Times New Roman" w:eastAsia="Times New Roman" w:hAnsi="Times New Roman" w:cs="Times New Roman"/>
+                <w:b/>
+                <w:bCs/>
+                <w:kern w:val="0"/>
+                <w:sz w:val="20"/>
+                <w:szCs w:val="20"/>
+                <w14:ligatures w14:val="none"/>
+              </w:rPr>
+            </w:pPr>
+            <w:r>
+              <w:rPr>
+                <w:rFonts w:ascii="Courier New" w:eastAsia="Times New Roman" w:hAnsi="Courier New" w:cs="Courier New"/>
+                <w:b/>
+                <w:bCs/>
+                <w:color w:val="000000"/>
+                <w:kern w:val="0"/>
+                <w14:ligatures w14:val="none"/>
+              </w:rPr>
+              <w:t>2</w:t>
+            </w:r>
+            <w:r>
+              <w:rPr>
+                <w:rFonts w:ascii="Courier New" w:eastAsia="Times New Roman" w:hAnsi="Courier New" w:cs="Courier New"/>
+                <w:b/>
+                <w:bCs/>
+                <w:color w:val="000000"/>
+                <w:kern w:val="0"/>
+                <w14:ligatures w14:val="none"/>
+              </w:rPr>
+              <w:t>9</w:t>
             </w:r>
           </w:p>
         </w:tc>
@@ -13172,7 +13209,7 @@
                 <w:kern w:val="0"/>
                 <w14:ligatures w14:val="none"/>
               </w:rPr>
-              <w:t>Car</w:t>
+              <w:t>Wedding Ring</w:t>
             </w:r>
           </w:p>
         </w:tc>
@@ -13225,7 +13262,18 @@
                 <w:kern w:val="0"/>
                 <w14:ligatures w14:val="none"/>
               </w:rPr>
-              <w:t>29</w:t>
+              <w:t>2</w:t>
+            </w:r>
+            <w:r>
+              <w:rPr>
+                <w:rFonts w:ascii="Courier New" w:eastAsia="Times New Roman" w:hAnsi="Courier New" w:cs="Courier New"/>
+                <w:b/>
+                <w:bCs/>
+                <w:color w:val="000000"/>
+                <w:kern w:val="0"/>
+                <w14:ligatures w14:val="none"/>
+              </w:rPr>
+              <w:t>9</w:t>
             </w:r>
           </w:p>
         </w:tc>
@@ -13278,7 +13326,7 @@
                 <w:kern w:val="0"/>
                 <w14:ligatures w14:val="none"/>
               </w:rPr>
-              <w:t xml:space="preserve">A cloth to cover invertor </w:t>
+              <w:t>A Baby</w:t>
             </w:r>
           </w:p>
         </w:tc>
@@ -13287,7 +13335,6 @@
             <w:tcW w:w="1890" w:type="dxa"/>
             <w:noWrap/>
             <w:vAlign w:val="center"/>
-            <w:hideMark/>
           </w:tcPr>
           <w:p>
             <w:pPr>
@@ -13309,11 +13356,40 @@
             <w:tcW w:w="3268" w:type="dxa"/>
             <w:noWrap/>
             <w:vAlign w:val="center"/>
-            <w:hideMark/>
-          </w:tcPr>
-          <w:p>
-            <w:pPr>
-              <w:jc w:val="center"/>
+          </w:tcPr>
+          <w:p>
+            <w:pPr>
+              <w:jc w:val="center"/>
+              <w:cnfStyle w:val="000000000000" w:firstRow="0" w:lastRow="0" w:firstColumn="0" w:lastColumn="0" w:oddVBand="0" w:evenVBand="0" w:oddHBand="0" w:evenHBand="0" w:firstRowFirstColumn="0" w:firstRowLastColumn="0" w:lastRowFirstColumn="0" w:lastRowLastColumn="0"/>
+              <w:rPr>
+                <w:rFonts w:ascii="Courier New" w:eastAsia="Times New Roman" w:hAnsi="Courier New" w:cs="Courier New"/>
+                <w:b/>
+                <w:bCs/>
+                <w:color w:val="000000"/>
+                <w:kern w:val="0"/>
+                <w14:ligatures w14:val="none"/>
+              </w:rPr>
+            </w:pPr>
+            <w:r>
+              <w:rPr>
+                <w:rFonts w:ascii="Courier New" w:eastAsia="Times New Roman" w:hAnsi="Courier New" w:cs="Courier New"/>
+                <w:b/>
+                <w:bCs/>
+                <w:color w:val="000000"/>
+                <w:kern w:val="0"/>
+                <w14:ligatures w14:val="none"/>
+              </w:rPr>
+              <w:t>29</w:t>
+            </w:r>
+          </w:p>
+        </w:tc>
+        <w:tc>
+          <w:tcPr>
+            <w:tcW w:w="1804" w:type="dxa"/>
+            <w:vAlign w:val="center"/>
+          </w:tcPr>
+          <w:p>
+            <w:pPr>
               <w:cnfStyle w:val="000000000000" w:firstRow="0" w:lastRow="0" w:firstColumn="0" w:lastColumn="0" w:oddVBand="0" w:evenVBand="0" w:oddHBand="0" w:evenHBand="0" w:firstRowFirstColumn="0" w:firstRowLastColumn="0" w:lastRowFirstColumn="0" w:lastRowLastColumn="0"/>
               <w:rPr>
                 <w:rFonts w:ascii="Times New Roman" w:eastAsia="Times New Roman" w:hAnsi="Times New Roman" w:cs="Times New Roman"/>
@@ -13327,6 +13403,93 @@
             </w:pPr>
           </w:p>
         </w:tc>
+      </w:tr>
+      <w:tr>
+        <w:trPr>
+          <w:cnfStyle w:val="000000100000" w:firstRow="0" w:lastRow="0" w:firstColumn="0" w:lastColumn="0" w:oddVBand="0" w:evenVBand="0" w:oddHBand="1" w:evenHBand="0" w:firstRowFirstColumn="0" w:firstRowLastColumn="0" w:lastRowFirstColumn="0" w:lastRowLastColumn="0"/>
+          <w:trHeight w:val="432"/>
+          <w:jc w:val="center"/>
+        </w:trPr>
+        <w:tc>
+          <w:tcPr>
+            <w:cnfStyle w:val="001000000000" w:firstRow="0" w:lastRow="0" w:firstColumn="1" w:lastColumn="0" w:oddVBand="0" w:evenVBand="0" w:oddHBand="0" w:evenHBand="0" w:firstRowFirstColumn="0" w:firstRowLastColumn="0" w:lastRowFirstColumn="0" w:lastRowLastColumn="0"/>
+            <w:tcW w:w="4405" w:type="dxa"/>
+            <w:noWrap/>
+            <w:vAlign w:val="center"/>
+          </w:tcPr>
+          <w:p>
+            <w:pPr>
+              <w:rPr>
+                <w:rFonts w:ascii="Courier New" w:eastAsia="Times New Roman" w:hAnsi="Courier New" w:cs="Courier New"/>
+                <w:color w:val="000000"/>
+                <w:kern w:val="0"/>
+                <w14:ligatures w14:val="none"/>
+              </w:rPr>
+            </w:pPr>
+            <w:r>
+              <w:rPr>
+                <w:rFonts w:ascii="Courier New" w:eastAsia="Times New Roman" w:hAnsi="Courier New" w:cs="Courier New"/>
+                <w:color w:val="000000"/>
+                <w:kern w:val="0"/>
+                <w14:ligatures w14:val="none"/>
+              </w:rPr>
+              <w:t>Tuxedo</w:t>
+            </w:r>
+          </w:p>
+        </w:tc>
+        <w:tc>
+          <w:tcPr>
+            <w:tcW w:w="1890" w:type="dxa"/>
+            <w:noWrap/>
+            <w:vAlign w:val="center"/>
+          </w:tcPr>
+          <w:p>
+            <w:pPr>
+              <w:jc w:val="center"/>
+              <w:cnfStyle w:val="000000100000" w:firstRow="0" w:lastRow="0" w:firstColumn="0" w:lastColumn="0" w:oddVBand="0" w:evenVBand="0" w:oddHBand="1" w:evenHBand="0" w:firstRowFirstColumn="0" w:firstRowLastColumn="0" w:lastRowFirstColumn="0" w:lastRowLastColumn="0"/>
+              <w:rPr>
+                <w:rFonts w:ascii="Courier New" w:eastAsia="Times New Roman" w:hAnsi="Courier New" w:cs="Courier New"/>
+                <w:b/>
+                <w:bCs/>
+                <w:color w:val="000000"/>
+                <w:kern w:val="0"/>
+                <w14:ligatures w14:val="none"/>
+              </w:rPr>
+            </w:pPr>
+          </w:p>
+        </w:tc>
+        <w:tc>
+          <w:tcPr>
+            <w:tcW w:w="3268" w:type="dxa"/>
+            <w:noWrap/>
+            <w:vAlign w:val="center"/>
+          </w:tcPr>
+          <w:p>
+            <w:pPr>
+              <w:jc w:val="center"/>
+              <w:cnfStyle w:val="000000100000" w:firstRow="0" w:lastRow="0" w:firstColumn="0" w:lastColumn="0" w:oddVBand="0" w:evenVBand="0" w:oddHBand="1" w:evenHBand="0" w:firstRowFirstColumn="0" w:firstRowLastColumn="0" w:lastRowFirstColumn="0" w:lastRowLastColumn="0"/>
+              <w:rPr>
+                <w:rFonts w:ascii="Courier New" w:eastAsia="Times New Roman" w:hAnsi="Courier New" w:cs="Courier New"/>
+                <w:b/>
+                <w:bCs/>
+                <w:color w:val="000000"/>
+                <w:kern w:val="0"/>
+                <w14:ligatures w14:val="none"/>
+              </w:rPr>
+            </w:pPr>
+            <w:r>
+              <w:rPr>
+                <w:rFonts w:ascii="Courier New" w:eastAsia="Times New Roman" w:hAnsi="Courier New" w:cs="Courier New"/>
+                <w:b/>
+                <w:bCs/>
+                <w:color w:val="000000"/>
+                <w:kern w:val="0"/>
+                <w14:ligatures w14:val="none"/>
+              </w:rPr>
+              <w:t>29</w:t>
+            </w:r>
+          </w:p>
+        </w:tc>
         <w:tc>
           <w:tcPr>
             <w:tcW w:w="1804" w:type="dxa"/>
@@ -13334,7 +13497,212 @@
           </w:tcPr>
           <w:p>
             <w:pPr>
-              <w:cnfStyle w:val="000000000000" w:firstRow="0" w:lastRow="0" w:firstColumn="0" w:lastColumn="0" w:oddVBand="0" w:evenVBand="0" w:oddHBand="0" w:evenHBand="0" w:firstRowFirstColumn="0" w:firstRowLastColumn="0" w:lastRowFirstColumn="0" w:lastRowLastColumn="0"/>
+              <w:cnfStyle w:val="000000100000" w:firstRow="0" w:lastRow="0" w:firstColumn="0" w:lastColumn="0" w:oddVBand="0" w:evenVBand="0" w:oddHBand="1" w:evenHBand="0" w:firstRowFirstColumn="0" w:firstRowLastColumn="0" w:lastRowFirstColumn="0" w:lastRowLastColumn="0"/>
+              <w:rPr>
+                <w:rFonts w:ascii="Times New Roman" w:eastAsia="Times New Roman" w:hAnsi="Times New Roman" w:cs="Times New Roman"/>
+                <w:b/>
+                <w:bCs/>
+                <w:kern w:val="0"/>
+                <w:sz w:val="20"/>
+                <w:szCs w:val="20"/>
+                <w14:ligatures w14:val="none"/>
+              </w:rPr>
+            </w:pPr>
+          </w:p>
+        </w:tc>
+      </w:tr>
+      <w:tr>
+        <w:trPr>
+          <w:trHeight w:val="432"/>
+          <w:jc w:val="center"/>
+        </w:trPr>
+        <w:tc>
+          <w:tcPr>
+            <w:cnfStyle w:val="001000000000" w:firstRow="0" w:lastRow="0" w:firstColumn="1" w:lastColumn="0" w:oddVBand="0" w:evenVBand="0" w:oddHBand="0" w:evenHBand="0" w:firstRowFirstColumn="0" w:firstRowLastColumn="0" w:lastRowFirstColumn="0" w:lastRowLastColumn="0"/>
+            <w:tcW w:w="4405" w:type="dxa"/>
+            <w:noWrap/>
+            <w:vAlign w:val="center"/>
+          </w:tcPr>
+          <w:p>
+            <w:pPr>
+              <w:rPr>
+                <w:rFonts w:ascii="Courier New" w:eastAsia="Times New Roman" w:hAnsi="Courier New" w:cs="Courier New"/>
+                <w:color w:val="000000"/>
+                <w:kern w:val="0"/>
+                <w14:ligatures w14:val="none"/>
+              </w:rPr>
+            </w:pPr>
+            <w:r>
+              <w:rPr>
+                <w:rFonts w:ascii="Courier New" w:eastAsia="Times New Roman" w:hAnsi="Courier New" w:cs="Courier New"/>
+                <w:color w:val="000000"/>
+                <w:kern w:val="0"/>
+                <w14:ligatures w14:val="none"/>
+              </w:rPr>
+              <w:t>Car</w:t>
+            </w:r>
+          </w:p>
+        </w:tc>
+        <w:tc>
+          <w:tcPr>
+            <w:tcW w:w="1890" w:type="dxa"/>
+            <w:noWrap/>
+            <w:vAlign w:val="center"/>
+          </w:tcPr>
+          <w:p>
+            <w:pPr>
+              <w:jc w:val="center"/>
+              <w:cnfStyle w:val="000000000000" w:firstRow="0" w:lastRow="0" w:firstColumn="0" w:lastColumn="0" w:oddVBand="0" w:evenVBand="0" w:oddHBand="0" w:evenHBand="0" w:firstRowFirstColumn="0" w:firstRowLastColumn="0" w:lastRowFirstColumn="0" w:lastRowLastColumn="0"/>
+              <w:rPr>
+                <w:rFonts w:ascii="Courier New" w:eastAsia="Times New Roman" w:hAnsi="Courier New" w:cs="Courier New"/>
+                <w:b/>
+                <w:bCs/>
+                <w:color w:val="000000"/>
+                <w:kern w:val="0"/>
+                <w14:ligatures w14:val="none"/>
+              </w:rPr>
+            </w:pPr>
+          </w:p>
+        </w:tc>
+        <w:tc>
+          <w:tcPr>
+            <w:tcW w:w="3268" w:type="dxa"/>
+            <w:noWrap/>
+            <w:vAlign w:val="center"/>
+          </w:tcPr>
+          <w:p>
+            <w:pPr>
+              <w:jc w:val="center"/>
+              <w:cnfStyle w:val="000000000000" w:firstRow="0" w:lastRow="0" w:firstColumn="0" w:lastColumn="0" w:oddVBand="0" w:evenVBand="0" w:oddHBand="0" w:evenHBand="0" w:firstRowFirstColumn="0" w:firstRowLastColumn="0" w:lastRowFirstColumn="0" w:lastRowLastColumn="0"/>
+              <w:rPr>
+                <w:rFonts w:ascii="Courier New" w:eastAsia="Times New Roman" w:hAnsi="Courier New" w:cs="Courier New"/>
+                <w:b/>
+                <w:bCs/>
+                <w:color w:val="000000"/>
+                <w:kern w:val="0"/>
+                <w14:ligatures w14:val="none"/>
+              </w:rPr>
+            </w:pPr>
+            <w:r>
+              <w:rPr>
+                <w:rFonts w:ascii="Courier New" w:eastAsia="Times New Roman" w:hAnsi="Courier New" w:cs="Courier New"/>
+                <w:b/>
+                <w:bCs/>
+                <w:color w:val="000000"/>
+                <w:kern w:val="0"/>
+                <w14:ligatures w14:val="none"/>
+              </w:rPr>
+              <w:t>29</w:t>
+            </w:r>
+          </w:p>
+        </w:tc>
+        <w:tc>
+          <w:tcPr>
+            <w:tcW w:w="1804" w:type="dxa"/>
+            <w:vAlign w:val="center"/>
+          </w:tcPr>
+          <w:p>
+            <w:pPr>
+              <w:cnfStyle w:val="000000000000" w:firstRow="0" w:lastRow="0" w:firstColumn="0" w:lastColumn="0" w:oddVBand="0" w:evenVBand="0" w:oddHBand="0" w:evenHBand="0" w:firstRowFirstColumn="0" w:firstRowLastColumn="0" w:lastRowFirstColumn="0" w:lastRowLastColumn="0"/>
+              <w:rPr>
+                <w:rFonts w:ascii="Times New Roman" w:eastAsia="Times New Roman" w:hAnsi="Times New Roman" w:cs="Times New Roman"/>
+                <w:b/>
+                <w:bCs/>
+                <w:kern w:val="0"/>
+                <w:sz w:val="20"/>
+                <w:szCs w:val="20"/>
+                <w14:ligatures w14:val="none"/>
+              </w:rPr>
+            </w:pPr>
+          </w:p>
+        </w:tc>
+      </w:tr>
+      <w:tr>
+        <w:trPr>
+          <w:cnfStyle w:val="000000100000" w:firstRow="0" w:lastRow="0" w:firstColumn="0" w:lastColumn="0" w:oddVBand="0" w:evenVBand="0" w:oddHBand="1" w:evenHBand="0" w:firstRowFirstColumn="0" w:firstRowLastColumn="0" w:lastRowFirstColumn="0" w:lastRowLastColumn="0"/>
+          <w:trHeight w:val="432"/>
+          <w:jc w:val="center"/>
+        </w:trPr>
+        <w:tc>
+          <w:tcPr>
+            <w:cnfStyle w:val="001000000000" w:firstRow="0" w:lastRow="0" w:firstColumn="1" w:lastColumn="0" w:oddVBand="0" w:evenVBand="0" w:oddHBand="0" w:evenHBand="0" w:firstRowFirstColumn="0" w:firstRowLastColumn="0" w:lastRowFirstColumn="0" w:lastRowLastColumn="0"/>
+            <w:tcW w:w="4405" w:type="dxa"/>
+            <w:noWrap/>
+            <w:vAlign w:val="center"/>
+          </w:tcPr>
+          <w:p>
+            <w:pPr>
+              <w:rPr>
+                <w:rFonts w:ascii="Courier New" w:eastAsia="Times New Roman" w:hAnsi="Courier New" w:cs="Courier New"/>
+                <w:color w:val="000000"/>
+                <w:kern w:val="0"/>
+                <w14:ligatures w14:val="none"/>
+              </w:rPr>
+            </w:pPr>
+            <w:r>
+              <w:rPr>
+                <w:rFonts w:ascii="Courier New" w:eastAsia="Times New Roman" w:hAnsi="Courier New" w:cs="Courier New"/>
+                <w:color w:val="000000"/>
+                <w:kern w:val="0"/>
+                <w14:ligatures w14:val="none"/>
+              </w:rPr>
+              <w:t xml:space="preserve">A cloth to cover invertor </w:t>
+            </w:r>
+          </w:p>
+        </w:tc>
+        <w:tc>
+          <w:tcPr>
+            <w:tcW w:w="1890" w:type="dxa"/>
+            <w:noWrap/>
+            <w:vAlign w:val="center"/>
+            <w:hideMark/>
+          </w:tcPr>
+          <w:p>
+            <w:pPr>
+              <w:jc w:val="center"/>
+              <w:cnfStyle w:val="000000100000" w:firstRow="0" w:lastRow="0" w:firstColumn="0" w:lastColumn="0" w:oddVBand="0" w:evenVBand="0" w:oddHBand="1" w:evenHBand="0" w:firstRowFirstColumn="0" w:firstRowLastColumn="0" w:lastRowFirstColumn="0" w:lastRowLastColumn="0"/>
+              <w:rPr>
+                <w:rFonts w:ascii="Courier New" w:eastAsia="Times New Roman" w:hAnsi="Courier New" w:cs="Courier New"/>
+                <w:b/>
+                <w:bCs/>
+                <w:color w:val="000000"/>
+                <w:kern w:val="0"/>
+                <w14:ligatures w14:val="none"/>
+              </w:rPr>
+            </w:pPr>
+          </w:p>
+        </w:tc>
+        <w:tc>
+          <w:tcPr>
+            <w:tcW w:w="3268" w:type="dxa"/>
+            <w:noWrap/>
+            <w:vAlign w:val="center"/>
+            <w:hideMark/>
+          </w:tcPr>
+          <w:p>
+            <w:pPr>
+              <w:jc w:val="center"/>
+              <w:cnfStyle w:val="000000100000" w:firstRow="0" w:lastRow="0" w:firstColumn="0" w:lastColumn="0" w:oddVBand="0" w:evenVBand="0" w:oddHBand="1" w:evenHBand="0" w:firstRowFirstColumn="0" w:firstRowLastColumn="0" w:lastRowFirstColumn="0" w:lastRowLastColumn="0"/>
+              <w:rPr>
+                <w:rFonts w:ascii="Times New Roman" w:eastAsia="Times New Roman" w:hAnsi="Times New Roman" w:cs="Times New Roman"/>
+                <w:b/>
+                <w:bCs/>
+                <w:kern w:val="0"/>
+                <w:sz w:val="20"/>
+                <w:szCs w:val="20"/>
+                <w14:ligatures w14:val="none"/>
+              </w:rPr>
+            </w:pPr>
+          </w:p>
+        </w:tc>
+        <w:tc>
+          <w:tcPr>
+            <w:tcW w:w="1804" w:type="dxa"/>
+            <w:vAlign w:val="center"/>
+          </w:tcPr>
+          <w:p>
+            <w:pPr>
+              <w:cnfStyle w:val="000000100000" w:firstRow="0" w:lastRow="0" w:firstColumn="0" w:lastColumn="0" w:oddVBand="0" w:evenVBand="0" w:oddHBand="1" w:evenHBand="0" w:firstRowFirstColumn="0" w:firstRowLastColumn="0" w:lastRowFirstColumn="0" w:lastRowLastColumn="0"/>
               <w:rPr>
                 <w:rFonts w:ascii="Times New Roman" w:eastAsia="Times New Roman" w:hAnsi="Times New Roman" w:cs="Times New Roman"/>
                 <w:b/>

--- a/The_A_Shorts/2. Vyuthi/Vyuthi - The Lists/Vyuthi - The Props List.docx
+++ b/The_A_Shorts/2. Vyuthi/Vyuthi - The Lists/Vyuthi - The Props List.docx
@@ -159,25 +159,24 @@
             <w:tcW w:w="4405" w:type="dxa"/>
             <w:noWrap/>
             <w:vAlign w:val="center"/>
-            <w:hideMark/>
-          </w:tcPr>
-          <w:p>
-            <w:pPr>
-              <w:rPr>
-                <w:rFonts w:ascii="Courier New" w:eastAsia="Times New Roman" w:hAnsi="Courier New" w:cs="Courier New"/>
-                <w:color w:val="000000"/>
-                <w:kern w:val="0"/>
-                <w14:ligatures w14:val="none"/>
-              </w:rPr>
-            </w:pPr>
-            <w:r>
-              <w:rPr>
-                <w:rFonts w:ascii="Courier New" w:eastAsia="Times New Roman" w:hAnsi="Courier New" w:cs="Courier New"/>
-                <w:color w:val="000000"/>
-                <w:kern w:val="0"/>
-                <w14:ligatures w14:val="none"/>
-              </w:rPr>
-              <w:t>Flickering tube light</w:t>
+          </w:tcPr>
+          <w:p>
+            <w:pPr>
+              <w:rPr>
+                <w:rFonts w:ascii="Courier New" w:eastAsia="Times New Roman" w:hAnsi="Courier New" w:cs="Courier New"/>
+                <w:color w:val="000000"/>
+                <w:kern w:val="0"/>
+                <w14:ligatures w14:val="none"/>
+              </w:rPr>
+            </w:pPr>
+            <w:r>
+              <w:rPr>
+                <w:rFonts w:ascii="Courier New" w:eastAsia="Times New Roman" w:hAnsi="Courier New" w:cs="Courier New"/>
+                <w:color w:val="000000"/>
+                <w:kern w:val="0"/>
+                <w14:ligatures w14:val="none"/>
+              </w:rPr>
+              <w:t>Clothes to cover items</w:t>
             </w:r>
           </w:p>
         </w:tc>
@@ -210,7 +209,7 @@
                 <w:kern w:val="0"/>
                 <w14:ligatures w14:val="none"/>
               </w:rPr>
-              <w:t>1</w:t>
+              <w:t>Few</w:t>
             </w:r>
           </w:p>
         </w:tc>
@@ -243,7 +242,7 @@
                 <w:kern w:val="0"/>
                 <w14:ligatures w14:val="none"/>
               </w:rPr>
-              <w:t>1</w:t>
+              <w:t>-</w:t>
             </w:r>
           </w:p>
         </w:tc>
@@ -278,25 +277,24 @@
             <w:tcW w:w="4405" w:type="dxa"/>
             <w:noWrap/>
             <w:vAlign w:val="center"/>
-            <w:hideMark/>
-          </w:tcPr>
-          <w:p>
-            <w:pPr>
-              <w:rPr>
-                <w:rFonts w:ascii="Courier New" w:eastAsia="Times New Roman" w:hAnsi="Courier New" w:cs="Courier New"/>
-                <w:color w:val="000000"/>
-                <w:kern w:val="0"/>
-                <w14:ligatures w14:val="none"/>
-              </w:rPr>
-            </w:pPr>
-            <w:r>
-              <w:rPr>
-                <w:rFonts w:ascii="Courier New" w:eastAsia="Times New Roman" w:hAnsi="Courier New" w:cs="Courier New"/>
-                <w:color w:val="000000"/>
-                <w:kern w:val="0"/>
-                <w14:ligatures w14:val="none"/>
-              </w:rPr>
-              <w:t>Old Clock</w:t>
+          </w:tcPr>
+          <w:p>
+            <w:pPr>
+              <w:rPr>
+                <w:rFonts w:ascii="Courier New" w:eastAsia="Times New Roman" w:hAnsi="Courier New" w:cs="Courier New"/>
+                <w:color w:val="000000"/>
+                <w:kern w:val="0"/>
+                <w14:ligatures w14:val="none"/>
+              </w:rPr>
+            </w:pPr>
+            <w:r>
+              <w:rPr>
+                <w:rFonts w:ascii="Courier New" w:eastAsia="Times New Roman" w:hAnsi="Courier New" w:cs="Courier New"/>
+                <w:color w:val="000000"/>
+                <w:kern w:val="0"/>
+                <w14:ligatures w14:val="none"/>
+              </w:rPr>
+              <w:t>Spray Bottle for sweat</w:t>
             </w:r>
           </w:p>
         </w:tc>
@@ -305,7 +303,6 @@
             <w:tcW w:w="1890" w:type="dxa"/>
             <w:noWrap/>
             <w:vAlign w:val="center"/>
-            <w:hideMark/>
           </w:tcPr>
           <w:p>
             <w:pPr>
@@ -338,31 +335,30 @@
             <w:tcW w:w="3268" w:type="dxa"/>
             <w:noWrap/>
             <w:vAlign w:val="center"/>
-            <w:hideMark/>
-          </w:tcPr>
-          <w:p>
-            <w:pPr>
-              <w:jc w:val="center"/>
-              <w:cnfStyle w:val="000000000000" w:firstRow="0" w:lastRow="0" w:firstColumn="0" w:lastColumn="0" w:oddVBand="0" w:evenVBand="0" w:oddHBand="0" w:evenHBand="0" w:firstRowFirstColumn="0" w:firstRowLastColumn="0" w:lastRowFirstColumn="0" w:lastRowLastColumn="0"/>
-              <w:rPr>
-                <w:rFonts w:ascii="Courier New" w:eastAsia="Times New Roman" w:hAnsi="Courier New" w:cs="Courier New"/>
-                <w:b/>
-                <w:bCs/>
-                <w:color w:val="000000"/>
-                <w:kern w:val="0"/>
-                <w14:ligatures w14:val="none"/>
-              </w:rPr>
-            </w:pPr>
-            <w:r>
-              <w:rPr>
-                <w:rFonts w:ascii="Courier New" w:eastAsia="Times New Roman" w:hAnsi="Courier New" w:cs="Courier New"/>
-                <w:b/>
-                <w:bCs/>
-                <w:color w:val="000000"/>
-                <w:kern w:val="0"/>
-                <w14:ligatures w14:val="none"/>
-              </w:rPr>
-              <w:t>2</w:t>
+          </w:tcPr>
+          <w:p>
+            <w:pPr>
+              <w:jc w:val="center"/>
+              <w:cnfStyle w:val="000000000000" w:firstRow="0" w:lastRow="0" w:firstColumn="0" w:lastColumn="0" w:oddVBand="0" w:evenVBand="0" w:oddHBand="0" w:evenHBand="0" w:firstRowFirstColumn="0" w:firstRowLastColumn="0" w:lastRowFirstColumn="0" w:lastRowLastColumn="0"/>
+              <w:rPr>
+                <w:rFonts w:ascii="Courier New" w:eastAsia="Times New Roman" w:hAnsi="Courier New" w:cs="Courier New"/>
+                <w:b/>
+                <w:bCs/>
+                <w:color w:val="000000"/>
+                <w:kern w:val="0"/>
+                <w14:ligatures w14:val="none"/>
+              </w:rPr>
+            </w:pPr>
+            <w:r>
+              <w:rPr>
+                <w:rFonts w:ascii="Courier New" w:eastAsia="Times New Roman" w:hAnsi="Courier New" w:cs="Courier New"/>
+                <w:b/>
+                <w:bCs/>
+                <w:color w:val="000000"/>
+                <w:kern w:val="0"/>
+                <w14:ligatures w14:val="none"/>
+              </w:rPr>
+              <w:t>-</w:t>
             </w:r>
           </w:p>
         </w:tc>
@@ -398,25 +394,24 @@
             <w:tcW w:w="4405" w:type="dxa"/>
             <w:noWrap/>
             <w:vAlign w:val="center"/>
-            <w:hideMark/>
-          </w:tcPr>
-          <w:p>
-            <w:pPr>
-              <w:rPr>
-                <w:rFonts w:ascii="Courier New" w:eastAsia="Times New Roman" w:hAnsi="Courier New" w:cs="Courier New"/>
-                <w:color w:val="000000"/>
-                <w:kern w:val="0"/>
-                <w14:ligatures w14:val="none"/>
-              </w:rPr>
-            </w:pPr>
-            <w:r>
-              <w:rPr>
-                <w:rFonts w:ascii="Courier New" w:eastAsia="Times New Roman" w:hAnsi="Courier New" w:cs="Courier New"/>
-                <w:color w:val="000000"/>
-                <w:kern w:val="0"/>
-                <w14:ligatures w14:val="none"/>
-              </w:rPr>
-              <w:t>Portrait of an old man</w:t>
+          </w:tcPr>
+          <w:p>
+            <w:pPr>
+              <w:rPr>
+                <w:rFonts w:ascii="Courier New" w:eastAsia="Times New Roman" w:hAnsi="Courier New" w:cs="Courier New"/>
+                <w:color w:val="000000"/>
+                <w:kern w:val="0"/>
+                <w14:ligatures w14:val="none"/>
+              </w:rPr>
+            </w:pPr>
+            <w:r>
+              <w:rPr>
+                <w:rFonts w:ascii="Courier New" w:eastAsia="Times New Roman" w:hAnsi="Courier New" w:cs="Courier New"/>
+                <w:color w:val="000000"/>
+                <w:kern w:val="0"/>
+                <w14:ligatures w14:val="none"/>
+              </w:rPr>
+              <w:t>Flickering light</w:t>
             </w:r>
           </w:p>
         </w:tc>
@@ -425,7 +420,6 @@
             <w:tcW w:w="1890" w:type="dxa"/>
             <w:noWrap/>
             <w:vAlign w:val="center"/>
-            <w:hideMark/>
           </w:tcPr>
           <w:p>
             <w:pPr>
@@ -458,31 +452,30 @@
             <w:tcW w:w="3268" w:type="dxa"/>
             <w:noWrap/>
             <w:vAlign w:val="center"/>
-            <w:hideMark/>
-          </w:tcPr>
-          <w:p>
-            <w:pPr>
-              <w:jc w:val="center"/>
-              <w:cnfStyle w:val="000000100000" w:firstRow="0" w:lastRow="0" w:firstColumn="0" w:lastColumn="0" w:oddVBand="0" w:evenVBand="0" w:oddHBand="1" w:evenHBand="0" w:firstRowFirstColumn="0" w:firstRowLastColumn="0" w:lastRowFirstColumn="0" w:lastRowLastColumn="0"/>
-              <w:rPr>
-                <w:rFonts w:ascii="Courier New" w:eastAsia="Times New Roman" w:hAnsi="Courier New" w:cs="Courier New"/>
-                <w:b/>
-                <w:bCs/>
-                <w:color w:val="000000"/>
-                <w:kern w:val="0"/>
-                <w14:ligatures w14:val="none"/>
-              </w:rPr>
-            </w:pPr>
-            <w:r>
-              <w:rPr>
-                <w:rFonts w:ascii="Courier New" w:eastAsia="Times New Roman" w:hAnsi="Courier New" w:cs="Courier New"/>
-                <w:b/>
-                <w:bCs/>
-                <w:color w:val="000000"/>
-                <w:kern w:val="0"/>
-                <w14:ligatures w14:val="none"/>
-              </w:rPr>
-              <w:t>2</w:t>
+          </w:tcPr>
+          <w:p>
+            <w:pPr>
+              <w:jc w:val="center"/>
+              <w:cnfStyle w:val="000000100000" w:firstRow="0" w:lastRow="0" w:firstColumn="0" w:lastColumn="0" w:oddVBand="0" w:evenVBand="0" w:oddHBand="1" w:evenHBand="0" w:firstRowFirstColumn="0" w:firstRowLastColumn="0" w:lastRowFirstColumn="0" w:lastRowLastColumn="0"/>
+              <w:rPr>
+                <w:rFonts w:ascii="Courier New" w:eastAsia="Times New Roman" w:hAnsi="Courier New" w:cs="Courier New"/>
+                <w:b/>
+                <w:bCs/>
+                <w:color w:val="000000"/>
+                <w:kern w:val="0"/>
+                <w14:ligatures w14:val="none"/>
+              </w:rPr>
+            </w:pPr>
+            <w:r>
+              <w:rPr>
+                <w:rFonts w:ascii="Courier New" w:eastAsia="Times New Roman" w:hAnsi="Courier New" w:cs="Courier New"/>
+                <w:b/>
+                <w:bCs/>
+                <w:color w:val="000000"/>
+                <w:kern w:val="0"/>
+                <w14:ligatures w14:val="none"/>
+              </w:rPr>
+              <w:t>1</w:t>
             </w:r>
           </w:p>
         </w:tc>
@@ -535,7 +528,7 @@
                 <w:kern w:val="0"/>
                 <w14:ligatures w14:val="none"/>
               </w:rPr>
-              <w:t>Portrait of an old woman</w:t>
+              <w:t>Old Clock</w:t>
             </w:r>
           </w:p>
         </w:tc>
@@ -601,7 +594,7 @@
                 <w:kern w:val="0"/>
                 <w14:ligatures w14:val="none"/>
               </w:rPr>
-              <w:t>2, 3</w:t>
+              <w:t>2</w:t>
             </w:r>
           </w:p>
         </w:tc>
@@ -655,7 +648,7 @@
                 <w:kern w:val="0"/>
                 <w14:ligatures w14:val="none"/>
               </w:rPr>
-              <w:t>Two toy trucks</w:t>
+              <w:t>Portrait of an old man</w:t>
             </w:r>
           </w:p>
         </w:tc>
@@ -688,7 +681,7 @@
                 <w:kern w:val="0"/>
                 <w14:ligatures w14:val="none"/>
               </w:rPr>
-              <w:t>3</w:t>
+              <w:t>1</w:t>
             </w:r>
           </w:p>
         </w:tc>
@@ -721,7 +714,7 @@
                 <w:kern w:val="0"/>
                 <w14:ligatures w14:val="none"/>
               </w:rPr>
-              <w:t>3</w:t>
+              <w:t>2</w:t>
             </w:r>
           </w:p>
         </w:tc>
@@ -774,16 +767,7 @@
                 <w:kern w:val="0"/>
                 <w14:ligatures w14:val="none"/>
               </w:rPr>
-              <w:t xml:space="preserve">Sofa </w:t>
-            </w:r>
-            <w:r>
-              <w:rPr>
-                <w:rFonts w:ascii="Courier New" w:eastAsia="Times New Roman" w:hAnsi="Courier New" w:cs="Courier New"/>
-                <w:color w:val="000000"/>
-                <w:kern w:val="0"/>
-                <w14:ligatures w14:val="none"/>
-              </w:rPr>
-              <w:t>Chair</w:t>
+              <w:t>Portrait of an old woman</w:t>
             </w:r>
           </w:p>
         </w:tc>
@@ -849,7 +833,7 @@
                 <w:kern w:val="0"/>
                 <w14:ligatures w14:val="none"/>
               </w:rPr>
-              <w:t>Multiple</w:t>
+              <w:t>2, 3</w:t>
             </w:r>
           </w:p>
         </w:tc>
@@ -903,7 +887,7 @@
                 <w:kern w:val="0"/>
                 <w14:ligatures w14:val="none"/>
               </w:rPr>
-              <w:t>Garuda Purana</w:t>
+              <w:t>Two toy trucks</w:t>
             </w:r>
           </w:p>
         </w:tc>
@@ -936,7 +920,7 @@
                 <w:kern w:val="0"/>
                 <w14:ligatures w14:val="none"/>
               </w:rPr>
-              <w:t>1</w:t>
+              <w:t>3</w:t>
             </w:r>
           </w:p>
         </w:tc>
@@ -1022,7 +1006,7 @@
                 <w:kern w:val="0"/>
                 <w14:ligatures w14:val="none"/>
               </w:rPr>
-              <w:t>Side Table</w:t>
+              <w:t>Sofa Chair</w:t>
             </w:r>
           </w:p>
         </w:tc>
@@ -1088,7 +1072,7 @@
                 <w:kern w:val="0"/>
                 <w14:ligatures w14:val="none"/>
               </w:rPr>
-              <w:t>3</w:t>
+              <w:t>Multiple</w:t>
             </w:r>
           </w:p>
         </w:tc>
@@ -1142,7 +1126,7 @@
                 <w:kern w:val="0"/>
                 <w14:ligatures w14:val="none"/>
               </w:rPr>
-              <w:t>Apron</w:t>
+              <w:t>Garuda Purana</w:t>
             </w:r>
           </w:p>
         </w:tc>
@@ -1208,7 +1192,7 @@
                 <w:kern w:val="0"/>
                 <w14:ligatures w14:val="none"/>
               </w:rPr>
-              <w:t>4</w:t>
+              <w:t>3</w:t>
             </w:r>
           </w:p>
         </w:tc>
@@ -1261,7 +1245,7 @@
                 <w:kern w:val="0"/>
                 <w14:ligatures w14:val="none"/>
               </w:rPr>
-              <w:t>Pot</w:t>
+              <w:t>Side Table</w:t>
             </w:r>
           </w:p>
         </w:tc>
@@ -1327,7 +1311,7 @@
                 <w:kern w:val="0"/>
                 <w14:ligatures w14:val="none"/>
               </w:rPr>
-              <w:t>4</w:t>
+              <w:t>3</w:t>
             </w:r>
           </w:p>
         </w:tc>
@@ -1381,16 +1365,7 @@
                 <w:kern w:val="0"/>
                 <w14:ligatures w14:val="none"/>
               </w:rPr>
-              <w:t>A glass</w:t>
-            </w:r>
-            <w:r>
-              <w:rPr>
-                <w:rFonts w:ascii="Courier New" w:eastAsia="Times New Roman" w:hAnsi="Courier New" w:cs="Courier New"/>
-                <w:color w:val="000000"/>
-                <w:kern w:val="0"/>
-                <w14:ligatures w14:val="none"/>
-              </w:rPr>
-              <w:t xml:space="preserve"> of water</w:t>
+              <w:t>Apron</w:t>
             </w:r>
           </w:p>
         </w:tc>
@@ -1423,7 +1398,7 @@
                 <w:kern w:val="0"/>
                 <w14:ligatures w14:val="none"/>
               </w:rPr>
-              <w:t>3</w:t>
+              <w:t>1</w:t>
             </w:r>
           </w:p>
         </w:tc>
@@ -1456,29 +1431,7 @@
                 <w:kern w:val="0"/>
                 <w14:ligatures w14:val="none"/>
               </w:rPr>
-              <w:t>5, 8</w:t>
-            </w:r>
-            <w:r>
-              <w:rPr>
-                <w:rFonts w:ascii="Courier New" w:eastAsia="Times New Roman" w:hAnsi="Courier New" w:cs="Courier New"/>
-                <w:b/>
-                <w:bCs/>
-                <w:color w:val="000000"/>
-                <w:kern w:val="0"/>
-                <w14:ligatures w14:val="none"/>
-              </w:rPr>
-              <w:t>, 22</w:t>
-            </w:r>
-            <w:r>
-              <w:rPr>
-                <w:rFonts w:ascii="Courier New" w:eastAsia="Times New Roman" w:hAnsi="Courier New" w:cs="Courier New"/>
-                <w:b/>
-                <w:bCs/>
-                <w:color w:val="000000"/>
-                <w:kern w:val="0"/>
-                <w14:ligatures w14:val="none"/>
-              </w:rPr>
-              <w:t>, 23</w:t>
+              <w:t>4</w:t>
             </w:r>
           </w:p>
         </w:tc>
@@ -1513,24 +1466,25 @@
             <w:tcW w:w="4405" w:type="dxa"/>
             <w:noWrap/>
             <w:vAlign w:val="center"/>
-          </w:tcPr>
-          <w:p>
-            <w:pPr>
-              <w:rPr>
-                <w:rFonts w:ascii="Courier New" w:eastAsia="Times New Roman" w:hAnsi="Courier New" w:cs="Courier New"/>
-                <w:color w:val="000000"/>
-                <w:kern w:val="0"/>
-                <w14:ligatures w14:val="none"/>
-              </w:rPr>
-            </w:pPr>
-            <w:r>
-              <w:rPr>
-                <w:rFonts w:ascii="Courier New" w:eastAsia="Times New Roman" w:hAnsi="Courier New" w:cs="Courier New"/>
-                <w:color w:val="000000"/>
-                <w:kern w:val="0"/>
-                <w14:ligatures w14:val="none"/>
-              </w:rPr>
-              <w:t>Nightstand</w:t>
+            <w:hideMark/>
+          </w:tcPr>
+          <w:p>
+            <w:pPr>
+              <w:rPr>
+                <w:rFonts w:ascii="Courier New" w:eastAsia="Times New Roman" w:hAnsi="Courier New" w:cs="Courier New"/>
+                <w:color w:val="000000"/>
+                <w:kern w:val="0"/>
+                <w14:ligatures w14:val="none"/>
+              </w:rPr>
+            </w:pPr>
+            <w:r>
+              <w:rPr>
+                <w:rFonts w:ascii="Courier New" w:eastAsia="Times New Roman" w:hAnsi="Courier New" w:cs="Courier New"/>
+                <w:color w:val="000000"/>
+                <w:kern w:val="0"/>
+                <w14:ligatures w14:val="none"/>
+              </w:rPr>
+              <w:t>Pot</w:t>
             </w:r>
           </w:p>
         </w:tc>
@@ -1539,6 +1493,7 @@
             <w:tcW w:w="1890" w:type="dxa"/>
             <w:noWrap/>
             <w:vAlign w:val="center"/>
+            <w:hideMark/>
           </w:tcPr>
           <w:p>
             <w:pPr>
@@ -1571,30 +1526,31 @@
             <w:tcW w:w="3268" w:type="dxa"/>
             <w:noWrap/>
             <w:vAlign w:val="center"/>
-          </w:tcPr>
-          <w:p>
-            <w:pPr>
-              <w:jc w:val="center"/>
-              <w:cnfStyle w:val="000000000000" w:firstRow="0" w:lastRow="0" w:firstColumn="0" w:lastColumn="0" w:oddVBand="0" w:evenVBand="0" w:oddHBand="0" w:evenHBand="0" w:firstRowFirstColumn="0" w:firstRowLastColumn="0" w:lastRowFirstColumn="0" w:lastRowLastColumn="0"/>
-              <w:rPr>
-                <w:rFonts w:ascii="Courier New" w:eastAsia="Times New Roman" w:hAnsi="Courier New" w:cs="Courier New"/>
-                <w:b/>
-                <w:bCs/>
-                <w:color w:val="000000"/>
-                <w:kern w:val="0"/>
-                <w14:ligatures w14:val="none"/>
-              </w:rPr>
-            </w:pPr>
-            <w:r>
-              <w:rPr>
-                <w:rFonts w:ascii="Courier New" w:eastAsia="Times New Roman" w:hAnsi="Courier New" w:cs="Courier New"/>
-                <w:b/>
-                <w:bCs/>
-                <w:color w:val="000000"/>
-                <w:kern w:val="0"/>
-                <w14:ligatures w14:val="none"/>
-              </w:rPr>
-              <w:t>5</w:t>
+            <w:hideMark/>
+          </w:tcPr>
+          <w:p>
+            <w:pPr>
+              <w:jc w:val="center"/>
+              <w:cnfStyle w:val="000000000000" w:firstRow="0" w:lastRow="0" w:firstColumn="0" w:lastColumn="0" w:oddVBand="0" w:evenVBand="0" w:oddHBand="0" w:evenHBand="0" w:firstRowFirstColumn="0" w:firstRowLastColumn="0" w:lastRowFirstColumn="0" w:lastRowLastColumn="0"/>
+              <w:rPr>
+                <w:rFonts w:ascii="Courier New" w:eastAsia="Times New Roman" w:hAnsi="Courier New" w:cs="Courier New"/>
+                <w:b/>
+                <w:bCs/>
+                <w:color w:val="000000"/>
+                <w:kern w:val="0"/>
+                <w14:ligatures w14:val="none"/>
+              </w:rPr>
+            </w:pPr>
+            <w:r>
+              <w:rPr>
+                <w:rFonts w:ascii="Courier New" w:eastAsia="Times New Roman" w:hAnsi="Courier New" w:cs="Courier New"/>
+                <w:b/>
+                <w:bCs/>
+                <w:color w:val="000000"/>
+                <w:kern w:val="0"/>
+                <w14:ligatures w14:val="none"/>
+              </w:rPr>
+              <w:t>4</w:t>
             </w:r>
           </w:p>
         </w:tc>
@@ -1630,24 +1586,25 @@
             <w:tcW w:w="4405" w:type="dxa"/>
             <w:noWrap/>
             <w:vAlign w:val="center"/>
-          </w:tcPr>
-          <w:p>
-            <w:pPr>
-              <w:rPr>
-                <w:rFonts w:ascii="Courier New" w:eastAsia="Times New Roman" w:hAnsi="Courier New" w:cs="Courier New"/>
-                <w:color w:val="000000"/>
-                <w:kern w:val="0"/>
-                <w14:ligatures w14:val="none"/>
-              </w:rPr>
-            </w:pPr>
-            <w:r>
-              <w:rPr>
-                <w:rFonts w:ascii="Courier New" w:eastAsia="Times New Roman" w:hAnsi="Courier New" w:cs="Courier New"/>
-                <w:color w:val="000000"/>
-                <w:kern w:val="0"/>
-                <w14:ligatures w14:val="none"/>
-              </w:rPr>
-              <w:t>Time to go Poster</w:t>
+            <w:hideMark/>
+          </w:tcPr>
+          <w:p>
+            <w:pPr>
+              <w:rPr>
+                <w:rFonts w:ascii="Courier New" w:eastAsia="Times New Roman" w:hAnsi="Courier New" w:cs="Courier New"/>
+                <w:color w:val="000000"/>
+                <w:kern w:val="0"/>
+                <w14:ligatures w14:val="none"/>
+              </w:rPr>
+            </w:pPr>
+            <w:r>
+              <w:rPr>
+                <w:rFonts w:ascii="Courier New" w:eastAsia="Times New Roman" w:hAnsi="Courier New" w:cs="Courier New"/>
+                <w:color w:val="000000"/>
+                <w:kern w:val="0"/>
+                <w14:ligatures w14:val="none"/>
+              </w:rPr>
+              <w:t>A glass of water</w:t>
             </w:r>
           </w:p>
         </w:tc>
@@ -1656,30 +1613,31 @@
             <w:tcW w:w="1890" w:type="dxa"/>
             <w:noWrap/>
             <w:vAlign w:val="center"/>
-          </w:tcPr>
-          <w:p>
-            <w:pPr>
-              <w:jc w:val="center"/>
-              <w:cnfStyle w:val="000000100000" w:firstRow="0" w:lastRow="0" w:firstColumn="0" w:lastColumn="0" w:oddVBand="0" w:evenVBand="0" w:oddHBand="1" w:evenHBand="0" w:firstRowFirstColumn="0" w:firstRowLastColumn="0" w:lastRowFirstColumn="0" w:lastRowLastColumn="0"/>
-              <w:rPr>
-                <w:rFonts w:ascii="Courier New" w:eastAsia="Times New Roman" w:hAnsi="Courier New" w:cs="Courier New"/>
-                <w:b/>
-                <w:bCs/>
-                <w:color w:val="000000"/>
-                <w:kern w:val="0"/>
-                <w14:ligatures w14:val="none"/>
-              </w:rPr>
-            </w:pPr>
-            <w:r>
-              <w:rPr>
-                <w:rFonts w:ascii="Courier New" w:eastAsia="Times New Roman" w:hAnsi="Courier New" w:cs="Courier New"/>
-                <w:b/>
-                <w:bCs/>
-                <w:color w:val="000000"/>
-                <w:kern w:val="0"/>
-                <w14:ligatures w14:val="none"/>
-              </w:rPr>
-              <w:t>1</w:t>
+            <w:hideMark/>
+          </w:tcPr>
+          <w:p>
+            <w:pPr>
+              <w:jc w:val="center"/>
+              <w:cnfStyle w:val="000000100000" w:firstRow="0" w:lastRow="0" w:firstColumn="0" w:lastColumn="0" w:oddVBand="0" w:evenVBand="0" w:oddHBand="1" w:evenHBand="0" w:firstRowFirstColumn="0" w:firstRowLastColumn="0" w:lastRowFirstColumn="0" w:lastRowLastColumn="0"/>
+              <w:rPr>
+                <w:rFonts w:ascii="Courier New" w:eastAsia="Times New Roman" w:hAnsi="Courier New" w:cs="Courier New"/>
+                <w:b/>
+                <w:bCs/>
+                <w:color w:val="000000"/>
+                <w:kern w:val="0"/>
+                <w14:ligatures w14:val="none"/>
+              </w:rPr>
+            </w:pPr>
+            <w:r>
+              <w:rPr>
+                <w:rFonts w:ascii="Courier New" w:eastAsia="Times New Roman" w:hAnsi="Courier New" w:cs="Courier New"/>
+                <w:b/>
+                <w:bCs/>
+                <w:color w:val="000000"/>
+                <w:kern w:val="0"/>
+                <w14:ligatures w14:val="none"/>
+              </w:rPr>
+              <w:t>3</w:t>
             </w:r>
           </w:p>
         </w:tc>
@@ -1688,30 +1646,31 @@
             <w:tcW w:w="3268" w:type="dxa"/>
             <w:noWrap/>
             <w:vAlign w:val="center"/>
-          </w:tcPr>
-          <w:p>
-            <w:pPr>
-              <w:jc w:val="center"/>
-              <w:cnfStyle w:val="000000100000" w:firstRow="0" w:lastRow="0" w:firstColumn="0" w:lastColumn="0" w:oddVBand="0" w:evenVBand="0" w:oddHBand="1" w:evenHBand="0" w:firstRowFirstColumn="0" w:firstRowLastColumn="0" w:lastRowFirstColumn="0" w:lastRowLastColumn="0"/>
-              <w:rPr>
-                <w:rFonts w:ascii="Courier New" w:eastAsia="Times New Roman" w:hAnsi="Courier New" w:cs="Courier New"/>
-                <w:b/>
-                <w:bCs/>
-                <w:color w:val="000000"/>
-                <w:kern w:val="0"/>
-                <w14:ligatures w14:val="none"/>
-              </w:rPr>
-            </w:pPr>
-            <w:r>
-              <w:rPr>
-                <w:rFonts w:ascii="Courier New" w:eastAsia="Times New Roman" w:hAnsi="Courier New" w:cs="Courier New"/>
-                <w:b/>
-                <w:bCs/>
-                <w:color w:val="000000"/>
-                <w:kern w:val="0"/>
-                <w14:ligatures w14:val="none"/>
-              </w:rPr>
-              <w:t>5</w:t>
+            <w:hideMark/>
+          </w:tcPr>
+          <w:p>
+            <w:pPr>
+              <w:jc w:val="center"/>
+              <w:cnfStyle w:val="000000100000" w:firstRow="0" w:lastRow="0" w:firstColumn="0" w:lastColumn="0" w:oddVBand="0" w:evenVBand="0" w:oddHBand="1" w:evenHBand="0" w:firstRowFirstColumn="0" w:firstRowLastColumn="0" w:lastRowFirstColumn="0" w:lastRowLastColumn="0"/>
+              <w:rPr>
+                <w:rFonts w:ascii="Courier New" w:eastAsia="Times New Roman" w:hAnsi="Courier New" w:cs="Courier New"/>
+                <w:b/>
+                <w:bCs/>
+                <w:color w:val="000000"/>
+                <w:kern w:val="0"/>
+                <w14:ligatures w14:val="none"/>
+              </w:rPr>
+            </w:pPr>
+            <w:r>
+              <w:rPr>
+                <w:rFonts w:ascii="Courier New" w:eastAsia="Times New Roman" w:hAnsi="Courier New" w:cs="Courier New"/>
+                <w:b/>
+                <w:bCs/>
+                <w:color w:val="000000"/>
+                <w:kern w:val="0"/>
+                <w14:ligatures w14:val="none"/>
+              </w:rPr>
+              <w:t>5, 8, 22, 23</w:t>
             </w:r>
           </w:p>
         </w:tc>
@@ -1763,7 +1722,7 @@
                 <w:kern w:val="0"/>
                 <w14:ligatures w14:val="none"/>
               </w:rPr>
-              <w:t>Family photo with a frame</w:t>
+              <w:t>Nightstand</w:t>
             </w:r>
           </w:p>
         </w:tc>
@@ -1827,7 +1786,7 @@
                 <w:kern w:val="0"/>
                 <w14:ligatures w14:val="none"/>
               </w:rPr>
-              <w:t>5, 10</w:t>
+              <w:t>5</w:t>
             </w:r>
           </w:p>
         </w:tc>
@@ -1863,25 +1822,24 @@
             <w:tcW w:w="4405" w:type="dxa"/>
             <w:noWrap/>
             <w:vAlign w:val="center"/>
-            <w:hideMark/>
-          </w:tcPr>
-          <w:p>
-            <w:pPr>
-              <w:rPr>
-                <w:rFonts w:ascii="Courier New" w:eastAsia="Times New Roman" w:hAnsi="Courier New" w:cs="Courier New"/>
-                <w:color w:val="000000"/>
-                <w:kern w:val="0"/>
-                <w14:ligatures w14:val="none"/>
-              </w:rPr>
-            </w:pPr>
-            <w:r>
-              <w:rPr>
-                <w:rFonts w:ascii="Courier New" w:eastAsia="Times New Roman" w:hAnsi="Courier New" w:cs="Courier New"/>
-                <w:color w:val="000000"/>
-                <w:kern w:val="0"/>
-                <w14:ligatures w14:val="none"/>
-              </w:rPr>
-              <w:t>Mirror</w:t>
+          </w:tcPr>
+          <w:p>
+            <w:pPr>
+              <w:rPr>
+                <w:rFonts w:ascii="Courier New" w:eastAsia="Times New Roman" w:hAnsi="Courier New" w:cs="Courier New"/>
+                <w:color w:val="000000"/>
+                <w:kern w:val="0"/>
+                <w14:ligatures w14:val="none"/>
+              </w:rPr>
+            </w:pPr>
+            <w:r>
+              <w:rPr>
+                <w:rFonts w:ascii="Courier New" w:eastAsia="Times New Roman" w:hAnsi="Courier New" w:cs="Courier New"/>
+                <w:color w:val="000000"/>
+                <w:kern w:val="0"/>
+                <w14:ligatures w14:val="none"/>
+              </w:rPr>
+              <w:t>Time to go Poster</w:t>
             </w:r>
           </w:p>
         </w:tc>
@@ -1890,7 +1848,6 @@
             <w:tcW w:w="1890" w:type="dxa"/>
             <w:noWrap/>
             <w:vAlign w:val="center"/>
-            <w:hideMark/>
           </w:tcPr>
           <w:p>
             <w:pPr>
@@ -1923,42 +1880,30 @@
             <w:tcW w:w="3268" w:type="dxa"/>
             <w:noWrap/>
             <w:vAlign w:val="center"/>
-            <w:hideMark/>
-          </w:tcPr>
-          <w:p>
-            <w:pPr>
-              <w:jc w:val="center"/>
-              <w:cnfStyle w:val="000000100000" w:firstRow="0" w:lastRow="0" w:firstColumn="0" w:lastColumn="0" w:oddVBand="0" w:evenVBand="0" w:oddHBand="1" w:evenHBand="0" w:firstRowFirstColumn="0" w:firstRowLastColumn="0" w:lastRowFirstColumn="0" w:lastRowLastColumn="0"/>
-              <w:rPr>
-                <w:rFonts w:ascii="Courier New" w:eastAsia="Times New Roman" w:hAnsi="Courier New" w:cs="Courier New"/>
-                <w:b/>
-                <w:bCs/>
-                <w:color w:val="000000"/>
-                <w:kern w:val="0"/>
-                <w14:ligatures w14:val="none"/>
-              </w:rPr>
-            </w:pPr>
-            <w:r>
-              <w:rPr>
-                <w:rFonts w:ascii="Courier New" w:eastAsia="Times New Roman" w:hAnsi="Courier New" w:cs="Courier New"/>
-                <w:b/>
-                <w:bCs/>
-                <w:color w:val="000000"/>
-                <w:kern w:val="0"/>
-                <w14:ligatures w14:val="none"/>
-              </w:rPr>
-              <w:t xml:space="preserve">5, </w:t>
-            </w:r>
-            <w:r>
-              <w:rPr>
-                <w:rFonts w:ascii="Courier New" w:eastAsia="Times New Roman" w:hAnsi="Courier New" w:cs="Courier New"/>
-                <w:b/>
-                <w:bCs/>
-                <w:color w:val="000000"/>
-                <w:kern w:val="0"/>
-                <w14:ligatures w14:val="none"/>
-              </w:rPr>
-              <w:t>10, 17</w:t>
+          </w:tcPr>
+          <w:p>
+            <w:pPr>
+              <w:jc w:val="center"/>
+              <w:cnfStyle w:val="000000100000" w:firstRow="0" w:lastRow="0" w:firstColumn="0" w:lastColumn="0" w:oddVBand="0" w:evenVBand="0" w:oddHBand="1" w:evenHBand="0" w:firstRowFirstColumn="0" w:firstRowLastColumn="0" w:lastRowFirstColumn="0" w:lastRowLastColumn="0"/>
+              <w:rPr>
+                <w:rFonts w:ascii="Courier New" w:eastAsia="Times New Roman" w:hAnsi="Courier New" w:cs="Courier New"/>
+                <w:b/>
+                <w:bCs/>
+                <w:color w:val="000000"/>
+                <w:kern w:val="0"/>
+                <w14:ligatures w14:val="none"/>
+              </w:rPr>
+            </w:pPr>
+            <w:r>
+              <w:rPr>
+                <w:rFonts w:ascii="Courier New" w:eastAsia="Times New Roman" w:hAnsi="Courier New" w:cs="Courier New"/>
+                <w:b/>
+                <w:bCs/>
+                <w:color w:val="000000"/>
+                <w:kern w:val="0"/>
+                <w14:ligatures w14:val="none"/>
+              </w:rPr>
+              <w:t>5</w:t>
             </w:r>
           </w:p>
         </w:tc>
@@ -1993,25 +1938,24 @@
             <w:tcW w:w="4405" w:type="dxa"/>
             <w:noWrap/>
             <w:vAlign w:val="center"/>
-            <w:hideMark/>
-          </w:tcPr>
-          <w:p>
-            <w:pPr>
-              <w:rPr>
-                <w:rFonts w:ascii="Courier New" w:eastAsia="Times New Roman" w:hAnsi="Courier New" w:cs="Courier New"/>
-                <w:color w:val="000000"/>
-                <w:kern w:val="0"/>
-                <w14:ligatures w14:val="none"/>
-              </w:rPr>
-            </w:pPr>
-            <w:r>
-              <w:rPr>
-                <w:rFonts w:ascii="Courier New" w:eastAsia="Times New Roman" w:hAnsi="Courier New" w:cs="Courier New"/>
-                <w:color w:val="000000"/>
-                <w:kern w:val="0"/>
-                <w14:ligatures w14:val="none"/>
-              </w:rPr>
-              <w:t>Bed</w:t>
+          </w:tcPr>
+          <w:p>
+            <w:pPr>
+              <w:rPr>
+                <w:rFonts w:ascii="Courier New" w:eastAsia="Times New Roman" w:hAnsi="Courier New" w:cs="Courier New"/>
+                <w:color w:val="000000"/>
+                <w:kern w:val="0"/>
+                <w14:ligatures w14:val="none"/>
+              </w:rPr>
+            </w:pPr>
+            <w:r>
+              <w:rPr>
+                <w:rFonts w:ascii="Courier New" w:eastAsia="Times New Roman" w:hAnsi="Courier New" w:cs="Courier New"/>
+                <w:color w:val="000000"/>
+                <w:kern w:val="0"/>
+                <w14:ligatures w14:val="none"/>
+              </w:rPr>
+              <w:t>Family photo with a frame</w:t>
             </w:r>
           </w:p>
         </w:tc>
@@ -2020,7 +1964,6 @@
             <w:tcW w:w="1890" w:type="dxa"/>
             <w:noWrap/>
             <w:vAlign w:val="center"/>
-            <w:hideMark/>
           </w:tcPr>
           <w:p>
             <w:pPr>
@@ -2053,7 +1996,6 @@
             <w:tcW w:w="3268" w:type="dxa"/>
             <w:noWrap/>
             <w:vAlign w:val="center"/>
-            <w:hideMark/>
           </w:tcPr>
           <w:p>
             <w:pPr>
@@ -2078,39 +2020,6 @@
                 <w14:ligatures w14:val="none"/>
               </w:rPr>
               <w:t>5, 10</w:t>
-            </w:r>
-            <w:r>
-              <w:rPr>
-                <w:rFonts w:ascii="Courier New" w:eastAsia="Times New Roman" w:hAnsi="Courier New" w:cs="Courier New"/>
-                <w:b/>
-                <w:bCs/>
-                <w:color w:val="000000"/>
-                <w:kern w:val="0"/>
-                <w14:ligatures w14:val="none"/>
-              </w:rPr>
-              <w:t>, 12</w:t>
-            </w:r>
-            <w:r>
-              <w:rPr>
-                <w:rFonts w:ascii="Courier New" w:eastAsia="Times New Roman" w:hAnsi="Courier New" w:cs="Courier New"/>
-                <w:b/>
-                <w:bCs/>
-                <w:color w:val="000000"/>
-                <w:kern w:val="0"/>
-                <w14:ligatures w14:val="none"/>
-              </w:rPr>
-              <w:t>, 17</w:t>
-            </w:r>
-            <w:r>
-              <w:rPr>
-                <w:rFonts w:ascii="Courier New" w:eastAsia="Times New Roman" w:hAnsi="Courier New" w:cs="Courier New"/>
-                <w:b/>
-                <w:bCs/>
-                <w:color w:val="000000"/>
-                <w:kern w:val="0"/>
-                <w14:ligatures w14:val="none"/>
-              </w:rPr>
-              <w:t>, 20</w:t>
             </w:r>
           </w:p>
         </w:tc>
@@ -2164,7 +2073,7 @@
                 <w:kern w:val="0"/>
                 <w14:ligatures w14:val="none"/>
               </w:rPr>
-              <w:t>Wardrobe and clothes</w:t>
+              <w:t>Mirror</w:t>
             </w:r>
           </w:p>
         </w:tc>
@@ -2230,18 +2139,7 @@
                 <w:kern w:val="0"/>
                 <w14:ligatures w14:val="none"/>
               </w:rPr>
-              <w:t>5, 10</w:t>
-            </w:r>
-            <w:r>
-              <w:rPr>
-                <w:rFonts w:ascii="Courier New" w:eastAsia="Times New Roman" w:hAnsi="Courier New" w:cs="Courier New"/>
-                <w:b/>
-                <w:bCs/>
-                <w:color w:val="000000"/>
-                <w:kern w:val="0"/>
-                <w14:ligatures w14:val="none"/>
-              </w:rPr>
-              <w:t>, 22</w:t>
+              <w:t>5, 10, 17</w:t>
             </w:r>
           </w:p>
         </w:tc>
@@ -2294,7 +2192,7 @@
                 <w:kern w:val="0"/>
                 <w14:ligatures w14:val="none"/>
               </w:rPr>
-              <w:t>Small pill bottle</w:t>
+              <w:t>Bed</w:t>
             </w:r>
           </w:p>
         </w:tc>
@@ -2360,40 +2258,7 @@
                 <w:kern w:val="0"/>
                 <w14:ligatures w14:val="none"/>
               </w:rPr>
-              <w:t xml:space="preserve">5, 6, </w:t>
-            </w:r>
-            <w:r>
-              <w:rPr>
-                <w:rFonts w:ascii="Courier New" w:eastAsia="Times New Roman" w:hAnsi="Courier New" w:cs="Courier New"/>
-                <w:b/>
-                <w:bCs/>
-                <w:color w:val="000000"/>
-                <w:kern w:val="0"/>
-                <w14:ligatures w14:val="none"/>
-              </w:rPr>
-              <w:t xml:space="preserve">14, </w:t>
-            </w:r>
-            <w:r>
-              <w:rPr>
-                <w:rFonts w:ascii="Courier New" w:eastAsia="Times New Roman" w:hAnsi="Courier New" w:cs="Courier New"/>
-                <w:b/>
-                <w:bCs/>
-                <w:color w:val="000000"/>
-                <w:kern w:val="0"/>
-                <w14:ligatures w14:val="none"/>
-              </w:rPr>
-              <w:t>15</w:t>
-            </w:r>
-            <w:r>
-              <w:rPr>
-                <w:rFonts w:ascii="Courier New" w:eastAsia="Times New Roman" w:hAnsi="Courier New" w:cs="Courier New"/>
-                <w:b/>
-                <w:bCs/>
-                <w:color w:val="000000"/>
-                <w:kern w:val="0"/>
-                <w14:ligatures w14:val="none"/>
-              </w:rPr>
-              <w:t>, 22</w:t>
+              <w:t>5, 10, 12, 17, 20</w:t>
             </w:r>
           </w:p>
         </w:tc>
@@ -2447,7 +2312,7 @@
                 <w:kern w:val="0"/>
                 <w14:ligatures w14:val="none"/>
               </w:rPr>
-              <w:t>Vanity with mirror</w:t>
+              <w:t>Wardrobe and clothes</w:t>
             </w:r>
           </w:p>
         </w:tc>
@@ -2513,18 +2378,7 @@
                 <w:kern w:val="0"/>
                 <w14:ligatures w14:val="none"/>
               </w:rPr>
-              <w:t>6, 1</w:t>
-            </w:r>
-            <w:r>
-              <w:rPr>
-                <w:rFonts w:ascii="Courier New" w:eastAsia="Times New Roman" w:hAnsi="Courier New" w:cs="Courier New"/>
-                <w:b/>
-                <w:bCs/>
-                <w:color w:val="000000"/>
-                <w:kern w:val="0"/>
-                <w14:ligatures w14:val="none"/>
-              </w:rPr>
-              <w:t>5</w:t>
+              <w:t>5, 10, 22</w:t>
             </w:r>
           </w:p>
         </w:tc>
@@ -2577,7 +2431,7 @@
                 <w:kern w:val="0"/>
                 <w14:ligatures w14:val="none"/>
               </w:rPr>
-              <w:t>Couch</w:t>
+              <w:t>Small pill bottle</w:t>
             </w:r>
           </w:p>
         </w:tc>
@@ -2643,29 +2497,7 @@
                 <w:kern w:val="0"/>
                 <w14:ligatures w14:val="none"/>
               </w:rPr>
-              <w:t xml:space="preserve">7, 9, </w:t>
-            </w:r>
-            <w:r>
-              <w:rPr>
-                <w:rFonts w:ascii="Courier New" w:eastAsia="Times New Roman" w:hAnsi="Courier New" w:cs="Courier New"/>
-                <w:b/>
-                <w:bCs/>
-                <w:color w:val="000000"/>
-                <w:kern w:val="0"/>
-                <w14:ligatures w14:val="none"/>
-              </w:rPr>
-              <w:t xml:space="preserve">18, </w:t>
-            </w:r>
-            <w:r>
-              <w:rPr>
-                <w:rFonts w:ascii="Courier New" w:eastAsia="Times New Roman" w:hAnsi="Courier New" w:cs="Courier New"/>
-                <w:b/>
-                <w:bCs/>
-                <w:color w:val="000000"/>
-                <w:kern w:val="0"/>
-                <w14:ligatures w14:val="none"/>
-              </w:rPr>
-              <w:t>21</w:t>
+              <w:t>5, 6, 14, 15, 22</w:t>
             </w:r>
           </w:p>
         </w:tc>
@@ -2719,7 +2551,7 @@
                 <w:kern w:val="0"/>
                 <w14:ligatures w14:val="none"/>
               </w:rPr>
-              <w:t>Steel Tumbler</w:t>
+              <w:t>Vanity with mirror</w:t>
             </w:r>
           </w:p>
         </w:tc>
@@ -2785,7 +2617,7 @@
                 <w:kern w:val="0"/>
                 <w14:ligatures w14:val="none"/>
               </w:rPr>
-              <w:t>7</w:t>
+              <w:t>6, 15</w:t>
             </w:r>
           </w:p>
         </w:tc>
@@ -2838,7 +2670,7 @@
                 <w:kern w:val="0"/>
                 <w14:ligatures w14:val="none"/>
               </w:rPr>
-              <w:t>Tea Table</w:t>
+              <w:t>Couch</w:t>
             </w:r>
           </w:p>
         </w:tc>
@@ -2904,7 +2736,7 @@
                 <w:kern w:val="0"/>
                 <w14:ligatures w14:val="none"/>
               </w:rPr>
-              <w:t>7</w:t>
+              <w:t>7, 9, 18, 21</w:t>
             </w:r>
           </w:p>
         </w:tc>
@@ -2958,7 +2790,7 @@
                 <w:kern w:val="0"/>
                 <w14:ligatures w14:val="none"/>
               </w:rPr>
-              <w:t>Small Lamp</w:t>
+              <w:t>Steel Tumbler</w:t>
             </w:r>
           </w:p>
         </w:tc>
@@ -3077,7 +2909,7 @@
                 <w:kern w:val="0"/>
                 <w14:ligatures w14:val="none"/>
               </w:rPr>
-              <w:t>Landline</w:t>
+              <w:t>Tea Table</w:t>
             </w:r>
           </w:p>
         </w:tc>
@@ -3143,29 +2975,7 @@
                 <w:kern w:val="0"/>
                 <w14:ligatures w14:val="none"/>
               </w:rPr>
-              <w:t>7, 9,</w:t>
-            </w:r>
-            <w:r>
-              <w:rPr>
-                <w:rFonts w:ascii="Courier New" w:eastAsia="Times New Roman" w:hAnsi="Courier New" w:cs="Courier New"/>
-                <w:b/>
-                <w:bCs/>
-                <w:color w:val="000000"/>
-                <w:kern w:val="0"/>
-                <w14:ligatures w14:val="none"/>
-              </w:rPr>
-              <w:t xml:space="preserve"> </w:t>
-            </w:r>
-            <w:r>
-              <w:rPr>
-                <w:rFonts w:ascii="Courier New" w:eastAsia="Times New Roman" w:hAnsi="Courier New" w:cs="Courier New"/>
-                <w:b/>
-                <w:bCs/>
-                <w:color w:val="000000"/>
-                <w:kern w:val="0"/>
-                <w14:ligatures w14:val="none"/>
-              </w:rPr>
-              <w:t>22</w:t>
+              <w:t>7</w:t>
             </w:r>
           </w:p>
         </w:tc>
@@ -3201,24 +3011,25 @@
             <w:tcW w:w="4405" w:type="dxa"/>
             <w:noWrap/>
             <w:vAlign w:val="center"/>
-          </w:tcPr>
-          <w:p>
-            <w:pPr>
-              <w:rPr>
-                <w:rFonts w:ascii="Courier New" w:eastAsia="Times New Roman" w:hAnsi="Courier New" w:cs="Courier New"/>
-                <w:color w:val="000000"/>
-                <w:kern w:val="0"/>
-                <w14:ligatures w14:val="none"/>
-              </w:rPr>
-            </w:pPr>
-            <w:r>
-              <w:rPr>
-                <w:rFonts w:ascii="Courier New" w:eastAsia="Times New Roman" w:hAnsi="Courier New" w:cs="Courier New"/>
-                <w:color w:val="000000"/>
-                <w:kern w:val="0"/>
-                <w14:ligatures w14:val="none"/>
-              </w:rPr>
-              <w:t>Small LED light</w:t>
+            <w:hideMark/>
+          </w:tcPr>
+          <w:p>
+            <w:pPr>
+              <w:rPr>
+                <w:rFonts w:ascii="Courier New" w:eastAsia="Times New Roman" w:hAnsi="Courier New" w:cs="Courier New"/>
+                <w:color w:val="000000"/>
+                <w:kern w:val="0"/>
+                <w14:ligatures w14:val="none"/>
+              </w:rPr>
+            </w:pPr>
+            <w:r>
+              <w:rPr>
+                <w:rFonts w:ascii="Courier New" w:eastAsia="Times New Roman" w:hAnsi="Courier New" w:cs="Courier New"/>
+                <w:color w:val="000000"/>
+                <w:kern w:val="0"/>
+                <w14:ligatures w14:val="none"/>
+              </w:rPr>
+              <w:t>Small Lamp</w:t>
             </w:r>
           </w:p>
         </w:tc>
@@ -3227,6 +3038,7 @@
             <w:tcW w:w="1890" w:type="dxa"/>
             <w:noWrap/>
             <w:vAlign w:val="center"/>
+            <w:hideMark/>
           </w:tcPr>
           <w:p>
             <w:pPr>
@@ -3259,6 +3071,7 @@
             <w:tcW w:w="3268" w:type="dxa"/>
             <w:noWrap/>
             <w:vAlign w:val="center"/>
+            <w:hideMark/>
           </w:tcPr>
           <w:p>
             <w:pPr>
@@ -3283,17 +3096,6 @@
                 <w14:ligatures w14:val="none"/>
               </w:rPr>
               <w:t>7</w:t>
-            </w:r>
-            <w:r>
-              <w:rPr>
-                <w:rFonts w:ascii="Courier New" w:eastAsia="Times New Roman" w:hAnsi="Courier New" w:cs="Courier New"/>
-                <w:b/>
-                <w:bCs/>
-                <w:color w:val="000000"/>
-                <w:kern w:val="0"/>
-                <w14:ligatures w14:val="none"/>
-              </w:rPr>
-              <w:t>, 9</w:t>
             </w:r>
           </w:p>
         </w:tc>
@@ -3328,24 +3130,25 @@
             <w:tcW w:w="4405" w:type="dxa"/>
             <w:noWrap/>
             <w:vAlign w:val="center"/>
-          </w:tcPr>
-          <w:p>
-            <w:pPr>
-              <w:rPr>
-                <w:rFonts w:ascii="Courier New" w:eastAsia="Times New Roman" w:hAnsi="Courier New" w:cs="Courier New"/>
-                <w:color w:val="000000"/>
-                <w:kern w:val="0"/>
-                <w14:ligatures w14:val="none"/>
-              </w:rPr>
-            </w:pPr>
-            <w:r>
-              <w:rPr>
-                <w:rFonts w:ascii="Courier New" w:eastAsia="Times New Roman" w:hAnsi="Courier New" w:cs="Courier New"/>
-                <w:color w:val="000000"/>
-                <w:kern w:val="0"/>
-                <w14:ligatures w14:val="none"/>
-              </w:rPr>
-              <w:t>Photo of parents together</w:t>
+            <w:hideMark/>
+          </w:tcPr>
+          <w:p>
+            <w:pPr>
+              <w:rPr>
+                <w:rFonts w:ascii="Courier New" w:eastAsia="Times New Roman" w:hAnsi="Courier New" w:cs="Courier New"/>
+                <w:color w:val="000000"/>
+                <w:kern w:val="0"/>
+                <w14:ligatures w14:val="none"/>
+              </w:rPr>
+            </w:pPr>
+            <w:r>
+              <w:rPr>
+                <w:rFonts w:ascii="Courier New" w:eastAsia="Times New Roman" w:hAnsi="Courier New" w:cs="Courier New"/>
+                <w:color w:val="000000"/>
+                <w:kern w:val="0"/>
+                <w14:ligatures w14:val="none"/>
+              </w:rPr>
+              <w:t>Landline</w:t>
             </w:r>
           </w:p>
         </w:tc>
@@ -3354,6 +3157,7 @@
             <w:tcW w:w="1890" w:type="dxa"/>
             <w:noWrap/>
             <w:vAlign w:val="center"/>
+            <w:hideMark/>
           </w:tcPr>
           <w:p>
             <w:pPr>
@@ -3386,41 +3190,31 @@
             <w:tcW w:w="3268" w:type="dxa"/>
             <w:noWrap/>
             <w:vAlign w:val="center"/>
-          </w:tcPr>
-          <w:p>
-            <w:pPr>
-              <w:jc w:val="center"/>
-              <w:cnfStyle w:val="000000000000" w:firstRow="0" w:lastRow="0" w:firstColumn="0" w:lastColumn="0" w:oddVBand="0" w:evenVBand="0" w:oddHBand="0" w:evenHBand="0" w:firstRowFirstColumn="0" w:firstRowLastColumn="0" w:lastRowFirstColumn="0" w:lastRowLastColumn="0"/>
-              <w:rPr>
-                <w:rFonts w:ascii="Courier New" w:eastAsia="Times New Roman" w:hAnsi="Courier New" w:cs="Courier New"/>
-                <w:b/>
-                <w:bCs/>
-                <w:color w:val="000000"/>
-                <w:kern w:val="0"/>
-                <w14:ligatures w14:val="none"/>
-              </w:rPr>
-            </w:pPr>
-            <w:r>
-              <w:rPr>
-                <w:rFonts w:ascii="Courier New" w:eastAsia="Times New Roman" w:hAnsi="Courier New" w:cs="Courier New"/>
-                <w:b/>
-                <w:bCs/>
-                <w:color w:val="000000"/>
-                <w:kern w:val="0"/>
-                <w14:ligatures w14:val="none"/>
-              </w:rPr>
-              <w:t>7</w:t>
-            </w:r>
-            <w:r>
-              <w:rPr>
-                <w:rFonts w:ascii="Courier New" w:eastAsia="Times New Roman" w:hAnsi="Courier New" w:cs="Courier New"/>
-                <w:b/>
-                <w:bCs/>
-                <w:color w:val="000000"/>
-                <w:kern w:val="0"/>
-                <w14:ligatures w14:val="none"/>
-              </w:rPr>
-              <w:t>, 9</w:t>
+            <w:hideMark/>
+          </w:tcPr>
+          <w:p>
+            <w:pPr>
+              <w:jc w:val="center"/>
+              <w:cnfStyle w:val="000000000000" w:firstRow="0" w:lastRow="0" w:firstColumn="0" w:lastColumn="0" w:oddVBand="0" w:evenVBand="0" w:oddHBand="0" w:evenHBand="0" w:firstRowFirstColumn="0" w:firstRowLastColumn="0" w:lastRowFirstColumn="0" w:lastRowLastColumn="0"/>
+              <w:rPr>
+                <w:rFonts w:ascii="Courier New" w:eastAsia="Times New Roman" w:hAnsi="Courier New" w:cs="Courier New"/>
+                <w:b/>
+                <w:bCs/>
+                <w:color w:val="000000"/>
+                <w:kern w:val="0"/>
+                <w14:ligatures w14:val="none"/>
+              </w:rPr>
+            </w:pPr>
+            <w:r>
+              <w:rPr>
+                <w:rFonts w:ascii="Courier New" w:eastAsia="Times New Roman" w:hAnsi="Courier New" w:cs="Courier New"/>
+                <w:b/>
+                <w:bCs/>
+                <w:color w:val="000000"/>
+                <w:kern w:val="0"/>
+                <w14:ligatures w14:val="none"/>
+              </w:rPr>
+              <w:t>7, 9, 22</w:t>
             </w:r>
           </w:p>
         </w:tc>
@@ -3456,34 +3250,24 @@
             <w:tcW w:w="4405" w:type="dxa"/>
             <w:noWrap/>
             <w:vAlign w:val="center"/>
-            <w:hideMark/>
-          </w:tcPr>
-          <w:p>
-            <w:pPr>
-              <w:rPr>
-                <w:rFonts w:ascii="Courier New" w:eastAsia="Times New Roman" w:hAnsi="Courier New" w:cs="Courier New"/>
-                <w:color w:val="000000"/>
-                <w:kern w:val="0"/>
-                <w14:ligatures w14:val="none"/>
-              </w:rPr>
-            </w:pPr>
-            <w:r>
-              <w:rPr>
-                <w:rFonts w:ascii="Courier New" w:eastAsia="Times New Roman" w:hAnsi="Courier New" w:cs="Courier New"/>
-                <w:color w:val="000000"/>
-                <w:kern w:val="0"/>
-                <w14:ligatures w14:val="none"/>
-              </w:rPr>
-              <w:t>Fridge</w:t>
-            </w:r>
-            <w:r>
-              <w:rPr>
-                <w:rFonts w:ascii="Courier New" w:eastAsia="Times New Roman" w:hAnsi="Courier New" w:cs="Courier New"/>
-                <w:color w:val="000000"/>
-                <w:kern w:val="0"/>
-                <w14:ligatures w14:val="none"/>
-              </w:rPr>
-              <w:t xml:space="preserve"> &amp; Cabinets in Kitchen</w:t>
+          </w:tcPr>
+          <w:p>
+            <w:pPr>
+              <w:rPr>
+                <w:rFonts w:ascii="Courier New" w:eastAsia="Times New Roman" w:hAnsi="Courier New" w:cs="Courier New"/>
+                <w:color w:val="000000"/>
+                <w:kern w:val="0"/>
+                <w14:ligatures w14:val="none"/>
+              </w:rPr>
+            </w:pPr>
+            <w:r>
+              <w:rPr>
+                <w:rFonts w:ascii="Courier New" w:eastAsia="Times New Roman" w:hAnsi="Courier New" w:cs="Courier New"/>
+                <w:color w:val="000000"/>
+                <w:kern w:val="0"/>
+                <w14:ligatures w14:val="none"/>
+              </w:rPr>
+              <w:t>Small LED light</w:t>
             </w:r>
           </w:p>
         </w:tc>
@@ -3492,7 +3276,6 @@
             <w:tcW w:w="1890" w:type="dxa"/>
             <w:noWrap/>
             <w:vAlign w:val="center"/>
-            <w:hideMark/>
           </w:tcPr>
           <w:p>
             <w:pPr>
@@ -3525,31 +3308,41 @@
             <w:tcW w:w="3268" w:type="dxa"/>
             <w:noWrap/>
             <w:vAlign w:val="center"/>
-            <w:hideMark/>
-          </w:tcPr>
-          <w:p>
-            <w:pPr>
-              <w:jc w:val="center"/>
-              <w:cnfStyle w:val="000000100000" w:firstRow="0" w:lastRow="0" w:firstColumn="0" w:lastColumn="0" w:oddVBand="0" w:evenVBand="0" w:oddHBand="1" w:evenHBand="0" w:firstRowFirstColumn="0" w:firstRowLastColumn="0" w:lastRowFirstColumn="0" w:lastRowLastColumn="0"/>
-              <w:rPr>
-                <w:rFonts w:ascii="Courier New" w:eastAsia="Times New Roman" w:hAnsi="Courier New" w:cs="Courier New"/>
-                <w:b/>
-                <w:bCs/>
-                <w:color w:val="000000"/>
-                <w:kern w:val="0"/>
-                <w14:ligatures w14:val="none"/>
-              </w:rPr>
-            </w:pPr>
-            <w:r>
-              <w:rPr>
-                <w:rFonts w:ascii="Courier New" w:eastAsia="Times New Roman" w:hAnsi="Courier New" w:cs="Courier New"/>
-                <w:b/>
-                <w:bCs/>
-                <w:color w:val="000000"/>
-                <w:kern w:val="0"/>
-                <w14:ligatures w14:val="none"/>
-              </w:rPr>
-              <w:t>8</w:t>
+          </w:tcPr>
+          <w:p>
+            <w:pPr>
+              <w:jc w:val="center"/>
+              <w:cnfStyle w:val="000000100000" w:firstRow="0" w:lastRow="0" w:firstColumn="0" w:lastColumn="0" w:oddVBand="0" w:evenVBand="0" w:oddHBand="1" w:evenHBand="0" w:firstRowFirstColumn="0" w:firstRowLastColumn="0" w:lastRowFirstColumn="0" w:lastRowLastColumn="0"/>
+              <w:rPr>
+                <w:rFonts w:ascii="Courier New" w:eastAsia="Times New Roman" w:hAnsi="Courier New" w:cs="Courier New"/>
+                <w:b/>
+                <w:bCs/>
+                <w:color w:val="000000"/>
+                <w:kern w:val="0"/>
+                <w14:ligatures w14:val="none"/>
+              </w:rPr>
+            </w:pPr>
+            <w:r>
+              <w:rPr>
+                <w:rFonts w:ascii="Courier New" w:eastAsia="Times New Roman" w:hAnsi="Courier New" w:cs="Courier New"/>
+                <w:b/>
+                <w:bCs/>
+                <w:color w:val="000000"/>
+                <w:kern w:val="0"/>
+                <w14:ligatures w14:val="none"/>
+              </w:rPr>
+              <w:t>7</w:t>
+            </w:r>
+            <w:r>
+              <w:rPr>
+                <w:rFonts w:ascii="Courier New" w:eastAsia="Times New Roman" w:hAnsi="Courier New" w:cs="Courier New"/>
+                <w:b/>
+                <w:bCs/>
+                <w:color w:val="000000"/>
+                <w:kern w:val="0"/>
+                <w14:ligatures w14:val="none"/>
+              </w:rPr>
+              <w:t>, 9</w:t>
             </w:r>
           </w:p>
         </w:tc>
@@ -3584,25 +3377,24 @@
             <w:tcW w:w="4405" w:type="dxa"/>
             <w:noWrap/>
             <w:vAlign w:val="center"/>
-            <w:hideMark/>
-          </w:tcPr>
-          <w:p>
-            <w:pPr>
-              <w:rPr>
-                <w:rFonts w:ascii="Courier New" w:eastAsia="Times New Roman" w:hAnsi="Courier New" w:cs="Courier New"/>
-                <w:color w:val="000000"/>
-                <w:kern w:val="0"/>
-                <w14:ligatures w14:val="none"/>
-              </w:rPr>
-            </w:pPr>
-            <w:r>
-              <w:rPr>
-                <w:rFonts w:ascii="Courier New" w:eastAsia="Times New Roman" w:hAnsi="Courier New" w:cs="Courier New"/>
-                <w:color w:val="000000"/>
-                <w:kern w:val="0"/>
-                <w14:ligatures w14:val="none"/>
-              </w:rPr>
-              <w:t>Glasses of Whiskey</w:t>
+          </w:tcPr>
+          <w:p>
+            <w:pPr>
+              <w:rPr>
+                <w:rFonts w:ascii="Courier New" w:eastAsia="Times New Roman" w:hAnsi="Courier New" w:cs="Courier New"/>
+                <w:color w:val="000000"/>
+                <w:kern w:val="0"/>
+                <w14:ligatures w14:val="none"/>
+              </w:rPr>
+            </w:pPr>
+            <w:r>
+              <w:rPr>
+                <w:rFonts w:ascii="Courier New" w:eastAsia="Times New Roman" w:hAnsi="Courier New" w:cs="Courier New"/>
+                <w:color w:val="000000"/>
+                <w:kern w:val="0"/>
+                <w14:ligatures w14:val="none"/>
+              </w:rPr>
+              <w:t>Photo of parents together</w:t>
             </w:r>
           </w:p>
         </w:tc>
@@ -3611,31 +3403,30 @@
             <w:tcW w:w="1890" w:type="dxa"/>
             <w:noWrap/>
             <w:vAlign w:val="center"/>
-            <w:hideMark/>
-          </w:tcPr>
-          <w:p>
-            <w:pPr>
-              <w:jc w:val="center"/>
-              <w:cnfStyle w:val="000000000000" w:firstRow="0" w:lastRow="0" w:firstColumn="0" w:lastColumn="0" w:oddVBand="0" w:evenVBand="0" w:oddHBand="0" w:evenHBand="0" w:firstRowFirstColumn="0" w:firstRowLastColumn="0" w:lastRowFirstColumn="0" w:lastRowLastColumn="0"/>
-              <w:rPr>
-                <w:rFonts w:ascii="Courier New" w:eastAsia="Times New Roman" w:hAnsi="Courier New" w:cs="Courier New"/>
-                <w:b/>
-                <w:bCs/>
-                <w:color w:val="000000"/>
-                <w:kern w:val="0"/>
-                <w14:ligatures w14:val="none"/>
-              </w:rPr>
-            </w:pPr>
-            <w:r>
-              <w:rPr>
-                <w:rFonts w:ascii="Courier New" w:eastAsia="Times New Roman" w:hAnsi="Courier New" w:cs="Courier New"/>
-                <w:b/>
-                <w:bCs/>
-                <w:color w:val="000000"/>
-                <w:kern w:val="0"/>
-                <w14:ligatures w14:val="none"/>
-              </w:rPr>
-              <w:t>2</w:t>
+          </w:tcPr>
+          <w:p>
+            <w:pPr>
+              <w:jc w:val="center"/>
+              <w:cnfStyle w:val="000000000000" w:firstRow="0" w:lastRow="0" w:firstColumn="0" w:lastColumn="0" w:oddVBand="0" w:evenVBand="0" w:oddHBand="0" w:evenHBand="0" w:firstRowFirstColumn="0" w:firstRowLastColumn="0" w:lastRowFirstColumn="0" w:lastRowLastColumn="0"/>
+              <w:rPr>
+                <w:rFonts w:ascii="Courier New" w:eastAsia="Times New Roman" w:hAnsi="Courier New" w:cs="Courier New"/>
+                <w:b/>
+                <w:bCs/>
+                <w:color w:val="000000"/>
+                <w:kern w:val="0"/>
+                <w14:ligatures w14:val="none"/>
+              </w:rPr>
+            </w:pPr>
+            <w:r>
+              <w:rPr>
+                <w:rFonts w:ascii="Courier New" w:eastAsia="Times New Roman" w:hAnsi="Courier New" w:cs="Courier New"/>
+                <w:b/>
+                <w:bCs/>
+                <w:color w:val="000000"/>
+                <w:kern w:val="0"/>
+                <w14:ligatures w14:val="none"/>
+              </w:rPr>
+              <w:t>1</w:t>
             </w:r>
           </w:p>
         </w:tc>
@@ -3644,31 +3435,41 @@
             <w:tcW w:w="3268" w:type="dxa"/>
             <w:noWrap/>
             <w:vAlign w:val="center"/>
-            <w:hideMark/>
-          </w:tcPr>
-          <w:p>
-            <w:pPr>
-              <w:jc w:val="center"/>
-              <w:cnfStyle w:val="000000000000" w:firstRow="0" w:lastRow="0" w:firstColumn="0" w:lastColumn="0" w:oddVBand="0" w:evenVBand="0" w:oddHBand="0" w:evenHBand="0" w:firstRowFirstColumn="0" w:firstRowLastColumn="0" w:lastRowFirstColumn="0" w:lastRowLastColumn="0"/>
-              <w:rPr>
-                <w:rFonts w:ascii="Courier New" w:eastAsia="Times New Roman" w:hAnsi="Courier New" w:cs="Courier New"/>
-                <w:b/>
-                <w:bCs/>
-                <w:color w:val="000000"/>
-                <w:kern w:val="0"/>
-                <w14:ligatures w14:val="none"/>
-              </w:rPr>
-            </w:pPr>
-            <w:r>
-              <w:rPr>
-                <w:rFonts w:ascii="Courier New" w:eastAsia="Times New Roman" w:hAnsi="Courier New" w:cs="Courier New"/>
-                <w:b/>
-                <w:bCs/>
-                <w:color w:val="000000"/>
-                <w:kern w:val="0"/>
-                <w14:ligatures w14:val="none"/>
-              </w:rPr>
-              <w:t>8</w:t>
+          </w:tcPr>
+          <w:p>
+            <w:pPr>
+              <w:jc w:val="center"/>
+              <w:cnfStyle w:val="000000000000" w:firstRow="0" w:lastRow="0" w:firstColumn="0" w:lastColumn="0" w:oddVBand="0" w:evenVBand="0" w:oddHBand="0" w:evenHBand="0" w:firstRowFirstColumn="0" w:firstRowLastColumn="0" w:lastRowFirstColumn="0" w:lastRowLastColumn="0"/>
+              <w:rPr>
+                <w:rFonts w:ascii="Courier New" w:eastAsia="Times New Roman" w:hAnsi="Courier New" w:cs="Courier New"/>
+                <w:b/>
+                <w:bCs/>
+                <w:color w:val="000000"/>
+                <w:kern w:val="0"/>
+                <w14:ligatures w14:val="none"/>
+              </w:rPr>
+            </w:pPr>
+            <w:r>
+              <w:rPr>
+                <w:rFonts w:ascii="Courier New" w:eastAsia="Times New Roman" w:hAnsi="Courier New" w:cs="Courier New"/>
+                <w:b/>
+                <w:bCs/>
+                <w:color w:val="000000"/>
+                <w:kern w:val="0"/>
+                <w14:ligatures w14:val="none"/>
+              </w:rPr>
+              <w:t>7</w:t>
+            </w:r>
+            <w:r>
+              <w:rPr>
+                <w:rFonts w:ascii="Courier New" w:eastAsia="Times New Roman" w:hAnsi="Courier New" w:cs="Courier New"/>
+                <w:b/>
+                <w:bCs/>
+                <w:color w:val="000000"/>
+                <w:kern w:val="0"/>
+                <w14:ligatures w14:val="none"/>
+              </w:rPr>
+              <w:t>, 9</w:t>
             </w:r>
           </w:p>
         </w:tc>
@@ -3722,7 +3523,16 @@
                 <w:kern w:val="0"/>
                 <w14:ligatures w14:val="none"/>
               </w:rPr>
-              <w:t>Round Alarm Clock</w:t>
+              <w:t>Fridge</w:t>
+            </w:r>
+            <w:r>
+              <w:rPr>
+                <w:rFonts w:ascii="Courier New" w:eastAsia="Times New Roman" w:hAnsi="Courier New" w:cs="Courier New"/>
+                <w:color w:val="000000"/>
+                <w:kern w:val="0"/>
+                <w14:ligatures w14:val="none"/>
+              </w:rPr>
+              <w:t xml:space="preserve"> &amp; Cabinets in Kitchen</w:t>
             </w:r>
           </w:p>
         </w:tc>
@@ -3788,7 +3598,7 @@
                 <w:kern w:val="0"/>
                 <w14:ligatures w14:val="none"/>
               </w:rPr>
-              <w:t>10</w:t>
+              <w:t>8</w:t>
             </w:r>
           </w:p>
         </w:tc>
@@ -3841,7 +3651,7 @@
                 <w:kern w:val="0"/>
                 <w14:ligatures w14:val="none"/>
               </w:rPr>
-              <w:t>Broken Shards of Glass</w:t>
+              <w:t>Glasses of Whiskey</w:t>
             </w:r>
           </w:p>
         </w:tc>
@@ -3874,7 +3684,7 @@
                 <w:kern w:val="0"/>
                 <w14:ligatures w14:val="none"/>
               </w:rPr>
-              <w:t>1</w:t>
+              <w:t>2</w:t>
             </w:r>
           </w:p>
         </w:tc>
@@ -3907,18 +3717,7 @@
                 <w:kern w:val="0"/>
                 <w14:ligatures w14:val="none"/>
               </w:rPr>
-              <w:t>10, 1</w:t>
-            </w:r>
-            <w:r>
-              <w:rPr>
-                <w:rFonts w:ascii="Courier New" w:eastAsia="Times New Roman" w:hAnsi="Courier New" w:cs="Courier New"/>
-                <w:b/>
-                <w:bCs/>
-                <w:color w:val="000000"/>
-                <w:kern w:val="0"/>
-                <w14:ligatures w14:val="none"/>
-              </w:rPr>
-              <w:t>7</w:t>
+              <w:t>8</w:t>
             </w:r>
           </w:p>
         </w:tc>
@@ -3973,7 +3772,7 @@
                 <w14:ligatures w14:val="none"/>
               </w:rPr>
               <w:lastRenderedPageBreak/>
-              <w:t>Uniform</w:t>
+              <w:t>Round Alarm Clock</w:t>
             </w:r>
           </w:p>
         </w:tc>
@@ -4092,7 +3891,7 @@
                 <w:kern w:val="0"/>
                 <w14:ligatures w14:val="none"/>
               </w:rPr>
-              <w:t>Dining Table with a Chair</w:t>
+              <w:t>Broken Shards of Glass</w:t>
             </w:r>
           </w:p>
         </w:tc>
@@ -4158,7 +3957,7 @@
                 <w:kern w:val="0"/>
                 <w14:ligatures w14:val="none"/>
               </w:rPr>
-              <w:t>11</w:t>
+              <w:t>10, 17</w:t>
             </w:r>
           </w:p>
         </w:tc>
@@ -4212,7 +4011,7 @@
                 <w:kern w:val="0"/>
                 <w14:ligatures w14:val="none"/>
               </w:rPr>
-              <w:t>Top Hanging Light</w:t>
+              <w:t>Uniform</w:t>
             </w:r>
           </w:p>
         </w:tc>
@@ -4278,7 +4077,7 @@
                 <w:kern w:val="0"/>
                 <w14:ligatures w14:val="none"/>
               </w:rPr>
-              <w:t>11</w:t>
+              <w:t>10</w:t>
             </w:r>
           </w:p>
         </w:tc>
@@ -4331,7 +4130,7 @@
                 <w:kern w:val="0"/>
                 <w14:ligatures w14:val="none"/>
               </w:rPr>
-              <w:t>Plate of Piping Hot Dosa</w:t>
+              <w:t>Dining Table with a Chair</w:t>
             </w:r>
           </w:p>
         </w:tc>
@@ -4451,7 +4250,7 @@
                 <w:kern w:val="0"/>
                 <w14:ligatures w14:val="none"/>
               </w:rPr>
-              <w:t>Tiffin Box with hard Maggie</w:t>
+              <w:t>Top Hanging Light</w:t>
             </w:r>
           </w:p>
         </w:tc>
@@ -4570,7 +4369,7 @@
                 <w:kern w:val="0"/>
                 <w14:ligatures w14:val="none"/>
               </w:rPr>
-              <w:t>Birthday cake with candles</w:t>
+              <w:t>Plate of Piping Hot Dosa</w:t>
             </w:r>
           </w:p>
         </w:tc>
@@ -4690,7 +4489,7 @@
                 <w:kern w:val="0"/>
                 <w14:ligatures w14:val="none"/>
               </w:rPr>
-              <w:t>Firecracker</w:t>
+              <w:t>Tiffin Box with hard Maggie</w:t>
             </w:r>
           </w:p>
         </w:tc>
@@ -4809,7 +4608,7 @@
                 <w:kern w:val="0"/>
                 <w14:ligatures w14:val="none"/>
               </w:rPr>
-              <w:t>Laptop &amp; worktable in Bedroom</w:t>
+              <w:t>Birthday cake with candles</w:t>
             </w:r>
           </w:p>
         </w:tc>
@@ -4875,7 +4674,7 @@
                 <w:kern w:val="0"/>
                 <w14:ligatures w14:val="none"/>
               </w:rPr>
-              <w:t>12</w:t>
+              <w:t>11</w:t>
             </w:r>
           </w:p>
         </w:tc>
@@ -4929,7 +4728,7 @@
                 <w:kern w:val="0"/>
                 <w14:ligatures w14:val="none"/>
               </w:rPr>
-              <w:t>Blanket</w:t>
+              <w:t>Firecracker</w:t>
             </w:r>
           </w:p>
         </w:tc>
@@ -4995,7 +4794,7 @@
                 <w:kern w:val="0"/>
                 <w14:ligatures w14:val="none"/>
               </w:rPr>
-              <w:t>12</w:t>
+              <w:t>11</w:t>
             </w:r>
           </w:p>
         </w:tc>
@@ -5048,7 +4847,7 @@
                 <w:kern w:val="0"/>
                 <w14:ligatures w14:val="none"/>
               </w:rPr>
-              <w:t>Marigold</w:t>
+              <w:t>Laptop &amp; worktable in Bedroom</w:t>
             </w:r>
           </w:p>
         </w:tc>
@@ -5115,39 +4914,6 @@
                 <w14:ligatures w14:val="none"/>
               </w:rPr>
               <w:t>12</w:t>
-            </w:r>
-            <w:r>
-              <w:rPr>
-                <w:rFonts w:ascii="Courier New" w:eastAsia="Times New Roman" w:hAnsi="Courier New" w:cs="Courier New"/>
-                <w:b/>
-                <w:bCs/>
-                <w:color w:val="000000"/>
-                <w:kern w:val="0"/>
-                <w14:ligatures w14:val="none"/>
-              </w:rPr>
-              <w:t>,</w:t>
-            </w:r>
-            <w:r>
-              <w:rPr>
-                <w:rFonts w:ascii="Courier New" w:eastAsia="Times New Roman" w:hAnsi="Courier New" w:cs="Courier New"/>
-                <w:b/>
-                <w:bCs/>
-                <w:color w:val="000000"/>
-                <w:kern w:val="0"/>
-                <w14:ligatures w14:val="none"/>
-              </w:rPr>
-              <w:t xml:space="preserve"> 1</w:t>
-            </w:r>
-            <w:r>
-              <w:rPr>
-                <w:rFonts w:ascii="Courier New" w:eastAsia="Times New Roman" w:hAnsi="Courier New" w:cs="Courier New"/>
-                <w:b/>
-                <w:bCs/>
-                <w:color w:val="000000"/>
-                <w:kern w:val="0"/>
-                <w14:ligatures w14:val="none"/>
-              </w:rPr>
-              <w:t>6</w:t>
             </w:r>
           </w:p>
         </w:tc>
@@ -5201,7 +4967,7 @@
                 <w:kern w:val="0"/>
                 <w14:ligatures w14:val="none"/>
               </w:rPr>
-              <w:t>Small framed photo of Adi</w:t>
+              <w:t>Blanket</w:t>
             </w:r>
           </w:p>
         </w:tc>
@@ -5267,18 +5033,7 @@
                 <w:kern w:val="0"/>
                 <w14:ligatures w14:val="none"/>
               </w:rPr>
-              <w:t>12, 1</w:t>
-            </w:r>
-            <w:r>
-              <w:rPr>
-                <w:rFonts w:ascii="Courier New" w:eastAsia="Times New Roman" w:hAnsi="Courier New" w:cs="Courier New"/>
-                <w:b/>
-                <w:bCs/>
-                <w:color w:val="000000"/>
-                <w:kern w:val="0"/>
-                <w14:ligatures w14:val="none"/>
-              </w:rPr>
-              <w:t>6</w:t>
+              <w:t>12</w:t>
             </w:r>
           </w:p>
         </w:tc>
@@ -5331,7 +5086,7 @@
                 <w:kern w:val="0"/>
                 <w14:ligatures w14:val="none"/>
               </w:rPr>
-              <w:t>Shelf with photos and stuffs</w:t>
+              <w:t>Marigold</w:t>
             </w:r>
           </w:p>
         </w:tc>
@@ -5398,6 +5153,39 @@
                 <w14:ligatures w14:val="none"/>
               </w:rPr>
               <w:t>12</w:t>
+            </w:r>
+            <w:r>
+              <w:rPr>
+                <w:rFonts w:ascii="Courier New" w:eastAsia="Times New Roman" w:hAnsi="Courier New" w:cs="Courier New"/>
+                <w:b/>
+                <w:bCs/>
+                <w:color w:val="000000"/>
+                <w:kern w:val="0"/>
+                <w14:ligatures w14:val="none"/>
+              </w:rPr>
+              <w:t>,</w:t>
+            </w:r>
+            <w:r>
+              <w:rPr>
+                <w:rFonts w:ascii="Courier New" w:eastAsia="Times New Roman" w:hAnsi="Courier New" w:cs="Courier New"/>
+                <w:b/>
+                <w:bCs/>
+                <w:color w:val="000000"/>
+                <w:kern w:val="0"/>
+                <w14:ligatures w14:val="none"/>
+              </w:rPr>
+              <w:t xml:space="preserve"> 1</w:t>
+            </w:r>
+            <w:r>
+              <w:rPr>
+                <w:rFonts w:ascii="Courier New" w:eastAsia="Times New Roman" w:hAnsi="Courier New" w:cs="Courier New"/>
+                <w:b/>
+                <w:bCs/>
+                <w:color w:val="000000"/>
+                <w:kern w:val="0"/>
+                <w14:ligatures w14:val="none"/>
+              </w:rPr>
+              <w:t>6</w:t>
             </w:r>
           </w:p>
         </w:tc>
@@ -5433,24 +5221,25 @@
             <w:tcW w:w="4405" w:type="dxa"/>
             <w:noWrap/>
             <w:vAlign w:val="center"/>
-          </w:tcPr>
-          <w:p>
-            <w:pPr>
-              <w:rPr>
-                <w:rFonts w:ascii="Courier New" w:eastAsia="Times New Roman" w:hAnsi="Courier New" w:cs="Courier New"/>
-                <w:color w:val="000000"/>
-                <w:kern w:val="0"/>
-                <w14:ligatures w14:val="none"/>
-              </w:rPr>
-            </w:pPr>
-            <w:r>
-              <w:rPr>
-                <w:rFonts w:ascii="Courier New" w:eastAsia="Times New Roman" w:hAnsi="Courier New" w:cs="Courier New"/>
-                <w:color w:val="000000"/>
-                <w:kern w:val="0"/>
-                <w14:ligatures w14:val="none"/>
-              </w:rPr>
-              <w:t>Ace of Spades</w:t>
+            <w:hideMark/>
+          </w:tcPr>
+          <w:p>
+            <w:pPr>
+              <w:rPr>
+                <w:rFonts w:ascii="Courier New" w:eastAsia="Times New Roman" w:hAnsi="Courier New" w:cs="Courier New"/>
+                <w:color w:val="000000"/>
+                <w:kern w:val="0"/>
+                <w14:ligatures w14:val="none"/>
+              </w:rPr>
+            </w:pPr>
+            <w:r>
+              <w:rPr>
+                <w:rFonts w:ascii="Courier New" w:eastAsia="Times New Roman" w:hAnsi="Courier New" w:cs="Courier New"/>
+                <w:color w:val="000000"/>
+                <w:kern w:val="0"/>
+                <w14:ligatures w14:val="none"/>
+              </w:rPr>
+              <w:t>Small framed photo of Adi</w:t>
             </w:r>
           </w:p>
         </w:tc>
@@ -5459,6 +5248,7 @@
             <w:tcW w:w="1890" w:type="dxa"/>
             <w:noWrap/>
             <w:vAlign w:val="center"/>
+            <w:hideMark/>
           </w:tcPr>
           <w:p>
             <w:pPr>
@@ -5491,30 +5281,42 @@
             <w:tcW w:w="3268" w:type="dxa"/>
             <w:noWrap/>
             <w:vAlign w:val="center"/>
-          </w:tcPr>
-          <w:p>
-            <w:pPr>
-              <w:jc w:val="center"/>
-              <w:cnfStyle w:val="000000100000" w:firstRow="0" w:lastRow="0" w:firstColumn="0" w:lastColumn="0" w:oddVBand="0" w:evenVBand="0" w:oddHBand="1" w:evenHBand="0" w:firstRowFirstColumn="0" w:firstRowLastColumn="0" w:lastRowFirstColumn="0" w:lastRowLastColumn="0"/>
-              <w:rPr>
-                <w:rFonts w:ascii="Courier New" w:eastAsia="Times New Roman" w:hAnsi="Courier New" w:cs="Courier New"/>
-                <w:b/>
-                <w:bCs/>
-                <w:color w:val="000000"/>
-                <w:kern w:val="0"/>
-                <w14:ligatures w14:val="none"/>
-              </w:rPr>
-            </w:pPr>
-            <w:r>
-              <w:rPr>
-                <w:rFonts w:ascii="Courier New" w:eastAsia="Times New Roman" w:hAnsi="Courier New" w:cs="Courier New"/>
-                <w:b/>
-                <w:bCs/>
-                <w:color w:val="000000"/>
-                <w:kern w:val="0"/>
-                <w14:ligatures w14:val="none"/>
-              </w:rPr>
-              <w:t>13</w:t>
+            <w:hideMark/>
+          </w:tcPr>
+          <w:p>
+            <w:pPr>
+              <w:jc w:val="center"/>
+              <w:cnfStyle w:val="000000100000" w:firstRow="0" w:lastRow="0" w:firstColumn="0" w:lastColumn="0" w:oddVBand="0" w:evenVBand="0" w:oddHBand="1" w:evenHBand="0" w:firstRowFirstColumn="0" w:firstRowLastColumn="0" w:lastRowFirstColumn="0" w:lastRowLastColumn="0"/>
+              <w:rPr>
+                <w:rFonts w:ascii="Courier New" w:eastAsia="Times New Roman" w:hAnsi="Courier New" w:cs="Courier New"/>
+                <w:b/>
+                <w:bCs/>
+                <w:color w:val="000000"/>
+                <w:kern w:val="0"/>
+                <w14:ligatures w14:val="none"/>
+              </w:rPr>
+            </w:pPr>
+            <w:r>
+              <w:rPr>
+                <w:rFonts w:ascii="Courier New" w:eastAsia="Times New Roman" w:hAnsi="Courier New" w:cs="Courier New"/>
+                <w:b/>
+                <w:bCs/>
+                <w:color w:val="000000"/>
+                <w:kern w:val="0"/>
+                <w14:ligatures w14:val="none"/>
+              </w:rPr>
+              <w:t>12, 1</w:t>
+            </w:r>
+            <w:r>
+              <w:rPr>
+                <w:rFonts w:ascii="Courier New" w:eastAsia="Times New Roman" w:hAnsi="Courier New" w:cs="Courier New"/>
+                <w:b/>
+                <w:bCs/>
+                <w:color w:val="000000"/>
+                <w:kern w:val="0"/>
+                <w14:ligatures w14:val="none"/>
+              </w:rPr>
+              <w:t>6</w:t>
             </w:r>
           </w:p>
         </w:tc>
@@ -5549,24 +5351,25 @@
             <w:tcW w:w="4405" w:type="dxa"/>
             <w:noWrap/>
             <w:vAlign w:val="center"/>
-          </w:tcPr>
-          <w:p>
-            <w:pPr>
-              <w:rPr>
-                <w:rFonts w:ascii="Courier New" w:eastAsia="Times New Roman" w:hAnsi="Courier New" w:cs="Courier New"/>
-                <w:color w:val="000000"/>
-                <w:kern w:val="0"/>
-                <w14:ligatures w14:val="none"/>
-              </w:rPr>
-            </w:pPr>
-            <w:r>
-              <w:rPr>
-                <w:rFonts w:ascii="Courier New" w:eastAsia="Times New Roman" w:hAnsi="Courier New" w:cs="Courier New"/>
-                <w:color w:val="000000"/>
-                <w:kern w:val="0"/>
-                <w14:ligatures w14:val="none"/>
-              </w:rPr>
-              <w:t>Cigarette pack and match</w:t>
+            <w:hideMark/>
+          </w:tcPr>
+          <w:p>
+            <w:pPr>
+              <w:rPr>
+                <w:rFonts w:ascii="Courier New" w:eastAsia="Times New Roman" w:hAnsi="Courier New" w:cs="Courier New"/>
+                <w:color w:val="000000"/>
+                <w:kern w:val="0"/>
+                <w14:ligatures w14:val="none"/>
+              </w:rPr>
+            </w:pPr>
+            <w:r>
+              <w:rPr>
+                <w:rFonts w:ascii="Courier New" w:eastAsia="Times New Roman" w:hAnsi="Courier New" w:cs="Courier New"/>
+                <w:color w:val="000000"/>
+                <w:kern w:val="0"/>
+                <w14:ligatures w14:val="none"/>
+              </w:rPr>
+              <w:t>Shelf with photos and stuffs</w:t>
             </w:r>
           </w:p>
         </w:tc>
@@ -5575,6 +5378,7 @@
             <w:tcW w:w="1890" w:type="dxa"/>
             <w:noWrap/>
             <w:vAlign w:val="center"/>
+            <w:hideMark/>
           </w:tcPr>
           <w:p>
             <w:pPr>
@@ -5607,30 +5411,31 @@
             <w:tcW w:w="3268" w:type="dxa"/>
             <w:noWrap/>
             <w:vAlign w:val="center"/>
-          </w:tcPr>
-          <w:p>
-            <w:pPr>
-              <w:jc w:val="center"/>
-              <w:cnfStyle w:val="000000000000" w:firstRow="0" w:lastRow="0" w:firstColumn="0" w:lastColumn="0" w:oddVBand="0" w:evenVBand="0" w:oddHBand="0" w:evenHBand="0" w:firstRowFirstColumn="0" w:firstRowLastColumn="0" w:lastRowFirstColumn="0" w:lastRowLastColumn="0"/>
-              <w:rPr>
-                <w:rFonts w:ascii="Courier New" w:eastAsia="Times New Roman" w:hAnsi="Courier New" w:cs="Courier New"/>
-                <w:b/>
-                <w:bCs/>
-                <w:color w:val="000000"/>
-                <w:kern w:val="0"/>
-                <w14:ligatures w14:val="none"/>
-              </w:rPr>
-            </w:pPr>
-            <w:r>
-              <w:rPr>
-                <w:rFonts w:ascii="Courier New" w:eastAsia="Times New Roman" w:hAnsi="Courier New" w:cs="Courier New"/>
-                <w:b/>
-                <w:bCs/>
-                <w:color w:val="000000"/>
-                <w:kern w:val="0"/>
-                <w14:ligatures w14:val="none"/>
-              </w:rPr>
-              <w:t>13</w:t>
+            <w:hideMark/>
+          </w:tcPr>
+          <w:p>
+            <w:pPr>
+              <w:jc w:val="center"/>
+              <w:cnfStyle w:val="000000000000" w:firstRow="0" w:lastRow="0" w:firstColumn="0" w:lastColumn="0" w:oddVBand="0" w:evenVBand="0" w:oddHBand="0" w:evenHBand="0" w:firstRowFirstColumn="0" w:firstRowLastColumn="0" w:lastRowFirstColumn="0" w:lastRowLastColumn="0"/>
+              <w:rPr>
+                <w:rFonts w:ascii="Courier New" w:eastAsia="Times New Roman" w:hAnsi="Courier New" w:cs="Courier New"/>
+                <w:b/>
+                <w:bCs/>
+                <w:color w:val="000000"/>
+                <w:kern w:val="0"/>
+                <w14:ligatures w14:val="none"/>
+              </w:rPr>
+            </w:pPr>
+            <w:r>
+              <w:rPr>
+                <w:rFonts w:ascii="Courier New" w:eastAsia="Times New Roman" w:hAnsi="Courier New" w:cs="Courier New"/>
+                <w:b/>
+                <w:bCs/>
+                <w:color w:val="000000"/>
+                <w:kern w:val="0"/>
+                <w14:ligatures w14:val="none"/>
+              </w:rPr>
+              <w:t>12</w:t>
             </w:r>
           </w:p>
         </w:tc>
@@ -5683,7 +5488,7 @@
                 <w:kern w:val="0"/>
                 <w14:ligatures w14:val="none"/>
               </w:rPr>
-              <w:t>Ashtray with butts</w:t>
+              <w:t>Ace of Spades</w:t>
             </w:r>
           </w:p>
         </w:tc>
@@ -5799,7 +5604,7 @@
                 <w:kern w:val="0"/>
                 <w14:ligatures w14:val="none"/>
               </w:rPr>
-              <w:t>Empty water bottle</w:t>
+              <w:t>Cigarette pack and match</w:t>
             </w:r>
           </w:p>
         </w:tc>
@@ -5916,7 +5721,7 @@
                 <w:kern w:val="0"/>
                 <w14:ligatures w14:val="none"/>
               </w:rPr>
-              <w:t>Table in between sitting</w:t>
+              <w:t>Ashtray with butts</w:t>
             </w:r>
           </w:p>
         </w:tc>
@@ -6032,7 +5837,7 @@
                 <w:kern w:val="0"/>
                 <w14:ligatures w14:val="none"/>
               </w:rPr>
-              <w:t>Fake blood for nose drip</w:t>
+              <w:t>Empty water bottle</w:t>
             </w:r>
           </w:p>
         </w:tc>
@@ -6149,7 +5954,7 @@
                 <w:kern w:val="0"/>
                 <w14:ligatures w14:val="none"/>
               </w:rPr>
-              <w:t>Bandage</w:t>
+              <w:t>Table in between sitting</w:t>
             </w:r>
           </w:p>
         </w:tc>
@@ -6213,7 +6018,7 @@
                 <w:kern w:val="0"/>
                 <w14:ligatures w14:val="none"/>
               </w:rPr>
-              <w:t>14</w:t>
+              <w:t>13</w:t>
             </w:r>
           </w:p>
         </w:tc>
@@ -6248,25 +6053,24 @@
             <w:tcW w:w="4405" w:type="dxa"/>
             <w:noWrap/>
             <w:vAlign w:val="center"/>
-            <w:hideMark/>
-          </w:tcPr>
-          <w:p>
-            <w:pPr>
-              <w:rPr>
-                <w:rFonts w:ascii="Courier New" w:eastAsia="Times New Roman" w:hAnsi="Courier New" w:cs="Courier New"/>
-                <w:color w:val="000000"/>
-                <w:kern w:val="0"/>
-                <w14:ligatures w14:val="none"/>
-              </w:rPr>
-            </w:pPr>
-            <w:r>
-              <w:rPr>
-                <w:rFonts w:ascii="Courier New" w:eastAsia="Times New Roman" w:hAnsi="Courier New" w:cs="Courier New"/>
-                <w:color w:val="000000"/>
-                <w:kern w:val="0"/>
-                <w14:ligatures w14:val="none"/>
-              </w:rPr>
-              <w:t>Doctor Nameplate</w:t>
+          </w:tcPr>
+          <w:p>
+            <w:pPr>
+              <w:rPr>
+                <w:rFonts w:ascii="Courier New" w:eastAsia="Times New Roman" w:hAnsi="Courier New" w:cs="Courier New"/>
+                <w:color w:val="000000"/>
+                <w:kern w:val="0"/>
+                <w14:ligatures w14:val="none"/>
+              </w:rPr>
+            </w:pPr>
+            <w:r>
+              <w:rPr>
+                <w:rFonts w:ascii="Courier New" w:eastAsia="Times New Roman" w:hAnsi="Courier New" w:cs="Courier New"/>
+                <w:color w:val="000000"/>
+                <w:kern w:val="0"/>
+                <w14:ligatures w14:val="none"/>
+              </w:rPr>
+              <w:t>Fake blood for nose drip</w:t>
             </w:r>
           </w:p>
         </w:tc>
@@ -6275,7 +6079,6 @@
             <w:tcW w:w="1890" w:type="dxa"/>
             <w:noWrap/>
             <w:vAlign w:val="center"/>
-            <w:hideMark/>
           </w:tcPr>
           <w:p>
             <w:pPr>
@@ -6308,31 +6111,30 @@
             <w:tcW w:w="3268" w:type="dxa"/>
             <w:noWrap/>
             <w:vAlign w:val="center"/>
-            <w:hideMark/>
-          </w:tcPr>
-          <w:p>
-            <w:pPr>
-              <w:jc w:val="center"/>
-              <w:cnfStyle w:val="000000000000" w:firstRow="0" w:lastRow="0" w:firstColumn="0" w:lastColumn="0" w:oddVBand="0" w:evenVBand="0" w:oddHBand="0" w:evenHBand="0" w:firstRowFirstColumn="0" w:firstRowLastColumn="0" w:lastRowFirstColumn="0" w:lastRowLastColumn="0"/>
-              <w:rPr>
-                <w:rFonts w:ascii="Courier New" w:eastAsia="Times New Roman" w:hAnsi="Courier New" w:cs="Courier New"/>
-                <w:b/>
-                <w:bCs/>
-                <w:color w:val="000000"/>
-                <w:kern w:val="0"/>
-                <w14:ligatures w14:val="none"/>
-              </w:rPr>
-            </w:pPr>
-            <w:r>
-              <w:rPr>
-                <w:rFonts w:ascii="Courier New" w:eastAsia="Times New Roman" w:hAnsi="Courier New" w:cs="Courier New"/>
-                <w:b/>
-                <w:bCs/>
-                <w:color w:val="000000"/>
-                <w:kern w:val="0"/>
-                <w14:ligatures w14:val="none"/>
-              </w:rPr>
-              <w:t>14</w:t>
+          </w:tcPr>
+          <w:p>
+            <w:pPr>
+              <w:jc w:val="center"/>
+              <w:cnfStyle w:val="000000000000" w:firstRow="0" w:lastRow="0" w:firstColumn="0" w:lastColumn="0" w:oddVBand="0" w:evenVBand="0" w:oddHBand="0" w:evenHBand="0" w:firstRowFirstColumn="0" w:firstRowLastColumn="0" w:lastRowFirstColumn="0" w:lastRowLastColumn="0"/>
+              <w:rPr>
+                <w:rFonts w:ascii="Courier New" w:eastAsia="Times New Roman" w:hAnsi="Courier New" w:cs="Courier New"/>
+                <w:b/>
+                <w:bCs/>
+                <w:color w:val="000000"/>
+                <w:kern w:val="0"/>
+                <w14:ligatures w14:val="none"/>
+              </w:rPr>
+            </w:pPr>
+            <w:r>
+              <w:rPr>
+                <w:rFonts w:ascii="Courier New" w:eastAsia="Times New Roman" w:hAnsi="Courier New" w:cs="Courier New"/>
+                <w:b/>
+                <w:bCs/>
+                <w:color w:val="000000"/>
+                <w:kern w:val="0"/>
+                <w14:ligatures w14:val="none"/>
+              </w:rPr>
+              <w:t>13</w:t>
             </w:r>
           </w:p>
         </w:tc>
@@ -6385,7 +6187,7 @@
                 <w:kern w:val="0"/>
                 <w14:ligatures w14:val="none"/>
               </w:rPr>
-              <w:t>Lab Coat</w:t>
+              <w:t>Bandage</w:t>
             </w:r>
           </w:p>
         </w:tc>
@@ -6484,24 +6286,25 @@
             <w:tcW w:w="4405" w:type="dxa"/>
             <w:noWrap/>
             <w:vAlign w:val="center"/>
-          </w:tcPr>
-          <w:p>
-            <w:pPr>
-              <w:rPr>
-                <w:rFonts w:ascii="Courier New" w:eastAsia="Times New Roman" w:hAnsi="Courier New" w:cs="Courier New"/>
-                <w:color w:val="000000"/>
-                <w:kern w:val="0"/>
-                <w14:ligatures w14:val="none"/>
-              </w:rPr>
-            </w:pPr>
-            <w:r>
-              <w:rPr>
-                <w:rFonts w:ascii="Courier New" w:eastAsia="Times New Roman" w:hAnsi="Courier New" w:cs="Courier New"/>
-                <w:color w:val="000000"/>
-                <w:kern w:val="0"/>
-                <w14:ligatures w14:val="none"/>
-              </w:rPr>
-              <w:t>Fake blood for Nosebleed</w:t>
+            <w:hideMark/>
+          </w:tcPr>
+          <w:p>
+            <w:pPr>
+              <w:rPr>
+                <w:rFonts w:ascii="Courier New" w:eastAsia="Times New Roman" w:hAnsi="Courier New" w:cs="Courier New"/>
+                <w:color w:val="000000"/>
+                <w:kern w:val="0"/>
+                <w14:ligatures w14:val="none"/>
+              </w:rPr>
+            </w:pPr>
+            <w:r>
+              <w:rPr>
+                <w:rFonts w:ascii="Courier New" w:eastAsia="Times New Roman" w:hAnsi="Courier New" w:cs="Courier New"/>
+                <w:color w:val="000000"/>
+                <w:kern w:val="0"/>
+                <w14:ligatures w14:val="none"/>
+              </w:rPr>
+              <w:t>Doctor Nameplate</w:t>
             </w:r>
           </w:p>
         </w:tc>
@@ -6510,6 +6313,7 @@
             <w:tcW w:w="1890" w:type="dxa"/>
             <w:noWrap/>
             <w:vAlign w:val="center"/>
+            <w:hideMark/>
           </w:tcPr>
           <w:p>
             <w:pPr>
@@ -6542,6 +6346,7 @@
             <w:tcW w:w="3268" w:type="dxa"/>
             <w:noWrap/>
             <w:vAlign w:val="center"/>
+            <w:hideMark/>
           </w:tcPr>
           <w:p>
             <w:pPr>
@@ -6601,52 +6406,24 @@
             <w:tcW w:w="4405" w:type="dxa"/>
             <w:noWrap/>
             <w:vAlign w:val="center"/>
-            <w:hideMark/>
-          </w:tcPr>
-          <w:p>
-            <w:pPr>
-              <w:rPr>
-                <w:rFonts w:ascii="Courier New" w:eastAsia="Times New Roman" w:hAnsi="Courier New" w:cs="Courier New"/>
-                <w:color w:val="000000"/>
-                <w:kern w:val="0"/>
-                <w14:ligatures w14:val="none"/>
-              </w:rPr>
-            </w:pPr>
-            <w:r>
-              <w:rPr>
-                <w:rFonts w:ascii="Courier New" w:eastAsia="Times New Roman" w:hAnsi="Courier New" w:cs="Courier New"/>
-                <w:color w:val="000000"/>
-                <w:kern w:val="0"/>
-                <w14:ligatures w14:val="none"/>
-              </w:rPr>
-              <w:t>Television</w:t>
-            </w:r>
-            <w:r>
-              <w:rPr>
-                <w:rFonts w:ascii="Courier New" w:eastAsia="Times New Roman" w:hAnsi="Courier New" w:cs="Courier New"/>
-                <w:color w:val="000000"/>
-                <w:kern w:val="0"/>
-                <w14:ligatures w14:val="none"/>
-              </w:rPr>
-              <w:t xml:space="preserve"> </w:t>
-            </w:r>
-            <w:r>
-              <w:rPr>
-                <w:rFonts w:ascii="Courier New" w:eastAsia="Times New Roman" w:hAnsi="Courier New" w:cs="Courier New"/>
-                <w:color w:val="000000"/>
-                <w:kern w:val="0"/>
-                <w14:ligatures w14:val="none"/>
-              </w:rPr>
-              <w:t xml:space="preserve">with plug &amp; </w:t>
-            </w:r>
-            <w:r>
-              <w:rPr>
-                <w:rFonts w:ascii="Courier New" w:eastAsia="Times New Roman" w:hAnsi="Courier New" w:cs="Courier New"/>
-                <w:color w:val="000000"/>
-                <w:kern w:val="0"/>
-                <w14:ligatures w14:val="none"/>
-              </w:rPr>
-              <w:t>remote</w:t>
+          </w:tcPr>
+          <w:p>
+            <w:pPr>
+              <w:rPr>
+                <w:rFonts w:ascii="Courier New" w:eastAsia="Times New Roman" w:hAnsi="Courier New" w:cs="Courier New"/>
+                <w:color w:val="000000"/>
+                <w:kern w:val="0"/>
+                <w14:ligatures w14:val="none"/>
+              </w:rPr>
+            </w:pPr>
+            <w:r>
+              <w:rPr>
+                <w:rFonts w:ascii="Courier New" w:eastAsia="Times New Roman" w:hAnsi="Courier New" w:cs="Courier New"/>
+                <w:color w:val="000000"/>
+                <w:kern w:val="0"/>
+                <w14:ligatures w14:val="none"/>
+              </w:rPr>
+              <w:t>Lab Coat</w:t>
             </w:r>
           </w:p>
         </w:tc>
@@ -6655,7 +6432,6 @@
             <w:tcW w:w="1890" w:type="dxa"/>
             <w:noWrap/>
             <w:vAlign w:val="center"/>
-            <w:hideMark/>
           </w:tcPr>
           <w:p>
             <w:pPr>
@@ -6688,64 +6464,30 @@
             <w:tcW w:w="3268" w:type="dxa"/>
             <w:noWrap/>
             <w:vAlign w:val="center"/>
-            <w:hideMark/>
-          </w:tcPr>
-          <w:p>
-            <w:pPr>
-              <w:jc w:val="center"/>
-              <w:cnfStyle w:val="000000100000" w:firstRow="0" w:lastRow="0" w:firstColumn="0" w:lastColumn="0" w:oddVBand="0" w:evenVBand="0" w:oddHBand="1" w:evenHBand="0" w:firstRowFirstColumn="0" w:firstRowLastColumn="0" w:lastRowFirstColumn="0" w:lastRowLastColumn="0"/>
-              <w:rPr>
-                <w:rFonts w:ascii="Courier New" w:eastAsia="Times New Roman" w:hAnsi="Courier New" w:cs="Courier New"/>
-                <w:b/>
-                <w:bCs/>
-                <w:color w:val="000000"/>
-                <w:kern w:val="0"/>
-                <w14:ligatures w14:val="none"/>
-              </w:rPr>
-            </w:pPr>
-            <w:r>
-              <w:rPr>
-                <w:rFonts w:ascii="Courier New" w:eastAsia="Times New Roman" w:hAnsi="Courier New" w:cs="Courier New"/>
-                <w:b/>
-                <w:bCs/>
-                <w:color w:val="000000"/>
-                <w:kern w:val="0"/>
-                <w14:ligatures w14:val="none"/>
-              </w:rPr>
-              <w:t>16</w:t>
-            </w:r>
-            <w:r>
-              <w:rPr>
-                <w:rFonts w:ascii="Courier New" w:eastAsia="Times New Roman" w:hAnsi="Courier New" w:cs="Courier New"/>
-                <w:b/>
-                <w:bCs/>
-                <w:color w:val="000000"/>
-                <w:kern w:val="0"/>
-                <w14:ligatures w14:val="none"/>
-              </w:rPr>
-              <w:t xml:space="preserve">, </w:t>
-            </w:r>
-            <w:r>
-              <w:rPr>
-                <w:rFonts w:ascii="Courier New" w:eastAsia="Times New Roman" w:hAnsi="Courier New" w:cs="Courier New"/>
-                <w:b/>
-                <w:bCs/>
-                <w:color w:val="000000"/>
-                <w:kern w:val="0"/>
-                <w14:ligatures w14:val="none"/>
-              </w:rPr>
-              <w:t xml:space="preserve">20, </w:t>
-            </w:r>
-            <w:r>
-              <w:rPr>
-                <w:rFonts w:ascii="Courier New" w:eastAsia="Times New Roman" w:hAnsi="Courier New" w:cs="Courier New"/>
-                <w:b/>
-                <w:bCs/>
-                <w:color w:val="000000"/>
-                <w:kern w:val="0"/>
-                <w14:ligatures w14:val="none"/>
-              </w:rPr>
-              <w:t>25</w:t>
+          </w:tcPr>
+          <w:p>
+            <w:pPr>
+              <w:jc w:val="center"/>
+              <w:cnfStyle w:val="000000100000" w:firstRow="0" w:lastRow="0" w:firstColumn="0" w:lastColumn="0" w:oddVBand="0" w:evenVBand="0" w:oddHBand="1" w:evenHBand="0" w:firstRowFirstColumn="0" w:firstRowLastColumn="0" w:lastRowFirstColumn="0" w:lastRowLastColumn="0"/>
+              <w:rPr>
+                <w:rFonts w:ascii="Courier New" w:eastAsia="Times New Roman" w:hAnsi="Courier New" w:cs="Courier New"/>
+                <w:b/>
+                <w:bCs/>
+                <w:color w:val="000000"/>
+                <w:kern w:val="0"/>
+                <w14:ligatures w14:val="none"/>
+              </w:rPr>
+            </w:pPr>
+            <w:r>
+              <w:rPr>
+                <w:rFonts w:ascii="Courier New" w:eastAsia="Times New Roman" w:hAnsi="Courier New" w:cs="Courier New"/>
+                <w:b/>
+                <w:bCs/>
+                <w:color w:val="000000"/>
+                <w:kern w:val="0"/>
+                <w14:ligatures w14:val="none"/>
+              </w:rPr>
+              <w:t>14</w:t>
             </w:r>
           </w:p>
         </w:tc>
@@ -6797,43 +6539,7 @@
                 <w:kern w:val="0"/>
                 <w14:ligatures w14:val="none"/>
               </w:rPr>
-              <w:t>House</w:t>
-            </w:r>
-            <w:r>
-              <w:rPr>
-                <w:rFonts w:ascii="Courier New" w:eastAsia="Times New Roman" w:hAnsi="Courier New" w:cs="Courier New"/>
-                <w:color w:val="000000"/>
-                <w:kern w:val="0"/>
-                <w14:ligatures w14:val="none"/>
-              </w:rPr>
-              <w:t xml:space="preserve"> | </w:t>
-            </w:r>
-            <w:r>
-              <w:rPr>
-                <w:rFonts w:ascii="Courier New" w:eastAsia="Times New Roman" w:hAnsi="Courier New" w:cs="Courier New"/>
-                <w:color w:val="000000"/>
-                <w:kern w:val="0"/>
-                <w14:ligatures w14:val="none"/>
-              </w:rPr>
-              <w:t>Face Pain</w:t>
-            </w:r>
-            <w:r>
-              <w:rPr>
-                <w:rFonts w:ascii="Courier New" w:eastAsia="Times New Roman" w:hAnsi="Courier New" w:cs="Courier New"/>
-                <w:color w:val="000000"/>
-                <w:kern w:val="0"/>
-                <w14:ligatures w14:val="none"/>
-              </w:rPr>
-              <w:t>t</w:t>
-            </w:r>
-            <w:r>
-              <w:rPr>
-                <w:rFonts w:ascii="Courier New" w:eastAsia="Times New Roman" w:hAnsi="Courier New" w:cs="Courier New"/>
-                <w:color w:val="000000"/>
-                <w:kern w:val="0"/>
-                <w14:ligatures w14:val="none"/>
-              </w:rPr>
-              <w:t>ing</w:t>
+              <w:t>Fake blood for Nosebleed</w:t>
             </w:r>
           </w:p>
         </w:tc>
@@ -6897,18 +6603,7 @@
                 <w:kern w:val="0"/>
                 <w14:ligatures w14:val="none"/>
               </w:rPr>
-              <w:t>16</w:t>
-            </w:r>
-            <w:r>
-              <w:rPr>
-                <w:rFonts w:ascii="Courier New" w:eastAsia="Times New Roman" w:hAnsi="Courier New" w:cs="Courier New"/>
-                <w:b/>
-                <w:bCs/>
-                <w:color w:val="000000"/>
-                <w:kern w:val="0"/>
-                <w14:ligatures w14:val="none"/>
-              </w:rPr>
-              <w:t>, 20</w:t>
+              <w:t>14</w:t>
             </w:r>
           </w:p>
         </w:tc>
@@ -6944,24 +6639,25 @@
             <w:tcW w:w="4405" w:type="dxa"/>
             <w:noWrap/>
             <w:vAlign w:val="center"/>
-          </w:tcPr>
-          <w:p>
-            <w:pPr>
-              <w:rPr>
-                <w:rFonts w:ascii="Courier New" w:eastAsia="Times New Roman" w:hAnsi="Courier New" w:cs="Courier New"/>
-                <w:color w:val="000000"/>
-                <w:kern w:val="0"/>
-                <w14:ligatures w14:val="none"/>
-              </w:rPr>
-            </w:pPr>
-            <w:r>
-              <w:rPr>
-                <w:rFonts w:ascii="Courier New" w:eastAsia="Times New Roman" w:hAnsi="Courier New" w:cs="Courier New"/>
-                <w:color w:val="000000"/>
-                <w:kern w:val="0"/>
-                <w14:ligatures w14:val="none"/>
-              </w:rPr>
-              <w:t>Curtains</w:t>
+            <w:hideMark/>
+          </w:tcPr>
+          <w:p>
+            <w:pPr>
+              <w:rPr>
+                <w:rFonts w:ascii="Courier New" w:eastAsia="Times New Roman" w:hAnsi="Courier New" w:cs="Courier New"/>
+                <w:color w:val="000000"/>
+                <w:kern w:val="0"/>
+                <w14:ligatures w14:val="none"/>
+              </w:rPr>
+            </w:pPr>
+            <w:r>
+              <w:rPr>
+                <w:rFonts w:ascii="Courier New" w:eastAsia="Times New Roman" w:hAnsi="Courier New" w:cs="Courier New"/>
+                <w:color w:val="000000"/>
+                <w:kern w:val="0"/>
+                <w14:ligatures w14:val="none"/>
+              </w:rPr>
+              <w:t>Television with plug &amp; remote</w:t>
             </w:r>
           </w:p>
         </w:tc>
@@ -6970,6 +6666,7 @@
             <w:tcW w:w="1890" w:type="dxa"/>
             <w:noWrap/>
             <w:vAlign w:val="center"/>
+            <w:hideMark/>
           </w:tcPr>
           <w:p>
             <w:pPr>
@@ -7002,30 +6699,53 @@
             <w:tcW w:w="3268" w:type="dxa"/>
             <w:noWrap/>
             <w:vAlign w:val="center"/>
-          </w:tcPr>
-          <w:p>
-            <w:pPr>
-              <w:jc w:val="center"/>
-              <w:cnfStyle w:val="000000100000" w:firstRow="0" w:lastRow="0" w:firstColumn="0" w:lastColumn="0" w:oddVBand="0" w:evenVBand="0" w:oddHBand="1" w:evenHBand="0" w:firstRowFirstColumn="0" w:firstRowLastColumn="0" w:lastRowFirstColumn="0" w:lastRowLastColumn="0"/>
-              <w:rPr>
-                <w:rFonts w:ascii="Courier New" w:eastAsia="Times New Roman" w:hAnsi="Courier New" w:cs="Courier New"/>
-                <w:b/>
-                <w:bCs/>
-                <w:color w:val="000000"/>
-                <w:kern w:val="0"/>
-                <w14:ligatures w14:val="none"/>
-              </w:rPr>
-            </w:pPr>
-            <w:r>
-              <w:rPr>
-                <w:rFonts w:ascii="Courier New" w:eastAsia="Times New Roman" w:hAnsi="Courier New" w:cs="Courier New"/>
-                <w:b/>
-                <w:bCs/>
-                <w:color w:val="000000"/>
-                <w:kern w:val="0"/>
-                <w14:ligatures w14:val="none"/>
-              </w:rPr>
-              <w:t>17</w:t>
+            <w:hideMark/>
+          </w:tcPr>
+          <w:p>
+            <w:pPr>
+              <w:jc w:val="center"/>
+              <w:cnfStyle w:val="000000100000" w:firstRow="0" w:lastRow="0" w:firstColumn="0" w:lastColumn="0" w:oddVBand="0" w:evenVBand="0" w:oddHBand="1" w:evenHBand="0" w:firstRowFirstColumn="0" w:firstRowLastColumn="0" w:lastRowFirstColumn="0" w:lastRowLastColumn="0"/>
+              <w:rPr>
+                <w:rFonts w:ascii="Courier New" w:eastAsia="Times New Roman" w:hAnsi="Courier New" w:cs="Courier New"/>
+                <w:b/>
+                <w:bCs/>
+                <w:color w:val="000000"/>
+                <w:kern w:val="0"/>
+                <w14:ligatures w14:val="none"/>
+              </w:rPr>
+            </w:pPr>
+            <w:r>
+              <w:rPr>
+                <w:rFonts w:ascii="Courier New" w:eastAsia="Times New Roman" w:hAnsi="Courier New" w:cs="Courier New"/>
+                <w:b/>
+                <w:bCs/>
+                <w:color w:val="000000"/>
+                <w:kern w:val="0"/>
+                <w14:ligatures w14:val="none"/>
+              </w:rPr>
+              <w:t xml:space="preserve">16, </w:t>
+            </w:r>
+            <w:r>
+              <w:rPr>
+                <w:rFonts w:ascii="Courier New" w:eastAsia="Times New Roman" w:hAnsi="Courier New" w:cs="Courier New"/>
+                <w:b/>
+                <w:bCs/>
+                <w:color w:val="000000"/>
+                <w:kern w:val="0"/>
+                <w14:ligatures w14:val="none"/>
+              </w:rPr>
+              <w:t xml:space="preserve">20, </w:t>
+            </w:r>
+            <w:r>
+              <w:rPr>
+                <w:rFonts w:ascii="Courier New" w:eastAsia="Times New Roman" w:hAnsi="Courier New" w:cs="Courier New"/>
+                <w:b/>
+                <w:bCs/>
+                <w:color w:val="000000"/>
+                <w:kern w:val="0"/>
+                <w14:ligatures w14:val="none"/>
+              </w:rPr>
+              <w:t>25</w:t>
             </w:r>
           </w:p>
         </w:tc>
@@ -7077,34 +6797,43 @@
                 <w:kern w:val="0"/>
                 <w14:ligatures w14:val="none"/>
               </w:rPr>
-              <w:t>Match box</w:t>
-            </w:r>
-            <w:r>
-              <w:rPr>
-                <w:rFonts w:ascii="Courier New" w:eastAsia="Times New Roman" w:hAnsi="Courier New" w:cs="Courier New"/>
-                <w:color w:val="000000"/>
-                <w:kern w:val="0"/>
-                <w14:ligatures w14:val="none"/>
-              </w:rPr>
-              <w:t xml:space="preserve">, </w:t>
-            </w:r>
-            <w:r>
-              <w:rPr>
-                <w:rFonts w:ascii="Courier New" w:eastAsia="Times New Roman" w:hAnsi="Courier New" w:cs="Courier New"/>
-                <w:color w:val="000000"/>
-                <w:kern w:val="0"/>
-                <w14:ligatures w14:val="none"/>
-              </w:rPr>
-              <w:t>L</w:t>
-            </w:r>
-            <w:r>
-              <w:rPr>
-                <w:rFonts w:ascii="Courier New" w:eastAsia="Times New Roman" w:hAnsi="Courier New" w:cs="Courier New"/>
-                <w:color w:val="000000"/>
-                <w:kern w:val="0"/>
-                <w14:ligatures w14:val="none"/>
-              </w:rPr>
-              <w:t>amps, Kumkum</w:t>
+              <w:t>House</w:t>
+            </w:r>
+            <w:r>
+              <w:rPr>
+                <w:rFonts w:ascii="Courier New" w:eastAsia="Times New Roman" w:hAnsi="Courier New" w:cs="Courier New"/>
+                <w:color w:val="000000"/>
+                <w:kern w:val="0"/>
+                <w14:ligatures w14:val="none"/>
+              </w:rPr>
+              <w:t xml:space="preserve"> | </w:t>
+            </w:r>
+            <w:r>
+              <w:rPr>
+                <w:rFonts w:ascii="Courier New" w:eastAsia="Times New Roman" w:hAnsi="Courier New" w:cs="Courier New"/>
+                <w:color w:val="000000"/>
+                <w:kern w:val="0"/>
+                <w14:ligatures w14:val="none"/>
+              </w:rPr>
+              <w:t>Face Pain</w:t>
+            </w:r>
+            <w:r>
+              <w:rPr>
+                <w:rFonts w:ascii="Courier New" w:eastAsia="Times New Roman" w:hAnsi="Courier New" w:cs="Courier New"/>
+                <w:color w:val="000000"/>
+                <w:kern w:val="0"/>
+                <w14:ligatures w14:val="none"/>
+              </w:rPr>
+              <w:t>t</w:t>
+            </w:r>
+            <w:r>
+              <w:rPr>
+                <w:rFonts w:ascii="Courier New" w:eastAsia="Times New Roman" w:hAnsi="Courier New" w:cs="Courier New"/>
+                <w:color w:val="000000"/>
+                <w:kern w:val="0"/>
+                <w14:ligatures w14:val="none"/>
+              </w:rPr>
+              <w:t>ing</w:t>
             </w:r>
           </w:p>
         </w:tc>
@@ -7168,7 +6897,18 @@
                 <w:kern w:val="0"/>
                 <w14:ligatures w14:val="none"/>
               </w:rPr>
-              <w:t>18</w:t>
+              <w:t>16</w:t>
+            </w:r>
+            <w:r>
+              <w:rPr>
+                <w:rFonts w:ascii="Courier New" w:eastAsia="Times New Roman" w:hAnsi="Courier New" w:cs="Courier New"/>
+                <w:b/>
+                <w:bCs/>
+                <w:color w:val="000000"/>
+                <w:kern w:val="0"/>
+                <w14:ligatures w14:val="none"/>
+              </w:rPr>
+              <w:t>, 20</w:t>
             </w:r>
           </w:p>
         </w:tc>
@@ -7204,52 +6944,24 @@
             <w:tcW w:w="4405" w:type="dxa"/>
             <w:noWrap/>
             <w:vAlign w:val="center"/>
-            <w:hideMark/>
-          </w:tcPr>
-          <w:p>
-            <w:pPr>
-              <w:rPr>
-                <w:rFonts w:ascii="Courier New" w:eastAsia="Times New Roman" w:hAnsi="Courier New" w:cs="Courier New"/>
-                <w:color w:val="000000"/>
-                <w:kern w:val="0"/>
-                <w14:ligatures w14:val="none"/>
-              </w:rPr>
-            </w:pPr>
-            <w:r>
-              <w:rPr>
-                <w:rFonts w:ascii="Courier New" w:eastAsia="Times New Roman" w:hAnsi="Courier New" w:cs="Courier New"/>
-                <w:color w:val="000000"/>
-                <w:kern w:val="0"/>
-                <w14:ligatures w14:val="none"/>
-              </w:rPr>
-              <w:t>Book</w:t>
-            </w:r>
-            <w:r>
-              <w:rPr>
-                <w:rFonts w:ascii="Courier New" w:eastAsia="Times New Roman" w:hAnsi="Courier New" w:cs="Courier New"/>
-                <w:color w:val="000000"/>
-                <w:kern w:val="0"/>
-                <w14:ligatures w14:val="none"/>
-              </w:rPr>
-              <w:t xml:space="preserve"> </w:t>
-            </w:r>
-            <w:r>
-              <w:rPr>
-                <w:rFonts w:ascii="Courier New" w:eastAsia="Times New Roman" w:hAnsi="Courier New" w:cs="Courier New"/>
-                <w:color w:val="000000"/>
-                <w:kern w:val="0"/>
-                <w14:ligatures w14:val="none"/>
-              </w:rPr>
-              <w:t xml:space="preserve">with </w:t>
-            </w:r>
-            <w:r>
-              <w:rPr>
-                <w:rFonts w:ascii="Courier New" w:eastAsia="Times New Roman" w:hAnsi="Courier New" w:cs="Courier New"/>
-                <w:color w:val="000000"/>
-                <w:kern w:val="0"/>
-                <w14:ligatures w14:val="none"/>
-              </w:rPr>
-              <w:t>bookshelf</w:t>
+          </w:tcPr>
+          <w:p>
+            <w:pPr>
+              <w:rPr>
+                <w:rFonts w:ascii="Courier New" w:eastAsia="Times New Roman" w:hAnsi="Courier New" w:cs="Courier New"/>
+                <w:color w:val="000000"/>
+                <w:kern w:val="0"/>
+                <w14:ligatures w14:val="none"/>
+              </w:rPr>
+            </w:pPr>
+            <w:r>
+              <w:rPr>
+                <w:rFonts w:ascii="Courier New" w:eastAsia="Times New Roman" w:hAnsi="Courier New" w:cs="Courier New"/>
+                <w:color w:val="000000"/>
+                <w:kern w:val="0"/>
+                <w14:ligatures w14:val="none"/>
+              </w:rPr>
+              <w:t>Curtains</w:t>
             </w:r>
           </w:p>
         </w:tc>
@@ -7258,7 +6970,6 @@
             <w:tcW w:w="1890" w:type="dxa"/>
             <w:noWrap/>
             <w:vAlign w:val="center"/>
-            <w:hideMark/>
           </w:tcPr>
           <w:p>
             <w:pPr>
@@ -7291,31 +7002,30 @@
             <w:tcW w:w="3268" w:type="dxa"/>
             <w:noWrap/>
             <w:vAlign w:val="center"/>
-            <w:hideMark/>
-          </w:tcPr>
-          <w:p>
-            <w:pPr>
-              <w:jc w:val="center"/>
-              <w:cnfStyle w:val="000000100000" w:firstRow="0" w:lastRow="0" w:firstColumn="0" w:lastColumn="0" w:oddVBand="0" w:evenVBand="0" w:oddHBand="1" w:evenHBand="0" w:firstRowFirstColumn="0" w:firstRowLastColumn="0" w:lastRowFirstColumn="0" w:lastRowLastColumn="0"/>
-              <w:rPr>
-                <w:rFonts w:ascii="Courier New" w:eastAsia="Times New Roman" w:hAnsi="Courier New" w:cs="Courier New"/>
-                <w:b/>
-                <w:bCs/>
-                <w:color w:val="000000"/>
-                <w:kern w:val="0"/>
-                <w14:ligatures w14:val="none"/>
-              </w:rPr>
-            </w:pPr>
-            <w:r>
-              <w:rPr>
-                <w:rFonts w:ascii="Courier New" w:eastAsia="Times New Roman" w:hAnsi="Courier New" w:cs="Courier New"/>
-                <w:b/>
-                <w:bCs/>
-                <w:color w:val="000000"/>
-                <w:kern w:val="0"/>
-                <w14:ligatures w14:val="none"/>
-              </w:rPr>
-              <w:t>18</w:t>
+          </w:tcPr>
+          <w:p>
+            <w:pPr>
+              <w:jc w:val="center"/>
+              <w:cnfStyle w:val="000000100000" w:firstRow="0" w:lastRow="0" w:firstColumn="0" w:lastColumn="0" w:oddVBand="0" w:evenVBand="0" w:oddHBand="1" w:evenHBand="0" w:firstRowFirstColumn="0" w:firstRowLastColumn="0" w:lastRowFirstColumn="0" w:lastRowLastColumn="0"/>
+              <w:rPr>
+                <w:rFonts w:ascii="Courier New" w:eastAsia="Times New Roman" w:hAnsi="Courier New" w:cs="Courier New"/>
+                <w:b/>
+                <w:bCs/>
+                <w:color w:val="000000"/>
+                <w:kern w:val="0"/>
+                <w14:ligatures w14:val="none"/>
+              </w:rPr>
+            </w:pPr>
+            <w:r>
+              <w:rPr>
+                <w:rFonts w:ascii="Courier New" w:eastAsia="Times New Roman" w:hAnsi="Courier New" w:cs="Courier New"/>
+                <w:b/>
+                <w:bCs/>
+                <w:color w:val="000000"/>
+                <w:kern w:val="0"/>
+                <w14:ligatures w14:val="none"/>
+              </w:rPr>
+              <w:t>17</w:t>
             </w:r>
           </w:p>
         </w:tc>
@@ -7367,7 +7077,7 @@
                 <w:kern w:val="0"/>
                 <w14:ligatures w14:val="none"/>
               </w:rPr>
-              <w:t>Flashlight</w:t>
+              <w:t>Match box, Lamps, Kumkum</w:t>
             </w:r>
           </w:p>
         </w:tc>
@@ -7431,7 +7141,7 @@
                 <w:kern w:val="0"/>
                 <w14:ligatures w14:val="none"/>
               </w:rPr>
-              <w:t>20</w:t>
+              <w:t>18</w:t>
             </w:r>
           </w:p>
         </w:tc>
@@ -7467,24 +7177,34 @@
             <w:tcW w:w="4405" w:type="dxa"/>
             <w:noWrap/>
             <w:vAlign w:val="center"/>
-          </w:tcPr>
-          <w:p>
-            <w:pPr>
-              <w:rPr>
-                <w:rFonts w:ascii="Courier New" w:eastAsia="Times New Roman" w:hAnsi="Courier New" w:cs="Courier New"/>
-                <w:color w:val="000000"/>
-                <w:kern w:val="0"/>
-                <w14:ligatures w14:val="none"/>
-              </w:rPr>
-            </w:pPr>
-            <w:r>
-              <w:rPr>
-                <w:rFonts w:ascii="Courier New" w:eastAsia="Times New Roman" w:hAnsi="Courier New" w:cs="Courier New"/>
-                <w:color w:val="000000"/>
-                <w:kern w:val="0"/>
-                <w14:ligatures w14:val="none"/>
-              </w:rPr>
-              <w:t>Knife</w:t>
+            <w:hideMark/>
+          </w:tcPr>
+          <w:p>
+            <w:pPr>
+              <w:rPr>
+                <w:rFonts w:ascii="Courier New" w:eastAsia="Times New Roman" w:hAnsi="Courier New" w:cs="Courier New"/>
+                <w:color w:val="000000"/>
+                <w:kern w:val="0"/>
+                <w14:ligatures w14:val="none"/>
+              </w:rPr>
+            </w:pPr>
+            <w:r>
+              <w:rPr>
+                <w:rFonts w:ascii="Courier New" w:eastAsia="Times New Roman" w:hAnsi="Courier New" w:cs="Courier New"/>
+                <w:color w:val="000000"/>
+                <w:kern w:val="0"/>
+                <w14:ligatures w14:val="none"/>
+              </w:rPr>
+              <w:t xml:space="preserve">Book </w:t>
+            </w:r>
+            <w:r>
+              <w:rPr>
+                <w:rFonts w:ascii="Courier New" w:eastAsia="Times New Roman" w:hAnsi="Courier New" w:cs="Courier New"/>
+                <w:color w:val="000000"/>
+                <w:kern w:val="0"/>
+                <w14:ligatures w14:val="none"/>
+              </w:rPr>
+              <w:t>with bookshelf</w:t>
             </w:r>
           </w:p>
         </w:tc>
@@ -7493,6 +7213,7 @@
             <w:tcW w:w="1890" w:type="dxa"/>
             <w:noWrap/>
             <w:vAlign w:val="center"/>
+            <w:hideMark/>
           </w:tcPr>
           <w:p>
             <w:pPr>
@@ -7525,30 +7246,31 @@
             <w:tcW w:w="3268" w:type="dxa"/>
             <w:noWrap/>
             <w:vAlign w:val="center"/>
-          </w:tcPr>
-          <w:p>
-            <w:pPr>
-              <w:jc w:val="center"/>
-              <w:cnfStyle w:val="000000100000" w:firstRow="0" w:lastRow="0" w:firstColumn="0" w:lastColumn="0" w:oddVBand="0" w:evenVBand="0" w:oddHBand="1" w:evenHBand="0" w:firstRowFirstColumn="0" w:firstRowLastColumn="0" w:lastRowFirstColumn="0" w:lastRowLastColumn="0"/>
-              <w:rPr>
-                <w:rFonts w:ascii="Courier New" w:eastAsia="Times New Roman" w:hAnsi="Courier New" w:cs="Courier New"/>
-                <w:b/>
-                <w:bCs/>
-                <w:color w:val="000000"/>
-                <w:kern w:val="0"/>
-                <w14:ligatures w14:val="none"/>
-              </w:rPr>
-            </w:pPr>
-            <w:r>
-              <w:rPr>
-                <w:rFonts w:ascii="Courier New" w:eastAsia="Times New Roman" w:hAnsi="Courier New" w:cs="Courier New"/>
-                <w:b/>
-                <w:bCs/>
-                <w:color w:val="000000"/>
-                <w:kern w:val="0"/>
-                <w14:ligatures w14:val="none"/>
-              </w:rPr>
-              <w:t>20</w:t>
+            <w:hideMark/>
+          </w:tcPr>
+          <w:p>
+            <w:pPr>
+              <w:jc w:val="center"/>
+              <w:cnfStyle w:val="000000100000" w:firstRow="0" w:lastRow="0" w:firstColumn="0" w:lastColumn="0" w:oddVBand="0" w:evenVBand="0" w:oddHBand="1" w:evenHBand="0" w:firstRowFirstColumn="0" w:firstRowLastColumn="0" w:lastRowFirstColumn="0" w:lastRowLastColumn="0"/>
+              <w:rPr>
+                <w:rFonts w:ascii="Courier New" w:eastAsia="Times New Roman" w:hAnsi="Courier New" w:cs="Courier New"/>
+                <w:b/>
+                <w:bCs/>
+                <w:color w:val="000000"/>
+                <w:kern w:val="0"/>
+                <w14:ligatures w14:val="none"/>
+              </w:rPr>
+            </w:pPr>
+            <w:r>
+              <w:rPr>
+                <w:rFonts w:ascii="Courier New" w:eastAsia="Times New Roman" w:hAnsi="Courier New" w:cs="Courier New"/>
+                <w:b/>
+                <w:bCs/>
+                <w:color w:val="000000"/>
+                <w:kern w:val="0"/>
+                <w14:ligatures w14:val="none"/>
+              </w:rPr>
+              <w:t>18</w:t>
             </w:r>
           </w:p>
         </w:tc>
@@ -7600,25 +7322,7 @@
                 <w:kern w:val="0"/>
                 <w14:ligatures w14:val="none"/>
               </w:rPr>
-              <w:t>Demon</w:t>
-            </w:r>
-            <w:r>
-              <w:rPr>
-                <w:rFonts w:ascii="Courier New" w:eastAsia="Times New Roman" w:hAnsi="Courier New" w:cs="Courier New"/>
-                <w:color w:val="000000"/>
-                <w:kern w:val="0"/>
-                <w14:ligatures w14:val="none"/>
-              </w:rPr>
-              <w:t xml:space="preserve"> G</w:t>
-            </w:r>
-            <w:r>
-              <w:rPr>
-                <w:rFonts w:ascii="Courier New" w:eastAsia="Times New Roman" w:hAnsi="Courier New" w:cs="Courier New"/>
-                <w:color w:val="000000"/>
-                <w:kern w:val="0"/>
-                <w14:ligatures w14:val="none"/>
-              </w:rPr>
-              <w:t>ears</w:t>
+              <w:t>Flashlight</w:t>
             </w:r>
           </w:p>
         </w:tc>
@@ -7735,7 +7439,7 @@
                 <w:kern w:val="0"/>
                 <w14:ligatures w14:val="none"/>
               </w:rPr>
-              <w:t>Carrom Board</w:t>
+              <w:t>Knife</w:t>
             </w:r>
           </w:p>
         </w:tc>
@@ -7799,7 +7503,7 @@
                 <w:kern w:val="0"/>
                 <w14:ligatures w14:val="none"/>
               </w:rPr>
-              <w:t>21</w:t>
+              <w:t>20</w:t>
             </w:r>
           </w:p>
         </w:tc>
@@ -7851,7 +7555,7 @@
                 <w:kern w:val="0"/>
                 <w14:ligatures w14:val="none"/>
               </w:rPr>
-              <w:t>Shoes with lace for Ved</w:t>
+              <w:t>Carrom Board</w:t>
             </w:r>
           </w:p>
         </w:tc>
@@ -7969,7 +7673,7 @@
                 <w14:ligatures w14:val="none"/>
               </w:rPr>
               <w:lastRenderedPageBreak/>
-              <w:t>Wedding Ring</w:t>
+              <w:t>Shoes with lace for Ved</w:t>
             </w:r>
           </w:p>
         </w:tc>
@@ -8068,25 +7772,24 @@
             <w:tcW w:w="4405" w:type="dxa"/>
             <w:noWrap/>
             <w:vAlign w:val="center"/>
-            <w:hideMark/>
-          </w:tcPr>
-          <w:p>
-            <w:pPr>
-              <w:rPr>
-                <w:rFonts w:ascii="Courier New" w:eastAsia="Times New Roman" w:hAnsi="Courier New" w:cs="Courier New"/>
-                <w:color w:val="000000"/>
-                <w:kern w:val="0"/>
-                <w14:ligatures w14:val="none"/>
-              </w:rPr>
-            </w:pPr>
-            <w:r>
-              <w:rPr>
-                <w:rFonts w:ascii="Courier New" w:eastAsia="Times New Roman" w:hAnsi="Courier New" w:cs="Courier New"/>
-                <w:color w:val="000000"/>
-                <w:kern w:val="0"/>
-                <w14:ligatures w14:val="none"/>
-              </w:rPr>
-              <w:t>Jug</w:t>
+          </w:tcPr>
+          <w:p>
+            <w:pPr>
+              <w:rPr>
+                <w:rFonts w:ascii="Courier New" w:eastAsia="Times New Roman" w:hAnsi="Courier New" w:cs="Courier New"/>
+                <w:color w:val="000000"/>
+                <w:kern w:val="0"/>
+                <w14:ligatures w14:val="none"/>
+              </w:rPr>
+            </w:pPr>
+            <w:r>
+              <w:rPr>
+                <w:rFonts w:ascii="Courier New" w:eastAsia="Times New Roman" w:hAnsi="Courier New" w:cs="Courier New"/>
+                <w:color w:val="000000"/>
+                <w:kern w:val="0"/>
+                <w14:ligatures w14:val="none"/>
+              </w:rPr>
+              <w:t>Wedding Ring</w:t>
             </w:r>
           </w:p>
         </w:tc>
@@ -8095,7 +7798,6 @@
             <w:tcW w:w="1890" w:type="dxa"/>
             <w:noWrap/>
             <w:vAlign w:val="center"/>
-            <w:hideMark/>
           </w:tcPr>
           <w:p>
             <w:pPr>
@@ -8128,31 +7830,30 @@
             <w:tcW w:w="3268" w:type="dxa"/>
             <w:noWrap/>
             <w:vAlign w:val="center"/>
-            <w:hideMark/>
-          </w:tcPr>
-          <w:p>
-            <w:pPr>
-              <w:jc w:val="center"/>
-              <w:cnfStyle w:val="000000000000" w:firstRow="0" w:lastRow="0" w:firstColumn="0" w:lastColumn="0" w:oddVBand="0" w:evenVBand="0" w:oddHBand="0" w:evenHBand="0" w:firstRowFirstColumn="0" w:firstRowLastColumn="0" w:lastRowFirstColumn="0" w:lastRowLastColumn="0"/>
-              <w:rPr>
-                <w:rFonts w:ascii="Courier New" w:eastAsia="Times New Roman" w:hAnsi="Courier New" w:cs="Courier New"/>
-                <w:b/>
-                <w:bCs/>
-                <w:color w:val="000000"/>
-                <w:kern w:val="0"/>
-                <w14:ligatures w14:val="none"/>
-              </w:rPr>
-            </w:pPr>
-            <w:r>
-              <w:rPr>
-                <w:rFonts w:ascii="Courier New" w:eastAsia="Times New Roman" w:hAnsi="Courier New" w:cs="Courier New"/>
-                <w:b/>
-                <w:bCs/>
-                <w:color w:val="000000"/>
-                <w:kern w:val="0"/>
-                <w14:ligatures w14:val="none"/>
-              </w:rPr>
-              <w:t>22</w:t>
+          </w:tcPr>
+          <w:p>
+            <w:pPr>
+              <w:jc w:val="center"/>
+              <w:cnfStyle w:val="000000000000" w:firstRow="0" w:lastRow="0" w:firstColumn="0" w:lastColumn="0" w:oddVBand="0" w:evenVBand="0" w:oddHBand="0" w:evenHBand="0" w:firstRowFirstColumn="0" w:firstRowLastColumn="0" w:lastRowFirstColumn="0" w:lastRowLastColumn="0"/>
+              <w:rPr>
+                <w:rFonts w:ascii="Courier New" w:eastAsia="Times New Roman" w:hAnsi="Courier New" w:cs="Courier New"/>
+                <w:b/>
+                <w:bCs/>
+                <w:color w:val="000000"/>
+                <w:kern w:val="0"/>
+                <w14:ligatures w14:val="none"/>
+              </w:rPr>
+            </w:pPr>
+            <w:r>
+              <w:rPr>
+                <w:rFonts w:ascii="Courier New" w:eastAsia="Times New Roman" w:hAnsi="Courier New" w:cs="Courier New"/>
+                <w:b/>
+                <w:bCs/>
+                <w:color w:val="000000"/>
+                <w:kern w:val="0"/>
+                <w14:ligatures w14:val="none"/>
+              </w:rPr>
+              <w:t>21</w:t>
             </w:r>
           </w:p>
         </w:tc>
@@ -8206,16 +7907,7 @@
                 <w:kern w:val="0"/>
                 <w14:ligatures w14:val="none"/>
               </w:rPr>
-              <w:t xml:space="preserve">Tea set with </w:t>
-            </w:r>
-            <w:r>
-              <w:rPr>
-                <w:rFonts w:ascii="Courier New" w:eastAsia="Times New Roman" w:hAnsi="Courier New" w:cs="Courier New"/>
-                <w:color w:val="000000"/>
-                <w:kern w:val="0"/>
-                <w14:ligatures w14:val="none"/>
-              </w:rPr>
-              <w:t>black sesame</w:t>
+              <w:t>Jug</w:t>
             </w:r>
           </w:p>
         </w:tc>
@@ -8316,25 +8008,24 @@
             <w:tcW w:w="4405" w:type="dxa"/>
             <w:noWrap/>
             <w:vAlign w:val="center"/>
-            <w:hideMark/>
-          </w:tcPr>
-          <w:p>
-            <w:pPr>
-              <w:rPr>
-                <w:rFonts w:ascii="Courier New" w:eastAsia="Times New Roman" w:hAnsi="Courier New" w:cs="Courier New"/>
-                <w:color w:val="000000"/>
-                <w:kern w:val="0"/>
-                <w14:ligatures w14:val="none"/>
-              </w:rPr>
-            </w:pPr>
-            <w:r>
-              <w:rPr>
-                <w:rFonts w:ascii="Courier New" w:eastAsia="Times New Roman" w:hAnsi="Courier New" w:cs="Courier New"/>
-                <w:color w:val="000000"/>
-                <w:kern w:val="0"/>
-                <w14:ligatures w14:val="none"/>
-              </w:rPr>
-              <w:t>Black Pebbles</w:t>
+          </w:tcPr>
+          <w:p>
+            <w:pPr>
+              <w:rPr>
+                <w:rFonts w:ascii="Courier New" w:eastAsia="Times New Roman" w:hAnsi="Courier New" w:cs="Courier New"/>
+                <w:color w:val="000000"/>
+                <w:kern w:val="0"/>
+                <w14:ligatures w14:val="none"/>
+              </w:rPr>
+            </w:pPr>
+            <w:r>
+              <w:rPr>
+                <w:rFonts w:ascii="Courier New" w:eastAsia="Times New Roman" w:hAnsi="Courier New" w:cs="Courier New"/>
+                <w:color w:val="000000"/>
+                <w:kern w:val="0"/>
+                <w14:ligatures w14:val="none"/>
+              </w:rPr>
+              <w:t>Kettle</w:t>
             </w:r>
           </w:p>
         </w:tc>
@@ -8343,7 +8034,6 @@
             <w:tcW w:w="1890" w:type="dxa"/>
             <w:noWrap/>
             <w:vAlign w:val="center"/>
-            <w:hideMark/>
           </w:tcPr>
           <w:p>
             <w:pPr>
@@ -8376,7 +8066,6 @@
             <w:tcW w:w="3268" w:type="dxa"/>
             <w:noWrap/>
             <w:vAlign w:val="center"/>
-            <w:hideMark/>
           </w:tcPr>
           <w:p>
             <w:pPr>
@@ -8436,24 +8125,25 @@
             <w:tcW w:w="4405" w:type="dxa"/>
             <w:noWrap/>
             <w:vAlign w:val="center"/>
-          </w:tcPr>
-          <w:p>
-            <w:pPr>
-              <w:rPr>
-                <w:rFonts w:ascii="Courier New" w:eastAsia="Times New Roman" w:hAnsi="Courier New" w:cs="Courier New"/>
-                <w:color w:val="000000"/>
-                <w:kern w:val="0"/>
-                <w14:ligatures w14:val="none"/>
-              </w:rPr>
-            </w:pPr>
-            <w:r>
-              <w:rPr>
-                <w:rFonts w:ascii="Courier New" w:eastAsia="Times New Roman" w:hAnsi="Courier New" w:cs="Courier New"/>
-                <w:color w:val="000000"/>
-                <w:kern w:val="0"/>
-                <w14:ligatures w14:val="none"/>
-              </w:rPr>
-              <w:t>Juice Box with Oil</w:t>
+            <w:hideMark/>
+          </w:tcPr>
+          <w:p>
+            <w:pPr>
+              <w:rPr>
+                <w:rFonts w:ascii="Courier New" w:eastAsia="Times New Roman" w:hAnsi="Courier New" w:cs="Courier New"/>
+                <w:color w:val="000000"/>
+                <w:kern w:val="0"/>
+                <w14:ligatures w14:val="none"/>
+              </w:rPr>
+            </w:pPr>
+            <w:r>
+              <w:rPr>
+                <w:rFonts w:ascii="Courier New" w:eastAsia="Times New Roman" w:hAnsi="Courier New" w:cs="Courier New"/>
+                <w:color w:val="000000"/>
+                <w:kern w:val="0"/>
+                <w14:ligatures w14:val="none"/>
+              </w:rPr>
+              <w:t>Tea set with black sesame</w:t>
             </w:r>
           </w:p>
         </w:tc>
@@ -8462,6 +8152,7 @@
             <w:tcW w:w="1890" w:type="dxa"/>
             <w:noWrap/>
             <w:vAlign w:val="center"/>
+            <w:hideMark/>
           </w:tcPr>
           <w:p>
             <w:pPr>
@@ -8494,6 +8185,7 @@
             <w:tcW w:w="3268" w:type="dxa"/>
             <w:noWrap/>
             <w:vAlign w:val="center"/>
+            <w:hideMark/>
           </w:tcPr>
           <w:p>
             <w:pPr>
@@ -8570,7 +8262,7 @@
                 <w:kern w:val="0"/>
                 <w14:ligatures w14:val="none"/>
               </w:rPr>
-              <w:t>Whiskey Bottle</w:t>
+              <w:t>Black Pebbles</w:t>
             </w:r>
           </w:p>
         </w:tc>
@@ -8672,25 +8364,24 @@
             <w:tcW w:w="4405" w:type="dxa"/>
             <w:noWrap/>
             <w:vAlign w:val="center"/>
-            <w:hideMark/>
-          </w:tcPr>
-          <w:p>
-            <w:pPr>
-              <w:rPr>
-                <w:rFonts w:ascii="Courier New" w:eastAsia="Times New Roman" w:hAnsi="Courier New" w:cs="Courier New"/>
-                <w:color w:val="000000"/>
-                <w:kern w:val="0"/>
-                <w14:ligatures w14:val="none"/>
-              </w:rPr>
-            </w:pPr>
-            <w:r>
-              <w:rPr>
-                <w:rFonts w:ascii="Courier New" w:eastAsia="Times New Roman" w:hAnsi="Courier New" w:cs="Courier New"/>
-                <w:color w:val="000000"/>
-                <w:kern w:val="0"/>
-                <w14:ligatures w14:val="none"/>
-              </w:rPr>
-              <w:t>Dry flower petals</w:t>
+          </w:tcPr>
+          <w:p>
+            <w:pPr>
+              <w:rPr>
+                <w:rFonts w:ascii="Courier New" w:eastAsia="Times New Roman" w:hAnsi="Courier New" w:cs="Courier New"/>
+                <w:color w:val="000000"/>
+                <w:kern w:val="0"/>
+                <w14:ligatures w14:val="none"/>
+              </w:rPr>
+            </w:pPr>
+            <w:r>
+              <w:rPr>
+                <w:rFonts w:ascii="Courier New" w:eastAsia="Times New Roman" w:hAnsi="Courier New" w:cs="Courier New"/>
+                <w:color w:val="000000"/>
+                <w:kern w:val="0"/>
+                <w14:ligatures w14:val="none"/>
+              </w:rPr>
+              <w:t>Juice Box with Oil</w:t>
             </w:r>
           </w:p>
         </w:tc>
@@ -8699,7 +8390,6 @@
             <w:tcW w:w="1890" w:type="dxa"/>
             <w:noWrap/>
             <w:vAlign w:val="center"/>
-            <w:hideMark/>
           </w:tcPr>
           <w:p>
             <w:pPr>
@@ -8732,7 +8422,6 @@
             <w:tcW w:w="3268" w:type="dxa"/>
             <w:noWrap/>
             <w:vAlign w:val="center"/>
-            <w:hideMark/>
           </w:tcPr>
           <w:p>
             <w:pPr>
@@ -8791,24 +8480,25 @@
             <w:tcW w:w="4405" w:type="dxa"/>
             <w:noWrap/>
             <w:vAlign w:val="center"/>
-          </w:tcPr>
-          <w:p>
-            <w:pPr>
-              <w:rPr>
-                <w:rFonts w:ascii="Courier New" w:eastAsia="Times New Roman" w:hAnsi="Courier New" w:cs="Courier New"/>
-                <w:color w:val="000000"/>
-                <w:kern w:val="0"/>
-                <w14:ligatures w14:val="none"/>
-              </w:rPr>
-            </w:pPr>
-            <w:r>
-              <w:rPr>
-                <w:rFonts w:ascii="Courier New" w:eastAsia="Times New Roman" w:hAnsi="Courier New" w:cs="Courier New"/>
-                <w:color w:val="000000"/>
-                <w:kern w:val="0"/>
-                <w14:ligatures w14:val="none"/>
-              </w:rPr>
-              <w:t>Soda with lime in a glass</w:t>
+            <w:hideMark/>
+          </w:tcPr>
+          <w:p>
+            <w:pPr>
+              <w:rPr>
+                <w:rFonts w:ascii="Courier New" w:eastAsia="Times New Roman" w:hAnsi="Courier New" w:cs="Courier New"/>
+                <w:color w:val="000000"/>
+                <w:kern w:val="0"/>
+                <w14:ligatures w14:val="none"/>
+              </w:rPr>
+            </w:pPr>
+            <w:r>
+              <w:rPr>
+                <w:rFonts w:ascii="Courier New" w:eastAsia="Times New Roman" w:hAnsi="Courier New" w:cs="Courier New"/>
+                <w:color w:val="000000"/>
+                <w:kern w:val="0"/>
+                <w14:ligatures w14:val="none"/>
+              </w:rPr>
+              <w:t>Whiskey Bottle</w:t>
             </w:r>
           </w:p>
         </w:tc>
@@ -8910,24 +8600,25 @@
             <w:tcW w:w="4405" w:type="dxa"/>
             <w:noWrap/>
             <w:vAlign w:val="center"/>
-          </w:tcPr>
-          <w:p>
-            <w:pPr>
-              <w:rPr>
-                <w:rFonts w:ascii="Courier New" w:eastAsia="Times New Roman" w:hAnsi="Courier New" w:cs="Courier New"/>
-                <w:color w:val="000000"/>
-                <w:kern w:val="0"/>
-                <w14:ligatures w14:val="none"/>
-              </w:rPr>
-            </w:pPr>
-            <w:r>
-              <w:rPr>
-                <w:rFonts w:ascii="Courier New" w:eastAsia="Times New Roman" w:hAnsi="Courier New" w:cs="Courier New"/>
-                <w:color w:val="000000"/>
-                <w:kern w:val="0"/>
-                <w14:ligatures w14:val="none"/>
-              </w:rPr>
-              <w:t>Sand</w:t>
+            <w:hideMark/>
+          </w:tcPr>
+          <w:p>
+            <w:pPr>
+              <w:rPr>
+                <w:rFonts w:ascii="Courier New" w:eastAsia="Times New Roman" w:hAnsi="Courier New" w:cs="Courier New"/>
+                <w:color w:val="000000"/>
+                <w:kern w:val="0"/>
+                <w14:ligatures w14:val="none"/>
+              </w:rPr>
+            </w:pPr>
+            <w:r>
+              <w:rPr>
+                <w:rFonts w:ascii="Courier New" w:eastAsia="Times New Roman" w:hAnsi="Courier New" w:cs="Courier New"/>
+                <w:color w:val="000000"/>
+                <w:kern w:val="0"/>
+                <w14:ligatures w14:val="none"/>
+              </w:rPr>
+              <w:t>Dry flower petals</w:t>
             </w:r>
           </w:p>
         </w:tc>
@@ -8936,6 +8627,7 @@
             <w:tcW w:w="1890" w:type="dxa"/>
             <w:noWrap/>
             <w:vAlign w:val="center"/>
+            <w:hideMark/>
           </w:tcPr>
           <w:p>
             <w:pPr>
@@ -8968,6 +8660,7 @@
             <w:tcW w:w="3268" w:type="dxa"/>
             <w:noWrap/>
             <w:vAlign w:val="center"/>
+            <w:hideMark/>
           </w:tcPr>
           <w:p>
             <w:pPr>
@@ -9043,7 +8736,7 @@
                 <w:kern w:val="0"/>
                 <w14:ligatures w14:val="none"/>
               </w:rPr>
-              <w:t>Vase with flowers</w:t>
+              <w:t>Soda with lime in a glass</w:t>
             </w:r>
           </w:p>
         </w:tc>
@@ -9145,25 +8838,24 @@
             <w:tcW w:w="4405" w:type="dxa"/>
             <w:noWrap/>
             <w:vAlign w:val="center"/>
-            <w:hideMark/>
-          </w:tcPr>
-          <w:p>
-            <w:pPr>
-              <w:rPr>
-                <w:rFonts w:ascii="Courier New" w:eastAsia="Times New Roman" w:hAnsi="Courier New" w:cs="Courier New"/>
-                <w:color w:val="000000"/>
-                <w:kern w:val="0"/>
-                <w14:ligatures w14:val="none"/>
-              </w:rPr>
-            </w:pPr>
-            <w:r>
-              <w:rPr>
-                <w:rFonts w:ascii="Courier New" w:eastAsia="Times New Roman" w:hAnsi="Courier New" w:cs="Courier New"/>
-                <w:color w:val="000000"/>
-                <w:kern w:val="0"/>
-                <w14:ligatures w14:val="none"/>
-              </w:rPr>
-              <w:t>Puffed Rice</w:t>
+          </w:tcPr>
+          <w:p>
+            <w:pPr>
+              <w:rPr>
+                <w:rFonts w:ascii="Courier New" w:eastAsia="Times New Roman" w:hAnsi="Courier New" w:cs="Courier New"/>
+                <w:color w:val="000000"/>
+                <w:kern w:val="0"/>
+                <w14:ligatures w14:val="none"/>
+              </w:rPr>
+            </w:pPr>
+            <w:r>
+              <w:rPr>
+                <w:rFonts w:ascii="Courier New" w:eastAsia="Times New Roman" w:hAnsi="Courier New" w:cs="Courier New"/>
+                <w:color w:val="000000"/>
+                <w:kern w:val="0"/>
+                <w14:ligatures w14:val="none"/>
+              </w:rPr>
+              <w:t>Sand</w:t>
             </w:r>
           </w:p>
         </w:tc>
@@ -9172,7 +8864,6 @@
             <w:tcW w:w="1890" w:type="dxa"/>
             <w:noWrap/>
             <w:vAlign w:val="center"/>
-            <w:hideMark/>
           </w:tcPr>
           <w:p>
             <w:pPr>
@@ -9205,7 +8896,6 @@
             <w:tcW w:w="3268" w:type="dxa"/>
             <w:noWrap/>
             <w:vAlign w:val="center"/>
-            <w:hideMark/>
           </w:tcPr>
           <w:p>
             <w:pPr>
@@ -9264,25 +8954,24 @@
             <w:tcW w:w="4405" w:type="dxa"/>
             <w:noWrap/>
             <w:vAlign w:val="center"/>
-            <w:hideMark/>
-          </w:tcPr>
-          <w:p>
-            <w:pPr>
-              <w:rPr>
-                <w:rFonts w:ascii="Courier New" w:eastAsia="Times New Roman" w:hAnsi="Courier New" w:cs="Courier New"/>
-                <w:color w:val="000000"/>
-                <w:kern w:val="0"/>
-                <w14:ligatures w14:val="none"/>
-              </w:rPr>
-            </w:pPr>
-            <w:r>
-              <w:rPr>
-                <w:rFonts w:ascii="Courier New" w:eastAsia="Times New Roman" w:hAnsi="Courier New" w:cs="Courier New"/>
-                <w:color w:val="000000"/>
-                <w:kern w:val="0"/>
-                <w14:ligatures w14:val="none"/>
-              </w:rPr>
-              <w:t>Tender Coconut</w:t>
+          </w:tcPr>
+          <w:p>
+            <w:pPr>
+              <w:rPr>
+                <w:rFonts w:ascii="Courier New" w:eastAsia="Times New Roman" w:hAnsi="Courier New" w:cs="Courier New"/>
+                <w:color w:val="000000"/>
+                <w:kern w:val="0"/>
+                <w14:ligatures w14:val="none"/>
+              </w:rPr>
+            </w:pPr>
+            <w:r>
+              <w:rPr>
+                <w:rFonts w:ascii="Courier New" w:eastAsia="Times New Roman" w:hAnsi="Courier New" w:cs="Courier New"/>
+                <w:color w:val="000000"/>
+                <w:kern w:val="0"/>
+                <w14:ligatures w14:val="none"/>
+              </w:rPr>
+              <w:t>Vase with flowers</w:t>
             </w:r>
           </w:p>
         </w:tc>
@@ -9384,24 +9073,25 @@
             <w:tcW w:w="4405" w:type="dxa"/>
             <w:noWrap/>
             <w:vAlign w:val="center"/>
-          </w:tcPr>
-          <w:p>
-            <w:pPr>
-              <w:rPr>
-                <w:rFonts w:ascii="Courier New" w:eastAsia="Times New Roman" w:hAnsi="Courier New" w:cs="Courier New"/>
-                <w:color w:val="000000"/>
-                <w:kern w:val="0"/>
-                <w14:ligatures w14:val="none"/>
-              </w:rPr>
-            </w:pPr>
-            <w:r>
-              <w:rPr>
-                <w:rFonts w:ascii="Courier New" w:eastAsia="Times New Roman" w:hAnsi="Courier New" w:cs="Courier New"/>
-                <w:color w:val="000000"/>
-                <w:kern w:val="0"/>
-                <w14:ligatures w14:val="none"/>
-              </w:rPr>
-              <w:t>Knife</w:t>
+            <w:hideMark/>
+          </w:tcPr>
+          <w:p>
+            <w:pPr>
+              <w:rPr>
+                <w:rFonts w:ascii="Courier New" w:eastAsia="Times New Roman" w:hAnsi="Courier New" w:cs="Courier New"/>
+                <w:color w:val="000000"/>
+                <w:kern w:val="0"/>
+                <w14:ligatures w14:val="none"/>
+              </w:rPr>
+            </w:pPr>
+            <w:r>
+              <w:rPr>
+                <w:rFonts w:ascii="Courier New" w:eastAsia="Times New Roman" w:hAnsi="Courier New" w:cs="Courier New"/>
+                <w:color w:val="000000"/>
+                <w:kern w:val="0"/>
+                <w14:ligatures w14:val="none"/>
+              </w:rPr>
+              <w:t>Puffed Rice</w:t>
             </w:r>
           </w:p>
         </w:tc>
@@ -9410,6 +9100,7 @@
             <w:tcW w:w="1890" w:type="dxa"/>
             <w:noWrap/>
             <w:vAlign w:val="center"/>
+            <w:hideMark/>
           </w:tcPr>
           <w:p>
             <w:pPr>
@@ -9442,6 +9133,7 @@
             <w:tcW w:w="3268" w:type="dxa"/>
             <w:noWrap/>
             <w:vAlign w:val="center"/>
+            <w:hideMark/>
           </w:tcPr>
           <w:p>
             <w:pPr>
@@ -9500,24 +9192,25 @@
             <w:tcW w:w="4405" w:type="dxa"/>
             <w:noWrap/>
             <w:vAlign w:val="center"/>
-          </w:tcPr>
-          <w:p>
-            <w:pPr>
-              <w:rPr>
-                <w:rFonts w:ascii="Courier New" w:eastAsia="Times New Roman" w:hAnsi="Courier New" w:cs="Courier New"/>
-                <w:color w:val="000000"/>
-                <w:kern w:val="0"/>
-                <w14:ligatures w14:val="none"/>
-              </w:rPr>
-            </w:pPr>
-            <w:r>
-              <w:rPr>
-                <w:rFonts w:ascii="Courier New" w:eastAsia="Times New Roman" w:hAnsi="Courier New" w:cs="Courier New"/>
-                <w:color w:val="000000"/>
-                <w:kern w:val="0"/>
-                <w14:ligatures w14:val="none"/>
-              </w:rPr>
-              <w:t>Ash</w:t>
+            <w:hideMark/>
+          </w:tcPr>
+          <w:p>
+            <w:pPr>
+              <w:rPr>
+                <w:rFonts w:ascii="Courier New" w:eastAsia="Times New Roman" w:hAnsi="Courier New" w:cs="Courier New"/>
+                <w:color w:val="000000"/>
+                <w:kern w:val="0"/>
+                <w14:ligatures w14:val="none"/>
+              </w:rPr>
+            </w:pPr>
+            <w:r>
+              <w:rPr>
+                <w:rFonts w:ascii="Courier New" w:eastAsia="Times New Roman" w:hAnsi="Courier New" w:cs="Courier New"/>
+                <w:color w:val="000000"/>
+                <w:kern w:val="0"/>
+                <w14:ligatures w14:val="none"/>
+              </w:rPr>
+              <w:t>Tender Coconut</w:t>
             </w:r>
           </w:p>
         </w:tc>
@@ -9526,30 +9219,31 @@
             <w:tcW w:w="1890" w:type="dxa"/>
             <w:noWrap/>
             <w:vAlign w:val="center"/>
-          </w:tcPr>
-          <w:p>
-            <w:pPr>
-              <w:jc w:val="center"/>
-              <w:cnfStyle w:val="000000000000" w:firstRow="0" w:lastRow="0" w:firstColumn="0" w:lastColumn="0" w:oddVBand="0" w:evenVBand="0" w:oddHBand="0" w:evenHBand="0" w:firstRowFirstColumn="0" w:firstRowLastColumn="0" w:lastRowFirstColumn="0" w:lastRowLastColumn="0"/>
-              <w:rPr>
-                <w:rFonts w:ascii="Courier New" w:eastAsia="Times New Roman" w:hAnsi="Courier New" w:cs="Courier New"/>
-                <w:b/>
-                <w:bCs/>
-                <w:color w:val="000000"/>
-                <w:kern w:val="0"/>
-                <w14:ligatures w14:val="none"/>
-              </w:rPr>
-            </w:pPr>
-            <w:r>
-              <w:rPr>
-                <w:rFonts w:ascii="Courier New" w:eastAsia="Times New Roman" w:hAnsi="Courier New" w:cs="Courier New"/>
-                <w:b/>
-                <w:bCs/>
-                <w:color w:val="000000"/>
-                <w:kern w:val="0"/>
-                <w14:ligatures w14:val="none"/>
-              </w:rPr>
-              <w:t xml:space="preserve">1 </w:t>
+            <w:hideMark/>
+          </w:tcPr>
+          <w:p>
+            <w:pPr>
+              <w:jc w:val="center"/>
+              <w:cnfStyle w:val="000000000000" w:firstRow="0" w:lastRow="0" w:firstColumn="0" w:lastColumn="0" w:oddVBand="0" w:evenVBand="0" w:oddHBand="0" w:evenHBand="0" w:firstRowFirstColumn="0" w:firstRowLastColumn="0" w:lastRowFirstColumn="0" w:lastRowLastColumn="0"/>
+              <w:rPr>
+                <w:rFonts w:ascii="Courier New" w:eastAsia="Times New Roman" w:hAnsi="Courier New" w:cs="Courier New"/>
+                <w:b/>
+                <w:bCs/>
+                <w:color w:val="000000"/>
+                <w:kern w:val="0"/>
+                <w14:ligatures w14:val="none"/>
+              </w:rPr>
+            </w:pPr>
+            <w:r>
+              <w:rPr>
+                <w:rFonts w:ascii="Courier New" w:eastAsia="Times New Roman" w:hAnsi="Courier New" w:cs="Courier New"/>
+                <w:b/>
+                <w:bCs/>
+                <w:color w:val="000000"/>
+                <w:kern w:val="0"/>
+                <w14:ligatures w14:val="none"/>
+              </w:rPr>
+              <w:t>1</w:t>
             </w:r>
           </w:p>
         </w:tc>
@@ -9558,6 +9252,7 @@
             <w:tcW w:w="3268" w:type="dxa"/>
             <w:noWrap/>
             <w:vAlign w:val="center"/>
+            <w:hideMark/>
           </w:tcPr>
           <w:p>
             <w:pPr>
@@ -9617,25 +9312,24 @@
             <w:tcW w:w="4405" w:type="dxa"/>
             <w:noWrap/>
             <w:vAlign w:val="center"/>
-            <w:hideMark/>
-          </w:tcPr>
-          <w:p>
-            <w:pPr>
-              <w:rPr>
-                <w:rFonts w:ascii="Courier New" w:eastAsia="Times New Roman" w:hAnsi="Courier New" w:cs="Courier New"/>
-                <w:color w:val="000000"/>
-                <w:kern w:val="0"/>
-                <w14:ligatures w14:val="none"/>
-              </w:rPr>
-            </w:pPr>
-            <w:r>
-              <w:rPr>
-                <w:rFonts w:ascii="Courier New" w:eastAsia="Times New Roman" w:hAnsi="Courier New" w:cs="Courier New"/>
-                <w:color w:val="000000"/>
-                <w:kern w:val="0"/>
-                <w14:ligatures w14:val="none"/>
-              </w:rPr>
-              <w:t>Smoke creator</w:t>
+          </w:tcPr>
+          <w:p>
+            <w:pPr>
+              <w:rPr>
+                <w:rFonts w:ascii="Courier New" w:eastAsia="Times New Roman" w:hAnsi="Courier New" w:cs="Courier New"/>
+                <w:color w:val="000000"/>
+                <w:kern w:val="0"/>
+                <w14:ligatures w14:val="none"/>
+              </w:rPr>
+            </w:pPr>
+            <w:r>
+              <w:rPr>
+                <w:rFonts w:ascii="Courier New" w:eastAsia="Times New Roman" w:hAnsi="Courier New" w:cs="Courier New"/>
+                <w:color w:val="000000"/>
+                <w:kern w:val="0"/>
+                <w14:ligatures w14:val="none"/>
+              </w:rPr>
+              <w:t>Knife</w:t>
             </w:r>
           </w:p>
         </w:tc>
@@ -9644,7 +9338,6 @@
             <w:tcW w:w="1890" w:type="dxa"/>
             <w:noWrap/>
             <w:vAlign w:val="center"/>
-            <w:hideMark/>
           </w:tcPr>
           <w:p>
             <w:pPr>
@@ -9677,42 +9370,30 @@
             <w:tcW w:w="3268" w:type="dxa"/>
             <w:noWrap/>
             <w:vAlign w:val="center"/>
-            <w:hideMark/>
-          </w:tcPr>
-          <w:p>
-            <w:pPr>
-              <w:jc w:val="center"/>
-              <w:cnfStyle w:val="000000100000" w:firstRow="0" w:lastRow="0" w:firstColumn="0" w:lastColumn="0" w:oddVBand="0" w:evenVBand="0" w:oddHBand="1" w:evenHBand="0" w:firstRowFirstColumn="0" w:firstRowLastColumn="0" w:lastRowFirstColumn="0" w:lastRowLastColumn="0"/>
-              <w:rPr>
-                <w:rFonts w:ascii="Courier New" w:eastAsia="Times New Roman" w:hAnsi="Courier New" w:cs="Courier New"/>
-                <w:b/>
-                <w:bCs/>
-                <w:color w:val="000000"/>
-                <w:kern w:val="0"/>
-                <w14:ligatures w14:val="none"/>
-              </w:rPr>
-            </w:pPr>
-            <w:r>
-              <w:rPr>
-                <w:rFonts w:ascii="Courier New" w:eastAsia="Times New Roman" w:hAnsi="Courier New" w:cs="Courier New"/>
-                <w:b/>
-                <w:bCs/>
-                <w:color w:val="000000"/>
-                <w:kern w:val="0"/>
-                <w14:ligatures w14:val="none"/>
-              </w:rPr>
-              <w:t>2</w:t>
-            </w:r>
-            <w:r>
-              <w:rPr>
-                <w:rFonts w:ascii="Courier New" w:eastAsia="Times New Roman" w:hAnsi="Courier New" w:cs="Courier New"/>
-                <w:b/>
-                <w:bCs/>
-                <w:color w:val="000000"/>
-                <w:kern w:val="0"/>
-                <w14:ligatures w14:val="none"/>
-              </w:rPr>
-              <w:t>2</w:t>
+          </w:tcPr>
+          <w:p>
+            <w:pPr>
+              <w:jc w:val="center"/>
+              <w:cnfStyle w:val="000000100000" w:firstRow="0" w:lastRow="0" w:firstColumn="0" w:lastColumn="0" w:oddVBand="0" w:evenVBand="0" w:oddHBand="1" w:evenHBand="0" w:firstRowFirstColumn="0" w:firstRowLastColumn="0" w:lastRowFirstColumn="0" w:lastRowLastColumn="0"/>
+              <w:rPr>
+                <w:rFonts w:ascii="Courier New" w:eastAsia="Times New Roman" w:hAnsi="Courier New" w:cs="Courier New"/>
+                <w:b/>
+                <w:bCs/>
+                <w:color w:val="000000"/>
+                <w:kern w:val="0"/>
+                <w14:ligatures w14:val="none"/>
+              </w:rPr>
+            </w:pPr>
+            <w:r>
+              <w:rPr>
+                <w:rFonts w:ascii="Courier New" w:eastAsia="Times New Roman" w:hAnsi="Courier New" w:cs="Courier New"/>
+                <w:b/>
+                <w:bCs/>
+                <w:color w:val="000000"/>
+                <w:kern w:val="0"/>
+                <w14:ligatures w14:val="none"/>
+              </w:rPr>
+              <w:t>22</w:t>
             </w:r>
           </w:p>
         </w:tc>
@@ -9764,7 +9445,7 @@
                 <w:kern w:val="0"/>
                 <w14:ligatures w14:val="none"/>
               </w:rPr>
-              <w:t>Half-burnt doobie</w:t>
+              <w:t>Ash</w:t>
             </w:r>
           </w:p>
         </w:tc>
@@ -9796,7 +9477,7 @@
                 <w:kern w:val="0"/>
                 <w14:ligatures w14:val="none"/>
               </w:rPr>
-              <w:t>1</w:t>
+              <w:t xml:space="preserve">1 </w:t>
             </w:r>
           </w:p>
         </w:tc>
@@ -9828,7 +9509,7 @@
                 <w:kern w:val="0"/>
                 <w14:ligatures w14:val="none"/>
               </w:rPr>
-              <w:t>25</w:t>
+              <w:t>22</w:t>
             </w:r>
           </w:p>
         </w:tc>
@@ -9864,24 +9545,25 @@
             <w:tcW w:w="4405" w:type="dxa"/>
             <w:noWrap/>
             <w:vAlign w:val="center"/>
-          </w:tcPr>
-          <w:p>
-            <w:pPr>
-              <w:rPr>
-                <w:rFonts w:ascii="Courier New" w:eastAsia="Times New Roman" w:hAnsi="Courier New" w:cs="Courier New"/>
-                <w:color w:val="000000"/>
-                <w:kern w:val="0"/>
-                <w14:ligatures w14:val="none"/>
-              </w:rPr>
-            </w:pPr>
-            <w:r>
-              <w:rPr>
-                <w:rFonts w:ascii="Courier New" w:eastAsia="Times New Roman" w:hAnsi="Courier New" w:cs="Courier New"/>
-                <w:color w:val="000000"/>
-                <w:kern w:val="0"/>
-                <w14:ligatures w14:val="none"/>
-              </w:rPr>
-              <w:t>Tulasi Katte</w:t>
+            <w:hideMark/>
+          </w:tcPr>
+          <w:p>
+            <w:pPr>
+              <w:rPr>
+                <w:rFonts w:ascii="Courier New" w:eastAsia="Times New Roman" w:hAnsi="Courier New" w:cs="Courier New"/>
+                <w:color w:val="000000"/>
+                <w:kern w:val="0"/>
+                <w14:ligatures w14:val="none"/>
+              </w:rPr>
+            </w:pPr>
+            <w:r>
+              <w:rPr>
+                <w:rFonts w:ascii="Courier New" w:eastAsia="Times New Roman" w:hAnsi="Courier New" w:cs="Courier New"/>
+                <w:color w:val="000000"/>
+                <w:kern w:val="0"/>
+                <w14:ligatures w14:val="none"/>
+              </w:rPr>
+              <w:t>Smoke creator</w:t>
             </w:r>
           </w:p>
         </w:tc>
@@ -9890,6 +9572,7 @@
             <w:tcW w:w="1890" w:type="dxa"/>
             <w:noWrap/>
             <w:vAlign w:val="center"/>
+            <w:hideMark/>
           </w:tcPr>
           <w:p>
             <w:pPr>
@@ -9922,30 +9605,31 @@
             <w:tcW w:w="3268" w:type="dxa"/>
             <w:noWrap/>
             <w:vAlign w:val="center"/>
-          </w:tcPr>
-          <w:p>
-            <w:pPr>
-              <w:jc w:val="center"/>
-              <w:cnfStyle w:val="000000100000" w:firstRow="0" w:lastRow="0" w:firstColumn="0" w:lastColumn="0" w:oddVBand="0" w:evenVBand="0" w:oddHBand="1" w:evenHBand="0" w:firstRowFirstColumn="0" w:firstRowLastColumn="0" w:lastRowFirstColumn="0" w:lastRowLastColumn="0"/>
-              <w:rPr>
-                <w:rFonts w:ascii="Courier New" w:eastAsia="Times New Roman" w:hAnsi="Courier New" w:cs="Courier New"/>
-                <w:b/>
-                <w:bCs/>
-                <w:color w:val="000000"/>
-                <w:kern w:val="0"/>
-                <w14:ligatures w14:val="none"/>
-              </w:rPr>
-            </w:pPr>
-            <w:r>
-              <w:rPr>
-                <w:rFonts w:ascii="Courier New" w:eastAsia="Times New Roman" w:hAnsi="Courier New" w:cs="Courier New"/>
-                <w:b/>
-                <w:bCs/>
-                <w:color w:val="000000"/>
-                <w:kern w:val="0"/>
-                <w14:ligatures w14:val="none"/>
-              </w:rPr>
-              <w:t>25</w:t>
+            <w:hideMark/>
+          </w:tcPr>
+          <w:p>
+            <w:pPr>
+              <w:jc w:val="center"/>
+              <w:cnfStyle w:val="000000100000" w:firstRow="0" w:lastRow="0" w:firstColumn="0" w:lastColumn="0" w:oddVBand="0" w:evenVBand="0" w:oddHBand="1" w:evenHBand="0" w:firstRowFirstColumn="0" w:firstRowLastColumn="0" w:lastRowFirstColumn="0" w:lastRowLastColumn="0"/>
+              <w:rPr>
+                <w:rFonts w:ascii="Courier New" w:eastAsia="Times New Roman" w:hAnsi="Courier New" w:cs="Courier New"/>
+                <w:b/>
+                <w:bCs/>
+                <w:color w:val="000000"/>
+                <w:kern w:val="0"/>
+                <w14:ligatures w14:val="none"/>
+              </w:rPr>
+            </w:pPr>
+            <w:r>
+              <w:rPr>
+                <w:rFonts w:ascii="Courier New" w:eastAsia="Times New Roman" w:hAnsi="Courier New" w:cs="Courier New"/>
+                <w:b/>
+                <w:bCs/>
+                <w:color w:val="000000"/>
+                <w:kern w:val="0"/>
+                <w14:ligatures w14:val="none"/>
+              </w:rPr>
+              <w:t>22</w:t>
             </w:r>
           </w:p>
         </w:tc>
@@ -9997,7 +9681,7 @@
                 <w:kern w:val="0"/>
                 <w14:ligatures w14:val="none"/>
               </w:rPr>
-              <w:t>Brass Tumbler</w:t>
+              <w:t>Half-burnt doobie</w:t>
             </w:r>
           </w:p>
         </w:tc>
@@ -10114,7 +9798,7 @@
                 <w:kern w:val="0"/>
                 <w14:ligatures w14:val="none"/>
               </w:rPr>
-              <w:t>Fog Machine</w:t>
+              <w:t>TV plug</w:t>
             </w:r>
           </w:p>
         </w:tc>
@@ -10178,7 +9862,7 @@
                 <w:kern w:val="0"/>
                 <w14:ligatures w14:val="none"/>
               </w:rPr>
-              <w:t>26</w:t>
+              <w:t>25</w:t>
             </w:r>
           </w:p>
         </w:tc>
@@ -10213,25 +9897,24 @@
             <w:tcW w:w="4405" w:type="dxa"/>
             <w:noWrap/>
             <w:vAlign w:val="center"/>
-            <w:hideMark/>
-          </w:tcPr>
-          <w:p>
-            <w:pPr>
-              <w:rPr>
-                <w:rFonts w:ascii="Courier New" w:eastAsia="Times New Roman" w:hAnsi="Courier New" w:cs="Courier New"/>
-                <w:color w:val="000000"/>
-                <w:kern w:val="0"/>
-                <w14:ligatures w14:val="none"/>
-              </w:rPr>
-            </w:pPr>
-            <w:r>
-              <w:rPr>
-                <w:rFonts w:ascii="Courier New" w:eastAsia="Times New Roman" w:hAnsi="Courier New" w:cs="Courier New"/>
-                <w:color w:val="000000"/>
-                <w:kern w:val="0"/>
-                <w14:ligatures w14:val="none"/>
-              </w:rPr>
-              <w:t>Funeral invitation card</w:t>
+          </w:tcPr>
+          <w:p>
+            <w:pPr>
+              <w:rPr>
+                <w:rFonts w:ascii="Courier New" w:eastAsia="Times New Roman" w:hAnsi="Courier New" w:cs="Courier New"/>
+                <w:color w:val="000000"/>
+                <w:kern w:val="0"/>
+                <w14:ligatures w14:val="none"/>
+              </w:rPr>
+            </w:pPr>
+            <w:r>
+              <w:rPr>
+                <w:rFonts w:ascii="Courier New" w:eastAsia="Times New Roman" w:hAnsi="Courier New" w:cs="Courier New"/>
+                <w:color w:val="000000"/>
+                <w:kern w:val="0"/>
+                <w14:ligatures w14:val="none"/>
+              </w:rPr>
+              <w:t>Tulasi Katte</w:t>
             </w:r>
           </w:p>
         </w:tc>
@@ -10240,7 +9923,6 @@
             <w:tcW w:w="1890" w:type="dxa"/>
             <w:noWrap/>
             <w:vAlign w:val="center"/>
-            <w:hideMark/>
           </w:tcPr>
           <w:p>
             <w:pPr>
@@ -10273,31 +9955,30 @@
             <w:tcW w:w="3268" w:type="dxa"/>
             <w:noWrap/>
             <w:vAlign w:val="center"/>
-            <w:hideMark/>
-          </w:tcPr>
-          <w:p>
-            <w:pPr>
-              <w:jc w:val="center"/>
-              <w:cnfStyle w:val="000000000000" w:firstRow="0" w:lastRow="0" w:firstColumn="0" w:lastColumn="0" w:oddVBand="0" w:evenVBand="0" w:oddHBand="0" w:evenHBand="0" w:firstRowFirstColumn="0" w:firstRowLastColumn="0" w:lastRowFirstColumn="0" w:lastRowLastColumn="0"/>
-              <w:rPr>
-                <w:rFonts w:ascii="Courier New" w:eastAsia="Times New Roman" w:hAnsi="Courier New" w:cs="Courier New"/>
-                <w:b/>
-                <w:bCs/>
-                <w:color w:val="000000"/>
-                <w:kern w:val="0"/>
-                <w14:ligatures w14:val="none"/>
-              </w:rPr>
-            </w:pPr>
-            <w:r>
-              <w:rPr>
-                <w:rFonts w:ascii="Courier New" w:eastAsia="Times New Roman" w:hAnsi="Courier New" w:cs="Courier New"/>
-                <w:b/>
-                <w:bCs/>
-                <w:color w:val="000000"/>
-                <w:kern w:val="0"/>
-                <w14:ligatures w14:val="none"/>
-              </w:rPr>
-              <w:t>26</w:t>
+          </w:tcPr>
+          <w:p>
+            <w:pPr>
+              <w:jc w:val="center"/>
+              <w:cnfStyle w:val="000000000000" w:firstRow="0" w:lastRow="0" w:firstColumn="0" w:lastColumn="0" w:oddVBand="0" w:evenVBand="0" w:oddHBand="0" w:evenHBand="0" w:firstRowFirstColumn="0" w:firstRowLastColumn="0" w:lastRowFirstColumn="0" w:lastRowLastColumn="0"/>
+              <w:rPr>
+                <w:rFonts w:ascii="Courier New" w:eastAsia="Times New Roman" w:hAnsi="Courier New" w:cs="Courier New"/>
+                <w:b/>
+                <w:bCs/>
+                <w:color w:val="000000"/>
+                <w:kern w:val="0"/>
+                <w14:ligatures w14:val="none"/>
+              </w:rPr>
+            </w:pPr>
+            <w:r>
+              <w:rPr>
+                <w:rFonts w:ascii="Courier New" w:eastAsia="Times New Roman" w:hAnsi="Courier New" w:cs="Courier New"/>
+                <w:b/>
+                <w:bCs/>
+                <w:color w:val="000000"/>
+                <w:kern w:val="0"/>
+                <w14:ligatures w14:val="none"/>
+              </w:rPr>
+              <w:t>25</w:t>
             </w:r>
           </w:p>
         </w:tc>
@@ -10350,7 +10031,16 @@
                 <w:kern w:val="0"/>
                 <w14:ligatures w14:val="none"/>
               </w:rPr>
-              <w:t>Pyre</w:t>
+              <w:t>Brass Tumbler</w:t>
+            </w:r>
+            <w:r>
+              <w:rPr>
+                <w:rFonts w:ascii="Courier New" w:eastAsia="Times New Roman" w:hAnsi="Courier New" w:cs="Courier New"/>
+                <w:color w:val="000000"/>
+                <w:kern w:val="0"/>
+                <w14:ligatures w14:val="none"/>
+              </w:rPr>
+              <w:t xml:space="preserve"> with Water</w:t>
             </w:r>
           </w:p>
         </w:tc>
@@ -10359,7 +10049,6 @@
             <w:tcW w:w="1890" w:type="dxa"/>
             <w:noWrap/>
             <w:vAlign w:val="center"/>
-            <w:hideMark/>
           </w:tcPr>
           <w:p>
             <w:pPr>
@@ -10392,31 +10081,30 @@
             <w:tcW w:w="3268" w:type="dxa"/>
             <w:noWrap/>
             <w:vAlign w:val="center"/>
-            <w:hideMark/>
-          </w:tcPr>
-          <w:p>
-            <w:pPr>
-              <w:jc w:val="center"/>
-              <w:cnfStyle w:val="000000100000" w:firstRow="0" w:lastRow="0" w:firstColumn="0" w:lastColumn="0" w:oddVBand="0" w:evenVBand="0" w:oddHBand="1" w:evenHBand="0" w:firstRowFirstColumn="0" w:firstRowLastColumn="0" w:lastRowFirstColumn="0" w:lastRowLastColumn="0"/>
-              <w:rPr>
-                <w:rFonts w:ascii="Courier New" w:eastAsia="Times New Roman" w:hAnsi="Courier New" w:cs="Courier New"/>
-                <w:b/>
-                <w:bCs/>
-                <w:color w:val="000000"/>
-                <w:kern w:val="0"/>
-                <w14:ligatures w14:val="none"/>
-              </w:rPr>
-            </w:pPr>
-            <w:r>
-              <w:rPr>
-                <w:rFonts w:ascii="Courier New" w:eastAsia="Times New Roman" w:hAnsi="Courier New" w:cs="Courier New"/>
-                <w:b/>
-                <w:bCs/>
-                <w:color w:val="000000"/>
-                <w:kern w:val="0"/>
-                <w14:ligatures w14:val="none"/>
-              </w:rPr>
-              <w:t>26</w:t>
+          </w:tcPr>
+          <w:p>
+            <w:pPr>
+              <w:jc w:val="center"/>
+              <w:cnfStyle w:val="000000100000" w:firstRow="0" w:lastRow="0" w:firstColumn="0" w:lastColumn="0" w:oddVBand="0" w:evenVBand="0" w:oddHBand="1" w:evenHBand="0" w:firstRowFirstColumn="0" w:firstRowLastColumn="0" w:lastRowFirstColumn="0" w:lastRowLastColumn="0"/>
+              <w:rPr>
+                <w:rFonts w:ascii="Courier New" w:eastAsia="Times New Roman" w:hAnsi="Courier New" w:cs="Courier New"/>
+                <w:b/>
+                <w:bCs/>
+                <w:color w:val="000000"/>
+                <w:kern w:val="0"/>
+                <w14:ligatures w14:val="none"/>
+              </w:rPr>
+            </w:pPr>
+            <w:r>
+              <w:rPr>
+                <w:rFonts w:ascii="Courier New" w:eastAsia="Times New Roman" w:hAnsi="Courier New" w:cs="Courier New"/>
+                <w:b/>
+                <w:bCs/>
+                <w:color w:val="000000"/>
+                <w:kern w:val="0"/>
+                <w14:ligatures w14:val="none"/>
+              </w:rPr>
+              <w:t>25</w:t>
             </w:r>
           </w:p>
         </w:tc>
@@ -10468,7 +10156,7 @@
                 <w:kern w:val="0"/>
                 <w14:ligatures w14:val="none"/>
               </w:rPr>
-              <w:t>Bhasma</w:t>
+              <w:t>Fog Machine</w:t>
             </w:r>
           </w:p>
         </w:tc>
@@ -10568,24 +10256,25 @@
             <w:tcW w:w="4405" w:type="dxa"/>
             <w:noWrap/>
             <w:vAlign w:val="center"/>
-          </w:tcPr>
-          <w:p>
-            <w:pPr>
-              <w:rPr>
-                <w:rFonts w:ascii="Courier New" w:eastAsia="Times New Roman" w:hAnsi="Courier New" w:cs="Courier New"/>
-                <w:color w:val="000000"/>
-                <w:kern w:val="0"/>
-                <w14:ligatures w14:val="none"/>
-              </w:rPr>
-            </w:pPr>
-            <w:r>
-              <w:rPr>
-                <w:rFonts w:ascii="Courier New" w:eastAsia="Times New Roman" w:hAnsi="Courier New" w:cs="Courier New"/>
-                <w:color w:val="000000"/>
-                <w:kern w:val="0"/>
-                <w14:ligatures w14:val="none"/>
-              </w:rPr>
-              <w:t>Black Sesame Seeds</w:t>
+            <w:hideMark/>
+          </w:tcPr>
+          <w:p>
+            <w:pPr>
+              <w:rPr>
+                <w:rFonts w:ascii="Courier New" w:eastAsia="Times New Roman" w:hAnsi="Courier New" w:cs="Courier New"/>
+                <w:color w:val="000000"/>
+                <w:kern w:val="0"/>
+                <w14:ligatures w14:val="none"/>
+              </w:rPr>
+            </w:pPr>
+            <w:r>
+              <w:rPr>
+                <w:rFonts w:ascii="Courier New" w:eastAsia="Times New Roman" w:hAnsi="Courier New" w:cs="Courier New"/>
+                <w:color w:val="000000"/>
+                <w:kern w:val="0"/>
+                <w14:ligatures w14:val="none"/>
+              </w:rPr>
+              <w:t>Funeral invitation card</w:t>
             </w:r>
           </w:p>
         </w:tc>
@@ -10594,6 +10283,7 @@
             <w:tcW w:w="1890" w:type="dxa"/>
             <w:noWrap/>
             <w:vAlign w:val="center"/>
+            <w:hideMark/>
           </w:tcPr>
           <w:p>
             <w:pPr>
@@ -10626,30 +10316,31 @@
             <w:tcW w:w="3268" w:type="dxa"/>
             <w:noWrap/>
             <w:vAlign w:val="center"/>
-          </w:tcPr>
-          <w:p>
-            <w:pPr>
-              <w:jc w:val="center"/>
-              <w:cnfStyle w:val="000000100000" w:firstRow="0" w:lastRow="0" w:firstColumn="0" w:lastColumn="0" w:oddVBand="0" w:evenVBand="0" w:oddHBand="1" w:evenHBand="0" w:firstRowFirstColumn="0" w:firstRowLastColumn="0" w:lastRowFirstColumn="0" w:lastRowLastColumn="0"/>
-              <w:rPr>
-                <w:rFonts w:ascii="Courier New" w:eastAsia="Times New Roman" w:hAnsi="Courier New" w:cs="Courier New"/>
-                <w:b/>
-                <w:bCs/>
-                <w:color w:val="000000"/>
-                <w:kern w:val="0"/>
-                <w14:ligatures w14:val="none"/>
-              </w:rPr>
-            </w:pPr>
-            <w:r>
-              <w:rPr>
-                <w:rFonts w:ascii="Courier New" w:eastAsia="Times New Roman" w:hAnsi="Courier New" w:cs="Courier New"/>
-                <w:b/>
-                <w:bCs/>
-                <w:color w:val="000000"/>
-                <w:kern w:val="0"/>
-                <w14:ligatures w14:val="none"/>
-              </w:rPr>
-              <w:t>28</w:t>
+            <w:hideMark/>
+          </w:tcPr>
+          <w:p>
+            <w:pPr>
+              <w:jc w:val="center"/>
+              <w:cnfStyle w:val="000000100000" w:firstRow="0" w:lastRow="0" w:firstColumn="0" w:lastColumn="0" w:oddVBand="0" w:evenVBand="0" w:oddHBand="1" w:evenHBand="0" w:firstRowFirstColumn="0" w:firstRowLastColumn="0" w:lastRowFirstColumn="0" w:lastRowLastColumn="0"/>
+              <w:rPr>
+                <w:rFonts w:ascii="Courier New" w:eastAsia="Times New Roman" w:hAnsi="Courier New" w:cs="Courier New"/>
+                <w:b/>
+                <w:bCs/>
+                <w:color w:val="000000"/>
+                <w:kern w:val="0"/>
+                <w14:ligatures w14:val="none"/>
+              </w:rPr>
+            </w:pPr>
+            <w:r>
+              <w:rPr>
+                <w:rFonts w:ascii="Courier New" w:eastAsia="Times New Roman" w:hAnsi="Courier New" w:cs="Courier New"/>
+                <w:b/>
+                <w:bCs/>
+                <w:color w:val="000000"/>
+                <w:kern w:val="0"/>
+                <w14:ligatures w14:val="none"/>
+              </w:rPr>
+              <w:t>26</w:t>
             </w:r>
           </w:p>
         </w:tc>
@@ -10684,25 +10375,24 @@
             <w:tcW w:w="4405" w:type="dxa"/>
             <w:noWrap/>
             <w:vAlign w:val="center"/>
-            <w:hideMark/>
-          </w:tcPr>
-          <w:p>
-            <w:pPr>
-              <w:rPr>
-                <w:rFonts w:ascii="Courier New" w:eastAsia="Times New Roman" w:hAnsi="Courier New" w:cs="Courier New"/>
-                <w:color w:val="000000"/>
-                <w:kern w:val="0"/>
-                <w14:ligatures w14:val="none"/>
-              </w:rPr>
-            </w:pPr>
-            <w:r>
-              <w:rPr>
-                <w:rFonts w:ascii="Courier New" w:eastAsia="Times New Roman" w:hAnsi="Courier New" w:cs="Courier New"/>
-                <w:color w:val="000000"/>
-                <w:kern w:val="0"/>
-                <w14:ligatures w14:val="none"/>
-              </w:rPr>
-              <w:t>Pinda</w:t>
+          </w:tcPr>
+          <w:p>
+            <w:pPr>
+              <w:rPr>
+                <w:rFonts w:ascii="Courier New" w:eastAsia="Times New Roman" w:hAnsi="Courier New" w:cs="Courier New"/>
+                <w:color w:val="000000"/>
+                <w:kern w:val="0"/>
+                <w14:ligatures w14:val="none"/>
+              </w:rPr>
+            </w:pPr>
+            <w:r>
+              <w:rPr>
+                <w:rFonts w:ascii="Courier New" w:eastAsia="Times New Roman" w:hAnsi="Courier New" w:cs="Courier New"/>
+                <w:color w:val="000000"/>
+                <w:kern w:val="0"/>
+                <w14:ligatures w14:val="none"/>
+              </w:rPr>
+              <w:t>Pyre</w:t>
             </w:r>
           </w:p>
         </w:tc>
@@ -10768,7 +10458,18 @@
                 <w:kern w:val="0"/>
                 <w14:ligatures w14:val="none"/>
               </w:rPr>
-              <w:t>28</w:t>
+              <w:t>2</w:t>
+            </w:r>
+            <w:r>
+              <w:rPr>
+                <w:rFonts w:ascii="Courier New" w:eastAsia="Times New Roman" w:hAnsi="Courier New" w:cs="Courier New"/>
+                <w:b/>
+                <w:bCs/>
+                <w:color w:val="000000"/>
+                <w:kern w:val="0"/>
+                <w14:ligatures w14:val="none"/>
+              </w:rPr>
+              <w:t>7</w:t>
             </w:r>
           </w:p>
         </w:tc>
@@ -10821,7 +10522,7 @@
                 <w:kern w:val="0"/>
                 <w14:ligatures w14:val="none"/>
               </w:rPr>
-              <w:t>Long Mirror</w:t>
+              <w:t>Bhasma</w:t>
             </w:r>
           </w:p>
         </w:tc>
@@ -10885,7 +10586,18 @@
                 <w:kern w:val="0"/>
                 <w14:ligatures w14:val="none"/>
               </w:rPr>
-              <w:t>29</w:t>
+              <w:t>2</w:t>
+            </w:r>
+            <w:r>
+              <w:rPr>
+                <w:rFonts w:ascii="Courier New" w:eastAsia="Times New Roman" w:hAnsi="Courier New" w:cs="Courier New"/>
+                <w:b/>
+                <w:bCs/>
+                <w:color w:val="000000"/>
+                <w:kern w:val="0"/>
+                <w14:ligatures w14:val="none"/>
+              </w:rPr>
+              <w:t>7</w:t>
             </w:r>
           </w:p>
         </w:tc>
@@ -10920,25 +10632,24 @@
             <w:tcW w:w="4405" w:type="dxa"/>
             <w:noWrap/>
             <w:vAlign w:val="center"/>
-            <w:hideMark/>
-          </w:tcPr>
-          <w:p>
-            <w:pPr>
-              <w:rPr>
-                <w:rFonts w:ascii="Courier New" w:eastAsia="Times New Roman" w:hAnsi="Courier New" w:cs="Courier New"/>
-                <w:color w:val="000000"/>
-                <w:kern w:val="0"/>
-                <w14:ligatures w14:val="none"/>
-              </w:rPr>
-            </w:pPr>
-            <w:r>
-              <w:rPr>
-                <w:rFonts w:ascii="Courier New" w:eastAsia="Times New Roman" w:hAnsi="Courier New" w:cs="Courier New"/>
-                <w:color w:val="000000"/>
-                <w:kern w:val="0"/>
-                <w14:ligatures w14:val="none"/>
-              </w:rPr>
-              <w:t>Long curly hair</w:t>
+          </w:tcPr>
+          <w:p>
+            <w:pPr>
+              <w:rPr>
+                <w:rFonts w:ascii="Courier New" w:eastAsia="Times New Roman" w:hAnsi="Courier New" w:cs="Courier New"/>
+                <w:color w:val="000000"/>
+                <w:kern w:val="0"/>
+                <w14:ligatures w14:val="none"/>
+              </w:rPr>
+            </w:pPr>
+            <w:r>
+              <w:rPr>
+                <w:rFonts w:ascii="Courier New" w:eastAsia="Times New Roman" w:hAnsi="Courier New" w:cs="Courier New"/>
+                <w:color w:val="000000"/>
+                <w:kern w:val="0"/>
+                <w14:ligatures w14:val="none"/>
+              </w:rPr>
+              <w:t>Black Sesame Seeds</w:t>
             </w:r>
           </w:p>
         </w:tc>
@@ -10947,7 +10658,6 @@
             <w:tcW w:w="1890" w:type="dxa"/>
             <w:noWrap/>
             <w:vAlign w:val="center"/>
-            <w:hideMark/>
           </w:tcPr>
           <w:p>
             <w:pPr>
@@ -10980,31 +10690,30 @@
             <w:tcW w:w="3268" w:type="dxa"/>
             <w:noWrap/>
             <w:vAlign w:val="center"/>
-            <w:hideMark/>
-          </w:tcPr>
-          <w:p>
-            <w:pPr>
-              <w:jc w:val="center"/>
-              <w:cnfStyle w:val="000000000000" w:firstRow="0" w:lastRow="0" w:firstColumn="0" w:lastColumn="0" w:oddVBand="0" w:evenVBand="0" w:oddHBand="0" w:evenHBand="0" w:firstRowFirstColumn="0" w:firstRowLastColumn="0" w:lastRowFirstColumn="0" w:lastRowLastColumn="0"/>
-              <w:rPr>
-                <w:rFonts w:ascii="Courier New" w:eastAsia="Times New Roman" w:hAnsi="Courier New" w:cs="Courier New"/>
-                <w:b/>
-                <w:bCs/>
-                <w:color w:val="000000"/>
-                <w:kern w:val="0"/>
-                <w14:ligatures w14:val="none"/>
-              </w:rPr>
-            </w:pPr>
-            <w:r>
-              <w:rPr>
-                <w:rFonts w:ascii="Courier New" w:eastAsia="Times New Roman" w:hAnsi="Courier New" w:cs="Courier New"/>
-                <w:b/>
-                <w:bCs/>
-                <w:color w:val="000000"/>
-                <w:kern w:val="0"/>
-                <w14:ligatures w14:val="none"/>
-              </w:rPr>
-              <w:t>30</w:t>
+          </w:tcPr>
+          <w:p>
+            <w:pPr>
+              <w:jc w:val="center"/>
+              <w:cnfStyle w:val="000000000000" w:firstRow="0" w:lastRow="0" w:firstColumn="0" w:lastColumn="0" w:oddVBand="0" w:evenVBand="0" w:oddHBand="0" w:evenHBand="0" w:firstRowFirstColumn="0" w:firstRowLastColumn="0" w:lastRowFirstColumn="0" w:lastRowLastColumn="0"/>
+              <w:rPr>
+                <w:rFonts w:ascii="Courier New" w:eastAsia="Times New Roman" w:hAnsi="Courier New" w:cs="Courier New"/>
+                <w:b/>
+                <w:bCs/>
+                <w:color w:val="000000"/>
+                <w:kern w:val="0"/>
+                <w14:ligatures w14:val="none"/>
+              </w:rPr>
+            </w:pPr>
+            <w:r>
+              <w:rPr>
+                <w:rFonts w:ascii="Courier New" w:eastAsia="Times New Roman" w:hAnsi="Courier New" w:cs="Courier New"/>
+                <w:b/>
+                <w:bCs/>
+                <w:color w:val="000000"/>
+                <w:kern w:val="0"/>
+                <w14:ligatures w14:val="none"/>
+              </w:rPr>
+              <w:t>28</w:t>
             </w:r>
           </w:p>
         </w:tc>
@@ -11040,24 +10749,25 @@
             <w:tcW w:w="4405" w:type="dxa"/>
             <w:noWrap/>
             <w:vAlign w:val="center"/>
-          </w:tcPr>
-          <w:p>
-            <w:pPr>
-              <w:rPr>
-                <w:rFonts w:ascii="Courier New" w:eastAsia="Times New Roman" w:hAnsi="Courier New" w:cs="Courier New"/>
-                <w:color w:val="000000"/>
-                <w:kern w:val="0"/>
-                <w14:ligatures w14:val="none"/>
-              </w:rPr>
-            </w:pPr>
-            <w:r>
-              <w:rPr>
-                <w:rFonts w:ascii="Courier New" w:eastAsia="Times New Roman" w:hAnsi="Courier New" w:cs="Courier New"/>
-                <w:color w:val="000000"/>
-                <w:kern w:val="0"/>
-                <w14:ligatures w14:val="none"/>
-              </w:rPr>
-              <w:t>Horns</w:t>
+            <w:hideMark/>
+          </w:tcPr>
+          <w:p>
+            <w:pPr>
+              <w:rPr>
+                <w:rFonts w:ascii="Courier New" w:eastAsia="Times New Roman" w:hAnsi="Courier New" w:cs="Courier New"/>
+                <w:color w:val="000000"/>
+                <w:kern w:val="0"/>
+                <w14:ligatures w14:val="none"/>
+              </w:rPr>
+            </w:pPr>
+            <w:r>
+              <w:rPr>
+                <w:rFonts w:ascii="Courier New" w:eastAsia="Times New Roman" w:hAnsi="Courier New" w:cs="Courier New"/>
+                <w:color w:val="000000"/>
+                <w:kern w:val="0"/>
+                <w14:ligatures w14:val="none"/>
+              </w:rPr>
+              <w:t>Pinda</w:t>
             </w:r>
           </w:p>
         </w:tc>
@@ -11066,6 +10776,7 @@
             <w:tcW w:w="1890" w:type="dxa"/>
             <w:noWrap/>
             <w:vAlign w:val="center"/>
+            <w:hideMark/>
           </w:tcPr>
           <w:p>
             <w:pPr>
@@ -11098,30 +10809,31 @@
             <w:tcW w:w="3268" w:type="dxa"/>
             <w:noWrap/>
             <w:vAlign w:val="center"/>
-          </w:tcPr>
-          <w:p>
-            <w:pPr>
-              <w:jc w:val="center"/>
-              <w:cnfStyle w:val="000000100000" w:firstRow="0" w:lastRow="0" w:firstColumn="0" w:lastColumn="0" w:oddVBand="0" w:evenVBand="0" w:oddHBand="1" w:evenHBand="0" w:firstRowFirstColumn="0" w:firstRowLastColumn="0" w:lastRowFirstColumn="0" w:lastRowLastColumn="0"/>
-              <w:rPr>
-                <w:rFonts w:ascii="Courier New" w:eastAsia="Times New Roman" w:hAnsi="Courier New" w:cs="Courier New"/>
-                <w:b/>
-                <w:bCs/>
-                <w:color w:val="000000"/>
-                <w:kern w:val="0"/>
-                <w14:ligatures w14:val="none"/>
-              </w:rPr>
-            </w:pPr>
-            <w:r>
-              <w:rPr>
-                <w:rFonts w:ascii="Courier New" w:eastAsia="Times New Roman" w:hAnsi="Courier New" w:cs="Courier New"/>
-                <w:b/>
-                <w:bCs/>
-                <w:color w:val="000000"/>
-                <w:kern w:val="0"/>
-                <w14:ligatures w14:val="none"/>
-              </w:rPr>
-              <w:t>30</w:t>
+            <w:hideMark/>
+          </w:tcPr>
+          <w:p>
+            <w:pPr>
+              <w:jc w:val="center"/>
+              <w:cnfStyle w:val="000000100000" w:firstRow="0" w:lastRow="0" w:firstColumn="0" w:lastColumn="0" w:oddVBand="0" w:evenVBand="0" w:oddHBand="1" w:evenHBand="0" w:firstRowFirstColumn="0" w:firstRowLastColumn="0" w:lastRowFirstColumn="0" w:lastRowLastColumn="0"/>
+              <w:rPr>
+                <w:rFonts w:ascii="Courier New" w:eastAsia="Times New Roman" w:hAnsi="Courier New" w:cs="Courier New"/>
+                <w:b/>
+                <w:bCs/>
+                <w:color w:val="000000"/>
+                <w:kern w:val="0"/>
+                <w14:ligatures w14:val="none"/>
+              </w:rPr>
+            </w:pPr>
+            <w:r>
+              <w:rPr>
+                <w:rFonts w:ascii="Courier New" w:eastAsia="Times New Roman" w:hAnsi="Courier New" w:cs="Courier New"/>
+                <w:b/>
+                <w:bCs/>
+                <w:color w:val="000000"/>
+                <w:kern w:val="0"/>
+                <w14:ligatures w14:val="none"/>
+              </w:rPr>
+              <w:t>28</w:t>
             </w:r>
           </w:p>
         </w:tc>
@@ -11156,25 +10868,24 @@
             <w:tcW w:w="4405" w:type="dxa"/>
             <w:noWrap/>
             <w:vAlign w:val="center"/>
-            <w:hideMark/>
-          </w:tcPr>
-          <w:p>
-            <w:pPr>
-              <w:rPr>
-                <w:rFonts w:ascii="Courier New" w:eastAsia="Times New Roman" w:hAnsi="Courier New" w:cs="Courier New"/>
-                <w:color w:val="000000"/>
-                <w:kern w:val="0"/>
-                <w14:ligatures w14:val="none"/>
-              </w:rPr>
-            </w:pPr>
-            <w:r>
-              <w:rPr>
-                <w:rFonts w:ascii="Courier New" w:eastAsia="Times New Roman" w:hAnsi="Courier New" w:cs="Courier New"/>
-                <w:color w:val="000000"/>
-                <w:kern w:val="0"/>
-                <w14:ligatures w14:val="none"/>
-              </w:rPr>
-              <w:t>Silver Earrings</w:t>
+          </w:tcPr>
+          <w:p>
+            <w:pPr>
+              <w:rPr>
+                <w:rFonts w:ascii="Courier New" w:eastAsia="Times New Roman" w:hAnsi="Courier New" w:cs="Courier New"/>
+                <w:color w:val="000000"/>
+                <w:kern w:val="0"/>
+                <w14:ligatures w14:val="none"/>
+              </w:rPr>
+            </w:pPr>
+            <w:r>
+              <w:rPr>
+                <w:rFonts w:ascii="Courier New" w:eastAsia="Times New Roman" w:hAnsi="Courier New" w:cs="Courier New"/>
+                <w:color w:val="000000"/>
+                <w:kern w:val="0"/>
+                <w14:ligatures w14:val="none"/>
+              </w:rPr>
+              <w:t>Long Mirror</w:t>
             </w:r>
           </w:p>
         </w:tc>
@@ -11183,31 +10894,30 @@
             <w:tcW w:w="1890" w:type="dxa"/>
             <w:noWrap/>
             <w:vAlign w:val="center"/>
-            <w:hideMark/>
-          </w:tcPr>
-          <w:p>
-            <w:pPr>
-              <w:jc w:val="center"/>
-              <w:cnfStyle w:val="000000000000" w:firstRow="0" w:lastRow="0" w:firstColumn="0" w:lastColumn="0" w:oddVBand="0" w:evenVBand="0" w:oddHBand="0" w:evenHBand="0" w:firstRowFirstColumn="0" w:firstRowLastColumn="0" w:lastRowFirstColumn="0" w:lastRowLastColumn="0"/>
-              <w:rPr>
-                <w:rFonts w:ascii="Courier New" w:eastAsia="Times New Roman" w:hAnsi="Courier New" w:cs="Courier New"/>
-                <w:b/>
-                <w:bCs/>
-                <w:color w:val="000000"/>
-                <w:kern w:val="0"/>
-                <w14:ligatures w14:val="none"/>
-              </w:rPr>
-            </w:pPr>
-            <w:r>
-              <w:rPr>
-                <w:rFonts w:ascii="Courier New" w:eastAsia="Times New Roman" w:hAnsi="Courier New" w:cs="Courier New"/>
-                <w:b/>
-                <w:bCs/>
-                <w:color w:val="000000"/>
-                <w:kern w:val="0"/>
-                <w14:ligatures w14:val="none"/>
-              </w:rPr>
-              <w:t>2</w:t>
+          </w:tcPr>
+          <w:p>
+            <w:pPr>
+              <w:jc w:val="center"/>
+              <w:cnfStyle w:val="000000000000" w:firstRow="0" w:lastRow="0" w:firstColumn="0" w:lastColumn="0" w:oddVBand="0" w:evenVBand="0" w:oddHBand="0" w:evenHBand="0" w:firstRowFirstColumn="0" w:firstRowLastColumn="0" w:lastRowFirstColumn="0" w:lastRowLastColumn="0"/>
+              <w:rPr>
+                <w:rFonts w:ascii="Courier New" w:eastAsia="Times New Roman" w:hAnsi="Courier New" w:cs="Courier New"/>
+                <w:b/>
+                <w:bCs/>
+                <w:color w:val="000000"/>
+                <w:kern w:val="0"/>
+                <w14:ligatures w14:val="none"/>
+              </w:rPr>
+            </w:pPr>
+            <w:r>
+              <w:rPr>
+                <w:rFonts w:ascii="Courier New" w:eastAsia="Times New Roman" w:hAnsi="Courier New" w:cs="Courier New"/>
+                <w:b/>
+                <w:bCs/>
+                <w:color w:val="000000"/>
+                <w:kern w:val="0"/>
+                <w14:ligatures w14:val="none"/>
+              </w:rPr>
+              <w:t>1</w:t>
             </w:r>
           </w:p>
         </w:tc>
@@ -11216,31 +10926,30 @@
             <w:tcW w:w="3268" w:type="dxa"/>
             <w:noWrap/>
             <w:vAlign w:val="center"/>
-            <w:hideMark/>
-          </w:tcPr>
-          <w:p>
-            <w:pPr>
-              <w:jc w:val="center"/>
-              <w:cnfStyle w:val="000000000000" w:firstRow="0" w:lastRow="0" w:firstColumn="0" w:lastColumn="0" w:oddVBand="0" w:evenVBand="0" w:oddHBand="0" w:evenHBand="0" w:firstRowFirstColumn="0" w:firstRowLastColumn="0" w:lastRowFirstColumn="0" w:lastRowLastColumn="0"/>
-              <w:rPr>
-                <w:rFonts w:ascii="Courier New" w:eastAsia="Times New Roman" w:hAnsi="Courier New" w:cs="Courier New"/>
-                <w:b/>
-                <w:bCs/>
-                <w:color w:val="000000"/>
-                <w:kern w:val="0"/>
-                <w14:ligatures w14:val="none"/>
-              </w:rPr>
-            </w:pPr>
-            <w:r>
-              <w:rPr>
-                <w:rFonts w:ascii="Courier New" w:eastAsia="Times New Roman" w:hAnsi="Courier New" w:cs="Courier New"/>
-                <w:b/>
-                <w:bCs/>
-                <w:color w:val="000000"/>
-                <w:kern w:val="0"/>
-                <w14:ligatures w14:val="none"/>
-              </w:rPr>
-              <w:t>30</w:t>
+          </w:tcPr>
+          <w:p>
+            <w:pPr>
+              <w:jc w:val="center"/>
+              <w:cnfStyle w:val="000000000000" w:firstRow="0" w:lastRow="0" w:firstColumn="0" w:lastColumn="0" w:oddVBand="0" w:evenVBand="0" w:oddHBand="0" w:evenHBand="0" w:firstRowFirstColumn="0" w:firstRowLastColumn="0" w:lastRowFirstColumn="0" w:lastRowLastColumn="0"/>
+              <w:rPr>
+                <w:rFonts w:ascii="Courier New" w:eastAsia="Times New Roman" w:hAnsi="Courier New" w:cs="Courier New"/>
+                <w:b/>
+                <w:bCs/>
+                <w:color w:val="000000"/>
+                <w:kern w:val="0"/>
+                <w14:ligatures w14:val="none"/>
+              </w:rPr>
+            </w:pPr>
+            <w:r>
+              <w:rPr>
+                <w:rFonts w:ascii="Courier New" w:eastAsia="Times New Roman" w:hAnsi="Courier New" w:cs="Courier New"/>
+                <w:b/>
+                <w:bCs/>
+                <w:color w:val="000000"/>
+                <w:kern w:val="0"/>
+                <w14:ligatures w14:val="none"/>
+              </w:rPr>
+              <w:t>29</w:t>
             </w:r>
           </w:p>
         </w:tc>
@@ -11294,7 +11003,7 @@
                 <w:kern w:val="0"/>
                 <w14:ligatures w14:val="none"/>
               </w:rPr>
-              <w:t>Silver Nose Ring</w:t>
+              <w:t>Long curly hair</w:t>
             </w:r>
           </w:p>
         </w:tc>
@@ -11395,25 +11104,24 @@
             <w:tcW w:w="4405" w:type="dxa"/>
             <w:noWrap/>
             <w:vAlign w:val="center"/>
-            <w:hideMark/>
-          </w:tcPr>
-          <w:p>
-            <w:pPr>
-              <w:rPr>
-                <w:rFonts w:ascii="Courier New" w:eastAsia="Times New Roman" w:hAnsi="Courier New" w:cs="Courier New"/>
-                <w:color w:val="000000"/>
-                <w:kern w:val="0"/>
-                <w14:ligatures w14:val="none"/>
-              </w:rPr>
-            </w:pPr>
-            <w:r>
-              <w:rPr>
-                <w:rFonts w:ascii="Courier New" w:eastAsia="Times New Roman" w:hAnsi="Courier New" w:cs="Courier New"/>
-                <w:color w:val="000000"/>
-                <w:kern w:val="0"/>
-                <w14:ligatures w14:val="none"/>
-              </w:rPr>
-              <w:t>Silver Armbands</w:t>
+          </w:tcPr>
+          <w:p>
+            <w:pPr>
+              <w:rPr>
+                <w:rFonts w:ascii="Courier New" w:eastAsia="Times New Roman" w:hAnsi="Courier New" w:cs="Courier New"/>
+                <w:color w:val="000000"/>
+                <w:kern w:val="0"/>
+                <w14:ligatures w14:val="none"/>
+              </w:rPr>
+            </w:pPr>
+            <w:r>
+              <w:rPr>
+                <w:rFonts w:ascii="Courier New" w:eastAsia="Times New Roman" w:hAnsi="Courier New" w:cs="Courier New"/>
+                <w:color w:val="000000"/>
+                <w:kern w:val="0"/>
+                <w14:ligatures w14:val="none"/>
+              </w:rPr>
+              <w:t>Horns</w:t>
             </w:r>
           </w:p>
         </w:tc>
@@ -11422,31 +11130,30 @@
             <w:tcW w:w="1890" w:type="dxa"/>
             <w:noWrap/>
             <w:vAlign w:val="center"/>
-            <w:hideMark/>
-          </w:tcPr>
-          <w:p>
-            <w:pPr>
-              <w:jc w:val="center"/>
-              <w:cnfStyle w:val="000000000000" w:firstRow="0" w:lastRow="0" w:firstColumn="0" w:lastColumn="0" w:oddVBand="0" w:evenVBand="0" w:oddHBand="0" w:evenHBand="0" w:firstRowFirstColumn="0" w:firstRowLastColumn="0" w:lastRowFirstColumn="0" w:lastRowLastColumn="0"/>
-              <w:rPr>
-                <w:rFonts w:ascii="Courier New" w:eastAsia="Times New Roman" w:hAnsi="Courier New" w:cs="Courier New"/>
-                <w:b/>
-                <w:bCs/>
-                <w:color w:val="000000"/>
-                <w:kern w:val="0"/>
-                <w14:ligatures w14:val="none"/>
-              </w:rPr>
-            </w:pPr>
-            <w:r>
-              <w:rPr>
-                <w:rFonts w:ascii="Courier New" w:eastAsia="Times New Roman" w:hAnsi="Courier New" w:cs="Courier New"/>
-                <w:b/>
-                <w:bCs/>
-                <w:color w:val="000000"/>
-                <w:kern w:val="0"/>
-                <w14:ligatures w14:val="none"/>
-              </w:rPr>
-              <w:t>2</w:t>
+          </w:tcPr>
+          <w:p>
+            <w:pPr>
+              <w:jc w:val="center"/>
+              <w:cnfStyle w:val="000000000000" w:firstRow="0" w:lastRow="0" w:firstColumn="0" w:lastColumn="0" w:oddVBand="0" w:evenVBand="0" w:oddHBand="0" w:evenHBand="0" w:firstRowFirstColumn="0" w:firstRowLastColumn="0" w:lastRowFirstColumn="0" w:lastRowLastColumn="0"/>
+              <w:rPr>
+                <w:rFonts w:ascii="Courier New" w:eastAsia="Times New Roman" w:hAnsi="Courier New" w:cs="Courier New"/>
+                <w:b/>
+                <w:bCs/>
+                <w:color w:val="000000"/>
+                <w:kern w:val="0"/>
+                <w14:ligatures w14:val="none"/>
+              </w:rPr>
+            </w:pPr>
+            <w:r>
+              <w:rPr>
+                <w:rFonts w:ascii="Courier New" w:eastAsia="Times New Roman" w:hAnsi="Courier New" w:cs="Courier New"/>
+                <w:b/>
+                <w:bCs/>
+                <w:color w:val="000000"/>
+                <w:kern w:val="0"/>
+                <w14:ligatures w14:val="none"/>
+              </w:rPr>
+              <w:t>1</w:t>
             </w:r>
           </w:p>
         </w:tc>
@@ -11455,7 +11162,6 @@
             <w:tcW w:w="3268" w:type="dxa"/>
             <w:noWrap/>
             <w:vAlign w:val="center"/>
-            <w:hideMark/>
           </w:tcPr>
           <w:p>
             <w:pPr>
@@ -11533,7 +11239,7 @@
                 <w:kern w:val="0"/>
                 <w14:ligatures w14:val="none"/>
               </w:rPr>
-              <w:t>Flower decorated photo of Adi</w:t>
+              <w:t>Silver Earrings</w:t>
             </w:r>
           </w:p>
         </w:tc>
@@ -11566,7 +11272,7 @@
                 <w:kern w:val="0"/>
                 <w14:ligatures w14:val="none"/>
               </w:rPr>
-              <w:t>1</w:t>
+              <w:t>2</w:t>
             </w:r>
           </w:p>
         </w:tc>
@@ -11652,7 +11358,7 @@
                 <w:kern w:val="0"/>
                 <w14:ligatures w14:val="none"/>
               </w:rPr>
-              <w:t>Brass Lamp</w:t>
+              <w:t>Silver Nose Ring</w:t>
             </w:r>
           </w:p>
         </w:tc>
@@ -11773,7 +11479,7 @@
                 <w14:ligatures w14:val="none"/>
               </w:rPr>
               <w:lastRenderedPageBreak/>
-              <w:t>Thick Metallic Chain</w:t>
+              <w:t>Silver Armbands</w:t>
             </w:r>
           </w:p>
         </w:tc>
@@ -11806,7 +11512,7 @@
                 <w:kern w:val="0"/>
                 <w14:ligatures w14:val="none"/>
               </w:rPr>
-              <w:t>1</w:t>
+              <w:t>2</w:t>
             </w:r>
           </w:p>
         </w:tc>
@@ -11839,7 +11545,7 @@
                 <w:kern w:val="0"/>
                 <w14:ligatures w14:val="none"/>
               </w:rPr>
-              <w:t>28</w:t>
+              <w:t>30</w:t>
             </w:r>
           </w:p>
         </w:tc>
@@ -11892,7 +11598,7 @@
                 <w:kern w:val="0"/>
                 <w14:ligatures w14:val="none"/>
               </w:rPr>
-              <w:t>-----------------------------</w:t>
+              <w:t>Flower decorated photo of Adi</w:t>
             </w:r>
           </w:p>
         </w:tc>
@@ -11925,7 +11631,7 @@
                 <w:kern w:val="0"/>
                 <w14:ligatures w14:val="none"/>
               </w:rPr>
-              <w:t>-----------</w:t>
+              <w:t>1</w:t>
             </w:r>
           </w:p>
         </w:tc>
@@ -11941,25 +11647,24 @@
               <w:jc w:val="center"/>
               <w:cnfStyle w:val="000000000000" w:firstRow="0" w:lastRow="0" w:firstColumn="0" w:lastColumn="0" w:oddVBand="0" w:evenVBand="0" w:oddHBand="0" w:evenHBand="0" w:firstRowFirstColumn="0" w:firstRowLastColumn="0" w:lastRowFirstColumn="0" w:lastRowLastColumn="0"/>
               <w:rPr>
-                <w:rFonts w:ascii="Times New Roman" w:eastAsia="Times New Roman" w:hAnsi="Times New Roman" w:cs="Times New Roman"/>
-                <w:b/>
-                <w:bCs/>
-                <w:kern w:val="0"/>
-                <w:sz w:val="20"/>
-                <w:szCs w:val="20"/>
-                <w14:ligatures w14:val="none"/>
-              </w:rPr>
-            </w:pPr>
-            <w:r>
-              <w:rPr>
-                <w:rFonts w:ascii="Courier New" w:eastAsia="Times New Roman" w:hAnsi="Courier New" w:cs="Courier New"/>
-                <w:b/>
-                <w:bCs/>
-                <w:color w:val="000000"/>
-                <w:kern w:val="0"/>
-                <w14:ligatures w14:val="none"/>
-              </w:rPr>
-              <w:t>---------------------</w:t>
+                <w:rFonts w:ascii="Courier New" w:eastAsia="Times New Roman" w:hAnsi="Courier New" w:cs="Courier New"/>
+                <w:b/>
+                <w:bCs/>
+                <w:color w:val="000000"/>
+                <w:kern w:val="0"/>
+                <w14:ligatures w14:val="none"/>
+              </w:rPr>
+            </w:pPr>
+            <w:r>
+              <w:rPr>
+                <w:rFonts w:ascii="Courier New" w:eastAsia="Times New Roman" w:hAnsi="Courier New" w:cs="Courier New"/>
+                <w:b/>
+                <w:bCs/>
+                <w:color w:val="000000"/>
+                <w:kern w:val="0"/>
+                <w14:ligatures w14:val="none"/>
+              </w:rPr>
+              <w:t>30</w:t>
             </w:r>
           </w:p>
         </w:tc>
@@ -11972,26 +11677,14 @@
             <w:pPr>
               <w:cnfStyle w:val="000000000000" w:firstRow="0" w:lastRow="0" w:firstColumn="0" w:lastColumn="0" w:oddVBand="0" w:evenVBand="0" w:oddHBand="0" w:evenHBand="0" w:firstRowFirstColumn="0" w:firstRowLastColumn="0" w:lastRowFirstColumn="0" w:lastRowLastColumn="0"/>
               <w:rPr>
-                <w:rFonts w:ascii="Times New Roman" w:eastAsia="Times New Roman" w:hAnsi="Times New Roman" w:cs="Times New Roman"/>
-                <w:b/>
-                <w:bCs/>
-                <w:kern w:val="0"/>
-                <w:sz w:val="20"/>
-                <w:szCs w:val="20"/>
-                <w14:ligatures w14:val="none"/>
-              </w:rPr>
-            </w:pPr>
-            <w:r>
-              <w:rPr>
-                <w:rFonts w:ascii="Courier New" w:eastAsia="Times New Roman" w:hAnsi="Courier New" w:cs="Courier New"/>
-                <w:b/>
-                <w:bCs/>
-                <w:color w:val="000000"/>
-                <w:kern w:val="0"/>
-                <w14:ligatures w14:val="none"/>
-              </w:rPr>
-              <w:t>-----------</w:t>
-            </w:r>
+                <w:rFonts w:ascii="Courier New" w:eastAsia="Times New Roman" w:hAnsi="Courier New" w:cs="Courier New"/>
+                <w:b/>
+                <w:bCs/>
+                <w:color w:val="000000"/>
+                <w:kern w:val="0"/>
+                <w14:ligatures w14:val="none"/>
+              </w:rPr>
+            </w:pPr>
           </w:p>
         </w:tc>
       </w:tr>
@@ -12025,7 +11718,7 @@
                 <w:kern w:val="0"/>
                 <w14:ligatures w14:val="none"/>
               </w:rPr>
-              <w:t>Crib with Cot Mobile</w:t>
+              <w:t>Brass Lamp</w:t>
             </w:r>
           </w:p>
         </w:tc>
@@ -12049,6 +11742,17 @@
                 <w14:ligatures w14:val="none"/>
               </w:rPr>
             </w:pPr>
+            <w:r>
+              <w:rPr>
+                <w:rFonts w:ascii="Courier New" w:eastAsia="Times New Roman" w:hAnsi="Courier New" w:cs="Courier New"/>
+                <w:b/>
+                <w:bCs/>
+                <w:color w:val="000000"/>
+                <w:kern w:val="0"/>
+                <w14:ligatures w14:val="none"/>
+              </w:rPr>
+              <w:t>1</w:t>
+            </w:r>
           </w:p>
         </w:tc>
         <w:tc>
@@ -12063,36 +11767,24 @@
               <w:jc w:val="center"/>
               <w:cnfStyle w:val="000000100000" w:firstRow="0" w:lastRow="0" w:firstColumn="0" w:lastColumn="0" w:oddVBand="0" w:evenVBand="0" w:oddHBand="1" w:evenHBand="0" w:firstRowFirstColumn="0" w:firstRowLastColumn="0" w:lastRowFirstColumn="0" w:lastRowLastColumn="0"/>
               <w:rPr>
-                <w:rFonts w:ascii="Times New Roman" w:eastAsia="Times New Roman" w:hAnsi="Times New Roman" w:cs="Times New Roman"/>
-                <w:b/>
-                <w:bCs/>
-                <w:kern w:val="0"/>
-                <w:sz w:val="20"/>
-                <w:szCs w:val="20"/>
-                <w14:ligatures w14:val="none"/>
-              </w:rPr>
-            </w:pPr>
-            <w:r>
-              <w:rPr>
-                <w:rFonts w:ascii="Courier New" w:eastAsia="Times New Roman" w:hAnsi="Courier New" w:cs="Courier New"/>
-                <w:b/>
-                <w:bCs/>
-                <w:color w:val="000000"/>
-                <w:kern w:val="0"/>
-                <w14:ligatures w14:val="none"/>
-              </w:rPr>
-              <w:t>2</w:t>
-            </w:r>
-            <w:r>
-              <w:rPr>
-                <w:rFonts w:ascii="Courier New" w:eastAsia="Times New Roman" w:hAnsi="Courier New" w:cs="Courier New"/>
-                <w:b/>
-                <w:bCs/>
-                <w:color w:val="000000"/>
-                <w:kern w:val="0"/>
-                <w14:ligatures w14:val="none"/>
-              </w:rPr>
-              <w:t>9</w:t>
+                <w:rFonts w:ascii="Courier New" w:eastAsia="Times New Roman" w:hAnsi="Courier New" w:cs="Courier New"/>
+                <w:b/>
+                <w:bCs/>
+                <w:color w:val="000000"/>
+                <w:kern w:val="0"/>
+                <w14:ligatures w14:val="none"/>
+              </w:rPr>
+            </w:pPr>
+            <w:r>
+              <w:rPr>
+                <w:rFonts w:ascii="Courier New" w:eastAsia="Times New Roman" w:hAnsi="Courier New" w:cs="Courier New"/>
+                <w:b/>
+                <w:bCs/>
+                <w:color w:val="000000"/>
+                <w:kern w:val="0"/>
+                <w14:ligatures w14:val="none"/>
+              </w:rPr>
+              <w:t>30</w:t>
             </w:r>
           </w:p>
         </w:tc>
@@ -12105,12 +11797,11 @@
             <w:pPr>
               <w:cnfStyle w:val="000000100000" w:firstRow="0" w:lastRow="0" w:firstColumn="0" w:lastColumn="0" w:oddVBand="0" w:evenVBand="0" w:oddHBand="1" w:evenHBand="0" w:firstRowFirstColumn="0" w:firstRowLastColumn="0" w:lastRowFirstColumn="0" w:lastRowLastColumn="0"/>
               <w:rPr>
-                <w:rFonts w:ascii="Times New Roman" w:eastAsia="Times New Roman" w:hAnsi="Times New Roman" w:cs="Times New Roman"/>
-                <w:b/>
-                <w:bCs/>
-                <w:kern w:val="0"/>
-                <w:sz w:val="20"/>
-                <w:szCs w:val="20"/>
+                <w:rFonts w:ascii="Courier New" w:eastAsia="Times New Roman" w:hAnsi="Courier New" w:cs="Courier New"/>
+                <w:b/>
+                <w:bCs/>
+                <w:color w:val="000000"/>
+                <w:kern w:val="0"/>
                 <w14:ligatures w14:val="none"/>
               </w:rPr>
             </w:pPr>
@@ -12146,7 +11837,7 @@
                 <w:kern w:val="0"/>
                 <w14:ligatures w14:val="none"/>
               </w:rPr>
-              <w:t>Cycle</w:t>
+              <w:t>Thick Metallic Chain</w:t>
             </w:r>
           </w:p>
         </w:tc>
@@ -12170,6 +11861,17 @@
                 <w14:ligatures w14:val="none"/>
               </w:rPr>
             </w:pPr>
+            <w:r>
+              <w:rPr>
+                <w:rFonts w:ascii="Courier New" w:eastAsia="Times New Roman" w:hAnsi="Courier New" w:cs="Courier New"/>
+                <w:b/>
+                <w:bCs/>
+                <w:color w:val="000000"/>
+                <w:kern w:val="0"/>
+                <w14:ligatures w14:val="none"/>
+              </w:rPr>
+              <w:t>1</w:t>
+            </w:r>
           </w:p>
         </w:tc>
         <w:tc>
@@ -12184,36 +11886,24 @@
               <w:jc w:val="center"/>
               <w:cnfStyle w:val="000000000000" w:firstRow="0" w:lastRow="0" w:firstColumn="0" w:lastColumn="0" w:oddVBand="0" w:evenVBand="0" w:oddHBand="0" w:evenHBand="0" w:firstRowFirstColumn="0" w:firstRowLastColumn="0" w:lastRowFirstColumn="0" w:lastRowLastColumn="0"/>
               <w:rPr>
-                <w:rFonts w:ascii="Times New Roman" w:eastAsia="Times New Roman" w:hAnsi="Times New Roman" w:cs="Times New Roman"/>
-                <w:b/>
-                <w:bCs/>
-                <w:kern w:val="0"/>
-                <w:sz w:val="20"/>
-                <w:szCs w:val="20"/>
-                <w14:ligatures w14:val="none"/>
-              </w:rPr>
-            </w:pPr>
-            <w:r>
-              <w:rPr>
-                <w:rFonts w:ascii="Courier New" w:eastAsia="Times New Roman" w:hAnsi="Courier New" w:cs="Courier New"/>
-                <w:b/>
-                <w:bCs/>
-                <w:color w:val="000000"/>
-                <w:kern w:val="0"/>
-                <w14:ligatures w14:val="none"/>
-              </w:rPr>
-              <w:t>2</w:t>
-            </w:r>
-            <w:r>
-              <w:rPr>
-                <w:rFonts w:ascii="Courier New" w:eastAsia="Times New Roman" w:hAnsi="Courier New" w:cs="Courier New"/>
-                <w:b/>
-                <w:bCs/>
-                <w:color w:val="000000"/>
-                <w:kern w:val="0"/>
-                <w14:ligatures w14:val="none"/>
-              </w:rPr>
-              <w:t>9</w:t>
+                <w:rFonts w:ascii="Courier New" w:eastAsia="Times New Roman" w:hAnsi="Courier New" w:cs="Courier New"/>
+                <w:b/>
+                <w:bCs/>
+                <w:color w:val="000000"/>
+                <w:kern w:val="0"/>
+                <w14:ligatures w14:val="none"/>
+              </w:rPr>
+            </w:pPr>
+            <w:r>
+              <w:rPr>
+                <w:rFonts w:ascii="Courier New" w:eastAsia="Times New Roman" w:hAnsi="Courier New" w:cs="Courier New"/>
+                <w:b/>
+                <w:bCs/>
+                <w:color w:val="000000"/>
+                <w:kern w:val="0"/>
+                <w14:ligatures w14:val="none"/>
+              </w:rPr>
+              <w:t>28</w:t>
             </w:r>
           </w:p>
         </w:tc>
@@ -12226,12 +11916,11 @@
             <w:pPr>
               <w:cnfStyle w:val="000000000000" w:firstRow="0" w:lastRow="0" w:firstColumn="0" w:lastColumn="0" w:oddVBand="0" w:evenVBand="0" w:oddHBand="0" w:evenHBand="0" w:firstRowFirstColumn="0" w:firstRowLastColumn="0" w:lastRowFirstColumn="0" w:lastRowLastColumn="0"/>
               <w:rPr>
-                <w:rFonts w:ascii="Times New Roman" w:eastAsia="Times New Roman" w:hAnsi="Times New Roman" w:cs="Times New Roman"/>
-                <w:b/>
-                <w:bCs/>
-                <w:kern w:val="0"/>
-                <w:sz w:val="20"/>
-                <w:szCs w:val="20"/>
+                <w:rFonts w:ascii="Courier New" w:eastAsia="Times New Roman" w:hAnsi="Courier New" w:cs="Courier New"/>
+                <w:b/>
+                <w:bCs/>
+                <w:color w:val="000000"/>
+                <w:kern w:val="0"/>
                 <w14:ligatures w14:val="none"/>
               </w:rPr>
             </w:pPr>
@@ -12268,7 +11957,7 @@
                 <w:kern w:val="0"/>
                 <w14:ligatures w14:val="none"/>
               </w:rPr>
-              <w:t>Ointment/ Band-aid</w:t>
+              <w:t>-----------------------------</w:t>
             </w:r>
           </w:p>
         </w:tc>
@@ -12292,6 +11981,17 @@
                 <w14:ligatures w14:val="none"/>
               </w:rPr>
             </w:pPr>
+            <w:r>
+              <w:rPr>
+                <w:rFonts w:ascii="Courier New" w:eastAsia="Times New Roman" w:hAnsi="Courier New" w:cs="Courier New"/>
+                <w:b/>
+                <w:bCs/>
+                <w:color w:val="000000"/>
+                <w:kern w:val="0"/>
+                <w14:ligatures w14:val="none"/>
+              </w:rPr>
+              <w:t>-----------</w:t>
+            </w:r>
           </w:p>
         </w:tc>
         <w:tc>
@@ -12324,18 +12024,7 @@
                 <w:kern w:val="0"/>
                 <w14:ligatures w14:val="none"/>
               </w:rPr>
-              <w:t>2</w:t>
-            </w:r>
-            <w:r>
-              <w:rPr>
-                <w:rFonts w:ascii="Courier New" w:eastAsia="Times New Roman" w:hAnsi="Courier New" w:cs="Courier New"/>
-                <w:b/>
-                <w:bCs/>
-                <w:color w:val="000000"/>
-                <w:kern w:val="0"/>
-                <w14:ligatures w14:val="none"/>
-              </w:rPr>
-              <w:t>9</w:t>
+              <w:t>---------------------</w:t>
             </w:r>
           </w:p>
         </w:tc>
@@ -12357,6 +12046,17 @@
                 <w14:ligatures w14:val="none"/>
               </w:rPr>
             </w:pPr>
+            <w:r>
+              <w:rPr>
+                <w:rFonts w:ascii="Courier New" w:eastAsia="Times New Roman" w:hAnsi="Courier New" w:cs="Courier New"/>
+                <w:b/>
+                <w:bCs/>
+                <w:color w:val="000000"/>
+                <w:kern w:val="0"/>
+                <w14:ligatures w14:val="none"/>
+              </w:rPr>
+              <w:t>-----------</w:t>
+            </w:r>
           </w:p>
         </w:tc>
       </w:tr>
@@ -12371,24 +12071,25 @@
             <w:tcW w:w="4405" w:type="dxa"/>
             <w:noWrap/>
             <w:vAlign w:val="center"/>
-          </w:tcPr>
-          <w:p>
-            <w:pPr>
-              <w:rPr>
-                <w:rFonts w:ascii="Courier New" w:eastAsia="Times New Roman" w:hAnsi="Courier New" w:cs="Courier New"/>
-                <w:color w:val="000000"/>
-                <w:kern w:val="0"/>
-                <w14:ligatures w14:val="none"/>
-              </w:rPr>
-            </w:pPr>
-            <w:r>
-              <w:rPr>
-                <w:rFonts w:ascii="Courier New" w:eastAsia="Times New Roman" w:hAnsi="Courier New" w:cs="Courier New"/>
-                <w:color w:val="000000"/>
-                <w:kern w:val="0"/>
-                <w14:ligatures w14:val="none"/>
-              </w:rPr>
-              <w:t>Puppy</w:t>
+            <w:hideMark/>
+          </w:tcPr>
+          <w:p>
+            <w:pPr>
+              <w:rPr>
+                <w:rFonts w:ascii="Courier New" w:eastAsia="Times New Roman" w:hAnsi="Courier New" w:cs="Courier New"/>
+                <w:color w:val="000000"/>
+                <w:kern w:val="0"/>
+                <w14:ligatures w14:val="none"/>
+              </w:rPr>
+            </w:pPr>
+            <w:r>
+              <w:rPr>
+                <w:rFonts w:ascii="Courier New" w:eastAsia="Times New Roman" w:hAnsi="Courier New" w:cs="Courier New"/>
+                <w:color w:val="000000"/>
+                <w:kern w:val="0"/>
+                <w14:ligatures w14:val="none"/>
+              </w:rPr>
+              <w:t>Crib with Cot Mobile</w:t>
             </w:r>
           </w:p>
         </w:tc>
@@ -12397,6 +12098,7 @@
             <w:tcW w:w="1890" w:type="dxa"/>
             <w:noWrap/>
             <w:vAlign w:val="center"/>
+            <w:hideMark/>
           </w:tcPr>
           <w:p>
             <w:pPr>
@@ -12418,17 +12120,19 @@
             <w:tcW w:w="3268" w:type="dxa"/>
             <w:noWrap/>
             <w:vAlign w:val="center"/>
-          </w:tcPr>
-          <w:p>
-            <w:pPr>
-              <w:jc w:val="center"/>
-              <w:cnfStyle w:val="000000000000" w:firstRow="0" w:lastRow="0" w:firstColumn="0" w:lastColumn="0" w:oddVBand="0" w:evenVBand="0" w:oddHBand="0" w:evenHBand="0" w:firstRowFirstColumn="0" w:firstRowLastColumn="0" w:lastRowFirstColumn="0" w:lastRowLastColumn="0"/>
-              <w:rPr>
-                <w:rFonts w:ascii="Courier New" w:eastAsia="Times New Roman" w:hAnsi="Courier New" w:cs="Courier New"/>
-                <w:b/>
-                <w:bCs/>
-                <w:color w:val="000000"/>
-                <w:kern w:val="0"/>
+            <w:hideMark/>
+          </w:tcPr>
+          <w:p>
+            <w:pPr>
+              <w:jc w:val="center"/>
+              <w:cnfStyle w:val="000000000000" w:firstRow="0" w:lastRow="0" w:firstColumn="0" w:lastColumn="0" w:oddVBand="0" w:evenVBand="0" w:oddHBand="0" w:evenHBand="0" w:firstRowFirstColumn="0" w:firstRowLastColumn="0" w:lastRowFirstColumn="0" w:lastRowLastColumn="0"/>
+              <w:rPr>
+                <w:rFonts w:ascii="Times New Roman" w:eastAsia="Times New Roman" w:hAnsi="Times New Roman" w:cs="Times New Roman"/>
+                <w:b/>
+                <w:bCs/>
+                <w:kern w:val="0"/>
+                <w:sz w:val="20"/>
+                <w:szCs w:val="20"/>
                 <w14:ligatures w14:val="none"/>
               </w:rPr>
             </w:pPr>
@@ -12496,7 +12200,7 @@
                 <w:kern w:val="0"/>
                 <w14:ligatures w14:val="none"/>
               </w:rPr>
-              <w:t>Marigold</w:t>
+              <w:t>Cycle</w:t>
             </w:r>
           </w:p>
         </w:tc>
@@ -12552,18 +12256,7 @@
                 <w:kern w:val="0"/>
                 <w14:ligatures w14:val="none"/>
               </w:rPr>
-              <w:t>2</w:t>
-            </w:r>
-            <w:r>
-              <w:rPr>
-                <w:rFonts w:ascii="Courier New" w:eastAsia="Times New Roman" w:hAnsi="Courier New" w:cs="Courier New"/>
-                <w:b/>
-                <w:bCs/>
-                <w:color w:val="000000"/>
-                <w:kern w:val="0"/>
-                <w14:ligatures w14:val="none"/>
-              </w:rPr>
-              <w:t>9</w:t>
+              <w:t>29</w:t>
             </w:r>
           </w:p>
         </w:tc>
@@ -12617,7 +12310,7 @@
                 <w:kern w:val="0"/>
                 <w14:ligatures w14:val="none"/>
               </w:rPr>
-              <w:t>Bat and ball</w:t>
+              <w:t>Ointment/ Band-aid</w:t>
             </w:r>
           </w:p>
         </w:tc>
@@ -12673,18 +12366,7 @@
                 <w:kern w:val="0"/>
                 <w14:ligatures w14:val="none"/>
               </w:rPr>
-              <w:t>2</w:t>
-            </w:r>
-            <w:r>
-              <w:rPr>
-                <w:rFonts w:ascii="Courier New" w:eastAsia="Times New Roman" w:hAnsi="Courier New" w:cs="Courier New"/>
-                <w:b/>
-                <w:bCs/>
-                <w:color w:val="000000"/>
-                <w:kern w:val="0"/>
-                <w14:ligatures w14:val="none"/>
-              </w:rPr>
-              <w:t>9</w:t>
+              <w:t>29</w:t>
             </w:r>
           </w:p>
         </w:tc>
@@ -12721,25 +12403,24 @@
             <w:tcW w:w="4405" w:type="dxa"/>
             <w:noWrap/>
             <w:vAlign w:val="center"/>
-            <w:hideMark/>
-          </w:tcPr>
-          <w:p>
-            <w:pPr>
-              <w:rPr>
-                <w:rFonts w:ascii="Courier New" w:eastAsia="Times New Roman" w:hAnsi="Courier New" w:cs="Courier New"/>
-                <w:color w:val="000000"/>
-                <w:kern w:val="0"/>
-                <w14:ligatures w14:val="none"/>
-              </w:rPr>
-            </w:pPr>
-            <w:r>
-              <w:rPr>
-                <w:rFonts w:ascii="Courier New" w:eastAsia="Times New Roman" w:hAnsi="Courier New" w:cs="Courier New"/>
-                <w:color w:val="000000"/>
-                <w:kern w:val="0"/>
-                <w14:ligatures w14:val="none"/>
-              </w:rPr>
-              <w:t>Ice-lollies</w:t>
+          </w:tcPr>
+          <w:p>
+            <w:pPr>
+              <w:rPr>
+                <w:rFonts w:ascii="Courier New" w:eastAsia="Times New Roman" w:hAnsi="Courier New" w:cs="Courier New"/>
+                <w:color w:val="000000"/>
+                <w:kern w:val="0"/>
+                <w14:ligatures w14:val="none"/>
+              </w:rPr>
+            </w:pPr>
+            <w:r>
+              <w:rPr>
+                <w:rFonts w:ascii="Courier New" w:eastAsia="Times New Roman" w:hAnsi="Courier New" w:cs="Courier New"/>
+                <w:color w:val="000000"/>
+                <w:kern w:val="0"/>
+                <w14:ligatures w14:val="none"/>
+              </w:rPr>
+              <w:t>Puppy</w:t>
             </w:r>
           </w:p>
         </w:tc>
@@ -12748,7 +12429,6 @@
             <w:tcW w:w="1890" w:type="dxa"/>
             <w:noWrap/>
             <w:vAlign w:val="center"/>
-            <w:hideMark/>
           </w:tcPr>
           <w:p>
             <w:pPr>
@@ -12770,43 +12450,30 @@
             <w:tcW w:w="3268" w:type="dxa"/>
             <w:noWrap/>
             <w:vAlign w:val="center"/>
-            <w:hideMark/>
-          </w:tcPr>
-          <w:p>
-            <w:pPr>
-              <w:jc w:val="center"/>
-              <w:cnfStyle w:val="000000100000" w:firstRow="0" w:lastRow="0" w:firstColumn="0" w:lastColumn="0" w:oddVBand="0" w:evenVBand="0" w:oddHBand="1" w:evenHBand="0" w:firstRowFirstColumn="0" w:firstRowLastColumn="0" w:lastRowFirstColumn="0" w:lastRowLastColumn="0"/>
-              <w:rPr>
-                <w:rFonts w:ascii="Times New Roman" w:eastAsia="Times New Roman" w:hAnsi="Times New Roman" w:cs="Times New Roman"/>
-                <w:b/>
-                <w:bCs/>
-                <w:kern w:val="0"/>
-                <w:sz w:val="20"/>
-                <w:szCs w:val="20"/>
-                <w14:ligatures w14:val="none"/>
-              </w:rPr>
-            </w:pPr>
-            <w:r>
-              <w:rPr>
-                <w:rFonts w:ascii="Courier New" w:eastAsia="Times New Roman" w:hAnsi="Courier New" w:cs="Courier New"/>
-                <w:b/>
-                <w:bCs/>
-                <w:color w:val="000000"/>
-                <w:kern w:val="0"/>
-                <w14:ligatures w14:val="none"/>
-              </w:rPr>
-              <w:t>2</w:t>
-            </w:r>
-            <w:r>
-              <w:rPr>
-                <w:rFonts w:ascii="Courier New" w:eastAsia="Times New Roman" w:hAnsi="Courier New" w:cs="Courier New"/>
-                <w:b/>
-                <w:bCs/>
-                <w:color w:val="000000"/>
-                <w:kern w:val="0"/>
-                <w14:ligatures w14:val="none"/>
-              </w:rPr>
-              <w:t>9</w:t>
+          </w:tcPr>
+          <w:p>
+            <w:pPr>
+              <w:jc w:val="center"/>
+              <w:cnfStyle w:val="000000100000" w:firstRow="0" w:lastRow="0" w:firstColumn="0" w:lastColumn="0" w:oddVBand="0" w:evenVBand="0" w:oddHBand="1" w:evenHBand="0" w:firstRowFirstColumn="0" w:firstRowLastColumn="0" w:lastRowFirstColumn="0" w:lastRowLastColumn="0"/>
+              <w:rPr>
+                <w:rFonts w:ascii="Courier New" w:eastAsia="Times New Roman" w:hAnsi="Courier New" w:cs="Courier New"/>
+                <w:b/>
+                <w:bCs/>
+                <w:color w:val="000000"/>
+                <w:kern w:val="0"/>
+                <w14:ligatures w14:val="none"/>
+              </w:rPr>
+            </w:pPr>
+            <w:r>
+              <w:rPr>
+                <w:rFonts w:ascii="Courier New" w:eastAsia="Times New Roman" w:hAnsi="Courier New" w:cs="Courier New"/>
+                <w:b/>
+                <w:bCs/>
+                <w:color w:val="000000"/>
+                <w:kern w:val="0"/>
+                <w14:ligatures w14:val="none"/>
+              </w:rPr>
+              <w:t>29</w:t>
             </w:r>
           </w:p>
         </w:tc>
@@ -12842,24 +12509,25 @@
             <w:tcW w:w="4405" w:type="dxa"/>
             <w:noWrap/>
             <w:vAlign w:val="center"/>
-          </w:tcPr>
-          <w:p>
-            <w:pPr>
-              <w:rPr>
-                <w:rFonts w:ascii="Courier New" w:eastAsia="Times New Roman" w:hAnsi="Courier New" w:cs="Courier New"/>
-                <w:color w:val="000000"/>
-                <w:kern w:val="0"/>
-                <w14:ligatures w14:val="none"/>
-              </w:rPr>
-            </w:pPr>
-            <w:r>
-              <w:rPr>
-                <w:rFonts w:ascii="Courier New" w:eastAsia="Times New Roman" w:hAnsi="Courier New" w:cs="Courier New"/>
-                <w:color w:val="000000"/>
-                <w:kern w:val="0"/>
-                <w14:ligatures w14:val="none"/>
-              </w:rPr>
-              <w:t>Chalk pieces</w:t>
+            <w:hideMark/>
+          </w:tcPr>
+          <w:p>
+            <w:pPr>
+              <w:rPr>
+                <w:rFonts w:ascii="Courier New" w:eastAsia="Times New Roman" w:hAnsi="Courier New" w:cs="Courier New"/>
+                <w:color w:val="000000"/>
+                <w:kern w:val="0"/>
+                <w14:ligatures w14:val="none"/>
+              </w:rPr>
+            </w:pPr>
+            <w:r>
+              <w:rPr>
+                <w:rFonts w:ascii="Courier New" w:eastAsia="Times New Roman" w:hAnsi="Courier New" w:cs="Courier New"/>
+                <w:color w:val="000000"/>
+                <w:kern w:val="0"/>
+                <w14:ligatures w14:val="none"/>
+              </w:rPr>
+              <w:t>Marigold</w:t>
             </w:r>
           </w:p>
         </w:tc>
@@ -12868,6 +12536,7 @@
             <w:tcW w:w="1890" w:type="dxa"/>
             <w:noWrap/>
             <w:vAlign w:val="center"/>
+            <w:hideMark/>
           </w:tcPr>
           <w:p>
             <w:pPr>
@@ -12889,17 +12558,19 @@
             <w:tcW w:w="3268" w:type="dxa"/>
             <w:noWrap/>
             <w:vAlign w:val="center"/>
-          </w:tcPr>
-          <w:p>
-            <w:pPr>
-              <w:jc w:val="center"/>
-              <w:cnfStyle w:val="000000000000" w:firstRow="0" w:lastRow="0" w:firstColumn="0" w:lastColumn="0" w:oddVBand="0" w:evenVBand="0" w:oddHBand="0" w:evenHBand="0" w:firstRowFirstColumn="0" w:firstRowLastColumn="0" w:lastRowFirstColumn="0" w:lastRowLastColumn="0"/>
-              <w:rPr>
-                <w:rFonts w:ascii="Courier New" w:eastAsia="Times New Roman" w:hAnsi="Courier New" w:cs="Courier New"/>
-                <w:b/>
-                <w:bCs/>
-                <w:color w:val="000000"/>
-                <w:kern w:val="0"/>
+            <w:hideMark/>
+          </w:tcPr>
+          <w:p>
+            <w:pPr>
+              <w:jc w:val="center"/>
+              <w:cnfStyle w:val="000000000000" w:firstRow="0" w:lastRow="0" w:firstColumn="0" w:lastColumn="0" w:oddVBand="0" w:evenVBand="0" w:oddHBand="0" w:evenHBand="0" w:firstRowFirstColumn="0" w:firstRowLastColumn="0" w:lastRowFirstColumn="0" w:lastRowLastColumn="0"/>
+              <w:rPr>
+                <w:rFonts w:ascii="Times New Roman" w:eastAsia="Times New Roman" w:hAnsi="Times New Roman" w:cs="Times New Roman"/>
+                <w:b/>
+                <w:bCs/>
+                <w:kern w:val="0"/>
+                <w:sz w:val="20"/>
+                <w:szCs w:val="20"/>
                 <w14:ligatures w14:val="none"/>
               </w:rPr>
             </w:pPr>
@@ -12967,7 +12638,7 @@
                 <w:kern w:val="0"/>
                 <w14:ligatures w14:val="none"/>
               </w:rPr>
-              <w:t>Beer bottles to cheer</w:t>
+              <w:t>Bat and ball</w:t>
             </w:r>
           </w:p>
         </w:tc>
@@ -13023,18 +12694,7 @@
                 <w:kern w:val="0"/>
                 <w14:ligatures w14:val="none"/>
               </w:rPr>
-              <w:t>2</w:t>
-            </w:r>
-            <w:r>
-              <w:rPr>
-                <w:rFonts w:ascii="Courier New" w:eastAsia="Times New Roman" w:hAnsi="Courier New" w:cs="Courier New"/>
-                <w:b/>
-                <w:bCs/>
-                <w:color w:val="000000"/>
-                <w:kern w:val="0"/>
-                <w14:ligatures w14:val="none"/>
-              </w:rPr>
-              <w:t>9</w:t>
+              <w:t>29</w:t>
             </w:r>
           </w:p>
         </w:tc>
@@ -13088,7 +12748,7 @@
                 <w:kern w:val="0"/>
                 <w14:ligatures w14:val="none"/>
               </w:rPr>
-              <w:t>Doobie</w:t>
+              <w:t>Ice-lollies</w:t>
             </w:r>
           </w:p>
         </w:tc>
@@ -13144,18 +12804,7 @@
                 <w:kern w:val="0"/>
                 <w14:ligatures w14:val="none"/>
               </w:rPr>
-              <w:t>2</w:t>
-            </w:r>
-            <w:r>
-              <w:rPr>
-                <w:rFonts w:ascii="Courier New" w:eastAsia="Times New Roman" w:hAnsi="Courier New" w:cs="Courier New"/>
-                <w:b/>
-                <w:bCs/>
-                <w:color w:val="000000"/>
-                <w:kern w:val="0"/>
-                <w14:ligatures w14:val="none"/>
-              </w:rPr>
-              <w:t>9</w:t>
+              <w:t>29</w:t>
             </w:r>
           </w:p>
         </w:tc>
@@ -13209,7 +12858,7 @@
                 <w:kern w:val="0"/>
                 <w14:ligatures w14:val="none"/>
               </w:rPr>
-              <w:t>Wedding Ring</w:t>
+              <w:t>Chalk pieces</w:t>
             </w:r>
           </w:p>
         </w:tc>
@@ -13262,18 +12911,7 @@
                 <w:kern w:val="0"/>
                 <w14:ligatures w14:val="none"/>
               </w:rPr>
-              <w:t>2</w:t>
-            </w:r>
-            <w:r>
-              <w:rPr>
-                <w:rFonts w:ascii="Courier New" w:eastAsia="Times New Roman" w:hAnsi="Courier New" w:cs="Courier New"/>
-                <w:b/>
-                <w:bCs/>
-                <w:color w:val="000000"/>
-                <w:kern w:val="0"/>
-                <w14:ligatures w14:val="none"/>
-              </w:rPr>
-              <w:t>9</w:t>
+              <w:t>29</w:t>
             </w:r>
           </w:p>
         </w:tc>
@@ -13309,24 +12947,25 @@
             <w:tcW w:w="4405" w:type="dxa"/>
             <w:noWrap/>
             <w:vAlign w:val="center"/>
-          </w:tcPr>
-          <w:p>
-            <w:pPr>
-              <w:rPr>
-                <w:rFonts w:ascii="Courier New" w:eastAsia="Times New Roman" w:hAnsi="Courier New" w:cs="Courier New"/>
-                <w:color w:val="000000"/>
-                <w:kern w:val="0"/>
-                <w14:ligatures w14:val="none"/>
-              </w:rPr>
-            </w:pPr>
-            <w:r>
-              <w:rPr>
-                <w:rFonts w:ascii="Courier New" w:eastAsia="Times New Roman" w:hAnsi="Courier New" w:cs="Courier New"/>
-                <w:color w:val="000000"/>
-                <w:kern w:val="0"/>
-                <w14:ligatures w14:val="none"/>
-              </w:rPr>
-              <w:t>A Baby</w:t>
+            <w:hideMark/>
+          </w:tcPr>
+          <w:p>
+            <w:pPr>
+              <w:rPr>
+                <w:rFonts w:ascii="Courier New" w:eastAsia="Times New Roman" w:hAnsi="Courier New" w:cs="Courier New"/>
+                <w:color w:val="000000"/>
+                <w:kern w:val="0"/>
+                <w14:ligatures w14:val="none"/>
+              </w:rPr>
+            </w:pPr>
+            <w:r>
+              <w:rPr>
+                <w:rFonts w:ascii="Courier New" w:eastAsia="Times New Roman" w:hAnsi="Courier New" w:cs="Courier New"/>
+                <w:color w:val="000000"/>
+                <w:kern w:val="0"/>
+                <w14:ligatures w14:val="none"/>
+              </w:rPr>
+              <w:t>Beer bottles to cheer</w:t>
             </w:r>
           </w:p>
         </w:tc>
@@ -13335,6 +12974,7 @@
             <w:tcW w:w="1890" w:type="dxa"/>
             <w:noWrap/>
             <w:vAlign w:val="center"/>
+            <w:hideMark/>
           </w:tcPr>
           <w:p>
             <w:pPr>
@@ -13356,17 +12996,19 @@
             <w:tcW w:w="3268" w:type="dxa"/>
             <w:noWrap/>
             <w:vAlign w:val="center"/>
-          </w:tcPr>
-          <w:p>
-            <w:pPr>
-              <w:jc w:val="center"/>
-              <w:cnfStyle w:val="000000000000" w:firstRow="0" w:lastRow="0" w:firstColumn="0" w:lastColumn="0" w:oddVBand="0" w:evenVBand="0" w:oddHBand="0" w:evenHBand="0" w:firstRowFirstColumn="0" w:firstRowLastColumn="0" w:lastRowFirstColumn="0" w:lastRowLastColumn="0"/>
-              <w:rPr>
-                <w:rFonts w:ascii="Courier New" w:eastAsia="Times New Roman" w:hAnsi="Courier New" w:cs="Courier New"/>
-                <w:b/>
-                <w:bCs/>
-                <w:color w:val="000000"/>
-                <w:kern w:val="0"/>
+            <w:hideMark/>
+          </w:tcPr>
+          <w:p>
+            <w:pPr>
+              <w:jc w:val="center"/>
+              <w:cnfStyle w:val="000000000000" w:firstRow="0" w:lastRow="0" w:firstColumn="0" w:lastColumn="0" w:oddVBand="0" w:evenVBand="0" w:oddHBand="0" w:evenHBand="0" w:firstRowFirstColumn="0" w:firstRowLastColumn="0" w:lastRowFirstColumn="0" w:lastRowLastColumn="0"/>
+              <w:rPr>
+                <w:rFonts w:ascii="Times New Roman" w:eastAsia="Times New Roman" w:hAnsi="Times New Roman" w:cs="Times New Roman"/>
+                <w:b/>
+                <w:bCs/>
+                <w:kern w:val="0"/>
+                <w:sz w:val="20"/>
+                <w:szCs w:val="20"/>
                 <w14:ligatures w14:val="none"/>
               </w:rPr>
             </w:pPr>
@@ -13416,24 +13058,25 @@
             <w:tcW w:w="4405" w:type="dxa"/>
             <w:noWrap/>
             <w:vAlign w:val="center"/>
-          </w:tcPr>
-          <w:p>
-            <w:pPr>
-              <w:rPr>
-                <w:rFonts w:ascii="Courier New" w:eastAsia="Times New Roman" w:hAnsi="Courier New" w:cs="Courier New"/>
-                <w:color w:val="000000"/>
-                <w:kern w:val="0"/>
-                <w14:ligatures w14:val="none"/>
-              </w:rPr>
-            </w:pPr>
-            <w:r>
-              <w:rPr>
-                <w:rFonts w:ascii="Courier New" w:eastAsia="Times New Roman" w:hAnsi="Courier New" w:cs="Courier New"/>
-                <w:color w:val="000000"/>
-                <w:kern w:val="0"/>
-                <w14:ligatures w14:val="none"/>
-              </w:rPr>
-              <w:t>Tuxedo</w:t>
+            <w:hideMark/>
+          </w:tcPr>
+          <w:p>
+            <w:pPr>
+              <w:rPr>
+                <w:rFonts w:ascii="Courier New" w:eastAsia="Times New Roman" w:hAnsi="Courier New" w:cs="Courier New"/>
+                <w:color w:val="000000"/>
+                <w:kern w:val="0"/>
+                <w14:ligatures w14:val="none"/>
+              </w:rPr>
+            </w:pPr>
+            <w:r>
+              <w:rPr>
+                <w:rFonts w:ascii="Courier New" w:eastAsia="Times New Roman" w:hAnsi="Courier New" w:cs="Courier New"/>
+                <w:color w:val="000000"/>
+                <w:kern w:val="0"/>
+                <w14:ligatures w14:val="none"/>
+              </w:rPr>
+              <w:t>Doobie</w:t>
             </w:r>
           </w:p>
         </w:tc>
@@ -13442,6 +13085,7 @@
             <w:tcW w:w="1890" w:type="dxa"/>
             <w:noWrap/>
             <w:vAlign w:val="center"/>
+            <w:hideMark/>
           </w:tcPr>
           <w:p>
             <w:pPr>
@@ -13463,17 +13107,19 @@
             <w:tcW w:w="3268" w:type="dxa"/>
             <w:noWrap/>
             <w:vAlign w:val="center"/>
-          </w:tcPr>
-          <w:p>
-            <w:pPr>
-              <w:jc w:val="center"/>
-              <w:cnfStyle w:val="000000100000" w:firstRow="0" w:lastRow="0" w:firstColumn="0" w:lastColumn="0" w:oddVBand="0" w:evenVBand="0" w:oddHBand="1" w:evenHBand="0" w:firstRowFirstColumn="0" w:firstRowLastColumn="0" w:lastRowFirstColumn="0" w:lastRowLastColumn="0"/>
-              <w:rPr>
-                <w:rFonts w:ascii="Courier New" w:eastAsia="Times New Roman" w:hAnsi="Courier New" w:cs="Courier New"/>
-                <w:b/>
-                <w:bCs/>
-                <w:color w:val="000000"/>
-                <w:kern w:val="0"/>
+            <w:hideMark/>
+          </w:tcPr>
+          <w:p>
+            <w:pPr>
+              <w:jc w:val="center"/>
+              <w:cnfStyle w:val="000000100000" w:firstRow="0" w:lastRow="0" w:firstColumn="0" w:lastColumn="0" w:oddVBand="0" w:evenVBand="0" w:oddHBand="1" w:evenHBand="0" w:firstRowFirstColumn="0" w:firstRowLastColumn="0" w:lastRowFirstColumn="0" w:lastRowLastColumn="0"/>
+              <w:rPr>
+                <w:rFonts w:ascii="Times New Roman" w:eastAsia="Times New Roman" w:hAnsi="Times New Roman" w:cs="Times New Roman"/>
+                <w:b/>
+                <w:bCs/>
+                <w:kern w:val="0"/>
+                <w:sz w:val="20"/>
+                <w:szCs w:val="20"/>
                 <w14:ligatures w14:val="none"/>
               </w:rPr>
             </w:pPr>
@@ -13539,7 +13185,7 @@
                 <w:kern w:val="0"/>
                 <w14:ligatures w14:val="none"/>
               </w:rPr>
-              <w:t>Car</w:t>
+              <w:t>Wedding Ring</w:t>
             </w:r>
           </w:p>
         </w:tc>
@@ -13646,7 +13292,7 @@
                 <w:kern w:val="0"/>
                 <w14:ligatures w14:val="none"/>
               </w:rPr>
-              <w:t xml:space="preserve">A cloth to cover invertor </w:t>
+              <w:t>A Baby</w:t>
             </w:r>
           </w:p>
         </w:tc>
@@ -13655,7 +13301,6 @@
             <w:tcW w:w="1890" w:type="dxa"/>
             <w:noWrap/>
             <w:vAlign w:val="center"/>
-            <w:hideMark/>
           </w:tcPr>
           <w:p>
             <w:pPr>
@@ -13677,11 +13322,40 @@
             <w:tcW w:w="3268" w:type="dxa"/>
             <w:noWrap/>
             <w:vAlign w:val="center"/>
-            <w:hideMark/>
-          </w:tcPr>
-          <w:p>
-            <w:pPr>
-              <w:jc w:val="center"/>
+          </w:tcPr>
+          <w:p>
+            <w:pPr>
+              <w:jc w:val="center"/>
+              <w:cnfStyle w:val="000000100000" w:firstRow="0" w:lastRow="0" w:firstColumn="0" w:lastColumn="0" w:oddVBand="0" w:evenVBand="0" w:oddHBand="1" w:evenHBand="0" w:firstRowFirstColumn="0" w:firstRowLastColumn="0" w:lastRowFirstColumn="0" w:lastRowLastColumn="0"/>
+              <w:rPr>
+                <w:rFonts w:ascii="Courier New" w:eastAsia="Times New Roman" w:hAnsi="Courier New" w:cs="Courier New"/>
+                <w:b/>
+                <w:bCs/>
+                <w:color w:val="000000"/>
+                <w:kern w:val="0"/>
+                <w14:ligatures w14:val="none"/>
+              </w:rPr>
+            </w:pPr>
+            <w:r>
+              <w:rPr>
+                <w:rFonts w:ascii="Courier New" w:eastAsia="Times New Roman" w:hAnsi="Courier New" w:cs="Courier New"/>
+                <w:b/>
+                <w:bCs/>
+                <w:color w:val="000000"/>
+                <w:kern w:val="0"/>
+                <w14:ligatures w14:val="none"/>
+              </w:rPr>
+              <w:t>29</w:t>
+            </w:r>
+          </w:p>
+        </w:tc>
+        <w:tc>
+          <w:tcPr>
+            <w:tcW w:w="1804" w:type="dxa"/>
+            <w:vAlign w:val="center"/>
+          </w:tcPr>
+          <w:p>
+            <w:pPr>
               <w:cnfStyle w:val="000000100000" w:firstRow="0" w:lastRow="0" w:firstColumn="0" w:lastColumn="0" w:oddVBand="0" w:evenVBand="0" w:oddHBand="1" w:evenHBand="0" w:firstRowFirstColumn="0" w:firstRowLastColumn="0" w:lastRowFirstColumn="0" w:lastRowLastColumn="0"/>
               <w:rPr>
                 <w:rFonts w:ascii="Times New Roman" w:eastAsia="Times New Roman" w:hAnsi="Times New Roman" w:cs="Times New Roman"/>
@@ -13695,6 +13369,92 @@
             </w:pPr>
           </w:p>
         </w:tc>
+      </w:tr>
+      <w:tr>
+        <w:trPr>
+          <w:trHeight w:val="432"/>
+          <w:jc w:val="center"/>
+        </w:trPr>
+        <w:tc>
+          <w:tcPr>
+            <w:cnfStyle w:val="001000000000" w:firstRow="0" w:lastRow="0" w:firstColumn="1" w:lastColumn="0" w:oddVBand="0" w:evenVBand="0" w:oddHBand="0" w:evenHBand="0" w:firstRowFirstColumn="0" w:firstRowLastColumn="0" w:lastRowFirstColumn="0" w:lastRowLastColumn="0"/>
+            <w:tcW w:w="4405" w:type="dxa"/>
+            <w:noWrap/>
+            <w:vAlign w:val="center"/>
+          </w:tcPr>
+          <w:p>
+            <w:pPr>
+              <w:rPr>
+                <w:rFonts w:ascii="Courier New" w:eastAsia="Times New Roman" w:hAnsi="Courier New" w:cs="Courier New"/>
+                <w:color w:val="000000"/>
+                <w:kern w:val="0"/>
+                <w14:ligatures w14:val="none"/>
+              </w:rPr>
+            </w:pPr>
+            <w:r>
+              <w:rPr>
+                <w:rFonts w:ascii="Courier New" w:eastAsia="Times New Roman" w:hAnsi="Courier New" w:cs="Courier New"/>
+                <w:color w:val="000000"/>
+                <w:kern w:val="0"/>
+                <w14:ligatures w14:val="none"/>
+              </w:rPr>
+              <w:t>Tuxedo</w:t>
+            </w:r>
+          </w:p>
+        </w:tc>
+        <w:tc>
+          <w:tcPr>
+            <w:tcW w:w="1890" w:type="dxa"/>
+            <w:noWrap/>
+            <w:vAlign w:val="center"/>
+          </w:tcPr>
+          <w:p>
+            <w:pPr>
+              <w:jc w:val="center"/>
+              <w:cnfStyle w:val="000000000000" w:firstRow="0" w:lastRow="0" w:firstColumn="0" w:lastColumn="0" w:oddVBand="0" w:evenVBand="0" w:oddHBand="0" w:evenHBand="0" w:firstRowFirstColumn="0" w:firstRowLastColumn="0" w:lastRowFirstColumn="0" w:lastRowLastColumn="0"/>
+              <w:rPr>
+                <w:rFonts w:ascii="Courier New" w:eastAsia="Times New Roman" w:hAnsi="Courier New" w:cs="Courier New"/>
+                <w:b/>
+                <w:bCs/>
+                <w:color w:val="000000"/>
+                <w:kern w:val="0"/>
+                <w14:ligatures w14:val="none"/>
+              </w:rPr>
+            </w:pPr>
+          </w:p>
+        </w:tc>
+        <w:tc>
+          <w:tcPr>
+            <w:tcW w:w="3268" w:type="dxa"/>
+            <w:noWrap/>
+            <w:vAlign w:val="center"/>
+          </w:tcPr>
+          <w:p>
+            <w:pPr>
+              <w:jc w:val="center"/>
+              <w:cnfStyle w:val="000000000000" w:firstRow="0" w:lastRow="0" w:firstColumn="0" w:lastColumn="0" w:oddVBand="0" w:evenVBand="0" w:oddHBand="0" w:evenHBand="0" w:firstRowFirstColumn="0" w:firstRowLastColumn="0" w:lastRowFirstColumn="0" w:lastRowLastColumn="0"/>
+              <w:rPr>
+                <w:rFonts w:ascii="Courier New" w:eastAsia="Times New Roman" w:hAnsi="Courier New" w:cs="Courier New"/>
+                <w:b/>
+                <w:bCs/>
+                <w:color w:val="000000"/>
+                <w:kern w:val="0"/>
+                <w14:ligatures w14:val="none"/>
+              </w:rPr>
+            </w:pPr>
+            <w:r>
+              <w:rPr>
+                <w:rFonts w:ascii="Courier New" w:eastAsia="Times New Roman" w:hAnsi="Courier New" w:cs="Courier New"/>
+                <w:b/>
+                <w:bCs/>
+                <w:color w:val="000000"/>
+                <w:kern w:val="0"/>
+                <w14:ligatures w14:val="none"/>
+              </w:rPr>
+              <w:t>29</w:t>
+            </w:r>
+          </w:p>
+        </w:tc>
         <w:tc>
           <w:tcPr>
             <w:tcW w:w="1804" w:type="dxa"/>
@@ -13702,7 +13462,212 @@
           </w:tcPr>
           <w:p>
             <w:pPr>
-              <w:cnfStyle w:val="000000100000" w:firstRow="0" w:lastRow="0" w:firstColumn="0" w:lastColumn="0" w:oddVBand="0" w:evenVBand="0" w:oddHBand="1" w:evenHBand="0" w:firstRowFirstColumn="0" w:firstRowLastColumn="0" w:lastRowFirstColumn="0" w:lastRowLastColumn="0"/>
+              <w:cnfStyle w:val="000000000000" w:firstRow="0" w:lastRow="0" w:firstColumn="0" w:lastColumn="0" w:oddVBand="0" w:evenVBand="0" w:oddHBand="0" w:evenHBand="0" w:firstRowFirstColumn="0" w:firstRowLastColumn="0" w:lastRowFirstColumn="0" w:lastRowLastColumn="0"/>
+              <w:rPr>
+                <w:rFonts w:ascii="Times New Roman" w:eastAsia="Times New Roman" w:hAnsi="Times New Roman" w:cs="Times New Roman"/>
+                <w:b/>
+                <w:bCs/>
+                <w:kern w:val="0"/>
+                <w:sz w:val="20"/>
+                <w:szCs w:val="20"/>
+                <w14:ligatures w14:val="none"/>
+              </w:rPr>
+            </w:pPr>
+          </w:p>
+        </w:tc>
+      </w:tr>
+      <w:tr>
+        <w:trPr>
+          <w:cnfStyle w:val="000000100000" w:firstRow="0" w:lastRow="0" w:firstColumn="0" w:lastColumn="0" w:oddVBand="0" w:evenVBand="0" w:oddHBand="1" w:evenHBand="0" w:firstRowFirstColumn="0" w:firstRowLastColumn="0" w:lastRowFirstColumn="0" w:lastRowLastColumn="0"/>
+          <w:trHeight w:val="432"/>
+          <w:jc w:val="center"/>
+        </w:trPr>
+        <w:tc>
+          <w:tcPr>
+            <w:cnfStyle w:val="001000000000" w:firstRow="0" w:lastRow="0" w:firstColumn="1" w:lastColumn="0" w:oddVBand="0" w:evenVBand="0" w:oddHBand="0" w:evenHBand="0" w:firstRowFirstColumn="0" w:firstRowLastColumn="0" w:lastRowFirstColumn="0" w:lastRowLastColumn="0"/>
+            <w:tcW w:w="4405" w:type="dxa"/>
+            <w:noWrap/>
+            <w:vAlign w:val="center"/>
+          </w:tcPr>
+          <w:p>
+            <w:pPr>
+              <w:rPr>
+                <w:rFonts w:ascii="Courier New" w:eastAsia="Times New Roman" w:hAnsi="Courier New" w:cs="Courier New"/>
+                <w:color w:val="000000"/>
+                <w:kern w:val="0"/>
+                <w14:ligatures w14:val="none"/>
+              </w:rPr>
+            </w:pPr>
+            <w:r>
+              <w:rPr>
+                <w:rFonts w:ascii="Courier New" w:eastAsia="Times New Roman" w:hAnsi="Courier New" w:cs="Courier New"/>
+                <w:color w:val="000000"/>
+                <w:kern w:val="0"/>
+                <w14:ligatures w14:val="none"/>
+              </w:rPr>
+              <w:t>Car</w:t>
+            </w:r>
+          </w:p>
+        </w:tc>
+        <w:tc>
+          <w:tcPr>
+            <w:tcW w:w="1890" w:type="dxa"/>
+            <w:noWrap/>
+            <w:vAlign w:val="center"/>
+          </w:tcPr>
+          <w:p>
+            <w:pPr>
+              <w:jc w:val="center"/>
+              <w:cnfStyle w:val="000000100000" w:firstRow="0" w:lastRow="0" w:firstColumn="0" w:lastColumn="0" w:oddVBand="0" w:evenVBand="0" w:oddHBand="1" w:evenHBand="0" w:firstRowFirstColumn="0" w:firstRowLastColumn="0" w:lastRowFirstColumn="0" w:lastRowLastColumn="0"/>
+              <w:rPr>
+                <w:rFonts w:ascii="Courier New" w:eastAsia="Times New Roman" w:hAnsi="Courier New" w:cs="Courier New"/>
+                <w:b/>
+                <w:bCs/>
+                <w:color w:val="000000"/>
+                <w:kern w:val="0"/>
+                <w14:ligatures w14:val="none"/>
+              </w:rPr>
+            </w:pPr>
+          </w:p>
+        </w:tc>
+        <w:tc>
+          <w:tcPr>
+            <w:tcW w:w="3268" w:type="dxa"/>
+            <w:noWrap/>
+            <w:vAlign w:val="center"/>
+          </w:tcPr>
+          <w:p>
+            <w:pPr>
+              <w:jc w:val="center"/>
+              <w:cnfStyle w:val="000000100000" w:firstRow="0" w:lastRow="0" w:firstColumn="0" w:lastColumn="0" w:oddVBand="0" w:evenVBand="0" w:oddHBand="1" w:evenHBand="0" w:firstRowFirstColumn="0" w:firstRowLastColumn="0" w:lastRowFirstColumn="0" w:lastRowLastColumn="0"/>
+              <w:rPr>
+                <w:rFonts w:ascii="Courier New" w:eastAsia="Times New Roman" w:hAnsi="Courier New" w:cs="Courier New"/>
+                <w:b/>
+                <w:bCs/>
+                <w:color w:val="000000"/>
+                <w:kern w:val="0"/>
+                <w14:ligatures w14:val="none"/>
+              </w:rPr>
+            </w:pPr>
+            <w:r>
+              <w:rPr>
+                <w:rFonts w:ascii="Courier New" w:eastAsia="Times New Roman" w:hAnsi="Courier New" w:cs="Courier New"/>
+                <w:b/>
+                <w:bCs/>
+                <w:color w:val="000000"/>
+                <w:kern w:val="0"/>
+                <w14:ligatures w14:val="none"/>
+              </w:rPr>
+              <w:t>29</w:t>
+            </w:r>
+          </w:p>
+        </w:tc>
+        <w:tc>
+          <w:tcPr>
+            <w:tcW w:w="1804" w:type="dxa"/>
+            <w:vAlign w:val="center"/>
+          </w:tcPr>
+          <w:p>
+            <w:pPr>
+              <w:cnfStyle w:val="000000100000" w:firstRow="0" w:lastRow="0" w:firstColumn="0" w:lastColumn="0" w:oddVBand="0" w:evenVBand="0" w:oddHBand="1" w:evenHBand="0" w:firstRowFirstColumn="0" w:firstRowLastColumn="0" w:lastRowFirstColumn="0" w:lastRowLastColumn="0"/>
+              <w:rPr>
+                <w:rFonts w:ascii="Times New Roman" w:eastAsia="Times New Roman" w:hAnsi="Times New Roman" w:cs="Times New Roman"/>
+                <w:b/>
+                <w:bCs/>
+                <w:kern w:val="0"/>
+                <w:sz w:val="20"/>
+                <w:szCs w:val="20"/>
+                <w14:ligatures w14:val="none"/>
+              </w:rPr>
+            </w:pPr>
+          </w:p>
+        </w:tc>
+      </w:tr>
+      <w:tr>
+        <w:trPr>
+          <w:trHeight w:val="432"/>
+          <w:jc w:val="center"/>
+        </w:trPr>
+        <w:tc>
+          <w:tcPr>
+            <w:cnfStyle w:val="001000000000" w:firstRow="0" w:lastRow="0" w:firstColumn="1" w:lastColumn="0" w:oddVBand="0" w:evenVBand="0" w:oddHBand="0" w:evenHBand="0" w:firstRowFirstColumn="0" w:firstRowLastColumn="0" w:lastRowFirstColumn="0" w:lastRowLastColumn="0"/>
+            <w:tcW w:w="4405" w:type="dxa"/>
+            <w:noWrap/>
+            <w:vAlign w:val="center"/>
+          </w:tcPr>
+          <w:p>
+            <w:pPr>
+              <w:rPr>
+                <w:rFonts w:ascii="Courier New" w:eastAsia="Times New Roman" w:hAnsi="Courier New" w:cs="Courier New"/>
+                <w:color w:val="000000"/>
+                <w:kern w:val="0"/>
+                <w14:ligatures w14:val="none"/>
+              </w:rPr>
+            </w:pPr>
+            <w:r>
+              <w:rPr>
+                <w:rFonts w:ascii="Courier New" w:eastAsia="Times New Roman" w:hAnsi="Courier New" w:cs="Courier New"/>
+                <w:color w:val="000000"/>
+                <w:kern w:val="0"/>
+                <w14:ligatures w14:val="none"/>
+              </w:rPr>
+              <w:t xml:space="preserve">A cloth to cover invertor </w:t>
+            </w:r>
+          </w:p>
+        </w:tc>
+        <w:tc>
+          <w:tcPr>
+            <w:tcW w:w="1890" w:type="dxa"/>
+            <w:noWrap/>
+            <w:vAlign w:val="center"/>
+            <w:hideMark/>
+          </w:tcPr>
+          <w:p>
+            <w:pPr>
+              <w:jc w:val="center"/>
+              <w:cnfStyle w:val="000000000000" w:firstRow="0" w:lastRow="0" w:firstColumn="0" w:lastColumn="0" w:oddVBand="0" w:evenVBand="0" w:oddHBand="0" w:evenHBand="0" w:firstRowFirstColumn="0" w:firstRowLastColumn="0" w:lastRowFirstColumn="0" w:lastRowLastColumn="0"/>
+              <w:rPr>
+                <w:rFonts w:ascii="Courier New" w:eastAsia="Times New Roman" w:hAnsi="Courier New" w:cs="Courier New"/>
+                <w:b/>
+                <w:bCs/>
+                <w:color w:val="000000"/>
+                <w:kern w:val="0"/>
+                <w14:ligatures w14:val="none"/>
+              </w:rPr>
+            </w:pPr>
+          </w:p>
+        </w:tc>
+        <w:tc>
+          <w:tcPr>
+            <w:tcW w:w="3268" w:type="dxa"/>
+            <w:noWrap/>
+            <w:vAlign w:val="center"/>
+            <w:hideMark/>
+          </w:tcPr>
+          <w:p>
+            <w:pPr>
+              <w:jc w:val="center"/>
+              <w:cnfStyle w:val="000000000000" w:firstRow="0" w:lastRow="0" w:firstColumn="0" w:lastColumn="0" w:oddVBand="0" w:evenVBand="0" w:oddHBand="0" w:evenHBand="0" w:firstRowFirstColumn="0" w:firstRowLastColumn="0" w:lastRowFirstColumn="0" w:lastRowLastColumn="0"/>
+              <w:rPr>
+                <w:rFonts w:ascii="Times New Roman" w:eastAsia="Times New Roman" w:hAnsi="Times New Roman" w:cs="Times New Roman"/>
+                <w:b/>
+                <w:bCs/>
+                <w:kern w:val="0"/>
+                <w:sz w:val="20"/>
+                <w:szCs w:val="20"/>
+                <w14:ligatures w14:val="none"/>
+              </w:rPr>
+            </w:pPr>
+          </w:p>
+        </w:tc>
+        <w:tc>
+          <w:tcPr>
+            <w:tcW w:w="1804" w:type="dxa"/>
+            <w:vAlign w:val="center"/>
+          </w:tcPr>
+          <w:p>
+            <w:pPr>
+              <w:cnfStyle w:val="000000000000" w:firstRow="0" w:lastRow="0" w:firstColumn="0" w:lastColumn="0" w:oddVBand="0" w:evenVBand="0" w:oddHBand="0" w:evenHBand="0" w:firstRowFirstColumn="0" w:firstRowLastColumn="0" w:lastRowFirstColumn="0" w:lastRowLastColumn="0"/>
               <w:rPr>
                 <w:rFonts w:ascii="Times New Roman" w:eastAsia="Times New Roman" w:hAnsi="Times New Roman" w:cs="Times New Roman"/>
                 <w:b/>

--- a/The_A_Shorts/2. Vyuthi/Vyuthi - The Lists/Vyuthi - The Props List.docx
+++ b/The_A_Shorts/2. Vyuthi/Vyuthi - The Lists/Vyuthi - The Props List.docx
@@ -411,7 +411,7 @@
                 <w:kern w:val="0"/>
                 <w14:ligatures w14:val="none"/>
               </w:rPr>
-              <w:t>Flickering light</w:t>
+              <w:t>Fishing Lines</w:t>
             </w:r>
           </w:p>
         </w:tc>
@@ -443,7 +443,7 @@
                 <w:kern w:val="0"/>
                 <w14:ligatures w14:val="none"/>
               </w:rPr>
-              <w:t>1</w:t>
+              <w:t>Few</w:t>
             </w:r>
           </w:p>
         </w:tc>
@@ -475,7 +475,7 @@
                 <w:kern w:val="0"/>
                 <w14:ligatures w14:val="none"/>
               </w:rPr>
-              <w:t>1</w:t>
+              <w:t>-</w:t>
             </w:r>
           </w:p>
         </w:tc>
@@ -510,25 +510,24 @@
             <w:tcW w:w="4405" w:type="dxa"/>
             <w:noWrap/>
             <w:vAlign w:val="center"/>
-            <w:hideMark/>
-          </w:tcPr>
-          <w:p>
-            <w:pPr>
-              <w:rPr>
-                <w:rFonts w:ascii="Courier New" w:eastAsia="Times New Roman" w:hAnsi="Courier New" w:cs="Courier New"/>
-                <w:color w:val="000000"/>
-                <w:kern w:val="0"/>
-                <w14:ligatures w14:val="none"/>
-              </w:rPr>
-            </w:pPr>
-            <w:r>
-              <w:rPr>
-                <w:rFonts w:ascii="Courier New" w:eastAsia="Times New Roman" w:hAnsi="Courier New" w:cs="Courier New"/>
-                <w:color w:val="000000"/>
-                <w:kern w:val="0"/>
-                <w14:ligatures w14:val="none"/>
-              </w:rPr>
-              <w:t>Old Clock</w:t>
+          </w:tcPr>
+          <w:p>
+            <w:pPr>
+              <w:rPr>
+                <w:rFonts w:ascii="Courier New" w:eastAsia="Times New Roman" w:hAnsi="Courier New" w:cs="Courier New"/>
+                <w:color w:val="000000"/>
+                <w:kern w:val="0"/>
+                <w14:ligatures w14:val="none"/>
+              </w:rPr>
+            </w:pPr>
+            <w:r>
+              <w:rPr>
+                <w:rFonts w:ascii="Courier New" w:eastAsia="Times New Roman" w:hAnsi="Courier New" w:cs="Courier New"/>
+                <w:color w:val="000000"/>
+                <w:kern w:val="0"/>
+                <w14:ligatures w14:val="none"/>
+              </w:rPr>
+              <w:t>Flickering light</w:t>
             </w:r>
           </w:p>
         </w:tc>
@@ -537,7 +536,6 @@
             <w:tcW w:w="1890" w:type="dxa"/>
             <w:noWrap/>
             <w:vAlign w:val="center"/>
-            <w:hideMark/>
           </w:tcPr>
           <w:p>
             <w:pPr>
@@ -570,31 +568,30 @@
             <w:tcW w:w="3268" w:type="dxa"/>
             <w:noWrap/>
             <w:vAlign w:val="center"/>
-            <w:hideMark/>
-          </w:tcPr>
-          <w:p>
-            <w:pPr>
-              <w:jc w:val="center"/>
-              <w:cnfStyle w:val="000000000000" w:firstRow="0" w:lastRow="0" w:firstColumn="0" w:lastColumn="0" w:oddVBand="0" w:evenVBand="0" w:oddHBand="0" w:evenHBand="0" w:firstRowFirstColumn="0" w:firstRowLastColumn="0" w:lastRowFirstColumn="0" w:lastRowLastColumn="0"/>
-              <w:rPr>
-                <w:rFonts w:ascii="Courier New" w:eastAsia="Times New Roman" w:hAnsi="Courier New" w:cs="Courier New"/>
-                <w:b/>
-                <w:bCs/>
-                <w:color w:val="000000"/>
-                <w:kern w:val="0"/>
-                <w14:ligatures w14:val="none"/>
-              </w:rPr>
-            </w:pPr>
-            <w:r>
-              <w:rPr>
-                <w:rFonts w:ascii="Courier New" w:eastAsia="Times New Roman" w:hAnsi="Courier New" w:cs="Courier New"/>
-                <w:b/>
-                <w:bCs/>
-                <w:color w:val="000000"/>
-                <w:kern w:val="0"/>
-                <w14:ligatures w14:val="none"/>
-              </w:rPr>
-              <w:t>2</w:t>
+          </w:tcPr>
+          <w:p>
+            <w:pPr>
+              <w:jc w:val="center"/>
+              <w:cnfStyle w:val="000000000000" w:firstRow="0" w:lastRow="0" w:firstColumn="0" w:lastColumn="0" w:oddVBand="0" w:evenVBand="0" w:oddHBand="0" w:evenHBand="0" w:firstRowFirstColumn="0" w:firstRowLastColumn="0" w:lastRowFirstColumn="0" w:lastRowLastColumn="0"/>
+              <w:rPr>
+                <w:rFonts w:ascii="Courier New" w:eastAsia="Times New Roman" w:hAnsi="Courier New" w:cs="Courier New"/>
+                <w:b/>
+                <w:bCs/>
+                <w:color w:val="000000"/>
+                <w:kern w:val="0"/>
+                <w14:ligatures w14:val="none"/>
+              </w:rPr>
+            </w:pPr>
+            <w:r>
+              <w:rPr>
+                <w:rFonts w:ascii="Courier New" w:eastAsia="Times New Roman" w:hAnsi="Courier New" w:cs="Courier New"/>
+                <w:b/>
+                <w:bCs/>
+                <w:color w:val="000000"/>
+                <w:kern w:val="0"/>
+                <w14:ligatures w14:val="none"/>
+              </w:rPr>
+              <w:t>1</w:t>
             </w:r>
           </w:p>
         </w:tc>
@@ -648,7 +645,7 @@
                 <w:kern w:val="0"/>
                 <w14:ligatures w14:val="none"/>
               </w:rPr>
-              <w:t>Portrait of an old man</w:t>
+              <w:t>Old Clock</w:t>
             </w:r>
           </w:p>
         </w:tc>
@@ -767,7 +764,7 @@
                 <w:kern w:val="0"/>
                 <w14:ligatures w14:val="none"/>
               </w:rPr>
-              <w:t>Portrait of an old woman</w:t>
+              <w:t>Portrait of an old man</w:t>
             </w:r>
           </w:p>
         </w:tc>
@@ -833,7 +830,7 @@
                 <w:kern w:val="0"/>
                 <w14:ligatures w14:val="none"/>
               </w:rPr>
-              <w:t>2, 3</w:t>
+              <w:t>2</w:t>
             </w:r>
           </w:p>
         </w:tc>
@@ -887,7 +884,7 @@
                 <w:kern w:val="0"/>
                 <w14:ligatures w14:val="none"/>
               </w:rPr>
-              <w:t>Two toy trucks</w:t>
+              <w:t>Portrait of an old woman</w:t>
             </w:r>
           </w:p>
         </w:tc>
@@ -920,7 +917,7 @@
                 <w:kern w:val="0"/>
                 <w14:ligatures w14:val="none"/>
               </w:rPr>
-              <w:t>3</w:t>
+              <w:t>1</w:t>
             </w:r>
           </w:p>
         </w:tc>
@@ -953,7 +950,7 @@
                 <w:kern w:val="0"/>
                 <w14:ligatures w14:val="none"/>
               </w:rPr>
-              <w:t>3</w:t>
+              <w:t>2, 3</w:t>
             </w:r>
           </w:p>
         </w:tc>
@@ -1006,7 +1003,7 @@
                 <w:kern w:val="0"/>
                 <w14:ligatures w14:val="none"/>
               </w:rPr>
-              <w:t>Sofa Chair</w:t>
+              <w:t>Two toy trucks</w:t>
             </w:r>
           </w:p>
         </w:tc>
@@ -1039,7 +1036,7 @@
                 <w:kern w:val="0"/>
                 <w14:ligatures w14:val="none"/>
               </w:rPr>
-              <w:t>1</w:t>
+              <w:t>3</w:t>
             </w:r>
           </w:p>
         </w:tc>
@@ -1072,7 +1069,7 @@
                 <w:kern w:val="0"/>
                 <w14:ligatures w14:val="none"/>
               </w:rPr>
-              <w:t>Multiple</w:t>
+              <w:t>3</w:t>
             </w:r>
           </w:p>
         </w:tc>
@@ -1126,7 +1123,7 @@
                 <w:kern w:val="0"/>
                 <w14:ligatures w14:val="none"/>
               </w:rPr>
-              <w:t>Garuda Purana</w:t>
+              <w:t>Sofa Chair</w:t>
             </w:r>
           </w:p>
         </w:tc>
@@ -1192,7 +1189,7 @@
                 <w:kern w:val="0"/>
                 <w14:ligatures w14:val="none"/>
               </w:rPr>
-              <w:t>3</w:t>
+              <w:t>Multiple</w:t>
             </w:r>
           </w:p>
         </w:tc>
@@ -1245,7 +1242,7 @@
                 <w:kern w:val="0"/>
                 <w14:ligatures w14:val="none"/>
               </w:rPr>
-              <w:t>Side Table</w:t>
+              <w:t>Garuda Purana</w:t>
             </w:r>
           </w:p>
         </w:tc>
@@ -1365,7 +1362,7 @@
                 <w:kern w:val="0"/>
                 <w14:ligatures w14:val="none"/>
               </w:rPr>
-              <w:t>Apron</w:t>
+              <w:t>Side Table</w:t>
             </w:r>
           </w:p>
         </w:tc>
@@ -1431,7 +1428,7 @@
                 <w:kern w:val="0"/>
                 <w14:ligatures w14:val="none"/>
               </w:rPr>
-              <w:t>4</w:t>
+              <w:t>3</w:t>
             </w:r>
           </w:p>
         </w:tc>
@@ -1484,7 +1481,7 @@
                 <w:kern w:val="0"/>
                 <w14:ligatures w14:val="none"/>
               </w:rPr>
-              <w:t>Pot</w:t>
+              <w:t>Apron</w:t>
             </w:r>
           </w:p>
         </w:tc>
@@ -1604,7 +1601,7 @@
                 <w:kern w:val="0"/>
                 <w14:ligatures w14:val="none"/>
               </w:rPr>
-              <w:t>A glass of water</w:t>
+              <w:t>Pot</w:t>
             </w:r>
           </w:p>
         </w:tc>
@@ -1637,7 +1634,7 @@
                 <w:kern w:val="0"/>
                 <w14:ligatures w14:val="none"/>
               </w:rPr>
-              <w:t>3</w:t>
+              <w:t>1</w:t>
             </w:r>
           </w:p>
         </w:tc>
@@ -1670,7 +1667,7 @@
                 <w:kern w:val="0"/>
                 <w14:ligatures w14:val="none"/>
               </w:rPr>
-              <w:t>5, 8, 22, 23</w:t>
+              <w:t>4</w:t>
             </w:r>
           </w:p>
         </w:tc>
@@ -1705,24 +1702,25 @@
             <w:tcW w:w="4405" w:type="dxa"/>
             <w:noWrap/>
             <w:vAlign w:val="center"/>
-          </w:tcPr>
-          <w:p>
-            <w:pPr>
-              <w:rPr>
-                <w:rFonts w:ascii="Courier New" w:eastAsia="Times New Roman" w:hAnsi="Courier New" w:cs="Courier New"/>
-                <w:color w:val="000000"/>
-                <w:kern w:val="0"/>
-                <w14:ligatures w14:val="none"/>
-              </w:rPr>
-            </w:pPr>
-            <w:r>
-              <w:rPr>
-                <w:rFonts w:ascii="Courier New" w:eastAsia="Times New Roman" w:hAnsi="Courier New" w:cs="Courier New"/>
-                <w:color w:val="000000"/>
-                <w:kern w:val="0"/>
-                <w14:ligatures w14:val="none"/>
-              </w:rPr>
-              <w:t>Nightstand</w:t>
+            <w:hideMark/>
+          </w:tcPr>
+          <w:p>
+            <w:pPr>
+              <w:rPr>
+                <w:rFonts w:ascii="Courier New" w:eastAsia="Times New Roman" w:hAnsi="Courier New" w:cs="Courier New"/>
+                <w:color w:val="000000"/>
+                <w:kern w:val="0"/>
+                <w14:ligatures w14:val="none"/>
+              </w:rPr>
+            </w:pPr>
+            <w:r>
+              <w:rPr>
+                <w:rFonts w:ascii="Courier New" w:eastAsia="Times New Roman" w:hAnsi="Courier New" w:cs="Courier New"/>
+                <w:color w:val="000000"/>
+                <w:kern w:val="0"/>
+                <w14:ligatures w14:val="none"/>
+              </w:rPr>
+              <w:t>A glass of water</w:t>
             </w:r>
           </w:p>
         </w:tc>
@@ -1731,30 +1729,31 @@
             <w:tcW w:w="1890" w:type="dxa"/>
             <w:noWrap/>
             <w:vAlign w:val="center"/>
-          </w:tcPr>
-          <w:p>
-            <w:pPr>
-              <w:jc w:val="center"/>
-              <w:cnfStyle w:val="000000000000" w:firstRow="0" w:lastRow="0" w:firstColumn="0" w:lastColumn="0" w:oddVBand="0" w:evenVBand="0" w:oddHBand="0" w:evenHBand="0" w:firstRowFirstColumn="0" w:firstRowLastColumn="0" w:lastRowFirstColumn="0" w:lastRowLastColumn="0"/>
-              <w:rPr>
-                <w:rFonts w:ascii="Courier New" w:eastAsia="Times New Roman" w:hAnsi="Courier New" w:cs="Courier New"/>
-                <w:b/>
-                <w:bCs/>
-                <w:color w:val="000000"/>
-                <w:kern w:val="0"/>
-                <w14:ligatures w14:val="none"/>
-              </w:rPr>
-            </w:pPr>
-            <w:r>
-              <w:rPr>
-                <w:rFonts w:ascii="Courier New" w:eastAsia="Times New Roman" w:hAnsi="Courier New" w:cs="Courier New"/>
-                <w:b/>
-                <w:bCs/>
-                <w:color w:val="000000"/>
-                <w:kern w:val="0"/>
-                <w14:ligatures w14:val="none"/>
-              </w:rPr>
-              <w:t>1</w:t>
+            <w:hideMark/>
+          </w:tcPr>
+          <w:p>
+            <w:pPr>
+              <w:jc w:val="center"/>
+              <w:cnfStyle w:val="000000000000" w:firstRow="0" w:lastRow="0" w:firstColumn="0" w:lastColumn="0" w:oddVBand="0" w:evenVBand="0" w:oddHBand="0" w:evenHBand="0" w:firstRowFirstColumn="0" w:firstRowLastColumn="0" w:lastRowFirstColumn="0" w:lastRowLastColumn="0"/>
+              <w:rPr>
+                <w:rFonts w:ascii="Courier New" w:eastAsia="Times New Roman" w:hAnsi="Courier New" w:cs="Courier New"/>
+                <w:b/>
+                <w:bCs/>
+                <w:color w:val="000000"/>
+                <w:kern w:val="0"/>
+                <w14:ligatures w14:val="none"/>
+              </w:rPr>
+            </w:pPr>
+            <w:r>
+              <w:rPr>
+                <w:rFonts w:ascii="Courier New" w:eastAsia="Times New Roman" w:hAnsi="Courier New" w:cs="Courier New"/>
+                <w:b/>
+                <w:bCs/>
+                <w:color w:val="000000"/>
+                <w:kern w:val="0"/>
+                <w14:ligatures w14:val="none"/>
+              </w:rPr>
+              <w:t>3</w:t>
             </w:r>
           </w:p>
         </w:tc>
@@ -1763,30 +1762,31 @@
             <w:tcW w:w="3268" w:type="dxa"/>
             <w:noWrap/>
             <w:vAlign w:val="center"/>
-          </w:tcPr>
-          <w:p>
-            <w:pPr>
-              <w:jc w:val="center"/>
-              <w:cnfStyle w:val="000000000000" w:firstRow="0" w:lastRow="0" w:firstColumn="0" w:lastColumn="0" w:oddVBand="0" w:evenVBand="0" w:oddHBand="0" w:evenHBand="0" w:firstRowFirstColumn="0" w:firstRowLastColumn="0" w:lastRowFirstColumn="0" w:lastRowLastColumn="0"/>
-              <w:rPr>
-                <w:rFonts w:ascii="Courier New" w:eastAsia="Times New Roman" w:hAnsi="Courier New" w:cs="Courier New"/>
-                <w:b/>
-                <w:bCs/>
-                <w:color w:val="000000"/>
-                <w:kern w:val="0"/>
-                <w14:ligatures w14:val="none"/>
-              </w:rPr>
-            </w:pPr>
-            <w:r>
-              <w:rPr>
-                <w:rFonts w:ascii="Courier New" w:eastAsia="Times New Roman" w:hAnsi="Courier New" w:cs="Courier New"/>
-                <w:b/>
-                <w:bCs/>
-                <w:color w:val="000000"/>
-                <w:kern w:val="0"/>
-                <w14:ligatures w14:val="none"/>
-              </w:rPr>
-              <w:t>5</w:t>
+            <w:hideMark/>
+          </w:tcPr>
+          <w:p>
+            <w:pPr>
+              <w:jc w:val="center"/>
+              <w:cnfStyle w:val="000000000000" w:firstRow="0" w:lastRow="0" w:firstColumn="0" w:lastColumn="0" w:oddVBand="0" w:evenVBand="0" w:oddHBand="0" w:evenHBand="0" w:firstRowFirstColumn="0" w:firstRowLastColumn="0" w:lastRowFirstColumn="0" w:lastRowLastColumn="0"/>
+              <w:rPr>
+                <w:rFonts w:ascii="Courier New" w:eastAsia="Times New Roman" w:hAnsi="Courier New" w:cs="Courier New"/>
+                <w:b/>
+                <w:bCs/>
+                <w:color w:val="000000"/>
+                <w:kern w:val="0"/>
+                <w14:ligatures w14:val="none"/>
+              </w:rPr>
+            </w:pPr>
+            <w:r>
+              <w:rPr>
+                <w:rFonts w:ascii="Courier New" w:eastAsia="Times New Roman" w:hAnsi="Courier New" w:cs="Courier New"/>
+                <w:b/>
+                <w:bCs/>
+                <w:color w:val="000000"/>
+                <w:kern w:val="0"/>
+                <w14:ligatures w14:val="none"/>
+              </w:rPr>
+              <w:t>5, 8, 22, 23</w:t>
             </w:r>
           </w:p>
         </w:tc>
@@ -1839,7 +1839,7 @@
                 <w:kern w:val="0"/>
                 <w14:ligatures w14:val="none"/>
               </w:rPr>
-              <w:t>Time to go Poster</w:t>
+              <w:t>Nightstand</w:t>
             </w:r>
           </w:p>
         </w:tc>
@@ -1955,7 +1955,7 @@
                 <w:kern w:val="0"/>
                 <w14:ligatures w14:val="none"/>
               </w:rPr>
-              <w:t>Family photo with a frame</w:t>
+              <w:t>Time to go Poster</w:t>
             </w:r>
           </w:p>
         </w:tc>
@@ -2019,7 +2019,7 @@
                 <w:kern w:val="0"/>
                 <w14:ligatures w14:val="none"/>
               </w:rPr>
-              <w:t>5, 10</w:t>
+              <w:t>5</w:t>
             </w:r>
           </w:p>
         </w:tc>
@@ -2055,25 +2055,24 @@
             <w:tcW w:w="4405" w:type="dxa"/>
             <w:noWrap/>
             <w:vAlign w:val="center"/>
-            <w:hideMark/>
-          </w:tcPr>
-          <w:p>
-            <w:pPr>
-              <w:rPr>
-                <w:rFonts w:ascii="Courier New" w:eastAsia="Times New Roman" w:hAnsi="Courier New" w:cs="Courier New"/>
-                <w:color w:val="000000"/>
-                <w:kern w:val="0"/>
-                <w14:ligatures w14:val="none"/>
-              </w:rPr>
-            </w:pPr>
-            <w:r>
-              <w:rPr>
-                <w:rFonts w:ascii="Courier New" w:eastAsia="Times New Roman" w:hAnsi="Courier New" w:cs="Courier New"/>
-                <w:color w:val="000000"/>
-                <w:kern w:val="0"/>
-                <w14:ligatures w14:val="none"/>
-              </w:rPr>
-              <w:t>Mirror</w:t>
+          </w:tcPr>
+          <w:p>
+            <w:pPr>
+              <w:rPr>
+                <w:rFonts w:ascii="Courier New" w:eastAsia="Times New Roman" w:hAnsi="Courier New" w:cs="Courier New"/>
+                <w:color w:val="000000"/>
+                <w:kern w:val="0"/>
+                <w14:ligatures w14:val="none"/>
+              </w:rPr>
+            </w:pPr>
+            <w:r>
+              <w:rPr>
+                <w:rFonts w:ascii="Courier New" w:eastAsia="Times New Roman" w:hAnsi="Courier New" w:cs="Courier New"/>
+                <w:color w:val="000000"/>
+                <w:kern w:val="0"/>
+                <w14:ligatures w14:val="none"/>
+              </w:rPr>
+              <w:t>Family photo with a frame</w:t>
             </w:r>
           </w:p>
         </w:tc>
@@ -2082,7 +2081,6 @@
             <w:tcW w:w="1890" w:type="dxa"/>
             <w:noWrap/>
             <w:vAlign w:val="center"/>
-            <w:hideMark/>
           </w:tcPr>
           <w:p>
             <w:pPr>
@@ -2115,31 +2113,30 @@
             <w:tcW w:w="3268" w:type="dxa"/>
             <w:noWrap/>
             <w:vAlign w:val="center"/>
-            <w:hideMark/>
-          </w:tcPr>
-          <w:p>
-            <w:pPr>
-              <w:jc w:val="center"/>
-              <w:cnfStyle w:val="000000100000" w:firstRow="0" w:lastRow="0" w:firstColumn="0" w:lastColumn="0" w:oddVBand="0" w:evenVBand="0" w:oddHBand="1" w:evenHBand="0" w:firstRowFirstColumn="0" w:firstRowLastColumn="0" w:lastRowFirstColumn="0" w:lastRowLastColumn="0"/>
-              <w:rPr>
-                <w:rFonts w:ascii="Courier New" w:eastAsia="Times New Roman" w:hAnsi="Courier New" w:cs="Courier New"/>
-                <w:b/>
-                <w:bCs/>
-                <w:color w:val="000000"/>
-                <w:kern w:val="0"/>
-                <w14:ligatures w14:val="none"/>
-              </w:rPr>
-            </w:pPr>
-            <w:r>
-              <w:rPr>
-                <w:rFonts w:ascii="Courier New" w:eastAsia="Times New Roman" w:hAnsi="Courier New" w:cs="Courier New"/>
-                <w:b/>
-                <w:bCs/>
-                <w:color w:val="000000"/>
-                <w:kern w:val="0"/>
-                <w14:ligatures w14:val="none"/>
-              </w:rPr>
-              <w:t>5, 10, 17</w:t>
+          </w:tcPr>
+          <w:p>
+            <w:pPr>
+              <w:jc w:val="center"/>
+              <w:cnfStyle w:val="000000100000" w:firstRow="0" w:lastRow="0" w:firstColumn="0" w:lastColumn="0" w:oddVBand="0" w:evenVBand="0" w:oddHBand="1" w:evenHBand="0" w:firstRowFirstColumn="0" w:firstRowLastColumn="0" w:lastRowFirstColumn="0" w:lastRowLastColumn="0"/>
+              <w:rPr>
+                <w:rFonts w:ascii="Courier New" w:eastAsia="Times New Roman" w:hAnsi="Courier New" w:cs="Courier New"/>
+                <w:b/>
+                <w:bCs/>
+                <w:color w:val="000000"/>
+                <w:kern w:val="0"/>
+                <w14:ligatures w14:val="none"/>
+              </w:rPr>
+            </w:pPr>
+            <w:r>
+              <w:rPr>
+                <w:rFonts w:ascii="Courier New" w:eastAsia="Times New Roman" w:hAnsi="Courier New" w:cs="Courier New"/>
+                <w:b/>
+                <w:bCs/>
+                <w:color w:val="000000"/>
+                <w:kern w:val="0"/>
+                <w14:ligatures w14:val="none"/>
+              </w:rPr>
+              <w:t>5, 10</w:t>
             </w:r>
           </w:p>
         </w:tc>
@@ -2192,7 +2189,7 @@
                 <w:kern w:val="0"/>
                 <w14:ligatures w14:val="none"/>
               </w:rPr>
-              <w:t>Bed</w:t>
+              <w:t>Mirror</w:t>
             </w:r>
           </w:p>
         </w:tc>
@@ -2258,7 +2255,7 @@
                 <w:kern w:val="0"/>
                 <w14:ligatures w14:val="none"/>
               </w:rPr>
-              <w:t>5, 10, 12, 17, 20</w:t>
+              <w:t>5, 10, 17</w:t>
             </w:r>
           </w:p>
         </w:tc>
@@ -2312,7 +2309,7 @@
                 <w:kern w:val="0"/>
                 <w14:ligatures w14:val="none"/>
               </w:rPr>
-              <w:t>Wardrobe and clothes</w:t>
+              <w:t>Bed</w:t>
             </w:r>
           </w:p>
         </w:tc>
@@ -2378,7 +2375,7 @@
                 <w:kern w:val="0"/>
                 <w14:ligatures w14:val="none"/>
               </w:rPr>
-              <w:t>5, 10, 22</w:t>
+              <w:t>5, 10, 12, 17, 20</w:t>
             </w:r>
           </w:p>
         </w:tc>
@@ -2431,7 +2428,7 @@
                 <w:kern w:val="0"/>
                 <w14:ligatures w14:val="none"/>
               </w:rPr>
-              <w:t>Small pill bottle</w:t>
+              <w:t>Wardrobe and clothes</w:t>
             </w:r>
           </w:p>
         </w:tc>
@@ -2497,7 +2494,7 @@
                 <w:kern w:val="0"/>
                 <w14:ligatures w14:val="none"/>
               </w:rPr>
-              <w:t>5, 6, 14, 15, 22</w:t>
+              <w:t>5, 10, 22</w:t>
             </w:r>
           </w:p>
         </w:tc>
@@ -2551,7 +2548,7 @@
                 <w:kern w:val="0"/>
                 <w14:ligatures w14:val="none"/>
               </w:rPr>
-              <w:t>Vanity with mirror</w:t>
+              <w:t>Small pill bottle</w:t>
             </w:r>
           </w:p>
         </w:tc>
@@ -2617,7 +2614,7 @@
                 <w:kern w:val="0"/>
                 <w14:ligatures w14:val="none"/>
               </w:rPr>
-              <w:t>6, 15</w:t>
+              <w:t>5, 6, 14, 15, 22</w:t>
             </w:r>
           </w:p>
         </w:tc>
@@ -2670,7 +2667,7 @@
                 <w:kern w:val="0"/>
                 <w14:ligatures w14:val="none"/>
               </w:rPr>
-              <w:t>Couch</w:t>
+              <w:t>Vanity with mirror</w:t>
             </w:r>
           </w:p>
         </w:tc>
@@ -2736,7 +2733,7 @@
                 <w:kern w:val="0"/>
                 <w14:ligatures w14:val="none"/>
               </w:rPr>
-              <w:t>7, 9, 18, 21</w:t>
+              <w:t>6, 15</w:t>
             </w:r>
           </w:p>
         </w:tc>
@@ -2790,7 +2787,7 @@
                 <w:kern w:val="0"/>
                 <w14:ligatures w14:val="none"/>
               </w:rPr>
-              <w:t>Steel Tumbler</w:t>
+              <w:t>Couch</w:t>
             </w:r>
           </w:p>
         </w:tc>
@@ -2856,7 +2853,7 @@
                 <w:kern w:val="0"/>
                 <w14:ligatures w14:val="none"/>
               </w:rPr>
-              <w:t>7</w:t>
+              <w:t>7, 9, 18, 21</w:t>
             </w:r>
           </w:p>
         </w:tc>
@@ -2909,7 +2906,7 @@
                 <w:kern w:val="0"/>
                 <w14:ligatures w14:val="none"/>
               </w:rPr>
-              <w:t>Tea Table</w:t>
+              <w:t>Steel Tumbler</w:t>
             </w:r>
           </w:p>
         </w:tc>
@@ -3029,7 +3026,7 @@
                 <w:kern w:val="0"/>
                 <w14:ligatures w14:val="none"/>
               </w:rPr>
-              <w:t>Small Lamp</w:t>
+              <w:t>Tea Table</w:t>
             </w:r>
           </w:p>
         </w:tc>
@@ -3148,7 +3145,7 @@
                 <w:kern w:val="0"/>
                 <w14:ligatures w14:val="none"/>
               </w:rPr>
-              <w:t>Landline</w:t>
+              <w:t>Small Lamp</w:t>
             </w:r>
           </w:p>
         </w:tc>
@@ -3214,7 +3211,7 @@
                 <w:kern w:val="0"/>
                 <w14:ligatures w14:val="none"/>
               </w:rPr>
-              <w:t>7, 9, 22</w:t>
+              <w:t>7</w:t>
             </w:r>
           </w:p>
         </w:tc>
@@ -3250,24 +3247,25 @@
             <w:tcW w:w="4405" w:type="dxa"/>
             <w:noWrap/>
             <w:vAlign w:val="center"/>
-          </w:tcPr>
-          <w:p>
-            <w:pPr>
-              <w:rPr>
-                <w:rFonts w:ascii="Courier New" w:eastAsia="Times New Roman" w:hAnsi="Courier New" w:cs="Courier New"/>
-                <w:color w:val="000000"/>
-                <w:kern w:val="0"/>
-                <w14:ligatures w14:val="none"/>
-              </w:rPr>
-            </w:pPr>
-            <w:r>
-              <w:rPr>
-                <w:rFonts w:ascii="Courier New" w:eastAsia="Times New Roman" w:hAnsi="Courier New" w:cs="Courier New"/>
-                <w:color w:val="000000"/>
-                <w:kern w:val="0"/>
-                <w14:ligatures w14:val="none"/>
-              </w:rPr>
-              <w:t>Small LED light</w:t>
+            <w:hideMark/>
+          </w:tcPr>
+          <w:p>
+            <w:pPr>
+              <w:rPr>
+                <w:rFonts w:ascii="Courier New" w:eastAsia="Times New Roman" w:hAnsi="Courier New" w:cs="Courier New"/>
+                <w:color w:val="000000"/>
+                <w:kern w:val="0"/>
+                <w14:ligatures w14:val="none"/>
+              </w:rPr>
+            </w:pPr>
+            <w:r>
+              <w:rPr>
+                <w:rFonts w:ascii="Courier New" w:eastAsia="Times New Roman" w:hAnsi="Courier New" w:cs="Courier New"/>
+                <w:color w:val="000000"/>
+                <w:kern w:val="0"/>
+                <w14:ligatures w14:val="none"/>
+              </w:rPr>
+              <w:t>Landline</w:t>
             </w:r>
           </w:p>
         </w:tc>
@@ -3276,6 +3274,7 @@
             <w:tcW w:w="1890" w:type="dxa"/>
             <w:noWrap/>
             <w:vAlign w:val="center"/>
+            <w:hideMark/>
           </w:tcPr>
           <w:p>
             <w:pPr>
@@ -3308,41 +3307,31 @@
             <w:tcW w:w="3268" w:type="dxa"/>
             <w:noWrap/>
             <w:vAlign w:val="center"/>
-          </w:tcPr>
-          <w:p>
-            <w:pPr>
-              <w:jc w:val="center"/>
-              <w:cnfStyle w:val="000000100000" w:firstRow="0" w:lastRow="0" w:firstColumn="0" w:lastColumn="0" w:oddVBand="0" w:evenVBand="0" w:oddHBand="1" w:evenHBand="0" w:firstRowFirstColumn="0" w:firstRowLastColumn="0" w:lastRowFirstColumn="0" w:lastRowLastColumn="0"/>
-              <w:rPr>
-                <w:rFonts w:ascii="Courier New" w:eastAsia="Times New Roman" w:hAnsi="Courier New" w:cs="Courier New"/>
-                <w:b/>
-                <w:bCs/>
-                <w:color w:val="000000"/>
-                <w:kern w:val="0"/>
-                <w14:ligatures w14:val="none"/>
-              </w:rPr>
-            </w:pPr>
-            <w:r>
-              <w:rPr>
-                <w:rFonts w:ascii="Courier New" w:eastAsia="Times New Roman" w:hAnsi="Courier New" w:cs="Courier New"/>
-                <w:b/>
-                <w:bCs/>
-                <w:color w:val="000000"/>
-                <w:kern w:val="0"/>
-                <w14:ligatures w14:val="none"/>
-              </w:rPr>
-              <w:t>7</w:t>
-            </w:r>
-            <w:r>
-              <w:rPr>
-                <w:rFonts w:ascii="Courier New" w:eastAsia="Times New Roman" w:hAnsi="Courier New" w:cs="Courier New"/>
-                <w:b/>
-                <w:bCs/>
-                <w:color w:val="000000"/>
-                <w:kern w:val="0"/>
-                <w14:ligatures w14:val="none"/>
-              </w:rPr>
-              <w:t>, 9</w:t>
+            <w:hideMark/>
+          </w:tcPr>
+          <w:p>
+            <w:pPr>
+              <w:jc w:val="center"/>
+              <w:cnfStyle w:val="000000100000" w:firstRow="0" w:lastRow="0" w:firstColumn="0" w:lastColumn="0" w:oddVBand="0" w:evenVBand="0" w:oddHBand="1" w:evenHBand="0" w:firstRowFirstColumn="0" w:firstRowLastColumn="0" w:lastRowFirstColumn="0" w:lastRowLastColumn="0"/>
+              <w:rPr>
+                <w:rFonts w:ascii="Courier New" w:eastAsia="Times New Roman" w:hAnsi="Courier New" w:cs="Courier New"/>
+                <w:b/>
+                <w:bCs/>
+                <w:color w:val="000000"/>
+                <w:kern w:val="0"/>
+                <w14:ligatures w14:val="none"/>
+              </w:rPr>
+            </w:pPr>
+            <w:r>
+              <w:rPr>
+                <w:rFonts w:ascii="Courier New" w:eastAsia="Times New Roman" w:hAnsi="Courier New" w:cs="Courier New"/>
+                <w:b/>
+                <w:bCs/>
+                <w:color w:val="000000"/>
+                <w:kern w:val="0"/>
+                <w14:ligatures w14:val="none"/>
+              </w:rPr>
+              <w:t>7, 9, 22</w:t>
             </w:r>
           </w:p>
         </w:tc>
@@ -3394,7 +3383,7 @@
                 <w:kern w:val="0"/>
                 <w14:ligatures w14:val="none"/>
               </w:rPr>
-              <w:t>Photo of parents together</w:t>
+              <w:t>Small LED light</w:t>
             </w:r>
           </w:p>
         </w:tc>
@@ -3505,34 +3494,24 @@
             <w:tcW w:w="4405" w:type="dxa"/>
             <w:noWrap/>
             <w:vAlign w:val="center"/>
-            <w:hideMark/>
-          </w:tcPr>
-          <w:p>
-            <w:pPr>
-              <w:rPr>
-                <w:rFonts w:ascii="Courier New" w:eastAsia="Times New Roman" w:hAnsi="Courier New" w:cs="Courier New"/>
-                <w:color w:val="000000"/>
-                <w:kern w:val="0"/>
-                <w14:ligatures w14:val="none"/>
-              </w:rPr>
-            </w:pPr>
-            <w:r>
-              <w:rPr>
-                <w:rFonts w:ascii="Courier New" w:eastAsia="Times New Roman" w:hAnsi="Courier New" w:cs="Courier New"/>
-                <w:color w:val="000000"/>
-                <w:kern w:val="0"/>
-                <w14:ligatures w14:val="none"/>
-              </w:rPr>
-              <w:t>Fridge</w:t>
-            </w:r>
-            <w:r>
-              <w:rPr>
-                <w:rFonts w:ascii="Courier New" w:eastAsia="Times New Roman" w:hAnsi="Courier New" w:cs="Courier New"/>
-                <w:color w:val="000000"/>
-                <w:kern w:val="0"/>
-                <w14:ligatures w14:val="none"/>
-              </w:rPr>
-              <w:t xml:space="preserve"> &amp; Cabinets in Kitchen</w:t>
+          </w:tcPr>
+          <w:p>
+            <w:pPr>
+              <w:rPr>
+                <w:rFonts w:ascii="Courier New" w:eastAsia="Times New Roman" w:hAnsi="Courier New" w:cs="Courier New"/>
+                <w:color w:val="000000"/>
+                <w:kern w:val="0"/>
+                <w14:ligatures w14:val="none"/>
+              </w:rPr>
+            </w:pPr>
+            <w:r>
+              <w:rPr>
+                <w:rFonts w:ascii="Courier New" w:eastAsia="Times New Roman" w:hAnsi="Courier New" w:cs="Courier New"/>
+                <w:color w:val="000000"/>
+                <w:kern w:val="0"/>
+                <w14:ligatures w14:val="none"/>
+              </w:rPr>
+              <w:t>Photo of parents together</w:t>
             </w:r>
           </w:p>
         </w:tc>
@@ -3541,7 +3520,6 @@
             <w:tcW w:w="1890" w:type="dxa"/>
             <w:noWrap/>
             <w:vAlign w:val="center"/>
-            <w:hideMark/>
           </w:tcPr>
           <w:p>
             <w:pPr>
@@ -3574,31 +3552,41 @@
             <w:tcW w:w="3268" w:type="dxa"/>
             <w:noWrap/>
             <w:vAlign w:val="center"/>
-            <w:hideMark/>
-          </w:tcPr>
-          <w:p>
-            <w:pPr>
-              <w:jc w:val="center"/>
-              <w:cnfStyle w:val="000000100000" w:firstRow="0" w:lastRow="0" w:firstColumn="0" w:lastColumn="0" w:oddVBand="0" w:evenVBand="0" w:oddHBand="1" w:evenHBand="0" w:firstRowFirstColumn="0" w:firstRowLastColumn="0" w:lastRowFirstColumn="0" w:lastRowLastColumn="0"/>
-              <w:rPr>
-                <w:rFonts w:ascii="Courier New" w:eastAsia="Times New Roman" w:hAnsi="Courier New" w:cs="Courier New"/>
-                <w:b/>
-                <w:bCs/>
-                <w:color w:val="000000"/>
-                <w:kern w:val="0"/>
-                <w14:ligatures w14:val="none"/>
-              </w:rPr>
-            </w:pPr>
-            <w:r>
-              <w:rPr>
-                <w:rFonts w:ascii="Courier New" w:eastAsia="Times New Roman" w:hAnsi="Courier New" w:cs="Courier New"/>
-                <w:b/>
-                <w:bCs/>
-                <w:color w:val="000000"/>
-                <w:kern w:val="0"/>
-                <w14:ligatures w14:val="none"/>
-              </w:rPr>
-              <w:t>8</w:t>
+          </w:tcPr>
+          <w:p>
+            <w:pPr>
+              <w:jc w:val="center"/>
+              <w:cnfStyle w:val="000000100000" w:firstRow="0" w:lastRow="0" w:firstColumn="0" w:lastColumn="0" w:oddVBand="0" w:evenVBand="0" w:oddHBand="1" w:evenHBand="0" w:firstRowFirstColumn="0" w:firstRowLastColumn="0" w:lastRowFirstColumn="0" w:lastRowLastColumn="0"/>
+              <w:rPr>
+                <w:rFonts w:ascii="Courier New" w:eastAsia="Times New Roman" w:hAnsi="Courier New" w:cs="Courier New"/>
+                <w:b/>
+                <w:bCs/>
+                <w:color w:val="000000"/>
+                <w:kern w:val="0"/>
+                <w14:ligatures w14:val="none"/>
+              </w:rPr>
+            </w:pPr>
+            <w:r>
+              <w:rPr>
+                <w:rFonts w:ascii="Courier New" w:eastAsia="Times New Roman" w:hAnsi="Courier New" w:cs="Courier New"/>
+                <w:b/>
+                <w:bCs/>
+                <w:color w:val="000000"/>
+                <w:kern w:val="0"/>
+                <w14:ligatures w14:val="none"/>
+              </w:rPr>
+              <w:t>7</w:t>
+            </w:r>
+            <w:r>
+              <w:rPr>
+                <w:rFonts w:ascii="Courier New" w:eastAsia="Times New Roman" w:hAnsi="Courier New" w:cs="Courier New"/>
+                <w:b/>
+                <w:bCs/>
+                <w:color w:val="000000"/>
+                <w:kern w:val="0"/>
+                <w14:ligatures w14:val="none"/>
+              </w:rPr>
+              <w:t>, 9</w:t>
             </w:r>
           </w:p>
         </w:tc>
@@ -3651,7 +3639,16 @@
                 <w:kern w:val="0"/>
                 <w14:ligatures w14:val="none"/>
               </w:rPr>
-              <w:t>Glasses of Whiskey</w:t>
+              <w:t>Fridge</w:t>
+            </w:r>
+            <w:r>
+              <w:rPr>
+                <w:rFonts w:ascii="Courier New" w:eastAsia="Times New Roman" w:hAnsi="Courier New" w:cs="Courier New"/>
+                <w:color w:val="000000"/>
+                <w:kern w:val="0"/>
+                <w14:ligatures w14:val="none"/>
+              </w:rPr>
+              <w:t xml:space="preserve"> &amp; Cabinets in Kitchen</w:t>
             </w:r>
           </w:p>
         </w:tc>
@@ -3684,7 +3681,7 @@
                 <w:kern w:val="0"/>
                 <w14:ligatures w14:val="none"/>
               </w:rPr>
-              <w:t>2</w:t>
+              <w:t>1</w:t>
             </w:r>
           </w:p>
         </w:tc>
@@ -3772,7 +3769,7 @@
                 <w14:ligatures w14:val="none"/>
               </w:rPr>
               <w:lastRenderedPageBreak/>
-              <w:t>Round Alarm Clock</w:t>
+              <w:t>Glasses of Whiskey</w:t>
             </w:r>
           </w:p>
         </w:tc>
@@ -3805,7 +3802,7 @@
                 <w:kern w:val="0"/>
                 <w14:ligatures w14:val="none"/>
               </w:rPr>
-              <w:t>1</w:t>
+              <w:t>2</w:t>
             </w:r>
           </w:p>
         </w:tc>
@@ -3838,7 +3835,7 @@
                 <w:kern w:val="0"/>
                 <w14:ligatures w14:val="none"/>
               </w:rPr>
-              <w:t>10</w:t>
+              <w:t>8</w:t>
             </w:r>
           </w:p>
         </w:tc>
@@ -3891,7 +3888,7 @@
                 <w:kern w:val="0"/>
                 <w14:ligatures w14:val="none"/>
               </w:rPr>
-              <w:t>Broken Shards of Glass</w:t>
+              <w:t>Round Alarm Clock</w:t>
             </w:r>
           </w:p>
         </w:tc>
@@ -3957,7 +3954,7 @@
                 <w:kern w:val="0"/>
                 <w14:ligatures w14:val="none"/>
               </w:rPr>
-              <w:t>10, 17</w:t>
+              <w:t>10</w:t>
             </w:r>
           </w:p>
         </w:tc>
@@ -4011,7 +4008,7 @@
                 <w:kern w:val="0"/>
                 <w14:ligatures w14:val="none"/>
               </w:rPr>
-              <w:t>Uniform</w:t>
+              <w:t>Broken Shards of Glass</w:t>
             </w:r>
           </w:p>
         </w:tc>
@@ -4077,7 +4074,7 @@
                 <w:kern w:val="0"/>
                 <w14:ligatures w14:val="none"/>
               </w:rPr>
-              <w:t>10</w:t>
+              <w:t>10, 17</w:t>
             </w:r>
           </w:p>
         </w:tc>
@@ -4130,7 +4127,7 @@
                 <w:kern w:val="0"/>
                 <w14:ligatures w14:val="none"/>
               </w:rPr>
-              <w:t>Dining Table with a Chair</w:t>
+              <w:t>Uniform</w:t>
             </w:r>
           </w:p>
         </w:tc>
@@ -4196,7 +4193,7 @@
                 <w:kern w:val="0"/>
                 <w14:ligatures w14:val="none"/>
               </w:rPr>
-              <w:t>11</w:t>
+              <w:t>10</w:t>
             </w:r>
           </w:p>
         </w:tc>
@@ -4250,7 +4247,7 @@
                 <w:kern w:val="0"/>
                 <w14:ligatures w14:val="none"/>
               </w:rPr>
-              <w:t>Top Hanging Light</w:t>
+              <w:t>Dining Table with a Chair</w:t>
             </w:r>
           </w:p>
         </w:tc>
@@ -4369,7 +4366,7 @@
                 <w:kern w:val="0"/>
                 <w14:ligatures w14:val="none"/>
               </w:rPr>
-              <w:t>Plate of Piping Hot Dosa</w:t>
+              <w:t>Top Hanging Light</w:t>
             </w:r>
           </w:p>
         </w:tc>
@@ -4489,7 +4486,7 @@
                 <w:kern w:val="0"/>
                 <w14:ligatures w14:val="none"/>
               </w:rPr>
-              <w:t>Tiffin Box with hard Maggie</w:t>
+              <w:t>Plate of Piping Hot Dosa</w:t>
             </w:r>
           </w:p>
         </w:tc>
@@ -4608,7 +4605,7 @@
                 <w:kern w:val="0"/>
                 <w14:ligatures w14:val="none"/>
               </w:rPr>
-              <w:t>Birthday cake with candles</w:t>
+              <w:t>Tiffin Box with hard Maggie</w:t>
             </w:r>
           </w:p>
         </w:tc>
@@ -4728,7 +4725,7 @@
                 <w:kern w:val="0"/>
                 <w14:ligatures w14:val="none"/>
               </w:rPr>
-              <w:t>Firecracker</w:t>
+              <w:t>Birthday cake with candles</w:t>
             </w:r>
           </w:p>
         </w:tc>
@@ -4847,7 +4844,7 @@
                 <w:kern w:val="0"/>
                 <w14:ligatures w14:val="none"/>
               </w:rPr>
-              <w:t>Laptop &amp; worktable in Bedroom</w:t>
+              <w:t>Firecracker</w:t>
             </w:r>
           </w:p>
         </w:tc>
@@ -4913,7 +4910,7 @@
                 <w:kern w:val="0"/>
                 <w14:ligatures w14:val="none"/>
               </w:rPr>
-              <w:t>12</w:t>
+              <w:t>11</w:t>
             </w:r>
           </w:p>
         </w:tc>
@@ -4967,7 +4964,7 @@
                 <w:kern w:val="0"/>
                 <w14:ligatures w14:val="none"/>
               </w:rPr>
-              <w:t>Blanket</w:t>
+              <w:t>Laptop &amp; worktable in Bedroom</w:t>
             </w:r>
           </w:p>
         </w:tc>
@@ -5086,7 +5083,7 @@
                 <w:kern w:val="0"/>
                 <w14:ligatures w14:val="none"/>
               </w:rPr>
-              <w:t>Marigold</w:t>
+              <w:t>Blanket</w:t>
             </w:r>
           </w:p>
         </w:tc>
@@ -5153,39 +5150,6 @@
                 <w14:ligatures w14:val="none"/>
               </w:rPr>
               <w:t>12</w:t>
-            </w:r>
-            <w:r>
-              <w:rPr>
-                <w:rFonts w:ascii="Courier New" w:eastAsia="Times New Roman" w:hAnsi="Courier New" w:cs="Courier New"/>
-                <w:b/>
-                <w:bCs/>
-                <w:color w:val="000000"/>
-                <w:kern w:val="0"/>
-                <w14:ligatures w14:val="none"/>
-              </w:rPr>
-              <w:t>,</w:t>
-            </w:r>
-            <w:r>
-              <w:rPr>
-                <w:rFonts w:ascii="Courier New" w:eastAsia="Times New Roman" w:hAnsi="Courier New" w:cs="Courier New"/>
-                <w:b/>
-                <w:bCs/>
-                <w:color w:val="000000"/>
-                <w:kern w:val="0"/>
-                <w14:ligatures w14:val="none"/>
-              </w:rPr>
-              <w:t xml:space="preserve"> 1</w:t>
-            </w:r>
-            <w:r>
-              <w:rPr>
-                <w:rFonts w:ascii="Courier New" w:eastAsia="Times New Roman" w:hAnsi="Courier New" w:cs="Courier New"/>
-                <w:b/>
-                <w:bCs/>
-                <w:color w:val="000000"/>
-                <w:kern w:val="0"/>
-                <w14:ligatures w14:val="none"/>
-              </w:rPr>
-              <w:t>6</w:t>
             </w:r>
           </w:p>
         </w:tc>
@@ -5239,7 +5203,7 @@
                 <w:kern w:val="0"/>
                 <w14:ligatures w14:val="none"/>
               </w:rPr>
-              <w:t>Small framed photo of Adi</w:t>
+              <w:t>Marigold</w:t>
             </w:r>
           </w:p>
         </w:tc>
@@ -5305,7 +5269,29 @@
                 <w:kern w:val="0"/>
                 <w14:ligatures w14:val="none"/>
               </w:rPr>
-              <w:t>12, 1</w:t>
+              <w:t>12</w:t>
+            </w:r>
+            <w:r>
+              <w:rPr>
+                <w:rFonts w:ascii="Courier New" w:eastAsia="Times New Roman" w:hAnsi="Courier New" w:cs="Courier New"/>
+                <w:b/>
+                <w:bCs/>
+                <w:color w:val="000000"/>
+                <w:kern w:val="0"/>
+                <w14:ligatures w14:val="none"/>
+              </w:rPr>
+              <w:t>,</w:t>
+            </w:r>
+            <w:r>
+              <w:rPr>
+                <w:rFonts w:ascii="Courier New" w:eastAsia="Times New Roman" w:hAnsi="Courier New" w:cs="Courier New"/>
+                <w:b/>
+                <w:bCs/>
+                <w:color w:val="000000"/>
+                <w:kern w:val="0"/>
+                <w14:ligatures w14:val="none"/>
+              </w:rPr>
+              <w:t xml:space="preserve"> 1</w:t>
             </w:r>
             <w:r>
               <w:rPr>
@@ -5369,7 +5355,7 @@
                 <w:kern w:val="0"/>
                 <w14:ligatures w14:val="none"/>
               </w:rPr>
-              <w:t>Shelf with photos and stuffs</w:t>
+              <w:t>Small framed photo of Adi</w:t>
             </w:r>
           </w:p>
         </w:tc>
@@ -5435,7 +5421,18 @@
                 <w:kern w:val="0"/>
                 <w14:ligatures w14:val="none"/>
               </w:rPr>
-              <w:t>12</w:t>
+              <w:t>12, 1</w:t>
+            </w:r>
+            <w:r>
+              <w:rPr>
+                <w:rFonts w:ascii="Courier New" w:eastAsia="Times New Roman" w:hAnsi="Courier New" w:cs="Courier New"/>
+                <w:b/>
+                <w:bCs/>
+                <w:color w:val="000000"/>
+                <w:kern w:val="0"/>
+                <w14:ligatures w14:val="none"/>
+              </w:rPr>
+              <w:t>6</w:t>
             </w:r>
           </w:p>
         </w:tc>
@@ -5471,24 +5468,25 @@
             <w:tcW w:w="4405" w:type="dxa"/>
             <w:noWrap/>
             <w:vAlign w:val="center"/>
-          </w:tcPr>
-          <w:p>
-            <w:pPr>
-              <w:rPr>
-                <w:rFonts w:ascii="Courier New" w:eastAsia="Times New Roman" w:hAnsi="Courier New" w:cs="Courier New"/>
-                <w:color w:val="000000"/>
-                <w:kern w:val="0"/>
-                <w14:ligatures w14:val="none"/>
-              </w:rPr>
-            </w:pPr>
-            <w:r>
-              <w:rPr>
-                <w:rFonts w:ascii="Courier New" w:eastAsia="Times New Roman" w:hAnsi="Courier New" w:cs="Courier New"/>
-                <w:color w:val="000000"/>
-                <w:kern w:val="0"/>
-                <w14:ligatures w14:val="none"/>
-              </w:rPr>
-              <w:t>Ace of Spades</w:t>
+            <w:hideMark/>
+          </w:tcPr>
+          <w:p>
+            <w:pPr>
+              <w:rPr>
+                <w:rFonts w:ascii="Courier New" w:eastAsia="Times New Roman" w:hAnsi="Courier New" w:cs="Courier New"/>
+                <w:color w:val="000000"/>
+                <w:kern w:val="0"/>
+                <w14:ligatures w14:val="none"/>
+              </w:rPr>
+            </w:pPr>
+            <w:r>
+              <w:rPr>
+                <w:rFonts w:ascii="Courier New" w:eastAsia="Times New Roman" w:hAnsi="Courier New" w:cs="Courier New"/>
+                <w:color w:val="000000"/>
+                <w:kern w:val="0"/>
+                <w14:ligatures w14:val="none"/>
+              </w:rPr>
+              <w:t>Shelf with photos and stuffs</w:t>
             </w:r>
           </w:p>
         </w:tc>
@@ -5497,6 +5495,7 @@
             <w:tcW w:w="1890" w:type="dxa"/>
             <w:noWrap/>
             <w:vAlign w:val="center"/>
+            <w:hideMark/>
           </w:tcPr>
           <w:p>
             <w:pPr>
@@ -5529,30 +5528,31 @@
             <w:tcW w:w="3268" w:type="dxa"/>
             <w:noWrap/>
             <w:vAlign w:val="center"/>
-          </w:tcPr>
-          <w:p>
-            <w:pPr>
-              <w:jc w:val="center"/>
-              <w:cnfStyle w:val="000000100000" w:firstRow="0" w:lastRow="0" w:firstColumn="0" w:lastColumn="0" w:oddVBand="0" w:evenVBand="0" w:oddHBand="1" w:evenHBand="0" w:firstRowFirstColumn="0" w:firstRowLastColumn="0" w:lastRowFirstColumn="0" w:lastRowLastColumn="0"/>
-              <w:rPr>
-                <w:rFonts w:ascii="Courier New" w:eastAsia="Times New Roman" w:hAnsi="Courier New" w:cs="Courier New"/>
-                <w:b/>
-                <w:bCs/>
-                <w:color w:val="000000"/>
-                <w:kern w:val="0"/>
-                <w14:ligatures w14:val="none"/>
-              </w:rPr>
-            </w:pPr>
-            <w:r>
-              <w:rPr>
-                <w:rFonts w:ascii="Courier New" w:eastAsia="Times New Roman" w:hAnsi="Courier New" w:cs="Courier New"/>
-                <w:b/>
-                <w:bCs/>
-                <w:color w:val="000000"/>
-                <w:kern w:val="0"/>
-                <w14:ligatures w14:val="none"/>
-              </w:rPr>
-              <w:t>13</w:t>
+            <w:hideMark/>
+          </w:tcPr>
+          <w:p>
+            <w:pPr>
+              <w:jc w:val="center"/>
+              <w:cnfStyle w:val="000000100000" w:firstRow="0" w:lastRow="0" w:firstColumn="0" w:lastColumn="0" w:oddVBand="0" w:evenVBand="0" w:oddHBand="1" w:evenHBand="0" w:firstRowFirstColumn="0" w:firstRowLastColumn="0" w:lastRowFirstColumn="0" w:lastRowLastColumn="0"/>
+              <w:rPr>
+                <w:rFonts w:ascii="Courier New" w:eastAsia="Times New Roman" w:hAnsi="Courier New" w:cs="Courier New"/>
+                <w:b/>
+                <w:bCs/>
+                <w:color w:val="000000"/>
+                <w:kern w:val="0"/>
+                <w14:ligatures w14:val="none"/>
+              </w:rPr>
+            </w:pPr>
+            <w:r>
+              <w:rPr>
+                <w:rFonts w:ascii="Courier New" w:eastAsia="Times New Roman" w:hAnsi="Courier New" w:cs="Courier New"/>
+                <w:b/>
+                <w:bCs/>
+                <w:color w:val="000000"/>
+                <w:kern w:val="0"/>
+                <w14:ligatures w14:val="none"/>
+              </w:rPr>
+              <w:t>12</w:t>
             </w:r>
           </w:p>
         </w:tc>
@@ -5604,7 +5604,7 @@
                 <w:kern w:val="0"/>
                 <w14:ligatures w14:val="none"/>
               </w:rPr>
-              <w:t>Cigarette pack and match</w:t>
+              <w:t>Ace of Spades</w:t>
             </w:r>
           </w:p>
         </w:tc>
@@ -5721,7 +5721,7 @@
                 <w:kern w:val="0"/>
                 <w14:ligatures w14:val="none"/>
               </w:rPr>
-              <w:t>Ashtray with butts</w:t>
+              <w:t>Cigarette pack and match</w:t>
             </w:r>
           </w:p>
         </w:tc>
@@ -5837,7 +5837,7 @@
                 <w:kern w:val="0"/>
                 <w14:ligatures w14:val="none"/>
               </w:rPr>
-              <w:t>Empty water bottle</w:t>
+              <w:t>Ashtray with butts</w:t>
             </w:r>
           </w:p>
         </w:tc>
@@ -5954,7 +5954,7 @@
                 <w:kern w:val="0"/>
                 <w14:ligatures w14:val="none"/>
               </w:rPr>
-              <w:t>Table in between sitting</w:t>
+              <w:t>Empty water bottle</w:t>
             </w:r>
           </w:p>
         </w:tc>
@@ -6070,7 +6070,7 @@
                 <w:kern w:val="0"/>
                 <w14:ligatures w14:val="none"/>
               </w:rPr>
-              <w:t>Fake blood for nose drip</w:t>
+              <w:t>Table in between sitting</w:t>
             </w:r>
           </w:p>
         </w:tc>
@@ -6187,7 +6187,7 @@
                 <w:kern w:val="0"/>
                 <w14:ligatures w14:val="none"/>
               </w:rPr>
-              <w:t>Bandage</w:t>
+              <w:t>Fake blood for nose drip</w:t>
             </w:r>
           </w:p>
         </w:tc>
@@ -6251,7 +6251,7 @@
                 <w:kern w:val="0"/>
                 <w14:ligatures w14:val="none"/>
               </w:rPr>
-              <w:t>14</w:t>
+              <w:t>13</w:t>
             </w:r>
           </w:p>
         </w:tc>
@@ -6286,25 +6286,24 @@
             <w:tcW w:w="4405" w:type="dxa"/>
             <w:noWrap/>
             <w:vAlign w:val="center"/>
-            <w:hideMark/>
-          </w:tcPr>
-          <w:p>
-            <w:pPr>
-              <w:rPr>
-                <w:rFonts w:ascii="Courier New" w:eastAsia="Times New Roman" w:hAnsi="Courier New" w:cs="Courier New"/>
-                <w:color w:val="000000"/>
-                <w:kern w:val="0"/>
-                <w14:ligatures w14:val="none"/>
-              </w:rPr>
-            </w:pPr>
-            <w:r>
-              <w:rPr>
-                <w:rFonts w:ascii="Courier New" w:eastAsia="Times New Roman" w:hAnsi="Courier New" w:cs="Courier New"/>
-                <w:color w:val="000000"/>
-                <w:kern w:val="0"/>
-                <w14:ligatures w14:val="none"/>
-              </w:rPr>
-              <w:t>Doctor Nameplate</w:t>
+          </w:tcPr>
+          <w:p>
+            <w:pPr>
+              <w:rPr>
+                <w:rFonts w:ascii="Courier New" w:eastAsia="Times New Roman" w:hAnsi="Courier New" w:cs="Courier New"/>
+                <w:color w:val="000000"/>
+                <w:kern w:val="0"/>
+                <w14:ligatures w14:val="none"/>
+              </w:rPr>
+            </w:pPr>
+            <w:r>
+              <w:rPr>
+                <w:rFonts w:ascii="Courier New" w:eastAsia="Times New Roman" w:hAnsi="Courier New" w:cs="Courier New"/>
+                <w:color w:val="000000"/>
+                <w:kern w:val="0"/>
+                <w14:ligatures w14:val="none"/>
+              </w:rPr>
+              <w:t>Bandage</w:t>
             </w:r>
           </w:p>
         </w:tc>
@@ -6313,7 +6312,6 @@
             <w:tcW w:w="1890" w:type="dxa"/>
             <w:noWrap/>
             <w:vAlign w:val="center"/>
-            <w:hideMark/>
           </w:tcPr>
           <w:p>
             <w:pPr>
@@ -6346,7 +6344,6 @@
             <w:tcW w:w="3268" w:type="dxa"/>
             <w:noWrap/>
             <w:vAlign w:val="center"/>
-            <w:hideMark/>
           </w:tcPr>
           <w:p>
             <w:pPr>
@@ -6406,24 +6403,25 @@
             <w:tcW w:w="4405" w:type="dxa"/>
             <w:noWrap/>
             <w:vAlign w:val="center"/>
-          </w:tcPr>
-          <w:p>
-            <w:pPr>
-              <w:rPr>
-                <w:rFonts w:ascii="Courier New" w:eastAsia="Times New Roman" w:hAnsi="Courier New" w:cs="Courier New"/>
-                <w:color w:val="000000"/>
-                <w:kern w:val="0"/>
-                <w14:ligatures w14:val="none"/>
-              </w:rPr>
-            </w:pPr>
-            <w:r>
-              <w:rPr>
-                <w:rFonts w:ascii="Courier New" w:eastAsia="Times New Roman" w:hAnsi="Courier New" w:cs="Courier New"/>
-                <w:color w:val="000000"/>
-                <w:kern w:val="0"/>
-                <w14:ligatures w14:val="none"/>
-              </w:rPr>
-              <w:t>Lab Coat</w:t>
+            <w:hideMark/>
+          </w:tcPr>
+          <w:p>
+            <w:pPr>
+              <w:rPr>
+                <w:rFonts w:ascii="Courier New" w:eastAsia="Times New Roman" w:hAnsi="Courier New" w:cs="Courier New"/>
+                <w:color w:val="000000"/>
+                <w:kern w:val="0"/>
+                <w14:ligatures w14:val="none"/>
+              </w:rPr>
+            </w:pPr>
+            <w:r>
+              <w:rPr>
+                <w:rFonts w:ascii="Courier New" w:eastAsia="Times New Roman" w:hAnsi="Courier New" w:cs="Courier New"/>
+                <w:color w:val="000000"/>
+                <w:kern w:val="0"/>
+                <w14:ligatures w14:val="none"/>
+              </w:rPr>
+              <w:t>Doctor Nameplate</w:t>
             </w:r>
           </w:p>
         </w:tc>
@@ -6432,6 +6430,7 @@
             <w:tcW w:w="1890" w:type="dxa"/>
             <w:noWrap/>
             <w:vAlign w:val="center"/>
+            <w:hideMark/>
           </w:tcPr>
           <w:p>
             <w:pPr>
@@ -6464,6 +6463,7 @@
             <w:tcW w:w="3268" w:type="dxa"/>
             <w:noWrap/>
             <w:vAlign w:val="center"/>
+            <w:hideMark/>
           </w:tcPr>
           <w:p>
             <w:pPr>
@@ -6539,7 +6539,7 @@
                 <w:kern w:val="0"/>
                 <w14:ligatures w14:val="none"/>
               </w:rPr>
-              <w:t>Fake blood for Nosebleed</w:t>
+              <w:t>Lab Coat</w:t>
             </w:r>
           </w:p>
         </w:tc>
@@ -6639,25 +6639,24 @@
             <w:tcW w:w="4405" w:type="dxa"/>
             <w:noWrap/>
             <w:vAlign w:val="center"/>
-            <w:hideMark/>
-          </w:tcPr>
-          <w:p>
-            <w:pPr>
-              <w:rPr>
-                <w:rFonts w:ascii="Courier New" w:eastAsia="Times New Roman" w:hAnsi="Courier New" w:cs="Courier New"/>
-                <w:color w:val="000000"/>
-                <w:kern w:val="0"/>
-                <w14:ligatures w14:val="none"/>
-              </w:rPr>
-            </w:pPr>
-            <w:r>
-              <w:rPr>
-                <w:rFonts w:ascii="Courier New" w:eastAsia="Times New Roman" w:hAnsi="Courier New" w:cs="Courier New"/>
-                <w:color w:val="000000"/>
-                <w:kern w:val="0"/>
-                <w14:ligatures w14:val="none"/>
-              </w:rPr>
-              <w:t>Television with plug &amp; remote</w:t>
+          </w:tcPr>
+          <w:p>
+            <w:pPr>
+              <w:rPr>
+                <w:rFonts w:ascii="Courier New" w:eastAsia="Times New Roman" w:hAnsi="Courier New" w:cs="Courier New"/>
+                <w:color w:val="000000"/>
+                <w:kern w:val="0"/>
+                <w14:ligatures w14:val="none"/>
+              </w:rPr>
+            </w:pPr>
+            <w:r>
+              <w:rPr>
+                <w:rFonts w:ascii="Courier New" w:eastAsia="Times New Roman" w:hAnsi="Courier New" w:cs="Courier New"/>
+                <w:color w:val="000000"/>
+                <w:kern w:val="0"/>
+                <w14:ligatures w14:val="none"/>
+              </w:rPr>
+              <w:t>Fake blood for Nosebleed</w:t>
             </w:r>
           </w:p>
         </w:tc>
@@ -6666,7 +6665,6 @@
             <w:tcW w:w="1890" w:type="dxa"/>
             <w:noWrap/>
             <w:vAlign w:val="center"/>
-            <w:hideMark/>
           </w:tcPr>
           <w:p>
             <w:pPr>
@@ -6699,53 +6697,30 @@
             <w:tcW w:w="3268" w:type="dxa"/>
             <w:noWrap/>
             <w:vAlign w:val="center"/>
-            <w:hideMark/>
-          </w:tcPr>
-          <w:p>
-            <w:pPr>
-              <w:jc w:val="center"/>
-              <w:cnfStyle w:val="000000100000" w:firstRow="0" w:lastRow="0" w:firstColumn="0" w:lastColumn="0" w:oddVBand="0" w:evenVBand="0" w:oddHBand="1" w:evenHBand="0" w:firstRowFirstColumn="0" w:firstRowLastColumn="0" w:lastRowFirstColumn="0" w:lastRowLastColumn="0"/>
-              <w:rPr>
-                <w:rFonts w:ascii="Courier New" w:eastAsia="Times New Roman" w:hAnsi="Courier New" w:cs="Courier New"/>
-                <w:b/>
-                <w:bCs/>
-                <w:color w:val="000000"/>
-                <w:kern w:val="0"/>
-                <w14:ligatures w14:val="none"/>
-              </w:rPr>
-            </w:pPr>
-            <w:r>
-              <w:rPr>
-                <w:rFonts w:ascii="Courier New" w:eastAsia="Times New Roman" w:hAnsi="Courier New" w:cs="Courier New"/>
-                <w:b/>
-                <w:bCs/>
-                <w:color w:val="000000"/>
-                <w:kern w:val="0"/>
-                <w14:ligatures w14:val="none"/>
-              </w:rPr>
-              <w:t xml:space="preserve">16, </w:t>
-            </w:r>
-            <w:r>
-              <w:rPr>
-                <w:rFonts w:ascii="Courier New" w:eastAsia="Times New Roman" w:hAnsi="Courier New" w:cs="Courier New"/>
-                <w:b/>
-                <w:bCs/>
-                <w:color w:val="000000"/>
-                <w:kern w:val="0"/>
-                <w14:ligatures w14:val="none"/>
-              </w:rPr>
-              <w:t xml:space="preserve">20, </w:t>
-            </w:r>
-            <w:r>
-              <w:rPr>
-                <w:rFonts w:ascii="Courier New" w:eastAsia="Times New Roman" w:hAnsi="Courier New" w:cs="Courier New"/>
-                <w:b/>
-                <w:bCs/>
-                <w:color w:val="000000"/>
-                <w:kern w:val="0"/>
-                <w14:ligatures w14:val="none"/>
-              </w:rPr>
-              <w:t>25</w:t>
+          </w:tcPr>
+          <w:p>
+            <w:pPr>
+              <w:jc w:val="center"/>
+              <w:cnfStyle w:val="000000100000" w:firstRow="0" w:lastRow="0" w:firstColumn="0" w:lastColumn="0" w:oddVBand="0" w:evenVBand="0" w:oddHBand="1" w:evenHBand="0" w:firstRowFirstColumn="0" w:firstRowLastColumn="0" w:lastRowFirstColumn="0" w:lastRowLastColumn="0"/>
+              <w:rPr>
+                <w:rFonts w:ascii="Courier New" w:eastAsia="Times New Roman" w:hAnsi="Courier New" w:cs="Courier New"/>
+                <w:b/>
+                <w:bCs/>
+                <w:color w:val="000000"/>
+                <w:kern w:val="0"/>
+                <w14:ligatures w14:val="none"/>
+              </w:rPr>
+            </w:pPr>
+            <w:r>
+              <w:rPr>
+                <w:rFonts w:ascii="Courier New" w:eastAsia="Times New Roman" w:hAnsi="Courier New" w:cs="Courier New"/>
+                <w:b/>
+                <w:bCs/>
+                <w:color w:val="000000"/>
+                <w:kern w:val="0"/>
+                <w14:ligatures w14:val="none"/>
+              </w:rPr>
+              <w:t>14</w:t>
             </w:r>
           </w:p>
         </w:tc>
@@ -6780,60 +6755,25 @@
             <w:tcW w:w="4405" w:type="dxa"/>
             <w:noWrap/>
             <w:vAlign w:val="center"/>
-          </w:tcPr>
-          <w:p>
-            <w:pPr>
-              <w:rPr>
-                <w:rFonts w:ascii="Courier New" w:eastAsia="Times New Roman" w:hAnsi="Courier New" w:cs="Courier New"/>
-                <w:color w:val="000000"/>
-                <w:kern w:val="0"/>
-                <w14:ligatures w14:val="none"/>
-              </w:rPr>
-            </w:pPr>
-            <w:r>
-              <w:rPr>
-                <w:rFonts w:ascii="Courier New" w:eastAsia="Times New Roman" w:hAnsi="Courier New" w:cs="Courier New"/>
-                <w:color w:val="000000"/>
-                <w:kern w:val="0"/>
-                <w14:ligatures w14:val="none"/>
-              </w:rPr>
-              <w:t>House</w:t>
-            </w:r>
-            <w:r>
-              <w:rPr>
-                <w:rFonts w:ascii="Courier New" w:eastAsia="Times New Roman" w:hAnsi="Courier New" w:cs="Courier New"/>
-                <w:color w:val="000000"/>
-                <w:kern w:val="0"/>
-                <w14:ligatures w14:val="none"/>
-              </w:rPr>
-              <w:t xml:space="preserve"> | </w:t>
-            </w:r>
-            <w:r>
-              <w:rPr>
-                <w:rFonts w:ascii="Courier New" w:eastAsia="Times New Roman" w:hAnsi="Courier New" w:cs="Courier New"/>
-                <w:color w:val="000000"/>
-                <w:kern w:val="0"/>
-                <w14:ligatures w14:val="none"/>
-              </w:rPr>
-              <w:t>Face Pain</w:t>
-            </w:r>
-            <w:r>
-              <w:rPr>
-                <w:rFonts w:ascii="Courier New" w:eastAsia="Times New Roman" w:hAnsi="Courier New" w:cs="Courier New"/>
-                <w:color w:val="000000"/>
-                <w:kern w:val="0"/>
-                <w14:ligatures w14:val="none"/>
-              </w:rPr>
-              <w:t>t</w:t>
-            </w:r>
-            <w:r>
-              <w:rPr>
-                <w:rFonts w:ascii="Courier New" w:eastAsia="Times New Roman" w:hAnsi="Courier New" w:cs="Courier New"/>
-                <w:color w:val="000000"/>
-                <w:kern w:val="0"/>
-                <w14:ligatures w14:val="none"/>
-              </w:rPr>
-              <w:t>ing</w:t>
+            <w:hideMark/>
+          </w:tcPr>
+          <w:p>
+            <w:pPr>
+              <w:rPr>
+                <w:rFonts w:ascii="Courier New" w:eastAsia="Times New Roman" w:hAnsi="Courier New" w:cs="Courier New"/>
+                <w:color w:val="000000"/>
+                <w:kern w:val="0"/>
+                <w14:ligatures w14:val="none"/>
+              </w:rPr>
+            </w:pPr>
+            <w:r>
+              <w:rPr>
+                <w:rFonts w:ascii="Courier New" w:eastAsia="Times New Roman" w:hAnsi="Courier New" w:cs="Courier New"/>
+                <w:color w:val="000000"/>
+                <w:kern w:val="0"/>
+                <w14:ligatures w14:val="none"/>
+              </w:rPr>
+              <w:t>Television with plug &amp; remote</w:t>
             </w:r>
           </w:p>
         </w:tc>
@@ -6842,6 +6782,7 @@
             <w:tcW w:w="1890" w:type="dxa"/>
             <w:noWrap/>
             <w:vAlign w:val="center"/>
+            <w:hideMark/>
           </w:tcPr>
           <w:p>
             <w:pPr>
@@ -6874,41 +6815,53 @@
             <w:tcW w:w="3268" w:type="dxa"/>
             <w:noWrap/>
             <w:vAlign w:val="center"/>
-          </w:tcPr>
-          <w:p>
-            <w:pPr>
-              <w:jc w:val="center"/>
-              <w:cnfStyle w:val="000000000000" w:firstRow="0" w:lastRow="0" w:firstColumn="0" w:lastColumn="0" w:oddVBand="0" w:evenVBand="0" w:oddHBand="0" w:evenHBand="0" w:firstRowFirstColumn="0" w:firstRowLastColumn="0" w:lastRowFirstColumn="0" w:lastRowLastColumn="0"/>
-              <w:rPr>
-                <w:rFonts w:ascii="Courier New" w:eastAsia="Times New Roman" w:hAnsi="Courier New" w:cs="Courier New"/>
-                <w:b/>
-                <w:bCs/>
-                <w:color w:val="000000"/>
-                <w:kern w:val="0"/>
-                <w14:ligatures w14:val="none"/>
-              </w:rPr>
-            </w:pPr>
-            <w:r>
-              <w:rPr>
-                <w:rFonts w:ascii="Courier New" w:eastAsia="Times New Roman" w:hAnsi="Courier New" w:cs="Courier New"/>
-                <w:b/>
-                <w:bCs/>
-                <w:color w:val="000000"/>
-                <w:kern w:val="0"/>
-                <w14:ligatures w14:val="none"/>
-              </w:rPr>
-              <w:t>16</w:t>
-            </w:r>
-            <w:r>
-              <w:rPr>
-                <w:rFonts w:ascii="Courier New" w:eastAsia="Times New Roman" w:hAnsi="Courier New" w:cs="Courier New"/>
-                <w:b/>
-                <w:bCs/>
-                <w:color w:val="000000"/>
-                <w:kern w:val="0"/>
-                <w14:ligatures w14:val="none"/>
-              </w:rPr>
-              <w:t>, 20</w:t>
+            <w:hideMark/>
+          </w:tcPr>
+          <w:p>
+            <w:pPr>
+              <w:jc w:val="center"/>
+              <w:cnfStyle w:val="000000000000" w:firstRow="0" w:lastRow="0" w:firstColumn="0" w:lastColumn="0" w:oddVBand="0" w:evenVBand="0" w:oddHBand="0" w:evenHBand="0" w:firstRowFirstColumn="0" w:firstRowLastColumn="0" w:lastRowFirstColumn="0" w:lastRowLastColumn="0"/>
+              <w:rPr>
+                <w:rFonts w:ascii="Courier New" w:eastAsia="Times New Roman" w:hAnsi="Courier New" w:cs="Courier New"/>
+                <w:b/>
+                <w:bCs/>
+                <w:color w:val="000000"/>
+                <w:kern w:val="0"/>
+                <w14:ligatures w14:val="none"/>
+              </w:rPr>
+            </w:pPr>
+            <w:r>
+              <w:rPr>
+                <w:rFonts w:ascii="Courier New" w:eastAsia="Times New Roman" w:hAnsi="Courier New" w:cs="Courier New"/>
+                <w:b/>
+                <w:bCs/>
+                <w:color w:val="000000"/>
+                <w:kern w:val="0"/>
+                <w14:ligatures w14:val="none"/>
+              </w:rPr>
+              <w:t xml:space="preserve">16, </w:t>
+            </w:r>
+            <w:r>
+              <w:rPr>
+                <w:rFonts w:ascii="Courier New" w:eastAsia="Times New Roman" w:hAnsi="Courier New" w:cs="Courier New"/>
+                <w:b/>
+                <w:bCs/>
+                <w:color w:val="000000"/>
+                <w:kern w:val="0"/>
+                <w14:ligatures w14:val="none"/>
+              </w:rPr>
+              <w:t xml:space="preserve">20, </w:t>
+            </w:r>
+            <w:r>
+              <w:rPr>
+                <w:rFonts w:ascii="Courier New" w:eastAsia="Times New Roman" w:hAnsi="Courier New" w:cs="Courier New"/>
+                <w:b/>
+                <w:bCs/>
+                <w:color w:val="000000"/>
+                <w:kern w:val="0"/>
+                <w14:ligatures w14:val="none"/>
+              </w:rPr>
+              <w:t>25</w:t>
             </w:r>
           </w:p>
         </w:tc>
@@ -6961,7 +6914,43 @@
                 <w:kern w:val="0"/>
                 <w14:ligatures w14:val="none"/>
               </w:rPr>
-              <w:t>Curtains</w:t>
+              <w:t>House</w:t>
+            </w:r>
+            <w:r>
+              <w:rPr>
+                <w:rFonts w:ascii="Courier New" w:eastAsia="Times New Roman" w:hAnsi="Courier New" w:cs="Courier New"/>
+                <w:color w:val="000000"/>
+                <w:kern w:val="0"/>
+                <w14:ligatures w14:val="none"/>
+              </w:rPr>
+              <w:t xml:space="preserve"> | </w:t>
+            </w:r>
+            <w:r>
+              <w:rPr>
+                <w:rFonts w:ascii="Courier New" w:eastAsia="Times New Roman" w:hAnsi="Courier New" w:cs="Courier New"/>
+                <w:color w:val="000000"/>
+                <w:kern w:val="0"/>
+                <w14:ligatures w14:val="none"/>
+              </w:rPr>
+              <w:t>Face Pain</w:t>
+            </w:r>
+            <w:r>
+              <w:rPr>
+                <w:rFonts w:ascii="Courier New" w:eastAsia="Times New Roman" w:hAnsi="Courier New" w:cs="Courier New"/>
+                <w:color w:val="000000"/>
+                <w:kern w:val="0"/>
+                <w14:ligatures w14:val="none"/>
+              </w:rPr>
+              <w:t>t</w:t>
+            </w:r>
+            <w:r>
+              <w:rPr>
+                <w:rFonts w:ascii="Courier New" w:eastAsia="Times New Roman" w:hAnsi="Courier New" w:cs="Courier New"/>
+                <w:color w:val="000000"/>
+                <w:kern w:val="0"/>
+                <w14:ligatures w14:val="none"/>
+              </w:rPr>
+              <w:t>ing</w:t>
             </w:r>
           </w:p>
         </w:tc>
@@ -7025,7 +7014,18 @@
                 <w:kern w:val="0"/>
                 <w14:ligatures w14:val="none"/>
               </w:rPr>
-              <w:t>17</w:t>
+              <w:t>16</w:t>
+            </w:r>
+            <w:r>
+              <w:rPr>
+                <w:rFonts w:ascii="Courier New" w:eastAsia="Times New Roman" w:hAnsi="Courier New" w:cs="Courier New"/>
+                <w:b/>
+                <w:bCs/>
+                <w:color w:val="000000"/>
+                <w:kern w:val="0"/>
+                <w14:ligatures w14:val="none"/>
+              </w:rPr>
+              <w:t>, 20</w:t>
             </w:r>
           </w:p>
         </w:tc>
@@ -7077,7 +7077,7 @@
                 <w:kern w:val="0"/>
                 <w14:ligatures w14:val="none"/>
               </w:rPr>
-              <w:t>Match box, Lamps, Kumkum</w:t>
+              <w:t>Curtains</w:t>
             </w:r>
           </w:p>
         </w:tc>
@@ -7141,7 +7141,7 @@
                 <w:kern w:val="0"/>
                 <w14:ligatures w14:val="none"/>
               </w:rPr>
-              <w:t>18</w:t>
+              <w:t>17</w:t>
             </w:r>
           </w:p>
         </w:tc>
@@ -7177,34 +7177,24 @@
             <w:tcW w:w="4405" w:type="dxa"/>
             <w:noWrap/>
             <w:vAlign w:val="center"/>
-            <w:hideMark/>
-          </w:tcPr>
-          <w:p>
-            <w:pPr>
-              <w:rPr>
-                <w:rFonts w:ascii="Courier New" w:eastAsia="Times New Roman" w:hAnsi="Courier New" w:cs="Courier New"/>
-                <w:color w:val="000000"/>
-                <w:kern w:val="0"/>
-                <w14:ligatures w14:val="none"/>
-              </w:rPr>
-            </w:pPr>
-            <w:r>
-              <w:rPr>
-                <w:rFonts w:ascii="Courier New" w:eastAsia="Times New Roman" w:hAnsi="Courier New" w:cs="Courier New"/>
-                <w:color w:val="000000"/>
-                <w:kern w:val="0"/>
-                <w14:ligatures w14:val="none"/>
-              </w:rPr>
-              <w:t xml:space="preserve">Book </w:t>
-            </w:r>
-            <w:r>
-              <w:rPr>
-                <w:rFonts w:ascii="Courier New" w:eastAsia="Times New Roman" w:hAnsi="Courier New" w:cs="Courier New"/>
-                <w:color w:val="000000"/>
-                <w:kern w:val="0"/>
-                <w14:ligatures w14:val="none"/>
-              </w:rPr>
-              <w:t>with bookshelf</w:t>
+          </w:tcPr>
+          <w:p>
+            <w:pPr>
+              <w:rPr>
+                <w:rFonts w:ascii="Courier New" w:eastAsia="Times New Roman" w:hAnsi="Courier New" w:cs="Courier New"/>
+                <w:color w:val="000000"/>
+                <w:kern w:val="0"/>
+                <w14:ligatures w14:val="none"/>
+              </w:rPr>
+            </w:pPr>
+            <w:r>
+              <w:rPr>
+                <w:rFonts w:ascii="Courier New" w:eastAsia="Times New Roman" w:hAnsi="Courier New" w:cs="Courier New"/>
+                <w:color w:val="000000"/>
+                <w:kern w:val="0"/>
+                <w14:ligatures w14:val="none"/>
+              </w:rPr>
+              <w:t>Match box, Lamps, Kumkum</w:t>
             </w:r>
           </w:p>
         </w:tc>
@@ -7213,7 +7203,6 @@
             <w:tcW w:w="1890" w:type="dxa"/>
             <w:noWrap/>
             <w:vAlign w:val="center"/>
-            <w:hideMark/>
           </w:tcPr>
           <w:p>
             <w:pPr>
@@ -7246,7 +7235,6 @@
             <w:tcW w:w="3268" w:type="dxa"/>
             <w:noWrap/>
             <w:vAlign w:val="center"/>
-            <w:hideMark/>
           </w:tcPr>
           <w:p>
             <w:pPr>
@@ -7305,24 +7293,34 @@
             <w:tcW w:w="4405" w:type="dxa"/>
             <w:noWrap/>
             <w:vAlign w:val="center"/>
-          </w:tcPr>
-          <w:p>
-            <w:pPr>
-              <w:rPr>
-                <w:rFonts w:ascii="Courier New" w:eastAsia="Times New Roman" w:hAnsi="Courier New" w:cs="Courier New"/>
-                <w:color w:val="000000"/>
-                <w:kern w:val="0"/>
-                <w14:ligatures w14:val="none"/>
-              </w:rPr>
-            </w:pPr>
-            <w:r>
-              <w:rPr>
-                <w:rFonts w:ascii="Courier New" w:eastAsia="Times New Roman" w:hAnsi="Courier New" w:cs="Courier New"/>
-                <w:color w:val="000000"/>
-                <w:kern w:val="0"/>
-                <w14:ligatures w14:val="none"/>
-              </w:rPr>
-              <w:t>Flashlight</w:t>
+            <w:hideMark/>
+          </w:tcPr>
+          <w:p>
+            <w:pPr>
+              <w:rPr>
+                <w:rFonts w:ascii="Courier New" w:eastAsia="Times New Roman" w:hAnsi="Courier New" w:cs="Courier New"/>
+                <w:color w:val="000000"/>
+                <w:kern w:val="0"/>
+                <w14:ligatures w14:val="none"/>
+              </w:rPr>
+            </w:pPr>
+            <w:r>
+              <w:rPr>
+                <w:rFonts w:ascii="Courier New" w:eastAsia="Times New Roman" w:hAnsi="Courier New" w:cs="Courier New"/>
+                <w:color w:val="000000"/>
+                <w:kern w:val="0"/>
+                <w14:ligatures w14:val="none"/>
+              </w:rPr>
+              <w:t xml:space="preserve">Book </w:t>
+            </w:r>
+            <w:r>
+              <w:rPr>
+                <w:rFonts w:ascii="Courier New" w:eastAsia="Times New Roman" w:hAnsi="Courier New" w:cs="Courier New"/>
+                <w:color w:val="000000"/>
+                <w:kern w:val="0"/>
+                <w14:ligatures w14:val="none"/>
+              </w:rPr>
+              <w:t>with bookshelf</w:t>
             </w:r>
           </w:p>
         </w:tc>
@@ -7331,6 +7329,7 @@
             <w:tcW w:w="1890" w:type="dxa"/>
             <w:noWrap/>
             <w:vAlign w:val="center"/>
+            <w:hideMark/>
           </w:tcPr>
           <w:p>
             <w:pPr>
@@ -7363,30 +7362,31 @@
             <w:tcW w:w="3268" w:type="dxa"/>
             <w:noWrap/>
             <w:vAlign w:val="center"/>
-          </w:tcPr>
-          <w:p>
-            <w:pPr>
-              <w:jc w:val="center"/>
-              <w:cnfStyle w:val="000000000000" w:firstRow="0" w:lastRow="0" w:firstColumn="0" w:lastColumn="0" w:oddVBand="0" w:evenVBand="0" w:oddHBand="0" w:evenHBand="0" w:firstRowFirstColumn="0" w:firstRowLastColumn="0" w:lastRowFirstColumn="0" w:lastRowLastColumn="0"/>
-              <w:rPr>
-                <w:rFonts w:ascii="Courier New" w:eastAsia="Times New Roman" w:hAnsi="Courier New" w:cs="Courier New"/>
-                <w:b/>
-                <w:bCs/>
-                <w:color w:val="000000"/>
-                <w:kern w:val="0"/>
-                <w14:ligatures w14:val="none"/>
-              </w:rPr>
-            </w:pPr>
-            <w:r>
-              <w:rPr>
-                <w:rFonts w:ascii="Courier New" w:eastAsia="Times New Roman" w:hAnsi="Courier New" w:cs="Courier New"/>
-                <w:b/>
-                <w:bCs/>
-                <w:color w:val="000000"/>
-                <w:kern w:val="0"/>
-                <w14:ligatures w14:val="none"/>
-              </w:rPr>
-              <w:t>20</w:t>
+            <w:hideMark/>
+          </w:tcPr>
+          <w:p>
+            <w:pPr>
+              <w:jc w:val="center"/>
+              <w:cnfStyle w:val="000000000000" w:firstRow="0" w:lastRow="0" w:firstColumn="0" w:lastColumn="0" w:oddVBand="0" w:evenVBand="0" w:oddHBand="0" w:evenHBand="0" w:firstRowFirstColumn="0" w:firstRowLastColumn="0" w:lastRowFirstColumn="0" w:lastRowLastColumn="0"/>
+              <w:rPr>
+                <w:rFonts w:ascii="Courier New" w:eastAsia="Times New Roman" w:hAnsi="Courier New" w:cs="Courier New"/>
+                <w:b/>
+                <w:bCs/>
+                <w:color w:val="000000"/>
+                <w:kern w:val="0"/>
+                <w14:ligatures w14:val="none"/>
+              </w:rPr>
+            </w:pPr>
+            <w:r>
+              <w:rPr>
+                <w:rFonts w:ascii="Courier New" w:eastAsia="Times New Roman" w:hAnsi="Courier New" w:cs="Courier New"/>
+                <w:b/>
+                <w:bCs/>
+                <w:color w:val="000000"/>
+                <w:kern w:val="0"/>
+                <w14:ligatures w14:val="none"/>
+              </w:rPr>
+              <w:t>18</w:t>
             </w:r>
           </w:p>
         </w:tc>
@@ -7439,7 +7439,7 @@
                 <w:kern w:val="0"/>
                 <w14:ligatures w14:val="none"/>
               </w:rPr>
-              <w:t>Knife</w:t>
+              <w:t>Flashlight</w:t>
             </w:r>
           </w:p>
         </w:tc>
@@ -7555,7 +7555,7 @@
                 <w:kern w:val="0"/>
                 <w14:ligatures w14:val="none"/>
               </w:rPr>
-              <w:t>Carrom Board</w:t>
+              <w:t>Knife</w:t>
             </w:r>
           </w:p>
         </w:tc>
@@ -7619,7 +7619,7 @@
                 <w:kern w:val="0"/>
                 <w14:ligatures w14:val="none"/>
               </w:rPr>
-              <w:t>21</w:t>
+              <w:t>20</w:t>
             </w:r>
           </w:p>
         </w:tc>
@@ -7673,7 +7673,7 @@
                 <w14:ligatures w14:val="none"/>
               </w:rPr>
               <w:lastRenderedPageBreak/>
-              <w:t>Shoes with lace for Ved</w:t>
+              <w:t>Carrom Board</w:t>
             </w:r>
           </w:p>
         </w:tc>
@@ -7789,7 +7789,7 @@
                 <w:kern w:val="0"/>
                 <w14:ligatures w14:val="none"/>
               </w:rPr>
-              <w:t>Wedding Ring</w:t>
+              <w:t>Shoes with lace for Ved</w:t>
             </w:r>
           </w:p>
         </w:tc>
@@ -7889,25 +7889,24 @@
             <w:tcW w:w="4405" w:type="dxa"/>
             <w:noWrap/>
             <w:vAlign w:val="center"/>
-            <w:hideMark/>
-          </w:tcPr>
-          <w:p>
-            <w:pPr>
-              <w:rPr>
-                <w:rFonts w:ascii="Courier New" w:eastAsia="Times New Roman" w:hAnsi="Courier New" w:cs="Courier New"/>
-                <w:color w:val="000000"/>
-                <w:kern w:val="0"/>
-                <w14:ligatures w14:val="none"/>
-              </w:rPr>
-            </w:pPr>
-            <w:r>
-              <w:rPr>
-                <w:rFonts w:ascii="Courier New" w:eastAsia="Times New Roman" w:hAnsi="Courier New" w:cs="Courier New"/>
-                <w:color w:val="000000"/>
-                <w:kern w:val="0"/>
-                <w14:ligatures w14:val="none"/>
-              </w:rPr>
-              <w:t>Jug</w:t>
+          </w:tcPr>
+          <w:p>
+            <w:pPr>
+              <w:rPr>
+                <w:rFonts w:ascii="Courier New" w:eastAsia="Times New Roman" w:hAnsi="Courier New" w:cs="Courier New"/>
+                <w:color w:val="000000"/>
+                <w:kern w:val="0"/>
+                <w14:ligatures w14:val="none"/>
+              </w:rPr>
+            </w:pPr>
+            <w:r>
+              <w:rPr>
+                <w:rFonts w:ascii="Courier New" w:eastAsia="Times New Roman" w:hAnsi="Courier New" w:cs="Courier New"/>
+                <w:color w:val="000000"/>
+                <w:kern w:val="0"/>
+                <w14:ligatures w14:val="none"/>
+              </w:rPr>
+              <w:t>Wedding Ring</w:t>
             </w:r>
           </w:p>
         </w:tc>
@@ -7916,7 +7915,6 @@
             <w:tcW w:w="1890" w:type="dxa"/>
             <w:noWrap/>
             <w:vAlign w:val="center"/>
-            <w:hideMark/>
           </w:tcPr>
           <w:p>
             <w:pPr>
@@ -7949,31 +7947,30 @@
             <w:tcW w:w="3268" w:type="dxa"/>
             <w:noWrap/>
             <w:vAlign w:val="center"/>
-            <w:hideMark/>
-          </w:tcPr>
-          <w:p>
-            <w:pPr>
-              <w:jc w:val="center"/>
-              <w:cnfStyle w:val="000000100000" w:firstRow="0" w:lastRow="0" w:firstColumn="0" w:lastColumn="0" w:oddVBand="0" w:evenVBand="0" w:oddHBand="1" w:evenHBand="0" w:firstRowFirstColumn="0" w:firstRowLastColumn="0" w:lastRowFirstColumn="0" w:lastRowLastColumn="0"/>
-              <w:rPr>
-                <w:rFonts w:ascii="Courier New" w:eastAsia="Times New Roman" w:hAnsi="Courier New" w:cs="Courier New"/>
-                <w:b/>
-                <w:bCs/>
-                <w:color w:val="000000"/>
-                <w:kern w:val="0"/>
-                <w14:ligatures w14:val="none"/>
-              </w:rPr>
-            </w:pPr>
-            <w:r>
-              <w:rPr>
-                <w:rFonts w:ascii="Courier New" w:eastAsia="Times New Roman" w:hAnsi="Courier New" w:cs="Courier New"/>
-                <w:b/>
-                <w:bCs/>
-                <w:color w:val="000000"/>
-                <w:kern w:val="0"/>
-                <w14:ligatures w14:val="none"/>
-              </w:rPr>
-              <w:t>22</w:t>
+          </w:tcPr>
+          <w:p>
+            <w:pPr>
+              <w:jc w:val="center"/>
+              <w:cnfStyle w:val="000000100000" w:firstRow="0" w:lastRow="0" w:firstColumn="0" w:lastColumn="0" w:oddVBand="0" w:evenVBand="0" w:oddHBand="1" w:evenHBand="0" w:firstRowFirstColumn="0" w:firstRowLastColumn="0" w:lastRowFirstColumn="0" w:lastRowLastColumn="0"/>
+              <w:rPr>
+                <w:rFonts w:ascii="Courier New" w:eastAsia="Times New Roman" w:hAnsi="Courier New" w:cs="Courier New"/>
+                <w:b/>
+                <w:bCs/>
+                <w:color w:val="000000"/>
+                <w:kern w:val="0"/>
+                <w14:ligatures w14:val="none"/>
+              </w:rPr>
+            </w:pPr>
+            <w:r>
+              <w:rPr>
+                <w:rFonts w:ascii="Courier New" w:eastAsia="Times New Roman" w:hAnsi="Courier New" w:cs="Courier New"/>
+                <w:b/>
+                <w:bCs/>
+                <w:color w:val="000000"/>
+                <w:kern w:val="0"/>
+                <w14:ligatures w14:val="none"/>
+              </w:rPr>
+              <w:t>21</w:t>
             </w:r>
           </w:p>
         </w:tc>
@@ -8008,24 +8005,25 @@
             <w:tcW w:w="4405" w:type="dxa"/>
             <w:noWrap/>
             <w:vAlign w:val="center"/>
-          </w:tcPr>
-          <w:p>
-            <w:pPr>
-              <w:rPr>
-                <w:rFonts w:ascii="Courier New" w:eastAsia="Times New Roman" w:hAnsi="Courier New" w:cs="Courier New"/>
-                <w:color w:val="000000"/>
-                <w:kern w:val="0"/>
-                <w14:ligatures w14:val="none"/>
-              </w:rPr>
-            </w:pPr>
-            <w:r>
-              <w:rPr>
-                <w:rFonts w:ascii="Courier New" w:eastAsia="Times New Roman" w:hAnsi="Courier New" w:cs="Courier New"/>
-                <w:color w:val="000000"/>
-                <w:kern w:val="0"/>
-                <w14:ligatures w14:val="none"/>
-              </w:rPr>
-              <w:t>Kettle</w:t>
+            <w:hideMark/>
+          </w:tcPr>
+          <w:p>
+            <w:pPr>
+              <w:rPr>
+                <w:rFonts w:ascii="Courier New" w:eastAsia="Times New Roman" w:hAnsi="Courier New" w:cs="Courier New"/>
+                <w:color w:val="000000"/>
+                <w:kern w:val="0"/>
+                <w14:ligatures w14:val="none"/>
+              </w:rPr>
+            </w:pPr>
+            <w:r>
+              <w:rPr>
+                <w:rFonts w:ascii="Courier New" w:eastAsia="Times New Roman" w:hAnsi="Courier New" w:cs="Courier New"/>
+                <w:color w:val="000000"/>
+                <w:kern w:val="0"/>
+                <w14:ligatures w14:val="none"/>
+              </w:rPr>
+              <w:t>Jug</w:t>
             </w:r>
           </w:p>
         </w:tc>
@@ -8034,6 +8032,7 @@
             <w:tcW w:w="1890" w:type="dxa"/>
             <w:noWrap/>
             <w:vAlign w:val="center"/>
+            <w:hideMark/>
           </w:tcPr>
           <w:p>
             <w:pPr>
@@ -8066,6 +8065,7 @@
             <w:tcW w:w="3268" w:type="dxa"/>
             <w:noWrap/>
             <w:vAlign w:val="center"/>
+            <w:hideMark/>
           </w:tcPr>
           <w:p>
             <w:pPr>
@@ -8125,25 +8125,24 @@
             <w:tcW w:w="4405" w:type="dxa"/>
             <w:noWrap/>
             <w:vAlign w:val="center"/>
-            <w:hideMark/>
-          </w:tcPr>
-          <w:p>
-            <w:pPr>
-              <w:rPr>
-                <w:rFonts w:ascii="Courier New" w:eastAsia="Times New Roman" w:hAnsi="Courier New" w:cs="Courier New"/>
-                <w:color w:val="000000"/>
-                <w:kern w:val="0"/>
-                <w14:ligatures w14:val="none"/>
-              </w:rPr>
-            </w:pPr>
-            <w:r>
-              <w:rPr>
-                <w:rFonts w:ascii="Courier New" w:eastAsia="Times New Roman" w:hAnsi="Courier New" w:cs="Courier New"/>
-                <w:color w:val="000000"/>
-                <w:kern w:val="0"/>
-                <w14:ligatures w14:val="none"/>
-              </w:rPr>
-              <w:t>Tea set with black sesame</w:t>
+          </w:tcPr>
+          <w:p>
+            <w:pPr>
+              <w:rPr>
+                <w:rFonts w:ascii="Courier New" w:eastAsia="Times New Roman" w:hAnsi="Courier New" w:cs="Courier New"/>
+                <w:color w:val="000000"/>
+                <w:kern w:val="0"/>
+                <w14:ligatures w14:val="none"/>
+              </w:rPr>
+            </w:pPr>
+            <w:r>
+              <w:rPr>
+                <w:rFonts w:ascii="Courier New" w:eastAsia="Times New Roman" w:hAnsi="Courier New" w:cs="Courier New"/>
+                <w:color w:val="000000"/>
+                <w:kern w:val="0"/>
+                <w14:ligatures w14:val="none"/>
+              </w:rPr>
+              <w:t>Kettle</w:t>
             </w:r>
           </w:p>
         </w:tc>
@@ -8152,7 +8151,6 @@
             <w:tcW w:w="1890" w:type="dxa"/>
             <w:noWrap/>
             <w:vAlign w:val="center"/>
-            <w:hideMark/>
           </w:tcPr>
           <w:p>
             <w:pPr>
@@ -8185,7 +8183,6 @@
             <w:tcW w:w="3268" w:type="dxa"/>
             <w:noWrap/>
             <w:vAlign w:val="center"/>
-            <w:hideMark/>
           </w:tcPr>
           <w:p>
             <w:pPr>
@@ -8262,7 +8259,7 @@
                 <w:kern w:val="0"/>
                 <w14:ligatures w14:val="none"/>
               </w:rPr>
-              <w:t>Black Pebbles</w:t>
+              <w:t>Tea set with black sesame</w:t>
             </w:r>
           </w:p>
         </w:tc>
@@ -8364,24 +8361,25 @@
             <w:tcW w:w="4405" w:type="dxa"/>
             <w:noWrap/>
             <w:vAlign w:val="center"/>
-          </w:tcPr>
-          <w:p>
-            <w:pPr>
-              <w:rPr>
-                <w:rFonts w:ascii="Courier New" w:eastAsia="Times New Roman" w:hAnsi="Courier New" w:cs="Courier New"/>
-                <w:color w:val="000000"/>
-                <w:kern w:val="0"/>
-                <w14:ligatures w14:val="none"/>
-              </w:rPr>
-            </w:pPr>
-            <w:r>
-              <w:rPr>
-                <w:rFonts w:ascii="Courier New" w:eastAsia="Times New Roman" w:hAnsi="Courier New" w:cs="Courier New"/>
-                <w:color w:val="000000"/>
-                <w:kern w:val="0"/>
-                <w14:ligatures w14:val="none"/>
-              </w:rPr>
-              <w:t>Juice Box with Oil</w:t>
+            <w:hideMark/>
+          </w:tcPr>
+          <w:p>
+            <w:pPr>
+              <w:rPr>
+                <w:rFonts w:ascii="Courier New" w:eastAsia="Times New Roman" w:hAnsi="Courier New" w:cs="Courier New"/>
+                <w:color w:val="000000"/>
+                <w:kern w:val="0"/>
+                <w14:ligatures w14:val="none"/>
+              </w:rPr>
+            </w:pPr>
+            <w:r>
+              <w:rPr>
+                <w:rFonts w:ascii="Courier New" w:eastAsia="Times New Roman" w:hAnsi="Courier New" w:cs="Courier New"/>
+                <w:color w:val="000000"/>
+                <w:kern w:val="0"/>
+                <w14:ligatures w14:val="none"/>
+              </w:rPr>
+              <w:t>Black Pebbles</w:t>
             </w:r>
           </w:p>
         </w:tc>
@@ -8390,6 +8388,7 @@
             <w:tcW w:w="1890" w:type="dxa"/>
             <w:noWrap/>
             <w:vAlign w:val="center"/>
+            <w:hideMark/>
           </w:tcPr>
           <w:p>
             <w:pPr>
@@ -8422,6 +8421,7 @@
             <w:tcW w:w="3268" w:type="dxa"/>
             <w:noWrap/>
             <w:vAlign w:val="center"/>
+            <w:hideMark/>
           </w:tcPr>
           <w:p>
             <w:pPr>
@@ -8480,25 +8480,24 @@
             <w:tcW w:w="4405" w:type="dxa"/>
             <w:noWrap/>
             <w:vAlign w:val="center"/>
-            <w:hideMark/>
-          </w:tcPr>
-          <w:p>
-            <w:pPr>
-              <w:rPr>
-                <w:rFonts w:ascii="Courier New" w:eastAsia="Times New Roman" w:hAnsi="Courier New" w:cs="Courier New"/>
-                <w:color w:val="000000"/>
-                <w:kern w:val="0"/>
-                <w14:ligatures w14:val="none"/>
-              </w:rPr>
-            </w:pPr>
-            <w:r>
-              <w:rPr>
-                <w:rFonts w:ascii="Courier New" w:eastAsia="Times New Roman" w:hAnsi="Courier New" w:cs="Courier New"/>
-                <w:color w:val="000000"/>
-                <w:kern w:val="0"/>
-                <w14:ligatures w14:val="none"/>
-              </w:rPr>
-              <w:t>Whiskey Bottle</w:t>
+          </w:tcPr>
+          <w:p>
+            <w:pPr>
+              <w:rPr>
+                <w:rFonts w:ascii="Courier New" w:eastAsia="Times New Roman" w:hAnsi="Courier New" w:cs="Courier New"/>
+                <w:color w:val="000000"/>
+                <w:kern w:val="0"/>
+                <w14:ligatures w14:val="none"/>
+              </w:rPr>
+            </w:pPr>
+            <w:r>
+              <w:rPr>
+                <w:rFonts w:ascii="Courier New" w:eastAsia="Times New Roman" w:hAnsi="Courier New" w:cs="Courier New"/>
+                <w:color w:val="000000"/>
+                <w:kern w:val="0"/>
+                <w14:ligatures w14:val="none"/>
+              </w:rPr>
+              <w:t>Juice Box with Oil</w:t>
             </w:r>
           </w:p>
         </w:tc>
@@ -8507,7 +8506,6 @@
             <w:tcW w:w="1890" w:type="dxa"/>
             <w:noWrap/>
             <w:vAlign w:val="center"/>
-            <w:hideMark/>
           </w:tcPr>
           <w:p>
             <w:pPr>
@@ -8540,7 +8538,6 @@
             <w:tcW w:w="3268" w:type="dxa"/>
             <w:noWrap/>
             <w:vAlign w:val="center"/>
-            <w:hideMark/>
           </w:tcPr>
           <w:p>
             <w:pPr>
@@ -8618,7 +8615,7 @@
                 <w:kern w:val="0"/>
                 <w14:ligatures w14:val="none"/>
               </w:rPr>
-              <w:t>Dry flower petals</w:t>
+              <w:t>Whiskey Bottle</w:t>
             </w:r>
           </w:p>
         </w:tc>
@@ -8719,24 +8716,25 @@
             <w:tcW w:w="4405" w:type="dxa"/>
             <w:noWrap/>
             <w:vAlign w:val="center"/>
-          </w:tcPr>
-          <w:p>
-            <w:pPr>
-              <w:rPr>
-                <w:rFonts w:ascii="Courier New" w:eastAsia="Times New Roman" w:hAnsi="Courier New" w:cs="Courier New"/>
-                <w:color w:val="000000"/>
-                <w:kern w:val="0"/>
-                <w14:ligatures w14:val="none"/>
-              </w:rPr>
-            </w:pPr>
-            <w:r>
-              <w:rPr>
-                <w:rFonts w:ascii="Courier New" w:eastAsia="Times New Roman" w:hAnsi="Courier New" w:cs="Courier New"/>
-                <w:color w:val="000000"/>
-                <w:kern w:val="0"/>
-                <w14:ligatures w14:val="none"/>
-              </w:rPr>
-              <w:t>Soda with lime in a glass</w:t>
+            <w:hideMark/>
+          </w:tcPr>
+          <w:p>
+            <w:pPr>
+              <w:rPr>
+                <w:rFonts w:ascii="Courier New" w:eastAsia="Times New Roman" w:hAnsi="Courier New" w:cs="Courier New"/>
+                <w:color w:val="000000"/>
+                <w:kern w:val="0"/>
+                <w14:ligatures w14:val="none"/>
+              </w:rPr>
+            </w:pPr>
+            <w:r>
+              <w:rPr>
+                <w:rFonts w:ascii="Courier New" w:eastAsia="Times New Roman" w:hAnsi="Courier New" w:cs="Courier New"/>
+                <w:color w:val="000000"/>
+                <w:kern w:val="0"/>
+                <w14:ligatures w14:val="none"/>
+              </w:rPr>
+              <w:t>Dry flower petals</w:t>
             </w:r>
           </w:p>
         </w:tc>
@@ -8855,7 +8853,7 @@
                 <w:kern w:val="0"/>
                 <w14:ligatures w14:val="none"/>
               </w:rPr>
-              <w:t>Sand</w:t>
+              <w:t>Soda with lime in a glass</w:t>
             </w:r>
           </w:p>
         </w:tc>
@@ -8864,6 +8862,7 @@
             <w:tcW w:w="1890" w:type="dxa"/>
             <w:noWrap/>
             <w:vAlign w:val="center"/>
+            <w:hideMark/>
           </w:tcPr>
           <w:p>
             <w:pPr>
@@ -8896,6 +8895,7 @@
             <w:tcW w:w="3268" w:type="dxa"/>
             <w:noWrap/>
             <w:vAlign w:val="center"/>
+            <w:hideMark/>
           </w:tcPr>
           <w:p>
             <w:pPr>
@@ -8971,7 +8971,7 @@
                 <w:kern w:val="0"/>
                 <w14:ligatures w14:val="none"/>
               </w:rPr>
-              <w:t>Vase with flowers</w:t>
+              <w:t>Sand</w:t>
             </w:r>
           </w:p>
         </w:tc>
@@ -8980,7 +8980,6 @@
             <w:tcW w:w="1890" w:type="dxa"/>
             <w:noWrap/>
             <w:vAlign w:val="center"/>
-            <w:hideMark/>
           </w:tcPr>
           <w:p>
             <w:pPr>
@@ -9013,7 +9012,6 @@
             <w:tcW w:w="3268" w:type="dxa"/>
             <w:noWrap/>
             <w:vAlign w:val="center"/>
-            <w:hideMark/>
           </w:tcPr>
           <w:p>
             <w:pPr>
@@ -9073,25 +9071,24 @@
             <w:tcW w:w="4405" w:type="dxa"/>
             <w:noWrap/>
             <w:vAlign w:val="center"/>
-            <w:hideMark/>
-          </w:tcPr>
-          <w:p>
-            <w:pPr>
-              <w:rPr>
-                <w:rFonts w:ascii="Courier New" w:eastAsia="Times New Roman" w:hAnsi="Courier New" w:cs="Courier New"/>
-                <w:color w:val="000000"/>
-                <w:kern w:val="0"/>
-                <w14:ligatures w14:val="none"/>
-              </w:rPr>
-            </w:pPr>
-            <w:r>
-              <w:rPr>
-                <w:rFonts w:ascii="Courier New" w:eastAsia="Times New Roman" w:hAnsi="Courier New" w:cs="Courier New"/>
-                <w:color w:val="000000"/>
-                <w:kern w:val="0"/>
-                <w14:ligatures w14:val="none"/>
-              </w:rPr>
-              <w:t>Puffed Rice</w:t>
+          </w:tcPr>
+          <w:p>
+            <w:pPr>
+              <w:rPr>
+                <w:rFonts w:ascii="Courier New" w:eastAsia="Times New Roman" w:hAnsi="Courier New" w:cs="Courier New"/>
+                <w:color w:val="000000"/>
+                <w:kern w:val="0"/>
+                <w14:ligatures w14:val="none"/>
+              </w:rPr>
+            </w:pPr>
+            <w:r>
+              <w:rPr>
+                <w:rFonts w:ascii="Courier New" w:eastAsia="Times New Roman" w:hAnsi="Courier New" w:cs="Courier New"/>
+                <w:color w:val="000000"/>
+                <w:kern w:val="0"/>
+                <w14:ligatures w14:val="none"/>
+              </w:rPr>
+              <w:t>Vase with flowers</w:t>
             </w:r>
           </w:p>
         </w:tc>
@@ -9210,7 +9207,7 @@
                 <w:kern w:val="0"/>
                 <w14:ligatures w14:val="none"/>
               </w:rPr>
-              <w:t>Tender Coconut</w:t>
+              <w:t>Puffed Rice</w:t>
             </w:r>
           </w:p>
         </w:tc>
@@ -9312,24 +9309,25 @@
             <w:tcW w:w="4405" w:type="dxa"/>
             <w:noWrap/>
             <w:vAlign w:val="center"/>
-          </w:tcPr>
-          <w:p>
-            <w:pPr>
-              <w:rPr>
-                <w:rFonts w:ascii="Courier New" w:eastAsia="Times New Roman" w:hAnsi="Courier New" w:cs="Courier New"/>
-                <w:color w:val="000000"/>
-                <w:kern w:val="0"/>
-                <w14:ligatures w14:val="none"/>
-              </w:rPr>
-            </w:pPr>
-            <w:r>
-              <w:rPr>
-                <w:rFonts w:ascii="Courier New" w:eastAsia="Times New Roman" w:hAnsi="Courier New" w:cs="Courier New"/>
-                <w:color w:val="000000"/>
-                <w:kern w:val="0"/>
-                <w14:ligatures w14:val="none"/>
-              </w:rPr>
-              <w:t>Knife</w:t>
+            <w:hideMark/>
+          </w:tcPr>
+          <w:p>
+            <w:pPr>
+              <w:rPr>
+                <w:rFonts w:ascii="Courier New" w:eastAsia="Times New Roman" w:hAnsi="Courier New" w:cs="Courier New"/>
+                <w:color w:val="000000"/>
+                <w:kern w:val="0"/>
+                <w14:ligatures w14:val="none"/>
+              </w:rPr>
+            </w:pPr>
+            <w:r>
+              <w:rPr>
+                <w:rFonts w:ascii="Courier New" w:eastAsia="Times New Roman" w:hAnsi="Courier New" w:cs="Courier New"/>
+                <w:color w:val="000000"/>
+                <w:kern w:val="0"/>
+                <w14:ligatures w14:val="none"/>
+              </w:rPr>
+              <w:t>Tender Coconut</w:t>
             </w:r>
           </w:p>
         </w:tc>
@@ -9338,6 +9336,7 @@
             <w:tcW w:w="1890" w:type="dxa"/>
             <w:noWrap/>
             <w:vAlign w:val="center"/>
+            <w:hideMark/>
           </w:tcPr>
           <w:p>
             <w:pPr>
@@ -9370,6 +9369,7 @@
             <w:tcW w:w="3268" w:type="dxa"/>
             <w:noWrap/>
             <w:vAlign w:val="center"/>
+            <w:hideMark/>
           </w:tcPr>
           <w:p>
             <w:pPr>
@@ -9445,7 +9445,7 @@
                 <w:kern w:val="0"/>
                 <w14:ligatures w14:val="none"/>
               </w:rPr>
-              <w:t>Ash</w:t>
+              <w:t>Knife</w:t>
             </w:r>
           </w:p>
         </w:tc>
@@ -9477,7 +9477,7 @@
                 <w:kern w:val="0"/>
                 <w14:ligatures w14:val="none"/>
               </w:rPr>
-              <w:t xml:space="preserve">1 </w:t>
+              <w:t>1</w:t>
             </w:r>
           </w:p>
         </w:tc>
@@ -9545,25 +9545,24 @@
             <w:tcW w:w="4405" w:type="dxa"/>
             <w:noWrap/>
             <w:vAlign w:val="center"/>
-            <w:hideMark/>
-          </w:tcPr>
-          <w:p>
-            <w:pPr>
-              <w:rPr>
-                <w:rFonts w:ascii="Courier New" w:eastAsia="Times New Roman" w:hAnsi="Courier New" w:cs="Courier New"/>
-                <w:color w:val="000000"/>
-                <w:kern w:val="0"/>
-                <w14:ligatures w14:val="none"/>
-              </w:rPr>
-            </w:pPr>
-            <w:r>
-              <w:rPr>
-                <w:rFonts w:ascii="Courier New" w:eastAsia="Times New Roman" w:hAnsi="Courier New" w:cs="Courier New"/>
-                <w:color w:val="000000"/>
-                <w:kern w:val="0"/>
-                <w14:ligatures w14:val="none"/>
-              </w:rPr>
-              <w:t>Smoke creator</w:t>
+          </w:tcPr>
+          <w:p>
+            <w:pPr>
+              <w:rPr>
+                <w:rFonts w:ascii="Courier New" w:eastAsia="Times New Roman" w:hAnsi="Courier New" w:cs="Courier New"/>
+                <w:color w:val="000000"/>
+                <w:kern w:val="0"/>
+                <w14:ligatures w14:val="none"/>
+              </w:rPr>
+            </w:pPr>
+            <w:r>
+              <w:rPr>
+                <w:rFonts w:ascii="Courier New" w:eastAsia="Times New Roman" w:hAnsi="Courier New" w:cs="Courier New"/>
+                <w:color w:val="000000"/>
+                <w:kern w:val="0"/>
+                <w14:ligatures w14:val="none"/>
+              </w:rPr>
+              <w:t>Ash</w:t>
             </w:r>
           </w:p>
         </w:tc>
@@ -9572,31 +9571,30 @@
             <w:tcW w:w="1890" w:type="dxa"/>
             <w:noWrap/>
             <w:vAlign w:val="center"/>
-            <w:hideMark/>
-          </w:tcPr>
-          <w:p>
-            <w:pPr>
-              <w:jc w:val="center"/>
-              <w:cnfStyle w:val="000000100000" w:firstRow="0" w:lastRow="0" w:firstColumn="0" w:lastColumn="0" w:oddVBand="0" w:evenVBand="0" w:oddHBand="1" w:evenHBand="0" w:firstRowFirstColumn="0" w:firstRowLastColumn="0" w:lastRowFirstColumn="0" w:lastRowLastColumn="0"/>
-              <w:rPr>
-                <w:rFonts w:ascii="Courier New" w:eastAsia="Times New Roman" w:hAnsi="Courier New" w:cs="Courier New"/>
-                <w:b/>
-                <w:bCs/>
-                <w:color w:val="000000"/>
-                <w:kern w:val="0"/>
-                <w14:ligatures w14:val="none"/>
-              </w:rPr>
-            </w:pPr>
-            <w:r>
-              <w:rPr>
-                <w:rFonts w:ascii="Courier New" w:eastAsia="Times New Roman" w:hAnsi="Courier New" w:cs="Courier New"/>
-                <w:b/>
-                <w:bCs/>
-                <w:color w:val="000000"/>
-                <w:kern w:val="0"/>
-                <w14:ligatures w14:val="none"/>
-              </w:rPr>
-              <w:t>1</w:t>
+          </w:tcPr>
+          <w:p>
+            <w:pPr>
+              <w:jc w:val="center"/>
+              <w:cnfStyle w:val="000000100000" w:firstRow="0" w:lastRow="0" w:firstColumn="0" w:lastColumn="0" w:oddVBand="0" w:evenVBand="0" w:oddHBand="1" w:evenHBand="0" w:firstRowFirstColumn="0" w:firstRowLastColumn="0" w:lastRowFirstColumn="0" w:lastRowLastColumn="0"/>
+              <w:rPr>
+                <w:rFonts w:ascii="Courier New" w:eastAsia="Times New Roman" w:hAnsi="Courier New" w:cs="Courier New"/>
+                <w:b/>
+                <w:bCs/>
+                <w:color w:val="000000"/>
+                <w:kern w:val="0"/>
+                <w14:ligatures w14:val="none"/>
+              </w:rPr>
+            </w:pPr>
+            <w:r>
+              <w:rPr>
+                <w:rFonts w:ascii="Courier New" w:eastAsia="Times New Roman" w:hAnsi="Courier New" w:cs="Courier New"/>
+                <w:b/>
+                <w:bCs/>
+                <w:color w:val="000000"/>
+                <w:kern w:val="0"/>
+                <w14:ligatures w14:val="none"/>
+              </w:rPr>
+              <w:t xml:space="preserve">1 </w:t>
             </w:r>
           </w:p>
         </w:tc>
@@ -9605,7 +9603,6 @@
             <w:tcW w:w="3268" w:type="dxa"/>
             <w:noWrap/>
             <w:vAlign w:val="center"/>
-            <w:hideMark/>
           </w:tcPr>
           <w:p>
             <w:pPr>
@@ -9664,24 +9661,25 @@
             <w:tcW w:w="4405" w:type="dxa"/>
             <w:noWrap/>
             <w:vAlign w:val="center"/>
-          </w:tcPr>
-          <w:p>
-            <w:pPr>
-              <w:rPr>
-                <w:rFonts w:ascii="Courier New" w:eastAsia="Times New Roman" w:hAnsi="Courier New" w:cs="Courier New"/>
-                <w:color w:val="000000"/>
-                <w:kern w:val="0"/>
-                <w14:ligatures w14:val="none"/>
-              </w:rPr>
-            </w:pPr>
-            <w:r>
-              <w:rPr>
-                <w:rFonts w:ascii="Courier New" w:eastAsia="Times New Roman" w:hAnsi="Courier New" w:cs="Courier New"/>
-                <w:color w:val="000000"/>
-                <w:kern w:val="0"/>
-                <w14:ligatures w14:val="none"/>
-              </w:rPr>
-              <w:t>Half-burnt doobie</w:t>
+            <w:hideMark/>
+          </w:tcPr>
+          <w:p>
+            <w:pPr>
+              <w:rPr>
+                <w:rFonts w:ascii="Courier New" w:eastAsia="Times New Roman" w:hAnsi="Courier New" w:cs="Courier New"/>
+                <w:color w:val="000000"/>
+                <w:kern w:val="0"/>
+                <w14:ligatures w14:val="none"/>
+              </w:rPr>
+            </w:pPr>
+            <w:r>
+              <w:rPr>
+                <w:rFonts w:ascii="Courier New" w:eastAsia="Times New Roman" w:hAnsi="Courier New" w:cs="Courier New"/>
+                <w:color w:val="000000"/>
+                <w:kern w:val="0"/>
+                <w14:ligatures w14:val="none"/>
+              </w:rPr>
+              <w:t>Smoke creator</w:t>
             </w:r>
           </w:p>
         </w:tc>
@@ -9690,6 +9688,7 @@
             <w:tcW w:w="1890" w:type="dxa"/>
             <w:noWrap/>
             <w:vAlign w:val="center"/>
+            <w:hideMark/>
           </w:tcPr>
           <w:p>
             <w:pPr>
@@ -9722,30 +9721,31 @@
             <w:tcW w:w="3268" w:type="dxa"/>
             <w:noWrap/>
             <w:vAlign w:val="center"/>
-          </w:tcPr>
-          <w:p>
-            <w:pPr>
-              <w:jc w:val="center"/>
-              <w:cnfStyle w:val="000000000000" w:firstRow="0" w:lastRow="0" w:firstColumn="0" w:lastColumn="0" w:oddVBand="0" w:evenVBand="0" w:oddHBand="0" w:evenHBand="0" w:firstRowFirstColumn="0" w:firstRowLastColumn="0" w:lastRowFirstColumn="0" w:lastRowLastColumn="0"/>
-              <w:rPr>
-                <w:rFonts w:ascii="Courier New" w:eastAsia="Times New Roman" w:hAnsi="Courier New" w:cs="Courier New"/>
-                <w:b/>
-                <w:bCs/>
-                <w:color w:val="000000"/>
-                <w:kern w:val="0"/>
-                <w14:ligatures w14:val="none"/>
-              </w:rPr>
-            </w:pPr>
-            <w:r>
-              <w:rPr>
-                <w:rFonts w:ascii="Courier New" w:eastAsia="Times New Roman" w:hAnsi="Courier New" w:cs="Courier New"/>
-                <w:b/>
-                <w:bCs/>
-                <w:color w:val="000000"/>
-                <w:kern w:val="0"/>
-                <w14:ligatures w14:val="none"/>
-              </w:rPr>
-              <w:t>25</w:t>
+            <w:hideMark/>
+          </w:tcPr>
+          <w:p>
+            <w:pPr>
+              <w:jc w:val="center"/>
+              <w:cnfStyle w:val="000000000000" w:firstRow="0" w:lastRow="0" w:firstColumn="0" w:lastColumn="0" w:oddVBand="0" w:evenVBand="0" w:oddHBand="0" w:evenHBand="0" w:firstRowFirstColumn="0" w:firstRowLastColumn="0" w:lastRowFirstColumn="0" w:lastRowLastColumn="0"/>
+              <w:rPr>
+                <w:rFonts w:ascii="Courier New" w:eastAsia="Times New Roman" w:hAnsi="Courier New" w:cs="Courier New"/>
+                <w:b/>
+                <w:bCs/>
+                <w:color w:val="000000"/>
+                <w:kern w:val="0"/>
+                <w14:ligatures w14:val="none"/>
+              </w:rPr>
+            </w:pPr>
+            <w:r>
+              <w:rPr>
+                <w:rFonts w:ascii="Courier New" w:eastAsia="Times New Roman" w:hAnsi="Courier New" w:cs="Courier New"/>
+                <w:b/>
+                <w:bCs/>
+                <w:color w:val="000000"/>
+                <w:kern w:val="0"/>
+                <w14:ligatures w14:val="none"/>
+              </w:rPr>
+              <w:t>22</w:t>
             </w:r>
           </w:p>
         </w:tc>
@@ -9798,7 +9798,7 @@
                 <w:kern w:val="0"/>
                 <w14:ligatures w14:val="none"/>
               </w:rPr>
-              <w:t>TV plug</w:t>
+              <w:t>Half-burnt doobie</w:t>
             </w:r>
           </w:p>
         </w:tc>
@@ -9914,7 +9914,7 @@
                 <w:kern w:val="0"/>
                 <w14:ligatures w14:val="none"/>
               </w:rPr>
-              <w:t>Tulasi Katte</w:t>
+              <w:t>TV plug</w:t>
             </w:r>
           </w:p>
         </w:tc>
@@ -10031,16 +10031,7 @@
                 <w:kern w:val="0"/>
                 <w14:ligatures w14:val="none"/>
               </w:rPr>
-              <w:t>Brass Tumbler</w:t>
-            </w:r>
-            <w:r>
-              <w:rPr>
-                <w:rFonts w:ascii="Courier New" w:eastAsia="Times New Roman" w:hAnsi="Courier New" w:cs="Courier New"/>
-                <w:color w:val="000000"/>
-                <w:kern w:val="0"/>
-                <w14:ligatures w14:val="none"/>
-              </w:rPr>
-              <w:t xml:space="preserve"> with Water</w:t>
+              <w:t>Tulasi Katte</w:t>
             </w:r>
           </w:p>
         </w:tc>
@@ -10156,7 +10147,16 @@
                 <w:kern w:val="0"/>
                 <w14:ligatures w14:val="none"/>
               </w:rPr>
-              <w:t>Fog Machine</w:t>
+              <w:t>Brass Tumbler</w:t>
+            </w:r>
+            <w:r>
+              <w:rPr>
+                <w:rFonts w:ascii="Courier New" w:eastAsia="Times New Roman" w:hAnsi="Courier New" w:cs="Courier New"/>
+                <w:color w:val="000000"/>
+                <w:kern w:val="0"/>
+                <w14:ligatures w14:val="none"/>
+              </w:rPr>
+              <w:t xml:space="preserve"> with Water</w:t>
             </w:r>
           </w:p>
         </w:tc>
@@ -10220,7 +10220,7 @@
                 <w:kern w:val="0"/>
                 <w14:ligatures w14:val="none"/>
               </w:rPr>
-              <w:t>26</w:t>
+              <w:t>25</w:t>
             </w:r>
           </w:p>
         </w:tc>
@@ -10256,25 +10256,24 @@
             <w:tcW w:w="4405" w:type="dxa"/>
             <w:noWrap/>
             <w:vAlign w:val="center"/>
-            <w:hideMark/>
-          </w:tcPr>
-          <w:p>
-            <w:pPr>
-              <w:rPr>
-                <w:rFonts w:ascii="Courier New" w:eastAsia="Times New Roman" w:hAnsi="Courier New" w:cs="Courier New"/>
-                <w:color w:val="000000"/>
-                <w:kern w:val="0"/>
-                <w14:ligatures w14:val="none"/>
-              </w:rPr>
-            </w:pPr>
-            <w:r>
-              <w:rPr>
-                <w:rFonts w:ascii="Courier New" w:eastAsia="Times New Roman" w:hAnsi="Courier New" w:cs="Courier New"/>
-                <w:color w:val="000000"/>
-                <w:kern w:val="0"/>
-                <w14:ligatures w14:val="none"/>
-              </w:rPr>
-              <w:t>Funeral invitation card</w:t>
+          </w:tcPr>
+          <w:p>
+            <w:pPr>
+              <w:rPr>
+                <w:rFonts w:ascii="Courier New" w:eastAsia="Times New Roman" w:hAnsi="Courier New" w:cs="Courier New"/>
+                <w:color w:val="000000"/>
+                <w:kern w:val="0"/>
+                <w14:ligatures w14:val="none"/>
+              </w:rPr>
+            </w:pPr>
+            <w:r>
+              <w:rPr>
+                <w:rFonts w:ascii="Courier New" w:eastAsia="Times New Roman" w:hAnsi="Courier New" w:cs="Courier New"/>
+                <w:color w:val="000000"/>
+                <w:kern w:val="0"/>
+                <w14:ligatures w14:val="none"/>
+              </w:rPr>
+              <w:t>Fog Machine</w:t>
             </w:r>
           </w:p>
         </w:tc>
@@ -10283,7 +10282,6 @@
             <w:tcW w:w="1890" w:type="dxa"/>
             <w:noWrap/>
             <w:vAlign w:val="center"/>
-            <w:hideMark/>
           </w:tcPr>
           <w:p>
             <w:pPr>
@@ -10316,7 +10314,6 @@
             <w:tcW w:w="3268" w:type="dxa"/>
             <w:noWrap/>
             <w:vAlign w:val="center"/>
-            <w:hideMark/>
           </w:tcPr>
           <w:p>
             <w:pPr>
@@ -10375,24 +10372,25 @@
             <w:tcW w:w="4405" w:type="dxa"/>
             <w:noWrap/>
             <w:vAlign w:val="center"/>
-          </w:tcPr>
-          <w:p>
-            <w:pPr>
-              <w:rPr>
-                <w:rFonts w:ascii="Courier New" w:eastAsia="Times New Roman" w:hAnsi="Courier New" w:cs="Courier New"/>
-                <w:color w:val="000000"/>
-                <w:kern w:val="0"/>
-                <w14:ligatures w14:val="none"/>
-              </w:rPr>
-            </w:pPr>
-            <w:r>
-              <w:rPr>
-                <w:rFonts w:ascii="Courier New" w:eastAsia="Times New Roman" w:hAnsi="Courier New" w:cs="Courier New"/>
-                <w:color w:val="000000"/>
-                <w:kern w:val="0"/>
-                <w14:ligatures w14:val="none"/>
-              </w:rPr>
-              <w:t>Pyre</w:t>
+            <w:hideMark/>
+          </w:tcPr>
+          <w:p>
+            <w:pPr>
+              <w:rPr>
+                <w:rFonts w:ascii="Courier New" w:eastAsia="Times New Roman" w:hAnsi="Courier New" w:cs="Courier New"/>
+                <w:color w:val="000000"/>
+                <w:kern w:val="0"/>
+                <w14:ligatures w14:val="none"/>
+              </w:rPr>
+            </w:pPr>
+            <w:r>
+              <w:rPr>
+                <w:rFonts w:ascii="Courier New" w:eastAsia="Times New Roman" w:hAnsi="Courier New" w:cs="Courier New"/>
+                <w:color w:val="000000"/>
+                <w:kern w:val="0"/>
+                <w14:ligatures w14:val="none"/>
+              </w:rPr>
+              <w:t>Funeral invitation card</w:t>
             </w:r>
           </w:p>
         </w:tc>
@@ -10458,18 +10456,7 @@
                 <w:kern w:val="0"/>
                 <w14:ligatures w14:val="none"/>
               </w:rPr>
-              <w:t>2</w:t>
-            </w:r>
-            <w:r>
-              <w:rPr>
-                <w:rFonts w:ascii="Courier New" w:eastAsia="Times New Roman" w:hAnsi="Courier New" w:cs="Courier New"/>
-                <w:b/>
-                <w:bCs/>
-                <w:color w:val="000000"/>
-                <w:kern w:val="0"/>
-                <w14:ligatures w14:val="none"/>
-              </w:rPr>
-              <w:t>7</w:t>
+              <w:t>26</w:t>
             </w:r>
           </w:p>
         </w:tc>
@@ -10522,7 +10509,7 @@
                 <w:kern w:val="0"/>
                 <w14:ligatures w14:val="none"/>
               </w:rPr>
-              <w:t>Bhasma</w:t>
+              <w:t>Pyre</w:t>
             </w:r>
           </w:p>
         </w:tc>
@@ -10531,6 +10518,7 @@
             <w:tcW w:w="1890" w:type="dxa"/>
             <w:noWrap/>
             <w:vAlign w:val="center"/>
+            <w:hideMark/>
           </w:tcPr>
           <w:p>
             <w:pPr>
@@ -10563,6 +10551,7 @@
             <w:tcW w:w="3268" w:type="dxa"/>
             <w:noWrap/>
             <w:vAlign w:val="center"/>
+            <w:hideMark/>
           </w:tcPr>
           <w:p>
             <w:pPr>
@@ -10649,7 +10638,7 @@
                 <w:kern w:val="0"/>
                 <w14:ligatures w14:val="none"/>
               </w:rPr>
-              <w:t>Black Sesame Seeds</w:t>
+              <w:t>Bhasma</w:t>
             </w:r>
           </w:p>
         </w:tc>
@@ -10713,7 +10702,18 @@
                 <w:kern w:val="0"/>
                 <w14:ligatures w14:val="none"/>
               </w:rPr>
-              <w:t>28</w:t>
+              <w:t>2</w:t>
+            </w:r>
+            <w:r>
+              <w:rPr>
+                <w:rFonts w:ascii="Courier New" w:eastAsia="Times New Roman" w:hAnsi="Courier New" w:cs="Courier New"/>
+                <w:b/>
+                <w:bCs/>
+                <w:color w:val="000000"/>
+                <w:kern w:val="0"/>
+                <w14:ligatures w14:val="none"/>
+              </w:rPr>
+              <w:t>7</w:t>
             </w:r>
           </w:p>
         </w:tc>
@@ -10749,25 +10749,24 @@
             <w:tcW w:w="4405" w:type="dxa"/>
             <w:noWrap/>
             <w:vAlign w:val="center"/>
-            <w:hideMark/>
-          </w:tcPr>
-          <w:p>
-            <w:pPr>
-              <w:rPr>
-                <w:rFonts w:ascii="Courier New" w:eastAsia="Times New Roman" w:hAnsi="Courier New" w:cs="Courier New"/>
-                <w:color w:val="000000"/>
-                <w:kern w:val="0"/>
-                <w14:ligatures w14:val="none"/>
-              </w:rPr>
-            </w:pPr>
-            <w:r>
-              <w:rPr>
-                <w:rFonts w:ascii="Courier New" w:eastAsia="Times New Roman" w:hAnsi="Courier New" w:cs="Courier New"/>
-                <w:color w:val="000000"/>
-                <w:kern w:val="0"/>
-                <w14:ligatures w14:val="none"/>
-              </w:rPr>
-              <w:t>Pinda</w:t>
+          </w:tcPr>
+          <w:p>
+            <w:pPr>
+              <w:rPr>
+                <w:rFonts w:ascii="Courier New" w:eastAsia="Times New Roman" w:hAnsi="Courier New" w:cs="Courier New"/>
+                <w:color w:val="000000"/>
+                <w:kern w:val="0"/>
+                <w14:ligatures w14:val="none"/>
+              </w:rPr>
+            </w:pPr>
+            <w:r>
+              <w:rPr>
+                <w:rFonts w:ascii="Courier New" w:eastAsia="Times New Roman" w:hAnsi="Courier New" w:cs="Courier New"/>
+                <w:color w:val="000000"/>
+                <w:kern w:val="0"/>
+                <w14:ligatures w14:val="none"/>
+              </w:rPr>
+              <w:t>Conch Shell</w:t>
             </w:r>
           </w:p>
         </w:tc>
@@ -10776,7 +10775,6 @@
             <w:tcW w:w="1890" w:type="dxa"/>
             <w:noWrap/>
             <w:vAlign w:val="center"/>
-            <w:hideMark/>
           </w:tcPr>
           <w:p>
             <w:pPr>
@@ -10809,31 +10807,30 @@
             <w:tcW w:w="3268" w:type="dxa"/>
             <w:noWrap/>
             <w:vAlign w:val="center"/>
-            <w:hideMark/>
-          </w:tcPr>
-          <w:p>
-            <w:pPr>
-              <w:jc w:val="center"/>
-              <w:cnfStyle w:val="000000100000" w:firstRow="0" w:lastRow="0" w:firstColumn="0" w:lastColumn="0" w:oddVBand="0" w:evenVBand="0" w:oddHBand="1" w:evenHBand="0" w:firstRowFirstColumn="0" w:firstRowLastColumn="0" w:lastRowFirstColumn="0" w:lastRowLastColumn="0"/>
-              <w:rPr>
-                <w:rFonts w:ascii="Courier New" w:eastAsia="Times New Roman" w:hAnsi="Courier New" w:cs="Courier New"/>
-                <w:b/>
-                <w:bCs/>
-                <w:color w:val="000000"/>
-                <w:kern w:val="0"/>
-                <w14:ligatures w14:val="none"/>
-              </w:rPr>
-            </w:pPr>
-            <w:r>
-              <w:rPr>
-                <w:rFonts w:ascii="Courier New" w:eastAsia="Times New Roman" w:hAnsi="Courier New" w:cs="Courier New"/>
-                <w:b/>
-                <w:bCs/>
-                <w:color w:val="000000"/>
-                <w:kern w:val="0"/>
-                <w14:ligatures w14:val="none"/>
-              </w:rPr>
-              <w:t>28</w:t>
+          </w:tcPr>
+          <w:p>
+            <w:pPr>
+              <w:jc w:val="center"/>
+              <w:cnfStyle w:val="000000100000" w:firstRow="0" w:lastRow="0" w:firstColumn="0" w:lastColumn="0" w:oddVBand="0" w:evenVBand="0" w:oddHBand="1" w:evenHBand="0" w:firstRowFirstColumn="0" w:firstRowLastColumn="0" w:lastRowFirstColumn="0" w:lastRowLastColumn="0"/>
+              <w:rPr>
+                <w:rFonts w:ascii="Courier New" w:eastAsia="Times New Roman" w:hAnsi="Courier New" w:cs="Courier New"/>
+                <w:b/>
+                <w:bCs/>
+                <w:color w:val="000000"/>
+                <w:kern w:val="0"/>
+                <w14:ligatures w14:val="none"/>
+              </w:rPr>
+            </w:pPr>
+            <w:r>
+              <w:rPr>
+                <w:rFonts w:ascii="Courier New" w:eastAsia="Times New Roman" w:hAnsi="Courier New" w:cs="Courier New"/>
+                <w:b/>
+                <w:bCs/>
+                <w:color w:val="000000"/>
+                <w:kern w:val="0"/>
+                <w14:ligatures w14:val="none"/>
+              </w:rPr>
+              <w:t>27</w:t>
             </w:r>
           </w:p>
         </w:tc>
@@ -10885,7 +10882,7 @@
                 <w:kern w:val="0"/>
                 <w14:ligatures w14:val="none"/>
               </w:rPr>
-              <w:t>Long Mirror</w:t>
+              <w:t>Black Sesame Seeds</w:t>
             </w:r>
           </w:p>
         </w:tc>
@@ -10949,7 +10946,7 @@
                 <w:kern w:val="0"/>
                 <w14:ligatures w14:val="none"/>
               </w:rPr>
-              <w:t>29</w:t>
+              <w:t>28</w:t>
             </w:r>
           </w:p>
         </w:tc>
@@ -11003,7 +11000,7 @@
                 <w:kern w:val="0"/>
                 <w14:ligatures w14:val="none"/>
               </w:rPr>
-              <w:t>Long curly hair</w:t>
+              <w:t>Pinda</w:t>
             </w:r>
           </w:p>
         </w:tc>
@@ -11069,7 +11066,7 @@
                 <w:kern w:val="0"/>
                 <w14:ligatures w14:val="none"/>
               </w:rPr>
-              <w:t>30</w:t>
+              <w:t>28</w:t>
             </w:r>
           </w:p>
         </w:tc>
@@ -11121,7 +11118,7 @@
                 <w:kern w:val="0"/>
                 <w14:ligatures w14:val="none"/>
               </w:rPr>
-              <w:t>Horns</w:t>
+              <w:t>Long Mirror</w:t>
             </w:r>
           </w:p>
         </w:tc>
@@ -11185,7 +11182,7 @@
                 <w:kern w:val="0"/>
                 <w14:ligatures w14:val="none"/>
               </w:rPr>
-              <w:t>30</w:t>
+              <w:t>29</w:t>
             </w:r>
           </w:p>
         </w:tc>
@@ -11239,7 +11236,7 @@
                 <w:kern w:val="0"/>
                 <w14:ligatures w14:val="none"/>
               </w:rPr>
-              <w:t>Silver Earrings</w:t>
+              <w:t>Long curly hair</w:t>
             </w:r>
           </w:p>
         </w:tc>
@@ -11272,7 +11269,7 @@
                 <w:kern w:val="0"/>
                 <w14:ligatures w14:val="none"/>
               </w:rPr>
-              <w:t>2</w:t>
+              <w:t>1</w:t>
             </w:r>
           </w:p>
         </w:tc>
@@ -11340,25 +11337,24 @@
             <w:tcW w:w="4405" w:type="dxa"/>
             <w:noWrap/>
             <w:vAlign w:val="center"/>
-            <w:hideMark/>
-          </w:tcPr>
-          <w:p>
-            <w:pPr>
-              <w:rPr>
-                <w:rFonts w:ascii="Courier New" w:eastAsia="Times New Roman" w:hAnsi="Courier New" w:cs="Courier New"/>
-                <w:color w:val="000000"/>
-                <w:kern w:val="0"/>
-                <w14:ligatures w14:val="none"/>
-              </w:rPr>
-            </w:pPr>
-            <w:r>
-              <w:rPr>
-                <w:rFonts w:ascii="Courier New" w:eastAsia="Times New Roman" w:hAnsi="Courier New" w:cs="Courier New"/>
-                <w:color w:val="000000"/>
-                <w:kern w:val="0"/>
-                <w14:ligatures w14:val="none"/>
-              </w:rPr>
-              <w:t>Silver Nose Ring</w:t>
+          </w:tcPr>
+          <w:p>
+            <w:pPr>
+              <w:rPr>
+                <w:rFonts w:ascii="Courier New" w:eastAsia="Times New Roman" w:hAnsi="Courier New" w:cs="Courier New"/>
+                <w:color w:val="000000"/>
+                <w:kern w:val="0"/>
+                <w14:ligatures w14:val="none"/>
+              </w:rPr>
+            </w:pPr>
+            <w:r>
+              <w:rPr>
+                <w:rFonts w:ascii="Courier New" w:eastAsia="Times New Roman" w:hAnsi="Courier New" w:cs="Courier New"/>
+                <w:color w:val="000000"/>
+                <w:kern w:val="0"/>
+                <w14:ligatures w14:val="none"/>
+              </w:rPr>
+              <w:t>Horns</w:t>
             </w:r>
           </w:p>
         </w:tc>
@@ -11367,7 +11363,6 @@
             <w:tcW w:w="1890" w:type="dxa"/>
             <w:noWrap/>
             <w:vAlign w:val="center"/>
-            <w:hideMark/>
           </w:tcPr>
           <w:p>
             <w:pPr>
@@ -11400,7 +11395,6 @@
             <w:tcW w:w="3268" w:type="dxa"/>
             <w:noWrap/>
             <w:vAlign w:val="center"/>
-            <w:hideMark/>
           </w:tcPr>
           <w:p>
             <w:pPr>
@@ -11479,6 +11473,245 @@
                 <w14:ligatures w14:val="none"/>
               </w:rPr>
               <w:lastRenderedPageBreak/>
+              <w:t>Silver Earrings</w:t>
+            </w:r>
+          </w:p>
+        </w:tc>
+        <w:tc>
+          <w:tcPr>
+            <w:tcW w:w="1890" w:type="dxa"/>
+            <w:noWrap/>
+            <w:vAlign w:val="center"/>
+            <w:hideMark/>
+          </w:tcPr>
+          <w:p>
+            <w:pPr>
+              <w:jc w:val="center"/>
+              <w:cnfStyle w:val="000000100000" w:firstRow="0" w:lastRow="0" w:firstColumn="0" w:lastColumn="0" w:oddVBand="0" w:evenVBand="0" w:oddHBand="1" w:evenHBand="0" w:firstRowFirstColumn="0" w:firstRowLastColumn="0" w:lastRowFirstColumn="0" w:lastRowLastColumn="0"/>
+              <w:rPr>
+                <w:rFonts w:ascii="Courier New" w:eastAsia="Times New Roman" w:hAnsi="Courier New" w:cs="Courier New"/>
+                <w:b/>
+                <w:bCs/>
+                <w:color w:val="000000"/>
+                <w:kern w:val="0"/>
+                <w14:ligatures w14:val="none"/>
+              </w:rPr>
+            </w:pPr>
+            <w:r>
+              <w:rPr>
+                <w:rFonts w:ascii="Courier New" w:eastAsia="Times New Roman" w:hAnsi="Courier New" w:cs="Courier New"/>
+                <w:b/>
+                <w:bCs/>
+                <w:color w:val="000000"/>
+                <w:kern w:val="0"/>
+                <w14:ligatures w14:val="none"/>
+              </w:rPr>
+              <w:t>2</w:t>
+            </w:r>
+          </w:p>
+        </w:tc>
+        <w:tc>
+          <w:tcPr>
+            <w:tcW w:w="3268" w:type="dxa"/>
+            <w:noWrap/>
+            <w:vAlign w:val="center"/>
+            <w:hideMark/>
+          </w:tcPr>
+          <w:p>
+            <w:pPr>
+              <w:jc w:val="center"/>
+              <w:cnfStyle w:val="000000100000" w:firstRow="0" w:lastRow="0" w:firstColumn="0" w:lastColumn="0" w:oddVBand="0" w:evenVBand="0" w:oddHBand="1" w:evenHBand="0" w:firstRowFirstColumn="0" w:firstRowLastColumn="0" w:lastRowFirstColumn="0" w:lastRowLastColumn="0"/>
+              <w:rPr>
+                <w:rFonts w:ascii="Courier New" w:eastAsia="Times New Roman" w:hAnsi="Courier New" w:cs="Courier New"/>
+                <w:b/>
+                <w:bCs/>
+                <w:color w:val="000000"/>
+                <w:kern w:val="0"/>
+                <w14:ligatures w14:val="none"/>
+              </w:rPr>
+            </w:pPr>
+            <w:r>
+              <w:rPr>
+                <w:rFonts w:ascii="Courier New" w:eastAsia="Times New Roman" w:hAnsi="Courier New" w:cs="Courier New"/>
+                <w:b/>
+                <w:bCs/>
+                <w:color w:val="000000"/>
+                <w:kern w:val="0"/>
+                <w14:ligatures w14:val="none"/>
+              </w:rPr>
+              <w:t>30</w:t>
+            </w:r>
+          </w:p>
+        </w:tc>
+        <w:tc>
+          <w:tcPr>
+            <w:tcW w:w="1804" w:type="dxa"/>
+            <w:vAlign w:val="center"/>
+          </w:tcPr>
+          <w:p>
+            <w:pPr>
+              <w:cnfStyle w:val="000000100000" w:firstRow="0" w:lastRow="0" w:firstColumn="0" w:lastColumn="0" w:oddVBand="0" w:evenVBand="0" w:oddHBand="1" w:evenHBand="0" w:firstRowFirstColumn="0" w:firstRowLastColumn="0" w:lastRowFirstColumn="0" w:lastRowLastColumn="0"/>
+              <w:rPr>
+                <w:rFonts w:ascii="Courier New" w:eastAsia="Times New Roman" w:hAnsi="Courier New" w:cs="Courier New"/>
+                <w:b/>
+                <w:bCs/>
+                <w:color w:val="000000"/>
+                <w:kern w:val="0"/>
+                <w14:ligatures w14:val="none"/>
+              </w:rPr>
+            </w:pPr>
+          </w:p>
+        </w:tc>
+      </w:tr>
+      <w:tr>
+        <w:trPr>
+          <w:trHeight w:val="432"/>
+          <w:jc w:val="center"/>
+        </w:trPr>
+        <w:tc>
+          <w:tcPr>
+            <w:cnfStyle w:val="001000000000" w:firstRow="0" w:lastRow="0" w:firstColumn="1" w:lastColumn="0" w:oddVBand="0" w:evenVBand="0" w:oddHBand="0" w:evenHBand="0" w:firstRowFirstColumn="0" w:firstRowLastColumn="0" w:lastRowFirstColumn="0" w:lastRowLastColumn="0"/>
+            <w:tcW w:w="4405" w:type="dxa"/>
+            <w:noWrap/>
+            <w:vAlign w:val="center"/>
+            <w:hideMark/>
+          </w:tcPr>
+          <w:p>
+            <w:pPr>
+              <w:rPr>
+                <w:rFonts w:ascii="Courier New" w:eastAsia="Times New Roman" w:hAnsi="Courier New" w:cs="Courier New"/>
+                <w:color w:val="000000"/>
+                <w:kern w:val="0"/>
+                <w14:ligatures w14:val="none"/>
+              </w:rPr>
+            </w:pPr>
+            <w:r>
+              <w:rPr>
+                <w:rFonts w:ascii="Courier New" w:eastAsia="Times New Roman" w:hAnsi="Courier New" w:cs="Courier New"/>
+                <w:color w:val="000000"/>
+                <w:kern w:val="0"/>
+                <w14:ligatures w14:val="none"/>
+              </w:rPr>
+              <w:t>Silver Nose Ring</w:t>
+            </w:r>
+          </w:p>
+        </w:tc>
+        <w:tc>
+          <w:tcPr>
+            <w:tcW w:w="1890" w:type="dxa"/>
+            <w:noWrap/>
+            <w:vAlign w:val="center"/>
+            <w:hideMark/>
+          </w:tcPr>
+          <w:p>
+            <w:pPr>
+              <w:jc w:val="center"/>
+              <w:cnfStyle w:val="000000000000" w:firstRow="0" w:lastRow="0" w:firstColumn="0" w:lastColumn="0" w:oddVBand="0" w:evenVBand="0" w:oddHBand="0" w:evenHBand="0" w:firstRowFirstColumn="0" w:firstRowLastColumn="0" w:lastRowFirstColumn="0" w:lastRowLastColumn="0"/>
+              <w:rPr>
+                <w:rFonts w:ascii="Courier New" w:eastAsia="Times New Roman" w:hAnsi="Courier New" w:cs="Courier New"/>
+                <w:b/>
+                <w:bCs/>
+                <w:color w:val="000000"/>
+                <w:kern w:val="0"/>
+                <w14:ligatures w14:val="none"/>
+              </w:rPr>
+            </w:pPr>
+            <w:r>
+              <w:rPr>
+                <w:rFonts w:ascii="Courier New" w:eastAsia="Times New Roman" w:hAnsi="Courier New" w:cs="Courier New"/>
+                <w:b/>
+                <w:bCs/>
+                <w:color w:val="000000"/>
+                <w:kern w:val="0"/>
+                <w14:ligatures w14:val="none"/>
+              </w:rPr>
+              <w:t>1</w:t>
+            </w:r>
+          </w:p>
+        </w:tc>
+        <w:tc>
+          <w:tcPr>
+            <w:tcW w:w="3268" w:type="dxa"/>
+            <w:noWrap/>
+            <w:vAlign w:val="center"/>
+            <w:hideMark/>
+          </w:tcPr>
+          <w:p>
+            <w:pPr>
+              <w:jc w:val="center"/>
+              <w:cnfStyle w:val="000000000000" w:firstRow="0" w:lastRow="0" w:firstColumn="0" w:lastColumn="0" w:oddVBand="0" w:evenVBand="0" w:oddHBand="0" w:evenHBand="0" w:firstRowFirstColumn="0" w:firstRowLastColumn="0" w:lastRowFirstColumn="0" w:lastRowLastColumn="0"/>
+              <w:rPr>
+                <w:rFonts w:ascii="Courier New" w:eastAsia="Times New Roman" w:hAnsi="Courier New" w:cs="Courier New"/>
+                <w:b/>
+                <w:bCs/>
+                <w:color w:val="000000"/>
+                <w:kern w:val="0"/>
+                <w14:ligatures w14:val="none"/>
+              </w:rPr>
+            </w:pPr>
+            <w:r>
+              <w:rPr>
+                <w:rFonts w:ascii="Courier New" w:eastAsia="Times New Roman" w:hAnsi="Courier New" w:cs="Courier New"/>
+                <w:b/>
+                <w:bCs/>
+                <w:color w:val="000000"/>
+                <w:kern w:val="0"/>
+                <w14:ligatures w14:val="none"/>
+              </w:rPr>
+              <w:t>30</w:t>
+            </w:r>
+          </w:p>
+        </w:tc>
+        <w:tc>
+          <w:tcPr>
+            <w:tcW w:w="1804" w:type="dxa"/>
+            <w:vAlign w:val="center"/>
+          </w:tcPr>
+          <w:p>
+            <w:pPr>
+              <w:cnfStyle w:val="000000000000" w:firstRow="0" w:lastRow="0" w:firstColumn="0" w:lastColumn="0" w:oddVBand="0" w:evenVBand="0" w:oddHBand="0" w:evenHBand="0" w:firstRowFirstColumn="0" w:firstRowLastColumn="0" w:lastRowFirstColumn="0" w:lastRowLastColumn="0"/>
+              <w:rPr>
+                <w:rFonts w:ascii="Courier New" w:eastAsia="Times New Roman" w:hAnsi="Courier New" w:cs="Courier New"/>
+                <w:b/>
+                <w:bCs/>
+                <w:color w:val="000000"/>
+                <w:kern w:val="0"/>
+                <w14:ligatures w14:val="none"/>
+              </w:rPr>
+            </w:pPr>
+          </w:p>
+        </w:tc>
+      </w:tr>
+      <w:tr>
+        <w:trPr>
+          <w:cnfStyle w:val="000000100000" w:firstRow="0" w:lastRow="0" w:firstColumn="0" w:lastColumn="0" w:oddVBand="0" w:evenVBand="0" w:oddHBand="1" w:evenHBand="0" w:firstRowFirstColumn="0" w:firstRowLastColumn="0" w:lastRowFirstColumn="0" w:lastRowLastColumn="0"/>
+          <w:trHeight w:val="432"/>
+          <w:jc w:val="center"/>
+        </w:trPr>
+        <w:tc>
+          <w:tcPr>
+            <w:cnfStyle w:val="001000000000" w:firstRow="0" w:lastRow="0" w:firstColumn="1" w:lastColumn="0" w:oddVBand="0" w:evenVBand="0" w:oddHBand="0" w:evenHBand="0" w:firstRowFirstColumn="0" w:firstRowLastColumn="0" w:lastRowFirstColumn="0" w:lastRowLastColumn="0"/>
+            <w:tcW w:w="4405" w:type="dxa"/>
+            <w:noWrap/>
+            <w:vAlign w:val="center"/>
+            <w:hideMark/>
+          </w:tcPr>
+          <w:p>
+            <w:pPr>
+              <w:rPr>
+                <w:rFonts w:ascii="Courier New" w:eastAsia="Times New Roman" w:hAnsi="Courier New" w:cs="Courier New"/>
+                <w:color w:val="000000"/>
+                <w:kern w:val="0"/>
+                <w14:ligatures w14:val="none"/>
+              </w:rPr>
+            </w:pPr>
+            <w:r>
+              <w:rPr>
+                <w:rFonts w:ascii="Courier New" w:eastAsia="Times New Roman" w:hAnsi="Courier New" w:cs="Courier New"/>
+                <w:color w:val="000000"/>
+                <w:kern w:val="0"/>
+                <w14:ligatures w14:val="none"/>
+              </w:rPr>
               <w:t>Silver Armbands</w:t>
             </w:r>
           </w:p>

--- a/The_A_Shorts/2. Vyuthi/Vyuthi - The Lists/Vyuthi - The Props List.docx
+++ b/The_A_Shorts/2. Vyuthi/Vyuthi - The Lists/Vyuthi - The Props List.docx
@@ -1,6 +1,6 @@
 
 <file path=word/document.xml><?xml version="1.0" encoding="utf-8"?>
-<w:document xmlns:wpc="http://schemas.microsoft.com/office/word/2010/wordprocessingCanvas" xmlns:cx="http://schemas.microsoft.com/office/drawing/2014/chartex" xmlns:cx1="http://schemas.microsoft.com/office/drawing/2015/9/8/chartex" xmlns:cx2="http://schemas.microsoft.com/office/drawing/2015/10/21/chartex" xmlns:cx3="http://schemas.microsoft.com/office/drawing/2016/5/9/chartex" xmlns:cx4="http://schemas.microsoft.com/office/drawing/2016/5/10/chartex" xmlns:cx5="http://schemas.microsoft.com/office/drawing/2016/5/11/chartex" xmlns:cx6="http://schemas.microsoft.com/office/drawing/2016/5/12/chartex" xmlns:cx7="http://schemas.microsoft.com/office/drawing/2016/5/13/chartex" xmlns:cx8="http://schemas.microsoft.com/office/drawing/2016/5/14/chartex" xmlns:mc="http://schemas.openxmlformats.org/markup-compatibility/2006" xmlns:aink="http://schemas.microsoft.com/office/drawing/2016/ink" xmlns:am3d="http://schemas.microsoft.com/office/drawing/2017/model3d" xmlns:o="urn:schemas-microsoft-com:office:office" xmlns:oel="http://schemas.microsoft.com/office/2019/extlst" xmlns:r="http://schemas.openxmlformats.org/officeDocument/2006/relationships" xmlns:m="http://schemas.openxmlformats.org/officeDocument/2006/math" xmlns:v="urn:schemas-microsoft-com:vml" xmlns:wp14="http://schemas.microsoft.com/office/word/2010/wordprocessingDrawing" xmlns:wp="http://schemas.openxmlformats.org/drawingml/2006/wordprocessingDrawing" xmlns:w10="urn:schemas-microsoft-com:office:word" xmlns:w="http://schemas.openxmlformats.org/wordprocessingml/2006/main" xmlns:w14="http://schemas.microsoft.com/office/word/2010/wordml" xmlns:w15="http://schemas.microsoft.com/office/word/2012/wordml" xmlns:w16cex="http://schemas.microsoft.com/office/word/2018/wordml/cex" xmlns:w16cid="http://schemas.microsoft.com/office/word/2016/wordml/cid" xmlns:w16="http://schemas.microsoft.com/office/word/2018/wordml" xmlns:w16du="http://schemas.microsoft.com/office/word/2023/wordml/word16du" xmlns:w16sdtdh="http://schemas.microsoft.com/office/word/2020/wordml/sdtdatahash" xmlns:w16sdtfl="http://schemas.microsoft.com/office/word/2024/wordml/sdtformatlock" xmlns:w16se="http://schemas.microsoft.com/office/word/2015/wordml/symex" xmlns:wpg="http://schemas.microsoft.com/office/word/2010/wordprocessingGroup" xmlns:wpi="http://schemas.microsoft.com/office/word/2010/wordprocessingInk" xmlns:wne="http://schemas.microsoft.com/office/word/2006/wordml" xmlns:wps="http://schemas.microsoft.com/office/word/2010/wordprocessingShape" mc:Ignorable="w14 w15 w16se w16cid w16 w16cex w16sdtdh w16sdtfl w16du wp14">
+<w:document xmlns:wpc="http://schemas.microsoft.com/office/word/2010/wordprocessingCanvas" xmlns:cx="http://schemas.microsoft.com/office/drawing/2014/chartex" xmlns:cx1="http://schemas.microsoft.com/office/drawing/2015/9/8/chartex" xmlns:cx2="http://schemas.microsoft.com/office/drawing/2015/10/21/chartex" xmlns:cx3="http://schemas.microsoft.com/office/drawing/2016/5/9/chartex" xmlns:cx4="http://schemas.microsoft.com/office/drawing/2016/5/10/chartex" xmlns:cx5="http://schemas.microsoft.com/office/drawing/2016/5/11/chartex" xmlns:cx6="http://schemas.microsoft.com/office/drawing/2016/5/12/chartex" xmlns:cx7="http://schemas.microsoft.com/office/drawing/2016/5/13/chartex" xmlns:cx8="http://schemas.microsoft.com/office/drawing/2016/5/14/chartex" xmlns:mc="http://schemas.openxmlformats.org/markup-compatibility/2006" xmlns:aink="http://schemas.microsoft.com/office/drawing/2016/ink" xmlns:am3d="http://schemas.microsoft.com/office/drawing/2017/model3d" xmlns:o="urn:schemas-microsoft-com:office:office" xmlns:oel="http://schemas.microsoft.com/office/2019/extlst" xmlns:r="http://schemas.openxmlformats.org/officeDocument/2006/relationships" xmlns:m="http://schemas.openxmlformats.org/officeDocument/2006/math" xmlns:v="urn:schemas-microsoft-com:vml" xmlns:wp14="http://schemas.microsoft.com/office/word/2010/wordprocessingDrawing" xmlns:wp="http://schemas.openxmlformats.org/drawingml/2006/wordprocessingDrawing" xmlns:w10="urn:schemas-microsoft-com:office:word" xmlns:w="http://schemas.openxmlformats.org/wordprocessingml/2006/main" xmlns:w14="http://schemas.microsoft.com/office/word/2010/wordml" xmlns:w15="http://schemas.microsoft.com/office/word/2012/wordml" xmlns:w16cei="http://schemas.microsoft.com/office/word/2026/wordml/cei" xmlns:w16cex="http://schemas.microsoft.com/office/word/2018/wordml/cex" xmlns:w16cid="http://schemas.microsoft.com/office/word/2016/wordml/cid" xmlns:w16="http://schemas.microsoft.com/office/word/2018/wordml" xmlns:w16du="http://schemas.microsoft.com/office/word/2023/wordml/word16du" xmlns:w16sdtdh="http://schemas.microsoft.com/office/word/2020/wordml/sdtdatahash" xmlns:w16sdtfl="http://schemas.microsoft.com/office/word/2024/wordml/sdtformatlock" xmlns:w16se="http://schemas.microsoft.com/office/word/2015/wordml/symex" xmlns:wpg="http://schemas.microsoft.com/office/word/2010/wordprocessingGroup" xmlns:wpi="http://schemas.microsoft.com/office/word/2010/wordprocessingInk" xmlns:wne="http://schemas.microsoft.com/office/word/2006/wordml" xmlns:wps="http://schemas.microsoft.com/office/word/2010/wordprocessingShape" mc:Ignorable="w14 w15 w16se w16cid w16 w16cex w16sdtdh w16sdtfl w16du wp14">
   <w:body>
     <w:p>
       <w:pPr>
@@ -527,7 +527,7 @@
                 <w:kern w:val="0"/>
                 <w14:ligatures w14:val="none"/>
               </w:rPr>
-              <w:t>Flickering light</w:t>
+              <w:t>Bedsheets</w:t>
             </w:r>
           </w:p>
         </w:tc>
@@ -559,7 +559,7 @@
                 <w:kern w:val="0"/>
                 <w14:ligatures w14:val="none"/>
               </w:rPr>
-              <w:t>1</w:t>
+              <w:t>8</w:t>
             </w:r>
           </w:p>
         </w:tc>
@@ -591,7 +591,7 @@
                 <w:kern w:val="0"/>
                 <w14:ligatures w14:val="none"/>
               </w:rPr>
-              <w:t>1</w:t>
+              <w:t>-</w:t>
             </w:r>
           </w:p>
         </w:tc>
@@ -627,26 +627,16 @@
             <w:tcW w:w="4405" w:type="dxa"/>
             <w:noWrap/>
             <w:vAlign w:val="center"/>
-            <w:hideMark/>
-          </w:tcPr>
-          <w:p>
-            <w:pPr>
-              <w:rPr>
-                <w:rFonts w:ascii="Courier New" w:eastAsia="Times New Roman" w:hAnsi="Courier New" w:cs="Courier New"/>
-                <w:color w:val="000000"/>
-                <w:kern w:val="0"/>
-                <w14:ligatures w14:val="none"/>
-              </w:rPr>
-            </w:pPr>
-            <w:r>
-              <w:rPr>
-                <w:rFonts w:ascii="Courier New" w:eastAsia="Times New Roman" w:hAnsi="Courier New" w:cs="Courier New"/>
-                <w:color w:val="000000"/>
-                <w:kern w:val="0"/>
-                <w14:ligatures w14:val="none"/>
-              </w:rPr>
-              <w:t>Old Clock</w:t>
-            </w:r>
+          </w:tcPr>
+          <w:p>
+            <w:pPr>
+              <w:rPr>
+                <w:rFonts w:ascii="Courier New" w:eastAsia="Times New Roman" w:hAnsi="Courier New" w:cs="Courier New"/>
+                <w:color w:val="000000"/>
+                <w:kern w:val="0"/>
+                <w14:ligatures w14:val="none"/>
+              </w:rPr>
+            </w:pPr>
           </w:p>
         </w:tc>
         <w:tc>
@@ -654,32 +644,20 @@
             <w:tcW w:w="1890" w:type="dxa"/>
             <w:noWrap/>
             <w:vAlign w:val="center"/>
-            <w:hideMark/>
-          </w:tcPr>
-          <w:p>
-            <w:pPr>
-              <w:jc w:val="center"/>
-              <w:cnfStyle w:val="000000100000" w:firstRow="0" w:lastRow="0" w:firstColumn="0" w:lastColumn="0" w:oddVBand="0" w:evenVBand="0" w:oddHBand="1" w:evenHBand="0" w:firstRowFirstColumn="0" w:firstRowLastColumn="0" w:lastRowFirstColumn="0" w:lastRowLastColumn="0"/>
-              <w:rPr>
-                <w:rFonts w:ascii="Courier New" w:eastAsia="Times New Roman" w:hAnsi="Courier New" w:cs="Courier New"/>
-                <w:b/>
-                <w:bCs/>
-                <w:color w:val="000000"/>
-                <w:kern w:val="0"/>
-                <w14:ligatures w14:val="none"/>
-              </w:rPr>
-            </w:pPr>
-            <w:r>
-              <w:rPr>
-                <w:rFonts w:ascii="Courier New" w:eastAsia="Times New Roman" w:hAnsi="Courier New" w:cs="Courier New"/>
-                <w:b/>
-                <w:bCs/>
-                <w:color w:val="000000"/>
-                <w:kern w:val="0"/>
-                <w14:ligatures w14:val="none"/>
-              </w:rPr>
-              <w:t>1</w:t>
-            </w:r>
+          </w:tcPr>
+          <w:p>
+            <w:pPr>
+              <w:jc w:val="center"/>
+              <w:cnfStyle w:val="000000100000" w:firstRow="0" w:lastRow="0" w:firstColumn="0" w:lastColumn="0" w:oddVBand="0" w:evenVBand="0" w:oddHBand="1" w:evenHBand="0" w:firstRowFirstColumn="0" w:firstRowLastColumn="0" w:lastRowFirstColumn="0" w:lastRowLastColumn="0"/>
+              <w:rPr>
+                <w:rFonts w:ascii="Courier New" w:eastAsia="Times New Roman" w:hAnsi="Courier New" w:cs="Courier New"/>
+                <w:b/>
+                <w:bCs/>
+                <w:color w:val="000000"/>
+                <w:kern w:val="0"/>
+                <w14:ligatures w14:val="none"/>
+              </w:rPr>
+            </w:pPr>
           </w:p>
         </w:tc>
         <w:tc>
@@ -687,32 +665,20 @@
             <w:tcW w:w="3268" w:type="dxa"/>
             <w:noWrap/>
             <w:vAlign w:val="center"/>
-            <w:hideMark/>
-          </w:tcPr>
-          <w:p>
-            <w:pPr>
-              <w:jc w:val="center"/>
-              <w:cnfStyle w:val="000000100000" w:firstRow="0" w:lastRow="0" w:firstColumn="0" w:lastColumn="0" w:oddVBand="0" w:evenVBand="0" w:oddHBand="1" w:evenHBand="0" w:firstRowFirstColumn="0" w:firstRowLastColumn="0" w:lastRowFirstColumn="0" w:lastRowLastColumn="0"/>
-              <w:rPr>
-                <w:rFonts w:ascii="Courier New" w:eastAsia="Times New Roman" w:hAnsi="Courier New" w:cs="Courier New"/>
-                <w:b/>
-                <w:bCs/>
-                <w:color w:val="000000"/>
-                <w:kern w:val="0"/>
-                <w14:ligatures w14:val="none"/>
-              </w:rPr>
-            </w:pPr>
-            <w:r>
-              <w:rPr>
-                <w:rFonts w:ascii="Courier New" w:eastAsia="Times New Roman" w:hAnsi="Courier New" w:cs="Courier New"/>
-                <w:b/>
-                <w:bCs/>
-                <w:color w:val="000000"/>
-                <w:kern w:val="0"/>
-                <w14:ligatures w14:val="none"/>
-              </w:rPr>
-              <w:t>2</w:t>
-            </w:r>
+          </w:tcPr>
+          <w:p>
+            <w:pPr>
+              <w:jc w:val="center"/>
+              <w:cnfStyle w:val="000000100000" w:firstRow="0" w:lastRow="0" w:firstColumn="0" w:lastColumn="0" w:oddVBand="0" w:evenVBand="0" w:oddHBand="1" w:evenHBand="0" w:firstRowFirstColumn="0" w:firstRowLastColumn="0" w:lastRowFirstColumn="0" w:lastRowLastColumn="0"/>
+              <w:rPr>
+                <w:rFonts w:ascii="Courier New" w:eastAsia="Times New Roman" w:hAnsi="Courier New" w:cs="Courier New"/>
+                <w:b/>
+                <w:bCs/>
+                <w:color w:val="000000"/>
+                <w:kern w:val="0"/>
+                <w14:ligatures w14:val="none"/>
+              </w:rPr>
+            </w:pPr>
           </w:p>
         </w:tc>
         <w:tc>
@@ -746,25 +712,24 @@
             <w:tcW w:w="4405" w:type="dxa"/>
             <w:noWrap/>
             <w:vAlign w:val="center"/>
-            <w:hideMark/>
-          </w:tcPr>
-          <w:p>
-            <w:pPr>
-              <w:rPr>
-                <w:rFonts w:ascii="Courier New" w:eastAsia="Times New Roman" w:hAnsi="Courier New" w:cs="Courier New"/>
-                <w:color w:val="000000"/>
-                <w:kern w:val="0"/>
-                <w14:ligatures w14:val="none"/>
-              </w:rPr>
-            </w:pPr>
-            <w:r>
-              <w:rPr>
-                <w:rFonts w:ascii="Courier New" w:eastAsia="Times New Roman" w:hAnsi="Courier New" w:cs="Courier New"/>
-                <w:color w:val="000000"/>
-                <w:kern w:val="0"/>
-                <w14:ligatures w14:val="none"/>
-              </w:rPr>
-              <w:t>Portrait of an old man</w:t>
+          </w:tcPr>
+          <w:p>
+            <w:pPr>
+              <w:rPr>
+                <w:rFonts w:ascii="Courier New" w:eastAsia="Times New Roman" w:hAnsi="Courier New" w:cs="Courier New"/>
+                <w:color w:val="000000"/>
+                <w:kern w:val="0"/>
+                <w14:ligatures w14:val="none"/>
+              </w:rPr>
+            </w:pPr>
+            <w:r>
+              <w:rPr>
+                <w:rFonts w:ascii="Courier New" w:eastAsia="Times New Roman" w:hAnsi="Courier New" w:cs="Courier New"/>
+                <w:color w:val="000000"/>
+                <w:kern w:val="0"/>
+                <w14:ligatures w14:val="none"/>
+              </w:rPr>
+              <w:t>Flickering light</w:t>
             </w:r>
           </w:p>
         </w:tc>
@@ -773,7 +738,6 @@
             <w:tcW w:w="1890" w:type="dxa"/>
             <w:noWrap/>
             <w:vAlign w:val="center"/>
-            <w:hideMark/>
           </w:tcPr>
           <w:p>
             <w:pPr>
@@ -806,31 +770,30 @@
             <w:tcW w:w="3268" w:type="dxa"/>
             <w:noWrap/>
             <w:vAlign w:val="center"/>
-            <w:hideMark/>
-          </w:tcPr>
-          <w:p>
-            <w:pPr>
-              <w:jc w:val="center"/>
-              <w:cnfStyle w:val="000000000000" w:firstRow="0" w:lastRow="0" w:firstColumn="0" w:lastColumn="0" w:oddVBand="0" w:evenVBand="0" w:oddHBand="0" w:evenHBand="0" w:firstRowFirstColumn="0" w:firstRowLastColumn="0" w:lastRowFirstColumn="0" w:lastRowLastColumn="0"/>
-              <w:rPr>
-                <w:rFonts w:ascii="Courier New" w:eastAsia="Times New Roman" w:hAnsi="Courier New" w:cs="Courier New"/>
-                <w:b/>
-                <w:bCs/>
-                <w:color w:val="000000"/>
-                <w:kern w:val="0"/>
-                <w14:ligatures w14:val="none"/>
-              </w:rPr>
-            </w:pPr>
-            <w:r>
-              <w:rPr>
-                <w:rFonts w:ascii="Courier New" w:eastAsia="Times New Roman" w:hAnsi="Courier New" w:cs="Courier New"/>
-                <w:b/>
-                <w:bCs/>
-                <w:color w:val="000000"/>
-                <w:kern w:val="0"/>
-                <w14:ligatures w14:val="none"/>
-              </w:rPr>
-              <w:t>2</w:t>
+          </w:tcPr>
+          <w:p>
+            <w:pPr>
+              <w:jc w:val="center"/>
+              <w:cnfStyle w:val="000000000000" w:firstRow="0" w:lastRow="0" w:firstColumn="0" w:lastColumn="0" w:oddVBand="0" w:evenVBand="0" w:oddHBand="0" w:evenHBand="0" w:firstRowFirstColumn="0" w:firstRowLastColumn="0" w:lastRowFirstColumn="0" w:lastRowLastColumn="0"/>
+              <w:rPr>
+                <w:rFonts w:ascii="Courier New" w:eastAsia="Times New Roman" w:hAnsi="Courier New" w:cs="Courier New"/>
+                <w:b/>
+                <w:bCs/>
+                <w:color w:val="000000"/>
+                <w:kern w:val="0"/>
+                <w14:ligatures w14:val="none"/>
+              </w:rPr>
+            </w:pPr>
+            <w:r>
+              <w:rPr>
+                <w:rFonts w:ascii="Courier New" w:eastAsia="Times New Roman" w:hAnsi="Courier New" w:cs="Courier New"/>
+                <w:b/>
+                <w:bCs/>
+                <w:color w:val="000000"/>
+                <w:kern w:val="0"/>
+                <w14:ligatures w14:val="none"/>
+              </w:rPr>
+              <w:t>1</w:t>
             </w:r>
           </w:p>
         </w:tc>
@@ -884,7 +847,7 @@
                 <w:kern w:val="0"/>
                 <w14:ligatures w14:val="none"/>
               </w:rPr>
-              <w:t>Portrait of an old woman</w:t>
+              <w:t>Old Clock</w:t>
             </w:r>
           </w:p>
         </w:tc>
@@ -950,7 +913,7 @@
                 <w:kern w:val="0"/>
                 <w14:ligatures w14:val="none"/>
               </w:rPr>
-              <w:t>2, 3</w:t>
+              <w:t>2</w:t>
             </w:r>
           </w:p>
         </w:tc>
@@ -1003,7 +966,7 @@
                 <w:kern w:val="0"/>
                 <w14:ligatures w14:val="none"/>
               </w:rPr>
-              <w:t>Two toy trucks</w:t>
+              <w:t>Portrait of an old man</w:t>
             </w:r>
           </w:p>
         </w:tc>
@@ -1036,7 +999,7 @@
                 <w:kern w:val="0"/>
                 <w14:ligatures w14:val="none"/>
               </w:rPr>
-              <w:t>3</w:t>
+              <w:t>1</w:t>
             </w:r>
           </w:p>
         </w:tc>
@@ -1069,7 +1032,7 @@
                 <w:kern w:val="0"/>
                 <w14:ligatures w14:val="none"/>
               </w:rPr>
-              <w:t>3</w:t>
+              <w:t>2</w:t>
             </w:r>
           </w:p>
         </w:tc>
@@ -1123,7 +1086,7 @@
                 <w:kern w:val="0"/>
                 <w14:ligatures w14:val="none"/>
               </w:rPr>
-              <w:t>Sofa Chair</w:t>
+              <w:t>Portrait of an old woman</w:t>
             </w:r>
           </w:p>
         </w:tc>
@@ -1189,7 +1152,7 @@
                 <w:kern w:val="0"/>
                 <w14:ligatures w14:val="none"/>
               </w:rPr>
-              <w:t>Multiple</w:t>
+              <w:t>2, 3</w:t>
             </w:r>
           </w:p>
         </w:tc>
@@ -1242,7 +1205,7 @@
                 <w:kern w:val="0"/>
                 <w14:ligatures w14:val="none"/>
               </w:rPr>
-              <w:t>Garuda Purana</w:t>
+              <w:t>Two toy trucks</w:t>
             </w:r>
           </w:p>
         </w:tc>
@@ -1275,7 +1238,7 @@
                 <w:kern w:val="0"/>
                 <w14:ligatures w14:val="none"/>
               </w:rPr>
-              <w:t>1</w:t>
+              <w:t>3</w:t>
             </w:r>
           </w:p>
         </w:tc>
@@ -1362,7 +1325,7 @@
                 <w:kern w:val="0"/>
                 <w14:ligatures w14:val="none"/>
               </w:rPr>
-              <w:t>Side Table</w:t>
+              <w:t>Sofa Chair</w:t>
             </w:r>
           </w:p>
         </w:tc>
@@ -1428,7 +1391,7 @@
                 <w:kern w:val="0"/>
                 <w14:ligatures w14:val="none"/>
               </w:rPr>
-              <w:t>3</w:t>
+              <w:t>Multiple</w:t>
             </w:r>
           </w:p>
         </w:tc>
@@ -1481,7 +1444,7 @@
                 <w:kern w:val="0"/>
                 <w14:ligatures w14:val="none"/>
               </w:rPr>
-              <w:t>Apron</w:t>
+              <w:t>Garuda Purana</w:t>
             </w:r>
           </w:p>
         </w:tc>
@@ -1547,7 +1510,7 @@
                 <w:kern w:val="0"/>
                 <w14:ligatures w14:val="none"/>
               </w:rPr>
-              <w:t>4</w:t>
+              <w:t>3</w:t>
             </w:r>
           </w:p>
         </w:tc>
@@ -1601,7 +1564,7 @@
                 <w:kern w:val="0"/>
                 <w14:ligatures w14:val="none"/>
               </w:rPr>
-              <w:t>Pot</w:t>
+              <w:t>Side Table</w:t>
             </w:r>
           </w:p>
         </w:tc>
@@ -1667,7 +1630,7 @@
                 <w:kern w:val="0"/>
                 <w14:ligatures w14:val="none"/>
               </w:rPr>
-              <w:t>4</w:t>
+              <w:t>3</w:t>
             </w:r>
           </w:p>
         </w:tc>
@@ -1720,7 +1683,7 @@
                 <w:kern w:val="0"/>
                 <w14:ligatures w14:val="none"/>
               </w:rPr>
-              <w:t>A glass of water</w:t>
+              <w:t>Apron</w:t>
             </w:r>
           </w:p>
         </w:tc>
@@ -1753,7 +1716,7 @@
                 <w:kern w:val="0"/>
                 <w14:ligatures w14:val="none"/>
               </w:rPr>
-              <w:t>3</w:t>
+              <w:t>1</w:t>
             </w:r>
           </w:p>
         </w:tc>
@@ -1786,7 +1749,7 @@
                 <w:kern w:val="0"/>
                 <w14:ligatures w14:val="none"/>
               </w:rPr>
-              <w:t>5, 8, 22, 23</w:t>
+              <w:t>4</w:t>
             </w:r>
           </w:p>
         </w:tc>
@@ -1822,24 +1785,25 @@
             <w:tcW w:w="4405" w:type="dxa"/>
             <w:noWrap/>
             <w:vAlign w:val="center"/>
-          </w:tcPr>
-          <w:p>
-            <w:pPr>
-              <w:rPr>
-                <w:rFonts w:ascii="Courier New" w:eastAsia="Times New Roman" w:hAnsi="Courier New" w:cs="Courier New"/>
-                <w:color w:val="000000"/>
-                <w:kern w:val="0"/>
-                <w14:ligatures w14:val="none"/>
-              </w:rPr>
-            </w:pPr>
-            <w:r>
-              <w:rPr>
-                <w:rFonts w:ascii="Courier New" w:eastAsia="Times New Roman" w:hAnsi="Courier New" w:cs="Courier New"/>
-                <w:color w:val="000000"/>
-                <w:kern w:val="0"/>
-                <w14:ligatures w14:val="none"/>
-              </w:rPr>
-              <w:t>Nightstand</w:t>
+            <w:hideMark/>
+          </w:tcPr>
+          <w:p>
+            <w:pPr>
+              <w:rPr>
+                <w:rFonts w:ascii="Courier New" w:eastAsia="Times New Roman" w:hAnsi="Courier New" w:cs="Courier New"/>
+                <w:color w:val="000000"/>
+                <w:kern w:val="0"/>
+                <w14:ligatures w14:val="none"/>
+              </w:rPr>
+            </w:pPr>
+            <w:r>
+              <w:rPr>
+                <w:rFonts w:ascii="Courier New" w:eastAsia="Times New Roman" w:hAnsi="Courier New" w:cs="Courier New"/>
+                <w:color w:val="000000"/>
+                <w:kern w:val="0"/>
+                <w14:ligatures w14:val="none"/>
+              </w:rPr>
+              <w:t>Pot</w:t>
             </w:r>
           </w:p>
         </w:tc>
@@ -1848,6 +1812,7 @@
             <w:tcW w:w="1890" w:type="dxa"/>
             <w:noWrap/>
             <w:vAlign w:val="center"/>
+            <w:hideMark/>
           </w:tcPr>
           <w:p>
             <w:pPr>
@@ -1880,30 +1845,31 @@
             <w:tcW w:w="3268" w:type="dxa"/>
             <w:noWrap/>
             <w:vAlign w:val="center"/>
-          </w:tcPr>
-          <w:p>
-            <w:pPr>
-              <w:jc w:val="center"/>
-              <w:cnfStyle w:val="000000100000" w:firstRow="0" w:lastRow="0" w:firstColumn="0" w:lastColumn="0" w:oddVBand="0" w:evenVBand="0" w:oddHBand="1" w:evenHBand="0" w:firstRowFirstColumn="0" w:firstRowLastColumn="0" w:lastRowFirstColumn="0" w:lastRowLastColumn="0"/>
-              <w:rPr>
-                <w:rFonts w:ascii="Courier New" w:eastAsia="Times New Roman" w:hAnsi="Courier New" w:cs="Courier New"/>
-                <w:b/>
-                <w:bCs/>
-                <w:color w:val="000000"/>
-                <w:kern w:val="0"/>
-                <w14:ligatures w14:val="none"/>
-              </w:rPr>
-            </w:pPr>
-            <w:r>
-              <w:rPr>
-                <w:rFonts w:ascii="Courier New" w:eastAsia="Times New Roman" w:hAnsi="Courier New" w:cs="Courier New"/>
-                <w:b/>
-                <w:bCs/>
-                <w:color w:val="000000"/>
-                <w:kern w:val="0"/>
-                <w14:ligatures w14:val="none"/>
-              </w:rPr>
-              <w:t>5</w:t>
+            <w:hideMark/>
+          </w:tcPr>
+          <w:p>
+            <w:pPr>
+              <w:jc w:val="center"/>
+              <w:cnfStyle w:val="000000100000" w:firstRow="0" w:lastRow="0" w:firstColumn="0" w:lastColumn="0" w:oddVBand="0" w:evenVBand="0" w:oddHBand="1" w:evenHBand="0" w:firstRowFirstColumn="0" w:firstRowLastColumn="0" w:lastRowFirstColumn="0" w:lastRowLastColumn="0"/>
+              <w:rPr>
+                <w:rFonts w:ascii="Courier New" w:eastAsia="Times New Roman" w:hAnsi="Courier New" w:cs="Courier New"/>
+                <w:b/>
+                <w:bCs/>
+                <w:color w:val="000000"/>
+                <w:kern w:val="0"/>
+                <w14:ligatures w14:val="none"/>
+              </w:rPr>
+            </w:pPr>
+            <w:r>
+              <w:rPr>
+                <w:rFonts w:ascii="Courier New" w:eastAsia="Times New Roman" w:hAnsi="Courier New" w:cs="Courier New"/>
+                <w:b/>
+                <w:bCs/>
+                <w:color w:val="000000"/>
+                <w:kern w:val="0"/>
+                <w14:ligatures w14:val="none"/>
+              </w:rPr>
+              <w:t>4</w:t>
             </w:r>
           </w:p>
         </w:tc>
@@ -1938,24 +1904,25 @@
             <w:tcW w:w="4405" w:type="dxa"/>
             <w:noWrap/>
             <w:vAlign w:val="center"/>
-          </w:tcPr>
-          <w:p>
-            <w:pPr>
-              <w:rPr>
-                <w:rFonts w:ascii="Courier New" w:eastAsia="Times New Roman" w:hAnsi="Courier New" w:cs="Courier New"/>
-                <w:color w:val="000000"/>
-                <w:kern w:val="0"/>
-                <w14:ligatures w14:val="none"/>
-              </w:rPr>
-            </w:pPr>
-            <w:r>
-              <w:rPr>
-                <w:rFonts w:ascii="Courier New" w:eastAsia="Times New Roman" w:hAnsi="Courier New" w:cs="Courier New"/>
-                <w:color w:val="000000"/>
-                <w:kern w:val="0"/>
-                <w14:ligatures w14:val="none"/>
-              </w:rPr>
-              <w:t>Time to go Poster</w:t>
+            <w:hideMark/>
+          </w:tcPr>
+          <w:p>
+            <w:pPr>
+              <w:rPr>
+                <w:rFonts w:ascii="Courier New" w:eastAsia="Times New Roman" w:hAnsi="Courier New" w:cs="Courier New"/>
+                <w:color w:val="000000"/>
+                <w:kern w:val="0"/>
+                <w14:ligatures w14:val="none"/>
+              </w:rPr>
+            </w:pPr>
+            <w:r>
+              <w:rPr>
+                <w:rFonts w:ascii="Courier New" w:eastAsia="Times New Roman" w:hAnsi="Courier New" w:cs="Courier New"/>
+                <w:color w:val="000000"/>
+                <w:kern w:val="0"/>
+                <w14:ligatures w14:val="none"/>
+              </w:rPr>
+              <w:t>A glass of water</w:t>
             </w:r>
           </w:p>
         </w:tc>
@@ -1964,30 +1931,31 @@
             <w:tcW w:w="1890" w:type="dxa"/>
             <w:noWrap/>
             <w:vAlign w:val="center"/>
-          </w:tcPr>
-          <w:p>
-            <w:pPr>
-              <w:jc w:val="center"/>
-              <w:cnfStyle w:val="000000000000" w:firstRow="0" w:lastRow="0" w:firstColumn="0" w:lastColumn="0" w:oddVBand="0" w:evenVBand="0" w:oddHBand="0" w:evenHBand="0" w:firstRowFirstColumn="0" w:firstRowLastColumn="0" w:lastRowFirstColumn="0" w:lastRowLastColumn="0"/>
-              <w:rPr>
-                <w:rFonts w:ascii="Courier New" w:eastAsia="Times New Roman" w:hAnsi="Courier New" w:cs="Courier New"/>
-                <w:b/>
-                <w:bCs/>
-                <w:color w:val="000000"/>
-                <w:kern w:val="0"/>
-                <w14:ligatures w14:val="none"/>
-              </w:rPr>
-            </w:pPr>
-            <w:r>
-              <w:rPr>
-                <w:rFonts w:ascii="Courier New" w:eastAsia="Times New Roman" w:hAnsi="Courier New" w:cs="Courier New"/>
-                <w:b/>
-                <w:bCs/>
-                <w:color w:val="000000"/>
-                <w:kern w:val="0"/>
-                <w14:ligatures w14:val="none"/>
-              </w:rPr>
-              <w:t>1</w:t>
+            <w:hideMark/>
+          </w:tcPr>
+          <w:p>
+            <w:pPr>
+              <w:jc w:val="center"/>
+              <w:cnfStyle w:val="000000000000" w:firstRow="0" w:lastRow="0" w:firstColumn="0" w:lastColumn="0" w:oddVBand="0" w:evenVBand="0" w:oddHBand="0" w:evenHBand="0" w:firstRowFirstColumn="0" w:firstRowLastColumn="0" w:lastRowFirstColumn="0" w:lastRowLastColumn="0"/>
+              <w:rPr>
+                <w:rFonts w:ascii="Courier New" w:eastAsia="Times New Roman" w:hAnsi="Courier New" w:cs="Courier New"/>
+                <w:b/>
+                <w:bCs/>
+                <w:color w:val="000000"/>
+                <w:kern w:val="0"/>
+                <w14:ligatures w14:val="none"/>
+              </w:rPr>
+            </w:pPr>
+            <w:r>
+              <w:rPr>
+                <w:rFonts w:ascii="Courier New" w:eastAsia="Times New Roman" w:hAnsi="Courier New" w:cs="Courier New"/>
+                <w:b/>
+                <w:bCs/>
+                <w:color w:val="000000"/>
+                <w:kern w:val="0"/>
+                <w14:ligatures w14:val="none"/>
+              </w:rPr>
+              <w:t>3</w:t>
             </w:r>
           </w:p>
         </w:tc>
@@ -1996,30 +1964,31 @@
             <w:tcW w:w="3268" w:type="dxa"/>
             <w:noWrap/>
             <w:vAlign w:val="center"/>
-          </w:tcPr>
-          <w:p>
-            <w:pPr>
-              <w:jc w:val="center"/>
-              <w:cnfStyle w:val="000000000000" w:firstRow="0" w:lastRow="0" w:firstColumn="0" w:lastColumn="0" w:oddVBand="0" w:evenVBand="0" w:oddHBand="0" w:evenHBand="0" w:firstRowFirstColumn="0" w:firstRowLastColumn="0" w:lastRowFirstColumn="0" w:lastRowLastColumn="0"/>
-              <w:rPr>
-                <w:rFonts w:ascii="Courier New" w:eastAsia="Times New Roman" w:hAnsi="Courier New" w:cs="Courier New"/>
-                <w:b/>
-                <w:bCs/>
-                <w:color w:val="000000"/>
-                <w:kern w:val="0"/>
-                <w14:ligatures w14:val="none"/>
-              </w:rPr>
-            </w:pPr>
-            <w:r>
-              <w:rPr>
-                <w:rFonts w:ascii="Courier New" w:eastAsia="Times New Roman" w:hAnsi="Courier New" w:cs="Courier New"/>
-                <w:b/>
-                <w:bCs/>
-                <w:color w:val="000000"/>
-                <w:kern w:val="0"/>
-                <w14:ligatures w14:val="none"/>
-              </w:rPr>
-              <w:t>5</w:t>
+            <w:hideMark/>
+          </w:tcPr>
+          <w:p>
+            <w:pPr>
+              <w:jc w:val="center"/>
+              <w:cnfStyle w:val="000000000000" w:firstRow="0" w:lastRow="0" w:firstColumn="0" w:lastColumn="0" w:oddVBand="0" w:evenVBand="0" w:oddHBand="0" w:evenHBand="0" w:firstRowFirstColumn="0" w:firstRowLastColumn="0" w:lastRowFirstColumn="0" w:lastRowLastColumn="0"/>
+              <w:rPr>
+                <w:rFonts w:ascii="Courier New" w:eastAsia="Times New Roman" w:hAnsi="Courier New" w:cs="Courier New"/>
+                <w:b/>
+                <w:bCs/>
+                <w:color w:val="000000"/>
+                <w:kern w:val="0"/>
+                <w14:ligatures w14:val="none"/>
+              </w:rPr>
+            </w:pPr>
+            <w:r>
+              <w:rPr>
+                <w:rFonts w:ascii="Courier New" w:eastAsia="Times New Roman" w:hAnsi="Courier New" w:cs="Courier New"/>
+                <w:b/>
+                <w:bCs/>
+                <w:color w:val="000000"/>
+                <w:kern w:val="0"/>
+                <w14:ligatures w14:val="none"/>
+              </w:rPr>
+              <w:t>5, 8, 22, 23</w:t>
             </w:r>
           </w:p>
         </w:tc>
@@ -2072,7 +2041,7 @@
                 <w:kern w:val="0"/>
                 <w14:ligatures w14:val="none"/>
               </w:rPr>
-              <w:t>Family photo with a frame</w:t>
+              <w:t>Nightstand</w:t>
             </w:r>
           </w:p>
         </w:tc>
@@ -2136,7 +2105,7 @@
                 <w:kern w:val="0"/>
                 <w14:ligatures w14:val="none"/>
               </w:rPr>
-              <w:t>5, 10</w:t>
+              <w:t>5</w:t>
             </w:r>
           </w:p>
         </w:tc>
@@ -2171,25 +2140,24 @@
             <w:tcW w:w="4405" w:type="dxa"/>
             <w:noWrap/>
             <w:vAlign w:val="center"/>
-            <w:hideMark/>
-          </w:tcPr>
-          <w:p>
-            <w:pPr>
-              <w:rPr>
-                <w:rFonts w:ascii="Courier New" w:eastAsia="Times New Roman" w:hAnsi="Courier New" w:cs="Courier New"/>
-                <w:color w:val="000000"/>
-                <w:kern w:val="0"/>
-                <w14:ligatures w14:val="none"/>
-              </w:rPr>
-            </w:pPr>
-            <w:r>
-              <w:rPr>
-                <w:rFonts w:ascii="Courier New" w:eastAsia="Times New Roman" w:hAnsi="Courier New" w:cs="Courier New"/>
-                <w:color w:val="000000"/>
-                <w:kern w:val="0"/>
-                <w14:ligatures w14:val="none"/>
-              </w:rPr>
-              <w:t>Mirror</w:t>
+          </w:tcPr>
+          <w:p>
+            <w:pPr>
+              <w:rPr>
+                <w:rFonts w:ascii="Courier New" w:eastAsia="Times New Roman" w:hAnsi="Courier New" w:cs="Courier New"/>
+                <w:color w:val="000000"/>
+                <w:kern w:val="0"/>
+                <w14:ligatures w14:val="none"/>
+              </w:rPr>
+            </w:pPr>
+            <w:r>
+              <w:rPr>
+                <w:rFonts w:ascii="Courier New" w:eastAsia="Times New Roman" w:hAnsi="Courier New" w:cs="Courier New"/>
+                <w:color w:val="000000"/>
+                <w:kern w:val="0"/>
+                <w14:ligatures w14:val="none"/>
+              </w:rPr>
+              <w:t>Time to go Poster</w:t>
             </w:r>
           </w:p>
         </w:tc>
@@ -2198,7 +2166,6 @@
             <w:tcW w:w="1890" w:type="dxa"/>
             <w:noWrap/>
             <w:vAlign w:val="center"/>
-            <w:hideMark/>
           </w:tcPr>
           <w:p>
             <w:pPr>
@@ -2231,31 +2198,30 @@
             <w:tcW w:w="3268" w:type="dxa"/>
             <w:noWrap/>
             <w:vAlign w:val="center"/>
-            <w:hideMark/>
-          </w:tcPr>
-          <w:p>
-            <w:pPr>
-              <w:jc w:val="center"/>
-              <w:cnfStyle w:val="000000000000" w:firstRow="0" w:lastRow="0" w:firstColumn="0" w:lastColumn="0" w:oddVBand="0" w:evenVBand="0" w:oddHBand="0" w:evenHBand="0" w:firstRowFirstColumn="0" w:firstRowLastColumn="0" w:lastRowFirstColumn="0" w:lastRowLastColumn="0"/>
-              <w:rPr>
-                <w:rFonts w:ascii="Courier New" w:eastAsia="Times New Roman" w:hAnsi="Courier New" w:cs="Courier New"/>
-                <w:b/>
-                <w:bCs/>
-                <w:color w:val="000000"/>
-                <w:kern w:val="0"/>
-                <w14:ligatures w14:val="none"/>
-              </w:rPr>
-            </w:pPr>
-            <w:r>
-              <w:rPr>
-                <w:rFonts w:ascii="Courier New" w:eastAsia="Times New Roman" w:hAnsi="Courier New" w:cs="Courier New"/>
-                <w:b/>
-                <w:bCs/>
-                <w:color w:val="000000"/>
-                <w:kern w:val="0"/>
-                <w14:ligatures w14:val="none"/>
-              </w:rPr>
-              <w:t>5, 10, 17</w:t>
+          </w:tcPr>
+          <w:p>
+            <w:pPr>
+              <w:jc w:val="center"/>
+              <w:cnfStyle w:val="000000000000" w:firstRow="0" w:lastRow="0" w:firstColumn="0" w:lastColumn="0" w:oddVBand="0" w:evenVBand="0" w:oddHBand="0" w:evenHBand="0" w:firstRowFirstColumn="0" w:firstRowLastColumn="0" w:lastRowFirstColumn="0" w:lastRowLastColumn="0"/>
+              <w:rPr>
+                <w:rFonts w:ascii="Courier New" w:eastAsia="Times New Roman" w:hAnsi="Courier New" w:cs="Courier New"/>
+                <w:b/>
+                <w:bCs/>
+                <w:color w:val="000000"/>
+                <w:kern w:val="0"/>
+                <w14:ligatures w14:val="none"/>
+              </w:rPr>
+            </w:pPr>
+            <w:r>
+              <w:rPr>
+                <w:rFonts w:ascii="Courier New" w:eastAsia="Times New Roman" w:hAnsi="Courier New" w:cs="Courier New"/>
+                <w:b/>
+                <w:bCs/>
+                <w:color w:val="000000"/>
+                <w:kern w:val="0"/>
+                <w14:ligatures w14:val="none"/>
+              </w:rPr>
+              <w:t>5</w:t>
             </w:r>
           </w:p>
         </w:tc>
@@ -2291,25 +2257,24 @@
             <w:tcW w:w="4405" w:type="dxa"/>
             <w:noWrap/>
             <w:vAlign w:val="center"/>
-            <w:hideMark/>
-          </w:tcPr>
-          <w:p>
-            <w:pPr>
-              <w:rPr>
-                <w:rFonts w:ascii="Courier New" w:eastAsia="Times New Roman" w:hAnsi="Courier New" w:cs="Courier New"/>
-                <w:color w:val="000000"/>
-                <w:kern w:val="0"/>
-                <w14:ligatures w14:val="none"/>
-              </w:rPr>
-            </w:pPr>
-            <w:r>
-              <w:rPr>
-                <w:rFonts w:ascii="Courier New" w:eastAsia="Times New Roman" w:hAnsi="Courier New" w:cs="Courier New"/>
-                <w:color w:val="000000"/>
-                <w:kern w:val="0"/>
-                <w14:ligatures w14:val="none"/>
-              </w:rPr>
-              <w:t>Bed</w:t>
+          </w:tcPr>
+          <w:p>
+            <w:pPr>
+              <w:rPr>
+                <w:rFonts w:ascii="Courier New" w:eastAsia="Times New Roman" w:hAnsi="Courier New" w:cs="Courier New"/>
+                <w:color w:val="000000"/>
+                <w:kern w:val="0"/>
+                <w14:ligatures w14:val="none"/>
+              </w:rPr>
+            </w:pPr>
+            <w:r>
+              <w:rPr>
+                <w:rFonts w:ascii="Courier New" w:eastAsia="Times New Roman" w:hAnsi="Courier New" w:cs="Courier New"/>
+                <w:color w:val="000000"/>
+                <w:kern w:val="0"/>
+                <w14:ligatures w14:val="none"/>
+              </w:rPr>
+              <w:t>Family photo with a frame</w:t>
             </w:r>
           </w:p>
         </w:tc>
@@ -2318,7 +2283,6 @@
             <w:tcW w:w="1890" w:type="dxa"/>
             <w:noWrap/>
             <w:vAlign w:val="center"/>
-            <w:hideMark/>
           </w:tcPr>
           <w:p>
             <w:pPr>
@@ -2351,31 +2315,30 @@
             <w:tcW w:w="3268" w:type="dxa"/>
             <w:noWrap/>
             <w:vAlign w:val="center"/>
-            <w:hideMark/>
-          </w:tcPr>
-          <w:p>
-            <w:pPr>
-              <w:jc w:val="center"/>
-              <w:cnfStyle w:val="000000100000" w:firstRow="0" w:lastRow="0" w:firstColumn="0" w:lastColumn="0" w:oddVBand="0" w:evenVBand="0" w:oddHBand="1" w:evenHBand="0" w:firstRowFirstColumn="0" w:firstRowLastColumn="0" w:lastRowFirstColumn="0" w:lastRowLastColumn="0"/>
-              <w:rPr>
-                <w:rFonts w:ascii="Courier New" w:eastAsia="Times New Roman" w:hAnsi="Courier New" w:cs="Courier New"/>
-                <w:b/>
-                <w:bCs/>
-                <w:color w:val="000000"/>
-                <w:kern w:val="0"/>
-                <w14:ligatures w14:val="none"/>
-              </w:rPr>
-            </w:pPr>
-            <w:r>
-              <w:rPr>
-                <w:rFonts w:ascii="Courier New" w:eastAsia="Times New Roman" w:hAnsi="Courier New" w:cs="Courier New"/>
-                <w:b/>
-                <w:bCs/>
-                <w:color w:val="000000"/>
-                <w:kern w:val="0"/>
-                <w14:ligatures w14:val="none"/>
-              </w:rPr>
-              <w:t>5, 10, 12, 17, 20</w:t>
+          </w:tcPr>
+          <w:p>
+            <w:pPr>
+              <w:jc w:val="center"/>
+              <w:cnfStyle w:val="000000100000" w:firstRow="0" w:lastRow="0" w:firstColumn="0" w:lastColumn="0" w:oddVBand="0" w:evenVBand="0" w:oddHBand="1" w:evenHBand="0" w:firstRowFirstColumn="0" w:firstRowLastColumn="0" w:lastRowFirstColumn="0" w:lastRowLastColumn="0"/>
+              <w:rPr>
+                <w:rFonts w:ascii="Courier New" w:eastAsia="Times New Roman" w:hAnsi="Courier New" w:cs="Courier New"/>
+                <w:b/>
+                <w:bCs/>
+                <w:color w:val="000000"/>
+                <w:kern w:val="0"/>
+                <w14:ligatures w14:val="none"/>
+              </w:rPr>
+            </w:pPr>
+            <w:r>
+              <w:rPr>
+                <w:rFonts w:ascii="Courier New" w:eastAsia="Times New Roman" w:hAnsi="Courier New" w:cs="Courier New"/>
+                <w:b/>
+                <w:bCs/>
+                <w:color w:val="000000"/>
+                <w:kern w:val="0"/>
+                <w14:ligatures w14:val="none"/>
+              </w:rPr>
+              <w:t>5, 10</w:t>
             </w:r>
           </w:p>
         </w:tc>
@@ -2410,25 +2373,24 @@
             <w:tcW w:w="4405" w:type="dxa"/>
             <w:noWrap/>
             <w:vAlign w:val="center"/>
-            <w:hideMark/>
-          </w:tcPr>
-          <w:p>
-            <w:pPr>
-              <w:rPr>
-                <w:rFonts w:ascii="Courier New" w:eastAsia="Times New Roman" w:hAnsi="Courier New" w:cs="Courier New"/>
-                <w:color w:val="000000"/>
-                <w:kern w:val="0"/>
-                <w14:ligatures w14:val="none"/>
-              </w:rPr>
-            </w:pPr>
-            <w:r>
-              <w:rPr>
-                <w:rFonts w:ascii="Courier New" w:eastAsia="Times New Roman" w:hAnsi="Courier New" w:cs="Courier New"/>
-                <w:color w:val="000000"/>
-                <w:kern w:val="0"/>
-                <w14:ligatures w14:val="none"/>
-              </w:rPr>
-              <w:t>Wardrobe and clothes</w:t>
+          </w:tcPr>
+          <w:p>
+            <w:pPr>
+              <w:rPr>
+                <w:rFonts w:ascii="Courier New" w:eastAsia="Times New Roman" w:hAnsi="Courier New" w:cs="Courier New"/>
+                <w:color w:val="000000"/>
+                <w:kern w:val="0"/>
+                <w14:ligatures w14:val="none"/>
+              </w:rPr>
+            </w:pPr>
+            <w:r>
+              <w:rPr>
+                <w:rFonts w:ascii="Courier New" w:eastAsia="Times New Roman" w:hAnsi="Courier New" w:cs="Courier New"/>
+                <w:color w:val="000000"/>
+                <w:kern w:val="0"/>
+                <w14:ligatures w14:val="none"/>
+              </w:rPr>
+              <w:t>Thatcher effect family photo</w:t>
             </w:r>
           </w:p>
         </w:tc>
@@ -2437,7 +2399,6 @@
             <w:tcW w:w="1890" w:type="dxa"/>
             <w:noWrap/>
             <w:vAlign w:val="center"/>
-            <w:hideMark/>
           </w:tcPr>
           <w:p>
             <w:pPr>
@@ -2470,31 +2431,30 @@
             <w:tcW w:w="3268" w:type="dxa"/>
             <w:noWrap/>
             <w:vAlign w:val="center"/>
-            <w:hideMark/>
-          </w:tcPr>
-          <w:p>
-            <w:pPr>
-              <w:jc w:val="center"/>
-              <w:cnfStyle w:val="000000000000" w:firstRow="0" w:lastRow="0" w:firstColumn="0" w:lastColumn="0" w:oddVBand="0" w:evenVBand="0" w:oddHBand="0" w:evenHBand="0" w:firstRowFirstColumn="0" w:firstRowLastColumn="0" w:lastRowFirstColumn="0" w:lastRowLastColumn="0"/>
-              <w:rPr>
-                <w:rFonts w:ascii="Courier New" w:eastAsia="Times New Roman" w:hAnsi="Courier New" w:cs="Courier New"/>
-                <w:b/>
-                <w:bCs/>
-                <w:color w:val="000000"/>
-                <w:kern w:val="0"/>
-                <w14:ligatures w14:val="none"/>
-              </w:rPr>
-            </w:pPr>
-            <w:r>
-              <w:rPr>
-                <w:rFonts w:ascii="Courier New" w:eastAsia="Times New Roman" w:hAnsi="Courier New" w:cs="Courier New"/>
-                <w:b/>
-                <w:bCs/>
-                <w:color w:val="000000"/>
-                <w:kern w:val="0"/>
-                <w14:ligatures w14:val="none"/>
-              </w:rPr>
-              <w:t>5, 10, 22</w:t>
+          </w:tcPr>
+          <w:p>
+            <w:pPr>
+              <w:jc w:val="center"/>
+              <w:cnfStyle w:val="000000000000" w:firstRow="0" w:lastRow="0" w:firstColumn="0" w:lastColumn="0" w:oddVBand="0" w:evenVBand="0" w:oddHBand="0" w:evenHBand="0" w:firstRowFirstColumn="0" w:firstRowLastColumn="0" w:lastRowFirstColumn="0" w:lastRowLastColumn="0"/>
+              <w:rPr>
+                <w:rFonts w:ascii="Courier New" w:eastAsia="Times New Roman" w:hAnsi="Courier New" w:cs="Courier New"/>
+                <w:b/>
+                <w:bCs/>
+                <w:color w:val="000000"/>
+                <w:kern w:val="0"/>
+                <w14:ligatures w14:val="none"/>
+              </w:rPr>
+            </w:pPr>
+            <w:r>
+              <w:rPr>
+                <w:rFonts w:ascii="Courier New" w:eastAsia="Times New Roman" w:hAnsi="Courier New" w:cs="Courier New"/>
+                <w:b/>
+                <w:bCs/>
+                <w:color w:val="000000"/>
+                <w:kern w:val="0"/>
+                <w14:ligatures w14:val="none"/>
+              </w:rPr>
+              <w:t>10</w:t>
             </w:r>
           </w:p>
         </w:tc>
@@ -2548,7 +2508,7 @@
                 <w:kern w:val="0"/>
                 <w14:ligatures w14:val="none"/>
               </w:rPr>
-              <w:t>Small pill bottle</w:t>
+              <w:t>Mirror</w:t>
             </w:r>
           </w:p>
         </w:tc>
@@ -2614,7 +2574,7 @@
                 <w:kern w:val="0"/>
                 <w14:ligatures w14:val="none"/>
               </w:rPr>
-              <w:t>5, 6, 14, 15, 22</w:t>
+              <w:t>5, 10, 17</w:t>
             </w:r>
           </w:p>
         </w:tc>
@@ -2667,7 +2627,7 @@
                 <w:kern w:val="0"/>
                 <w14:ligatures w14:val="none"/>
               </w:rPr>
-              <w:t>Vanity with mirror</w:t>
+              <w:t>Bed</w:t>
             </w:r>
           </w:p>
         </w:tc>
@@ -2733,7 +2693,7 @@
                 <w:kern w:val="0"/>
                 <w14:ligatures w14:val="none"/>
               </w:rPr>
-              <w:t>6, 15</w:t>
+              <w:t>5, 10, 12, 17, 20</w:t>
             </w:r>
           </w:p>
         </w:tc>
@@ -2787,7 +2747,7 @@
                 <w:kern w:val="0"/>
                 <w14:ligatures w14:val="none"/>
               </w:rPr>
-              <w:t>Couch</w:t>
+              <w:t>Wardrobe and clothes</w:t>
             </w:r>
           </w:p>
         </w:tc>
@@ -2853,7 +2813,7 @@
                 <w:kern w:val="0"/>
                 <w14:ligatures w14:val="none"/>
               </w:rPr>
-              <w:t>7, 9, 18, 21</w:t>
+              <w:t>5, 10, 22</w:t>
             </w:r>
           </w:p>
         </w:tc>
@@ -2906,7 +2866,7 @@
                 <w:kern w:val="0"/>
                 <w14:ligatures w14:val="none"/>
               </w:rPr>
-              <w:t>Steel Tumbler</w:t>
+              <w:t>Small pill bottle</w:t>
             </w:r>
           </w:p>
         </w:tc>
@@ -2972,7 +2932,7 @@
                 <w:kern w:val="0"/>
                 <w14:ligatures w14:val="none"/>
               </w:rPr>
-              <w:t>7</w:t>
+              <w:t>5, 6, 14, 15, 22</w:t>
             </w:r>
           </w:p>
         </w:tc>
@@ -3026,7 +2986,7 @@
                 <w:kern w:val="0"/>
                 <w14:ligatures w14:val="none"/>
               </w:rPr>
-              <w:t>Tea Table</w:t>
+              <w:t>Vanity with mirror</w:t>
             </w:r>
           </w:p>
         </w:tc>
@@ -3092,7 +3052,7 @@
                 <w:kern w:val="0"/>
                 <w14:ligatures w14:val="none"/>
               </w:rPr>
-              <w:t>7</w:t>
+              <w:t>6, 15</w:t>
             </w:r>
           </w:p>
         </w:tc>
@@ -3145,7 +3105,7 @@
                 <w:kern w:val="0"/>
                 <w14:ligatures w14:val="none"/>
               </w:rPr>
-              <w:t>Small Lamp</w:t>
+              <w:t>Couch</w:t>
             </w:r>
           </w:p>
         </w:tc>
@@ -3211,7 +3171,7 @@
                 <w:kern w:val="0"/>
                 <w14:ligatures w14:val="none"/>
               </w:rPr>
-              <w:t>7</w:t>
+              <w:t>7, 9, 18, 21</w:t>
             </w:r>
           </w:p>
         </w:tc>
@@ -3265,7 +3225,7 @@
                 <w:kern w:val="0"/>
                 <w14:ligatures w14:val="none"/>
               </w:rPr>
-              <w:t>Landline</w:t>
+              <w:t>Steel Tumbler</w:t>
             </w:r>
           </w:p>
         </w:tc>
@@ -3331,7 +3291,7 @@
                 <w:kern w:val="0"/>
                 <w14:ligatures w14:val="none"/>
               </w:rPr>
-              <w:t>7, 9, 22</w:t>
+              <w:t>7</w:t>
             </w:r>
           </w:p>
         </w:tc>
@@ -3366,24 +3326,25 @@
             <w:tcW w:w="4405" w:type="dxa"/>
             <w:noWrap/>
             <w:vAlign w:val="center"/>
-          </w:tcPr>
-          <w:p>
-            <w:pPr>
-              <w:rPr>
-                <w:rFonts w:ascii="Courier New" w:eastAsia="Times New Roman" w:hAnsi="Courier New" w:cs="Courier New"/>
-                <w:color w:val="000000"/>
-                <w:kern w:val="0"/>
-                <w14:ligatures w14:val="none"/>
-              </w:rPr>
-            </w:pPr>
-            <w:r>
-              <w:rPr>
-                <w:rFonts w:ascii="Courier New" w:eastAsia="Times New Roman" w:hAnsi="Courier New" w:cs="Courier New"/>
-                <w:color w:val="000000"/>
-                <w:kern w:val="0"/>
-                <w14:ligatures w14:val="none"/>
-              </w:rPr>
-              <w:t>Small LED light</w:t>
+            <w:hideMark/>
+          </w:tcPr>
+          <w:p>
+            <w:pPr>
+              <w:rPr>
+                <w:rFonts w:ascii="Courier New" w:eastAsia="Times New Roman" w:hAnsi="Courier New" w:cs="Courier New"/>
+                <w:color w:val="000000"/>
+                <w:kern w:val="0"/>
+                <w14:ligatures w14:val="none"/>
+              </w:rPr>
+            </w:pPr>
+            <w:r>
+              <w:rPr>
+                <w:rFonts w:ascii="Courier New" w:eastAsia="Times New Roman" w:hAnsi="Courier New" w:cs="Courier New"/>
+                <w:color w:val="000000"/>
+                <w:kern w:val="0"/>
+                <w14:ligatures w14:val="none"/>
+              </w:rPr>
+              <w:t>Tea Table</w:t>
             </w:r>
           </w:p>
         </w:tc>
@@ -3392,6 +3353,7 @@
             <w:tcW w:w="1890" w:type="dxa"/>
             <w:noWrap/>
             <w:vAlign w:val="center"/>
+            <w:hideMark/>
           </w:tcPr>
           <w:p>
             <w:pPr>
@@ -3424,6 +3386,7 @@
             <w:tcW w:w="3268" w:type="dxa"/>
             <w:noWrap/>
             <w:vAlign w:val="center"/>
+            <w:hideMark/>
           </w:tcPr>
           <w:p>
             <w:pPr>
@@ -3448,17 +3411,6 @@
                 <w14:ligatures w14:val="none"/>
               </w:rPr>
               <w:t>7</w:t>
-            </w:r>
-            <w:r>
-              <w:rPr>
-                <w:rFonts w:ascii="Courier New" w:eastAsia="Times New Roman" w:hAnsi="Courier New" w:cs="Courier New"/>
-                <w:b/>
-                <w:bCs/>
-                <w:color w:val="000000"/>
-                <w:kern w:val="0"/>
-                <w14:ligatures w14:val="none"/>
-              </w:rPr>
-              <w:t>, 9</w:t>
             </w:r>
           </w:p>
         </w:tc>
@@ -3494,24 +3446,25 @@
             <w:tcW w:w="4405" w:type="dxa"/>
             <w:noWrap/>
             <w:vAlign w:val="center"/>
-          </w:tcPr>
-          <w:p>
-            <w:pPr>
-              <w:rPr>
-                <w:rFonts w:ascii="Courier New" w:eastAsia="Times New Roman" w:hAnsi="Courier New" w:cs="Courier New"/>
-                <w:color w:val="000000"/>
-                <w:kern w:val="0"/>
-                <w14:ligatures w14:val="none"/>
-              </w:rPr>
-            </w:pPr>
-            <w:r>
-              <w:rPr>
-                <w:rFonts w:ascii="Courier New" w:eastAsia="Times New Roman" w:hAnsi="Courier New" w:cs="Courier New"/>
-                <w:color w:val="000000"/>
-                <w:kern w:val="0"/>
-                <w14:ligatures w14:val="none"/>
-              </w:rPr>
-              <w:t>Photo of parents together</w:t>
+            <w:hideMark/>
+          </w:tcPr>
+          <w:p>
+            <w:pPr>
+              <w:rPr>
+                <w:rFonts w:ascii="Courier New" w:eastAsia="Times New Roman" w:hAnsi="Courier New" w:cs="Courier New"/>
+                <w:color w:val="000000"/>
+                <w:kern w:val="0"/>
+                <w14:ligatures w14:val="none"/>
+              </w:rPr>
+            </w:pPr>
+            <w:r>
+              <w:rPr>
+                <w:rFonts w:ascii="Courier New" w:eastAsia="Times New Roman" w:hAnsi="Courier New" w:cs="Courier New"/>
+                <w:color w:val="000000"/>
+                <w:kern w:val="0"/>
+                <w14:ligatures w14:val="none"/>
+              </w:rPr>
+              <w:t>Small Lamp</w:t>
             </w:r>
           </w:p>
         </w:tc>
@@ -3520,6 +3473,7 @@
             <w:tcW w:w="1890" w:type="dxa"/>
             <w:noWrap/>
             <w:vAlign w:val="center"/>
+            <w:hideMark/>
           </w:tcPr>
           <w:p>
             <w:pPr>
@@ -3552,6 +3506,7 @@
             <w:tcW w:w="3268" w:type="dxa"/>
             <w:noWrap/>
             <w:vAlign w:val="center"/>
+            <w:hideMark/>
           </w:tcPr>
           <w:p>
             <w:pPr>
@@ -3576,17 +3531,6 @@
                 <w14:ligatures w14:val="none"/>
               </w:rPr>
               <w:t>7</w:t>
-            </w:r>
-            <w:r>
-              <w:rPr>
-                <w:rFonts w:ascii="Courier New" w:eastAsia="Times New Roman" w:hAnsi="Courier New" w:cs="Courier New"/>
-                <w:b/>
-                <w:bCs/>
-                <w:color w:val="000000"/>
-                <w:kern w:val="0"/>
-                <w14:ligatures w14:val="none"/>
-              </w:rPr>
-              <w:t>, 9</w:t>
             </w:r>
           </w:p>
         </w:tc>
@@ -3639,16 +3583,7 @@
                 <w:kern w:val="0"/>
                 <w14:ligatures w14:val="none"/>
               </w:rPr>
-              <w:t>Fridge</w:t>
-            </w:r>
-            <w:r>
-              <w:rPr>
-                <w:rFonts w:ascii="Courier New" w:eastAsia="Times New Roman" w:hAnsi="Courier New" w:cs="Courier New"/>
-                <w:color w:val="000000"/>
-                <w:kern w:val="0"/>
-                <w14:ligatures w14:val="none"/>
-              </w:rPr>
-              <w:t xml:space="preserve"> &amp; Cabinets in Kitchen</w:t>
+              <w:t>Landline</w:t>
             </w:r>
           </w:p>
         </w:tc>
@@ -3714,7 +3649,7 @@
                 <w:kern w:val="0"/>
                 <w14:ligatures w14:val="none"/>
               </w:rPr>
-              <w:t>8</w:t>
+              <w:t>7, 9, 22</w:t>
             </w:r>
           </w:p>
         </w:tc>
@@ -3750,7 +3685,6 @@
             <w:tcW w:w="4405" w:type="dxa"/>
             <w:noWrap/>
             <w:vAlign w:val="center"/>
-            <w:hideMark/>
           </w:tcPr>
           <w:p>
             <w:pPr>
@@ -3769,7 +3703,7 @@
                 <w14:ligatures w14:val="none"/>
               </w:rPr>
               <w:lastRenderedPageBreak/>
-              <w:t>Glasses of Whiskey</w:t>
+              <w:t>Small LED light</w:t>
             </w:r>
           </w:p>
         </w:tc>
@@ -3778,31 +3712,30 @@
             <w:tcW w:w="1890" w:type="dxa"/>
             <w:noWrap/>
             <w:vAlign w:val="center"/>
-            <w:hideMark/>
-          </w:tcPr>
-          <w:p>
-            <w:pPr>
-              <w:jc w:val="center"/>
-              <w:cnfStyle w:val="000000100000" w:firstRow="0" w:lastRow="0" w:firstColumn="0" w:lastColumn="0" w:oddVBand="0" w:evenVBand="0" w:oddHBand="1" w:evenHBand="0" w:firstRowFirstColumn="0" w:firstRowLastColumn="0" w:lastRowFirstColumn="0" w:lastRowLastColumn="0"/>
-              <w:rPr>
-                <w:rFonts w:ascii="Courier New" w:eastAsia="Times New Roman" w:hAnsi="Courier New" w:cs="Courier New"/>
-                <w:b/>
-                <w:bCs/>
-                <w:color w:val="000000"/>
-                <w:kern w:val="0"/>
-                <w14:ligatures w14:val="none"/>
-              </w:rPr>
-            </w:pPr>
-            <w:r>
-              <w:rPr>
-                <w:rFonts w:ascii="Courier New" w:eastAsia="Times New Roman" w:hAnsi="Courier New" w:cs="Courier New"/>
-                <w:b/>
-                <w:bCs/>
-                <w:color w:val="000000"/>
-                <w:kern w:val="0"/>
-                <w14:ligatures w14:val="none"/>
-              </w:rPr>
-              <w:t>2</w:t>
+          </w:tcPr>
+          <w:p>
+            <w:pPr>
+              <w:jc w:val="center"/>
+              <w:cnfStyle w:val="000000100000" w:firstRow="0" w:lastRow="0" w:firstColumn="0" w:lastColumn="0" w:oddVBand="0" w:evenVBand="0" w:oddHBand="1" w:evenHBand="0" w:firstRowFirstColumn="0" w:firstRowLastColumn="0" w:lastRowFirstColumn="0" w:lastRowLastColumn="0"/>
+              <w:rPr>
+                <w:rFonts w:ascii="Courier New" w:eastAsia="Times New Roman" w:hAnsi="Courier New" w:cs="Courier New"/>
+                <w:b/>
+                <w:bCs/>
+                <w:color w:val="000000"/>
+                <w:kern w:val="0"/>
+                <w14:ligatures w14:val="none"/>
+              </w:rPr>
+            </w:pPr>
+            <w:r>
+              <w:rPr>
+                <w:rFonts w:ascii="Courier New" w:eastAsia="Times New Roman" w:hAnsi="Courier New" w:cs="Courier New"/>
+                <w:b/>
+                <w:bCs/>
+                <w:color w:val="000000"/>
+                <w:kern w:val="0"/>
+                <w14:ligatures w14:val="none"/>
+              </w:rPr>
+              <w:t>1</w:t>
             </w:r>
           </w:p>
         </w:tc>
@@ -3811,31 +3744,41 @@
             <w:tcW w:w="3268" w:type="dxa"/>
             <w:noWrap/>
             <w:vAlign w:val="center"/>
-            <w:hideMark/>
-          </w:tcPr>
-          <w:p>
-            <w:pPr>
-              <w:jc w:val="center"/>
-              <w:cnfStyle w:val="000000100000" w:firstRow="0" w:lastRow="0" w:firstColumn="0" w:lastColumn="0" w:oddVBand="0" w:evenVBand="0" w:oddHBand="1" w:evenHBand="0" w:firstRowFirstColumn="0" w:firstRowLastColumn="0" w:lastRowFirstColumn="0" w:lastRowLastColumn="0"/>
-              <w:rPr>
-                <w:rFonts w:ascii="Courier New" w:eastAsia="Times New Roman" w:hAnsi="Courier New" w:cs="Courier New"/>
-                <w:b/>
-                <w:bCs/>
-                <w:color w:val="000000"/>
-                <w:kern w:val="0"/>
-                <w14:ligatures w14:val="none"/>
-              </w:rPr>
-            </w:pPr>
-            <w:r>
-              <w:rPr>
-                <w:rFonts w:ascii="Courier New" w:eastAsia="Times New Roman" w:hAnsi="Courier New" w:cs="Courier New"/>
-                <w:b/>
-                <w:bCs/>
-                <w:color w:val="000000"/>
-                <w:kern w:val="0"/>
-                <w14:ligatures w14:val="none"/>
-              </w:rPr>
-              <w:t>8</w:t>
+          </w:tcPr>
+          <w:p>
+            <w:pPr>
+              <w:jc w:val="center"/>
+              <w:cnfStyle w:val="000000100000" w:firstRow="0" w:lastRow="0" w:firstColumn="0" w:lastColumn="0" w:oddVBand="0" w:evenVBand="0" w:oddHBand="1" w:evenHBand="0" w:firstRowFirstColumn="0" w:firstRowLastColumn="0" w:lastRowFirstColumn="0" w:lastRowLastColumn="0"/>
+              <w:rPr>
+                <w:rFonts w:ascii="Courier New" w:eastAsia="Times New Roman" w:hAnsi="Courier New" w:cs="Courier New"/>
+                <w:b/>
+                <w:bCs/>
+                <w:color w:val="000000"/>
+                <w:kern w:val="0"/>
+                <w14:ligatures w14:val="none"/>
+              </w:rPr>
+            </w:pPr>
+            <w:r>
+              <w:rPr>
+                <w:rFonts w:ascii="Courier New" w:eastAsia="Times New Roman" w:hAnsi="Courier New" w:cs="Courier New"/>
+                <w:b/>
+                <w:bCs/>
+                <w:color w:val="000000"/>
+                <w:kern w:val="0"/>
+                <w14:ligatures w14:val="none"/>
+              </w:rPr>
+              <w:t>7</w:t>
+            </w:r>
+            <w:r>
+              <w:rPr>
+                <w:rFonts w:ascii="Courier New" w:eastAsia="Times New Roman" w:hAnsi="Courier New" w:cs="Courier New"/>
+                <w:b/>
+                <w:bCs/>
+                <w:color w:val="000000"/>
+                <w:kern w:val="0"/>
+                <w14:ligatures w14:val="none"/>
+              </w:rPr>
+              <w:t>, 9</w:t>
             </w:r>
           </w:p>
         </w:tc>
@@ -3870,25 +3813,24 @@
             <w:tcW w:w="4405" w:type="dxa"/>
             <w:noWrap/>
             <w:vAlign w:val="center"/>
-            <w:hideMark/>
-          </w:tcPr>
-          <w:p>
-            <w:pPr>
-              <w:rPr>
-                <w:rFonts w:ascii="Courier New" w:eastAsia="Times New Roman" w:hAnsi="Courier New" w:cs="Courier New"/>
-                <w:color w:val="000000"/>
-                <w:kern w:val="0"/>
-                <w14:ligatures w14:val="none"/>
-              </w:rPr>
-            </w:pPr>
-            <w:r>
-              <w:rPr>
-                <w:rFonts w:ascii="Courier New" w:eastAsia="Times New Roman" w:hAnsi="Courier New" w:cs="Courier New"/>
-                <w:color w:val="000000"/>
-                <w:kern w:val="0"/>
-                <w14:ligatures w14:val="none"/>
-              </w:rPr>
-              <w:t>Round Alarm Clock</w:t>
+          </w:tcPr>
+          <w:p>
+            <w:pPr>
+              <w:rPr>
+                <w:rFonts w:ascii="Courier New" w:eastAsia="Times New Roman" w:hAnsi="Courier New" w:cs="Courier New"/>
+                <w:color w:val="000000"/>
+                <w:kern w:val="0"/>
+                <w14:ligatures w14:val="none"/>
+              </w:rPr>
+            </w:pPr>
+            <w:r>
+              <w:rPr>
+                <w:rFonts w:ascii="Courier New" w:eastAsia="Times New Roman" w:hAnsi="Courier New" w:cs="Courier New"/>
+                <w:color w:val="000000"/>
+                <w:kern w:val="0"/>
+                <w14:ligatures w14:val="none"/>
+              </w:rPr>
+              <w:t>Photo of parents together</w:t>
             </w:r>
           </w:p>
         </w:tc>
@@ -3897,7 +3839,6 @@
             <w:tcW w:w="1890" w:type="dxa"/>
             <w:noWrap/>
             <w:vAlign w:val="center"/>
-            <w:hideMark/>
           </w:tcPr>
           <w:p>
             <w:pPr>
@@ -3930,31 +3871,41 @@
             <w:tcW w:w="3268" w:type="dxa"/>
             <w:noWrap/>
             <w:vAlign w:val="center"/>
-            <w:hideMark/>
-          </w:tcPr>
-          <w:p>
-            <w:pPr>
-              <w:jc w:val="center"/>
-              <w:cnfStyle w:val="000000000000" w:firstRow="0" w:lastRow="0" w:firstColumn="0" w:lastColumn="0" w:oddVBand="0" w:evenVBand="0" w:oddHBand="0" w:evenHBand="0" w:firstRowFirstColumn="0" w:firstRowLastColumn="0" w:lastRowFirstColumn="0" w:lastRowLastColumn="0"/>
-              <w:rPr>
-                <w:rFonts w:ascii="Courier New" w:eastAsia="Times New Roman" w:hAnsi="Courier New" w:cs="Courier New"/>
-                <w:b/>
-                <w:bCs/>
-                <w:color w:val="000000"/>
-                <w:kern w:val="0"/>
-                <w14:ligatures w14:val="none"/>
-              </w:rPr>
-            </w:pPr>
-            <w:r>
-              <w:rPr>
-                <w:rFonts w:ascii="Courier New" w:eastAsia="Times New Roman" w:hAnsi="Courier New" w:cs="Courier New"/>
-                <w:b/>
-                <w:bCs/>
-                <w:color w:val="000000"/>
-                <w:kern w:val="0"/>
-                <w14:ligatures w14:val="none"/>
-              </w:rPr>
-              <w:t>10</w:t>
+          </w:tcPr>
+          <w:p>
+            <w:pPr>
+              <w:jc w:val="center"/>
+              <w:cnfStyle w:val="000000000000" w:firstRow="0" w:lastRow="0" w:firstColumn="0" w:lastColumn="0" w:oddVBand="0" w:evenVBand="0" w:oddHBand="0" w:evenHBand="0" w:firstRowFirstColumn="0" w:firstRowLastColumn="0" w:lastRowFirstColumn="0" w:lastRowLastColumn="0"/>
+              <w:rPr>
+                <w:rFonts w:ascii="Courier New" w:eastAsia="Times New Roman" w:hAnsi="Courier New" w:cs="Courier New"/>
+                <w:b/>
+                <w:bCs/>
+                <w:color w:val="000000"/>
+                <w:kern w:val="0"/>
+                <w14:ligatures w14:val="none"/>
+              </w:rPr>
+            </w:pPr>
+            <w:r>
+              <w:rPr>
+                <w:rFonts w:ascii="Courier New" w:eastAsia="Times New Roman" w:hAnsi="Courier New" w:cs="Courier New"/>
+                <w:b/>
+                <w:bCs/>
+                <w:color w:val="000000"/>
+                <w:kern w:val="0"/>
+                <w14:ligatures w14:val="none"/>
+              </w:rPr>
+              <w:t>7</w:t>
+            </w:r>
+            <w:r>
+              <w:rPr>
+                <w:rFonts w:ascii="Courier New" w:eastAsia="Times New Roman" w:hAnsi="Courier New" w:cs="Courier New"/>
+                <w:b/>
+                <w:bCs/>
+                <w:color w:val="000000"/>
+                <w:kern w:val="0"/>
+                <w14:ligatures w14:val="none"/>
+              </w:rPr>
+              <w:t>, 9</w:t>
             </w:r>
           </w:p>
         </w:tc>
@@ -4008,7 +3959,16 @@
                 <w:kern w:val="0"/>
                 <w14:ligatures w14:val="none"/>
               </w:rPr>
-              <w:t>Broken Shards of Glass</w:t>
+              <w:t>Fridge</w:t>
+            </w:r>
+            <w:r>
+              <w:rPr>
+                <w:rFonts w:ascii="Courier New" w:eastAsia="Times New Roman" w:hAnsi="Courier New" w:cs="Courier New"/>
+                <w:color w:val="000000"/>
+                <w:kern w:val="0"/>
+                <w14:ligatures w14:val="none"/>
+              </w:rPr>
+              <w:t xml:space="preserve"> &amp; Cabinets in Kitchen</w:t>
             </w:r>
           </w:p>
         </w:tc>
@@ -4074,7 +4034,7 @@
                 <w:kern w:val="0"/>
                 <w14:ligatures w14:val="none"/>
               </w:rPr>
-              <w:t>10, 17</w:t>
+              <w:t>8</w:t>
             </w:r>
           </w:p>
         </w:tc>
@@ -4127,7 +4087,7 @@
                 <w:kern w:val="0"/>
                 <w14:ligatures w14:val="none"/>
               </w:rPr>
-              <w:t>Uniform</w:t>
+              <w:t>Glasses of Whiskey</w:t>
             </w:r>
           </w:p>
         </w:tc>
@@ -4160,7 +4120,7 @@
                 <w:kern w:val="0"/>
                 <w14:ligatures w14:val="none"/>
               </w:rPr>
-              <w:t>1</w:t>
+              <w:t>2</w:t>
             </w:r>
           </w:p>
         </w:tc>
@@ -4193,7 +4153,7 @@
                 <w:kern w:val="0"/>
                 <w14:ligatures w14:val="none"/>
               </w:rPr>
-              <w:t>10</w:t>
+              <w:t>8</w:t>
             </w:r>
           </w:p>
         </w:tc>
@@ -4247,7 +4207,7 @@
                 <w:kern w:val="0"/>
                 <w14:ligatures w14:val="none"/>
               </w:rPr>
-              <w:t>Dining Table with a Chair</w:t>
+              <w:t>Round Alarm Clock</w:t>
             </w:r>
           </w:p>
         </w:tc>
@@ -4313,7 +4273,7 @@
                 <w:kern w:val="0"/>
                 <w14:ligatures w14:val="none"/>
               </w:rPr>
-              <w:t>11</w:t>
+              <w:t>10</w:t>
             </w:r>
           </w:p>
         </w:tc>
@@ -4366,7 +4326,7 @@
                 <w:kern w:val="0"/>
                 <w14:ligatures w14:val="none"/>
               </w:rPr>
-              <w:t>Top Hanging Light</w:t>
+              <w:t>Broken Shards of Glass</w:t>
             </w:r>
           </w:p>
         </w:tc>
@@ -4432,7 +4392,7 @@
                 <w:kern w:val="0"/>
                 <w14:ligatures w14:val="none"/>
               </w:rPr>
-              <w:t>11</w:t>
+              <w:t>10, 17</w:t>
             </w:r>
           </w:p>
         </w:tc>
@@ -4486,7 +4446,7 @@
                 <w:kern w:val="0"/>
                 <w14:ligatures w14:val="none"/>
               </w:rPr>
-              <w:t>Plate of Piping Hot Dosa</w:t>
+              <w:t>Uniform</w:t>
             </w:r>
           </w:p>
         </w:tc>
@@ -4552,7 +4512,7 @@
                 <w:kern w:val="0"/>
                 <w14:ligatures w14:val="none"/>
               </w:rPr>
-              <w:t>11</w:t>
+              <w:t>10</w:t>
             </w:r>
           </w:p>
         </w:tc>
@@ -4605,7 +4565,7 @@
                 <w:kern w:val="0"/>
                 <w14:ligatures w14:val="none"/>
               </w:rPr>
-              <w:t>Tiffin Box with hard Maggie</w:t>
+              <w:t>Dining Table with a Chair</w:t>
             </w:r>
           </w:p>
         </w:tc>
@@ -4725,7 +4685,7 @@
                 <w:kern w:val="0"/>
                 <w14:ligatures w14:val="none"/>
               </w:rPr>
-              <w:t>Birthday cake with candles</w:t>
+              <w:t>Top Hanging Light</w:t>
             </w:r>
           </w:p>
         </w:tc>
@@ -4844,7 +4804,7 @@
                 <w:kern w:val="0"/>
                 <w14:ligatures w14:val="none"/>
               </w:rPr>
-              <w:t>Firecracker</w:t>
+              <w:t>Plate of Piping Hot Dosa</w:t>
             </w:r>
           </w:p>
         </w:tc>
@@ -4964,7 +4924,7 @@
                 <w:kern w:val="0"/>
                 <w14:ligatures w14:val="none"/>
               </w:rPr>
-              <w:t>Laptop &amp; worktable in Bedroom</w:t>
+              <w:t>Tiffin Box with hard Maggie</w:t>
             </w:r>
           </w:p>
         </w:tc>
@@ -5030,7 +4990,7 @@
                 <w:kern w:val="0"/>
                 <w14:ligatures w14:val="none"/>
               </w:rPr>
-              <w:t>12</w:t>
+              <w:t>11</w:t>
             </w:r>
           </w:p>
         </w:tc>
@@ -5083,7 +5043,7 @@
                 <w:kern w:val="0"/>
                 <w14:ligatures w14:val="none"/>
               </w:rPr>
-              <w:t>Blanket</w:t>
+              <w:t>Birthday cake with candles</w:t>
             </w:r>
           </w:p>
         </w:tc>
@@ -5149,7 +5109,7 @@
                 <w:kern w:val="0"/>
                 <w14:ligatures w14:val="none"/>
               </w:rPr>
-              <w:t>12</w:t>
+              <w:t>11</w:t>
             </w:r>
           </w:p>
         </w:tc>
@@ -5203,7 +5163,7 @@
                 <w:kern w:val="0"/>
                 <w14:ligatures w14:val="none"/>
               </w:rPr>
-              <w:t>Marigold</w:t>
+              <w:t>Firecracker</w:t>
             </w:r>
           </w:p>
         </w:tc>
@@ -5269,40 +5229,7 @@
                 <w:kern w:val="0"/>
                 <w14:ligatures w14:val="none"/>
               </w:rPr>
-              <w:t>12</w:t>
-            </w:r>
-            <w:r>
-              <w:rPr>
-                <w:rFonts w:ascii="Courier New" w:eastAsia="Times New Roman" w:hAnsi="Courier New" w:cs="Courier New"/>
-                <w:b/>
-                <w:bCs/>
-                <w:color w:val="000000"/>
-                <w:kern w:val="0"/>
-                <w14:ligatures w14:val="none"/>
-              </w:rPr>
-              <w:t>,</w:t>
-            </w:r>
-            <w:r>
-              <w:rPr>
-                <w:rFonts w:ascii="Courier New" w:eastAsia="Times New Roman" w:hAnsi="Courier New" w:cs="Courier New"/>
-                <w:b/>
-                <w:bCs/>
-                <w:color w:val="000000"/>
-                <w:kern w:val="0"/>
-                <w14:ligatures w14:val="none"/>
-              </w:rPr>
-              <w:t xml:space="preserve"> 1</w:t>
-            </w:r>
-            <w:r>
-              <w:rPr>
-                <w:rFonts w:ascii="Courier New" w:eastAsia="Times New Roman" w:hAnsi="Courier New" w:cs="Courier New"/>
-                <w:b/>
-                <w:bCs/>
-                <w:color w:val="000000"/>
-                <w:kern w:val="0"/>
-                <w14:ligatures w14:val="none"/>
-              </w:rPr>
-              <w:t>6</w:t>
+              <w:t>11</w:t>
             </w:r>
           </w:p>
         </w:tc>
@@ -5355,7 +5282,7 @@
                 <w:kern w:val="0"/>
                 <w14:ligatures w14:val="none"/>
               </w:rPr>
-              <w:t>Small framed photo of Adi</w:t>
+              <w:t>Laptop &amp; worktable in Bedroom</w:t>
             </w:r>
           </w:p>
         </w:tc>
@@ -5421,18 +5348,7 @@
                 <w:kern w:val="0"/>
                 <w14:ligatures w14:val="none"/>
               </w:rPr>
-              <w:t>12, 1</w:t>
-            </w:r>
-            <w:r>
-              <w:rPr>
-                <w:rFonts w:ascii="Courier New" w:eastAsia="Times New Roman" w:hAnsi="Courier New" w:cs="Courier New"/>
-                <w:b/>
-                <w:bCs/>
-                <w:color w:val="000000"/>
-                <w:kern w:val="0"/>
-                <w14:ligatures w14:val="none"/>
-              </w:rPr>
-              <w:t>6</w:t>
+              <w:t>12</w:t>
             </w:r>
           </w:p>
         </w:tc>
@@ -5486,7 +5402,7 @@
                 <w:kern w:val="0"/>
                 <w14:ligatures w14:val="none"/>
               </w:rPr>
-              <w:t>Shelf with photos and stuffs</w:t>
+              <w:t>Blanket</w:t>
             </w:r>
           </w:p>
         </w:tc>
@@ -5587,24 +5503,25 @@
             <w:tcW w:w="4405" w:type="dxa"/>
             <w:noWrap/>
             <w:vAlign w:val="center"/>
-          </w:tcPr>
-          <w:p>
-            <w:pPr>
-              <w:rPr>
-                <w:rFonts w:ascii="Courier New" w:eastAsia="Times New Roman" w:hAnsi="Courier New" w:cs="Courier New"/>
-                <w:color w:val="000000"/>
-                <w:kern w:val="0"/>
-                <w14:ligatures w14:val="none"/>
-              </w:rPr>
-            </w:pPr>
-            <w:r>
-              <w:rPr>
-                <w:rFonts w:ascii="Courier New" w:eastAsia="Times New Roman" w:hAnsi="Courier New" w:cs="Courier New"/>
-                <w:color w:val="000000"/>
-                <w:kern w:val="0"/>
-                <w14:ligatures w14:val="none"/>
-              </w:rPr>
-              <w:t>Ace of Spades</w:t>
+            <w:hideMark/>
+          </w:tcPr>
+          <w:p>
+            <w:pPr>
+              <w:rPr>
+                <w:rFonts w:ascii="Courier New" w:eastAsia="Times New Roman" w:hAnsi="Courier New" w:cs="Courier New"/>
+                <w:color w:val="000000"/>
+                <w:kern w:val="0"/>
+                <w14:ligatures w14:val="none"/>
+              </w:rPr>
+            </w:pPr>
+            <w:r>
+              <w:rPr>
+                <w:rFonts w:ascii="Courier New" w:eastAsia="Times New Roman" w:hAnsi="Courier New" w:cs="Courier New"/>
+                <w:color w:val="000000"/>
+                <w:kern w:val="0"/>
+                <w14:ligatures w14:val="none"/>
+              </w:rPr>
+              <w:t>Marigold</w:t>
             </w:r>
           </w:p>
         </w:tc>
@@ -5613,6 +5530,7 @@
             <w:tcW w:w="1890" w:type="dxa"/>
             <w:noWrap/>
             <w:vAlign w:val="center"/>
+            <w:hideMark/>
           </w:tcPr>
           <w:p>
             <w:pPr>
@@ -5645,30 +5563,64 @@
             <w:tcW w:w="3268" w:type="dxa"/>
             <w:noWrap/>
             <w:vAlign w:val="center"/>
-          </w:tcPr>
-          <w:p>
-            <w:pPr>
-              <w:jc w:val="center"/>
-              <w:cnfStyle w:val="000000000000" w:firstRow="0" w:lastRow="0" w:firstColumn="0" w:lastColumn="0" w:oddVBand="0" w:evenVBand="0" w:oddHBand="0" w:evenHBand="0" w:firstRowFirstColumn="0" w:firstRowLastColumn="0" w:lastRowFirstColumn="0" w:lastRowLastColumn="0"/>
-              <w:rPr>
-                <w:rFonts w:ascii="Courier New" w:eastAsia="Times New Roman" w:hAnsi="Courier New" w:cs="Courier New"/>
-                <w:b/>
-                <w:bCs/>
-                <w:color w:val="000000"/>
-                <w:kern w:val="0"/>
-                <w14:ligatures w14:val="none"/>
-              </w:rPr>
-            </w:pPr>
-            <w:r>
-              <w:rPr>
-                <w:rFonts w:ascii="Courier New" w:eastAsia="Times New Roman" w:hAnsi="Courier New" w:cs="Courier New"/>
-                <w:b/>
-                <w:bCs/>
-                <w:color w:val="000000"/>
-                <w:kern w:val="0"/>
-                <w14:ligatures w14:val="none"/>
-              </w:rPr>
-              <w:t>13</w:t>
+            <w:hideMark/>
+          </w:tcPr>
+          <w:p>
+            <w:pPr>
+              <w:jc w:val="center"/>
+              <w:cnfStyle w:val="000000000000" w:firstRow="0" w:lastRow="0" w:firstColumn="0" w:lastColumn="0" w:oddVBand="0" w:evenVBand="0" w:oddHBand="0" w:evenHBand="0" w:firstRowFirstColumn="0" w:firstRowLastColumn="0" w:lastRowFirstColumn="0" w:lastRowLastColumn="0"/>
+              <w:rPr>
+                <w:rFonts w:ascii="Courier New" w:eastAsia="Times New Roman" w:hAnsi="Courier New" w:cs="Courier New"/>
+                <w:b/>
+                <w:bCs/>
+                <w:color w:val="000000"/>
+                <w:kern w:val="0"/>
+                <w14:ligatures w14:val="none"/>
+              </w:rPr>
+            </w:pPr>
+            <w:r>
+              <w:rPr>
+                <w:rFonts w:ascii="Courier New" w:eastAsia="Times New Roman" w:hAnsi="Courier New" w:cs="Courier New"/>
+                <w:b/>
+                <w:bCs/>
+                <w:color w:val="000000"/>
+                <w:kern w:val="0"/>
+                <w14:ligatures w14:val="none"/>
+              </w:rPr>
+              <w:t>12</w:t>
+            </w:r>
+            <w:r>
+              <w:rPr>
+                <w:rFonts w:ascii="Courier New" w:eastAsia="Times New Roman" w:hAnsi="Courier New" w:cs="Courier New"/>
+                <w:b/>
+                <w:bCs/>
+                <w:color w:val="000000"/>
+                <w:kern w:val="0"/>
+                <w14:ligatures w14:val="none"/>
+              </w:rPr>
+              <w:t>,</w:t>
+            </w:r>
+            <w:r>
+              <w:rPr>
+                <w:rFonts w:ascii="Courier New" w:eastAsia="Times New Roman" w:hAnsi="Courier New" w:cs="Courier New"/>
+                <w:b/>
+                <w:bCs/>
+                <w:color w:val="000000"/>
+                <w:kern w:val="0"/>
+                <w14:ligatures w14:val="none"/>
+              </w:rPr>
+              <w:t xml:space="preserve"> 1</w:t>
+            </w:r>
+            <w:r>
+              <w:rPr>
+                <w:rFonts w:ascii="Courier New" w:eastAsia="Times New Roman" w:hAnsi="Courier New" w:cs="Courier New"/>
+                <w:b/>
+                <w:bCs/>
+                <w:color w:val="000000"/>
+                <w:kern w:val="0"/>
+                <w14:ligatures w14:val="none"/>
+              </w:rPr>
+              <w:t>6</w:t>
             </w:r>
           </w:p>
         </w:tc>
@@ -5704,24 +5656,25 @@
             <w:tcW w:w="4405" w:type="dxa"/>
             <w:noWrap/>
             <w:vAlign w:val="center"/>
-          </w:tcPr>
-          <w:p>
-            <w:pPr>
-              <w:rPr>
-                <w:rFonts w:ascii="Courier New" w:eastAsia="Times New Roman" w:hAnsi="Courier New" w:cs="Courier New"/>
-                <w:color w:val="000000"/>
-                <w:kern w:val="0"/>
-                <w14:ligatures w14:val="none"/>
-              </w:rPr>
-            </w:pPr>
-            <w:r>
-              <w:rPr>
-                <w:rFonts w:ascii="Courier New" w:eastAsia="Times New Roman" w:hAnsi="Courier New" w:cs="Courier New"/>
-                <w:color w:val="000000"/>
-                <w:kern w:val="0"/>
-                <w14:ligatures w14:val="none"/>
-              </w:rPr>
-              <w:t>Cigarette pack and match</w:t>
+            <w:hideMark/>
+          </w:tcPr>
+          <w:p>
+            <w:pPr>
+              <w:rPr>
+                <w:rFonts w:ascii="Courier New" w:eastAsia="Times New Roman" w:hAnsi="Courier New" w:cs="Courier New"/>
+                <w:color w:val="000000"/>
+                <w:kern w:val="0"/>
+                <w14:ligatures w14:val="none"/>
+              </w:rPr>
+            </w:pPr>
+            <w:r>
+              <w:rPr>
+                <w:rFonts w:ascii="Courier New" w:eastAsia="Times New Roman" w:hAnsi="Courier New" w:cs="Courier New"/>
+                <w:color w:val="000000"/>
+                <w:kern w:val="0"/>
+                <w14:ligatures w14:val="none"/>
+              </w:rPr>
+              <w:t>Small framed photo of Adi</w:t>
             </w:r>
           </w:p>
         </w:tc>
@@ -5730,6 +5683,7 @@
             <w:tcW w:w="1890" w:type="dxa"/>
             <w:noWrap/>
             <w:vAlign w:val="center"/>
+            <w:hideMark/>
           </w:tcPr>
           <w:p>
             <w:pPr>
@@ -5762,30 +5716,42 @@
             <w:tcW w:w="3268" w:type="dxa"/>
             <w:noWrap/>
             <w:vAlign w:val="center"/>
-          </w:tcPr>
-          <w:p>
-            <w:pPr>
-              <w:jc w:val="center"/>
-              <w:cnfStyle w:val="000000100000" w:firstRow="0" w:lastRow="0" w:firstColumn="0" w:lastColumn="0" w:oddVBand="0" w:evenVBand="0" w:oddHBand="1" w:evenHBand="0" w:firstRowFirstColumn="0" w:firstRowLastColumn="0" w:lastRowFirstColumn="0" w:lastRowLastColumn="0"/>
-              <w:rPr>
-                <w:rFonts w:ascii="Courier New" w:eastAsia="Times New Roman" w:hAnsi="Courier New" w:cs="Courier New"/>
-                <w:b/>
-                <w:bCs/>
-                <w:color w:val="000000"/>
-                <w:kern w:val="0"/>
-                <w14:ligatures w14:val="none"/>
-              </w:rPr>
-            </w:pPr>
-            <w:r>
-              <w:rPr>
-                <w:rFonts w:ascii="Courier New" w:eastAsia="Times New Roman" w:hAnsi="Courier New" w:cs="Courier New"/>
-                <w:b/>
-                <w:bCs/>
-                <w:color w:val="000000"/>
-                <w:kern w:val="0"/>
-                <w14:ligatures w14:val="none"/>
-              </w:rPr>
-              <w:t>13</w:t>
+            <w:hideMark/>
+          </w:tcPr>
+          <w:p>
+            <w:pPr>
+              <w:jc w:val="center"/>
+              <w:cnfStyle w:val="000000100000" w:firstRow="0" w:lastRow="0" w:firstColumn="0" w:lastColumn="0" w:oddVBand="0" w:evenVBand="0" w:oddHBand="1" w:evenHBand="0" w:firstRowFirstColumn="0" w:firstRowLastColumn="0" w:lastRowFirstColumn="0" w:lastRowLastColumn="0"/>
+              <w:rPr>
+                <w:rFonts w:ascii="Courier New" w:eastAsia="Times New Roman" w:hAnsi="Courier New" w:cs="Courier New"/>
+                <w:b/>
+                <w:bCs/>
+                <w:color w:val="000000"/>
+                <w:kern w:val="0"/>
+                <w14:ligatures w14:val="none"/>
+              </w:rPr>
+            </w:pPr>
+            <w:r>
+              <w:rPr>
+                <w:rFonts w:ascii="Courier New" w:eastAsia="Times New Roman" w:hAnsi="Courier New" w:cs="Courier New"/>
+                <w:b/>
+                <w:bCs/>
+                <w:color w:val="000000"/>
+                <w:kern w:val="0"/>
+                <w14:ligatures w14:val="none"/>
+              </w:rPr>
+              <w:t>12, 1</w:t>
+            </w:r>
+            <w:r>
+              <w:rPr>
+                <w:rFonts w:ascii="Courier New" w:eastAsia="Times New Roman" w:hAnsi="Courier New" w:cs="Courier New"/>
+                <w:b/>
+                <w:bCs/>
+                <w:color w:val="000000"/>
+                <w:kern w:val="0"/>
+                <w14:ligatures w14:val="none"/>
+              </w:rPr>
+              <w:t>6</w:t>
             </w:r>
           </w:p>
         </w:tc>
@@ -5820,24 +5786,25 @@
             <w:tcW w:w="4405" w:type="dxa"/>
             <w:noWrap/>
             <w:vAlign w:val="center"/>
-          </w:tcPr>
-          <w:p>
-            <w:pPr>
-              <w:rPr>
-                <w:rFonts w:ascii="Courier New" w:eastAsia="Times New Roman" w:hAnsi="Courier New" w:cs="Courier New"/>
-                <w:color w:val="000000"/>
-                <w:kern w:val="0"/>
-                <w14:ligatures w14:val="none"/>
-              </w:rPr>
-            </w:pPr>
-            <w:r>
-              <w:rPr>
-                <w:rFonts w:ascii="Courier New" w:eastAsia="Times New Roman" w:hAnsi="Courier New" w:cs="Courier New"/>
-                <w:color w:val="000000"/>
-                <w:kern w:val="0"/>
-                <w14:ligatures w14:val="none"/>
-              </w:rPr>
-              <w:t>Ashtray with butts</w:t>
+            <w:hideMark/>
+          </w:tcPr>
+          <w:p>
+            <w:pPr>
+              <w:rPr>
+                <w:rFonts w:ascii="Courier New" w:eastAsia="Times New Roman" w:hAnsi="Courier New" w:cs="Courier New"/>
+                <w:color w:val="000000"/>
+                <w:kern w:val="0"/>
+                <w14:ligatures w14:val="none"/>
+              </w:rPr>
+            </w:pPr>
+            <w:r>
+              <w:rPr>
+                <w:rFonts w:ascii="Courier New" w:eastAsia="Times New Roman" w:hAnsi="Courier New" w:cs="Courier New"/>
+                <w:color w:val="000000"/>
+                <w:kern w:val="0"/>
+                <w14:ligatures w14:val="none"/>
+              </w:rPr>
+              <w:t>Shelf with photos and stuffs</w:t>
             </w:r>
           </w:p>
         </w:tc>
@@ -5846,6 +5813,7 @@
             <w:tcW w:w="1890" w:type="dxa"/>
             <w:noWrap/>
             <w:vAlign w:val="center"/>
+            <w:hideMark/>
           </w:tcPr>
           <w:p>
             <w:pPr>
@@ -5878,30 +5846,31 @@
             <w:tcW w:w="3268" w:type="dxa"/>
             <w:noWrap/>
             <w:vAlign w:val="center"/>
-          </w:tcPr>
-          <w:p>
-            <w:pPr>
-              <w:jc w:val="center"/>
-              <w:cnfStyle w:val="000000000000" w:firstRow="0" w:lastRow="0" w:firstColumn="0" w:lastColumn="0" w:oddVBand="0" w:evenVBand="0" w:oddHBand="0" w:evenHBand="0" w:firstRowFirstColumn="0" w:firstRowLastColumn="0" w:lastRowFirstColumn="0" w:lastRowLastColumn="0"/>
-              <w:rPr>
-                <w:rFonts w:ascii="Courier New" w:eastAsia="Times New Roman" w:hAnsi="Courier New" w:cs="Courier New"/>
-                <w:b/>
-                <w:bCs/>
-                <w:color w:val="000000"/>
-                <w:kern w:val="0"/>
-                <w14:ligatures w14:val="none"/>
-              </w:rPr>
-            </w:pPr>
-            <w:r>
-              <w:rPr>
-                <w:rFonts w:ascii="Courier New" w:eastAsia="Times New Roman" w:hAnsi="Courier New" w:cs="Courier New"/>
-                <w:b/>
-                <w:bCs/>
-                <w:color w:val="000000"/>
-                <w:kern w:val="0"/>
-                <w14:ligatures w14:val="none"/>
-              </w:rPr>
-              <w:t>13</w:t>
+            <w:hideMark/>
+          </w:tcPr>
+          <w:p>
+            <w:pPr>
+              <w:jc w:val="center"/>
+              <w:cnfStyle w:val="000000000000" w:firstRow="0" w:lastRow="0" w:firstColumn="0" w:lastColumn="0" w:oddVBand="0" w:evenVBand="0" w:oddHBand="0" w:evenHBand="0" w:firstRowFirstColumn="0" w:firstRowLastColumn="0" w:lastRowFirstColumn="0" w:lastRowLastColumn="0"/>
+              <w:rPr>
+                <w:rFonts w:ascii="Courier New" w:eastAsia="Times New Roman" w:hAnsi="Courier New" w:cs="Courier New"/>
+                <w:b/>
+                <w:bCs/>
+                <w:color w:val="000000"/>
+                <w:kern w:val="0"/>
+                <w14:ligatures w14:val="none"/>
+              </w:rPr>
+            </w:pPr>
+            <w:r>
+              <w:rPr>
+                <w:rFonts w:ascii="Courier New" w:eastAsia="Times New Roman" w:hAnsi="Courier New" w:cs="Courier New"/>
+                <w:b/>
+                <w:bCs/>
+                <w:color w:val="000000"/>
+                <w:kern w:val="0"/>
+                <w14:ligatures w14:val="none"/>
+              </w:rPr>
+              <w:t>12</w:t>
             </w:r>
           </w:p>
         </w:tc>
@@ -5954,7 +5923,7 @@
                 <w:kern w:val="0"/>
                 <w14:ligatures w14:val="none"/>
               </w:rPr>
-              <w:t>Empty water bottle</w:t>
+              <w:t>Ace of Spades</w:t>
             </w:r>
           </w:p>
         </w:tc>
@@ -6070,7 +6039,7 @@
                 <w:kern w:val="0"/>
                 <w14:ligatures w14:val="none"/>
               </w:rPr>
-              <w:t>Table in between sitting</w:t>
+              <w:t>Cigarette pack and match</w:t>
             </w:r>
           </w:p>
         </w:tc>
@@ -6187,7 +6156,7 @@
                 <w:kern w:val="0"/>
                 <w14:ligatures w14:val="none"/>
               </w:rPr>
-              <w:t>Fake blood for nose drip</w:t>
+              <w:t>Ashtray with butts</w:t>
             </w:r>
           </w:p>
         </w:tc>
@@ -6303,7 +6272,7 @@
                 <w:kern w:val="0"/>
                 <w14:ligatures w14:val="none"/>
               </w:rPr>
-              <w:t>Bandage</w:t>
+              <w:t>Empty water bottle</w:t>
             </w:r>
           </w:p>
         </w:tc>
@@ -6367,7 +6336,7 @@
                 <w:kern w:val="0"/>
                 <w14:ligatures w14:val="none"/>
               </w:rPr>
-              <w:t>14</w:t>
+              <w:t>13</w:t>
             </w:r>
           </w:p>
         </w:tc>
@@ -6403,25 +6372,24 @@
             <w:tcW w:w="4405" w:type="dxa"/>
             <w:noWrap/>
             <w:vAlign w:val="center"/>
-            <w:hideMark/>
-          </w:tcPr>
-          <w:p>
-            <w:pPr>
-              <w:rPr>
-                <w:rFonts w:ascii="Courier New" w:eastAsia="Times New Roman" w:hAnsi="Courier New" w:cs="Courier New"/>
-                <w:color w:val="000000"/>
-                <w:kern w:val="0"/>
-                <w14:ligatures w14:val="none"/>
-              </w:rPr>
-            </w:pPr>
-            <w:r>
-              <w:rPr>
-                <w:rFonts w:ascii="Courier New" w:eastAsia="Times New Roman" w:hAnsi="Courier New" w:cs="Courier New"/>
-                <w:color w:val="000000"/>
-                <w:kern w:val="0"/>
-                <w14:ligatures w14:val="none"/>
-              </w:rPr>
-              <w:t>Doctor Nameplate</w:t>
+          </w:tcPr>
+          <w:p>
+            <w:pPr>
+              <w:rPr>
+                <w:rFonts w:ascii="Courier New" w:eastAsia="Times New Roman" w:hAnsi="Courier New" w:cs="Courier New"/>
+                <w:color w:val="000000"/>
+                <w:kern w:val="0"/>
+                <w14:ligatures w14:val="none"/>
+              </w:rPr>
+            </w:pPr>
+            <w:r>
+              <w:rPr>
+                <w:rFonts w:ascii="Courier New" w:eastAsia="Times New Roman" w:hAnsi="Courier New" w:cs="Courier New"/>
+                <w:color w:val="000000"/>
+                <w:kern w:val="0"/>
+                <w14:ligatures w14:val="none"/>
+              </w:rPr>
+              <w:t>Table in between sitting</w:t>
             </w:r>
           </w:p>
         </w:tc>
@@ -6430,7 +6398,6 @@
             <w:tcW w:w="1890" w:type="dxa"/>
             <w:noWrap/>
             <w:vAlign w:val="center"/>
-            <w:hideMark/>
           </w:tcPr>
           <w:p>
             <w:pPr>
@@ -6463,31 +6430,30 @@
             <w:tcW w:w="3268" w:type="dxa"/>
             <w:noWrap/>
             <w:vAlign w:val="center"/>
-            <w:hideMark/>
-          </w:tcPr>
-          <w:p>
-            <w:pPr>
-              <w:jc w:val="center"/>
-              <w:cnfStyle w:val="000000100000" w:firstRow="0" w:lastRow="0" w:firstColumn="0" w:lastColumn="0" w:oddVBand="0" w:evenVBand="0" w:oddHBand="1" w:evenHBand="0" w:firstRowFirstColumn="0" w:firstRowLastColumn="0" w:lastRowFirstColumn="0" w:lastRowLastColumn="0"/>
-              <w:rPr>
-                <w:rFonts w:ascii="Courier New" w:eastAsia="Times New Roman" w:hAnsi="Courier New" w:cs="Courier New"/>
-                <w:b/>
-                <w:bCs/>
-                <w:color w:val="000000"/>
-                <w:kern w:val="0"/>
-                <w14:ligatures w14:val="none"/>
-              </w:rPr>
-            </w:pPr>
-            <w:r>
-              <w:rPr>
-                <w:rFonts w:ascii="Courier New" w:eastAsia="Times New Roman" w:hAnsi="Courier New" w:cs="Courier New"/>
-                <w:b/>
-                <w:bCs/>
-                <w:color w:val="000000"/>
-                <w:kern w:val="0"/>
-                <w14:ligatures w14:val="none"/>
-              </w:rPr>
-              <w:t>14</w:t>
+          </w:tcPr>
+          <w:p>
+            <w:pPr>
+              <w:jc w:val="center"/>
+              <w:cnfStyle w:val="000000100000" w:firstRow="0" w:lastRow="0" w:firstColumn="0" w:lastColumn="0" w:oddVBand="0" w:evenVBand="0" w:oddHBand="1" w:evenHBand="0" w:firstRowFirstColumn="0" w:firstRowLastColumn="0" w:lastRowFirstColumn="0" w:lastRowLastColumn="0"/>
+              <w:rPr>
+                <w:rFonts w:ascii="Courier New" w:eastAsia="Times New Roman" w:hAnsi="Courier New" w:cs="Courier New"/>
+                <w:b/>
+                <w:bCs/>
+                <w:color w:val="000000"/>
+                <w:kern w:val="0"/>
+                <w14:ligatures w14:val="none"/>
+              </w:rPr>
+            </w:pPr>
+            <w:r>
+              <w:rPr>
+                <w:rFonts w:ascii="Courier New" w:eastAsia="Times New Roman" w:hAnsi="Courier New" w:cs="Courier New"/>
+                <w:b/>
+                <w:bCs/>
+                <w:color w:val="000000"/>
+                <w:kern w:val="0"/>
+                <w14:ligatures w14:val="none"/>
+              </w:rPr>
+              <w:t>13</w:t>
             </w:r>
           </w:p>
         </w:tc>
@@ -6539,7 +6505,7 @@
                 <w:kern w:val="0"/>
                 <w14:ligatures w14:val="none"/>
               </w:rPr>
-              <w:t>Lab Coat</w:t>
+              <w:t>Fake blood for nose drip</w:t>
             </w:r>
           </w:p>
         </w:tc>
@@ -6603,7 +6569,7 @@
                 <w:kern w:val="0"/>
                 <w14:ligatures w14:val="none"/>
               </w:rPr>
-              <w:t>14</w:t>
+              <w:t>13</w:t>
             </w:r>
           </w:p>
         </w:tc>
@@ -6656,7 +6622,7 @@
                 <w:kern w:val="0"/>
                 <w14:ligatures w14:val="none"/>
               </w:rPr>
-              <w:t>Fake blood for Nosebleed</w:t>
+              <w:t>Bandage</w:t>
             </w:r>
           </w:p>
         </w:tc>
@@ -6773,7 +6739,7 @@
                 <w:kern w:val="0"/>
                 <w14:ligatures w14:val="none"/>
               </w:rPr>
-              <w:t>Television with plug &amp; remote</w:t>
+              <w:t>Doctor Nameplate</w:t>
             </w:r>
           </w:p>
         </w:tc>
@@ -6839,29 +6805,7 @@
                 <w:kern w:val="0"/>
                 <w14:ligatures w14:val="none"/>
               </w:rPr>
-              <w:t xml:space="preserve">16, </w:t>
-            </w:r>
-            <w:r>
-              <w:rPr>
-                <w:rFonts w:ascii="Courier New" w:eastAsia="Times New Roman" w:hAnsi="Courier New" w:cs="Courier New"/>
-                <w:b/>
-                <w:bCs/>
-                <w:color w:val="000000"/>
-                <w:kern w:val="0"/>
-                <w14:ligatures w14:val="none"/>
-              </w:rPr>
-              <w:t xml:space="preserve">20, </w:t>
-            </w:r>
-            <w:r>
-              <w:rPr>
-                <w:rFonts w:ascii="Courier New" w:eastAsia="Times New Roman" w:hAnsi="Courier New" w:cs="Courier New"/>
-                <w:b/>
-                <w:bCs/>
-                <w:color w:val="000000"/>
-                <w:kern w:val="0"/>
-                <w14:ligatures w14:val="none"/>
-              </w:rPr>
-              <w:t>25</w:t>
+              <w:t>14</w:t>
             </w:r>
           </w:p>
         </w:tc>
@@ -6914,43 +6858,7 @@
                 <w:kern w:val="0"/>
                 <w14:ligatures w14:val="none"/>
               </w:rPr>
-              <w:t>House</w:t>
-            </w:r>
-            <w:r>
-              <w:rPr>
-                <w:rFonts w:ascii="Courier New" w:eastAsia="Times New Roman" w:hAnsi="Courier New" w:cs="Courier New"/>
-                <w:color w:val="000000"/>
-                <w:kern w:val="0"/>
-                <w14:ligatures w14:val="none"/>
-              </w:rPr>
-              <w:t xml:space="preserve"> | </w:t>
-            </w:r>
-            <w:r>
-              <w:rPr>
-                <w:rFonts w:ascii="Courier New" w:eastAsia="Times New Roman" w:hAnsi="Courier New" w:cs="Courier New"/>
-                <w:color w:val="000000"/>
-                <w:kern w:val="0"/>
-                <w14:ligatures w14:val="none"/>
-              </w:rPr>
-              <w:t>Face Pain</w:t>
-            </w:r>
-            <w:r>
-              <w:rPr>
-                <w:rFonts w:ascii="Courier New" w:eastAsia="Times New Roman" w:hAnsi="Courier New" w:cs="Courier New"/>
-                <w:color w:val="000000"/>
-                <w:kern w:val="0"/>
-                <w14:ligatures w14:val="none"/>
-              </w:rPr>
-              <w:t>t</w:t>
-            </w:r>
-            <w:r>
-              <w:rPr>
-                <w:rFonts w:ascii="Courier New" w:eastAsia="Times New Roman" w:hAnsi="Courier New" w:cs="Courier New"/>
-                <w:color w:val="000000"/>
-                <w:kern w:val="0"/>
-                <w14:ligatures w14:val="none"/>
-              </w:rPr>
-              <w:t>ing</w:t>
+              <w:t>Lab Coat</w:t>
             </w:r>
           </w:p>
         </w:tc>
@@ -7014,18 +6922,7 @@
                 <w:kern w:val="0"/>
                 <w14:ligatures w14:val="none"/>
               </w:rPr>
-              <w:t>16</w:t>
-            </w:r>
-            <w:r>
-              <w:rPr>
-                <w:rFonts w:ascii="Courier New" w:eastAsia="Times New Roman" w:hAnsi="Courier New" w:cs="Courier New"/>
-                <w:b/>
-                <w:bCs/>
-                <w:color w:val="000000"/>
-                <w:kern w:val="0"/>
-                <w14:ligatures w14:val="none"/>
-              </w:rPr>
-              <w:t>, 20</w:t>
+              <w:t>14</w:t>
             </w:r>
           </w:p>
         </w:tc>
@@ -7077,7 +6974,7 @@
                 <w:kern w:val="0"/>
                 <w14:ligatures w14:val="none"/>
               </w:rPr>
-              <w:t>Curtains</w:t>
+              <w:t>Fake blood for Nosebleed</w:t>
             </w:r>
           </w:p>
         </w:tc>
@@ -7141,7 +7038,7 @@
                 <w:kern w:val="0"/>
                 <w14:ligatures w14:val="none"/>
               </w:rPr>
-              <w:t>17</w:t>
+              <w:t>14</w:t>
             </w:r>
           </w:p>
         </w:tc>
@@ -7177,24 +7074,25 @@
             <w:tcW w:w="4405" w:type="dxa"/>
             <w:noWrap/>
             <w:vAlign w:val="center"/>
-          </w:tcPr>
-          <w:p>
-            <w:pPr>
-              <w:rPr>
-                <w:rFonts w:ascii="Courier New" w:eastAsia="Times New Roman" w:hAnsi="Courier New" w:cs="Courier New"/>
-                <w:color w:val="000000"/>
-                <w:kern w:val="0"/>
-                <w14:ligatures w14:val="none"/>
-              </w:rPr>
-            </w:pPr>
-            <w:r>
-              <w:rPr>
-                <w:rFonts w:ascii="Courier New" w:eastAsia="Times New Roman" w:hAnsi="Courier New" w:cs="Courier New"/>
-                <w:color w:val="000000"/>
-                <w:kern w:val="0"/>
-                <w14:ligatures w14:val="none"/>
-              </w:rPr>
-              <w:t>Match box, Lamps, Kumkum</w:t>
+            <w:hideMark/>
+          </w:tcPr>
+          <w:p>
+            <w:pPr>
+              <w:rPr>
+                <w:rFonts w:ascii="Courier New" w:eastAsia="Times New Roman" w:hAnsi="Courier New" w:cs="Courier New"/>
+                <w:color w:val="000000"/>
+                <w:kern w:val="0"/>
+                <w14:ligatures w14:val="none"/>
+              </w:rPr>
+            </w:pPr>
+            <w:r>
+              <w:rPr>
+                <w:rFonts w:ascii="Courier New" w:eastAsia="Times New Roman" w:hAnsi="Courier New" w:cs="Courier New"/>
+                <w:color w:val="000000"/>
+                <w:kern w:val="0"/>
+                <w14:ligatures w14:val="none"/>
+              </w:rPr>
+              <w:t>Television with plug &amp; remote</w:t>
             </w:r>
           </w:p>
         </w:tc>
@@ -7203,6 +7101,7 @@
             <w:tcW w:w="1890" w:type="dxa"/>
             <w:noWrap/>
             <w:vAlign w:val="center"/>
+            <w:hideMark/>
           </w:tcPr>
           <w:p>
             <w:pPr>
@@ -7235,30 +7134,53 @@
             <w:tcW w:w="3268" w:type="dxa"/>
             <w:noWrap/>
             <w:vAlign w:val="center"/>
-          </w:tcPr>
-          <w:p>
-            <w:pPr>
-              <w:jc w:val="center"/>
-              <w:cnfStyle w:val="000000100000" w:firstRow="0" w:lastRow="0" w:firstColumn="0" w:lastColumn="0" w:oddVBand="0" w:evenVBand="0" w:oddHBand="1" w:evenHBand="0" w:firstRowFirstColumn="0" w:firstRowLastColumn="0" w:lastRowFirstColumn="0" w:lastRowLastColumn="0"/>
-              <w:rPr>
-                <w:rFonts w:ascii="Courier New" w:eastAsia="Times New Roman" w:hAnsi="Courier New" w:cs="Courier New"/>
-                <w:b/>
-                <w:bCs/>
-                <w:color w:val="000000"/>
-                <w:kern w:val="0"/>
-                <w14:ligatures w14:val="none"/>
-              </w:rPr>
-            </w:pPr>
-            <w:r>
-              <w:rPr>
-                <w:rFonts w:ascii="Courier New" w:eastAsia="Times New Roman" w:hAnsi="Courier New" w:cs="Courier New"/>
-                <w:b/>
-                <w:bCs/>
-                <w:color w:val="000000"/>
-                <w:kern w:val="0"/>
-                <w14:ligatures w14:val="none"/>
-              </w:rPr>
-              <w:t>18</w:t>
+            <w:hideMark/>
+          </w:tcPr>
+          <w:p>
+            <w:pPr>
+              <w:jc w:val="center"/>
+              <w:cnfStyle w:val="000000100000" w:firstRow="0" w:lastRow="0" w:firstColumn="0" w:lastColumn="0" w:oddVBand="0" w:evenVBand="0" w:oddHBand="1" w:evenHBand="0" w:firstRowFirstColumn="0" w:firstRowLastColumn="0" w:lastRowFirstColumn="0" w:lastRowLastColumn="0"/>
+              <w:rPr>
+                <w:rFonts w:ascii="Courier New" w:eastAsia="Times New Roman" w:hAnsi="Courier New" w:cs="Courier New"/>
+                <w:b/>
+                <w:bCs/>
+                <w:color w:val="000000"/>
+                <w:kern w:val="0"/>
+                <w14:ligatures w14:val="none"/>
+              </w:rPr>
+            </w:pPr>
+            <w:r>
+              <w:rPr>
+                <w:rFonts w:ascii="Courier New" w:eastAsia="Times New Roman" w:hAnsi="Courier New" w:cs="Courier New"/>
+                <w:b/>
+                <w:bCs/>
+                <w:color w:val="000000"/>
+                <w:kern w:val="0"/>
+                <w14:ligatures w14:val="none"/>
+              </w:rPr>
+              <w:t xml:space="preserve">16, </w:t>
+            </w:r>
+            <w:r>
+              <w:rPr>
+                <w:rFonts w:ascii="Courier New" w:eastAsia="Times New Roman" w:hAnsi="Courier New" w:cs="Courier New"/>
+                <w:b/>
+                <w:bCs/>
+                <w:color w:val="000000"/>
+                <w:kern w:val="0"/>
+                <w14:ligatures w14:val="none"/>
+              </w:rPr>
+              <w:t xml:space="preserve">20, </w:t>
+            </w:r>
+            <w:r>
+              <w:rPr>
+                <w:rFonts w:ascii="Courier New" w:eastAsia="Times New Roman" w:hAnsi="Courier New" w:cs="Courier New"/>
+                <w:b/>
+                <w:bCs/>
+                <w:color w:val="000000"/>
+                <w:kern w:val="0"/>
+                <w14:ligatures w14:val="none"/>
+              </w:rPr>
+              <w:t>25</w:t>
             </w:r>
           </w:p>
         </w:tc>
@@ -7293,34 +7215,60 @@
             <w:tcW w:w="4405" w:type="dxa"/>
             <w:noWrap/>
             <w:vAlign w:val="center"/>
-            <w:hideMark/>
-          </w:tcPr>
-          <w:p>
-            <w:pPr>
-              <w:rPr>
-                <w:rFonts w:ascii="Courier New" w:eastAsia="Times New Roman" w:hAnsi="Courier New" w:cs="Courier New"/>
-                <w:color w:val="000000"/>
-                <w:kern w:val="0"/>
-                <w14:ligatures w14:val="none"/>
-              </w:rPr>
-            </w:pPr>
-            <w:r>
-              <w:rPr>
-                <w:rFonts w:ascii="Courier New" w:eastAsia="Times New Roman" w:hAnsi="Courier New" w:cs="Courier New"/>
-                <w:color w:val="000000"/>
-                <w:kern w:val="0"/>
-                <w14:ligatures w14:val="none"/>
-              </w:rPr>
-              <w:t xml:space="preserve">Book </w:t>
-            </w:r>
-            <w:r>
-              <w:rPr>
-                <w:rFonts w:ascii="Courier New" w:eastAsia="Times New Roman" w:hAnsi="Courier New" w:cs="Courier New"/>
-                <w:color w:val="000000"/>
-                <w:kern w:val="0"/>
-                <w14:ligatures w14:val="none"/>
-              </w:rPr>
-              <w:t>with bookshelf</w:t>
+          </w:tcPr>
+          <w:p>
+            <w:pPr>
+              <w:rPr>
+                <w:rFonts w:ascii="Courier New" w:eastAsia="Times New Roman" w:hAnsi="Courier New" w:cs="Courier New"/>
+                <w:color w:val="000000"/>
+                <w:kern w:val="0"/>
+                <w14:ligatures w14:val="none"/>
+              </w:rPr>
+            </w:pPr>
+            <w:r>
+              <w:rPr>
+                <w:rFonts w:ascii="Courier New" w:eastAsia="Times New Roman" w:hAnsi="Courier New" w:cs="Courier New"/>
+                <w:color w:val="000000"/>
+                <w:kern w:val="0"/>
+                <w14:ligatures w14:val="none"/>
+              </w:rPr>
+              <w:t>House</w:t>
+            </w:r>
+            <w:r>
+              <w:rPr>
+                <w:rFonts w:ascii="Courier New" w:eastAsia="Times New Roman" w:hAnsi="Courier New" w:cs="Courier New"/>
+                <w:color w:val="000000"/>
+                <w:kern w:val="0"/>
+                <w14:ligatures w14:val="none"/>
+              </w:rPr>
+              <w:t xml:space="preserve"> | </w:t>
+            </w:r>
+            <w:r>
+              <w:rPr>
+                <w:rFonts w:ascii="Courier New" w:eastAsia="Times New Roman" w:hAnsi="Courier New" w:cs="Courier New"/>
+                <w:color w:val="000000"/>
+                <w:kern w:val="0"/>
+                <w14:ligatures w14:val="none"/>
+              </w:rPr>
+              <w:t>Face Pain</w:t>
+            </w:r>
+            <w:r>
+              <w:rPr>
+                <w:rFonts w:ascii="Courier New" w:eastAsia="Times New Roman" w:hAnsi="Courier New" w:cs="Courier New"/>
+                <w:color w:val="000000"/>
+                <w:kern w:val="0"/>
+                <w14:ligatures w14:val="none"/>
+              </w:rPr>
+              <w:t>t</w:t>
+            </w:r>
+            <w:r>
+              <w:rPr>
+                <w:rFonts w:ascii="Courier New" w:eastAsia="Times New Roman" w:hAnsi="Courier New" w:cs="Courier New"/>
+                <w:color w:val="000000"/>
+                <w:kern w:val="0"/>
+                <w14:ligatures w14:val="none"/>
+              </w:rPr>
+              <w:t>ing</w:t>
             </w:r>
           </w:p>
         </w:tc>
@@ -7329,7 +7277,6 @@
             <w:tcW w:w="1890" w:type="dxa"/>
             <w:noWrap/>
             <w:vAlign w:val="center"/>
-            <w:hideMark/>
           </w:tcPr>
           <w:p>
             <w:pPr>
@@ -7362,31 +7309,41 @@
             <w:tcW w:w="3268" w:type="dxa"/>
             <w:noWrap/>
             <w:vAlign w:val="center"/>
-            <w:hideMark/>
-          </w:tcPr>
-          <w:p>
-            <w:pPr>
-              <w:jc w:val="center"/>
-              <w:cnfStyle w:val="000000000000" w:firstRow="0" w:lastRow="0" w:firstColumn="0" w:lastColumn="0" w:oddVBand="0" w:evenVBand="0" w:oddHBand="0" w:evenHBand="0" w:firstRowFirstColumn="0" w:firstRowLastColumn="0" w:lastRowFirstColumn="0" w:lastRowLastColumn="0"/>
-              <w:rPr>
-                <w:rFonts w:ascii="Courier New" w:eastAsia="Times New Roman" w:hAnsi="Courier New" w:cs="Courier New"/>
-                <w:b/>
-                <w:bCs/>
-                <w:color w:val="000000"/>
-                <w:kern w:val="0"/>
-                <w14:ligatures w14:val="none"/>
-              </w:rPr>
-            </w:pPr>
-            <w:r>
-              <w:rPr>
-                <w:rFonts w:ascii="Courier New" w:eastAsia="Times New Roman" w:hAnsi="Courier New" w:cs="Courier New"/>
-                <w:b/>
-                <w:bCs/>
-                <w:color w:val="000000"/>
-                <w:kern w:val="0"/>
-                <w14:ligatures w14:val="none"/>
-              </w:rPr>
-              <w:t>18</w:t>
+          </w:tcPr>
+          <w:p>
+            <w:pPr>
+              <w:jc w:val="center"/>
+              <w:cnfStyle w:val="000000000000" w:firstRow="0" w:lastRow="0" w:firstColumn="0" w:lastColumn="0" w:oddVBand="0" w:evenVBand="0" w:oddHBand="0" w:evenHBand="0" w:firstRowFirstColumn="0" w:firstRowLastColumn="0" w:lastRowFirstColumn="0" w:lastRowLastColumn="0"/>
+              <w:rPr>
+                <w:rFonts w:ascii="Courier New" w:eastAsia="Times New Roman" w:hAnsi="Courier New" w:cs="Courier New"/>
+                <w:b/>
+                <w:bCs/>
+                <w:color w:val="000000"/>
+                <w:kern w:val="0"/>
+                <w14:ligatures w14:val="none"/>
+              </w:rPr>
+            </w:pPr>
+            <w:r>
+              <w:rPr>
+                <w:rFonts w:ascii="Courier New" w:eastAsia="Times New Roman" w:hAnsi="Courier New" w:cs="Courier New"/>
+                <w:b/>
+                <w:bCs/>
+                <w:color w:val="000000"/>
+                <w:kern w:val="0"/>
+                <w14:ligatures w14:val="none"/>
+              </w:rPr>
+              <w:t>16</w:t>
+            </w:r>
+            <w:r>
+              <w:rPr>
+                <w:rFonts w:ascii="Courier New" w:eastAsia="Times New Roman" w:hAnsi="Courier New" w:cs="Courier New"/>
+                <w:b/>
+                <w:bCs/>
+                <w:color w:val="000000"/>
+                <w:kern w:val="0"/>
+                <w14:ligatures w14:val="none"/>
+              </w:rPr>
+              <w:t>, 20</w:t>
             </w:r>
           </w:p>
         </w:tc>
@@ -7439,7 +7396,7 @@
                 <w:kern w:val="0"/>
                 <w14:ligatures w14:val="none"/>
               </w:rPr>
-              <w:t>Flashlight</w:t>
+              <w:t>Curtains</w:t>
             </w:r>
           </w:p>
         </w:tc>
@@ -7503,7 +7460,7 @@
                 <w:kern w:val="0"/>
                 <w14:ligatures w14:val="none"/>
               </w:rPr>
-              <w:t>20</w:t>
+              <w:t>17</w:t>
             </w:r>
           </w:p>
         </w:tc>
@@ -7555,7 +7512,7 @@
                 <w:kern w:val="0"/>
                 <w14:ligatures w14:val="none"/>
               </w:rPr>
-              <w:t>Knife</w:t>
+              <w:t>Match box, Lamps, Kumkum</w:t>
             </w:r>
           </w:p>
         </w:tc>
@@ -7619,7 +7576,7 @@
                 <w:kern w:val="0"/>
                 <w14:ligatures w14:val="none"/>
               </w:rPr>
-              <w:t>20</w:t>
+              <w:t>18</w:t>
             </w:r>
           </w:p>
         </w:tc>
@@ -7655,6 +7612,7 @@
             <w:tcW w:w="4405" w:type="dxa"/>
             <w:noWrap/>
             <w:vAlign w:val="center"/>
+            <w:hideMark/>
           </w:tcPr>
           <w:p>
             <w:pPr>
@@ -7673,7 +7631,16 @@
                 <w14:ligatures w14:val="none"/>
               </w:rPr>
               <w:lastRenderedPageBreak/>
-              <w:t>Carrom Board</w:t>
+              <w:t xml:space="preserve">Book </w:t>
+            </w:r>
+            <w:r>
+              <w:rPr>
+                <w:rFonts w:ascii="Courier New" w:eastAsia="Times New Roman" w:hAnsi="Courier New" w:cs="Courier New"/>
+                <w:color w:val="000000"/>
+                <w:kern w:val="0"/>
+                <w14:ligatures w14:val="none"/>
+              </w:rPr>
+              <w:t>with bookshelf</w:t>
             </w:r>
           </w:p>
         </w:tc>
@@ -7682,6 +7649,7 @@
             <w:tcW w:w="1890" w:type="dxa"/>
             <w:noWrap/>
             <w:vAlign w:val="center"/>
+            <w:hideMark/>
           </w:tcPr>
           <w:p>
             <w:pPr>
@@ -7714,30 +7682,31 @@
             <w:tcW w:w="3268" w:type="dxa"/>
             <w:noWrap/>
             <w:vAlign w:val="center"/>
-          </w:tcPr>
-          <w:p>
-            <w:pPr>
-              <w:jc w:val="center"/>
-              <w:cnfStyle w:val="000000100000" w:firstRow="0" w:lastRow="0" w:firstColumn="0" w:lastColumn="0" w:oddVBand="0" w:evenVBand="0" w:oddHBand="1" w:evenHBand="0" w:firstRowFirstColumn="0" w:firstRowLastColumn="0" w:lastRowFirstColumn="0" w:lastRowLastColumn="0"/>
-              <w:rPr>
-                <w:rFonts w:ascii="Courier New" w:eastAsia="Times New Roman" w:hAnsi="Courier New" w:cs="Courier New"/>
-                <w:b/>
-                <w:bCs/>
-                <w:color w:val="000000"/>
-                <w:kern w:val="0"/>
-                <w14:ligatures w14:val="none"/>
-              </w:rPr>
-            </w:pPr>
-            <w:r>
-              <w:rPr>
-                <w:rFonts w:ascii="Courier New" w:eastAsia="Times New Roman" w:hAnsi="Courier New" w:cs="Courier New"/>
-                <w:b/>
-                <w:bCs/>
-                <w:color w:val="000000"/>
-                <w:kern w:val="0"/>
-                <w14:ligatures w14:val="none"/>
-              </w:rPr>
-              <w:t>21</w:t>
+            <w:hideMark/>
+          </w:tcPr>
+          <w:p>
+            <w:pPr>
+              <w:jc w:val="center"/>
+              <w:cnfStyle w:val="000000100000" w:firstRow="0" w:lastRow="0" w:firstColumn="0" w:lastColumn="0" w:oddVBand="0" w:evenVBand="0" w:oddHBand="1" w:evenHBand="0" w:firstRowFirstColumn="0" w:firstRowLastColumn="0" w:lastRowFirstColumn="0" w:lastRowLastColumn="0"/>
+              <w:rPr>
+                <w:rFonts w:ascii="Courier New" w:eastAsia="Times New Roman" w:hAnsi="Courier New" w:cs="Courier New"/>
+                <w:b/>
+                <w:bCs/>
+                <w:color w:val="000000"/>
+                <w:kern w:val="0"/>
+                <w14:ligatures w14:val="none"/>
+              </w:rPr>
+            </w:pPr>
+            <w:r>
+              <w:rPr>
+                <w:rFonts w:ascii="Courier New" w:eastAsia="Times New Roman" w:hAnsi="Courier New" w:cs="Courier New"/>
+                <w:b/>
+                <w:bCs/>
+                <w:color w:val="000000"/>
+                <w:kern w:val="0"/>
+                <w14:ligatures w14:val="none"/>
+              </w:rPr>
+              <w:t>18</w:t>
             </w:r>
           </w:p>
         </w:tc>
@@ -7789,7 +7758,7 @@
                 <w:kern w:val="0"/>
                 <w14:ligatures w14:val="none"/>
               </w:rPr>
-              <w:t>Shoes with lace for Ved</w:t>
+              <w:t>Flashlight</w:t>
             </w:r>
           </w:p>
         </w:tc>
@@ -7853,7 +7822,7 @@
                 <w:kern w:val="0"/>
                 <w14:ligatures w14:val="none"/>
               </w:rPr>
-              <w:t>21</w:t>
+              <w:t>20</w:t>
             </w:r>
           </w:p>
         </w:tc>
@@ -7906,7 +7875,7 @@
                 <w:kern w:val="0"/>
                 <w14:ligatures w14:val="none"/>
               </w:rPr>
-              <w:t>Wedding Ring</w:t>
+              <w:t>Knife</w:t>
             </w:r>
           </w:p>
         </w:tc>
@@ -7970,7 +7939,7 @@
                 <w:kern w:val="0"/>
                 <w14:ligatures w14:val="none"/>
               </w:rPr>
-              <w:t>21</w:t>
+              <w:t>20</w:t>
             </w:r>
           </w:p>
         </w:tc>
@@ -8005,25 +7974,24 @@
             <w:tcW w:w="4405" w:type="dxa"/>
             <w:noWrap/>
             <w:vAlign w:val="center"/>
-            <w:hideMark/>
-          </w:tcPr>
-          <w:p>
-            <w:pPr>
-              <w:rPr>
-                <w:rFonts w:ascii="Courier New" w:eastAsia="Times New Roman" w:hAnsi="Courier New" w:cs="Courier New"/>
-                <w:color w:val="000000"/>
-                <w:kern w:val="0"/>
-                <w14:ligatures w14:val="none"/>
-              </w:rPr>
-            </w:pPr>
-            <w:r>
-              <w:rPr>
-                <w:rFonts w:ascii="Courier New" w:eastAsia="Times New Roman" w:hAnsi="Courier New" w:cs="Courier New"/>
-                <w:color w:val="000000"/>
-                <w:kern w:val="0"/>
-                <w14:ligatures w14:val="none"/>
-              </w:rPr>
-              <w:t>Jug</w:t>
+          </w:tcPr>
+          <w:p>
+            <w:pPr>
+              <w:rPr>
+                <w:rFonts w:ascii="Courier New" w:eastAsia="Times New Roman" w:hAnsi="Courier New" w:cs="Courier New"/>
+                <w:color w:val="000000"/>
+                <w:kern w:val="0"/>
+                <w14:ligatures w14:val="none"/>
+              </w:rPr>
+            </w:pPr>
+            <w:r>
+              <w:rPr>
+                <w:rFonts w:ascii="Courier New" w:eastAsia="Times New Roman" w:hAnsi="Courier New" w:cs="Courier New"/>
+                <w:color w:val="000000"/>
+                <w:kern w:val="0"/>
+                <w14:ligatures w14:val="none"/>
+              </w:rPr>
+              <w:t>Bell</w:t>
             </w:r>
           </w:p>
         </w:tc>
@@ -8032,7 +8000,6 @@
             <w:tcW w:w="1890" w:type="dxa"/>
             <w:noWrap/>
             <w:vAlign w:val="center"/>
-            <w:hideMark/>
           </w:tcPr>
           <w:p>
             <w:pPr>
@@ -8065,31 +8032,30 @@
             <w:tcW w:w="3268" w:type="dxa"/>
             <w:noWrap/>
             <w:vAlign w:val="center"/>
-            <w:hideMark/>
-          </w:tcPr>
-          <w:p>
-            <w:pPr>
-              <w:jc w:val="center"/>
-              <w:cnfStyle w:val="000000000000" w:firstRow="0" w:lastRow="0" w:firstColumn="0" w:lastColumn="0" w:oddVBand="0" w:evenVBand="0" w:oddHBand="0" w:evenHBand="0" w:firstRowFirstColumn="0" w:firstRowLastColumn="0" w:lastRowFirstColumn="0" w:lastRowLastColumn="0"/>
-              <w:rPr>
-                <w:rFonts w:ascii="Courier New" w:eastAsia="Times New Roman" w:hAnsi="Courier New" w:cs="Courier New"/>
-                <w:b/>
-                <w:bCs/>
-                <w:color w:val="000000"/>
-                <w:kern w:val="0"/>
-                <w14:ligatures w14:val="none"/>
-              </w:rPr>
-            </w:pPr>
-            <w:r>
-              <w:rPr>
-                <w:rFonts w:ascii="Courier New" w:eastAsia="Times New Roman" w:hAnsi="Courier New" w:cs="Courier New"/>
-                <w:b/>
-                <w:bCs/>
-                <w:color w:val="000000"/>
-                <w:kern w:val="0"/>
-                <w14:ligatures w14:val="none"/>
-              </w:rPr>
-              <w:t>22</w:t>
+          </w:tcPr>
+          <w:p>
+            <w:pPr>
+              <w:jc w:val="center"/>
+              <w:cnfStyle w:val="000000000000" w:firstRow="0" w:lastRow="0" w:firstColumn="0" w:lastColumn="0" w:oddVBand="0" w:evenVBand="0" w:oddHBand="0" w:evenHBand="0" w:firstRowFirstColumn="0" w:firstRowLastColumn="0" w:lastRowFirstColumn="0" w:lastRowLastColumn="0"/>
+              <w:rPr>
+                <w:rFonts w:ascii="Courier New" w:eastAsia="Times New Roman" w:hAnsi="Courier New" w:cs="Courier New"/>
+                <w:b/>
+                <w:bCs/>
+                <w:color w:val="000000"/>
+                <w:kern w:val="0"/>
+                <w14:ligatures w14:val="none"/>
+              </w:rPr>
+            </w:pPr>
+            <w:r>
+              <w:rPr>
+                <w:rFonts w:ascii="Courier New" w:eastAsia="Times New Roman" w:hAnsi="Courier New" w:cs="Courier New"/>
+                <w:b/>
+                <w:bCs/>
+                <w:color w:val="000000"/>
+                <w:kern w:val="0"/>
+                <w14:ligatures w14:val="none"/>
+              </w:rPr>
+              <w:t>20</w:t>
             </w:r>
           </w:p>
         </w:tc>
@@ -8142,7 +8108,7 @@
                 <w:kern w:val="0"/>
                 <w14:ligatures w14:val="none"/>
               </w:rPr>
-              <w:t>Kettle</w:t>
+              <w:t>Carrom Board</w:t>
             </w:r>
           </w:p>
         </w:tc>
@@ -8206,7 +8172,7 @@
                 <w:kern w:val="0"/>
                 <w14:ligatures w14:val="none"/>
               </w:rPr>
-              <w:t>22</w:t>
+              <w:t>21</w:t>
             </w:r>
           </w:p>
         </w:tc>
@@ -8241,25 +8207,24 @@
             <w:tcW w:w="4405" w:type="dxa"/>
             <w:noWrap/>
             <w:vAlign w:val="center"/>
-            <w:hideMark/>
-          </w:tcPr>
-          <w:p>
-            <w:pPr>
-              <w:rPr>
-                <w:rFonts w:ascii="Courier New" w:eastAsia="Times New Roman" w:hAnsi="Courier New" w:cs="Courier New"/>
-                <w:color w:val="000000"/>
-                <w:kern w:val="0"/>
-                <w14:ligatures w14:val="none"/>
-              </w:rPr>
-            </w:pPr>
-            <w:r>
-              <w:rPr>
-                <w:rFonts w:ascii="Courier New" w:eastAsia="Times New Roman" w:hAnsi="Courier New" w:cs="Courier New"/>
-                <w:color w:val="000000"/>
-                <w:kern w:val="0"/>
-                <w14:ligatures w14:val="none"/>
-              </w:rPr>
-              <w:t>Tea set with black sesame</w:t>
+          </w:tcPr>
+          <w:p>
+            <w:pPr>
+              <w:rPr>
+                <w:rFonts w:ascii="Courier New" w:eastAsia="Times New Roman" w:hAnsi="Courier New" w:cs="Courier New"/>
+                <w:color w:val="000000"/>
+                <w:kern w:val="0"/>
+                <w14:ligatures w14:val="none"/>
+              </w:rPr>
+            </w:pPr>
+            <w:r>
+              <w:rPr>
+                <w:rFonts w:ascii="Courier New" w:eastAsia="Times New Roman" w:hAnsi="Courier New" w:cs="Courier New"/>
+                <w:color w:val="000000"/>
+                <w:kern w:val="0"/>
+                <w14:ligatures w14:val="none"/>
+              </w:rPr>
+              <w:t>Shoes with lace for Ved</w:t>
             </w:r>
           </w:p>
         </w:tc>
@@ -8268,7 +8233,6 @@
             <w:tcW w:w="1890" w:type="dxa"/>
             <w:noWrap/>
             <w:vAlign w:val="center"/>
-            <w:hideMark/>
           </w:tcPr>
           <w:p>
             <w:pPr>
@@ -8301,31 +8265,30 @@
             <w:tcW w:w="3268" w:type="dxa"/>
             <w:noWrap/>
             <w:vAlign w:val="center"/>
-            <w:hideMark/>
-          </w:tcPr>
-          <w:p>
-            <w:pPr>
-              <w:jc w:val="center"/>
-              <w:cnfStyle w:val="000000000000" w:firstRow="0" w:lastRow="0" w:firstColumn="0" w:lastColumn="0" w:oddVBand="0" w:evenVBand="0" w:oddHBand="0" w:evenHBand="0" w:firstRowFirstColumn="0" w:firstRowLastColumn="0" w:lastRowFirstColumn="0" w:lastRowLastColumn="0"/>
-              <w:rPr>
-                <w:rFonts w:ascii="Courier New" w:eastAsia="Times New Roman" w:hAnsi="Courier New" w:cs="Courier New"/>
-                <w:b/>
-                <w:bCs/>
-                <w:color w:val="000000"/>
-                <w:kern w:val="0"/>
-                <w14:ligatures w14:val="none"/>
-              </w:rPr>
-            </w:pPr>
-            <w:r>
-              <w:rPr>
-                <w:rFonts w:ascii="Courier New" w:eastAsia="Times New Roman" w:hAnsi="Courier New" w:cs="Courier New"/>
-                <w:b/>
-                <w:bCs/>
-                <w:color w:val="000000"/>
-                <w:kern w:val="0"/>
-                <w14:ligatures w14:val="none"/>
-              </w:rPr>
-              <w:t>22</w:t>
+          </w:tcPr>
+          <w:p>
+            <w:pPr>
+              <w:jc w:val="center"/>
+              <w:cnfStyle w:val="000000000000" w:firstRow="0" w:lastRow="0" w:firstColumn="0" w:lastColumn="0" w:oddVBand="0" w:evenVBand="0" w:oddHBand="0" w:evenHBand="0" w:firstRowFirstColumn="0" w:firstRowLastColumn="0" w:lastRowFirstColumn="0" w:lastRowLastColumn="0"/>
+              <w:rPr>
+                <w:rFonts w:ascii="Courier New" w:eastAsia="Times New Roman" w:hAnsi="Courier New" w:cs="Courier New"/>
+                <w:b/>
+                <w:bCs/>
+                <w:color w:val="000000"/>
+                <w:kern w:val="0"/>
+                <w14:ligatures w14:val="none"/>
+              </w:rPr>
+            </w:pPr>
+            <w:r>
+              <w:rPr>
+                <w:rFonts w:ascii="Courier New" w:eastAsia="Times New Roman" w:hAnsi="Courier New" w:cs="Courier New"/>
+                <w:b/>
+                <w:bCs/>
+                <w:color w:val="000000"/>
+                <w:kern w:val="0"/>
+                <w14:ligatures w14:val="none"/>
+              </w:rPr>
+              <w:t>21</w:t>
             </w:r>
           </w:p>
         </w:tc>
@@ -8361,25 +8324,24 @@
             <w:tcW w:w="4405" w:type="dxa"/>
             <w:noWrap/>
             <w:vAlign w:val="center"/>
-            <w:hideMark/>
-          </w:tcPr>
-          <w:p>
-            <w:pPr>
-              <w:rPr>
-                <w:rFonts w:ascii="Courier New" w:eastAsia="Times New Roman" w:hAnsi="Courier New" w:cs="Courier New"/>
-                <w:color w:val="000000"/>
-                <w:kern w:val="0"/>
-                <w14:ligatures w14:val="none"/>
-              </w:rPr>
-            </w:pPr>
-            <w:r>
-              <w:rPr>
-                <w:rFonts w:ascii="Courier New" w:eastAsia="Times New Roman" w:hAnsi="Courier New" w:cs="Courier New"/>
-                <w:color w:val="000000"/>
-                <w:kern w:val="0"/>
-                <w14:ligatures w14:val="none"/>
-              </w:rPr>
-              <w:t>Black Pebbles</w:t>
+          </w:tcPr>
+          <w:p>
+            <w:pPr>
+              <w:rPr>
+                <w:rFonts w:ascii="Courier New" w:eastAsia="Times New Roman" w:hAnsi="Courier New" w:cs="Courier New"/>
+                <w:color w:val="000000"/>
+                <w:kern w:val="0"/>
+                <w14:ligatures w14:val="none"/>
+              </w:rPr>
+            </w:pPr>
+            <w:r>
+              <w:rPr>
+                <w:rFonts w:ascii="Courier New" w:eastAsia="Times New Roman" w:hAnsi="Courier New" w:cs="Courier New"/>
+                <w:color w:val="000000"/>
+                <w:kern w:val="0"/>
+                <w14:ligatures w14:val="none"/>
+              </w:rPr>
+              <w:t>Wedding Ring</w:t>
             </w:r>
           </w:p>
         </w:tc>
@@ -8388,7 +8350,6 @@
             <w:tcW w:w="1890" w:type="dxa"/>
             <w:noWrap/>
             <w:vAlign w:val="center"/>
-            <w:hideMark/>
           </w:tcPr>
           <w:p>
             <w:pPr>
@@ -8421,31 +8382,30 @@
             <w:tcW w:w="3268" w:type="dxa"/>
             <w:noWrap/>
             <w:vAlign w:val="center"/>
-            <w:hideMark/>
-          </w:tcPr>
-          <w:p>
-            <w:pPr>
-              <w:jc w:val="center"/>
-              <w:cnfStyle w:val="000000100000" w:firstRow="0" w:lastRow="0" w:firstColumn="0" w:lastColumn="0" w:oddVBand="0" w:evenVBand="0" w:oddHBand="1" w:evenHBand="0" w:firstRowFirstColumn="0" w:firstRowLastColumn="0" w:lastRowFirstColumn="0" w:lastRowLastColumn="0"/>
-              <w:rPr>
-                <w:rFonts w:ascii="Courier New" w:eastAsia="Times New Roman" w:hAnsi="Courier New" w:cs="Courier New"/>
-                <w:b/>
-                <w:bCs/>
-                <w:color w:val="000000"/>
-                <w:kern w:val="0"/>
-                <w14:ligatures w14:val="none"/>
-              </w:rPr>
-            </w:pPr>
-            <w:r>
-              <w:rPr>
-                <w:rFonts w:ascii="Courier New" w:eastAsia="Times New Roman" w:hAnsi="Courier New" w:cs="Courier New"/>
-                <w:b/>
-                <w:bCs/>
-                <w:color w:val="000000"/>
-                <w:kern w:val="0"/>
-                <w14:ligatures w14:val="none"/>
-              </w:rPr>
-              <w:t>22</w:t>
+          </w:tcPr>
+          <w:p>
+            <w:pPr>
+              <w:jc w:val="center"/>
+              <w:cnfStyle w:val="000000100000" w:firstRow="0" w:lastRow="0" w:firstColumn="0" w:lastColumn="0" w:oddVBand="0" w:evenVBand="0" w:oddHBand="1" w:evenHBand="0" w:firstRowFirstColumn="0" w:firstRowLastColumn="0" w:lastRowFirstColumn="0" w:lastRowLastColumn="0"/>
+              <w:rPr>
+                <w:rFonts w:ascii="Courier New" w:eastAsia="Times New Roman" w:hAnsi="Courier New" w:cs="Courier New"/>
+                <w:b/>
+                <w:bCs/>
+                <w:color w:val="000000"/>
+                <w:kern w:val="0"/>
+                <w14:ligatures w14:val="none"/>
+              </w:rPr>
+            </w:pPr>
+            <w:r>
+              <w:rPr>
+                <w:rFonts w:ascii="Courier New" w:eastAsia="Times New Roman" w:hAnsi="Courier New" w:cs="Courier New"/>
+                <w:b/>
+                <w:bCs/>
+                <w:color w:val="000000"/>
+                <w:kern w:val="0"/>
+                <w14:ligatures w14:val="none"/>
+              </w:rPr>
+              <w:t>21</w:t>
             </w:r>
           </w:p>
         </w:tc>
@@ -8480,24 +8440,25 @@
             <w:tcW w:w="4405" w:type="dxa"/>
             <w:noWrap/>
             <w:vAlign w:val="center"/>
-          </w:tcPr>
-          <w:p>
-            <w:pPr>
-              <w:rPr>
-                <w:rFonts w:ascii="Courier New" w:eastAsia="Times New Roman" w:hAnsi="Courier New" w:cs="Courier New"/>
-                <w:color w:val="000000"/>
-                <w:kern w:val="0"/>
-                <w14:ligatures w14:val="none"/>
-              </w:rPr>
-            </w:pPr>
-            <w:r>
-              <w:rPr>
-                <w:rFonts w:ascii="Courier New" w:eastAsia="Times New Roman" w:hAnsi="Courier New" w:cs="Courier New"/>
-                <w:color w:val="000000"/>
-                <w:kern w:val="0"/>
-                <w14:ligatures w14:val="none"/>
-              </w:rPr>
-              <w:t>Juice Box with Oil</w:t>
+            <w:hideMark/>
+          </w:tcPr>
+          <w:p>
+            <w:pPr>
+              <w:rPr>
+                <w:rFonts w:ascii="Courier New" w:eastAsia="Times New Roman" w:hAnsi="Courier New" w:cs="Courier New"/>
+                <w:color w:val="000000"/>
+                <w:kern w:val="0"/>
+                <w14:ligatures w14:val="none"/>
+              </w:rPr>
+            </w:pPr>
+            <w:r>
+              <w:rPr>
+                <w:rFonts w:ascii="Courier New" w:eastAsia="Times New Roman" w:hAnsi="Courier New" w:cs="Courier New"/>
+                <w:color w:val="000000"/>
+                <w:kern w:val="0"/>
+                <w14:ligatures w14:val="none"/>
+              </w:rPr>
+              <w:t>Jug</w:t>
             </w:r>
           </w:p>
         </w:tc>
@@ -8506,6 +8467,7 @@
             <w:tcW w:w="1890" w:type="dxa"/>
             <w:noWrap/>
             <w:vAlign w:val="center"/>
+            <w:hideMark/>
           </w:tcPr>
           <w:p>
             <w:pPr>
@@ -8538,6 +8500,7 @@
             <w:tcW w:w="3268" w:type="dxa"/>
             <w:noWrap/>
             <w:vAlign w:val="center"/>
+            <w:hideMark/>
           </w:tcPr>
           <w:p>
             <w:pPr>
@@ -8597,25 +8560,24 @@
             <w:tcW w:w="4405" w:type="dxa"/>
             <w:noWrap/>
             <w:vAlign w:val="center"/>
-            <w:hideMark/>
-          </w:tcPr>
-          <w:p>
-            <w:pPr>
-              <w:rPr>
-                <w:rFonts w:ascii="Courier New" w:eastAsia="Times New Roman" w:hAnsi="Courier New" w:cs="Courier New"/>
-                <w:color w:val="000000"/>
-                <w:kern w:val="0"/>
-                <w14:ligatures w14:val="none"/>
-              </w:rPr>
-            </w:pPr>
-            <w:r>
-              <w:rPr>
-                <w:rFonts w:ascii="Courier New" w:eastAsia="Times New Roman" w:hAnsi="Courier New" w:cs="Courier New"/>
-                <w:color w:val="000000"/>
-                <w:kern w:val="0"/>
-                <w14:ligatures w14:val="none"/>
-              </w:rPr>
-              <w:t>Whiskey Bottle</w:t>
+          </w:tcPr>
+          <w:p>
+            <w:pPr>
+              <w:rPr>
+                <w:rFonts w:ascii="Courier New" w:eastAsia="Times New Roman" w:hAnsi="Courier New" w:cs="Courier New"/>
+                <w:color w:val="000000"/>
+                <w:kern w:val="0"/>
+                <w14:ligatures w14:val="none"/>
+              </w:rPr>
+            </w:pPr>
+            <w:r>
+              <w:rPr>
+                <w:rFonts w:ascii="Courier New" w:eastAsia="Times New Roman" w:hAnsi="Courier New" w:cs="Courier New"/>
+                <w:color w:val="000000"/>
+                <w:kern w:val="0"/>
+                <w14:ligatures w14:val="none"/>
+              </w:rPr>
+              <w:t>Kettle</w:t>
             </w:r>
           </w:p>
         </w:tc>
@@ -8624,7 +8586,6 @@
             <w:tcW w:w="1890" w:type="dxa"/>
             <w:noWrap/>
             <w:vAlign w:val="center"/>
-            <w:hideMark/>
           </w:tcPr>
           <w:p>
             <w:pPr>
@@ -8657,7 +8618,6 @@
             <w:tcW w:w="3268" w:type="dxa"/>
             <w:noWrap/>
             <w:vAlign w:val="center"/>
-            <w:hideMark/>
           </w:tcPr>
           <w:p>
             <w:pPr>
@@ -8734,7 +8694,7 @@
                 <w:kern w:val="0"/>
                 <w14:ligatures w14:val="none"/>
               </w:rPr>
-              <w:t>Dry flower petals</w:t>
+              <w:t>Tea set with black sesame</w:t>
             </w:r>
           </w:p>
         </w:tc>
@@ -8836,24 +8796,25 @@
             <w:tcW w:w="4405" w:type="dxa"/>
             <w:noWrap/>
             <w:vAlign w:val="center"/>
-          </w:tcPr>
-          <w:p>
-            <w:pPr>
-              <w:rPr>
-                <w:rFonts w:ascii="Courier New" w:eastAsia="Times New Roman" w:hAnsi="Courier New" w:cs="Courier New"/>
-                <w:color w:val="000000"/>
-                <w:kern w:val="0"/>
-                <w14:ligatures w14:val="none"/>
-              </w:rPr>
-            </w:pPr>
-            <w:r>
-              <w:rPr>
-                <w:rFonts w:ascii="Courier New" w:eastAsia="Times New Roman" w:hAnsi="Courier New" w:cs="Courier New"/>
-                <w:color w:val="000000"/>
-                <w:kern w:val="0"/>
-                <w14:ligatures w14:val="none"/>
-              </w:rPr>
-              <w:t>Soda with lime in a glass</w:t>
+            <w:hideMark/>
+          </w:tcPr>
+          <w:p>
+            <w:pPr>
+              <w:rPr>
+                <w:rFonts w:ascii="Courier New" w:eastAsia="Times New Roman" w:hAnsi="Courier New" w:cs="Courier New"/>
+                <w:color w:val="000000"/>
+                <w:kern w:val="0"/>
+                <w14:ligatures w14:val="none"/>
+              </w:rPr>
+            </w:pPr>
+            <w:r>
+              <w:rPr>
+                <w:rFonts w:ascii="Courier New" w:eastAsia="Times New Roman" w:hAnsi="Courier New" w:cs="Courier New"/>
+                <w:color w:val="000000"/>
+                <w:kern w:val="0"/>
+                <w14:ligatures w14:val="none"/>
+              </w:rPr>
+              <w:t>Black Pebbles</w:t>
             </w:r>
           </w:p>
         </w:tc>
@@ -8971,7 +8932,7 @@
                 <w:kern w:val="0"/>
                 <w14:ligatures w14:val="none"/>
               </w:rPr>
-              <w:t>Sand</w:t>
+              <w:t>Juice Box with Oil</w:t>
             </w:r>
           </w:p>
         </w:tc>
@@ -9071,24 +9032,25 @@
             <w:tcW w:w="4405" w:type="dxa"/>
             <w:noWrap/>
             <w:vAlign w:val="center"/>
-          </w:tcPr>
-          <w:p>
-            <w:pPr>
-              <w:rPr>
-                <w:rFonts w:ascii="Courier New" w:eastAsia="Times New Roman" w:hAnsi="Courier New" w:cs="Courier New"/>
-                <w:color w:val="000000"/>
-                <w:kern w:val="0"/>
-                <w14:ligatures w14:val="none"/>
-              </w:rPr>
-            </w:pPr>
-            <w:r>
-              <w:rPr>
-                <w:rFonts w:ascii="Courier New" w:eastAsia="Times New Roman" w:hAnsi="Courier New" w:cs="Courier New"/>
-                <w:color w:val="000000"/>
-                <w:kern w:val="0"/>
-                <w14:ligatures w14:val="none"/>
-              </w:rPr>
-              <w:t>Vase with flowers</w:t>
+            <w:hideMark/>
+          </w:tcPr>
+          <w:p>
+            <w:pPr>
+              <w:rPr>
+                <w:rFonts w:ascii="Courier New" w:eastAsia="Times New Roman" w:hAnsi="Courier New" w:cs="Courier New"/>
+                <w:color w:val="000000"/>
+                <w:kern w:val="0"/>
+                <w14:ligatures w14:val="none"/>
+              </w:rPr>
+            </w:pPr>
+            <w:r>
+              <w:rPr>
+                <w:rFonts w:ascii="Courier New" w:eastAsia="Times New Roman" w:hAnsi="Courier New" w:cs="Courier New"/>
+                <w:color w:val="000000"/>
+                <w:kern w:val="0"/>
+                <w14:ligatures w14:val="none"/>
+              </w:rPr>
+              <w:t>Whiskey Bottle</w:t>
             </w:r>
           </w:p>
         </w:tc>
@@ -9207,7 +9169,7 @@
                 <w:kern w:val="0"/>
                 <w14:ligatures w14:val="none"/>
               </w:rPr>
-              <w:t>Puffed Rice</w:t>
+              <w:t>Dry flower petals</w:t>
             </w:r>
           </w:p>
         </w:tc>
@@ -9309,25 +9271,24 @@
             <w:tcW w:w="4405" w:type="dxa"/>
             <w:noWrap/>
             <w:vAlign w:val="center"/>
-            <w:hideMark/>
-          </w:tcPr>
-          <w:p>
-            <w:pPr>
-              <w:rPr>
-                <w:rFonts w:ascii="Courier New" w:eastAsia="Times New Roman" w:hAnsi="Courier New" w:cs="Courier New"/>
-                <w:color w:val="000000"/>
-                <w:kern w:val="0"/>
-                <w14:ligatures w14:val="none"/>
-              </w:rPr>
-            </w:pPr>
-            <w:r>
-              <w:rPr>
-                <w:rFonts w:ascii="Courier New" w:eastAsia="Times New Roman" w:hAnsi="Courier New" w:cs="Courier New"/>
-                <w:color w:val="000000"/>
-                <w:kern w:val="0"/>
-                <w14:ligatures w14:val="none"/>
-              </w:rPr>
-              <w:t>Tender Coconut</w:t>
+          </w:tcPr>
+          <w:p>
+            <w:pPr>
+              <w:rPr>
+                <w:rFonts w:ascii="Courier New" w:eastAsia="Times New Roman" w:hAnsi="Courier New" w:cs="Courier New"/>
+                <w:color w:val="000000"/>
+                <w:kern w:val="0"/>
+                <w14:ligatures w14:val="none"/>
+              </w:rPr>
+            </w:pPr>
+            <w:r>
+              <w:rPr>
+                <w:rFonts w:ascii="Courier New" w:eastAsia="Times New Roman" w:hAnsi="Courier New" w:cs="Courier New"/>
+                <w:color w:val="000000"/>
+                <w:kern w:val="0"/>
+                <w14:ligatures w14:val="none"/>
+              </w:rPr>
+              <w:t>Soda with lime in a glass</w:t>
             </w:r>
           </w:p>
         </w:tc>
@@ -9445,7 +9406,7 @@
                 <w:kern w:val="0"/>
                 <w14:ligatures w14:val="none"/>
               </w:rPr>
-              <w:t>Knife</w:t>
+              <w:t>Sand</w:t>
             </w:r>
           </w:p>
         </w:tc>
@@ -9562,7 +9523,7 @@
                 <w:kern w:val="0"/>
                 <w14:ligatures w14:val="none"/>
               </w:rPr>
-              <w:t>Ash</w:t>
+              <w:t>Vase with flowers</w:t>
             </w:r>
           </w:p>
         </w:tc>
@@ -9571,30 +9532,31 @@
             <w:tcW w:w="1890" w:type="dxa"/>
             <w:noWrap/>
             <w:vAlign w:val="center"/>
-          </w:tcPr>
-          <w:p>
-            <w:pPr>
-              <w:jc w:val="center"/>
-              <w:cnfStyle w:val="000000100000" w:firstRow="0" w:lastRow="0" w:firstColumn="0" w:lastColumn="0" w:oddVBand="0" w:evenVBand="0" w:oddHBand="1" w:evenHBand="0" w:firstRowFirstColumn="0" w:firstRowLastColumn="0" w:lastRowFirstColumn="0" w:lastRowLastColumn="0"/>
-              <w:rPr>
-                <w:rFonts w:ascii="Courier New" w:eastAsia="Times New Roman" w:hAnsi="Courier New" w:cs="Courier New"/>
-                <w:b/>
-                <w:bCs/>
-                <w:color w:val="000000"/>
-                <w:kern w:val="0"/>
-                <w14:ligatures w14:val="none"/>
-              </w:rPr>
-            </w:pPr>
-            <w:r>
-              <w:rPr>
-                <w:rFonts w:ascii="Courier New" w:eastAsia="Times New Roman" w:hAnsi="Courier New" w:cs="Courier New"/>
-                <w:b/>
-                <w:bCs/>
-                <w:color w:val="000000"/>
-                <w:kern w:val="0"/>
-                <w14:ligatures w14:val="none"/>
-              </w:rPr>
-              <w:t xml:space="preserve">1 </w:t>
+            <w:hideMark/>
+          </w:tcPr>
+          <w:p>
+            <w:pPr>
+              <w:jc w:val="center"/>
+              <w:cnfStyle w:val="000000100000" w:firstRow="0" w:lastRow="0" w:firstColumn="0" w:lastColumn="0" w:oddVBand="0" w:evenVBand="0" w:oddHBand="1" w:evenHBand="0" w:firstRowFirstColumn="0" w:firstRowLastColumn="0" w:lastRowFirstColumn="0" w:lastRowLastColumn="0"/>
+              <w:rPr>
+                <w:rFonts w:ascii="Courier New" w:eastAsia="Times New Roman" w:hAnsi="Courier New" w:cs="Courier New"/>
+                <w:b/>
+                <w:bCs/>
+                <w:color w:val="000000"/>
+                <w:kern w:val="0"/>
+                <w14:ligatures w14:val="none"/>
+              </w:rPr>
+            </w:pPr>
+            <w:r>
+              <w:rPr>
+                <w:rFonts w:ascii="Courier New" w:eastAsia="Times New Roman" w:hAnsi="Courier New" w:cs="Courier New"/>
+                <w:b/>
+                <w:bCs/>
+                <w:color w:val="000000"/>
+                <w:kern w:val="0"/>
+                <w14:ligatures w14:val="none"/>
+              </w:rPr>
+              <w:t>1</w:t>
             </w:r>
           </w:p>
         </w:tc>
@@ -9603,6 +9565,7 @@
             <w:tcW w:w="3268" w:type="dxa"/>
             <w:noWrap/>
             <w:vAlign w:val="center"/>
+            <w:hideMark/>
           </w:tcPr>
           <w:p>
             <w:pPr>
@@ -9679,7 +9642,7 @@
                 <w:kern w:val="0"/>
                 <w14:ligatures w14:val="none"/>
               </w:rPr>
-              <w:t>Smoke creator</w:t>
+              <w:t>Puffed Rice</w:t>
             </w:r>
           </w:p>
         </w:tc>
@@ -9781,24 +9744,25 @@
             <w:tcW w:w="4405" w:type="dxa"/>
             <w:noWrap/>
             <w:vAlign w:val="center"/>
-          </w:tcPr>
-          <w:p>
-            <w:pPr>
-              <w:rPr>
-                <w:rFonts w:ascii="Courier New" w:eastAsia="Times New Roman" w:hAnsi="Courier New" w:cs="Courier New"/>
-                <w:color w:val="000000"/>
-                <w:kern w:val="0"/>
-                <w14:ligatures w14:val="none"/>
-              </w:rPr>
-            </w:pPr>
-            <w:r>
-              <w:rPr>
-                <w:rFonts w:ascii="Courier New" w:eastAsia="Times New Roman" w:hAnsi="Courier New" w:cs="Courier New"/>
-                <w:color w:val="000000"/>
-                <w:kern w:val="0"/>
-                <w14:ligatures w14:val="none"/>
-              </w:rPr>
-              <w:t>Half-burnt doobie</w:t>
+            <w:hideMark/>
+          </w:tcPr>
+          <w:p>
+            <w:pPr>
+              <w:rPr>
+                <w:rFonts w:ascii="Courier New" w:eastAsia="Times New Roman" w:hAnsi="Courier New" w:cs="Courier New"/>
+                <w:color w:val="000000"/>
+                <w:kern w:val="0"/>
+                <w14:ligatures w14:val="none"/>
+              </w:rPr>
+            </w:pPr>
+            <w:r>
+              <w:rPr>
+                <w:rFonts w:ascii="Courier New" w:eastAsia="Times New Roman" w:hAnsi="Courier New" w:cs="Courier New"/>
+                <w:color w:val="000000"/>
+                <w:kern w:val="0"/>
+                <w14:ligatures w14:val="none"/>
+              </w:rPr>
+              <w:t>Tender Coconut</w:t>
             </w:r>
           </w:p>
         </w:tc>
@@ -9807,6 +9771,7 @@
             <w:tcW w:w="1890" w:type="dxa"/>
             <w:noWrap/>
             <w:vAlign w:val="center"/>
+            <w:hideMark/>
           </w:tcPr>
           <w:p>
             <w:pPr>
@@ -9839,30 +9804,31 @@
             <w:tcW w:w="3268" w:type="dxa"/>
             <w:noWrap/>
             <w:vAlign w:val="center"/>
-          </w:tcPr>
-          <w:p>
-            <w:pPr>
-              <w:jc w:val="center"/>
-              <w:cnfStyle w:val="000000100000" w:firstRow="0" w:lastRow="0" w:firstColumn="0" w:lastColumn="0" w:oddVBand="0" w:evenVBand="0" w:oddHBand="1" w:evenHBand="0" w:firstRowFirstColumn="0" w:firstRowLastColumn="0" w:lastRowFirstColumn="0" w:lastRowLastColumn="0"/>
-              <w:rPr>
-                <w:rFonts w:ascii="Courier New" w:eastAsia="Times New Roman" w:hAnsi="Courier New" w:cs="Courier New"/>
-                <w:b/>
-                <w:bCs/>
-                <w:color w:val="000000"/>
-                <w:kern w:val="0"/>
-                <w14:ligatures w14:val="none"/>
-              </w:rPr>
-            </w:pPr>
-            <w:r>
-              <w:rPr>
-                <w:rFonts w:ascii="Courier New" w:eastAsia="Times New Roman" w:hAnsi="Courier New" w:cs="Courier New"/>
-                <w:b/>
-                <w:bCs/>
-                <w:color w:val="000000"/>
-                <w:kern w:val="0"/>
-                <w14:ligatures w14:val="none"/>
-              </w:rPr>
-              <w:t>25</w:t>
+            <w:hideMark/>
+          </w:tcPr>
+          <w:p>
+            <w:pPr>
+              <w:jc w:val="center"/>
+              <w:cnfStyle w:val="000000100000" w:firstRow="0" w:lastRow="0" w:firstColumn="0" w:lastColumn="0" w:oddVBand="0" w:evenVBand="0" w:oddHBand="1" w:evenHBand="0" w:firstRowFirstColumn="0" w:firstRowLastColumn="0" w:lastRowFirstColumn="0" w:lastRowLastColumn="0"/>
+              <w:rPr>
+                <w:rFonts w:ascii="Courier New" w:eastAsia="Times New Roman" w:hAnsi="Courier New" w:cs="Courier New"/>
+                <w:b/>
+                <w:bCs/>
+                <w:color w:val="000000"/>
+                <w:kern w:val="0"/>
+                <w14:ligatures w14:val="none"/>
+              </w:rPr>
+            </w:pPr>
+            <w:r>
+              <w:rPr>
+                <w:rFonts w:ascii="Courier New" w:eastAsia="Times New Roman" w:hAnsi="Courier New" w:cs="Courier New"/>
+                <w:b/>
+                <w:bCs/>
+                <w:color w:val="000000"/>
+                <w:kern w:val="0"/>
+                <w14:ligatures w14:val="none"/>
+              </w:rPr>
+              <w:t>22</w:t>
             </w:r>
           </w:p>
         </w:tc>
@@ -9914,7 +9880,7 @@
                 <w:kern w:val="0"/>
                 <w14:ligatures w14:val="none"/>
               </w:rPr>
-              <w:t>TV plug</w:t>
+              <w:t>Knife</w:t>
             </w:r>
           </w:p>
         </w:tc>
@@ -9978,7 +9944,7 @@
                 <w:kern w:val="0"/>
                 <w14:ligatures w14:val="none"/>
               </w:rPr>
-              <w:t>25</w:t>
+              <w:t>22</w:t>
             </w:r>
           </w:p>
         </w:tc>
@@ -10031,7 +9997,7 @@
                 <w:kern w:val="0"/>
                 <w14:ligatures w14:val="none"/>
               </w:rPr>
-              <w:t>Tulasi Katte</w:t>
+              <w:t>Ash</w:t>
             </w:r>
           </w:p>
         </w:tc>
@@ -10063,7 +10029,7 @@
                 <w:kern w:val="0"/>
                 <w14:ligatures w14:val="none"/>
               </w:rPr>
-              <w:t>1</w:t>
+              <w:t xml:space="preserve">1 </w:t>
             </w:r>
           </w:p>
         </w:tc>
@@ -10095,7 +10061,7 @@
                 <w:kern w:val="0"/>
                 <w14:ligatures w14:val="none"/>
               </w:rPr>
-              <w:t>25</w:t>
+              <w:t>22</w:t>
             </w:r>
           </w:p>
         </w:tc>
@@ -10130,33 +10096,25 @@
             <w:tcW w:w="4405" w:type="dxa"/>
             <w:noWrap/>
             <w:vAlign w:val="center"/>
-          </w:tcPr>
-          <w:p>
-            <w:pPr>
-              <w:rPr>
-                <w:rFonts w:ascii="Courier New" w:eastAsia="Times New Roman" w:hAnsi="Courier New" w:cs="Courier New"/>
-                <w:color w:val="000000"/>
-                <w:kern w:val="0"/>
-                <w14:ligatures w14:val="none"/>
-              </w:rPr>
-            </w:pPr>
-            <w:r>
-              <w:rPr>
-                <w:rFonts w:ascii="Courier New" w:eastAsia="Times New Roman" w:hAnsi="Courier New" w:cs="Courier New"/>
-                <w:color w:val="000000"/>
-                <w:kern w:val="0"/>
-                <w14:ligatures w14:val="none"/>
-              </w:rPr>
-              <w:t>Brass Tumbler</w:t>
-            </w:r>
-            <w:r>
-              <w:rPr>
-                <w:rFonts w:ascii="Courier New" w:eastAsia="Times New Roman" w:hAnsi="Courier New" w:cs="Courier New"/>
-                <w:color w:val="000000"/>
-                <w:kern w:val="0"/>
-                <w14:ligatures w14:val="none"/>
-              </w:rPr>
-              <w:t xml:space="preserve"> with Water</w:t>
+            <w:hideMark/>
+          </w:tcPr>
+          <w:p>
+            <w:pPr>
+              <w:rPr>
+                <w:rFonts w:ascii="Courier New" w:eastAsia="Times New Roman" w:hAnsi="Courier New" w:cs="Courier New"/>
+                <w:color w:val="000000"/>
+                <w:kern w:val="0"/>
+                <w14:ligatures w14:val="none"/>
+              </w:rPr>
+            </w:pPr>
+            <w:r>
+              <w:rPr>
+                <w:rFonts w:ascii="Courier New" w:eastAsia="Times New Roman" w:hAnsi="Courier New" w:cs="Courier New"/>
+                <w:color w:val="000000"/>
+                <w:kern w:val="0"/>
+                <w14:ligatures w14:val="none"/>
+              </w:rPr>
+              <w:t>Smoke creator</w:t>
             </w:r>
           </w:p>
         </w:tc>
@@ -10165,6 +10123,7 @@
             <w:tcW w:w="1890" w:type="dxa"/>
             <w:noWrap/>
             <w:vAlign w:val="center"/>
+            <w:hideMark/>
           </w:tcPr>
           <w:p>
             <w:pPr>
@@ -10197,30 +10156,31 @@
             <w:tcW w:w="3268" w:type="dxa"/>
             <w:noWrap/>
             <w:vAlign w:val="center"/>
-          </w:tcPr>
-          <w:p>
-            <w:pPr>
-              <w:jc w:val="center"/>
-              <w:cnfStyle w:val="000000000000" w:firstRow="0" w:lastRow="0" w:firstColumn="0" w:lastColumn="0" w:oddVBand="0" w:evenVBand="0" w:oddHBand="0" w:evenHBand="0" w:firstRowFirstColumn="0" w:firstRowLastColumn="0" w:lastRowFirstColumn="0" w:lastRowLastColumn="0"/>
-              <w:rPr>
-                <w:rFonts w:ascii="Courier New" w:eastAsia="Times New Roman" w:hAnsi="Courier New" w:cs="Courier New"/>
-                <w:b/>
-                <w:bCs/>
-                <w:color w:val="000000"/>
-                <w:kern w:val="0"/>
-                <w14:ligatures w14:val="none"/>
-              </w:rPr>
-            </w:pPr>
-            <w:r>
-              <w:rPr>
-                <w:rFonts w:ascii="Courier New" w:eastAsia="Times New Roman" w:hAnsi="Courier New" w:cs="Courier New"/>
-                <w:b/>
-                <w:bCs/>
-                <w:color w:val="000000"/>
-                <w:kern w:val="0"/>
-                <w14:ligatures w14:val="none"/>
-              </w:rPr>
-              <w:t>25</w:t>
+            <w:hideMark/>
+          </w:tcPr>
+          <w:p>
+            <w:pPr>
+              <w:jc w:val="center"/>
+              <w:cnfStyle w:val="000000000000" w:firstRow="0" w:lastRow="0" w:firstColumn="0" w:lastColumn="0" w:oddVBand="0" w:evenVBand="0" w:oddHBand="0" w:evenHBand="0" w:firstRowFirstColumn="0" w:firstRowLastColumn="0" w:lastRowFirstColumn="0" w:lastRowLastColumn="0"/>
+              <w:rPr>
+                <w:rFonts w:ascii="Courier New" w:eastAsia="Times New Roman" w:hAnsi="Courier New" w:cs="Courier New"/>
+                <w:b/>
+                <w:bCs/>
+                <w:color w:val="000000"/>
+                <w:kern w:val="0"/>
+                <w14:ligatures w14:val="none"/>
+              </w:rPr>
+            </w:pPr>
+            <w:r>
+              <w:rPr>
+                <w:rFonts w:ascii="Courier New" w:eastAsia="Times New Roman" w:hAnsi="Courier New" w:cs="Courier New"/>
+                <w:b/>
+                <w:bCs/>
+                <w:color w:val="000000"/>
+                <w:kern w:val="0"/>
+                <w14:ligatures w14:val="none"/>
+              </w:rPr>
+              <w:t>22</w:t>
             </w:r>
           </w:p>
         </w:tc>
@@ -10273,7 +10233,7 @@
                 <w:kern w:val="0"/>
                 <w14:ligatures w14:val="none"/>
               </w:rPr>
-              <w:t>Fog Machine</w:t>
+              <w:t>Half-burnt doobie</w:t>
             </w:r>
           </w:p>
         </w:tc>
@@ -10337,7 +10297,7 @@
                 <w:kern w:val="0"/>
                 <w14:ligatures w14:val="none"/>
               </w:rPr>
-              <w:t>26</w:t>
+              <w:t>25</w:t>
             </w:r>
           </w:p>
         </w:tc>
@@ -10372,25 +10332,24 @@
             <w:tcW w:w="4405" w:type="dxa"/>
             <w:noWrap/>
             <w:vAlign w:val="center"/>
-            <w:hideMark/>
-          </w:tcPr>
-          <w:p>
-            <w:pPr>
-              <w:rPr>
-                <w:rFonts w:ascii="Courier New" w:eastAsia="Times New Roman" w:hAnsi="Courier New" w:cs="Courier New"/>
-                <w:color w:val="000000"/>
-                <w:kern w:val="0"/>
-                <w14:ligatures w14:val="none"/>
-              </w:rPr>
-            </w:pPr>
-            <w:r>
-              <w:rPr>
-                <w:rFonts w:ascii="Courier New" w:eastAsia="Times New Roman" w:hAnsi="Courier New" w:cs="Courier New"/>
-                <w:color w:val="000000"/>
-                <w:kern w:val="0"/>
-                <w14:ligatures w14:val="none"/>
-              </w:rPr>
-              <w:t>Funeral invitation card</w:t>
+          </w:tcPr>
+          <w:p>
+            <w:pPr>
+              <w:rPr>
+                <w:rFonts w:ascii="Courier New" w:eastAsia="Times New Roman" w:hAnsi="Courier New" w:cs="Courier New"/>
+                <w:color w:val="000000"/>
+                <w:kern w:val="0"/>
+                <w14:ligatures w14:val="none"/>
+              </w:rPr>
+            </w:pPr>
+            <w:r>
+              <w:rPr>
+                <w:rFonts w:ascii="Courier New" w:eastAsia="Times New Roman" w:hAnsi="Courier New" w:cs="Courier New"/>
+                <w:color w:val="000000"/>
+                <w:kern w:val="0"/>
+                <w14:ligatures w14:val="none"/>
+              </w:rPr>
+              <w:t>TV plug</w:t>
             </w:r>
           </w:p>
         </w:tc>
@@ -10399,7 +10358,6 @@
             <w:tcW w:w="1890" w:type="dxa"/>
             <w:noWrap/>
             <w:vAlign w:val="center"/>
-            <w:hideMark/>
           </w:tcPr>
           <w:p>
             <w:pPr>
@@ -10432,31 +10390,30 @@
             <w:tcW w:w="3268" w:type="dxa"/>
             <w:noWrap/>
             <w:vAlign w:val="center"/>
-            <w:hideMark/>
-          </w:tcPr>
-          <w:p>
-            <w:pPr>
-              <w:jc w:val="center"/>
-              <w:cnfStyle w:val="000000000000" w:firstRow="0" w:lastRow="0" w:firstColumn="0" w:lastColumn="0" w:oddVBand="0" w:evenVBand="0" w:oddHBand="0" w:evenHBand="0" w:firstRowFirstColumn="0" w:firstRowLastColumn="0" w:lastRowFirstColumn="0" w:lastRowLastColumn="0"/>
-              <w:rPr>
-                <w:rFonts w:ascii="Courier New" w:eastAsia="Times New Roman" w:hAnsi="Courier New" w:cs="Courier New"/>
-                <w:b/>
-                <w:bCs/>
-                <w:color w:val="000000"/>
-                <w:kern w:val="0"/>
-                <w14:ligatures w14:val="none"/>
-              </w:rPr>
-            </w:pPr>
-            <w:r>
-              <w:rPr>
-                <w:rFonts w:ascii="Courier New" w:eastAsia="Times New Roman" w:hAnsi="Courier New" w:cs="Courier New"/>
-                <w:b/>
-                <w:bCs/>
-                <w:color w:val="000000"/>
-                <w:kern w:val="0"/>
-                <w14:ligatures w14:val="none"/>
-              </w:rPr>
-              <w:t>26</w:t>
+          </w:tcPr>
+          <w:p>
+            <w:pPr>
+              <w:jc w:val="center"/>
+              <w:cnfStyle w:val="000000000000" w:firstRow="0" w:lastRow="0" w:firstColumn="0" w:lastColumn="0" w:oddVBand="0" w:evenVBand="0" w:oddHBand="0" w:evenHBand="0" w:firstRowFirstColumn="0" w:firstRowLastColumn="0" w:lastRowFirstColumn="0" w:lastRowLastColumn="0"/>
+              <w:rPr>
+                <w:rFonts w:ascii="Courier New" w:eastAsia="Times New Roman" w:hAnsi="Courier New" w:cs="Courier New"/>
+                <w:b/>
+                <w:bCs/>
+                <w:color w:val="000000"/>
+                <w:kern w:val="0"/>
+                <w14:ligatures w14:val="none"/>
+              </w:rPr>
+            </w:pPr>
+            <w:r>
+              <w:rPr>
+                <w:rFonts w:ascii="Courier New" w:eastAsia="Times New Roman" w:hAnsi="Courier New" w:cs="Courier New"/>
+                <w:b/>
+                <w:bCs/>
+                <w:color w:val="000000"/>
+                <w:kern w:val="0"/>
+                <w14:ligatures w14:val="none"/>
+              </w:rPr>
+              <w:t>25</w:t>
             </w:r>
           </w:p>
         </w:tc>
@@ -10509,7 +10466,7 @@
                 <w:kern w:val="0"/>
                 <w14:ligatures w14:val="none"/>
               </w:rPr>
-              <w:t>Pyre</w:t>
+              <w:t>Tulasi Katte</w:t>
             </w:r>
           </w:p>
         </w:tc>
@@ -10518,7 +10475,6 @@
             <w:tcW w:w="1890" w:type="dxa"/>
             <w:noWrap/>
             <w:vAlign w:val="center"/>
-            <w:hideMark/>
           </w:tcPr>
           <w:p>
             <w:pPr>
@@ -10551,42 +10507,30 @@
             <w:tcW w:w="3268" w:type="dxa"/>
             <w:noWrap/>
             <w:vAlign w:val="center"/>
-            <w:hideMark/>
-          </w:tcPr>
-          <w:p>
-            <w:pPr>
-              <w:jc w:val="center"/>
-              <w:cnfStyle w:val="000000100000" w:firstRow="0" w:lastRow="0" w:firstColumn="0" w:lastColumn="0" w:oddVBand="0" w:evenVBand="0" w:oddHBand="1" w:evenHBand="0" w:firstRowFirstColumn="0" w:firstRowLastColumn="0" w:lastRowFirstColumn="0" w:lastRowLastColumn="0"/>
-              <w:rPr>
-                <w:rFonts w:ascii="Courier New" w:eastAsia="Times New Roman" w:hAnsi="Courier New" w:cs="Courier New"/>
-                <w:b/>
-                <w:bCs/>
-                <w:color w:val="000000"/>
-                <w:kern w:val="0"/>
-                <w14:ligatures w14:val="none"/>
-              </w:rPr>
-            </w:pPr>
-            <w:r>
-              <w:rPr>
-                <w:rFonts w:ascii="Courier New" w:eastAsia="Times New Roman" w:hAnsi="Courier New" w:cs="Courier New"/>
-                <w:b/>
-                <w:bCs/>
-                <w:color w:val="000000"/>
-                <w:kern w:val="0"/>
-                <w14:ligatures w14:val="none"/>
-              </w:rPr>
-              <w:t>2</w:t>
-            </w:r>
-            <w:r>
-              <w:rPr>
-                <w:rFonts w:ascii="Courier New" w:eastAsia="Times New Roman" w:hAnsi="Courier New" w:cs="Courier New"/>
-                <w:b/>
-                <w:bCs/>
-                <w:color w:val="000000"/>
-                <w:kern w:val="0"/>
-                <w14:ligatures w14:val="none"/>
-              </w:rPr>
-              <w:t>7</w:t>
+          </w:tcPr>
+          <w:p>
+            <w:pPr>
+              <w:jc w:val="center"/>
+              <w:cnfStyle w:val="000000100000" w:firstRow="0" w:lastRow="0" w:firstColumn="0" w:lastColumn="0" w:oddVBand="0" w:evenVBand="0" w:oddHBand="1" w:evenHBand="0" w:firstRowFirstColumn="0" w:firstRowLastColumn="0" w:lastRowFirstColumn="0" w:lastRowLastColumn="0"/>
+              <w:rPr>
+                <w:rFonts w:ascii="Courier New" w:eastAsia="Times New Roman" w:hAnsi="Courier New" w:cs="Courier New"/>
+                <w:b/>
+                <w:bCs/>
+                <w:color w:val="000000"/>
+                <w:kern w:val="0"/>
+                <w14:ligatures w14:val="none"/>
+              </w:rPr>
+            </w:pPr>
+            <w:r>
+              <w:rPr>
+                <w:rFonts w:ascii="Courier New" w:eastAsia="Times New Roman" w:hAnsi="Courier New" w:cs="Courier New"/>
+                <w:b/>
+                <w:bCs/>
+                <w:color w:val="000000"/>
+                <w:kern w:val="0"/>
+                <w14:ligatures w14:val="none"/>
+              </w:rPr>
+              <w:t>25</w:t>
             </w:r>
           </w:p>
         </w:tc>
@@ -10638,7 +10582,16 @@
                 <w:kern w:val="0"/>
                 <w14:ligatures w14:val="none"/>
               </w:rPr>
-              <w:t>Bhasma</w:t>
+              <w:t>Brass Tumbler</w:t>
+            </w:r>
+            <w:r>
+              <w:rPr>
+                <w:rFonts w:ascii="Courier New" w:eastAsia="Times New Roman" w:hAnsi="Courier New" w:cs="Courier New"/>
+                <w:color w:val="000000"/>
+                <w:kern w:val="0"/>
+                <w14:ligatures w14:val="none"/>
+              </w:rPr>
+              <w:t xml:space="preserve"> with Water</w:t>
             </w:r>
           </w:p>
         </w:tc>
@@ -10702,18 +10655,7 @@
                 <w:kern w:val="0"/>
                 <w14:ligatures w14:val="none"/>
               </w:rPr>
-              <w:t>2</w:t>
-            </w:r>
-            <w:r>
-              <w:rPr>
-                <w:rFonts w:ascii="Courier New" w:eastAsia="Times New Roman" w:hAnsi="Courier New" w:cs="Courier New"/>
-                <w:b/>
-                <w:bCs/>
-                <w:color w:val="000000"/>
-                <w:kern w:val="0"/>
-                <w14:ligatures w14:val="none"/>
-              </w:rPr>
-              <w:t>7</w:t>
+              <w:t>25</w:t>
             </w:r>
           </w:p>
         </w:tc>
@@ -10766,7 +10708,7 @@
                 <w:kern w:val="0"/>
                 <w14:ligatures w14:val="none"/>
               </w:rPr>
-              <w:t>Conch Shell</w:t>
+              <w:t>Fog Machine</w:t>
             </w:r>
           </w:p>
         </w:tc>
@@ -10830,7 +10772,7 @@
                 <w:kern w:val="0"/>
                 <w14:ligatures w14:val="none"/>
               </w:rPr>
-              <w:t>27</w:t>
+              <w:t>26</w:t>
             </w:r>
           </w:p>
         </w:tc>
@@ -10865,24 +10807,25 @@
             <w:tcW w:w="4405" w:type="dxa"/>
             <w:noWrap/>
             <w:vAlign w:val="center"/>
-          </w:tcPr>
-          <w:p>
-            <w:pPr>
-              <w:rPr>
-                <w:rFonts w:ascii="Courier New" w:eastAsia="Times New Roman" w:hAnsi="Courier New" w:cs="Courier New"/>
-                <w:color w:val="000000"/>
-                <w:kern w:val="0"/>
-                <w14:ligatures w14:val="none"/>
-              </w:rPr>
-            </w:pPr>
-            <w:r>
-              <w:rPr>
-                <w:rFonts w:ascii="Courier New" w:eastAsia="Times New Roman" w:hAnsi="Courier New" w:cs="Courier New"/>
-                <w:color w:val="000000"/>
-                <w:kern w:val="0"/>
-                <w14:ligatures w14:val="none"/>
-              </w:rPr>
-              <w:t>Black Sesame Seeds</w:t>
+            <w:hideMark/>
+          </w:tcPr>
+          <w:p>
+            <w:pPr>
+              <w:rPr>
+                <w:rFonts w:ascii="Courier New" w:eastAsia="Times New Roman" w:hAnsi="Courier New" w:cs="Courier New"/>
+                <w:color w:val="000000"/>
+                <w:kern w:val="0"/>
+                <w14:ligatures w14:val="none"/>
+              </w:rPr>
+            </w:pPr>
+            <w:r>
+              <w:rPr>
+                <w:rFonts w:ascii="Courier New" w:eastAsia="Times New Roman" w:hAnsi="Courier New" w:cs="Courier New"/>
+                <w:color w:val="000000"/>
+                <w:kern w:val="0"/>
+                <w14:ligatures w14:val="none"/>
+              </w:rPr>
+              <w:t>Funeral invitation card</w:t>
             </w:r>
           </w:p>
         </w:tc>
@@ -10891,6 +10834,7 @@
             <w:tcW w:w="1890" w:type="dxa"/>
             <w:noWrap/>
             <w:vAlign w:val="center"/>
+            <w:hideMark/>
           </w:tcPr>
           <w:p>
             <w:pPr>
@@ -10923,30 +10867,42 @@
             <w:tcW w:w="3268" w:type="dxa"/>
             <w:noWrap/>
             <w:vAlign w:val="center"/>
-          </w:tcPr>
-          <w:p>
-            <w:pPr>
-              <w:jc w:val="center"/>
-              <w:cnfStyle w:val="000000000000" w:firstRow="0" w:lastRow="0" w:firstColumn="0" w:lastColumn="0" w:oddVBand="0" w:evenVBand="0" w:oddHBand="0" w:evenHBand="0" w:firstRowFirstColumn="0" w:firstRowLastColumn="0" w:lastRowFirstColumn="0" w:lastRowLastColumn="0"/>
-              <w:rPr>
-                <w:rFonts w:ascii="Courier New" w:eastAsia="Times New Roman" w:hAnsi="Courier New" w:cs="Courier New"/>
-                <w:b/>
-                <w:bCs/>
-                <w:color w:val="000000"/>
-                <w:kern w:val="0"/>
-                <w14:ligatures w14:val="none"/>
-              </w:rPr>
-            </w:pPr>
-            <w:r>
-              <w:rPr>
-                <w:rFonts w:ascii="Courier New" w:eastAsia="Times New Roman" w:hAnsi="Courier New" w:cs="Courier New"/>
-                <w:b/>
-                <w:bCs/>
-                <w:color w:val="000000"/>
-                <w:kern w:val="0"/>
-                <w14:ligatures w14:val="none"/>
-              </w:rPr>
-              <w:t>28</w:t>
+            <w:hideMark/>
+          </w:tcPr>
+          <w:p>
+            <w:pPr>
+              <w:jc w:val="center"/>
+              <w:cnfStyle w:val="000000000000" w:firstRow="0" w:lastRow="0" w:firstColumn="0" w:lastColumn="0" w:oddVBand="0" w:evenVBand="0" w:oddHBand="0" w:evenHBand="0" w:firstRowFirstColumn="0" w:firstRowLastColumn="0" w:lastRowFirstColumn="0" w:lastRowLastColumn="0"/>
+              <w:rPr>
+                <w:rFonts w:ascii="Courier New" w:eastAsia="Times New Roman" w:hAnsi="Courier New" w:cs="Courier New"/>
+                <w:b/>
+                <w:bCs/>
+                <w:color w:val="000000"/>
+                <w:kern w:val="0"/>
+                <w14:ligatures w14:val="none"/>
+              </w:rPr>
+            </w:pPr>
+            <w:r>
+              <w:rPr>
+                <w:rFonts w:ascii="Courier New" w:eastAsia="Times New Roman" w:hAnsi="Courier New" w:cs="Courier New"/>
+                <w:b/>
+                <w:bCs/>
+                <w:color w:val="000000"/>
+                <w:kern w:val="0"/>
+                <w14:ligatures w14:val="none"/>
+              </w:rPr>
+              <w:t>26</w:t>
+            </w:r>
+            <w:r>
+              <w:rPr>
+                <w:rFonts w:ascii="Courier New" w:eastAsia="Times New Roman" w:hAnsi="Courier New" w:cs="Courier New"/>
+                <w:b/>
+                <w:bCs/>
+                <w:color w:val="000000"/>
+                <w:kern w:val="0"/>
+                <w14:ligatures w14:val="none"/>
+              </w:rPr>
+              <w:t>, 30</w:t>
             </w:r>
           </w:p>
         </w:tc>
@@ -10982,25 +10938,24 @@
             <w:tcW w:w="4405" w:type="dxa"/>
             <w:noWrap/>
             <w:vAlign w:val="center"/>
-            <w:hideMark/>
-          </w:tcPr>
-          <w:p>
-            <w:pPr>
-              <w:rPr>
-                <w:rFonts w:ascii="Courier New" w:eastAsia="Times New Roman" w:hAnsi="Courier New" w:cs="Courier New"/>
-                <w:color w:val="000000"/>
-                <w:kern w:val="0"/>
-                <w14:ligatures w14:val="none"/>
-              </w:rPr>
-            </w:pPr>
-            <w:r>
-              <w:rPr>
-                <w:rFonts w:ascii="Courier New" w:eastAsia="Times New Roman" w:hAnsi="Courier New" w:cs="Courier New"/>
-                <w:color w:val="000000"/>
-                <w:kern w:val="0"/>
-                <w14:ligatures w14:val="none"/>
-              </w:rPr>
-              <w:t>Pinda</w:t>
+          </w:tcPr>
+          <w:p>
+            <w:pPr>
+              <w:rPr>
+                <w:rFonts w:ascii="Courier New" w:eastAsia="Times New Roman" w:hAnsi="Courier New" w:cs="Courier New"/>
+                <w:color w:val="000000"/>
+                <w:kern w:val="0"/>
+                <w14:ligatures w14:val="none"/>
+              </w:rPr>
+            </w:pPr>
+            <w:r>
+              <w:rPr>
+                <w:rFonts w:ascii="Courier New" w:eastAsia="Times New Roman" w:hAnsi="Courier New" w:cs="Courier New"/>
+                <w:color w:val="000000"/>
+                <w:kern w:val="0"/>
+                <w14:ligatures w14:val="none"/>
+              </w:rPr>
+              <w:t>Pyre</w:t>
             </w:r>
           </w:p>
         </w:tc>
@@ -11066,7 +11021,18 @@
                 <w:kern w:val="0"/>
                 <w14:ligatures w14:val="none"/>
               </w:rPr>
-              <w:t>28</w:t>
+              <w:t>2</w:t>
+            </w:r>
+            <w:r>
+              <w:rPr>
+                <w:rFonts w:ascii="Courier New" w:eastAsia="Times New Roman" w:hAnsi="Courier New" w:cs="Courier New"/>
+                <w:b/>
+                <w:bCs/>
+                <w:color w:val="000000"/>
+                <w:kern w:val="0"/>
+                <w14:ligatures w14:val="none"/>
+              </w:rPr>
+              <w:t>7</w:t>
             </w:r>
           </w:p>
         </w:tc>
@@ -11118,7 +11084,7 @@
                 <w:kern w:val="0"/>
                 <w14:ligatures w14:val="none"/>
               </w:rPr>
-              <w:t>Long Mirror</w:t>
+              <w:t>Bhasma</w:t>
             </w:r>
           </w:p>
         </w:tc>
@@ -11182,7 +11148,18 @@
                 <w:kern w:val="0"/>
                 <w14:ligatures w14:val="none"/>
               </w:rPr>
-              <w:t>29</w:t>
+              <w:t>2</w:t>
+            </w:r>
+            <w:r>
+              <w:rPr>
+                <w:rFonts w:ascii="Courier New" w:eastAsia="Times New Roman" w:hAnsi="Courier New" w:cs="Courier New"/>
+                <w:b/>
+                <w:bCs/>
+                <w:color w:val="000000"/>
+                <w:kern w:val="0"/>
+                <w14:ligatures w14:val="none"/>
+              </w:rPr>
+              <w:t>7</w:t>
             </w:r>
           </w:p>
         </w:tc>
@@ -11218,25 +11195,24 @@
             <w:tcW w:w="4405" w:type="dxa"/>
             <w:noWrap/>
             <w:vAlign w:val="center"/>
-            <w:hideMark/>
-          </w:tcPr>
-          <w:p>
-            <w:pPr>
-              <w:rPr>
-                <w:rFonts w:ascii="Courier New" w:eastAsia="Times New Roman" w:hAnsi="Courier New" w:cs="Courier New"/>
-                <w:color w:val="000000"/>
-                <w:kern w:val="0"/>
-                <w14:ligatures w14:val="none"/>
-              </w:rPr>
-            </w:pPr>
-            <w:r>
-              <w:rPr>
-                <w:rFonts w:ascii="Courier New" w:eastAsia="Times New Roman" w:hAnsi="Courier New" w:cs="Courier New"/>
-                <w:color w:val="000000"/>
-                <w:kern w:val="0"/>
-                <w14:ligatures w14:val="none"/>
-              </w:rPr>
-              <w:t>Long curly hair</w:t>
+          </w:tcPr>
+          <w:p>
+            <w:pPr>
+              <w:rPr>
+                <w:rFonts w:ascii="Courier New" w:eastAsia="Times New Roman" w:hAnsi="Courier New" w:cs="Courier New"/>
+                <w:color w:val="000000"/>
+                <w:kern w:val="0"/>
+                <w14:ligatures w14:val="none"/>
+              </w:rPr>
+            </w:pPr>
+            <w:r>
+              <w:rPr>
+                <w:rFonts w:ascii="Courier New" w:eastAsia="Times New Roman" w:hAnsi="Courier New" w:cs="Courier New"/>
+                <w:color w:val="000000"/>
+                <w:kern w:val="0"/>
+                <w14:ligatures w14:val="none"/>
+              </w:rPr>
+              <w:t>Conch Shell</w:t>
             </w:r>
           </w:p>
         </w:tc>
@@ -11245,7 +11221,6 @@
             <w:tcW w:w="1890" w:type="dxa"/>
             <w:noWrap/>
             <w:vAlign w:val="center"/>
-            <w:hideMark/>
           </w:tcPr>
           <w:p>
             <w:pPr>
@@ -11278,31 +11253,30 @@
             <w:tcW w:w="3268" w:type="dxa"/>
             <w:noWrap/>
             <w:vAlign w:val="center"/>
-            <w:hideMark/>
-          </w:tcPr>
-          <w:p>
-            <w:pPr>
-              <w:jc w:val="center"/>
-              <w:cnfStyle w:val="000000100000" w:firstRow="0" w:lastRow="0" w:firstColumn="0" w:lastColumn="0" w:oddVBand="0" w:evenVBand="0" w:oddHBand="1" w:evenHBand="0" w:firstRowFirstColumn="0" w:firstRowLastColumn="0" w:lastRowFirstColumn="0" w:lastRowLastColumn="0"/>
-              <w:rPr>
-                <w:rFonts w:ascii="Courier New" w:eastAsia="Times New Roman" w:hAnsi="Courier New" w:cs="Courier New"/>
-                <w:b/>
-                <w:bCs/>
-                <w:color w:val="000000"/>
-                <w:kern w:val="0"/>
-                <w14:ligatures w14:val="none"/>
-              </w:rPr>
-            </w:pPr>
-            <w:r>
-              <w:rPr>
-                <w:rFonts w:ascii="Courier New" w:eastAsia="Times New Roman" w:hAnsi="Courier New" w:cs="Courier New"/>
-                <w:b/>
-                <w:bCs/>
-                <w:color w:val="000000"/>
-                <w:kern w:val="0"/>
-                <w14:ligatures w14:val="none"/>
-              </w:rPr>
-              <w:t>30</w:t>
+          </w:tcPr>
+          <w:p>
+            <w:pPr>
+              <w:jc w:val="center"/>
+              <w:cnfStyle w:val="000000100000" w:firstRow="0" w:lastRow="0" w:firstColumn="0" w:lastColumn="0" w:oddVBand="0" w:evenVBand="0" w:oddHBand="1" w:evenHBand="0" w:firstRowFirstColumn="0" w:firstRowLastColumn="0" w:lastRowFirstColumn="0" w:lastRowLastColumn="0"/>
+              <w:rPr>
+                <w:rFonts w:ascii="Courier New" w:eastAsia="Times New Roman" w:hAnsi="Courier New" w:cs="Courier New"/>
+                <w:b/>
+                <w:bCs/>
+                <w:color w:val="000000"/>
+                <w:kern w:val="0"/>
+                <w14:ligatures w14:val="none"/>
+              </w:rPr>
+            </w:pPr>
+            <w:r>
+              <w:rPr>
+                <w:rFonts w:ascii="Courier New" w:eastAsia="Times New Roman" w:hAnsi="Courier New" w:cs="Courier New"/>
+                <w:b/>
+                <w:bCs/>
+                <w:color w:val="000000"/>
+                <w:kern w:val="0"/>
+                <w14:ligatures w14:val="none"/>
+              </w:rPr>
+              <w:t>27</w:t>
             </w:r>
           </w:p>
         </w:tc>
@@ -11354,7 +11328,7 @@
                 <w:kern w:val="0"/>
                 <w14:ligatures w14:val="none"/>
               </w:rPr>
-              <w:t>Horns</w:t>
+              <w:t>Gong</w:t>
             </w:r>
           </w:p>
         </w:tc>
@@ -11418,7 +11392,7 @@
                 <w:kern w:val="0"/>
                 <w14:ligatures w14:val="none"/>
               </w:rPr>
-              <w:t>30</w:t>
+              <w:t>27</w:t>
             </w:r>
           </w:p>
         </w:tc>
@@ -11454,7 +11428,6 @@
             <w:tcW w:w="4405" w:type="dxa"/>
             <w:noWrap/>
             <w:vAlign w:val="center"/>
-            <w:hideMark/>
           </w:tcPr>
           <w:p>
             <w:pPr>
@@ -11473,7 +11446,16 @@
                 <w14:ligatures w14:val="none"/>
               </w:rPr>
               <w:lastRenderedPageBreak/>
-              <w:t>Silver Earrings</w:t>
+              <w:t>Pancha</w:t>
+            </w:r>
+            <w:r>
+              <w:rPr>
+                <w:rFonts w:ascii="Courier New" w:eastAsia="Times New Roman" w:hAnsi="Courier New" w:cs="Courier New"/>
+                <w:color w:val="000000"/>
+                <w:kern w:val="0"/>
+                <w14:ligatures w14:val="none"/>
+              </w:rPr>
+              <w:t xml:space="preserve"> and Shalya</w:t>
             </w:r>
           </w:p>
         </w:tc>
@@ -11482,31 +11464,30 @@
             <w:tcW w:w="1890" w:type="dxa"/>
             <w:noWrap/>
             <w:vAlign w:val="center"/>
-            <w:hideMark/>
-          </w:tcPr>
-          <w:p>
-            <w:pPr>
-              <w:jc w:val="center"/>
-              <w:cnfStyle w:val="000000100000" w:firstRow="0" w:lastRow="0" w:firstColumn="0" w:lastColumn="0" w:oddVBand="0" w:evenVBand="0" w:oddHBand="1" w:evenHBand="0" w:firstRowFirstColumn="0" w:firstRowLastColumn="0" w:lastRowFirstColumn="0" w:lastRowLastColumn="0"/>
-              <w:rPr>
-                <w:rFonts w:ascii="Courier New" w:eastAsia="Times New Roman" w:hAnsi="Courier New" w:cs="Courier New"/>
-                <w:b/>
-                <w:bCs/>
-                <w:color w:val="000000"/>
-                <w:kern w:val="0"/>
-                <w14:ligatures w14:val="none"/>
-              </w:rPr>
-            </w:pPr>
-            <w:r>
-              <w:rPr>
-                <w:rFonts w:ascii="Courier New" w:eastAsia="Times New Roman" w:hAnsi="Courier New" w:cs="Courier New"/>
-                <w:b/>
-                <w:bCs/>
-                <w:color w:val="000000"/>
-                <w:kern w:val="0"/>
-                <w14:ligatures w14:val="none"/>
-              </w:rPr>
-              <w:t>2</w:t>
+          </w:tcPr>
+          <w:p>
+            <w:pPr>
+              <w:jc w:val="center"/>
+              <w:cnfStyle w:val="000000100000" w:firstRow="0" w:lastRow="0" w:firstColumn="0" w:lastColumn="0" w:oddVBand="0" w:evenVBand="0" w:oddHBand="1" w:evenHBand="0" w:firstRowFirstColumn="0" w:firstRowLastColumn="0" w:lastRowFirstColumn="0" w:lastRowLastColumn="0"/>
+              <w:rPr>
+                <w:rFonts w:ascii="Courier New" w:eastAsia="Times New Roman" w:hAnsi="Courier New" w:cs="Courier New"/>
+                <w:b/>
+                <w:bCs/>
+                <w:color w:val="000000"/>
+                <w:kern w:val="0"/>
+                <w14:ligatures w14:val="none"/>
+              </w:rPr>
+            </w:pPr>
+            <w:r>
+              <w:rPr>
+                <w:rFonts w:ascii="Courier New" w:eastAsia="Times New Roman" w:hAnsi="Courier New" w:cs="Courier New"/>
+                <w:b/>
+                <w:bCs/>
+                <w:color w:val="000000"/>
+                <w:kern w:val="0"/>
+                <w14:ligatures w14:val="none"/>
+              </w:rPr>
+              <w:t>1</w:t>
             </w:r>
           </w:p>
         </w:tc>
@@ -11515,31 +11496,30 @@
             <w:tcW w:w="3268" w:type="dxa"/>
             <w:noWrap/>
             <w:vAlign w:val="center"/>
-            <w:hideMark/>
-          </w:tcPr>
-          <w:p>
-            <w:pPr>
-              <w:jc w:val="center"/>
-              <w:cnfStyle w:val="000000100000" w:firstRow="0" w:lastRow="0" w:firstColumn="0" w:lastColumn="0" w:oddVBand="0" w:evenVBand="0" w:oddHBand="1" w:evenHBand="0" w:firstRowFirstColumn="0" w:firstRowLastColumn="0" w:lastRowFirstColumn="0" w:lastRowLastColumn="0"/>
-              <w:rPr>
-                <w:rFonts w:ascii="Courier New" w:eastAsia="Times New Roman" w:hAnsi="Courier New" w:cs="Courier New"/>
-                <w:b/>
-                <w:bCs/>
-                <w:color w:val="000000"/>
-                <w:kern w:val="0"/>
-                <w14:ligatures w14:val="none"/>
-              </w:rPr>
-            </w:pPr>
-            <w:r>
-              <w:rPr>
-                <w:rFonts w:ascii="Courier New" w:eastAsia="Times New Roman" w:hAnsi="Courier New" w:cs="Courier New"/>
-                <w:b/>
-                <w:bCs/>
-                <w:color w:val="000000"/>
-                <w:kern w:val="0"/>
-                <w14:ligatures w14:val="none"/>
-              </w:rPr>
-              <w:t>30</w:t>
+          </w:tcPr>
+          <w:p>
+            <w:pPr>
+              <w:jc w:val="center"/>
+              <w:cnfStyle w:val="000000100000" w:firstRow="0" w:lastRow="0" w:firstColumn="0" w:lastColumn="0" w:oddVBand="0" w:evenVBand="0" w:oddHBand="1" w:evenHBand="0" w:firstRowFirstColumn="0" w:firstRowLastColumn="0" w:lastRowFirstColumn="0" w:lastRowLastColumn="0"/>
+              <w:rPr>
+                <w:rFonts w:ascii="Courier New" w:eastAsia="Times New Roman" w:hAnsi="Courier New" w:cs="Courier New"/>
+                <w:b/>
+                <w:bCs/>
+                <w:color w:val="000000"/>
+                <w:kern w:val="0"/>
+                <w14:ligatures w14:val="none"/>
+              </w:rPr>
+            </w:pPr>
+            <w:r>
+              <w:rPr>
+                <w:rFonts w:ascii="Courier New" w:eastAsia="Times New Roman" w:hAnsi="Courier New" w:cs="Courier New"/>
+                <w:b/>
+                <w:bCs/>
+                <w:color w:val="000000"/>
+                <w:kern w:val="0"/>
+                <w14:ligatures w14:val="none"/>
+              </w:rPr>
+              <w:t>28</w:t>
             </w:r>
           </w:p>
         </w:tc>
@@ -11574,25 +11554,24 @@
             <w:tcW w:w="4405" w:type="dxa"/>
             <w:noWrap/>
             <w:vAlign w:val="center"/>
-            <w:hideMark/>
-          </w:tcPr>
-          <w:p>
-            <w:pPr>
-              <w:rPr>
-                <w:rFonts w:ascii="Courier New" w:eastAsia="Times New Roman" w:hAnsi="Courier New" w:cs="Courier New"/>
-                <w:color w:val="000000"/>
-                <w:kern w:val="0"/>
-                <w14:ligatures w14:val="none"/>
-              </w:rPr>
-            </w:pPr>
-            <w:r>
-              <w:rPr>
-                <w:rFonts w:ascii="Courier New" w:eastAsia="Times New Roman" w:hAnsi="Courier New" w:cs="Courier New"/>
-                <w:color w:val="000000"/>
-                <w:kern w:val="0"/>
-                <w14:ligatures w14:val="none"/>
-              </w:rPr>
-              <w:t>Silver Nose Ring</w:t>
+          </w:tcPr>
+          <w:p>
+            <w:pPr>
+              <w:rPr>
+                <w:rFonts w:ascii="Courier New" w:eastAsia="Times New Roman" w:hAnsi="Courier New" w:cs="Courier New"/>
+                <w:color w:val="000000"/>
+                <w:kern w:val="0"/>
+                <w14:ligatures w14:val="none"/>
+              </w:rPr>
+            </w:pPr>
+            <w:r>
+              <w:rPr>
+                <w:rFonts w:ascii="Courier New" w:eastAsia="Times New Roman" w:hAnsi="Courier New" w:cs="Courier New"/>
+                <w:color w:val="000000"/>
+                <w:kern w:val="0"/>
+                <w14:ligatures w14:val="none"/>
+              </w:rPr>
+              <w:t>Black Sesame Seeds</w:t>
             </w:r>
           </w:p>
         </w:tc>
@@ -11601,7 +11580,6 @@
             <w:tcW w:w="1890" w:type="dxa"/>
             <w:noWrap/>
             <w:vAlign w:val="center"/>
-            <w:hideMark/>
           </w:tcPr>
           <w:p>
             <w:pPr>
@@ -11634,31 +11612,30 @@
             <w:tcW w:w="3268" w:type="dxa"/>
             <w:noWrap/>
             <w:vAlign w:val="center"/>
-            <w:hideMark/>
-          </w:tcPr>
-          <w:p>
-            <w:pPr>
-              <w:jc w:val="center"/>
-              <w:cnfStyle w:val="000000000000" w:firstRow="0" w:lastRow="0" w:firstColumn="0" w:lastColumn="0" w:oddVBand="0" w:evenVBand="0" w:oddHBand="0" w:evenHBand="0" w:firstRowFirstColumn="0" w:firstRowLastColumn="0" w:lastRowFirstColumn="0" w:lastRowLastColumn="0"/>
-              <w:rPr>
-                <w:rFonts w:ascii="Courier New" w:eastAsia="Times New Roman" w:hAnsi="Courier New" w:cs="Courier New"/>
-                <w:b/>
-                <w:bCs/>
-                <w:color w:val="000000"/>
-                <w:kern w:val="0"/>
-                <w14:ligatures w14:val="none"/>
-              </w:rPr>
-            </w:pPr>
-            <w:r>
-              <w:rPr>
-                <w:rFonts w:ascii="Courier New" w:eastAsia="Times New Roman" w:hAnsi="Courier New" w:cs="Courier New"/>
-                <w:b/>
-                <w:bCs/>
-                <w:color w:val="000000"/>
-                <w:kern w:val="0"/>
-                <w14:ligatures w14:val="none"/>
-              </w:rPr>
-              <w:t>30</w:t>
+          </w:tcPr>
+          <w:p>
+            <w:pPr>
+              <w:jc w:val="center"/>
+              <w:cnfStyle w:val="000000000000" w:firstRow="0" w:lastRow="0" w:firstColumn="0" w:lastColumn="0" w:oddVBand="0" w:evenVBand="0" w:oddHBand="0" w:evenHBand="0" w:firstRowFirstColumn="0" w:firstRowLastColumn="0" w:lastRowFirstColumn="0" w:lastRowLastColumn="0"/>
+              <w:rPr>
+                <w:rFonts w:ascii="Courier New" w:eastAsia="Times New Roman" w:hAnsi="Courier New" w:cs="Courier New"/>
+                <w:b/>
+                <w:bCs/>
+                <w:color w:val="000000"/>
+                <w:kern w:val="0"/>
+                <w14:ligatures w14:val="none"/>
+              </w:rPr>
+            </w:pPr>
+            <w:r>
+              <w:rPr>
+                <w:rFonts w:ascii="Courier New" w:eastAsia="Times New Roman" w:hAnsi="Courier New" w:cs="Courier New"/>
+                <w:b/>
+                <w:bCs/>
+                <w:color w:val="000000"/>
+                <w:kern w:val="0"/>
+                <w14:ligatures w14:val="none"/>
+              </w:rPr>
+              <w:t>28</w:t>
             </w:r>
           </w:p>
         </w:tc>
@@ -11712,7 +11689,7 @@
                 <w:kern w:val="0"/>
                 <w14:ligatures w14:val="none"/>
               </w:rPr>
-              <w:t>Silver Armbands</w:t>
+              <w:t>Pinda</w:t>
             </w:r>
           </w:p>
         </w:tc>
@@ -11745,7 +11722,7 @@
                 <w:kern w:val="0"/>
                 <w14:ligatures w14:val="none"/>
               </w:rPr>
-              <w:t>2</w:t>
+              <w:t>1</w:t>
             </w:r>
           </w:p>
         </w:tc>
@@ -11778,7 +11755,7 @@
                 <w:kern w:val="0"/>
                 <w14:ligatures w14:val="none"/>
               </w:rPr>
-              <w:t>30</w:t>
+              <w:t>28</w:t>
             </w:r>
           </w:p>
         </w:tc>
@@ -11813,25 +11790,24 @@
             <w:tcW w:w="4405" w:type="dxa"/>
             <w:noWrap/>
             <w:vAlign w:val="center"/>
-            <w:hideMark/>
-          </w:tcPr>
-          <w:p>
-            <w:pPr>
-              <w:rPr>
-                <w:rFonts w:ascii="Courier New" w:eastAsia="Times New Roman" w:hAnsi="Courier New" w:cs="Courier New"/>
-                <w:color w:val="000000"/>
-                <w:kern w:val="0"/>
-                <w14:ligatures w14:val="none"/>
-              </w:rPr>
-            </w:pPr>
-            <w:r>
-              <w:rPr>
-                <w:rFonts w:ascii="Courier New" w:eastAsia="Times New Roman" w:hAnsi="Courier New" w:cs="Courier New"/>
-                <w:color w:val="000000"/>
-                <w:kern w:val="0"/>
-                <w14:ligatures w14:val="none"/>
-              </w:rPr>
-              <w:t>Flower decorated photo of Adi</w:t>
+          </w:tcPr>
+          <w:p>
+            <w:pPr>
+              <w:rPr>
+                <w:rFonts w:ascii="Courier New" w:eastAsia="Times New Roman" w:hAnsi="Courier New" w:cs="Courier New"/>
+                <w:color w:val="000000"/>
+                <w:kern w:val="0"/>
+                <w14:ligatures w14:val="none"/>
+              </w:rPr>
+            </w:pPr>
+            <w:r>
+              <w:rPr>
+                <w:rFonts w:ascii="Courier New" w:eastAsia="Times New Roman" w:hAnsi="Courier New" w:cs="Courier New"/>
+                <w:color w:val="000000"/>
+                <w:kern w:val="0"/>
+                <w14:ligatures w14:val="none"/>
+              </w:rPr>
+              <w:t>Long Mirror</w:t>
             </w:r>
           </w:p>
         </w:tc>
@@ -11840,7 +11816,6 @@
             <w:tcW w:w="1890" w:type="dxa"/>
             <w:noWrap/>
             <w:vAlign w:val="center"/>
-            <w:hideMark/>
           </w:tcPr>
           <w:p>
             <w:pPr>
@@ -11873,31 +11848,30 @@
             <w:tcW w:w="3268" w:type="dxa"/>
             <w:noWrap/>
             <w:vAlign w:val="center"/>
-            <w:hideMark/>
-          </w:tcPr>
-          <w:p>
-            <w:pPr>
-              <w:jc w:val="center"/>
-              <w:cnfStyle w:val="000000000000" w:firstRow="0" w:lastRow="0" w:firstColumn="0" w:lastColumn="0" w:oddVBand="0" w:evenVBand="0" w:oddHBand="0" w:evenHBand="0" w:firstRowFirstColumn="0" w:firstRowLastColumn="0" w:lastRowFirstColumn="0" w:lastRowLastColumn="0"/>
-              <w:rPr>
-                <w:rFonts w:ascii="Courier New" w:eastAsia="Times New Roman" w:hAnsi="Courier New" w:cs="Courier New"/>
-                <w:b/>
-                <w:bCs/>
-                <w:color w:val="000000"/>
-                <w:kern w:val="0"/>
-                <w14:ligatures w14:val="none"/>
-              </w:rPr>
-            </w:pPr>
-            <w:r>
-              <w:rPr>
-                <w:rFonts w:ascii="Courier New" w:eastAsia="Times New Roman" w:hAnsi="Courier New" w:cs="Courier New"/>
-                <w:b/>
-                <w:bCs/>
-                <w:color w:val="000000"/>
-                <w:kern w:val="0"/>
-                <w14:ligatures w14:val="none"/>
-              </w:rPr>
-              <w:t>30</w:t>
+          </w:tcPr>
+          <w:p>
+            <w:pPr>
+              <w:jc w:val="center"/>
+              <w:cnfStyle w:val="000000000000" w:firstRow="0" w:lastRow="0" w:firstColumn="0" w:lastColumn="0" w:oddVBand="0" w:evenVBand="0" w:oddHBand="0" w:evenHBand="0" w:firstRowFirstColumn="0" w:firstRowLastColumn="0" w:lastRowFirstColumn="0" w:lastRowLastColumn="0"/>
+              <w:rPr>
+                <w:rFonts w:ascii="Courier New" w:eastAsia="Times New Roman" w:hAnsi="Courier New" w:cs="Courier New"/>
+                <w:b/>
+                <w:bCs/>
+                <w:color w:val="000000"/>
+                <w:kern w:val="0"/>
+                <w14:ligatures w14:val="none"/>
+              </w:rPr>
+            </w:pPr>
+            <w:r>
+              <w:rPr>
+                <w:rFonts w:ascii="Courier New" w:eastAsia="Times New Roman" w:hAnsi="Courier New" w:cs="Courier New"/>
+                <w:b/>
+                <w:bCs/>
+                <w:color w:val="000000"/>
+                <w:kern w:val="0"/>
+                <w14:ligatures w14:val="none"/>
+              </w:rPr>
+              <w:t>29</w:t>
             </w:r>
           </w:p>
         </w:tc>
@@ -11951,7 +11925,7 @@
                 <w:kern w:val="0"/>
                 <w14:ligatures w14:val="none"/>
               </w:rPr>
-              <w:t>Brass Lamp</w:t>
+              <w:t>Long curly hair</w:t>
             </w:r>
           </w:p>
         </w:tc>
@@ -12052,25 +12026,24 @@
             <w:tcW w:w="4405" w:type="dxa"/>
             <w:noWrap/>
             <w:vAlign w:val="center"/>
-            <w:hideMark/>
-          </w:tcPr>
-          <w:p>
-            <w:pPr>
-              <w:rPr>
-                <w:rFonts w:ascii="Courier New" w:eastAsia="Times New Roman" w:hAnsi="Courier New" w:cs="Courier New"/>
-                <w:color w:val="000000"/>
-                <w:kern w:val="0"/>
-                <w14:ligatures w14:val="none"/>
-              </w:rPr>
-            </w:pPr>
-            <w:r>
-              <w:rPr>
-                <w:rFonts w:ascii="Courier New" w:eastAsia="Times New Roman" w:hAnsi="Courier New" w:cs="Courier New"/>
-                <w:color w:val="000000"/>
-                <w:kern w:val="0"/>
-                <w14:ligatures w14:val="none"/>
-              </w:rPr>
-              <w:t>Thick Metallic Chain</w:t>
+          </w:tcPr>
+          <w:p>
+            <w:pPr>
+              <w:rPr>
+                <w:rFonts w:ascii="Courier New" w:eastAsia="Times New Roman" w:hAnsi="Courier New" w:cs="Courier New"/>
+                <w:color w:val="000000"/>
+                <w:kern w:val="0"/>
+                <w14:ligatures w14:val="none"/>
+              </w:rPr>
+            </w:pPr>
+            <w:r>
+              <w:rPr>
+                <w:rFonts w:ascii="Courier New" w:eastAsia="Times New Roman" w:hAnsi="Courier New" w:cs="Courier New"/>
+                <w:color w:val="000000"/>
+                <w:kern w:val="0"/>
+                <w14:ligatures w14:val="none"/>
+              </w:rPr>
+              <w:t>Horns</w:t>
             </w:r>
           </w:p>
         </w:tc>
@@ -12079,7 +12052,6 @@
             <w:tcW w:w="1890" w:type="dxa"/>
             <w:noWrap/>
             <w:vAlign w:val="center"/>
-            <w:hideMark/>
           </w:tcPr>
           <w:p>
             <w:pPr>
@@ -12112,31 +12084,30 @@
             <w:tcW w:w="3268" w:type="dxa"/>
             <w:noWrap/>
             <w:vAlign w:val="center"/>
-            <w:hideMark/>
-          </w:tcPr>
-          <w:p>
-            <w:pPr>
-              <w:jc w:val="center"/>
-              <w:cnfStyle w:val="000000000000" w:firstRow="0" w:lastRow="0" w:firstColumn="0" w:lastColumn="0" w:oddVBand="0" w:evenVBand="0" w:oddHBand="0" w:evenHBand="0" w:firstRowFirstColumn="0" w:firstRowLastColumn="0" w:lastRowFirstColumn="0" w:lastRowLastColumn="0"/>
-              <w:rPr>
-                <w:rFonts w:ascii="Courier New" w:eastAsia="Times New Roman" w:hAnsi="Courier New" w:cs="Courier New"/>
-                <w:b/>
-                <w:bCs/>
-                <w:color w:val="000000"/>
-                <w:kern w:val="0"/>
-                <w14:ligatures w14:val="none"/>
-              </w:rPr>
-            </w:pPr>
-            <w:r>
-              <w:rPr>
-                <w:rFonts w:ascii="Courier New" w:eastAsia="Times New Roman" w:hAnsi="Courier New" w:cs="Courier New"/>
-                <w:b/>
-                <w:bCs/>
-                <w:color w:val="000000"/>
-                <w:kern w:val="0"/>
-                <w14:ligatures w14:val="none"/>
-              </w:rPr>
-              <w:t>28</w:t>
+          </w:tcPr>
+          <w:p>
+            <w:pPr>
+              <w:jc w:val="center"/>
+              <w:cnfStyle w:val="000000000000" w:firstRow="0" w:lastRow="0" w:firstColumn="0" w:lastColumn="0" w:oddVBand="0" w:evenVBand="0" w:oddHBand="0" w:evenHBand="0" w:firstRowFirstColumn="0" w:firstRowLastColumn="0" w:lastRowFirstColumn="0" w:lastRowLastColumn="0"/>
+              <w:rPr>
+                <w:rFonts w:ascii="Courier New" w:eastAsia="Times New Roman" w:hAnsi="Courier New" w:cs="Courier New"/>
+                <w:b/>
+                <w:bCs/>
+                <w:color w:val="000000"/>
+                <w:kern w:val="0"/>
+                <w14:ligatures w14:val="none"/>
+              </w:rPr>
+            </w:pPr>
+            <w:r>
+              <w:rPr>
+                <w:rFonts w:ascii="Courier New" w:eastAsia="Times New Roman" w:hAnsi="Courier New" w:cs="Courier New"/>
+                <w:b/>
+                <w:bCs/>
+                <w:color w:val="000000"/>
+                <w:kern w:val="0"/>
+                <w14:ligatures w14:val="none"/>
+              </w:rPr>
+              <w:t>30</w:t>
             </w:r>
           </w:p>
         </w:tc>
@@ -12190,7 +12161,7 @@
                 <w:kern w:val="0"/>
                 <w14:ligatures w14:val="none"/>
               </w:rPr>
-              <w:t>-----------------------------</w:t>
+              <w:t>Silver Earrings</w:t>
             </w:r>
           </w:p>
         </w:tc>
@@ -12223,7 +12194,7 @@
                 <w:kern w:val="0"/>
                 <w14:ligatures w14:val="none"/>
               </w:rPr>
-              <w:t>-----------</w:t>
+              <w:t>2</w:t>
             </w:r>
           </w:p>
         </w:tc>
@@ -12239,25 +12210,24 @@
               <w:jc w:val="center"/>
               <w:cnfStyle w:val="000000100000" w:firstRow="0" w:lastRow="0" w:firstColumn="0" w:lastColumn="0" w:oddVBand="0" w:evenVBand="0" w:oddHBand="1" w:evenHBand="0" w:firstRowFirstColumn="0" w:firstRowLastColumn="0" w:lastRowFirstColumn="0" w:lastRowLastColumn="0"/>
               <w:rPr>
-                <w:rFonts w:ascii="Times New Roman" w:eastAsia="Times New Roman" w:hAnsi="Times New Roman" w:cs="Times New Roman"/>
-                <w:b/>
-                <w:bCs/>
-                <w:kern w:val="0"/>
-                <w:sz w:val="20"/>
-                <w:szCs w:val="20"/>
-                <w14:ligatures w14:val="none"/>
-              </w:rPr>
-            </w:pPr>
-            <w:r>
-              <w:rPr>
-                <w:rFonts w:ascii="Courier New" w:eastAsia="Times New Roman" w:hAnsi="Courier New" w:cs="Courier New"/>
-                <w:b/>
-                <w:bCs/>
-                <w:color w:val="000000"/>
-                <w:kern w:val="0"/>
-                <w14:ligatures w14:val="none"/>
-              </w:rPr>
-              <w:t>---------------------</w:t>
+                <w:rFonts w:ascii="Courier New" w:eastAsia="Times New Roman" w:hAnsi="Courier New" w:cs="Courier New"/>
+                <w:b/>
+                <w:bCs/>
+                <w:color w:val="000000"/>
+                <w:kern w:val="0"/>
+                <w14:ligatures w14:val="none"/>
+              </w:rPr>
+            </w:pPr>
+            <w:r>
+              <w:rPr>
+                <w:rFonts w:ascii="Courier New" w:eastAsia="Times New Roman" w:hAnsi="Courier New" w:cs="Courier New"/>
+                <w:b/>
+                <w:bCs/>
+                <w:color w:val="000000"/>
+                <w:kern w:val="0"/>
+                <w14:ligatures w14:val="none"/>
+              </w:rPr>
+              <w:t>30</w:t>
             </w:r>
           </w:p>
         </w:tc>
@@ -12270,26 +12240,14 @@
             <w:pPr>
               <w:cnfStyle w:val="000000100000" w:firstRow="0" w:lastRow="0" w:firstColumn="0" w:lastColumn="0" w:oddVBand="0" w:evenVBand="0" w:oddHBand="1" w:evenHBand="0" w:firstRowFirstColumn="0" w:firstRowLastColumn="0" w:lastRowFirstColumn="0" w:lastRowLastColumn="0"/>
               <w:rPr>
-                <w:rFonts w:ascii="Times New Roman" w:eastAsia="Times New Roman" w:hAnsi="Times New Roman" w:cs="Times New Roman"/>
-                <w:b/>
-                <w:bCs/>
-                <w:kern w:val="0"/>
-                <w:sz w:val="20"/>
-                <w:szCs w:val="20"/>
-                <w14:ligatures w14:val="none"/>
-              </w:rPr>
-            </w:pPr>
-            <w:r>
-              <w:rPr>
-                <w:rFonts w:ascii="Courier New" w:eastAsia="Times New Roman" w:hAnsi="Courier New" w:cs="Courier New"/>
-                <w:b/>
-                <w:bCs/>
-                <w:color w:val="000000"/>
-                <w:kern w:val="0"/>
-                <w14:ligatures w14:val="none"/>
-              </w:rPr>
-              <w:t>-----------</w:t>
-            </w:r>
+                <w:rFonts w:ascii="Courier New" w:eastAsia="Times New Roman" w:hAnsi="Courier New" w:cs="Courier New"/>
+                <w:b/>
+                <w:bCs/>
+                <w:color w:val="000000"/>
+                <w:kern w:val="0"/>
+                <w14:ligatures w14:val="none"/>
+              </w:rPr>
+            </w:pPr>
           </w:p>
         </w:tc>
       </w:tr>
@@ -12322,7 +12280,7 @@
                 <w:kern w:val="0"/>
                 <w14:ligatures w14:val="none"/>
               </w:rPr>
-              <w:t>Crib with Cot Mobile</w:t>
+              <w:t>Silver Nose Ring</w:t>
             </w:r>
           </w:p>
         </w:tc>
@@ -12346,6 +12304,17 @@
                 <w14:ligatures w14:val="none"/>
               </w:rPr>
             </w:pPr>
+            <w:r>
+              <w:rPr>
+                <w:rFonts w:ascii="Courier New" w:eastAsia="Times New Roman" w:hAnsi="Courier New" w:cs="Courier New"/>
+                <w:b/>
+                <w:bCs/>
+                <w:color w:val="000000"/>
+                <w:kern w:val="0"/>
+                <w14:ligatures w14:val="none"/>
+              </w:rPr>
+              <w:t>1</w:t>
+            </w:r>
           </w:p>
         </w:tc>
         <w:tc>
@@ -12360,25 +12329,24 @@
               <w:jc w:val="center"/>
               <w:cnfStyle w:val="000000000000" w:firstRow="0" w:lastRow="0" w:firstColumn="0" w:lastColumn="0" w:oddVBand="0" w:evenVBand="0" w:oddHBand="0" w:evenHBand="0" w:firstRowFirstColumn="0" w:firstRowLastColumn="0" w:lastRowFirstColumn="0" w:lastRowLastColumn="0"/>
               <w:rPr>
-                <w:rFonts w:ascii="Times New Roman" w:eastAsia="Times New Roman" w:hAnsi="Times New Roman" w:cs="Times New Roman"/>
-                <w:b/>
-                <w:bCs/>
-                <w:kern w:val="0"/>
-                <w:sz w:val="20"/>
-                <w:szCs w:val="20"/>
-                <w14:ligatures w14:val="none"/>
-              </w:rPr>
-            </w:pPr>
-            <w:r>
-              <w:rPr>
-                <w:rFonts w:ascii="Courier New" w:eastAsia="Times New Roman" w:hAnsi="Courier New" w:cs="Courier New"/>
-                <w:b/>
-                <w:bCs/>
-                <w:color w:val="000000"/>
-                <w:kern w:val="0"/>
-                <w14:ligatures w14:val="none"/>
-              </w:rPr>
-              <w:t>29</w:t>
+                <w:rFonts w:ascii="Courier New" w:eastAsia="Times New Roman" w:hAnsi="Courier New" w:cs="Courier New"/>
+                <w:b/>
+                <w:bCs/>
+                <w:color w:val="000000"/>
+                <w:kern w:val="0"/>
+                <w14:ligatures w14:val="none"/>
+              </w:rPr>
+            </w:pPr>
+            <w:r>
+              <w:rPr>
+                <w:rFonts w:ascii="Courier New" w:eastAsia="Times New Roman" w:hAnsi="Courier New" w:cs="Courier New"/>
+                <w:b/>
+                <w:bCs/>
+                <w:color w:val="000000"/>
+                <w:kern w:val="0"/>
+                <w14:ligatures w14:val="none"/>
+              </w:rPr>
+              <w:t>30</w:t>
             </w:r>
           </w:p>
         </w:tc>
@@ -12391,12 +12359,11 @@
             <w:pPr>
               <w:cnfStyle w:val="000000000000" w:firstRow="0" w:lastRow="0" w:firstColumn="0" w:lastColumn="0" w:oddVBand="0" w:evenVBand="0" w:oddHBand="0" w:evenHBand="0" w:firstRowFirstColumn="0" w:firstRowLastColumn="0" w:lastRowFirstColumn="0" w:lastRowLastColumn="0"/>
               <w:rPr>
-                <w:rFonts w:ascii="Times New Roman" w:eastAsia="Times New Roman" w:hAnsi="Times New Roman" w:cs="Times New Roman"/>
-                <w:b/>
-                <w:bCs/>
-                <w:kern w:val="0"/>
-                <w:sz w:val="20"/>
-                <w:szCs w:val="20"/>
+                <w:rFonts w:ascii="Courier New" w:eastAsia="Times New Roman" w:hAnsi="Courier New" w:cs="Courier New"/>
+                <w:b/>
+                <w:bCs/>
+                <w:color w:val="000000"/>
+                <w:kern w:val="0"/>
                 <w14:ligatures w14:val="none"/>
               </w:rPr>
             </w:pPr>
@@ -12433,7 +12400,7 @@
                 <w:kern w:val="0"/>
                 <w14:ligatures w14:val="none"/>
               </w:rPr>
-              <w:t>Cycle</w:t>
+              <w:t>Silver Armbands</w:t>
             </w:r>
           </w:p>
         </w:tc>
@@ -12457,6 +12424,17 @@
                 <w14:ligatures w14:val="none"/>
               </w:rPr>
             </w:pPr>
+            <w:r>
+              <w:rPr>
+                <w:rFonts w:ascii="Courier New" w:eastAsia="Times New Roman" w:hAnsi="Courier New" w:cs="Courier New"/>
+                <w:b/>
+                <w:bCs/>
+                <w:color w:val="000000"/>
+                <w:kern w:val="0"/>
+                <w14:ligatures w14:val="none"/>
+              </w:rPr>
+              <w:t>2</w:t>
+            </w:r>
           </w:p>
         </w:tc>
         <w:tc>
@@ -12471,25 +12449,24 @@
               <w:jc w:val="center"/>
               <w:cnfStyle w:val="000000100000" w:firstRow="0" w:lastRow="0" w:firstColumn="0" w:lastColumn="0" w:oddVBand="0" w:evenVBand="0" w:oddHBand="1" w:evenHBand="0" w:firstRowFirstColumn="0" w:firstRowLastColumn="0" w:lastRowFirstColumn="0" w:lastRowLastColumn="0"/>
               <w:rPr>
-                <w:rFonts w:ascii="Times New Roman" w:eastAsia="Times New Roman" w:hAnsi="Times New Roman" w:cs="Times New Roman"/>
-                <w:b/>
-                <w:bCs/>
-                <w:kern w:val="0"/>
-                <w:sz w:val="20"/>
-                <w:szCs w:val="20"/>
-                <w14:ligatures w14:val="none"/>
-              </w:rPr>
-            </w:pPr>
-            <w:r>
-              <w:rPr>
-                <w:rFonts w:ascii="Courier New" w:eastAsia="Times New Roman" w:hAnsi="Courier New" w:cs="Courier New"/>
-                <w:b/>
-                <w:bCs/>
-                <w:color w:val="000000"/>
-                <w:kern w:val="0"/>
-                <w14:ligatures w14:val="none"/>
-              </w:rPr>
-              <w:t>29</w:t>
+                <w:rFonts w:ascii="Courier New" w:eastAsia="Times New Roman" w:hAnsi="Courier New" w:cs="Courier New"/>
+                <w:b/>
+                <w:bCs/>
+                <w:color w:val="000000"/>
+                <w:kern w:val="0"/>
+                <w14:ligatures w14:val="none"/>
+              </w:rPr>
+            </w:pPr>
+            <w:r>
+              <w:rPr>
+                <w:rFonts w:ascii="Courier New" w:eastAsia="Times New Roman" w:hAnsi="Courier New" w:cs="Courier New"/>
+                <w:b/>
+                <w:bCs/>
+                <w:color w:val="000000"/>
+                <w:kern w:val="0"/>
+                <w14:ligatures w14:val="none"/>
+              </w:rPr>
+              <w:t>30</w:t>
             </w:r>
           </w:p>
         </w:tc>
@@ -12502,12 +12479,11 @@
             <w:pPr>
               <w:cnfStyle w:val="000000100000" w:firstRow="0" w:lastRow="0" w:firstColumn="0" w:lastColumn="0" w:oddVBand="0" w:evenVBand="0" w:oddHBand="1" w:evenHBand="0" w:firstRowFirstColumn="0" w:firstRowLastColumn="0" w:lastRowFirstColumn="0" w:lastRowLastColumn="0"/>
               <w:rPr>
-                <w:rFonts w:ascii="Times New Roman" w:eastAsia="Times New Roman" w:hAnsi="Times New Roman" w:cs="Times New Roman"/>
-                <w:b/>
-                <w:bCs/>
-                <w:kern w:val="0"/>
-                <w:sz w:val="20"/>
-                <w:szCs w:val="20"/>
+                <w:rFonts w:ascii="Courier New" w:eastAsia="Times New Roman" w:hAnsi="Courier New" w:cs="Courier New"/>
+                <w:b/>
+                <w:bCs/>
+                <w:color w:val="000000"/>
+                <w:kern w:val="0"/>
                 <w14:ligatures w14:val="none"/>
               </w:rPr>
             </w:pPr>
@@ -12543,7 +12519,7 @@
                 <w:kern w:val="0"/>
                 <w14:ligatures w14:val="none"/>
               </w:rPr>
-              <w:t>Ointment/ Band-aid</w:t>
+              <w:t>Flower decorated photo of Adi</w:t>
             </w:r>
           </w:p>
         </w:tc>
@@ -12567,6 +12543,17 @@
                 <w14:ligatures w14:val="none"/>
               </w:rPr>
             </w:pPr>
+            <w:r>
+              <w:rPr>
+                <w:rFonts w:ascii="Courier New" w:eastAsia="Times New Roman" w:hAnsi="Courier New" w:cs="Courier New"/>
+                <w:b/>
+                <w:bCs/>
+                <w:color w:val="000000"/>
+                <w:kern w:val="0"/>
+                <w14:ligatures w14:val="none"/>
+              </w:rPr>
+              <w:t>1</w:t>
+            </w:r>
           </w:p>
         </w:tc>
         <w:tc>
@@ -12581,25 +12568,24 @@
               <w:jc w:val="center"/>
               <w:cnfStyle w:val="000000000000" w:firstRow="0" w:lastRow="0" w:firstColumn="0" w:lastColumn="0" w:oddVBand="0" w:evenVBand="0" w:oddHBand="0" w:evenHBand="0" w:firstRowFirstColumn="0" w:firstRowLastColumn="0" w:lastRowFirstColumn="0" w:lastRowLastColumn="0"/>
               <w:rPr>
-                <w:rFonts w:ascii="Times New Roman" w:eastAsia="Times New Roman" w:hAnsi="Times New Roman" w:cs="Times New Roman"/>
-                <w:b/>
-                <w:bCs/>
-                <w:kern w:val="0"/>
-                <w:sz w:val="20"/>
-                <w:szCs w:val="20"/>
-                <w14:ligatures w14:val="none"/>
-              </w:rPr>
-            </w:pPr>
-            <w:r>
-              <w:rPr>
-                <w:rFonts w:ascii="Courier New" w:eastAsia="Times New Roman" w:hAnsi="Courier New" w:cs="Courier New"/>
-                <w:b/>
-                <w:bCs/>
-                <w:color w:val="000000"/>
-                <w:kern w:val="0"/>
-                <w14:ligatures w14:val="none"/>
-              </w:rPr>
-              <w:t>29</w:t>
+                <w:rFonts w:ascii="Courier New" w:eastAsia="Times New Roman" w:hAnsi="Courier New" w:cs="Courier New"/>
+                <w:b/>
+                <w:bCs/>
+                <w:color w:val="000000"/>
+                <w:kern w:val="0"/>
+                <w14:ligatures w14:val="none"/>
+              </w:rPr>
+            </w:pPr>
+            <w:r>
+              <w:rPr>
+                <w:rFonts w:ascii="Courier New" w:eastAsia="Times New Roman" w:hAnsi="Courier New" w:cs="Courier New"/>
+                <w:b/>
+                <w:bCs/>
+                <w:color w:val="000000"/>
+                <w:kern w:val="0"/>
+                <w14:ligatures w14:val="none"/>
+              </w:rPr>
+              <w:t>30</w:t>
             </w:r>
           </w:p>
         </w:tc>
@@ -12612,12 +12598,11 @@
             <w:pPr>
               <w:cnfStyle w:val="000000000000" w:firstRow="0" w:lastRow="0" w:firstColumn="0" w:lastColumn="0" w:oddVBand="0" w:evenVBand="0" w:oddHBand="0" w:evenHBand="0" w:firstRowFirstColumn="0" w:firstRowLastColumn="0" w:lastRowFirstColumn="0" w:lastRowLastColumn="0"/>
               <w:rPr>
-                <w:rFonts w:ascii="Times New Roman" w:eastAsia="Times New Roman" w:hAnsi="Times New Roman" w:cs="Times New Roman"/>
-                <w:b/>
-                <w:bCs/>
-                <w:kern w:val="0"/>
-                <w:sz w:val="20"/>
-                <w:szCs w:val="20"/>
+                <w:rFonts w:ascii="Courier New" w:eastAsia="Times New Roman" w:hAnsi="Courier New" w:cs="Courier New"/>
+                <w:b/>
+                <w:bCs/>
+                <w:color w:val="000000"/>
+                <w:kern w:val="0"/>
                 <w14:ligatures w14:val="none"/>
               </w:rPr>
             </w:pPr>
@@ -12636,24 +12621,25 @@
             <w:tcW w:w="4405" w:type="dxa"/>
             <w:noWrap/>
             <w:vAlign w:val="center"/>
-          </w:tcPr>
-          <w:p>
-            <w:pPr>
-              <w:rPr>
-                <w:rFonts w:ascii="Courier New" w:eastAsia="Times New Roman" w:hAnsi="Courier New" w:cs="Courier New"/>
-                <w:color w:val="000000"/>
-                <w:kern w:val="0"/>
-                <w14:ligatures w14:val="none"/>
-              </w:rPr>
-            </w:pPr>
-            <w:r>
-              <w:rPr>
-                <w:rFonts w:ascii="Courier New" w:eastAsia="Times New Roman" w:hAnsi="Courier New" w:cs="Courier New"/>
-                <w:color w:val="000000"/>
-                <w:kern w:val="0"/>
-                <w14:ligatures w14:val="none"/>
-              </w:rPr>
-              <w:t>Puppy</w:t>
+            <w:hideMark/>
+          </w:tcPr>
+          <w:p>
+            <w:pPr>
+              <w:rPr>
+                <w:rFonts w:ascii="Courier New" w:eastAsia="Times New Roman" w:hAnsi="Courier New" w:cs="Courier New"/>
+                <w:color w:val="000000"/>
+                <w:kern w:val="0"/>
+                <w14:ligatures w14:val="none"/>
+              </w:rPr>
+            </w:pPr>
+            <w:r>
+              <w:rPr>
+                <w:rFonts w:ascii="Courier New" w:eastAsia="Times New Roman" w:hAnsi="Courier New" w:cs="Courier New"/>
+                <w:color w:val="000000"/>
+                <w:kern w:val="0"/>
+                <w14:ligatures w14:val="none"/>
+              </w:rPr>
+              <w:t>Brass Lamp</w:t>
             </w:r>
           </w:p>
         </w:tc>
@@ -12662,20 +12648,32 @@
             <w:tcW w:w="1890" w:type="dxa"/>
             <w:noWrap/>
             <w:vAlign w:val="center"/>
-          </w:tcPr>
-          <w:p>
-            <w:pPr>
-              <w:jc w:val="center"/>
-              <w:cnfStyle w:val="000000100000" w:firstRow="0" w:lastRow="0" w:firstColumn="0" w:lastColumn="0" w:oddVBand="0" w:evenVBand="0" w:oddHBand="1" w:evenHBand="0" w:firstRowFirstColumn="0" w:firstRowLastColumn="0" w:lastRowFirstColumn="0" w:lastRowLastColumn="0"/>
-              <w:rPr>
-                <w:rFonts w:ascii="Courier New" w:eastAsia="Times New Roman" w:hAnsi="Courier New" w:cs="Courier New"/>
-                <w:b/>
-                <w:bCs/>
-                <w:color w:val="000000"/>
-                <w:kern w:val="0"/>
-                <w14:ligatures w14:val="none"/>
-              </w:rPr>
-            </w:pPr>
+            <w:hideMark/>
+          </w:tcPr>
+          <w:p>
+            <w:pPr>
+              <w:jc w:val="center"/>
+              <w:cnfStyle w:val="000000100000" w:firstRow="0" w:lastRow="0" w:firstColumn="0" w:lastColumn="0" w:oddVBand="0" w:evenVBand="0" w:oddHBand="1" w:evenHBand="0" w:firstRowFirstColumn="0" w:firstRowLastColumn="0" w:lastRowFirstColumn="0" w:lastRowLastColumn="0"/>
+              <w:rPr>
+                <w:rFonts w:ascii="Courier New" w:eastAsia="Times New Roman" w:hAnsi="Courier New" w:cs="Courier New"/>
+                <w:b/>
+                <w:bCs/>
+                <w:color w:val="000000"/>
+                <w:kern w:val="0"/>
+                <w14:ligatures w14:val="none"/>
+              </w:rPr>
+            </w:pPr>
+            <w:r>
+              <w:rPr>
+                <w:rFonts w:ascii="Courier New" w:eastAsia="Times New Roman" w:hAnsi="Courier New" w:cs="Courier New"/>
+                <w:b/>
+                <w:bCs/>
+                <w:color w:val="000000"/>
+                <w:kern w:val="0"/>
+                <w14:ligatures w14:val="none"/>
+              </w:rPr>
+              <w:t>1</w:t>
+            </w:r>
           </w:p>
         </w:tc>
         <w:tc>
@@ -12683,30 +12681,31 @@
             <w:tcW w:w="3268" w:type="dxa"/>
             <w:noWrap/>
             <w:vAlign w:val="center"/>
-          </w:tcPr>
-          <w:p>
-            <w:pPr>
-              <w:jc w:val="center"/>
-              <w:cnfStyle w:val="000000100000" w:firstRow="0" w:lastRow="0" w:firstColumn="0" w:lastColumn="0" w:oddVBand="0" w:evenVBand="0" w:oddHBand="1" w:evenHBand="0" w:firstRowFirstColumn="0" w:firstRowLastColumn="0" w:lastRowFirstColumn="0" w:lastRowLastColumn="0"/>
-              <w:rPr>
-                <w:rFonts w:ascii="Courier New" w:eastAsia="Times New Roman" w:hAnsi="Courier New" w:cs="Courier New"/>
-                <w:b/>
-                <w:bCs/>
-                <w:color w:val="000000"/>
-                <w:kern w:val="0"/>
-                <w14:ligatures w14:val="none"/>
-              </w:rPr>
-            </w:pPr>
-            <w:r>
-              <w:rPr>
-                <w:rFonts w:ascii="Courier New" w:eastAsia="Times New Roman" w:hAnsi="Courier New" w:cs="Courier New"/>
-                <w:b/>
-                <w:bCs/>
-                <w:color w:val="000000"/>
-                <w:kern w:val="0"/>
-                <w14:ligatures w14:val="none"/>
-              </w:rPr>
-              <w:t>29</w:t>
+            <w:hideMark/>
+          </w:tcPr>
+          <w:p>
+            <w:pPr>
+              <w:jc w:val="center"/>
+              <w:cnfStyle w:val="000000100000" w:firstRow="0" w:lastRow="0" w:firstColumn="0" w:lastColumn="0" w:oddVBand="0" w:evenVBand="0" w:oddHBand="1" w:evenHBand="0" w:firstRowFirstColumn="0" w:firstRowLastColumn="0" w:lastRowFirstColumn="0" w:lastRowLastColumn="0"/>
+              <w:rPr>
+                <w:rFonts w:ascii="Courier New" w:eastAsia="Times New Roman" w:hAnsi="Courier New" w:cs="Courier New"/>
+                <w:b/>
+                <w:bCs/>
+                <w:color w:val="000000"/>
+                <w:kern w:val="0"/>
+                <w14:ligatures w14:val="none"/>
+              </w:rPr>
+            </w:pPr>
+            <w:r>
+              <w:rPr>
+                <w:rFonts w:ascii="Courier New" w:eastAsia="Times New Roman" w:hAnsi="Courier New" w:cs="Courier New"/>
+                <w:b/>
+                <w:bCs/>
+                <w:color w:val="000000"/>
+                <w:kern w:val="0"/>
+                <w14:ligatures w14:val="none"/>
+              </w:rPr>
+              <w:t>30</w:t>
             </w:r>
           </w:p>
         </w:tc>
@@ -12719,12 +12718,11 @@
             <w:pPr>
               <w:cnfStyle w:val="000000100000" w:firstRow="0" w:lastRow="0" w:firstColumn="0" w:lastColumn="0" w:oddVBand="0" w:evenVBand="0" w:oddHBand="1" w:evenHBand="0" w:firstRowFirstColumn="0" w:firstRowLastColumn="0" w:lastRowFirstColumn="0" w:lastRowLastColumn="0"/>
               <w:rPr>
-                <w:rFonts w:ascii="Times New Roman" w:eastAsia="Times New Roman" w:hAnsi="Times New Roman" w:cs="Times New Roman"/>
-                <w:b/>
-                <w:bCs/>
-                <w:kern w:val="0"/>
-                <w:sz w:val="20"/>
-                <w:szCs w:val="20"/>
+                <w:rFonts w:ascii="Courier New" w:eastAsia="Times New Roman" w:hAnsi="Courier New" w:cs="Courier New"/>
+                <w:b/>
+                <w:bCs/>
+                <w:color w:val="000000"/>
+                <w:kern w:val="0"/>
                 <w14:ligatures w14:val="none"/>
               </w:rPr>
             </w:pPr>
@@ -12760,7 +12758,7 @@
                 <w:kern w:val="0"/>
                 <w14:ligatures w14:val="none"/>
               </w:rPr>
-              <w:t>Marigold</w:t>
+              <w:t>Thick Metallic Chain</w:t>
             </w:r>
           </w:p>
         </w:tc>
@@ -12784,6 +12782,17 @@
                 <w14:ligatures w14:val="none"/>
               </w:rPr>
             </w:pPr>
+            <w:r>
+              <w:rPr>
+                <w:rFonts w:ascii="Courier New" w:eastAsia="Times New Roman" w:hAnsi="Courier New" w:cs="Courier New"/>
+                <w:b/>
+                <w:bCs/>
+                <w:color w:val="000000"/>
+                <w:kern w:val="0"/>
+                <w14:ligatures w14:val="none"/>
+              </w:rPr>
+              <w:t>1</w:t>
+            </w:r>
           </w:p>
         </w:tc>
         <w:tc>
@@ -12798,25 +12807,24 @@
               <w:jc w:val="center"/>
               <w:cnfStyle w:val="000000000000" w:firstRow="0" w:lastRow="0" w:firstColumn="0" w:lastColumn="0" w:oddVBand="0" w:evenVBand="0" w:oddHBand="0" w:evenHBand="0" w:firstRowFirstColumn="0" w:firstRowLastColumn="0" w:lastRowFirstColumn="0" w:lastRowLastColumn="0"/>
               <w:rPr>
-                <w:rFonts w:ascii="Times New Roman" w:eastAsia="Times New Roman" w:hAnsi="Times New Roman" w:cs="Times New Roman"/>
-                <w:b/>
-                <w:bCs/>
-                <w:kern w:val="0"/>
-                <w:sz w:val="20"/>
-                <w:szCs w:val="20"/>
-                <w14:ligatures w14:val="none"/>
-              </w:rPr>
-            </w:pPr>
-            <w:r>
-              <w:rPr>
-                <w:rFonts w:ascii="Courier New" w:eastAsia="Times New Roman" w:hAnsi="Courier New" w:cs="Courier New"/>
-                <w:b/>
-                <w:bCs/>
-                <w:color w:val="000000"/>
-                <w:kern w:val="0"/>
-                <w14:ligatures w14:val="none"/>
-              </w:rPr>
-              <w:t>29</w:t>
+                <w:rFonts w:ascii="Courier New" w:eastAsia="Times New Roman" w:hAnsi="Courier New" w:cs="Courier New"/>
+                <w:b/>
+                <w:bCs/>
+                <w:color w:val="000000"/>
+                <w:kern w:val="0"/>
+                <w14:ligatures w14:val="none"/>
+              </w:rPr>
+            </w:pPr>
+            <w:r>
+              <w:rPr>
+                <w:rFonts w:ascii="Courier New" w:eastAsia="Times New Roman" w:hAnsi="Courier New" w:cs="Courier New"/>
+                <w:b/>
+                <w:bCs/>
+                <w:color w:val="000000"/>
+                <w:kern w:val="0"/>
+                <w14:ligatures w14:val="none"/>
+              </w:rPr>
+              <w:t>30</w:t>
             </w:r>
           </w:p>
         </w:tc>
@@ -12829,12 +12837,11 @@
             <w:pPr>
               <w:cnfStyle w:val="000000000000" w:firstRow="0" w:lastRow="0" w:firstColumn="0" w:lastColumn="0" w:oddVBand="0" w:evenVBand="0" w:oddHBand="0" w:evenHBand="0" w:firstRowFirstColumn="0" w:firstRowLastColumn="0" w:lastRowFirstColumn="0" w:lastRowLastColumn="0"/>
               <w:rPr>
-                <w:rFonts w:ascii="Times New Roman" w:eastAsia="Times New Roman" w:hAnsi="Times New Roman" w:cs="Times New Roman"/>
-                <w:b/>
-                <w:bCs/>
-                <w:kern w:val="0"/>
-                <w:sz w:val="20"/>
-                <w:szCs w:val="20"/>
+                <w:rFonts w:ascii="Courier New" w:eastAsia="Times New Roman" w:hAnsi="Courier New" w:cs="Courier New"/>
+                <w:b/>
+                <w:bCs/>
+                <w:color w:val="000000"/>
+                <w:kern w:val="0"/>
                 <w14:ligatures w14:val="none"/>
               </w:rPr>
             </w:pPr>
@@ -12871,7 +12878,7 @@
                 <w:kern w:val="0"/>
                 <w14:ligatures w14:val="none"/>
               </w:rPr>
-              <w:t>Bat and ball</w:t>
+              <w:t>-----------------------------</w:t>
             </w:r>
           </w:p>
         </w:tc>
@@ -12895,6 +12902,17 @@
                 <w14:ligatures w14:val="none"/>
               </w:rPr>
             </w:pPr>
+            <w:r>
+              <w:rPr>
+                <w:rFonts w:ascii="Courier New" w:eastAsia="Times New Roman" w:hAnsi="Courier New" w:cs="Courier New"/>
+                <w:b/>
+                <w:bCs/>
+                <w:color w:val="000000"/>
+                <w:kern w:val="0"/>
+                <w14:ligatures w14:val="none"/>
+              </w:rPr>
+              <w:t>-----------</w:t>
+            </w:r>
           </w:p>
         </w:tc>
         <w:tc>
@@ -12927,7 +12945,7 @@
                 <w:kern w:val="0"/>
                 <w14:ligatures w14:val="none"/>
               </w:rPr>
-              <w:t>29</w:t>
+              <w:t>---------------------</w:t>
             </w:r>
           </w:p>
         </w:tc>
@@ -12949,6 +12967,17 @@
                 <w14:ligatures w14:val="none"/>
               </w:rPr>
             </w:pPr>
+            <w:r>
+              <w:rPr>
+                <w:rFonts w:ascii="Courier New" w:eastAsia="Times New Roman" w:hAnsi="Courier New" w:cs="Courier New"/>
+                <w:b/>
+                <w:bCs/>
+                <w:color w:val="000000"/>
+                <w:kern w:val="0"/>
+                <w14:ligatures w14:val="none"/>
+              </w:rPr>
+              <w:t>-----------</w:t>
+            </w:r>
           </w:p>
         </w:tc>
       </w:tr>
@@ -12981,7 +13010,7 @@
                 <w:kern w:val="0"/>
                 <w14:ligatures w14:val="none"/>
               </w:rPr>
-              <w:t>Ice-lollies</w:t>
+              <w:t>Crib with Cot Mobile</w:t>
             </w:r>
           </w:p>
         </w:tc>
@@ -13074,24 +13103,25 @@
             <w:tcW w:w="4405" w:type="dxa"/>
             <w:noWrap/>
             <w:vAlign w:val="center"/>
-          </w:tcPr>
-          <w:p>
-            <w:pPr>
-              <w:rPr>
-                <w:rFonts w:ascii="Courier New" w:eastAsia="Times New Roman" w:hAnsi="Courier New" w:cs="Courier New"/>
-                <w:color w:val="000000"/>
-                <w:kern w:val="0"/>
-                <w14:ligatures w14:val="none"/>
-              </w:rPr>
-            </w:pPr>
-            <w:r>
-              <w:rPr>
-                <w:rFonts w:ascii="Courier New" w:eastAsia="Times New Roman" w:hAnsi="Courier New" w:cs="Courier New"/>
-                <w:color w:val="000000"/>
-                <w:kern w:val="0"/>
-                <w14:ligatures w14:val="none"/>
-              </w:rPr>
-              <w:t>Chalk pieces</w:t>
+            <w:hideMark/>
+          </w:tcPr>
+          <w:p>
+            <w:pPr>
+              <w:rPr>
+                <w:rFonts w:ascii="Courier New" w:eastAsia="Times New Roman" w:hAnsi="Courier New" w:cs="Courier New"/>
+                <w:color w:val="000000"/>
+                <w:kern w:val="0"/>
+                <w14:ligatures w14:val="none"/>
+              </w:rPr>
+            </w:pPr>
+            <w:r>
+              <w:rPr>
+                <w:rFonts w:ascii="Courier New" w:eastAsia="Times New Roman" w:hAnsi="Courier New" w:cs="Courier New"/>
+                <w:color w:val="000000"/>
+                <w:kern w:val="0"/>
+                <w14:ligatures w14:val="none"/>
+              </w:rPr>
+              <w:t>Cycle</w:t>
             </w:r>
           </w:p>
         </w:tc>
@@ -13100,6 +13130,7 @@
             <w:tcW w:w="1890" w:type="dxa"/>
             <w:noWrap/>
             <w:vAlign w:val="center"/>
+            <w:hideMark/>
           </w:tcPr>
           <w:p>
             <w:pPr>
@@ -13121,17 +13152,19 @@
             <w:tcW w:w="3268" w:type="dxa"/>
             <w:noWrap/>
             <w:vAlign w:val="center"/>
-          </w:tcPr>
-          <w:p>
-            <w:pPr>
-              <w:jc w:val="center"/>
-              <w:cnfStyle w:val="000000100000" w:firstRow="0" w:lastRow="0" w:firstColumn="0" w:lastColumn="0" w:oddVBand="0" w:evenVBand="0" w:oddHBand="1" w:evenHBand="0" w:firstRowFirstColumn="0" w:firstRowLastColumn="0" w:lastRowFirstColumn="0" w:lastRowLastColumn="0"/>
-              <w:rPr>
-                <w:rFonts w:ascii="Courier New" w:eastAsia="Times New Roman" w:hAnsi="Courier New" w:cs="Courier New"/>
-                <w:b/>
-                <w:bCs/>
-                <w:color w:val="000000"/>
-                <w:kern w:val="0"/>
+            <w:hideMark/>
+          </w:tcPr>
+          <w:p>
+            <w:pPr>
+              <w:jc w:val="center"/>
+              <w:cnfStyle w:val="000000100000" w:firstRow="0" w:lastRow="0" w:firstColumn="0" w:lastColumn="0" w:oddVBand="0" w:evenVBand="0" w:oddHBand="1" w:evenHBand="0" w:firstRowFirstColumn="0" w:firstRowLastColumn="0" w:lastRowFirstColumn="0" w:lastRowLastColumn="0"/>
+              <w:rPr>
+                <w:rFonts w:ascii="Times New Roman" w:eastAsia="Times New Roman" w:hAnsi="Times New Roman" w:cs="Times New Roman"/>
+                <w:b/>
+                <w:bCs/>
+                <w:kern w:val="0"/>
+                <w:sz w:val="20"/>
+                <w:szCs w:val="20"/>
                 <w14:ligatures w14:val="none"/>
               </w:rPr>
             </w:pPr>
@@ -13198,7 +13231,7 @@
                 <w:kern w:val="0"/>
                 <w14:ligatures w14:val="none"/>
               </w:rPr>
-              <w:t>Beer bottles to cheer</w:t>
+              <w:t>Ointment/ Band-aid</w:t>
             </w:r>
           </w:p>
         </w:tc>
@@ -13291,25 +13324,24 @@
             <w:tcW w:w="4405" w:type="dxa"/>
             <w:noWrap/>
             <w:vAlign w:val="center"/>
-            <w:hideMark/>
-          </w:tcPr>
-          <w:p>
-            <w:pPr>
-              <w:rPr>
-                <w:rFonts w:ascii="Courier New" w:eastAsia="Times New Roman" w:hAnsi="Courier New" w:cs="Courier New"/>
-                <w:color w:val="000000"/>
-                <w:kern w:val="0"/>
-                <w14:ligatures w14:val="none"/>
-              </w:rPr>
-            </w:pPr>
-            <w:r>
-              <w:rPr>
-                <w:rFonts w:ascii="Courier New" w:eastAsia="Times New Roman" w:hAnsi="Courier New" w:cs="Courier New"/>
-                <w:color w:val="000000"/>
-                <w:kern w:val="0"/>
-                <w14:ligatures w14:val="none"/>
-              </w:rPr>
-              <w:t>Doobie</w:t>
+          </w:tcPr>
+          <w:p>
+            <w:pPr>
+              <w:rPr>
+                <w:rFonts w:ascii="Courier New" w:eastAsia="Times New Roman" w:hAnsi="Courier New" w:cs="Courier New"/>
+                <w:color w:val="000000"/>
+                <w:kern w:val="0"/>
+                <w14:ligatures w14:val="none"/>
+              </w:rPr>
+            </w:pPr>
+            <w:r>
+              <w:rPr>
+                <w:rFonts w:ascii="Courier New" w:eastAsia="Times New Roman" w:hAnsi="Courier New" w:cs="Courier New"/>
+                <w:color w:val="000000"/>
+                <w:kern w:val="0"/>
+                <w14:ligatures w14:val="none"/>
+              </w:rPr>
+              <w:t>Puppy</w:t>
             </w:r>
           </w:p>
         </w:tc>
@@ -13318,7 +13350,6 @@
             <w:tcW w:w="1890" w:type="dxa"/>
             <w:noWrap/>
             <w:vAlign w:val="center"/>
-            <w:hideMark/>
           </w:tcPr>
           <w:p>
             <w:pPr>
@@ -13340,19 +13371,17 @@
             <w:tcW w:w="3268" w:type="dxa"/>
             <w:noWrap/>
             <w:vAlign w:val="center"/>
-            <w:hideMark/>
-          </w:tcPr>
-          <w:p>
-            <w:pPr>
-              <w:jc w:val="center"/>
-              <w:cnfStyle w:val="000000100000" w:firstRow="0" w:lastRow="0" w:firstColumn="0" w:lastColumn="0" w:oddVBand="0" w:evenVBand="0" w:oddHBand="1" w:evenHBand="0" w:firstRowFirstColumn="0" w:firstRowLastColumn="0" w:lastRowFirstColumn="0" w:lastRowLastColumn="0"/>
-              <w:rPr>
-                <w:rFonts w:ascii="Times New Roman" w:eastAsia="Times New Roman" w:hAnsi="Times New Roman" w:cs="Times New Roman"/>
-                <w:b/>
-                <w:bCs/>
-                <w:kern w:val="0"/>
-                <w:sz w:val="20"/>
-                <w:szCs w:val="20"/>
+          </w:tcPr>
+          <w:p>
+            <w:pPr>
+              <w:jc w:val="center"/>
+              <w:cnfStyle w:val="000000100000" w:firstRow="0" w:lastRow="0" w:firstColumn="0" w:lastColumn="0" w:oddVBand="0" w:evenVBand="0" w:oddHBand="1" w:evenHBand="0" w:firstRowFirstColumn="0" w:firstRowLastColumn="0" w:lastRowFirstColumn="0" w:lastRowLastColumn="0"/>
+              <w:rPr>
+                <w:rFonts w:ascii="Courier New" w:eastAsia="Times New Roman" w:hAnsi="Courier New" w:cs="Courier New"/>
+                <w:b/>
+                <w:bCs/>
+                <w:color w:val="000000"/>
+                <w:kern w:val="0"/>
                 <w14:ligatures w14:val="none"/>
               </w:rPr>
             </w:pPr>
@@ -13401,24 +13430,25 @@
             <w:tcW w:w="4405" w:type="dxa"/>
             <w:noWrap/>
             <w:vAlign w:val="center"/>
-          </w:tcPr>
-          <w:p>
-            <w:pPr>
-              <w:rPr>
-                <w:rFonts w:ascii="Courier New" w:eastAsia="Times New Roman" w:hAnsi="Courier New" w:cs="Courier New"/>
-                <w:color w:val="000000"/>
-                <w:kern w:val="0"/>
-                <w14:ligatures w14:val="none"/>
-              </w:rPr>
-            </w:pPr>
-            <w:r>
-              <w:rPr>
-                <w:rFonts w:ascii="Courier New" w:eastAsia="Times New Roman" w:hAnsi="Courier New" w:cs="Courier New"/>
-                <w:color w:val="000000"/>
-                <w:kern w:val="0"/>
-                <w14:ligatures w14:val="none"/>
-              </w:rPr>
-              <w:t>Wedding Ring</w:t>
+            <w:hideMark/>
+          </w:tcPr>
+          <w:p>
+            <w:pPr>
+              <w:rPr>
+                <w:rFonts w:ascii="Courier New" w:eastAsia="Times New Roman" w:hAnsi="Courier New" w:cs="Courier New"/>
+                <w:color w:val="000000"/>
+                <w:kern w:val="0"/>
+                <w14:ligatures w14:val="none"/>
+              </w:rPr>
+            </w:pPr>
+            <w:r>
+              <w:rPr>
+                <w:rFonts w:ascii="Courier New" w:eastAsia="Times New Roman" w:hAnsi="Courier New" w:cs="Courier New"/>
+                <w:color w:val="000000"/>
+                <w:kern w:val="0"/>
+                <w14:ligatures w14:val="none"/>
+              </w:rPr>
+              <w:t>Marigold</w:t>
             </w:r>
           </w:p>
         </w:tc>
@@ -13427,6 +13457,7 @@
             <w:tcW w:w="1890" w:type="dxa"/>
             <w:noWrap/>
             <w:vAlign w:val="center"/>
+            <w:hideMark/>
           </w:tcPr>
           <w:p>
             <w:pPr>
@@ -13448,17 +13479,19 @@
             <w:tcW w:w="3268" w:type="dxa"/>
             <w:noWrap/>
             <w:vAlign w:val="center"/>
-          </w:tcPr>
-          <w:p>
-            <w:pPr>
-              <w:jc w:val="center"/>
-              <w:cnfStyle w:val="000000000000" w:firstRow="0" w:lastRow="0" w:firstColumn="0" w:lastColumn="0" w:oddVBand="0" w:evenVBand="0" w:oddHBand="0" w:evenHBand="0" w:firstRowFirstColumn="0" w:firstRowLastColumn="0" w:lastRowFirstColumn="0" w:lastRowLastColumn="0"/>
-              <w:rPr>
-                <w:rFonts w:ascii="Courier New" w:eastAsia="Times New Roman" w:hAnsi="Courier New" w:cs="Courier New"/>
-                <w:b/>
-                <w:bCs/>
-                <w:color w:val="000000"/>
-                <w:kern w:val="0"/>
+            <w:hideMark/>
+          </w:tcPr>
+          <w:p>
+            <w:pPr>
+              <w:jc w:val="center"/>
+              <w:cnfStyle w:val="000000000000" w:firstRow="0" w:lastRow="0" w:firstColumn="0" w:lastColumn="0" w:oddVBand="0" w:evenVBand="0" w:oddHBand="0" w:evenHBand="0" w:firstRowFirstColumn="0" w:firstRowLastColumn="0" w:lastRowFirstColumn="0" w:lastRowLastColumn="0"/>
+              <w:rPr>
+                <w:rFonts w:ascii="Times New Roman" w:eastAsia="Times New Roman" w:hAnsi="Times New Roman" w:cs="Times New Roman"/>
+                <w:b/>
+                <w:bCs/>
+                <w:kern w:val="0"/>
+                <w:sz w:val="20"/>
+                <w:szCs w:val="20"/>
                 <w14:ligatures w14:val="none"/>
               </w:rPr>
             </w:pPr>
@@ -13508,24 +13541,25 @@
             <w:tcW w:w="4405" w:type="dxa"/>
             <w:noWrap/>
             <w:vAlign w:val="center"/>
-          </w:tcPr>
-          <w:p>
-            <w:pPr>
-              <w:rPr>
-                <w:rFonts w:ascii="Courier New" w:eastAsia="Times New Roman" w:hAnsi="Courier New" w:cs="Courier New"/>
-                <w:color w:val="000000"/>
-                <w:kern w:val="0"/>
-                <w14:ligatures w14:val="none"/>
-              </w:rPr>
-            </w:pPr>
-            <w:r>
-              <w:rPr>
-                <w:rFonts w:ascii="Courier New" w:eastAsia="Times New Roman" w:hAnsi="Courier New" w:cs="Courier New"/>
-                <w:color w:val="000000"/>
-                <w:kern w:val="0"/>
-                <w14:ligatures w14:val="none"/>
-              </w:rPr>
-              <w:t>A Baby</w:t>
+            <w:hideMark/>
+          </w:tcPr>
+          <w:p>
+            <w:pPr>
+              <w:rPr>
+                <w:rFonts w:ascii="Courier New" w:eastAsia="Times New Roman" w:hAnsi="Courier New" w:cs="Courier New"/>
+                <w:color w:val="000000"/>
+                <w:kern w:val="0"/>
+                <w14:ligatures w14:val="none"/>
+              </w:rPr>
+            </w:pPr>
+            <w:r>
+              <w:rPr>
+                <w:rFonts w:ascii="Courier New" w:eastAsia="Times New Roman" w:hAnsi="Courier New" w:cs="Courier New"/>
+                <w:color w:val="000000"/>
+                <w:kern w:val="0"/>
+                <w14:ligatures w14:val="none"/>
+              </w:rPr>
+              <w:t>Bat and ball</w:t>
             </w:r>
           </w:p>
         </w:tc>
@@ -13534,6 +13568,7 @@
             <w:tcW w:w="1890" w:type="dxa"/>
             <w:noWrap/>
             <w:vAlign w:val="center"/>
+            <w:hideMark/>
           </w:tcPr>
           <w:p>
             <w:pPr>
@@ -13555,17 +13590,19 @@
             <w:tcW w:w="3268" w:type="dxa"/>
             <w:noWrap/>
             <w:vAlign w:val="center"/>
-          </w:tcPr>
-          <w:p>
-            <w:pPr>
-              <w:jc w:val="center"/>
-              <w:cnfStyle w:val="000000100000" w:firstRow="0" w:lastRow="0" w:firstColumn="0" w:lastColumn="0" w:oddVBand="0" w:evenVBand="0" w:oddHBand="1" w:evenHBand="0" w:firstRowFirstColumn="0" w:firstRowLastColumn="0" w:lastRowFirstColumn="0" w:lastRowLastColumn="0"/>
-              <w:rPr>
-                <w:rFonts w:ascii="Courier New" w:eastAsia="Times New Roman" w:hAnsi="Courier New" w:cs="Courier New"/>
-                <w:b/>
-                <w:bCs/>
-                <w:color w:val="000000"/>
-                <w:kern w:val="0"/>
+            <w:hideMark/>
+          </w:tcPr>
+          <w:p>
+            <w:pPr>
+              <w:jc w:val="center"/>
+              <w:cnfStyle w:val="000000100000" w:firstRow="0" w:lastRow="0" w:firstColumn="0" w:lastColumn="0" w:oddVBand="0" w:evenVBand="0" w:oddHBand="1" w:evenHBand="0" w:firstRowFirstColumn="0" w:firstRowLastColumn="0" w:lastRowFirstColumn="0" w:lastRowLastColumn="0"/>
+              <w:rPr>
+                <w:rFonts w:ascii="Times New Roman" w:eastAsia="Times New Roman" w:hAnsi="Times New Roman" w:cs="Times New Roman"/>
+                <w:b/>
+                <w:bCs/>
+                <w:kern w:val="0"/>
+                <w:sz w:val="20"/>
+                <w:szCs w:val="20"/>
                 <w14:ligatures w14:val="none"/>
               </w:rPr>
             </w:pPr>
@@ -13614,24 +13651,25 @@
             <w:tcW w:w="4405" w:type="dxa"/>
             <w:noWrap/>
             <w:vAlign w:val="center"/>
-          </w:tcPr>
-          <w:p>
-            <w:pPr>
-              <w:rPr>
-                <w:rFonts w:ascii="Courier New" w:eastAsia="Times New Roman" w:hAnsi="Courier New" w:cs="Courier New"/>
-                <w:color w:val="000000"/>
-                <w:kern w:val="0"/>
-                <w14:ligatures w14:val="none"/>
-              </w:rPr>
-            </w:pPr>
-            <w:r>
-              <w:rPr>
-                <w:rFonts w:ascii="Courier New" w:eastAsia="Times New Roman" w:hAnsi="Courier New" w:cs="Courier New"/>
-                <w:color w:val="000000"/>
-                <w:kern w:val="0"/>
-                <w14:ligatures w14:val="none"/>
-              </w:rPr>
-              <w:t>Tuxedo</w:t>
+            <w:hideMark/>
+          </w:tcPr>
+          <w:p>
+            <w:pPr>
+              <w:rPr>
+                <w:rFonts w:ascii="Courier New" w:eastAsia="Times New Roman" w:hAnsi="Courier New" w:cs="Courier New"/>
+                <w:color w:val="000000"/>
+                <w:kern w:val="0"/>
+                <w14:ligatures w14:val="none"/>
+              </w:rPr>
+            </w:pPr>
+            <w:r>
+              <w:rPr>
+                <w:rFonts w:ascii="Courier New" w:eastAsia="Times New Roman" w:hAnsi="Courier New" w:cs="Courier New"/>
+                <w:color w:val="000000"/>
+                <w:kern w:val="0"/>
+                <w14:ligatures w14:val="none"/>
+              </w:rPr>
+              <w:t>Ice-lollies</w:t>
             </w:r>
           </w:p>
         </w:tc>
@@ -13640,6 +13678,7 @@
             <w:tcW w:w="1890" w:type="dxa"/>
             <w:noWrap/>
             <w:vAlign w:val="center"/>
+            <w:hideMark/>
           </w:tcPr>
           <w:p>
             <w:pPr>
@@ -13661,17 +13700,19 @@
             <w:tcW w:w="3268" w:type="dxa"/>
             <w:noWrap/>
             <w:vAlign w:val="center"/>
-          </w:tcPr>
-          <w:p>
-            <w:pPr>
-              <w:jc w:val="center"/>
-              <w:cnfStyle w:val="000000000000" w:firstRow="0" w:lastRow="0" w:firstColumn="0" w:lastColumn="0" w:oddVBand="0" w:evenVBand="0" w:oddHBand="0" w:evenHBand="0" w:firstRowFirstColumn="0" w:firstRowLastColumn="0" w:lastRowFirstColumn="0" w:lastRowLastColumn="0"/>
-              <w:rPr>
-                <w:rFonts w:ascii="Courier New" w:eastAsia="Times New Roman" w:hAnsi="Courier New" w:cs="Courier New"/>
-                <w:b/>
-                <w:bCs/>
-                <w:color w:val="000000"/>
-                <w:kern w:val="0"/>
+            <w:hideMark/>
+          </w:tcPr>
+          <w:p>
+            <w:pPr>
+              <w:jc w:val="center"/>
+              <w:cnfStyle w:val="000000000000" w:firstRow="0" w:lastRow="0" w:firstColumn="0" w:lastColumn="0" w:oddVBand="0" w:evenVBand="0" w:oddHBand="0" w:evenHBand="0" w:firstRowFirstColumn="0" w:firstRowLastColumn="0" w:lastRowFirstColumn="0" w:lastRowLastColumn="0"/>
+              <w:rPr>
+                <w:rFonts w:ascii="Times New Roman" w:eastAsia="Times New Roman" w:hAnsi="Times New Roman" w:cs="Times New Roman"/>
+                <w:b/>
+                <w:bCs/>
+                <w:kern w:val="0"/>
+                <w:sz w:val="20"/>
+                <w:szCs w:val="20"/>
                 <w14:ligatures w14:val="none"/>
               </w:rPr>
             </w:pPr>
@@ -13738,7 +13779,7 @@
                 <w:kern w:val="0"/>
                 <w14:ligatures w14:val="none"/>
               </w:rPr>
-              <w:t>Car</w:t>
+              <w:t>Chalk pieces</w:t>
             </w:r>
           </w:p>
         </w:tc>
@@ -13827,25 +13868,663 @@
             <w:tcW w:w="4405" w:type="dxa"/>
             <w:noWrap/>
             <w:vAlign w:val="center"/>
-          </w:tcPr>
-          <w:p>
-            <w:pPr>
-              <w:rPr>
-                <w:rFonts w:ascii="Courier New" w:eastAsia="Times New Roman" w:hAnsi="Courier New" w:cs="Courier New"/>
-                <w:color w:val="000000"/>
-                <w:kern w:val="0"/>
-                <w14:ligatures w14:val="none"/>
-              </w:rPr>
-            </w:pPr>
-            <w:r>
-              <w:rPr>
-                <w:rFonts w:ascii="Courier New" w:eastAsia="Times New Roman" w:hAnsi="Courier New" w:cs="Courier New"/>
-                <w:color w:val="000000"/>
-                <w:kern w:val="0"/>
-                <w14:ligatures w14:val="none"/>
-              </w:rPr>
-              <w:t xml:space="preserve">A cloth to cover invertor </w:t>
-            </w:r>
+            <w:hideMark/>
+          </w:tcPr>
+          <w:p>
+            <w:pPr>
+              <w:rPr>
+                <w:rFonts w:ascii="Courier New" w:eastAsia="Times New Roman" w:hAnsi="Courier New" w:cs="Courier New"/>
+                <w:color w:val="000000"/>
+                <w:kern w:val="0"/>
+                <w14:ligatures w14:val="none"/>
+              </w:rPr>
+            </w:pPr>
+            <w:r>
+              <w:rPr>
+                <w:rFonts w:ascii="Courier New" w:eastAsia="Times New Roman" w:hAnsi="Courier New" w:cs="Courier New"/>
+                <w:color w:val="000000"/>
+                <w:kern w:val="0"/>
+                <w14:ligatures w14:val="none"/>
+              </w:rPr>
+              <w:t>Beer bottles to cheer</w:t>
+            </w:r>
+          </w:p>
+        </w:tc>
+        <w:tc>
+          <w:tcPr>
+            <w:tcW w:w="1890" w:type="dxa"/>
+            <w:noWrap/>
+            <w:vAlign w:val="center"/>
+            <w:hideMark/>
+          </w:tcPr>
+          <w:p>
+            <w:pPr>
+              <w:jc w:val="center"/>
+              <w:cnfStyle w:val="000000000000" w:firstRow="0" w:lastRow="0" w:firstColumn="0" w:lastColumn="0" w:oddVBand="0" w:evenVBand="0" w:oddHBand="0" w:evenHBand="0" w:firstRowFirstColumn="0" w:firstRowLastColumn="0" w:lastRowFirstColumn="0" w:lastRowLastColumn="0"/>
+              <w:rPr>
+                <w:rFonts w:ascii="Courier New" w:eastAsia="Times New Roman" w:hAnsi="Courier New" w:cs="Courier New"/>
+                <w:b/>
+                <w:bCs/>
+                <w:color w:val="000000"/>
+                <w:kern w:val="0"/>
+                <w14:ligatures w14:val="none"/>
+              </w:rPr>
+            </w:pPr>
+          </w:p>
+        </w:tc>
+        <w:tc>
+          <w:tcPr>
+            <w:tcW w:w="3268" w:type="dxa"/>
+            <w:noWrap/>
+            <w:vAlign w:val="center"/>
+            <w:hideMark/>
+          </w:tcPr>
+          <w:p>
+            <w:pPr>
+              <w:jc w:val="center"/>
+              <w:cnfStyle w:val="000000000000" w:firstRow="0" w:lastRow="0" w:firstColumn="0" w:lastColumn="0" w:oddVBand="0" w:evenVBand="0" w:oddHBand="0" w:evenHBand="0" w:firstRowFirstColumn="0" w:firstRowLastColumn="0" w:lastRowFirstColumn="0" w:lastRowLastColumn="0"/>
+              <w:rPr>
+                <w:rFonts w:ascii="Times New Roman" w:eastAsia="Times New Roman" w:hAnsi="Times New Roman" w:cs="Times New Roman"/>
+                <w:b/>
+                <w:bCs/>
+                <w:kern w:val="0"/>
+                <w:sz w:val="20"/>
+                <w:szCs w:val="20"/>
+                <w14:ligatures w14:val="none"/>
+              </w:rPr>
+            </w:pPr>
+            <w:r>
+              <w:rPr>
+                <w:rFonts w:ascii="Courier New" w:eastAsia="Times New Roman" w:hAnsi="Courier New" w:cs="Courier New"/>
+                <w:b/>
+                <w:bCs/>
+                <w:color w:val="000000"/>
+                <w:kern w:val="0"/>
+                <w14:ligatures w14:val="none"/>
+              </w:rPr>
+              <w:t>29</w:t>
+            </w:r>
+          </w:p>
+        </w:tc>
+        <w:tc>
+          <w:tcPr>
+            <w:tcW w:w="1804" w:type="dxa"/>
+            <w:vAlign w:val="center"/>
+          </w:tcPr>
+          <w:p>
+            <w:pPr>
+              <w:cnfStyle w:val="000000000000" w:firstRow="0" w:lastRow="0" w:firstColumn="0" w:lastColumn="0" w:oddVBand="0" w:evenVBand="0" w:oddHBand="0" w:evenHBand="0" w:firstRowFirstColumn="0" w:firstRowLastColumn="0" w:lastRowFirstColumn="0" w:lastRowLastColumn="0"/>
+              <w:rPr>
+                <w:rFonts w:ascii="Times New Roman" w:eastAsia="Times New Roman" w:hAnsi="Times New Roman" w:cs="Times New Roman"/>
+                <w:b/>
+                <w:bCs/>
+                <w:kern w:val="0"/>
+                <w:sz w:val="20"/>
+                <w:szCs w:val="20"/>
+                <w14:ligatures w14:val="none"/>
+              </w:rPr>
+            </w:pPr>
+          </w:p>
+        </w:tc>
+      </w:tr>
+      <w:tr>
+        <w:trPr>
+          <w:cnfStyle w:val="000000100000" w:firstRow="0" w:lastRow="0" w:firstColumn="0" w:lastColumn="0" w:oddVBand="0" w:evenVBand="0" w:oddHBand="1" w:evenHBand="0" w:firstRowFirstColumn="0" w:firstRowLastColumn="0" w:lastRowFirstColumn="0" w:lastRowLastColumn="0"/>
+          <w:trHeight w:val="432"/>
+          <w:jc w:val="center"/>
+        </w:trPr>
+        <w:tc>
+          <w:tcPr>
+            <w:cnfStyle w:val="001000000000" w:firstRow="0" w:lastRow="0" w:firstColumn="1" w:lastColumn="0" w:oddVBand="0" w:evenVBand="0" w:oddHBand="0" w:evenHBand="0" w:firstRowFirstColumn="0" w:firstRowLastColumn="0" w:lastRowFirstColumn="0" w:lastRowLastColumn="0"/>
+            <w:tcW w:w="4405" w:type="dxa"/>
+            <w:noWrap/>
+            <w:vAlign w:val="center"/>
+            <w:hideMark/>
+          </w:tcPr>
+          <w:p>
+            <w:pPr>
+              <w:rPr>
+                <w:rFonts w:ascii="Courier New" w:eastAsia="Times New Roman" w:hAnsi="Courier New" w:cs="Courier New"/>
+                <w:color w:val="000000"/>
+                <w:kern w:val="0"/>
+                <w14:ligatures w14:val="none"/>
+              </w:rPr>
+            </w:pPr>
+            <w:r>
+              <w:rPr>
+                <w:rFonts w:ascii="Courier New" w:eastAsia="Times New Roman" w:hAnsi="Courier New" w:cs="Courier New"/>
+                <w:color w:val="000000"/>
+                <w:kern w:val="0"/>
+                <w14:ligatures w14:val="none"/>
+              </w:rPr>
+              <w:t>Doobie</w:t>
+            </w:r>
+          </w:p>
+        </w:tc>
+        <w:tc>
+          <w:tcPr>
+            <w:tcW w:w="1890" w:type="dxa"/>
+            <w:noWrap/>
+            <w:vAlign w:val="center"/>
+            <w:hideMark/>
+          </w:tcPr>
+          <w:p>
+            <w:pPr>
+              <w:jc w:val="center"/>
+              <w:cnfStyle w:val="000000100000" w:firstRow="0" w:lastRow="0" w:firstColumn="0" w:lastColumn="0" w:oddVBand="0" w:evenVBand="0" w:oddHBand="1" w:evenHBand="0" w:firstRowFirstColumn="0" w:firstRowLastColumn="0" w:lastRowFirstColumn="0" w:lastRowLastColumn="0"/>
+              <w:rPr>
+                <w:rFonts w:ascii="Courier New" w:eastAsia="Times New Roman" w:hAnsi="Courier New" w:cs="Courier New"/>
+                <w:b/>
+                <w:bCs/>
+                <w:color w:val="000000"/>
+                <w:kern w:val="0"/>
+                <w14:ligatures w14:val="none"/>
+              </w:rPr>
+            </w:pPr>
+          </w:p>
+        </w:tc>
+        <w:tc>
+          <w:tcPr>
+            <w:tcW w:w="3268" w:type="dxa"/>
+            <w:noWrap/>
+            <w:vAlign w:val="center"/>
+            <w:hideMark/>
+          </w:tcPr>
+          <w:p>
+            <w:pPr>
+              <w:jc w:val="center"/>
+              <w:cnfStyle w:val="000000100000" w:firstRow="0" w:lastRow="0" w:firstColumn="0" w:lastColumn="0" w:oddVBand="0" w:evenVBand="0" w:oddHBand="1" w:evenHBand="0" w:firstRowFirstColumn="0" w:firstRowLastColumn="0" w:lastRowFirstColumn="0" w:lastRowLastColumn="0"/>
+              <w:rPr>
+                <w:rFonts w:ascii="Times New Roman" w:eastAsia="Times New Roman" w:hAnsi="Times New Roman" w:cs="Times New Roman"/>
+                <w:b/>
+                <w:bCs/>
+                <w:kern w:val="0"/>
+                <w:sz w:val="20"/>
+                <w:szCs w:val="20"/>
+                <w14:ligatures w14:val="none"/>
+              </w:rPr>
+            </w:pPr>
+            <w:r>
+              <w:rPr>
+                <w:rFonts w:ascii="Courier New" w:eastAsia="Times New Roman" w:hAnsi="Courier New" w:cs="Courier New"/>
+                <w:b/>
+                <w:bCs/>
+                <w:color w:val="000000"/>
+                <w:kern w:val="0"/>
+                <w14:ligatures w14:val="none"/>
+              </w:rPr>
+              <w:t>29</w:t>
+            </w:r>
+          </w:p>
+        </w:tc>
+        <w:tc>
+          <w:tcPr>
+            <w:tcW w:w="1804" w:type="dxa"/>
+            <w:vAlign w:val="center"/>
+          </w:tcPr>
+          <w:p>
+            <w:pPr>
+              <w:cnfStyle w:val="000000100000" w:firstRow="0" w:lastRow="0" w:firstColumn="0" w:lastColumn="0" w:oddVBand="0" w:evenVBand="0" w:oddHBand="1" w:evenHBand="0" w:firstRowFirstColumn="0" w:firstRowLastColumn="0" w:lastRowFirstColumn="0" w:lastRowLastColumn="0"/>
+              <w:rPr>
+                <w:rFonts w:ascii="Times New Roman" w:eastAsia="Times New Roman" w:hAnsi="Times New Roman" w:cs="Times New Roman"/>
+                <w:b/>
+                <w:bCs/>
+                <w:kern w:val="0"/>
+                <w:sz w:val="20"/>
+                <w:szCs w:val="20"/>
+                <w14:ligatures w14:val="none"/>
+              </w:rPr>
+            </w:pPr>
+          </w:p>
+        </w:tc>
+      </w:tr>
+      <w:tr>
+        <w:trPr>
+          <w:trHeight w:val="432"/>
+          <w:jc w:val="center"/>
+        </w:trPr>
+        <w:tc>
+          <w:tcPr>
+            <w:cnfStyle w:val="001000000000" w:firstRow="0" w:lastRow="0" w:firstColumn="1" w:lastColumn="0" w:oddVBand="0" w:evenVBand="0" w:oddHBand="0" w:evenHBand="0" w:firstRowFirstColumn="0" w:firstRowLastColumn="0" w:lastRowFirstColumn="0" w:lastRowLastColumn="0"/>
+            <w:tcW w:w="4405" w:type="dxa"/>
+            <w:noWrap/>
+            <w:vAlign w:val="center"/>
+          </w:tcPr>
+          <w:p>
+            <w:pPr>
+              <w:rPr>
+                <w:rFonts w:ascii="Courier New" w:eastAsia="Times New Roman" w:hAnsi="Courier New" w:cs="Courier New"/>
+                <w:color w:val="000000"/>
+                <w:kern w:val="0"/>
+                <w14:ligatures w14:val="none"/>
+              </w:rPr>
+            </w:pPr>
+            <w:r>
+              <w:rPr>
+                <w:rFonts w:ascii="Courier New" w:eastAsia="Times New Roman" w:hAnsi="Courier New" w:cs="Courier New"/>
+                <w:color w:val="000000"/>
+                <w:kern w:val="0"/>
+                <w14:ligatures w14:val="none"/>
+              </w:rPr>
+              <w:t>Wedding Ring</w:t>
+            </w:r>
+          </w:p>
+        </w:tc>
+        <w:tc>
+          <w:tcPr>
+            <w:tcW w:w="1890" w:type="dxa"/>
+            <w:noWrap/>
+            <w:vAlign w:val="center"/>
+          </w:tcPr>
+          <w:p>
+            <w:pPr>
+              <w:jc w:val="center"/>
+              <w:cnfStyle w:val="000000000000" w:firstRow="0" w:lastRow="0" w:firstColumn="0" w:lastColumn="0" w:oddVBand="0" w:evenVBand="0" w:oddHBand="0" w:evenHBand="0" w:firstRowFirstColumn="0" w:firstRowLastColumn="0" w:lastRowFirstColumn="0" w:lastRowLastColumn="0"/>
+              <w:rPr>
+                <w:rFonts w:ascii="Courier New" w:eastAsia="Times New Roman" w:hAnsi="Courier New" w:cs="Courier New"/>
+                <w:b/>
+                <w:bCs/>
+                <w:color w:val="000000"/>
+                <w:kern w:val="0"/>
+                <w14:ligatures w14:val="none"/>
+              </w:rPr>
+            </w:pPr>
+          </w:p>
+        </w:tc>
+        <w:tc>
+          <w:tcPr>
+            <w:tcW w:w="3268" w:type="dxa"/>
+            <w:noWrap/>
+            <w:vAlign w:val="center"/>
+          </w:tcPr>
+          <w:p>
+            <w:pPr>
+              <w:jc w:val="center"/>
+              <w:cnfStyle w:val="000000000000" w:firstRow="0" w:lastRow="0" w:firstColumn="0" w:lastColumn="0" w:oddVBand="0" w:evenVBand="0" w:oddHBand="0" w:evenHBand="0" w:firstRowFirstColumn="0" w:firstRowLastColumn="0" w:lastRowFirstColumn="0" w:lastRowLastColumn="0"/>
+              <w:rPr>
+                <w:rFonts w:ascii="Courier New" w:eastAsia="Times New Roman" w:hAnsi="Courier New" w:cs="Courier New"/>
+                <w:b/>
+                <w:bCs/>
+                <w:color w:val="000000"/>
+                <w:kern w:val="0"/>
+                <w14:ligatures w14:val="none"/>
+              </w:rPr>
+            </w:pPr>
+            <w:r>
+              <w:rPr>
+                <w:rFonts w:ascii="Courier New" w:eastAsia="Times New Roman" w:hAnsi="Courier New" w:cs="Courier New"/>
+                <w:b/>
+                <w:bCs/>
+                <w:color w:val="000000"/>
+                <w:kern w:val="0"/>
+                <w14:ligatures w14:val="none"/>
+              </w:rPr>
+              <w:t>29</w:t>
+            </w:r>
+          </w:p>
+        </w:tc>
+        <w:tc>
+          <w:tcPr>
+            <w:tcW w:w="1804" w:type="dxa"/>
+            <w:vAlign w:val="center"/>
+          </w:tcPr>
+          <w:p>
+            <w:pPr>
+              <w:cnfStyle w:val="000000000000" w:firstRow="0" w:lastRow="0" w:firstColumn="0" w:lastColumn="0" w:oddVBand="0" w:evenVBand="0" w:oddHBand="0" w:evenHBand="0" w:firstRowFirstColumn="0" w:firstRowLastColumn="0" w:lastRowFirstColumn="0" w:lastRowLastColumn="0"/>
+              <w:rPr>
+                <w:rFonts w:ascii="Times New Roman" w:eastAsia="Times New Roman" w:hAnsi="Times New Roman" w:cs="Times New Roman"/>
+                <w:b/>
+                <w:bCs/>
+                <w:kern w:val="0"/>
+                <w:sz w:val="20"/>
+                <w:szCs w:val="20"/>
+                <w14:ligatures w14:val="none"/>
+              </w:rPr>
+            </w:pPr>
+          </w:p>
+        </w:tc>
+      </w:tr>
+      <w:tr>
+        <w:trPr>
+          <w:cnfStyle w:val="000000100000" w:firstRow="0" w:lastRow="0" w:firstColumn="0" w:lastColumn="0" w:oddVBand="0" w:evenVBand="0" w:oddHBand="1" w:evenHBand="0" w:firstRowFirstColumn="0" w:firstRowLastColumn="0" w:lastRowFirstColumn="0" w:lastRowLastColumn="0"/>
+          <w:trHeight w:val="432"/>
+          <w:jc w:val="center"/>
+        </w:trPr>
+        <w:tc>
+          <w:tcPr>
+            <w:cnfStyle w:val="001000000000" w:firstRow="0" w:lastRow="0" w:firstColumn="1" w:lastColumn="0" w:oddVBand="0" w:evenVBand="0" w:oddHBand="0" w:evenHBand="0" w:firstRowFirstColumn="0" w:firstRowLastColumn="0" w:lastRowFirstColumn="0" w:lastRowLastColumn="0"/>
+            <w:tcW w:w="4405" w:type="dxa"/>
+            <w:noWrap/>
+            <w:vAlign w:val="center"/>
+          </w:tcPr>
+          <w:p>
+            <w:pPr>
+              <w:rPr>
+                <w:rFonts w:ascii="Courier New" w:eastAsia="Times New Roman" w:hAnsi="Courier New" w:cs="Courier New"/>
+                <w:color w:val="000000"/>
+                <w:kern w:val="0"/>
+                <w14:ligatures w14:val="none"/>
+              </w:rPr>
+            </w:pPr>
+            <w:r>
+              <w:rPr>
+                <w:rFonts w:ascii="Courier New" w:eastAsia="Times New Roman" w:hAnsi="Courier New" w:cs="Courier New"/>
+                <w:color w:val="000000"/>
+                <w:kern w:val="0"/>
+                <w14:ligatures w14:val="none"/>
+              </w:rPr>
+              <w:t>A Baby</w:t>
+            </w:r>
+          </w:p>
+        </w:tc>
+        <w:tc>
+          <w:tcPr>
+            <w:tcW w:w="1890" w:type="dxa"/>
+            <w:noWrap/>
+            <w:vAlign w:val="center"/>
+          </w:tcPr>
+          <w:p>
+            <w:pPr>
+              <w:jc w:val="center"/>
+              <w:cnfStyle w:val="000000100000" w:firstRow="0" w:lastRow="0" w:firstColumn="0" w:lastColumn="0" w:oddVBand="0" w:evenVBand="0" w:oddHBand="1" w:evenHBand="0" w:firstRowFirstColumn="0" w:firstRowLastColumn="0" w:lastRowFirstColumn="0" w:lastRowLastColumn="0"/>
+              <w:rPr>
+                <w:rFonts w:ascii="Courier New" w:eastAsia="Times New Roman" w:hAnsi="Courier New" w:cs="Courier New"/>
+                <w:b/>
+                <w:bCs/>
+                <w:color w:val="000000"/>
+                <w:kern w:val="0"/>
+                <w14:ligatures w14:val="none"/>
+              </w:rPr>
+            </w:pPr>
+          </w:p>
+        </w:tc>
+        <w:tc>
+          <w:tcPr>
+            <w:tcW w:w="3268" w:type="dxa"/>
+            <w:noWrap/>
+            <w:vAlign w:val="center"/>
+          </w:tcPr>
+          <w:p>
+            <w:pPr>
+              <w:jc w:val="center"/>
+              <w:cnfStyle w:val="000000100000" w:firstRow="0" w:lastRow="0" w:firstColumn="0" w:lastColumn="0" w:oddVBand="0" w:evenVBand="0" w:oddHBand="1" w:evenHBand="0" w:firstRowFirstColumn="0" w:firstRowLastColumn="0" w:lastRowFirstColumn="0" w:lastRowLastColumn="0"/>
+              <w:rPr>
+                <w:rFonts w:ascii="Courier New" w:eastAsia="Times New Roman" w:hAnsi="Courier New" w:cs="Courier New"/>
+                <w:b/>
+                <w:bCs/>
+                <w:color w:val="000000"/>
+                <w:kern w:val="0"/>
+                <w14:ligatures w14:val="none"/>
+              </w:rPr>
+            </w:pPr>
+            <w:r>
+              <w:rPr>
+                <w:rFonts w:ascii="Courier New" w:eastAsia="Times New Roman" w:hAnsi="Courier New" w:cs="Courier New"/>
+                <w:b/>
+                <w:bCs/>
+                <w:color w:val="000000"/>
+                <w:kern w:val="0"/>
+                <w14:ligatures w14:val="none"/>
+              </w:rPr>
+              <w:t>29</w:t>
+            </w:r>
+          </w:p>
+        </w:tc>
+        <w:tc>
+          <w:tcPr>
+            <w:tcW w:w="1804" w:type="dxa"/>
+            <w:vAlign w:val="center"/>
+          </w:tcPr>
+          <w:p>
+            <w:pPr>
+              <w:cnfStyle w:val="000000100000" w:firstRow="0" w:lastRow="0" w:firstColumn="0" w:lastColumn="0" w:oddVBand="0" w:evenVBand="0" w:oddHBand="1" w:evenHBand="0" w:firstRowFirstColumn="0" w:firstRowLastColumn="0" w:lastRowFirstColumn="0" w:lastRowLastColumn="0"/>
+              <w:rPr>
+                <w:rFonts w:ascii="Times New Roman" w:eastAsia="Times New Roman" w:hAnsi="Times New Roman" w:cs="Times New Roman"/>
+                <w:b/>
+                <w:bCs/>
+                <w:kern w:val="0"/>
+                <w:sz w:val="20"/>
+                <w:szCs w:val="20"/>
+                <w14:ligatures w14:val="none"/>
+              </w:rPr>
+            </w:pPr>
+          </w:p>
+        </w:tc>
+      </w:tr>
+      <w:tr>
+        <w:trPr>
+          <w:trHeight w:val="432"/>
+          <w:jc w:val="center"/>
+        </w:trPr>
+        <w:tc>
+          <w:tcPr>
+            <w:cnfStyle w:val="001000000000" w:firstRow="0" w:lastRow="0" w:firstColumn="1" w:lastColumn="0" w:oddVBand="0" w:evenVBand="0" w:oddHBand="0" w:evenHBand="0" w:firstRowFirstColumn="0" w:firstRowLastColumn="0" w:lastRowFirstColumn="0" w:lastRowLastColumn="0"/>
+            <w:tcW w:w="4405" w:type="dxa"/>
+            <w:noWrap/>
+            <w:vAlign w:val="center"/>
+          </w:tcPr>
+          <w:p>
+            <w:pPr>
+              <w:rPr>
+                <w:rFonts w:ascii="Courier New" w:eastAsia="Times New Roman" w:hAnsi="Courier New" w:cs="Courier New"/>
+                <w:color w:val="000000"/>
+                <w:kern w:val="0"/>
+                <w14:ligatures w14:val="none"/>
+              </w:rPr>
+            </w:pPr>
+            <w:r>
+              <w:rPr>
+                <w:rFonts w:ascii="Courier New" w:eastAsia="Times New Roman" w:hAnsi="Courier New" w:cs="Courier New"/>
+                <w:color w:val="000000"/>
+                <w:kern w:val="0"/>
+                <w14:ligatures w14:val="none"/>
+              </w:rPr>
+              <w:t>Tuxedo</w:t>
+            </w:r>
+          </w:p>
+        </w:tc>
+        <w:tc>
+          <w:tcPr>
+            <w:tcW w:w="1890" w:type="dxa"/>
+            <w:noWrap/>
+            <w:vAlign w:val="center"/>
+          </w:tcPr>
+          <w:p>
+            <w:pPr>
+              <w:jc w:val="center"/>
+              <w:cnfStyle w:val="000000000000" w:firstRow="0" w:lastRow="0" w:firstColumn="0" w:lastColumn="0" w:oddVBand="0" w:evenVBand="0" w:oddHBand="0" w:evenHBand="0" w:firstRowFirstColumn="0" w:firstRowLastColumn="0" w:lastRowFirstColumn="0" w:lastRowLastColumn="0"/>
+              <w:rPr>
+                <w:rFonts w:ascii="Courier New" w:eastAsia="Times New Roman" w:hAnsi="Courier New" w:cs="Courier New"/>
+                <w:b/>
+                <w:bCs/>
+                <w:color w:val="000000"/>
+                <w:kern w:val="0"/>
+                <w14:ligatures w14:val="none"/>
+              </w:rPr>
+            </w:pPr>
+          </w:p>
+        </w:tc>
+        <w:tc>
+          <w:tcPr>
+            <w:tcW w:w="3268" w:type="dxa"/>
+            <w:noWrap/>
+            <w:vAlign w:val="center"/>
+          </w:tcPr>
+          <w:p>
+            <w:pPr>
+              <w:jc w:val="center"/>
+              <w:cnfStyle w:val="000000000000" w:firstRow="0" w:lastRow="0" w:firstColumn="0" w:lastColumn="0" w:oddVBand="0" w:evenVBand="0" w:oddHBand="0" w:evenHBand="0" w:firstRowFirstColumn="0" w:firstRowLastColumn="0" w:lastRowFirstColumn="0" w:lastRowLastColumn="0"/>
+              <w:rPr>
+                <w:rFonts w:ascii="Courier New" w:eastAsia="Times New Roman" w:hAnsi="Courier New" w:cs="Courier New"/>
+                <w:b/>
+                <w:bCs/>
+                <w:color w:val="000000"/>
+                <w:kern w:val="0"/>
+                <w14:ligatures w14:val="none"/>
+              </w:rPr>
+            </w:pPr>
+            <w:r>
+              <w:rPr>
+                <w:rFonts w:ascii="Courier New" w:eastAsia="Times New Roman" w:hAnsi="Courier New" w:cs="Courier New"/>
+                <w:b/>
+                <w:bCs/>
+                <w:color w:val="000000"/>
+                <w:kern w:val="0"/>
+                <w14:ligatures w14:val="none"/>
+              </w:rPr>
+              <w:t>29</w:t>
+            </w:r>
+          </w:p>
+        </w:tc>
+        <w:tc>
+          <w:tcPr>
+            <w:tcW w:w="1804" w:type="dxa"/>
+            <w:vAlign w:val="center"/>
+          </w:tcPr>
+          <w:p>
+            <w:pPr>
+              <w:cnfStyle w:val="000000000000" w:firstRow="0" w:lastRow="0" w:firstColumn="0" w:lastColumn="0" w:oddVBand="0" w:evenVBand="0" w:oddHBand="0" w:evenHBand="0" w:firstRowFirstColumn="0" w:firstRowLastColumn="0" w:lastRowFirstColumn="0" w:lastRowLastColumn="0"/>
+              <w:rPr>
+                <w:rFonts w:ascii="Times New Roman" w:eastAsia="Times New Roman" w:hAnsi="Times New Roman" w:cs="Times New Roman"/>
+                <w:b/>
+                <w:bCs/>
+                <w:kern w:val="0"/>
+                <w:sz w:val="20"/>
+                <w:szCs w:val="20"/>
+                <w14:ligatures w14:val="none"/>
+              </w:rPr>
+            </w:pPr>
+          </w:p>
+        </w:tc>
+      </w:tr>
+      <w:tr>
+        <w:trPr>
+          <w:cnfStyle w:val="000000100000" w:firstRow="0" w:lastRow="0" w:firstColumn="0" w:lastColumn="0" w:oddVBand="0" w:evenVBand="0" w:oddHBand="1" w:evenHBand="0" w:firstRowFirstColumn="0" w:firstRowLastColumn="0" w:lastRowFirstColumn="0" w:lastRowLastColumn="0"/>
+          <w:trHeight w:val="432"/>
+          <w:jc w:val="center"/>
+        </w:trPr>
+        <w:tc>
+          <w:tcPr>
+            <w:cnfStyle w:val="001000000000" w:firstRow="0" w:lastRow="0" w:firstColumn="1" w:lastColumn="0" w:oddVBand="0" w:evenVBand="0" w:oddHBand="0" w:evenHBand="0" w:firstRowFirstColumn="0" w:firstRowLastColumn="0" w:lastRowFirstColumn="0" w:lastRowLastColumn="0"/>
+            <w:tcW w:w="4405" w:type="dxa"/>
+            <w:noWrap/>
+            <w:vAlign w:val="center"/>
+          </w:tcPr>
+          <w:p>
+            <w:pPr>
+              <w:rPr>
+                <w:rFonts w:ascii="Courier New" w:eastAsia="Times New Roman" w:hAnsi="Courier New" w:cs="Courier New"/>
+                <w:color w:val="000000"/>
+                <w:kern w:val="0"/>
+                <w14:ligatures w14:val="none"/>
+              </w:rPr>
+            </w:pPr>
+            <w:r>
+              <w:rPr>
+                <w:rFonts w:ascii="Courier New" w:eastAsia="Times New Roman" w:hAnsi="Courier New" w:cs="Courier New"/>
+                <w:color w:val="000000"/>
+                <w:kern w:val="0"/>
+                <w14:ligatures w14:val="none"/>
+              </w:rPr>
+              <w:t>Car</w:t>
+            </w:r>
+          </w:p>
+        </w:tc>
+        <w:tc>
+          <w:tcPr>
+            <w:tcW w:w="1890" w:type="dxa"/>
+            <w:noWrap/>
+            <w:vAlign w:val="center"/>
+          </w:tcPr>
+          <w:p>
+            <w:pPr>
+              <w:jc w:val="center"/>
+              <w:cnfStyle w:val="000000100000" w:firstRow="0" w:lastRow="0" w:firstColumn="0" w:lastColumn="0" w:oddVBand="0" w:evenVBand="0" w:oddHBand="1" w:evenHBand="0" w:firstRowFirstColumn="0" w:firstRowLastColumn="0" w:lastRowFirstColumn="0" w:lastRowLastColumn="0"/>
+              <w:rPr>
+                <w:rFonts w:ascii="Courier New" w:eastAsia="Times New Roman" w:hAnsi="Courier New" w:cs="Courier New"/>
+                <w:b/>
+                <w:bCs/>
+                <w:color w:val="000000"/>
+                <w:kern w:val="0"/>
+                <w14:ligatures w14:val="none"/>
+              </w:rPr>
+            </w:pPr>
+          </w:p>
+        </w:tc>
+        <w:tc>
+          <w:tcPr>
+            <w:tcW w:w="3268" w:type="dxa"/>
+            <w:noWrap/>
+            <w:vAlign w:val="center"/>
+          </w:tcPr>
+          <w:p>
+            <w:pPr>
+              <w:jc w:val="center"/>
+              <w:cnfStyle w:val="000000100000" w:firstRow="0" w:lastRow="0" w:firstColumn="0" w:lastColumn="0" w:oddVBand="0" w:evenVBand="0" w:oddHBand="1" w:evenHBand="0" w:firstRowFirstColumn="0" w:firstRowLastColumn="0" w:lastRowFirstColumn="0" w:lastRowLastColumn="0"/>
+              <w:rPr>
+                <w:rFonts w:ascii="Courier New" w:eastAsia="Times New Roman" w:hAnsi="Courier New" w:cs="Courier New"/>
+                <w:b/>
+                <w:bCs/>
+                <w:color w:val="000000"/>
+                <w:kern w:val="0"/>
+                <w14:ligatures w14:val="none"/>
+              </w:rPr>
+            </w:pPr>
+            <w:r>
+              <w:rPr>
+                <w:rFonts w:ascii="Courier New" w:eastAsia="Times New Roman" w:hAnsi="Courier New" w:cs="Courier New"/>
+                <w:b/>
+                <w:bCs/>
+                <w:color w:val="000000"/>
+                <w:kern w:val="0"/>
+                <w14:ligatures w14:val="none"/>
+              </w:rPr>
+              <w:t>29</w:t>
+            </w:r>
+          </w:p>
+        </w:tc>
+        <w:tc>
+          <w:tcPr>
+            <w:tcW w:w="1804" w:type="dxa"/>
+            <w:vAlign w:val="center"/>
+          </w:tcPr>
+          <w:p>
+            <w:pPr>
+              <w:cnfStyle w:val="000000100000" w:firstRow="0" w:lastRow="0" w:firstColumn="0" w:lastColumn="0" w:oddVBand="0" w:evenVBand="0" w:oddHBand="1" w:evenHBand="0" w:firstRowFirstColumn="0" w:firstRowLastColumn="0" w:lastRowFirstColumn="0" w:lastRowLastColumn="0"/>
+              <w:rPr>
+                <w:rFonts w:ascii="Times New Roman" w:eastAsia="Times New Roman" w:hAnsi="Times New Roman" w:cs="Times New Roman"/>
+                <w:b/>
+                <w:bCs/>
+                <w:kern w:val="0"/>
+                <w:sz w:val="20"/>
+                <w:szCs w:val="20"/>
+                <w14:ligatures w14:val="none"/>
+              </w:rPr>
+            </w:pPr>
+          </w:p>
+        </w:tc>
+      </w:tr>
+      <w:tr>
+        <w:trPr>
+          <w:trHeight w:val="432"/>
+          <w:jc w:val="center"/>
+        </w:trPr>
+        <w:tc>
+          <w:tcPr>
+            <w:cnfStyle w:val="001000000000" w:firstRow="0" w:lastRow="0" w:firstColumn="1" w:lastColumn="0" w:oddVBand="0" w:evenVBand="0" w:oddHBand="0" w:evenHBand="0" w:firstRowFirstColumn="0" w:firstRowLastColumn="0" w:lastRowFirstColumn="0" w:lastRowLastColumn="0"/>
+            <w:tcW w:w="4405" w:type="dxa"/>
+            <w:noWrap/>
+            <w:vAlign w:val="center"/>
+          </w:tcPr>
+          <w:p>
+            <w:pPr>
+              <w:rPr>
+                <w:rFonts w:ascii="Courier New" w:eastAsia="Times New Roman" w:hAnsi="Courier New" w:cs="Courier New"/>
+                <w:color w:val="000000"/>
+                <w:kern w:val="0"/>
+                <w14:ligatures w14:val="none"/>
+              </w:rPr>
+            </w:pPr>
           </w:p>
         </w:tc>
         <w:tc>
@@ -13934,7 +14613,7 @@
 </file>
 
 <file path=word/endnotes.xml><?xml version="1.0" encoding="utf-8"?>
-<w:endnotes xmlns:wpc="http://schemas.microsoft.com/office/word/2010/wordprocessingCanvas" xmlns:cx="http://schemas.microsoft.com/office/drawing/2014/chartex" xmlns:cx1="http://schemas.microsoft.com/office/drawing/2015/9/8/chartex" xmlns:cx2="http://schemas.microsoft.com/office/drawing/2015/10/21/chartex" xmlns:cx3="http://schemas.microsoft.com/office/drawing/2016/5/9/chartex" xmlns:cx4="http://schemas.microsoft.com/office/drawing/2016/5/10/chartex" xmlns:cx5="http://schemas.microsoft.com/office/drawing/2016/5/11/chartex" xmlns:cx6="http://schemas.microsoft.com/office/drawing/2016/5/12/chartex" xmlns:cx7="http://schemas.microsoft.com/office/drawing/2016/5/13/chartex" xmlns:cx8="http://schemas.microsoft.com/office/drawing/2016/5/14/chartex" xmlns:mc="http://schemas.openxmlformats.org/markup-compatibility/2006" xmlns:aink="http://schemas.microsoft.com/office/drawing/2016/ink" xmlns:am3d="http://schemas.microsoft.com/office/drawing/2017/model3d" xmlns:o="urn:schemas-microsoft-com:office:office" xmlns:oel="http://schemas.microsoft.com/office/2019/extlst" xmlns:r="http://schemas.openxmlformats.org/officeDocument/2006/relationships" xmlns:m="http://schemas.openxmlformats.org/officeDocument/2006/math" xmlns:v="urn:schemas-microsoft-com:vml" xmlns:wp14="http://schemas.microsoft.com/office/word/2010/wordprocessingDrawing" xmlns:wp="http://schemas.openxmlformats.org/drawingml/2006/wordprocessingDrawing" xmlns:w10="urn:schemas-microsoft-com:office:word" xmlns:w="http://schemas.openxmlformats.org/wordprocessingml/2006/main" xmlns:w14="http://schemas.microsoft.com/office/word/2010/wordml" xmlns:w15="http://schemas.microsoft.com/office/word/2012/wordml" xmlns:w16cex="http://schemas.microsoft.com/office/word/2018/wordml/cex" xmlns:w16cid="http://schemas.microsoft.com/office/word/2016/wordml/cid" xmlns:w16="http://schemas.microsoft.com/office/word/2018/wordml" xmlns:w16du="http://schemas.microsoft.com/office/word/2023/wordml/word16du" xmlns:w16sdtdh="http://schemas.microsoft.com/office/word/2020/wordml/sdtdatahash" xmlns:w16sdtfl="http://schemas.microsoft.com/office/word/2024/wordml/sdtformatlock" xmlns:w16se="http://schemas.microsoft.com/office/word/2015/wordml/symex" xmlns:wpg="http://schemas.microsoft.com/office/word/2010/wordprocessingGroup" xmlns:wpi="http://schemas.microsoft.com/office/word/2010/wordprocessingInk" xmlns:wne="http://schemas.microsoft.com/office/word/2006/wordml" xmlns:wps="http://schemas.microsoft.com/office/word/2010/wordprocessingShape" mc:Ignorable="w14 w15 w16se w16cid w16 w16cex w16sdtdh w16sdtfl w16du wp14">
+<w:endnotes xmlns:wpc="http://schemas.microsoft.com/office/word/2010/wordprocessingCanvas" xmlns:cx="http://schemas.microsoft.com/office/drawing/2014/chartex" xmlns:cx1="http://schemas.microsoft.com/office/drawing/2015/9/8/chartex" xmlns:cx2="http://schemas.microsoft.com/office/drawing/2015/10/21/chartex" xmlns:cx3="http://schemas.microsoft.com/office/drawing/2016/5/9/chartex" xmlns:cx4="http://schemas.microsoft.com/office/drawing/2016/5/10/chartex" xmlns:cx5="http://schemas.microsoft.com/office/drawing/2016/5/11/chartex" xmlns:cx6="http://schemas.microsoft.com/office/drawing/2016/5/12/chartex" xmlns:cx7="http://schemas.microsoft.com/office/drawing/2016/5/13/chartex" xmlns:cx8="http://schemas.microsoft.com/office/drawing/2016/5/14/chartex" xmlns:mc="http://schemas.openxmlformats.org/markup-compatibility/2006" xmlns:aink="http://schemas.microsoft.com/office/drawing/2016/ink" xmlns:am3d="http://schemas.microsoft.com/office/drawing/2017/model3d" xmlns:o="urn:schemas-microsoft-com:office:office" xmlns:oel="http://schemas.microsoft.com/office/2019/extlst" xmlns:r="http://schemas.openxmlformats.org/officeDocument/2006/relationships" xmlns:m="http://schemas.openxmlformats.org/officeDocument/2006/math" xmlns:v="urn:schemas-microsoft-com:vml" xmlns:wp14="http://schemas.microsoft.com/office/word/2010/wordprocessingDrawing" xmlns:wp="http://schemas.openxmlformats.org/drawingml/2006/wordprocessingDrawing" xmlns:w10="urn:schemas-microsoft-com:office:word" xmlns:w="http://schemas.openxmlformats.org/wordprocessingml/2006/main" xmlns:w14="http://schemas.microsoft.com/office/word/2010/wordml" xmlns:w15="http://schemas.microsoft.com/office/word/2012/wordml" xmlns:w16cei="http://schemas.microsoft.com/office/word/2026/wordml/cei" xmlns:w16cex="http://schemas.microsoft.com/office/word/2018/wordml/cex" xmlns:w16cid="http://schemas.microsoft.com/office/word/2016/wordml/cid" xmlns:w16="http://schemas.microsoft.com/office/word/2018/wordml" xmlns:w16du="http://schemas.microsoft.com/office/word/2023/wordml/word16du" xmlns:w16sdtdh="http://schemas.microsoft.com/office/word/2020/wordml/sdtdatahash" xmlns:w16sdtfl="http://schemas.microsoft.com/office/word/2024/wordml/sdtformatlock" xmlns:w16se="http://schemas.microsoft.com/office/word/2015/wordml/symex" xmlns:wpg="http://schemas.microsoft.com/office/word/2010/wordprocessingGroup" xmlns:wpi="http://schemas.microsoft.com/office/word/2010/wordprocessingInk" xmlns:wne="http://schemas.microsoft.com/office/word/2006/wordml" xmlns:wps="http://schemas.microsoft.com/office/word/2010/wordprocessingShape" mc:Ignorable="w14 w15 w16se w16cid w16 w16cex w16sdtdh w16sdtfl w16du wp14">
   <w:endnote w:type="separator" w:id="-1">
     <w:p>
       <w:pPr>
@@ -13959,7 +14638,7 @@
 </file>
 
 <file path=word/footnotes.xml><?xml version="1.0" encoding="utf-8"?>
-<w:footnotes xmlns:wpc="http://schemas.microsoft.com/office/word/2010/wordprocessingCanvas" xmlns:cx="http://schemas.microsoft.com/office/drawing/2014/chartex" xmlns:cx1="http://schemas.microsoft.com/office/drawing/2015/9/8/chartex" xmlns:cx2="http://schemas.microsoft.com/office/drawing/2015/10/21/chartex" xmlns:cx3="http://schemas.microsoft.com/office/drawing/2016/5/9/chartex" xmlns:cx4="http://schemas.microsoft.com/office/drawing/2016/5/10/chartex" xmlns:cx5="http://schemas.microsoft.com/office/drawing/2016/5/11/chartex" xmlns:cx6="http://schemas.microsoft.com/office/drawing/2016/5/12/chartex" xmlns:cx7="http://schemas.microsoft.com/office/drawing/2016/5/13/chartex" xmlns:cx8="http://schemas.microsoft.com/office/drawing/2016/5/14/chartex" xmlns:mc="http://schemas.openxmlformats.org/markup-compatibility/2006" xmlns:aink="http://schemas.microsoft.com/office/drawing/2016/ink" xmlns:am3d="http://schemas.microsoft.com/office/drawing/2017/model3d" xmlns:o="urn:schemas-microsoft-com:office:office" xmlns:oel="http://schemas.microsoft.com/office/2019/extlst" xmlns:r="http://schemas.openxmlformats.org/officeDocument/2006/relationships" xmlns:m="http://schemas.openxmlformats.org/officeDocument/2006/math" xmlns:v="urn:schemas-microsoft-com:vml" xmlns:wp14="http://schemas.microsoft.com/office/word/2010/wordprocessingDrawing" xmlns:wp="http://schemas.openxmlformats.org/drawingml/2006/wordprocessingDrawing" xmlns:w10="urn:schemas-microsoft-com:office:word" xmlns:w="http://schemas.openxmlformats.org/wordprocessingml/2006/main" xmlns:w14="http://schemas.microsoft.com/office/word/2010/wordml" xmlns:w15="http://schemas.microsoft.com/office/word/2012/wordml" xmlns:w16cex="http://schemas.microsoft.com/office/word/2018/wordml/cex" xmlns:w16cid="http://schemas.microsoft.com/office/word/2016/wordml/cid" xmlns:w16="http://schemas.microsoft.com/office/word/2018/wordml" xmlns:w16du="http://schemas.microsoft.com/office/word/2023/wordml/word16du" xmlns:w16sdtdh="http://schemas.microsoft.com/office/word/2020/wordml/sdtdatahash" xmlns:w16sdtfl="http://schemas.microsoft.com/office/word/2024/wordml/sdtformatlock" xmlns:w16se="http://schemas.microsoft.com/office/word/2015/wordml/symex" xmlns:wpg="http://schemas.microsoft.com/office/word/2010/wordprocessingGroup" xmlns:wpi="http://schemas.microsoft.com/office/word/2010/wordprocessingInk" xmlns:wne="http://schemas.microsoft.com/office/word/2006/wordml" xmlns:wps="http://schemas.microsoft.com/office/word/2010/wordprocessingShape" mc:Ignorable="w14 w15 w16se w16cid w16 w16cex w16sdtdh w16sdtfl w16du wp14">
+<w:footnotes xmlns:wpc="http://schemas.microsoft.com/office/word/2010/wordprocessingCanvas" xmlns:cx="http://schemas.microsoft.com/office/drawing/2014/chartex" xmlns:cx1="http://schemas.microsoft.com/office/drawing/2015/9/8/chartex" xmlns:cx2="http://schemas.microsoft.com/office/drawing/2015/10/21/chartex" xmlns:cx3="http://schemas.microsoft.com/office/drawing/2016/5/9/chartex" xmlns:cx4="http://schemas.microsoft.com/office/drawing/2016/5/10/chartex" xmlns:cx5="http://schemas.microsoft.com/office/drawing/2016/5/11/chartex" xmlns:cx6="http://schemas.microsoft.com/office/drawing/2016/5/12/chartex" xmlns:cx7="http://schemas.microsoft.com/office/drawing/2016/5/13/chartex" xmlns:cx8="http://schemas.microsoft.com/office/drawing/2016/5/14/chartex" xmlns:mc="http://schemas.openxmlformats.org/markup-compatibility/2006" xmlns:aink="http://schemas.microsoft.com/office/drawing/2016/ink" xmlns:am3d="http://schemas.microsoft.com/office/drawing/2017/model3d" xmlns:o="urn:schemas-microsoft-com:office:office" xmlns:oel="http://schemas.microsoft.com/office/2019/extlst" xmlns:r="http://schemas.openxmlformats.org/officeDocument/2006/relationships" xmlns:m="http://schemas.openxmlformats.org/officeDocument/2006/math" xmlns:v="urn:schemas-microsoft-com:vml" xmlns:wp14="http://schemas.microsoft.com/office/word/2010/wordprocessingDrawing" xmlns:wp="http://schemas.openxmlformats.org/drawingml/2006/wordprocessingDrawing" xmlns:w10="urn:schemas-microsoft-com:office:word" xmlns:w="http://schemas.openxmlformats.org/wordprocessingml/2006/main" xmlns:w14="http://schemas.microsoft.com/office/word/2010/wordml" xmlns:w15="http://schemas.microsoft.com/office/word/2012/wordml" xmlns:w16cei="http://schemas.microsoft.com/office/word/2026/wordml/cei" xmlns:w16cex="http://schemas.microsoft.com/office/word/2018/wordml/cex" xmlns:w16cid="http://schemas.microsoft.com/office/word/2016/wordml/cid" xmlns:w16="http://schemas.microsoft.com/office/word/2018/wordml" xmlns:w16du="http://schemas.microsoft.com/office/word/2023/wordml/word16du" xmlns:w16sdtdh="http://schemas.microsoft.com/office/word/2020/wordml/sdtdatahash" xmlns:w16sdtfl="http://schemas.microsoft.com/office/word/2024/wordml/sdtformatlock" xmlns:w16se="http://schemas.microsoft.com/office/word/2015/wordml/symex" xmlns:wpg="http://schemas.microsoft.com/office/word/2010/wordprocessingGroup" xmlns:wpi="http://schemas.microsoft.com/office/word/2010/wordprocessingInk" xmlns:wne="http://schemas.microsoft.com/office/word/2006/wordml" xmlns:wps="http://schemas.microsoft.com/office/word/2010/wordprocessingShape" mc:Ignorable="w14 w15 w16se w16cid w16 w16cex w16sdtdh w16sdtfl w16du wp14">
   <w:footnote w:type="separator" w:id="-1">
     <w:p>
       <w:pPr>
